--- a/EOD update daily.docx
+++ b/EOD update daily.docx
@@ -6191,30 +6191,302 @@
           <w:highlight w:val="yellow"/>
         </w:rPr>
         <w:lastRenderedPageBreak/>
-        <w:t>June 9</w:t>
-      </w:r>
-      <w:r>
+        <w:t>June 9 2026 Tuesday login: 9:42 AM logout: 5:00</w:t>
+      </w:r>
+    </w:p>
+    <w:p>
+      <w:pPr>
         <w:rPr>
           <w:b/>
           <w:bCs/>
-          <w:highlight w:val="yellow"/>
-        </w:rPr>
-        <w:t xml:space="preserve"> 2026 Tuesday login: 9:42 AM logout: 5:00</w:t>
-      </w:r>
-    </w:p>
-    <w:p>
-      <w:pPr>
+        </w:rPr>
+      </w:pPr>
+      <w:r>
         <w:rPr>
           <w:b/>
           <w:bCs/>
         </w:rPr>
-      </w:pPr>
-      <w:r>
+        <w:t>Webbing Plex:</w:t>
+      </w:r>
+    </w:p>
+    <w:p>
+      <w:pPr>
+        <w:pStyle w:val="ListParagraph"/>
+        <w:numPr>
+          <w:ilvl w:val="0"/>
+          <w:numId w:val="69"/>
+        </w:numPr>
+      </w:pPr>
+      <w:r>
+        <w:t>Completed the Popular Section implementation and refactored it into reusable components.</w:t>
+      </w:r>
+    </w:p>
+    <w:p>
+      <w:pPr>
+        <w:pStyle w:val="ListParagraph"/>
+        <w:numPr>
+          <w:ilvl w:val="0"/>
+          <w:numId w:val="69"/>
+        </w:numPr>
+      </w:pPr>
+      <w:r>
+        <w:t xml:space="preserve">Review </w:t>
+      </w:r>
+      <w:r>
+        <w:t xml:space="preserve">Popular Section </w:t>
+      </w:r>
+      <w:r>
+        <w:t xml:space="preserve">structure made by </w:t>
+      </w:r>
+      <w:proofErr w:type="spellStart"/>
+      <w:r>
+        <w:t>sikshya</w:t>
+      </w:r>
+      <w:proofErr w:type="spellEnd"/>
+      <w:r>
+        <w:t xml:space="preserve">, Refactor and </w:t>
+      </w:r>
+      <w:r>
+        <w:t>integrated it into the Home page.</w:t>
+      </w:r>
+    </w:p>
+    <w:p>
+      <w:pPr>
+        <w:pStyle w:val="ListParagraph"/>
+        <w:numPr>
+          <w:ilvl w:val="0"/>
+          <w:numId w:val="69"/>
+        </w:numPr>
+      </w:pPr>
+      <w:r>
+        <w:t>Refactored the section into reusable components:</w:t>
+      </w:r>
+    </w:p>
+    <w:p>
+      <w:pPr>
+        <w:pStyle w:val="ListParagraph"/>
+        <w:numPr>
+          <w:ilvl w:val="1"/>
+          <w:numId w:val="69"/>
+        </w:numPr>
+      </w:pPr>
+      <w:proofErr w:type="spellStart"/>
+      <w:r>
+        <w:t>PopularSection</w:t>
+      </w:r>
+      <w:proofErr w:type="spellEnd"/>
+    </w:p>
+    <w:p>
+      <w:pPr>
+        <w:pStyle w:val="ListParagraph"/>
+        <w:numPr>
+          <w:ilvl w:val="1"/>
+          <w:numId w:val="69"/>
+        </w:numPr>
+      </w:pPr>
+      <w:proofErr w:type="spellStart"/>
+      <w:r>
+        <w:t>TrendingSearches</w:t>
+      </w:r>
+      <w:proofErr w:type="spellEnd"/>
+    </w:p>
+    <w:p>
+      <w:pPr>
+        <w:pStyle w:val="ListParagraph"/>
+        <w:numPr>
+          <w:ilvl w:val="1"/>
+          <w:numId w:val="69"/>
+        </w:numPr>
+      </w:pPr>
+      <w:proofErr w:type="spellStart"/>
+      <w:r>
+        <w:t>SeasonalSearches</w:t>
+      </w:r>
+      <w:proofErr w:type="spellEnd"/>
+    </w:p>
+    <w:p>
+      <w:pPr>
+        <w:pStyle w:val="ListParagraph"/>
+        <w:numPr>
+          <w:ilvl w:val="1"/>
+          <w:numId w:val="69"/>
+        </w:numPr>
+      </w:pPr>
+      <w:proofErr w:type="spellStart"/>
+      <w:r>
+        <w:t>RecentBusiness</w:t>
+      </w:r>
+      <w:proofErr w:type="spellEnd"/>
+    </w:p>
+    <w:p>
+      <w:pPr>
+        <w:pStyle w:val="ListParagraph"/>
+        <w:numPr>
+          <w:ilvl w:val="1"/>
+          <w:numId w:val="69"/>
+        </w:numPr>
+      </w:pPr>
+      <w:proofErr w:type="spellStart"/>
+      <w:r>
+        <w:t>SearchGrid</w:t>
+      </w:r>
+      <w:proofErr w:type="spellEnd"/>
+    </w:p>
+    <w:p>
+      <w:pPr>
+        <w:pStyle w:val="ListParagraph"/>
+        <w:numPr>
+          <w:ilvl w:val="1"/>
+          <w:numId w:val="69"/>
+        </w:numPr>
+      </w:pPr>
+      <w:r>
+        <w:t>Added and organized mock data for:</w:t>
+      </w:r>
+    </w:p>
+    <w:p>
+      <w:pPr>
+        <w:pStyle w:val="ListParagraph"/>
+        <w:numPr>
+          <w:ilvl w:val="1"/>
+          <w:numId w:val="69"/>
+        </w:numPr>
+      </w:pPr>
+      <w:r>
+        <w:t>Popular cities</w:t>
+      </w:r>
+    </w:p>
+    <w:p>
+      <w:pPr>
+        <w:pStyle w:val="ListParagraph"/>
+        <w:numPr>
+          <w:ilvl w:val="1"/>
+          <w:numId w:val="69"/>
+        </w:numPr>
+      </w:pPr>
+      <w:r>
+        <w:t>Trending searches</w:t>
+      </w:r>
+    </w:p>
+    <w:p>
+      <w:pPr>
+        <w:pStyle w:val="ListParagraph"/>
+        <w:numPr>
+          <w:ilvl w:val="1"/>
+          <w:numId w:val="69"/>
+        </w:numPr>
+      </w:pPr>
+      <w:r>
+        <w:t>Seasonal searches</w:t>
+      </w:r>
+    </w:p>
+    <w:p>
+      <w:pPr>
+        <w:pStyle w:val="ListParagraph"/>
+        <w:numPr>
+          <w:ilvl w:val="1"/>
+          <w:numId w:val="69"/>
+        </w:numPr>
+      </w:pPr>
+      <w:r>
+        <w:t>Recently registered businesses</w:t>
+      </w:r>
+    </w:p>
+    <w:p>
+      <w:pPr>
+        <w:pStyle w:val="ListParagraph"/>
+        <w:numPr>
+          <w:ilvl w:val="0"/>
+          <w:numId w:val="69"/>
+        </w:numPr>
+      </w:pPr>
+      <w:r>
+        <w:t>Improved component composition and prop typing using TypeScript.</w:t>
+      </w:r>
+    </w:p>
+    <w:p>
+      <w:pPr>
+        <w:pStyle w:val="ListParagraph"/>
+        <w:numPr>
+          <w:ilvl w:val="0"/>
+          <w:numId w:val="69"/>
+        </w:numPr>
+      </w:pPr>
+      <w:r>
+        <w:t>Updated global styles and utility classes.</w:t>
+      </w:r>
+    </w:p>
+    <w:p>
+      <w:pPr>
+        <w:pStyle w:val="ListParagraph"/>
+        <w:numPr>
+          <w:ilvl w:val="0"/>
+          <w:numId w:val="69"/>
+        </w:numPr>
+      </w:pPr>
+      <w:r>
+        <w:t>Reorganized project structure for better separation of concerns.</w:t>
+      </w:r>
+    </w:p>
+    <w:p>
+      <w:pPr>
+        <w:pStyle w:val="ListParagraph"/>
+        <w:numPr>
+          <w:ilvl w:val="0"/>
+          <w:numId w:val="69"/>
+        </w:numPr>
+      </w:pPr>
+      <w:r>
+        <w:t>Synced latest changes from main and resolved merge updates.</w:t>
+      </w:r>
+    </w:p>
+    <w:p>
+      <w:r>
+        <w:br w:type="page"/>
+      </w:r>
+    </w:p>
+    <w:p>
+      <w:pPr>
+        <w:pStyle w:val="Heading1"/>
+      </w:pPr>
+      <w:r>
+        <w:rPr>
+          <w:highlight w:val="yellow"/>
+        </w:rPr>
+        <w:lastRenderedPageBreak/>
+        <w:t xml:space="preserve">June 10 </w:t>
+      </w:r>
+      <w:proofErr w:type="gramStart"/>
+      <w:r>
+        <w:rPr>
+          <w:highlight w:val="yellow"/>
+        </w:rPr>
+        <w:t>2026 :</w:t>
+      </w:r>
+      <w:proofErr w:type="gramEnd"/>
+      <w:r>
+        <w:rPr>
+          <w:highlight w:val="yellow"/>
+        </w:rPr>
+        <w:t xml:space="preserve"> Wednesday login: 9:13 AM Logout</w:t>
+      </w:r>
+      <w:r>
+        <w:t xml:space="preserve">: </w:t>
+      </w:r>
+    </w:p>
+    <w:p>
+      <w:pPr>
         <w:rPr>
           <w:b/>
           <w:bCs/>
         </w:rPr>
-        <w:t>Webbing Plex:</w:t>
+      </w:pPr>
+      <w:r>
+        <w:rPr>
+          <w:b/>
+          <w:bCs/>
+        </w:rPr>
+        <w:t>Webbing plex:</w:t>
       </w:r>
     </w:p>
     <w:p>
@@ -6222,11 +6494,11 @@
         <w:pStyle w:val="ListParagraph"/>
         <w:numPr>
           <w:ilvl w:val="0"/>
-          <w:numId w:val="69"/>
-        </w:numPr>
-      </w:pPr>
-      <w:r>
-        <w:t>Completed the Popular Section implementation and refactored it into reusable components.</w:t>
+          <w:numId w:val="70"/>
+        </w:numPr>
+      </w:pPr>
+      <w:r>
+        <w:t>Set up authentication structure UI using auth organized login/signup pages and components.</w:t>
       </w:r>
     </w:p>
     <w:p>
@@ -6234,28 +6506,19 @@
         <w:pStyle w:val="ListParagraph"/>
         <w:numPr>
           <w:ilvl w:val="0"/>
-          <w:numId w:val="69"/>
-        </w:numPr>
-      </w:pPr>
-      <w:r>
-        <w:t xml:space="preserve">Review </w:t>
-      </w:r>
-      <w:r>
-        <w:t xml:space="preserve">Popular Section </w:t>
-      </w:r>
-      <w:r>
-        <w:t xml:space="preserve">structure made by </w:t>
+          <w:numId w:val="70"/>
+        </w:numPr>
+      </w:pPr>
+      <w:r>
+        <w:t xml:space="preserve">Built login page UI and sign-up form with reusable </w:t>
       </w:r>
       <w:proofErr w:type="spellStart"/>
       <w:r>
-        <w:t>sikshya</w:t>
+        <w:t>Shadcn</w:t>
       </w:r>
       <w:proofErr w:type="spellEnd"/>
       <w:r>
-        <w:t xml:space="preserve">, Refactor and </w:t>
-      </w:r>
-      <w:r>
-        <w:t>integrated it into the Home page.</w:t>
+        <w:t>-style components.</w:t>
       </w:r>
     </w:p>
     <w:p>
@@ -6263,189 +6526,144 @@
         <w:pStyle w:val="ListParagraph"/>
         <w:numPr>
           <w:ilvl w:val="0"/>
-          <w:numId w:val="69"/>
-        </w:numPr>
-      </w:pPr>
-      <w:r>
-        <w:t>Refactored the section into reusable components:</w:t>
+          <w:numId w:val="70"/>
+        </w:numPr>
+      </w:pPr>
+      <w:r>
+        <w:t>Added Google SVG icon setup for authentication buttons.</w:t>
       </w:r>
     </w:p>
     <w:p>
       <w:pPr>
         <w:pStyle w:val="ListParagraph"/>
         <w:numPr>
+          <w:ilvl w:val="0"/>
+          <w:numId w:val="70"/>
+        </w:numPr>
+      </w:pPr>
+      <w:r>
+        <w:t>Fixed syntax errors and cleaned up initial auth-related code structure.</w:t>
+      </w:r>
+    </w:p>
+    <w:p>
+      <w:r>
+        <w:br w:type="page"/>
+      </w:r>
+    </w:p>
+    <w:p>
+      <w:pPr>
+        <w:pStyle w:val="Heading1"/>
+      </w:pPr>
+      <w:r>
+        <w:rPr>
+          <w:highlight w:val="yellow"/>
+        </w:rPr>
+        <w:lastRenderedPageBreak/>
+        <w:t>June 11 2026 Thursday login: 9:08 logout: 5: 00</w:t>
+      </w:r>
+    </w:p>
+    <w:p>
+      <w:r>
+        <w:rPr>
+          <w:b/>
+          <w:bCs/>
+        </w:rPr>
+        <w:t>Webbing plex</w:t>
+      </w:r>
+      <w:r>
+        <w:t>:</w:t>
+      </w:r>
+    </w:p>
+    <w:p>
+      <w:pPr>
+        <w:pStyle w:val="ListParagraph"/>
+        <w:numPr>
+          <w:ilvl w:val="0"/>
+          <w:numId w:val="72"/>
+        </w:numPr>
+      </w:pPr>
+      <w:r>
+        <w:t xml:space="preserve">Base UI/design implementation completed. </w:t>
+      </w:r>
+    </w:p>
+    <w:p>
+      <w:pPr>
+        <w:pStyle w:val="ListParagraph"/>
+        <w:numPr>
+          <w:ilvl w:val="0"/>
+          <w:numId w:val="72"/>
+        </w:numPr>
+      </w:pPr>
+      <w:r>
+        <w:t xml:space="preserve">Core code structure is ready. </w:t>
+      </w:r>
+    </w:p>
+    <w:p>
+      <w:pPr>
+        <w:pStyle w:val="ListParagraph"/>
+        <w:numPr>
+          <w:ilvl w:val="0"/>
+          <w:numId w:val="72"/>
+        </w:numPr>
+      </w:pPr>
+      <w:r>
+        <w:t>Planned the structure</w:t>
+      </w:r>
+    </w:p>
+    <w:p>
+      <w:pPr>
+        <w:pStyle w:val="ListParagraph"/>
+        <w:numPr>
+          <w:ilvl w:val="0"/>
+          <w:numId w:val="71"/>
+        </w:numPr>
+      </w:pPr>
+      <w:r>
+        <w:t xml:space="preserve">Remaining work: </w:t>
+      </w:r>
+    </w:p>
+    <w:p>
+      <w:pPr>
+        <w:numPr>
           <w:ilvl w:val="1"/>
-          <w:numId w:val="69"/>
-        </w:numPr>
-      </w:pPr>
-      <w:proofErr w:type="spellStart"/>
-      <w:r>
-        <w:t>PopularSection</w:t>
-      </w:r>
-      <w:proofErr w:type="spellEnd"/>
-    </w:p>
-    <w:p>
-      <w:pPr>
-        <w:pStyle w:val="ListParagraph"/>
+          <w:numId w:val="72"/>
+        </w:numPr>
+      </w:pPr>
+      <w:r>
+        <w:t xml:space="preserve">Component separation/refactoring </w:t>
+      </w:r>
+    </w:p>
+    <w:p>
+      <w:pPr>
         <w:numPr>
           <w:ilvl w:val="1"/>
-          <w:numId w:val="69"/>
-        </w:numPr>
-      </w:pPr>
-      <w:proofErr w:type="spellStart"/>
-      <w:r>
-        <w:t>TrendingSearches</w:t>
-      </w:r>
-      <w:proofErr w:type="spellEnd"/>
-    </w:p>
-    <w:p>
-      <w:pPr>
-        <w:pStyle w:val="ListParagraph"/>
+          <w:numId w:val="72"/>
+        </w:numPr>
+      </w:pPr>
+      <w:r>
+        <w:t xml:space="preserve">API integration </w:t>
+      </w:r>
+    </w:p>
+    <w:p>
+      <w:pPr>
         <w:numPr>
           <w:ilvl w:val="1"/>
-          <w:numId w:val="69"/>
-        </w:numPr>
-      </w:pPr>
-      <w:proofErr w:type="spellStart"/>
-      <w:r>
-        <w:t>SeasonalSearches</w:t>
-      </w:r>
-      <w:proofErr w:type="spellEnd"/>
-    </w:p>
-    <w:p>
-      <w:pPr>
-        <w:pStyle w:val="ListParagraph"/>
+          <w:numId w:val="72"/>
+        </w:numPr>
+      </w:pPr>
+      <w:r>
+        <w:t xml:space="preserve">Data binding and handling </w:t>
+      </w:r>
+    </w:p>
+    <w:p>
+      <w:pPr>
         <w:numPr>
           <w:ilvl w:val="1"/>
-          <w:numId w:val="69"/>
-        </w:numPr>
-      </w:pPr>
-      <w:proofErr w:type="spellStart"/>
-      <w:r>
-        <w:t>RecentBusiness</w:t>
-      </w:r>
-      <w:proofErr w:type="spellEnd"/>
-    </w:p>
-    <w:p>
-      <w:pPr>
-        <w:pStyle w:val="ListParagraph"/>
-        <w:numPr>
-          <w:ilvl w:val="1"/>
-          <w:numId w:val="69"/>
-        </w:numPr>
-      </w:pPr>
-      <w:proofErr w:type="spellStart"/>
-      <w:r>
-        <w:t>SearchGrid</w:t>
-      </w:r>
-      <w:proofErr w:type="spellEnd"/>
-    </w:p>
-    <w:p>
-      <w:pPr>
-        <w:pStyle w:val="ListParagraph"/>
-        <w:numPr>
-          <w:ilvl w:val="1"/>
-          <w:numId w:val="69"/>
-        </w:numPr>
-      </w:pPr>
-      <w:r>
-        <w:t>Added and organized mock data for:</w:t>
-      </w:r>
-    </w:p>
-    <w:p>
-      <w:pPr>
-        <w:pStyle w:val="ListParagraph"/>
-        <w:numPr>
-          <w:ilvl w:val="1"/>
-          <w:numId w:val="69"/>
-        </w:numPr>
-      </w:pPr>
-      <w:r>
-        <w:t>Popular cities</w:t>
-      </w:r>
-    </w:p>
-    <w:p>
-      <w:pPr>
-        <w:pStyle w:val="ListParagraph"/>
-        <w:numPr>
-          <w:ilvl w:val="1"/>
-          <w:numId w:val="69"/>
-        </w:numPr>
-      </w:pPr>
-      <w:r>
-        <w:t>Trending searches</w:t>
-      </w:r>
-    </w:p>
-    <w:p>
-      <w:pPr>
-        <w:pStyle w:val="ListParagraph"/>
-        <w:numPr>
-          <w:ilvl w:val="1"/>
-          <w:numId w:val="69"/>
-        </w:numPr>
-      </w:pPr>
-      <w:r>
-        <w:t>Seasonal searches</w:t>
-      </w:r>
-    </w:p>
-    <w:p>
-      <w:pPr>
-        <w:pStyle w:val="ListParagraph"/>
-        <w:numPr>
-          <w:ilvl w:val="1"/>
-          <w:numId w:val="69"/>
-        </w:numPr>
-      </w:pPr>
-      <w:r>
-        <w:t>Recently registered businesses</w:t>
-      </w:r>
-    </w:p>
-    <w:p>
-      <w:pPr>
-        <w:pStyle w:val="ListParagraph"/>
-        <w:numPr>
-          <w:ilvl w:val="0"/>
-          <w:numId w:val="69"/>
-        </w:numPr>
-      </w:pPr>
-      <w:r>
-        <w:t>Improved component composition and prop typing using TypeScript.</w:t>
-      </w:r>
-    </w:p>
-    <w:p>
-      <w:pPr>
-        <w:pStyle w:val="ListParagraph"/>
-        <w:numPr>
-          <w:ilvl w:val="0"/>
-          <w:numId w:val="69"/>
-        </w:numPr>
-      </w:pPr>
-      <w:r>
-        <w:t>Updated global styles and utility classes.</w:t>
-      </w:r>
-    </w:p>
-    <w:p>
-      <w:pPr>
-        <w:pStyle w:val="ListParagraph"/>
-        <w:numPr>
-          <w:ilvl w:val="0"/>
-          <w:numId w:val="69"/>
-        </w:numPr>
-      </w:pPr>
-      <w:r>
-        <w:t>Reorganized project structure for better separation of concerns.</w:t>
-      </w:r>
-    </w:p>
-    <w:p>
-      <w:pPr>
-        <w:pStyle w:val="ListParagraph"/>
-        <w:numPr>
-          <w:ilvl w:val="0"/>
-          <w:numId w:val="69"/>
-        </w:numPr>
-      </w:pPr>
-      <w:r>
-        <w:t>Synced latest changes from main and resolved merge updates.</w:t>
+          <w:numId w:val="72"/>
+        </w:numPr>
+      </w:pPr>
+      <w:r>
+        <w:t>Final testing and adjustments</w:t>
       </w:r>
     </w:p>
     <w:p/>
@@ -8291,6 +8509,119 @@
     </w:lvl>
   </w:abstractNum>
   <w:abstractNum w:abstractNumId="13" w15:restartNumberingAfterBreak="0">
+    <w:nsid w:val="1F8D1B11"/>
+    <w:multiLevelType w:val="hybridMultilevel"/>
+    <w:tmpl w:val="36F229B2"/>
+    <w:lvl w:ilvl="0" w:tplc="04090001">
+      <w:start w:val="1"/>
+      <w:numFmt w:val="bullet"/>
+      <w:lvlText w:val=""/>
+      <w:lvlJc w:val="left"/>
+      <w:pPr>
+        <w:ind w:left="720" w:hanging="360"/>
+      </w:pPr>
+      <w:rPr>
+        <w:rFonts w:ascii="Symbol" w:hAnsi="Symbol" w:hint="default"/>
+      </w:rPr>
+    </w:lvl>
+    <w:lvl w:ilvl="1" w:tplc="04090003" w:tentative="1">
+      <w:start w:val="1"/>
+      <w:numFmt w:val="bullet"/>
+      <w:lvlText w:val="o"/>
+      <w:lvlJc w:val="left"/>
+      <w:pPr>
+        <w:ind w:left="1440" w:hanging="360"/>
+      </w:pPr>
+      <w:rPr>
+        <w:rFonts w:ascii="Courier New" w:hAnsi="Courier New" w:cs="Courier New" w:hint="default"/>
+      </w:rPr>
+    </w:lvl>
+    <w:lvl w:ilvl="2" w:tplc="04090005" w:tentative="1">
+      <w:start w:val="1"/>
+      <w:numFmt w:val="bullet"/>
+      <w:lvlText w:val=""/>
+      <w:lvlJc w:val="left"/>
+      <w:pPr>
+        <w:ind w:left="2160" w:hanging="360"/>
+      </w:pPr>
+      <w:rPr>
+        <w:rFonts w:ascii="Wingdings" w:hAnsi="Wingdings" w:hint="default"/>
+      </w:rPr>
+    </w:lvl>
+    <w:lvl w:ilvl="3" w:tplc="04090001" w:tentative="1">
+      <w:start w:val="1"/>
+      <w:numFmt w:val="bullet"/>
+      <w:lvlText w:val=""/>
+      <w:lvlJc w:val="left"/>
+      <w:pPr>
+        <w:ind w:left="2880" w:hanging="360"/>
+      </w:pPr>
+      <w:rPr>
+        <w:rFonts w:ascii="Symbol" w:hAnsi="Symbol" w:hint="default"/>
+      </w:rPr>
+    </w:lvl>
+    <w:lvl w:ilvl="4" w:tplc="04090003" w:tentative="1">
+      <w:start w:val="1"/>
+      <w:numFmt w:val="bullet"/>
+      <w:lvlText w:val="o"/>
+      <w:lvlJc w:val="left"/>
+      <w:pPr>
+        <w:ind w:left="3600" w:hanging="360"/>
+      </w:pPr>
+      <w:rPr>
+        <w:rFonts w:ascii="Courier New" w:hAnsi="Courier New" w:cs="Courier New" w:hint="default"/>
+      </w:rPr>
+    </w:lvl>
+    <w:lvl w:ilvl="5" w:tplc="04090005" w:tentative="1">
+      <w:start w:val="1"/>
+      <w:numFmt w:val="bullet"/>
+      <w:lvlText w:val=""/>
+      <w:lvlJc w:val="left"/>
+      <w:pPr>
+        <w:ind w:left="4320" w:hanging="360"/>
+      </w:pPr>
+      <w:rPr>
+        <w:rFonts w:ascii="Wingdings" w:hAnsi="Wingdings" w:hint="default"/>
+      </w:rPr>
+    </w:lvl>
+    <w:lvl w:ilvl="6" w:tplc="04090001" w:tentative="1">
+      <w:start w:val="1"/>
+      <w:numFmt w:val="bullet"/>
+      <w:lvlText w:val=""/>
+      <w:lvlJc w:val="left"/>
+      <w:pPr>
+        <w:ind w:left="5040" w:hanging="360"/>
+      </w:pPr>
+      <w:rPr>
+        <w:rFonts w:ascii="Symbol" w:hAnsi="Symbol" w:hint="default"/>
+      </w:rPr>
+    </w:lvl>
+    <w:lvl w:ilvl="7" w:tplc="04090003" w:tentative="1">
+      <w:start w:val="1"/>
+      <w:numFmt w:val="bullet"/>
+      <w:lvlText w:val="o"/>
+      <w:lvlJc w:val="left"/>
+      <w:pPr>
+        <w:ind w:left="5760" w:hanging="360"/>
+      </w:pPr>
+      <w:rPr>
+        <w:rFonts w:ascii="Courier New" w:hAnsi="Courier New" w:cs="Courier New" w:hint="default"/>
+      </w:rPr>
+    </w:lvl>
+    <w:lvl w:ilvl="8" w:tplc="04090005" w:tentative="1">
+      <w:start w:val="1"/>
+      <w:numFmt w:val="bullet"/>
+      <w:lvlText w:val=""/>
+      <w:lvlJc w:val="left"/>
+      <w:pPr>
+        <w:ind w:left="6480" w:hanging="360"/>
+      </w:pPr>
+      <w:rPr>
+        <w:rFonts w:ascii="Wingdings" w:hAnsi="Wingdings" w:hint="default"/>
+      </w:rPr>
+    </w:lvl>
+  </w:abstractNum>
+  <w:abstractNum w:abstractNumId="14" w15:restartNumberingAfterBreak="0">
     <w:nsid w:val="23CF05A5"/>
     <w:multiLevelType w:val="hybridMultilevel"/>
     <w:tmpl w:val="8E70C28C"/>
@@ -8403,7 +8734,7 @@
       </w:rPr>
     </w:lvl>
   </w:abstractNum>
-  <w:abstractNum w:abstractNumId="14" w15:restartNumberingAfterBreak="0">
+  <w:abstractNum w:abstractNumId="15" w15:restartNumberingAfterBreak="0">
     <w:nsid w:val="24131328"/>
     <w:multiLevelType w:val="multilevel"/>
     <w:tmpl w:val="3EB62E3C"/>
@@ -8552,7 +8883,7 @@
       </w:rPr>
     </w:lvl>
   </w:abstractNum>
-  <w:abstractNum w:abstractNumId="15" w15:restartNumberingAfterBreak="0">
+  <w:abstractNum w:abstractNumId="16" w15:restartNumberingAfterBreak="0">
     <w:nsid w:val="266E01BD"/>
     <w:multiLevelType w:val="hybridMultilevel"/>
     <w:tmpl w:val="E8F46C30"/>
@@ -8665,7 +8996,7 @@
       </w:rPr>
     </w:lvl>
   </w:abstractNum>
-  <w:abstractNum w:abstractNumId="16" w15:restartNumberingAfterBreak="0">
+  <w:abstractNum w:abstractNumId="17" w15:restartNumberingAfterBreak="0">
     <w:nsid w:val="28AF68D9"/>
     <w:multiLevelType w:val="multilevel"/>
     <w:tmpl w:val="1DBC2298"/>
@@ -8814,7 +9145,7 @@
       </w:rPr>
     </w:lvl>
   </w:abstractNum>
-  <w:abstractNum w:abstractNumId="17" w15:restartNumberingAfterBreak="0">
+  <w:abstractNum w:abstractNumId="18" w15:restartNumberingAfterBreak="0">
     <w:nsid w:val="2A7219A1"/>
     <w:multiLevelType w:val="hybridMultilevel"/>
     <w:tmpl w:val="2708D780"/>
@@ -8927,7 +9258,120 @@
       </w:rPr>
     </w:lvl>
   </w:abstractNum>
-  <w:abstractNum w:abstractNumId="18" w15:restartNumberingAfterBreak="0">
+  <w:abstractNum w:abstractNumId="19" w15:restartNumberingAfterBreak="0">
+    <w:nsid w:val="2D6066E5"/>
+    <w:multiLevelType w:val="hybridMultilevel"/>
+    <w:tmpl w:val="3F7E4BEE"/>
+    <w:lvl w:ilvl="0" w:tplc="04090001">
+      <w:start w:val="1"/>
+      <w:numFmt w:val="bullet"/>
+      <w:lvlText w:val=""/>
+      <w:lvlJc w:val="left"/>
+      <w:pPr>
+        <w:ind w:left="720" w:hanging="360"/>
+      </w:pPr>
+      <w:rPr>
+        <w:rFonts w:ascii="Symbol" w:hAnsi="Symbol" w:hint="default"/>
+      </w:rPr>
+    </w:lvl>
+    <w:lvl w:ilvl="1" w:tplc="04090003">
+      <w:start w:val="1"/>
+      <w:numFmt w:val="bullet"/>
+      <w:lvlText w:val="o"/>
+      <w:lvlJc w:val="left"/>
+      <w:pPr>
+        <w:ind w:left="1440" w:hanging="360"/>
+      </w:pPr>
+      <w:rPr>
+        <w:rFonts w:ascii="Courier New" w:hAnsi="Courier New" w:cs="Courier New" w:hint="default"/>
+      </w:rPr>
+    </w:lvl>
+    <w:lvl w:ilvl="2" w:tplc="04090005" w:tentative="1">
+      <w:start w:val="1"/>
+      <w:numFmt w:val="bullet"/>
+      <w:lvlText w:val=""/>
+      <w:lvlJc w:val="left"/>
+      <w:pPr>
+        <w:ind w:left="2160" w:hanging="360"/>
+      </w:pPr>
+      <w:rPr>
+        <w:rFonts w:ascii="Wingdings" w:hAnsi="Wingdings" w:hint="default"/>
+      </w:rPr>
+    </w:lvl>
+    <w:lvl w:ilvl="3" w:tplc="04090001" w:tentative="1">
+      <w:start w:val="1"/>
+      <w:numFmt w:val="bullet"/>
+      <w:lvlText w:val=""/>
+      <w:lvlJc w:val="left"/>
+      <w:pPr>
+        <w:ind w:left="2880" w:hanging="360"/>
+      </w:pPr>
+      <w:rPr>
+        <w:rFonts w:ascii="Symbol" w:hAnsi="Symbol" w:hint="default"/>
+      </w:rPr>
+    </w:lvl>
+    <w:lvl w:ilvl="4" w:tplc="04090003" w:tentative="1">
+      <w:start w:val="1"/>
+      <w:numFmt w:val="bullet"/>
+      <w:lvlText w:val="o"/>
+      <w:lvlJc w:val="left"/>
+      <w:pPr>
+        <w:ind w:left="3600" w:hanging="360"/>
+      </w:pPr>
+      <w:rPr>
+        <w:rFonts w:ascii="Courier New" w:hAnsi="Courier New" w:cs="Courier New" w:hint="default"/>
+      </w:rPr>
+    </w:lvl>
+    <w:lvl w:ilvl="5" w:tplc="04090005" w:tentative="1">
+      <w:start w:val="1"/>
+      <w:numFmt w:val="bullet"/>
+      <w:lvlText w:val=""/>
+      <w:lvlJc w:val="left"/>
+      <w:pPr>
+        <w:ind w:left="4320" w:hanging="360"/>
+      </w:pPr>
+      <w:rPr>
+        <w:rFonts w:ascii="Wingdings" w:hAnsi="Wingdings" w:hint="default"/>
+      </w:rPr>
+    </w:lvl>
+    <w:lvl w:ilvl="6" w:tplc="04090001" w:tentative="1">
+      <w:start w:val="1"/>
+      <w:numFmt w:val="bullet"/>
+      <w:lvlText w:val=""/>
+      <w:lvlJc w:val="left"/>
+      <w:pPr>
+        <w:ind w:left="5040" w:hanging="360"/>
+      </w:pPr>
+      <w:rPr>
+        <w:rFonts w:ascii="Symbol" w:hAnsi="Symbol" w:hint="default"/>
+      </w:rPr>
+    </w:lvl>
+    <w:lvl w:ilvl="7" w:tplc="04090003" w:tentative="1">
+      <w:start w:val="1"/>
+      <w:numFmt w:val="bullet"/>
+      <w:lvlText w:val="o"/>
+      <w:lvlJc w:val="left"/>
+      <w:pPr>
+        <w:ind w:left="5760" w:hanging="360"/>
+      </w:pPr>
+      <w:rPr>
+        <w:rFonts w:ascii="Courier New" w:hAnsi="Courier New" w:cs="Courier New" w:hint="default"/>
+      </w:rPr>
+    </w:lvl>
+    <w:lvl w:ilvl="8" w:tplc="04090005" w:tentative="1">
+      <w:start w:val="1"/>
+      <w:numFmt w:val="bullet"/>
+      <w:lvlText w:val=""/>
+      <w:lvlJc w:val="left"/>
+      <w:pPr>
+        <w:ind w:left="6480" w:hanging="360"/>
+      </w:pPr>
+      <w:rPr>
+        <w:rFonts w:ascii="Wingdings" w:hAnsi="Wingdings" w:hint="default"/>
+      </w:rPr>
+    </w:lvl>
+  </w:abstractNum>
+  <w:abstractNum w:abstractNumId="20" w15:restartNumberingAfterBreak="0">
     <w:nsid w:val="2E437B66"/>
     <w:multiLevelType w:val="multilevel"/>
     <w:tmpl w:val="933E292E"/>
@@ -9076,7 +9520,7 @@
       </w:rPr>
     </w:lvl>
   </w:abstractNum>
-  <w:abstractNum w:abstractNumId="19" w15:restartNumberingAfterBreak="0">
+  <w:abstractNum w:abstractNumId="21" w15:restartNumberingAfterBreak="0">
     <w:nsid w:val="2FE3444B"/>
     <w:multiLevelType w:val="multilevel"/>
     <w:tmpl w:val="6D0A71E8"/>
@@ -9225,7 +9669,7 @@
       </w:rPr>
     </w:lvl>
   </w:abstractNum>
-  <w:abstractNum w:abstractNumId="20" w15:restartNumberingAfterBreak="0">
+  <w:abstractNum w:abstractNumId="22" w15:restartNumberingAfterBreak="0">
     <w:nsid w:val="30C41755"/>
     <w:multiLevelType w:val="multilevel"/>
     <w:tmpl w:val="812C0BF0"/>
@@ -9374,7 +9818,7 @@
       </w:rPr>
     </w:lvl>
   </w:abstractNum>
-  <w:abstractNum w:abstractNumId="21" w15:restartNumberingAfterBreak="0">
+  <w:abstractNum w:abstractNumId="23" w15:restartNumberingAfterBreak="0">
     <w:nsid w:val="329A797C"/>
     <w:multiLevelType w:val="multilevel"/>
     <w:tmpl w:val="DA8EF3C0"/>
@@ -9523,7 +9967,7 @@
       </w:rPr>
     </w:lvl>
   </w:abstractNum>
-  <w:abstractNum w:abstractNumId="22" w15:restartNumberingAfterBreak="0">
+  <w:abstractNum w:abstractNumId="24" w15:restartNumberingAfterBreak="0">
     <w:nsid w:val="3495018E"/>
     <w:multiLevelType w:val="multilevel"/>
     <w:tmpl w:val="87E017BE"/>
@@ -9672,7 +10116,7 @@
       </w:rPr>
     </w:lvl>
   </w:abstractNum>
-  <w:abstractNum w:abstractNumId="23" w15:restartNumberingAfterBreak="0">
+  <w:abstractNum w:abstractNumId="25" w15:restartNumberingAfterBreak="0">
     <w:nsid w:val="34B53B68"/>
     <w:multiLevelType w:val="multilevel"/>
     <w:tmpl w:val="75F4A9D8"/>
@@ -9821,7 +10265,7 @@
       </w:rPr>
     </w:lvl>
   </w:abstractNum>
-  <w:abstractNum w:abstractNumId="24" w15:restartNumberingAfterBreak="0">
+  <w:abstractNum w:abstractNumId="26" w15:restartNumberingAfterBreak="0">
     <w:nsid w:val="34B5509F"/>
     <w:multiLevelType w:val="hybridMultilevel"/>
     <w:tmpl w:val="531A6E68"/>
@@ -9934,7 +10378,7 @@
       </w:rPr>
     </w:lvl>
   </w:abstractNum>
-  <w:abstractNum w:abstractNumId="25" w15:restartNumberingAfterBreak="0">
+  <w:abstractNum w:abstractNumId="27" w15:restartNumberingAfterBreak="0">
     <w:nsid w:val="35082C2D"/>
     <w:multiLevelType w:val="multilevel"/>
     <w:tmpl w:val="00C280E4"/>
@@ -10083,7 +10527,7 @@
       </w:rPr>
     </w:lvl>
   </w:abstractNum>
-  <w:abstractNum w:abstractNumId="26" w15:restartNumberingAfterBreak="0">
+  <w:abstractNum w:abstractNumId="28" w15:restartNumberingAfterBreak="0">
     <w:nsid w:val="351A58D3"/>
     <w:multiLevelType w:val="multilevel"/>
     <w:tmpl w:val="DDA83992"/>
@@ -10232,7 +10676,7 @@
       </w:rPr>
     </w:lvl>
   </w:abstractNum>
-  <w:abstractNum w:abstractNumId="27" w15:restartNumberingAfterBreak="0">
+  <w:abstractNum w:abstractNumId="29" w15:restartNumberingAfterBreak="0">
     <w:nsid w:val="3780706F"/>
     <w:multiLevelType w:val="multilevel"/>
     <w:tmpl w:val="381CDEA8"/>
@@ -10381,7 +10825,7 @@
       </w:rPr>
     </w:lvl>
   </w:abstractNum>
-  <w:abstractNum w:abstractNumId="28" w15:restartNumberingAfterBreak="0">
+  <w:abstractNum w:abstractNumId="30" w15:restartNumberingAfterBreak="0">
     <w:nsid w:val="38F414DA"/>
     <w:multiLevelType w:val="multilevel"/>
     <w:tmpl w:val="2DEAE2BC"/>
@@ -10530,7 +10974,7 @@
       </w:rPr>
     </w:lvl>
   </w:abstractNum>
-  <w:abstractNum w:abstractNumId="29" w15:restartNumberingAfterBreak="0">
+  <w:abstractNum w:abstractNumId="31" w15:restartNumberingAfterBreak="0">
     <w:nsid w:val="392457FE"/>
     <w:multiLevelType w:val="multilevel"/>
     <w:tmpl w:val="DB469F6C"/>
@@ -10679,7 +11123,7 @@
       </w:rPr>
     </w:lvl>
   </w:abstractNum>
-  <w:abstractNum w:abstractNumId="30" w15:restartNumberingAfterBreak="0">
+  <w:abstractNum w:abstractNumId="32" w15:restartNumberingAfterBreak="0">
     <w:nsid w:val="395A6BC5"/>
     <w:multiLevelType w:val="multilevel"/>
     <w:tmpl w:val="86F87DC8"/>
@@ -10828,7 +11272,7 @@
       </w:rPr>
     </w:lvl>
   </w:abstractNum>
-  <w:abstractNum w:abstractNumId="31" w15:restartNumberingAfterBreak="0">
+  <w:abstractNum w:abstractNumId="33" w15:restartNumberingAfterBreak="0">
     <w:nsid w:val="3CC217DF"/>
     <w:multiLevelType w:val="hybridMultilevel"/>
     <w:tmpl w:val="5866CD2A"/>
@@ -10941,7 +11385,7 @@
       </w:rPr>
     </w:lvl>
   </w:abstractNum>
-  <w:abstractNum w:abstractNumId="32" w15:restartNumberingAfterBreak="0">
+  <w:abstractNum w:abstractNumId="34" w15:restartNumberingAfterBreak="0">
     <w:nsid w:val="40460948"/>
     <w:multiLevelType w:val="multilevel"/>
     <w:tmpl w:val="62C49374"/>
@@ -11090,7 +11534,7 @@
       </w:rPr>
     </w:lvl>
   </w:abstractNum>
-  <w:abstractNum w:abstractNumId="33" w15:restartNumberingAfterBreak="0">
+  <w:abstractNum w:abstractNumId="35" w15:restartNumberingAfterBreak="0">
     <w:nsid w:val="413E1D27"/>
     <w:multiLevelType w:val="hybridMultilevel"/>
     <w:tmpl w:val="4F060846"/>
@@ -11203,7 +11647,7 @@
       </w:rPr>
     </w:lvl>
   </w:abstractNum>
-  <w:abstractNum w:abstractNumId="34" w15:restartNumberingAfterBreak="0">
+  <w:abstractNum w:abstractNumId="36" w15:restartNumberingAfterBreak="0">
     <w:nsid w:val="421C74CE"/>
     <w:multiLevelType w:val="multilevel"/>
     <w:tmpl w:val="A6045D7E"/>
@@ -11352,7 +11796,156 @@
       </w:rPr>
     </w:lvl>
   </w:abstractNum>
-  <w:abstractNum w:abstractNumId="35" w15:restartNumberingAfterBreak="0">
+  <w:abstractNum w:abstractNumId="37" w15:restartNumberingAfterBreak="0">
+    <w:nsid w:val="42AB5966"/>
+    <w:multiLevelType w:val="multilevel"/>
+    <w:tmpl w:val="CE088554"/>
+    <w:lvl w:ilvl="0">
+      <w:start w:val="1"/>
+      <w:numFmt w:val="bullet"/>
+      <w:lvlText w:val=""/>
+      <w:lvlJc w:val="left"/>
+      <w:pPr>
+        <w:tabs>
+          <w:tab w:val="num" w:pos="720"/>
+        </w:tabs>
+        <w:ind w:left="720" w:hanging="360"/>
+      </w:pPr>
+      <w:rPr>
+        <w:rFonts w:ascii="Symbol" w:hAnsi="Symbol" w:hint="default"/>
+        <w:sz w:val="20"/>
+      </w:rPr>
+    </w:lvl>
+    <w:lvl w:ilvl="1" w:tentative="1">
+      <w:start w:val="1"/>
+      <w:numFmt w:val="bullet"/>
+      <w:lvlText w:val="o"/>
+      <w:lvlJc w:val="left"/>
+      <w:pPr>
+        <w:tabs>
+          <w:tab w:val="num" w:pos="1440"/>
+        </w:tabs>
+        <w:ind w:left="1440" w:hanging="360"/>
+      </w:pPr>
+      <w:rPr>
+        <w:rFonts w:ascii="Courier New" w:hAnsi="Courier New" w:hint="default"/>
+        <w:sz w:val="20"/>
+      </w:rPr>
+    </w:lvl>
+    <w:lvl w:ilvl="2" w:tentative="1">
+      <w:start w:val="1"/>
+      <w:numFmt w:val="bullet"/>
+      <w:lvlText w:val=""/>
+      <w:lvlJc w:val="left"/>
+      <w:pPr>
+        <w:tabs>
+          <w:tab w:val="num" w:pos="2160"/>
+        </w:tabs>
+        <w:ind w:left="2160" w:hanging="360"/>
+      </w:pPr>
+      <w:rPr>
+        <w:rFonts w:ascii="Wingdings" w:hAnsi="Wingdings" w:hint="default"/>
+        <w:sz w:val="20"/>
+      </w:rPr>
+    </w:lvl>
+    <w:lvl w:ilvl="3" w:tentative="1">
+      <w:start w:val="1"/>
+      <w:numFmt w:val="bullet"/>
+      <w:lvlText w:val=""/>
+      <w:lvlJc w:val="left"/>
+      <w:pPr>
+        <w:tabs>
+          <w:tab w:val="num" w:pos="2880"/>
+        </w:tabs>
+        <w:ind w:left="2880" w:hanging="360"/>
+      </w:pPr>
+      <w:rPr>
+        <w:rFonts w:ascii="Wingdings" w:hAnsi="Wingdings" w:hint="default"/>
+        <w:sz w:val="20"/>
+      </w:rPr>
+    </w:lvl>
+    <w:lvl w:ilvl="4" w:tentative="1">
+      <w:start w:val="1"/>
+      <w:numFmt w:val="bullet"/>
+      <w:lvlText w:val=""/>
+      <w:lvlJc w:val="left"/>
+      <w:pPr>
+        <w:tabs>
+          <w:tab w:val="num" w:pos="3600"/>
+        </w:tabs>
+        <w:ind w:left="3600" w:hanging="360"/>
+      </w:pPr>
+      <w:rPr>
+        <w:rFonts w:ascii="Wingdings" w:hAnsi="Wingdings" w:hint="default"/>
+        <w:sz w:val="20"/>
+      </w:rPr>
+    </w:lvl>
+    <w:lvl w:ilvl="5" w:tentative="1">
+      <w:start w:val="1"/>
+      <w:numFmt w:val="bullet"/>
+      <w:lvlText w:val=""/>
+      <w:lvlJc w:val="left"/>
+      <w:pPr>
+        <w:tabs>
+          <w:tab w:val="num" w:pos="4320"/>
+        </w:tabs>
+        <w:ind w:left="4320" w:hanging="360"/>
+      </w:pPr>
+      <w:rPr>
+        <w:rFonts w:ascii="Wingdings" w:hAnsi="Wingdings" w:hint="default"/>
+        <w:sz w:val="20"/>
+      </w:rPr>
+    </w:lvl>
+    <w:lvl w:ilvl="6" w:tentative="1">
+      <w:start w:val="1"/>
+      <w:numFmt w:val="bullet"/>
+      <w:lvlText w:val=""/>
+      <w:lvlJc w:val="left"/>
+      <w:pPr>
+        <w:tabs>
+          <w:tab w:val="num" w:pos="5040"/>
+        </w:tabs>
+        <w:ind w:left="5040" w:hanging="360"/>
+      </w:pPr>
+      <w:rPr>
+        <w:rFonts w:ascii="Wingdings" w:hAnsi="Wingdings" w:hint="default"/>
+        <w:sz w:val="20"/>
+      </w:rPr>
+    </w:lvl>
+    <w:lvl w:ilvl="7" w:tentative="1">
+      <w:start w:val="1"/>
+      <w:numFmt w:val="bullet"/>
+      <w:lvlText w:val=""/>
+      <w:lvlJc w:val="left"/>
+      <w:pPr>
+        <w:tabs>
+          <w:tab w:val="num" w:pos="5760"/>
+        </w:tabs>
+        <w:ind w:left="5760" w:hanging="360"/>
+      </w:pPr>
+      <w:rPr>
+        <w:rFonts w:ascii="Wingdings" w:hAnsi="Wingdings" w:hint="default"/>
+        <w:sz w:val="20"/>
+      </w:rPr>
+    </w:lvl>
+    <w:lvl w:ilvl="8" w:tentative="1">
+      <w:start w:val="1"/>
+      <w:numFmt w:val="bullet"/>
+      <w:lvlText w:val=""/>
+      <w:lvlJc w:val="left"/>
+      <w:pPr>
+        <w:tabs>
+          <w:tab w:val="num" w:pos="6480"/>
+        </w:tabs>
+        <w:ind w:left="6480" w:hanging="360"/>
+      </w:pPr>
+      <w:rPr>
+        <w:rFonts w:ascii="Wingdings" w:hAnsi="Wingdings" w:hint="default"/>
+        <w:sz w:val="20"/>
+      </w:rPr>
+    </w:lvl>
+  </w:abstractNum>
+  <w:abstractNum w:abstractNumId="38" w15:restartNumberingAfterBreak="0">
     <w:nsid w:val="470C52B7"/>
     <w:multiLevelType w:val="multilevel"/>
     <w:tmpl w:val="DDBACCE6"/>
@@ -11501,7 +12094,7 @@
       </w:rPr>
     </w:lvl>
   </w:abstractNum>
-  <w:abstractNum w:abstractNumId="36" w15:restartNumberingAfterBreak="0">
+  <w:abstractNum w:abstractNumId="39" w15:restartNumberingAfterBreak="0">
     <w:nsid w:val="471B09B3"/>
     <w:multiLevelType w:val="multilevel"/>
     <w:tmpl w:val="A1B2CB16"/>
@@ -11650,7 +12243,7 @@
       </w:rPr>
     </w:lvl>
   </w:abstractNum>
-  <w:abstractNum w:abstractNumId="37" w15:restartNumberingAfterBreak="0">
+  <w:abstractNum w:abstractNumId="40" w15:restartNumberingAfterBreak="0">
     <w:nsid w:val="47FA7B13"/>
     <w:multiLevelType w:val="hybridMultilevel"/>
     <w:tmpl w:val="B7CC7F0C"/>
@@ -11763,7 +12356,7 @@
       </w:rPr>
     </w:lvl>
   </w:abstractNum>
-  <w:abstractNum w:abstractNumId="38" w15:restartNumberingAfterBreak="0">
+  <w:abstractNum w:abstractNumId="41" w15:restartNumberingAfterBreak="0">
     <w:nsid w:val="486B038C"/>
     <w:multiLevelType w:val="hybridMultilevel"/>
     <w:tmpl w:val="8C4A79DA"/>
@@ -11876,7 +12469,7 @@
       </w:rPr>
     </w:lvl>
   </w:abstractNum>
-  <w:abstractNum w:abstractNumId="39" w15:restartNumberingAfterBreak="0">
+  <w:abstractNum w:abstractNumId="42" w15:restartNumberingAfterBreak="0">
     <w:nsid w:val="4888582A"/>
     <w:multiLevelType w:val="multilevel"/>
     <w:tmpl w:val="2A22B8AA"/>
@@ -12025,7 +12618,7 @@
       </w:rPr>
     </w:lvl>
   </w:abstractNum>
-  <w:abstractNum w:abstractNumId="40" w15:restartNumberingAfterBreak="0">
+  <w:abstractNum w:abstractNumId="43" w15:restartNumberingAfterBreak="0">
     <w:nsid w:val="4A8D35E4"/>
     <w:multiLevelType w:val="hybridMultilevel"/>
     <w:tmpl w:val="35A2089C"/>
@@ -12138,7 +12731,7 @@
       </w:rPr>
     </w:lvl>
   </w:abstractNum>
-  <w:abstractNum w:abstractNumId="41" w15:restartNumberingAfterBreak="0">
+  <w:abstractNum w:abstractNumId="44" w15:restartNumberingAfterBreak="0">
     <w:nsid w:val="4B8865D9"/>
     <w:multiLevelType w:val="multilevel"/>
     <w:tmpl w:val="238E69C6"/>
@@ -12287,7 +12880,7 @@
       </w:rPr>
     </w:lvl>
   </w:abstractNum>
-  <w:abstractNum w:abstractNumId="42" w15:restartNumberingAfterBreak="0">
+  <w:abstractNum w:abstractNumId="45" w15:restartNumberingAfterBreak="0">
     <w:nsid w:val="4D161459"/>
     <w:multiLevelType w:val="multilevel"/>
     <w:tmpl w:val="C10436FE"/>
@@ -12436,7 +13029,7 @@
       </w:rPr>
     </w:lvl>
   </w:abstractNum>
-  <w:abstractNum w:abstractNumId="43" w15:restartNumberingAfterBreak="0">
+  <w:abstractNum w:abstractNumId="46" w15:restartNumberingAfterBreak="0">
     <w:nsid w:val="4D964689"/>
     <w:multiLevelType w:val="multilevel"/>
     <w:tmpl w:val="6B2AA6B4"/>
@@ -12585,7 +13178,7 @@
       </w:rPr>
     </w:lvl>
   </w:abstractNum>
-  <w:abstractNum w:abstractNumId="44" w15:restartNumberingAfterBreak="0">
+  <w:abstractNum w:abstractNumId="47" w15:restartNumberingAfterBreak="0">
     <w:nsid w:val="4DA44DE1"/>
     <w:multiLevelType w:val="multilevel"/>
     <w:tmpl w:val="EA649872"/>
@@ -12734,7 +13327,7 @@
       </w:rPr>
     </w:lvl>
   </w:abstractNum>
-  <w:abstractNum w:abstractNumId="45" w15:restartNumberingAfterBreak="0">
+  <w:abstractNum w:abstractNumId="48" w15:restartNumberingAfterBreak="0">
     <w:nsid w:val="4E1374B9"/>
     <w:multiLevelType w:val="multilevel"/>
     <w:tmpl w:val="3FD09D5E"/>
@@ -12883,7 +13476,7 @@
       </w:rPr>
     </w:lvl>
   </w:abstractNum>
-  <w:abstractNum w:abstractNumId="46" w15:restartNumberingAfterBreak="0">
+  <w:abstractNum w:abstractNumId="49" w15:restartNumberingAfterBreak="0">
     <w:nsid w:val="52A305EE"/>
     <w:multiLevelType w:val="multilevel"/>
     <w:tmpl w:val="363639BE"/>
@@ -13032,7 +13625,7 @@
       </w:rPr>
     </w:lvl>
   </w:abstractNum>
-  <w:abstractNum w:abstractNumId="47" w15:restartNumberingAfterBreak="0">
+  <w:abstractNum w:abstractNumId="50" w15:restartNumberingAfterBreak="0">
     <w:nsid w:val="5A897983"/>
     <w:multiLevelType w:val="multilevel"/>
     <w:tmpl w:val="F05C9280"/>
@@ -13181,7 +13774,7 @@
       </w:rPr>
     </w:lvl>
   </w:abstractNum>
-  <w:abstractNum w:abstractNumId="48" w15:restartNumberingAfterBreak="0">
+  <w:abstractNum w:abstractNumId="51" w15:restartNumberingAfterBreak="0">
     <w:nsid w:val="5DD73975"/>
     <w:multiLevelType w:val="hybridMultilevel"/>
     <w:tmpl w:val="F3C8F606"/>
@@ -13294,7 +13887,7 @@
       </w:rPr>
     </w:lvl>
   </w:abstractNum>
-  <w:abstractNum w:abstractNumId="49" w15:restartNumberingAfterBreak="0">
+  <w:abstractNum w:abstractNumId="52" w15:restartNumberingAfterBreak="0">
     <w:nsid w:val="60892C6D"/>
     <w:multiLevelType w:val="hybridMultilevel"/>
     <w:tmpl w:val="2E74A43E"/>
@@ -13407,7 +14000,7 @@
       </w:rPr>
     </w:lvl>
   </w:abstractNum>
-  <w:abstractNum w:abstractNumId="50" w15:restartNumberingAfterBreak="0">
+  <w:abstractNum w:abstractNumId="53" w15:restartNumberingAfterBreak="0">
     <w:nsid w:val="61984EBA"/>
     <w:multiLevelType w:val="hybridMultilevel"/>
     <w:tmpl w:val="1B8AE2C2"/>
@@ -13520,7 +14113,7 @@
       </w:rPr>
     </w:lvl>
   </w:abstractNum>
-  <w:abstractNum w:abstractNumId="51" w15:restartNumberingAfterBreak="0">
+  <w:abstractNum w:abstractNumId="54" w15:restartNumberingAfterBreak="0">
     <w:nsid w:val="6291226C"/>
     <w:multiLevelType w:val="multilevel"/>
     <w:tmpl w:val="6BE0DE32"/>
@@ -13669,7 +14262,7 @@
       </w:rPr>
     </w:lvl>
   </w:abstractNum>
-  <w:abstractNum w:abstractNumId="52" w15:restartNumberingAfterBreak="0">
+  <w:abstractNum w:abstractNumId="55" w15:restartNumberingAfterBreak="0">
     <w:nsid w:val="697503CA"/>
     <w:multiLevelType w:val="multilevel"/>
     <w:tmpl w:val="1B665738"/>
@@ -13818,7 +14411,7 @@
       </w:rPr>
     </w:lvl>
   </w:abstractNum>
-  <w:abstractNum w:abstractNumId="53" w15:restartNumberingAfterBreak="0">
+  <w:abstractNum w:abstractNumId="56" w15:restartNumberingAfterBreak="0">
     <w:nsid w:val="69F3676B"/>
     <w:multiLevelType w:val="multilevel"/>
     <w:tmpl w:val="6F324960"/>
@@ -13967,7 +14560,7 @@
       </w:rPr>
     </w:lvl>
   </w:abstractNum>
-  <w:abstractNum w:abstractNumId="54" w15:restartNumberingAfterBreak="0">
+  <w:abstractNum w:abstractNumId="57" w15:restartNumberingAfterBreak="0">
     <w:nsid w:val="6A49310C"/>
     <w:multiLevelType w:val="multilevel"/>
     <w:tmpl w:val="9D4C1AFE"/>
@@ -14116,7 +14709,7 @@
       </w:rPr>
     </w:lvl>
   </w:abstractNum>
-  <w:abstractNum w:abstractNumId="55" w15:restartNumberingAfterBreak="0">
+  <w:abstractNum w:abstractNumId="58" w15:restartNumberingAfterBreak="0">
     <w:nsid w:val="6EBE3AC0"/>
     <w:multiLevelType w:val="multilevel"/>
     <w:tmpl w:val="1FFA36AC"/>
@@ -14265,7 +14858,7 @@
       </w:rPr>
     </w:lvl>
   </w:abstractNum>
-  <w:abstractNum w:abstractNumId="56" w15:restartNumberingAfterBreak="0">
+  <w:abstractNum w:abstractNumId="59" w15:restartNumberingAfterBreak="0">
     <w:nsid w:val="6EFD3537"/>
     <w:multiLevelType w:val="multilevel"/>
     <w:tmpl w:val="97C84188"/>
@@ -14414,7 +15007,7 @@
       </w:rPr>
     </w:lvl>
   </w:abstractNum>
-  <w:abstractNum w:abstractNumId="57" w15:restartNumberingAfterBreak="0">
+  <w:abstractNum w:abstractNumId="60" w15:restartNumberingAfterBreak="0">
     <w:nsid w:val="6F4737A3"/>
     <w:multiLevelType w:val="multilevel"/>
     <w:tmpl w:val="6EC638F4"/>
@@ -14563,7 +15156,7 @@
       </w:rPr>
     </w:lvl>
   </w:abstractNum>
-  <w:abstractNum w:abstractNumId="58" w15:restartNumberingAfterBreak="0">
+  <w:abstractNum w:abstractNumId="61" w15:restartNumberingAfterBreak="0">
     <w:nsid w:val="71FE7096"/>
     <w:multiLevelType w:val="multilevel"/>
     <w:tmpl w:val="DB9A52BE"/>
@@ -14712,7 +15305,7 @@
       </w:rPr>
     </w:lvl>
   </w:abstractNum>
-  <w:abstractNum w:abstractNumId="59" w15:restartNumberingAfterBreak="0">
+  <w:abstractNum w:abstractNumId="62" w15:restartNumberingAfterBreak="0">
     <w:nsid w:val="74CE4C5D"/>
     <w:multiLevelType w:val="multilevel"/>
     <w:tmpl w:val="B066DCEA"/>
@@ -14861,7 +15454,7 @@
       </w:rPr>
     </w:lvl>
   </w:abstractNum>
-  <w:abstractNum w:abstractNumId="60" w15:restartNumberingAfterBreak="0">
+  <w:abstractNum w:abstractNumId="63" w15:restartNumberingAfterBreak="0">
     <w:nsid w:val="74D4408F"/>
     <w:multiLevelType w:val="multilevel"/>
     <w:tmpl w:val="C854DE4A"/>
@@ -15010,7 +15603,7 @@
       </w:rPr>
     </w:lvl>
   </w:abstractNum>
-  <w:abstractNum w:abstractNumId="61" w15:restartNumberingAfterBreak="0">
+  <w:abstractNum w:abstractNumId="64" w15:restartNumberingAfterBreak="0">
     <w:nsid w:val="75854F38"/>
     <w:multiLevelType w:val="multilevel"/>
     <w:tmpl w:val="D5CED040"/>
@@ -15159,7 +15752,7 @@
       </w:rPr>
     </w:lvl>
   </w:abstractNum>
-  <w:abstractNum w:abstractNumId="62" w15:restartNumberingAfterBreak="0">
+  <w:abstractNum w:abstractNumId="65" w15:restartNumberingAfterBreak="0">
     <w:nsid w:val="761A133C"/>
     <w:multiLevelType w:val="multilevel"/>
     <w:tmpl w:val="0F382862"/>
@@ -15308,7 +15901,7 @@
       </w:rPr>
     </w:lvl>
   </w:abstractNum>
-  <w:abstractNum w:abstractNumId="63" w15:restartNumberingAfterBreak="0">
+  <w:abstractNum w:abstractNumId="66" w15:restartNumberingAfterBreak="0">
     <w:nsid w:val="796D1793"/>
     <w:multiLevelType w:val="hybridMultilevel"/>
     <w:tmpl w:val="2938CC24"/>
@@ -15421,7 +16014,7 @@
       </w:rPr>
     </w:lvl>
   </w:abstractNum>
-  <w:abstractNum w:abstractNumId="64" w15:restartNumberingAfterBreak="0">
+  <w:abstractNum w:abstractNumId="67" w15:restartNumberingAfterBreak="0">
     <w:nsid w:val="7A251DB5"/>
     <w:multiLevelType w:val="multilevel"/>
     <w:tmpl w:val="A60243AE"/>
@@ -15570,7 +16163,7 @@
       </w:rPr>
     </w:lvl>
   </w:abstractNum>
-  <w:abstractNum w:abstractNumId="65" w15:restartNumberingAfterBreak="0">
+  <w:abstractNum w:abstractNumId="68" w15:restartNumberingAfterBreak="0">
     <w:nsid w:val="7AEF721F"/>
     <w:multiLevelType w:val="multilevel"/>
     <w:tmpl w:val="E3CCCB9E"/>
@@ -15719,7 +16312,7 @@
       </w:rPr>
     </w:lvl>
   </w:abstractNum>
-  <w:abstractNum w:abstractNumId="66" w15:restartNumberingAfterBreak="0">
+  <w:abstractNum w:abstractNumId="69" w15:restartNumberingAfterBreak="0">
     <w:nsid w:val="7CC447D5"/>
     <w:multiLevelType w:val="multilevel"/>
     <w:tmpl w:val="F53EFE4C"/>
@@ -15868,7 +16461,7 @@
       </w:rPr>
     </w:lvl>
   </w:abstractNum>
-  <w:abstractNum w:abstractNumId="67" w15:restartNumberingAfterBreak="0">
+  <w:abstractNum w:abstractNumId="70" w15:restartNumberingAfterBreak="0">
     <w:nsid w:val="7E1B2E64"/>
     <w:multiLevelType w:val="hybridMultilevel"/>
     <w:tmpl w:val="E276480E"/>
@@ -15981,7 +16574,7 @@
       </w:rPr>
     </w:lvl>
   </w:abstractNum>
-  <w:abstractNum w:abstractNumId="68" w15:restartNumberingAfterBreak="0">
+  <w:abstractNum w:abstractNumId="71" w15:restartNumberingAfterBreak="0">
     <w:nsid w:val="7F007273"/>
     <w:multiLevelType w:val="multilevel"/>
     <w:tmpl w:val="F4D2AA58"/>
@@ -16131,7 +16724,7 @@
     </w:lvl>
   </w:abstractNum>
   <w:num w:numId="1" w16cid:durableId="448354519">
-    <w:abstractNumId w:val="32"/>
+    <w:abstractNumId w:val="34"/>
   </w:num>
   <w:num w:numId="2" w16cid:durableId="267277991">
     <w:abstractNumId w:val="1"/>
@@ -16140,46 +16733,46 @@
     <w:abstractNumId w:val="5"/>
   </w:num>
   <w:num w:numId="4" w16cid:durableId="1373382629">
-    <w:abstractNumId w:val="62"/>
+    <w:abstractNumId w:val="65"/>
   </w:num>
   <w:num w:numId="5" w16cid:durableId="1915696360">
-    <w:abstractNumId w:val="39"/>
+    <w:abstractNumId w:val="42"/>
   </w:num>
   <w:num w:numId="6" w16cid:durableId="44070181">
-    <w:abstractNumId w:val="14"/>
+    <w:abstractNumId w:val="15"/>
   </w:num>
   <w:num w:numId="7" w16cid:durableId="493452589">
-    <w:abstractNumId w:val="66"/>
+    <w:abstractNumId w:val="69"/>
   </w:num>
   <w:num w:numId="8" w16cid:durableId="680399946">
-    <w:abstractNumId w:val="52"/>
+    <w:abstractNumId w:val="55"/>
   </w:num>
   <w:num w:numId="9" w16cid:durableId="925652620">
-    <w:abstractNumId w:val="56"/>
+    <w:abstractNumId w:val="59"/>
   </w:num>
   <w:num w:numId="10" w16cid:durableId="2105029407">
-    <w:abstractNumId w:val="64"/>
+    <w:abstractNumId w:val="67"/>
   </w:num>
   <w:num w:numId="11" w16cid:durableId="1322386189">
-    <w:abstractNumId w:val="47"/>
+    <w:abstractNumId w:val="50"/>
   </w:num>
   <w:num w:numId="12" w16cid:durableId="1145046778">
-    <w:abstractNumId w:val="27"/>
+    <w:abstractNumId w:val="29"/>
   </w:num>
   <w:num w:numId="13" w16cid:durableId="1778140380">
-    <w:abstractNumId w:val="51"/>
+    <w:abstractNumId w:val="54"/>
   </w:num>
   <w:num w:numId="14" w16cid:durableId="886575476">
-    <w:abstractNumId w:val="57"/>
+    <w:abstractNumId w:val="60"/>
   </w:num>
   <w:num w:numId="15" w16cid:durableId="434445510">
-    <w:abstractNumId w:val="41"/>
+    <w:abstractNumId w:val="44"/>
   </w:num>
   <w:num w:numId="16" w16cid:durableId="827483361">
-    <w:abstractNumId w:val="50"/>
+    <w:abstractNumId w:val="53"/>
   </w:num>
   <w:num w:numId="17" w16cid:durableId="1548566209">
-    <w:abstractNumId w:val="15"/>
+    <w:abstractNumId w:val="16"/>
   </w:num>
   <w:num w:numId="18" w16cid:durableId="981039911">
     <w:abstractNumId w:val="2"/>
@@ -16188,7 +16781,7 @@
     <w:abstractNumId w:val="6"/>
   </w:num>
   <w:num w:numId="20" w16cid:durableId="1081374075">
-    <w:abstractNumId w:val="33"/>
+    <w:abstractNumId w:val="35"/>
   </w:num>
   <w:num w:numId="21" w16cid:durableId="1595045529">
     <w:abstractNumId w:val="7"/>
@@ -16197,91 +16790,91 @@
     <w:abstractNumId w:val="9"/>
   </w:num>
   <w:num w:numId="23" w16cid:durableId="113258773">
-    <w:abstractNumId w:val="35"/>
+    <w:abstractNumId w:val="38"/>
   </w:num>
   <w:num w:numId="24" w16cid:durableId="965312005">
-    <w:abstractNumId w:val="38"/>
+    <w:abstractNumId w:val="41"/>
   </w:num>
   <w:num w:numId="25" w16cid:durableId="343359711">
-    <w:abstractNumId w:val="67"/>
+    <w:abstractNumId w:val="70"/>
   </w:num>
   <w:num w:numId="26" w16cid:durableId="547838144">
-    <w:abstractNumId w:val="63"/>
+    <w:abstractNumId w:val="66"/>
   </w:num>
   <w:num w:numId="27" w16cid:durableId="1031033420">
-    <w:abstractNumId w:val="53"/>
+    <w:abstractNumId w:val="56"/>
   </w:num>
   <w:num w:numId="28" w16cid:durableId="519204185">
-    <w:abstractNumId w:val="20"/>
+    <w:abstractNumId w:val="22"/>
   </w:num>
   <w:num w:numId="29" w16cid:durableId="1706559306">
-    <w:abstractNumId w:val="44"/>
+    <w:abstractNumId w:val="47"/>
   </w:num>
   <w:num w:numId="30" w16cid:durableId="1050305727">
-    <w:abstractNumId w:val="29"/>
+    <w:abstractNumId w:val="31"/>
   </w:num>
   <w:num w:numId="31" w16cid:durableId="1439444620">
-    <w:abstractNumId w:val="36"/>
+    <w:abstractNumId w:val="39"/>
   </w:num>
   <w:num w:numId="32" w16cid:durableId="1831407804">
     <w:abstractNumId w:val="3"/>
   </w:num>
   <w:num w:numId="33" w16cid:durableId="1777367443">
+    <w:abstractNumId w:val="23"/>
+  </w:num>
+  <w:num w:numId="34" w16cid:durableId="479158040">
+    <w:abstractNumId w:val="63"/>
+  </w:num>
+  <w:num w:numId="35" w16cid:durableId="2026666882">
+    <w:abstractNumId w:val="58"/>
+  </w:num>
+  <w:num w:numId="36" w16cid:durableId="1640843127">
+    <w:abstractNumId w:val="64"/>
+  </w:num>
+  <w:num w:numId="37" w16cid:durableId="83958067">
+    <w:abstractNumId w:val="28"/>
+  </w:num>
+  <w:num w:numId="38" w16cid:durableId="1831871160">
+    <w:abstractNumId w:val="61"/>
+  </w:num>
+  <w:num w:numId="39" w16cid:durableId="727649376">
+    <w:abstractNumId w:val="25"/>
+  </w:num>
+  <w:num w:numId="40" w16cid:durableId="804392417">
+    <w:abstractNumId w:val="18"/>
+  </w:num>
+  <w:num w:numId="41" w16cid:durableId="2016688023">
+    <w:abstractNumId w:val="43"/>
+  </w:num>
+  <w:num w:numId="42" w16cid:durableId="1126965100">
+    <w:abstractNumId w:val="48"/>
+  </w:num>
+  <w:num w:numId="43" w16cid:durableId="1921326403">
+    <w:abstractNumId w:val="40"/>
+  </w:num>
+  <w:num w:numId="44" w16cid:durableId="2006857201">
+    <w:abstractNumId w:val="33"/>
+  </w:num>
+  <w:num w:numId="45" w16cid:durableId="649602641">
     <w:abstractNumId w:val="21"/>
   </w:num>
-  <w:num w:numId="34" w16cid:durableId="479158040">
-    <w:abstractNumId w:val="60"/>
-  </w:num>
-  <w:num w:numId="35" w16cid:durableId="2026666882">
-    <w:abstractNumId w:val="55"/>
-  </w:num>
-  <w:num w:numId="36" w16cid:durableId="1640843127">
-    <w:abstractNumId w:val="61"/>
-  </w:num>
-  <w:num w:numId="37" w16cid:durableId="83958067">
-    <w:abstractNumId w:val="26"/>
-  </w:num>
-  <w:num w:numId="38" w16cid:durableId="1831871160">
-    <w:abstractNumId w:val="58"/>
-  </w:num>
-  <w:num w:numId="39" w16cid:durableId="727649376">
-    <w:abstractNumId w:val="23"/>
-  </w:num>
-  <w:num w:numId="40" w16cid:durableId="804392417">
-    <w:abstractNumId w:val="17"/>
-  </w:num>
-  <w:num w:numId="41" w16cid:durableId="2016688023">
-    <w:abstractNumId w:val="40"/>
-  </w:num>
-  <w:num w:numId="42" w16cid:durableId="1126965100">
-    <w:abstractNumId w:val="45"/>
-  </w:num>
-  <w:num w:numId="43" w16cid:durableId="1921326403">
-    <w:abstractNumId w:val="37"/>
-  </w:num>
-  <w:num w:numId="44" w16cid:durableId="2006857201">
-    <w:abstractNumId w:val="31"/>
-  </w:num>
-  <w:num w:numId="45" w16cid:durableId="649602641">
-    <w:abstractNumId w:val="19"/>
-  </w:num>
   <w:num w:numId="46" w16cid:durableId="1939092404">
-    <w:abstractNumId w:val="30"/>
+    <w:abstractNumId w:val="32"/>
   </w:num>
   <w:num w:numId="47" w16cid:durableId="93716549">
-    <w:abstractNumId w:val="65"/>
+    <w:abstractNumId w:val="68"/>
   </w:num>
   <w:num w:numId="48" w16cid:durableId="1549098943">
-    <w:abstractNumId w:val="59"/>
+    <w:abstractNumId w:val="62"/>
   </w:num>
   <w:num w:numId="49" w16cid:durableId="637611065">
-    <w:abstractNumId w:val="22"/>
+    <w:abstractNumId w:val="24"/>
   </w:num>
   <w:num w:numId="50" w16cid:durableId="174225593">
-    <w:abstractNumId w:val="18"/>
+    <w:abstractNumId w:val="20"/>
   </w:num>
   <w:num w:numId="51" w16cid:durableId="1416510578">
-    <w:abstractNumId w:val="16"/>
+    <w:abstractNumId w:val="17"/>
   </w:num>
   <w:num w:numId="52" w16cid:durableId="1484666075">
     <w:abstractNumId w:val="11"/>
@@ -16293,49 +16886,58 @@
     <w:abstractNumId w:val="4"/>
   </w:num>
   <w:num w:numId="55" w16cid:durableId="1671104138">
-    <w:abstractNumId w:val="28"/>
+    <w:abstractNumId w:val="30"/>
   </w:num>
   <w:num w:numId="56" w16cid:durableId="991250543">
     <w:abstractNumId w:val="10"/>
   </w:num>
   <w:num w:numId="57" w16cid:durableId="57870292">
-    <w:abstractNumId w:val="42"/>
+    <w:abstractNumId w:val="45"/>
   </w:num>
   <w:num w:numId="58" w16cid:durableId="1132557770">
-    <w:abstractNumId w:val="68"/>
+    <w:abstractNumId w:val="71"/>
   </w:num>
   <w:num w:numId="59" w16cid:durableId="1367368697">
     <w:abstractNumId w:val="8"/>
   </w:num>
   <w:num w:numId="60" w16cid:durableId="536357828">
-    <w:abstractNumId w:val="34"/>
+    <w:abstractNumId w:val="36"/>
   </w:num>
   <w:num w:numId="61" w16cid:durableId="604652666">
-    <w:abstractNumId w:val="25"/>
+    <w:abstractNumId w:val="27"/>
   </w:num>
   <w:num w:numId="62" w16cid:durableId="1640917294">
-    <w:abstractNumId w:val="54"/>
+    <w:abstractNumId w:val="57"/>
   </w:num>
   <w:num w:numId="63" w16cid:durableId="1106271829">
-    <w:abstractNumId w:val="24"/>
+    <w:abstractNumId w:val="26"/>
   </w:num>
   <w:num w:numId="64" w16cid:durableId="1286544633">
-    <w:abstractNumId w:val="13"/>
+    <w:abstractNumId w:val="14"/>
   </w:num>
   <w:num w:numId="65" w16cid:durableId="1302492964">
-    <w:abstractNumId w:val="49"/>
+    <w:abstractNumId w:val="52"/>
   </w:num>
   <w:num w:numId="66" w16cid:durableId="1817457555">
-    <w:abstractNumId w:val="43"/>
+    <w:abstractNumId w:val="46"/>
   </w:num>
   <w:num w:numId="67" w16cid:durableId="1378624631">
-    <w:abstractNumId w:val="46"/>
+    <w:abstractNumId w:val="49"/>
   </w:num>
   <w:num w:numId="68" w16cid:durableId="99179333">
     <w:abstractNumId w:val="12"/>
   </w:num>
   <w:num w:numId="69" w16cid:durableId="1565608183">
-    <w:abstractNumId w:val="48"/>
+    <w:abstractNumId w:val="51"/>
+  </w:num>
+  <w:num w:numId="70" w16cid:durableId="1160925032">
+    <w:abstractNumId w:val="13"/>
+  </w:num>
+  <w:num w:numId="71" w16cid:durableId="1074083402">
+    <w:abstractNumId w:val="37"/>
+  </w:num>
+  <w:num w:numId="72" w16cid:durableId="505705463">
+    <w:abstractNumId w:val="19"/>
   </w:num>
 </w:numbering>
 </file>

--- a/EOD update daily.docx
+++ b/EOD update daily.docx
@@ -11938,7 +11938,287 @@
         <w:t xml:space="preserve"> </w:t>
       </w:r>
     </w:p>
-    <w:p/>
+    <w:p>
+      <w:pPr>
+        <w:rPr>
+          <w:rFonts w:asciiTheme="majorHAnsi" w:hAnsiTheme="majorHAnsi"/>
+        </w:rPr>
+      </w:pPr>
+      <w:r>
+        <w:rPr>
+          <w:rFonts w:asciiTheme="majorHAnsi" w:hAnsiTheme="majorHAnsi"/>
+        </w:rPr>
+        <w:t>Mac store:</w:t>
+      </w:r>
+    </w:p>
+    <w:p>
+      <w:pPr>
+        <w:pStyle w:val="ListParagraph"/>
+        <w:numPr>
+          <w:ilvl w:val="0"/>
+          <w:numId w:val="99"/>
+        </w:numPr>
+        <w:rPr>
+          <w:rFonts w:asciiTheme="majorHAnsi" w:hAnsiTheme="majorHAnsi"/>
+          <w:b/>
+          <w:bCs/>
+        </w:rPr>
+      </w:pPr>
+      <w:r>
+        <w:rPr>
+          <w:rFonts w:asciiTheme="majorHAnsi" w:hAnsiTheme="majorHAnsi"/>
+          <w:b/>
+          <w:bCs/>
+        </w:rPr>
+        <w:t>Banner Integrate:</w:t>
+      </w:r>
+    </w:p>
+    <w:p>
+      <w:pPr>
+        <w:pStyle w:val="ListParagraph"/>
+        <w:numPr>
+          <w:ilvl w:val="1"/>
+          <w:numId w:val="97"/>
+        </w:numPr>
+        <w:rPr>
+          <w:rFonts w:asciiTheme="majorHAnsi" w:hAnsiTheme="majorHAnsi"/>
+        </w:rPr>
+      </w:pPr>
+      <w:r>
+        <w:rPr>
+          <w:rFonts w:asciiTheme="majorHAnsi" w:hAnsiTheme="majorHAnsi"/>
+        </w:rPr>
+        <w:t xml:space="preserve">Completed final review of banner integration and fixed minor typos/issues. </w:t>
+      </w:r>
+    </w:p>
+    <w:p>
+      <w:pPr>
+        <w:pStyle w:val="ListParagraph"/>
+        <w:numPr>
+          <w:ilvl w:val="1"/>
+          <w:numId w:val="97"/>
+        </w:numPr>
+        <w:rPr>
+          <w:rFonts w:asciiTheme="majorHAnsi" w:hAnsiTheme="majorHAnsi"/>
+        </w:rPr>
+      </w:pPr>
+      <w:r>
+        <w:rPr>
+          <w:rFonts w:asciiTheme="majorHAnsi" w:hAnsiTheme="majorHAnsi"/>
+        </w:rPr>
+        <w:t xml:space="preserve">Verified banner API integration, dynamic rendering, auto-rotation, pause/resume behavior, and responsiveness. </w:t>
+      </w:r>
+    </w:p>
+    <w:p>
+      <w:pPr>
+        <w:pStyle w:val="ListParagraph"/>
+        <w:numPr>
+          <w:ilvl w:val="1"/>
+          <w:numId w:val="97"/>
+        </w:numPr>
+        <w:rPr>
+          <w:rFonts w:asciiTheme="majorHAnsi" w:hAnsiTheme="majorHAnsi"/>
+        </w:rPr>
+      </w:pPr>
+      <w:r>
+        <w:rPr>
+          <w:rFonts w:asciiTheme="majorHAnsi" w:hAnsiTheme="majorHAnsi"/>
+        </w:rPr>
+        <w:t xml:space="preserve">Tested banner display flow and confirmed functionality is working as expected. </w:t>
+      </w:r>
+    </w:p>
+    <w:p>
+      <w:pPr>
+        <w:pStyle w:val="ListParagraph"/>
+        <w:numPr>
+          <w:ilvl w:val="1"/>
+          <w:numId w:val="97"/>
+        </w:numPr>
+        <w:rPr>
+          <w:rFonts w:asciiTheme="majorHAnsi" w:hAnsiTheme="majorHAnsi"/>
+        </w:rPr>
+      </w:pPr>
+      <w:r>
+        <w:rPr>
+          <w:rFonts w:asciiTheme="majorHAnsi" w:hAnsiTheme="majorHAnsi"/>
+        </w:rPr>
+        <w:t>Cleaned up banner-related code for better consistency and maintainability.</w:t>
+      </w:r>
+    </w:p>
+    <w:p>
+      <w:pPr>
+        <w:pStyle w:val="ListParagraph"/>
+        <w:numPr>
+          <w:ilvl w:val="0"/>
+          <w:numId w:val="97"/>
+        </w:numPr>
+        <w:spacing w:after="0" w:line="240" w:lineRule="auto"/>
+        <w:rPr>
+          <w:rFonts w:asciiTheme="majorHAnsi" w:eastAsia="Times New Roman" w:hAnsiTheme="majorHAnsi" w:cs="Times New Roman"/>
+          <w:kern w:val="0"/>
+          <w14:ligatures w14:val="none"/>
+        </w:rPr>
+      </w:pPr>
+      <w:r>
+        <w:rPr>
+          <w:rFonts w:asciiTheme="majorHAnsi" w:eastAsia="Times New Roman" w:hAnsiTheme="majorHAnsi" w:cs="Times New Roman"/>
+          <w:kern w:val="0"/>
+          <w14:ligatures w14:val="none"/>
+        </w:rPr>
+        <w:t xml:space="preserve">Performed API testing and validation for category and sub-category product listing endpoints. </w:t>
+      </w:r>
+    </w:p>
+    <w:p>
+      <w:pPr>
+        <w:pStyle w:val="ListParagraph"/>
+        <w:numPr>
+          <w:ilvl w:val="0"/>
+          <w:numId w:val="97"/>
+        </w:numPr>
+        <w:spacing w:after="0" w:line="240" w:lineRule="auto"/>
+        <w:rPr>
+          <w:rFonts w:asciiTheme="majorHAnsi" w:eastAsia="Times New Roman" w:hAnsiTheme="majorHAnsi" w:cs="Times New Roman"/>
+          <w:kern w:val="0"/>
+          <w14:ligatures w14:val="none"/>
+        </w:rPr>
+      </w:pPr>
+      <w:r>
+        <w:rPr>
+          <w:rFonts w:asciiTheme="majorHAnsi" w:eastAsia="Times New Roman" w:hAnsiTheme="majorHAnsi" w:cs="Times New Roman"/>
+          <w:kern w:val="0"/>
+          <w14:ligatures w14:val="none"/>
+        </w:rPr>
+        <w:t xml:space="preserve">Analyzed product listing and navigation flow to identify inconsistencies between category navigation and search-based listing behavior. </w:t>
+      </w:r>
+    </w:p>
+    <w:p>
+      <w:pPr>
+        <w:pStyle w:val="ListParagraph"/>
+        <w:numPr>
+          <w:ilvl w:val="0"/>
+          <w:numId w:val="97"/>
+        </w:numPr>
+        <w:spacing w:after="0" w:line="240" w:lineRule="auto"/>
+        <w:rPr>
+          <w:rFonts w:asciiTheme="majorHAnsi" w:eastAsia="Times New Roman" w:hAnsiTheme="majorHAnsi" w:cs="Times New Roman"/>
+          <w:kern w:val="0"/>
+          <w14:ligatures w14:val="none"/>
+        </w:rPr>
+      </w:pPr>
+      <w:r>
+        <w:rPr>
+          <w:rFonts w:asciiTheme="majorHAnsi" w:eastAsia="Times New Roman" w:hAnsiTheme="majorHAnsi" w:cs="Times New Roman"/>
+          <w:kern w:val="0"/>
+          <w14:ligatures w14:val="none"/>
+        </w:rPr>
+        <w:t>Researched and documented potential approaches for product sorting implementation and</w:t>
+      </w:r>
+      <w:r>
+        <w:rPr>
+          <w:rFonts w:asciiTheme="majorHAnsi" w:eastAsia="Times New Roman" w:hAnsiTheme="majorHAnsi" w:cs="Times New Roman"/>
+          <w:kern w:val="0"/>
+          <w14:ligatures w14:val="none"/>
+        </w:rPr>
+        <w:t xml:space="preserve"> </w:t>
+      </w:r>
+      <w:r>
+        <w:rPr>
+          <w:rFonts w:asciiTheme="majorHAnsi" w:eastAsia="Times New Roman" w:hAnsiTheme="majorHAnsi" w:cs="Times New Roman"/>
+          <w:kern w:val="0"/>
+          <w14:ligatures w14:val="none"/>
+        </w:rPr>
+        <w:t xml:space="preserve">future improvements. </w:t>
+      </w:r>
+    </w:p>
+    <w:p>
+      <w:pPr>
+        <w:pStyle w:val="ListParagraph"/>
+        <w:numPr>
+          <w:ilvl w:val="0"/>
+          <w:numId w:val="97"/>
+        </w:numPr>
+        <w:spacing w:after="0" w:line="240" w:lineRule="auto"/>
+        <w:rPr>
+          <w:rFonts w:asciiTheme="majorHAnsi" w:eastAsia="Times New Roman" w:hAnsiTheme="majorHAnsi" w:cs="Times New Roman"/>
+          <w:kern w:val="0"/>
+          <w14:ligatures w14:val="none"/>
+        </w:rPr>
+      </w:pPr>
+      <w:r>
+        <w:rPr>
+          <w:rFonts w:asciiTheme="majorHAnsi" w:eastAsia="Times New Roman" w:hAnsiTheme="majorHAnsi" w:cs="Times New Roman"/>
+          <w:kern w:val="0"/>
+          <w14:ligatures w14:val="none"/>
+        </w:rPr>
+        <w:t xml:space="preserve">Reviewed category, slug generation, account navigation, banner, and product listing related concerns raised during client review. </w:t>
+      </w:r>
+    </w:p>
+    <w:p>
+      <w:pPr>
+        <w:pStyle w:val="ListParagraph"/>
+        <w:numPr>
+          <w:ilvl w:val="0"/>
+          <w:numId w:val="97"/>
+        </w:numPr>
+        <w:spacing w:after="0" w:line="240" w:lineRule="auto"/>
+        <w:rPr>
+          <w:rFonts w:asciiTheme="majorHAnsi" w:eastAsia="Times New Roman" w:hAnsiTheme="majorHAnsi" w:cs="Times New Roman"/>
+          <w:kern w:val="0"/>
+          <w14:ligatures w14:val="none"/>
+        </w:rPr>
+      </w:pPr>
+      <w:r>
+        <w:rPr>
+          <w:rFonts w:asciiTheme="majorHAnsi" w:eastAsia="Times New Roman" w:hAnsiTheme="majorHAnsi" w:cs="Times New Roman"/>
+          <w:kern w:val="0"/>
+          <w14:ligatures w14:val="none"/>
+        </w:rPr>
+        <w:t xml:space="preserve">Prepared and compiled client-facing issue review and resolution documentation. </w:t>
+      </w:r>
+    </w:p>
+    <w:p>
+      <w:pPr>
+        <w:pStyle w:val="ListParagraph"/>
+        <w:numPr>
+          <w:ilvl w:val="0"/>
+          <w:numId w:val="97"/>
+        </w:numPr>
+        <w:spacing w:after="0" w:line="240" w:lineRule="auto"/>
+        <w:rPr>
+          <w:rFonts w:asciiTheme="majorHAnsi" w:eastAsia="Times New Roman" w:hAnsiTheme="majorHAnsi" w:cs="Times New Roman"/>
+          <w:kern w:val="0"/>
+          <w14:ligatures w14:val="none"/>
+        </w:rPr>
+      </w:pPr>
+      <w:r>
+        <w:rPr>
+          <w:rFonts w:asciiTheme="majorHAnsi" w:eastAsia="Times New Roman" w:hAnsiTheme="majorHAnsi" w:cs="Times New Roman"/>
+          <w:kern w:val="0"/>
+          <w14:ligatures w14:val="none"/>
+        </w:rPr>
+        <w:t xml:space="preserve">Prepared detailed developer documentation including technical findings, root cause analysis, API validation results, and recommended architectural improvements. </w:t>
+      </w:r>
+    </w:p>
+    <w:p>
+      <w:pPr>
+        <w:pStyle w:val="ListParagraph"/>
+        <w:numPr>
+          <w:ilvl w:val="0"/>
+          <w:numId w:val="97"/>
+        </w:numPr>
+        <w:rPr>
+          <w:rFonts w:asciiTheme="majorHAnsi" w:hAnsiTheme="majorHAnsi"/>
+        </w:rPr>
+      </w:pPr>
+      <w:r>
+        <w:rPr>
+          <w:rFonts w:asciiTheme="majorHAnsi" w:eastAsia="Times New Roman" w:hAnsiTheme="majorHAnsi" w:cs="Times New Roman"/>
+          <w:kern w:val="0"/>
+          <w14:ligatures w14:val="none"/>
+        </w:rPr>
+        <w:t>Submitted project documentation covering issue investigations, resolutions, testing results, and implementation recommendations.</w:t>
+      </w:r>
+    </w:p>
     <w:sectPr>
       <w:pgSz w:w="12240" w:h="15840"/>
       <w:pgMar w:top="1440" w:right="1440" w:bottom="1440" w:left="1440" w:header="720" w:footer="720" w:gutter="0"/>
@@ -19531,7 +19811,7 @@
   <w:abstractNum w:abstractNumId="54" w15:restartNumberingAfterBreak="0">
     <w:nsid w:val="4529096C"/>
     <w:multiLevelType w:val="hybridMultilevel"/>
-    <w:tmpl w:val="C8FAB8E4"/>
+    <w:tmpl w:val="896A36B0"/>
     <w:lvl w:ilvl="0" w:tplc="04090001">
       <w:start w:val="1"/>
       <w:numFmt w:val="bullet"/>
@@ -19641,6 +19921,119 @@
     </w:lvl>
   </w:abstractNum>
   <w:abstractNum w:abstractNumId="55" w15:restartNumberingAfterBreak="0">
+    <w:nsid w:val="46236874"/>
+    <w:multiLevelType w:val="hybridMultilevel"/>
+    <w:tmpl w:val="CF56BA42"/>
+    <w:lvl w:ilvl="0" w:tplc="04090001">
+      <w:start w:val="1"/>
+      <w:numFmt w:val="bullet"/>
+      <w:lvlText w:val=""/>
+      <w:lvlJc w:val="left"/>
+      <w:pPr>
+        <w:ind w:left="720" w:hanging="360"/>
+      </w:pPr>
+      <w:rPr>
+        <w:rFonts w:ascii="Symbol" w:hAnsi="Symbol" w:hint="default"/>
+      </w:rPr>
+    </w:lvl>
+    <w:lvl w:ilvl="1" w:tplc="04090003" w:tentative="1">
+      <w:start w:val="1"/>
+      <w:numFmt w:val="bullet"/>
+      <w:lvlText w:val="o"/>
+      <w:lvlJc w:val="left"/>
+      <w:pPr>
+        <w:ind w:left="1440" w:hanging="360"/>
+      </w:pPr>
+      <w:rPr>
+        <w:rFonts w:ascii="Courier New" w:hAnsi="Courier New" w:cs="Courier New" w:hint="default"/>
+      </w:rPr>
+    </w:lvl>
+    <w:lvl w:ilvl="2" w:tplc="04090005" w:tentative="1">
+      <w:start w:val="1"/>
+      <w:numFmt w:val="bullet"/>
+      <w:lvlText w:val=""/>
+      <w:lvlJc w:val="left"/>
+      <w:pPr>
+        <w:ind w:left="2160" w:hanging="360"/>
+      </w:pPr>
+      <w:rPr>
+        <w:rFonts w:ascii="Wingdings" w:hAnsi="Wingdings" w:hint="default"/>
+      </w:rPr>
+    </w:lvl>
+    <w:lvl w:ilvl="3" w:tplc="04090001" w:tentative="1">
+      <w:start w:val="1"/>
+      <w:numFmt w:val="bullet"/>
+      <w:lvlText w:val=""/>
+      <w:lvlJc w:val="left"/>
+      <w:pPr>
+        <w:ind w:left="2880" w:hanging="360"/>
+      </w:pPr>
+      <w:rPr>
+        <w:rFonts w:ascii="Symbol" w:hAnsi="Symbol" w:hint="default"/>
+      </w:rPr>
+    </w:lvl>
+    <w:lvl w:ilvl="4" w:tplc="04090003" w:tentative="1">
+      <w:start w:val="1"/>
+      <w:numFmt w:val="bullet"/>
+      <w:lvlText w:val="o"/>
+      <w:lvlJc w:val="left"/>
+      <w:pPr>
+        <w:ind w:left="3600" w:hanging="360"/>
+      </w:pPr>
+      <w:rPr>
+        <w:rFonts w:ascii="Courier New" w:hAnsi="Courier New" w:cs="Courier New" w:hint="default"/>
+      </w:rPr>
+    </w:lvl>
+    <w:lvl w:ilvl="5" w:tplc="04090005" w:tentative="1">
+      <w:start w:val="1"/>
+      <w:numFmt w:val="bullet"/>
+      <w:lvlText w:val=""/>
+      <w:lvlJc w:val="left"/>
+      <w:pPr>
+        <w:ind w:left="4320" w:hanging="360"/>
+      </w:pPr>
+      <w:rPr>
+        <w:rFonts w:ascii="Wingdings" w:hAnsi="Wingdings" w:hint="default"/>
+      </w:rPr>
+    </w:lvl>
+    <w:lvl w:ilvl="6" w:tplc="04090001" w:tentative="1">
+      <w:start w:val="1"/>
+      <w:numFmt w:val="bullet"/>
+      <w:lvlText w:val=""/>
+      <w:lvlJc w:val="left"/>
+      <w:pPr>
+        <w:ind w:left="5040" w:hanging="360"/>
+      </w:pPr>
+      <w:rPr>
+        <w:rFonts w:ascii="Symbol" w:hAnsi="Symbol" w:hint="default"/>
+      </w:rPr>
+    </w:lvl>
+    <w:lvl w:ilvl="7" w:tplc="04090003" w:tentative="1">
+      <w:start w:val="1"/>
+      <w:numFmt w:val="bullet"/>
+      <w:lvlText w:val="o"/>
+      <w:lvlJc w:val="left"/>
+      <w:pPr>
+        <w:ind w:left="5760" w:hanging="360"/>
+      </w:pPr>
+      <w:rPr>
+        <w:rFonts w:ascii="Courier New" w:hAnsi="Courier New" w:cs="Courier New" w:hint="default"/>
+      </w:rPr>
+    </w:lvl>
+    <w:lvl w:ilvl="8" w:tplc="04090005" w:tentative="1">
+      <w:start w:val="1"/>
+      <w:numFmt w:val="bullet"/>
+      <w:lvlText w:val=""/>
+      <w:lvlJc w:val="left"/>
+      <w:pPr>
+        <w:ind w:left="6480" w:hanging="360"/>
+      </w:pPr>
+      <w:rPr>
+        <w:rFonts w:ascii="Wingdings" w:hAnsi="Wingdings" w:hint="default"/>
+      </w:rPr>
+    </w:lvl>
+  </w:abstractNum>
+  <w:abstractNum w:abstractNumId="56" w15:restartNumberingAfterBreak="0">
     <w:nsid w:val="470C52B7"/>
     <w:multiLevelType w:val="multilevel"/>
     <w:tmpl w:val="DDBACCE6"/>
@@ -19789,7 +20182,7 @@
       </w:rPr>
     </w:lvl>
   </w:abstractNum>
-  <w:abstractNum w:abstractNumId="56" w15:restartNumberingAfterBreak="0">
+  <w:abstractNum w:abstractNumId="57" w15:restartNumberingAfterBreak="0">
     <w:nsid w:val="471B09B3"/>
     <w:multiLevelType w:val="multilevel"/>
     <w:tmpl w:val="A1B2CB16"/>
@@ -19938,7 +20331,7 @@
       </w:rPr>
     </w:lvl>
   </w:abstractNum>
-  <w:abstractNum w:abstractNumId="57" w15:restartNumberingAfterBreak="0">
+  <w:abstractNum w:abstractNumId="58" w15:restartNumberingAfterBreak="0">
     <w:nsid w:val="47FA7B13"/>
     <w:multiLevelType w:val="hybridMultilevel"/>
     <w:tmpl w:val="B7CC7F0C"/>
@@ -20051,7 +20444,7 @@
       </w:rPr>
     </w:lvl>
   </w:abstractNum>
-  <w:abstractNum w:abstractNumId="58" w15:restartNumberingAfterBreak="0">
+  <w:abstractNum w:abstractNumId="59" w15:restartNumberingAfterBreak="0">
     <w:nsid w:val="486B038C"/>
     <w:multiLevelType w:val="hybridMultilevel"/>
     <w:tmpl w:val="8C4A79DA"/>
@@ -20164,7 +20557,7 @@
       </w:rPr>
     </w:lvl>
   </w:abstractNum>
-  <w:abstractNum w:abstractNumId="59" w15:restartNumberingAfterBreak="0">
+  <w:abstractNum w:abstractNumId="60" w15:restartNumberingAfterBreak="0">
     <w:nsid w:val="4888582A"/>
     <w:multiLevelType w:val="multilevel"/>
     <w:tmpl w:val="2A22B8AA"/>
@@ -20313,7 +20706,7 @@
       </w:rPr>
     </w:lvl>
   </w:abstractNum>
-  <w:abstractNum w:abstractNumId="60" w15:restartNumberingAfterBreak="0">
+  <w:abstractNum w:abstractNumId="61" w15:restartNumberingAfterBreak="0">
     <w:nsid w:val="48B04027"/>
     <w:multiLevelType w:val="multilevel"/>
     <w:tmpl w:val="98462BA4"/>
@@ -20462,7 +20855,7 @@
       </w:rPr>
     </w:lvl>
   </w:abstractNum>
-  <w:abstractNum w:abstractNumId="61" w15:restartNumberingAfterBreak="0">
+  <w:abstractNum w:abstractNumId="62" w15:restartNumberingAfterBreak="0">
     <w:nsid w:val="48E0701C"/>
     <w:multiLevelType w:val="multilevel"/>
     <w:tmpl w:val="4FB6510C"/>
@@ -20611,7 +21004,7 @@
       </w:rPr>
     </w:lvl>
   </w:abstractNum>
-  <w:abstractNum w:abstractNumId="62" w15:restartNumberingAfterBreak="0">
+  <w:abstractNum w:abstractNumId="63" w15:restartNumberingAfterBreak="0">
     <w:nsid w:val="4A8D35E4"/>
     <w:multiLevelType w:val="hybridMultilevel"/>
     <w:tmpl w:val="35A2089C"/>
@@ -20724,7 +21117,7 @@
       </w:rPr>
     </w:lvl>
   </w:abstractNum>
-  <w:abstractNum w:abstractNumId="63" w15:restartNumberingAfterBreak="0">
+  <w:abstractNum w:abstractNumId="64" w15:restartNumberingAfterBreak="0">
     <w:nsid w:val="4B8865D9"/>
     <w:multiLevelType w:val="multilevel"/>
     <w:tmpl w:val="238E69C6"/>
@@ -20873,7 +21266,7 @@
       </w:rPr>
     </w:lvl>
   </w:abstractNum>
-  <w:abstractNum w:abstractNumId="64" w15:restartNumberingAfterBreak="0">
+  <w:abstractNum w:abstractNumId="65" w15:restartNumberingAfterBreak="0">
     <w:nsid w:val="4D161459"/>
     <w:multiLevelType w:val="multilevel"/>
     <w:tmpl w:val="C10436FE"/>
@@ -21022,7 +21415,7 @@
       </w:rPr>
     </w:lvl>
   </w:abstractNum>
-  <w:abstractNum w:abstractNumId="65" w15:restartNumberingAfterBreak="0">
+  <w:abstractNum w:abstractNumId="66" w15:restartNumberingAfterBreak="0">
     <w:nsid w:val="4D964689"/>
     <w:multiLevelType w:val="multilevel"/>
     <w:tmpl w:val="6B2AA6B4"/>
@@ -21171,7 +21564,7 @@
       </w:rPr>
     </w:lvl>
   </w:abstractNum>
-  <w:abstractNum w:abstractNumId="66" w15:restartNumberingAfterBreak="0">
+  <w:abstractNum w:abstractNumId="67" w15:restartNumberingAfterBreak="0">
     <w:nsid w:val="4DA44DE1"/>
     <w:multiLevelType w:val="multilevel"/>
     <w:tmpl w:val="EA649872"/>
@@ -21320,7 +21713,7 @@
       </w:rPr>
     </w:lvl>
   </w:abstractNum>
-  <w:abstractNum w:abstractNumId="67" w15:restartNumberingAfterBreak="0">
+  <w:abstractNum w:abstractNumId="68" w15:restartNumberingAfterBreak="0">
     <w:nsid w:val="4E1374B9"/>
     <w:multiLevelType w:val="multilevel"/>
     <w:tmpl w:val="3FD09D5E"/>
@@ -21469,7 +21862,7 @@
       </w:rPr>
     </w:lvl>
   </w:abstractNum>
-  <w:abstractNum w:abstractNumId="68" w15:restartNumberingAfterBreak="0">
+  <w:abstractNum w:abstractNumId="69" w15:restartNumberingAfterBreak="0">
     <w:nsid w:val="507F6DDB"/>
     <w:multiLevelType w:val="multilevel"/>
     <w:tmpl w:val="644671D8"/>
@@ -21618,7 +22011,7 @@
       </w:rPr>
     </w:lvl>
   </w:abstractNum>
-  <w:abstractNum w:abstractNumId="69" w15:restartNumberingAfterBreak="0">
+  <w:abstractNum w:abstractNumId="70" w15:restartNumberingAfterBreak="0">
     <w:nsid w:val="52A305EE"/>
     <w:multiLevelType w:val="multilevel"/>
     <w:tmpl w:val="363639BE"/>
@@ -21767,7 +22160,7 @@
       </w:rPr>
     </w:lvl>
   </w:abstractNum>
-  <w:abstractNum w:abstractNumId="70" w15:restartNumberingAfterBreak="0">
+  <w:abstractNum w:abstractNumId="71" w15:restartNumberingAfterBreak="0">
     <w:nsid w:val="5A897983"/>
     <w:multiLevelType w:val="multilevel"/>
     <w:tmpl w:val="F05C9280"/>
@@ -21916,7 +22309,7 @@
       </w:rPr>
     </w:lvl>
   </w:abstractNum>
-  <w:abstractNum w:abstractNumId="71" w15:restartNumberingAfterBreak="0">
+  <w:abstractNum w:abstractNumId="72" w15:restartNumberingAfterBreak="0">
     <w:nsid w:val="5DD73975"/>
     <w:multiLevelType w:val="hybridMultilevel"/>
     <w:tmpl w:val="F3C8F606"/>
@@ -22029,7 +22422,7 @@
       </w:rPr>
     </w:lvl>
   </w:abstractNum>
-  <w:abstractNum w:abstractNumId="72" w15:restartNumberingAfterBreak="0">
+  <w:abstractNum w:abstractNumId="73" w15:restartNumberingAfterBreak="0">
     <w:nsid w:val="60892C6D"/>
     <w:multiLevelType w:val="hybridMultilevel"/>
     <w:tmpl w:val="2E74A43E"/>
@@ -22142,7 +22535,7 @@
       </w:rPr>
     </w:lvl>
   </w:abstractNum>
-  <w:abstractNum w:abstractNumId="73" w15:restartNumberingAfterBreak="0">
+  <w:abstractNum w:abstractNumId="74" w15:restartNumberingAfterBreak="0">
     <w:nsid w:val="61984EBA"/>
     <w:multiLevelType w:val="hybridMultilevel"/>
     <w:tmpl w:val="1B8AE2C2"/>
@@ -22255,7 +22648,7 @@
       </w:rPr>
     </w:lvl>
   </w:abstractNum>
-  <w:abstractNum w:abstractNumId="74" w15:restartNumberingAfterBreak="0">
+  <w:abstractNum w:abstractNumId="75" w15:restartNumberingAfterBreak="0">
     <w:nsid w:val="628566FA"/>
     <w:multiLevelType w:val="multilevel"/>
     <w:tmpl w:val="C576D23C"/>
@@ -22404,7 +22797,7 @@
       </w:rPr>
     </w:lvl>
   </w:abstractNum>
-  <w:abstractNum w:abstractNumId="75" w15:restartNumberingAfterBreak="0">
+  <w:abstractNum w:abstractNumId="76" w15:restartNumberingAfterBreak="0">
     <w:nsid w:val="628F4BF2"/>
     <w:multiLevelType w:val="multilevel"/>
     <w:tmpl w:val="A680F95C"/>
@@ -22553,7 +22946,7 @@
       </w:rPr>
     </w:lvl>
   </w:abstractNum>
-  <w:abstractNum w:abstractNumId="76" w15:restartNumberingAfterBreak="0">
+  <w:abstractNum w:abstractNumId="77" w15:restartNumberingAfterBreak="0">
     <w:nsid w:val="6291226C"/>
     <w:multiLevelType w:val="multilevel"/>
     <w:tmpl w:val="6BE0DE32"/>
@@ -22702,7 +23095,120 @@
       </w:rPr>
     </w:lvl>
   </w:abstractNum>
-  <w:abstractNum w:abstractNumId="77" w15:restartNumberingAfterBreak="0">
+  <w:abstractNum w:abstractNumId="78" w15:restartNumberingAfterBreak="0">
+    <w:nsid w:val="65E54B81"/>
+    <w:multiLevelType w:val="hybridMultilevel"/>
+    <w:tmpl w:val="BFBACAFC"/>
+    <w:lvl w:ilvl="0" w:tplc="04090001">
+      <w:start w:val="1"/>
+      <w:numFmt w:val="bullet"/>
+      <w:lvlText w:val=""/>
+      <w:lvlJc w:val="left"/>
+      <w:pPr>
+        <w:ind w:left="720" w:hanging="360"/>
+      </w:pPr>
+      <w:rPr>
+        <w:rFonts w:ascii="Symbol" w:hAnsi="Symbol" w:hint="default"/>
+      </w:rPr>
+    </w:lvl>
+    <w:lvl w:ilvl="1" w:tplc="04090003" w:tentative="1">
+      <w:start w:val="1"/>
+      <w:numFmt w:val="bullet"/>
+      <w:lvlText w:val="o"/>
+      <w:lvlJc w:val="left"/>
+      <w:pPr>
+        <w:ind w:left="1440" w:hanging="360"/>
+      </w:pPr>
+      <w:rPr>
+        <w:rFonts w:ascii="Courier New" w:hAnsi="Courier New" w:cs="Courier New" w:hint="default"/>
+      </w:rPr>
+    </w:lvl>
+    <w:lvl w:ilvl="2" w:tplc="04090005" w:tentative="1">
+      <w:start w:val="1"/>
+      <w:numFmt w:val="bullet"/>
+      <w:lvlText w:val=""/>
+      <w:lvlJc w:val="left"/>
+      <w:pPr>
+        <w:ind w:left="2160" w:hanging="360"/>
+      </w:pPr>
+      <w:rPr>
+        <w:rFonts w:ascii="Wingdings" w:hAnsi="Wingdings" w:hint="default"/>
+      </w:rPr>
+    </w:lvl>
+    <w:lvl w:ilvl="3" w:tplc="04090001" w:tentative="1">
+      <w:start w:val="1"/>
+      <w:numFmt w:val="bullet"/>
+      <w:lvlText w:val=""/>
+      <w:lvlJc w:val="left"/>
+      <w:pPr>
+        <w:ind w:left="2880" w:hanging="360"/>
+      </w:pPr>
+      <w:rPr>
+        <w:rFonts w:ascii="Symbol" w:hAnsi="Symbol" w:hint="default"/>
+      </w:rPr>
+    </w:lvl>
+    <w:lvl w:ilvl="4" w:tplc="04090003" w:tentative="1">
+      <w:start w:val="1"/>
+      <w:numFmt w:val="bullet"/>
+      <w:lvlText w:val="o"/>
+      <w:lvlJc w:val="left"/>
+      <w:pPr>
+        <w:ind w:left="3600" w:hanging="360"/>
+      </w:pPr>
+      <w:rPr>
+        <w:rFonts w:ascii="Courier New" w:hAnsi="Courier New" w:cs="Courier New" w:hint="default"/>
+      </w:rPr>
+    </w:lvl>
+    <w:lvl w:ilvl="5" w:tplc="04090005" w:tentative="1">
+      <w:start w:val="1"/>
+      <w:numFmt w:val="bullet"/>
+      <w:lvlText w:val=""/>
+      <w:lvlJc w:val="left"/>
+      <w:pPr>
+        <w:ind w:left="4320" w:hanging="360"/>
+      </w:pPr>
+      <w:rPr>
+        <w:rFonts w:ascii="Wingdings" w:hAnsi="Wingdings" w:hint="default"/>
+      </w:rPr>
+    </w:lvl>
+    <w:lvl w:ilvl="6" w:tplc="04090001" w:tentative="1">
+      <w:start w:val="1"/>
+      <w:numFmt w:val="bullet"/>
+      <w:lvlText w:val=""/>
+      <w:lvlJc w:val="left"/>
+      <w:pPr>
+        <w:ind w:left="5040" w:hanging="360"/>
+      </w:pPr>
+      <w:rPr>
+        <w:rFonts w:ascii="Symbol" w:hAnsi="Symbol" w:hint="default"/>
+      </w:rPr>
+    </w:lvl>
+    <w:lvl w:ilvl="7" w:tplc="04090003" w:tentative="1">
+      <w:start w:val="1"/>
+      <w:numFmt w:val="bullet"/>
+      <w:lvlText w:val="o"/>
+      <w:lvlJc w:val="left"/>
+      <w:pPr>
+        <w:ind w:left="5760" w:hanging="360"/>
+      </w:pPr>
+      <w:rPr>
+        <w:rFonts w:ascii="Courier New" w:hAnsi="Courier New" w:cs="Courier New" w:hint="default"/>
+      </w:rPr>
+    </w:lvl>
+    <w:lvl w:ilvl="8" w:tplc="04090005" w:tentative="1">
+      <w:start w:val="1"/>
+      <w:numFmt w:val="bullet"/>
+      <w:lvlText w:val=""/>
+      <w:lvlJc w:val="left"/>
+      <w:pPr>
+        <w:ind w:left="6480" w:hanging="360"/>
+      </w:pPr>
+      <w:rPr>
+        <w:rFonts w:ascii="Wingdings" w:hAnsi="Wingdings" w:hint="default"/>
+      </w:rPr>
+    </w:lvl>
+  </w:abstractNum>
+  <w:abstractNum w:abstractNumId="79" w15:restartNumberingAfterBreak="0">
     <w:nsid w:val="697503CA"/>
     <w:multiLevelType w:val="multilevel"/>
     <w:tmpl w:val="1B665738"/>
@@ -22851,7 +23357,7 @@
       </w:rPr>
     </w:lvl>
   </w:abstractNum>
-  <w:abstractNum w:abstractNumId="78" w15:restartNumberingAfterBreak="0">
+  <w:abstractNum w:abstractNumId="80" w15:restartNumberingAfterBreak="0">
     <w:nsid w:val="69F3676B"/>
     <w:multiLevelType w:val="multilevel"/>
     <w:tmpl w:val="6F324960"/>
@@ -23000,7 +23506,7 @@
       </w:rPr>
     </w:lvl>
   </w:abstractNum>
-  <w:abstractNum w:abstractNumId="79" w15:restartNumberingAfterBreak="0">
+  <w:abstractNum w:abstractNumId="81" w15:restartNumberingAfterBreak="0">
     <w:nsid w:val="6A49310C"/>
     <w:multiLevelType w:val="multilevel"/>
     <w:tmpl w:val="9D4C1AFE"/>
@@ -23149,7 +23655,7 @@
       </w:rPr>
     </w:lvl>
   </w:abstractNum>
-  <w:abstractNum w:abstractNumId="80" w15:restartNumberingAfterBreak="0">
+  <w:abstractNum w:abstractNumId="82" w15:restartNumberingAfterBreak="0">
     <w:nsid w:val="6EBE3AC0"/>
     <w:multiLevelType w:val="multilevel"/>
     <w:tmpl w:val="1FFA36AC"/>
@@ -23298,7 +23804,7 @@
       </w:rPr>
     </w:lvl>
   </w:abstractNum>
-  <w:abstractNum w:abstractNumId="81" w15:restartNumberingAfterBreak="0">
+  <w:abstractNum w:abstractNumId="83" w15:restartNumberingAfterBreak="0">
     <w:nsid w:val="6EFD3537"/>
     <w:multiLevelType w:val="multilevel"/>
     <w:tmpl w:val="97C84188"/>
@@ -23447,7 +23953,7 @@
       </w:rPr>
     </w:lvl>
   </w:abstractNum>
-  <w:abstractNum w:abstractNumId="82" w15:restartNumberingAfterBreak="0">
+  <w:abstractNum w:abstractNumId="84" w15:restartNumberingAfterBreak="0">
     <w:nsid w:val="6F4737A3"/>
     <w:multiLevelType w:val="multilevel"/>
     <w:tmpl w:val="6EC638F4"/>
@@ -23596,7 +24102,7 @@
       </w:rPr>
     </w:lvl>
   </w:abstractNum>
-  <w:abstractNum w:abstractNumId="83" w15:restartNumberingAfterBreak="0">
+  <w:abstractNum w:abstractNumId="85" w15:restartNumberingAfterBreak="0">
     <w:nsid w:val="71B866B8"/>
     <w:multiLevelType w:val="multilevel"/>
     <w:tmpl w:val="D6A61A68"/>
@@ -23745,7 +24251,7 @@
       </w:rPr>
     </w:lvl>
   </w:abstractNum>
-  <w:abstractNum w:abstractNumId="84" w15:restartNumberingAfterBreak="0">
+  <w:abstractNum w:abstractNumId="86" w15:restartNumberingAfterBreak="0">
     <w:nsid w:val="71FE7096"/>
     <w:multiLevelType w:val="multilevel"/>
     <w:tmpl w:val="DB9A52BE"/>
@@ -23894,7 +24400,7 @@
       </w:rPr>
     </w:lvl>
   </w:abstractNum>
-  <w:abstractNum w:abstractNumId="85" w15:restartNumberingAfterBreak="0">
+  <w:abstractNum w:abstractNumId="87" w15:restartNumberingAfterBreak="0">
     <w:nsid w:val="74CE4C5D"/>
     <w:multiLevelType w:val="multilevel"/>
     <w:tmpl w:val="B066DCEA"/>
@@ -24043,7 +24549,7 @@
       </w:rPr>
     </w:lvl>
   </w:abstractNum>
-  <w:abstractNum w:abstractNumId="86" w15:restartNumberingAfterBreak="0">
+  <w:abstractNum w:abstractNumId="88" w15:restartNumberingAfterBreak="0">
     <w:nsid w:val="74D4408F"/>
     <w:multiLevelType w:val="multilevel"/>
     <w:tmpl w:val="C854DE4A"/>
@@ -24192,7 +24698,7 @@
       </w:rPr>
     </w:lvl>
   </w:abstractNum>
-  <w:abstractNum w:abstractNumId="87" w15:restartNumberingAfterBreak="0">
+  <w:abstractNum w:abstractNumId="89" w15:restartNumberingAfterBreak="0">
     <w:nsid w:val="75854F38"/>
     <w:multiLevelType w:val="multilevel"/>
     <w:tmpl w:val="D5CED040"/>
@@ -24341,7 +24847,7 @@
       </w:rPr>
     </w:lvl>
   </w:abstractNum>
-  <w:abstractNum w:abstractNumId="88" w15:restartNumberingAfterBreak="0">
+  <w:abstractNum w:abstractNumId="90" w15:restartNumberingAfterBreak="0">
     <w:nsid w:val="761A133C"/>
     <w:multiLevelType w:val="multilevel"/>
     <w:tmpl w:val="0F382862"/>
@@ -24490,7 +24996,7 @@
       </w:rPr>
     </w:lvl>
   </w:abstractNum>
-  <w:abstractNum w:abstractNumId="89" w15:restartNumberingAfterBreak="0">
+  <w:abstractNum w:abstractNumId="91" w15:restartNumberingAfterBreak="0">
     <w:nsid w:val="76A27D4F"/>
     <w:multiLevelType w:val="multilevel"/>
     <w:tmpl w:val="1D745170"/>
@@ -24639,7 +25145,7 @@
       </w:rPr>
     </w:lvl>
   </w:abstractNum>
-  <w:abstractNum w:abstractNumId="90" w15:restartNumberingAfterBreak="0">
+  <w:abstractNum w:abstractNumId="92" w15:restartNumberingAfterBreak="0">
     <w:nsid w:val="796D1793"/>
     <w:multiLevelType w:val="hybridMultilevel"/>
     <w:tmpl w:val="2938CC24"/>
@@ -24752,7 +25258,7 @@
       </w:rPr>
     </w:lvl>
   </w:abstractNum>
-  <w:abstractNum w:abstractNumId="91" w15:restartNumberingAfterBreak="0">
+  <w:abstractNum w:abstractNumId="93" w15:restartNumberingAfterBreak="0">
     <w:nsid w:val="7A251DB5"/>
     <w:multiLevelType w:val="multilevel"/>
     <w:tmpl w:val="A60243AE"/>
@@ -24901,7 +25407,7 @@
       </w:rPr>
     </w:lvl>
   </w:abstractNum>
-  <w:abstractNum w:abstractNumId="92" w15:restartNumberingAfterBreak="0">
+  <w:abstractNum w:abstractNumId="94" w15:restartNumberingAfterBreak="0">
     <w:nsid w:val="7AEF721F"/>
     <w:multiLevelType w:val="multilevel"/>
     <w:tmpl w:val="E3CCCB9E"/>
@@ -25050,7 +25556,7 @@
       </w:rPr>
     </w:lvl>
   </w:abstractNum>
-  <w:abstractNum w:abstractNumId="93" w15:restartNumberingAfterBreak="0">
+  <w:abstractNum w:abstractNumId="95" w15:restartNumberingAfterBreak="0">
     <w:nsid w:val="7C6F0D89"/>
     <w:multiLevelType w:val="multilevel"/>
     <w:tmpl w:val="F3E8C6DA"/>
@@ -25199,7 +25705,7 @@
       </w:rPr>
     </w:lvl>
   </w:abstractNum>
-  <w:abstractNum w:abstractNumId="94" w15:restartNumberingAfterBreak="0">
+  <w:abstractNum w:abstractNumId="96" w15:restartNumberingAfterBreak="0">
     <w:nsid w:val="7CC447D5"/>
     <w:multiLevelType w:val="multilevel"/>
     <w:tmpl w:val="F53EFE4C"/>
@@ -25348,7 +25854,7 @@
       </w:rPr>
     </w:lvl>
   </w:abstractNum>
-  <w:abstractNum w:abstractNumId="95" w15:restartNumberingAfterBreak="0">
+  <w:abstractNum w:abstractNumId="97" w15:restartNumberingAfterBreak="0">
     <w:nsid w:val="7E1B2E64"/>
     <w:multiLevelType w:val="hybridMultilevel"/>
     <w:tmpl w:val="E276480E"/>
@@ -25461,7 +25967,7 @@
       </w:rPr>
     </w:lvl>
   </w:abstractNum>
-  <w:abstractNum w:abstractNumId="96" w15:restartNumberingAfterBreak="0">
+  <w:abstractNum w:abstractNumId="98" w15:restartNumberingAfterBreak="0">
     <w:nsid w:val="7F007273"/>
     <w:multiLevelType w:val="multilevel"/>
     <w:tmpl w:val="F4D2AA58"/>
@@ -25620,43 +26126,43 @@
     <w:abstractNumId w:val="10"/>
   </w:num>
   <w:num w:numId="4" w16cid:durableId="1373382629">
-    <w:abstractNumId w:val="88"/>
+    <w:abstractNumId w:val="90"/>
   </w:num>
   <w:num w:numId="5" w16cid:durableId="1915696360">
-    <w:abstractNumId w:val="59"/>
+    <w:abstractNumId w:val="60"/>
   </w:num>
   <w:num w:numId="6" w16cid:durableId="44070181">
     <w:abstractNumId w:val="23"/>
   </w:num>
   <w:num w:numId="7" w16cid:durableId="493452589">
-    <w:abstractNumId w:val="94"/>
+    <w:abstractNumId w:val="96"/>
   </w:num>
   <w:num w:numId="8" w16cid:durableId="680399946">
-    <w:abstractNumId w:val="77"/>
+    <w:abstractNumId w:val="79"/>
   </w:num>
   <w:num w:numId="9" w16cid:durableId="925652620">
-    <w:abstractNumId w:val="81"/>
+    <w:abstractNumId w:val="83"/>
   </w:num>
   <w:num w:numId="10" w16cid:durableId="2105029407">
-    <w:abstractNumId w:val="91"/>
+    <w:abstractNumId w:val="93"/>
   </w:num>
   <w:num w:numId="11" w16cid:durableId="1322386189">
-    <w:abstractNumId w:val="70"/>
+    <w:abstractNumId w:val="71"/>
   </w:num>
   <w:num w:numId="12" w16cid:durableId="1145046778">
     <w:abstractNumId w:val="42"/>
   </w:num>
   <w:num w:numId="13" w16cid:durableId="1778140380">
-    <w:abstractNumId w:val="76"/>
+    <w:abstractNumId w:val="77"/>
   </w:num>
   <w:num w:numId="14" w16cid:durableId="886575476">
-    <w:abstractNumId w:val="82"/>
+    <w:abstractNumId w:val="84"/>
   </w:num>
   <w:num w:numId="15" w16cid:durableId="434445510">
-    <w:abstractNumId w:val="63"/>
+    <w:abstractNumId w:val="64"/>
   </w:num>
   <w:num w:numId="16" w16cid:durableId="827483361">
-    <w:abstractNumId w:val="73"/>
+    <w:abstractNumId w:val="74"/>
   </w:num>
   <w:num w:numId="17" w16cid:durableId="1548566209">
     <w:abstractNumId w:val="26"/>
@@ -25677,31 +26183,31 @@
     <w:abstractNumId w:val="15"/>
   </w:num>
   <w:num w:numId="23" w16cid:durableId="113258773">
-    <w:abstractNumId w:val="55"/>
+    <w:abstractNumId w:val="56"/>
   </w:num>
   <w:num w:numId="24" w16cid:durableId="965312005">
-    <w:abstractNumId w:val="58"/>
+    <w:abstractNumId w:val="59"/>
   </w:num>
   <w:num w:numId="25" w16cid:durableId="343359711">
-    <w:abstractNumId w:val="95"/>
+    <w:abstractNumId w:val="97"/>
   </w:num>
   <w:num w:numId="26" w16cid:durableId="547838144">
-    <w:abstractNumId w:val="90"/>
+    <w:abstractNumId w:val="92"/>
   </w:num>
   <w:num w:numId="27" w16cid:durableId="1031033420">
-    <w:abstractNumId w:val="78"/>
+    <w:abstractNumId w:val="80"/>
   </w:num>
   <w:num w:numId="28" w16cid:durableId="519204185">
     <w:abstractNumId w:val="34"/>
   </w:num>
   <w:num w:numId="29" w16cid:durableId="1706559306">
-    <w:abstractNumId w:val="66"/>
+    <w:abstractNumId w:val="67"/>
   </w:num>
   <w:num w:numId="30" w16cid:durableId="1050305727">
     <w:abstractNumId w:val="44"/>
   </w:num>
   <w:num w:numId="31" w16cid:durableId="1439444620">
-    <w:abstractNumId w:val="56"/>
+    <w:abstractNumId w:val="57"/>
   </w:num>
   <w:num w:numId="32" w16cid:durableId="1831407804">
     <w:abstractNumId w:val="7"/>
@@ -25710,19 +26216,19 @@
     <w:abstractNumId w:val="35"/>
   </w:num>
   <w:num w:numId="34" w16cid:durableId="479158040">
-    <w:abstractNumId w:val="86"/>
+    <w:abstractNumId w:val="88"/>
   </w:num>
   <w:num w:numId="35" w16cid:durableId="2026666882">
-    <w:abstractNumId w:val="80"/>
+    <w:abstractNumId w:val="82"/>
   </w:num>
   <w:num w:numId="36" w16cid:durableId="1640843127">
-    <w:abstractNumId w:val="87"/>
+    <w:abstractNumId w:val="89"/>
   </w:num>
   <w:num w:numId="37" w16cid:durableId="83958067">
     <w:abstractNumId w:val="41"/>
   </w:num>
   <w:num w:numId="38" w16cid:durableId="1831871160">
-    <w:abstractNumId w:val="84"/>
+    <w:abstractNumId w:val="86"/>
   </w:num>
   <w:num w:numId="39" w16cid:durableId="727649376">
     <w:abstractNumId w:val="38"/>
@@ -25731,13 +26237,13 @@
     <w:abstractNumId w:val="29"/>
   </w:num>
   <w:num w:numId="41" w16cid:durableId="2016688023">
-    <w:abstractNumId w:val="62"/>
+    <w:abstractNumId w:val="63"/>
   </w:num>
   <w:num w:numId="42" w16cid:durableId="1126965100">
-    <w:abstractNumId w:val="67"/>
+    <w:abstractNumId w:val="68"/>
   </w:num>
   <w:num w:numId="43" w16cid:durableId="1921326403">
-    <w:abstractNumId w:val="57"/>
+    <w:abstractNumId w:val="58"/>
   </w:num>
   <w:num w:numId="44" w16cid:durableId="2006857201">
     <w:abstractNumId w:val="48"/>
@@ -25749,10 +26255,10 @@
     <w:abstractNumId w:val="45"/>
   </w:num>
   <w:num w:numId="47" w16cid:durableId="93716549">
-    <w:abstractNumId w:val="92"/>
+    <w:abstractNumId w:val="94"/>
   </w:num>
   <w:num w:numId="48" w16cid:durableId="1549098943">
-    <w:abstractNumId w:val="85"/>
+    <w:abstractNumId w:val="87"/>
   </w:num>
   <w:num w:numId="49" w16cid:durableId="637611065">
     <w:abstractNumId w:val="37"/>
@@ -25779,10 +26285,10 @@
     <w:abstractNumId w:val="16"/>
   </w:num>
   <w:num w:numId="57" w16cid:durableId="57870292">
-    <w:abstractNumId w:val="64"/>
+    <w:abstractNumId w:val="65"/>
   </w:num>
   <w:num w:numId="58" w16cid:durableId="1132557770">
-    <w:abstractNumId w:val="96"/>
+    <w:abstractNumId w:val="98"/>
   </w:num>
   <w:num w:numId="59" w16cid:durableId="1367368697">
     <w:abstractNumId w:val="14"/>
@@ -25794,7 +26300,7 @@
     <w:abstractNumId w:val="40"/>
   </w:num>
   <w:num w:numId="62" w16cid:durableId="1640917294">
-    <w:abstractNumId w:val="79"/>
+    <w:abstractNumId w:val="81"/>
   </w:num>
   <w:num w:numId="63" w16cid:durableId="1106271829">
     <w:abstractNumId w:val="39"/>
@@ -25803,19 +26309,19 @@
     <w:abstractNumId w:val="22"/>
   </w:num>
   <w:num w:numId="65" w16cid:durableId="1302492964">
-    <w:abstractNumId w:val="72"/>
+    <w:abstractNumId w:val="73"/>
   </w:num>
   <w:num w:numId="66" w16cid:durableId="1817457555">
-    <w:abstractNumId w:val="65"/>
+    <w:abstractNumId w:val="66"/>
   </w:num>
   <w:num w:numId="67" w16cid:durableId="1378624631">
-    <w:abstractNumId w:val="69"/>
+    <w:abstractNumId w:val="70"/>
   </w:num>
   <w:num w:numId="68" w16cid:durableId="99179333">
     <w:abstractNumId w:val="20"/>
   </w:num>
   <w:num w:numId="69" w16cid:durableId="1565608183">
-    <w:abstractNumId w:val="71"/>
+    <w:abstractNumId w:val="72"/>
   </w:num>
   <w:num w:numId="70" w16cid:durableId="1160925032">
     <w:abstractNumId w:val="21"/>
@@ -25845,7 +26351,7 @@
     <w:abstractNumId w:val="27"/>
   </w:num>
   <w:num w:numId="79" w16cid:durableId="1153330480">
-    <w:abstractNumId w:val="61"/>
+    <w:abstractNumId w:val="62"/>
   </w:num>
   <w:num w:numId="80" w16cid:durableId="1571041670">
     <w:abstractNumId w:val="11"/>
@@ -25854,13 +26360,13 @@
     <w:abstractNumId w:val="36"/>
   </w:num>
   <w:num w:numId="82" w16cid:durableId="95058015">
-    <w:abstractNumId w:val="93"/>
+    <w:abstractNumId w:val="95"/>
   </w:num>
   <w:num w:numId="83" w16cid:durableId="326058897">
     <w:abstractNumId w:val="2"/>
   </w:num>
   <w:num w:numId="84" w16cid:durableId="1822691731">
-    <w:abstractNumId w:val="68"/>
+    <w:abstractNumId w:val="69"/>
   </w:num>
   <w:num w:numId="85" w16cid:durableId="491482094">
     <w:abstractNumId w:val="46"/>
@@ -25878,16 +26384,16 @@
     <w:abstractNumId w:val="0"/>
   </w:num>
   <w:num w:numId="90" w16cid:durableId="842819424">
-    <w:abstractNumId w:val="83"/>
+    <w:abstractNumId w:val="85"/>
   </w:num>
   <w:num w:numId="91" w16cid:durableId="2118792854">
-    <w:abstractNumId w:val="74"/>
+    <w:abstractNumId w:val="75"/>
   </w:num>
   <w:num w:numId="92" w16cid:durableId="1506017899">
-    <w:abstractNumId w:val="89"/>
+    <w:abstractNumId w:val="91"/>
   </w:num>
   <w:num w:numId="93" w16cid:durableId="1922787855">
-    <w:abstractNumId w:val="75"/>
+    <w:abstractNumId w:val="76"/>
   </w:num>
   <w:num w:numId="94" w16cid:durableId="240912039">
     <w:abstractNumId w:val="8"/>
@@ -25896,10 +26402,16 @@
     <w:abstractNumId w:val="47"/>
   </w:num>
   <w:num w:numId="96" w16cid:durableId="1390688744">
-    <w:abstractNumId w:val="60"/>
+    <w:abstractNumId w:val="61"/>
   </w:num>
   <w:num w:numId="97" w16cid:durableId="2005474240">
     <w:abstractNumId w:val="54"/>
+  </w:num>
+  <w:num w:numId="98" w16cid:durableId="1542980593">
+    <w:abstractNumId w:val="78"/>
+  </w:num>
+  <w:num w:numId="99" w16cid:durableId="297106655">
+    <w:abstractNumId w:val="55"/>
   </w:num>
 </w:numbering>
 </file>

--- a/EOD update daily.docx
+++ b/EOD update daily.docx
@@ -792,7 +792,7 @@
       <w:pPr>
         <w:numPr>
           <w:ilvl w:val="0"/>
-          <w:numId w:val="9"/>
+          <w:numId w:val="8"/>
         </w:numPr>
         <w:tabs>
           <w:tab w:val="clear" w:pos="720"/>
@@ -807,7 +807,7 @@
       <w:pPr>
         <w:numPr>
           <w:ilvl w:val="0"/>
-          <w:numId w:val="9"/>
+          <w:numId w:val="8"/>
         </w:numPr>
         <w:tabs>
           <w:tab w:val="clear" w:pos="720"/>
@@ -830,7 +830,7 @@
       <w:pPr>
         <w:numPr>
           <w:ilvl w:val="0"/>
-          <w:numId w:val="9"/>
+          <w:numId w:val="8"/>
         </w:numPr>
         <w:tabs>
           <w:tab w:val="clear" w:pos="720"/>
@@ -845,7 +845,7 @@
       <w:pPr>
         <w:numPr>
           <w:ilvl w:val="0"/>
-          <w:numId w:val="9"/>
+          <w:numId w:val="8"/>
         </w:numPr>
         <w:tabs>
           <w:tab w:val="clear" w:pos="720"/>
@@ -860,7 +860,7 @@
       <w:pPr>
         <w:numPr>
           <w:ilvl w:val="0"/>
-          <w:numId w:val="9"/>
+          <w:numId w:val="8"/>
         </w:numPr>
         <w:tabs>
           <w:tab w:val="clear" w:pos="720"/>
@@ -883,7 +883,7 @@
       <w:pPr>
         <w:numPr>
           <w:ilvl w:val="0"/>
-          <w:numId w:val="9"/>
+          <w:numId w:val="8"/>
         </w:numPr>
         <w:tabs>
           <w:tab w:val="clear" w:pos="720"/>
@@ -898,7 +898,7 @@
       <w:pPr>
         <w:numPr>
           <w:ilvl w:val="0"/>
-          <w:numId w:val="9"/>
+          <w:numId w:val="8"/>
         </w:numPr>
         <w:tabs>
           <w:tab w:val="clear" w:pos="720"/>
@@ -913,7 +913,7 @@
       <w:pPr>
         <w:numPr>
           <w:ilvl w:val="0"/>
-          <w:numId w:val="9"/>
+          <w:numId w:val="8"/>
         </w:numPr>
         <w:tabs>
           <w:tab w:val="clear" w:pos="720"/>
@@ -943,7 +943,7 @@
       <w:pPr>
         <w:numPr>
           <w:ilvl w:val="0"/>
-          <w:numId w:val="10"/>
+          <w:numId w:val="9"/>
         </w:numPr>
         <w:tabs>
           <w:tab w:val="clear" w:pos="720"/>
@@ -958,7 +958,7 @@
       <w:pPr>
         <w:numPr>
           <w:ilvl w:val="0"/>
-          <w:numId w:val="10"/>
+          <w:numId w:val="9"/>
         </w:numPr>
         <w:tabs>
           <w:tab w:val="clear" w:pos="720"/>
@@ -973,7 +973,7 @@
       <w:pPr>
         <w:numPr>
           <w:ilvl w:val="0"/>
-          <w:numId w:val="10"/>
+          <w:numId w:val="9"/>
         </w:numPr>
         <w:tabs>
           <w:tab w:val="clear" w:pos="720"/>
@@ -996,7 +996,7 @@
       <w:pPr>
         <w:numPr>
           <w:ilvl w:val="0"/>
-          <w:numId w:val="10"/>
+          <w:numId w:val="9"/>
         </w:numPr>
         <w:tabs>
           <w:tab w:val="clear" w:pos="720"/>
@@ -1026,7 +1026,7 @@
       <w:pPr>
         <w:numPr>
           <w:ilvl w:val="0"/>
-          <w:numId w:val="11"/>
+          <w:numId w:val="10"/>
         </w:numPr>
         <w:tabs>
           <w:tab w:val="clear" w:pos="720"/>
@@ -1041,7 +1041,7 @@
       <w:pPr>
         <w:numPr>
           <w:ilvl w:val="1"/>
-          <w:numId w:val="11"/>
+          <w:numId w:val="10"/>
         </w:numPr>
         <w:tabs>
           <w:tab w:val="clear" w:pos="1440"/>
@@ -1056,7 +1056,7 @@
       <w:pPr>
         <w:numPr>
           <w:ilvl w:val="0"/>
-          <w:numId w:val="11"/>
+          <w:numId w:val="10"/>
         </w:numPr>
         <w:tabs>
           <w:tab w:val="clear" w:pos="720"/>
@@ -1079,7 +1079,7 @@
       <w:pPr>
         <w:numPr>
           <w:ilvl w:val="0"/>
-          <w:numId w:val="11"/>
+          <w:numId w:val="10"/>
         </w:numPr>
         <w:tabs>
           <w:tab w:val="clear" w:pos="720"/>
@@ -1094,7 +1094,7 @@
       <w:pPr>
         <w:numPr>
           <w:ilvl w:val="0"/>
-          <w:numId w:val="11"/>
+          <w:numId w:val="10"/>
         </w:numPr>
         <w:tabs>
           <w:tab w:val="clear" w:pos="720"/>
@@ -1109,7 +1109,7 @@
       <w:pPr>
         <w:numPr>
           <w:ilvl w:val="0"/>
-          <w:numId w:val="11"/>
+          <w:numId w:val="10"/>
         </w:numPr>
         <w:tabs>
           <w:tab w:val="clear" w:pos="720"/>
@@ -1139,7 +1139,7 @@
       <w:pPr>
         <w:numPr>
           <w:ilvl w:val="0"/>
-          <w:numId w:val="12"/>
+          <w:numId w:val="11"/>
         </w:numPr>
         <w:tabs>
           <w:tab w:val="clear" w:pos="720"/>
@@ -1154,7 +1154,7 @@
       <w:pPr>
         <w:numPr>
           <w:ilvl w:val="0"/>
-          <w:numId w:val="12"/>
+          <w:numId w:val="11"/>
         </w:numPr>
         <w:tabs>
           <w:tab w:val="clear" w:pos="720"/>
@@ -1169,7 +1169,7 @@
       <w:pPr>
         <w:numPr>
           <w:ilvl w:val="0"/>
-          <w:numId w:val="12"/>
+          <w:numId w:val="11"/>
         </w:numPr>
         <w:tabs>
           <w:tab w:val="clear" w:pos="720"/>
@@ -1185,7 +1185,7 @@
       <w:pPr>
         <w:numPr>
           <w:ilvl w:val="0"/>
-          <w:numId w:val="12"/>
+          <w:numId w:val="11"/>
         </w:numPr>
         <w:tabs>
           <w:tab w:val="clear" w:pos="720"/>
@@ -1235,7 +1235,7 @@
       <w:pPr>
         <w:numPr>
           <w:ilvl w:val="0"/>
-          <w:numId w:val="14"/>
+          <w:numId w:val="12"/>
         </w:numPr>
         <w:tabs>
           <w:tab w:val="clear" w:pos="720"/>
@@ -1250,7 +1250,7 @@
       <w:pPr>
         <w:numPr>
           <w:ilvl w:val="0"/>
-          <w:numId w:val="14"/>
+          <w:numId w:val="12"/>
         </w:numPr>
         <w:tabs>
           <w:tab w:val="clear" w:pos="720"/>
@@ -1265,7 +1265,7 @@
       <w:pPr>
         <w:numPr>
           <w:ilvl w:val="0"/>
-          <w:numId w:val="14"/>
+          <w:numId w:val="12"/>
         </w:numPr>
         <w:tabs>
           <w:tab w:val="clear" w:pos="720"/>
@@ -1280,7 +1280,7 @@
       <w:pPr>
         <w:numPr>
           <w:ilvl w:val="0"/>
-          <w:numId w:val="14"/>
+          <w:numId w:val="12"/>
         </w:numPr>
         <w:tabs>
           <w:tab w:val="clear" w:pos="720"/>
@@ -1295,7 +1295,7 @@
       <w:pPr>
         <w:numPr>
           <w:ilvl w:val="0"/>
-          <w:numId w:val="14"/>
+          <w:numId w:val="12"/>
         </w:numPr>
         <w:tabs>
           <w:tab w:val="clear" w:pos="720"/>
@@ -1318,7 +1318,7 @@
       <w:pPr>
         <w:numPr>
           <w:ilvl w:val="0"/>
-          <w:numId w:val="14"/>
+          <w:numId w:val="12"/>
         </w:numPr>
         <w:tabs>
           <w:tab w:val="clear" w:pos="720"/>
@@ -1333,7 +1333,7 @@
       <w:pPr>
         <w:numPr>
           <w:ilvl w:val="0"/>
-          <w:numId w:val="14"/>
+          <w:numId w:val="12"/>
         </w:numPr>
         <w:tabs>
           <w:tab w:val="clear" w:pos="720"/>
@@ -1348,7 +1348,7 @@
       <w:pPr>
         <w:numPr>
           <w:ilvl w:val="0"/>
-          <w:numId w:val="14"/>
+          <w:numId w:val="12"/>
         </w:numPr>
         <w:tabs>
           <w:tab w:val="clear" w:pos="720"/>
@@ -1363,7 +1363,7 @@
       <w:pPr>
         <w:numPr>
           <w:ilvl w:val="0"/>
-          <w:numId w:val="14"/>
+          <w:numId w:val="12"/>
         </w:numPr>
         <w:tabs>
           <w:tab w:val="clear" w:pos="720"/>
@@ -1476,7 +1476,7 @@
       <w:pPr>
         <w:numPr>
           <w:ilvl w:val="0"/>
-          <w:numId w:val="15"/>
+          <w:numId w:val="13"/>
         </w:numPr>
         <w:tabs>
           <w:tab w:val="clear" w:pos="720"/>
@@ -1491,7 +1491,7 @@
       <w:pPr>
         <w:numPr>
           <w:ilvl w:val="0"/>
-          <w:numId w:val="15"/>
+          <w:numId w:val="13"/>
         </w:numPr>
         <w:tabs>
           <w:tab w:val="clear" w:pos="720"/>
@@ -1506,7 +1506,7 @@
       <w:pPr>
         <w:numPr>
           <w:ilvl w:val="0"/>
-          <w:numId w:val="15"/>
+          <w:numId w:val="13"/>
         </w:numPr>
         <w:tabs>
           <w:tab w:val="clear" w:pos="720"/>
@@ -1521,7 +1521,7 @@
       <w:pPr>
         <w:numPr>
           <w:ilvl w:val="0"/>
-          <w:numId w:val="15"/>
+          <w:numId w:val="13"/>
         </w:numPr>
         <w:tabs>
           <w:tab w:val="clear" w:pos="720"/>
@@ -1537,7 +1537,7 @@
       <w:pPr>
         <w:numPr>
           <w:ilvl w:val="0"/>
-          <w:numId w:val="15"/>
+          <w:numId w:val="13"/>
         </w:numPr>
         <w:tabs>
           <w:tab w:val="clear" w:pos="720"/>
@@ -1566,7 +1566,7 @@
       <w:pPr>
         <w:numPr>
           <w:ilvl w:val="0"/>
-          <w:numId w:val="15"/>
+          <w:numId w:val="13"/>
         </w:numPr>
         <w:tabs>
           <w:tab w:val="clear" w:pos="720"/>
@@ -1595,7 +1595,7 @@
         <w:pStyle w:val="ListParagraph"/>
         <w:numPr>
           <w:ilvl w:val="0"/>
-          <w:numId w:val="15"/>
+          <w:numId w:val="13"/>
         </w:numPr>
         <w:tabs>
           <w:tab w:val="clear" w:pos="720"/>
@@ -1612,7 +1612,7 @@
         <w:pStyle w:val="ListParagraph"/>
         <w:numPr>
           <w:ilvl w:val="0"/>
-          <w:numId w:val="15"/>
+          <w:numId w:val="13"/>
         </w:numPr>
         <w:tabs>
           <w:tab w:val="clear" w:pos="720"/>
@@ -1629,7 +1629,7 @@
         <w:pStyle w:val="ListParagraph"/>
         <w:numPr>
           <w:ilvl w:val="0"/>
-          <w:numId w:val="15"/>
+          <w:numId w:val="13"/>
         </w:numPr>
         <w:tabs>
           <w:tab w:val="clear" w:pos="720"/>
@@ -1646,7 +1646,7 @@
         <w:pStyle w:val="ListParagraph"/>
         <w:numPr>
           <w:ilvl w:val="0"/>
-          <w:numId w:val="15"/>
+          <w:numId w:val="13"/>
         </w:numPr>
         <w:tabs>
           <w:tab w:val="clear" w:pos="720"/>
@@ -1700,7 +1700,7 @@
         <w:pStyle w:val="ListParagraph"/>
         <w:numPr>
           <w:ilvl w:val="0"/>
-          <w:numId w:val="17"/>
+          <w:numId w:val="14"/>
         </w:numPr>
         <w:spacing w:line="360" w:lineRule="auto"/>
       </w:pPr>
@@ -1729,7 +1729,7 @@
         <w:pStyle w:val="ListParagraph"/>
         <w:numPr>
           <w:ilvl w:val="0"/>
-          <w:numId w:val="17"/>
+          <w:numId w:val="14"/>
         </w:numPr>
         <w:spacing w:line="360" w:lineRule="auto"/>
       </w:pPr>
@@ -1742,7 +1742,7 @@
         <w:pStyle w:val="ListParagraph"/>
         <w:numPr>
           <w:ilvl w:val="0"/>
-          <w:numId w:val="17"/>
+          <w:numId w:val="14"/>
         </w:numPr>
         <w:spacing w:line="360" w:lineRule="auto"/>
       </w:pPr>
@@ -1755,7 +1755,7 @@
         <w:pStyle w:val="ListParagraph"/>
         <w:numPr>
           <w:ilvl w:val="0"/>
-          <w:numId w:val="17"/>
+          <w:numId w:val="14"/>
         </w:numPr>
         <w:spacing w:line="360" w:lineRule="auto"/>
       </w:pPr>
@@ -1768,7 +1768,7 @@
         <w:pStyle w:val="ListParagraph"/>
         <w:numPr>
           <w:ilvl w:val="0"/>
-          <w:numId w:val="17"/>
+          <w:numId w:val="14"/>
         </w:numPr>
         <w:spacing w:line="360" w:lineRule="auto"/>
       </w:pPr>
@@ -1781,7 +1781,7 @@
         <w:pStyle w:val="ListParagraph"/>
         <w:numPr>
           <w:ilvl w:val="0"/>
-          <w:numId w:val="17"/>
+          <w:numId w:val="14"/>
         </w:numPr>
         <w:spacing w:line="360" w:lineRule="auto"/>
       </w:pPr>
@@ -1794,7 +1794,7 @@
         <w:pStyle w:val="ListParagraph"/>
         <w:numPr>
           <w:ilvl w:val="0"/>
-          <w:numId w:val="17"/>
+          <w:numId w:val="14"/>
         </w:numPr>
         <w:spacing w:line="360" w:lineRule="auto"/>
       </w:pPr>
@@ -1807,7 +1807,7 @@
         <w:pStyle w:val="ListParagraph"/>
         <w:numPr>
           <w:ilvl w:val="0"/>
-          <w:numId w:val="17"/>
+          <w:numId w:val="14"/>
         </w:numPr>
         <w:spacing w:line="360" w:lineRule="auto"/>
       </w:pPr>
@@ -1927,7 +1927,7 @@
       <w:pPr>
         <w:numPr>
           <w:ilvl w:val="0"/>
-          <w:numId w:val="18"/>
+          <w:numId w:val="15"/>
         </w:numPr>
         <w:tabs>
           <w:tab w:val="clear" w:pos="720"/>
@@ -1942,7 +1942,7 @@
       <w:pPr>
         <w:numPr>
           <w:ilvl w:val="0"/>
-          <w:numId w:val="18"/>
+          <w:numId w:val="15"/>
         </w:numPr>
         <w:tabs>
           <w:tab w:val="clear" w:pos="720"/>
@@ -1957,7 +1957,7 @@
       <w:pPr>
         <w:numPr>
           <w:ilvl w:val="0"/>
-          <w:numId w:val="18"/>
+          <w:numId w:val="15"/>
         </w:numPr>
         <w:tabs>
           <w:tab w:val="clear" w:pos="720"/>
@@ -2229,7 +2229,7 @@
         <w:pStyle w:val="ListParagraph"/>
         <w:numPr>
           <w:ilvl w:val="0"/>
-          <w:numId w:val="21"/>
+          <w:numId w:val="17"/>
         </w:numPr>
       </w:pPr>
       <w:r>
@@ -2241,7 +2241,7 @@
         <w:pStyle w:val="ListParagraph"/>
         <w:numPr>
           <w:ilvl w:val="0"/>
-          <w:numId w:val="20"/>
+          <w:numId w:val="16"/>
         </w:numPr>
       </w:pPr>
       <w:r>
@@ -2253,7 +2253,7 @@
         <w:pStyle w:val="ListParagraph"/>
         <w:numPr>
           <w:ilvl w:val="0"/>
-          <w:numId w:val="20"/>
+          <w:numId w:val="16"/>
         </w:numPr>
       </w:pPr>
       <w:r>
@@ -2273,7 +2273,7 @@
         <w:pStyle w:val="ListParagraph"/>
         <w:numPr>
           <w:ilvl w:val="0"/>
-          <w:numId w:val="20"/>
+          <w:numId w:val="16"/>
         </w:numPr>
       </w:pPr>
       <w:r>
@@ -2309,7 +2309,7 @@
         <w:pStyle w:val="ListParagraph"/>
         <w:numPr>
           <w:ilvl w:val="0"/>
-          <w:numId w:val="20"/>
+          <w:numId w:val="16"/>
         </w:numPr>
       </w:pPr>
       <w:r>
@@ -2387,7 +2387,7 @@
       <w:pPr>
         <w:numPr>
           <w:ilvl w:val="0"/>
-          <w:numId w:val="22"/>
+          <w:numId w:val="18"/>
         </w:numPr>
         <w:tabs>
           <w:tab w:val="clear" w:pos="720"/>
@@ -2410,7 +2410,7 @@
       <w:pPr>
         <w:numPr>
           <w:ilvl w:val="0"/>
-          <w:numId w:val="22"/>
+          <w:numId w:val="18"/>
         </w:numPr>
         <w:tabs>
           <w:tab w:val="clear" w:pos="720"/>
@@ -2441,7 +2441,7 @@
       <w:pPr>
         <w:numPr>
           <w:ilvl w:val="0"/>
-          <w:numId w:val="22"/>
+          <w:numId w:val="18"/>
         </w:numPr>
         <w:tabs>
           <w:tab w:val="clear" w:pos="720"/>
@@ -2456,7 +2456,7 @@
       <w:pPr>
         <w:numPr>
           <w:ilvl w:val="0"/>
-          <w:numId w:val="22"/>
+          <w:numId w:val="18"/>
         </w:numPr>
         <w:tabs>
           <w:tab w:val="clear" w:pos="720"/>
@@ -2471,7 +2471,7 @@
       <w:pPr>
         <w:numPr>
           <w:ilvl w:val="0"/>
-          <w:numId w:val="22"/>
+          <w:numId w:val="18"/>
         </w:numPr>
         <w:tabs>
           <w:tab w:val="clear" w:pos="720"/>
@@ -2501,7 +2501,7 @@
       <w:pPr>
         <w:numPr>
           <w:ilvl w:val="0"/>
-          <w:numId w:val="23"/>
+          <w:numId w:val="19"/>
         </w:numPr>
         <w:tabs>
           <w:tab w:val="clear" w:pos="720"/>
@@ -2525,7 +2525,7 @@
       <w:pPr>
         <w:numPr>
           <w:ilvl w:val="0"/>
-          <w:numId w:val="23"/>
+          <w:numId w:val="19"/>
         </w:numPr>
         <w:tabs>
           <w:tab w:val="clear" w:pos="720"/>
@@ -2549,7 +2549,7 @@
       <w:pPr>
         <w:numPr>
           <w:ilvl w:val="0"/>
-          <w:numId w:val="23"/>
+          <w:numId w:val="19"/>
         </w:numPr>
         <w:tabs>
           <w:tab w:val="clear" w:pos="720"/>
@@ -2573,7 +2573,7 @@
       <w:pPr>
         <w:numPr>
           <w:ilvl w:val="0"/>
-          <w:numId w:val="23"/>
+          <w:numId w:val="19"/>
         </w:numPr>
         <w:tabs>
           <w:tab w:val="clear" w:pos="720"/>
@@ -2597,7 +2597,7 @@
       <w:pPr>
         <w:numPr>
           <w:ilvl w:val="0"/>
-          <w:numId w:val="23"/>
+          <w:numId w:val="19"/>
         </w:numPr>
         <w:tabs>
           <w:tab w:val="clear" w:pos="720"/>
@@ -2621,7 +2621,7 @@
       <w:pPr>
         <w:numPr>
           <w:ilvl w:val="0"/>
-          <w:numId w:val="23"/>
+          <w:numId w:val="19"/>
         </w:numPr>
         <w:tabs>
           <w:tab w:val="clear" w:pos="720"/>
@@ -2645,7 +2645,7 @@
       <w:pPr>
         <w:numPr>
           <w:ilvl w:val="0"/>
-          <w:numId w:val="23"/>
+          <w:numId w:val="19"/>
         </w:numPr>
         <w:tabs>
           <w:tab w:val="clear" w:pos="720"/>
@@ -2787,7 +2787,7 @@
         <w:pStyle w:val="ListParagraph"/>
         <w:numPr>
           <w:ilvl w:val="0"/>
-          <w:numId w:val="24"/>
+          <w:numId w:val="20"/>
         </w:numPr>
       </w:pPr>
       <w:r>
@@ -2807,7 +2807,7 @@
         <w:pStyle w:val="ListParagraph"/>
         <w:numPr>
           <w:ilvl w:val="0"/>
-          <w:numId w:val="24"/>
+          <w:numId w:val="20"/>
         </w:numPr>
       </w:pPr>
       <w:r>
@@ -2827,7 +2827,7 @@
         <w:pStyle w:val="ListParagraph"/>
         <w:numPr>
           <w:ilvl w:val="0"/>
-          <w:numId w:val="24"/>
+          <w:numId w:val="20"/>
         </w:numPr>
       </w:pPr>
       <w:r>
@@ -2839,7 +2839,7 @@
         <w:pStyle w:val="ListParagraph"/>
         <w:numPr>
           <w:ilvl w:val="0"/>
-          <w:numId w:val="24"/>
+          <w:numId w:val="20"/>
         </w:numPr>
       </w:pPr>
       <w:r>
@@ -2851,7 +2851,7 @@
         <w:pStyle w:val="ListParagraph"/>
         <w:numPr>
           <w:ilvl w:val="0"/>
-          <w:numId w:val="24"/>
+          <w:numId w:val="20"/>
         </w:numPr>
       </w:pPr>
       <w:r>
@@ -2863,7 +2863,7 @@
         <w:pStyle w:val="ListParagraph"/>
         <w:numPr>
           <w:ilvl w:val="0"/>
-          <w:numId w:val="24"/>
+          <w:numId w:val="20"/>
         </w:numPr>
       </w:pPr>
       <w:r>
@@ -2875,7 +2875,7 @@
         <w:pStyle w:val="ListParagraph"/>
         <w:numPr>
           <w:ilvl w:val="0"/>
-          <w:numId w:val="24"/>
+          <w:numId w:val="20"/>
         </w:numPr>
       </w:pPr>
       <w:r>
@@ -2914,7 +2914,7 @@
         <w:pStyle w:val="ListParagraph"/>
         <w:numPr>
           <w:ilvl w:val="0"/>
-          <w:numId w:val="25"/>
+          <w:numId w:val="21"/>
         </w:numPr>
       </w:pPr>
       <w:r>
@@ -2940,7 +2940,7 @@
         <w:pStyle w:val="ListParagraph"/>
         <w:numPr>
           <w:ilvl w:val="0"/>
-          <w:numId w:val="25"/>
+          <w:numId w:val="21"/>
         </w:numPr>
       </w:pPr>
       <w:r>
@@ -2988,7 +2988,7 @@
         <w:pStyle w:val="ListParagraph"/>
         <w:numPr>
           <w:ilvl w:val="0"/>
-          <w:numId w:val="26"/>
+          <w:numId w:val="22"/>
         </w:numPr>
       </w:pPr>
       <w:r>
@@ -3036,7 +3036,7 @@
         <w:pStyle w:val="NormalWeb"/>
         <w:numPr>
           <w:ilvl w:val="0"/>
-          <w:numId w:val="26"/>
+          <w:numId w:val="22"/>
         </w:numPr>
       </w:pPr>
       <w:r>
@@ -3048,7 +3048,7 @@
         <w:pStyle w:val="ListParagraph"/>
         <w:numPr>
           <w:ilvl w:val="0"/>
-          <w:numId w:val="26"/>
+          <w:numId w:val="22"/>
         </w:numPr>
       </w:pPr>
       <w:r>
@@ -3105,7 +3105,7 @@
       <w:pPr>
         <w:numPr>
           <w:ilvl w:val="0"/>
-          <w:numId w:val="27"/>
+          <w:numId w:val="23"/>
         </w:numPr>
         <w:tabs>
           <w:tab w:val="clear" w:pos="720"/>
@@ -3120,7 +3120,7 @@
       <w:pPr>
         <w:numPr>
           <w:ilvl w:val="0"/>
-          <w:numId w:val="27"/>
+          <w:numId w:val="23"/>
         </w:numPr>
         <w:tabs>
           <w:tab w:val="clear" w:pos="720"/>
@@ -3135,7 +3135,7 @@
       <w:pPr>
         <w:numPr>
           <w:ilvl w:val="0"/>
-          <w:numId w:val="27"/>
+          <w:numId w:val="23"/>
         </w:numPr>
         <w:tabs>
           <w:tab w:val="clear" w:pos="720"/>
@@ -3172,7 +3172,7 @@
       <w:pPr>
         <w:numPr>
           <w:ilvl w:val="0"/>
-          <w:numId w:val="28"/>
+          <w:numId w:val="24"/>
         </w:numPr>
         <w:tabs>
           <w:tab w:val="clear" w:pos="720"/>
@@ -3187,7 +3187,7 @@
       <w:pPr>
         <w:numPr>
           <w:ilvl w:val="0"/>
-          <w:numId w:val="28"/>
+          <w:numId w:val="24"/>
         </w:numPr>
         <w:tabs>
           <w:tab w:val="clear" w:pos="720"/>
@@ -3202,7 +3202,7 @@
       <w:pPr>
         <w:numPr>
           <w:ilvl w:val="0"/>
-          <w:numId w:val="28"/>
+          <w:numId w:val="24"/>
         </w:numPr>
         <w:tabs>
           <w:tab w:val="clear" w:pos="720"/>
@@ -3217,7 +3217,7 @@
       <w:pPr>
         <w:numPr>
           <w:ilvl w:val="0"/>
-          <w:numId w:val="28"/>
+          <w:numId w:val="24"/>
         </w:numPr>
         <w:tabs>
           <w:tab w:val="clear" w:pos="720"/>
@@ -3232,7 +3232,7 @@
       <w:pPr>
         <w:numPr>
           <w:ilvl w:val="0"/>
-          <w:numId w:val="28"/>
+          <w:numId w:val="24"/>
         </w:numPr>
         <w:tabs>
           <w:tab w:val="clear" w:pos="720"/>
@@ -3247,7 +3247,7 @@
       <w:pPr>
         <w:numPr>
           <w:ilvl w:val="1"/>
-          <w:numId w:val="28"/>
+          <w:numId w:val="24"/>
         </w:numPr>
         <w:tabs>
           <w:tab w:val="clear" w:pos="1440"/>
@@ -3282,7 +3282,7 @@
       <w:pPr>
         <w:numPr>
           <w:ilvl w:val="0"/>
-          <w:numId w:val="29"/>
+          <w:numId w:val="25"/>
         </w:numPr>
         <w:tabs>
           <w:tab w:val="clear" w:pos="720"/>
@@ -3297,7 +3297,7 @@
       <w:pPr>
         <w:numPr>
           <w:ilvl w:val="0"/>
-          <w:numId w:val="29"/>
+          <w:numId w:val="25"/>
         </w:numPr>
         <w:tabs>
           <w:tab w:val="clear" w:pos="720"/>
@@ -3334,7 +3334,7 @@
       <w:pPr>
         <w:numPr>
           <w:ilvl w:val="0"/>
-          <w:numId w:val="30"/>
+          <w:numId w:val="26"/>
         </w:numPr>
         <w:tabs>
           <w:tab w:val="clear" w:pos="720"/>
@@ -3349,7 +3349,7 @@
       <w:pPr>
         <w:numPr>
           <w:ilvl w:val="0"/>
-          <w:numId w:val="30"/>
+          <w:numId w:val="26"/>
         </w:numPr>
         <w:tabs>
           <w:tab w:val="clear" w:pos="720"/>
@@ -3364,7 +3364,7 @@
       <w:pPr>
         <w:numPr>
           <w:ilvl w:val="0"/>
-          <w:numId w:val="30"/>
+          <w:numId w:val="26"/>
         </w:numPr>
         <w:tabs>
           <w:tab w:val="clear" w:pos="720"/>
@@ -3379,7 +3379,7 @@
       <w:pPr>
         <w:numPr>
           <w:ilvl w:val="1"/>
-          <w:numId w:val="30"/>
+          <w:numId w:val="26"/>
         </w:numPr>
         <w:tabs>
           <w:tab w:val="clear" w:pos="1440"/>
@@ -3394,7 +3394,7 @@
       <w:pPr>
         <w:numPr>
           <w:ilvl w:val="1"/>
-          <w:numId w:val="30"/>
+          <w:numId w:val="26"/>
         </w:numPr>
         <w:tabs>
           <w:tab w:val="clear" w:pos="1440"/>
@@ -3424,7 +3424,7 @@
       <w:pPr>
         <w:numPr>
           <w:ilvl w:val="0"/>
-          <w:numId w:val="31"/>
+          <w:numId w:val="27"/>
         </w:numPr>
         <w:tabs>
           <w:tab w:val="clear" w:pos="720"/>
@@ -3440,7 +3440,7 @@
       <w:pPr>
         <w:numPr>
           <w:ilvl w:val="0"/>
-          <w:numId w:val="31"/>
+          <w:numId w:val="27"/>
         </w:numPr>
         <w:tabs>
           <w:tab w:val="clear" w:pos="720"/>
@@ -3460,7 +3460,7 @@
       <w:pPr>
         <w:numPr>
           <w:ilvl w:val="0"/>
-          <w:numId w:val="31"/>
+          <w:numId w:val="27"/>
         </w:numPr>
         <w:tabs>
           <w:tab w:val="clear" w:pos="720"/>
@@ -3475,7 +3475,7 @@
       <w:pPr>
         <w:numPr>
           <w:ilvl w:val="0"/>
-          <w:numId w:val="31"/>
+          <w:numId w:val="27"/>
         </w:numPr>
         <w:tabs>
           <w:tab w:val="clear" w:pos="720"/>
@@ -3512,7 +3512,7 @@
       <w:pPr>
         <w:numPr>
           <w:ilvl w:val="0"/>
-          <w:numId w:val="32"/>
+          <w:numId w:val="28"/>
         </w:numPr>
         <w:tabs>
           <w:tab w:val="clear" w:pos="720"/>
@@ -3527,7 +3527,7 @@
       <w:pPr>
         <w:numPr>
           <w:ilvl w:val="0"/>
-          <w:numId w:val="32"/>
+          <w:numId w:val="28"/>
         </w:numPr>
         <w:tabs>
           <w:tab w:val="clear" w:pos="720"/>
@@ -3542,7 +3542,7 @@
       <w:pPr>
         <w:numPr>
           <w:ilvl w:val="0"/>
-          <w:numId w:val="32"/>
+          <w:numId w:val="28"/>
         </w:numPr>
         <w:tabs>
           <w:tab w:val="clear" w:pos="720"/>
@@ -3572,7 +3572,7 @@
       <w:pPr>
         <w:numPr>
           <w:ilvl w:val="0"/>
-          <w:numId w:val="33"/>
+          <w:numId w:val="29"/>
         </w:numPr>
         <w:tabs>
           <w:tab w:val="clear" w:pos="720"/>
@@ -3587,7 +3587,7 @@
       <w:pPr>
         <w:numPr>
           <w:ilvl w:val="0"/>
-          <w:numId w:val="33"/>
+          <w:numId w:val="29"/>
         </w:numPr>
         <w:tabs>
           <w:tab w:val="clear" w:pos="720"/>
@@ -3602,7 +3602,7 @@
       <w:pPr>
         <w:numPr>
           <w:ilvl w:val="0"/>
-          <w:numId w:val="33"/>
+          <w:numId w:val="29"/>
         </w:numPr>
         <w:tabs>
           <w:tab w:val="clear" w:pos="720"/>
@@ -3617,7 +3617,7 @@
       <w:pPr>
         <w:numPr>
           <w:ilvl w:val="0"/>
-          <w:numId w:val="33"/>
+          <w:numId w:val="29"/>
         </w:numPr>
         <w:tabs>
           <w:tab w:val="clear" w:pos="720"/>
@@ -3654,7 +3654,7 @@
       <w:pPr>
         <w:numPr>
           <w:ilvl w:val="0"/>
-          <w:numId w:val="34"/>
+          <w:numId w:val="30"/>
         </w:numPr>
         <w:tabs>
           <w:tab w:val="clear" w:pos="720"/>
@@ -3684,7 +3684,7 @@
       <w:pPr>
         <w:numPr>
           <w:ilvl w:val="0"/>
-          <w:numId w:val="35"/>
+          <w:numId w:val="31"/>
         </w:numPr>
         <w:tabs>
           <w:tab w:val="clear" w:pos="720"/>
@@ -3719,7 +3719,7 @@
       <w:pPr>
         <w:numPr>
           <w:ilvl w:val="0"/>
-          <w:numId w:val="36"/>
+          <w:numId w:val="32"/>
         </w:numPr>
         <w:tabs>
           <w:tab w:val="clear" w:pos="720"/>
@@ -3734,7 +3734,7 @@
       <w:pPr>
         <w:numPr>
           <w:ilvl w:val="1"/>
-          <w:numId w:val="36"/>
+          <w:numId w:val="32"/>
         </w:numPr>
         <w:tabs>
           <w:tab w:val="clear" w:pos="1440"/>
@@ -3749,7 +3749,7 @@
       <w:pPr>
         <w:numPr>
           <w:ilvl w:val="1"/>
-          <w:numId w:val="36"/>
+          <w:numId w:val="32"/>
         </w:numPr>
         <w:tabs>
           <w:tab w:val="clear" w:pos="1440"/>
@@ -3786,7 +3786,7 @@
       <w:pPr>
         <w:numPr>
           <w:ilvl w:val="0"/>
-          <w:numId w:val="37"/>
+          <w:numId w:val="33"/>
         </w:numPr>
         <w:tabs>
           <w:tab w:val="clear" w:pos="720"/>
@@ -3801,7 +3801,7 @@
       <w:pPr>
         <w:numPr>
           <w:ilvl w:val="1"/>
-          <w:numId w:val="37"/>
+          <w:numId w:val="33"/>
         </w:numPr>
         <w:tabs>
           <w:tab w:val="clear" w:pos="1440"/>
@@ -3817,7 +3817,7 @@
       <w:pPr>
         <w:numPr>
           <w:ilvl w:val="1"/>
-          <w:numId w:val="37"/>
+          <w:numId w:val="33"/>
         </w:numPr>
         <w:tabs>
           <w:tab w:val="clear" w:pos="1440"/>
@@ -3832,7 +3832,7 @@
       <w:pPr>
         <w:numPr>
           <w:ilvl w:val="1"/>
-          <w:numId w:val="37"/>
+          <w:numId w:val="33"/>
         </w:numPr>
         <w:tabs>
           <w:tab w:val="clear" w:pos="1440"/>
@@ -3847,7 +3847,7 @@
       <w:pPr>
         <w:numPr>
           <w:ilvl w:val="0"/>
-          <w:numId w:val="37"/>
+          <w:numId w:val="33"/>
         </w:numPr>
         <w:tabs>
           <w:tab w:val="clear" w:pos="720"/>
@@ -3862,7 +3862,7 @@
       <w:pPr>
         <w:numPr>
           <w:ilvl w:val="1"/>
-          <w:numId w:val="37"/>
+          <w:numId w:val="33"/>
         </w:numPr>
         <w:tabs>
           <w:tab w:val="clear" w:pos="1440"/>
@@ -3877,7 +3877,7 @@
       <w:pPr>
         <w:numPr>
           <w:ilvl w:val="1"/>
-          <w:numId w:val="37"/>
+          <w:numId w:val="33"/>
         </w:numPr>
         <w:tabs>
           <w:tab w:val="clear" w:pos="1440"/>
@@ -3892,7 +3892,7 @@
       <w:pPr>
         <w:numPr>
           <w:ilvl w:val="1"/>
-          <w:numId w:val="37"/>
+          <w:numId w:val="33"/>
         </w:numPr>
         <w:tabs>
           <w:tab w:val="clear" w:pos="1440"/>
@@ -3907,7 +3907,7 @@
       <w:pPr>
         <w:numPr>
           <w:ilvl w:val="1"/>
-          <w:numId w:val="37"/>
+          <w:numId w:val="33"/>
         </w:numPr>
         <w:tabs>
           <w:tab w:val="clear" w:pos="1440"/>
@@ -3987,7 +3987,7 @@
       <w:pPr>
         <w:numPr>
           <w:ilvl w:val="0"/>
-          <w:numId w:val="38"/>
+          <w:numId w:val="34"/>
         </w:numPr>
         <w:tabs>
           <w:tab w:val="clear" w:pos="720"/>
@@ -4027,7 +4027,7 @@
       <w:pPr>
         <w:numPr>
           <w:ilvl w:val="0"/>
-          <w:numId w:val="39"/>
+          <w:numId w:val="35"/>
         </w:numPr>
         <w:tabs>
           <w:tab w:val="clear" w:pos="720"/>
@@ -4042,7 +4042,7 @@
       <w:pPr>
         <w:numPr>
           <w:ilvl w:val="0"/>
-          <w:numId w:val="39"/>
+          <w:numId w:val="35"/>
         </w:numPr>
         <w:tabs>
           <w:tab w:val="clear" w:pos="720"/>
@@ -4057,7 +4057,7 @@
       <w:pPr>
         <w:numPr>
           <w:ilvl w:val="0"/>
-          <w:numId w:val="39"/>
+          <w:numId w:val="35"/>
         </w:numPr>
         <w:tabs>
           <w:tab w:val="clear" w:pos="720"/>
@@ -4072,7 +4072,7 @@
       <w:pPr>
         <w:numPr>
           <w:ilvl w:val="0"/>
-          <w:numId w:val="39"/>
+          <w:numId w:val="35"/>
         </w:numPr>
         <w:tabs>
           <w:tab w:val="clear" w:pos="720"/>
@@ -4114,7 +4114,7 @@
         <w:pStyle w:val="ListParagraph"/>
         <w:numPr>
           <w:ilvl w:val="0"/>
-          <w:numId w:val="40"/>
+          <w:numId w:val="36"/>
         </w:numPr>
       </w:pPr>
       <w:r>
@@ -4142,7 +4142,7 @@
         <w:pStyle w:val="ListParagraph"/>
         <w:numPr>
           <w:ilvl w:val="0"/>
-          <w:numId w:val="40"/>
+          <w:numId w:val="36"/>
         </w:numPr>
       </w:pPr>
       <w:r>
@@ -4154,7 +4154,7 @@
         <w:pStyle w:val="ListParagraph"/>
         <w:numPr>
           <w:ilvl w:val="0"/>
-          <w:numId w:val="40"/>
+          <w:numId w:val="36"/>
         </w:numPr>
       </w:pPr>
       <w:r>
@@ -4166,7 +4166,7 @@
         <w:pStyle w:val="ListParagraph"/>
         <w:numPr>
           <w:ilvl w:val="0"/>
-          <w:numId w:val="40"/>
+          <w:numId w:val="36"/>
         </w:numPr>
       </w:pPr>
       <w:r>
@@ -4178,7 +4178,7 @@
         <w:pStyle w:val="ListParagraph"/>
         <w:numPr>
           <w:ilvl w:val="0"/>
-          <w:numId w:val="40"/>
+          <w:numId w:val="36"/>
         </w:numPr>
       </w:pPr>
       <w:r>
@@ -4190,7 +4190,7 @@
         <w:pStyle w:val="ListParagraph"/>
         <w:numPr>
           <w:ilvl w:val="0"/>
-          <w:numId w:val="40"/>
+          <w:numId w:val="36"/>
         </w:numPr>
       </w:pPr>
       <w:r>
@@ -4220,7 +4220,7 @@
         <w:pStyle w:val="ListParagraph"/>
         <w:numPr>
           <w:ilvl w:val="0"/>
-          <w:numId w:val="40"/>
+          <w:numId w:val="36"/>
         </w:numPr>
       </w:pPr>
       <w:r>
@@ -4246,7 +4246,7 @@
         <w:pStyle w:val="ListParagraph"/>
         <w:numPr>
           <w:ilvl w:val="0"/>
-          <w:numId w:val="40"/>
+          <w:numId w:val="36"/>
         </w:numPr>
       </w:pPr>
       <w:r>
@@ -4258,7 +4258,7 @@
         <w:pStyle w:val="ListParagraph"/>
         <w:numPr>
           <w:ilvl w:val="0"/>
-          <w:numId w:val="40"/>
+          <w:numId w:val="36"/>
         </w:numPr>
       </w:pPr>
       <w:r>
@@ -4270,7 +4270,7 @@
         <w:pStyle w:val="ListParagraph"/>
         <w:numPr>
           <w:ilvl w:val="0"/>
-          <w:numId w:val="40"/>
+          <w:numId w:val="36"/>
         </w:numPr>
       </w:pPr>
       <w:r>
@@ -4324,7 +4324,7 @@
         <w:pStyle w:val="ListParagraph"/>
         <w:numPr>
           <w:ilvl w:val="0"/>
-          <w:numId w:val="41"/>
+          <w:numId w:val="37"/>
         </w:numPr>
       </w:pPr>
       <w:r>
@@ -4343,7 +4343,7 @@
       <w:pPr>
         <w:numPr>
           <w:ilvl w:val="0"/>
-          <w:numId w:val="41"/>
+          <w:numId w:val="37"/>
         </w:numPr>
         <w:spacing w:before="100" w:beforeAutospacing="1" w:after="100" w:afterAutospacing="1" w:line="240" w:lineRule="auto"/>
         <w:rPr>
@@ -4414,7 +4414,7 @@
         <w:pStyle w:val="ListParagraph"/>
         <w:numPr>
           <w:ilvl w:val="0"/>
-          <w:numId w:val="41"/>
+          <w:numId w:val="37"/>
         </w:numPr>
       </w:pPr>
       <w:r>
@@ -4471,7 +4471,7 @@
         <w:pStyle w:val="ListParagraph"/>
         <w:numPr>
           <w:ilvl w:val="0"/>
-          <w:numId w:val="41"/>
+          <w:numId w:val="37"/>
         </w:numPr>
       </w:pPr>
       <w:r>
@@ -4498,7 +4498,7 @@
       <w:pPr>
         <w:numPr>
           <w:ilvl w:val="0"/>
-          <w:numId w:val="50"/>
+          <w:numId w:val="38"/>
         </w:numPr>
         <w:tabs>
           <w:tab w:val="clear" w:pos="720"/>
@@ -4529,7 +4529,7 @@
       <w:pPr>
         <w:numPr>
           <w:ilvl w:val="0"/>
-          <w:numId w:val="51"/>
+          <w:numId w:val="39"/>
         </w:numPr>
         <w:tabs>
           <w:tab w:val="clear" w:pos="720"/>
@@ -4560,7 +4560,7 @@
       <w:pPr>
         <w:numPr>
           <w:ilvl w:val="0"/>
-          <w:numId w:val="52"/>
+          <w:numId w:val="40"/>
         </w:numPr>
         <w:tabs>
           <w:tab w:val="clear" w:pos="720"/>
@@ -4591,7 +4591,7 @@
       <w:pPr>
         <w:numPr>
           <w:ilvl w:val="0"/>
-          <w:numId w:val="53"/>
+          <w:numId w:val="41"/>
         </w:numPr>
         <w:tabs>
           <w:tab w:val="clear" w:pos="720"/>
@@ -4626,7 +4626,7 @@
       <w:pPr>
         <w:numPr>
           <w:ilvl w:val="0"/>
-          <w:numId w:val="54"/>
+          <w:numId w:val="42"/>
         </w:numPr>
         <w:tabs>
           <w:tab w:val="clear" w:pos="720"/>
@@ -4657,7 +4657,7 @@
       <w:pPr>
         <w:numPr>
           <w:ilvl w:val="0"/>
-          <w:numId w:val="55"/>
+          <w:numId w:val="43"/>
         </w:numPr>
         <w:tabs>
           <w:tab w:val="clear" w:pos="720"/>
@@ -4688,7 +4688,7 @@
       <w:pPr>
         <w:numPr>
           <w:ilvl w:val="0"/>
-          <w:numId w:val="56"/>
+          <w:numId w:val="44"/>
         </w:numPr>
         <w:tabs>
           <w:tab w:val="clear" w:pos="720"/>
@@ -4725,7 +4725,7 @@
       <w:pPr>
         <w:numPr>
           <w:ilvl w:val="0"/>
-          <w:numId w:val="57"/>
+          <w:numId w:val="45"/>
         </w:numPr>
         <w:tabs>
           <w:tab w:val="clear" w:pos="720"/>
@@ -4768,7 +4768,7 @@
       <w:pPr>
         <w:numPr>
           <w:ilvl w:val="0"/>
-          <w:numId w:val="58"/>
+          <w:numId w:val="46"/>
         </w:numPr>
         <w:tabs>
           <w:tab w:val="clear" w:pos="720"/>
@@ -4803,7 +4803,7 @@
       <w:pPr>
         <w:numPr>
           <w:ilvl w:val="0"/>
-          <w:numId w:val="58"/>
+          <w:numId w:val="46"/>
         </w:numPr>
         <w:tabs>
           <w:tab w:val="clear" w:pos="720"/>
@@ -4834,7 +4834,7 @@
         <w:pStyle w:val="ListParagraph"/>
         <w:numPr>
           <w:ilvl w:val="0"/>
-          <w:numId w:val="58"/>
+          <w:numId w:val="46"/>
         </w:numPr>
         <w:spacing w:after="0" w:line="360" w:lineRule="auto"/>
         <w:rPr>
@@ -4857,7 +4857,7 @@
         <w:pStyle w:val="ListParagraph"/>
         <w:numPr>
           <w:ilvl w:val="0"/>
-          <w:numId w:val="58"/>
+          <w:numId w:val="46"/>
         </w:numPr>
         <w:spacing w:after="0" w:line="360" w:lineRule="auto"/>
         <w:rPr>
@@ -4896,7 +4896,7 @@
         <w:pStyle w:val="ListParagraph"/>
         <w:numPr>
           <w:ilvl w:val="0"/>
-          <w:numId w:val="58"/>
+          <w:numId w:val="46"/>
         </w:numPr>
         <w:spacing w:after="0" w:line="360" w:lineRule="auto"/>
         <w:rPr>
@@ -4959,7 +4959,7 @@
         <w:pStyle w:val="ListParagraph"/>
         <w:numPr>
           <w:ilvl w:val="0"/>
-          <w:numId w:val="58"/>
+          <w:numId w:val="46"/>
         </w:numPr>
       </w:pPr>
       <w:r>
@@ -4971,7 +4971,7 @@
         <w:pStyle w:val="ListParagraph"/>
         <w:numPr>
           <w:ilvl w:val="0"/>
-          <w:numId w:val="58"/>
+          <w:numId w:val="46"/>
         </w:numPr>
       </w:pPr>
       <w:r>
@@ -4983,7 +4983,7 @@
         <w:pStyle w:val="ListParagraph"/>
         <w:numPr>
           <w:ilvl w:val="0"/>
-          <w:numId w:val="58"/>
+          <w:numId w:val="46"/>
         </w:numPr>
       </w:pPr>
       <w:r>
@@ -4995,7 +4995,7 @@
         <w:pStyle w:val="ListParagraph"/>
         <w:numPr>
           <w:ilvl w:val="0"/>
-          <w:numId w:val="58"/>
+          <w:numId w:val="46"/>
         </w:numPr>
       </w:pPr>
       <w:r>
@@ -5007,7 +5007,7 @@
         <w:pStyle w:val="ListParagraph"/>
         <w:numPr>
           <w:ilvl w:val="0"/>
-          <w:numId w:val="58"/>
+          <w:numId w:val="46"/>
         </w:numPr>
       </w:pPr>
       <w:r>
@@ -5019,7 +5019,7 @@
         <w:pStyle w:val="ListParagraph"/>
         <w:numPr>
           <w:ilvl w:val="0"/>
-          <w:numId w:val="58"/>
+          <w:numId w:val="46"/>
         </w:numPr>
       </w:pPr>
       <w:r>
@@ -5031,7 +5031,7 @@
         <w:pStyle w:val="ListParagraph"/>
         <w:numPr>
           <w:ilvl w:val="0"/>
-          <w:numId w:val="58"/>
+          <w:numId w:val="46"/>
         </w:numPr>
       </w:pPr>
       <w:r>
@@ -5104,7 +5104,7 @@
       <w:pPr>
         <w:numPr>
           <w:ilvl w:val="0"/>
-          <w:numId w:val="60"/>
+          <w:numId w:val="47"/>
         </w:numPr>
       </w:pPr>
       <w:r>
@@ -5115,7 +5115,7 @@
       <w:pPr>
         <w:numPr>
           <w:ilvl w:val="0"/>
-          <w:numId w:val="60"/>
+          <w:numId w:val="47"/>
         </w:numPr>
       </w:pPr>
       <w:r>
@@ -5126,7 +5126,7 @@
       <w:pPr>
         <w:numPr>
           <w:ilvl w:val="0"/>
-          <w:numId w:val="60"/>
+          <w:numId w:val="47"/>
         </w:numPr>
       </w:pPr>
       <w:r>
@@ -5137,7 +5137,7 @@
       <w:pPr>
         <w:numPr>
           <w:ilvl w:val="0"/>
-          <w:numId w:val="60"/>
+          <w:numId w:val="47"/>
         </w:numPr>
       </w:pPr>
       <w:r>
@@ -5188,7 +5188,7 @@
       <w:pPr>
         <w:numPr>
           <w:ilvl w:val="0"/>
-          <w:numId w:val="61"/>
+          <w:numId w:val="48"/>
         </w:numPr>
       </w:pPr>
       <w:r>
@@ -5199,7 +5199,7 @@
       <w:pPr>
         <w:numPr>
           <w:ilvl w:val="0"/>
-          <w:numId w:val="61"/>
+          <w:numId w:val="48"/>
         </w:numPr>
       </w:pPr>
       <w:r>
@@ -5210,7 +5210,7 @@
       <w:pPr>
         <w:numPr>
           <w:ilvl w:val="0"/>
-          <w:numId w:val="61"/>
+          <w:numId w:val="48"/>
         </w:numPr>
       </w:pPr>
       <w:r>
@@ -5221,7 +5221,7 @@
       <w:pPr>
         <w:numPr>
           <w:ilvl w:val="0"/>
-          <w:numId w:val="61"/>
+          <w:numId w:val="48"/>
         </w:numPr>
       </w:pPr>
       <w:r>
@@ -5232,7 +5232,7 @@
       <w:pPr>
         <w:numPr>
           <w:ilvl w:val="0"/>
-          <w:numId w:val="61"/>
+          <w:numId w:val="48"/>
         </w:numPr>
       </w:pPr>
       <w:r>
@@ -5252,7 +5252,7 @@
       <w:pPr>
         <w:numPr>
           <w:ilvl w:val="0"/>
-          <w:numId w:val="61"/>
+          <w:numId w:val="48"/>
         </w:numPr>
       </w:pPr>
       <w:r>
@@ -5263,7 +5263,7 @@
       <w:pPr>
         <w:numPr>
           <w:ilvl w:val="0"/>
-          <w:numId w:val="61"/>
+          <w:numId w:val="48"/>
         </w:numPr>
         <w:spacing w:before="100" w:beforeAutospacing="1" w:after="100" w:afterAutospacing="1" w:line="240" w:lineRule="auto"/>
         <w:rPr>
@@ -5285,7 +5285,7 @@
       <w:pPr>
         <w:numPr>
           <w:ilvl w:val="0"/>
-          <w:numId w:val="61"/>
+          <w:numId w:val="48"/>
         </w:numPr>
         <w:spacing w:before="100" w:beforeAutospacing="1" w:after="100" w:afterAutospacing="1" w:line="240" w:lineRule="auto"/>
         <w:rPr>
@@ -5343,7 +5343,7 @@
       <w:pPr>
         <w:numPr>
           <w:ilvl w:val="0"/>
-          <w:numId w:val="61"/>
+          <w:numId w:val="48"/>
         </w:numPr>
         <w:spacing w:before="100" w:beforeAutospacing="1" w:after="100" w:afterAutospacing="1" w:line="240" w:lineRule="auto"/>
         <w:rPr>
@@ -5365,7 +5365,7 @@
       <w:pPr>
         <w:numPr>
           <w:ilvl w:val="0"/>
-          <w:numId w:val="61"/>
+          <w:numId w:val="48"/>
         </w:numPr>
         <w:spacing w:before="100" w:beforeAutospacing="1" w:after="100" w:afterAutospacing="1" w:line="240" w:lineRule="auto"/>
         <w:rPr>
@@ -5417,7 +5417,7 @@
       <w:pPr>
         <w:numPr>
           <w:ilvl w:val="0"/>
-          <w:numId w:val="61"/>
+          <w:numId w:val="48"/>
         </w:numPr>
         <w:spacing w:before="100" w:beforeAutospacing="1" w:after="100" w:afterAutospacing="1" w:line="240" w:lineRule="auto"/>
         <w:rPr>
@@ -5459,7 +5459,7 @@
       <w:pPr>
         <w:numPr>
           <w:ilvl w:val="0"/>
-          <w:numId w:val="61"/>
+          <w:numId w:val="48"/>
         </w:numPr>
         <w:spacing w:before="100" w:beforeAutospacing="1" w:after="100" w:afterAutospacing="1" w:line="240" w:lineRule="auto"/>
         <w:rPr>
@@ -5481,7 +5481,7 @@
       <w:pPr>
         <w:numPr>
           <w:ilvl w:val="0"/>
-          <w:numId w:val="61"/>
+          <w:numId w:val="48"/>
         </w:numPr>
         <w:spacing w:before="100" w:beforeAutospacing="1" w:after="100" w:afterAutospacing="1" w:line="240" w:lineRule="auto"/>
         <w:rPr>
@@ -5503,7 +5503,7 @@
       <w:pPr>
         <w:numPr>
           <w:ilvl w:val="0"/>
-          <w:numId w:val="61"/>
+          <w:numId w:val="48"/>
         </w:numPr>
         <w:spacing w:before="100" w:beforeAutospacing="1" w:after="100" w:afterAutospacing="1" w:line="240" w:lineRule="auto"/>
         <w:rPr>
@@ -5605,7 +5605,7 @@
       <w:pPr>
         <w:numPr>
           <w:ilvl w:val="0"/>
-          <w:numId w:val="61"/>
+          <w:numId w:val="48"/>
         </w:numPr>
         <w:spacing w:before="100" w:beforeAutospacing="1" w:after="100" w:afterAutospacing="1" w:line="240" w:lineRule="auto"/>
         <w:rPr>
@@ -5647,7 +5647,7 @@
       <w:pPr>
         <w:numPr>
           <w:ilvl w:val="0"/>
-          <w:numId w:val="61"/>
+          <w:numId w:val="48"/>
         </w:numPr>
         <w:spacing w:before="100" w:beforeAutospacing="1" w:after="100" w:afterAutospacing="1" w:line="240" w:lineRule="auto"/>
         <w:rPr>
@@ -5669,7 +5669,7 @@
       <w:pPr>
         <w:numPr>
           <w:ilvl w:val="0"/>
-          <w:numId w:val="61"/>
+          <w:numId w:val="48"/>
         </w:numPr>
         <w:spacing w:before="100" w:beforeAutospacing="1" w:after="100" w:afterAutospacing="1" w:line="240" w:lineRule="auto"/>
         <w:rPr>
@@ -5691,7 +5691,7 @@
       <w:pPr>
         <w:numPr>
           <w:ilvl w:val="0"/>
-          <w:numId w:val="61"/>
+          <w:numId w:val="48"/>
         </w:numPr>
         <w:spacing w:before="100" w:beforeAutospacing="1" w:after="100" w:afterAutospacing="1" w:line="240" w:lineRule="auto"/>
         <w:rPr>
@@ -5753,7 +5753,7 @@
         <w:pStyle w:val="ListParagraph"/>
         <w:numPr>
           <w:ilvl w:val="0"/>
-          <w:numId w:val="61"/>
+          <w:numId w:val="48"/>
         </w:numPr>
       </w:pPr>
       <w:r>
@@ -5768,7 +5768,7 @@
         <w:pStyle w:val="ListParagraph"/>
         <w:numPr>
           <w:ilvl w:val="0"/>
-          <w:numId w:val="61"/>
+          <w:numId w:val="48"/>
         </w:numPr>
       </w:pPr>
       <w:r>
@@ -5780,7 +5780,7 @@
         <w:pStyle w:val="ListParagraph"/>
         <w:numPr>
           <w:ilvl w:val="0"/>
-          <w:numId w:val="61"/>
+          <w:numId w:val="48"/>
         </w:numPr>
       </w:pPr>
       <w:r>
@@ -5792,7 +5792,7 @@
         <w:pStyle w:val="ListParagraph"/>
         <w:numPr>
           <w:ilvl w:val="0"/>
-          <w:numId w:val="61"/>
+          <w:numId w:val="48"/>
         </w:numPr>
       </w:pPr>
       <w:r>
@@ -5804,7 +5804,7 @@
         <w:pStyle w:val="ListParagraph"/>
         <w:numPr>
           <w:ilvl w:val="0"/>
-          <w:numId w:val="61"/>
+          <w:numId w:val="48"/>
         </w:numPr>
       </w:pPr>
       <w:proofErr w:type="spellStart"/>
@@ -5821,7 +5821,7 @@
         <w:pStyle w:val="ListParagraph"/>
         <w:numPr>
           <w:ilvl w:val="0"/>
-          <w:numId w:val="61"/>
+          <w:numId w:val="48"/>
         </w:numPr>
       </w:pPr>
       <w:r>
@@ -5893,7 +5893,7 @@
         <w:pStyle w:val="ListParagraph"/>
         <w:numPr>
           <w:ilvl w:val="0"/>
-          <w:numId w:val="61"/>
+          <w:numId w:val="48"/>
         </w:numPr>
       </w:pPr>
       <w:r>
@@ -5905,7 +5905,7 @@
         <w:pStyle w:val="ListParagraph"/>
         <w:numPr>
           <w:ilvl w:val="0"/>
-          <w:numId w:val="61"/>
+          <w:numId w:val="48"/>
         </w:numPr>
       </w:pPr>
       <w:r>
@@ -5933,7 +5933,7 @@
         <w:pStyle w:val="ListParagraph"/>
         <w:numPr>
           <w:ilvl w:val="0"/>
-          <w:numId w:val="61"/>
+          <w:numId w:val="48"/>
         </w:numPr>
       </w:pPr>
       <w:r>
@@ -5945,7 +5945,7 @@
         <w:pStyle w:val="ListParagraph"/>
         <w:numPr>
           <w:ilvl w:val="0"/>
-          <w:numId w:val="61"/>
+          <w:numId w:val="48"/>
         </w:numPr>
       </w:pPr>
       <w:r>
@@ -5957,7 +5957,7 @@
         <w:pStyle w:val="ListParagraph"/>
         <w:numPr>
           <w:ilvl w:val="0"/>
-          <w:numId w:val="61"/>
+          <w:numId w:val="48"/>
         </w:numPr>
       </w:pPr>
       <w:r>
@@ -5969,7 +5969,7 @@
         <w:pStyle w:val="ListParagraph"/>
         <w:numPr>
           <w:ilvl w:val="0"/>
-          <w:numId w:val="61"/>
+          <w:numId w:val="48"/>
         </w:numPr>
       </w:pPr>
       <w:r>
@@ -5981,7 +5981,7 @@
         <w:pStyle w:val="ListParagraph"/>
         <w:numPr>
           <w:ilvl w:val="0"/>
-          <w:numId w:val="61"/>
+          <w:numId w:val="48"/>
         </w:numPr>
       </w:pPr>
       <w:r>
@@ -6001,7 +6001,7 @@
         <w:pStyle w:val="ListParagraph"/>
         <w:numPr>
           <w:ilvl w:val="0"/>
-          <w:numId w:val="61"/>
+          <w:numId w:val="48"/>
         </w:numPr>
       </w:pPr>
       <w:r>
@@ -6021,7 +6021,7 @@
         <w:pStyle w:val="ListParagraph"/>
         <w:numPr>
           <w:ilvl w:val="0"/>
-          <w:numId w:val="61"/>
+          <w:numId w:val="48"/>
         </w:numPr>
       </w:pPr>
       <w:r>
@@ -6062,7 +6062,7 @@
         <w:pStyle w:val="ListParagraph"/>
         <w:numPr>
           <w:ilvl w:val="0"/>
-          <w:numId w:val="61"/>
+          <w:numId w:val="48"/>
         </w:numPr>
       </w:pPr>
       <w:r>
@@ -6074,7 +6074,7 @@
         <w:pStyle w:val="ListParagraph"/>
         <w:numPr>
           <w:ilvl w:val="0"/>
-          <w:numId w:val="61"/>
+          <w:numId w:val="48"/>
         </w:numPr>
       </w:pPr>
       <w:r>
@@ -6086,7 +6086,7 @@
         <w:pStyle w:val="ListParagraph"/>
         <w:numPr>
           <w:ilvl w:val="0"/>
-          <w:numId w:val="61"/>
+          <w:numId w:val="48"/>
         </w:numPr>
       </w:pPr>
       <w:r>
@@ -6098,7 +6098,7 @@
         <w:pStyle w:val="ListParagraph"/>
         <w:numPr>
           <w:ilvl w:val="0"/>
-          <w:numId w:val="61"/>
+          <w:numId w:val="48"/>
         </w:numPr>
       </w:pPr>
       <w:r>
@@ -6110,7 +6110,7 @@
         <w:pStyle w:val="ListParagraph"/>
         <w:numPr>
           <w:ilvl w:val="0"/>
-          <w:numId w:val="61"/>
+          <w:numId w:val="48"/>
         </w:numPr>
       </w:pPr>
       <w:r>
@@ -6122,7 +6122,7 @@
         <w:pStyle w:val="ListParagraph"/>
         <w:numPr>
           <w:ilvl w:val="0"/>
-          <w:numId w:val="61"/>
+          <w:numId w:val="48"/>
         </w:numPr>
       </w:pPr>
       <w:r>
@@ -6214,7 +6214,7 @@
         <w:pStyle w:val="ListParagraph"/>
         <w:numPr>
           <w:ilvl w:val="0"/>
-          <w:numId w:val="69"/>
+          <w:numId w:val="49"/>
         </w:numPr>
       </w:pPr>
       <w:r>
@@ -6226,7 +6226,7 @@
         <w:pStyle w:val="ListParagraph"/>
         <w:numPr>
           <w:ilvl w:val="0"/>
-          <w:numId w:val="69"/>
+          <w:numId w:val="49"/>
         </w:numPr>
       </w:pPr>
       <w:r>
@@ -6255,7 +6255,7 @@
         <w:pStyle w:val="ListParagraph"/>
         <w:numPr>
           <w:ilvl w:val="0"/>
-          <w:numId w:val="69"/>
+          <w:numId w:val="49"/>
         </w:numPr>
       </w:pPr>
       <w:r>
@@ -6267,7 +6267,7 @@
         <w:pStyle w:val="ListParagraph"/>
         <w:numPr>
           <w:ilvl w:val="1"/>
-          <w:numId w:val="69"/>
+          <w:numId w:val="49"/>
         </w:numPr>
       </w:pPr>
       <w:proofErr w:type="spellStart"/>
@@ -6281,7 +6281,7 @@
         <w:pStyle w:val="ListParagraph"/>
         <w:numPr>
           <w:ilvl w:val="1"/>
-          <w:numId w:val="69"/>
+          <w:numId w:val="49"/>
         </w:numPr>
       </w:pPr>
       <w:proofErr w:type="spellStart"/>
@@ -6295,7 +6295,7 @@
         <w:pStyle w:val="ListParagraph"/>
         <w:numPr>
           <w:ilvl w:val="1"/>
-          <w:numId w:val="69"/>
+          <w:numId w:val="49"/>
         </w:numPr>
       </w:pPr>
       <w:proofErr w:type="spellStart"/>
@@ -6309,7 +6309,7 @@
         <w:pStyle w:val="ListParagraph"/>
         <w:numPr>
           <w:ilvl w:val="1"/>
-          <w:numId w:val="69"/>
+          <w:numId w:val="49"/>
         </w:numPr>
       </w:pPr>
       <w:proofErr w:type="spellStart"/>
@@ -6323,7 +6323,7 @@
         <w:pStyle w:val="ListParagraph"/>
         <w:numPr>
           <w:ilvl w:val="1"/>
-          <w:numId w:val="69"/>
+          <w:numId w:val="49"/>
         </w:numPr>
       </w:pPr>
       <w:proofErr w:type="spellStart"/>
@@ -6337,7 +6337,7 @@
         <w:pStyle w:val="ListParagraph"/>
         <w:numPr>
           <w:ilvl w:val="1"/>
-          <w:numId w:val="69"/>
+          <w:numId w:val="49"/>
         </w:numPr>
       </w:pPr>
       <w:r>
@@ -6349,7 +6349,7 @@
         <w:pStyle w:val="ListParagraph"/>
         <w:numPr>
           <w:ilvl w:val="1"/>
-          <w:numId w:val="69"/>
+          <w:numId w:val="49"/>
         </w:numPr>
       </w:pPr>
       <w:r>
@@ -6361,7 +6361,7 @@
         <w:pStyle w:val="ListParagraph"/>
         <w:numPr>
           <w:ilvl w:val="1"/>
-          <w:numId w:val="69"/>
+          <w:numId w:val="49"/>
         </w:numPr>
       </w:pPr>
       <w:r>
@@ -6373,7 +6373,7 @@
         <w:pStyle w:val="ListParagraph"/>
         <w:numPr>
           <w:ilvl w:val="1"/>
-          <w:numId w:val="69"/>
+          <w:numId w:val="49"/>
         </w:numPr>
       </w:pPr>
       <w:r>
@@ -6385,7 +6385,7 @@
         <w:pStyle w:val="ListParagraph"/>
         <w:numPr>
           <w:ilvl w:val="1"/>
-          <w:numId w:val="69"/>
+          <w:numId w:val="49"/>
         </w:numPr>
       </w:pPr>
       <w:r>
@@ -6397,7 +6397,7 @@
         <w:pStyle w:val="ListParagraph"/>
         <w:numPr>
           <w:ilvl w:val="0"/>
-          <w:numId w:val="69"/>
+          <w:numId w:val="49"/>
         </w:numPr>
       </w:pPr>
       <w:r>
@@ -6409,7 +6409,7 @@
         <w:pStyle w:val="ListParagraph"/>
         <w:numPr>
           <w:ilvl w:val="0"/>
-          <w:numId w:val="69"/>
+          <w:numId w:val="49"/>
         </w:numPr>
       </w:pPr>
       <w:r>
@@ -6421,7 +6421,7 @@
         <w:pStyle w:val="ListParagraph"/>
         <w:numPr>
           <w:ilvl w:val="0"/>
-          <w:numId w:val="69"/>
+          <w:numId w:val="49"/>
         </w:numPr>
       </w:pPr>
       <w:r>
@@ -6433,7 +6433,7 @@
         <w:pStyle w:val="ListParagraph"/>
         <w:numPr>
           <w:ilvl w:val="0"/>
-          <w:numId w:val="69"/>
+          <w:numId w:val="49"/>
         </w:numPr>
       </w:pPr>
       <w:r>
@@ -6494,7 +6494,7 @@
         <w:pStyle w:val="ListParagraph"/>
         <w:numPr>
           <w:ilvl w:val="0"/>
-          <w:numId w:val="70"/>
+          <w:numId w:val="50"/>
         </w:numPr>
       </w:pPr>
       <w:r>
@@ -6506,7 +6506,7 @@
         <w:pStyle w:val="ListParagraph"/>
         <w:numPr>
           <w:ilvl w:val="0"/>
-          <w:numId w:val="70"/>
+          <w:numId w:val="50"/>
         </w:numPr>
       </w:pPr>
       <w:r>
@@ -6526,7 +6526,7 @@
         <w:pStyle w:val="ListParagraph"/>
         <w:numPr>
           <w:ilvl w:val="0"/>
-          <w:numId w:val="70"/>
+          <w:numId w:val="50"/>
         </w:numPr>
       </w:pPr>
       <w:r>
@@ -6538,7 +6538,7 @@
         <w:pStyle w:val="ListParagraph"/>
         <w:numPr>
           <w:ilvl w:val="0"/>
-          <w:numId w:val="70"/>
+          <w:numId w:val="50"/>
         </w:numPr>
       </w:pPr>
       <w:r>
@@ -6579,7 +6579,7 @@
         <w:pStyle w:val="ListParagraph"/>
         <w:numPr>
           <w:ilvl w:val="0"/>
-          <w:numId w:val="72"/>
+          <w:numId w:val="52"/>
         </w:numPr>
       </w:pPr>
       <w:r>
@@ -6591,7 +6591,7 @@
         <w:pStyle w:val="ListParagraph"/>
         <w:numPr>
           <w:ilvl w:val="0"/>
-          <w:numId w:val="72"/>
+          <w:numId w:val="52"/>
         </w:numPr>
       </w:pPr>
       <w:r>
@@ -6603,7 +6603,7 @@
         <w:pStyle w:val="ListParagraph"/>
         <w:numPr>
           <w:ilvl w:val="0"/>
-          <w:numId w:val="72"/>
+          <w:numId w:val="52"/>
         </w:numPr>
       </w:pPr>
       <w:r>
@@ -6615,7 +6615,7 @@
         <w:pStyle w:val="ListParagraph"/>
         <w:numPr>
           <w:ilvl w:val="0"/>
-          <w:numId w:val="71"/>
+          <w:numId w:val="51"/>
         </w:numPr>
       </w:pPr>
       <w:r>
@@ -6626,7 +6626,7 @@
       <w:pPr>
         <w:numPr>
           <w:ilvl w:val="1"/>
-          <w:numId w:val="72"/>
+          <w:numId w:val="52"/>
         </w:numPr>
       </w:pPr>
       <w:r>
@@ -6637,7 +6637,7 @@
       <w:pPr>
         <w:numPr>
           <w:ilvl w:val="1"/>
-          <w:numId w:val="72"/>
+          <w:numId w:val="52"/>
         </w:numPr>
       </w:pPr>
       <w:r>
@@ -6648,7 +6648,7 @@
       <w:pPr>
         <w:numPr>
           <w:ilvl w:val="1"/>
-          <w:numId w:val="72"/>
+          <w:numId w:val="52"/>
         </w:numPr>
       </w:pPr>
       <w:r>
@@ -6659,7 +6659,7 @@
       <w:pPr>
         <w:numPr>
           <w:ilvl w:val="1"/>
-          <w:numId w:val="72"/>
+          <w:numId w:val="52"/>
         </w:numPr>
       </w:pPr>
       <w:r>
@@ -6714,7 +6714,7 @@
       <w:pPr>
         <w:numPr>
           <w:ilvl w:val="0"/>
-          <w:numId w:val="73"/>
+          <w:numId w:val="53"/>
         </w:numPr>
       </w:pPr>
       <w:r>
@@ -6725,7 +6725,7 @@
       <w:pPr>
         <w:numPr>
           <w:ilvl w:val="0"/>
-          <w:numId w:val="73"/>
+          <w:numId w:val="53"/>
         </w:numPr>
       </w:pPr>
       <w:r>
@@ -6736,7 +6736,7 @@
       <w:pPr>
         <w:numPr>
           <w:ilvl w:val="0"/>
-          <w:numId w:val="73"/>
+          <w:numId w:val="53"/>
         </w:numPr>
       </w:pPr>
       <w:r>
@@ -6747,7 +6747,7 @@
       <w:pPr>
         <w:numPr>
           <w:ilvl w:val="0"/>
-          <w:numId w:val="73"/>
+          <w:numId w:val="53"/>
         </w:numPr>
       </w:pPr>
       <w:r>
@@ -6766,7 +6766,7 @@
       <w:pPr>
         <w:numPr>
           <w:ilvl w:val="0"/>
-          <w:numId w:val="73"/>
+          <w:numId w:val="53"/>
         </w:numPr>
       </w:pPr>
       <w:r>
@@ -6785,7 +6785,7 @@
       <w:pPr>
         <w:numPr>
           <w:ilvl w:val="0"/>
-          <w:numId w:val="73"/>
+          <w:numId w:val="53"/>
         </w:numPr>
       </w:pPr>
       <w:r>
@@ -6804,7 +6804,7 @@
       <w:pPr>
         <w:numPr>
           <w:ilvl w:val="0"/>
-          <w:numId w:val="73"/>
+          <w:numId w:val="53"/>
         </w:numPr>
       </w:pPr>
       <w:r>
@@ -6823,7 +6823,7 @@
       <w:pPr>
         <w:numPr>
           <w:ilvl w:val="0"/>
-          <w:numId w:val="73"/>
+          <w:numId w:val="53"/>
         </w:numPr>
       </w:pPr>
       <w:r>
@@ -6834,7 +6834,7 @@
       <w:pPr>
         <w:numPr>
           <w:ilvl w:val="0"/>
-          <w:numId w:val="73"/>
+          <w:numId w:val="53"/>
         </w:numPr>
       </w:pPr>
       <w:r>
@@ -6845,7 +6845,7 @@
       <w:pPr>
         <w:numPr>
           <w:ilvl w:val="0"/>
-          <w:numId w:val="73"/>
+          <w:numId w:val="53"/>
         </w:numPr>
       </w:pPr>
       <w:r>
@@ -6885,7 +6885,7 @@
       <w:pPr>
         <w:numPr>
           <w:ilvl w:val="0"/>
-          <w:numId w:val="74"/>
+          <w:numId w:val="54"/>
         </w:numPr>
       </w:pPr>
       <w:r>
@@ -6896,7 +6896,7 @@
       <w:pPr>
         <w:numPr>
           <w:ilvl w:val="0"/>
-          <w:numId w:val="74"/>
+          <w:numId w:val="54"/>
         </w:numPr>
       </w:pPr>
       <w:r>
@@ -6907,7 +6907,7 @@
       <w:pPr>
         <w:numPr>
           <w:ilvl w:val="1"/>
-          <w:numId w:val="74"/>
+          <w:numId w:val="54"/>
         </w:numPr>
       </w:pPr>
       <w:r>
@@ -6918,7 +6918,7 @@
       <w:pPr>
         <w:numPr>
           <w:ilvl w:val="1"/>
-          <w:numId w:val="74"/>
+          <w:numId w:val="54"/>
         </w:numPr>
       </w:pPr>
       <w:r>
@@ -6929,7 +6929,7 @@
       <w:pPr>
         <w:numPr>
           <w:ilvl w:val="0"/>
-          <w:numId w:val="74"/>
+          <w:numId w:val="54"/>
         </w:numPr>
       </w:pPr>
       <w:r>
@@ -6940,7 +6940,7 @@
       <w:pPr>
         <w:numPr>
           <w:ilvl w:val="0"/>
-          <w:numId w:val="74"/>
+          <w:numId w:val="54"/>
         </w:numPr>
       </w:pPr>
       <w:r>
@@ -6951,7 +6951,7 @@
       <w:pPr>
         <w:numPr>
           <w:ilvl w:val="1"/>
-          <w:numId w:val="74"/>
+          <w:numId w:val="54"/>
         </w:numPr>
       </w:pPr>
       <w:r>
@@ -6962,7 +6962,7 @@
       <w:pPr>
         <w:numPr>
           <w:ilvl w:val="1"/>
-          <w:numId w:val="74"/>
+          <w:numId w:val="54"/>
         </w:numPr>
       </w:pPr>
       <w:r>
@@ -6973,7 +6973,7 @@
       <w:pPr>
         <w:numPr>
           <w:ilvl w:val="1"/>
-          <w:numId w:val="74"/>
+          <w:numId w:val="54"/>
         </w:numPr>
       </w:pPr>
       <w:r>
@@ -6984,7 +6984,7 @@
       <w:pPr>
         <w:numPr>
           <w:ilvl w:val="0"/>
-          <w:numId w:val="74"/>
+          <w:numId w:val="54"/>
         </w:numPr>
       </w:pPr>
       <w:r>
@@ -7000,7 +7000,7 @@
       <w:pPr>
         <w:numPr>
           <w:ilvl w:val="0"/>
-          <w:numId w:val="74"/>
+          <w:numId w:val="54"/>
         </w:numPr>
       </w:pPr>
       <w:r>
@@ -7011,7 +7011,7 @@
       <w:pPr>
         <w:numPr>
           <w:ilvl w:val="0"/>
-          <w:numId w:val="74"/>
+          <w:numId w:val="54"/>
         </w:numPr>
       </w:pPr>
       <w:r>
@@ -7022,7 +7022,7 @@
       <w:pPr>
         <w:numPr>
           <w:ilvl w:val="0"/>
-          <w:numId w:val="74"/>
+          <w:numId w:val="54"/>
         </w:numPr>
       </w:pPr>
       <w:r>
@@ -7033,7 +7033,7 @@
       <w:pPr>
         <w:numPr>
           <w:ilvl w:val="0"/>
-          <w:numId w:val="74"/>
+          <w:numId w:val="54"/>
         </w:numPr>
       </w:pPr>
       <w:r>
@@ -7052,7 +7052,7 @@
       <w:pPr>
         <w:numPr>
           <w:ilvl w:val="0"/>
-          <w:numId w:val="74"/>
+          <w:numId w:val="54"/>
         </w:numPr>
       </w:pPr>
       <w:r>
@@ -7071,7 +7071,7 @@
       <w:pPr>
         <w:numPr>
           <w:ilvl w:val="0"/>
-          <w:numId w:val="74"/>
+          <w:numId w:val="54"/>
         </w:numPr>
       </w:pPr>
       <w:r>
@@ -7082,7 +7082,7 @@
       <w:pPr>
         <w:numPr>
           <w:ilvl w:val="0"/>
-          <w:numId w:val="74"/>
+          <w:numId w:val="54"/>
         </w:numPr>
       </w:pPr>
       <w:r>
@@ -7093,7 +7093,7 @@
       <w:pPr>
         <w:numPr>
           <w:ilvl w:val="1"/>
-          <w:numId w:val="74"/>
+          <w:numId w:val="54"/>
         </w:numPr>
       </w:pPr>
       <w:r>
@@ -7104,7 +7104,7 @@
       <w:pPr>
         <w:numPr>
           <w:ilvl w:val="1"/>
-          <w:numId w:val="74"/>
+          <w:numId w:val="54"/>
         </w:numPr>
       </w:pPr>
       <w:r>
@@ -7115,7 +7115,7 @@
       <w:pPr>
         <w:numPr>
           <w:ilvl w:val="1"/>
-          <w:numId w:val="74"/>
+          <w:numId w:val="54"/>
         </w:numPr>
       </w:pPr>
       <w:r>
@@ -7126,7 +7126,7 @@
       <w:pPr>
         <w:numPr>
           <w:ilvl w:val="0"/>
-          <w:numId w:val="74"/>
+          <w:numId w:val="54"/>
         </w:numPr>
       </w:pPr>
       <w:r>
@@ -7137,7 +7137,7 @@
       <w:pPr>
         <w:numPr>
           <w:ilvl w:val="0"/>
-          <w:numId w:val="74"/>
+          <w:numId w:val="54"/>
         </w:numPr>
       </w:pPr>
       <w:r>
@@ -7448,7 +7448,7 @@
       <w:pPr>
         <w:numPr>
           <w:ilvl w:val="0"/>
-          <w:numId w:val="75"/>
+          <w:numId w:val="55"/>
         </w:numPr>
         <w:spacing w:before="100" w:beforeAutospacing="1" w:after="100" w:afterAutospacing="1" w:line="240" w:lineRule="auto"/>
         <w:rPr>
@@ -7470,7 +7470,7 @@
       <w:pPr>
         <w:numPr>
           <w:ilvl w:val="0"/>
-          <w:numId w:val="75"/>
+          <w:numId w:val="55"/>
         </w:numPr>
         <w:spacing w:before="100" w:beforeAutospacing="1" w:after="100" w:afterAutospacing="1" w:line="240" w:lineRule="auto"/>
         <w:rPr>
@@ -7492,7 +7492,7 @@
       <w:pPr>
         <w:numPr>
           <w:ilvl w:val="0"/>
-          <w:numId w:val="75"/>
+          <w:numId w:val="55"/>
         </w:numPr>
         <w:spacing w:before="100" w:beforeAutospacing="1" w:after="100" w:afterAutospacing="1" w:line="240" w:lineRule="auto"/>
         <w:rPr>
@@ -9267,7 +9267,7 @@
       <w:pPr>
         <w:numPr>
           <w:ilvl w:val="0"/>
-          <w:numId w:val="76"/>
+          <w:numId w:val="56"/>
         </w:numPr>
         <w:spacing w:before="100" w:beforeAutospacing="1" w:after="100" w:afterAutospacing="1" w:line="240" w:lineRule="auto"/>
         <w:rPr>
@@ -9289,7 +9289,7 @@
       <w:pPr>
         <w:numPr>
           <w:ilvl w:val="0"/>
-          <w:numId w:val="76"/>
+          <w:numId w:val="56"/>
         </w:numPr>
         <w:spacing w:before="100" w:beforeAutospacing="1" w:after="100" w:afterAutospacing="1" w:line="240" w:lineRule="auto"/>
         <w:rPr>
@@ -9311,7 +9311,7 @@
       <w:pPr>
         <w:numPr>
           <w:ilvl w:val="0"/>
-          <w:numId w:val="76"/>
+          <w:numId w:val="56"/>
         </w:numPr>
         <w:spacing w:before="100" w:beforeAutospacing="1" w:after="100" w:afterAutospacing="1" w:line="240" w:lineRule="auto"/>
         <w:rPr>
@@ -9333,7 +9333,7 @@
       <w:pPr>
         <w:numPr>
           <w:ilvl w:val="0"/>
-          <w:numId w:val="76"/>
+          <w:numId w:val="56"/>
         </w:numPr>
         <w:spacing w:before="100" w:beforeAutospacing="1" w:after="100" w:afterAutospacing="1" w:line="240" w:lineRule="auto"/>
         <w:rPr>
@@ -9355,7 +9355,7 @@
       <w:pPr>
         <w:numPr>
           <w:ilvl w:val="0"/>
-          <w:numId w:val="76"/>
+          <w:numId w:val="56"/>
         </w:numPr>
         <w:spacing w:before="100" w:beforeAutospacing="1" w:after="100" w:afterAutospacing="1" w:line="240" w:lineRule="auto"/>
         <w:rPr>
@@ -9377,7 +9377,7 @@
       <w:pPr>
         <w:numPr>
           <w:ilvl w:val="0"/>
-          <w:numId w:val="76"/>
+          <w:numId w:val="56"/>
         </w:numPr>
         <w:spacing w:before="100" w:beforeAutospacing="1" w:after="100" w:afterAutospacing="1" w:line="240" w:lineRule="auto"/>
         <w:rPr>
@@ -9427,7 +9427,7 @@
       <w:pPr>
         <w:numPr>
           <w:ilvl w:val="0"/>
-          <w:numId w:val="76"/>
+          <w:numId w:val="56"/>
         </w:numPr>
         <w:spacing w:before="100" w:beforeAutospacing="1" w:after="100" w:afterAutospacing="1" w:line="240" w:lineRule="auto"/>
         <w:rPr>
@@ -10041,7 +10041,7 @@
         <w:pStyle w:val="ListParagraph"/>
         <w:numPr>
           <w:ilvl w:val="0"/>
-          <w:numId w:val="76"/>
+          <w:numId w:val="56"/>
         </w:numPr>
       </w:pPr>
       <w:r>
@@ -10053,7 +10053,7 @@
         <w:pStyle w:val="ListParagraph"/>
         <w:numPr>
           <w:ilvl w:val="0"/>
-          <w:numId w:val="76"/>
+          <w:numId w:val="56"/>
         </w:numPr>
       </w:pPr>
       <w:r>
@@ -10065,7 +10065,7 @@
         <w:pStyle w:val="ListParagraph"/>
         <w:numPr>
           <w:ilvl w:val="0"/>
-          <w:numId w:val="76"/>
+          <w:numId w:val="56"/>
         </w:numPr>
       </w:pPr>
       <w:r>
@@ -10087,7 +10087,7 @@
         <w:pStyle w:val="ListParagraph"/>
         <w:numPr>
           <w:ilvl w:val="0"/>
-          <w:numId w:val="76"/>
+          <w:numId w:val="56"/>
         </w:numPr>
       </w:pPr>
       <w:r>
@@ -10099,7 +10099,7 @@
         <w:pStyle w:val="ListParagraph"/>
         <w:numPr>
           <w:ilvl w:val="0"/>
-          <w:numId w:val="76"/>
+          <w:numId w:val="56"/>
         </w:numPr>
       </w:pPr>
       <w:r>
@@ -10111,7 +10111,7 @@
         <w:pStyle w:val="ListParagraph"/>
         <w:numPr>
           <w:ilvl w:val="0"/>
-          <w:numId w:val="76"/>
+          <w:numId w:val="56"/>
         </w:numPr>
       </w:pPr>
       <w:r>
@@ -10123,7 +10123,7 @@
         <w:pStyle w:val="ListParagraph"/>
         <w:numPr>
           <w:ilvl w:val="0"/>
-          <w:numId w:val="76"/>
+          <w:numId w:val="56"/>
         </w:numPr>
       </w:pPr>
       <w:r>
@@ -10135,7 +10135,7 @@
         <w:pStyle w:val="ListParagraph"/>
         <w:numPr>
           <w:ilvl w:val="0"/>
-          <w:numId w:val="76"/>
+          <w:numId w:val="56"/>
         </w:numPr>
       </w:pPr>
       <w:r>
@@ -10147,7 +10147,7 @@
         <w:pStyle w:val="ListParagraph"/>
         <w:numPr>
           <w:ilvl w:val="0"/>
-          <w:numId w:val="76"/>
+          <w:numId w:val="56"/>
         </w:numPr>
       </w:pPr>
       <w:r>
@@ -10159,7 +10159,7 @@
         <w:pStyle w:val="ListParagraph"/>
         <w:numPr>
           <w:ilvl w:val="0"/>
-          <w:numId w:val="76"/>
+          <w:numId w:val="56"/>
         </w:numPr>
       </w:pPr>
       <w:r>
@@ -10171,7 +10171,7 @@
         <w:pStyle w:val="ListParagraph"/>
         <w:numPr>
           <w:ilvl w:val="0"/>
-          <w:numId w:val="76"/>
+          <w:numId w:val="56"/>
         </w:numPr>
       </w:pPr>
       <w:r>
@@ -10209,7 +10209,7 @@
         <w:pStyle w:val="ListParagraph"/>
         <w:numPr>
           <w:ilvl w:val="0"/>
-          <w:numId w:val="76"/>
+          <w:numId w:val="56"/>
         </w:numPr>
       </w:pPr>
       <w:r>
@@ -10289,7 +10289,7 @@
       <w:pPr>
         <w:numPr>
           <w:ilvl w:val="0"/>
-          <w:numId w:val="78"/>
+          <w:numId w:val="57"/>
         </w:numPr>
       </w:pPr>
       <w:r>
@@ -10300,7 +10300,7 @@
       <w:pPr>
         <w:numPr>
           <w:ilvl w:val="0"/>
-          <w:numId w:val="78"/>
+          <w:numId w:val="57"/>
         </w:numPr>
       </w:pPr>
       <w:r>
@@ -10311,7 +10311,7 @@
       <w:pPr>
         <w:numPr>
           <w:ilvl w:val="0"/>
-          <w:numId w:val="78"/>
+          <w:numId w:val="57"/>
         </w:numPr>
       </w:pPr>
       <w:r>
@@ -10337,7 +10337,7 @@
       <w:pPr>
         <w:numPr>
           <w:ilvl w:val="0"/>
-          <w:numId w:val="79"/>
+          <w:numId w:val="58"/>
         </w:numPr>
       </w:pPr>
       <w:r>
@@ -10361,7 +10361,7 @@
       <w:pPr>
         <w:numPr>
           <w:ilvl w:val="0"/>
-          <w:numId w:val="79"/>
+          <w:numId w:val="58"/>
         </w:numPr>
       </w:pPr>
       <w:r>
@@ -10372,7 +10372,7 @@
       <w:pPr>
         <w:numPr>
           <w:ilvl w:val="0"/>
-          <w:numId w:val="79"/>
+          <w:numId w:val="58"/>
         </w:numPr>
       </w:pPr>
       <w:r>
@@ -10398,7 +10398,7 @@
       <w:pPr>
         <w:numPr>
           <w:ilvl w:val="0"/>
-          <w:numId w:val="80"/>
+          <w:numId w:val="59"/>
         </w:numPr>
       </w:pPr>
       <w:r>
@@ -10419,7 +10419,7 @@
       <w:pPr>
         <w:numPr>
           <w:ilvl w:val="0"/>
-          <w:numId w:val="80"/>
+          <w:numId w:val="59"/>
         </w:numPr>
       </w:pPr>
       <w:r>
@@ -10469,7 +10469,7 @@
       <w:pPr>
         <w:numPr>
           <w:ilvl w:val="0"/>
-          <w:numId w:val="81"/>
+          <w:numId w:val="60"/>
         </w:numPr>
       </w:pPr>
       <w:r>
@@ -10490,7 +10490,7 @@
       <w:pPr>
         <w:numPr>
           <w:ilvl w:val="0"/>
-          <w:numId w:val="81"/>
+          <w:numId w:val="60"/>
         </w:numPr>
       </w:pPr>
       <w:r>
@@ -10516,7 +10516,7 @@
       <w:pPr>
         <w:numPr>
           <w:ilvl w:val="0"/>
-          <w:numId w:val="82"/>
+          <w:numId w:val="61"/>
         </w:numPr>
       </w:pPr>
       <w:r>
@@ -10537,7 +10537,7 @@
       <w:pPr>
         <w:numPr>
           <w:ilvl w:val="0"/>
-          <w:numId w:val="82"/>
+          <w:numId w:val="61"/>
         </w:numPr>
       </w:pPr>
       <w:r>
@@ -10549,7 +10549,7 @@
       <w:pPr>
         <w:numPr>
           <w:ilvl w:val="0"/>
-          <w:numId w:val="82"/>
+          <w:numId w:val="61"/>
         </w:numPr>
       </w:pPr>
       <w:r>
@@ -10560,7 +10560,7 @@
       <w:pPr>
         <w:numPr>
           <w:ilvl w:val="0"/>
-          <w:numId w:val="82"/>
+          <w:numId w:val="61"/>
         </w:numPr>
       </w:pPr>
       <w:r>
@@ -10586,7 +10586,7 @@
       <w:pPr>
         <w:numPr>
           <w:ilvl w:val="0"/>
-          <w:numId w:val="83"/>
+          <w:numId w:val="62"/>
         </w:numPr>
       </w:pPr>
       <w:r>
@@ -10607,7 +10607,7 @@
       <w:pPr>
         <w:numPr>
           <w:ilvl w:val="0"/>
-          <w:numId w:val="83"/>
+          <w:numId w:val="62"/>
         </w:numPr>
       </w:pPr>
       <w:r>
@@ -10618,7 +10618,7 @@
       <w:pPr>
         <w:numPr>
           <w:ilvl w:val="0"/>
-          <w:numId w:val="83"/>
+          <w:numId w:val="62"/>
         </w:numPr>
       </w:pPr>
       <w:r>
@@ -10629,7 +10629,7 @@
       <w:pPr>
         <w:numPr>
           <w:ilvl w:val="0"/>
-          <w:numId w:val="83"/>
+          <w:numId w:val="62"/>
         </w:numPr>
       </w:pPr>
       <w:r>
@@ -10640,7 +10640,7 @@
       <w:pPr>
         <w:numPr>
           <w:ilvl w:val="0"/>
-          <w:numId w:val="83"/>
+          <w:numId w:val="62"/>
         </w:numPr>
       </w:pPr>
       <w:r>
@@ -10666,7 +10666,7 @@
       <w:pPr>
         <w:numPr>
           <w:ilvl w:val="0"/>
-          <w:numId w:val="84"/>
+          <w:numId w:val="63"/>
         </w:numPr>
       </w:pPr>
       <w:r>
@@ -10687,7 +10687,7 @@
       <w:pPr>
         <w:numPr>
           <w:ilvl w:val="0"/>
-          <w:numId w:val="84"/>
+          <w:numId w:val="63"/>
         </w:numPr>
       </w:pPr>
       <w:r>
@@ -10713,7 +10713,7 @@
       <w:pPr>
         <w:numPr>
           <w:ilvl w:val="0"/>
-          <w:numId w:val="85"/>
+          <w:numId w:val="64"/>
         </w:numPr>
       </w:pPr>
       <w:r>
@@ -10734,7 +10734,7 @@
       <w:pPr>
         <w:numPr>
           <w:ilvl w:val="0"/>
-          <w:numId w:val="85"/>
+          <w:numId w:val="64"/>
         </w:numPr>
       </w:pPr>
       <w:r>
@@ -10745,7 +10745,7 @@
       <w:pPr>
         <w:numPr>
           <w:ilvl w:val="0"/>
-          <w:numId w:val="85"/>
+          <w:numId w:val="64"/>
         </w:numPr>
       </w:pPr>
       <w:r>
@@ -10756,7 +10756,7 @@
       <w:pPr>
         <w:numPr>
           <w:ilvl w:val="0"/>
-          <w:numId w:val="85"/>
+          <w:numId w:val="64"/>
         </w:numPr>
       </w:pPr>
       <w:r>
@@ -10767,7 +10767,7 @@
       <w:pPr>
         <w:numPr>
           <w:ilvl w:val="0"/>
-          <w:numId w:val="85"/>
+          <w:numId w:val="64"/>
         </w:numPr>
       </w:pPr>
       <w:r>
@@ -10778,7 +10778,7 @@
       <w:pPr>
         <w:numPr>
           <w:ilvl w:val="0"/>
-          <w:numId w:val="85"/>
+          <w:numId w:val="64"/>
         </w:numPr>
       </w:pPr>
       <w:r>
@@ -10804,7 +10804,7 @@
       <w:pPr>
         <w:numPr>
           <w:ilvl w:val="0"/>
-          <w:numId w:val="86"/>
+          <w:numId w:val="65"/>
         </w:numPr>
       </w:pPr>
       <w:r>
@@ -10825,7 +10825,7 @@
       <w:pPr>
         <w:numPr>
           <w:ilvl w:val="0"/>
-          <w:numId w:val="86"/>
+          <w:numId w:val="65"/>
         </w:numPr>
       </w:pPr>
       <w:r>
@@ -10836,7 +10836,7 @@
       <w:pPr>
         <w:numPr>
           <w:ilvl w:val="0"/>
-          <w:numId w:val="86"/>
+          <w:numId w:val="65"/>
         </w:numPr>
       </w:pPr>
       <w:r>
@@ -10848,7 +10848,7 @@
       <w:pPr>
         <w:numPr>
           <w:ilvl w:val="0"/>
-          <w:numId w:val="86"/>
+          <w:numId w:val="65"/>
         </w:numPr>
       </w:pPr>
       <w:r>
@@ -10874,7 +10874,7 @@
       <w:pPr>
         <w:numPr>
           <w:ilvl w:val="0"/>
-          <w:numId w:val="87"/>
+          <w:numId w:val="66"/>
         </w:numPr>
       </w:pPr>
       <w:r>
@@ -10895,7 +10895,7 @@
       <w:pPr>
         <w:numPr>
           <w:ilvl w:val="0"/>
-          <w:numId w:val="87"/>
+          <w:numId w:val="66"/>
         </w:numPr>
       </w:pPr>
       <w:r>
@@ -10921,7 +10921,7 @@
       <w:pPr>
         <w:numPr>
           <w:ilvl w:val="0"/>
-          <w:numId w:val="88"/>
+          <w:numId w:val="67"/>
         </w:numPr>
       </w:pPr>
       <w:r>
@@ -10942,7 +10942,7 @@
       <w:pPr>
         <w:numPr>
           <w:ilvl w:val="0"/>
-          <w:numId w:val="88"/>
+          <w:numId w:val="67"/>
         </w:numPr>
       </w:pPr>
       <w:r>
@@ -10968,7 +10968,7 @@
       <w:pPr>
         <w:numPr>
           <w:ilvl w:val="0"/>
-          <w:numId w:val="89"/>
+          <w:numId w:val="68"/>
         </w:numPr>
       </w:pPr>
       <w:r>
@@ -10997,7 +10997,7 @@
       <w:pPr>
         <w:numPr>
           <w:ilvl w:val="0"/>
-          <w:numId w:val="89"/>
+          <w:numId w:val="68"/>
         </w:numPr>
       </w:pPr>
       <w:r>
@@ -11008,7 +11008,7 @@
       <w:pPr>
         <w:numPr>
           <w:ilvl w:val="1"/>
-          <w:numId w:val="89"/>
+          <w:numId w:val="68"/>
         </w:numPr>
       </w:pPr>
       <w:r>
@@ -11019,7 +11019,7 @@
       <w:pPr>
         <w:numPr>
           <w:ilvl w:val="1"/>
-          <w:numId w:val="89"/>
+          <w:numId w:val="68"/>
         </w:numPr>
       </w:pPr>
       <w:r>
@@ -11030,7 +11030,7 @@
       <w:pPr>
         <w:numPr>
           <w:ilvl w:val="1"/>
-          <w:numId w:val="89"/>
+          <w:numId w:val="68"/>
         </w:numPr>
       </w:pPr>
       <w:r>
@@ -11056,7 +11056,7 @@
       <w:pPr>
         <w:numPr>
           <w:ilvl w:val="0"/>
-          <w:numId w:val="90"/>
+          <w:numId w:val="69"/>
         </w:numPr>
       </w:pPr>
       <w:r>
@@ -11077,7 +11077,7 @@
       <w:pPr>
         <w:numPr>
           <w:ilvl w:val="0"/>
-          <w:numId w:val="90"/>
+          <w:numId w:val="69"/>
         </w:numPr>
       </w:pPr>
       <w:r>
@@ -11088,7 +11088,7 @@
       <w:pPr>
         <w:numPr>
           <w:ilvl w:val="0"/>
-          <w:numId w:val="90"/>
+          <w:numId w:val="69"/>
         </w:numPr>
       </w:pPr>
       <w:r>
@@ -11099,7 +11099,7 @@
       <w:pPr>
         <w:numPr>
           <w:ilvl w:val="0"/>
-          <w:numId w:val="90"/>
+          <w:numId w:val="69"/>
         </w:numPr>
       </w:pPr>
       <w:r>
@@ -11125,7 +11125,7 @@
       <w:pPr>
         <w:numPr>
           <w:ilvl w:val="0"/>
-          <w:numId w:val="91"/>
+          <w:numId w:val="70"/>
         </w:numPr>
       </w:pPr>
       <w:r>
@@ -11146,7 +11146,7 @@
       <w:pPr>
         <w:numPr>
           <w:ilvl w:val="0"/>
-          <w:numId w:val="91"/>
+          <w:numId w:val="70"/>
         </w:numPr>
       </w:pPr>
       <w:r>
@@ -11158,7 +11158,7 @@
       <w:pPr>
         <w:numPr>
           <w:ilvl w:val="0"/>
-          <w:numId w:val="91"/>
+          <w:numId w:val="70"/>
         </w:numPr>
       </w:pPr>
       <w:r>
@@ -11169,7 +11169,7 @@
       <w:pPr>
         <w:numPr>
           <w:ilvl w:val="0"/>
-          <w:numId w:val="91"/>
+          <w:numId w:val="70"/>
         </w:numPr>
       </w:pPr>
       <w:r>
@@ -11220,7 +11220,7 @@
       <w:pPr>
         <w:numPr>
           <w:ilvl w:val="0"/>
-          <w:numId w:val="92"/>
+          <w:numId w:val="71"/>
         </w:numPr>
       </w:pPr>
       <w:r>
@@ -11231,7 +11231,7 @@
       <w:pPr>
         <w:numPr>
           <w:ilvl w:val="0"/>
-          <w:numId w:val="92"/>
+          <w:numId w:val="71"/>
         </w:numPr>
       </w:pPr>
       <w:r>
@@ -11262,7 +11262,7 @@
       <w:pPr>
         <w:numPr>
           <w:ilvl w:val="0"/>
-          <w:numId w:val="93"/>
+          <w:numId w:val="72"/>
         </w:numPr>
       </w:pPr>
       <w:r>
@@ -11273,7 +11273,7 @@
       <w:pPr>
         <w:numPr>
           <w:ilvl w:val="0"/>
-          <w:numId w:val="93"/>
+          <w:numId w:val="72"/>
         </w:numPr>
       </w:pPr>
       <w:r>
@@ -11284,7 +11284,7 @@
       <w:pPr>
         <w:numPr>
           <w:ilvl w:val="0"/>
-          <w:numId w:val="93"/>
+          <w:numId w:val="72"/>
         </w:numPr>
       </w:pPr>
       <w:r>
@@ -11295,7 +11295,7 @@
       <w:pPr>
         <w:numPr>
           <w:ilvl w:val="0"/>
-          <w:numId w:val="93"/>
+          <w:numId w:val="72"/>
         </w:numPr>
       </w:pPr>
       <w:r>
@@ -11306,7 +11306,7 @@
       <w:pPr>
         <w:numPr>
           <w:ilvl w:val="0"/>
-          <w:numId w:val="93"/>
+          <w:numId w:val="72"/>
         </w:numPr>
       </w:pPr>
       <w:r>
@@ -11317,7 +11317,7 @@
       <w:pPr>
         <w:numPr>
           <w:ilvl w:val="0"/>
-          <w:numId w:val="93"/>
+          <w:numId w:val="72"/>
         </w:numPr>
       </w:pPr>
       <w:r>
@@ -11328,7 +11328,7 @@
       <w:pPr>
         <w:numPr>
           <w:ilvl w:val="0"/>
-          <w:numId w:val="93"/>
+          <w:numId w:val="72"/>
         </w:numPr>
       </w:pPr>
       <w:r>
@@ -11354,7 +11354,7 @@
       <w:pPr>
         <w:numPr>
           <w:ilvl w:val="0"/>
-          <w:numId w:val="94"/>
+          <w:numId w:val="73"/>
         </w:numPr>
       </w:pPr>
       <w:r>
@@ -11365,7 +11365,7 @@
       <w:pPr>
         <w:numPr>
           <w:ilvl w:val="0"/>
-          <w:numId w:val="94"/>
+          <w:numId w:val="73"/>
         </w:numPr>
       </w:pPr>
       <w:r>
@@ -11376,7 +11376,7 @@
       <w:pPr>
         <w:numPr>
           <w:ilvl w:val="0"/>
-          <w:numId w:val="94"/>
+          <w:numId w:val="73"/>
         </w:numPr>
       </w:pPr>
       <w:proofErr w:type="spellStart"/>
@@ -11392,7 +11392,7 @@
       <w:pPr>
         <w:numPr>
           <w:ilvl w:val="0"/>
-          <w:numId w:val="94"/>
+          <w:numId w:val="73"/>
         </w:numPr>
       </w:pPr>
       <w:proofErr w:type="spellStart"/>
@@ -11408,7 +11408,7 @@
       <w:pPr>
         <w:numPr>
           <w:ilvl w:val="0"/>
-          <w:numId w:val="94"/>
+          <w:numId w:val="73"/>
         </w:numPr>
       </w:pPr>
       <w:proofErr w:type="spellStart"/>
@@ -11424,7 +11424,7 @@
       <w:pPr>
         <w:numPr>
           <w:ilvl w:val="0"/>
-          <w:numId w:val="94"/>
+          <w:numId w:val="73"/>
         </w:numPr>
       </w:pPr>
       <w:proofErr w:type="spellStart"/>
@@ -11440,7 +11440,7 @@
       <w:pPr>
         <w:numPr>
           <w:ilvl w:val="0"/>
-          <w:numId w:val="94"/>
+          <w:numId w:val="73"/>
         </w:numPr>
       </w:pPr>
       <w:proofErr w:type="spellStart"/>
@@ -11456,7 +11456,7 @@
       <w:pPr>
         <w:numPr>
           <w:ilvl w:val="0"/>
-          <w:numId w:val="94"/>
+          <w:numId w:val="73"/>
         </w:numPr>
       </w:pPr>
       <w:proofErr w:type="spellStart"/>
@@ -11473,7 +11473,7 @@
       <w:pPr>
         <w:numPr>
           <w:ilvl w:val="0"/>
-          <w:numId w:val="94"/>
+          <w:numId w:val="73"/>
         </w:numPr>
       </w:pPr>
       <w:proofErr w:type="spellStart"/>
@@ -11489,7 +11489,7 @@
       <w:pPr>
         <w:numPr>
           <w:ilvl w:val="0"/>
-          <w:numId w:val="94"/>
+          <w:numId w:val="73"/>
         </w:numPr>
       </w:pPr>
       <w:proofErr w:type="spellStart"/>
@@ -11505,7 +11505,7 @@
       <w:pPr>
         <w:numPr>
           <w:ilvl w:val="0"/>
-          <w:numId w:val="94"/>
+          <w:numId w:val="73"/>
         </w:numPr>
       </w:pPr>
       <w:proofErr w:type="spellStart"/>
@@ -11521,7 +11521,7 @@
       <w:pPr>
         <w:numPr>
           <w:ilvl w:val="0"/>
-          <w:numId w:val="94"/>
+          <w:numId w:val="73"/>
         </w:numPr>
       </w:pPr>
       <w:proofErr w:type="spellStart"/>
@@ -11537,7 +11537,7 @@
       <w:pPr>
         <w:numPr>
           <w:ilvl w:val="0"/>
-          <w:numId w:val="94"/>
+          <w:numId w:val="73"/>
         </w:numPr>
       </w:pPr>
       <w:r>
@@ -11548,7 +11548,7 @@
       <w:pPr>
         <w:numPr>
           <w:ilvl w:val="0"/>
-          <w:numId w:val="94"/>
+          <w:numId w:val="73"/>
         </w:numPr>
       </w:pPr>
       <w:r>
@@ -11559,7 +11559,7 @@
       <w:pPr>
         <w:numPr>
           <w:ilvl w:val="0"/>
-          <w:numId w:val="94"/>
+          <w:numId w:val="73"/>
         </w:numPr>
       </w:pPr>
       <w:r>
@@ -11755,7 +11755,7 @@
         <w:pStyle w:val="ListParagraph"/>
         <w:numPr>
           <w:ilvl w:val="0"/>
-          <w:numId w:val="97"/>
+          <w:numId w:val="74"/>
         </w:numPr>
       </w:pPr>
       <w:r>
@@ -11767,7 +11767,7 @@
         <w:pStyle w:val="ListParagraph"/>
         <w:numPr>
           <w:ilvl w:val="0"/>
-          <w:numId w:val="97"/>
+          <w:numId w:val="74"/>
         </w:numPr>
       </w:pPr>
       <w:r>
@@ -11779,7 +11779,7 @@
         <w:pStyle w:val="ListParagraph"/>
         <w:numPr>
           <w:ilvl w:val="0"/>
-          <w:numId w:val="97"/>
+          <w:numId w:val="74"/>
         </w:numPr>
       </w:pPr>
       <w:r>
@@ -11791,7 +11791,7 @@
         <w:pStyle w:val="ListParagraph"/>
         <w:numPr>
           <w:ilvl w:val="0"/>
-          <w:numId w:val="97"/>
+          <w:numId w:val="74"/>
         </w:numPr>
       </w:pPr>
       <w:r>
@@ -11803,7 +11803,7 @@
         <w:pStyle w:val="ListParagraph"/>
         <w:numPr>
           <w:ilvl w:val="0"/>
-          <w:numId w:val="97"/>
+          <w:numId w:val="74"/>
         </w:numPr>
       </w:pPr>
       <w:r>
@@ -11815,7 +11815,7 @@
         <w:pStyle w:val="ListParagraph"/>
         <w:numPr>
           <w:ilvl w:val="0"/>
-          <w:numId w:val="97"/>
+          <w:numId w:val="74"/>
         </w:numPr>
       </w:pPr>
       <w:r>
@@ -11827,7 +11827,7 @@
         <w:pStyle w:val="ListParagraph"/>
         <w:numPr>
           <w:ilvl w:val="0"/>
-          <w:numId w:val="97"/>
+          <w:numId w:val="74"/>
         </w:numPr>
       </w:pPr>
       <w:r>
@@ -11839,7 +11839,7 @@
         <w:pStyle w:val="ListParagraph"/>
         <w:numPr>
           <w:ilvl w:val="0"/>
-          <w:numId w:val="97"/>
+          <w:numId w:val="74"/>
         </w:numPr>
       </w:pPr>
       <w:r>
@@ -11864,7 +11864,7 @@
         <w:pStyle w:val="ListParagraph"/>
         <w:numPr>
           <w:ilvl w:val="0"/>
-          <w:numId w:val="97"/>
+          <w:numId w:val="74"/>
         </w:numPr>
       </w:pPr>
       <w:r>
@@ -11876,7 +11876,7 @@
         <w:pStyle w:val="ListParagraph"/>
         <w:numPr>
           <w:ilvl w:val="0"/>
-          <w:numId w:val="97"/>
+          <w:numId w:val="74"/>
         </w:numPr>
       </w:pPr>
       <w:r>
@@ -11887,7 +11887,7 @@
       <w:pPr>
         <w:numPr>
           <w:ilvl w:val="1"/>
-          <w:numId w:val="97"/>
+          <w:numId w:val="74"/>
         </w:numPr>
       </w:pPr>
       <w:r>
@@ -11898,7 +11898,7 @@
       <w:pPr>
         <w:numPr>
           <w:ilvl w:val="1"/>
-          <w:numId w:val="97"/>
+          <w:numId w:val="74"/>
         </w:numPr>
       </w:pPr>
       <w:r>
@@ -11956,7 +11956,7 @@
         <w:pStyle w:val="ListParagraph"/>
         <w:numPr>
           <w:ilvl w:val="0"/>
-          <w:numId w:val="99"/>
+          <w:numId w:val="75"/>
         </w:numPr>
         <w:rPr>
           <w:rFonts w:asciiTheme="majorHAnsi" w:hAnsiTheme="majorHAnsi"/>
@@ -11978,7 +11978,7 @@
         <w:pStyle w:val="ListParagraph"/>
         <w:numPr>
           <w:ilvl w:val="1"/>
-          <w:numId w:val="97"/>
+          <w:numId w:val="74"/>
         </w:numPr>
         <w:rPr>
           <w:rFonts w:asciiTheme="majorHAnsi" w:hAnsiTheme="majorHAnsi"/>
@@ -11996,7 +11996,7 @@
         <w:pStyle w:val="ListParagraph"/>
         <w:numPr>
           <w:ilvl w:val="1"/>
-          <w:numId w:val="97"/>
+          <w:numId w:val="74"/>
         </w:numPr>
         <w:rPr>
           <w:rFonts w:asciiTheme="majorHAnsi" w:hAnsiTheme="majorHAnsi"/>
@@ -12014,7 +12014,7 @@
         <w:pStyle w:val="ListParagraph"/>
         <w:numPr>
           <w:ilvl w:val="1"/>
-          <w:numId w:val="97"/>
+          <w:numId w:val="74"/>
         </w:numPr>
         <w:rPr>
           <w:rFonts w:asciiTheme="majorHAnsi" w:hAnsiTheme="majorHAnsi"/>
@@ -12032,7 +12032,7 @@
         <w:pStyle w:val="ListParagraph"/>
         <w:numPr>
           <w:ilvl w:val="1"/>
-          <w:numId w:val="97"/>
+          <w:numId w:val="74"/>
         </w:numPr>
         <w:rPr>
           <w:rFonts w:asciiTheme="majorHAnsi" w:hAnsiTheme="majorHAnsi"/>
@@ -12050,7 +12050,7 @@
         <w:pStyle w:val="ListParagraph"/>
         <w:numPr>
           <w:ilvl w:val="0"/>
-          <w:numId w:val="97"/>
+          <w:numId w:val="74"/>
         </w:numPr>
         <w:spacing w:after="0" w:line="240" w:lineRule="auto"/>
         <w:rPr>
@@ -12073,7 +12073,7 @@
         <w:pStyle w:val="ListParagraph"/>
         <w:numPr>
           <w:ilvl w:val="0"/>
-          <w:numId w:val="97"/>
+          <w:numId w:val="74"/>
         </w:numPr>
         <w:spacing w:after="0" w:line="240" w:lineRule="auto"/>
         <w:rPr>
@@ -12096,7 +12096,7 @@
         <w:pStyle w:val="ListParagraph"/>
         <w:numPr>
           <w:ilvl w:val="0"/>
-          <w:numId w:val="97"/>
+          <w:numId w:val="74"/>
         </w:numPr>
         <w:spacing w:after="0" w:line="240" w:lineRule="auto"/>
         <w:rPr>
@@ -12111,23 +12111,30 @@
           <w:kern w:val="0"/>
           <w14:ligatures w14:val="none"/>
         </w:rPr>
-        <w:t>Researched and documented potential approaches for product sorting implementation and</w:t>
-      </w:r>
-      <w:r>
+        <w:t xml:space="preserve">Researched and documented potential approaches for product sorting implementation and future improvements. </w:t>
+      </w:r>
+    </w:p>
+    <w:p>
+      <w:pPr>
+        <w:pStyle w:val="ListParagraph"/>
+        <w:numPr>
+          <w:ilvl w:val="0"/>
+          <w:numId w:val="74"/>
+        </w:numPr>
+        <w:spacing w:after="0" w:line="240" w:lineRule="auto"/>
         <w:rPr>
           <w:rFonts w:asciiTheme="majorHAnsi" w:eastAsia="Times New Roman" w:hAnsiTheme="majorHAnsi" w:cs="Times New Roman"/>
           <w:kern w:val="0"/>
           <w14:ligatures w14:val="none"/>
         </w:rPr>
-        <w:t xml:space="preserve"> </w:t>
-      </w:r>
+      </w:pPr>
       <w:r>
         <w:rPr>
           <w:rFonts w:asciiTheme="majorHAnsi" w:eastAsia="Times New Roman" w:hAnsiTheme="majorHAnsi" w:cs="Times New Roman"/>
           <w:kern w:val="0"/>
           <w14:ligatures w14:val="none"/>
         </w:rPr>
-        <w:t xml:space="preserve">future improvements. </w:t>
+        <w:t xml:space="preserve">Reviewed category, slug generation, account navigation, banner, and product listing related concerns raised during client review. </w:t>
       </w:r>
     </w:p>
     <w:p>
@@ -12135,7 +12142,7 @@
         <w:pStyle w:val="ListParagraph"/>
         <w:numPr>
           <w:ilvl w:val="0"/>
-          <w:numId w:val="97"/>
+          <w:numId w:val="74"/>
         </w:numPr>
         <w:spacing w:after="0" w:line="240" w:lineRule="auto"/>
         <w:rPr>
@@ -12150,7 +12157,7 @@
           <w:kern w:val="0"/>
           <w14:ligatures w14:val="none"/>
         </w:rPr>
-        <w:t xml:space="preserve">Reviewed category, slug generation, account navigation, banner, and product listing related concerns raised during client review. </w:t>
+        <w:t xml:space="preserve">Prepared and compiled client-facing issue review and resolution documentation. </w:t>
       </w:r>
     </w:p>
     <w:p>
@@ -12158,7 +12165,7 @@
         <w:pStyle w:val="ListParagraph"/>
         <w:numPr>
           <w:ilvl w:val="0"/>
-          <w:numId w:val="97"/>
+          <w:numId w:val="74"/>
         </w:numPr>
         <w:spacing w:after="0" w:line="240" w:lineRule="auto"/>
         <w:rPr>
@@ -12173,7 +12180,7 @@
           <w:kern w:val="0"/>
           <w14:ligatures w14:val="none"/>
         </w:rPr>
-        <w:t xml:space="preserve">Prepared and compiled client-facing issue review and resolution documentation. </w:t>
+        <w:t xml:space="preserve">Prepared detailed developer documentation including technical findings, root cause analysis, API validation results, and recommended architectural improvements. </w:t>
       </w:r>
     </w:p>
     <w:p>
@@ -12181,34 +12188,834 @@
         <w:pStyle w:val="ListParagraph"/>
         <w:numPr>
           <w:ilvl w:val="0"/>
-          <w:numId w:val="97"/>
-        </w:numPr>
-        <w:spacing w:after="0" w:line="240" w:lineRule="auto"/>
+          <w:numId w:val="74"/>
+        </w:numPr>
+        <w:rPr>
+          <w:rFonts w:asciiTheme="majorHAnsi" w:hAnsiTheme="majorHAnsi"/>
+        </w:rPr>
+      </w:pPr>
+      <w:r>
         <w:rPr>
           <w:rFonts w:asciiTheme="majorHAnsi" w:eastAsia="Times New Roman" w:hAnsiTheme="majorHAnsi" w:cs="Times New Roman"/>
           <w:kern w:val="0"/>
           <w14:ligatures w14:val="none"/>
         </w:rPr>
-      </w:pPr>
-      <w:r>
+        <w:t>Submitted project documentation covering issue investigations, resolutions, testing results, and implementation recommendations.</w:t>
+      </w:r>
+    </w:p>
+    <w:p>
+      <w:pPr>
+        <w:rPr>
+          <w:rFonts w:asciiTheme="majorHAnsi" w:hAnsiTheme="majorHAnsi"/>
+        </w:rPr>
+      </w:pPr>
+      <w:r>
+        <w:rPr>
+          <w:rFonts w:asciiTheme="majorHAnsi" w:hAnsiTheme="majorHAnsi"/>
+        </w:rPr>
+        <w:br w:type="page"/>
+      </w:r>
+    </w:p>
+    <w:p>
+      <w:pPr>
+        <w:pStyle w:val="Heading1"/>
+      </w:pPr>
+      <w:r>
+        <w:rPr>
+          <w:highlight w:val="yellow"/>
+        </w:rPr>
+        <w:lastRenderedPageBreak/>
+        <w:t>June 23 2026 Tuesday Login: 8:44 AM logout: 5:00 PM:</w:t>
+      </w:r>
+    </w:p>
+    <w:p>
+      <w:pPr>
+        <w:pBdr>
+          <w:bottom w:val="single" w:sz="6" w:space="1" w:color="auto"/>
+        </w:pBdr>
+        <w:rPr>
+          <w:i/>
+          <w:iCs/>
+          <w:u w:val="single"/>
+        </w:rPr>
+      </w:pPr>
+      <w:r>
+        <w:rPr>
+          <w:i/>
+          <w:iCs/>
+          <w:u w:val="single"/>
+        </w:rPr>
+        <w:t>All the developer team is on leave tod</w:t>
+      </w:r>
+      <w:r>
+        <w:rPr>
+          <w:i/>
+          <w:iCs/>
+          <w:u w:val="single"/>
+        </w:rPr>
+        <w:t>a</w:t>
+      </w:r>
+      <w:r>
+        <w:rPr>
+          <w:i/>
+          <w:iCs/>
+          <w:u w:val="single"/>
+        </w:rPr>
+        <w:t>y me alone</w:t>
+      </w:r>
+      <w:r>
+        <w:rPr>
+          <w:i/>
+          <w:iCs/>
+          <w:u w:val="single"/>
+        </w:rPr>
+        <w:t>.</w:t>
+      </w:r>
+    </w:p>
+    <w:p>
+      <w:pPr>
+        <w:pBdr>
+          <w:bottom w:val="single" w:sz="6" w:space="1" w:color="auto"/>
+        </w:pBdr>
+        <w:rPr>
+          <w:b/>
+          <w:bCs/>
+          <w:sz w:val="28"/>
+          <w:szCs w:val="28"/>
+        </w:rPr>
+      </w:pPr>
+      <w:r>
+        <w:rPr>
+          <w:b/>
+          <w:bCs/>
+          <w:sz w:val="28"/>
+          <w:szCs w:val="28"/>
+        </w:rPr>
+        <w:t>Mac Store Nepal</w:t>
+      </w:r>
+    </w:p>
+    <w:p>
+      <w:r>
+        <w:rPr>
+          <w:b/>
+          <w:bCs/>
+        </w:rPr>
+        <w:t>Founder Discussion &amp; Project Updates</w:t>
+      </w:r>
+    </w:p>
+    <w:p>
+      <w:pPr>
+        <w:numPr>
+          <w:ilvl w:val="0"/>
+          <w:numId w:val="78"/>
+        </w:numPr>
+      </w:pPr>
+      <w:r>
+        <w:t>Had a one-to-one discussion with the founder regarding recent updates, changes, and current status of the Mac Store projects handled by the developer team.</w:t>
+      </w:r>
+    </w:p>
+    <w:p>
+      <w:pPr>
+        <w:numPr>
+          <w:ilvl w:val="0"/>
+          <w:numId w:val="78"/>
+        </w:numPr>
+      </w:pPr>
+      <w:r>
+        <w:t>Explained the current implementations done by team members, including the reasons behind the approaches taken and the benefits of those implementations.</w:t>
+      </w:r>
+    </w:p>
+    <w:p>
+      <w:pPr>
+        <w:numPr>
+          <w:ilvl w:val="0"/>
+          <w:numId w:val="78"/>
+        </w:numPr>
+      </w:pPr>
+      <w:r>
+        <w:t>Provided clarifications on points mentioned in the project reports and explained the overall application flow.</w:t>
+      </w:r>
+    </w:p>
+    <w:p>
+      <w:pPr>
+        <w:numPr>
+          <w:ilvl w:val="0"/>
+          <w:numId w:val="78"/>
+        </w:numPr>
+      </w:pPr>
+      <w:r>
+        <w:t>Identified some areas for improvement and discussed possible enhancements.</w:t>
+      </w:r>
+    </w:p>
+    <w:p>
+      <w:pPr>
+        <w:numPr>
+          <w:ilvl w:val="0"/>
+          <w:numId w:val="78"/>
+        </w:numPr>
+      </w:pPr>
+      <w:r>
+        <w:t xml:space="preserve">Collected additional feature suggestions from the founder and </w:t>
+      </w:r>
+      <w:r>
+        <w:t xml:space="preserve">he told me to </w:t>
+      </w:r>
+      <w:r>
+        <w:t>share the discussed updates with the senior team member for further consideration.</w:t>
+      </w:r>
+    </w:p>
+    <w:p>
+      <w:r>
+        <w:rPr>
+          <w:b/>
+          <w:bCs/>
+        </w:rPr>
+        <w:t>Repair Request System Integration Analysis</w:t>
+      </w:r>
+    </w:p>
+    <w:p>
+      <w:pPr>
+        <w:numPr>
+          <w:ilvl w:val="0"/>
+          <w:numId w:val="79"/>
+        </w:numPr>
+      </w:pPr>
+      <w:r>
+        <w:t>Reviewed the existing codebase for the repair request system integration.</w:t>
+      </w:r>
+    </w:p>
+    <w:p>
+      <w:pPr>
+        <w:numPr>
+          <w:ilvl w:val="0"/>
+          <w:numId w:val="79"/>
+        </w:numPr>
+      </w:pPr>
+      <w:r>
+        <w:t>Identified that booking-related APIs already exist within the codebase.</w:t>
+      </w:r>
+    </w:p>
+    <w:p>
+      <w:pPr>
+        <w:numPr>
+          <w:ilvl w:val="0"/>
+          <w:numId w:val="79"/>
+        </w:numPr>
+      </w:pPr>
+      <w:r>
+        <w:t>Tested the available APIs using Postman to verify their current status and responses.</w:t>
+      </w:r>
+    </w:p>
+    <w:p>
+      <w:pPr>
+        <w:numPr>
+          <w:ilvl w:val="0"/>
+          <w:numId w:val="79"/>
+        </w:numPr>
+      </w:pPr>
+      <w:r>
+        <w:t xml:space="preserve">Observed that the API started showing issues after multiple </w:t>
+      </w:r>
+      <w:proofErr w:type="gramStart"/>
+      <w:r>
+        <w:t>test</w:t>
+      </w:r>
+      <w:proofErr w:type="gramEnd"/>
+      <w:r>
+        <w:t xml:space="preserve"> runs and performed further analysis to understand the possible cause.</w:t>
+      </w:r>
+    </w:p>
+    <w:p>
+      <w:pPr>
+        <w:numPr>
+          <w:ilvl w:val="0"/>
+          <w:numId w:val="79"/>
+        </w:numPr>
+      </w:pPr>
+      <w:r>
+        <w:t>Initial findings indicate that the issue may be related to the backend side, requiring further clarification and discussion with the senior team before proceeding.</w:t>
+      </w:r>
+    </w:p>
+    <w:p>
+      <w:r>
+        <w:rPr>
+          <w:b/>
+          <w:bCs/>
+        </w:rPr>
+        <w:t>Codebase Review &amp; Cleanup Identification</w:t>
+      </w:r>
+    </w:p>
+    <w:p>
+      <w:pPr>
+        <w:numPr>
+          <w:ilvl w:val="0"/>
+          <w:numId w:val="80"/>
+        </w:numPr>
+      </w:pPr>
+      <w:r>
+        <w:t>During the codebase analysis, identified possible unused files, folders, and duplicate implementations that may require cleanup.</w:t>
+      </w:r>
+    </w:p>
+    <w:p>
+      <w:pPr>
+        <w:numPr>
+          <w:ilvl w:val="0"/>
+          <w:numId w:val="80"/>
+        </w:numPr>
+      </w:pPr>
+      <w:r>
+        <w:t>Found two separate service folders inside the file system routing structure:</w:t>
+      </w:r>
+    </w:p>
+    <w:p>
+      <w:pPr>
+        <w:numPr>
+          <w:ilvl w:val="1"/>
+          <w:numId w:val="80"/>
+        </w:numPr>
+      </w:pPr>
+      <w:r>
+        <w:t>One folder contains the proper implementation with more features and dynamic code handling.</w:t>
+      </w:r>
+    </w:p>
+    <w:p>
+      <w:pPr>
+        <w:numPr>
+          <w:ilvl w:val="1"/>
+          <w:numId w:val="80"/>
+        </w:numPr>
+      </w:pPr>
+      <w:r>
+        <w:t>The other folder has fewer features and appears unnecessary.</w:t>
+      </w:r>
+    </w:p>
+    <w:p>
+      <w:pPr>
+        <w:numPr>
+          <w:ilvl w:val="0"/>
+          <w:numId w:val="80"/>
+        </w:numPr>
+      </w:pPr>
+      <w:r>
+        <w:lastRenderedPageBreak/>
+        <w:t>Suggested removing the unused/duplicate implementation to reduce confusion during development and potentially improve bundle size and maintainability.</w:t>
+      </w:r>
+    </w:p>
+    <w:p>
+      <w:r>
+        <w:rPr>
+          <w:b/>
+          <w:bCs/>
+        </w:rPr>
+        <w:t>Product Listing Sorting Analysis</w:t>
+      </w:r>
+    </w:p>
+    <w:p>
+      <w:pPr>
+        <w:numPr>
+          <w:ilvl w:val="0"/>
+          <w:numId w:val="81"/>
+        </w:numPr>
+      </w:pPr>
+      <w:r>
+        <w:t>Explored possible approaches for implementing sorting options for product listings.</w:t>
+      </w:r>
+    </w:p>
+    <w:p>
+      <w:pPr>
+        <w:numPr>
+          <w:ilvl w:val="0"/>
+          <w:numId w:val="81"/>
+        </w:numPr>
+      </w:pPr>
+      <w:r>
+        <w:t>Identified approaches to display the newest products first and improve product discovery experience.</w:t>
+      </w:r>
+    </w:p>
+    <w:p>
+      <w:pPr>
+        <w:rPr>
+          <w:b/>
+          <w:bCs/>
+        </w:rPr>
+      </w:pPr>
+      <w:r>
+        <w:rPr>
+          <w:b/>
+          <w:bCs/>
+        </w:rPr>
+        <w:t>Navigation and mismatch category and search params:</w:t>
+      </w:r>
+    </w:p>
+    <w:p>
+      <w:pPr>
+        <w:pStyle w:val="ListParagraph"/>
+        <w:numPr>
+          <w:ilvl w:val="0"/>
+          <w:numId w:val="74"/>
+        </w:numPr>
+      </w:pPr>
+      <w:r>
+        <w:t xml:space="preserve">Investigated inconsistent product listing behavior between category navigation and collection pages. </w:t>
+      </w:r>
+    </w:p>
+    <w:p>
+      <w:pPr>
+        <w:pStyle w:val="ListParagraph"/>
+        <w:numPr>
+          <w:ilvl w:val="0"/>
+          <w:numId w:val="74"/>
+        </w:numPr>
+      </w:pPr>
+      <w:r>
+        <w:t>Identified root cause: frontend was routing category clicks through search query params (/</w:t>
+      </w:r>
+      <w:proofErr w:type="spellStart"/>
+      <w:r>
+        <w:t>search?q</w:t>
+      </w:r>
+      <w:proofErr w:type="spellEnd"/>
+      <w:r>
+        <w:t xml:space="preserve">=...) instead of directly hitting category API endpoints. </w:t>
+      </w:r>
+    </w:p>
+    <w:p>
+      <w:pPr>
+        <w:pStyle w:val="ListParagraph"/>
+        <w:numPr>
+          <w:ilvl w:val="0"/>
+          <w:numId w:val="74"/>
+        </w:numPr>
+      </w:pPr>
+      <w:r>
+        <w:t xml:space="preserve">Confirmed backend category APIs are working correctly for both top-category and subcategory via Postman testing. </w:t>
+      </w:r>
+    </w:p>
+    <w:p>
+      <w:pPr>
+        <w:pStyle w:val="ListParagraph"/>
+        <w:numPr>
+          <w:ilvl w:val="0"/>
+          <w:numId w:val="74"/>
+        </w:numPr>
+      </w:pPr>
+      <w:r>
+        <w:t xml:space="preserve">Refactored header navigation to route category and subcategory clicks to /collections/[slug]?subcategory=... instead of search. </w:t>
+      </w:r>
+    </w:p>
+    <w:p>
+      <w:pPr>
+        <w:pStyle w:val="ListParagraph"/>
+        <w:numPr>
+          <w:ilvl w:val="0"/>
+          <w:numId w:val="74"/>
+        </w:numPr>
+      </w:pPr>
+      <w:r>
+        <w:t xml:space="preserve">Integrated </w:t>
+      </w:r>
+      <w:proofErr w:type="spellStart"/>
+      <w:r>
+        <w:t>getProductsByCategorySlug</w:t>
+      </w:r>
+      <w:proofErr w:type="spellEnd"/>
+      <w:r>
+        <w:t xml:space="preserve"> into the collection page as the primary data source, with fallback</w:t>
+      </w:r>
+      <w:r>
+        <w:t xml:space="preserve"> chains</w:t>
+      </w:r>
+      <w:r>
+        <w:t xml:space="preserve"> when category returns no results. </w:t>
+      </w:r>
+    </w:p>
+    <w:p>
+      <w:pPr>
+        <w:pStyle w:val="ListParagraph"/>
+        <w:numPr>
+          <w:ilvl w:val="0"/>
+          <w:numId w:val="74"/>
+        </w:numPr>
+      </w:pPr>
+      <w:r>
+        <w:t xml:space="preserve">Debugged subcategory slug mismatch — subcategory param was incorrectly extracting the parent category slug from </w:t>
+      </w:r>
+      <w:proofErr w:type="spellStart"/>
+      <w:proofErr w:type="gramStart"/>
+      <w:r>
+        <w:t>c.href</w:t>
+      </w:r>
+      <w:proofErr w:type="spellEnd"/>
+      <w:proofErr w:type="gramEnd"/>
+      <w:r>
+        <w:t xml:space="preserve"> instead of using the child's own slug. </w:t>
+      </w:r>
+    </w:p>
+    <w:p>
+      <w:pPr>
+        <w:pStyle w:val="ListParagraph"/>
+        <w:numPr>
+          <w:ilvl w:val="0"/>
+          <w:numId w:val="74"/>
+        </w:numPr>
+      </w:pPr>
+      <w:r>
+        <w:t xml:space="preserve">Fixed subcategory link generation in both desktop flyout and mobile drawer to correctly pass the subcategory label-derived slug as a query param. </w:t>
+      </w:r>
+    </w:p>
+    <w:p>
+      <w:pPr>
+        <w:pStyle w:val="ListParagraph"/>
+        <w:numPr>
+          <w:ilvl w:val="0"/>
+          <w:numId w:val="74"/>
+        </w:numPr>
+      </w:pPr>
+      <w:r>
+        <w:t>Verified the correct API pattern: /</w:t>
+      </w:r>
+      <w:proofErr w:type="spellStart"/>
+      <w:r>
+        <w:t>api</w:t>
+      </w:r>
+      <w:proofErr w:type="spellEnd"/>
+      <w:r>
+        <w:t>/products/category/{</w:t>
+      </w:r>
+      <w:proofErr w:type="spellStart"/>
+      <w:r>
+        <w:t>parentSlug</w:t>
+      </w:r>
+      <w:proofErr w:type="spellEnd"/>
+      <w:r>
+        <w:t>}?subcategory={</w:t>
+      </w:r>
+      <w:proofErr w:type="spellStart"/>
+      <w:r>
+        <w:t>subSlug</w:t>
+      </w:r>
+      <w:proofErr w:type="spellEnd"/>
+      <w:r>
+        <w:t>}.</w:t>
+      </w:r>
+    </w:p>
+    <w:p>
+      <w:pPr>
+        <w:rPr>
+          <w:b/>
+          <w:bCs/>
+        </w:rPr>
+      </w:pPr>
+      <w:r>
+        <w:rPr>
+          <w:b/>
+          <w:bCs/>
+        </w:rPr>
+        <w:t xml:space="preserve">optimization: </w:t>
+      </w:r>
+    </w:p>
+    <w:p>
+      <w:pPr>
+        <w:pStyle w:val="ListParagraph"/>
+        <w:numPr>
+          <w:ilvl w:val="0"/>
+          <w:numId w:val="74"/>
+        </w:numPr>
+        <w:rPr>
+          <w:rFonts w:asciiTheme="majorHAnsi" w:hAnsiTheme="majorHAnsi"/>
+        </w:rPr>
+      </w:pPr>
+      <w:r>
+        <w:rPr>
+          <w:rFonts w:asciiTheme="majorHAnsi" w:hAnsiTheme="majorHAnsi"/>
+        </w:rPr>
+        <w:t>Updated product card image handling by replacing normal &lt;</w:t>
+      </w:r>
+      <w:proofErr w:type="spellStart"/>
+      <w:r>
+        <w:rPr>
+          <w:rFonts w:asciiTheme="majorHAnsi" w:hAnsiTheme="majorHAnsi"/>
+        </w:rPr>
+        <w:t>img</w:t>
+      </w:r>
+      <w:proofErr w:type="spellEnd"/>
+      <w:r>
+        <w:rPr>
+          <w:rFonts w:asciiTheme="majorHAnsi" w:hAnsiTheme="majorHAnsi"/>
+        </w:rPr>
+        <w:t xml:space="preserve">&gt; with Next.js &lt;Image&gt; component. </w:t>
+      </w:r>
+    </w:p>
+    <w:p>
+      <w:pPr>
+        <w:pStyle w:val="ListParagraph"/>
+        <w:numPr>
+          <w:ilvl w:val="0"/>
+          <w:numId w:val="74"/>
+        </w:numPr>
+        <w:rPr>
+          <w:rFonts w:asciiTheme="majorHAnsi" w:hAnsiTheme="majorHAnsi"/>
+        </w:rPr>
+      </w:pPr>
+      <w:r>
+        <w:rPr>
+          <w:rFonts w:asciiTheme="majorHAnsi" w:hAnsiTheme="majorHAnsi"/>
+        </w:rPr>
+        <w:t xml:space="preserve">Improved image loading performance by using Next.js image optimization features like lazy loading and optimized delivery. </w:t>
+      </w:r>
+    </w:p>
+    <w:p>
+      <w:pPr>
+        <w:pStyle w:val="ListParagraph"/>
+        <w:numPr>
+          <w:ilvl w:val="0"/>
+          <w:numId w:val="74"/>
+        </w:numPr>
+        <w:rPr>
+          <w:rFonts w:asciiTheme="majorHAnsi" w:hAnsiTheme="majorHAnsi"/>
+        </w:rPr>
+      </w:pPr>
+      <w:r>
+        <w:rPr>
+          <w:rFonts w:asciiTheme="majorHAnsi" w:hAnsiTheme="majorHAnsi"/>
+        </w:rPr>
+        <w:t xml:space="preserve">Checked Network tab to understand website resource loading and image requests. </w:t>
+      </w:r>
+    </w:p>
+    <w:p>
+      <w:pPr>
+        <w:pStyle w:val="ListParagraph"/>
+        <w:numPr>
+          <w:ilvl w:val="0"/>
+          <w:numId w:val="74"/>
+        </w:numPr>
+        <w:rPr>
+          <w:rFonts w:asciiTheme="majorHAnsi" w:hAnsiTheme="majorHAnsi"/>
+        </w:rPr>
+      </w:pPr>
+      <w:r>
+        <w:rPr>
+          <w:rFonts w:asciiTheme="majorHAnsi" w:hAnsiTheme="majorHAnsi"/>
+        </w:rPr>
+        <w:t xml:space="preserve">Learned that product API data and image requests are separate processes. </w:t>
+      </w:r>
+    </w:p>
+    <w:p>
+      <w:pPr>
+        <w:pStyle w:val="ListParagraph"/>
+        <w:numPr>
+          <w:ilvl w:val="0"/>
+          <w:numId w:val="74"/>
+        </w:numPr>
+        <w:rPr>
+          <w:rFonts w:asciiTheme="majorHAnsi" w:hAnsiTheme="majorHAnsi"/>
+        </w:rPr>
+      </w:pPr>
+      <w:r>
+        <w:rPr>
+          <w:rFonts w:asciiTheme="majorHAnsi" w:hAnsiTheme="majorHAnsi"/>
+        </w:rPr>
+        <w:t xml:space="preserve">Verified that scrolling triggers additional image loading instead of loading all images immediately. </w:t>
+      </w:r>
+    </w:p>
+    <w:p>
+      <w:pPr>
+        <w:pStyle w:val="ListParagraph"/>
+        <w:numPr>
+          <w:ilvl w:val="0"/>
+          <w:numId w:val="76"/>
+        </w:numPr>
+        <w:rPr>
+          <w:rFonts w:asciiTheme="majorHAnsi" w:hAnsiTheme="majorHAnsi"/>
+        </w:rPr>
+      </w:pPr>
+      <w:r>
+        <w:rPr>
+          <w:rFonts w:asciiTheme="majorHAnsi" w:hAnsiTheme="majorHAnsi"/>
+        </w:rPr>
+        <w:t xml:space="preserve">Compared before and after network usage: </w:t>
+      </w:r>
+    </w:p>
+    <w:p>
+      <w:pPr>
+        <w:numPr>
+          <w:ilvl w:val="0"/>
+          <w:numId w:val="74"/>
+        </w:numPr>
+        <w:rPr>
+          <w:rFonts w:asciiTheme="majorHAnsi" w:hAnsiTheme="majorHAnsi"/>
+        </w:rPr>
+      </w:pPr>
+      <w:r>
+        <w:rPr>
+          <w:rFonts w:asciiTheme="majorHAnsi" w:hAnsiTheme="majorHAnsi"/>
+        </w:rPr>
+        <w:lastRenderedPageBreak/>
+        <w:t xml:space="preserve">Before: around </w:t>
+      </w:r>
+      <w:r>
+        <w:rPr>
+          <w:rFonts w:asciiTheme="majorHAnsi" w:hAnsiTheme="majorHAnsi"/>
+        </w:rPr>
+        <w:t xml:space="preserve">19 MB transferred </w:t>
+      </w:r>
+    </w:p>
+    <w:p>
+      <w:pPr>
+        <w:numPr>
+          <w:ilvl w:val="0"/>
+          <w:numId w:val="74"/>
+        </w:numPr>
+        <w:rPr>
+          <w:rFonts w:asciiTheme="majorHAnsi" w:hAnsiTheme="majorHAnsi"/>
+        </w:rPr>
+      </w:pPr>
+      <w:r>
+        <w:rPr>
+          <w:rFonts w:asciiTheme="majorHAnsi" w:hAnsiTheme="majorHAnsi"/>
+        </w:rPr>
+        <w:t xml:space="preserve">After optimization: around </w:t>
+      </w:r>
+      <w:r>
+        <w:rPr>
+          <w:rFonts w:asciiTheme="majorHAnsi" w:hAnsiTheme="majorHAnsi"/>
+        </w:rPr>
+        <w:t>7–8 MB transferred</w:t>
+      </w:r>
+      <w:r>
+        <w:rPr>
+          <w:rFonts w:asciiTheme="majorHAnsi" w:hAnsiTheme="majorHAnsi"/>
+        </w:rPr>
+        <w:t xml:space="preserve"> </w:t>
+      </w:r>
+    </w:p>
+    <w:p>
+      <w:pPr>
+        <w:pStyle w:val="ListParagraph"/>
+        <w:numPr>
+          <w:ilvl w:val="0"/>
+          <w:numId w:val="77"/>
+        </w:numPr>
+        <w:rPr>
+          <w:rFonts w:asciiTheme="majorHAnsi" w:hAnsiTheme="majorHAnsi"/>
+        </w:rPr>
+      </w:pPr>
+      <w:r>
+        <w:rPr>
+          <w:rFonts w:asciiTheme="majorHAnsi" w:hAnsiTheme="majorHAnsi"/>
+        </w:rPr>
+        <w:t xml:space="preserve">Identified further optimization areas: </w:t>
+      </w:r>
+    </w:p>
+    <w:p>
+      <w:pPr>
+        <w:numPr>
+          <w:ilvl w:val="0"/>
+          <w:numId w:val="74"/>
+        </w:numPr>
+        <w:rPr>
+          <w:rFonts w:asciiTheme="majorHAnsi" w:hAnsiTheme="majorHAnsi"/>
+        </w:rPr>
+      </w:pPr>
+      <w:r>
+        <w:rPr>
+          <w:rFonts w:asciiTheme="majorHAnsi" w:hAnsiTheme="majorHAnsi"/>
+        </w:rPr>
+        <w:t xml:space="preserve">Reduce loading of all products at once. </w:t>
+      </w:r>
+      <w:r>
+        <w:rPr>
+          <w:rFonts w:asciiTheme="majorHAnsi" w:hAnsiTheme="majorHAnsi"/>
+        </w:rPr>
+        <w:t xml:space="preserve"> </w:t>
+      </w:r>
+    </w:p>
+    <w:p>
+      <w:pPr>
+        <w:pStyle w:val="ListParagraph"/>
+        <w:numPr>
+          <w:ilvl w:val="0"/>
+          <w:numId w:val="74"/>
+        </w:numPr>
+        <w:rPr>
+          <w:rFonts w:asciiTheme="majorHAnsi" w:hAnsiTheme="majorHAnsi"/>
+        </w:rPr>
+      </w:pPr>
+      <w:r>
+        <w:rPr>
+          <w:rFonts w:asciiTheme="majorHAnsi" w:hAnsiTheme="majorHAnsi"/>
+        </w:rPr>
+        <w:t>Learned basic performance debugging using Chrome Network tab (requests, transferred size, resources).</w:t>
+      </w:r>
+    </w:p>
+    <w:p>
+      <w:pPr>
+        <w:rPr>
+          <w:rFonts w:asciiTheme="majorHAnsi" w:hAnsiTheme="majorHAnsi"/>
+          <w:b/>
+          <w:bCs/>
+        </w:rPr>
+      </w:pPr>
+      <w:r>
+        <w:rPr>
+          <w:rFonts w:asciiTheme="majorHAnsi" w:hAnsiTheme="majorHAnsi"/>
+          <w:b/>
+          <w:bCs/>
+        </w:rPr>
+        <w:t>Senior Discussion</w:t>
+      </w:r>
+      <w:r>
+        <w:rPr>
+          <w:rFonts w:asciiTheme="majorHAnsi" w:hAnsiTheme="majorHAnsi"/>
+          <w:b/>
+          <w:bCs/>
+        </w:rPr>
+        <w:t>:</w:t>
+      </w:r>
+    </w:p>
+    <w:p>
+      <w:pPr>
+        <w:pStyle w:val="ListParagraph"/>
+        <w:numPr>
+          <w:ilvl w:val="0"/>
+          <w:numId w:val="82"/>
+        </w:numPr>
+        <w:rPr>
+          <w:rFonts w:asciiTheme="majorHAnsi" w:hAnsiTheme="majorHAnsi"/>
+        </w:rPr>
+      </w:pPr>
+      <w:r>
+        <w:rPr>
+          <w:rFonts w:asciiTheme="majorHAnsi" w:hAnsiTheme="majorHAnsi"/>
+        </w:rPr>
+        <w:t>Tried reaching out to the senior</w:t>
+      </w:r>
+      <w:r>
+        <w:rPr>
+          <w:rFonts w:asciiTheme="majorHAnsi" w:hAnsiTheme="majorHAnsi"/>
+        </w:rPr>
+        <w:t xml:space="preserve"> </w:t>
+      </w:r>
+      <w:r>
+        <w:rPr>
+          <w:rFonts w:asciiTheme="majorHAnsi" w:hAnsiTheme="majorHAnsi"/>
+        </w:rPr>
+        <w:t>regarding the current issue resolution and implementation approach.</w:t>
+      </w:r>
+    </w:p>
+    <w:p>
+      <w:pPr>
+        <w:pStyle w:val="ListParagraph"/>
+        <w:numPr>
+          <w:ilvl w:val="0"/>
+          <w:numId w:val="82"/>
+        </w:numPr>
+        <w:spacing w:after="0" w:line="240" w:lineRule="auto"/>
         <w:rPr>
           <w:rFonts w:asciiTheme="majorHAnsi" w:eastAsia="Times New Roman" w:hAnsiTheme="majorHAnsi" w:cs="Times New Roman"/>
           <w:kern w:val="0"/>
           <w14:ligatures w14:val="none"/>
         </w:rPr>
-        <w:t xml:space="preserve">Prepared detailed developer documentation including technical findings, root cause analysis, API validation results, and recommended architectural improvements. </w:t>
-      </w:r>
-    </w:p>
-    <w:p>
-      <w:pPr>
-        <w:pStyle w:val="ListParagraph"/>
-        <w:numPr>
-          <w:ilvl w:val="0"/>
-          <w:numId w:val="97"/>
-        </w:numPr>
-        <w:rPr>
-          <w:rFonts w:asciiTheme="majorHAnsi" w:hAnsiTheme="majorHAnsi"/>
-        </w:rPr>
       </w:pPr>
       <w:r>
         <w:rPr>
@@ -12216,7 +13023,216 @@
           <w:kern w:val="0"/>
           <w14:ligatures w14:val="none"/>
         </w:rPr>
-        <w:t>Submitted project documentation covering issue investigations, resolutions, testing results, and implementation recommendations.</w:t>
+        <w:t xml:space="preserve">Required further clarification and discussion on the next steps before proceeding with the implementation. </w:t>
+      </w:r>
+    </w:p>
+    <w:p>
+      <w:pPr>
+        <w:pStyle w:val="ListParagraph"/>
+        <w:numPr>
+          <w:ilvl w:val="0"/>
+          <w:numId w:val="82"/>
+        </w:numPr>
+        <w:spacing w:after="0" w:line="240" w:lineRule="auto"/>
+        <w:rPr>
+          <w:rFonts w:asciiTheme="majorHAnsi" w:eastAsia="Times New Roman" w:hAnsiTheme="majorHAnsi" w:cs="Times New Roman"/>
+          <w:kern w:val="0"/>
+          <w14:ligatures w14:val="none"/>
+        </w:rPr>
+      </w:pPr>
+      <w:r>
+        <w:rPr>
+          <w:rFonts w:asciiTheme="majorHAnsi" w:eastAsia="Times New Roman" w:hAnsiTheme="majorHAnsi" w:cs="Times New Roman"/>
+          <w:kern w:val="0"/>
+          <w14:ligatures w14:val="none"/>
+        </w:rPr>
+        <w:t xml:space="preserve">The recent changes were not pushed to the repository as the implementation requires confirmation and review from the senior. </w:t>
+      </w:r>
+    </w:p>
+    <w:p>
+      <w:pPr>
+        <w:pStyle w:val="ListParagraph"/>
+        <w:numPr>
+          <w:ilvl w:val="0"/>
+          <w:numId w:val="82"/>
+        </w:numPr>
+        <w:spacing w:after="0" w:line="240" w:lineRule="auto"/>
+        <w:rPr>
+          <w:rFonts w:asciiTheme="majorHAnsi" w:eastAsia="Times New Roman" w:hAnsiTheme="majorHAnsi" w:cs="Times New Roman"/>
+          <w:kern w:val="0"/>
+          <w14:ligatures w14:val="none"/>
+        </w:rPr>
+      </w:pPr>
+      <w:r>
+        <w:rPr>
+          <w:rFonts w:asciiTheme="majorHAnsi" w:eastAsia="Times New Roman" w:hAnsiTheme="majorHAnsi" w:cs="Times New Roman"/>
+          <w:kern w:val="0"/>
+          <w14:ligatures w14:val="none"/>
+        </w:rPr>
+        <w:t>Senior was unavailable today, so the discussion and pending code push will be continued once clarification is received.</w:t>
+      </w:r>
+    </w:p>
+    <w:p>
+      <w:pPr>
+        <w:rPr>
+          <w:rFonts w:asciiTheme="majorHAnsi" w:eastAsia="Times New Roman" w:hAnsiTheme="majorHAnsi" w:cs="Times New Roman"/>
+          <w:kern w:val="0"/>
+          <w14:ligatures w14:val="none"/>
+        </w:rPr>
+      </w:pPr>
+      <w:r>
+        <w:rPr>
+          <w:rFonts w:asciiTheme="majorHAnsi" w:eastAsia="Times New Roman" w:hAnsiTheme="majorHAnsi" w:cs="Times New Roman"/>
+          <w:kern w:val="0"/>
+          <w14:ligatures w14:val="none"/>
+        </w:rPr>
+        <w:br w:type="page"/>
+      </w:r>
+    </w:p>
+    <w:p>
+      <w:pPr>
+        <w:pStyle w:val="Heading1"/>
+        <w:rPr>
+          <w:rFonts w:eastAsia="Times New Roman"/>
+        </w:rPr>
+      </w:pPr>
+      <w:r>
+        <w:rPr>
+          <w:rFonts w:eastAsia="Times New Roman"/>
+          <w:highlight w:val="yellow"/>
+        </w:rPr>
+        <w:lastRenderedPageBreak/>
+        <w:t xml:space="preserve">June 25 2026 </w:t>
+      </w:r>
+      <w:r>
+        <w:rPr>
+          <w:rFonts w:eastAsia="Times New Roman"/>
+          <w:highlight w:val="yellow"/>
+        </w:rPr>
+        <w:t xml:space="preserve">Wednesday </w:t>
+      </w:r>
+    </w:p>
+    <w:p>
+      <w:pPr>
+        <w:pStyle w:val="Heading1"/>
+        <w:rPr>
+          <w:rFonts w:eastAsia="Times New Roman"/>
+        </w:rPr>
+      </w:pPr>
+      <w:r>
+        <w:rPr>
+          <w:rFonts w:eastAsia="Times New Roman"/>
+        </w:rPr>
+        <w:t>Was on Leave</w:t>
+      </w:r>
+      <w:r>
+        <w:rPr>
+          <w:rFonts w:eastAsia="Times New Roman"/>
+        </w:rPr>
+        <w:t xml:space="preserve"> </w:t>
+      </w:r>
+    </w:p>
+    <w:p>
+      <w:pPr>
+        <w:rPr>
+          <w:rFonts w:asciiTheme="majorHAnsi" w:eastAsia="Times New Roman" w:hAnsiTheme="majorHAnsi" w:cstheme="majorBidi"/>
+          <w:color w:val="0F4761" w:themeColor="accent1" w:themeShade="BF"/>
+          <w:sz w:val="40"/>
+          <w:szCs w:val="40"/>
+          <w:highlight w:val="yellow"/>
+        </w:rPr>
+      </w:pPr>
+      <w:r>
+        <w:rPr>
+          <w:rFonts w:eastAsia="Times New Roman"/>
+          <w:highlight w:val="yellow"/>
+        </w:rPr>
+        <w:br w:type="page"/>
+      </w:r>
+    </w:p>
+    <w:p>
+      <w:pPr>
+        <w:pStyle w:val="Heading1"/>
+        <w:rPr>
+          <w:rFonts w:eastAsia="Times New Roman"/>
+        </w:rPr>
+      </w:pPr>
+      <w:r>
+        <w:rPr>
+          <w:rFonts w:eastAsia="Times New Roman"/>
+          <w:highlight w:val="yellow"/>
+        </w:rPr>
+        <w:lastRenderedPageBreak/>
+        <w:t>June 25 2026 Thursday Login: 9:05 Logout:</w:t>
+      </w:r>
+      <w:r>
+        <w:rPr>
+          <w:rFonts w:eastAsia="Times New Roman"/>
+        </w:rPr>
+        <w:t xml:space="preserve"> </w:t>
+      </w:r>
+    </w:p>
+    <w:p>
+      <w:pPr>
+        <w:rPr>
+          <w:b/>
+          <w:bCs/>
+        </w:rPr>
+      </w:pPr>
+      <w:r>
+        <w:rPr>
+          <w:b/>
+          <w:bCs/>
+        </w:rPr>
+        <w:t>Mac Store Nepal:</w:t>
+      </w:r>
+    </w:p>
+    <w:p>
+      <w:pPr>
+        <w:pStyle w:val="ListParagraph"/>
+        <w:numPr>
+          <w:ilvl w:val="0"/>
+          <w:numId w:val="82"/>
+        </w:numPr>
+      </w:pPr>
+      <w:r>
+        <w:t xml:space="preserve">Checked and fixed frontend category navigation and product listing flow. </w:t>
+      </w:r>
+    </w:p>
+    <w:p>
+      <w:pPr>
+        <w:pStyle w:val="ListParagraph"/>
+        <w:numPr>
+          <w:ilvl w:val="0"/>
+          <w:numId w:val="82"/>
+        </w:numPr>
+      </w:pPr>
+      <w:r>
+        <w:t xml:space="preserve">Updated category/subcategory routing to use the correct collection URLs and API flow. </w:t>
+      </w:r>
+    </w:p>
+    <w:p>
+      <w:pPr>
+        <w:pStyle w:val="ListParagraph"/>
+        <w:numPr>
+          <w:ilvl w:val="0"/>
+          <w:numId w:val="82"/>
+        </w:numPr>
+      </w:pPr>
+      <w:r>
+        <w:t xml:space="preserve">Fixed subcategory slug handling issue in desktop and mobile navigation. </w:t>
+      </w:r>
+    </w:p>
+    <w:p>
+      <w:pPr>
+        <w:pStyle w:val="ListParagraph"/>
+        <w:numPr>
+          <w:ilvl w:val="0"/>
+          <w:numId w:val="82"/>
+        </w:numPr>
+      </w:pPr>
+      <w:r>
+        <w:t>Code pushed. Senior review needed.</w:t>
       </w:r>
     </w:p>
     <w:sectPr>
@@ -12977,6 +13993,155 @@
     </w:lvl>
   </w:abstractNum>
   <w:abstractNum w:abstractNumId="5" w15:restartNumberingAfterBreak="0">
+    <w:nsid w:val="0A2733E1"/>
+    <w:multiLevelType w:val="multilevel"/>
+    <w:tmpl w:val="1BBE9F4A"/>
+    <w:lvl w:ilvl="0">
+      <w:start w:val="1"/>
+      <w:numFmt w:val="bullet"/>
+      <w:lvlText w:val=""/>
+      <w:lvlJc w:val="left"/>
+      <w:pPr>
+        <w:tabs>
+          <w:tab w:val="num" w:pos="720"/>
+        </w:tabs>
+        <w:ind w:left="720" w:hanging="360"/>
+      </w:pPr>
+      <w:rPr>
+        <w:rFonts w:ascii="Symbol" w:hAnsi="Symbol" w:hint="default"/>
+        <w:sz w:val="20"/>
+      </w:rPr>
+    </w:lvl>
+    <w:lvl w:ilvl="1">
+      <w:start w:val="1"/>
+      <w:numFmt w:val="bullet"/>
+      <w:lvlText w:val="o"/>
+      <w:lvlJc w:val="left"/>
+      <w:pPr>
+        <w:tabs>
+          <w:tab w:val="num" w:pos="1440"/>
+        </w:tabs>
+        <w:ind w:left="1440" w:hanging="360"/>
+      </w:pPr>
+      <w:rPr>
+        <w:rFonts w:ascii="Courier New" w:hAnsi="Courier New" w:hint="default"/>
+        <w:sz w:val="20"/>
+      </w:rPr>
+    </w:lvl>
+    <w:lvl w:ilvl="2" w:tentative="1">
+      <w:start w:val="1"/>
+      <w:numFmt w:val="bullet"/>
+      <w:lvlText w:val=""/>
+      <w:lvlJc w:val="left"/>
+      <w:pPr>
+        <w:tabs>
+          <w:tab w:val="num" w:pos="2160"/>
+        </w:tabs>
+        <w:ind w:left="2160" w:hanging="360"/>
+      </w:pPr>
+      <w:rPr>
+        <w:rFonts w:ascii="Wingdings" w:hAnsi="Wingdings" w:hint="default"/>
+        <w:sz w:val="20"/>
+      </w:rPr>
+    </w:lvl>
+    <w:lvl w:ilvl="3" w:tentative="1">
+      <w:start w:val="1"/>
+      <w:numFmt w:val="bullet"/>
+      <w:lvlText w:val=""/>
+      <w:lvlJc w:val="left"/>
+      <w:pPr>
+        <w:tabs>
+          <w:tab w:val="num" w:pos="2880"/>
+        </w:tabs>
+        <w:ind w:left="2880" w:hanging="360"/>
+      </w:pPr>
+      <w:rPr>
+        <w:rFonts w:ascii="Wingdings" w:hAnsi="Wingdings" w:hint="default"/>
+        <w:sz w:val="20"/>
+      </w:rPr>
+    </w:lvl>
+    <w:lvl w:ilvl="4" w:tentative="1">
+      <w:start w:val="1"/>
+      <w:numFmt w:val="bullet"/>
+      <w:lvlText w:val=""/>
+      <w:lvlJc w:val="left"/>
+      <w:pPr>
+        <w:tabs>
+          <w:tab w:val="num" w:pos="3600"/>
+        </w:tabs>
+        <w:ind w:left="3600" w:hanging="360"/>
+      </w:pPr>
+      <w:rPr>
+        <w:rFonts w:ascii="Wingdings" w:hAnsi="Wingdings" w:hint="default"/>
+        <w:sz w:val="20"/>
+      </w:rPr>
+    </w:lvl>
+    <w:lvl w:ilvl="5" w:tentative="1">
+      <w:start w:val="1"/>
+      <w:numFmt w:val="bullet"/>
+      <w:lvlText w:val=""/>
+      <w:lvlJc w:val="left"/>
+      <w:pPr>
+        <w:tabs>
+          <w:tab w:val="num" w:pos="4320"/>
+        </w:tabs>
+        <w:ind w:left="4320" w:hanging="360"/>
+      </w:pPr>
+      <w:rPr>
+        <w:rFonts w:ascii="Wingdings" w:hAnsi="Wingdings" w:hint="default"/>
+        <w:sz w:val="20"/>
+      </w:rPr>
+    </w:lvl>
+    <w:lvl w:ilvl="6" w:tentative="1">
+      <w:start w:val="1"/>
+      <w:numFmt w:val="bullet"/>
+      <w:lvlText w:val=""/>
+      <w:lvlJc w:val="left"/>
+      <w:pPr>
+        <w:tabs>
+          <w:tab w:val="num" w:pos="5040"/>
+        </w:tabs>
+        <w:ind w:left="5040" w:hanging="360"/>
+      </w:pPr>
+      <w:rPr>
+        <w:rFonts w:ascii="Wingdings" w:hAnsi="Wingdings" w:hint="default"/>
+        <w:sz w:val="20"/>
+      </w:rPr>
+    </w:lvl>
+    <w:lvl w:ilvl="7" w:tentative="1">
+      <w:start w:val="1"/>
+      <w:numFmt w:val="bullet"/>
+      <w:lvlText w:val=""/>
+      <w:lvlJc w:val="left"/>
+      <w:pPr>
+        <w:tabs>
+          <w:tab w:val="num" w:pos="5760"/>
+        </w:tabs>
+        <w:ind w:left="5760" w:hanging="360"/>
+      </w:pPr>
+      <w:rPr>
+        <w:rFonts w:ascii="Wingdings" w:hAnsi="Wingdings" w:hint="default"/>
+        <w:sz w:val="20"/>
+      </w:rPr>
+    </w:lvl>
+    <w:lvl w:ilvl="8" w:tentative="1">
+      <w:start w:val="1"/>
+      <w:numFmt w:val="bullet"/>
+      <w:lvlText w:val=""/>
+      <w:lvlJc w:val="left"/>
+      <w:pPr>
+        <w:tabs>
+          <w:tab w:val="num" w:pos="6480"/>
+        </w:tabs>
+        <w:ind w:left="6480" w:hanging="360"/>
+      </w:pPr>
+      <w:rPr>
+        <w:rFonts w:ascii="Wingdings" w:hAnsi="Wingdings" w:hint="default"/>
+        <w:sz w:val="20"/>
+      </w:rPr>
+    </w:lvl>
+  </w:abstractNum>
+  <w:abstractNum w:abstractNumId="6" w15:restartNumberingAfterBreak="0">
     <w:nsid w:val="0C6F2C28"/>
     <w:multiLevelType w:val="multilevel"/>
     <w:tmpl w:val="6C3EFB04"/>
@@ -13125,7 +14290,7 @@
       </w:rPr>
     </w:lvl>
   </w:abstractNum>
-  <w:abstractNum w:abstractNumId="6" w15:restartNumberingAfterBreak="0">
+  <w:abstractNum w:abstractNumId="7" w15:restartNumberingAfterBreak="0">
     <w:nsid w:val="11F05B77"/>
     <w:multiLevelType w:val="multilevel"/>
     <w:tmpl w:val="517A47E6"/>
@@ -13274,7 +14439,7 @@
       </w:rPr>
     </w:lvl>
   </w:abstractNum>
-  <w:abstractNum w:abstractNumId="7" w15:restartNumberingAfterBreak="0">
+  <w:abstractNum w:abstractNumId="8" w15:restartNumberingAfterBreak="0">
     <w:nsid w:val="13450393"/>
     <w:multiLevelType w:val="multilevel"/>
     <w:tmpl w:val="A0E635FE"/>
@@ -13423,7 +14588,7 @@
       </w:rPr>
     </w:lvl>
   </w:abstractNum>
-  <w:abstractNum w:abstractNumId="8" w15:restartNumberingAfterBreak="0">
+  <w:abstractNum w:abstractNumId="9" w15:restartNumberingAfterBreak="0">
     <w:nsid w:val="1391477F"/>
     <w:multiLevelType w:val="multilevel"/>
     <w:tmpl w:val="3DFA2094"/>
@@ -13572,7 +14737,7 @@
       </w:rPr>
     </w:lvl>
   </w:abstractNum>
-  <w:abstractNum w:abstractNumId="9" w15:restartNumberingAfterBreak="0">
+  <w:abstractNum w:abstractNumId="10" w15:restartNumberingAfterBreak="0">
     <w:nsid w:val="13FF5CF7"/>
     <w:multiLevelType w:val="multilevel"/>
     <w:tmpl w:val="89728396"/>
@@ -13721,7 +14886,7 @@
       </w:rPr>
     </w:lvl>
   </w:abstractNum>
-  <w:abstractNum w:abstractNumId="10" w15:restartNumberingAfterBreak="0">
+  <w:abstractNum w:abstractNumId="11" w15:restartNumberingAfterBreak="0">
     <w:nsid w:val="141110BB"/>
     <w:multiLevelType w:val="multilevel"/>
     <w:tmpl w:val="2DB4CBDA"/>
@@ -13870,7 +15035,7 @@
       </w:rPr>
     </w:lvl>
   </w:abstractNum>
-  <w:abstractNum w:abstractNumId="11" w15:restartNumberingAfterBreak="0">
+  <w:abstractNum w:abstractNumId="12" w15:restartNumberingAfterBreak="0">
     <w:nsid w:val="15453ECD"/>
     <w:multiLevelType w:val="multilevel"/>
     <w:tmpl w:val="032035F0"/>
@@ -14016,119 +15181,6 @@
       <w:rPr>
         <w:rFonts w:ascii="Wingdings" w:hAnsi="Wingdings" w:hint="default"/>
         <w:sz w:val="20"/>
-      </w:rPr>
-    </w:lvl>
-  </w:abstractNum>
-  <w:abstractNum w:abstractNumId="12" w15:restartNumberingAfterBreak="0">
-    <w:nsid w:val="157B4BC3"/>
-    <w:multiLevelType w:val="hybridMultilevel"/>
-    <w:tmpl w:val="71B80EA6"/>
-    <w:lvl w:ilvl="0" w:tplc="04090001">
-      <w:start w:val="1"/>
-      <w:numFmt w:val="bullet"/>
-      <w:lvlText w:val=""/>
-      <w:lvlJc w:val="left"/>
-      <w:pPr>
-        <w:ind w:left="720" w:hanging="360"/>
-      </w:pPr>
-      <w:rPr>
-        <w:rFonts w:ascii="Symbol" w:hAnsi="Symbol" w:hint="default"/>
-      </w:rPr>
-    </w:lvl>
-    <w:lvl w:ilvl="1" w:tplc="04090003" w:tentative="1">
-      <w:start w:val="1"/>
-      <w:numFmt w:val="bullet"/>
-      <w:lvlText w:val="o"/>
-      <w:lvlJc w:val="left"/>
-      <w:pPr>
-        <w:ind w:left="1440" w:hanging="360"/>
-      </w:pPr>
-      <w:rPr>
-        <w:rFonts w:ascii="Courier New" w:hAnsi="Courier New" w:cs="Courier New" w:hint="default"/>
-      </w:rPr>
-    </w:lvl>
-    <w:lvl w:ilvl="2" w:tplc="04090005" w:tentative="1">
-      <w:start w:val="1"/>
-      <w:numFmt w:val="bullet"/>
-      <w:lvlText w:val=""/>
-      <w:lvlJc w:val="left"/>
-      <w:pPr>
-        <w:ind w:left="2160" w:hanging="360"/>
-      </w:pPr>
-      <w:rPr>
-        <w:rFonts w:ascii="Wingdings" w:hAnsi="Wingdings" w:hint="default"/>
-      </w:rPr>
-    </w:lvl>
-    <w:lvl w:ilvl="3" w:tplc="04090001" w:tentative="1">
-      <w:start w:val="1"/>
-      <w:numFmt w:val="bullet"/>
-      <w:lvlText w:val=""/>
-      <w:lvlJc w:val="left"/>
-      <w:pPr>
-        <w:ind w:left="2880" w:hanging="360"/>
-      </w:pPr>
-      <w:rPr>
-        <w:rFonts w:ascii="Symbol" w:hAnsi="Symbol" w:hint="default"/>
-      </w:rPr>
-    </w:lvl>
-    <w:lvl w:ilvl="4" w:tplc="04090003" w:tentative="1">
-      <w:start w:val="1"/>
-      <w:numFmt w:val="bullet"/>
-      <w:lvlText w:val="o"/>
-      <w:lvlJc w:val="left"/>
-      <w:pPr>
-        <w:ind w:left="3600" w:hanging="360"/>
-      </w:pPr>
-      <w:rPr>
-        <w:rFonts w:ascii="Courier New" w:hAnsi="Courier New" w:cs="Courier New" w:hint="default"/>
-      </w:rPr>
-    </w:lvl>
-    <w:lvl w:ilvl="5" w:tplc="04090005" w:tentative="1">
-      <w:start w:val="1"/>
-      <w:numFmt w:val="bullet"/>
-      <w:lvlText w:val=""/>
-      <w:lvlJc w:val="left"/>
-      <w:pPr>
-        <w:ind w:left="4320" w:hanging="360"/>
-      </w:pPr>
-      <w:rPr>
-        <w:rFonts w:ascii="Wingdings" w:hAnsi="Wingdings" w:hint="default"/>
-      </w:rPr>
-    </w:lvl>
-    <w:lvl w:ilvl="6" w:tplc="04090001" w:tentative="1">
-      <w:start w:val="1"/>
-      <w:numFmt w:val="bullet"/>
-      <w:lvlText w:val=""/>
-      <w:lvlJc w:val="left"/>
-      <w:pPr>
-        <w:ind w:left="5040" w:hanging="360"/>
-      </w:pPr>
-      <w:rPr>
-        <w:rFonts w:ascii="Symbol" w:hAnsi="Symbol" w:hint="default"/>
-      </w:rPr>
-    </w:lvl>
-    <w:lvl w:ilvl="7" w:tplc="04090003" w:tentative="1">
-      <w:start w:val="1"/>
-      <w:numFmt w:val="bullet"/>
-      <w:lvlText w:val="o"/>
-      <w:lvlJc w:val="left"/>
-      <w:pPr>
-        <w:ind w:left="5760" w:hanging="360"/>
-      </w:pPr>
-      <w:rPr>
-        <w:rFonts w:ascii="Courier New" w:hAnsi="Courier New" w:cs="Courier New" w:hint="default"/>
-      </w:rPr>
-    </w:lvl>
-    <w:lvl w:ilvl="8" w:tplc="04090005" w:tentative="1">
-      <w:start w:val="1"/>
-      <w:numFmt w:val="bullet"/>
-      <w:lvlText w:val=""/>
-      <w:lvlJc w:val="left"/>
-      <w:pPr>
-        <w:ind w:left="6480" w:hanging="360"/>
-      </w:pPr>
-      <w:rPr>
-        <w:rFonts w:ascii="Wingdings" w:hAnsi="Wingdings" w:hint="default"/>
       </w:rPr>
     </w:lvl>
   </w:abstractNum>
@@ -14246,122 +15298,158 @@
     </w:lvl>
   </w:abstractNum>
   <w:abstractNum w:abstractNumId="14" w15:restartNumberingAfterBreak="0">
-    <w:nsid w:val="16A0357C"/>
-    <w:multiLevelType w:val="hybridMultilevel"/>
-    <w:tmpl w:val="2C3438EA"/>
-    <w:lvl w:ilvl="0" w:tplc="04090001">
-      <w:start w:val="1"/>
-      <w:numFmt w:val="bullet"/>
-      <w:lvlText w:val=""/>
-      <w:lvlJc w:val="left"/>
-      <w:pPr>
-        <w:ind w:left="720" w:hanging="360"/>
-      </w:pPr>
-      <w:rPr>
-        <w:rFonts w:ascii="Symbol" w:hAnsi="Symbol" w:hint="default"/>
-      </w:rPr>
-    </w:lvl>
-    <w:lvl w:ilvl="1" w:tplc="04090003" w:tentative="1">
-      <w:start w:val="1"/>
-      <w:numFmt w:val="bullet"/>
-      <w:lvlText w:val="o"/>
-      <w:lvlJc w:val="left"/>
-      <w:pPr>
-        <w:ind w:left="1440" w:hanging="360"/>
-      </w:pPr>
-      <w:rPr>
-        <w:rFonts w:ascii="Courier New" w:hAnsi="Courier New" w:cs="Courier New" w:hint="default"/>
-      </w:rPr>
-    </w:lvl>
-    <w:lvl w:ilvl="2" w:tplc="04090005" w:tentative="1">
-      <w:start w:val="1"/>
-      <w:numFmt w:val="bullet"/>
-      <w:lvlText w:val=""/>
-      <w:lvlJc w:val="left"/>
-      <w:pPr>
-        <w:ind w:left="2160" w:hanging="360"/>
-      </w:pPr>
-      <w:rPr>
-        <w:rFonts w:ascii="Wingdings" w:hAnsi="Wingdings" w:hint="default"/>
-      </w:rPr>
-    </w:lvl>
-    <w:lvl w:ilvl="3" w:tplc="04090001" w:tentative="1">
-      <w:start w:val="1"/>
-      <w:numFmt w:val="bullet"/>
-      <w:lvlText w:val=""/>
-      <w:lvlJc w:val="left"/>
-      <w:pPr>
-        <w:ind w:left="2880" w:hanging="360"/>
-      </w:pPr>
-      <w:rPr>
-        <w:rFonts w:ascii="Symbol" w:hAnsi="Symbol" w:hint="default"/>
-      </w:rPr>
-    </w:lvl>
-    <w:lvl w:ilvl="4" w:tplc="04090003" w:tentative="1">
-      <w:start w:val="1"/>
-      <w:numFmt w:val="bullet"/>
-      <w:lvlText w:val="o"/>
-      <w:lvlJc w:val="left"/>
-      <w:pPr>
-        <w:ind w:left="3600" w:hanging="360"/>
-      </w:pPr>
-      <w:rPr>
-        <w:rFonts w:ascii="Courier New" w:hAnsi="Courier New" w:cs="Courier New" w:hint="default"/>
-      </w:rPr>
-    </w:lvl>
-    <w:lvl w:ilvl="5" w:tplc="04090005" w:tentative="1">
-      <w:start w:val="1"/>
-      <w:numFmt w:val="bullet"/>
-      <w:lvlText w:val=""/>
-      <w:lvlJc w:val="left"/>
-      <w:pPr>
-        <w:ind w:left="4320" w:hanging="360"/>
-      </w:pPr>
-      <w:rPr>
-        <w:rFonts w:ascii="Wingdings" w:hAnsi="Wingdings" w:hint="default"/>
-      </w:rPr>
-    </w:lvl>
-    <w:lvl w:ilvl="6" w:tplc="04090001" w:tentative="1">
-      <w:start w:val="1"/>
-      <w:numFmt w:val="bullet"/>
-      <w:lvlText w:val=""/>
-      <w:lvlJc w:val="left"/>
-      <w:pPr>
-        <w:ind w:left="5040" w:hanging="360"/>
-      </w:pPr>
-      <w:rPr>
-        <w:rFonts w:ascii="Symbol" w:hAnsi="Symbol" w:hint="default"/>
-      </w:rPr>
-    </w:lvl>
-    <w:lvl w:ilvl="7" w:tplc="04090003" w:tentative="1">
-      <w:start w:val="1"/>
-      <w:numFmt w:val="bullet"/>
-      <w:lvlText w:val="o"/>
-      <w:lvlJc w:val="left"/>
-      <w:pPr>
-        <w:ind w:left="5760" w:hanging="360"/>
-      </w:pPr>
-      <w:rPr>
-        <w:rFonts w:ascii="Courier New" w:hAnsi="Courier New" w:cs="Courier New" w:hint="default"/>
-      </w:rPr>
-    </w:lvl>
-    <w:lvl w:ilvl="8" w:tplc="04090005" w:tentative="1">
-      <w:start w:val="1"/>
-      <w:numFmt w:val="bullet"/>
-      <w:lvlText w:val=""/>
-      <w:lvlJc w:val="left"/>
-      <w:pPr>
-        <w:ind w:left="6480" w:hanging="360"/>
-      </w:pPr>
-      <w:rPr>
-        <w:rFonts w:ascii="Wingdings" w:hAnsi="Wingdings" w:hint="default"/>
-      </w:rPr>
-    </w:lvl>
-  </w:abstractNum>
-  <w:abstractNum w:abstractNumId="15" w15:restartNumberingAfterBreak="0">
     <w:nsid w:val="17CB03B8"/>
     <w:multiLevelType w:val="multilevel"/>
     <w:tmpl w:val="BDE80E90"/>
+    <w:lvl w:ilvl="0">
+      <w:start w:val="1"/>
+      <w:numFmt w:val="bullet"/>
+      <w:lvlText w:val=""/>
+      <w:lvlJc w:val="left"/>
+      <w:pPr>
+        <w:tabs>
+          <w:tab w:val="num" w:pos="720"/>
+        </w:tabs>
+        <w:ind w:left="720" w:hanging="360"/>
+      </w:pPr>
+      <w:rPr>
+        <w:rFonts w:ascii="Symbol" w:hAnsi="Symbol" w:hint="default"/>
+        <w:sz w:val="20"/>
+      </w:rPr>
+    </w:lvl>
+    <w:lvl w:ilvl="1" w:tentative="1">
+      <w:start w:val="1"/>
+      <w:numFmt w:val="bullet"/>
+      <w:lvlText w:val="o"/>
+      <w:lvlJc w:val="left"/>
+      <w:pPr>
+        <w:tabs>
+          <w:tab w:val="num" w:pos="1440"/>
+        </w:tabs>
+        <w:ind w:left="1440" w:hanging="360"/>
+      </w:pPr>
+      <w:rPr>
+        <w:rFonts w:ascii="Courier New" w:hAnsi="Courier New" w:hint="default"/>
+        <w:sz w:val="20"/>
+      </w:rPr>
+    </w:lvl>
+    <w:lvl w:ilvl="2" w:tentative="1">
+      <w:start w:val="1"/>
+      <w:numFmt w:val="bullet"/>
+      <w:lvlText w:val=""/>
+      <w:lvlJc w:val="left"/>
+      <w:pPr>
+        <w:tabs>
+          <w:tab w:val="num" w:pos="2160"/>
+        </w:tabs>
+        <w:ind w:left="2160" w:hanging="360"/>
+      </w:pPr>
+      <w:rPr>
+        <w:rFonts w:ascii="Wingdings" w:hAnsi="Wingdings" w:hint="default"/>
+        <w:sz w:val="20"/>
+      </w:rPr>
+    </w:lvl>
+    <w:lvl w:ilvl="3" w:tentative="1">
+      <w:start w:val="1"/>
+      <w:numFmt w:val="bullet"/>
+      <w:lvlText w:val=""/>
+      <w:lvlJc w:val="left"/>
+      <w:pPr>
+        <w:tabs>
+          <w:tab w:val="num" w:pos="2880"/>
+        </w:tabs>
+        <w:ind w:left="2880" w:hanging="360"/>
+      </w:pPr>
+      <w:rPr>
+        <w:rFonts w:ascii="Wingdings" w:hAnsi="Wingdings" w:hint="default"/>
+        <w:sz w:val="20"/>
+      </w:rPr>
+    </w:lvl>
+    <w:lvl w:ilvl="4" w:tentative="1">
+      <w:start w:val="1"/>
+      <w:numFmt w:val="bullet"/>
+      <w:lvlText w:val=""/>
+      <w:lvlJc w:val="left"/>
+      <w:pPr>
+        <w:tabs>
+          <w:tab w:val="num" w:pos="3600"/>
+        </w:tabs>
+        <w:ind w:left="3600" w:hanging="360"/>
+      </w:pPr>
+      <w:rPr>
+        <w:rFonts w:ascii="Wingdings" w:hAnsi="Wingdings" w:hint="default"/>
+        <w:sz w:val="20"/>
+      </w:rPr>
+    </w:lvl>
+    <w:lvl w:ilvl="5" w:tentative="1">
+      <w:start w:val="1"/>
+      <w:numFmt w:val="bullet"/>
+      <w:lvlText w:val=""/>
+      <w:lvlJc w:val="left"/>
+      <w:pPr>
+        <w:tabs>
+          <w:tab w:val="num" w:pos="4320"/>
+        </w:tabs>
+        <w:ind w:left="4320" w:hanging="360"/>
+      </w:pPr>
+      <w:rPr>
+        <w:rFonts w:ascii="Wingdings" w:hAnsi="Wingdings" w:hint="default"/>
+        <w:sz w:val="20"/>
+      </w:rPr>
+    </w:lvl>
+    <w:lvl w:ilvl="6" w:tentative="1">
+      <w:start w:val="1"/>
+      <w:numFmt w:val="bullet"/>
+      <w:lvlText w:val=""/>
+      <w:lvlJc w:val="left"/>
+      <w:pPr>
+        <w:tabs>
+          <w:tab w:val="num" w:pos="5040"/>
+        </w:tabs>
+        <w:ind w:left="5040" w:hanging="360"/>
+      </w:pPr>
+      <w:rPr>
+        <w:rFonts w:ascii="Wingdings" w:hAnsi="Wingdings" w:hint="default"/>
+        <w:sz w:val="20"/>
+      </w:rPr>
+    </w:lvl>
+    <w:lvl w:ilvl="7" w:tentative="1">
+      <w:start w:val="1"/>
+      <w:numFmt w:val="bullet"/>
+      <w:lvlText w:val=""/>
+      <w:lvlJc w:val="left"/>
+      <w:pPr>
+        <w:tabs>
+          <w:tab w:val="num" w:pos="5760"/>
+        </w:tabs>
+        <w:ind w:left="5760" w:hanging="360"/>
+      </w:pPr>
+      <w:rPr>
+        <w:rFonts w:ascii="Wingdings" w:hAnsi="Wingdings" w:hint="default"/>
+        <w:sz w:val="20"/>
+      </w:rPr>
+    </w:lvl>
+    <w:lvl w:ilvl="8" w:tentative="1">
+      <w:start w:val="1"/>
+      <w:numFmt w:val="bullet"/>
+      <w:lvlText w:val=""/>
+      <w:lvlJc w:val="left"/>
+      <w:pPr>
+        <w:tabs>
+          <w:tab w:val="num" w:pos="6480"/>
+        </w:tabs>
+        <w:ind w:left="6480" w:hanging="360"/>
+      </w:pPr>
+      <w:rPr>
+        <w:rFonts w:ascii="Wingdings" w:hAnsi="Wingdings" w:hint="default"/>
+        <w:sz w:val="20"/>
+      </w:rPr>
+    </w:lvl>
+  </w:abstractNum>
+  <w:abstractNum w:abstractNumId="15" w15:restartNumberingAfterBreak="0">
+    <w:nsid w:val="1802351A"/>
+    <w:multiLevelType w:val="multilevel"/>
+    <w:tmpl w:val="D55CE120"/>
     <w:lvl w:ilvl="0">
       <w:start w:val="1"/>
       <w:numFmt w:val="bullet"/>
@@ -14657,119 +15745,6 @@
     </w:lvl>
   </w:abstractNum>
   <w:abstractNum w:abstractNumId="17" w15:restartNumberingAfterBreak="0">
-    <w:nsid w:val="197D7500"/>
-    <w:multiLevelType w:val="hybridMultilevel"/>
-    <w:tmpl w:val="C6DEAD76"/>
-    <w:lvl w:ilvl="0" w:tplc="04090001">
-      <w:start w:val="1"/>
-      <w:numFmt w:val="bullet"/>
-      <w:lvlText w:val=""/>
-      <w:lvlJc w:val="left"/>
-      <w:pPr>
-        <w:ind w:left="720" w:hanging="360"/>
-      </w:pPr>
-      <w:rPr>
-        <w:rFonts w:ascii="Symbol" w:hAnsi="Symbol" w:hint="default"/>
-      </w:rPr>
-    </w:lvl>
-    <w:lvl w:ilvl="1" w:tplc="04090003" w:tentative="1">
-      <w:start w:val="1"/>
-      <w:numFmt w:val="bullet"/>
-      <w:lvlText w:val="o"/>
-      <w:lvlJc w:val="left"/>
-      <w:pPr>
-        <w:ind w:left="1440" w:hanging="360"/>
-      </w:pPr>
-      <w:rPr>
-        <w:rFonts w:ascii="Courier New" w:hAnsi="Courier New" w:cs="Courier New" w:hint="default"/>
-      </w:rPr>
-    </w:lvl>
-    <w:lvl w:ilvl="2" w:tplc="04090005" w:tentative="1">
-      <w:start w:val="1"/>
-      <w:numFmt w:val="bullet"/>
-      <w:lvlText w:val=""/>
-      <w:lvlJc w:val="left"/>
-      <w:pPr>
-        <w:ind w:left="2160" w:hanging="360"/>
-      </w:pPr>
-      <w:rPr>
-        <w:rFonts w:ascii="Wingdings" w:hAnsi="Wingdings" w:hint="default"/>
-      </w:rPr>
-    </w:lvl>
-    <w:lvl w:ilvl="3" w:tplc="04090001" w:tentative="1">
-      <w:start w:val="1"/>
-      <w:numFmt w:val="bullet"/>
-      <w:lvlText w:val=""/>
-      <w:lvlJc w:val="left"/>
-      <w:pPr>
-        <w:ind w:left="2880" w:hanging="360"/>
-      </w:pPr>
-      <w:rPr>
-        <w:rFonts w:ascii="Symbol" w:hAnsi="Symbol" w:hint="default"/>
-      </w:rPr>
-    </w:lvl>
-    <w:lvl w:ilvl="4" w:tplc="04090003" w:tentative="1">
-      <w:start w:val="1"/>
-      <w:numFmt w:val="bullet"/>
-      <w:lvlText w:val="o"/>
-      <w:lvlJc w:val="left"/>
-      <w:pPr>
-        <w:ind w:left="3600" w:hanging="360"/>
-      </w:pPr>
-      <w:rPr>
-        <w:rFonts w:ascii="Courier New" w:hAnsi="Courier New" w:cs="Courier New" w:hint="default"/>
-      </w:rPr>
-    </w:lvl>
-    <w:lvl w:ilvl="5" w:tplc="04090005" w:tentative="1">
-      <w:start w:val="1"/>
-      <w:numFmt w:val="bullet"/>
-      <w:lvlText w:val=""/>
-      <w:lvlJc w:val="left"/>
-      <w:pPr>
-        <w:ind w:left="4320" w:hanging="360"/>
-      </w:pPr>
-      <w:rPr>
-        <w:rFonts w:ascii="Wingdings" w:hAnsi="Wingdings" w:hint="default"/>
-      </w:rPr>
-    </w:lvl>
-    <w:lvl w:ilvl="6" w:tplc="04090001" w:tentative="1">
-      <w:start w:val="1"/>
-      <w:numFmt w:val="bullet"/>
-      <w:lvlText w:val=""/>
-      <w:lvlJc w:val="left"/>
-      <w:pPr>
-        <w:ind w:left="5040" w:hanging="360"/>
-      </w:pPr>
-      <w:rPr>
-        <w:rFonts w:ascii="Symbol" w:hAnsi="Symbol" w:hint="default"/>
-      </w:rPr>
-    </w:lvl>
-    <w:lvl w:ilvl="7" w:tplc="04090003" w:tentative="1">
-      <w:start w:val="1"/>
-      <w:numFmt w:val="bullet"/>
-      <w:lvlText w:val="o"/>
-      <w:lvlJc w:val="left"/>
-      <w:pPr>
-        <w:ind w:left="5760" w:hanging="360"/>
-      </w:pPr>
-      <w:rPr>
-        <w:rFonts w:ascii="Courier New" w:hAnsi="Courier New" w:cs="Courier New" w:hint="default"/>
-      </w:rPr>
-    </w:lvl>
-    <w:lvl w:ilvl="8" w:tplc="04090005" w:tentative="1">
-      <w:start w:val="1"/>
-      <w:numFmt w:val="bullet"/>
-      <w:lvlText w:val=""/>
-      <w:lvlJc w:val="left"/>
-      <w:pPr>
-        <w:ind w:left="6480" w:hanging="360"/>
-      </w:pPr>
-      <w:rPr>
-        <w:rFonts w:ascii="Wingdings" w:hAnsi="Wingdings" w:hint="default"/>
-      </w:rPr>
-    </w:lvl>
-  </w:abstractNum>
-  <w:abstractNum w:abstractNumId="18" w15:restartNumberingAfterBreak="0">
     <w:nsid w:val="1A055FA1"/>
     <w:multiLevelType w:val="multilevel"/>
     <w:tmpl w:val="F126FEB2"/>
@@ -14918,7 +15893,7 @@
       </w:rPr>
     </w:lvl>
   </w:abstractNum>
-  <w:abstractNum w:abstractNumId="19" w15:restartNumberingAfterBreak="0">
+  <w:abstractNum w:abstractNumId="18" w15:restartNumberingAfterBreak="0">
     <w:nsid w:val="1B1F3CCB"/>
     <w:multiLevelType w:val="multilevel"/>
     <w:tmpl w:val="0A8E2F46"/>
@@ -15067,156 +16042,7 @@
       </w:rPr>
     </w:lvl>
   </w:abstractNum>
-  <w:abstractNum w:abstractNumId="20" w15:restartNumberingAfterBreak="0">
-    <w:nsid w:val="1D7F3BC9"/>
-    <w:multiLevelType w:val="multilevel"/>
-    <w:tmpl w:val="94366646"/>
-    <w:lvl w:ilvl="0">
-      <w:start w:val="1"/>
-      <w:numFmt w:val="bullet"/>
-      <w:lvlText w:val=""/>
-      <w:lvlJc w:val="left"/>
-      <w:pPr>
-        <w:tabs>
-          <w:tab w:val="num" w:pos="720"/>
-        </w:tabs>
-        <w:ind w:left="720" w:hanging="360"/>
-      </w:pPr>
-      <w:rPr>
-        <w:rFonts w:ascii="Symbol" w:hAnsi="Symbol" w:hint="default"/>
-        <w:sz w:val="20"/>
-      </w:rPr>
-    </w:lvl>
-    <w:lvl w:ilvl="1" w:tentative="1">
-      <w:start w:val="1"/>
-      <w:numFmt w:val="bullet"/>
-      <w:lvlText w:val="o"/>
-      <w:lvlJc w:val="left"/>
-      <w:pPr>
-        <w:tabs>
-          <w:tab w:val="num" w:pos="1440"/>
-        </w:tabs>
-        <w:ind w:left="1440" w:hanging="360"/>
-      </w:pPr>
-      <w:rPr>
-        <w:rFonts w:ascii="Courier New" w:hAnsi="Courier New" w:hint="default"/>
-        <w:sz w:val="20"/>
-      </w:rPr>
-    </w:lvl>
-    <w:lvl w:ilvl="2" w:tentative="1">
-      <w:start w:val="1"/>
-      <w:numFmt w:val="bullet"/>
-      <w:lvlText w:val=""/>
-      <w:lvlJc w:val="left"/>
-      <w:pPr>
-        <w:tabs>
-          <w:tab w:val="num" w:pos="2160"/>
-        </w:tabs>
-        <w:ind w:left="2160" w:hanging="360"/>
-      </w:pPr>
-      <w:rPr>
-        <w:rFonts w:ascii="Wingdings" w:hAnsi="Wingdings" w:hint="default"/>
-        <w:sz w:val="20"/>
-      </w:rPr>
-    </w:lvl>
-    <w:lvl w:ilvl="3" w:tentative="1">
-      <w:start w:val="1"/>
-      <w:numFmt w:val="bullet"/>
-      <w:lvlText w:val=""/>
-      <w:lvlJc w:val="left"/>
-      <w:pPr>
-        <w:tabs>
-          <w:tab w:val="num" w:pos="2880"/>
-        </w:tabs>
-        <w:ind w:left="2880" w:hanging="360"/>
-      </w:pPr>
-      <w:rPr>
-        <w:rFonts w:ascii="Wingdings" w:hAnsi="Wingdings" w:hint="default"/>
-        <w:sz w:val="20"/>
-      </w:rPr>
-    </w:lvl>
-    <w:lvl w:ilvl="4" w:tentative="1">
-      <w:start w:val="1"/>
-      <w:numFmt w:val="bullet"/>
-      <w:lvlText w:val=""/>
-      <w:lvlJc w:val="left"/>
-      <w:pPr>
-        <w:tabs>
-          <w:tab w:val="num" w:pos="3600"/>
-        </w:tabs>
-        <w:ind w:left="3600" w:hanging="360"/>
-      </w:pPr>
-      <w:rPr>
-        <w:rFonts w:ascii="Wingdings" w:hAnsi="Wingdings" w:hint="default"/>
-        <w:sz w:val="20"/>
-      </w:rPr>
-    </w:lvl>
-    <w:lvl w:ilvl="5" w:tentative="1">
-      <w:start w:val="1"/>
-      <w:numFmt w:val="bullet"/>
-      <w:lvlText w:val=""/>
-      <w:lvlJc w:val="left"/>
-      <w:pPr>
-        <w:tabs>
-          <w:tab w:val="num" w:pos="4320"/>
-        </w:tabs>
-        <w:ind w:left="4320" w:hanging="360"/>
-      </w:pPr>
-      <w:rPr>
-        <w:rFonts w:ascii="Wingdings" w:hAnsi="Wingdings" w:hint="default"/>
-        <w:sz w:val="20"/>
-      </w:rPr>
-    </w:lvl>
-    <w:lvl w:ilvl="6" w:tentative="1">
-      <w:start w:val="1"/>
-      <w:numFmt w:val="bullet"/>
-      <w:lvlText w:val=""/>
-      <w:lvlJc w:val="left"/>
-      <w:pPr>
-        <w:tabs>
-          <w:tab w:val="num" w:pos="5040"/>
-        </w:tabs>
-        <w:ind w:left="5040" w:hanging="360"/>
-      </w:pPr>
-      <w:rPr>
-        <w:rFonts w:ascii="Wingdings" w:hAnsi="Wingdings" w:hint="default"/>
-        <w:sz w:val="20"/>
-      </w:rPr>
-    </w:lvl>
-    <w:lvl w:ilvl="7" w:tentative="1">
-      <w:start w:val="1"/>
-      <w:numFmt w:val="bullet"/>
-      <w:lvlText w:val=""/>
-      <w:lvlJc w:val="left"/>
-      <w:pPr>
-        <w:tabs>
-          <w:tab w:val="num" w:pos="5760"/>
-        </w:tabs>
-        <w:ind w:left="5760" w:hanging="360"/>
-      </w:pPr>
-      <w:rPr>
-        <w:rFonts w:ascii="Wingdings" w:hAnsi="Wingdings" w:hint="default"/>
-        <w:sz w:val="20"/>
-      </w:rPr>
-    </w:lvl>
-    <w:lvl w:ilvl="8" w:tentative="1">
-      <w:start w:val="1"/>
-      <w:numFmt w:val="bullet"/>
-      <w:lvlText w:val=""/>
-      <w:lvlJc w:val="left"/>
-      <w:pPr>
-        <w:tabs>
-          <w:tab w:val="num" w:pos="6480"/>
-        </w:tabs>
-        <w:ind w:left="6480" w:hanging="360"/>
-      </w:pPr>
-      <w:rPr>
-        <w:rFonts w:ascii="Wingdings" w:hAnsi="Wingdings" w:hint="default"/>
-        <w:sz w:val="20"/>
-      </w:rPr>
-    </w:lvl>
-  </w:abstractNum>
-  <w:abstractNum w:abstractNumId="21" w15:restartNumberingAfterBreak="0">
+  <w:abstractNum w:abstractNumId="19" w15:restartNumberingAfterBreak="0">
     <w:nsid w:val="1F8D1B11"/>
     <w:multiLevelType w:val="hybridMultilevel"/>
     <w:tmpl w:val="36F229B2"/>
@@ -15329,120 +16155,7 @@
       </w:rPr>
     </w:lvl>
   </w:abstractNum>
-  <w:abstractNum w:abstractNumId="22" w15:restartNumberingAfterBreak="0">
-    <w:nsid w:val="23CF05A5"/>
-    <w:multiLevelType w:val="hybridMultilevel"/>
-    <w:tmpl w:val="8E70C28C"/>
-    <w:lvl w:ilvl="0" w:tplc="04090001">
-      <w:start w:val="1"/>
-      <w:numFmt w:val="bullet"/>
-      <w:lvlText w:val=""/>
-      <w:lvlJc w:val="left"/>
-      <w:pPr>
-        <w:ind w:left="720" w:hanging="360"/>
-      </w:pPr>
-      <w:rPr>
-        <w:rFonts w:ascii="Symbol" w:hAnsi="Symbol" w:hint="default"/>
-      </w:rPr>
-    </w:lvl>
-    <w:lvl w:ilvl="1" w:tplc="04090003" w:tentative="1">
-      <w:start w:val="1"/>
-      <w:numFmt w:val="bullet"/>
-      <w:lvlText w:val="o"/>
-      <w:lvlJc w:val="left"/>
-      <w:pPr>
-        <w:ind w:left="1440" w:hanging="360"/>
-      </w:pPr>
-      <w:rPr>
-        <w:rFonts w:ascii="Courier New" w:hAnsi="Courier New" w:cs="Courier New" w:hint="default"/>
-      </w:rPr>
-    </w:lvl>
-    <w:lvl w:ilvl="2" w:tplc="04090005" w:tentative="1">
-      <w:start w:val="1"/>
-      <w:numFmt w:val="bullet"/>
-      <w:lvlText w:val=""/>
-      <w:lvlJc w:val="left"/>
-      <w:pPr>
-        <w:ind w:left="2160" w:hanging="360"/>
-      </w:pPr>
-      <w:rPr>
-        <w:rFonts w:ascii="Wingdings" w:hAnsi="Wingdings" w:hint="default"/>
-      </w:rPr>
-    </w:lvl>
-    <w:lvl w:ilvl="3" w:tplc="04090001" w:tentative="1">
-      <w:start w:val="1"/>
-      <w:numFmt w:val="bullet"/>
-      <w:lvlText w:val=""/>
-      <w:lvlJc w:val="left"/>
-      <w:pPr>
-        <w:ind w:left="2880" w:hanging="360"/>
-      </w:pPr>
-      <w:rPr>
-        <w:rFonts w:ascii="Symbol" w:hAnsi="Symbol" w:hint="default"/>
-      </w:rPr>
-    </w:lvl>
-    <w:lvl w:ilvl="4" w:tplc="04090003" w:tentative="1">
-      <w:start w:val="1"/>
-      <w:numFmt w:val="bullet"/>
-      <w:lvlText w:val="o"/>
-      <w:lvlJc w:val="left"/>
-      <w:pPr>
-        <w:ind w:left="3600" w:hanging="360"/>
-      </w:pPr>
-      <w:rPr>
-        <w:rFonts w:ascii="Courier New" w:hAnsi="Courier New" w:cs="Courier New" w:hint="default"/>
-      </w:rPr>
-    </w:lvl>
-    <w:lvl w:ilvl="5" w:tplc="04090005" w:tentative="1">
-      <w:start w:val="1"/>
-      <w:numFmt w:val="bullet"/>
-      <w:lvlText w:val=""/>
-      <w:lvlJc w:val="left"/>
-      <w:pPr>
-        <w:ind w:left="4320" w:hanging="360"/>
-      </w:pPr>
-      <w:rPr>
-        <w:rFonts w:ascii="Wingdings" w:hAnsi="Wingdings" w:hint="default"/>
-      </w:rPr>
-    </w:lvl>
-    <w:lvl w:ilvl="6" w:tplc="04090001" w:tentative="1">
-      <w:start w:val="1"/>
-      <w:numFmt w:val="bullet"/>
-      <w:lvlText w:val=""/>
-      <w:lvlJc w:val="left"/>
-      <w:pPr>
-        <w:ind w:left="5040" w:hanging="360"/>
-      </w:pPr>
-      <w:rPr>
-        <w:rFonts w:ascii="Symbol" w:hAnsi="Symbol" w:hint="default"/>
-      </w:rPr>
-    </w:lvl>
-    <w:lvl w:ilvl="7" w:tplc="04090003" w:tentative="1">
-      <w:start w:val="1"/>
-      <w:numFmt w:val="bullet"/>
-      <w:lvlText w:val="o"/>
-      <w:lvlJc w:val="left"/>
-      <w:pPr>
-        <w:ind w:left="5760" w:hanging="360"/>
-      </w:pPr>
-      <w:rPr>
-        <w:rFonts w:ascii="Courier New" w:hAnsi="Courier New" w:cs="Courier New" w:hint="default"/>
-      </w:rPr>
-    </w:lvl>
-    <w:lvl w:ilvl="8" w:tplc="04090005" w:tentative="1">
-      <w:start w:val="1"/>
-      <w:numFmt w:val="bullet"/>
-      <w:lvlText w:val=""/>
-      <w:lvlJc w:val="left"/>
-      <w:pPr>
-        <w:ind w:left="6480" w:hanging="360"/>
-      </w:pPr>
-      <w:rPr>
-        <w:rFonts w:ascii="Wingdings" w:hAnsi="Wingdings" w:hint="default"/>
-      </w:rPr>
-    </w:lvl>
-  </w:abstractNum>
-  <w:abstractNum w:abstractNumId="23" w15:restartNumberingAfterBreak="0">
+  <w:abstractNum w:abstractNumId="20" w15:restartNumberingAfterBreak="0">
     <w:nsid w:val="24131328"/>
     <w:multiLevelType w:val="multilevel"/>
     <w:tmpl w:val="3EB62E3C"/>
@@ -15591,7 +16304,7 @@
       </w:rPr>
     </w:lvl>
   </w:abstractNum>
-  <w:abstractNum w:abstractNumId="24" w15:restartNumberingAfterBreak="0">
+  <w:abstractNum w:abstractNumId="21" w15:restartNumberingAfterBreak="0">
     <w:nsid w:val="255029EC"/>
     <w:multiLevelType w:val="multilevel"/>
     <w:tmpl w:val="EB60805A"/>
@@ -15740,7 +16453,7 @@
       </w:rPr>
     </w:lvl>
   </w:abstractNum>
-  <w:abstractNum w:abstractNumId="25" w15:restartNumberingAfterBreak="0">
+  <w:abstractNum w:abstractNumId="22" w15:restartNumberingAfterBreak="0">
     <w:nsid w:val="263A27F7"/>
     <w:multiLevelType w:val="multilevel"/>
     <w:tmpl w:val="D9EE3A16"/>
@@ -15889,7 +16602,7 @@
       </w:rPr>
     </w:lvl>
   </w:abstractNum>
-  <w:abstractNum w:abstractNumId="26" w15:restartNumberingAfterBreak="0">
+  <w:abstractNum w:abstractNumId="23" w15:restartNumberingAfterBreak="0">
     <w:nsid w:val="266E01BD"/>
     <w:multiLevelType w:val="hybridMultilevel"/>
     <w:tmpl w:val="E8F46C30"/>
@@ -16002,7 +16715,7 @@
       </w:rPr>
     </w:lvl>
   </w:abstractNum>
-  <w:abstractNum w:abstractNumId="27" w15:restartNumberingAfterBreak="0">
+  <w:abstractNum w:abstractNumId="24" w15:restartNumberingAfterBreak="0">
     <w:nsid w:val="288D6092"/>
     <w:multiLevelType w:val="multilevel"/>
     <w:tmpl w:val="F5F2C6D4"/>
@@ -16151,7 +16864,7 @@
       </w:rPr>
     </w:lvl>
   </w:abstractNum>
-  <w:abstractNum w:abstractNumId="28" w15:restartNumberingAfterBreak="0">
+  <w:abstractNum w:abstractNumId="25" w15:restartNumberingAfterBreak="0">
     <w:nsid w:val="28AF68D9"/>
     <w:multiLevelType w:val="multilevel"/>
     <w:tmpl w:val="1DBC2298"/>
@@ -16300,7 +17013,7 @@
       </w:rPr>
     </w:lvl>
   </w:abstractNum>
-  <w:abstractNum w:abstractNumId="29" w15:restartNumberingAfterBreak="0">
+  <w:abstractNum w:abstractNumId="26" w15:restartNumberingAfterBreak="0">
     <w:nsid w:val="2A7219A1"/>
     <w:multiLevelType w:val="hybridMultilevel"/>
     <w:tmpl w:val="2708D780"/>
@@ -16413,7 +17126,7 @@
       </w:rPr>
     </w:lvl>
   </w:abstractNum>
-  <w:abstractNum w:abstractNumId="30" w15:restartNumberingAfterBreak="0">
+  <w:abstractNum w:abstractNumId="27" w15:restartNumberingAfterBreak="0">
     <w:nsid w:val="2D6066E5"/>
     <w:multiLevelType w:val="hybridMultilevel"/>
     <w:tmpl w:val="3F7E4BEE"/>
@@ -16526,7 +17239,7 @@
       </w:rPr>
     </w:lvl>
   </w:abstractNum>
-  <w:abstractNum w:abstractNumId="31" w15:restartNumberingAfterBreak="0">
+  <w:abstractNum w:abstractNumId="28" w15:restartNumberingAfterBreak="0">
     <w:nsid w:val="2E437B66"/>
     <w:multiLevelType w:val="multilevel"/>
     <w:tmpl w:val="933E292E"/>
@@ -16675,156 +17388,7 @@
       </w:rPr>
     </w:lvl>
   </w:abstractNum>
-  <w:abstractNum w:abstractNumId="32" w15:restartNumberingAfterBreak="0">
-    <w:nsid w:val="2FE3444B"/>
-    <w:multiLevelType w:val="multilevel"/>
-    <w:tmpl w:val="6D0A71E8"/>
-    <w:lvl w:ilvl="0">
-      <w:start w:val="1"/>
-      <w:numFmt w:val="bullet"/>
-      <w:lvlText w:val=""/>
-      <w:lvlJc w:val="left"/>
-      <w:pPr>
-        <w:tabs>
-          <w:tab w:val="num" w:pos="1080"/>
-        </w:tabs>
-        <w:ind w:left="1080" w:hanging="360"/>
-      </w:pPr>
-      <w:rPr>
-        <w:rFonts w:ascii="Symbol" w:hAnsi="Symbol" w:hint="default"/>
-        <w:sz w:val="20"/>
-      </w:rPr>
-    </w:lvl>
-    <w:lvl w:ilvl="1" w:tentative="1">
-      <w:start w:val="1"/>
-      <w:numFmt w:val="bullet"/>
-      <w:lvlText w:val="o"/>
-      <w:lvlJc w:val="left"/>
-      <w:pPr>
-        <w:tabs>
-          <w:tab w:val="num" w:pos="1800"/>
-        </w:tabs>
-        <w:ind w:left="1800" w:hanging="360"/>
-      </w:pPr>
-      <w:rPr>
-        <w:rFonts w:ascii="Courier New" w:hAnsi="Courier New" w:hint="default"/>
-        <w:sz w:val="20"/>
-      </w:rPr>
-    </w:lvl>
-    <w:lvl w:ilvl="2" w:tentative="1">
-      <w:start w:val="1"/>
-      <w:numFmt w:val="bullet"/>
-      <w:lvlText w:val=""/>
-      <w:lvlJc w:val="left"/>
-      <w:pPr>
-        <w:tabs>
-          <w:tab w:val="num" w:pos="2520"/>
-        </w:tabs>
-        <w:ind w:left="2520" w:hanging="360"/>
-      </w:pPr>
-      <w:rPr>
-        <w:rFonts w:ascii="Wingdings" w:hAnsi="Wingdings" w:hint="default"/>
-        <w:sz w:val="20"/>
-      </w:rPr>
-    </w:lvl>
-    <w:lvl w:ilvl="3" w:tentative="1">
-      <w:start w:val="1"/>
-      <w:numFmt w:val="bullet"/>
-      <w:lvlText w:val=""/>
-      <w:lvlJc w:val="left"/>
-      <w:pPr>
-        <w:tabs>
-          <w:tab w:val="num" w:pos="3240"/>
-        </w:tabs>
-        <w:ind w:left="3240" w:hanging="360"/>
-      </w:pPr>
-      <w:rPr>
-        <w:rFonts w:ascii="Wingdings" w:hAnsi="Wingdings" w:hint="default"/>
-        <w:sz w:val="20"/>
-      </w:rPr>
-    </w:lvl>
-    <w:lvl w:ilvl="4" w:tentative="1">
-      <w:start w:val="1"/>
-      <w:numFmt w:val="bullet"/>
-      <w:lvlText w:val=""/>
-      <w:lvlJc w:val="left"/>
-      <w:pPr>
-        <w:tabs>
-          <w:tab w:val="num" w:pos="3960"/>
-        </w:tabs>
-        <w:ind w:left="3960" w:hanging="360"/>
-      </w:pPr>
-      <w:rPr>
-        <w:rFonts w:ascii="Wingdings" w:hAnsi="Wingdings" w:hint="default"/>
-        <w:sz w:val="20"/>
-      </w:rPr>
-    </w:lvl>
-    <w:lvl w:ilvl="5" w:tentative="1">
-      <w:start w:val="1"/>
-      <w:numFmt w:val="bullet"/>
-      <w:lvlText w:val=""/>
-      <w:lvlJc w:val="left"/>
-      <w:pPr>
-        <w:tabs>
-          <w:tab w:val="num" w:pos="4680"/>
-        </w:tabs>
-        <w:ind w:left="4680" w:hanging="360"/>
-      </w:pPr>
-      <w:rPr>
-        <w:rFonts w:ascii="Wingdings" w:hAnsi="Wingdings" w:hint="default"/>
-        <w:sz w:val="20"/>
-      </w:rPr>
-    </w:lvl>
-    <w:lvl w:ilvl="6" w:tentative="1">
-      <w:start w:val="1"/>
-      <w:numFmt w:val="bullet"/>
-      <w:lvlText w:val=""/>
-      <w:lvlJc w:val="left"/>
-      <w:pPr>
-        <w:tabs>
-          <w:tab w:val="num" w:pos="5400"/>
-        </w:tabs>
-        <w:ind w:left="5400" w:hanging="360"/>
-      </w:pPr>
-      <w:rPr>
-        <w:rFonts w:ascii="Wingdings" w:hAnsi="Wingdings" w:hint="default"/>
-        <w:sz w:val="20"/>
-      </w:rPr>
-    </w:lvl>
-    <w:lvl w:ilvl="7" w:tentative="1">
-      <w:start w:val="1"/>
-      <w:numFmt w:val="bullet"/>
-      <w:lvlText w:val=""/>
-      <w:lvlJc w:val="left"/>
-      <w:pPr>
-        <w:tabs>
-          <w:tab w:val="num" w:pos="6120"/>
-        </w:tabs>
-        <w:ind w:left="6120" w:hanging="360"/>
-      </w:pPr>
-      <w:rPr>
-        <w:rFonts w:ascii="Wingdings" w:hAnsi="Wingdings" w:hint="default"/>
-        <w:sz w:val="20"/>
-      </w:rPr>
-    </w:lvl>
-    <w:lvl w:ilvl="8" w:tentative="1">
-      <w:start w:val="1"/>
-      <w:numFmt w:val="bullet"/>
-      <w:lvlText w:val=""/>
-      <w:lvlJc w:val="left"/>
-      <w:pPr>
-        <w:tabs>
-          <w:tab w:val="num" w:pos="6840"/>
-        </w:tabs>
-        <w:ind w:left="6840" w:hanging="360"/>
-      </w:pPr>
-      <w:rPr>
-        <w:rFonts w:ascii="Wingdings" w:hAnsi="Wingdings" w:hint="default"/>
-        <w:sz w:val="20"/>
-      </w:rPr>
-    </w:lvl>
-  </w:abstractNum>
-  <w:abstractNum w:abstractNumId="33" w15:restartNumberingAfterBreak="0">
+  <w:abstractNum w:abstractNumId="29" w15:restartNumberingAfterBreak="0">
     <w:nsid w:val="30863A82"/>
     <w:multiLevelType w:val="multilevel"/>
     <w:tmpl w:val="7A7664C8"/>
@@ -16973,7 +17537,7 @@
       </w:rPr>
     </w:lvl>
   </w:abstractNum>
-  <w:abstractNum w:abstractNumId="34" w15:restartNumberingAfterBreak="0">
+  <w:abstractNum w:abstractNumId="30" w15:restartNumberingAfterBreak="0">
     <w:nsid w:val="30C41755"/>
     <w:multiLevelType w:val="multilevel"/>
     <w:tmpl w:val="812C0BF0"/>
@@ -17122,7 +17686,7 @@
       </w:rPr>
     </w:lvl>
   </w:abstractNum>
-  <w:abstractNum w:abstractNumId="35" w15:restartNumberingAfterBreak="0">
+  <w:abstractNum w:abstractNumId="31" w15:restartNumberingAfterBreak="0">
     <w:nsid w:val="329A797C"/>
     <w:multiLevelType w:val="multilevel"/>
     <w:tmpl w:val="DA8EF3C0"/>
@@ -17271,7 +17835,7 @@
       </w:rPr>
     </w:lvl>
   </w:abstractNum>
-  <w:abstractNum w:abstractNumId="36" w15:restartNumberingAfterBreak="0">
+  <w:abstractNum w:abstractNumId="32" w15:restartNumberingAfterBreak="0">
     <w:nsid w:val="33FB5ACC"/>
     <w:multiLevelType w:val="multilevel"/>
     <w:tmpl w:val="1770922E"/>
@@ -17420,156 +17984,7 @@
       </w:rPr>
     </w:lvl>
   </w:abstractNum>
-  <w:abstractNum w:abstractNumId="37" w15:restartNumberingAfterBreak="0">
-    <w:nsid w:val="3495018E"/>
-    <w:multiLevelType w:val="multilevel"/>
-    <w:tmpl w:val="87E017BE"/>
-    <w:lvl w:ilvl="0">
-      <w:start w:val="1"/>
-      <w:numFmt w:val="bullet"/>
-      <w:lvlText w:val=""/>
-      <w:lvlJc w:val="left"/>
-      <w:pPr>
-        <w:tabs>
-          <w:tab w:val="num" w:pos="720"/>
-        </w:tabs>
-        <w:ind w:left="720" w:hanging="360"/>
-      </w:pPr>
-      <w:rPr>
-        <w:rFonts w:ascii="Symbol" w:hAnsi="Symbol" w:hint="default"/>
-        <w:sz w:val="20"/>
-      </w:rPr>
-    </w:lvl>
-    <w:lvl w:ilvl="1" w:tentative="1">
-      <w:start w:val="1"/>
-      <w:numFmt w:val="bullet"/>
-      <w:lvlText w:val="o"/>
-      <w:lvlJc w:val="left"/>
-      <w:pPr>
-        <w:tabs>
-          <w:tab w:val="num" w:pos="1440"/>
-        </w:tabs>
-        <w:ind w:left="1440" w:hanging="360"/>
-      </w:pPr>
-      <w:rPr>
-        <w:rFonts w:ascii="Courier New" w:hAnsi="Courier New" w:hint="default"/>
-        <w:sz w:val="20"/>
-      </w:rPr>
-    </w:lvl>
-    <w:lvl w:ilvl="2" w:tentative="1">
-      <w:start w:val="1"/>
-      <w:numFmt w:val="bullet"/>
-      <w:lvlText w:val=""/>
-      <w:lvlJc w:val="left"/>
-      <w:pPr>
-        <w:tabs>
-          <w:tab w:val="num" w:pos="2160"/>
-        </w:tabs>
-        <w:ind w:left="2160" w:hanging="360"/>
-      </w:pPr>
-      <w:rPr>
-        <w:rFonts w:ascii="Wingdings" w:hAnsi="Wingdings" w:hint="default"/>
-        <w:sz w:val="20"/>
-      </w:rPr>
-    </w:lvl>
-    <w:lvl w:ilvl="3" w:tentative="1">
-      <w:start w:val="1"/>
-      <w:numFmt w:val="bullet"/>
-      <w:lvlText w:val=""/>
-      <w:lvlJc w:val="left"/>
-      <w:pPr>
-        <w:tabs>
-          <w:tab w:val="num" w:pos="2880"/>
-        </w:tabs>
-        <w:ind w:left="2880" w:hanging="360"/>
-      </w:pPr>
-      <w:rPr>
-        <w:rFonts w:ascii="Wingdings" w:hAnsi="Wingdings" w:hint="default"/>
-        <w:sz w:val="20"/>
-      </w:rPr>
-    </w:lvl>
-    <w:lvl w:ilvl="4" w:tentative="1">
-      <w:start w:val="1"/>
-      <w:numFmt w:val="bullet"/>
-      <w:lvlText w:val=""/>
-      <w:lvlJc w:val="left"/>
-      <w:pPr>
-        <w:tabs>
-          <w:tab w:val="num" w:pos="3600"/>
-        </w:tabs>
-        <w:ind w:left="3600" w:hanging="360"/>
-      </w:pPr>
-      <w:rPr>
-        <w:rFonts w:ascii="Wingdings" w:hAnsi="Wingdings" w:hint="default"/>
-        <w:sz w:val="20"/>
-      </w:rPr>
-    </w:lvl>
-    <w:lvl w:ilvl="5" w:tentative="1">
-      <w:start w:val="1"/>
-      <w:numFmt w:val="bullet"/>
-      <w:lvlText w:val=""/>
-      <w:lvlJc w:val="left"/>
-      <w:pPr>
-        <w:tabs>
-          <w:tab w:val="num" w:pos="4320"/>
-        </w:tabs>
-        <w:ind w:left="4320" w:hanging="360"/>
-      </w:pPr>
-      <w:rPr>
-        <w:rFonts w:ascii="Wingdings" w:hAnsi="Wingdings" w:hint="default"/>
-        <w:sz w:val="20"/>
-      </w:rPr>
-    </w:lvl>
-    <w:lvl w:ilvl="6" w:tentative="1">
-      <w:start w:val="1"/>
-      <w:numFmt w:val="bullet"/>
-      <w:lvlText w:val=""/>
-      <w:lvlJc w:val="left"/>
-      <w:pPr>
-        <w:tabs>
-          <w:tab w:val="num" w:pos="5040"/>
-        </w:tabs>
-        <w:ind w:left="5040" w:hanging="360"/>
-      </w:pPr>
-      <w:rPr>
-        <w:rFonts w:ascii="Wingdings" w:hAnsi="Wingdings" w:hint="default"/>
-        <w:sz w:val="20"/>
-      </w:rPr>
-    </w:lvl>
-    <w:lvl w:ilvl="7" w:tentative="1">
-      <w:start w:val="1"/>
-      <w:numFmt w:val="bullet"/>
-      <w:lvlText w:val=""/>
-      <w:lvlJc w:val="left"/>
-      <w:pPr>
-        <w:tabs>
-          <w:tab w:val="num" w:pos="5760"/>
-        </w:tabs>
-        <w:ind w:left="5760" w:hanging="360"/>
-      </w:pPr>
-      <w:rPr>
-        <w:rFonts w:ascii="Wingdings" w:hAnsi="Wingdings" w:hint="default"/>
-        <w:sz w:val="20"/>
-      </w:rPr>
-    </w:lvl>
-    <w:lvl w:ilvl="8" w:tentative="1">
-      <w:start w:val="1"/>
-      <w:numFmt w:val="bullet"/>
-      <w:lvlText w:val=""/>
-      <w:lvlJc w:val="left"/>
-      <w:pPr>
-        <w:tabs>
-          <w:tab w:val="num" w:pos="6480"/>
-        </w:tabs>
-        <w:ind w:left="6480" w:hanging="360"/>
-      </w:pPr>
-      <w:rPr>
-        <w:rFonts w:ascii="Wingdings" w:hAnsi="Wingdings" w:hint="default"/>
-        <w:sz w:val="20"/>
-      </w:rPr>
-    </w:lvl>
-  </w:abstractNum>
-  <w:abstractNum w:abstractNumId="38" w15:restartNumberingAfterBreak="0">
+  <w:abstractNum w:abstractNumId="33" w15:restartNumberingAfterBreak="0">
     <w:nsid w:val="34B53B68"/>
     <w:multiLevelType w:val="multilevel"/>
     <w:tmpl w:val="75F4A9D8"/>
@@ -17718,120 +18133,7 @@
       </w:rPr>
     </w:lvl>
   </w:abstractNum>
-  <w:abstractNum w:abstractNumId="39" w15:restartNumberingAfterBreak="0">
-    <w:nsid w:val="34B5509F"/>
-    <w:multiLevelType w:val="hybridMultilevel"/>
-    <w:tmpl w:val="531A6E68"/>
-    <w:lvl w:ilvl="0" w:tplc="04090001">
-      <w:start w:val="1"/>
-      <w:numFmt w:val="bullet"/>
-      <w:lvlText w:val=""/>
-      <w:lvlJc w:val="left"/>
-      <w:pPr>
-        <w:ind w:left="720" w:hanging="360"/>
-      </w:pPr>
-      <w:rPr>
-        <w:rFonts w:ascii="Symbol" w:hAnsi="Symbol" w:hint="default"/>
-      </w:rPr>
-    </w:lvl>
-    <w:lvl w:ilvl="1" w:tplc="04090003" w:tentative="1">
-      <w:start w:val="1"/>
-      <w:numFmt w:val="bullet"/>
-      <w:lvlText w:val="o"/>
-      <w:lvlJc w:val="left"/>
-      <w:pPr>
-        <w:ind w:left="1440" w:hanging="360"/>
-      </w:pPr>
-      <w:rPr>
-        <w:rFonts w:ascii="Courier New" w:hAnsi="Courier New" w:cs="Courier New" w:hint="default"/>
-      </w:rPr>
-    </w:lvl>
-    <w:lvl w:ilvl="2" w:tplc="04090005" w:tentative="1">
-      <w:start w:val="1"/>
-      <w:numFmt w:val="bullet"/>
-      <w:lvlText w:val=""/>
-      <w:lvlJc w:val="left"/>
-      <w:pPr>
-        <w:ind w:left="2160" w:hanging="360"/>
-      </w:pPr>
-      <w:rPr>
-        <w:rFonts w:ascii="Wingdings" w:hAnsi="Wingdings" w:hint="default"/>
-      </w:rPr>
-    </w:lvl>
-    <w:lvl w:ilvl="3" w:tplc="04090001" w:tentative="1">
-      <w:start w:val="1"/>
-      <w:numFmt w:val="bullet"/>
-      <w:lvlText w:val=""/>
-      <w:lvlJc w:val="left"/>
-      <w:pPr>
-        <w:ind w:left="2880" w:hanging="360"/>
-      </w:pPr>
-      <w:rPr>
-        <w:rFonts w:ascii="Symbol" w:hAnsi="Symbol" w:hint="default"/>
-      </w:rPr>
-    </w:lvl>
-    <w:lvl w:ilvl="4" w:tplc="04090003" w:tentative="1">
-      <w:start w:val="1"/>
-      <w:numFmt w:val="bullet"/>
-      <w:lvlText w:val="o"/>
-      <w:lvlJc w:val="left"/>
-      <w:pPr>
-        <w:ind w:left="3600" w:hanging="360"/>
-      </w:pPr>
-      <w:rPr>
-        <w:rFonts w:ascii="Courier New" w:hAnsi="Courier New" w:cs="Courier New" w:hint="default"/>
-      </w:rPr>
-    </w:lvl>
-    <w:lvl w:ilvl="5" w:tplc="04090005" w:tentative="1">
-      <w:start w:val="1"/>
-      <w:numFmt w:val="bullet"/>
-      <w:lvlText w:val=""/>
-      <w:lvlJc w:val="left"/>
-      <w:pPr>
-        <w:ind w:left="4320" w:hanging="360"/>
-      </w:pPr>
-      <w:rPr>
-        <w:rFonts w:ascii="Wingdings" w:hAnsi="Wingdings" w:hint="default"/>
-      </w:rPr>
-    </w:lvl>
-    <w:lvl w:ilvl="6" w:tplc="04090001" w:tentative="1">
-      <w:start w:val="1"/>
-      <w:numFmt w:val="bullet"/>
-      <w:lvlText w:val=""/>
-      <w:lvlJc w:val="left"/>
-      <w:pPr>
-        <w:ind w:left="5040" w:hanging="360"/>
-      </w:pPr>
-      <w:rPr>
-        <w:rFonts w:ascii="Symbol" w:hAnsi="Symbol" w:hint="default"/>
-      </w:rPr>
-    </w:lvl>
-    <w:lvl w:ilvl="7" w:tplc="04090003" w:tentative="1">
-      <w:start w:val="1"/>
-      <w:numFmt w:val="bullet"/>
-      <w:lvlText w:val="o"/>
-      <w:lvlJc w:val="left"/>
-      <w:pPr>
-        <w:ind w:left="5760" w:hanging="360"/>
-      </w:pPr>
-      <w:rPr>
-        <w:rFonts w:ascii="Courier New" w:hAnsi="Courier New" w:cs="Courier New" w:hint="default"/>
-      </w:rPr>
-    </w:lvl>
-    <w:lvl w:ilvl="8" w:tplc="04090005" w:tentative="1">
-      <w:start w:val="1"/>
-      <w:numFmt w:val="bullet"/>
-      <w:lvlText w:val=""/>
-      <w:lvlJc w:val="left"/>
-      <w:pPr>
-        <w:ind w:left="6480" w:hanging="360"/>
-      </w:pPr>
-      <w:rPr>
-        <w:rFonts w:ascii="Wingdings" w:hAnsi="Wingdings" w:hint="default"/>
-      </w:rPr>
-    </w:lvl>
-  </w:abstractNum>
-  <w:abstractNum w:abstractNumId="40" w15:restartNumberingAfterBreak="0">
+  <w:abstractNum w:abstractNumId="34" w15:restartNumberingAfterBreak="0">
     <w:nsid w:val="35082C2D"/>
     <w:multiLevelType w:val="multilevel"/>
     <w:tmpl w:val="00C280E4"/>
@@ -17980,7 +18282,7 @@
       </w:rPr>
     </w:lvl>
   </w:abstractNum>
-  <w:abstractNum w:abstractNumId="41" w15:restartNumberingAfterBreak="0">
+  <w:abstractNum w:abstractNumId="35" w15:restartNumberingAfterBreak="0">
     <w:nsid w:val="351A58D3"/>
     <w:multiLevelType w:val="multilevel"/>
     <w:tmpl w:val="DDA83992"/>
@@ -18129,7 +18431,7 @@
       </w:rPr>
     </w:lvl>
   </w:abstractNum>
-  <w:abstractNum w:abstractNumId="42" w15:restartNumberingAfterBreak="0">
+  <w:abstractNum w:abstractNumId="36" w15:restartNumberingAfterBreak="0">
     <w:nsid w:val="3780706F"/>
     <w:multiLevelType w:val="multilevel"/>
     <w:tmpl w:val="381CDEA8"/>
@@ -18278,7 +18580,7 @@
       </w:rPr>
     </w:lvl>
   </w:abstractNum>
-  <w:abstractNum w:abstractNumId="43" w15:restartNumberingAfterBreak="0">
+  <w:abstractNum w:abstractNumId="37" w15:restartNumberingAfterBreak="0">
     <w:nsid w:val="38F414DA"/>
     <w:multiLevelType w:val="multilevel"/>
     <w:tmpl w:val="2DEAE2BC"/>
@@ -18427,7 +18729,7 @@
       </w:rPr>
     </w:lvl>
   </w:abstractNum>
-  <w:abstractNum w:abstractNumId="44" w15:restartNumberingAfterBreak="0">
+  <w:abstractNum w:abstractNumId="38" w15:restartNumberingAfterBreak="0">
     <w:nsid w:val="392457FE"/>
     <w:multiLevelType w:val="multilevel"/>
     <w:tmpl w:val="DB469F6C"/>
@@ -18576,156 +18878,7 @@
       </w:rPr>
     </w:lvl>
   </w:abstractNum>
-  <w:abstractNum w:abstractNumId="45" w15:restartNumberingAfterBreak="0">
-    <w:nsid w:val="395A6BC5"/>
-    <w:multiLevelType w:val="multilevel"/>
-    <w:tmpl w:val="86F87DC8"/>
-    <w:lvl w:ilvl="0">
-      <w:start w:val="1"/>
-      <w:numFmt w:val="bullet"/>
-      <w:lvlText w:val=""/>
-      <w:lvlJc w:val="left"/>
-      <w:pPr>
-        <w:tabs>
-          <w:tab w:val="num" w:pos="720"/>
-        </w:tabs>
-        <w:ind w:left="720" w:hanging="360"/>
-      </w:pPr>
-      <w:rPr>
-        <w:rFonts w:ascii="Symbol" w:hAnsi="Symbol" w:hint="default"/>
-        <w:sz w:val="20"/>
-      </w:rPr>
-    </w:lvl>
-    <w:lvl w:ilvl="1" w:tentative="1">
-      <w:start w:val="1"/>
-      <w:numFmt w:val="bullet"/>
-      <w:lvlText w:val="o"/>
-      <w:lvlJc w:val="left"/>
-      <w:pPr>
-        <w:tabs>
-          <w:tab w:val="num" w:pos="1440"/>
-        </w:tabs>
-        <w:ind w:left="1440" w:hanging="360"/>
-      </w:pPr>
-      <w:rPr>
-        <w:rFonts w:ascii="Courier New" w:hAnsi="Courier New" w:hint="default"/>
-        <w:sz w:val="20"/>
-      </w:rPr>
-    </w:lvl>
-    <w:lvl w:ilvl="2" w:tentative="1">
-      <w:start w:val="1"/>
-      <w:numFmt w:val="bullet"/>
-      <w:lvlText w:val=""/>
-      <w:lvlJc w:val="left"/>
-      <w:pPr>
-        <w:tabs>
-          <w:tab w:val="num" w:pos="2160"/>
-        </w:tabs>
-        <w:ind w:left="2160" w:hanging="360"/>
-      </w:pPr>
-      <w:rPr>
-        <w:rFonts w:ascii="Wingdings" w:hAnsi="Wingdings" w:hint="default"/>
-        <w:sz w:val="20"/>
-      </w:rPr>
-    </w:lvl>
-    <w:lvl w:ilvl="3" w:tentative="1">
-      <w:start w:val="1"/>
-      <w:numFmt w:val="bullet"/>
-      <w:lvlText w:val=""/>
-      <w:lvlJc w:val="left"/>
-      <w:pPr>
-        <w:tabs>
-          <w:tab w:val="num" w:pos="2880"/>
-        </w:tabs>
-        <w:ind w:left="2880" w:hanging="360"/>
-      </w:pPr>
-      <w:rPr>
-        <w:rFonts w:ascii="Wingdings" w:hAnsi="Wingdings" w:hint="default"/>
-        <w:sz w:val="20"/>
-      </w:rPr>
-    </w:lvl>
-    <w:lvl w:ilvl="4" w:tentative="1">
-      <w:start w:val="1"/>
-      <w:numFmt w:val="bullet"/>
-      <w:lvlText w:val=""/>
-      <w:lvlJc w:val="left"/>
-      <w:pPr>
-        <w:tabs>
-          <w:tab w:val="num" w:pos="3600"/>
-        </w:tabs>
-        <w:ind w:left="3600" w:hanging="360"/>
-      </w:pPr>
-      <w:rPr>
-        <w:rFonts w:ascii="Wingdings" w:hAnsi="Wingdings" w:hint="default"/>
-        <w:sz w:val="20"/>
-      </w:rPr>
-    </w:lvl>
-    <w:lvl w:ilvl="5" w:tentative="1">
-      <w:start w:val="1"/>
-      <w:numFmt w:val="bullet"/>
-      <w:lvlText w:val=""/>
-      <w:lvlJc w:val="left"/>
-      <w:pPr>
-        <w:tabs>
-          <w:tab w:val="num" w:pos="4320"/>
-        </w:tabs>
-        <w:ind w:left="4320" w:hanging="360"/>
-      </w:pPr>
-      <w:rPr>
-        <w:rFonts w:ascii="Wingdings" w:hAnsi="Wingdings" w:hint="default"/>
-        <w:sz w:val="20"/>
-      </w:rPr>
-    </w:lvl>
-    <w:lvl w:ilvl="6" w:tentative="1">
-      <w:start w:val="1"/>
-      <w:numFmt w:val="bullet"/>
-      <w:lvlText w:val=""/>
-      <w:lvlJc w:val="left"/>
-      <w:pPr>
-        <w:tabs>
-          <w:tab w:val="num" w:pos="5040"/>
-        </w:tabs>
-        <w:ind w:left="5040" w:hanging="360"/>
-      </w:pPr>
-      <w:rPr>
-        <w:rFonts w:ascii="Wingdings" w:hAnsi="Wingdings" w:hint="default"/>
-        <w:sz w:val="20"/>
-      </w:rPr>
-    </w:lvl>
-    <w:lvl w:ilvl="7" w:tentative="1">
-      <w:start w:val="1"/>
-      <w:numFmt w:val="bullet"/>
-      <w:lvlText w:val=""/>
-      <w:lvlJc w:val="left"/>
-      <w:pPr>
-        <w:tabs>
-          <w:tab w:val="num" w:pos="5760"/>
-        </w:tabs>
-        <w:ind w:left="5760" w:hanging="360"/>
-      </w:pPr>
-      <w:rPr>
-        <w:rFonts w:ascii="Wingdings" w:hAnsi="Wingdings" w:hint="default"/>
-        <w:sz w:val="20"/>
-      </w:rPr>
-    </w:lvl>
-    <w:lvl w:ilvl="8" w:tentative="1">
-      <w:start w:val="1"/>
-      <w:numFmt w:val="bullet"/>
-      <w:lvlText w:val=""/>
-      <w:lvlJc w:val="left"/>
-      <w:pPr>
-        <w:tabs>
-          <w:tab w:val="num" w:pos="6480"/>
-        </w:tabs>
-        <w:ind w:left="6480" w:hanging="360"/>
-      </w:pPr>
-      <w:rPr>
-        <w:rFonts w:ascii="Wingdings" w:hAnsi="Wingdings" w:hint="default"/>
-        <w:sz w:val="20"/>
-      </w:rPr>
-    </w:lvl>
-  </w:abstractNum>
-  <w:abstractNum w:abstractNumId="46" w15:restartNumberingAfterBreak="0">
+  <w:abstractNum w:abstractNumId="39" w15:restartNumberingAfterBreak="0">
     <w:nsid w:val="3A923EFF"/>
     <w:multiLevelType w:val="multilevel"/>
     <w:tmpl w:val="F4004242"/>
@@ -18874,232 +19027,7 @@
       </w:rPr>
     </w:lvl>
   </w:abstractNum>
-  <w:abstractNum w:abstractNumId="47" w15:restartNumberingAfterBreak="0">
-    <w:nsid w:val="3BA7459D"/>
-    <w:multiLevelType w:val="hybridMultilevel"/>
-    <w:tmpl w:val="FA8C685E"/>
-    <w:lvl w:ilvl="0" w:tplc="C9BCC25C">
-      <w:numFmt w:val="bullet"/>
-      <w:lvlText w:val="-"/>
-      <w:lvlJc w:val="left"/>
-      <w:pPr>
-        <w:ind w:left="720" w:hanging="360"/>
-      </w:pPr>
-      <w:rPr>
-        <w:rFonts w:ascii="Aptos" w:eastAsiaTheme="minorHAnsi" w:hAnsi="Aptos" w:cstheme="minorBidi" w:hint="default"/>
-      </w:rPr>
-    </w:lvl>
-    <w:lvl w:ilvl="1" w:tplc="04090003" w:tentative="1">
-      <w:start w:val="1"/>
-      <w:numFmt w:val="bullet"/>
-      <w:lvlText w:val="o"/>
-      <w:lvlJc w:val="left"/>
-      <w:pPr>
-        <w:ind w:left="1440" w:hanging="360"/>
-      </w:pPr>
-      <w:rPr>
-        <w:rFonts w:ascii="Courier New" w:hAnsi="Courier New" w:cs="Courier New" w:hint="default"/>
-      </w:rPr>
-    </w:lvl>
-    <w:lvl w:ilvl="2" w:tplc="04090005" w:tentative="1">
-      <w:start w:val="1"/>
-      <w:numFmt w:val="bullet"/>
-      <w:lvlText w:val=""/>
-      <w:lvlJc w:val="left"/>
-      <w:pPr>
-        <w:ind w:left="2160" w:hanging="360"/>
-      </w:pPr>
-      <w:rPr>
-        <w:rFonts w:ascii="Wingdings" w:hAnsi="Wingdings" w:hint="default"/>
-      </w:rPr>
-    </w:lvl>
-    <w:lvl w:ilvl="3" w:tplc="04090001" w:tentative="1">
-      <w:start w:val="1"/>
-      <w:numFmt w:val="bullet"/>
-      <w:lvlText w:val=""/>
-      <w:lvlJc w:val="left"/>
-      <w:pPr>
-        <w:ind w:left="2880" w:hanging="360"/>
-      </w:pPr>
-      <w:rPr>
-        <w:rFonts w:ascii="Symbol" w:hAnsi="Symbol" w:hint="default"/>
-      </w:rPr>
-    </w:lvl>
-    <w:lvl w:ilvl="4" w:tplc="04090003" w:tentative="1">
-      <w:start w:val="1"/>
-      <w:numFmt w:val="bullet"/>
-      <w:lvlText w:val="o"/>
-      <w:lvlJc w:val="left"/>
-      <w:pPr>
-        <w:ind w:left="3600" w:hanging="360"/>
-      </w:pPr>
-      <w:rPr>
-        <w:rFonts w:ascii="Courier New" w:hAnsi="Courier New" w:cs="Courier New" w:hint="default"/>
-      </w:rPr>
-    </w:lvl>
-    <w:lvl w:ilvl="5" w:tplc="04090005" w:tentative="1">
-      <w:start w:val="1"/>
-      <w:numFmt w:val="bullet"/>
-      <w:lvlText w:val=""/>
-      <w:lvlJc w:val="left"/>
-      <w:pPr>
-        <w:ind w:left="4320" w:hanging="360"/>
-      </w:pPr>
-      <w:rPr>
-        <w:rFonts w:ascii="Wingdings" w:hAnsi="Wingdings" w:hint="default"/>
-      </w:rPr>
-    </w:lvl>
-    <w:lvl w:ilvl="6" w:tplc="04090001" w:tentative="1">
-      <w:start w:val="1"/>
-      <w:numFmt w:val="bullet"/>
-      <w:lvlText w:val=""/>
-      <w:lvlJc w:val="left"/>
-      <w:pPr>
-        <w:ind w:left="5040" w:hanging="360"/>
-      </w:pPr>
-      <w:rPr>
-        <w:rFonts w:ascii="Symbol" w:hAnsi="Symbol" w:hint="default"/>
-      </w:rPr>
-    </w:lvl>
-    <w:lvl w:ilvl="7" w:tplc="04090003" w:tentative="1">
-      <w:start w:val="1"/>
-      <w:numFmt w:val="bullet"/>
-      <w:lvlText w:val="o"/>
-      <w:lvlJc w:val="left"/>
-      <w:pPr>
-        <w:ind w:left="5760" w:hanging="360"/>
-      </w:pPr>
-      <w:rPr>
-        <w:rFonts w:ascii="Courier New" w:hAnsi="Courier New" w:cs="Courier New" w:hint="default"/>
-      </w:rPr>
-    </w:lvl>
-    <w:lvl w:ilvl="8" w:tplc="04090005" w:tentative="1">
-      <w:start w:val="1"/>
-      <w:numFmt w:val="bullet"/>
-      <w:lvlText w:val=""/>
-      <w:lvlJc w:val="left"/>
-      <w:pPr>
-        <w:ind w:left="6480" w:hanging="360"/>
-      </w:pPr>
-      <w:rPr>
-        <w:rFonts w:ascii="Wingdings" w:hAnsi="Wingdings" w:hint="default"/>
-      </w:rPr>
-    </w:lvl>
-  </w:abstractNum>
-  <w:abstractNum w:abstractNumId="48" w15:restartNumberingAfterBreak="0">
-    <w:nsid w:val="3CC217DF"/>
-    <w:multiLevelType w:val="hybridMultilevel"/>
-    <w:tmpl w:val="5866CD2A"/>
-    <w:lvl w:ilvl="0" w:tplc="0409001B">
-      <w:start w:val="1"/>
-      <w:numFmt w:val="lowerRoman"/>
-      <w:lvlText w:val="%1."/>
-      <w:lvlJc w:val="right"/>
-      <w:pPr>
-        <w:ind w:left="1080" w:hanging="360"/>
-      </w:pPr>
-      <w:rPr>
-        <w:rFonts w:hint="default"/>
-      </w:rPr>
-    </w:lvl>
-    <w:lvl w:ilvl="1" w:tplc="FFFFFFFF" w:tentative="1">
-      <w:start w:val="1"/>
-      <w:numFmt w:val="bullet"/>
-      <w:lvlText w:val="o"/>
-      <w:lvlJc w:val="left"/>
-      <w:pPr>
-        <w:ind w:left="1800" w:hanging="360"/>
-      </w:pPr>
-      <w:rPr>
-        <w:rFonts w:ascii="Courier New" w:hAnsi="Courier New" w:cs="Courier New" w:hint="default"/>
-      </w:rPr>
-    </w:lvl>
-    <w:lvl w:ilvl="2" w:tplc="FFFFFFFF" w:tentative="1">
-      <w:start w:val="1"/>
-      <w:numFmt w:val="bullet"/>
-      <w:lvlText w:val=""/>
-      <w:lvlJc w:val="left"/>
-      <w:pPr>
-        <w:ind w:left="2520" w:hanging="360"/>
-      </w:pPr>
-      <w:rPr>
-        <w:rFonts w:ascii="Wingdings" w:hAnsi="Wingdings" w:hint="default"/>
-      </w:rPr>
-    </w:lvl>
-    <w:lvl w:ilvl="3" w:tplc="FFFFFFFF" w:tentative="1">
-      <w:start w:val="1"/>
-      <w:numFmt w:val="bullet"/>
-      <w:lvlText w:val=""/>
-      <w:lvlJc w:val="left"/>
-      <w:pPr>
-        <w:ind w:left="3240" w:hanging="360"/>
-      </w:pPr>
-      <w:rPr>
-        <w:rFonts w:ascii="Symbol" w:hAnsi="Symbol" w:hint="default"/>
-      </w:rPr>
-    </w:lvl>
-    <w:lvl w:ilvl="4" w:tplc="FFFFFFFF" w:tentative="1">
-      <w:start w:val="1"/>
-      <w:numFmt w:val="bullet"/>
-      <w:lvlText w:val="o"/>
-      <w:lvlJc w:val="left"/>
-      <w:pPr>
-        <w:ind w:left="3960" w:hanging="360"/>
-      </w:pPr>
-      <w:rPr>
-        <w:rFonts w:ascii="Courier New" w:hAnsi="Courier New" w:cs="Courier New" w:hint="default"/>
-      </w:rPr>
-    </w:lvl>
-    <w:lvl w:ilvl="5" w:tplc="FFFFFFFF" w:tentative="1">
-      <w:start w:val="1"/>
-      <w:numFmt w:val="bullet"/>
-      <w:lvlText w:val=""/>
-      <w:lvlJc w:val="left"/>
-      <w:pPr>
-        <w:ind w:left="4680" w:hanging="360"/>
-      </w:pPr>
-      <w:rPr>
-        <w:rFonts w:ascii="Wingdings" w:hAnsi="Wingdings" w:hint="default"/>
-      </w:rPr>
-    </w:lvl>
-    <w:lvl w:ilvl="6" w:tplc="FFFFFFFF" w:tentative="1">
-      <w:start w:val="1"/>
-      <w:numFmt w:val="bullet"/>
-      <w:lvlText w:val=""/>
-      <w:lvlJc w:val="left"/>
-      <w:pPr>
-        <w:ind w:left="5400" w:hanging="360"/>
-      </w:pPr>
-      <w:rPr>
-        <w:rFonts w:ascii="Symbol" w:hAnsi="Symbol" w:hint="default"/>
-      </w:rPr>
-    </w:lvl>
-    <w:lvl w:ilvl="7" w:tplc="FFFFFFFF" w:tentative="1">
-      <w:start w:val="1"/>
-      <w:numFmt w:val="bullet"/>
-      <w:lvlText w:val="o"/>
-      <w:lvlJc w:val="left"/>
-      <w:pPr>
-        <w:ind w:left="6120" w:hanging="360"/>
-      </w:pPr>
-      <w:rPr>
-        <w:rFonts w:ascii="Courier New" w:hAnsi="Courier New" w:cs="Courier New" w:hint="default"/>
-      </w:rPr>
-    </w:lvl>
-    <w:lvl w:ilvl="8" w:tplc="FFFFFFFF" w:tentative="1">
-      <w:start w:val="1"/>
-      <w:numFmt w:val="bullet"/>
-      <w:lvlText w:val=""/>
-      <w:lvlJc w:val="left"/>
-      <w:pPr>
-        <w:ind w:left="6840" w:hanging="360"/>
-      </w:pPr>
-      <w:rPr>
-        <w:rFonts w:ascii="Wingdings" w:hAnsi="Wingdings" w:hint="default"/>
-      </w:rPr>
-    </w:lvl>
-  </w:abstractNum>
-  <w:abstractNum w:abstractNumId="49" w15:restartNumberingAfterBreak="0">
+  <w:abstractNum w:abstractNumId="40" w15:restartNumberingAfterBreak="0">
     <w:nsid w:val="40460948"/>
     <w:multiLevelType w:val="multilevel"/>
     <w:tmpl w:val="62C49374"/>
@@ -19248,7 +19176,7 @@
       </w:rPr>
     </w:lvl>
   </w:abstractNum>
-  <w:abstractNum w:abstractNumId="50" w15:restartNumberingAfterBreak="0">
+  <w:abstractNum w:abstractNumId="41" w15:restartNumberingAfterBreak="0">
     <w:nsid w:val="413E1D27"/>
     <w:multiLevelType w:val="hybridMultilevel"/>
     <w:tmpl w:val="4F060846"/>
@@ -19361,7 +19289,7 @@
       </w:rPr>
     </w:lvl>
   </w:abstractNum>
-  <w:abstractNum w:abstractNumId="51" w15:restartNumberingAfterBreak="0">
+  <w:abstractNum w:abstractNumId="42" w15:restartNumberingAfterBreak="0">
     <w:nsid w:val="421C74CE"/>
     <w:multiLevelType w:val="multilevel"/>
     <w:tmpl w:val="A6045D7E"/>
@@ -19510,7 +19438,7 @@
       </w:rPr>
     </w:lvl>
   </w:abstractNum>
-  <w:abstractNum w:abstractNumId="52" w15:restartNumberingAfterBreak="0">
+  <w:abstractNum w:abstractNumId="43" w15:restartNumberingAfterBreak="0">
     <w:nsid w:val="42696F10"/>
     <w:multiLevelType w:val="multilevel"/>
     <w:tmpl w:val="27506A40"/>
@@ -19659,7 +19587,7 @@
       </w:rPr>
     </w:lvl>
   </w:abstractNum>
-  <w:abstractNum w:abstractNumId="53" w15:restartNumberingAfterBreak="0">
+  <w:abstractNum w:abstractNumId="44" w15:restartNumberingAfterBreak="0">
     <w:nsid w:val="42AB5966"/>
     <w:multiLevelType w:val="multilevel"/>
     <w:tmpl w:val="CE088554"/>
@@ -19808,10 +19736,10 @@
       </w:rPr>
     </w:lvl>
   </w:abstractNum>
-  <w:abstractNum w:abstractNumId="54" w15:restartNumberingAfterBreak="0">
+  <w:abstractNum w:abstractNumId="45" w15:restartNumberingAfterBreak="0">
     <w:nsid w:val="4529096C"/>
     <w:multiLevelType w:val="hybridMultilevel"/>
-    <w:tmpl w:val="896A36B0"/>
+    <w:tmpl w:val="FFF85C74"/>
     <w:lvl w:ilvl="0" w:tplc="04090001">
       <w:start w:val="1"/>
       <w:numFmt w:val="bullet"/>
@@ -19920,7 +19848,7 @@
       </w:rPr>
     </w:lvl>
   </w:abstractNum>
-  <w:abstractNum w:abstractNumId="55" w15:restartNumberingAfterBreak="0">
+  <w:abstractNum w:abstractNumId="46" w15:restartNumberingAfterBreak="0">
     <w:nsid w:val="46236874"/>
     <w:multiLevelType w:val="hybridMultilevel"/>
     <w:tmpl w:val="CF56BA42"/>
@@ -20033,7 +19961,7 @@
       </w:rPr>
     </w:lvl>
   </w:abstractNum>
-  <w:abstractNum w:abstractNumId="56" w15:restartNumberingAfterBreak="0">
+  <w:abstractNum w:abstractNumId="47" w15:restartNumberingAfterBreak="0">
     <w:nsid w:val="470C52B7"/>
     <w:multiLevelType w:val="multilevel"/>
     <w:tmpl w:val="DDBACCE6"/>
@@ -20182,7 +20110,7 @@
       </w:rPr>
     </w:lvl>
   </w:abstractNum>
-  <w:abstractNum w:abstractNumId="57" w15:restartNumberingAfterBreak="0">
+  <w:abstractNum w:abstractNumId="48" w15:restartNumberingAfterBreak="0">
     <w:nsid w:val="471B09B3"/>
     <w:multiLevelType w:val="multilevel"/>
     <w:tmpl w:val="A1B2CB16"/>
@@ -20331,120 +20259,7 @@
       </w:rPr>
     </w:lvl>
   </w:abstractNum>
-  <w:abstractNum w:abstractNumId="58" w15:restartNumberingAfterBreak="0">
-    <w:nsid w:val="47FA7B13"/>
-    <w:multiLevelType w:val="hybridMultilevel"/>
-    <w:tmpl w:val="B7CC7F0C"/>
-    <w:lvl w:ilvl="0" w:tplc="04090005">
-      <w:start w:val="1"/>
-      <w:numFmt w:val="bullet"/>
-      <w:lvlText w:val=""/>
-      <w:lvlJc w:val="left"/>
-      <w:pPr>
-        <w:ind w:left="1080" w:hanging="360"/>
-      </w:pPr>
-      <w:rPr>
-        <w:rFonts w:ascii="Wingdings" w:hAnsi="Wingdings" w:hint="default"/>
-      </w:rPr>
-    </w:lvl>
-    <w:lvl w:ilvl="1" w:tplc="04090003" w:tentative="1">
-      <w:start w:val="1"/>
-      <w:numFmt w:val="bullet"/>
-      <w:lvlText w:val="o"/>
-      <w:lvlJc w:val="left"/>
-      <w:pPr>
-        <w:ind w:left="1800" w:hanging="360"/>
-      </w:pPr>
-      <w:rPr>
-        <w:rFonts w:ascii="Courier New" w:hAnsi="Courier New" w:cs="Courier New" w:hint="default"/>
-      </w:rPr>
-    </w:lvl>
-    <w:lvl w:ilvl="2" w:tplc="04090005" w:tentative="1">
-      <w:start w:val="1"/>
-      <w:numFmt w:val="bullet"/>
-      <w:lvlText w:val=""/>
-      <w:lvlJc w:val="left"/>
-      <w:pPr>
-        <w:ind w:left="2520" w:hanging="360"/>
-      </w:pPr>
-      <w:rPr>
-        <w:rFonts w:ascii="Wingdings" w:hAnsi="Wingdings" w:hint="default"/>
-      </w:rPr>
-    </w:lvl>
-    <w:lvl w:ilvl="3" w:tplc="04090001" w:tentative="1">
-      <w:start w:val="1"/>
-      <w:numFmt w:val="bullet"/>
-      <w:lvlText w:val=""/>
-      <w:lvlJc w:val="left"/>
-      <w:pPr>
-        <w:ind w:left="3240" w:hanging="360"/>
-      </w:pPr>
-      <w:rPr>
-        <w:rFonts w:ascii="Symbol" w:hAnsi="Symbol" w:hint="default"/>
-      </w:rPr>
-    </w:lvl>
-    <w:lvl w:ilvl="4" w:tplc="04090003" w:tentative="1">
-      <w:start w:val="1"/>
-      <w:numFmt w:val="bullet"/>
-      <w:lvlText w:val="o"/>
-      <w:lvlJc w:val="left"/>
-      <w:pPr>
-        <w:ind w:left="3960" w:hanging="360"/>
-      </w:pPr>
-      <w:rPr>
-        <w:rFonts w:ascii="Courier New" w:hAnsi="Courier New" w:cs="Courier New" w:hint="default"/>
-      </w:rPr>
-    </w:lvl>
-    <w:lvl w:ilvl="5" w:tplc="04090005" w:tentative="1">
-      <w:start w:val="1"/>
-      <w:numFmt w:val="bullet"/>
-      <w:lvlText w:val=""/>
-      <w:lvlJc w:val="left"/>
-      <w:pPr>
-        <w:ind w:left="4680" w:hanging="360"/>
-      </w:pPr>
-      <w:rPr>
-        <w:rFonts w:ascii="Wingdings" w:hAnsi="Wingdings" w:hint="default"/>
-      </w:rPr>
-    </w:lvl>
-    <w:lvl w:ilvl="6" w:tplc="04090001" w:tentative="1">
-      <w:start w:val="1"/>
-      <w:numFmt w:val="bullet"/>
-      <w:lvlText w:val=""/>
-      <w:lvlJc w:val="left"/>
-      <w:pPr>
-        <w:ind w:left="5400" w:hanging="360"/>
-      </w:pPr>
-      <w:rPr>
-        <w:rFonts w:ascii="Symbol" w:hAnsi="Symbol" w:hint="default"/>
-      </w:rPr>
-    </w:lvl>
-    <w:lvl w:ilvl="7" w:tplc="04090003" w:tentative="1">
-      <w:start w:val="1"/>
-      <w:numFmt w:val="bullet"/>
-      <w:lvlText w:val="o"/>
-      <w:lvlJc w:val="left"/>
-      <w:pPr>
-        <w:ind w:left="6120" w:hanging="360"/>
-      </w:pPr>
-      <w:rPr>
-        <w:rFonts w:ascii="Courier New" w:hAnsi="Courier New" w:cs="Courier New" w:hint="default"/>
-      </w:rPr>
-    </w:lvl>
-    <w:lvl w:ilvl="8" w:tplc="04090005" w:tentative="1">
-      <w:start w:val="1"/>
-      <w:numFmt w:val="bullet"/>
-      <w:lvlText w:val=""/>
-      <w:lvlJc w:val="left"/>
-      <w:pPr>
-        <w:ind w:left="6840" w:hanging="360"/>
-      </w:pPr>
-      <w:rPr>
-        <w:rFonts w:ascii="Wingdings" w:hAnsi="Wingdings" w:hint="default"/>
-      </w:rPr>
-    </w:lvl>
-  </w:abstractNum>
-  <w:abstractNum w:abstractNumId="59" w15:restartNumberingAfterBreak="0">
+  <w:abstractNum w:abstractNumId="49" w15:restartNumberingAfterBreak="0">
     <w:nsid w:val="486B038C"/>
     <w:multiLevelType w:val="hybridMultilevel"/>
     <w:tmpl w:val="8C4A79DA"/>
@@ -20557,7 +20372,7 @@
       </w:rPr>
     </w:lvl>
   </w:abstractNum>
-  <w:abstractNum w:abstractNumId="60" w15:restartNumberingAfterBreak="0">
+  <w:abstractNum w:abstractNumId="50" w15:restartNumberingAfterBreak="0">
     <w:nsid w:val="4888582A"/>
     <w:multiLevelType w:val="multilevel"/>
     <w:tmpl w:val="2A22B8AA"/>
@@ -20706,156 +20521,7 @@
       </w:rPr>
     </w:lvl>
   </w:abstractNum>
-  <w:abstractNum w:abstractNumId="61" w15:restartNumberingAfterBreak="0">
-    <w:nsid w:val="48B04027"/>
-    <w:multiLevelType w:val="multilevel"/>
-    <w:tmpl w:val="98462BA4"/>
-    <w:lvl w:ilvl="0">
-      <w:start w:val="1"/>
-      <w:numFmt w:val="bullet"/>
-      <w:lvlText w:val=""/>
-      <w:lvlJc w:val="left"/>
-      <w:pPr>
-        <w:tabs>
-          <w:tab w:val="num" w:pos="720"/>
-        </w:tabs>
-        <w:ind w:left="720" w:hanging="360"/>
-      </w:pPr>
-      <w:rPr>
-        <w:rFonts w:ascii="Symbol" w:hAnsi="Symbol" w:hint="default"/>
-        <w:sz w:val="20"/>
-      </w:rPr>
-    </w:lvl>
-    <w:lvl w:ilvl="1" w:tentative="1">
-      <w:start w:val="1"/>
-      <w:numFmt w:val="bullet"/>
-      <w:lvlText w:val="o"/>
-      <w:lvlJc w:val="left"/>
-      <w:pPr>
-        <w:tabs>
-          <w:tab w:val="num" w:pos="1440"/>
-        </w:tabs>
-        <w:ind w:left="1440" w:hanging="360"/>
-      </w:pPr>
-      <w:rPr>
-        <w:rFonts w:ascii="Courier New" w:hAnsi="Courier New" w:hint="default"/>
-        <w:sz w:val="20"/>
-      </w:rPr>
-    </w:lvl>
-    <w:lvl w:ilvl="2" w:tentative="1">
-      <w:start w:val="1"/>
-      <w:numFmt w:val="bullet"/>
-      <w:lvlText w:val=""/>
-      <w:lvlJc w:val="left"/>
-      <w:pPr>
-        <w:tabs>
-          <w:tab w:val="num" w:pos="2160"/>
-        </w:tabs>
-        <w:ind w:left="2160" w:hanging="360"/>
-      </w:pPr>
-      <w:rPr>
-        <w:rFonts w:ascii="Wingdings" w:hAnsi="Wingdings" w:hint="default"/>
-        <w:sz w:val="20"/>
-      </w:rPr>
-    </w:lvl>
-    <w:lvl w:ilvl="3" w:tentative="1">
-      <w:start w:val="1"/>
-      <w:numFmt w:val="bullet"/>
-      <w:lvlText w:val=""/>
-      <w:lvlJc w:val="left"/>
-      <w:pPr>
-        <w:tabs>
-          <w:tab w:val="num" w:pos="2880"/>
-        </w:tabs>
-        <w:ind w:left="2880" w:hanging="360"/>
-      </w:pPr>
-      <w:rPr>
-        <w:rFonts w:ascii="Wingdings" w:hAnsi="Wingdings" w:hint="default"/>
-        <w:sz w:val="20"/>
-      </w:rPr>
-    </w:lvl>
-    <w:lvl w:ilvl="4" w:tentative="1">
-      <w:start w:val="1"/>
-      <w:numFmt w:val="bullet"/>
-      <w:lvlText w:val=""/>
-      <w:lvlJc w:val="left"/>
-      <w:pPr>
-        <w:tabs>
-          <w:tab w:val="num" w:pos="3600"/>
-        </w:tabs>
-        <w:ind w:left="3600" w:hanging="360"/>
-      </w:pPr>
-      <w:rPr>
-        <w:rFonts w:ascii="Wingdings" w:hAnsi="Wingdings" w:hint="default"/>
-        <w:sz w:val="20"/>
-      </w:rPr>
-    </w:lvl>
-    <w:lvl w:ilvl="5" w:tentative="1">
-      <w:start w:val="1"/>
-      <w:numFmt w:val="bullet"/>
-      <w:lvlText w:val=""/>
-      <w:lvlJc w:val="left"/>
-      <w:pPr>
-        <w:tabs>
-          <w:tab w:val="num" w:pos="4320"/>
-        </w:tabs>
-        <w:ind w:left="4320" w:hanging="360"/>
-      </w:pPr>
-      <w:rPr>
-        <w:rFonts w:ascii="Wingdings" w:hAnsi="Wingdings" w:hint="default"/>
-        <w:sz w:val="20"/>
-      </w:rPr>
-    </w:lvl>
-    <w:lvl w:ilvl="6" w:tentative="1">
-      <w:start w:val="1"/>
-      <w:numFmt w:val="bullet"/>
-      <w:lvlText w:val=""/>
-      <w:lvlJc w:val="left"/>
-      <w:pPr>
-        <w:tabs>
-          <w:tab w:val="num" w:pos="5040"/>
-        </w:tabs>
-        <w:ind w:left="5040" w:hanging="360"/>
-      </w:pPr>
-      <w:rPr>
-        <w:rFonts w:ascii="Wingdings" w:hAnsi="Wingdings" w:hint="default"/>
-        <w:sz w:val="20"/>
-      </w:rPr>
-    </w:lvl>
-    <w:lvl w:ilvl="7" w:tentative="1">
-      <w:start w:val="1"/>
-      <w:numFmt w:val="bullet"/>
-      <w:lvlText w:val=""/>
-      <w:lvlJc w:val="left"/>
-      <w:pPr>
-        <w:tabs>
-          <w:tab w:val="num" w:pos="5760"/>
-        </w:tabs>
-        <w:ind w:left="5760" w:hanging="360"/>
-      </w:pPr>
-      <w:rPr>
-        <w:rFonts w:ascii="Wingdings" w:hAnsi="Wingdings" w:hint="default"/>
-        <w:sz w:val="20"/>
-      </w:rPr>
-    </w:lvl>
-    <w:lvl w:ilvl="8" w:tentative="1">
-      <w:start w:val="1"/>
-      <w:numFmt w:val="bullet"/>
-      <w:lvlText w:val=""/>
-      <w:lvlJc w:val="left"/>
-      <w:pPr>
-        <w:tabs>
-          <w:tab w:val="num" w:pos="6480"/>
-        </w:tabs>
-        <w:ind w:left="6480" w:hanging="360"/>
-      </w:pPr>
-      <w:rPr>
-        <w:rFonts w:ascii="Wingdings" w:hAnsi="Wingdings" w:hint="default"/>
-        <w:sz w:val="20"/>
-      </w:rPr>
-    </w:lvl>
-  </w:abstractNum>
-  <w:abstractNum w:abstractNumId="62" w15:restartNumberingAfterBreak="0">
+  <w:abstractNum w:abstractNumId="51" w15:restartNumberingAfterBreak="0">
     <w:nsid w:val="48E0701C"/>
     <w:multiLevelType w:val="multilevel"/>
     <w:tmpl w:val="4FB6510C"/>
@@ -21004,7 +20670,7 @@
       </w:rPr>
     </w:lvl>
   </w:abstractNum>
-  <w:abstractNum w:abstractNumId="63" w15:restartNumberingAfterBreak="0">
+  <w:abstractNum w:abstractNumId="52" w15:restartNumberingAfterBreak="0">
     <w:nsid w:val="4A8D35E4"/>
     <w:multiLevelType w:val="hybridMultilevel"/>
     <w:tmpl w:val="35A2089C"/>
@@ -21117,7 +20783,7 @@
       </w:rPr>
     </w:lvl>
   </w:abstractNum>
-  <w:abstractNum w:abstractNumId="64" w15:restartNumberingAfterBreak="0">
+  <w:abstractNum w:abstractNumId="53" w15:restartNumberingAfterBreak="0">
     <w:nsid w:val="4B8865D9"/>
     <w:multiLevelType w:val="multilevel"/>
     <w:tmpl w:val="238E69C6"/>
@@ -21266,7 +20932,7 @@
       </w:rPr>
     </w:lvl>
   </w:abstractNum>
-  <w:abstractNum w:abstractNumId="65" w15:restartNumberingAfterBreak="0">
+  <w:abstractNum w:abstractNumId="54" w15:restartNumberingAfterBreak="0">
     <w:nsid w:val="4D161459"/>
     <w:multiLevelType w:val="multilevel"/>
     <w:tmpl w:val="C10436FE"/>
@@ -21415,156 +21081,7 @@
       </w:rPr>
     </w:lvl>
   </w:abstractNum>
-  <w:abstractNum w:abstractNumId="66" w15:restartNumberingAfterBreak="0">
-    <w:nsid w:val="4D964689"/>
-    <w:multiLevelType w:val="multilevel"/>
-    <w:tmpl w:val="6B2AA6B4"/>
-    <w:lvl w:ilvl="0">
-      <w:start w:val="1"/>
-      <w:numFmt w:val="bullet"/>
-      <w:lvlText w:val=""/>
-      <w:lvlJc w:val="left"/>
-      <w:pPr>
-        <w:tabs>
-          <w:tab w:val="num" w:pos="720"/>
-        </w:tabs>
-        <w:ind w:left="720" w:hanging="360"/>
-      </w:pPr>
-      <w:rPr>
-        <w:rFonts w:ascii="Symbol" w:hAnsi="Symbol" w:hint="default"/>
-        <w:sz w:val="20"/>
-      </w:rPr>
-    </w:lvl>
-    <w:lvl w:ilvl="1">
-      <w:start w:val="1"/>
-      <w:numFmt w:val="bullet"/>
-      <w:lvlText w:val="o"/>
-      <w:lvlJc w:val="left"/>
-      <w:pPr>
-        <w:tabs>
-          <w:tab w:val="num" w:pos="1440"/>
-        </w:tabs>
-        <w:ind w:left="1440" w:hanging="360"/>
-      </w:pPr>
-      <w:rPr>
-        <w:rFonts w:ascii="Courier New" w:hAnsi="Courier New" w:hint="default"/>
-        <w:sz w:val="20"/>
-      </w:rPr>
-    </w:lvl>
-    <w:lvl w:ilvl="2" w:tentative="1">
-      <w:start w:val="1"/>
-      <w:numFmt w:val="bullet"/>
-      <w:lvlText w:val=""/>
-      <w:lvlJc w:val="left"/>
-      <w:pPr>
-        <w:tabs>
-          <w:tab w:val="num" w:pos="2160"/>
-        </w:tabs>
-        <w:ind w:left="2160" w:hanging="360"/>
-      </w:pPr>
-      <w:rPr>
-        <w:rFonts w:ascii="Wingdings" w:hAnsi="Wingdings" w:hint="default"/>
-        <w:sz w:val="20"/>
-      </w:rPr>
-    </w:lvl>
-    <w:lvl w:ilvl="3" w:tentative="1">
-      <w:start w:val="1"/>
-      <w:numFmt w:val="bullet"/>
-      <w:lvlText w:val=""/>
-      <w:lvlJc w:val="left"/>
-      <w:pPr>
-        <w:tabs>
-          <w:tab w:val="num" w:pos="2880"/>
-        </w:tabs>
-        <w:ind w:left="2880" w:hanging="360"/>
-      </w:pPr>
-      <w:rPr>
-        <w:rFonts w:ascii="Wingdings" w:hAnsi="Wingdings" w:hint="default"/>
-        <w:sz w:val="20"/>
-      </w:rPr>
-    </w:lvl>
-    <w:lvl w:ilvl="4" w:tentative="1">
-      <w:start w:val="1"/>
-      <w:numFmt w:val="bullet"/>
-      <w:lvlText w:val=""/>
-      <w:lvlJc w:val="left"/>
-      <w:pPr>
-        <w:tabs>
-          <w:tab w:val="num" w:pos="3600"/>
-        </w:tabs>
-        <w:ind w:left="3600" w:hanging="360"/>
-      </w:pPr>
-      <w:rPr>
-        <w:rFonts w:ascii="Wingdings" w:hAnsi="Wingdings" w:hint="default"/>
-        <w:sz w:val="20"/>
-      </w:rPr>
-    </w:lvl>
-    <w:lvl w:ilvl="5" w:tentative="1">
-      <w:start w:val="1"/>
-      <w:numFmt w:val="bullet"/>
-      <w:lvlText w:val=""/>
-      <w:lvlJc w:val="left"/>
-      <w:pPr>
-        <w:tabs>
-          <w:tab w:val="num" w:pos="4320"/>
-        </w:tabs>
-        <w:ind w:left="4320" w:hanging="360"/>
-      </w:pPr>
-      <w:rPr>
-        <w:rFonts w:ascii="Wingdings" w:hAnsi="Wingdings" w:hint="default"/>
-        <w:sz w:val="20"/>
-      </w:rPr>
-    </w:lvl>
-    <w:lvl w:ilvl="6" w:tentative="1">
-      <w:start w:val="1"/>
-      <w:numFmt w:val="bullet"/>
-      <w:lvlText w:val=""/>
-      <w:lvlJc w:val="left"/>
-      <w:pPr>
-        <w:tabs>
-          <w:tab w:val="num" w:pos="5040"/>
-        </w:tabs>
-        <w:ind w:left="5040" w:hanging="360"/>
-      </w:pPr>
-      <w:rPr>
-        <w:rFonts w:ascii="Wingdings" w:hAnsi="Wingdings" w:hint="default"/>
-        <w:sz w:val="20"/>
-      </w:rPr>
-    </w:lvl>
-    <w:lvl w:ilvl="7" w:tentative="1">
-      <w:start w:val="1"/>
-      <w:numFmt w:val="bullet"/>
-      <w:lvlText w:val=""/>
-      <w:lvlJc w:val="left"/>
-      <w:pPr>
-        <w:tabs>
-          <w:tab w:val="num" w:pos="5760"/>
-        </w:tabs>
-        <w:ind w:left="5760" w:hanging="360"/>
-      </w:pPr>
-      <w:rPr>
-        <w:rFonts w:ascii="Wingdings" w:hAnsi="Wingdings" w:hint="default"/>
-        <w:sz w:val="20"/>
-      </w:rPr>
-    </w:lvl>
-    <w:lvl w:ilvl="8" w:tentative="1">
-      <w:start w:val="1"/>
-      <w:numFmt w:val="bullet"/>
-      <w:lvlText w:val=""/>
-      <w:lvlJc w:val="left"/>
-      <w:pPr>
-        <w:tabs>
-          <w:tab w:val="num" w:pos="6480"/>
-        </w:tabs>
-        <w:ind w:left="6480" w:hanging="360"/>
-      </w:pPr>
-      <w:rPr>
-        <w:rFonts w:ascii="Wingdings" w:hAnsi="Wingdings" w:hint="default"/>
-        <w:sz w:val="20"/>
-      </w:rPr>
-    </w:lvl>
-  </w:abstractNum>
-  <w:abstractNum w:abstractNumId="67" w15:restartNumberingAfterBreak="0">
+  <w:abstractNum w:abstractNumId="55" w15:restartNumberingAfterBreak="0">
     <w:nsid w:val="4DA44DE1"/>
     <w:multiLevelType w:val="multilevel"/>
     <w:tmpl w:val="EA649872"/>
@@ -21713,156 +21230,7 @@
       </w:rPr>
     </w:lvl>
   </w:abstractNum>
-  <w:abstractNum w:abstractNumId="68" w15:restartNumberingAfterBreak="0">
-    <w:nsid w:val="4E1374B9"/>
-    <w:multiLevelType w:val="multilevel"/>
-    <w:tmpl w:val="3FD09D5E"/>
-    <w:lvl w:ilvl="0">
-      <w:start w:val="1"/>
-      <w:numFmt w:val="bullet"/>
-      <w:lvlText w:val=""/>
-      <w:lvlJc w:val="left"/>
-      <w:pPr>
-        <w:tabs>
-          <w:tab w:val="num" w:pos="720"/>
-        </w:tabs>
-        <w:ind w:left="720" w:hanging="360"/>
-      </w:pPr>
-      <w:rPr>
-        <w:rFonts w:ascii="Symbol" w:hAnsi="Symbol" w:hint="default"/>
-        <w:sz w:val="20"/>
-      </w:rPr>
-    </w:lvl>
-    <w:lvl w:ilvl="1" w:tentative="1">
-      <w:start w:val="1"/>
-      <w:numFmt w:val="bullet"/>
-      <w:lvlText w:val="o"/>
-      <w:lvlJc w:val="left"/>
-      <w:pPr>
-        <w:tabs>
-          <w:tab w:val="num" w:pos="1440"/>
-        </w:tabs>
-        <w:ind w:left="1440" w:hanging="360"/>
-      </w:pPr>
-      <w:rPr>
-        <w:rFonts w:ascii="Courier New" w:hAnsi="Courier New" w:hint="default"/>
-        <w:sz w:val="20"/>
-      </w:rPr>
-    </w:lvl>
-    <w:lvl w:ilvl="2" w:tentative="1">
-      <w:start w:val="1"/>
-      <w:numFmt w:val="bullet"/>
-      <w:lvlText w:val=""/>
-      <w:lvlJc w:val="left"/>
-      <w:pPr>
-        <w:tabs>
-          <w:tab w:val="num" w:pos="2160"/>
-        </w:tabs>
-        <w:ind w:left="2160" w:hanging="360"/>
-      </w:pPr>
-      <w:rPr>
-        <w:rFonts w:ascii="Wingdings" w:hAnsi="Wingdings" w:hint="default"/>
-        <w:sz w:val="20"/>
-      </w:rPr>
-    </w:lvl>
-    <w:lvl w:ilvl="3" w:tentative="1">
-      <w:start w:val="1"/>
-      <w:numFmt w:val="bullet"/>
-      <w:lvlText w:val=""/>
-      <w:lvlJc w:val="left"/>
-      <w:pPr>
-        <w:tabs>
-          <w:tab w:val="num" w:pos="2880"/>
-        </w:tabs>
-        <w:ind w:left="2880" w:hanging="360"/>
-      </w:pPr>
-      <w:rPr>
-        <w:rFonts w:ascii="Wingdings" w:hAnsi="Wingdings" w:hint="default"/>
-        <w:sz w:val="20"/>
-      </w:rPr>
-    </w:lvl>
-    <w:lvl w:ilvl="4" w:tentative="1">
-      <w:start w:val="1"/>
-      <w:numFmt w:val="bullet"/>
-      <w:lvlText w:val=""/>
-      <w:lvlJc w:val="left"/>
-      <w:pPr>
-        <w:tabs>
-          <w:tab w:val="num" w:pos="3600"/>
-        </w:tabs>
-        <w:ind w:left="3600" w:hanging="360"/>
-      </w:pPr>
-      <w:rPr>
-        <w:rFonts w:ascii="Wingdings" w:hAnsi="Wingdings" w:hint="default"/>
-        <w:sz w:val="20"/>
-      </w:rPr>
-    </w:lvl>
-    <w:lvl w:ilvl="5" w:tentative="1">
-      <w:start w:val="1"/>
-      <w:numFmt w:val="bullet"/>
-      <w:lvlText w:val=""/>
-      <w:lvlJc w:val="left"/>
-      <w:pPr>
-        <w:tabs>
-          <w:tab w:val="num" w:pos="4320"/>
-        </w:tabs>
-        <w:ind w:left="4320" w:hanging="360"/>
-      </w:pPr>
-      <w:rPr>
-        <w:rFonts w:ascii="Wingdings" w:hAnsi="Wingdings" w:hint="default"/>
-        <w:sz w:val="20"/>
-      </w:rPr>
-    </w:lvl>
-    <w:lvl w:ilvl="6" w:tentative="1">
-      <w:start w:val="1"/>
-      <w:numFmt w:val="bullet"/>
-      <w:lvlText w:val=""/>
-      <w:lvlJc w:val="left"/>
-      <w:pPr>
-        <w:tabs>
-          <w:tab w:val="num" w:pos="5040"/>
-        </w:tabs>
-        <w:ind w:left="5040" w:hanging="360"/>
-      </w:pPr>
-      <w:rPr>
-        <w:rFonts w:ascii="Wingdings" w:hAnsi="Wingdings" w:hint="default"/>
-        <w:sz w:val="20"/>
-      </w:rPr>
-    </w:lvl>
-    <w:lvl w:ilvl="7" w:tentative="1">
-      <w:start w:val="1"/>
-      <w:numFmt w:val="bullet"/>
-      <w:lvlText w:val=""/>
-      <w:lvlJc w:val="left"/>
-      <w:pPr>
-        <w:tabs>
-          <w:tab w:val="num" w:pos="5760"/>
-        </w:tabs>
-        <w:ind w:left="5760" w:hanging="360"/>
-      </w:pPr>
-      <w:rPr>
-        <w:rFonts w:ascii="Wingdings" w:hAnsi="Wingdings" w:hint="default"/>
-        <w:sz w:val="20"/>
-      </w:rPr>
-    </w:lvl>
-    <w:lvl w:ilvl="8" w:tentative="1">
-      <w:start w:val="1"/>
-      <w:numFmt w:val="bullet"/>
-      <w:lvlText w:val=""/>
-      <w:lvlJc w:val="left"/>
-      <w:pPr>
-        <w:tabs>
-          <w:tab w:val="num" w:pos="6480"/>
-        </w:tabs>
-        <w:ind w:left="6480" w:hanging="360"/>
-      </w:pPr>
-      <w:rPr>
-        <w:rFonts w:ascii="Wingdings" w:hAnsi="Wingdings" w:hint="default"/>
-        <w:sz w:val="20"/>
-      </w:rPr>
-    </w:lvl>
-  </w:abstractNum>
-  <w:abstractNum w:abstractNumId="69" w15:restartNumberingAfterBreak="0">
+  <w:abstractNum w:abstractNumId="56" w15:restartNumberingAfterBreak="0">
     <w:nsid w:val="507F6DDB"/>
     <w:multiLevelType w:val="multilevel"/>
     <w:tmpl w:val="644671D8"/>
@@ -22011,10 +21379,10 @@
       </w:rPr>
     </w:lvl>
   </w:abstractNum>
-  <w:abstractNum w:abstractNumId="70" w15:restartNumberingAfterBreak="0">
-    <w:nsid w:val="52A305EE"/>
+  <w:abstractNum w:abstractNumId="57" w15:restartNumberingAfterBreak="0">
+    <w:nsid w:val="5232184E"/>
     <w:multiLevelType w:val="multilevel"/>
-    <w:tmpl w:val="363639BE"/>
+    <w:tmpl w:val="16B80DA4"/>
     <w:lvl w:ilvl="0">
       <w:start w:val="1"/>
       <w:numFmt w:val="bullet"/>
@@ -22160,7 +21528,7 @@
       </w:rPr>
     </w:lvl>
   </w:abstractNum>
-  <w:abstractNum w:abstractNumId="71" w15:restartNumberingAfterBreak="0">
+  <w:abstractNum w:abstractNumId="58" w15:restartNumberingAfterBreak="0">
     <w:nsid w:val="5A897983"/>
     <w:multiLevelType w:val="multilevel"/>
     <w:tmpl w:val="F05C9280"/>
@@ -22309,7 +21677,7 @@
       </w:rPr>
     </w:lvl>
   </w:abstractNum>
-  <w:abstractNum w:abstractNumId="72" w15:restartNumberingAfterBreak="0">
+  <w:abstractNum w:abstractNumId="59" w15:restartNumberingAfterBreak="0">
     <w:nsid w:val="5DD73975"/>
     <w:multiLevelType w:val="hybridMultilevel"/>
     <w:tmpl w:val="F3C8F606"/>
@@ -22422,233 +21790,7 @@
       </w:rPr>
     </w:lvl>
   </w:abstractNum>
-  <w:abstractNum w:abstractNumId="73" w15:restartNumberingAfterBreak="0">
-    <w:nsid w:val="60892C6D"/>
-    <w:multiLevelType w:val="hybridMultilevel"/>
-    <w:tmpl w:val="2E74A43E"/>
-    <w:lvl w:ilvl="0" w:tplc="04090001">
-      <w:start w:val="1"/>
-      <w:numFmt w:val="bullet"/>
-      <w:lvlText w:val=""/>
-      <w:lvlJc w:val="left"/>
-      <w:pPr>
-        <w:ind w:left="720" w:hanging="360"/>
-      </w:pPr>
-      <w:rPr>
-        <w:rFonts w:ascii="Symbol" w:hAnsi="Symbol" w:hint="default"/>
-      </w:rPr>
-    </w:lvl>
-    <w:lvl w:ilvl="1" w:tplc="04090003" w:tentative="1">
-      <w:start w:val="1"/>
-      <w:numFmt w:val="bullet"/>
-      <w:lvlText w:val="o"/>
-      <w:lvlJc w:val="left"/>
-      <w:pPr>
-        <w:ind w:left="1440" w:hanging="360"/>
-      </w:pPr>
-      <w:rPr>
-        <w:rFonts w:ascii="Courier New" w:hAnsi="Courier New" w:cs="Courier New" w:hint="default"/>
-      </w:rPr>
-    </w:lvl>
-    <w:lvl w:ilvl="2" w:tplc="04090005" w:tentative="1">
-      <w:start w:val="1"/>
-      <w:numFmt w:val="bullet"/>
-      <w:lvlText w:val=""/>
-      <w:lvlJc w:val="left"/>
-      <w:pPr>
-        <w:ind w:left="2160" w:hanging="360"/>
-      </w:pPr>
-      <w:rPr>
-        <w:rFonts w:ascii="Wingdings" w:hAnsi="Wingdings" w:hint="default"/>
-      </w:rPr>
-    </w:lvl>
-    <w:lvl w:ilvl="3" w:tplc="04090001" w:tentative="1">
-      <w:start w:val="1"/>
-      <w:numFmt w:val="bullet"/>
-      <w:lvlText w:val=""/>
-      <w:lvlJc w:val="left"/>
-      <w:pPr>
-        <w:ind w:left="2880" w:hanging="360"/>
-      </w:pPr>
-      <w:rPr>
-        <w:rFonts w:ascii="Symbol" w:hAnsi="Symbol" w:hint="default"/>
-      </w:rPr>
-    </w:lvl>
-    <w:lvl w:ilvl="4" w:tplc="04090003" w:tentative="1">
-      <w:start w:val="1"/>
-      <w:numFmt w:val="bullet"/>
-      <w:lvlText w:val="o"/>
-      <w:lvlJc w:val="left"/>
-      <w:pPr>
-        <w:ind w:left="3600" w:hanging="360"/>
-      </w:pPr>
-      <w:rPr>
-        <w:rFonts w:ascii="Courier New" w:hAnsi="Courier New" w:cs="Courier New" w:hint="default"/>
-      </w:rPr>
-    </w:lvl>
-    <w:lvl w:ilvl="5" w:tplc="04090005" w:tentative="1">
-      <w:start w:val="1"/>
-      <w:numFmt w:val="bullet"/>
-      <w:lvlText w:val=""/>
-      <w:lvlJc w:val="left"/>
-      <w:pPr>
-        <w:ind w:left="4320" w:hanging="360"/>
-      </w:pPr>
-      <w:rPr>
-        <w:rFonts w:ascii="Wingdings" w:hAnsi="Wingdings" w:hint="default"/>
-      </w:rPr>
-    </w:lvl>
-    <w:lvl w:ilvl="6" w:tplc="04090001" w:tentative="1">
-      <w:start w:val="1"/>
-      <w:numFmt w:val="bullet"/>
-      <w:lvlText w:val=""/>
-      <w:lvlJc w:val="left"/>
-      <w:pPr>
-        <w:ind w:left="5040" w:hanging="360"/>
-      </w:pPr>
-      <w:rPr>
-        <w:rFonts w:ascii="Symbol" w:hAnsi="Symbol" w:hint="default"/>
-      </w:rPr>
-    </w:lvl>
-    <w:lvl w:ilvl="7" w:tplc="04090003" w:tentative="1">
-      <w:start w:val="1"/>
-      <w:numFmt w:val="bullet"/>
-      <w:lvlText w:val="o"/>
-      <w:lvlJc w:val="left"/>
-      <w:pPr>
-        <w:ind w:left="5760" w:hanging="360"/>
-      </w:pPr>
-      <w:rPr>
-        <w:rFonts w:ascii="Courier New" w:hAnsi="Courier New" w:cs="Courier New" w:hint="default"/>
-      </w:rPr>
-    </w:lvl>
-    <w:lvl w:ilvl="8" w:tplc="04090005" w:tentative="1">
-      <w:start w:val="1"/>
-      <w:numFmt w:val="bullet"/>
-      <w:lvlText w:val=""/>
-      <w:lvlJc w:val="left"/>
-      <w:pPr>
-        <w:ind w:left="6480" w:hanging="360"/>
-      </w:pPr>
-      <w:rPr>
-        <w:rFonts w:ascii="Wingdings" w:hAnsi="Wingdings" w:hint="default"/>
-      </w:rPr>
-    </w:lvl>
-  </w:abstractNum>
-  <w:abstractNum w:abstractNumId="74" w15:restartNumberingAfterBreak="0">
-    <w:nsid w:val="61984EBA"/>
-    <w:multiLevelType w:val="hybridMultilevel"/>
-    <w:tmpl w:val="1B8AE2C2"/>
-    <w:lvl w:ilvl="0" w:tplc="04090001">
-      <w:start w:val="1"/>
-      <w:numFmt w:val="bullet"/>
-      <w:lvlText w:val=""/>
-      <w:lvlJc w:val="left"/>
-      <w:pPr>
-        <w:ind w:left="720" w:hanging="360"/>
-      </w:pPr>
-      <w:rPr>
-        <w:rFonts w:ascii="Symbol" w:hAnsi="Symbol" w:hint="default"/>
-      </w:rPr>
-    </w:lvl>
-    <w:lvl w:ilvl="1" w:tplc="04090003" w:tentative="1">
-      <w:start w:val="1"/>
-      <w:numFmt w:val="bullet"/>
-      <w:lvlText w:val="o"/>
-      <w:lvlJc w:val="left"/>
-      <w:pPr>
-        <w:ind w:left="1440" w:hanging="360"/>
-      </w:pPr>
-      <w:rPr>
-        <w:rFonts w:ascii="Courier New" w:hAnsi="Courier New" w:cs="Courier New" w:hint="default"/>
-      </w:rPr>
-    </w:lvl>
-    <w:lvl w:ilvl="2" w:tplc="04090005" w:tentative="1">
-      <w:start w:val="1"/>
-      <w:numFmt w:val="bullet"/>
-      <w:lvlText w:val=""/>
-      <w:lvlJc w:val="left"/>
-      <w:pPr>
-        <w:ind w:left="2160" w:hanging="360"/>
-      </w:pPr>
-      <w:rPr>
-        <w:rFonts w:ascii="Wingdings" w:hAnsi="Wingdings" w:hint="default"/>
-      </w:rPr>
-    </w:lvl>
-    <w:lvl w:ilvl="3" w:tplc="04090001" w:tentative="1">
-      <w:start w:val="1"/>
-      <w:numFmt w:val="bullet"/>
-      <w:lvlText w:val=""/>
-      <w:lvlJc w:val="left"/>
-      <w:pPr>
-        <w:ind w:left="2880" w:hanging="360"/>
-      </w:pPr>
-      <w:rPr>
-        <w:rFonts w:ascii="Symbol" w:hAnsi="Symbol" w:hint="default"/>
-      </w:rPr>
-    </w:lvl>
-    <w:lvl w:ilvl="4" w:tplc="04090003" w:tentative="1">
-      <w:start w:val="1"/>
-      <w:numFmt w:val="bullet"/>
-      <w:lvlText w:val="o"/>
-      <w:lvlJc w:val="left"/>
-      <w:pPr>
-        <w:ind w:left="3600" w:hanging="360"/>
-      </w:pPr>
-      <w:rPr>
-        <w:rFonts w:ascii="Courier New" w:hAnsi="Courier New" w:cs="Courier New" w:hint="default"/>
-      </w:rPr>
-    </w:lvl>
-    <w:lvl w:ilvl="5" w:tplc="04090005" w:tentative="1">
-      <w:start w:val="1"/>
-      <w:numFmt w:val="bullet"/>
-      <w:lvlText w:val=""/>
-      <w:lvlJc w:val="left"/>
-      <w:pPr>
-        <w:ind w:left="4320" w:hanging="360"/>
-      </w:pPr>
-      <w:rPr>
-        <w:rFonts w:ascii="Wingdings" w:hAnsi="Wingdings" w:hint="default"/>
-      </w:rPr>
-    </w:lvl>
-    <w:lvl w:ilvl="6" w:tplc="04090001" w:tentative="1">
-      <w:start w:val="1"/>
-      <w:numFmt w:val="bullet"/>
-      <w:lvlText w:val=""/>
-      <w:lvlJc w:val="left"/>
-      <w:pPr>
-        <w:ind w:left="5040" w:hanging="360"/>
-      </w:pPr>
-      <w:rPr>
-        <w:rFonts w:ascii="Symbol" w:hAnsi="Symbol" w:hint="default"/>
-      </w:rPr>
-    </w:lvl>
-    <w:lvl w:ilvl="7" w:tplc="04090003" w:tentative="1">
-      <w:start w:val="1"/>
-      <w:numFmt w:val="bullet"/>
-      <w:lvlText w:val="o"/>
-      <w:lvlJc w:val="left"/>
-      <w:pPr>
-        <w:ind w:left="5760" w:hanging="360"/>
-      </w:pPr>
-      <w:rPr>
-        <w:rFonts w:ascii="Courier New" w:hAnsi="Courier New" w:cs="Courier New" w:hint="default"/>
-      </w:rPr>
-    </w:lvl>
-    <w:lvl w:ilvl="8" w:tplc="04090005" w:tentative="1">
-      <w:start w:val="1"/>
-      <w:numFmt w:val="bullet"/>
-      <w:lvlText w:val=""/>
-      <w:lvlJc w:val="left"/>
-      <w:pPr>
-        <w:ind w:left="6480" w:hanging="360"/>
-      </w:pPr>
-      <w:rPr>
-        <w:rFonts w:ascii="Wingdings" w:hAnsi="Wingdings" w:hint="default"/>
-      </w:rPr>
-    </w:lvl>
-  </w:abstractNum>
-  <w:abstractNum w:abstractNumId="75" w15:restartNumberingAfterBreak="0">
+  <w:abstractNum w:abstractNumId="60" w15:restartNumberingAfterBreak="0">
     <w:nsid w:val="628566FA"/>
     <w:multiLevelType w:val="multilevel"/>
     <w:tmpl w:val="C576D23C"/>
@@ -22797,7 +21939,7 @@
       </w:rPr>
     </w:lvl>
   </w:abstractNum>
-  <w:abstractNum w:abstractNumId="76" w15:restartNumberingAfterBreak="0">
+  <w:abstractNum w:abstractNumId="61" w15:restartNumberingAfterBreak="0">
     <w:nsid w:val="628F4BF2"/>
     <w:multiLevelType w:val="multilevel"/>
     <w:tmpl w:val="A680F95C"/>
@@ -22946,10 +22088,10 @@
       </w:rPr>
     </w:lvl>
   </w:abstractNum>
-  <w:abstractNum w:abstractNumId="77" w15:restartNumberingAfterBreak="0">
-    <w:nsid w:val="6291226C"/>
+  <w:abstractNum w:abstractNumId="62" w15:restartNumberingAfterBreak="0">
+    <w:nsid w:val="65C91593"/>
     <w:multiLevelType w:val="multilevel"/>
-    <w:tmpl w:val="6BE0DE32"/>
+    <w:tmpl w:val="B8C27B96"/>
     <w:lvl w:ilvl="0">
       <w:start w:val="1"/>
       <w:numFmt w:val="bullet"/>
@@ -23095,269 +22237,156 @@
       </w:rPr>
     </w:lvl>
   </w:abstractNum>
-  <w:abstractNum w:abstractNumId="78" w15:restartNumberingAfterBreak="0">
-    <w:nsid w:val="65E54B81"/>
-    <w:multiLevelType w:val="hybridMultilevel"/>
-    <w:tmpl w:val="BFBACAFC"/>
-    <w:lvl w:ilvl="0" w:tplc="04090001">
+  <w:abstractNum w:abstractNumId="63" w15:restartNumberingAfterBreak="0">
+    <w:nsid w:val="667B593B"/>
+    <w:multiLevelType w:val="multilevel"/>
+    <w:tmpl w:val="CE58BC76"/>
+    <w:lvl w:ilvl="0">
       <w:start w:val="1"/>
       <w:numFmt w:val="bullet"/>
       <w:lvlText w:val=""/>
       <w:lvlJc w:val="left"/>
       <w:pPr>
+        <w:tabs>
+          <w:tab w:val="num" w:pos="720"/>
+        </w:tabs>
         <w:ind w:left="720" w:hanging="360"/>
       </w:pPr>
       <w:rPr>
         <w:rFonts w:ascii="Symbol" w:hAnsi="Symbol" w:hint="default"/>
-      </w:rPr>
-    </w:lvl>
-    <w:lvl w:ilvl="1" w:tplc="04090003" w:tentative="1">
+        <w:sz w:val="20"/>
+      </w:rPr>
+    </w:lvl>
+    <w:lvl w:ilvl="1" w:tentative="1">
       <w:start w:val="1"/>
       <w:numFmt w:val="bullet"/>
       <w:lvlText w:val="o"/>
       <w:lvlJc w:val="left"/>
       <w:pPr>
+        <w:tabs>
+          <w:tab w:val="num" w:pos="1440"/>
+        </w:tabs>
         <w:ind w:left="1440" w:hanging="360"/>
       </w:pPr>
       <w:rPr>
-        <w:rFonts w:ascii="Courier New" w:hAnsi="Courier New" w:cs="Courier New" w:hint="default"/>
-      </w:rPr>
-    </w:lvl>
-    <w:lvl w:ilvl="2" w:tplc="04090005" w:tentative="1">
-      <w:start w:val="1"/>
-      <w:numFmt w:val="bullet"/>
-      <w:lvlText w:val=""/>
-      <w:lvlJc w:val="left"/>
-      <w:pPr>
+        <w:rFonts w:ascii="Courier New" w:hAnsi="Courier New" w:hint="default"/>
+        <w:sz w:val="20"/>
+      </w:rPr>
+    </w:lvl>
+    <w:lvl w:ilvl="2" w:tentative="1">
+      <w:start w:val="1"/>
+      <w:numFmt w:val="bullet"/>
+      <w:lvlText w:val=""/>
+      <w:lvlJc w:val="left"/>
+      <w:pPr>
+        <w:tabs>
+          <w:tab w:val="num" w:pos="2160"/>
+        </w:tabs>
         <w:ind w:left="2160" w:hanging="360"/>
       </w:pPr>
       <w:rPr>
         <w:rFonts w:ascii="Wingdings" w:hAnsi="Wingdings" w:hint="default"/>
-      </w:rPr>
-    </w:lvl>
-    <w:lvl w:ilvl="3" w:tplc="04090001" w:tentative="1">
-      <w:start w:val="1"/>
-      <w:numFmt w:val="bullet"/>
-      <w:lvlText w:val=""/>
-      <w:lvlJc w:val="left"/>
-      <w:pPr>
+        <w:sz w:val="20"/>
+      </w:rPr>
+    </w:lvl>
+    <w:lvl w:ilvl="3" w:tentative="1">
+      <w:start w:val="1"/>
+      <w:numFmt w:val="bullet"/>
+      <w:lvlText w:val=""/>
+      <w:lvlJc w:val="left"/>
+      <w:pPr>
+        <w:tabs>
+          <w:tab w:val="num" w:pos="2880"/>
+        </w:tabs>
         <w:ind w:left="2880" w:hanging="360"/>
       </w:pPr>
       <w:rPr>
-        <w:rFonts w:ascii="Symbol" w:hAnsi="Symbol" w:hint="default"/>
-      </w:rPr>
-    </w:lvl>
-    <w:lvl w:ilvl="4" w:tplc="04090003" w:tentative="1">
-      <w:start w:val="1"/>
-      <w:numFmt w:val="bullet"/>
-      <w:lvlText w:val="o"/>
-      <w:lvlJc w:val="left"/>
-      <w:pPr>
+        <w:rFonts w:ascii="Wingdings" w:hAnsi="Wingdings" w:hint="default"/>
+        <w:sz w:val="20"/>
+      </w:rPr>
+    </w:lvl>
+    <w:lvl w:ilvl="4" w:tentative="1">
+      <w:start w:val="1"/>
+      <w:numFmt w:val="bullet"/>
+      <w:lvlText w:val=""/>
+      <w:lvlJc w:val="left"/>
+      <w:pPr>
+        <w:tabs>
+          <w:tab w:val="num" w:pos="3600"/>
+        </w:tabs>
         <w:ind w:left="3600" w:hanging="360"/>
       </w:pPr>
       <w:rPr>
-        <w:rFonts w:ascii="Courier New" w:hAnsi="Courier New" w:cs="Courier New" w:hint="default"/>
-      </w:rPr>
-    </w:lvl>
-    <w:lvl w:ilvl="5" w:tplc="04090005" w:tentative="1">
-      <w:start w:val="1"/>
-      <w:numFmt w:val="bullet"/>
-      <w:lvlText w:val=""/>
-      <w:lvlJc w:val="left"/>
-      <w:pPr>
+        <w:rFonts w:ascii="Wingdings" w:hAnsi="Wingdings" w:hint="default"/>
+        <w:sz w:val="20"/>
+      </w:rPr>
+    </w:lvl>
+    <w:lvl w:ilvl="5" w:tentative="1">
+      <w:start w:val="1"/>
+      <w:numFmt w:val="bullet"/>
+      <w:lvlText w:val=""/>
+      <w:lvlJc w:val="left"/>
+      <w:pPr>
+        <w:tabs>
+          <w:tab w:val="num" w:pos="4320"/>
+        </w:tabs>
         <w:ind w:left="4320" w:hanging="360"/>
       </w:pPr>
       <w:rPr>
         <w:rFonts w:ascii="Wingdings" w:hAnsi="Wingdings" w:hint="default"/>
-      </w:rPr>
-    </w:lvl>
-    <w:lvl w:ilvl="6" w:tplc="04090001" w:tentative="1">
-      <w:start w:val="1"/>
-      <w:numFmt w:val="bullet"/>
-      <w:lvlText w:val=""/>
-      <w:lvlJc w:val="left"/>
-      <w:pPr>
+        <w:sz w:val="20"/>
+      </w:rPr>
+    </w:lvl>
+    <w:lvl w:ilvl="6" w:tentative="1">
+      <w:start w:val="1"/>
+      <w:numFmt w:val="bullet"/>
+      <w:lvlText w:val=""/>
+      <w:lvlJc w:val="left"/>
+      <w:pPr>
+        <w:tabs>
+          <w:tab w:val="num" w:pos="5040"/>
+        </w:tabs>
         <w:ind w:left="5040" w:hanging="360"/>
       </w:pPr>
       <w:rPr>
-        <w:rFonts w:ascii="Symbol" w:hAnsi="Symbol" w:hint="default"/>
-      </w:rPr>
-    </w:lvl>
-    <w:lvl w:ilvl="7" w:tplc="04090003" w:tentative="1">
-      <w:start w:val="1"/>
-      <w:numFmt w:val="bullet"/>
-      <w:lvlText w:val="o"/>
-      <w:lvlJc w:val="left"/>
-      <w:pPr>
+        <w:rFonts w:ascii="Wingdings" w:hAnsi="Wingdings" w:hint="default"/>
+        <w:sz w:val="20"/>
+      </w:rPr>
+    </w:lvl>
+    <w:lvl w:ilvl="7" w:tentative="1">
+      <w:start w:val="1"/>
+      <w:numFmt w:val="bullet"/>
+      <w:lvlText w:val=""/>
+      <w:lvlJc w:val="left"/>
+      <w:pPr>
+        <w:tabs>
+          <w:tab w:val="num" w:pos="5760"/>
+        </w:tabs>
         <w:ind w:left="5760" w:hanging="360"/>
       </w:pPr>
       <w:rPr>
-        <w:rFonts w:ascii="Courier New" w:hAnsi="Courier New" w:cs="Courier New" w:hint="default"/>
-      </w:rPr>
-    </w:lvl>
-    <w:lvl w:ilvl="8" w:tplc="04090005" w:tentative="1">
-      <w:start w:val="1"/>
-      <w:numFmt w:val="bullet"/>
-      <w:lvlText w:val=""/>
-      <w:lvlJc w:val="left"/>
-      <w:pPr>
+        <w:rFonts w:ascii="Wingdings" w:hAnsi="Wingdings" w:hint="default"/>
+        <w:sz w:val="20"/>
+      </w:rPr>
+    </w:lvl>
+    <w:lvl w:ilvl="8" w:tentative="1">
+      <w:start w:val="1"/>
+      <w:numFmt w:val="bullet"/>
+      <w:lvlText w:val=""/>
+      <w:lvlJc w:val="left"/>
+      <w:pPr>
+        <w:tabs>
+          <w:tab w:val="num" w:pos="6480"/>
+        </w:tabs>
         <w:ind w:left="6480" w:hanging="360"/>
       </w:pPr>
       <w:rPr>
         <w:rFonts w:ascii="Wingdings" w:hAnsi="Wingdings" w:hint="default"/>
+        <w:sz w:val="20"/>
       </w:rPr>
     </w:lvl>
   </w:abstractNum>
-  <w:abstractNum w:abstractNumId="79" w15:restartNumberingAfterBreak="0">
-    <w:nsid w:val="697503CA"/>
-    <w:multiLevelType w:val="multilevel"/>
-    <w:tmpl w:val="1B665738"/>
-    <w:lvl w:ilvl="0">
-      <w:start w:val="1"/>
-      <w:numFmt w:val="bullet"/>
-      <w:lvlText w:val=""/>
-      <w:lvlJc w:val="left"/>
-      <w:pPr>
-        <w:tabs>
-          <w:tab w:val="num" w:pos="720"/>
-        </w:tabs>
-        <w:ind w:left="720" w:hanging="360"/>
-      </w:pPr>
-      <w:rPr>
-        <w:rFonts w:ascii="Symbol" w:hAnsi="Symbol" w:hint="default"/>
-        <w:sz w:val="20"/>
-      </w:rPr>
-    </w:lvl>
-    <w:lvl w:ilvl="1" w:tentative="1">
-      <w:start w:val="1"/>
-      <w:numFmt w:val="bullet"/>
-      <w:lvlText w:val="o"/>
-      <w:lvlJc w:val="left"/>
-      <w:pPr>
-        <w:tabs>
-          <w:tab w:val="num" w:pos="1440"/>
-        </w:tabs>
-        <w:ind w:left="1440" w:hanging="360"/>
-      </w:pPr>
-      <w:rPr>
-        <w:rFonts w:ascii="Courier New" w:hAnsi="Courier New" w:hint="default"/>
-        <w:sz w:val="20"/>
-      </w:rPr>
-    </w:lvl>
-    <w:lvl w:ilvl="2" w:tentative="1">
-      <w:start w:val="1"/>
-      <w:numFmt w:val="bullet"/>
-      <w:lvlText w:val=""/>
-      <w:lvlJc w:val="left"/>
-      <w:pPr>
-        <w:tabs>
-          <w:tab w:val="num" w:pos="2160"/>
-        </w:tabs>
-        <w:ind w:left="2160" w:hanging="360"/>
-      </w:pPr>
-      <w:rPr>
-        <w:rFonts w:ascii="Wingdings" w:hAnsi="Wingdings" w:hint="default"/>
-        <w:sz w:val="20"/>
-      </w:rPr>
-    </w:lvl>
-    <w:lvl w:ilvl="3" w:tentative="1">
-      <w:start w:val="1"/>
-      <w:numFmt w:val="bullet"/>
-      <w:lvlText w:val=""/>
-      <w:lvlJc w:val="left"/>
-      <w:pPr>
-        <w:tabs>
-          <w:tab w:val="num" w:pos="2880"/>
-        </w:tabs>
-        <w:ind w:left="2880" w:hanging="360"/>
-      </w:pPr>
-      <w:rPr>
-        <w:rFonts w:ascii="Wingdings" w:hAnsi="Wingdings" w:hint="default"/>
-        <w:sz w:val="20"/>
-      </w:rPr>
-    </w:lvl>
-    <w:lvl w:ilvl="4" w:tentative="1">
-      <w:start w:val="1"/>
-      <w:numFmt w:val="bullet"/>
-      <w:lvlText w:val=""/>
-      <w:lvlJc w:val="left"/>
-      <w:pPr>
-        <w:tabs>
-          <w:tab w:val="num" w:pos="3600"/>
-        </w:tabs>
-        <w:ind w:left="3600" w:hanging="360"/>
-      </w:pPr>
-      <w:rPr>
-        <w:rFonts w:ascii="Wingdings" w:hAnsi="Wingdings" w:hint="default"/>
-        <w:sz w:val="20"/>
-      </w:rPr>
-    </w:lvl>
-    <w:lvl w:ilvl="5" w:tentative="1">
-      <w:start w:val="1"/>
-      <w:numFmt w:val="bullet"/>
-      <w:lvlText w:val=""/>
-      <w:lvlJc w:val="left"/>
-      <w:pPr>
-        <w:tabs>
-          <w:tab w:val="num" w:pos="4320"/>
-        </w:tabs>
-        <w:ind w:left="4320" w:hanging="360"/>
-      </w:pPr>
-      <w:rPr>
-        <w:rFonts w:ascii="Wingdings" w:hAnsi="Wingdings" w:hint="default"/>
-        <w:sz w:val="20"/>
-      </w:rPr>
-    </w:lvl>
-    <w:lvl w:ilvl="6" w:tentative="1">
-      <w:start w:val="1"/>
-      <w:numFmt w:val="bullet"/>
-      <w:lvlText w:val=""/>
-      <w:lvlJc w:val="left"/>
-      <w:pPr>
-        <w:tabs>
-          <w:tab w:val="num" w:pos="5040"/>
-        </w:tabs>
-        <w:ind w:left="5040" w:hanging="360"/>
-      </w:pPr>
-      <w:rPr>
-        <w:rFonts w:ascii="Wingdings" w:hAnsi="Wingdings" w:hint="default"/>
-        <w:sz w:val="20"/>
-      </w:rPr>
-    </w:lvl>
-    <w:lvl w:ilvl="7" w:tentative="1">
-      <w:start w:val="1"/>
-      <w:numFmt w:val="bullet"/>
-      <w:lvlText w:val=""/>
-      <w:lvlJc w:val="left"/>
-      <w:pPr>
-        <w:tabs>
-          <w:tab w:val="num" w:pos="5760"/>
-        </w:tabs>
-        <w:ind w:left="5760" w:hanging="360"/>
-      </w:pPr>
-      <w:rPr>
-        <w:rFonts w:ascii="Wingdings" w:hAnsi="Wingdings" w:hint="default"/>
-        <w:sz w:val="20"/>
-      </w:rPr>
-    </w:lvl>
-    <w:lvl w:ilvl="8" w:tentative="1">
-      <w:start w:val="1"/>
-      <w:numFmt w:val="bullet"/>
-      <w:lvlText w:val=""/>
-      <w:lvlJc w:val="left"/>
-      <w:pPr>
-        <w:tabs>
-          <w:tab w:val="num" w:pos="6480"/>
-        </w:tabs>
-        <w:ind w:left="6480" w:hanging="360"/>
-      </w:pPr>
-      <w:rPr>
-        <w:rFonts w:ascii="Wingdings" w:hAnsi="Wingdings" w:hint="default"/>
-        <w:sz w:val="20"/>
-      </w:rPr>
-    </w:lvl>
-  </w:abstractNum>
-  <w:abstractNum w:abstractNumId="80" w15:restartNumberingAfterBreak="0">
+  <w:abstractNum w:abstractNumId="64" w15:restartNumberingAfterBreak="0">
     <w:nsid w:val="69F3676B"/>
     <w:multiLevelType w:val="multilevel"/>
     <w:tmpl w:val="6F324960"/>
@@ -23506,156 +22535,7 @@
       </w:rPr>
     </w:lvl>
   </w:abstractNum>
-  <w:abstractNum w:abstractNumId="81" w15:restartNumberingAfterBreak="0">
-    <w:nsid w:val="6A49310C"/>
-    <w:multiLevelType w:val="multilevel"/>
-    <w:tmpl w:val="9D4C1AFE"/>
-    <w:lvl w:ilvl="0">
-      <w:start w:val="1"/>
-      <w:numFmt w:val="bullet"/>
-      <w:lvlText w:val=""/>
-      <w:lvlJc w:val="left"/>
-      <w:pPr>
-        <w:tabs>
-          <w:tab w:val="num" w:pos="720"/>
-        </w:tabs>
-        <w:ind w:left="720" w:hanging="360"/>
-      </w:pPr>
-      <w:rPr>
-        <w:rFonts w:ascii="Symbol" w:hAnsi="Symbol" w:hint="default"/>
-        <w:sz w:val="20"/>
-      </w:rPr>
-    </w:lvl>
-    <w:lvl w:ilvl="1" w:tentative="1">
-      <w:start w:val="1"/>
-      <w:numFmt w:val="bullet"/>
-      <w:lvlText w:val="o"/>
-      <w:lvlJc w:val="left"/>
-      <w:pPr>
-        <w:tabs>
-          <w:tab w:val="num" w:pos="1440"/>
-        </w:tabs>
-        <w:ind w:left="1440" w:hanging="360"/>
-      </w:pPr>
-      <w:rPr>
-        <w:rFonts w:ascii="Courier New" w:hAnsi="Courier New" w:hint="default"/>
-        <w:sz w:val="20"/>
-      </w:rPr>
-    </w:lvl>
-    <w:lvl w:ilvl="2" w:tentative="1">
-      <w:start w:val="1"/>
-      <w:numFmt w:val="bullet"/>
-      <w:lvlText w:val=""/>
-      <w:lvlJc w:val="left"/>
-      <w:pPr>
-        <w:tabs>
-          <w:tab w:val="num" w:pos="2160"/>
-        </w:tabs>
-        <w:ind w:left="2160" w:hanging="360"/>
-      </w:pPr>
-      <w:rPr>
-        <w:rFonts w:ascii="Wingdings" w:hAnsi="Wingdings" w:hint="default"/>
-        <w:sz w:val="20"/>
-      </w:rPr>
-    </w:lvl>
-    <w:lvl w:ilvl="3" w:tentative="1">
-      <w:start w:val="1"/>
-      <w:numFmt w:val="bullet"/>
-      <w:lvlText w:val=""/>
-      <w:lvlJc w:val="left"/>
-      <w:pPr>
-        <w:tabs>
-          <w:tab w:val="num" w:pos="2880"/>
-        </w:tabs>
-        <w:ind w:left="2880" w:hanging="360"/>
-      </w:pPr>
-      <w:rPr>
-        <w:rFonts w:ascii="Wingdings" w:hAnsi="Wingdings" w:hint="default"/>
-        <w:sz w:val="20"/>
-      </w:rPr>
-    </w:lvl>
-    <w:lvl w:ilvl="4" w:tentative="1">
-      <w:start w:val="1"/>
-      <w:numFmt w:val="bullet"/>
-      <w:lvlText w:val=""/>
-      <w:lvlJc w:val="left"/>
-      <w:pPr>
-        <w:tabs>
-          <w:tab w:val="num" w:pos="3600"/>
-        </w:tabs>
-        <w:ind w:left="3600" w:hanging="360"/>
-      </w:pPr>
-      <w:rPr>
-        <w:rFonts w:ascii="Wingdings" w:hAnsi="Wingdings" w:hint="default"/>
-        <w:sz w:val="20"/>
-      </w:rPr>
-    </w:lvl>
-    <w:lvl w:ilvl="5" w:tentative="1">
-      <w:start w:val="1"/>
-      <w:numFmt w:val="bullet"/>
-      <w:lvlText w:val=""/>
-      <w:lvlJc w:val="left"/>
-      <w:pPr>
-        <w:tabs>
-          <w:tab w:val="num" w:pos="4320"/>
-        </w:tabs>
-        <w:ind w:left="4320" w:hanging="360"/>
-      </w:pPr>
-      <w:rPr>
-        <w:rFonts w:ascii="Wingdings" w:hAnsi="Wingdings" w:hint="default"/>
-        <w:sz w:val="20"/>
-      </w:rPr>
-    </w:lvl>
-    <w:lvl w:ilvl="6" w:tentative="1">
-      <w:start w:val="1"/>
-      <w:numFmt w:val="bullet"/>
-      <w:lvlText w:val=""/>
-      <w:lvlJc w:val="left"/>
-      <w:pPr>
-        <w:tabs>
-          <w:tab w:val="num" w:pos="5040"/>
-        </w:tabs>
-        <w:ind w:left="5040" w:hanging="360"/>
-      </w:pPr>
-      <w:rPr>
-        <w:rFonts w:ascii="Wingdings" w:hAnsi="Wingdings" w:hint="default"/>
-        <w:sz w:val="20"/>
-      </w:rPr>
-    </w:lvl>
-    <w:lvl w:ilvl="7" w:tentative="1">
-      <w:start w:val="1"/>
-      <w:numFmt w:val="bullet"/>
-      <w:lvlText w:val=""/>
-      <w:lvlJc w:val="left"/>
-      <w:pPr>
-        <w:tabs>
-          <w:tab w:val="num" w:pos="5760"/>
-        </w:tabs>
-        <w:ind w:left="5760" w:hanging="360"/>
-      </w:pPr>
-      <w:rPr>
-        <w:rFonts w:ascii="Wingdings" w:hAnsi="Wingdings" w:hint="default"/>
-        <w:sz w:val="20"/>
-      </w:rPr>
-    </w:lvl>
-    <w:lvl w:ilvl="8" w:tentative="1">
-      <w:start w:val="1"/>
-      <w:numFmt w:val="bullet"/>
-      <w:lvlText w:val=""/>
-      <w:lvlJc w:val="left"/>
-      <w:pPr>
-        <w:tabs>
-          <w:tab w:val="num" w:pos="6480"/>
-        </w:tabs>
-        <w:ind w:left="6480" w:hanging="360"/>
-      </w:pPr>
-      <w:rPr>
-        <w:rFonts w:ascii="Wingdings" w:hAnsi="Wingdings" w:hint="default"/>
-        <w:sz w:val="20"/>
-      </w:rPr>
-    </w:lvl>
-  </w:abstractNum>
-  <w:abstractNum w:abstractNumId="82" w15:restartNumberingAfterBreak="0">
+  <w:abstractNum w:abstractNumId="65" w15:restartNumberingAfterBreak="0">
     <w:nsid w:val="6EBE3AC0"/>
     <w:multiLevelType w:val="multilevel"/>
     <w:tmpl w:val="1FFA36AC"/>
@@ -23804,7 +22684,7 @@
       </w:rPr>
     </w:lvl>
   </w:abstractNum>
-  <w:abstractNum w:abstractNumId="83" w15:restartNumberingAfterBreak="0">
+  <w:abstractNum w:abstractNumId="66" w15:restartNumberingAfterBreak="0">
     <w:nsid w:val="6EFD3537"/>
     <w:multiLevelType w:val="multilevel"/>
     <w:tmpl w:val="97C84188"/>
@@ -23953,7 +22833,120 @@
       </w:rPr>
     </w:lvl>
   </w:abstractNum>
-  <w:abstractNum w:abstractNumId="84" w15:restartNumberingAfterBreak="0">
+  <w:abstractNum w:abstractNumId="67" w15:restartNumberingAfterBreak="0">
+    <w:nsid w:val="6F322895"/>
+    <w:multiLevelType w:val="hybridMultilevel"/>
+    <w:tmpl w:val="0E2649FC"/>
+    <w:lvl w:ilvl="0" w:tplc="04090001">
+      <w:start w:val="1"/>
+      <w:numFmt w:val="bullet"/>
+      <w:lvlText w:val=""/>
+      <w:lvlJc w:val="left"/>
+      <w:pPr>
+        <w:ind w:left="720" w:hanging="360"/>
+      </w:pPr>
+      <w:rPr>
+        <w:rFonts w:ascii="Symbol" w:hAnsi="Symbol" w:hint="default"/>
+      </w:rPr>
+    </w:lvl>
+    <w:lvl w:ilvl="1" w:tplc="04090003" w:tentative="1">
+      <w:start w:val="1"/>
+      <w:numFmt w:val="bullet"/>
+      <w:lvlText w:val="o"/>
+      <w:lvlJc w:val="left"/>
+      <w:pPr>
+        <w:ind w:left="1440" w:hanging="360"/>
+      </w:pPr>
+      <w:rPr>
+        <w:rFonts w:ascii="Courier New" w:hAnsi="Courier New" w:cs="Courier New" w:hint="default"/>
+      </w:rPr>
+    </w:lvl>
+    <w:lvl w:ilvl="2" w:tplc="04090005" w:tentative="1">
+      <w:start w:val="1"/>
+      <w:numFmt w:val="bullet"/>
+      <w:lvlText w:val=""/>
+      <w:lvlJc w:val="left"/>
+      <w:pPr>
+        <w:ind w:left="2160" w:hanging="360"/>
+      </w:pPr>
+      <w:rPr>
+        <w:rFonts w:ascii="Wingdings" w:hAnsi="Wingdings" w:hint="default"/>
+      </w:rPr>
+    </w:lvl>
+    <w:lvl w:ilvl="3" w:tplc="04090001" w:tentative="1">
+      <w:start w:val="1"/>
+      <w:numFmt w:val="bullet"/>
+      <w:lvlText w:val=""/>
+      <w:lvlJc w:val="left"/>
+      <w:pPr>
+        <w:ind w:left="2880" w:hanging="360"/>
+      </w:pPr>
+      <w:rPr>
+        <w:rFonts w:ascii="Symbol" w:hAnsi="Symbol" w:hint="default"/>
+      </w:rPr>
+    </w:lvl>
+    <w:lvl w:ilvl="4" w:tplc="04090003" w:tentative="1">
+      <w:start w:val="1"/>
+      <w:numFmt w:val="bullet"/>
+      <w:lvlText w:val="o"/>
+      <w:lvlJc w:val="left"/>
+      <w:pPr>
+        <w:ind w:left="3600" w:hanging="360"/>
+      </w:pPr>
+      <w:rPr>
+        <w:rFonts w:ascii="Courier New" w:hAnsi="Courier New" w:cs="Courier New" w:hint="default"/>
+      </w:rPr>
+    </w:lvl>
+    <w:lvl w:ilvl="5" w:tplc="04090005" w:tentative="1">
+      <w:start w:val="1"/>
+      <w:numFmt w:val="bullet"/>
+      <w:lvlText w:val=""/>
+      <w:lvlJc w:val="left"/>
+      <w:pPr>
+        <w:ind w:left="4320" w:hanging="360"/>
+      </w:pPr>
+      <w:rPr>
+        <w:rFonts w:ascii="Wingdings" w:hAnsi="Wingdings" w:hint="default"/>
+      </w:rPr>
+    </w:lvl>
+    <w:lvl w:ilvl="6" w:tplc="04090001" w:tentative="1">
+      <w:start w:val="1"/>
+      <w:numFmt w:val="bullet"/>
+      <w:lvlText w:val=""/>
+      <w:lvlJc w:val="left"/>
+      <w:pPr>
+        <w:ind w:left="5040" w:hanging="360"/>
+      </w:pPr>
+      <w:rPr>
+        <w:rFonts w:ascii="Symbol" w:hAnsi="Symbol" w:hint="default"/>
+      </w:rPr>
+    </w:lvl>
+    <w:lvl w:ilvl="7" w:tplc="04090003" w:tentative="1">
+      <w:start w:val="1"/>
+      <w:numFmt w:val="bullet"/>
+      <w:lvlText w:val="o"/>
+      <w:lvlJc w:val="left"/>
+      <w:pPr>
+        <w:ind w:left="5760" w:hanging="360"/>
+      </w:pPr>
+      <w:rPr>
+        <w:rFonts w:ascii="Courier New" w:hAnsi="Courier New" w:cs="Courier New" w:hint="default"/>
+      </w:rPr>
+    </w:lvl>
+    <w:lvl w:ilvl="8" w:tplc="04090005" w:tentative="1">
+      <w:start w:val="1"/>
+      <w:numFmt w:val="bullet"/>
+      <w:lvlText w:val=""/>
+      <w:lvlJc w:val="left"/>
+      <w:pPr>
+        <w:ind w:left="6480" w:hanging="360"/>
+      </w:pPr>
+      <w:rPr>
+        <w:rFonts w:ascii="Wingdings" w:hAnsi="Wingdings" w:hint="default"/>
+      </w:rPr>
+    </w:lvl>
+  </w:abstractNum>
+  <w:abstractNum w:abstractNumId="68" w15:restartNumberingAfterBreak="0">
     <w:nsid w:val="6F4737A3"/>
     <w:multiLevelType w:val="multilevel"/>
     <w:tmpl w:val="6EC638F4"/>
@@ -24102,7 +23095,7 @@
       </w:rPr>
     </w:lvl>
   </w:abstractNum>
-  <w:abstractNum w:abstractNumId="85" w15:restartNumberingAfterBreak="0">
+  <w:abstractNum w:abstractNumId="69" w15:restartNumberingAfterBreak="0">
     <w:nsid w:val="71B866B8"/>
     <w:multiLevelType w:val="multilevel"/>
     <w:tmpl w:val="D6A61A68"/>
@@ -24251,7 +23244,7 @@
       </w:rPr>
     </w:lvl>
   </w:abstractNum>
-  <w:abstractNum w:abstractNumId="86" w15:restartNumberingAfterBreak="0">
+  <w:abstractNum w:abstractNumId="70" w15:restartNumberingAfterBreak="0">
     <w:nsid w:val="71FE7096"/>
     <w:multiLevelType w:val="multilevel"/>
     <w:tmpl w:val="DB9A52BE"/>
@@ -24400,156 +23393,7 @@
       </w:rPr>
     </w:lvl>
   </w:abstractNum>
-  <w:abstractNum w:abstractNumId="87" w15:restartNumberingAfterBreak="0">
-    <w:nsid w:val="74CE4C5D"/>
-    <w:multiLevelType w:val="multilevel"/>
-    <w:tmpl w:val="B066DCEA"/>
-    <w:lvl w:ilvl="0">
-      <w:start w:val="1"/>
-      <w:numFmt w:val="bullet"/>
-      <w:lvlText w:val=""/>
-      <w:lvlJc w:val="left"/>
-      <w:pPr>
-        <w:tabs>
-          <w:tab w:val="num" w:pos="720"/>
-        </w:tabs>
-        <w:ind w:left="720" w:hanging="360"/>
-      </w:pPr>
-      <w:rPr>
-        <w:rFonts w:ascii="Symbol" w:hAnsi="Symbol" w:hint="default"/>
-        <w:sz w:val="20"/>
-      </w:rPr>
-    </w:lvl>
-    <w:lvl w:ilvl="1" w:tentative="1">
-      <w:start w:val="1"/>
-      <w:numFmt w:val="bullet"/>
-      <w:lvlText w:val="o"/>
-      <w:lvlJc w:val="left"/>
-      <w:pPr>
-        <w:tabs>
-          <w:tab w:val="num" w:pos="1440"/>
-        </w:tabs>
-        <w:ind w:left="1440" w:hanging="360"/>
-      </w:pPr>
-      <w:rPr>
-        <w:rFonts w:ascii="Courier New" w:hAnsi="Courier New" w:hint="default"/>
-        <w:sz w:val="20"/>
-      </w:rPr>
-    </w:lvl>
-    <w:lvl w:ilvl="2" w:tentative="1">
-      <w:start w:val="1"/>
-      <w:numFmt w:val="bullet"/>
-      <w:lvlText w:val=""/>
-      <w:lvlJc w:val="left"/>
-      <w:pPr>
-        <w:tabs>
-          <w:tab w:val="num" w:pos="2160"/>
-        </w:tabs>
-        <w:ind w:left="2160" w:hanging="360"/>
-      </w:pPr>
-      <w:rPr>
-        <w:rFonts w:ascii="Wingdings" w:hAnsi="Wingdings" w:hint="default"/>
-        <w:sz w:val="20"/>
-      </w:rPr>
-    </w:lvl>
-    <w:lvl w:ilvl="3" w:tentative="1">
-      <w:start w:val="1"/>
-      <w:numFmt w:val="bullet"/>
-      <w:lvlText w:val=""/>
-      <w:lvlJc w:val="left"/>
-      <w:pPr>
-        <w:tabs>
-          <w:tab w:val="num" w:pos="2880"/>
-        </w:tabs>
-        <w:ind w:left="2880" w:hanging="360"/>
-      </w:pPr>
-      <w:rPr>
-        <w:rFonts w:ascii="Wingdings" w:hAnsi="Wingdings" w:hint="default"/>
-        <w:sz w:val="20"/>
-      </w:rPr>
-    </w:lvl>
-    <w:lvl w:ilvl="4" w:tentative="1">
-      <w:start w:val="1"/>
-      <w:numFmt w:val="bullet"/>
-      <w:lvlText w:val=""/>
-      <w:lvlJc w:val="left"/>
-      <w:pPr>
-        <w:tabs>
-          <w:tab w:val="num" w:pos="3600"/>
-        </w:tabs>
-        <w:ind w:left="3600" w:hanging="360"/>
-      </w:pPr>
-      <w:rPr>
-        <w:rFonts w:ascii="Wingdings" w:hAnsi="Wingdings" w:hint="default"/>
-        <w:sz w:val="20"/>
-      </w:rPr>
-    </w:lvl>
-    <w:lvl w:ilvl="5" w:tentative="1">
-      <w:start w:val="1"/>
-      <w:numFmt w:val="bullet"/>
-      <w:lvlText w:val=""/>
-      <w:lvlJc w:val="left"/>
-      <w:pPr>
-        <w:tabs>
-          <w:tab w:val="num" w:pos="4320"/>
-        </w:tabs>
-        <w:ind w:left="4320" w:hanging="360"/>
-      </w:pPr>
-      <w:rPr>
-        <w:rFonts w:ascii="Wingdings" w:hAnsi="Wingdings" w:hint="default"/>
-        <w:sz w:val="20"/>
-      </w:rPr>
-    </w:lvl>
-    <w:lvl w:ilvl="6" w:tentative="1">
-      <w:start w:val="1"/>
-      <w:numFmt w:val="bullet"/>
-      <w:lvlText w:val=""/>
-      <w:lvlJc w:val="left"/>
-      <w:pPr>
-        <w:tabs>
-          <w:tab w:val="num" w:pos="5040"/>
-        </w:tabs>
-        <w:ind w:left="5040" w:hanging="360"/>
-      </w:pPr>
-      <w:rPr>
-        <w:rFonts w:ascii="Wingdings" w:hAnsi="Wingdings" w:hint="default"/>
-        <w:sz w:val="20"/>
-      </w:rPr>
-    </w:lvl>
-    <w:lvl w:ilvl="7" w:tentative="1">
-      <w:start w:val="1"/>
-      <w:numFmt w:val="bullet"/>
-      <w:lvlText w:val=""/>
-      <w:lvlJc w:val="left"/>
-      <w:pPr>
-        <w:tabs>
-          <w:tab w:val="num" w:pos="5760"/>
-        </w:tabs>
-        <w:ind w:left="5760" w:hanging="360"/>
-      </w:pPr>
-      <w:rPr>
-        <w:rFonts w:ascii="Wingdings" w:hAnsi="Wingdings" w:hint="default"/>
-        <w:sz w:val="20"/>
-      </w:rPr>
-    </w:lvl>
-    <w:lvl w:ilvl="8" w:tentative="1">
-      <w:start w:val="1"/>
-      <w:numFmt w:val="bullet"/>
-      <w:lvlText w:val=""/>
-      <w:lvlJc w:val="left"/>
-      <w:pPr>
-        <w:tabs>
-          <w:tab w:val="num" w:pos="6480"/>
-        </w:tabs>
-        <w:ind w:left="6480" w:hanging="360"/>
-      </w:pPr>
-      <w:rPr>
-        <w:rFonts w:ascii="Wingdings" w:hAnsi="Wingdings" w:hint="default"/>
-        <w:sz w:val="20"/>
-      </w:rPr>
-    </w:lvl>
-  </w:abstractNum>
-  <w:abstractNum w:abstractNumId="88" w15:restartNumberingAfterBreak="0">
+  <w:abstractNum w:abstractNumId="71" w15:restartNumberingAfterBreak="0">
     <w:nsid w:val="74D4408F"/>
     <w:multiLevelType w:val="multilevel"/>
     <w:tmpl w:val="C854DE4A"/>
@@ -24698,7 +23542,7 @@
       </w:rPr>
     </w:lvl>
   </w:abstractNum>
-  <w:abstractNum w:abstractNumId="89" w15:restartNumberingAfterBreak="0">
+  <w:abstractNum w:abstractNumId="72" w15:restartNumberingAfterBreak="0">
     <w:nsid w:val="75854F38"/>
     <w:multiLevelType w:val="multilevel"/>
     <w:tmpl w:val="D5CED040"/>
@@ -24847,7 +23691,7 @@
       </w:rPr>
     </w:lvl>
   </w:abstractNum>
-  <w:abstractNum w:abstractNumId="90" w15:restartNumberingAfterBreak="0">
+  <w:abstractNum w:abstractNumId="73" w15:restartNumberingAfterBreak="0">
     <w:nsid w:val="761A133C"/>
     <w:multiLevelType w:val="multilevel"/>
     <w:tmpl w:val="0F382862"/>
@@ -24996,7 +23840,7 @@
       </w:rPr>
     </w:lvl>
   </w:abstractNum>
-  <w:abstractNum w:abstractNumId="91" w15:restartNumberingAfterBreak="0">
+  <w:abstractNum w:abstractNumId="74" w15:restartNumberingAfterBreak="0">
     <w:nsid w:val="76A27D4F"/>
     <w:multiLevelType w:val="multilevel"/>
     <w:tmpl w:val="1D745170"/>
@@ -25145,7 +23989,7 @@
       </w:rPr>
     </w:lvl>
   </w:abstractNum>
-  <w:abstractNum w:abstractNumId="92" w15:restartNumberingAfterBreak="0">
+  <w:abstractNum w:abstractNumId="75" w15:restartNumberingAfterBreak="0">
     <w:nsid w:val="796D1793"/>
     <w:multiLevelType w:val="hybridMultilevel"/>
     <w:tmpl w:val="2938CC24"/>
@@ -25258,7 +24102,156 @@
       </w:rPr>
     </w:lvl>
   </w:abstractNum>
-  <w:abstractNum w:abstractNumId="93" w15:restartNumberingAfterBreak="0">
+  <w:abstractNum w:abstractNumId="76" w15:restartNumberingAfterBreak="0">
+    <w:nsid w:val="7A0A2BF8"/>
+    <w:multiLevelType w:val="multilevel"/>
+    <w:tmpl w:val="139229D4"/>
+    <w:lvl w:ilvl="0">
+      <w:start w:val="1"/>
+      <w:numFmt w:val="bullet"/>
+      <w:lvlText w:val=""/>
+      <w:lvlJc w:val="left"/>
+      <w:pPr>
+        <w:tabs>
+          <w:tab w:val="num" w:pos="720"/>
+        </w:tabs>
+        <w:ind w:left="720" w:hanging="360"/>
+      </w:pPr>
+      <w:rPr>
+        <w:rFonts w:ascii="Symbol" w:hAnsi="Symbol" w:hint="default"/>
+        <w:sz w:val="20"/>
+      </w:rPr>
+    </w:lvl>
+    <w:lvl w:ilvl="1" w:tentative="1">
+      <w:start w:val="1"/>
+      <w:numFmt w:val="bullet"/>
+      <w:lvlText w:val="o"/>
+      <w:lvlJc w:val="left"/>
+      <w:pPr>
+        <w:tabs>
+          <w:tab w:val="num" w:pos="1440"/>
+        </w:tabs>
+        <w:ind w:left="1440" w:hanging="360"/>
+      </w:pPr>
+      <w:rPr>
+        <w:rFonts w:ascii="Courier New" w:hAnsi="Courier New" w:hint="default"/>
+        <w:sz w:val="20"/>
+      </w:rPr>
+    </w:lvl>
+    <w:lvl w:ilvl="2" w:tentative="1">
+      <w:start w:val="1"/>
+      <w:numFmt w:val="bullet"/>
+      <w:lvlText w:val=""/>
+      <w:lvlJc w:val="left"/>
+      <w:pPr>
+        <w:tabs>
+          <w:tab w:val="num" w:pos="2160"/>
+        </w:tabs>
+        <w:ind w:left="2160" w:hanging="360"/>
+      </w:pPr>
+      <w:rPr>
+        <w:rFonts w:ascii="Wingdings" w:hAnsi="Wingdings" w:hint="default"/>
+        <w:sz w:val="20"/>
+      </w:rPr>
+    </w:lvl>
+    <w:lvl w:ilvl="3" w:tentative="1">
+      <w:start w:val="1"/>
+      <w:numFmt w:val="bullet"/>
+      <w:lvlText w:val=""/>
+      <w:lvlJc w:val="left"/>
+      <w:pPr>
+        <w:tabs>
+          <w:tab w:val="num" w:pos="2880"/>
+        </w:tabs>
+        <w:ind w:left="2880" w:hanging="360"/>
+      </w:pPr>
+      <w:rPr>
+        <w:rFonts w:ascii="Wingdings" w:hAnsi="Wingdings" w:hint="default"/>
+        <w:sz w:val="20"/>
+      </w:rPr>
+    </w:lvl>
+    <w:lvl w:ilvl="4" w:tentative="1">
+      <w:start w:val="1"/>
+      <w:numFmt w:val="bullet"/>
+      <w:lvlText w:val=""/>
+      <w:lvlJc w:val="left"/>
+      <w:pPr>
+        <w:tabs>
+          <w:tab w:val="num" w:pos="3600"/>
+        </w:tabs>
+        <w:ind w:left="3600" w:hanging="360"/>
+      </w:pPr>
+      <w:rPr>
+        <w:rFonts w:ascii="Wingdings" w:hAnsi="Wingdings" w:hint="default"/>
+        <w:sz w:val="20"/>
+      </w:rPr>
+    </w:lvl>
+    <w:lvl w:ilvl="5" w:tentative="1">
+      <w:start w:val="1"/>
+      <w:numFmt w:val="bullet"/>
+      <w:lvlText w:val=""/>
+      <w:lvlJc w:val="left"/>
+      <w:pPr>
+        <w:tabs>
+          <w:tab w:val="num" w:pos="4320"/>
+        </w:tabs>
+        <w:ind w:left="4320" w:hanging="360"/>
+      </w:pPr>
+      <w:rPr>
+        <w:rFonts w:ascii="Wingdings" w:hAnsi="Wingdings" w:hint="default"/>
+        <w:sz w:val="20"/>
+      </w:rPr>
+    </w:lvl>
+    <w:lvl w:ilvl="6" w:tentative="1">
+      <w:start w:val="1"/>
+      <w:numFmt w:val="bullet"/>
+      <w:lvlText w:val=""/>
+      <w:lvlJc w:val="left"/>
+      <w:pPr>
+        <w:tabs>
+          <w:tab w:val="num" w:pos="5040"/>
+        </w:tabs>
+        <w:ind w:left="5040" w:hanging="360"/>
+      </w:pPr>
+      <w:rPr>
+        <w:rFonts w:ascii="Wingdings" w:hAnsi="Wingdings" w:hint="default"/>
+        <w:sz w:val="20"/>
+      </w:rPr>
+    </w:lvl>
+    <w:lvl w:ilvl="7" w:tentative="1">
+      <w:start w:val="1"/>
+      <w:numFmt w:val="bullet"/>
+      <w:lvlText w:val=""/>
+      <w:lvlJc w:val="left"/>
+      <w:pPr>
+        <w:tabs>
+          <w:tab w:val="num" w:pos="5760"/>
+        </w:tabs>
+        <w:ind w:left="5760" w:hanging="360"/>
+      </w:pPr>
+      <w:rPr>
+        <w:rFonts w:ascii="Wingdings" w:hAnsi="Wingdings" w:hint="default"/>
+        <w:sz w:val="20"/>
+      </w:rPr>
+    </w:lvl>
+    <w:lvl w:ilvl="8" w:tentative="1">
+      <w:start w:val="1"/>
+      <w:numFmt w:val="bullet"/>
+      <w:lvlText w:val=""/>
+      <w:lvlJc w:val="left"/>
+      <w:pPr>
+        <w:tabs>
+          <w:tab w:val="num" w:pos="6480"/>
+        </w:tabs>
+        <w:ind w:left="6480" w:hanging="360"/>
+      </w:pPr>
+      <w:rPr>
+        <w:rFonts w:ascii="Wingdings" w:hAnsi="Wingdings" w:hint="default"/>
+        <w:sz w:val="20"/>
+      </w:rPr>
+    </w:lvl>
+  </w:abstractNum>
+  <w:abstractNum w:abstractNumId="77" w15:restartNumberingAfterBreak="0">
     <w:nsid w:val="7A251DB5"/>
     <w:multiLevelType w:val="multilevel"/>
     <w:tmpl w:val="A60243AE"/>
@@ -25407,156 +24400,7 @@
       </w:rPr>
     </w:lvl>
   </w:abstractNum>
-  <w:abstractNum w:abstractNumId="94" w15:restartNumberingAfterBreak="0">
-    <w:nsid w:val="7AEF721F"/>
-    <w:multiLevelType w:val="multilevel"/>
-    <w:tmpl w:val="E3CCCB9E"/>
-    <w:lvl w:ilvl="0">
-      <w:start w:val="1"/>
-      <w:numFmt w:val="bullet"/>
-      <w:lvlText w:val=""/>
-      <w:lvlJc w:val="left"/>
-      <w:pPr>
-        <w:tabs>
-          <w:tab w:val="num" w:pos="720"/>
-        </w:tabs>
-        <w:ind w:left="720" w:hanging="360"/>
-      </w:pPr>
-      <w:rPr>
-        <w:rFonts w:ascii="Symbol" w:hAnsi="Symbol" w:hint="default"/>
-        <w:sz w:val="20"/>
-      </w:rPr>
-    </w:lvl>
-    <w:lvl w:ilvl="1" w:tentative="1">
-      <w:start w:val="1"/>
-      <w:numFmt w:val="bullet"/>
-      <w:lvlText w:val="o"/>
-      <w:lvlJc w:val="left"/>
-      <w:pPr>
-        <w:tabs>
-          <w:tab w:val="num" w:pos="1440"/>
-        </w:tabs>
-        <w:ind w:left="1440" w:hanging="360"/>
-      </w:pPr>
-      <w:rPr>
-        <w:rFonts w:ascii="Courier New" w:hAnsi="Courier New" w:hint="default"/>
-        <w:sz w:val="20"/>
-      </w:rPr>
-    </w:lvl>
-    <w:lvl w:ilvl="2" w:tentative="1">
-      <w:start w:val="1"/>
-      <w:numFmt w:val="bullet"/>
-      <w:lvlText w:val=""/>
-      <w:lvlJc w:val="left"/>
-      <w:pPr>
-        <w:tabs>
-          <w:tab w:val="num" w:pos="2160"/>
-        </w:tabs>
-        <w:ind w:left="2160" w:hanging="360"/>
-      </w:pPr>
-      <w:rPr>
-        <w:rFonts w:ascii="Wingdings" w:hAnsi="Wingdings" w:hint="default"/>
-        <w:sz w:val="20"/>
-      </w:rPr>
-    </w:lvl>
-    <w:lvl w:ilvl="3" w:tentative="1">
-      <w:start w:val="1"/>
-      <w:numFmt w:val="bullet"/>
-      <w:lvlText w:val=""/>
-      <w:lvlJc w:val="left"/>
-      <w:pPr>
-        <w:tabs>
-          <w:tab w:val="num" w:pos="2880"/>
-        </w:tabs>
-        <w:ind w:left="2880" w:hanging="360"/>
-      </w:pPr>
-      <w:rPr>
-        <w:rFonts w:ascii="Wingdings" w:hAnsi="Wingdings" w:hint="default"/>
-        <w:sz w:val="20"/>
-      </w:rPr>
-    </w:lvl>
-    <w:lvl w:ilvl="4" w:tentative="1">
-      <w:start w:val="1"/>
-      <w:numFmt w:val="bullet"/>
-      <w:lvlText w:val=""/>
-      <w:lvlJc w:val="left"/>
-      <w:pPr>
-        <w:tabs>
-          <w:tab w:val="num" w:pos="3600"/>
-        </w:tabs>
-        <w:ind w:left="3600" w:hanging="360"/>
-      </w:pPr>
-      <w:rPr>
-        <w:rFonts w:ascii="Wingdings" w:hAnsi="Wingdings" w:hint="default"/>
-        <w:sz w:val="20"/>
-      </w:rPr>
-    </w:lvl>
-    <w:lvl w:ilvl="5" w:tentative="1">
-      <w:start w:val="1"/>
-      <w:numFmt w:val="bullet"/>
-      <w:lvlText w:val=""/>
-      <w:lvlJc w:val="left"/>
-      <w:pPr>
-        <w:tabs>
-          <w:tab w:val="num" w:pos="4320"/>
-        </w:tabs>
-        <w:ind w:left="4320" w:hanging="360"/>
-      </w:pPr>
-      <w:rPr>
-        <w:rFonts w:ascii="Wingdings" w:hAnsi="Wingdings" w:hint="default"/>
-        <w:sz w:val="20"/>
-      </w:rPr>
-    </w:lvl>
-    <w:lvl w:ilvl="6" w:tentative="1">
-      <w:start w:val="1"/>
-      <w:numFmt w:val="bullet"/>
-      <w:lvlText w:val=""/>
-      <w:lvlJc w:val="left"/>
-      <w:pPr>
-        <w:tabs>
-          <w:tab w:val="num" w:pos="5040"/>
-        </w:tabs>
-        <w:ind w:left="5040" w:hanging="360"/>
-      </w:pPr>
-      <w:rPr>
-        <w:rFonts w:ascii="Wingdings" w:hAnsi="Wingdings" w:hint="default"/>
-        <w:sz w:val="20"/>
-      </w:rPr>
-    </w:lvl>
-    <w:lvl w:ilvl="7" w:tentative="1">
-      <w:start w:val="1"/>
-      <w:numFmt w:val="bullet"/>
-      <w:lvlText w:val=""/>
-      <w:lvlJc w:val="left"/>
-      <w:pPr>
-        <w:tabs>
-          <w:tab w:val="num" w:pos="5760"/>
-        </w:tabs>
-        <w:ind w:left="5760" w:hanging="360"/>
-      </w:pPr>
-      <w:rPr>
-        <w:rFonts w:ascii="Wingdings" w:hAnsi="Wingdings" w:hint="default"/>
-        <w:sz w:val="20"/>
-      </w:rPr>
-    </w:lvl>
-    <w:lvl w:ilvl="8" w:tentative="1">
-      <w:start w:val="1"/>
-      <w:numFmt w:val="bullet"/>
-      <w:lvlText w:val=""/>
-      <w:lvlJc w:val="left"/>
-      <w:pPr>
-        <w:tabs>
-          <w:tab w:val="num" w:pos="6480"/>
-        </w:tabs>
-        <w:ind w:left="6480" w:hanging="360"/>
-      </w:pPr>
-      <w:rPr>
-        <w:rFonts w:ascii="Wingdings" w:hAnsi="Wingdings" w:hint="default"/>
-        <w:sz w:val="20"/>
-      </w:rPr>
-    </w:lvl>
-  </w:abstractNum>
-  <w:abstractNum w:abstractNumId="95" w15:restartNumberingAfterBreak="0">
+  <w:abstractNum w:abstractNumId="78" w15:restartNumberingAfterBreak="0">
     <w:nsid w:val="7C6F0D89"/>
     <w:multiLevelType w:val="multilevel"/>
     <w:tmpl w:val="F3E8C6DA"/>
@@ -25705,7 +24549,7 @@
       </w:rPr>
     </w:lvl>
   </w:abstractNum>
-  <w:abstractNum w:abstractNumId="96" w15:restartNumberingAfterBreak="0">
+  <w:abstractNum w:abstractNumId="79" w15:restartNumberingAfterBreak="0">
     <w:nsid w:val="7CC447D5"/>
     <w:multiLevelType w:val="multilevel"/>
     <w:tmpl w:val="F53EFE4C"/>
@@ -25854,7 +24698,120 @@
       </w:rPr>
     </w:lvl>
   </w:abstractNum>
-  <w:abstractNum w:abstractNumId="97" w15:restartNumberingAfterBreak="0">
+  <w:abstractNum w:abstractNumId="80" w15:restartNumberingAfterBreak="0">
+    <w:nsid w:val="7DB559E2"/>
+    <w:multiLevelType w:val="hybridMultilevel"/>
+    <w:tmpl w:val="7780024C"/>
+    <w:lvl w:ilvl="0" w:tplc="04090001">
+      <w:start w:val="1"/>
+      <w:numFmt w:val="bullet"/>
+      <w:lvlText w:val=""/>
+      <w:lvlJc w:val="left"/>
+      <w:pPr>
+        <w:ind w:left="720" w:hanging="360"/>
+      </w:pPr>
+      <w:rPr>
+        <w:rFonts w:ascii="Symbol" w:hAnsi="Symbol" w:hint="default"/>
+      </w:rPr>
+    </w:lvl>
+    <w:lvl w:ilvl="1" w:tplc="04090003" w:tentative="1">
+      <w:start w:val="1"/>
+      <w:numFmt w:val="bullet"/>
+      <w:lvlText w:val="o"/>
+      <w:lvlJc w:val="left"/>
+      <w:pPr>
+        <w:ind w:left="1440" w:hanging="360"/>
+      </w:pPr>
+      <w:rPr>
+        <w:rFonts w:ascii="Courier New" w:hAnsi="Courier New" w:cs="Courier New" w:hint="default"/>
+      </w:rPr>
+    </w:lvl>
+    <w:lvl w:ilvl="2" w:tplc="04090005" w:tentative="1">
+      <w:start w:val="1"/>
+      <w:numFmt w:val="bullet"/>
+      <w:lvlText w:val=""/>
+      <w:lvlJc w:val="left"/>
+      <w:pPr>
+        <w:ind w:left="2160" w:hanging="360"/>
+      </w:pPr>
+      <w:rPr>
+        <w:rFonts w:ascii="Wingdings" w:hAnsi="Wingdings" w:hint="default"/>
+      </w:rPr>
+    </w:lvl>
+    <w:lvl w:ilvl="3" w:tplc="04090001" w:tentative="1">
+      <w:start w:val="1"/>
+      <w:numFmt w:val="bullet"/>
+      <w:lvlText w:val=""/>
+      <w:lvlJc w:val="left"/>
+      <w:pPr>
+        <w:ind w:left="2880" w:hanging="360"/>
+      </w:pPr>
+      <w:rPr>
+        <w:rFonts w:ascii="Symbol" w:hAnsi="Symbol" w:hint="default"/>
+      </w:rPr>
+    </w:lvl>
+    <w:lvl w:ilvl="4" w:tplc="04090003" w:tentative="1">
+      <w:start w:val="1"/>
+      <w:numFmt w:val="bullet"/>
+      <w:lvlText w:val="o"/>
+      <w:lvlJc w:val="left"/>
+      <w:pPr>
+        <w:ind w:left="3600" w:hanging="360"/>
+      </w:pPr>
+      <w:rPr>
+        <w:rFonts w:ascii="Courier New" w:hAnsi="Courier New" w:cs="Courier New" w:hint="default"/>
+      </w:rPr>
+    </w:lvl>
+    <w:lvl w:ilvl="5" w:tplc="04090005" w:tentative="1">
+      <w:start w:val="1"/>
+      <w:numFmt w:val="bullet"/>
+      <w:lvlText w:val=""/>
+      <w:lvlJc w:val="left"/>
+      <w:pPr>
+        <w:ind w:left="4320" w:hanging="360"/>
+      </w:pPr>
+      <w:rPr>
+        <w:rFonts w:ascii="Wingdings" w:hAnsi="Wingdings" w:hint="default"/>
+      </w:rPr>
+    </w:lvl>
+    <w:lvl w:ilvl="6" w:tplc="04090001" w:tentative="1">
+      <w:start w:val="1"/>
+      <w:numFmt w:val="bullet"/>
+      <w:lvlText w:val=""/>
+      <w:lvlJc w:val="left"/>
+      <w:pPr>
+        <w:ind w:left="5040" w:hanging="360"/>
+      </w:pPr>
+      <w:rPr>
+        <w:rFonts w:ascii="Symbol" w:hAnsi="Symbol" w:hint="default"/>
+      </w:rPr>
+    </w:lvl>
+    <w:lvl w:ilvl="7" w:tplc="04090003" w:tentative="1">
+      <w:start w:val="1"/>
+      <w:numFmt w:val="bullet"/>
+      <w:lvlText w:val="o"/>
+      <w:lvlJc w:val="left"/>
+      <w:pPr>
+        <w:ind w:left="5760" w:hanging="360"/>
+      </w:pPr>
+      <w:rPr>
+        <w:rFonts w:ascii="Courier New" w:hAnsi="Courier New" w:cs="Courier New" w:hint="default"/>
+      </w:rPr>
+    </w:lvl>
+    <w:lvl w:ilvl="8" w:tplc="04090005" w:tentative="1">
+      <w:start w:val="1"/>
+      <w:numFmt w:val="bullet"/>
+      <w:lvlText w:val=""/>
+      <w:lvlJc w:val="left"/>
+      <w:pPr>
+        <w:ind w:left="6480" w:hanging="360"/>
+      </w:pPr>
+      <w:rPr>
+        <w:rFonts w:ascii="Wingdings" w:hAnsi="Wingdings" w:hint="default"/>
+      </w:rPr>
+    </w:lvl>
+  </w:abstractNum>
+  <w:abstractNum w:abstractNumId="81" w15:restartNumberingAfterBreak="0">
     <w:nsid w:val="7E1B2E64"/>
     <w:multiLevelType w:val="hybridMultilevel"/>
     <w:tmpl w:val="E276480E"/>
@@ -25967,7 +24924,7 @@
       </w:rPr>
     </w:lvl>
   </w:abstractNum>
-  <w:abstractNum w:abstractNumId="98" w15:restartNumberingAfterBreak="0">
+  <w:abstractNum w:abstractNumId="82" w15:restartNumberingAfterBreak="0">
     <w:nsid w:val="7F007273"/>
     <w:multiLevelType w:val="multilevel"/>
     <w:tmpl w:val="F4D2AA58"/>
@@ -26117,302 +25074,255 @@
     </w:lvl>
   </w:abstractNum>
   <w:num w:numId="1" w16cid:durableId="448354519">
-    <w:abstractNumId w:val="49"/>
+    <w:abstractNumId w:val="40"/>
   </w:num>
   <w:num w:numId="2" w16cid:durableId="267277991">
     <w:abstractNumId w:val="4"/>
   </w:num>
   <w:num w:numId="3" w16cid:durableId="2100128481">
+    <w:abstractNumId w:val="11"/>
+  </w:num>
+  <w:num w:numId="4" w16cid:durableId="1373382629">
+    <w:abstractNumId w:val="73"/>
+  </w:num>
+  <w:num w:numId="5" w16cid:durableId="1915696360">
+    <w:abstractNumId w:val="50"/>
+  </w:num>
+  <w:num w:numId="6" w16cid:durableId="44070181">
+    <w:abstractNumId w:val="20"/>
+  </w:num>
+  <w:num w:numId="7" w16cid:durableId="493452589">
+    <w:abstractNumId w:val="79"/>
+  </w:num>
+  <w:num w:numId="8" w16cid:durableId="925652620">
+    <w:abstractNumId w:val="66"/>
+  </w:num>
+  <w:num w:numId="9" w16cid:durableId="2105029407">
+    <w:abstractNumId w:val="77"/>
+  </w:num>
+  <w:num w:numId="10" w16cid:durableId="1322386189">
+    <w:abstractNumId w:val="58"/>
+  </w:num>
+  <w:num w:numId="11" w16cid:durableId="1145046778">
+    <w:abstractNumId w:val="36"/>
+  </w:num>
+  <w:num w:numId="12" w16cid:durableId="886575476">
+    <w:abstractNumId w:val="68"/>
+  </w:num>
+  <w:num w:numId="13" w16cid:durableId="434445510">
+    <w:abstractNumId w:val="53"/>
+  </w:num>
+  <w:num w:numId="14" w16cid:durableId="1548566209">
+    <w:abstractNumId w:val="23"/>
+  </w:num>
+  <w:num w:numId="15" w16cid:durableId="981039911">
+    <w:abstractNumId w:val="6"/>
+  </w:num>
+  <w:num w:numId="16" w16cid:durableId="1081374075">
+    <w:abstractNumId w:val="41"/>
+  </w:num>
+  <w:num w:numId="17" w16cid:durableId="1595045529">
+    <w:abstractNumId w:val="13"/>
+  </w:num>
+  <w:num w:numId="18" w16cid:durableId="2018923113">
+    <w:abstractNumId w:val="14"/>
+  </w:num>
+  <w:num w:numId="19" w16cid:durableId="113258773">
+    <w:abstractNumId w:val="47"/>
+  </w:num>
+  <w:num w:numId="20" w16cid:durableId="965312005">
+    <w:abstractNumId w:val="49"/>
+  </w:num>
+  <w:num w:numId="21" w16cid:durableId="343359711">
+    <w:abstractNumId w:val="81"/>
+  </w:num>
+  <w:num w:numId="22" w16cid:durableId="547838144">
+    <w:abstractNumId w:val="75"/>
+  </w:num>
+  <w:num w:numId="23" w16cid:durableId="1031033420">
+    <w:abstractNumId w:val="64"/>
+  </w:num>
+  <w:num w:numId="24" w16cid:durableId="519204185">
+    <w:abstractNumId w:val="30"/>
+  </w:num>
+  <w:num w:numId="25" w16cid:durableId="1706559306">
+    <w:abstractNumId w:val="55"/>
+  </w:num>
+  <w:num w:numId="26" w16cid:durableId="1050305727">
+    <w:abstractNumId w:val="38"/>
+  </w:num>
+  <w:num w:numId="27" w16cid:durableId="1439444620">
+    <w:abstractNumId w:val="48"/>
+  </w:num>
+  <w:num w:numId="28" w16cid:durableId="1831407804">
+    <w:abstractNumId w:val="8"/>
+  </w:num>
+  <w:num w:numId="29" w16cid:durableId="1777367443">
+    <w:abstractNumId w:val="31"/>
+  </w:num>
+  <w:num w:numId="30" w16cid:durableId="479158040">
+    <w:abstractNumId w:val="71"/>
+  </w:num>
+  <w:num w:numId="31" w16cid:durableId="2026666882">
+    <w:abstractNumId w:val="65"/>
+  </w:num>
+  <w:num w:numId="32" w16cid:durableId="1640843127">
+    <w:abstractNumId w:val="72"/>
+  </w:num>
+  <w:num w:numId="33" w16cid:durableId="83958067">
+    <w:abstractNumId w:val="35"/>
+  </w:num>
+  <w:num w:numId="34" w16cid:durableId="1831871160">
+    <w:abstractNumId w:val="70"/>
+  </w:num>
+  <w:num w:numId="35" w16cid:durableId="727649376">
+    <w:abstractNumId w:val="33"/>
+  </w:num>
+  <w:num w:numId="36" w16cid:durableId="804392417">
+    <w:abstractNumId w:val="26"/>
+  </w:num>
+  <w:num w:numId="37" w16cid:durableId="2016688023">
+    <w:abstractNumId w:val="52"/>
+  </w:num>
+  <w:num w:numId="38" w16cid:durableId="174225593">
+    <w:abstractNumId w:val="28"/>
+  </w:num>
+  <w:num w:numId="39" w16cid:durableId="1416510578">
+    <w:abstractNumId w:val="25"/>
+  </w:num>
+  <w:num w:numId="40" w16cid:durableId="1484666075">
+    <w:abstractNumId w:val="17"/>
+  </w:num>
+  <w:num w:numId="41" w16cid:durableId="844246322">
+    <w:abstractNumId w:val="3"/>
+  </w:num>
+  <w:num w:numId="42" w16cid:durableId="937179671">
     <w:abstractNumId w:val="10"/>
   </w:num>
-  <w:num w:numId="4" w16cid:durableId="1373382629">
-    <w:abstractNumId w:val="90"/>
+  <w:num w:numId="43" w16cid:durableId="1671104138">
+    <w:abstractNumId w:val="37"/>
   </w:num>
-  <w:num w:numId="5" w16cid:durableId="1915696360">
+  <w:num w:numId="44" w16cid:durableId="991250543">
+    <w:abstractNumId w:val="16"/>
+  </w:num>
+  <w:num w:numId="45" w16cid:durableId="57870292">
+    <w:abstractNumId w:val="54"/>
+  </w:num>
+  <w:num w:numId="46" w16cid:durableId="1132557770">
+    <w:abstractNumId w:val="82"/>
+  </w:num>
+  <w:num w:numId="47" w16cid:durableId="536357828">
+    <w:abstractNumId w:val="42"/>
+  </w:num>
+  <w:num w:numId="48" w16cid:durableId="604652666">
+    <w:abstractNumId w:val="34"/>
+  </w:num>
+  <w:num w:numId="49" w16cid:durableId="1565608183">
+    <w:abstractNumId w:val="59"/>
+  </w:num>
+  <w:num w:numId="50" w16cid:durableId="1160925032">
+    <w:abstractNumId w:val="19"/>
+  </w:num>
+  <w:num w:numId="51" w16cid:durableId="1074083402">
+    <w:abstractNumId w:val="44"/>
+  </w:num>
+  <w:num w:numId="52" w16cid:durableId="505705463">
+    <w:abstractNumId w:val="27"/>
+  </w:num>
+  <w:num w:numId="53" w16cid:durableId="1442798831">
+    <w:abstractNumId w:val="7"/>
+  </w:num>
+  <w:num w:numId="54" w16cid:durableId="1059288088">
+    <w:abstractNumId w:val="43"/>
+  </w:num>
+  <w:num w:numId="55" w16cid:durableId="1800486562">
+    <w:abstractNumId w:val="29"/>
+  </w:num>
+  <w:num w:numId="56" w16cid:durableId="145174008">
+    <w:abstractNumId w:val="18"/>
+  </w:num>
+  <w:num w:numId="57" w16cid:durableId="572786032">
+    <w:abstractNumId w:val="24"/>
+  </w:num>
+  <w:num w:numId="58" w16cid:durableId="1153330480">
+    <w:abstractNumId w:val="51"/>
+  </w:num>
+  <w:num w:numId="59" w16cid:durableId="1571041670">
+    <w:abstractNumId w:val="12"/>
+  </w:num>
+  <w:num w:numId="60" w16cid:durableId="1139416074">
+    <w:abstractNumId w:val="32"/>
+  </w:num>
+  <w:num w:numId="61" w16cid:durableId="95058015">
+    <w:abstractNumId w:val="78"/>
+  </w:num>
+  <w:num w:numId="62" w16cid:durableId="326058897">
+    <w:abstractNumId w:val="2"/>
+  </w:num>
+  <w:num w:numId="63" w16cid:durableId="1822691731">
+    <w:abstractNumId w:val="56"/>
+  </w:num>
+  <w:num w:numId="64" w16cid:durableId="491482094">
+    <w:abstractNumId w:val="39"/>
+  </w:num>
+  <w:num w:numId="65" w16cid:durableId="624000986">
+    <w:abstractNumId w:val="1"/>
+  </w:num>
+  <w:num w:numId="66" w16cid:durableId="1185247772">
+    <w:abstractNumId w:val="21"/>
+  </w:num>
+  <w:num w:numId="67" w16cid:durableId="1462265845">
+    <w:abstractNumId w:val="22"/>
+  </w:num>
+  <w:num w:numId="68" w16cid:durableId="39746174">
+    <w:abstractNumId w:val="0"/>
+  </w:num>
+  <w:num w:numId="69" w16cid:durableId="842819424">
+    <w:abstractNumId w:val="69"/>
+  </w:num>
+  <w:num w:numId="70" w16cid:durableId="2118792854">
     <w:abstractNumId w:val="60"/>
   </w:num>
-  <w:num w:numId="6" w16cid:durableId="44070181">
-    <w:abstractNumId w:val="23"/>
-  </w:num>
-  <w:num w:numId="7" w16cid:durableId="493452589">
-    <w:abstractNumId w:val="96"/>
-  </w:num>
-  <w:num w:numId="8" w16cid:durableId="680399946">
-    <w:abstractNumId w:val="79"/>
-  </w:num>
-  <w:num w:numId="9" w16cid:durableId="925652620">
-    <w:abstractNumId w:val="83"/>
-  </w:num>
-  <w:num w:numId="10" w16cid:durableId="2105029407">
-    <w:abstractNumId w:val="93"/>
-  </w:num>
-  <w:num w:numId="11" w16cid:durableId="1322386189">
-    <w:abstractNumId w:val="71"/>
-  </w:num>
-  <w:num w:numId="12" w16cid:durableId="1145046778">
-    <w:abstractNumId w:val="42"/>
-  </w:num>
-  <w:num w:numId="13" w16cid:durableId="1778140380">
-    <w:abstractNumId w:val="77"/>
-  </w:num>
-  <w:num w:numId="14" w16cid:durableId="886575476">
-    <w:abstractNumId w:val="84"/>
-  </w:num>
-  <w:num w:numId="15" w16cid:durableId="434445510">
-    <w:abstractNumId w:val="64"/>
-  </w:num>
-  <w:num w:numId="16" w16cid:durableId="827483361">
+  <w:num w:numId="71" w16cid:durableId="1506017899">
     <w:abstractNumId w:val="74"/>
   </w:num>
-  <w:num w:numId="17" w16cid:durableId="1548566209">
-    <w:abstractNumId w:val="26"/>
+  <w:num w:numId="72" w16cid:durableId="1922787855">
+    <w:abstractNumId w:val="61"/>
   </w:num>
-  <w:num w:numId="18" w16cid:durableId="981039911">
+  <w:num w:numId="73" w16cid:durableId="240912039">
+    <w:abstractNumId w:val="9"/>
+  </w:num>
+  <w:num w:numId="74" w16cid:durableId="2005474240">
+    <w:abstractNumId w:val="45"/>
+  </w:num>
+  <w:num w:numId="75" w16cid:durableId="297106655">
+    <w:abstractNumId w:val="46"/>
+  </w:num>
+  <w:num w:numId="76" w16cid:durableId="1263805218">
+    <w:abstractNumId w:val="63"/>
+  </w:num>
+  <w:num w:numId="77" w16cid:durableId="336930133">
+    <w:abstractNumId w:val="76"/>
+  </w:num>
+  <w:num w:numId="78" w16cid:durableId="1358193180">
+    <w:abstractNumId w:val="62"/>
+  </w:num>
+  <w:num w:numId="79" w16cid:durableId="611593919">
+    <w:abstractNumId w:val="15"/>
+  </w:num>
+  <w:num w:numId="80" w16cid:durableId="968242157">
     <w:abstractNumId w:val="5"/>
   </w:num>
-  <w:num w:numId="19" w16cid:durableId="1877429623">
-    <w:abstractNumId w:val="12"/>
+  <w:num w:numId="81" w16cid:durableId="1669598111">
+    <w:abstractNumId w:val="57"/>
   </w:num>
-  <w:num w:numId="20" w16cid:durableId="1081374075">
-    <w:abstractNumId w:val="50"/>
-  </w:num>
-  <w:num w:numId="21" w16cid:durableId="1595045529">
-    <w:abstractNumId w:val="13"/>
-  </w:num>
-  <w:num w:numId="22" w16cid:durableId="2018923113">
-    <w:abstractNumId w:val="15"/>
-  </w:num>
-  <w:num w:numId="23" w16cid:durableId="113258773">
-    <w:abstractNumId w:val="56"/>
-  </w:num>
-  <w:num w:numId="24" w16cid:durableId="965312005">
-    <w:abstractNumId w:val="59"/>
-  </w:num>
-  <w:num w:numId="25" w16cid:durableId="343359711">
-    <w:abstractNumId w:val="97"/>
-  </w:num>
-  <w:num w:numId="26" w16cid:durableId="547838144">
-    <w:abstractNumId w:val="92"/>
-  </w:num>
-  <w:num w:numId="27" w16cid:durableId="1031033420">
+  <w:num w:numId="82" w16cid:durableId="729501046">
     <w:abstractNumId w:val="80"/>
   </w:num>
-  <w:num w:numId="28" w16cid:durableId="519204185">
-    <w:abstractNumId w:val="34"/>
-  </w:num>
-  <w:num w:numId="29" w16cid:durableId="1706559306">
+  <w:num w:numId="83" w16cid:durableId="1432243327">
     <w:abstractNumId w:val="67"/>
   </w:num>
-  <w:num w:numId="30" w16cid:durableId="1050305727">
-    <w:abstractNumId w:val="44"/>
-  </w:num>
-  <w:num w:numId="31" w16cid:durableId="1439444620">
-    <w:abstractNumId w:val="57"/>
-  </w:num>
-  <w:num w:numId="32" w16cid:durableId="1831407804">
-    <w:abstractNumId w:val="7"/>
-  </w:num>
-  <w:num w:numId="33" w16cid:durableId="1777367443">
-    <w:abstractNumId w:val="35"/>
-  </w:num>
-  <w:num w:numId="34" w16cid:durableId="479158040">
-    <w:abstractNumId w:val="88"/>
-  </w:num>
-  <w:num w:numId="35" w16cid:durableId="2026666882">
-    <w:abstractNumId w:val="82"/>
-  </w:num>
-  <w:num w:numId="36" w16cid:durableId="1640843127">
-    <w:abstractNumId w:val="89"/>
-  </w:num>
-  <w:num w:numId="37" w16cid:durableId="83958067">
-    <w:abstractNumId w:val="41"/>
-  </w:num>
-  <w:num w:numId="38" w16cid:durableId="1831871160">
-    <w:abstractNumId w:val="86"/>
-  </w:num>
-  <w:num w:numId="39" w16cid:durableId="727649376">
-    <w:abstractNumId w:val="38"/>
-  </w:num>
-  <w:num w:numId="40" w16cid:durableId="804392417">
-    <w:abstractNumId w:val="29"/>
-  </w:num>
-  <w:num w:numId="41" w16cid:durableId="2016688023">
-    <w:abstractNumId w:val="63"/>
-  </w:num>
-  <w:num w:numId="42" w16cid:durableId="1126965100">
-    <w:abstractNumId w:val="68"/>
-  </w:num>
-  <w:num w:numId="43" w16cid:durableId="1921326403">
-    <w:abstractNumId w:val="58"/>
-  </w:num>
-  <w:num w:numId="44" w16cid:durableId="2006857201">
-    <w:abstractNumId w:val="48"/>
-  </w:num>
-  <w:num w:numId="45" w16cid:durableId="649602641">
-    <w:abstractNumId w:val="32"/>
-  </w:num>
-  <w:num w:numId="46" w16cid:durableId="1939092404">
-    <w:abstractNumId w:val="45"/>
-  </w:num>
-  <w:num w:numId="47" w16cid:durableId="93716549">
-    <w:abstractNumId w:val="94"/>
-  </w:num>
-  <w:num w:numId="48" w16cid:durableId="1549098943">
-    <w:abstractNumId w:val="87"/>
-  </w:num>
-  <w:num w:numId="49" w16cid:durableId="637611065">
-    <w:abstractNumId w:val="37"/>
-  </w:num>
-  <w:num w:numId="50" w16cid:durableId="174225593">
-    <w:abstractNumId w:val="31"/>
-  </w:num>
-  <w:num w:numId="51" w16cid:durableId="1416510578">
-    <w:abstractNumId w:val="28"/>
-  </w:num>
-  <w:num w:numId="52" w16cid:durableId="1484666075">
-    <w:abstractNumId w:val="18"/>
-  </w:num>
-  <w:num w:numId="53" w16cid:durableId="844246322">
-    <w:abstractNumId w:val="3"/>
-  </w:num>
-  <w:num w:numId="54" w16cid:durableId="937179671">
-    <w:abstractNumId w:val="9"/>
-  </w:num>
-  <w:num w:numId="55" w16cid:durableId="1671104138">
-    <w:abstractNumId w:val="43"/>
-  </w:num>
-  <w:num w:numId="56" w16cid:durableId="991250543">
-    <w:abstractNumId w:val="16"/>
-  </w:num>
-  <w:num w:numId="57" w16cid:durableId="57870292">
-    <w:abstractNumId w:val="65"/>
-  </w:num>
-  <w:num w:numId="58" w16cid:durableId="1132557770">
-    <w:abstractNumId w:val="98"/>
-  </w:num>
-  <w:num w:numId="59" w16cid:durableId="1367368697">
-    <w:abstractNumId w:val="14"/>
-  </w:num>
-  <w:num w:numId="60" w16cid:durableId="536357828">
-    <w:abstractNumId w:val="51"/>
-  </w:num>
-  <w:num w:numId="61" w16cid:durableId="604652666">
-    <w:abstractNumId w:val="40"/>
-  </w:num>
-  <w:num w:numId="62" w16cid:durableId="1640917294">
-    <w:abstractNumId w:val="81"/>
-  </w:num>
-  <w:num w:numId="63" w16cid:durableId="1106271829">
-    <w:abstractNumId w:val="39"/>
-  </w:num>
-  <w:num w:numId="64" w16cid:durableId="1286544633">
-    <w:abstractNumId w:val="22"/>
-  </w:num>
-  <w:num w:numId="65" w16cid:durableId="1302492964">
-    <w:abstractNumId w:val="73"/>
-  </w:num>
-  <w:num w:numId="66" w16cid:durableId="1817457555">
-    <w:abstractNumId w:val="66"/>
-  </w:num>
-  <w:num w:numId="67" w16cid:durableId="1378624631">
-    <w:abstractNumId w:val="70"/>
-  </w:num>
-  <w:num w:numId="68" w16cid:durableId="99179333">
-    <w:abstractNumId w:val="20"/>
-  </w:num>
-  <w:num w:numId="69" w16cid:durableId="1565608183">
-    <w:abstractNumId w:val="72"/>
-  </w:num>
-  <w:num w:numId="70" w16cid:durableId="1160925032">
-    <w:abstractNumId w:val="21"/>
-  </w:num>
-  <w:num w:numId="71" w16cid:durableId="1074083402">
-    <w:abstractNumId w:val="53"/>
-  </w:num>
-  <w:num w:numId="72" w16cid:durableId="505705463">
-    <w:abstractNumId w:val="30"/>
-  </w:num>
-  <w:num w:numId="73" w16cid:durableId="1442798831">
-    <w:abstractNumId w:val="6"/>
-  </w:num>
-  <w:num w:numId="74" w16cid:durableId="1059288088">
-    <w:abstractNumId w:val="52"/>
-  </w:num>
-  <w:num w:numId="75" w16cid:durableId="1800486562">
-    <w:abstractNumId w:val="33"/>
-  </w:num>
-  <w:num w:numId="76" w16cid:durableId="145174008">
-    <w:abstractNumId w:val="19"/>
-  </w:num>
-  <w:num w:numId="77" w16cid:durableId="928389885">
-    <w:abstractNumId w:val="17"/>
-  </w:num>
-  <w:num w:numId="78" w16cid:durableId="572786032">
-    <w:abstractNumId w:val="27"/>
-  </w:num>
-  <w:num w:numId="79" w16cid:durableId="1153330480">
-    <w:abstractNumId w:val="62"/>
-  </w:num>
-  <w:num w:numId="80" w16cid:durableId="1571041670">
-    <w:abstractNumId w:val="11"/>
-  </w:num>
-  <w:num w:numId="81" w16cid:durableId="1139416074">
-    <w:abstractNumId w:val="36"/>
-  </w:num>
-  <w:num w:numId="82" w16cid:durableId="95058015">
-    <w:abstractNumId w:val="95"/>
-  </w:num>
-  <w:num w:numId="83" w16cid:durableId="326058897">
-    <w:abstractNumId w:val="2"/>
-  </w:num>
-  <w:num w:numId="84" w16cid:durableId="1822691731">
-    <w:abstractNumId w:val="69"/>
-  </w:num>
-  <w:num w:numId="85" w16cid:durableId="491482094">
-    <w:abstractNumId w:val="46"/>
-  </w:num>
-  <w:num w:numId="86" w16cid:durableId="624000986">
-    <w:abstractNumId w:val="1"/>
-  </w:num>
-  <w:num w:numId="87" w16cid:durableId="1185247772">
-    <w:abstractNumId w:val="24"/>
-  </w:num>
-  <w:num w:numId="88" w16cid:durableId="1462265845">
-    <w:abstractNumId w:val="25"/>
-  </w:num>
-  <w:num w:numId="89" w16cid:durableId="39746174">
-    <w:abstractNumId w:val="0"/>
-  </w:num>
-  <w:num w:numId="90" w16cid:durableId="842819424">
-    <w:abstractNumId w:val="85"/>
-  </w:num>
-  <w:num w:numId="91" w16cid:durableId="2118792854">
-    <w:abstractNumId w:val="75"/>
-  </w:num>
-  <w:num w:numId="92" w16cid:durableId="1506017899">
-    <w:abstractNumId w:val="91"/>
-  </w:num>
-  <w:num w:numId="93" w16cid:durableId="1922787855">
-    <w:abstractNumId w:val="76"/>
-  </w:num>
-  <w:num w:numId="94" w16cid:durableId="240912039">
-    <w:abstractNumId w:val="8"/>
-  </w:num>
-  <w:num w:numId="95" w16cid:durableId="923101239">
-    <w:abstractNumId w:val="47"/>
-  </w:num>
-  <w:num w:numId="96" w16cid:durableId="1390688744">
-    <w:abstractNumId w:val="61"/>
-  </w:num>
-  <w:num w:numId="97" w16cid:durableId="2005474240">
-    <w:abstractNumId w:val="54"/>
-  </w:num>
-  <w:num w:numId="98" w16cid:durableId="1542980593">
-    <w:abstractNumId w:val="78"/>
-  </w:num>
-  <w:num w:numId="99" w16cid:durableId="297106655">
-    <w:abstractNumId w:val="55"/>
-  </w:num>
+  <w:numIdMacAtCleanup w:val="82"/>
 </w:numbering>
 </file>
 
@@ -27019,7 +25929,6 @@
   <w:style w:type="character" w:default="1" w:styleId="DefaultParagraphFont">
     <w:name w:val="Default Paragraph Font"/>
     <w:uiPriority w:val="1"/>
-    <w:semiHidden/>
     <w:unhideWhenUsed/>
   </w:style>
   <w:style w:type="table" w:default="1" w:styleId="TableNormal">

--- a/EOD update daily.docx
+++ b/EOD update daily.docx
@@ -13123,13 +13123,7 @@
         <w:rPr>
           <w:rFonts w:eastAsia="Times New Roman"/>
         </w:rPr>
-        <w:t>Was on Leave</w:t>
-      </w:r>
-      <w:r>
-        <w:rPr>
-          <w:rFonts w:eastAsia="Times New Roman"/>
-        </w:rPr>
-        <w:t xml:space="preserve"> </w:t>
+        <w:t xml:space="preserve">Was on Leave </w:t>
       </w:r>
     </w:p>
     <w:p>
@@ -13233,6 +13227,498 @@
       </w:pPr>
       <w:r>
         <w:t>Code pushed. Senior review needed.</w:t>
+      </w:r>
+    </w:p>
+    <w:p>
+      <w:pPr>
+        <w:rPr>
+          <w:b/>
+          <w:bCs/>
+        </w:rPr>
+      </w:pPr>
+      <w:r>
+        <w:rPr>
+          <w:b/>
+          <w:bCs/>
+        </w:rPr>
+        <w:t>Webbing Plex</w:t>
+      </w:r>
+      <w:r>
+        <w:rPr>
+          <w:b/>
+          <w:bCs/>
+        </w:rPr>
+        <w:t>:</w:t>
+      </w:r>
+    </w:p>
+    <w:p>
+      <w:pPr>
+        <w:pStyle w:val="ListParagraph"/>
+        <w:numPr>
+          <w:ilvl w:val="0"/>
+          <w:numId w:val="84"/>
+        </w:numPr>
+      </w:pPr>
+      <w:r>
+        <w:t>Responsiveness checks and code structure review and plan</w:t>
+      </w:r>
+    </w:p>
+    <w:p>
+      <w:r>
+        <w:br w:type="page"/>
+      </w:r>
+    </w:p>
+    <w:p>
+      <w:pPr>
+        <w:pStyle w:val="Heading1"/>
+      </w:pPr>
+      <w:r>
+        <w:rPr>
+          <w:highlight w:val="yellow"/>
+        </w:rPr>
+        <w:lastRenderedPageBreak/>
+        <w:t xml:space="preserve">June 26 2026 Friday Login: 9:02 AM </w:t>
+      </w:r>
+      <w:proofErr w:type="gramStart"/>
+      <w:r>
+        <w:rPr>
+          <w:highlight w:val="yellow"/>
+        </w:rPr>
+        <w:t>Logout:</w:t>
+      </w:r>
+      <w:r>
+        <w:t>5:00</w:t>
+      </w:r>
+      <w:proofErr w:type="gramEnd"/>
+      <w:r>
+        <w:t xml:space="preserve"> PM</w:t>
+      </w:r>
+    </w:p>
+    <w:p>
+      <w:pPr>
+        <w:rPr>
+          <w:b/>
+          <w:bCs/>
+        </w:rPr>
+      </w:pPr>
+      <w:r>
+        <w:rPr>
+          <w:b/>
+          <w:bCs/>
+        </w:rPr>
+        <w:t>Mac store:</w:t>
+      </w:r>
+    </w:p>
+    <w:p>
+      <w:pPr>
+        <w:pStyle w:val="ListParagraph"/>
+        <w:numPr>
+          <w:ilvl w:val="0"/>
+          <w:numId w:val="84"/>
+        </w:numPr>
+      </w:pPr>
+      <w:r>
+        <w:t xml:space="preserve">Refactored some parts of the navigation. </w:t>
+      </w:r>
+    </w:p>
+    <w:p>
+      <w:pPr>
+        <w:pStyle w:val="ListParagraph"/>
+        <w:numPr>
+          <w:ilvl w:val="0"/>
+          <w:numId w:val="84"/>
+        </w:numPr>
+      </w:pPr>
+      <w:r>
+        <w:t xml:space="preserve">Identified the </w:t>
+      </w:r>
+      <w:r>
+        <w:rPr>
+          <w:b/>
+          <w:bCs/>
+        </w:rPr>
+        <w:t>New Arrival</w:t>
+      </w:r>
+      <w:r>
+        <w:t xml:space="preserve"> section in the codebase. </w:t>
+      </w:r>
+    </w:p>
+    <w:p>
+      <w:pPr>
+        <w:pStyle w:val="ListParagraph"/>
+        <w:numPr>
+          <w:ilvl w:val="0"/>
+          <w:numId w:val="84"/>
+        </w:numPr>
+      </w:pPr>
+      <w:r>
+        <w:t xml:space="preserve">Tested the API for the </w:t>
+      </w:r>
+      <w:r>
+        <w:rPr>
+          <w:b/>
+          <w:bCs/>
+        </w:rPr>
+        <w:t>New Arrival</w:t>
+      </w:r>
+      <w:r>
+        <w:t xml:space="preserve"> section. The API is returning data that differs from the admin panel, so this needs to be discussed with the senior developer. </w:t>
+      </w:r>
+    </w:p>
+    <w:p>
+      <w:pPr>
+        <w:pStyle w:val="ListParagraph"/>
+        <w:numPr>
+          <w:ilvl w:val="0"/>
+          <w:numId w:val="84"/>
+        </w:numPr>
+      </w:pPr>
+      <w:r>
+        <w:t xml:space="preserve">Explained the category fetch flow to the founder. </w:t>
+      </w:r>
+    </w:p>
+    <w:p>
+      <w:pPr>
+        <w:pStyle w:val="ListParagraph"/>
+        <w:numPr>
+          <w:ilvl w:val="0"/>
+          <w:numId w:val="84"/>
+        </w:numPr>
+      </w:pPr>
+      <w:r>
+        <w:t xml:space="preserve">Listed the issues and pending updates after verification </w:t>
+      </w:r>
+      <w:r>
+        <w:t>This</w:t>
+      </w:r>
+      <w:r>
+        <w:t xml:space="preserve"> will be addressed with the senior developer.</w:t>
+      </w:r>
+    </w:p>
+    <w:p>
+      <w:r>
+        <w:t xml:space="preserve">Identify some issue in </w:t>
+      </w:r>
+      <w:proofErr w:type="spellStart"/>
+      <w:r>
+        <w:t>webbingPlex</w:t>
+      </w:r>
+      <w:proofErr w:type="spellEnd"/>
+      <w:r>
+        <w:t xml:space="preserve"> that is listed out.</w:t>
+      </w:r>
+    </w:p>
+    <w:p>
+      <w:r>
+        <w:br w:type="page"/>
+      </w:r>
+    </w:p>
+    <w:p>
+      <w:pPr>
+        <w:pStyle w:val="Heading1"/>
+      </w:pPr>
+      <w:r>
+        <w:rPr>
+          <w:highlight w:val="yellow"/>
+        </w:rPr>
+        <w:lastRenderedPageBreak/>
+        <w:t>June 2</w:t>
+      </w:r>
+      <w:r>
+        <w:rPr>
+          <w:highlight w:val="yellow"/>
+        </w:rPr>
+        <w:t>8, 29, 30</w:t>
+      </w:r>
+      <w:r>
+        <w:rPr>
+          <w:highlight w:val="yellow"/>
+        </w:rPr>
+        <w:t xml:space="preserve"> </w:t>
+      </w:r>
+      <w:proofErr w:type="gramStart"/>
+      <w:r>
+        <w:rPr>
+          <w:highlight w:val="yellow"/>
+        </w:rPr>
+        <w:t>2026  (</w:t>
+      </w:r>
+      <w:proofErr w:type="gramEnd"/>
+      <w:r>
+        <w:rPr>
+          <w:highlight w:val="yellow"/>
+        </w:rPr>
+        <w:t>Sun Mon Tue) : was on leave</w:t>
+      </w:r>
+    </w:p>
+    <w:p/>
+    <w:p>
+      <w:r>
+        <w:br w:type="page"/>
+      </w:r>
+    </w:p>
+    <w:p>
+      <w:pPr>
+        <w:pStyle w:val="Heading1"/>
+      </w:pPr>
+      <w:r>
+        <w:rPr>
+          <w:highlight w:val="yellow"/>
+        </w:rPr>
+        <w:lastRenderedPageBreak/>
+        <w:t>Ju</w:t>
+      </w:r>
+      <w:r>
+        <w:rPr>
+          <w:highlight w:val="yellow"/>
+        </w:rPr>
+        <w:t>ly</w:t>
+      </w:r>
+      <w:r>
+        <w:rPr>
+          <w:highlight w:val="yellow"/>
+        </w:rPr>
+        <w:t xml:space="preserve"> </w:t>
+      </w:r>
+      <w:r>
+        <w:rPr>
+          <w:highlight w:val="yellow"/>
+        </w:rPr>
+        <w:t>01</w:t>
+      </w:r>
+      <w:r>
+        <w:rPr>
+          <w:highlight w:val="yellow"/>
+        </w:rPr>
+        <w:t xml:space="preserve"> 2026 </w:t>
+      </w:r>
+      <w:r>
+        <w:rPr>
+          <w:highlight w:val="yellow"/>
+        </w:rPr>
+        <w:t>Wednesday</w:t>
+      </w:r>
+      <w:r>
+        <w:rPr>
+          <w:highlight w:val="yellow"/>
+        </w:rPr>
+        <w:t xml:space="preserve"> Login: 9:</w:t>
+      </w:r>
+      <w:r>
+        <w:rPr>
+          <w:highlight w:val="yellow"/>
+        </w:rPr>
+        <w:t>23</w:t>
+      </w:r>
+      <w:r>
+        <w:rPr>
+          <w:highlight w:val="yellow"/>
+        </w:rPr>
+        <w:t xml:space="preserve"> AM </w:t>
+      </w:r>
+      <w:proofErr w:type="gramStart"/>
+      <w:r>
+        <w:rPr>
+          <w:highlight w:val="yellow"/>
+        </w:rPr>
+        <w:t>Logout:5:00</w:t>
+      </w:r>
+      <w:proofErr w:type="gramEnd"/>
+      <w:r>
+        <w:rPr>
+          <w:highlight w:val="yellow"/>
+        </w:rPr>
+        <w:t xml:space="preserve"> PM</w:t>
+      </w:r>
+    </w:p>
+    <w:p/>
+    <w:p>
+      <w:pPr>
+        <w:pStyle w:val="ListParagraph"/>
+        <w:numPr>
+          <w:ilvl w:val="0"/>
+          <w:numId w:val="84"/>
+        </w:numPr>
+      </w:pPr>
+      <w:r>
+        <w:t xml:space="preserve">Explained the category/collection navigation fixes and product listing changes, then pushed the code and got it merged into the main branch. </w:t>
+      </w:r>
+    </w:p>
+    <w:p>
+      <w:pPr>
+        <w:pStyle w:val="ListParagraph"/>
+        <w:numPr>
+          <w:ilvl w:val="0"/>
+          <w:numId w:val="84"/>
+        </w:numPr>
+      </w:pPr>
+      <w:r>
+        <w:t xml:space="preserve">Updated him on all codebase changes and development progress that happened during his one-week leave. </w:t>
+      </w:r>
+    </w:p>
+    <w:p>
+      <w:pPr>
+        <w:pStyle w:val="ListParagraph"/>
+        <w:numPr>
+          <w:ilvl w:val="0"/>
+          <w:numId w:val="84"/>
+        </w:numPr>
+      </w:pPr>
+      <w:r>
+        <w:t xml:space="preserve">Discussed the overall codebase, current system behavior, working and pending areas, and aligned on tomorrow's priorities. </w:t>
+      </w:r>
+    </w:p>
+    <w:p>
+      <w:pPr>
+        <w:pStyle w:val="ListParagraph"/>
+        <w:numPr>
+          <w:ilvl w:val="0"/>
+          <w:numId w:val="84"/>
+        </w:numPr>
+      </w:pPr>
+      <w:r>
+        <w:t xml:space="preserve">Had an initial discussion with the </w:t>
+      </w:r>
+      <w:r>
+        <w:t>senior</w:t>
+      </w:r>
+      <w:r>
+        <w:t xml:space="preserve"> regarding</w:t>
+      </w:r>
+      <w:r>
+        <w:t xml:space="preserve"> what is meta with developer</w:t>
+      </w:r>
+      <w:r>
+        <w:t xml:space="preserve"> and </w:t>
+      </w:r>
+      <w:r>
+        <w:t>study about it</w:t>
+      </w:r>
+      <w:r>
+        <w:t>.</w:t>
+      </w:r>
+    </w:p>
+    <w:p>
+      <w:pPr>
+        <w:pStyle w:val="ListParagraph"/>
+        <w:numPr>
+          <w:ilvl w:val="0"/>
+          <w:numId w:val="84"/>
+        </w:numPr>
+      </w:pPr>
+      <w:r>
+        <w:t>Show him the frontend of webbing plex and pages that got designed</w:t>
+      </w:r>
+      <w:r>
+        <w:t xml:space="preserve"> and the flow.</w:t>
+      </w:r>
+    </w:p>
+    <w:p>
+      <w:pPr>
+        <w:pStyle w:val="ListParagraph"/>
+        <w:numPr>
+          <w:ilvl w:val="0"/>
+          <w:numId w:val="84"/>
+        </w:numPr>
+      </w:pPr>
+      <w:r>
+        <w:t xml:space="preserve">Transfer the ownership of the project </w:t>
+      </w:r>
+      <w:proofErr w:type="spellStart"/>
+      <w:r>
+        <w:t>webbingplex</w:t>
+      </w:r>
+      <w:proofErr w:type="spellEnd"/>
+    </w:p>
+    <w:p>
+      <w:r>
+        <w:br w:type="page"/>
+      </w:r>
+    </w:p>
+    <w:p>
+      <w:pPr>
+        <w:pStyle w:val="Heading1"/>
+      </w:pPr>
+      <w:r>
+        <w:rPr>
+          <w:highlight w:val="yellow"/>
+        </w:rPr>
+        <w:lastRenderedPageBreak/>
+        <w:t>July 26 2026 Thursday Login: 9:29 AM Logout:</w:t>
+      </w:r>
+      <w:r>
+        <w:t xml:space="preserve"> </w:t>
+      </w:r>
+    </w:p>
+    <w:p>
+      <w:pPr>
+        <w:pStyle w:val="ListParagraph"/>
+        <w:numPr>
+          <w:ilvl w:val="0"/>
+          <w:numId w:val="84"/>
+        </w:numPr>
+      </w:pPr>
+      <w:r>
+        <w:t>Verified the admin panel new arrivals functionality after manual test.</w:t>
+      </w:r>
+    </w:p>
+    <w:p>
+      <w:pPr>
+        <w:pStyle w:val="ListParagraph"/>
+        <w:numPr>
+          <w:ilvl w:val="0"/>
+          <w:numId w:val="84"/>
+        </w:numPr>
+      </w:pPr>
+      <w:r>
+        <w:t xml:space="preserve">Analyzed the new arrival section and identified responsiveness and UI issues. Completed the basic fixes; the code will be pushed after the review. </w:t>
+      </w:r>
+    </w:p>
+    <w:p>
+      <w:pPr>
+        <w:pStyle w:val="ListParagraph"/>
+        <w:numPr>
+          <w:ilvl w:val="0"/>
+          <w:numId w:val="84"/>
+        </w:numPr>
+      </w:pPr>
+      <w:r>
+        <w:t xml:space="preserve">Set up PHP for the senior, completed the configuration, and pushed the builds. This took a significant amount of time due to configuration errors that required troubleshooting. </w:t>
+      </w:r>
+    </w:p>
+    <w:p>
+      <w:pPr>
+        <w:pStyle w:val="ListParagraph"/>
+        <w:numPr>
+          <w:ilvl w:val="0"/>
+          <w:numId w:val="84"/>
+        </w:numPr>
+      </w:pPr>
+      <w:r>
+        <w:t>Had discussions with the senior regarding ongoing tasks and implementation details</w:t>
+      </w:r>
+      <w:r>
+        <w:t xml:space="preserve"> of mac.</w:t>
+      </w:r>
+    </w:p>
+    <w:p>
+      <w:pPr>
+        <w:pStyle w:val="ListParagraph"/>
+        <w:numPr>
+          <w:ilvl w:val="0"/>
+          <w:numId w:val="84"/>
+        </w:numPr>
+      </w:pPr>
+      <w:r>
+        <w:t xml:space="preserve">Clone the repo of </w:t>
+      </w:r>
+      <w:proofErr w:type="spellStart"/>
+      <w:r>
+        <w:t>mayau</w:t>
+      </w:r>
+      <w:proofErr w:type="spellEnd"/>
+      <w:r>
+        <w:t xml:space="preserve"> tech for tomorrow priority </w:t>
       </w:r>
     </w:p>
     <w:sectPr>
@@ -17687,6 +18173,119 @@
     </w:lvl>
   </w:abstractNum>
   <w:abstractNum w:abstractNumId="31" w15:restartNumberingAfterBreak="0">
+    <w:nsid w:val="31B76C7C"/>
+    <w:multiLevelType w:val="hybridMultilevel"/>
+    <w:tmpl w:val="533CBDFC"/>
+    <w:lvl w:ilvl="0" w:tplc="04090001">
+      <w:start w:val="1"/>
+      <w:numFmt w:val="bullet"/>
+      <w:lvlText w:val=""/>
+      <w:lvlJc w:val="left"/>
+      <w:pPr>
+        <w:ind w:left="720" w:hanging="360"/>
+      </w:pPr>
+      <w:rPr>
+        <w:rFonts w:ascii="Symbol" w:hAnsi="Symbol" w:hint="default"/>
+      </w:rPr>
+    </w:lvl>
+    <w:lvl w:ilvl="1" w:tplc="04090003" w:tentative="1">
+      <w:start w:val="1"/>
+      <w:numFmt w:val="bullet"/>
+      <w:lvlText w:val="o"/>
+      <w:lvlJc w:val="left"/>
+      <w:pPr>
+        <w:ind w:left="1440" w:hanging="360"/>
+      </w:pPr>
+      <w:rPr>
+        <w:rFonts w:ascii="Courier New" w:hAnsi="Courier New" w:cs="Courier New" w:hint="default"/>
+      </w:rPr>
+    </w:lvl>
+    <w:lvl w:ilvl="2" w:tplc="04090005" w:tentative="1">
+      <w:start w:val="1"/>
+      <w:numFmt w:val="bullet"/>
+      <w:lvlText w:val=""/>
+      <w:lvlJc w:val="left"/>
+      <w:pPr>
+        <w:ind w:left="2160" w:hanging="360"/>
+      </w:pPr>
+      <w:rPr>
+        <w:rFonts w:ascii="Wingdings" w:hAnsi="Wingdings" w:hint="default"/>
+      </w:rPr>
+    </w:lvl>
+    <w:lvl w:ilvl="3" w:tplc="04090001" w:tentative="1">
+      <w:start w:val="1"/>
+      <w:numFmt w:val="bullet"/>
+      <w:lvlText w:val=""/>
+      <w:lvlJc w:val="left"/>
+      <w:pPr>
+        <w:ind w:left="2880" w:hanging="360"/>
+      </w:pPr>
+      <w:rPr>
+        <w:rFonts w:ascii="Symbol" w:hAnsi="Symbol" w:hint="default"/>
+      </w:rPr>
+    </w:lvl>
+    <w:lvl w:ilvl="4" w:tplc="04090003" w:tentative="1">
+      <w:start w:val="1"/>
+      <w:numFmt w:val="bullet"/>
+      <w:lvlText w:val="o"/>
+      <w:lvlJc w:val="left"/>
+      <w:pPr>
+        <w:ind w:left="3600" w:hanging="360"/>
+      </w:pPr>
+      <w:rPr>
+        <w:rFonts w:ascii="Courier New" w:hAnsi="Courier New" w:cs="Courier New" w:hint="default"/>
+      </w:rPr>
+    </w:lvl>
+    <w:lvl w:ilvl="5" w:tplc="04090005" w:tentative="1">
+      <w:start w:val="1"/>
+      <w:numFmt w:val="bullet"/>
+      <w:lvlText w:val=""/>
+      <w:lvlJc w:val="left"/>
+      <w:pPr>
+        <w:ind w:left="4320" w:hanging="360"/>
+      </w:pPr>
+      <w:rPr>
+        <w:rFonts w:ascii="Wingdings" w:hAnsi="Wingdings" w:hint="default"/>
+      </w:rPr>
+    </w:lvl>
+    <w:lvl w:ilvl="6" w:tplc="04090001" w:tentative="1">
+      <w:start w:val="1"/>
+      <w:numFmt w:val="bullet"/>
+      <w:lvlText w:val=""/>
+      <w:lvlJc w:val="left"/>
+      <w:pPr>
+        <w:ind w:left="5040" w:hanging="360"/>
+      </w:pPr>
+      <w:rPr>
+        <w:rFonts w:ascii="Symbol" w:hAnsi="Symbol" w:hint="default"/>
+      </w:rPr>
+    </w:lvl>
+    <w:lvl w:ilvl="7" w:tplc="04090003" w:tentative="1">
+      <w:start w:val="1"/>
+      <w:numFmt w:val="bullet"/>
+      <w:lvlText w:val="o"/>
+      <w:lvlJc w:val="left"/>
+      <w:pPr>
+        <w:ind w:left="5760" w:hanging="360"/>
+      </w:pPr>
+      <w:rPr>
+        <w:rFonts w:ascii="Courier New" w:hAnsi="Courier New" w:cs="Courier New" w:hint="default"/>
+      </w:rPr>
+    </w:lvl>
+    <w:lvl w:ilvl="8" w:tplc="04090005" w:tentative="1">
+      <w:start w:val="1"/>
+      <w:numFmt w:val="bullet"/>
+      <w:lvlText w:val=""/>
+      <w:lvlJc w:val="left"/>
+      <w:pPr>
+        <w:ind w:left="6480" w:hanging="360"/>
+      </w:pPr>
+      <w:rPr>
+        <w:rFonts w:ascii="Wingdings" w:hAnsi="Wingdings" w:hint="default"/>
+      </w:rPr>
+    </w:lvl>
+  </w:abstractNum>
+  <w:abstractNum w:abstractNumId="32" w15:restartNumberingAfterBreak="0">
     <w:nsid w:val="329A797C"/>
     <w:multiLevelType w:val="multilevel"/>
     <w:tmpl w:val="DA8EF3C0"/>
@@ -17835,7 +18434,7 @@
       </w:rPr>
     </w:lvl>
   </w:abstractNum>
-  <w:abstractNum w:abstractNumId="32" w15:restartNumberingAfterBreak="0">
+  <w:abstractNum w:abstractNumId="33" w15:restartNumberingAfterBreak="0">
     <w:nsid w:val="33FB5ACC"/>
     <w:multiLevelType w:val="multilevel"/>
     <w:tmpl w:val="1770922E"/>
@@ -17984,7 +18583,7 @@
       </w:rPr>
     </w:lvl>
   </w:abstractNum>
-  <w:abstractNum w:abstractNumId="33" w15:restartNumberingAfterBreak="0">
+  <w:abstractNum w:abstractNumId="34" w15:restartNumberingAfterBreak="0">
     <w:nsid w:val="34B53B68"/>
     <w:multiLevelType w:val="multilevel"/>
     <w:tmpl w:val="75F4A9D8"/>
@@ -18133,7 +18732,7 @@
       </w:rPr>
     </w:lvl>
   </w:abstractNum>
-  <w:abstractNum w:abstractNumId="34" w15:restartNumberingAfterBreak="0">
+  <w:abstractNum w:abstractNumId="35" w15:restartNumberingAfterBreak="0">
     <w:nsid w:val="35082C2D"/>
     <w:multiLevelType w:val="multilevel"/>
     <w:tmpl w:val="00C280E4"/>
@@ -18282,7 +18881,7 @@
       </w:rPr>
     </w:lvl>
   </w:abstractNum>
-  <w:abstractNum w:abstractNumId="35" w15:restartNumberingAfterBreak="0">
+  <w:abstractNum w:abstractNumId="36" w15:restartNumberingAfterBreak="0">
     <w:nsid w:val="351A58D3"/>
     <w:multiLevelType w:val="multilevel"/>
     <w:tmpl w:val="DDA83992"/>
@@ -18431,7 +19030,7 @@
       </w:rPr>
     </w:lvl>
   </w:abstractNum>
-  <w:abstractNum w:abstractNumId="36" w15:restartNumberingAfterBreak="0">
+  <w:abstractNum w:abstractNumId="37" w15:restartNumberingAfterBreak="0">
     <w:nsid w:val="3780706F"/>
     <w:multiLevelType w:val="multilevel"/>
     <w:tmpl w:val="381CDEA8"/>
@@ -18580,7 +19179,7 @@
       </w:rPr>
     </w:lvl>
   </w:abstractNum>
-  <w:abstractNum w:abstractNumId="37" w15:restartNumberingAfterBreak="0">
+  <w:abstractNum w:abstractNumId="38" w15:restartNumberingAfterBreak="0">
     <w:nsid w:val="38F414DA"/>
     <w:multiLevelType w:val="multilevel"/>
     <w:tmpl w:val="2DEAE2BC"/>
@@ -18729,7 +19328,7 @@
       </w:rPr>
     </w:lvl>
   </w:abstractNum>
-  <w:abstractNum w:abstractNumId="38" w15:restartNumberingAfterBreak="0">
+  <w:abstractNum w:abstractNumId="39" w15:restartNumberingAfterBreak="0">
     <w:nsid w:val="392457FE"/>
     <w:multiLevelType w:val="multilevel"/>
     <w:tmpl w:val="DB469F6C"/>
@@ -18878,7 +19477,7 @@
       </w:rPr>
     </w:lvl>
   </w:abstractNum>
-  <w:abstractNum w:abstractNumId="39" w15:restartNumberingAfterBreak="0">
+  <w:abstractNum w:abstractNumId="40" w15:restartNumberingAfterBreak="0">
     <w:nsid w:val="3A923EFF"/>
     <w:multiLevelType w:val="multilevel"/>
     <w:tmpl w:val="F4004242"/>
@@ -19027,7 +19626,7 @@
       </w:rPr>
     </w:lvl>
   </w:abstractNum>
-  <w:abstractNum w:abstractNumId="40" w15:restartNumberingAfterBreak="0">
+  <w:abstractNum w:abstractNumId="41" w15:restartNumberingAfterBreak="0">
     <w:nsid w:val="40460948"/>
     <w:multiLevelType w:val="multilevel"/>
     <w:tmpl w:val="62C49374"/>
@@ -19176,7 +19775,7 @@
       </w:rPr>
     </w:lvl>
   </w:abstractNum>
-  <w:abstractNum w:abstractNumId="41" w15:restartNumberingAfterBreak="0">
+  <w:abstractNum w:abstractNumId="42" w15:restartNumberingAfterBreak="0">
     <w:nsid w:val="413E1D27"/>
     <w:multiLevelType w:val="hybridMultilevel"/>
     <w:tmpl w:val="4F060846"/>
@@ -19289,7 +19888,7 @@
       </w:rPr>
     </w:lvl>
   </w:abstractNum>
-  <w:abstractNum w:abstractNumId="42" w15:restartNumberingAfterBreak="0">
+  <w:abstractNum w:abstractNumId="43" w15:restartNumberingAfterBreak="0">
     <w:nsid w:val="421C74CE"/>
     <w:multiLevelType w:val="multilevel"/>
     <w:tmpl w:val="A6045D7E"/>
@@ -19438,7 +20037,7 @@
       </w:rPr>
     </w:lvl>
   </w:abstractNum>
-  <w:abstractNum w:abstractNumId="43" w15:restartNumberingAfterBreak="0">
+  <w:abstractNum w:abstractNumId="44" w15:restartNumberingAfterBreak="0">
     <w:nsid w:val="42696F10"/>
     <w:multiLevelType w:val="multilevel"/>
     <w:tmpl w:val="27506A40"/>
@@ -19587,7 +20186,7 @@
       </w:rPr>
     </w:lvl>
   </w:abstractNum>
-  <w:abstractNum w:abstractNumId="44" w15:restartNumberingAfterBreak="0">
+  <w:abstractNum w:abstractNumId="45" w15:restartNumberingAfterBreak="0">
     <w:nsid w:val="42AB5966"/>
     <w:multiLevelType w:val="multilevel"/>
     <w:tmpl w:val="CE088554"/>
@@ -19736,7 +20335,7 @@
       </w:rPr>
     </w:lvl>
   </w:abstractNum>
-  <w:abstractNum w:abstractNumId="45" w15:restartNumberingAfterBreak="0">
+  <w:abstractNum w:abstractNumId="46" w15:restartNumberingAfterBreak="0">
     <w:nsid w:val="4529096C"/>
     <w:multiLevelType w:val="hybridMultilevel"/>
     <w:tmpl w:val="FFF85C74"/>
@@ -19848,7 +20447,7 @@
       </w:rPr>
     </w:lvl>
   </w:abstractNum>
-  <w:abstractNum w:abstractNumId="46" w15:restartNumberingAfterBreak="0">
+  <w:abstractNum w:abstractNumId="47" w15:restartNumberingAfterBreak="0">
     <w:nsid w:val="46236874"/>
     <w:multiLevelType w:val="hybridMultilevel"/>
     <w:tmpl w:val="CF56BA42"/>
@@ -19961,7 +20560,7 @@
       </w:rPr>
     </w:lvl>
   </w:abstractNum>
-  <w:abstractNum w:abstractNumId="47" w15:restartNumberingAfterBreak="0">
+  <w:abstractNum w:abstractNumId="48" w15:restartNumberingAfterBreak="0">
     <w:nsid w:val="470C52B7"/>
     <w:multiLevelType w:val="multilevel"/>
     <w:tmpl w:val="DDBACCE6"/>
@@ -20110,7 +20709,7 @@
       </w:rPr>
     </w:lvl>
   </w:abstractNum>
-  <w:abstractNum w:abstractNumId="48" w15:restartNumberingAfterBreak="0">
+  <w:abstractNum w:abstractNumId="49" w15:restartNumberingAfterBreak="0">
     <w:nsid w:val="471B09B3"/>
     <w:multiLevelType w:val="multilevel"/>
     <w:tmpl w:val="A1B2CB16"/>
@@ -20259,7 +20858,7 @@
       </w:rPr>
     </w:lvl>
   </w:abstractNum>
-  <w:abstractNum w:abstractNumId="49" w15:restartNumberingAfterBreak="0">
+  <w:abstractNum w:abstractNumId="50" w15:restartNumberingAfterBreak="0">
     <w:nsid w:val="486B038C"/>
     <w:multiLevelType w:val="hybridMultilevel"/>
     <w:tmpl w:val="8C4A79DA"/>
@@ -20372,7 +20971,7 @@
       </w:rPr>
     </w:lvl>
   </w:abstractNum>
-  <w:abstractNum w:abstractNumId="50" w15:restartNumberingAfterBreak="0">
+  <w:abstractNum w:abstractNumId="51" w15:restartNumberingAfterBreak="0">
     <w:nsid w:val="4888582A"/>
     <w:multiLevelType w:val="multilevel"/>
     <w:tmpl w:val="2A22B8AA"/>
@@ -20521,7 +21120,7 @@
       </w:rPr>
     </w:lvl>
   </w:abstractNum>
-  <w:abstractNum w:abstractNumId="51" w15:restartNumberingAfterBreak="0">
+  <w:abstractNum w:abstractNumId="52" w15:restartNumberingAfterBreak="0">
     <w:nsid w:val="48E0701C"/>
     <w:multiLevelType w:val="multilevel"/>
     <w:tmpl w:val="4FB6510C"/>
@@ -20670,7 +21269,7 @@
       </w:rPr>
     </w:lvl>
   </w:abstractNum>
-  <w:abstractNum w:abstractNumId="52" w15:restartNumberingAfterBreak="0">
+  <w:abstractNum w:abstractNumId="53" w15:restartNumberingAfterBreak="0">
     <w:nsid w:val="4A8D35E4"/>
     <w:multiLevelType w:val="hybridMultilevel"/>
     <w:tmpl w:val="35A2089C"/>
@@ -20783,7 +21382,7 @@
       </w:rPr>
     </w:lvl>
   </w:abstractNum>
-  <w:abstractNum w:abstractNumId="53" w15:restartNumberingAfterBreak="0">
+  <w:abstractNum w:abstractNumId="54" w15:restartNumberingAfterBreak="0">
     <w:nsid w:val="4B8865D9"/>
     <w:multiLevelType w:val="multilevel"/>
     <w:tmpl w:val="238E69C6"/>
@@ -20932,7 +21531,7 @@
       </w:rPr>
     </w:lvl>
   </w:abstractNum>
-  <w:abstractNum w:abstractNumId="54" w15:restartNumberingAfterBreak="0">
+  <w:abstractNum w:abstractNumId="55" w15:restartNumberingAfterBreak="0">
     <w:nsid w:val="4D161459"/>
     <w:multiLevelType w:val="multilevel"/>
     <w:tmpl w:val="C10436FE"/>
@@ -21081,7 +21680,7 @@
       </w:rPr>
     </w:lvl>
   </w:abstractNum>
-  <w:abstractNum w:abstractNumId="55" w15:restartNumberingAfterBreak="0">
+  <w:abstractNum w:abstractNumId="56" w15:restartNumberingAfterBreak="0">
     <w:nsid w:val="4DA44DE1"/>
     <w:multiLevelType w:val="multilevel"/>
     <w:tmpl w:val="EA649872"/>
@@ -21230,7 +21829,7 @@
       </w:rPr>
     </w:lvl>
   </w:abstractNum>
-  <w:abstractNum w:abstractNumId="56" w15:restartNumberingAfterBreak="0">
+  <w:abstractNum w:abstractNumId="57" w15:restartNumberingAfterBreak="0">
     <w:nsid w:val="507F6DDB"/>
     <w:multiLevelType w:val="multilevel"/>
     <w:tmpl w:val="644671D8"/>
@@ -21379,7 +21978,7 @@
       </w:rPr>
     </w:lvl>
   </w:abstractNum>
-  <w:abstractNum w:abstractNumId="57" w15:restartNumberingAfterBreak="0">
+  <w:abstractNum w:abstractNumId="58" w15:restartNumberingAfterBreak="0">
     <w:nsid w:val="5232184E"/>
     <w:multiLevelType w:val="multilevel"/>
     <w:tmpl w:val="16B80DA4"/>
@@ -21528,7 +22127,120 @@
       </w:rPr>
     </w:lvl>
   </w:abstractNum>
-  <w:abstractNum w:abstractNumId="58" w15:restartNumberingAfterBreak="0">
+  <w:abstractNum w:abstractNumId="59" w15:restartNumberingAfterBreak="0">
+    <w:nsid w:val="53C03E13"/>
+    <w:multiLevelType w:val="hybridMultilevel"/>
+    <w:tmpl w:val="83FCBC06"/>
+    <w:lvl w:ilvl="0" w:tplc="04090001">
+      <w:start w:val="1"/>
+      <w:numFmt w:val="bullet"/>
+      <w:lvlText w:val=""/>
+      <w:lvlJc w:val="left"/>
+      <w:pPr>
+        <w:ind w:left="720" w:hanging="360"/>
+      </w:pPr>
+      <w:rPr>
+        <w:rFonts w:ascii="Symbol" w:hAnsi="Symbol" w:hint="default"/>
+      </w:rPr>
+    </w:lvl>
+    <w:lvl w:ilvl="1" w:tplc="04090003" w:tentative="1">
+      <w:start w:val="1"/>
+      <w:numFmt w:val="bullet"/>
+      <w:lvlText w:val="o"/>
+      <w:lvlJc w:val="left"/>
+      <w:pPr>
+        <w:ind w:left="1440" w:hanging="360"/>
+      </w:pPr>
+      <w:rPr>
+        <w:rFonts w:ascii="Courier New" w:hAnsi="Courier New" w:cs="Courier New" w:hint="default"/>
+      </w:rPr>
+    </w:lvl>
+    <w:lvl w:ilvl="2" w:tplc="04090005" w:tentative="1">
+      <w:start w:val="1"/>
+      <w:numFmt w:val="bullet"/>
+      <w:lvlText w:val=""/>
+      <w:lvlJc w:val="left"/>
+      <w:pPr>
+        <w:ind w:left="2160" w:hanging="360"/>
+      </w:pPr>
+      <w:rPr>
+        <w:rFonts w:ascii="Wingdings" w:hAnsi="Wingdings" w:hint="default"/>
+      </w:rPr>
+    </w:lvl>
+    <w:lvl w:ilvl="3" w:tplc="04090001" w:tentative="1">
+      <w:start w:val="1"/>
+      <w:numFmt w:val="bullet"/>
+      <w:lvlText w:val=""/>
+      <w:lvlJc w:val="left"/>
+      <w:pPr>
+        <w:ind w:left="2880" w:hanging="360"/>
+      </w:pPr>
+      <w:rPr>
+        <w:rFonts w:ascii="Symbol" w:hAnsi="Symbol" w:hint="default"/>
+      </w:rPr>
+    </w:lvl>
+    <w:lvl w:ilvl="4" w:tplc="04090003" w:tentative="1">
+      <w:start w:val="1"/>
+      <w:numFmt w:val="bullet"/>
+      <w:lvlText w:val="o"/>
+      <w:lvlJc w:val="left"/>
+      <w:pPr>
+        <w:ind w:left="3600" w:hanging="360"/>
+      </w:pPr>
+      <w:rPr>
+        <w:rFonts w:ascii="Courier New" w:hAnsi="Courier New" w:cs="Courier New" w:hint="default"/>
+      </w:rPr>
+    </w:lvl>
+    <w:lvl w:ilvl="5" w:tplc="04090005" w:tentative="1">
+      <w:start w:val="1"/>
+      <w:numFmt w:val="bullet"/>
+      <w:lvlText w:val=""/>
+      <w:lvlJc w:val="left"/>
+      <w:pPr>
+        <w:ind w:left="4320" w:hanging="360"/>
+      </w:pPr>
+      <w:rPr>
+        <w:rFonts w:ascii="Wingdings" w:hAnsi="Wingdings" w:hint="default"/>
+      </w:rPr>
+    </w:lvl>
+    <w:lvl w:ilvl="6" w:tplc="04090001" w:tentative="1">
+      <w:start w:val="1"/>
+      <w:numFmt w:val="bullet"/>
+      <w:lvlText w:val=""/>
+      <w:lvlJc w:val="left"/>
+      <w:pPr>
+        <w:ind w:left="5040" w:hanging="360"/>
+      </w:pPr>
+      <w:rPr>
+        <w:rFonts w:ascii="Symbol" w:hAnsi="Symbol" w:hint="default"/>
+      </w:rPr>
+    </w:lvl>
+    <w:lvl w:ilvl="7" w:tplc="04090003" w:tentative="1">
+      <w:start w:val="1"/>
+      <w:numFmt w:val="bullet"/>
+      <w:lvlText w:val="o"/>
+      <w:lvlJc w:val="left"/>
+      <w:pPr>
+        <w:ind w:left="5760" w:hanging="360"/>
+      </w:pPr>
+      <w:rPr>
+        <w:rFonts w:ascii="Courier New" w:hAnsi="Courier New" w:cs="Courier New" w:hint="default"/>
+      </w:rPr>
+    </w:lvl>
+    <w:lvl w:ilvl="8" w:tplc="04090005" w:tentative="1">
+      <w:start w:val="1"/>
+      <w:numFmt w:val="bullet"/>
+      <w:lvlText w:val=""/>
+      <w:lvlJc w:val="left"/>
+      <w:pPr>
+        <w:ind w:left="6480" w:hanging="360"/>
+      </w:pPr>
+      <w:rPr>
+        <w:rFonts w:ascii="Wingdings" w:hAnsi="Wingdings" w:hint="default"/>
+      </w:rPr>
+    </w:lvl>
+  </w:abstractNum>
+  <w:abstractNum w:abstractNumId="60" w15:restartNumberingAfterBreak="0">
     <w:nsid w:val="5A897983"/>
     <w:multiLevelType w:val="multilevel"/>
     <w:tmpl w:val="F05C9280"/>
@@ -21677,7 +22389,7 @@
       </w:rPr>
     </w:lvl>
   </w:abstractNum>
-  <w:abstractNum w:abstractNumId="59" w15:restartNumberingAfterBreak="0">
+  <w:abstractNum w:abstractNumId="61" w15:restartNumberingAfterBreak="0">
     <w:nsid w:val="5DD73975"/>
     <w:multiLevelType w:val="hybridMultilevel"/>
     <w:tmpl w:val="F3C8F606"/>
@@ -21790,7 +22502,7 @@
       </w:rPr>
     </w:lvl>
   </w:abstractNum>
-  <w:abstractNum w:abstractNumId="60" w15:restartNumberingAfterBreak="0">
+  <w:abstractNum w:abstractNumId="62" w15:restartNumberingAfterBreak="0">
     <w:nsid w:val="628566FA"/>
     <w:multiLevelType w:val="multilevel"/>
     <w:tmpl w:val="C576D23C"/>
@@ -21939,7 +22651,7 @@
       </w:rPr>
     </w:lvl>
   </w:abstractNum>
-  <w:abstractNum w:abstractNumId="61" w15:restartNumberingAfterBreak="0">
+  <w:abstractNum w:abstractNumId="63" w15:restartNumberingAfterBreak="0">
     <w:nsid w:val="628F4BF2"/>
     <w:multiLevelType w:val="multilevel"/>
     <w:tmpl w:val="A680F95C"/>
@@ -22088,7 +22800,7 @@
       </w:rPr>
     </w:lvl>
   </w:abstractNum>
-  <w:abstractNum w:abstractNumId="62" w15:restartNumberingAfterBreak="0">
+  <w:abstractNum w:abstractNumId="64" w15:restartNumberingAfterBreak="0">
     <w:nsid w:val="65C91593"/>
     <w:multiLevelType w:val="multilevel"/>
     <w:tmpl w:val="B8C27B96"/>
@@ -22237,7 +22949,7 @@
       </w:rPr>
     </w:lvl>
   </w:abstractNum>
-  <w:abstractNum w:abstractNumId="63" w15:restartNumberingAfterBreak="0">
+  <w:abstractNum w:abstractNumId="65" w15:restartNumberingAfterBreak="0">
     <w:nsid w:val="667B593B"/>
     <w:multiLevelType w:val="multilevel"/>
     <w:tmpl w:val="CE58BC76"/>
@@ -22386,7 +23098,7 @@
       </w:rPr>
     </w:lvl>
   </w:abstractNum>
-  <w:abstractNum w:abstractNumId="64" w15:restartNumberingAfterBreak="0">
+  <w:abstractNum w:abstractNumId="66" w15:restartNumberingAfterBreak="0">
     <w:nsid w:val="69F3676B"/>
     <w:multiLevelType w:val="multilevel"/>
     <w:tmpl w:val="6F324960"/>
@@ -22535,7 +23247,7 @@
       </w:rPr>
     </w:lvl>
   </w:abstractNum>
-  <w:abstractNum w:abstractNumId="65" w15:restartNumberingAfterBreak="0">
+  <w:abstractNum w:abstractNumId="67" w15:restartNumberingAfterBreak="0">
     <w:nsid w:val="6EBE3AC0"/>
     <w:multiLevelType w:val="multilevel"/>
     <w:tmpl w:val="1FFA36AC"/>
@@ -22684,7 +23396,7 @@
       </w:rPr>
     </w:lvl>
   </w:abstractNum>
-  <w:abstractNum w:abstractNumId="66" w15:restartNumberingAfterBreak="0">
+  <w:abstractNum w:abstractNumId="68" w15:restartNumberingAfterBreak="0">
     <w:nsid w:val="6EFD3537"/>
     <w:multiLevelType w:val="multilevel"/>
     <w:tmpl w:val="97C84188"/>
@@ -22833,7 +23545,7 @@
       </w:rPr>
     </w:lvl>
   </w:abstractNum>
-  <w:abstractNum w:abstractNumId="67" w15:restartNumberingAfterBreak="0">
+  <w:abstractNum w:abstractNumId="69" w15:restartNumberingAfterBreak="0">
     <w:nsid w:val="6F322895"/>
     <w:multiLevelType w:val="hybridMultilevel"/>
     <w:tmpl w:val="0E2649FC"/>
@@ -22946,7 +23658,7 @@
       </w:rPr>
     </w:lvl>
   </w:abstractNum>
-  <w:abstractNum w:abstractNumId="68" w15:restartNumberingAfterBreak="0">
+  <w:abstractNum w:abstractNumId="70" w15:restartNumberingAfterBreak="0">
     <w:nsid w:val="6F4737A3"/>
     <w:multiLevelType w:val="multilevel"/>
     <w:tmpl w:val="6EC638F4"/>
@@ -23095,7 +23807,7 @@
       </w:rPr>
     </w:lvl>
   </w:abstractNum>
-  <w:abstractNum w:abstractNumId="69" w15:restartNumberingAfterBreak="0">
+  <w:abstractNum w:abstractNumId="71" w15:restartNumberingAfterBreak="0">
     <w:nsid w:val="71B866B8"/>
     <w:multiLevelType w:val="multilevel"/>
     <w:tmpl w:val="D6A61A68"/>
@@ -23244,7 +23956,7 @@
       </w:rPr>
     </w:lvl>
   </w:abstractNum>
-  <w:abstractNum w:abstractNumId="70" w15:restartNumberingAfterBreak="0">
+  <w:abstractNum w:abstractNumId="72" w15:restartNumberingAfterBreak="0">
     <w:nsid w:val="71FE7096"/>
     <w:multiLevelType w:val="multilevel"/>
     <w:tmpl w:val="DB9A52BE"/>
@@ -23393,7 +24105,120 @@
       </w:rPr>
     </w:lvl>
   </w:abstractNum>
-  <w:abstractNum w:abstractNumId="71" w15:restartNumberingAfterBreak="0">
+  <w:abstractNum w:abstractNumId="73" w15:restartNumberingAfterBreak="0">
+    <w:nsid w:val="72601284"/>
+    <w:multiLevelType w:val="hybridMultilevel"/>
+    <w:tmpl w:val="19AC3094"/>
+    <w:lvl w:ilvl="0" w:tplc="04090001">
+      <w:start w:val="1"/>
+      <w:numFmt w:val="bullet"/>
+      <w:lvlText w:val=""/>
+      <w:lvlJc w:val="left"/>
+      <w:pPr>
+        <w:ind w:left="720" w:hanging="360"/>
+      </w:pPr>
+      <w:rPr>
+        <w:rFonts w:ascii="Symbol" w:hAnsi="Symbol" w:hint="default"/>
+      </w:rPr>
+    </w:lvl>
+    <w:lvl w:ilvl="1" w:tplc="04090003" w:tentative="1">
+      <w:start w:val="1"/>
+      <w:numFmt w:val="bullet"/>
+      <w:lvlText w:val="o"/>
+      <w:lvlJc w:val="left"/>
+      <w:pPr>
+        <w:ind w:left="1440" w:hanging="360"/>
+      </w:pPr>
+      <w:rPr>
+        <w:rFonts w:ascii="Courier New" w:hAnsi="Courier New" w:cs="Courier New" w:hint="default"/>
+      </w:rPr>
+    </w:lvl>
+    <w:lvl w:ilvl="2" w:tplc="04090005" w:tentative="1">
+      <w:start w:val="1"/>
+      <w:numFmt w:val="bullet"/>
+      <w:lvlText w:val=""/>
+      <w:lvlJc w:val="left"/>
+      <w:pPr>
+        <w:ind w:left="2160" w:hanging="360"/>
+      </w:pPr>
+      <w:rPr>
+        <w:rFonts w:ascii="Wingdings" w:hAnsi="Wingdings" w:hint="default"/>
+      </w:rPr>
+    </w:lvl>
+    <w:lvl w:ilvl="3" w:tplc="04090001" w:tentative="1">
+      <w:start w:val="1"/>
+      <w:numFmt w:val="bullet"/>
+      <w:lvlText w:val=""/>
+      <w:lvlJc w:val="left"/>
+      <w:pPr>
+        <w:ind w:left="2880" w:hanging="360"/>
+      </w:pPr>
+      <w:rPr>
+        <w:rFonts w:ascii="Symbol" w:hAnsi="Symbol" w:hint="default"/>
+      </w:rPr>
+    </w:lvl>
+    <w:lvl w:ilvl="4" w:tplc="04090003" w:tentative="1">
+      <w:start w:val="1"/>
+      <w:numFmt w:val="bullet"/>
+      <w:lvlText w:val="o"/>
+      <w:lvlJc w:val="left"/>
+      <w:pPr>
+        <w:ind w:left="3600" w:hanging="360"/>
+      </w:pPr>
+      <w:rPr>
+        <w:rFonts w:ascii="Courier New" w:hAnsi="Courier New" w:cs="Courier New" w:hint="default"/>
+      </w:rPr>
+    </w:lvl>
+    <w:lvl w:ilvl="5" w:tplc="04090005" w:tentative="1">
+      <w:start w:val="1"/>
+      <w:numFmt w:val="bullet"/>
+      <w:lvlText w:val=""/>
+      <w:lvlJc w:val="left"/>
+      <w:pPr>
+        <w:ind w:left="4320" w:hanging="360"/>
+      </w:pPr>
+      <w:rPr>
+        <w:rFonts w:ascii="Wingdings" w:hAnsi="Wingdings" w:hint="default"/>
+      </w:rPr>
+    </w:lvl>
+    <w:lvl w:ilvl="6" w:tplc="04090001" w:tentative="1">
+      <w:start w:val="1"/>
+      <w:numFmt w:val="bullet"/>
+      <w:lvlText w:val=""/>
+      <w:lvlJc w:val="left"/>
+      <w:pPr>
+        <w:ind w:left="5040" w:hanging="360"/>
+      </w:pPr>
+      <w:rPr>
+        <w:rFonts w:ascii="Symbol" w:hAnsi="Symbol" w:hint="default"/>
+      </w:rPr>
+    </w:lvl>
+    <w:lvl w:ilvl="7" w:tplc="04090003" w:tentative="1">
+      <w:start w:val="1"/>
+      <w:numFmt w:val="bullet"/>
+      <w:lvlText w:val="o"/>
+      <w:lvlJc w:val="left"/>
+      <w:pPr>
+        <w:ind w:left="5760" w:hanging="360"/>
+      </w:pPr>
+      <w:rPr>
+        <w:rFonts w:ascii="Courier New" w:hAnsi="Courier New" w:cs="Courier New" w:hint="default"/>
+      </w:rPr>
+    </w:lvl>
+    <w:lvl w:ilvl="8" w:tplc="04090005" w:tentative="1">
+      <w:start w:val="1"/>
+      <w:numFmt w:val="bullet"/>
+      <w:lvlText w:val=""/>
+      <w:lvlJc w:val="left"/>
+      <w:pPr>
+        <w:ind w:left="6480" w:hanging="360"/>
+      </w:pPr>
+      <w:rPr>
+        <w:rFonts w:ascii="Wingdings" w:hAnsi="Wingdings" w:hint="default"/>
+      </w:rPr>
+    </w:lvl>
+  </w:abstractNum>
+  <w:abstractNum w:abstractNumId="74" w15:restartNumberingAfterBreak="0">
     <w:nsid w:val="74D4408F"/>
     <w:multiLevelType w:val="multilevel"/>
     <w:tmpl w:val="C854DE4A"/>
@@ -23542,7 +24367,7 @@
       </w:rPr>
     </w:lvl>
   </w:abstractNum>
-  <w:abstractNum w:abstractNumId="72" w15:restartNumberingAfterBreak="0">
+  <w:abstractNum w:abstractNumId="75" w15:restartNumberingAfterBreak="0">
     <w:nsid w:val="75854F38"/>
     <w:multiLevelType w:val="multilevel"/>
     <w:tmpl w:val="D5CED040"/>
@@ -23691,7 +24516,7 @@
       </w:rPr>
     </w:lvl>
   </w:abstractNum>
-  <w:abstractNum w:abstractNumId="73" w15:restartNumberingAfterBreak="0">
+  <w:abstractNum w:abstractNumId="76" w15:restartNumberingAfterBreak="0">
     <w:nsid w:val="761A133C"/>
     <w:multiLevelType w:val="multilevel"/>
     <w:tmpl w:val="0F382862"/>
@@ -23840,7 +24665,7 @@
       </w:rPr>
     </w:lvl>
   </w:abstractNum>
-  <w:abstractNum w:abstractNumId="74" w15:restartNumberingAfterBreak="0">
+  <w:abstractNum w:abstractNumId="77" w15:restartNumberingAfterBreak="0">
     <w:nsid w:val="76A27D4F"/>
     <w:multiLevelType w:val="multilevel"/>
     <w:tmpl w:val="1D745170"/>
@@ -23989,7 +24814,7 @@
       </w:rPr>
     </w:lvl>
   </w:abstractNum>
-  <w:abstractNum w:abstractNumId="75" w15:restartNumberingAfterBreak="0">
+  <w:abstractNum w:abstractNumId="78" w15:restartNumberingAfterBreak="0">
     <w:nsid w:val="796D1793"/>
     <w:multiLevelType w:val="hybridMultilevel"/>
     <w:tmpl w:val="2938CC24"/>
@@ -24102,7 +24927,7 @@
       </w:rPr>
     </w:lvl>
   </w:abstractNum>
-  <w:abstractNum w:abstractNumId="76" w15:restartNumberingAfterBreak="0">
+  <w:abstractNum w:abstractNumId="79" w15:restartNumberingAfterBreak="0">
     <w:nsid w:val="7A0A2BF8"/>
     <w:multiLevelType w:val="multilevel"/>
     <w:tmpl w:val="139229D4"/>
@@ -24251,7 +25076,7 @@
       </w:rPr>
     </w:lvl>
   </w:abstractNum>
-  <w:abstractNum w:abstractNumId="77" w15:restartNumberingAfterBreak="0">
+  <w:abstractNum w:abstractNumId="80" w15:restartNumberingAfterBreak="0">
     <w:nsid w:val="7A251DB5"/>
     <w:multiLevelType w:val="multilevel"/>
     <w:tmpl w:val="A60243AE"/>
@@ -24400,7 +25225,7 @@
       </w:rPr>
     </w:lvl>
   </w:abstractNum>
-  <w:abstractNum w:abstractNumId="78" w15:restartNumberingAfterBreak="0">
+  <w:abstractNum w:abstractNumId="81" w15:restartNumberingAfterBreak="0">
     <w:nsid w:val="7C6F0D89"/>
     <w:multiLevelType w:val="multilevel"/>
     <w:tmpl w:val="F3E8C6DA"/>
@@ -24549,7 +25374,7 @@
       </w:rPr>
     </w:lvl>
   </w:abstractNum>
-  <w:abstractNum w:abstractNumId="79" w15:restartNumberingAfterBreak="0">
+  <w:abstractNum w:abstractNumId="82" w15:restartNumberingAfterBreak="0">
     <w:nsid w:val="7CC447D5"/>
     <w:multiLevelType w:val="multilevel"/>
     <w:tmpl w:val="F53EFE4C"/>
@@ -24698,7 +25523,7 @@
       </w:rPr>
     </w:lvl>
   </w:abstractNum>
-  <w:abstractNum w:abstractNumId="80" w15:restartNumberingAfterBreak="0">
+  <w:abstractNum w:abstractNumId="83" w15:restartNumberingAfterBreak="0">
     <w:nsid w:val="7DB559E2"/>
     <w:multiLevelType w:val="hybridMultilevel"/>
     <w:tmpl w:val="7780024C"/>
@@ -24811,7 +25636,7 @@
       </w:rPr>
     </w:lvl>
   </w:abstractNum>
-  <w:abstractNum w:abstractNumId="81" w15:restartNumberingAfterBreak="0">
+  <w:abstractNum w:abstractNumId="84" w15:restartNumberingAfterBreak="0">
     <w:nsid w:val="7E1B2E64"/>
     <w:multiLevelType w:val="hybridMultilevel"/>
     <w:tmpl w:val="E276480E"/>
@@ -24924,7 +25749,7 @@
       </w:rPr>
     </w:lvl>
   </w:abstractNum>
-  <w:abstractNum w:abstractNumId="82" w15:restartNumberingAfterBreak="0">
+  <w:abstractNum w:abstractNumId="85" w15:restartNumberingAfterBreak="0">
     <w:nsid w:val="7F007273"/>
     <w:multiLevelType w:val="multilevel"/>
     <w:tmpl w:val="F4D2AA58"/>
@@ -25074,7 +25899,7 @@
     </w:lvl>
   </w:abstractNum>
   <w:num w:numId="1" w16cid:durableId="448354519">
-    <w:abstractNumId w:val="40"/>
+    <w:abstractNumId w:val="41"/>
   </w:num>
   <w:num w:numId="2" w16cid:durableId="267277991">
     <w:abstractNumId w:val="4"/>
@@ -25083,34 +25908,34 @@
     <w:abstractNumId w:val="11"/>
   </w:num>
   <w:num w:numId="4" w16cid:durableId="1373382629">
-    <w:abstractNumId w:val="73"/>
+    <w:abstractNumId w:val="76"/>
   </w:num>
   <w:num w:numId="5" w16cid:durableId="1915696360">
-    <w:abstractNumId w:val="50"/>
+    <w:abstractNumId w:val="51"/>
   </w:num>
   <w:num w:numId="6" w16cid:durableId="44070181">
     <w:abstractNumId w:val="20"/>
   </w:num>
   <w:num w:numId="7" w16cid:durableId="493452589">
-    <w:abstractNumId w:val="79"/>
+    <w:abstractNumId w:val="82"/>
   </w:num>
   <w:num w:numId="8" w16cid:durableId="925652620">
-    <w:abstractNumId w:val="66"/>
+    <w:abstractNumId w:val="68"/>
   </w:num>
   <w:num w:numId="9" w16cid:durableId="2105029407">
-    <w:abstractNumId w:val="77"/>
+    <w:abstractNumId w:val="80"/>
   </w:num>
   <w:num w:numId="10" w16cid:durableId="1322386189">
-    <w:abstractNumId w:val="58"/>
+    <w:abstractNumId w:val="60"/>
   </w:num>
   <w:num w:numId="11" w16cid:durableId="1145046778">
-    <w:abstractNumId w:val="36"/>
+    <w:abstractNumId w:val="37"/>
   </w:num>
   <w:num w:numId="12" w16cid:durableId="886575476">
-    <w:abstractNumId w:val="68"/>
+    <w:abstractNumId w:val="70"/>
   </w:num>
   <w:num w:numId="13" w16cid:durableId="434445510">
-    <w:abstractNumId w:val="53"/>
+    <w:abstractNumId w:val="54"/>
   </w:num>
   <w:num w:numId="14" w16cid:durableId="1548566209">
     <w:abstractNumId w:val="23"/>
@@ -25119,7 +25944,7 @@
     <w:abstractNumId w:val="6"/>
   </w:num>
   <w:num w:numId="16" w16cid:durableId="1081374075">
-    <w:abstractNumId w:val="41"/>
+    <w:abstractNumId w:val="42"/>
   </w:num>
   <w:num w:numId="17" w16cid:durableId="1595045529">
     <w:abstractNumId w:val="13"/>
@@ -25128,61 +25953,61 @@
     <w:abstractNumId w:val="14"/>
   </w:num>
   <w:num w:numId="19" w16cid:durableId="113258773">
-    <w:abstractNumId w:val="47"/>
+    <w:abstractNumId w:val="48"/>
   </w:num>
   <w:num w:numId="20" w16cid:durableId="965312005">
-    <w:abstractNumId w:val="49"/>
+    <w:abstractNumId w:val="50"/>
   </w:num>
   <w:num w:numId="21" w16cid:durableId="343359711">
-    <w:abstractNumId w:val="81"/>
+    <w:abstractNumId w:val="84"/>
   </w:num>
   <w:num w:numId="22" w16cid:durableId="547838144">
-    <w:abstractNumId w:val="75"/>
+    <w:abstractNumId w:val="78"/>
   </w:num>
   <w:num w:numId="23" w16cid:durableId="1031033420">
-    <w:abstractNumId w:val="64"/>
+    <w:abstractNumId w:val="66"/>
   </w:num>
   <w:num w:numId="24" w16cid:durableId="519204185">
     <w:abstractNumId w:val="30"/>
   </w:num>
   <w:num w:numId="25" w16cid:durableId="1706559306">
-    <w:abstractNumId w:val="55"/>
+    <w:abstractNumId w:val="56"/>
   </w:num>
   <w:num w:numId="26" w16cid:durableId="1050305727">
-    <w:abstractNumId w:val="38"/>
+    <w:abstractNumId w:val="39"/>
   </w:num>
   <w:num w:numId="27" w16cid:durableId="1439444620">
-    <w:abstractNumId w:val="48"/>
+    <w:abstractNumId w:val="49"/>
   </w:num>
   <w:num w:numId="28" w16cid:durableId="1831407804">
     <w:abstractNumId w:val="8"/>
   </w:num>
   <w:num w:numId="29" w16cid:durableId="1777367443">
-    <w:abstractNumId w:val="31"/>
+    <w:abstractNumId w:val="32"/>
   </w:num>
   <w:num w:numId="30" w16cid:durableId="479158040">
-    <w:abstractNumId w:val="71"/>
+    <w:abstractNumId w:val="74"/>
   </w:num>
   <w:num w:numId="31" w16cid:durableId="2026666882">
-    <w:abstractNumId w:val="65"/>
+    <w:abstractNumId w:val="67"/>
   </w:num>
   <w:num w:numId="32" w16cid:durableId="1640843127">
+    <w:abstractNumId w:val="75"/>
+  </w:num>
+  <w:num w:numId="33" w16cid:durableId="83958067">
+    <w:abstractNumId w:val="36"/>
+  </w:num>
+  <w:num w:numId="34" w16cid:durableId="1831871160">
     <w:abstractNumId w:val="72"/>
   </w:num>
-  <w:num w:numId="33" w16cid:durableId="83958067">
-    <w:abstractNumId w:val="35"/>
-  </w:num>
-  <w:num w:numId="34" w16cid:durableId="1831871160">
-    <w:abstractNumId w:val="70"/>
-  </w:num>
   <w:num w:numId="35" w16cid:durableId="727649376">
-    <w:abstractNumId w:val="33"/>
+    <w:abstractNumId w:val="34"/>
   </w:num>
   <w:num w:numId="36" w16cid:durableId="804392417">
     <w:abstractNumId w:val="26"/>
   </w:num>
   <w:num w:numId="37" w16cid:durableId="2016688023">
-    <w:abstractNumId w:val="52"/>
+    <w:abstractNumId w:val="53"/>
   </w:num>
   <w:num w:numId="38" w16cid:durableId="174225593">
     <w:abstractNumId w:val="28"/>
@@ -25200,31 +26025,31 @@
     <w:abstractNumId w:val="10"/>
   </w:num>
   <w:num w:numId="43" w16cid:durableId="1671104138">
-    <w:abstractNumId w:val="37"/>
+    <w:abstractNumId w:val="38"/>
   </w:num>
   <w:num w:numId="44" w16cid:durableId="991250543">
     <w:abstractNumId w:val="16"/>
   </w:num>
   <w:num w:numId="45" w16cid:durableId="57870292">
-    <w:abstractNumId w:val="54"/>
+    <w:abstractNumId w:val="55"/>
   </w:num>
   <w:num w:numId="46" w16cid:durableId="1132557770">
-    <w:abstractNumId w:val="82"/>
+    <w:abstractNumId w:val="85"/>
   </w:num>
   <w:num w:numId="47" w16cid:durableId="536357828">
-    <w:abstractNumId w:val="42"/>
+    <w:abstractNumId w:val="43"/>
   </w:num>
   <w:num w:numId="48" w16cid:durableId="604652666">
-    <w:abstractNumId w:val="34"/>
+    <w:abstractNumId w:val="35"/>
   </w:num>
   <w:num w:numId="49" w16cid:durableId="1565608183">
-    <w:abstractNumId w:val="59"/>
+    <w:abstractNumId w:val="61"/>
   </w:num>
   <w:num w:numId="50" w16cid:durableId="1160925032">
     <w:abstractNumId w:val="19"/>
   </w:num>
   <w:num w:numId="51" w16cid:durableId="1074083402">
-    <w:abstractNumId w:val="44"/>
+    <w:abstractNumId w:val="45"/>
   </w:num>
   <w:num w:numId="52" w16cid:durableId="505705463">
     <w:abstractNumId w:val="27"/>
@@ -25233,7 +26058,7 @@
     <w:abstractNumId w:val="7"/>
   </w:num>
   <w:num w:numId="54" w16cid:durableId="1059288088">
-    <w:abstractNumId w:val="43"/>
+    <w:abstractNumId w:val="44"/>
   </w:num>
   <w:num w:numId="55" w16cid:durableId="1800486562">
     <w:abstractNumId w:val="29"/>
@@ -25245,25 +26070,25 @@
     <w:abstractNumId w:val="24"/>
   </w:num>
   <w:num w:numId="58" w16cid:durableId="1153330480">
-    <w:abstractNumId w:val="51"/>
+    <w:abstractNumId w:val="52"/>
   </w:num>
   <w:num w:numId="59" w16cid:durableId="1571041670">
     <w:abstractNumId w:val="12"/>
   </w:num>
   <w:num w:numId="60" w16cid:durableId="1139416074">
-    <w:abstractNumId w:val="32"/>
+    <w:abstractNumId w:val="33"/>
   </w:num>
   <w:num w:numId="61" w16cid:durableId="95058015">
-    <w:abstractNumId w:val="78"/>
+    <w:abstractNumId w:val="81"/>
   </w:num>
   <w:num w:numId="62" w16cid:durableId="326058897">
     <w:abstractNumId w:val="2"/>
   </w:num>
   <w:num w:numId="63" w16cid:durableId="1822691731">
-    <w:abstractNumId w:val="56"/>
+    <w:abstractNumId w:val="57"/>
   </w:num>
   <w:num w:numId="64" w16cid:durableId="491482094">
-    <w:abstractNumId w:val="39"/>
+    <w:abstractNumId w:val="40"/>
   </w:num>
   <w:num w:numId="65" w16cid:durableId="624000986">
     <w:abstractNumId w:val="1"/>
@@ -25278,34 +26103,34 @@
     <w:abstractNumId w:val="0"/>
   </w:num>
   <w:num w:numId="69" w16cid:durableId="842819424">
-    <w:abstractNumId w:val="69"/>
+    <w:abstractNumId w:val="71"/>
   </w:num>
   <w:num w:numId="70" w16cid:durableId="2118792854">
-    <w:abstractNumId w:val="60"/>
+    <w:abstractNumId w:val="62"/>
   </w:num>
   <w:num w:numId="71" w16cid:durableId="1506017899">
-    <w:abstractNumId w:val="74"/>
+    <w:abstractNumId w:val="77"/>
   </w:num>
   <w:num w:numId="72" w16cid:durableId="1922787855">
-    <w:abstractNumId w:val="61"/>
+    <w:abstractNumId w:val="63"/>
   </w:num>
   <w:num w:numId="73" w16cid:durableId="240912039">
     <w:abstractNumId w:val="9"/>
   </w:num>
   <w:num w:numId="74" w16cid:durableId="2005474240">
-    <w:abstractNumId w:val="45"/>
+    <w:abstractNumId w:val="46"/>
   </w:num>
   <w:num w:numId="75" w16cid:durableId="297106655">
-    <w:abstractNumId w:val="46"/>
+    <w:abstractNumId w:val="47"/>
   </w:num>
   <w:num w:numId="76" w16cid:durableId="1263805218">
-    <w:abstractNumId w:val="63"/>
+    <w:abstractNumId w:val="65"/>
   </w:num>
   <w:num w:numId="77" w16cid:durableId="336930133">
-    <w:abstractNumId w:val="76"/>
+    <w:abstractNumId w:val="79"/>
   </w:num>
   <w:num w:numId="78" w16cid:durableId="1358193180">
-    <w:abstractNumId w:val="62"/>
+    <w:abstractNumId w:val="64"/>
   </w:num>
   <w:num w:numId="79" w16cid:durableId="611593919">
     <w:abstractNumId w:val="15"/>
@@ -25314,13 +26139,22 @@
     <w:abstractNumId w:val="5"/>
   </w:num>
   <w:num w:numId="81" w16cid:durableId="1669598111">
-    <w:abstractNumId w:val="57"/>
+    <w:abstractNumId w:val="58"/>
   </w:num>
   <w:num w:numId="82" w16cid:durableId="729501046">
-    <w:abstractNumId w:val="80"/>
+    <w:abstractNumId w:val="83"/>
   </w:num>
   <w:num w:numId="83" w16cid:durableId="1432243327">
-    <w:abstractNumId w:val="67"/>
+    <w:abstractNumId w:val="69"/>
+  </w:num>
+  <w:num w:numId="84" w16cid:durableId="1673410959">
+    <w:abstractNumId w:val="59"/>
+  </w:num>
+  <w:num w:numId="85" w16cid:durableId="946810640">
+    <w:abstractNumId w:val="31"/>
+  </w:num>
+  <w:num w:numId="86" w16cid:durableId="1698191965">
+    <w:abstractNumId w:val="73"/>
   </w:num>
   <w:numIdMacAtCleanup w:val="82"/>
 </w:numbering>
@@ -25726,6 +26560,7 @@
   <w:style w:type="paragraph" w:default="1" w:styleId="Normal">
     <w:name w:val="Normal"/>
     <w:qFormat/>
+    <w:rsid w:val="0051731B"/>
   </w:style>
   <w:style w:type="paragraph" w:styleId="Heading1">
     <w:name w:val="heading 1"/>
@@ -25929,6 +26764,7 @@
   <w:style w:type="character" w:default="1" w:styleId="DefaultParagraphFont">
     <w:name w:val="Default Paragraph Font"/>
     <w:uiPriority w:val="1"/>
+    <w:semiHidden/>
     <w:unhideWhenUsed/>
   </w:style>
   <w:style w:type="table" w:default="1" w:styleId="TableNormal">

--- a/EOD update daily.docx
+++ b/EOD update daily.docx
@@ -981,15 +981,7 @@
         </w:tabs>
       </w:pPr>
       <w:r>
-        <w:t xml:space="preserve">Fixed role </w:t>
-      </w:r>
-      <w:proofErr w:type="gramStart"/>
-      <w:r>
-        <w:t>return</w:t>
-      </w:r>
-      <w:proofErr w:type="gramEnd"/>
-      <w:r>
-        <w:t xml:space="preserve"> type issue</w:t>
+        <w:t>Fixed role return type issue</w:t>
       </w:r>
     </w:p>
     <w:p>
@@ -1672,21 +1664,7 @@
           <w:highlight w:val="yellow"/>
         </w:rPr>
         <w:lastRenderedPageBreak/>
-        <w:t xml:space="preserve">May: 17 2025 </w:t>
-      </w:r>
-      <w:proofErr w:type="gramStart"/>
-      <w:r>
-        <w:rPr>
-          <w:highlight w:val="yellow"/>
-        </w:rPr>
-        <w:t>login:8:55</w:t>
-      </w:r>
-      <w:proofErr w:type="gramEnd"/>
-      <w:r>
-        <w:rPr>
-          <w:highlight w:val="yellow"/>
-        </w:rPr>
-        <w:t xml:space="preserve"> | logout:</w:t>
+        <w:t>May: 17 2025 login:8:55 | logout:</w:t>
       </w:r>
       <w:r>
         <w:rPr>
@@ -1835,40 +1813,32 @@
         <w:rPr>
           <w:highlight w:val="yellow"/>
         </w:rPr>
-        <w:t xml:space="preserve"> </w:t>
-      </w:r>
-      <w:proofErr w:type="gramStart"/>
+        <w:t xml:space="preserve"> login:</w:t>
+      </w:r>
       <w:r>
         <w:rPr>
           <w:highlight w:val="yellow"/>
         </w:rPr>
-        <w:t>login:</w:t>
+        <w:t>9</w:t>
       </w:r>
       <w:r>
         <w:rPr>
           <w:highlight w:val="yellow"/>
         </w:rPr>
-        <w:t>9</w:t>
+        <w:t>:</w:t>
       </w:r>
       <w:r>
         <w:rPr>
           <w:highlight w:val="yellow"/>
         </w:rPr>
-        <w:t>:</w:t>
+        <w:t>0</w:t>
       </w:r>
       <w:r>
         <w:rPr>
           <w:highlight w:val="yellow"/>
         </w:rPr>
-        <w:t>0</w:t>
-      </w:r>
-      <w:r>
-        <w:rPr>
-          <w:highlight w:val="yellow"/>
-        </w:rPr>
         <w:t>3</w:t>
       </w:r>
-      <w:proofErr w:type="gramEnd"/>
       <w:r>
         <w:rPr>
           <w:highlight w:val="yellow"/>
@@ -2002,34 +1972,26 @@
         <w:rPr>
           <w:highlight w:val="yellow"/>
         </w:rPr>
-        <w:t xml:space="preserve"> </w:t>
-      </w:r>
-      <w:proofErr w:type="gramStart"/>
+        <w:t xml:space="preserve"> login:</w:t>
+      </w:r>
       <w:r>
         <w:rPr>
           <w:highlight w:val="yellow"/>
         </w:rPr>
-        <w:t>login:</w:t>
+        <w:t>9</w:t>
       </w:r>
       <w:r>
         <w:rPr>
           <w:highlight w:val="yellow"/>
         </w:rPr>
-        <w:t>9</w:t>
+        <w:t>:</w:t>
       </w:r>
       <w:r>
         <w:rPr>
           <w:highlight w:val="yellow"/>
         </w:rPr>
-        <w:t>:</w:t>
-      </w:r>
-      <w:r>
-        <w:rPr>
-          <w:highlight w:val="yellow"/>
-        </w:rPr>
         <w:t>40</w:t>
       </w:r>
-      <w:proofErr w:type="gramEnd"/>
       <w:r>
         <w:rPr>
           <w:highlight w:val="yellow"/>
@@ -2285,11 +2247,7 @@
       </w:r>
       <w:proofErr w:type="spellEnd"/>
       <w:r>
-        <w:t xml:space="preserve"> and </w:t>
-      </w:r>
-      <w:proofErr w:type="gramStart"/>
-      <w:r>
-        <w:t>collections/</w:t>
+        <w:t xml:space="preserve"> and collections/</w:t>
       </w:r>
       <w:proofErr w:type="spellStart"/>
       <w:r>
@@ -2302,7 +2260,6 @@
       <w:r>
         <w:t xml:space="preserve"> file</w:t>
       </w:r>
-      <w:proofErr w:type="gramEnd"/>
     </w:p>
     <w:p>
       <w:pPr>
@@ -2751,35 +2708,203 @@
         <w:rPr>
           <w:highlight w:val="yellow"/>
         </w:rPr>
+        <w:t xml:space="preserve"> 2026</w:t>
+      </w:r>
+      <w:r>
+        <w:t xml:space="preserve"> : Monday login: 9:03</w:t>
+      </w:r>
+      <w:r>
+        <w:t xml:space="preserve"> am</w:t>
+      </w:r>
+      <w:r>
+        <w:t xml:space="preserve"> logout:</w:t>
+      </w:r>
+      <w:r>
+        <w:t xml:space="preserve"> 5:00 pm</w:t>
+      </w:r>
+    </w:p>
+    <w:p>
+      <w:r>
+        <w:t>Mac store:</w:t>
+      </w:r>
+    </w:p>
+    <w:p>
+      <w:pPr>
+        <w:pStyle w:val="ListParagraph"/>
+        <w:numPr>
+          <w:ilvl w:val="0"/>
+          <w:numId w:val="20"/>
+        </w:numPr>
+      </w:pPr>
+      <w:r>
+        <w:t xml:space="preserve">Fixed issue where Quantity Selector was not being applied correctly—only 1 item was being added to the cart regardless of selected quantity. Root cause was qty not being properly passed to cart logic; ensured qty is correctly forwarded in both Add to Cart and Buy It Now flows. Also fixed Buy It Now pricing inconsistency by aligning it with Add to Cart pricing logic, ensuring offer price is correctly applied from the same calculation source in </w:t>
+      </w:r>
+      <w:proofErr w:type="spellStart"/>
+      <w:r>
+        <w:t>ProductDetailClient.tsx</w:t>
+      </w:r>
+      <w:proofErr w:type="spellEnd"/>
+      <w:r>
+        <w:t>.</w:t>
+      </w:r>
+    </w:p>
+    <w:p>
+      <w:pPr>
+        <w:pStyle w:val="ListParagraph"/>
+        <w:numPr>
+          <w:ilvl w:val="0"/>
+          <w:numId w:val="20"/>
+        </w:numPr>
+      </w:pPr>
+      <w:r>
+        <w:t xml:space="preserve">Analyzed </w:t>
+      </w:r>
+      <w:proofErr w:type="spellStart"/>
+      <w:r>
+        <w:t>MacStore</w:t>
+      </w:r>
+      <w:proofErr w:type="spellEnd"/>
+      <w:r>
+        <w:t xml:space="preserve"> project and identified a minor slider scroll issue along with some responsiveness issues on dashboard and a few pages, mainly on larger screen devices. </w:t>
+      </w:r>
+    </w:p>
+    <w:p>
+      <w:pPr>
+        <w:pStyle w:val="ListParagraph"/>
+        <w:numPr>
+          <w:ilvl w:val="0"/>
+          <w:numId w:val="20"/>
+        </w:numPr>
+      </w:pPr>
+      <w:r>
+        <w:t xml:space="preserve">Manually tested Contact Us form validations and documented that all required field validations are working correctly and admin receives customer requests successfully. </w:t>
+      </w:r>
+    </w:p>
+    <w:p>
+      <w:pPr>
+        <w:pStyle w:val="ListParagraph"/>
+        <w:numPr>
+          <w:ilvl w:val="0"/>
+          <w:numId w:val="20"/>
+        </w:numPr>
+      </w:pPr>
+      <w:r>
+        <w:t xml:space="preserve">Offer backend pricing issue still needs senior review. Frontend is sending offer data correctly, but admin side is not receiving the offer price properly. </w:t>
+      </w:r>
+    </w:p>
+    <w:p>
+      <w:pPr>
+        <w:pStyle w:val="ListParagraph"/>
+        <w:numPr>
+          <w:ilvl w:val="0"/>
+          <w:numId w:val="20"/>
+        </w:numPr>
+      </w:pPr>
+      <w:r>
+        <w:t xml:space="preserve">Some pages still require responsiveness review and improvements. </w:t>
+      </w:r>
+    </w:p>
+    <w:p>
+      <w:pPr>
+        <w:pStyle w:val="ListParagraph"/>
+        <w:numPr>
+          <w:ilvl w:val="0"/>
+          <w:numId w:val="20"/>
+        </w:numPr>
+      </w:pPr>
+      <w:r>
+        <w:t xml:space="preserve">Identified a few content/naming typos that can be improved for clearer messaging. </w:t>
+      </w:r>
+    </w:p>
+    <w:p>
+      <w:pPr>
+        <w:pStyle w:val="ListParagraph"/>
+        <w:numPr>
+          <w:ilvl w:val="0"/>
+          <w:numId w:val="20"/>
+        </w:numPr>
+      </w:pPr>
+      <w:r>
+        <w:t>Suggested some UI/UX refactoring improvements for better overall experience.</w:t>
+      </w:r>
+    </w:p>
+    <w:p>
+      <w:r>
+        <w:br w:type="page"/>
+      </w:r>
+    </w:p>
+    <w:p>
+      <w:pPr>
+        <w:pStyle w:val="Heading1"/>
+      </w:pPr>
+      <w:r>
+        <w:lastRenderedPageBreak/>
+        <w:t>May 26 2026: Tuesday login: 9:15 am logout:5:00 pm</w:t>
+      </w:r>
+    </w:p>
+    <w:p>
+      <w:r>
+        <w:t>Mac Store:</w:t>
+      </w:r>
+    </w:p>
+    <w:p>
+      <w:pPr>
+        <w:pStyle w:val="ListParagraph"/>
+        <w:numPr>
+          <w:ilvl w:val="0"/>
+          <w:numId w:val="21"/>
+        </w:numPr>
+      </w:pPr>
+      <w:r>
+        <w:t>On mobile and tablet devices, the slider was blocking vertical scrolling, the auto-slide stopped on touch and resumed with delay, and the navigation buttons were incorrectly positioned in the middle.</w:t>
+      </w:r>
+      <w:r>
         <w:t xml:space="preserve"> </w:t>
       </w:r>
-      <w:proofErr w:type="gramStart"/>
+      <w:r>
+        <w:t>All issues are resolved, and the section is now fully responsive with smooth scrolling, stable auto-slide on touch devices, and correctly positioned navigation buttons.</w:t>
+      </w:r>
+      <w:r>
+        <w:t xml:space="preserve"> Chances made in </w:t>
+      </w:r>
+      <w:proofErr w:type="spellStart"/>
+      <w:r>
+        <w:t>NewLaunchesClient.tsx</w:t>
+      </w:r>
+      <w:proofErr w:type="spellEnd"/>
+    </w:p>
+    <w:p>
+      <w:pPr>
+        <w:pStyle w:val="ListParagraph"/>
+        <w:numPr>
+          <w:ilvl w:val="0"/>
+          <w:numId w:val="21"/>
+        </w:numPr>
+      </w:pPr>
+      <w:r>
+        <w:t>Create a doc highlighting some bugs on the frontend and send to the senior developer</w:t>
+      </w:r>
+    </w:p>
+    <w:p>
+      <w:r>
+        <w:br w:type="page"/>
+      </w:r>
+    </w:p>
+    <w:p>
+      <w:pPr>
+        <w:pStyle w:val="Heading1"/>
+      </w:pPr>
       <w:r>
         <w:rPr>
           <w:highlight w:val="yellow"/>
         </w:rPr>
-        <w:t>2026</w:t>
-      </w:r>
-      <w:r>
-        <w:t xml:space="preserve"> :</w:t>
-      </w:r>
-      <w:proofErr w:type="gramEnd"/>
-      <w:r>
-        <w:t xml:space="preserve"> Monday login: 9:03</w:t>
-      </w:r>
-      <w:r>
-        <w:t xml:space="preserve"> am</w:t>
-      </w:r>
-      <w:r>
-        <w:t xml:space="preserve"> logout:</w:t>
-      </w:r>
-      <w:r>
-        <w:t xml:space="preserve"> 5:00 pm</w:t>
-      </w:r>
-    </w:p>
-    <w:p>
-      <w:r>
-        <w:t>Mac store:</w:t>
+        <w:lastRenderedPageBreak/>
+        <w:t>May 27 2026: login:9:01 logout:5:00</w:t>
+      </w:r>
+    </w:p>
+    <w:p>
+      <w:r>
+        <w:t xml:space="preserve">Mac store: </w:t>
       </w:r>
     </w:p>
     <w:p>
@@ -2787,19 +2912,59 @@
         <w:pStyle w:val="ListParagraph"/>
         <w:numPr>
           <w:ilvl w:val="0"/>
-          <w:numId w:val="20"/>
-        </w:numPr>
-      </w:pPr>
-      <w:r>
-        <w:t xml:space="preserve">Fixed issue where Quantity Selector was not being applied correctly—only 1 item was being added to the cart regardless of selected quantity. Root cause was qty not being properly passed to cart logic; ensured qty is correctly forwarded in both Add to Cart and Buy It Now flows. Also fixed Buy It Now pricing inconsistency by aligning it with Add to Cart pricing logic, ensuring offer price is correctly applied from the same calculation source in </w:t>
+          <w:numId w:val="22"/>
+        </w:numPr>
+      </w:pPr>
+      <w:r>
+        <w:t xml:space="preserve">Worked on making the user dashboard responsive across mobile/tablet devices. Updated </w:t>
       </w:r>
       <w:proofErr w:type="spellStart"/>
       <w:r>
-        <w:t>ProductDetailClient.tsx</w:t>
+        <w:t>AccountDashboardClient.tsx</w:t>
       </w:r>
       <w:proofErr w:type="spellEnd"/>
       <w:r>
-        <w:t>.</w:t>
+        <w:t xml:space="preserve"> and verified everything is working fine across screen sizes.</w:t>
+      </w:r>
+      <w:r>
+        <w:t xml:space="preserve"> </w:t>
+      </w:r>
+      <w:r>
+        <w:t xml:space="preserve">While working on this, noticed we are building most layouts from scratch instead of reusing the existing </w:t>
+      </w:r>
+      <w:proofErr w:type="spellStart"/>
+      <w:r>
+        <w:t>AccountLayout.tsx</w:t>
+      </w:r>
+      <w:proofErr w:type="spellEnd"/>
+      <w:r>
+        <w:t xml:space="preserve"> component (currently used in Orders, Wishlist, Notifications, Personal Info, etc.).</w:t>
+      </w:r>
+      <w:r>
+        <w:t xml:space="preserve"> </w:t>
+      </w:r>
+      <w:r>
+        <w:t xml:space="preserve">Current implementation is stable and no issues found, but for a cleaner long-term responsive solution we may eventually need to refactor </w:t>
+      </w:r>
+      <w:proofErr w:type="spellStart"/>
+      <w:r>
+        <w:t>AccountLayout.tsx</w:t>
+      </w:r>
+      <w:proofErr w:type="spellEnd"/>
+      <w:r>
+        <w:t xml:space="preserve"> and reuse it for dashboard-related layouts as well, since adding sidebar responsiveness later would require additional refactoring effort.</w:t>
+      </w:r>
+    </w:p>
+    <w:p>
+      <w:pPr>
+        <w:pStyle w:val="NormalWeb"/>
+        <w:numPr>
+          <w:ilvl w:val="0"/>
+          <w:numId w:val="22"/>
+        </w:numPr>
+      </w:pPr>
+      <w:r>
+        <w:t>refactor: replace p tags with anchor tags using static link for map</w:t>
       </w:r>
     </w:p>
     <w:p>
@@ -2807,79 +2972,11 @@
         <w:pStyle w:val="ListParagraph"/>
         <w:numPr>
           <w:ilvl w:val="0"/>
-          <w:numId w:val="20"/>
-        </w:numPr>
-      </w:pPr>
-      <w:r>
-        <w:t xml:space="preserve">Analyzed </w:t>
-      </w:r>
-      <w:proofErr w:type="spellStart"/>
-      <w:r>
-        <w:t>MacStore</w:t>
-      </w:r>
-      <w:proofErr w:type="spellEnd"/>
-      <w:r>
-        <w:t xml:space="preserve"> project and identified a minor slider scroll issue along with some responsiveness issues on dashboard and a few pages, mainly on larger screen devices. </w:t>
-      </w:r>
-    </w:p>
-    <w:p>
-      <w:pPr>
-        <w:pStyle w:val="ListParagraph"/>
-        <w:numPr>
-          <w:ilvl w:val="0"/>
-          <w:numId w:val="20"/>
-        </w:numPr>
-      </w:pPr>
-      <w:r>
-        <w:t xml:space="preserve">Manually tested Contact Us form validations and documented that all required field validations are working correctly and admin receives customer requests successfully. </w:t>
-      </w:r>
-    </w:p>
-    <w:p>
-      <w:pPr>
-        <w:pStyle w:val="ListParagraph"/>
-        <w:numPr>
-          <w:ilvl w:val="0"/>
-          <w:numId w:val="20"/>
-        </w:numPr>
-      </w:pPr>
-      <w:r>
-        <w:t xml:space="preserve">Offer backend pricing issue still needs senior review. Frontend is sending offer data correctly, but admin side is not receiving the offer price properly. </w:t>
-      </w:r>
-    </w:p>
-    <w:p>
-      <w:pPr>
-        <w:pStyle w:val="ListParagraph"/>
-        <w:numPr>
-          <w:ilvl w:val="0"/>
-          <w:numId w:val="20"/>
-        </w:numPr>
-      </w:pPr>
-      <w:r>
-        <w:t xml:space="preserve">Some pages still require responsiveness review and improvements. </w:t>
-      </w:r>
-    </w:p>
-    <w:p>
-      <w:pPr>
-        <w:pStyle w:val="ListParagraph"/>
-        <w:numPr>
-          <w:ilvl w:val="0"/>
-          <w:numId w:val="20"/>
-        </w:numPr>
-      </w:pPr>
-      <w:r>
-        <w:t xml:space="preserve">Identified a few content/naming typos that can be improved for clearer messaging. </w:t>
-      </w:r>
-    </w:p>
-    <w:p>
-      <w:pPr>
-        <w:pStyle w:val="ListParagraph"/>
-        <w:numPr>
-          <w:ilvl w:val="0"/>
-          <w:numId w:val="20"/>
-        </w:numPr>
-      </w:pPr>
-      <w:r>
-        <w:t>Suggested some UI/UX refactoring improvements for better overall experience.</w:t>
+          <w:numId w:val="22"/>
+        </w:numPr>
+      </w:pPr>
+      <w:r>
+        <w:t xml:space="preserve">Tested the changed things everything is working fine. </w:t>
       </w:r>
     </w:p>
     <w:p>
@@ -2892,198 +2989,11 @@
         <w:pStyle w:val="Heading1"/>
       </w:pPr>
       <w:r>
+        <w:rPr>
+          <w:highlight w:val="yellow"/>
+        </w:rPr>
         <w:lastRenderedPageBreak/>
-        <w:t xml:space="preserve">May 26 2026: Tuesday login: 9:15 am </w:t>
-      </w:r>
-      <w:proofErr w:type="gramStart"/>
-      <w:r>
-        <w:t>logout:5:00</w:t>
-      </w:r>
-      <w:proofErr w:type="gramEnd"/>
-      <w:r>
-        <w:t xml:space="preserve"> pm</w:t>
-      </w:r>
-    </w:p>
-    <w:p>
-      <w:r>
-        <w:t>Mac Store:</w:t>
-      </w:r>
-    </w:p>
-    <w:p>
-      <w:pPr>
-        <w:pStyle w:val="ListParagraph"/>
-        <w:numPr>
-          <w:ilvl w:val="0"/>
-          <w:numId w:val="21"/>
-        </w:numPr>
-      </w:pPr>
-      <w:r>
-        <w:t>On mobile and tablet devices, the slider was blocking vertical scrolling, the auto-slide stopped on touch and resumed with delay, and the navigation buttons were incorrectly positioned in the middle.</w:t>
-      </w:r>
-      <w:r>
-        <w:t xml:space="preserve"> </w:t>
-      </w:r>
-      <w:r>
-        <w:t>All issues are resolved, and the section is now fully responsive with smooth scrolling, stable auto-slide on touch devices, and correctly positioned navigation buttons.</w:t>
-      </w:r>
-      <w:r>
-        <w:t xml:space="preserve"> Chances made in </w:t>
-      </w:r>
-      <w:proofErr w:type="spellStart"/>
-      <w:r>
-        <w:t>NewLaunchesClient.tsx</w:t>
-      </w:r>
-      <w:proofErr w:type="spellEnd"/>
-    </w:p>
-    <w:p>
-      <w:pPr>
-        <w:pStyle w:val="ListParagraph"/>
-        <w:numPr>
-          <w:ilvl w:val="0"/>
-          <w:numId w:val="21"/>
-        </w:numPr>
-      </w:pPr>
-      <w:r>
-        <w:t>Create a doc highlighting some bugs on the frontend and send to the senior developer</w:t>
-      </w:r>
-    </w:p>
-    <w:p>
-      <w:r>
-        <w:br w:type="page"/>
-      </w:r>
-    </w:p>
-    <w:p>
-      <w:pPr>
-        <w:pStyle w:val="Heading1"/>
-      </w:pPr>
-      <w:r>
-        <w:rPr>
-          <w:highlight w:val="yellow"/>
-        </w:rPr>
-        <w:lastRenderedPageBreak/>
-        <w:t xml:space="preserve">May 27 2026: </w:t>
-      </w:r>
-      <w:proofErr w:type="gramStart"/>
-      <w:r>
-        <w:rPr>
-          <w:highlight w:val="yellow"/>
-        </w:rPr>
-        <w:t>login:9:01</w:t>
-      </w:r>
-      <w:proofErr w:type="gramEnd"/>
-      <w:r>
-        <w:rPr>
-          <w:highlight w:val="yellow"/>
-        </w:rPr>
-        <w:t xml:space="preserve"> logout:5:00</w:t>
-      </w:r>
-    </w:p>
-    <w:p>
-      <w:r>
-        <w:t xml:space="preserve">Mac store: </w:t>
-      </w:r>
-    </w:p>
-    <w:p>
-      <w:pPr>
-        <w:pStyle w:val="ListParagraph"/>
-        <w:numPr>
-          <w:ilvl w:val="0"/>
-          <w:numId w:val="22"/>
-        </w:numPr>
-      </w:pPr>
-      <w:r>
-        <w:t xml:space="preserve">Worked on making the user dashboard responsive across mobile/tablet devices. Updated </w:t>
-      </w:r>
-      <w:proofErr w:type="spellStart"/>
-      <w:r>
-        <w:t>AccountDashboardClient.tsx</w:t>
-      </w:r>
-      <w:proofErr w:type="spellEnd"/>
-      <w:r>
-        <w:t xml:space="preserve"> and verified everything is working fine across screen sizes.</w:t>
-      </w:r>
-      <w:r>
-        <w:t xml:space="preserve"> </w:t>
-      </w:r>
-      <w:r>
-        <w:t xml:space="preserve">While working on this, noticed we are building most layouts from scratch instead of reusing the existing </w:t>
-      </w:r>
-      <w:proofErr w:type="spellStart"/>
-      <w:r>
-        <w:t>AccountLayout.tsx</w:t>
-      </w:r>
-      <w:proofErr w:type="spellEnd"/>
-      <w:r>
-        <w:t xml:space="preserve"> component (currently used in Orders, Wishlist, Notifications, Personal Info, etc.).</w:t>
-      </w:r>
-      <w:r>
-        <w:t xml:space="preserve"> </w:t>
-      </w:r>
-      <w:r>
-        <w:t xml:space="preserve">Current implementation is stable and no issues found, but for a cleaner long-term responsive solution we may eventually need to refactor </w:t>
-      </w:r>
-      <w:proofErr w:type="spellStart"/>
-      <w:r>
-        <w:t>AccountLayout.tsx</w:t>
-      </w:r>
-      <w:proofErr w:type="spellEnd"/>
-      <w:r>
-        <w:t xml:space="preserve"> and reuse it for dashboard-related layouts as well, since adding sidebar responsiveness later would require additional refactoring effort.</w:t>
-      </w:r>
-    </w:p>
-    <w:p>
-      <w:pPr>
-        <w:pStyle w:val="NormalWeb"/>
-        <w:numPr>
-          <w:ilvl w:val="0"/>
-          <w:numId w:val="22"/>
-        </w:numPr>
-      </w:pPr>
-      <w:r>
-        <w:t>refactor: replace p tags with anchor tags using static link for map</w:t>
-      </w:r>
-    </w:p>
-    <w:p>
-      <w:pPr>
-        <w:pStyle w:val="ListParagraph"/>
-        <w:numPr>
-          <w:ilvl w:val="0"/>
-          <w:numId w:val="22"/>
-        </w:numPr>
-      </w:pPr>
-      <w:r>
-        <w:t xml:space="preserve">Tested the changed things everything is working fine. </w:t>
-      </w:r>
-    </w:p>
-    <w:p>
-      <w:r>
-        <w:br w:type="page"/>
-      </w:r>
-    </w:p>
-    <w:p>
-      <w:pPr>
-        <w:pStyle w:val="Heading1"/>
-      </w:pPr>
-      <w:r>
-        <w:rPr>
-          <w:highlight w:val="yellow"/>
-        </w:rPr>
-        <w:lastRenderedPageBreak/>
-        <w:t xml:space="preserve">May 28 2026 </w:t>
-      </w:r>
-      <w:proofErr w:type="gramStart"/>
-      <w:r>
-        <w:rPr>
-          <w:highlight w:val="yellow"/>
-        </w:rPr>
-        <w:t>login:8:50</w:t>
-      </w:r>
-      <w:proofErr w:type="gramEnd"/>
-      <w:r>
-        <w:rPr>
-          <w:highlight w:val="yellow"/>
-        </w:rPr>
-        <w:t>pm logout: 5:00pm</w:t>
+        <w:t>May 28 2026 login:8:50pm logout: 5:00pm</w:t>
       </w:r>
     </w:p>
     <w:p>
@@ -3919,30 +3829,18 @@
       </w:r>
     </w:p>
     <w:p>
-      <w:proofErr w:type="gramStart"/>
       <w:r>
         <w:t>Or:---------------------------------------------------------------------</w:t>
       </w:r>
-      <w:proofErr w:type="gramEnd"/>
-    </w:p>
-    <w:p>
-      <w:proofErr w:type="gramStart"/>
-      <w:r>
-        <w:t>  Analyzed</w:t>
-      </w:r>
-      <w:proofErr w:type="gramEnd"/>
-      <w:r>
-        <w:t xml:space="preserve"> profile update issue and created report for senior review.</w:t>
-      </w:r>
-    </w:p>
-    <w:p>
-      <w:proofErr w:type="gramStart"/>
-      <w:r>
-        <w:t>  Observed</w:t>
-      </w:r>
-      <w:proofErr w:type="gramEnd"/>
-      <w:r>
-        <w:t xml:space="preserve"> that profile data updates in backend but UI updates only after refresh (possible </w:t>
+    </w:p>
+    <w:p>
+      <w:r>
+        <w:t>  Analyzed profile update issue and created report for senior review.</w:t>
+      </w:r>
+    </w:p>
+    <w:p>
+      <w:r>
+        <w:t xml:space="preserve">  Observed that profile data updates in backend but UI updates only after refresh (possible </w:t>
       </w:r>
       <w:proofErr w:type="spellStart"/>
       <w:r>
@@ -3954,33 +3852,18 @@
       </w:r>
     </w:p>
     <w:p>
-      <w:proofErr w:type="gramStart"/>
-      <w:r>
-        <w:t>  Identified</w:t>
-      </w:r>
-      <w:proofErr w:type="gramEnd"/>
-      <w:r>
-        <w:t xml:space="preserve"> latitude and longitude values are not being stored properly, causing address update issues in admin panel.</w:t>
-      </w:r>
-    </w:p>
-    <w:p>
-      <w:proofErr w:type="gramStart"/>
-      <w:r>
-        <w:t>  Investigated</w:t>
-      </w:r>
-      <w:proofErr w:type="gramEnd"/>
-      <w:r>
-        <w:t xml:space="preserve"> order/product data issue where product details are showing null/empty in admin order view.</w:t>
-      </w:r>
-    </w:p>
-    <w:p>
-      <w:proofErr w:type="gramStart"/>
-      <w:r>
-        <w:t>  Verified</w:t>
-      </w:r>
-      <w:proofErr w:type="gramEnd"/>
-      <w:r>
-        <w:t xml:space="preserve"> that order status flow is working correctly:</w:t>
+      <w:r>
+        <w:t>  Identified latitude and longitude values are not being stored properly, causing address update issues in admin panel.</w:t>
+      </w:r>
+    </w:p>
+    <w:p>
+      <w:r>
+        <w:t>  Investigated order/product data issue where product details are showing null/empty in admin order view.</w:t>
+      </w:r>
+    </w:p>
+    <w:p>
+      <w:r>
+        <w:t>  Verified that order status flow is working correctly:</w:t>
       </w:r>
     </w:p>
     <w:p>
@@ -4004,23 +3887,13 @@
       </w:r>
     </w:p>
     <w:p>
-      <w:proofErr w:type="gramStart"/>
-      <w:r>
-        <w:t>  Submitted</w:t>
-      </w:r>
-      <w:proofErr w:type="gramEnd"/>
-      <w:r>
-        <w:t xml:space="preserve"> PR for review and approval from senior.</w:t>
-      </w:r>
-    </w:p>
-    <w:p>
-      <w:proofErr w:type="gramStart"/>
-      <w:r>
-        <w:t>  Learned</w:t>
-      </w:r>
-      <w:proofErr w:type="gramEnd"/>
-      <w:r>
-        <w:t xml:space="preserve"> Git merge strategies and repository safety concepts:</w:t>
+      <w:r>
+        <w:t>  Submitted PR for review and approval from senior.</w:t>
+      </w:r>
+    </w:p>
+    <w:p>
+      <w:r>
+        <w:t>  Learned Git merge strategies and repository safety concepts:</w:t>
       </w:r>
     </w:p>
     <w:p>
@@ -4205,12 +4078,10 @@
         <w:t xml:space="preserve">, </w:t>
       </w:r>
       <w:proofErr w:type="spellStart"/>
-      <w:proofErr w:type="gramStart"/>
       <w:r>
         <w:t>router.replace</w:t>
       </w:r>
       <w:proofErr w:type="spellEnd"/>
-      <w:proofErr w:type="gramEnd"/>
       <w:r>
         <w:t xml:space="preserve">, and navigation fixes were tested, but the redirect was inconsistent and currently handled as a known UX limitation rather than a backend issue. </w:t>
       </w:r>
@@ -4293,7 +4164,6 @@
         <w:lastRenderedPageBreak/>
         <w:t xml:space="preserve">May 31 2026: Sunday login: 9:52am </w:t>
       </w:r>
-      <w:proofErr w:type="gramStart"/>
       <w:r>
         <w:rPr>
           <w:highlight w:val="yellow"/>
@@ -4304,14 +4174,7 @@
         <w:rPr>
           <w:highlight w:val="yellow"/>
         </w:rPr>
-        <w:t>:5:00</w:t>
-      </w:r>
-      <w:proofErr w:type="gramEnd"/>
-      <w:r>
-        <w:rPr>
-          <w:highlight w:val="yellow"/>
-        </w:rPr>
-        <w:t>pm</w:t>
+        <w:t>:5:00pm</w:t>
       </w:r>
     </w:p>
     <w:p>
@@ -4421,12 +4284,10 @@
         <w:t xml:space="preserve">Fix: remove those local states and use </w:t>
       </w:r>
       <w:proofErr w:type="spellStart"/>
-      <w:proofErr w:type="gramStart"/>
       <w:r>
         <w:t>customer.phone</w:t>
       </w:r>
       <w:proofErr w:type="spellEnd"/>
-      <w:proofErr w:type="gramEnd"/>
       <w:r>
         <w:t xml:space="preserve"> / </w:t>
       </w:r>
@@ -4781,12 +4642,10 @@
         <w:t xml:space="preserve">Dependencies: </w:t>
       </w:r>
       <w:proofErr w:type="spellStart"/>
-      <w:proofErr w:type="gramStart"/>
       <w:r>
         <w:t>package.json</w:t>
       </w:r>
       <w:proofErr w:type="spellEnd"/>
-      <w:proofErr w:type="gramEnd"/>
       <w:r>
         <w:t>, package-</w:t>
       </w:r>
@@ -5723,21 +5582,7 @@
           <w:highlight w:val="yellow"/>
         </w:rPr>
         <w:lastRenderedPageBreak/>
-        <w:t xml:space="preserve">June 5 2026 Friday Login: 8: 50 </w:t>
-      </w:r>
-      <w:proofErr w:type="gramStart"/>
-      <w:r>
-        <w:rPr>
-          <w:highlight w:val="yellow"/>
-        </w:rPr>
-        <w:t>logout</w:t>
-      </w:r>
-      <w:proofErr w:type="gramEnd"/>
-      <w:r>
-        <w:rPr>
-          <w:highlight w:val="yellow"/>
-        </w:rPr>
-        <w:t>:</w:t>
+        <w:t>June 5 2026 Friday Login: 8: 50 logout:</w:t>
       </w:r>
       <w:r>
         <w:t xml:space="preserve"> </w:t>
@@ -6146,21 +5991,7 @@
           <w:highlight w:val="yellow"/>
         </w:rPr>
         <w:lastRenderedPageBreak/>
-        <w:t xml:space="preserve">June 8 2026 </w:t>
-      </w:r>
-      <w:proofErr w:type="gramStart"/>
-      <w:r>
-        <w:rPr>
-          <w:highlight w:val="yellow"/>
-        </w:rPr>
-        <w:t>Monday  was</w:t>
-      </w:r>
-      <w:proofErr w:type="gramEnd"/>
-      <w:r>
-        <w:rPr>
-          <w:highlight w:val="yellow"/>
-        </w:rPr>
-        <w:t xml:space="preserve"> on leave</w:t>
+        <w:t>June 8 2026 Monday  was on leave</w:t>
       </w:r>
     </w:p>
     <w:p>
@@ -6454,21 +6285,7 @@
           <w:highlight w:val="yellow"/>
         </w:rPr>
         <w:lastRenderedPageBreak/>
-        <w:t xml:space="preserve">June 10 </w:t>
-      </w:r>
-      <w:proofErr w:type="gramStart"/>
-      <w:r>
-        <w:rPr>
-          <w:highlight w:val="yellow"/>
-        </w:rPr>
-        <w:t>2026 :</w:t>
-      </w:r>
-      <w:proofErr w:type="gramEnd"/>
-      <w:r>
-        <w:rPr>
-          <w:highlight w:val="yellow"/>
-        </w:rPr>
-        <w:t xml:space="preserve"> Wednesday login: 9:13 AM Logout</w:t>
+        <w:t>June 10 2026 : Wednesday login: 9:13 AM Logout</w:t>
       </w:r>
       <w:r>
         <w:t xml:space="preserve">: </w:t>
@@ -7037,15 +6854,7 @@
         </w:numPr>
       </w:pPr>
       <w:r>
-        <w:t xml:space="preserve">Used optional chaining </w:t>
-      </w:r>
-      <w:proofErr w:type="gramStart"/>
-      <w:r>
-        <w:t>(?.</w:t>
-      </w:r>
-      <w:proofErr w:type="gramEnd"/>
-      <w:r>
-        <w:t xml:space="preserve">) for safe property access. </w:t>
+        <w:t xml:space="preserve">Used optional chaining (?.) for safe property access. </w:t>
       </w:r>
     </w:p>
     <w:p>
@@ -7056,15 +6865,7 @@
         </w:numPr>
       </w:pPr>
       <w:r>
-        <w:t xml:space="preserve">Converted static content into structured arrays and rendered </w:t>
-      </w:r>
-      <w:proofErr w:type="gramStart"/>
-      <w:r>
-        <w:t>using .map</w:t>
-      </w:r>
-      <w:proofErr w:type="gramEnd"/>
-      <w:r>
-        <w:t xml:space="preserve">(). </w:t>
+        <w:t xml:space="preserve">Converted static content into structured arrays and rendered using .map(). </w:t>
       </w:r>
     </w:p>
     <w:p>
@@ -7727,29 +7528,7 @@
           <w:szCs w:val="20"/>
           <w14:ligatures w14:val="none"/>
         </w:rPr>
-        <w:t xml:space="preserve">  about: </w:t>
-      </w:r>
-      <w:proofErr w:type="gramStart"/>
-      <w:r>
-        <w:rPr>
-          <w:rFonts w:ascii="Courier New" w:eastAsia="Times New Roman" w:hAnsi="Courier New" w:cs="Courier New"/>
-          <w:kern w:val="0"/>
-          <w:sz w:val="20"/>
-          <w:szCs w:val="20"/>
-          <w14:ligatures w14:val="none"/>
-        </w:rPr>
-        <w:t>string[</w:t>
-      </w:r>
-      <w:proofErr w:type="gramEnd"/>
-      <w:r>
-        <w:rPr>
-          <w:rFonts w:ascii="Courier New" w:eastAsia="Times New Roman" w:hAnsi="Courier New" w:cs="Courier New"/>
-          <w:kern w:val="0"/>
-          <w:sz w:val="20"/>
-          <w:szCs w:val="20"/>
-          <w14:ligatures w14:val="none"/>
-        </w:rPr>
-        <w:t>];</w:t>
+        <w:t xml:space="preserve">  about: string[];</w:t>
       </w:r>
     </w:p>
     <w:p>
@@ -9395,7 +9174,6 @@
         <w:t xml:space="preserve">Handle undefined data using </w:t>
       </w:r>
       <w:proofErr w:type="spellStart"/>
-      <w:proofErr w:type="gramStart"/>
       <w:r>
         <w:rPr>
           <w:rFonts w:ascii="Times New Roman" w:eastAsia="Times New Roman" w:hAnsi="Times New Roman" w:cs="Times New Roman"/>
@@ -9411,16 +9189,7 @@
           <w:kern w:val="0"/>
           <w14:ligatures w14:val="none"/>
         </w:rPr>
-        <w:t>(</w:t>
-      </w:r>
-      <w:proofErr w:type="gramEnd"/>
-      <w:r>
-        <w:rPr>
-          <w:rFonts w:ascii="Times New Roman" w:eastAsia="Times New Roman" w:hAnsi="Times New Roman" w:cs="Times New Roman"/>
-          <w:kern w:val="0"/>
-          <w14:ligatures w14:val="none"/>
-        </w:rPr>
-        <w:t>).</w:t>
+        <w:t>().</w:t>
       </w:r>
     </w:p>
     <w:p>
@@ -9620,7 +9389,6 @@
         <w:t>/</w:t>
       </w:r>
       <w:proofErr w:type="spellStart"/>
-      <w:proofErr w:type="gramStart"/>
       <w:r>
         <w:rPr>
           <w:rFonts w:ascii="Courier New" w:eastAsia="Times New Roman" w:hAnsi="Courier New" w:cs="Courier New"/>
@@ -9629,18 +9397,7 @@
           <w:szCs w:val="20"/>
           <w14:ligatures w14:val="none"/>
         </w:rPr>
-        <w:t>search</w:t>
-      </w:r>
-      <w:proofErr w:type="gramEnd"/>
-      <w:r>
-        <w:rPr>
-          <w:rFonts w:ascii="Courier New" w:eastAsia="Times New Roman" w:hAnsi="Courier New" w:cs="Courier New"/>
-          <w:kern w:val="0"/>
-          <w:sz w:val="20"/>
-          <w:szCs w:val="20"/>
-          <w14:ligatures w14:val="none"/>
-        </w:rPr>
-        <w:t>?q</w:t>
+        <w:t>search?q</w:t>
       </w:r>
       <w:proofErr w:type="spellEnd"/>
       <w:r>
@@ -10213,15 +9970,7 @@
         </w:numPr>
       </w:pPr>
       <w:r>
-        <w:t xml:space="preserve">Make 2 doc and send it </w:t>
-      </w:r>
-      <w:proofErr w:type="gramStart"/>
-      <w:r>
-        <w:t>to</w:t>
-      </w:r>
-      <w:proofErr w:type="gramEnd"/>
-      <w:r>
-        <w:t xml:space="preserve"> senior</w:t>
+        <w:t>Make 2 doc and send it to senior</w:t>
       </w:r>
     </w:p>
     <w:p>
@@ -11653,21 +11402,7 @@
           <w:highlight w:val="yellow"/>
         </w:rPr>
         <w:lastRenderedPageBreak/>
-        <w:t xml:space="preserve">June 19 2026 Friday </w:t>
-      </w:r>
-      <w:proofErr w:type="gramStart"/>
-      <w:r>
-        <w:rPr>
-          <w:highlight w:val="yellow"/>
-        </w:rPr>
-        <w:t>login :</w:t>
-      </w:r>
-      <w:proofErr w:type="gramEnd"/>
-      <w:r>
-        <w:rPr>
-          <w:highlight w:val="yellow"/>
-        </w:rPr>
-        <w:t>9:06 logout: 5:00</w:t>
+        <w:t>June 19 2026 Friday login :9:06 logout: 5:00</w:t>
       </w:r>
     </w:p>
     <w:p>
@@ -11846,7 +11581,6 @@
         <w:t xml:space="preserve">Tested banner creation and display functionality; verified that everything is working as </w:t>
       </w:r>
       <w:proofErr w:type="spellStart"/>
-      <w:proofErr w:type="gramStart"/>
       <w:r>
         <w:t>expected.</w:t>
       </w:r>
@@ -11854,7 +11588,6 @@
         <w:t>Improved</w:t>
       </w:r>
       <w:proofErr w:type="spellEnd"/>
-      <w:proofErr w:type="gramEnd"/>
       <w:r>
         <w:t xml:space="preserve"> mobile responsiveness of the banner content and CTA link.</w:t>
       </w:r>
@@ -12414,15 +12147,7 @@
         </w:numPr>
       </w:pPr>
       <w:r>
-        <w:t xml:space="preserve">Observed that the API started showing issues after multiple </w:t>
-      </w:r>
-      <w:proofErr w:type="gramStart"/>
-      <w:r>
-        <w:t>test</w:t>
-      </w:r>
-      <w:proofErr w:type="gramEnd"/>
-      <w:r>
-        <w:t xml:space="preserve"> runs and performed further analysis to understand the possible cause.</w:t>
+        <w:t>Observed that the API started showing issues after multiple test runs and performed further analysis to understand the possible cause.</w:t>
       </w:r>
     </w:p>
     <w:p>
@@ -12641,12 +12366,10 @@
         <w:t xml:space="preserve">Debugged subcategory slug mismatch — subcategory param was incorrectly extracting the parent category slug from </w:t>
       </w:r>
       <w:proofErr w:type="spellStart"/>
-      <w:proofErr w:type="gramStart"/>
       <w:r>
         <w:t>c.href</w:t>
       </w:r>
       <w:proofErr w:type="spellEnd"/>
-      <w:proofErr w:type="gramEnd"/>
       <w:r>
         <w:t xml:space="preserve"> instead of using the child's own slug. </w:t>
       </w:r>
@@ -13277,21 +13000,10 @@
           <w:highlight w:val="yellow"/>
         </w:rPr>
         <w:lastRenderedPageBreak/>
-        <w:t xml:space="preserve">June 26 2026 Friday Login: 9:02 AM </w:t>
-      </w:r>
-      <w:proofErr w:type="gramStart"/>
-      <w:r>
-        <w:rPr>
-          <w:highlight w:val="yellow"/>
-        </w:rPr>
-        <w:t>Logout:</w:t>
-      </w:r>
-      <w:r>
-        <w:t>5:00</w:t>
-      </w:r>
-      <w:proofErr w:type="gramEnd"/>
-      <w:r>
-        <w:t xml:space="preserve"> PM</w:t>
+        <w:t>June 26 2026 Friday Login: 9:02 AM Logout:</w:t>
+      </w:r>
+      <w:r>
+        <w:t>5:00 PM</w:t>
       </w:r>
     </w:p>
     <w:p>
@@ -13436,19 +13148,11 @@
         </w:rPr>
         <w:t xml:space="preserve"> </w:t>
       </w:r>
-      <w:proofErr w:type="gramStart"/>
       <w:r>
         <w:rPr>
           <w:highlight w:val="yellow"/>
         </w:rPr>
-        <w:t>2026  (</w:t>
-      </w:r>
-      <w:proofErr w:type="gramEnd"/>
-      <w:r>
-        <w:rPr>
-          <w:highlight w:val="yellow"/>
-        </w:rPr>
-        <w:t>Sun Mon Tue) : was on leave</w:t>
+        <w:t>2026  (Sun Mon Tue) : was on leave</w:t>
       </w:r>
     </w:p>
     <w:p/>
@@ -13516,22 +13220,144 @@
         </w:rPr>
         <w:t xml:space="preserve"> AM </w:t>
       </w:r>
-      <w:proofErr w:type="gramStart"/>
       <w:r>
         <w:rPr>
           <w:highlight w:val="yellow"/>
         </w:rPr>
-        <w:t>Logout:5:00</w:t>
-      </w:r>
-      <w:proofErr w:type="gramEnd"/>
+        <w:t>Logout:5:00 PM</w:t>
+      </w:r>
+    </w:p>
+    <w:p/>
+    <w:p>
+      <w:pPr>
+        <w:pStyle w:val="ListParagraph"/>
+        <w:numPr>
+          <w:ilvl w:val="0"/>
+          <w:numId w:val="84"/>
+        </w:numPr>
+      </w:pPr>
+      <w:r>
+        <w:t xml:space="preserve">Explained the category/collection navigation fixes and product listing changes, then pushed the code and got it merged into the main branch. </w:t>
+      </w:r>
+    </w:p>
+    <w:p>
+      <w:pPr>
+        <w:pStyle w:val="ListParagraph"/>
+        <w:numPr>
+          <w:ilvl w:val="0"/>
+          <w:numId w:val="84"/>
+        </w:numPr>
+      </w:pPr>
+      <w:r>
+        <w:t xml:space="preserve">Updated him on all codebase changes and development progress that happened during his one-week leave. </w:t>
+      </w:r>
+    </w:p>
+    <w:p>
+      <w:pPr>
+        <w:pStyle w:val="ListParagraph"/>
+        <w:numPr>
+          <w:ilvl w:val="0"/>
+          <w:numId w:val="84"/>
+        </w:numPr>
+      </w:pPr>
+      <w:r>
+        <w:t xml:space="preserve">Discussed the overall codebase, current system behavior, working and pending areas, and aligned on tomorrow's priorities. </w:t>
+      </w:r>
+    </w:p>
+    <w:p>
+      <w:pPr>
+        <w:pStyle w:val="ListParagraph"/>
+        <w:numPr>
+          <w:ilvl w:val="0"/>
+          <w:numId w:val="84"/>
+        </w:numPr>
+      </w:pPr>
+      <w:r>
+        <w:t xml:space="preserve">Had an initial discussion with the </w:t>
+      </w:r>
+      <w:r>
+        <w:t>senior</w:t>
+      </w:r>
+      <w:r>
+        <w:t xml:space="preserve"> regarding</w:t>
+      </w:r>
+      <w:r>
+        <w:t xml:space="preserve"> what is meta with developer</w:t>
+      </w:r>
+      <w:r>
+        <w:t xml:space="preserve"> and </w:t>
+      </w:r>
+      <w:r>
+        <w:t>study about it</w:t>
+      </w:r>
+      <w:r>
+        <w:t>.</w:t>
+      </w:r>
+    </w:p>
+    <w:p>
+      <w:pPr>
+        <w:pStyle w:val="ListParagraph"/>
+        <w:numPr>
+          <w:ilvl w:val="0"/>
+          <w:numId w:val="84"/>
+        </w:numPr>
+      </w:pPr>
+      <w:r>
+        <w:t>Show him the frontend of webbing plex and pages that got designed</w:t>
+      </w:r>
+      <w:r>
+        <w:t xml:space="preserve"> and the flow.</w:t>
+      </w:r>
+    </w:p>
+    <w:p>
+      <w:pPr>
+        <w:pStyle w:val="ListParagraph"/>
+        <w:numPr>
+          <w:ilvl w:val="0"/>
+          <w:numId w:val="84"/>
+        </w:numPr>
+      </w:pPr>
+      <w:r>
+        <w:t xml:space="preserve">Transfer the ownership of the project </w:t>
+      </w:r>
+      <w:proofErr w:type="spellStart"/>
+      <w:r>
+        <w:t>webbingplex</w:t>
+      </w:r>
+      <w:proofErr w:type="spellEnd"/>
+    </w:p>
+    <w:p>
+      <w:r>
+        <w:br w:type="page"/>
+      </w:r>
+    </w:p>
+    <w:p>
+      <w:pPr>
+        <w:pStyle w:val="Heading1"/>
+      </w:pPr>
       <w:r>
         <w:rPr>
           <w:highlight w:val="yellow"/>
         </w:rPr>
-        <w:t xml:space="preserve"> PM</w:t>
-      </w:r>
-    </w:p>
-    <w:p/>
+        <w:lastRenderedPageBreak/>
+        <w:t xml:space="preserve">July </w:t>
+      </w:r>
+      <w:r>
+        <w:rPr>
+          <w:highlight w:val="yellow"/>
+        </w:rPr>
+        <w:t>02</w:t>
+      </w:r>
+      <w:r>
+        <w:rPr>
+          <w:highlight w:val="yellow"/>
+        </w:rPr>
+        <w:t xml:space="preserve"> 2026 Thursday Login: 9:29 AM Logout:</w:t>
+      </w:r>
+      <w:r>
+        <w:t xml:space="preserve"> 5:00 PM</w:t>
+      </w:r>
+    </w:p>
     <w:p>
       <w:pPr>
         <w:pStyle w:val="ListParagraph"/>
@@ -13541,7 +13367,7 @@
         </w:numPr>
       </w:pPr>
       <w:r>
-        <w:t xml:space="preserve">Explained the category/collection navigation fixes and product listing changes, then pushed the code and got it merged into the main branch. </w:t>
+        <w:t>Verified the admin panel new arrivals functionality after manual test.</w:t>
       </w:r>
     </w:p>
     <w:p>
@@ -13553,7 +13379,7 @@
         </w:numPr>
       </w:pPr>
       <w:r>
-        <w:t xml:space="preserve">Updated him on all codebase changes and development progress that happened during his one-week leave. </w:t>
+        <w:t xml:space="preserve">Analyzed the new arrival section and identified responsiveness and UI issues. Completed the basic fixes; the code will be pushed after the review. </w:t>
       </w:r>
     </w:p>
     <w:p>
@@ -13565,7 +13391,7 @@
         </w:numPr>
       </w:pPr>
       <w:r>
-        <w:t xml:space="preserve">Discussed the overall codebase, current system behavior, working and pending areas, and aligned on tomorrow's priorities. </w:t>
+        <w:t xml:space="preserve">Set up PHP for the senior, completed the configuration, and pushed the builds. This took a significant amount of time due to configuration errors that required troubleshooting. </w:t>
       </w:r>
     </w:p>
     <w:p>
@@ -13577,25 +13403,10 @@
         </w:numPr>
       </w:pPr>
       <w:r>
-        <w:t xml:space="preserve">Had an initial discussion with the </w:t>
-      </w:r>
-      <w:r>
-        <w:t>senior</w:t>
-      </w:r>
-      <w:r>
-        <w:t xml:space="preserve"> regarding</w:t>
-      </w:r>
-      <w:r>
-        <w:t xml:space="preserve"> what is meta with developer</w:t>
-      </w:r>
-      <w:r>
-        <w:t xml:space="preserve"> and </w:t>
-      </w:r>
-      <w:r>
-        <w:t>study about it</w:t>
-      </w:r>
-      <w:r>
-        <w:t>.</w:t>
+        <w:t>Had discussions with the senior regarding ongoing tasks and implementation details</w:t>
+      </w:r>
+      <w:r>
+        <w:t xml:space="preserve"> of mac.</w:t>
       </w:r>
     </w:p>
     <w:p>
@@ -13607,10 +13418,77 @@
         </w:numPr>
       </w:pPr>
       <w:r>
-        <w:t>Show him the frontend of webbing plex and pages that got designed</w:t>
-      </w:r>
-      <w:r>
-        <w:t xml:space="preserve"> and the flow.</w:t>
+        <w:t xml:space="preserve">Clone the repo of </w:t>
+      </w:r>
+      <w:proofErr w:type="spellStart"/>
+      <w:r>
+        <w:t>mayau</w:t>
+      </w:r>
+      <w:proofErr w:type="spellEnd"/>
+      <w:r>
+        <w:t xml:space="preserve"> tech for tomorrow priority </w:t>
+      </w:r>
+    </w:p>
+    <w:p>
+      <w:r>
+        <w:br w:type="page"/>
+      </w:r>
+    </w:p>
+    <w:p>
+      <w:pPr>
+        <w:pStyle w:val="Heading1"/>
+      </w:pPr>
+      <w:r>
+        <w:rPr>
+          <w:highlight w:val="yellow"/>
+        </w:rPr>
+        <w:lastRenderedPageBreak/>
+        <w:t xml:space="preserve">July </w:t>
+      </w:r>
+      <w:r>
+        <w:rPr>
+          <w:highlight w:val="yellow"/>
+        </w:rPr>
+        <w:t>03</w:t>
+      </w:r>
+      <w:r>
+        <w:rPr>
+          <w:highlight w:val="yellow"/>
+        </w:rPr>
+        <w:t xml:space="preserve"> 2026 Thursday Login: 9:</w:t>
+      </w:r>
+      <w:r>
+        <w:rPr>
+          <w:highlight w:val="yellow"/>
+        </w:rPr>
+        <w:t>08</w:t>
+      </w:r>
+      <w:r>
+        <w:rPr>
+          <w:highlight w:val="yellow"/>
+        </w:rPr>
+        <w:t xml:space="preserve"> </w:t>
+      </w:r>
+      <w:r>
+        <w:rPr>
+          <w:highlight w:val="yellow"/>
+        </w:rPr>
+        <w:t>AM Logout: 5:00 PM</w:t>
+      </w:r>
+    </w:p>
+    <w:p>
+      <w:pPr>
+        <w:rPr>
+          <w:b/>
+          <w:bCs/>
+        </w:rPr>
+      </w:pPr>
+      <w:r>
+        <w:rPr>
+          <w:b/>
+          <w:bCs/>
+        </w:rPr>
+        <w:t>Mac store:</w:t>
       </w:r>
     </w:p>
     <w:p>
@@ -13618,107 +13496,553 @@
         <w:pStyle w:val="ListParagraph"/>
         <w:numPr>
           <w:ilvl w:val="0"/>
+          <w:numId w:val="90"/>
+        </w:numPr>
+      </w:pPr>
+      <w:r>
+        <w:t xml:space="preserve">Pushed </w:t>
+      </w:r>
+      <w:r>
+        <w:rPr>
+          <w:b/>
+          <w:bCs/>
+        </w:rPr>
+        <w:t>New Arrivals</w:t>
+      </w:r>
+      <w:r>
+        <w:t xml:space="preserve"> code and integrated product API; verified basic rendering and ensured changes are ready for testing.</w:t>
+      </w:r>
+    </w:p>
+    <w:p>
+      <w:pPr>
+        <w:rPr>
+          <w:b/>
+          <w:bCs/>
+        </w:rPr>
+      </w:pPr>
+      <w:proofErr w:type="spellStart"/>
+      <w:r>
+        <w:rPr>
+          <w:b/>
+          <w:bCs/>
+        </w:rPr>
+        <w:t>Mayou</w:t>
+      </w:r>
+      <w:proofErr w:type="spellEnd"/>
+      <w:r>
+        <w:rPr>
+          <w:b/>
+          <w:bCs/>
+        </w:rPr>
+        <w:t>-Tech</w:t>
+      </w:r>
+      <w:r>
+        <w:rPr>
+          <w:b/>
+          <w:bCs/>
+        </w:rPr>
+        <w:t>:</w:t>
+      </w:r>
+    </w:p>
+    <w:p>
+      <w:pPr>
+        <w:pStyle w:val="ListParagraph"/>
+        <w:numPr>
+          <w:ilvl w:val="0"/>
           <w:numId w:val="84"/>
         </w:numPr>
       </w:pPr>
       <w:r>
-        <w:t xml:space="preserve">Transfer the ownership of the project </w:t>
+        <w:t xml:space="preserve">Created Product, </w:t>
       </w:r>
       <w:proofErr w:type="spellStart"/>
       <w:r>
-        <w:t>webbingplex</w:t>
+        <w:t>ProductListResponse</w:t>
       </w:r>
       <w:proofErr w:type="spellEnd"/>
-    </w:p>
-    <w:p>
-      <w:r>
-        <w:br w:type="page"/>
-      </w:r>
-    </w:p>
-    <w:p>
-      <w:pPr>
-        <w:pStyle w:val="Heading1"/>
-      </w:pPr>
-      <w:r>
-        <w:rPr>
-          <w:highlight w:val="yellow"/>
-        </w:rPr>
+      <w:r>
+        <w:t xml:space="preserve">, and </w:t>
+      </w:r>
+      <w:proofErr w:type="spellStart"/>
+      <w:r>
+        <w:t>ProductResponse</w:t>
+      </w:r>
+      <w:proofErr w:type="spellEnd"/>
+      <w:r>
+        <w:t xml:space="preserve"> types for API consistency </w:t>
+      </w:r>
+    </w:p>
+    <w:p>
+      <w:pPr>
+        <w:pStyle w:val="ListParagraph"/>
+        <w:numPr>
+          <w:ilvl w:val="0"/>
+          <w:numId w:val="84"/>
+        </w:numPr>
+      </w:pPr>
+      <w:r>
+        <w:t xml:space="preserve">Implemented </w:t>
+      </w:r>
+      <w:proofErr w:type="spellStart"/>
+      <w:r>
+        <w:t>getProducts</w:t>
+      </w:r>
+      <w:proofErr w:type="spellEnd"/>
+      <w:r>
+        <w:t xml:space="preserve">() function using generic </w:t>
+      </w:r>
+      <w:proofErr w:type="spellStart"/>
+      <w:r>
+        <w:t>apiFetch</w:t>
+      </w:r>
+      <w:proofErr w:type="spellEnd"/>
+      <w:r>
+        <w:t xml:space="preserve">&lt;T&gt; </w:t>
+      </w:r>
+    </w:p>
+    <w:p>
+      <w:pPr>
+        <w:pStyle w:val="ListParagraph"/>
+        <w:numPr>
+          <w:ilvl w:val="0"/>
+          <w:numId w:val="84"/>
+        </w:numPr>
+      </w:pPr>
+      <w:r>
+        <w:t xml:space="preserve">Ensured type-safe API response handling for product listing </w:t>
+      </w:r>
+    </w:p>
+    <w:p>
+      <w:pPr>
+        <w:pStyle w:val="ListParagraph"/>
+        <w:numPr>
+          <w:ilvl w:val="0"/>
+          <w:numId w:val="84"/>
+        </w:numPr>
+      </w:pPr>
+      <w:r>
+        <w:t xml:space="preserve">Verified GET request works with default fetch method </w:t>
+      </w:r>
+    </w:p>
+    <w:p>
+      <w:pPr>
+        <w:pStyle w:val="ListParagraph"/>
+        <w:numPr>
+          <w:ilvl w:val="0"/>
+          <w:numId w:val="84"/>
+        </w:numPr>
+      </w:pPr>
+      <w:r>
+        <w:t>Structured API layer for future extension (e.g., single product, CRUD operations)</w:t>
+      </w:r>
+    </w:p>
+    <w:p>
+      <w:pPr>
+        <w:rPr>
+          <w:b/>
+          <w:bCs/>
+        </w:rPr>
+      </w:pPr>
+      <w:r>
+        <w:rPr>
+          <w:b/>
+          <w:bCs/>
+        </w:rPr>
+        <w:t>Product A</w:t>
+      </w:r>
+      <w:r>
+        <w:rPr>
+          <w:b/>
+          <w:bCs/>
+        </w:rPr>
+        <w:t>PI</w:t>
+      </w:r>
+      <w:r>
+        <w:rPr>
+          <w:b/>
+          <w:bCs/>
+        </w:rPr>
+        <w:t xml:space="preserve"> integration </w:t>
+      </w:r>
+      <w:r>
+        <w:rPr>
+          <w:b/>
+          <w:bCs/>
+        </w:rPr>
+        <w:t>(</w:t>
+      </w:r>
+      <w:proofErr w:type="spellStart"/>
+      <w:r>
+        <w:rPr>
+          <w:b/>
+          <w:bCs/>
+        </w:rPr>
+        <w:t>mayoutech</w:t>
+      </w:r>
+      <w:proofErr w:type="spellEnd"/>
+      <w:r>
+        <w:rPr>
+          <w:b/>
+          <w:bCs/>
+        </w:rPr>
+        <w:t>)</w:t>
+      </w:r>
+    </w:p>
+    <w:p>
+      <w:pPr>
+        <w:numPr>
+          <w:ilvl w:val="0"/>
+          <w:numId w:val="88"/>
+        </w:numPr>
+      </w:pPr>
+      <w:r>
+        <w:t xml:space="preserve">Tested </w:t>
+      </w:r>
+      <w:proofErr w:type="spellStart"/>
+      <w:r>
+        <w:t>getAllProducts</w:t>
+      </w:r>
+      <w:proofErr w:type="spellEnd"/>
+      <w:r>
+        <w:t xml:space="preserve"> API — data is returning correctly as expected </w:t>
+      </w:r>
+    </w:p>
+    <w:p>
+      <w:pPr>
+        <w:numPr>
+          <w:ilvl w:val="0"/>
+          <w:numId w:val="88"/>
+        </w:numPr>
+      </w:pPr>
+      <w:r>
+        <w:t xml:space="preserve">Completed basic API integration into the existing codebase (initial base setup done) </w:t>
+      </w:r>
+    </w:p>
+    <w:p>
+      <w:pPr>
+        <w:numPr>
+          <w:ilvl w:val="0"/>
+          <w:numId w:val="88"/>
+        </w:numPr>
+      </w:pPr>
+      <w:r>
+        <w:t xml:space="preserve">Integrated product API into product display flow and confirmed products are rendering in UI </w:t>
+      </w:r>
+    </w:p>
+    <w:p>
+      <w:pPr>
+        <w:numPr>
+          <w:ilvl w:val="0"/>
+          <w:numId w:val="88"/>
+        </w:numPr>
+      </w:pPr>
+      <w:r>
+        <w:t>I</w:t>
+      </w:r>
+      <w:r>
+        <w:t>mage rendering in both admin panel and frontend</w:t>
+      </w:r>
+      <w:r>
+        <w:t xml:space="preserve"> are not displaying.</w:t>
+      </w:r>
+      <w:r>
+        <w:t xml:space="preserve"> </w:t>
+      </w:r>
+    </w:p>
+    <w:p>
+      <w:pPr>
+        <w:numPr>
+          <w:ilvl w:val="0"/>
+          <w:numId w:val="88"/>
+        </w:numPr>
+      </w:pPr>
+      <w:r>
+        <w:t xml:space="preserve">Refactored API usage structure with assistance to improve code quality and maintainability </w:t>
+      </w:r>
+    </w:p>
+    <w:p>
+      <w:pPr>
+        <w:numPr>
+          <w:ilvl w:val="0"/>
+          <w:numId w:val="88"/>
+        </w:numPr>
+      </w:pPr>
+      <w:r>
+        <w:t xml:space="preserve">Requires a review from senior </w:t>
+      </w:r>
+      <w:r>
+        <w:t xml:space="preserve">whether it follows best practices </w:t>
+      </w:r>
+    </w:p>
+    <w:p>
+      <w:pPr>
+        <w:ind w:firstLine="360"/>
+        <w:rPr>
+          <w:b/>
+          <w:bCs/>
+        </w:rPr>
+      </w:pPr>
+      <w:r>
+        <w:rPr>
+          <w:b/>
+          <w:bCs/>
+        </w:rPr>
+        <w:t>Affected files:</w:t>
+      </w:r>
+    </w:p>
+    <w:p>
+      <w:pPr>
+        <w:numPr>
+          <w:ilvl w:val="0"/>
+          <w:numId w:val="89"/>
+        </w:numPr>
+      </w:pPr>
+      <w:proofErr w:type="spellStart"/>
+      <w:r>
+        <w:t>src</w:t>
+      </w:r>
+      <w:proofErr w:type="spellEnd"/>
+      <w:r>
+        <w:t>/components/store/</w:t>
+      </w:r>
+      <w:proofErr w:type="spellStart"/>
+      <w:r>
+        <w:t>StoreCatelog.tsx</w:t>
+      </w:r>
+      <w:proofErr w:type="spellEnd"/>
+      <w:r>
+        <w:t xml:space="preserve"> </w:t>
+      </w:r>
+    </w:p>
+    <w:p>
+      <w:pPr>
+        <w:numPr>
+          <w:ilvl w:val="0"/>
+          <w:numId w:val="89"/>
+        </w:numPr>
+      </w:pPr>
+      <w:proofErr w:type="spellStart"/>
+      <w:r>
+        <w:t>src</w:t>
+      </w:r>
+      <w:proofErr w:type="spellEnd"/>
+      <w:r>
+        <w:t>/components/store/</w:t>
+      </w:r>
+      <w:proofErr w:type="spellStart"/>
+      <w:r>
+        <w:t>StoreProductCard.tsx</w:t>
+      </w:r>
+      <w:proofErr w:type="spellEnd"/>
+      <w:r>
+        <w:t xml:space="preserve"> </w:t>
+      </w:r>
+    </w:p>
+    <w:p>
+      <w:pPr>
+        <w:numPr>
+          <w:ilvl w:val="0"/>
+          <w:numId w:val="89"/>
+        </w:numPr>
+      </w:pPr>
+      <w:proofErr w:type="spellStart"/>
+      <w:r>
+        <w:t>src</w:t>
+      </w:r>
+      <w:proofErr w:type="spellEnd"/>
+      <w:r>
+        <w:t>/lib/</w:t>
+      </w:r>
+      <w:proofErr w:type="spellStart"/>
+      <w:r>
+        <w:t>api.ts</w:t>
+      </w:r>
+      <w:proofErr w:type="spellEnd"/>
+      <w:r>
+        <w:t xml:space="preserve"> </w:t>
+      </w:r>
+    </w:p>
+    <w:p>
+      <w:pPr>
+        <w:numPr>
+          <w:ilvl w:val="0"/>
+          <w:numId w:val="89"/>
+        </w:numPr>
+      </w:pPr>
+      <w:proofErr w:type="spellStart"/>
+      <w:r>
+        <w:t>src</w:t>
+      </w:r>
+      <w:proofErr w:type="spellEnd"/>
+      <w:r>
+        <w:t>/lib/</w:t>
+      </w:r>
+      <w:proofErr w:type="spellStart"/>
+      <w:r>
+        <w:t>productApi.ts</w:t>
+      </w:r>
+      <w:proofErr w:type="spellEnd"/>
+    </w:p>
+    <w:p>
+      <w:pPr>
+        <w:rPr>
+          <w:b/>
+          <w:bCs/>
+        </w:rPr>
+      </w:pPr>
+      <w:r>
+        <w:rPr>
+          <w:b/>
+          <w:bCs/>
+        </w:rPr>
+        <w:t>Category API Integration (</w:t>
+      </w:r>
+      <w:proofErr w:type="spellStart"/>
+      <w:r>
+        <w:rPr>
+          <w:b/>
+          <w:bCs/>
+        </w:rPr>
+        <w:t>mayoutech</w:t>
+      </w:r>
+      <w:proofErr w:type="spellEnd"/>
+      <w:r>
+        <w:rPr>
+          <w:b/>
+          <w:bCs/>
+        </w:rPr>
+        <w:t>):</w:t>
+      </w:r>
+    </w:p>
+    <w:p>
+      <w:pPr>
+        <w:pStyle w:val="ListParagraph"/>
+        <w:numPr>
+          <w:ilvl w:val="0"/>
+          <w:numId w:val="91"/>
+        </w:numPr>
+      </w:pPr>
+      <w:r>
+        <w:t xml:space="preserve">Implemented </w:t>
+      </w:r>
+      <w:proofErr w:type="spellStart"/>
+      <w:r>
+        <w:t>getCategories</w:t>
+      </w:r>
+      <w:proofErr w:type="spellEnd"/>
+      <w:r>
+        <w:t xml:space="preserve"> API and integrated the initial category data fetching flow.</w:t>
+      </w:r>
+    </w:p>
+    <w:p>
+      <w:pPr>
+        <w:pStyle w:val="ListParagraph"/>
+        <w:numPr>
+          <w:ilvl w:val="0"/>
+          <w:numId w:val="91"/>
+        </w:numPr>
+      </w:pPr>
+      <w:r>
+        <w:t>Completed basic API integration into the existing codebase</w:t>
+      </w:r>
+    </w:p>
+    <w:p>
+      <w:pPr>
+        <w:pStyle w:val="ListParagraph"/>
+        <w:numPr>
+          <w:ilvl w:val="0"/>
+          <w:numId w:val="91"/>
+        </w:numPr>
+      </w:pPr>
+      <w:r>
         <w:lastRenderedPageBreak/>
-        <w:t>July 26 2026 Thursday Login: 9:29 AM Logout:</w:t>
-      </w:r>
+        <w:t xml:space="preserve">Integrate category </w:t>
+      </w:r>
+      <w:proofErr w:type="spellStart"/>
+      <w:r>
+        <w:t>api</w:t>
+      </w:r>
+      <w:proofErr w:type="spellEnd"/>
+      <w:r>
+        <w:t xml:space="preserve"> to display list of categories</w:t>
+      </w:r>
+      <w:r>
+        <w:tab/>
+      </w:r>
+      <w:r>
+        <w:tab/>
+      </w:r>
+    </w:p>
+    <w:p>
+      <w:pPr>
+        <w:ind w:firstLine="360"/>
+        <w:rPr>
+          <w:b/>
+          <w:bCs/>
+        </w:rPr>
+      </w:pPr>
+      <w:r>
+        <w:rPr>
+          <w:b/>
+          <w:bCs/>
+        </w:rPr>
+        <w:t>Affected files:</w:t>
+      </w:r>
+    </w:p>
+    <w:p>
+      <w:pPr>
+        <w:numPr>
+          <w:ilvl w:val="0"/>
+          <w:numId w:val="89"/>
+        </w:numPr>
+      </w:pPr>
+      <w:proofErr w:type="spellStart"/>
+      <w:r>
+        <w:t>src</w:t>
+      </w:r>
+      <w:proofErr w:type="spellEnd"/>
+      <w:r>
+        <w:t>/components/store/</w:t>
+      </w:r>
+      <w:proofErr w:type="spellStart"/>
+      <w:r>
+        <w:t>Store</w:t>
+      </w:r>
+      <w:r>
+        <w:t>Sidebar.tsx</w:t>
+      </w:r>
+      <w:proofErr w:type="spellEnd"/>
       <w:r>
         <w:t xml:space="preserve"> </w:t>
       </w:r>
     </w:p>
     <w:p>
       <w:pPr>
-        <w:pStyle w:val="ListParagraph"/>
-        <w:numPr>
-          <w:ilvl w:val="0"/>
-          <w:numId w:val="84"/>
-        </w:numPr>
-      </w:pPr>
-      <w:r>
-        <w:t>Verified the admin panel new arrivals functionality after manual test.</w:t>
-      </w:r>
-    </w:p>
-    <w:p>
-      <w:pPr>
-        <w:pStyle w:val="ListParagraph"/>
-        <w:numPr>
-          <w:ilvl w:val="0"/>
-          <w:numId w:val="84"/>
-        </w:numPr>
-      </w:pPr>
-      <w:r>
-        <w:t xml:space="preserve">Analyzed the new arrival section and identified responsiveness and UI issues. Completed the basic fixes; the code will be pushed after the review. </w:t>
-      </w:r>
-    </w:p>
-    <w:p>
-      <w:pPr>
-        <w:pStyle w:val="ListParagraph"/>
-        <w:numPr>
-          <w:ilvl w:val="0"/>
-          <w:numId w:val="84"/>
-        </w:numPr>
-      </w:pPr>
-      <w:r>
-        <w:t xml:space="preserve">Set up PHP for the senior, completed the configuration, and pushed the builds. This took a significant amount of time due to configuration errors that required troubleshooting. </w:t>
-      </w:r>
-    </w:p>
-    <w:p>
-      <w:pPr>
-        <w:pStyle w:val="ListParagraph"/>
-        <w:numPr>
-          <w:ilvl w:val="0"/>
-          <w:numId w:val="84"/>
-        </w:numPr>
-      </w:pPr>
-      <w:r>
-        <w:t>Had discussions with the senior regarding ongoing tasks and implementation details</w:t>
-      </w:r>
-      <w:r>
-        <w:t xml:space="preserve"> of mac.</w:t>
-      </w:r>
-    </w:p>
-    <w:p>
-      <w:pPr>
-        <w:pStyle w:val="ListParagraph"/>
-        <w:numPr>
-          <w:ilvl w:val="0"/>
-          <w:numId w:val="84"/>
-        </w:numPr>
-      </w:pPr>
-      <w:r>
-        <w:t xml:space="preserve">Clone the repo of </w:t>
-      </w:r>
+        <w:numPr>
+          <w:ilvl w:val="0"/>
+          <w:numId w:val="89"/>
+        </w:numPr>
+      </w:pPr>
       <w:proofErr w:type="spellStart"/>
       <w:r>
-        <w:t>mayau</w:t>
+        <w:t>src</w:t>
       </w:r>
       <w:proofErr w:type="spellEnd"/>
       <w:r>
-        <w:t xml:space="preserve"> tech for tomorrow priority </w:t>
+        <w:t>/lib/</w:t>
+      </w:r>
+      <w:proofErr w:type="spellStart"/>
+      <w:r>
+        <w:t>Category</w:t>
+      </w:r>
+      <w:r>
+        <w:t>Api.ts</w:t>
+      </w:r>
+      <w:proofErr w:type="spellEnd"/>
+    </w:p>
+    <w:p>
+      <w:r>
+        <w:t xml:space="preserve">A pr request is made </w:t>
       </w:r>
     </w:p>
     <w:sectPr>
@@ -14479,6 +14803,119 @@
     </w:lvl>
   </w:abstractNum>
   <w:abstractNum w:abstractNumId="5" w15:restartNumberingAfterBreak="0">
+    <w:nsid w:val="09442CA2"/>
+    <w:multiLevelType w:val="hybridMultilevel"/>
+    <w:tmpl w:val="E3B8C8FA"/>
+    <w:lvl w:ilvl="0" w:tplc="04090001">
+      <w:start w:val="1"/>
+      <w:numFmt w:val="bullet"/>
+      <w:lvlText w:val=""/>
+      <w:lvlJc w:val="left"/>
+      <w:pPr>
+        <w:ind w:left="720" w:hanging="360"/>
+      </w:pPr>
+      <w:rPr>
+        <w:rFonts w:ascii="Symbol" w:hAnsi="Symbol" w:hint="default"/>
+      </w:rPr>
+    </w:lvl>
+    <w:lvl w:ilvl="1" w:tplc="04090003" w:tentative="1">
+      <w:start w:val="1"/>
+      <w:numFmt w:val="bullet"/>
+      <w:lvlText w:val="o"/>
+      <w:lvlJc w:val="left"/>
+      <w:pPr>
+        <w:ind w:left="1440" w:hanging="360"/>
+      </w:pPr>
+      <w:rPr>
+        <w:rFonts w:ascii="Courier New" w:hAnsi="Courier New" w:cs="Courier New" w:hint="default"/>
+      </w:rPr>
+    </w:lvl>
+    <w:lvl w:ilvl="2" w:tplc="04090005" w:tentative="1">
+      <w:start w:val="1"/>
+      <w:numFmt w:val="bullet"/>
+      <w:lvlText w:val=""/>
+      <w:lvlJc w:val="left"/>
+      <w:pPr>
+        <w:ind w:left="2160" w:hanging="360"/>
+      </w:pPr>
+      <w:rPr>
+        <w:rFonts w:ascii="Wingdings" w:hAnsi="Wingdings" w:hint="default"/>
+      </w:rPr>
+    </w:lvl>
+    <w:lvl w:ilvl="3" w:tplc="04090001" w:tentative="1">
+      <w:start w:val="1"/>
+      <w:numFmt w:val="bullet"/>
+      <w:lvlText w:val=""/>
+      <w:lvlJc w:val="left"/>
+      <w:pPr>
+        <w:ind w:left="2880" w:hanging="360"/>
+      </w:pPr>
+      <w:rPr>
+        <w:rFonts w:ascii="Symbol" w:hAnsi="Symbol" w:hint="default"/>
+      </w:rPr>
+    </w:lvl>
+    <w:lvl w:ilvl="4" w:tplc="04090003" w:tentative="1">
+      <w:start w:val="1"/>
+      <w:numFmt w:val="bullet"/>
+      <w:lvlText w:val="o"/>
+      <w:lvlJc w:val="left"/>
+      <w:pPr>
+        <w:ind w:left="3600" w:hanging="360"/>
+      </w:pPr>
+      <w:rPr>
+        <w:rFonts w:ascii="Courier New" w:hAnsi="Courier New" w:cs="Courier New" w:hint="default"/>
+      </w:rPr>
+    </w:lvl>
+    <w:lvl w:ilvl="5" w:tplc="04090005" w:tentative="1">
+      <w:start w:val="1"/>
+      <w:numFmt w:val="bullet"/>
+      <w:lvlText w:val=""/>
+      <w:lvlJc w:val="left"/>
+      <w:pPr>
+        <w:ind w:left="4320" w:hanging="360"/>
+      </w:pPr>
+      <w:rPr>
+        <w:rFonts w:ascii="Wingdings" w:hAnsi="Wingdings" w:hint="default"/>
+      </w:rPr>
+    </w:lvl>
+    <w:lvl w:ilvl="6" w:tplc="04090001" w:tentative="1">
+      <w:start w:val="1"/>
+      <w:numFmt w:val="bullet"/>
+      <w:lvlText w:val=""/>
+      <w:lvlJc w:val="left"/>
+      <w:pPr>
+        <w:ind w:left="5040" w:hanging="360"/>
+      </w:pPr>
+      <w:rPr>
+        <w:rFonts w:ascii="Symbol" w:hAnsi="Symbol" w:hint="default"/>
+      </w:rPr>
+    </w:lvl>
+    <w:lvl w:ilvl="7" w:tplc="04090003" w:tentative="1">
+      <w:start w:val="1"/>
+      <w:numFmt w:val="bullet"/>
+      <w:lvlText w:val="o"/>
+      <w:lvlJc w:val="left"/>
+      <w:pPr>
+        <w:ind w:left="5760" w:hanging="360"/>
+      </w:pPr>
+      <w:rPr>
+        <w:rFonts w:ascii="Courier New" w:hAnsi="Courier New" w:cs="Courier New" w:hint="default"/>
+      </w:rPr>
+    </w:lvl>
+    <w:lvl w:ilvl="8" w:tplc="04090005" w:tentative="1">
+      <w:start w:val="1"/>
+      <w:numFmt w:val="bullet"/>
+      <w:lvlText w:val=""/>
+      <w:lvlJc w:val="left"/>
+      <w:pPr>
+        <w:ind w:left="6480" w:hanging="360"/>
+      </w:pPr>
+      <w:rPr>
+        <w:rFonts w:ascii="Wingdings" w:hAnsi="Wingdings" w:hint="default"/>
+      </w:rPr>
+    </w:lvl>
+  </w:abstractNum>
+  <w:abstractNum w:abstractNumId="6" w15:restartNumberingAfterBreak="0">
     <w:nsid w:val="0A2733E1"/>
     <w:multiLevelType w:val="multilevel"/>
     <w:tmpl w:val="1BBE9F4A"/>
@@ -14627,7 +15064,7 @@
       </w:rPr>
     </w:lvl>
   </w:abstractNum>
-  <w:abstractNum w:abstractNumId="6" w15:restartNumberingAfterBreak="0">
+  <w:abstractNum w:abstractNumId="7" w15:restartNumberingAfterBreak="0">
     <w:nsid w:val="0C6F2C28"/>
     <w:multiLevelType w:val="multilevel"/>
     <w:tmpl w:val="6C3EFB04"/>
@@ -14776,7 +15213,7 @@
       </w:rPr>
     </w:lvl>
   </w:abstractNum>
-  <w:abstractNum w:abstractNumId="7" w15:restartNumberingAfterBreak="0">
+  <w:abstractNum w:abstractNumId="8" w15:restartNumberingAfterBreak="0">
     <w:nsid w:val="11F05B77"/>
     <w:multiLevelType w:val="multilevel"/>
     <w:tmpl w:val="517A47E6"/>
@@ -14925,7 +15362,7 @@
       </w:rPr>
     </w:lvl>
   </w:abstractNum>
-  <w:abstractNum w:abstractNumId="8" w15:restartNumberingAfterBreak="0">
+  <w:abstractNum w:abstractNumId="9" w15:restartNumberingAfterBreak="0">
     <w:nsid w:val="13450393"/>
     <w:multiLevelType w:val="multilevel"/>
     <w:tmpl w:val="A0E635FE"/>
@@ -15074,7 +15511,7 @@
       </w:rPr>
     </w:lvl>
   </w:abstractNum>
-  <w:abstractNum w:abstractNumId="9" w15:restartNumberingAfterBreak="0">
+  <w:abstractNum w:abstractNumId="10" w15:restartNumberingAfterBreak="0">
     <w:nsid w:val="1391477F"/>
     <w:multiLevelType w:val="multilevel"/>
     <w:tmpl w:val="3DFA2094"/>
@@ -15223,7 +15660,7 @@
       </w:rPr>
     </w:lvl>
   </w:abstractNum>
-  <w:abstractNum w:abstractNumId="10" w15:restartNumberingAfterBreak="0">
+  <w:abstractNum w:abstractNumId="11" w15:restartNumberingAfterBreak="0">
     <w:nsid w:val="13FF5CF7"/>
     <w:multiLevelType w:val="multilevel"/>
     <w:tmpl w:val="89728396"/>
@@ -15372,7 +15809,7 @@
       </w:rPr>
     </w:lvl>
   </w:abstractNum>
-  <w:abstractNum w:abstractNumId="11" w15:restartNumberingAfterBreak="0">
+  <w:abstractNum w:abstractNumId="12" w15:restartNumberingAfterBreak="0">
     <w:nsid w:val="141110BB"/>
     <w:multiLevelType w:val="multilevel"/>
     <w:tmpl w:val="2DB4CBDA"/>
@@ -15521,7 +15958,7 @@
       </w:rPr>
     </w:lvl>
   </w:abstractNum>
-  <w:abstractNum w:abstractNumId="12" w15:restartNumberingAfterBreak="0">
+  <w:abstractNum w:abstractNumId="13" w15:restartNumberingAfterBreak="0">
     <w:nsid w:val="15453ECD"/>
     <w:multiLevelType w:val="multilevel"/>
     <w:tmpl w:val="032035F0"/>
@@ -15670,7 +16107,7 @@
       </w:rPr>
     </w:lvl>
   </w:abstractNum>
-  <w:abstractNum w:abstractNumId="13" w15:restartNumberingAfterBreak="0">
+  <w:abstractNum w:abstractNumId="14" w15:restartNumberingAfterBreak="0">
     <w:nsid w:val="159700FE"/>
     <w:multiLevelType w:val="hybridMultilevel"/>
     <w:tmpl w:val="6DA61706"/>
@@ -15783,7 +16220,156 @@
       </w:rPr>
     </w:lvl>
   </w:abstractNum>
-  <w:abstractNum w:abstractNumId="14" w15:restartNumberingAfterBreak="0">
+  <w:abstractNum w:abstractNumId="15" w15:restartNumberingAfterBreak="0">
+    <w:nsid w:val="164E5DA4"/>
+    <w:multiLevelType w:val="multilevel"/>
+    <w:tmpl w:val="3EDCE6C2"/>
+    <w:lvl w:ilvl="0">
+      <w:start w:val="1"/>
+      <w:numFmt w:val="bullet"/>
+      <w:lvlText w:val=""/>
+      <w:lvlJc w:val="left"/>
+      <w:pPr>
+        <w:tabs>
+          <w:tab w:val="num" w:pos="720"/>
+        </w:tabs>
+        <w:ind w:left="720" w:hanging="360"/>
+      </w:pPr>
+      <w:rPr>
+        <w:rFonts w:ascii="Symbol" w:hAnsi="Symbol" w:hint="default"/>
+        <w:sz w:val="20"/>
+      </w:rPr>
+    </w:lvl>
+    <w:lvl w:ilvl="1" w:tentative="1">
+      <w:start w:val="1"/>
+      <w:numFmt w:val="bullet"/>
+      <w:lvlText w:val="o"/>
+      <w:lvlJc w:val="left"/>
+      <w:pPr>
+        <w:tabs>
+          <w:tab w:val="num" w:pos="1440"/>
+        </w:tabs>
+        <w:ind w:left="1440" w:hanging="360"/>
+      </w:pPr>
+      <w:rPr>
+        <w:rFonts w:ascii="Courier New" w:hAnsi="Courier New" w:hint="default"/>
+        <w:sz w:val="20"/>
+      </w:rPr>
+    </w:lvl>
+    <w:lvl w:ilvl="2" w:tentative="1">
+      <w:start w:val="1"/>
+      <w:numFmt w:val="bullet"/>
+      <w:lvlText w:val=""/>
+      <w:lvlJc w:val="left"/>
+      <w:pPr>
+        <w:tabs>
+          <w:tab w:val="num" w:pos="2160"/>
+        </w:tabs>
+        <w:ind w:left="2160" w:hanging="360"/>
+      </w:pPr>
+      <w:rPr>
+        <w:rFonts w:ascii="Wingdings" w:hAnsi="Wingdings" w:hint="default"/>
+        <w:sz w:val="20"/>
+      </w:rPr>
+    </w:lvl>
+    <w:lvl w:ilvl="3" w:tentative="1">
+      <w:start w:val="1"/>
+      <w:numFmt w:val="bullet"/>
+      <w:lvlText w:val=""/>
+      <w:lvlJc w:val="left"/>
+      <w:pPr>
+        <w:tabs>
+          <w:tab w:val="num" w:pos="2880"/>
+        </w:tabs>
+        <w:ind w:left="2880" w:hanging="360"/>
+      </w:pPr>
+      <w:rPr>
+        <w:rFonts w:ascii="Wingdings" w:hAnsi="Wingdings" w:hint="default"/>
+        <w:sz w:val="20"/>
+      </w:rPr>
+    </w:lvl>
+    <w:lvl w:ilvl="4" w:tentative="1">
+      <w:start w:val="1"/>
+      <w:numFmt w:val="bullet"/>
+      <w:lvlText w:val=""/>
+      <w:lvlJc w:val="left"/>
+      <w:pPr>
+        <w:tabs>
+          <w:tab w:val="num" w:pos="3600"/>
+        </w:tabs>
+        <w:ind w:left="3600" w:hanging="360"/>
+      </w:pPr>
+      <w:rPr>
+        <w:rFonts w:ascii="Wingdings" w:hAnsi="Wingdings" w:hint="default"/>
+        <w:sz w:val="20"/>
+      </w:rPr>
+    </w:lvl>
+    <w:lvl w:ilvl="5" w:tentative="1">
+      <w:start w:val="1"/>
+      <w:numFmt w:val="bullet"/>
+      <w:lvlText w:val=""/>
+      <w:lvlJc w:val="left"/>
+      <w:pPr>
+        <w:tabs>
+          <w:tab w:val="num" w:pos="4320"/>
+        </w:tabs>
+        <w:ind w:left="4320" w:hanging="360"/>
+      </w:pPr>
+      <w:rPr>
+        <w:rFonts w:ascii="Wingdings" w:hAnsi="Wingdings" w:hint="default"/>
+        <w:sz w:val="20"/>
+      </w:rPr>
+    </w:lvl>
+    <w:lvl w:ilvl="6" w:tentative="1">
+      <w:start w:val="1"/>
+      <w:numFmt w:val="bullet"/>
+      <w:lvlText w:val=""/>
+      <w:lvlJc w:val="left"/>
+      <w:pPr>
+        <w:tabs>
+          <w:tab w:val="num" w:pos="5040"/>
+        </w:tabs>
+        <w:ind w:left="5040" w:hanging="360"/>
+      </w:pPr>
+      <w:rPr>
+        <w:rFonts w:ascii="Wingdings" w:hAnsi="Wingdings" w:hint="default"/>
+        <w:sz w:val="20"/>
+      </w:rPr>
+    </w:lvl>
+    <w:lvl w:ilvl="7" w:tentative="1">
+      <w:start w:val="1"/>
+      <w:numFmt w:val="bullet"/>
+      <w:lvlText w:val=""/>
+      <w:lvlJc w:val="left"/>
+      <w:pPr>
+        <w:tabs>
+          <w:tab w:val="num" w:pos="5760"/>
+        </w:tabs>
+        <w:ind w:left="5760" w:hanging="360"/>
+      </w:pPr>
+      <w:rPr>
+        <w:rFonts w:ascii="Wingdings" w:hAnsi="Wingdings" w:hint="default"/>
+        <w:sz w:val="20"/>
+      </w:rPr>
+    </w:lvl>
+    <w:lvl w:ilvl="8" w:tentative="1">
+      <w:start w:val="1"/>
+      <w:numFmt w:val="bullet"/>
+      <w:lvlText w:val=""/>
+      <w:lvlJc w:val="left"/>
+      <w:pPr>
+        <w:tabs>
+          <w:tab w:val="num" w:pos="6480"/>
+        </w:tabs>
+        <w:ind w:left="6480" w:hanging="360"/>
+      </w:pPr>
+      <w:rPr>
+        <w:rFonts w:ascii="Wingdings" w:hAnsi="Wingdings" w:hint="default"/>
+        <w:sz w:val="20"/>
+      </w:rPr>
+    </w:lvl>
+  </w:abstractNum>
+  <w:abstractNum w:abstractNumId="16" w15:restartNumberingAfterBreak="0">
     <w:nsid w:val="17CB03B8"/>
     <w:multiLevelType w:val="multilevel"/>
     <w:tmpl w:val="BDE80E90"/>
@@ -15932,7 +16518,7 @@
       </w:rPr>
     </w:lvl>
   </w:abstractNum>
-  <w:abstractNum w:abstractNumId="15" w15:restartNumberingAfterBreak="0">
+  <w:abstractNum w:abstractNumId="17" w15:restartNumberingAfterBreak="0">
     <w:nsid w:val="1802351A"/>
     <w:multiLevelType w:val="multilevel"/>
     <w:tmpl w:val="D55CE120"/>
@@ -16081,7 +16667,7 @@
       </w:rPr>
     </w:lvl>
   </w:abstractNum>
-  <w:abstractNum w:abstractNumId="16" w15:restartNumberingAfterBreak="0">
+  <w:abstractNum w:abstractNumId="18" w15:restartNumberingAfterBreak="0">
     <w:nsid w:val="18577577"/>
     <w:multiLevelType w:val="multilevel"/>
     <w:tmpl w:val="4BEC0844"/>
@@ -16230,7 +16816,7 @@
       </w:rPr>
     </w:lvl>
   </w:abstractNum>
-  <w:abstractNum w:abstractNumId="17" w15:restartNumberingAfterBreak="0">
+  <w:abstractNum w:abstractNumId="19" w15:restartNumberingAfterBreak="0">
     <w:nsid w:val="1A055FA1"/>
     <w:multiLevelType w:val="multilevel"/>
     <w:tmpl w:val="F126FEB2"/>
@@ -16379,7 +16965,7 @@
       </w:rPr>
     </w:lvl>
   </w:abstractNum>
-  <w:abstractNum w:abstractNumId="18" w15:restartNumberingAfterBreak="0">
+  <w:abstractNum w:abstractNumId="20" w15:restartNumberingAfterBreak="0">
     <w:nsid w:val="1B1F3CCB"/>
     <w:multiLevelType w:val="multilevel"/>
     <w:tmpl w:val="0A8E2F46"/>
@@ -16528,7 +17114,7 @@
       </w:rPr>
     </w:lvl>
   </w:abstractNum>
-  <w:abstractNum w:abstractNumId="19" w15:restartNumberingAfterBreak="0">
+  <w:abstractNum w:abstractNumId="21" w15:restartNumberingAfterBreak="0">
     <w:nsid w:val="1F8D1B11"/>
     <w:multiLevelType w:val="hybridMultilevel"/>
     <w:tmpl w:val="36F229B2"/>
@@ -16641,7 +17227,7 @@
       </w:rPr>
     </w:lvl>
   </w:abstractNum>
-  <w:abstractNum w:abstractNumId="20" w15:restartNumberingAfterBreak="0">
+  <w:abstractNum w:abstractNumId="22" w15:restartNumberingAfterBreak="0">
     <w:nsid w:val="24131328"/>
     <w:multiLevelType w:val="multilevel"/>
     <w:tmpl w:val="3EB62E3C"/>
@@ -16790,7 +17376,7 @@
       </w:rPr>
     </w:lvl>
   </w:abstractNum>
-  <w:abstractNum w:abstractNumId="21" w15:restartNumberingAfterBreak="0">
+  <w:abstractNum w:abstractNumId="23" w15:restartNumberingAfterBreak="0">
     <w:nsid w:val="255029EC"/>
     <w:multiLevelType w:val="multilevel"/>
     <w:tmpl w:val="EB60805A"/>
@@ -16939,7 +17525,7 @@
       </w:rPr>
     </w:lvl>
   </w:abstractNum>
-  <w:abstractNum w:abstractNumId="22" w15:restartNumberingAfterBreak="0">
+  <w:abstractNum w:abstractNumId="24" w15:restartNumberingAfterBreak="0">
     <w:nsid w:val="263A27F7"/>
     <w:multiLevelType w:val="multilevel"/>
     <w:tmpl w:val="D9EE3A16"/>
@@ -17088,7 +17674,7 @@
       </w:rPr>
     </w:lvl>
   </w:abstractNum>
-  <w:abstractNum w:abstractNumId="23" w15:restartNumberingAfterBreak="0">
+  <w:abstractNum w:abstractNumId="25" w15:restartNumberingAfterBreak="0">
     <w:nsid w:val="266E01BD"/>
     <w:multiLevelType w:val="hybridMultilevel"/>
     <w:tmpl w:val="E8F46C30"/>
@@ -17201,7 +17787,7 @@
       </w:rPr>
     </w:lvl>
   </w:abstractNum>
-  <w:abstractNum w:abstractNumId="24" w15:restartNumberingAfterBreak="0">
+  <w:abstractNum w:abstractNumId="26" w15:restartNumberingAfterBreak="0">
     <w:nsid w:val="288D6092"/>
     <w:multiLevelType w:val="multilevel"/>
     <w:tmpl w:val="F5F2C6D4"/>
@@ -17350,7 +17936,7 @@
       </w:rPr>
     </w:lvl>
   </w:abstractNum>
-  <w:abstractNum w:abstractNumId="25" w15:restartNumberingAfterBreak="0">
+  <w:abstractNum w:abstractNumId="27" w15:restartNumberingAfterBreak="0">
     <w:nsid w:val="28AF68D9"/>
     <w:multiLevelType w:val="multilevel"/>
     <w:tmpl w:val="1DBC2298"/>
@@ -17499,7 +18085,7 @@
       </w:rPr>
     </w:lvl>
   </w:abstractNum>
-  <w:abstractNum w:abstractNumId="26" w15:restartNumberingAfterBreak="0">
+  <w:abstractNum w:abstractNumId="28" w15:restartNumberingAfterBreak="0">
     <w:nsid w:val="2A7219A1"/>
     <w:multiLevelType w:val="hybridMultilevel"/>
     <w:tmpl w:val="2708D780"/>
@@ -17612,7 +18198,156 @@
       </w:rPr>
     </w:lvl>
   </w:abstractNum>
-  <w:abstractNum w:abstractNumId="27" w15:restartNumberingAfterBreak="0">
+  <w:abstractNum w:abstractNumId="29" w15:restartNumberingAfterBreak="0">
+    <w:nsid w:val="2B504781"/>
+    <w:multiLevelType w:val="multilevel"/>
+    <w:tmpl w:val="E59ACD4A"/>
+    <w:lvl w:ilvl="0">
+      <w:start w:val="1"/>
+      <w:numFmt w:val="bullet"/>
+      <w:lvlText w:val=""/>
+      <w:lvlJc w:val="left"/>
+      <w:pPr>
+        <w:tabs>
+          <w:tab w:val="num" w:pos="720"/>
+        </w:tabs>
+        <w:ind w:left="720" w:hanging="360"/>
+      </w:pPr>
+      <w:rPr>
+        <w:rFonts w:ascii="Symbol" w:hAnsi="Symbol" w:hint="default"/>
+        <w:sz w:val="20"/>
+      </w:rPr>
+    </w:lvl>
+    <w:lvl w:ilvl="1" w:tentative="1">
+      <w:start w:val="1"/>
+      <w:numFmt w:val="bullet"/>
+      <w:lvlText w:val="o"/>
+      <w:lvlJc w:val="left"/>
+      <w:pPr>
+        <w:tabs>
+          <w:tab w:val="num" w:pos="1440"/>
+        </w:tabs>
+        <w:ind w:left="1440" w:hanging="360"/>
+      </w:pPr>
+      <w:rPr>
+        <w:rFonts w:ascii="Courier New" w:hAnsi="Courier New" w:hint="default"/>
+        <w:sz w:val="20"/>
+      </w:rPr>
+    </w:lvl>
+    <w:lvl w:ilvl="2" w:tentative="1">
+      <w:start w:val="1"/>
+      <w:numFmt w:val="bullet"/>
+      <w:lvlText w:val=""/>
+      <w:lvlJc w:val="left"/>
+      <w:pPr>
+        <w:tabs>
+          <w:tab w:val="num" w:pos="2160"/>
+        </w:tabs>
+        <w:ind w:left="2160" w:hanging="360"/>
+      </w:pPr>
+      <w:rPr>
+        <w:rFonts w:ascii="Wingdings" w:hAnsi="Wingdings" w:hint="default"/>
+        <w:sz w:val="20"/>
+      </w:rPr>
+    </w:lvl>
+    <w:lvl w:ilvl="3" w:tentative="1">
+      <w:start w:val="1"/>
+      <w:numFmt w:val="bullet"/>
+      <w:lvlText w:val=""/>
+      <w:lvlJc w:val="left"/>
+      <w:pPr>
+        <w:tabs>
+          <w:tab w:val="num" w:pos="2880"/>
+        </w:tabs>
+        <w:ind w:left="2880" w:hanging="360"/>
+      </w:pPr>
+      <w:rPr>
+        <w:rFonts w:ascii="Wingdings" w:hAnsi="Wingdings" w:hint="default"/>
+        <w:sz w:val="20"/>
+      </w:rPr>
+    </w:lvl>
+    <w:lvl w:ilvl="4" w:tentative="1">
+      <w:start w:val="1"/>
+      <w:numFmt w:val="bullet"/>
+      <w:lvlText w:val=""/>
+      <w:lvlJc w:val="left"/>
+      <w:pPr>
+        <w:tabs>
+          <w:tab w:val="num" w:pos="3600"/>
+        </w:tabs>
+        <w:ind w:left="3600" w:hanging="360"/>
+      </w:pPr>
+      <w:rPr>
+        <w:rFonts w:ascii="Wingdings" w:hAnsi="Wingdings" w:hint="default"/>
+        <w:sz w:val="20"/>
+      </w:rPr>
+    </w:lvl>
+    <w:lvl w:ilvl="5" w:tentative="1">
+      <w:start w:val="1"/>
+      <w:numFmt w:val="bullet"/>
+      <w:lvlText w:val=""/>
+      <w:lvlJc w:val="left"/>
+      <w:pPr>
+        <w:tabs>
+          <w:tab w:val="num" w:pos="4320"/>
+        </w:tabs>
+        <w:ind w:left="4320" w:hanging="360"/>
+      </w:pPr>
+      <w:rPr>
+        <w:rFonts w:ascii="Wingdings" w:hAnsi="Wingdings" w:hint="default"/>
+        <w:sz w:val="20"/>
+      </w:rPr>
+    </w:lvl>
+    <w:lvl w:ilvl="6" w:tentative="1">
+      <w:start w:val="1"/>
+      <w:numFmt w:val="bullet"/>
+      <w:lvlText w:val=""/>
+      <w:lvlJc w:val="left"/>
+      <w:pPr>
+        <w:tabs>
+          <w:tab w:val="num" w:pos="5040"/>
+        </w:tabs>
+        <w:ind w:left="5040" w:hanging="360"/>
+      </w:pPr>
+      <w:rPr>
+        <w:rFonts w:ascii="Wingdings" w:hAnsi="Wingdings" w:hint="default"/>
+        <w:sz w:val="20"/>
+      </w:rPr>
+    </w:lvl>
+    <w:lvl w:ilvl="7" w:tentative="1">
+      <w:start w:val="1"/>
+      <w:numFmt w:val="bullet"/>
+      <w:lvlText w:val=""/>
+      <w:lvlJc w:val="left"/>
+      <w:pPr>
+        <w:tabs>
+          <w:tab w:val="num" w:pos="5760"/>
+        </w:tabs>
+        <w:ind w:left="5760" w:hanging="360"/>
+      </w:pPr>
+      <w:rPr>
+        <w:rFonts w:ascii="Wingdings" w:hAnsi="Wingdings" w:hint="default"/>
+        <w:sz w:val="20"/>
+      </w:rPr>
+    </w:lvl>
+    <w:lvl w:ilvl="8" w:tentative="1">
+      <w:start w:val="1"/>
+      <w:numFmt w:val="bullet"/>
+      <w:lvlText w:val=""/>
+      <w:lvlJc w:val="left"/>
+      <w:pPr>
+        <w:tabs>
+          <w:tab w:val="num" w:pos="6480"/>
+        </w:tabs>
+        <w:ind w:left="6480" w:hanging="360"/>
+      </w:pPr>
+      <w:rPr>
+        <w:rFonts w:ascii="Wingdings" w:hAnsi="Wingdings" w:hint="default"/>
+        <w:sz w:val="20"/>
+      </w:rPr>
+    </w:lvl>
+  </w:abstractNum>
+  <w:abstractNum w:abstractNumId="30" w15:restartNumberingAfterBreak="0">
     <w:nsid w:val="2D6066E5"/>
     <w:multiLevelType w:val="hybridMultilevel"/>
     <w:tmpl w:val="3F7E4BEE"/>
@@ -17725,7 +18460,7 @@
       </w:rPr>
     </w:lvl>
   </w:abstractNum>
-  <w:abstractNum w:abstractNumId="28" w15:restartNumberingAfterBreak="0">
+  <w:abstractNum w:abstractNumId="31" w15:restartNumberingAfterBreak="0">
     <w:nsid w:val="2E437B66"/>
     <w:multiLevelType w:val="multilevel"/>
     <w:tmpl w:val="933E292E"/>
@@ -17874,7 +18609,7 @@
       </w:rPr>
     </w:lvl>
   </w:abstractNum>
-  <w:abstractNum w:abstractNumId="29" w15:restartNumberingAfterBreak="0">
+  <w:abstractNum w:abstractNumId="32" w15:restartNumberingAfterBreak="0">
     <w:nsid w:val="30863A82"/>
     <w:multiLevelType w:val="multilevel"/>
     <w:tmpl w:val="7A7664C8"/>
@@ -18023,7 +18758,7 @@
       </w:rPr>
     </w:lvl>
   </w:abstractNum>
-  <w:abstractNum w:abstractNumId="30" w15:restartNumberingAfterBreak="0">
+  <w:abstractNum w:abstractNumId="33" w15:restartNumberingAfterBreak="0">
     <w:nsid w:val="30C41755"/>
     <w:multiLevelType w:val="multilevel"/>
     <w:tmpl w:val="812C0BF0"/>
@@ -18172,7 +18907,7 @@
       </w:rPr>
     </w:lvl>
   </w:abstractNum>
-  <w:abstractNum w:abstractNumId="31" w15:restartNumberingAfterBreak="0">
+  <w:abstractNum w:abstractNumId="34" w15:restartNumberingAfterBreak="0">
     <w:nsid w:val="31B76C7C"/>
     <w:multiLevelType w:val="hybridMultilevel"/>
     <w:tmpl w:val="533CBDFC"/>
@@ -18285,7 +19020,7 @@
       </w:rPr>
     </w:lvl>
   </w:abstractNum>
-  <w:abstractNum w:abstractNumId="32" w15:restartNumberingAfterBreak="0">
+  <w:abstractNum w:abstractNumId="35" w15:restartNumberingAfterBreak="0">
     <w:nsid w:val="329A797C"/>
     <w:multiLevelType w:val="multilevel"/>
     <w:tmpl w:val="DA8EF3C0"/>
@@ -18434,7 +19169,7 @@
       </w:rPr>
     </w:lvl>
   </w:abstractNum>
-  <w:abstractNum w:abstractNumId="33" w15:restartNumberingAfterBreak="0">
+  <w:abstractNum w:abstractNumId="36" w15:restartNumberingAfterBreak="0">
     <w:nsid w:val="33FB5ACC"/>
     <w:multiLevelType w:val="multilevel"/>
     <w:tmpl w:val="1770922E"/>
@@ -18583,7 +19318,7 @@
       </w:rPr>
     </w:lvl>
   </w:abstractNum>
-  <w:abstractNum w:abstractNumId="34" w15:restartNumberingAfterBreak="0">
+  <w:abstractNum w:abstractNumId="37" w15:restartNumberingAfterBreak="0">
     <w:nsid w:val="34B53B68"/>
     <w:multiLevelType w:val="multilevel"/>
     <w:tmpl w:val="75F4A9D8"/>
@@ -18732,7 +19467,7 @@
       </w:rPr>
     </w:lvl>
   </w:abstractNum>
-  <w:abstractNum w:abstractNumId="35" w15:restartNumberingAfterBreak="0">
+  <w:abstractNum w:abstractNumId="38" w15:restartNumberingAfterBreak="0">
     <w:nsid w:val="35082C2D"/>
     <w:multiLevelType w:val="multilevel"/>
     <w:tmpl w:val="00C280E4"/>
@@ -18881,7 +19616,7 @@
       </w:rPr>
     </w:lvl>
   </w:abstractNum>
-  <w:abstractNum w:abstractNumId="36" w15:restartNumberingAfterBreak="0">
+  <w:abstractNum w:abstractNumId="39" w15:restartNumberingAfterBreak="0">
     <w:nsid w:val="351A58D3"/>
     <w:multiLevelType w:val="multilevel"/>
     <w:tmpl w:val="DDA83992"/>
@@ -19030,7 +19765,7 @@
       </w:rPr>
     </w:lvl>
   </w:abstractNum>
-  <w:abstractNum w:abstractNumId="37" w15:restartNumberingAfterBreak="0">
+  <w:abstractNum w:abstractNumId="40" w15:restartNumberingAfterBreak="0">
     <w:nsid w:val="3780706F"/>
     <w:multiLevelType w:val="multilevel"/>
     <w:tmpl w:val="381CDEA8"/>
@@ -19179,7 +19914,7 @@
       </w:rPr>
     </w:lvl>
   </w:abstractNum>
-  <w:abstractNum w:abstractNumId="38" w15:restartNumberingAfterBreak="0">
+  <w:abstractNum w:abstractNumId="41" w15:restartNumberingAfterBreak="0">
     <w:nsid w:val="38F414DA"/>
     <w:multiLevelType w:val="multilevel"/>
     <w:tmpl w:val="2DEAE2BC"/>
@@ -19328,7 +20063,7 @@
       </w:rPr>
     </w:lvl>
   </w:abstractNum>
-  <w:abstractNum w:abstractNumId="39" w15:restartNumberingAfterBreak="0">
+  <w:abstractNum w:abstractNumId="42" w15:restartNumberingAfterBreak="0">
     <w:nsid w:val="392457FE"/>
     <w:multiLevelType w:val="multilevel"/>
     <w:tmpl w:val="DB469F6C"/>
@@ -19477,7 +20212,7 @@
       </w:rPr>
     </w:lvl>
   </w:abstractNum>
-  <w:abstractNum w:abstractNumId="40" w15:restartNumberingAfterBreak="0">
+  <w:abstractNum w:abstractNumId="43" w15:restartNumberingAfterBreak="0">
     <w:nsid w:val="3A923EFF"/>
     <w:multiLevelType w:val="multilevel"/>
     <w:tmpl w:val="F4004242"/>
@@ -19626,7 +20361,7 @@
       </w:rPr>
     </w:lvl>
   </w:abstractNum>
-  <w:abstractNum w:abstractNumId="41" w15:restartNumberingAfterBreak="0">
+  <w:abstractNum w:abstractNumId="44" w15:restartNumberingAfterBreak="0">
     <w:nsid w:val="40460948"/>
     <w:multiLevelType w:val="multilevel"/>
     <w:tmpl w:val="62C49374"/>
@@ -19775,7 +20510,7 @@
       </w:rPr>
     </w:lvl>
   </w:abstractNum>
-  <w:abstractNum w:abstractNumId="42" w15:restartNumberingAfterBreak="0">
+  <w:abstractNum w:abstractNumId="45" w15:restartNumberingAfterBreak="0">
     <w:nsid w:val="413E1D27"/>
     <w:multiLevelType w:val="hybridMultilevel"/>
     <w:tmpl w:val="4F060846"/>
@@ -19888,7 +20623,7 @@
       </w:rPr>
     </w:lvl>
   </w:abstractNum>
-  <w:abstractNum w:abstractNumId="43" w15:restartNumberingAfterBreak="0">
+  <w:abstractNum w:abstractNumId="46" w15:restartNumberingAfterBreak="0">
     <w:nsid w:val="421C74CE"/>
     <w:multiLevelType w:val="multilevel"/>
     <w:tmpl w:val="A6045D7E"/>
@@ -20037,7 +20772,7 @@
       </w:rPr>
     </w:lvl>
   </w:abstractNum>
-  <w:abstractNum w:abstractNumId="44" w15:restartNumberingAfterBreak="0">
+  <w:abstractNum w:abstractNumId="47" w15:restartNumberingAfterBreak="0">
     <w:nsid w:val="42696F10"/>
     <w:multiLevelType w:val="multilevel"/>
     <w:tmpl w:val="27506A40"/>
@@ -20186,7 +20921,7 @@
       </w:rPr>
     </w:lvl>
   </w:abstractNum>
-  <w:abstractNum w:abstractNumId="45" w15:restartNumberingAfterBreak="0">
+  <w:abstractNum w:abstractNumId="48" w15:restartNumberingAfterBreak="0">
     <w:nsid w:val="42AB5966"/>
     <w:multiLevelType w:val="multilevel"/>
     <w:tmpl w:val="CE088554"/>
@@ -20335,7 +21070,7 @@
       </w:rPr>
     </w:lvl>
   </w:abstractNum>
-  <w:abstractNum w:abstractNumId="46" w15:restartNumberingAfterBreak="0">
+  <w:abstractNum w:abstractNumId="49" w15:restartNumberingAfterBreak="0">
     <w:nsid w:val="4529096C"/>
     <w:multiLevelType w:val="hybridMultilevel"/>
     <w:tmpl w:val="FFF85C74"/>
@@ -20447,7 +21182,7 @@
       </w:rPr>
     </w:lvl>
   </w:abstractNum>
-  <w:abstractNum w:abstractNumId="47" w15:restartNumberingAfterBreak="0">
+  <w:abstractNum w:abstractNumId="50" w15:restartNumberingAfterBreak="0">
     <w:nsid w:val="46236874"/>
     <w:multiLevelType w:val="hybridMultilevel"/>
     <w:tmpl w:val="CF56BA42"/>
@@ -20560,7 +21295,7 @@
       </w:rPr>
     </w:lvl>
   </w:abstractNum>
-  <w:abstractNum w:abstractNumId="48" w15:restartNumberingAfterBreak="0">
+  <w:abstractNum w:abstractNumId="51" w15:restartNumberingAfterBreak="0">
     <w:nsid w:val="470C52B7"/>
     <w:multiLevelType w:val="multilevel"/>
     <w:tmpl w:val="DDBACCE6"/>
@@ -20709,7 +21444,7 @@
       </w:rPr>
     </w:lvl>
   </w:abstractNum>
-  <w:abstractNum w:abstractNumId="49" w15:restartNumberingAfterBreak="0">
+  <w:abstractNum w:abstractNumId="52" w15:restartNumberingAfterBreak="0">
     <w:nsid w:val="471B09B3"/>
     <w:multiLevelType w:val="multilevel"/>
     <w:tmpl w:val="A1B2CB16"/>
@@ -20858,7 +21593,7 @@
       </w:rPr>
     </w:lvl>
   </w:abstractNum>
-  <w:abstractNum w:abstractNumId="50" w15:restartNumberingAfterBreak="0">
+  <w:abstractNum w:abstractNumId="53" w15:restartNumberingAfterBreak="0">
     <w:nsid w:val="486B038C"/>
     <w:multiLevelType w:val="hybridMultilevel"/>
     <w:tmpl w:val="8C4A79DA"/>
@@ -20971,7 +21706,7 @@
       </w:rPr>
     </w:lvl>
   </w:abstractNum>
-  <w:abstractNum w:abstractNumId="51" w15:restartNumberingAfterBreak="0">
+  <w:abstractNum w:abstractNumId="54" w15:restartNumberingAfterBreak="0">
     <w:nsid w:val="4888582A"/>
     <w:multiLevelType w:val="multilevel"/>
     <w:tmpl w:val="2A22B8AA"/>
@@ -21120,7 +21855,7 @@
       </w:rPr>
     </w:lvl>
   </w:abstractNum>
-  <w:abstractNum w:abstractNumId="52" w15:restartNumberingAfterBreak="0">
+  <w:abstractNum w:abstractNumId="55" w15:restartNumberingAfterBreak="0">
     <w:nsid w:val="48E0701C"/>
     <w:multiLevelType w:val="multilevel"/>
     <w:tmpl w:val="4FB6510C"/>
@@ -21269,7 +22004,7 @@
       </w:rPr>
     </w:lvl>
   </w:abstractNum>
-  <w:abstractNum w:abstractNumId="53" w15:restartNumberingAfterBreak="0">
+  <w:abstractNum w:abstractNumId="56" w15:restartNumberingAfterBreak="0">
     <w:nsid w:val="4A8D35E4"/>
     <w:multiLevelType w:val="hybridMultilevel"/>
     <w:tmpl w:val="35A2089C"/>
@@ -21382,7 +22117,7 @@
       </w:rPr>
     </w:lvl>
   </w:abstractNum>
-  <w:abstractNum w:abstractNumId="54" w15:restartNumberingAfterBreak="0">
+  <w:abstractNum w:abstractNumId="57" w15:restartNumberingAfterBreak="0">
     <w:nsid w:val="4B8865D9"/>
     <w:multiLevelType w:val="multilevel"/>
     <w:tmpl w:val="238E69C6"/>
@@ -21531,7 +22266,7 @@
       </w:rPr>
     </w:lvl>
   </w:abstractNum>
-  <w:abstractNum w:abstractNumId="55" w15:restartNumberingAfterBreak="0">
+  <w:abstractNum w:abstractNumId="58" w15:restartNumberingAfterBreak="0">
     <w:nsid w:val="4D161459"/>
     <w:multiLevelType w:val="multilevel"/>
     <w:tmpl w:val="C10436FE"/>
@@ -21680,7 +22415,7 @@
       </w:rPr>
     </w:lvl>
   </w:abstractNum>
-  <w:abstractNum w:abstractNumId="56" w15:restartNumberingAfterBreak="0">
+  <w:abstractNum w:abstractNumId="59" w15:restartNumberingAfterBreak="0">
     <w:nsid w:val="4DA44DE1"/>
     <w:multiLevelType w:val="multilevel"/>
     <w:tmpl w:val="EA649872"/>
@@ -21829,7 +22564,7 @@
       </w:rPr>
     </w:lvl>
   </w:abstractNum>
-  <w:abstractNum w:abstractNumId="57" w15:restartNumberingAfterBreak="0">
+  <w:abstractNum w:abstractNumId="60" w15:restartNumberingAfterBreak="0">
     <w:nsid w:val="507F6DDB"/>
     <w:multiLevelType w:val="multilevel"/>
     <w:tmpl w:val="644671D8"/>
@@ -21978,7 +22713,7 @@
       </w:rPr>
     </w:lvl>
   </w:abstractNum>
-  <w:abstractNum w:abstractNumId="58" w15:restartNumberingAfterBreak="0">
+  <w:abstractNum w:abstractNumId="61" w15:restartNumberingAfterBreak="0">
     <w:nsid w:val="5232184E"/>
     <w:multiLevelType w:val="multilevel"/>
     <w:tmpl w:val="16B80DA4"/>
@@ -22127,7 +22862,7 @@
       </w:rPr>
     </w:lvl>
   </w:abstractNum>
-  <w:abstractNum w:abstractNumId="59" w15:restartNumberingAfterBreak="0">
+  <w:abstractNum w:abstractNumId="62" w15:restartNumberingAfterBreak="0">
     <w:nsid w:val="53C03E13"/>
     <w:multiLevelType w:val="hybridMultilevel"/>
     <w:tmpl w:val="83FCBC06"/>
@@ -22240,7 +22975,7 @@
       </w:rPr>
     </w:lvl>
   </w:abstractNum>
-  <w:abstractNum w:abstractNumId="60" w15:restartNumberingAfterBreak="0">
+  <w:abstractNum w:abstractNumId="63" w15:restartNumberingAfterBreak="0">
     <w:nsid w:val="5A897983"/>
     <w:multiLevelType w:val="multilevel"/>
     <w:tmpl w:val="F05C9280"/>
@@ -22389,7 +23124,7 @@
       </w:rPr>
     </w:lvl>
   </w:abstractNum>
-  <w:abstractNum w:abstractNumId="61" w15:restartNumberingAfterBreak="0">
+  <w:abstractNum w:abstractNumId="64" w15:restartNumberingAfterBreak="0">
     <w:nsid w:val="5DD73975"/>
     <w:multiLevelType w:val="hybridMultilevel"/>
     <w:tmpl w:val="F3C8F606"/>
@@ -22502,7 +23237,7 @@
       </w:rPr>
     </w:lvl>
   </w:abstractNum>
-  <w:abstractNum w:abstractNumId="62" w15:restartNumberingAfterBreak="0">
+  <w:abstractNum w:abstractNumId="65" w15:restartNumberingAfterBreak="0">
     <w:nsid w:val="628566FA"/>
     <w:multiLevelType w:val="multilevel"/>
     <w:tmpl w:val="C576D23C"/>
@@ -22651,7 +23386,7 @@
       </w:rPr>
     </w:lvl>
   </w:abstractNum>
-  <w:abstractNum w:abstractNumId="63" w15:restartNumberingAfterBreak="0">
+  <w:abstractNum w:abstractNumId="66" w15:restartNumberingAfterBreak="0">
     <w:nsid w:val="628F4BF2"/>
     <w:multiLevelType w:val="multilevel"/>
     <w:tmpl w:val="A680F95C"/>
@@ -22800,7 +23535,7 @@
       </w:rPr>
     </w:lvl>
   </w:abstractNum>
-  <w:abstractNum w:abstractNumId="64" w15:restartNumberingAfterBreak="0">
+  <w:abstractNum w:abstractNumId="67" w15:restartNumberingAfterBreak="0">
     <w:nsid w:val="65C91593"/>
     <w:multiLevelType w:val="multilevel"/>
     <w:tmpl w:val="B8C27B96"/>
@@ -22949,7 +23684,7 @@
       </w:rPr>
     </w:lvl>
   </w:abstractNum>
-  <w:abstractNum w:abstractNumId="65" w15:restartNumberingAfterBreak="0">
+  <w:abstractNum w:abstractNumId="68" w15:restartNumberingAfterBreak="0">
     <w:nsid w:val="667B593B"/>
     <w:multiLevelType w:val="multilevel"/>
     <w:tmpl w:val="CE58BC76"/>
@@ -23098,7 +23833,7 @@
       </w:rPr>
     </w:lvl>
   </w:abstractNum>
-  <w:abstractNum w:abstractNumId="66" w15:restartNumberingAfterBreak="0">
+  <w:abstractNum w:abstractNumId="69" w15:restartNumberingAfterBreak="0">
     <w:nsid w:val="69F3676B"/>
     <w:multiLevelType w:val="multilevel"/>
     <w:tmpl w:val="6F324960"/>
@@ -23247,7 +23982,7 @@
       </w:rPr>
     </w:lvl>
   </w:abstractNum>
-  <w:abstractNum w:abstractNumId="67" w15:restartNumberingAfterBreak="0">
+  <w:abstractNum w:abstractNumId="70" w15:restartNumberingAfterBreak="0">
     <w:nsid w:val="6EBE3AC0"/>
     <w:multiLevelType w:val="multilevel"/>
     <w:tmpl w:val="1FFA36AC"/>
@@ -23396,7 +24131,7 @@
       </w:rPr>
     </w:lvl>
   </w:abstractNum>
-  <w:abstractNum w:abstractNumId="68" w15:restartNumberingAfterBreak="0">
+  <w:abstractNum w:abstractNumId="71" w15:restartNumberingAfterBreak="0">
     <w:nsid w:val="6EFD3537"/>
     <w:multiLevelType w:val="multilevel"/>
     <w:tmpl w:val="97C84188"/>
@@ -23545,7 +24280,7 @@
       </w:rPr>
     </w:lvl>
   </w:abstractNum>
-  <w:abstractNum w:abstractNumId="69" w15:restartNumberingAfterBreak="0">
+  <w:abstractNum w:abstractNumId="72" w15:restartNumberingAfterBreak="0">
     <w:nsid w:val="6F322895"/>
     <w:multiLevelType w:val="hybridMultilevel"/>
     <w:tmpl w:val="0E2649FC"/>
@@ -23658,7 +24393,7 @@
       </w:rPr>
     </w:lvl>
   </w:abstractNum>
-  <w:abstractNum w:abstractNumId="70" w15:restartNumberingAfterBreak="0">
+  <w:abstractNum w:abstractNumId="73" w15:restartNumberingAfterBreak="0">
     <w:nsid w:val="6F4737A3"/>
     <w:multiLevelType w:val="multilevel"/>
     <w:tmpl w:val="6EC638F4"/>
@@ -23807,7 +24542,7 @@
       </w:rPr>
     </w:lvl>
   </w:abstractNum>
-  <w:abstractNum w:abstractNumId="71" w15:restartNumberingAfterBreak="0">
+  <w:abstractNum w:abstractNumId="74" w15:restartNumberingAfterBreak="0">
     <w:nsid w:val="71B866B8"/>
     <w:multiLevelType w:val="multilevel"/>
     <w:tmpl w:val="D6A61A68"/>
@@ -23956,7 +24691,7 @@
       </w:rPr>
     </w:lvl>
   </w:abstractNum>
-  <w:abstractNum w:abstractNumId="72" w15:restartNumberingAfterBreak="0">
+  <w:abstractNum w:abstractNumId="75" w15:restartNumberingAfterBreak="0">
     <w:nsid w:val="71FE7096"/>
     <w:multiLevelType w:val="multilevel"/>
     <w:tmpl w:val="DB9A52BE"/>
@@ -24105,7 +24840,7 @@
       </w:rPr>
     </w:lvl>
   </w:abstractNum>
-  <w:abstractNum w:abstractNumId="73" w15:restartNumberingAfterBreak="0">
+  <w:abstractNum w:abstractNumId="76" w15:restartNumberingAfterBreak="0">
     <w:nsid w:val="72601284"/>
     <w:multiLevelType w:val="hybridMultilevel"/>
     <w:tmpl w:val="19AC3094"/>
@@ -24218,7 +24953,7 @@
       </w:rPr>
     </w:lvl>
   </w:abstractNum>
-  <w:abstractNum w:abstractNumId="74" w15:restartNumberingAfterBreak="0">
+  <w:abstractNum w:abstractNumId="77" w15:restartNumberingAfterBreak="0">
     <w:nsid w:val="74D4408F"/>
     <w:multiLevelType w:val="multilevel"/>
     <w:tmpl w:val="C854DE4A"/>
@@ -24367,7 +25102,7 @@
       </w:rPr>
     </w:lvl>
   </w:abstractNum>
-  <w:abstractNum w:abstractNumId="75" w15:restartNumberingAfterBreak="0">
+  <w:abstractNum w:abstractNumId="78" w15:restartNumberingAfterBreak="0">
     <w:nsid w:val="75854F38"/>
     <w:multiLevelType w:val="multilevel"/>
     <w:tmpl w:val="D5CED040"/>
@@ -24516,7 +25251,156 @@
       </w:rPr>
     </w:lvl>
   </w:abstractNum>
-  <w:abstractNum w:abstractNumId="76" w15:restartNumberingAfterBreak="0">
+  <w:abstractNum w:abstractNumId="79" w15:restartNumberingAfterBreak="0">
+    <w:nsid w:val="758D06DE"/>
+    <w:multiLevelType w:val="multilevel"/>
+    <w:tmpl w:val="E59ACD4A"/>
+    <w:lvl w:ilvl="0">
+      <w:start w:val="1"/>
+      <w:numFmt w:val="bullet"/>
+      <w:lvlText w:val=""/>
+      <w:lvlJc w:val="left"/>
+      <w:pPr>
+        <w:tabs>
+          <w:tab w:val="num" w:pos="720"/>
+        </w:tabs>
+        <w:ind w:left="720" w:hanging="360"/>
+      </w:pPr>
+      <w:rPr>
+        <w:rFonts w:ascii="Symbol" w:hAnsi="Symbol" w:hint="default"/>
+        <w:sz w:val="20"/>
+      </w:rPr>
+    </w:lvl>
+    <w:lvl w:ilvl="1" w:tentative="1">
+      <w:start w:val="1"/>
+      <w:numFmt w:val="bullet"/>
+      <w:lvlText w:val="o"/>
+      <w:lvlJc w:val="left"/>
+      <w:pPr>
+        <w:tabs>
+          <w:tab w:val="num" w:pos="1440"/>
+        </w:tabs>
+        <w:ind w:left="1440" w:hanging="360"/>
+      </w:pPr>
+      <w:rPr>
+        <w:rFonts w:ascii="Courier New" w:hAnsi="Courier New" w:hint="default"/>
+        <w:sz w:val="20"/>
+      </w:rPr>
+    </w:lvl>
+    <w:lvl w:ilvl="2" w:tentative="1">
+      <w:start w:val="1"/>
+      <w:numFmt w:val="bullet"/>
+      <w:lvlText w:val=""/>
+      <w:lvlJc w:val="left"/>
+      <w:pPr>
+        <w:tabs>
+          <w:tab w:val="num" w:pos="2160"/>
+        </w:tabs>
+        <w:ind w:left="2160" w:hanging="360"/>
+      </w:pPr>
+      <w:rPr>
+        <w:rFonts w:ascii="Wingdings" w:hAnsi="Wingdings" w:hint="default"/>
+        <w:sz w:val="20"/>
+      </w:rPr>
+    </w:lvl>
+    <w:lvl w:ilvl="3" w:tentative="1">
+      <w:start w:val="1"/>
+      <w:numFmt w:val="bullet"/>
+      <w:lvlText w:val=""/>
+      <w:lvlJc w:val="left"/>
+      <w:pPr>
+        <w:tabs>
+          <w:tab w:val="num" w:pos="2880"/>
+        </w:tabs>
+        <w:ind w:left="2880" w:hanging="360"/>
+      </w:pPr>
+      <w:rPr>
+        <w:rFonts w:ascii="Wingdings" w:hAnsi="Wingdings" w:hint="default"/>
+        <w:sz w:val="20"/>
+      </w:rPr>
+    </w:lvl>
+    <w:lvl w:ilvl="4" w:tentative="1">
+      <w:start w:val="1"/>
+      <w:numFmt w:val="bullet"/>
+      <w:lvlText w:val=""/>
+      <w:lvlJc w:val="left"/>
+      <w:pPr>
+        <w:tabs>
+          <w:tab w:val="num" w:pos="3600"/>
+        </w:tabs>
+        <w:ind w:left="3600" w:hanging="360"/>
+      </w:pPr>
+      <w:rPr>
+        <w:rFonts w:ascii="Wingdings" w:hAnsi="Wingdings" w:hint="default"/>
+        <w:sz w:val="20"/>
+      </w:rPr>
+    </w:lvl>
+    <w:lvl w:ilvl="5" w:tentative="1">
+      <w:start w:val="1"/>
+      <w:numFmt w:val="bullet"/>
+      <w:lvlText w:val=""/>
+      <w:lvlJc w:val="left"/>
+      <w:pPr>
+        <w:tabs>
+          <w:tab w:val="num" w:pos="4320"/>
+        </w:tabs>
+        <w:ind w:left="4320" w:hanging="360"/>
+      </w:pPr>
+      <w:rPr>
+        <w:rFonts w:ascii="Wingdings" w:hAnsi="Wingdings" w:hint="default"/>
+        <w:sz w:val="20"/>
+      </w:rPr>
+    </w:lvl>
+    <w:lvl w:ilvl="6" w:tentative="1">
+      <w:start w:val="1"/>
+      <w:numFmt w:val="bullet"/>
+      <w:lvlText w:val=""/>
+      <w:lvlJc w:val="left"/>
+      <w:pPr>
+        <w:tabs>
+          <w:tab w:val="num" w:pos="5040"/>
+        </w:tabs>
+        <w:ind w:left="5040" w:hanging="360"/>
+      </w:pPr>
+      <w:rPr>
+        <w:rFonts w:ascii="Wingdings" w:hAnsi="Wingdings" w:hint="default"/>
+        <w:sz w:val="20"/>
+      </w:rPr>
+    </w:lvl>
+    <w:lvl w:ilvl="7" w:tentative="1">
+      <w:start w:val="1"/>
+      <w:numFmt w:val="bullet"/>
+      <w:lvlText w:val=""/>
+      <w:lvlJc w:val="left"/>
+      <w:pPr>
+        <w:tabs>
+          <w:tab w:val="num" w:pos="5760"/>
+        </w:tabs>
+        <w:ind w:left="5760" w:hanging="360"/>
+      </w:pPr>
+      <w:rPr>
+        <w:rFonts w:ascii="Wingdings" w:hAnsi="Wingdings" w:hint="default"/>
+        <w:sz w:val="20"/>
+      </w:rPr>
+    </w:lvl>
+    <w:lvl w:ilvl="8" w:tentative="1">
+      <w:start w:val="1"/>
+      <w:numFmt w:val="bullet"/>
+      <w:lvlText w:val=""/>
+      <w:lvlJc w:val="left"/>
+      <w:pPr>
+        <w:tabs>
+          <w:tab w:val="num" w:pos="6480"/>
+        </w:tabs>
+        <w:ind w:left="6480" w:hanging="360"/>
+      </w:pPr>
+      <w:rPr>
+        <w:rFonts w:ascii="Wingdings" w:hAnsi="Wingdings" w:hint="default"/>
+        <w:sz w:val="20"/>
+      </w:rPr>
+    </w:lvl>
+  </w:abstractNum>
+  <w:abstractNum w:abstractNumId="80" w15:restartNumberingAfterBreak="0">
     <w:nsid w:val="761A133C"/>
     <w:multiLevelType w:val="multilevel"/>
     <w:tmpl w:val="0F382862"/>
@@ -24665,7 +25549,7 @@
       </w:rPr>
     </w:lvl>
   </w:abstractNum>
-  <w:abstractNum w:abstractNumId="77" w15:restartNumberingAfterBreak="0">
+  <w:abstractNum w:abstractNumId="81" w15:restartNumberingAfterBreak="0">
     <w:nsid w:val="76A27D4F"/>
     <w:multiLevelType w:val="multilevel"/>
     <w:tmpl w:val="1D745170"/>
@@ -24814,7 +25698,7 @@
       </w:rPr>
     </w:lvl>
   </w:abstractNum>
-  <w:abstractNum w:abstractNumId="78" w15:restartNumberingAfterBreak="0">
+  <w:abstractNum w:abstractNumId="82" w15:restartNumberingAfterBreak="0">
     <w:nsid w:val="796D1793"/>
     <w:multiLevelType w:val="hybridMultilevel"/>
     <w:tmpl w:val="2938CC24"/>
@@ -24927,7 +25811,7 @@
       </w:rPr>
     </w:lvl>
   </w:abstractNum>
-  <w:abstractNum w:abstractNumId="79" w15:restartNumberingAfterBreak="0">
+  <w:abstractNum w:abstractNumId="83" w15:restartNumberingAfterBreak="0">
     <w:nsid w:val="7A0A2BF8"/>
     <w:multiLevelType w:val="multilevel"/>
     <w:tmpl w:val="139229D4"/>
@@ -25076,7 +25960,7 @@
       </w:rPr>
     </w:lvl>
   </w:abstractNum>
-  <w:abstractNum w:abstractNumId="80" w15:restartNumberingAfterBreak="0">
+  <w:abstractNum w:abstractNumId="84" w15:restartNumberingAfterBreak="0">
     <w:nsid w:val="7A251DB5"/>
     <w:multiLevelType w:val="multilevel"/>
     <w:tmpl w:val="A60243AE"/>
@@ -25225,7 +26109,120 @@
       </w:rPr>
     </w:lvl>
   </w:abstractNum>
-  <w:abstractNum w:abstractNumId="81" w15:restartNumberingAfterBreak="0">
+  <w:abstractNum w:abstractNumId="85" w15:restartNumberingAfterBreak="0">
+    <w:nsid w:val="7A2B27BF"/>
+    <w:multiLevelType w:val="hybridMultilevel"/>
+    <w:tmpl w:val="1B6C6C7E"/>
+    <w:lvl w:ilvl="0" w:tplc="04090001">
+      <w:start w:val="1"/>
+      <w:numFmt w:val="bullet"/>
+      <w:lvlText w:val=""/>
+      <w:lvlJc w:val="left"/>
+      <w:pPr>
+        <w:ind w:left="720" w:hanging="360"/>
+      </w:pPr>
+      <w:rPr>
+        <w:rFonts w:ascii="Symbol" w:hAnsi="Symbol" w:hint="default"/>
+      </w:rPr>
+    </w:lvl>
+    <w:lvl w:ilvl="1" w:tplc="04090003" w:tentative="1">
+      <w:start w:val="1"/>
+      <w:numFmt w:val="bullet"/>
+      <w:lvlText w:val="o"/>
+      <w:lvlJc w:val="left"/>
+      <w:pPr>
+        <w:ind w:left="1440" w:hanging="360"/>
+      </w:pPr>
+      <w:rPr>
+        <w:rFonts w:ascii="Courier New" w:hAnsi="Courier New" w:cs="Courier New" w:hint="default"/>
+      </w:rPr>
+    </w:lvl>
+    <w:lvl w:ilvl="2" w:tplc="04090005" w:tentative="1">
+      <w:start w:val="1"/>
+      <w:numFmt w:val="bullet"/>
+      <w:lvlText w:val=""/>
+      <w:lvlJc w:val="left"/>
+      <w:pPr>
+        <w:ind w:left="2160" w:hanging="360"/>
+      </w:pPr>
+      <w:rPr>
+        <w:rFonts w:ascii="Wingdings" w:hAnsi="Wingdings" w:hint="default"/>
+      </w:rPr>
+    </w:lvl>
+    <w:lvl w:ilvl="3" w:tplc="04090001" w:tentative="1">
+      <w:start w:val="1"/>
+      <w:numFmt w:val="bullet"/>
+      <w:lvlText w:val=""/>
+      <w:lvlJc w:val="left"/>
+      <w:pPr>
+        <w:ind w:left="2880" w:hanging="360"/>
+      </w:pPr>
+      <w:rPr>
+        <w:rFonts w:ascii="Symbol" w:hAnsi="Symbol" w:hint="default"/>
+      </w:rPr>
+    </w:lvl>
+    <w:lvl w:ilvl="4" w:tplc="04090003" w:tentative="1">
+      <w:start w:val="1"/>
+      <w:numFmt w:val="bullet"/>
+      <w:lvlText w:val="o"/>
+      <w:lvlJc w:val="left"/>
+      <w:pPr>
+        <w:ind w:left="3600" w:hanging="360"/>
+      </w:pPr>
+      <w:rPr>
+        <w:rFonts w:ascii="Courier New" w:hAnsi="Courier New" w:cs="Courier New" w:hint="default"/>
+      </w:rPr>
+    </w:lvl>
+    <w:lvl w:ilvl="5" w:tplc="04090005" w:tentative="1">
+      <w:start w:val="1"/>
+      <w:numFmt w:val="bullet"/>
+      <w:lvlText w:val=""/>
+      <w:lvlJc w:val="left"/>
+      <w:pPr>
+        <w:ind w:left="4320" w:hanging="360"/>
+      </w:pPr>
+      <w:rPr>
+        <w:rFonts w:ascii="Wingdings" w:hAnsi="Wingdings" w:hint="default"/>
+      </w:rPr>
+    </w:lvl>
+    <w:lvl w:ilvl="6" w:tplc="04090001" w:tentative="1">
+      <w:start w:val="1"/>
+      <w:numFmt w:val="bullet"/>
+      <w:lvlText w:val=""/>
+      <w:lvlJc w:val="left"/>
+      <w:pPr>
+        <w:ind w:left="5040" w:hanging="360"/>
+      </w:pPr>
+      <w:rPr>
+        <w:rFonts w:ascii="Symbol" w:hAnsi="Symbol" w:hint="default"/>
+      </w:rPr>
+    </w:lvl>
+    <w:lvl w:ilvl="7" w:tplc="04090003" w:tentative="1">
+      <w:start w:val="1"/>
+      <w:numFmt w:val="bullet"/>
+      <w:lvlText w:val="o"/>
+      <w:lvlJc w:val="left"/>
+      <w:pPr>
+        <w:ind w:left="5760" w:hanging="360"/>
+      </w:pPr>
+      <w:rPr>
+        <w:rFonts w:ascii="Courier New" w:hAnsi="Courier New" w:cs="Courier New" w:hint="default"/>
+      </w:rPr>
+    </w:lvl>
+    <w:lvl w:ilvl="8" w:tplc="04090005" w:tentative="1">
+      <w:start w:val="1"/>
+      <w:numFmt w:val="bullet"/>
+      <w:lvlText w:val=""/>
+      <w:lvlJc w:val="left"/>
+      <w:pPr>
+        <w:ind w:left="6480" w:hanging="360"/>
+      </w:pPr>
+      <w:rPr>
+        <w:rFonts w:ascii="Wingdings" w:hAnsi="Wingdings" w:hint="default"/>
+      </w:rPr>
+    </w:lvl>
+  </w:abstractNum>
+  <w:abstractNum w:abstractNumId="86" w15:restartNumberingAfterBreak="0">
     <w:nsid w:val="7C6F0D89"/>
     <w:multiLevelType w:val="multilevel"/>
     <w:tmpl w:val="F3E8C6DA"/>
@@ -25374,7 +26371,7 @@
       </w:rPr>
     </w:lvl>
   </w:abstractNum>
-  <w:abstractNum w:abstractNumId="82" w15:restartNumberingAfterBreak="0">
+  <w:abstractNum w:abstractNumId="87" w15:restartNumberingAfterBreak="0">
     <w:nsid w:val="7CC447D5"/>
     <w:multiLevelType w:val="multilevel"/>
     <w:tmpl w:val="F53EFE4C"/>
@@ -25523,7 +26520,7 @@
       </w:rPr>
     </w:lvl>
   </w:abstractNum>
-  <w:abstractNum w:abstractNumId="83" w15:restartNumberingAfterBreak="0">
+  <w:abstractNum w:abstractNumId="88" w15:restartNumberingAfterBreak="0">
     <w:nsid w:val="7DB559E2"/>
     <w:multiLevelType w:val="hybridMultilevel"/>
     <w:tmpl w:val="7780024C"/>
@@ -25636,7 +26633,7 @@
       </w:rPr>
     </w:lvl>
   </w:abstractNum>
-  <w:abstractNum w:abstractNumId="84" w15:restartNumberingAfterBreak="0">
+  <w:abstractNum w:abstractNumId="89" w15:restartNumberingAfterBreak="0">
     <w:nsid w:val="7E1B2E64"/>
     <w:multiLevelType w:val="hybridMultilevel"/>
     <w:tmpl w:val="E276480E"/>
@@ -25749,7 +26746,7 @@
       </w:rPr>
     </w:lvl>
   </w:abstractNum>
-  <w:abstractNum w:abstractNumId="85" w15:restartNumberingAfterBreak="0">
+  <w:abstractNum w:abstractNumId="90" w15:restartNumberingAfterBreak="0">
     <w:nsid w:val="7F007273"/>
     <w:multiLevelType w:val="multilevel"/>
     <w:tmpl w:val="F4D2AA58"/>
@@ -25899,262 +26896,277 @@
     </w:lvl>
   </w:abstractNum>
   <w:num w:numId="1" w16cid:durableId="448354519">
-    <w:abstractNumId w:val="41"/>
+    <w:abstractNumId w:val="44"/>
   </w:num>
   <w:num w:numId="2" w16cid:durableId="267277991">
     <w:abstractNumId w:val="4"/>
   </w:num>
   <w:num w:numId="3" w16cid:durableId="2100128481">
-    <w:abstractNumId w:val="11"/>
+    <w:abstractNumId w:val="12"/>
   </w:num>
   <w:num w:numId="4" w16cid:durableId="1373382629">
-    <w:abstractNumId w:val="76"/>
+    <w:abstractNumId w:val="80"/>
   </w:num>
   <w:num w:numId="5" w16cid:durableId="1915696360">
+    <w:abstractNumId w:val="54"/>
+  </w:num>
+  <w:num w:numId="6" w16cid:durableId="44070181">
+    <w:abstractNumId w:val="22"/>
+  </w:num>
+  <w:num w:numId="7" w16cid:durableId="493452589">
+    <w:abstractNumId w:val="87"/>
+  </w:num>
+  <w:num w:numId="8" w16cid:durableId="925652620">
+    <w:abstractNumId w:val="71"/>
+  </w:num>
+  <w:num w:numId="9" w16cid:durableId="2105029407">
+    <w:abstractNumId w:val="84"/>
+  </w:num>
+  <w:num w:numId="10" w16cid:durableId="1322386189">
+    <w:abstractNumId w:val="63"/>
+  </w:num>
+  <w:num w:numId="11" w16cid:durableId="1145046778">
+    <w:abstractNumId w:val="40"/>
+  </w:num>
+  <w:num w:numId="12" w16cid:durableId="886575476">
+    <w:abstractNumId w:val="73"/>
+  </w:num>
+  <w:num w:numId="13" w16cid:durableId="434445510">
+    <w:abstractNumId w:val="57"/>
+  </w:num>
+  <w:num w:numId="14" w16cid:durableId="1548566209">
+    <w:abstractNumId w:val="25"/>
+  </w:num>
+  <w:num w:numId="15" w16cid:durableId="981039911">
+    <w:abstractNumId w:val="7"/>
+  </w:num>
+  <w:num w:numId="16" w16cid:durableId="1081374075">
+    <w:abstractNumId w:val="45"/>
+  </w:num>
+  <w:num w:numId="17" w16cid:durableId="1595045529">
+    <w:abstractNumId w:val="14"/>
+  </w:num>
+  <w:num w:numId="18" w16cid:durableId="2018923113">
+    <w:abstractNumId w:val="16"/>
+  </w:num>
+  <w:num w:numId="19" w16cid:durableId="113258773">
     <w:abstractNumId w:val="51"/>
   </w:num>
-  <w:num w:numId="6" w16cid:durableId="44070181">
-    <w:abstractNumId w:val="20"/>
+  <w:num w:numId="20" w16cid:durableId="965312005">
+    <w:abstractNumId w:val="53"/>
   </w:num>
-  <w:num w:numId="7" w16cid:durableId="493452589">
+  <w:num w:numId="21" w16cid:durableId="343359711">
+    <w:abstractNumId w:val="89"/>
+  </w:num>
+  <w:num w:numId="22" w16cid:durableId="547838144">
     <w:abstractNumId w:val="82"/>
   </w:num>
-  <w:num w:numId="8" w16cid:durableId="925652620">
-    <w:abstractNumId w:val="68"/>
+  <w:num w:numId="23" w16cid:durableId="1031033420">
+    <w:abstractNumId w:val="69"/>
   </w:num>
-  <w:num w:numId="9" w16cid:durableId="2105029407">
-    <w:abstractNumId w:val="80"/>
+  <w:num w:numId="24" w16cid:durableId="519204185">
+    <w:abstractNumId w:val="33"/>
   </w:num>
-  <w:num w:numId="10" w16cid:durableId="1322386189">
-    <w:abstractNumId w:val="60"/>
+  <w:num w:numId="25" w16cid:durableId="1706559306">
+    <w:abstractNumId w:val="59"/>
   </w:num>
-  <w:num w:numId="11" w16cid:durableId="1145046778">
+  <w:num w:numId="26" w16cid:durableId="1050305727">
+    <w:abstractNumId w:val="42"/>
+  </w:num>
+  <w:num w:numId="27" w16cid:durableId="1439444620">
+    <w:abstractNumId w:val="52"/>
+  </w:num>
+  <w:num w:numId="28" w16cid:durableId="1831407804">
+    <w:abstractNumId w:val="9"/>
+  </w:num>
+  <w:num w:numId="29" w16cid:durableId="1777367443">
+    <w:abstractNumId w:val="35"/>
+  </w:num>
+  <w:num w:numId="30" w16cid:durableId="479158040">
+    <w:abstractNumId w:val="77"/>
+  </w:num>
+  <w:num w:numId="31" w16cid:durableId="2026666882">
+    <w:abstractNumId w:val="70"/>
+  </w:num>
+  <w:num w:numId="32" w16cid:durableId="1640843127">
+    <w:abstractNumId w:val="78"/>
+  </w:num>
+  <w:num w:numId="33" w16cid:durableId="83958067">
+    <w:abstractNumId w:val="39"/>
+  </w:num>
+  <w:num w:numId="34" w16cid:durableId="1831871160">
+    <w:abstractNumId w:val="75"/>
+  </w:num>
+  <w:num w:numId="35" w16cid:durableId="727649376">
     <w:abstractNumId w:val="37"/>
   </w:num>
-  <w:num w:numId="12" w16cid:durableId="886575476">
-    <w:abstractNumId w:val="70"/>
+  <w:num w:numId="36" w16cid:durableId="804392417">
+    <w:abstractNumId w:val="28"/>
   </w:num>
-  <w:num w:numId="13" w16cid:durableId="434445510">
-    <w:abstractNumId w:val="54"/>
-  </w:num>
-  <w:num w:numId="14" w16cid:durableId="1548566209">
-    <w:abstractNumId w:val="23"/>
-  </w:num>
-  <w:num w:numId="15" w16cid:durableId="981039911">
-    <w:abstractNumId w:val="6"/>
-  </w:num>
-  <w:num w:numId="16" w16cid:durableId="1081374075">
-    <w:abstractNumId w:val="42"/>
-  </w:num>
-  <w:num w:numId="17" w16cid:durableId="1595045529">
-    <w:abstractNumId w:val="13"/>
-  </w:num>
-  <w:num w:numId="18" w16cid:durableId="2018923113">
-    <w:abstractNumId w:val="14"/>
-  </w:num>
-  <w:num w:numId="19" w16cid:durableId="113258773">
-    <w:abstractNumId w:val="48"/>
-  </w:num>
-  <w:num w:numId="20" w16cid:durableId="965312005">
-    <w:abstractNumId w:val="50"/>
-  </w:num>
-  <w:num w:numId="21" w16cid:durableId="343359711">
-    <w:abstractNumId w:val="84"/>
-  </w:num>
-  <w:num w:numId="22" w16cid:durableId="547838144">
-    <w:abstractNumId w:val="78"/>
-  </w:num>
-  <w:num w:numId="23" w16cid:durableId="1031033420">
-    <w:abstractNumId w:val="66"/>
-  </w:num>
-  <w:num w:numId="24" w16cid:durableId="519204185">
-    <w:abstractNumId w:val="30"/>
-  </w:num>
-  <w:num w:numId="25" w16cid:durableId="1706559306">
+  <w:num w:numId="37" w16cid:durableId="2016688023">
     <w:abstractNumId w:val="56"/>
   </w:num>
-  <w:num w:numId="26" w16cid:durableId="1050305727">
-    <w:abstractNumId w:val="39"/>
-  </w:num>
-  <w:num w:numId="27" w16cid:durableId="1439444620">
-    <w:abstractNumId w:val="49"/>
-  </w:num>
-  <w:num w:numId="28" w16cid:durableId="1831407804">
-    <w:abstractNumId w:val="8"/>
-  </w:num>
-  <w:num w:numId="29" w16cid:durableId="1777367443">
-    <w:abstractNumId w:val="32"/>
-  </w:num>
-  <w:num w:numId="30" w16cid:durableId="479158040">
-    <w:abstractNumId w:val="74"/>
-  </w:num>
-  <w:num w:numId="31" w16cid:durableId="2026666882">
-    <w:abstractNumId w:val="67"/>
-  </w:num>
-  <w:num w:numId="32" w16cid:durableId="1640843127">
-    <w:abstractNumId w:val="75"/>
-  </w:num>
-  <w:num w:numId="33" w16cid:durableId="83958067">
-    <w:abstractNumId w:val="36"/>
-  </w:num>
-  <w:num w:numId="34" w16cid:durableId="1831871160">
-    <w:abstractNumId w:val="72"/>
-  </w:num>
-  <w:num w:numId="35" w16cid:durableId="727649376">
-    <w:abstractNumId w:val="34"/>
-  </w:num>
-  <w:num w:numId="36" w16cid:durableId="804392417">
-    <w:abstractNumId w:val="26"/>
-  </w:num>
-  <w:num w:numId="37" w16cid:durableId="2016688023">
-    <w:abstractNumId w:val="53"/>
-  </w:num>
   <w:num w:numId="38" w16cid:durableId="174225593">
-    <w:abstractNumId w:val="28"/>
+    <w:abstractNumId w:val="31"/>
   </w:num>
   <w:num w:numId="39" w16cid:durableId="1416510578">
-    <w:abstractNumId w:val="25"/>
+    <w:abstractNumId w:val="27"/>
   </w:num>
   <w:num w:numId="40" w16cid:durableId="1484666075">
-    <w:abstractNumId w:val="17"/>
+    <w:abstractNumId w:val="19"/>
   </w:num>
   <w:num w:numId="41" w16cid:durableId="844246322">
     <w:abstractNumId w:val="3"/>
   </w:num>
   <w:num w:numId="42" w16cid:durableId="937179671">
-    <w:abstractNumId w:val="10"/>
+    <w:abstractNumId w:val="11"/>
   </w:num>
   <w:num w:numId="43" w16cid:durableId="1671104138">
+    <w:abstractNumId w:val="41"/>
+  </w:num>
+  <w:num w:numId="44" w16cid:durableId="991250543">
+    <w:abstractNumId w:val="18"/>
+  </w:num>
+  <w:num w:numId="45" w16cid:durableId="57870292">
+    <w:abstractNumId w:val="58"/>
+  </w:num>
+  <w:num w:numId="46" w16cid:durableId="1132557770">
+    <w:abstractNumId w:val="90"/>
+  </w:num>
+  <w:num w:numId="47" w16cid:durableId="536357828">
+    <w:abstractNumId w:val="46"/>
+  </w:num>
+  <w:num w:numId="48" w16cid:durableId="604652666">
     <w:abstractNumId w:val="38"/>
   </w:num>
-  <w:num w:numId="44" w16cid:durableId="991250543">
-    <w:abstractNumId w:val="16"/>
+  <w:num w:numId="49" w16cid:durableId="1565608183">
+    <w:abstractNumId w:val="64"/>
   </w:num>
-  <w:num w:numId="45" w16cid:durableId="57870292">
+  <w:num w:numId="50" w16cid:durableId="1160925032">
+    <w:abstractNumId w:val="21"/>
+  </w:num>
+  <w:num w:numId="51" w16cid:durableId="1074083402">
+    <w:abstractNumId w:val="48"/>
+  </w:num>
+  <w:num w:numId="52" w16cid:durableId="505705463">
+    <w:abstractNumId w:val="30"/>
+  </w:num>
+  <w:num w:numId="53" w16cid:durableId="1442798831">
+    <w:abstractNumId w:val="8"/>
+  </w:num>
+  <w:num w:numId="54" w16cid:durableId="1059288088">
+    <w:abstractNumId w:val="47"/>
+  </w:num>
+  <w:num w:numId="55" w16cid:durableId="1800486562">
+    <w:abstractNumId w:val="32"/>
+  </w:num>
+  <w:num w:numId="56" w16cid:durableId="145174008">
+    <w:abstractNumId w:val="20"/>
+  </w:num>
+  <w:num w:numId="57" w16cid:durableId="572786032">
+    <w:abstractNumId w:val="26"/>
+  </w:num>
+  <w:num w:numId="58" w16cid:durableId="1153330480">
     <w:abstractNumId w:val="55"/>
   </w:num>
-  <w:num w:numId="46" w16cid:durableId="1132557770">
-    <w:abstractNumId w:val="85"/>
-  </w:num>
-  <w:num w:numId="47" w16cid:durableId="536357828">
-    <w:abstractNumId w:val="43"/>
-  </w:num>
-  <w:num w:numId="48" w16cid:durableId="604652666">
-    <w:abstractNumId w:val="35"/>
-  </w:num>
-  <w:num w:numId="49" w16cid:durableId="1565608183">
-    <w:abstractNumId w:val="61"/>
-  </w:num>
-  <w:num w:numId="50" w16cid:durableId="1160925032">
-    <w:abstractNumId w:val="19"/>
-  </w:num>
-  <w:num w:numId="51" w16cid:durableId="1074083402">
-    <w:abstractNumId w:val="45"/>
-  </w:num>
-  <w:num w:numId="52" w16cid:durableId="505705463">
-    <w:abstractNumId w:val="27"/>
-  </w:num>
-  <w:num w:numId="53" w16cid:durableId="1442798831">
-    <w:abstractNumId w:val="7"/>
-  </w:num>
-  <w:num w:numId="54" w16cid:durableId="1059288088">
-    <w:abstractNumId w:val="44"/>
-  </w:num>
-  <w:num w:numId="55" w16cid:durableId="1800486562">
-    <w:abstractNumId w:val="29"/>
-  </w:num>
-  <w:num w:numId="56" w16cid:durableId="145174008">
-    <w:abstractNumId w:val="18"/>
-  </w:num>
-  <w:num w:numId="57" w16cid:durableId="572786032">
-    <w:abstractNumId w:val="24"/>
-  </w:num>
-  <w:num w:numId="58" w16cid:durableId="1153330480">
-    <w:abstractNumId w:val="52"/>
-  </w:num>
   <w:num w:numId="59" w16cid:durableId="1571041670">
-    <w:abstractNumId w:val="12"/>
+    <w:abstractNumId w:val="13"/>
   </w:num>
   <w:num w:numId="60" w16cid:durableId="1139416074">
-    <w:abstractNumId w:val="33"/>
+    <w:abstractNumId w:val="36"/>
   </w:num>
   <w:num w:numId="61" w16cid:durableId="95058015">
-    <w:abstractNumId w:val="81"/>
+    <w:abstractNumId w:val="86"/>
   </w:num>
   <w:num w:numId="62" w16cid:durableId="326058897">
     <w:abstractNumId w:val="2"/>
   </w:num>
   <w:num w:numId="63" w16cid:durableId="1822691731">
-    <w:abstractNumId w:val="57"/>
+    <w:abstractNumId w:val="60"/>
   </w:num>
   <w:num w:numId="64" w16cid:durableId="491482094">
-    <w:abstractNumId w:val="40"/>
+    <w:abstractNumId w:val="43"/>
   </w:num>
   <w:num w:numId="65" w16cid:durableId="624000986">
     <w:abstractNumId w:val="1"/>
   </w:num>
   <w:num w:numId="66" w16cid:durableId="1185247772">
-    <w:abstractNumId w:val="21"/>
+    <w:abstractNumId w:val="23"/>
   </w:num>
   <w:num w:numId="67" w16cid:durableId="1462265845">
-    <w:abstractNumId w:val="22"/>
+    <w:abstractNumId w:val="24"/>
   </w:num>
   <w:num w:numId="68" w16cid:durableId="39746174">
     <w:abstractNumId w:val="0"/>
   </w:num>
   <w:num w:numId="69" w16cid:durableId="842819424">
-    <w:abstractNumId w:val="71"/>
+    <w:abstractNumId w:val="74"/>
   </w:num>
   <w:num w:numId="70" w16cid:durableId="2118792854">
+    <w:abstractNumId w:val="65"/>
+  </w:num>
+  <w:num w:numId="71" w16cid:durableId="1506017899">
+    <w:abstractNumId w:val="81"/>
+  </w:num>
+  <w:num w:numId="72" w16cid:durableId="1922787855">
+    <w:abstractNumId w:val="66"/>
+  </w:num>
+  <w:num w:numId="73" w16cid:durableId="240912039">
+    <w:abstractNumId w:val="10"/>
+  </w:num>
+  <w:num w:numId="74" w16cid:durableId="2005474240">
+    <w:abstractNumId w:val="49"/>
+  </w:num>
+  <w:num w:numId="75" w16cid:durableId="297106655">
+    <w:abstractNumId w:val="50"/>
+  </w:num>
+  <w:num w:numId="76" w16cid:durableId="1263805218">
+    <w:abstractNumId w:val="68"/>
+  </w:num>
+  <w:num w:numId="77" w16cid:durableId="336930133">
+    <w:abstractNumId w:val="83"/>
+  </w:num>
+  <w:num w:numId="78" w16cid:durableId="1358193180">
+    <w:abstractNumId w:val="67"/>
+  </w:num>
+  <w:num w:numId="79" w16cid:durableId="611593919">
+    <w:abstractNumId w:val="17"/>
+  </w:num>
+  <w:num w:numId="80" w16cid:durableId="968242157">
+    <w:abstractNumId w:val="6"/>
+  </w:num>
+  <w:num w:numId="81" w16cid:durableId="1669598111">
+    <w:abstractNumId w:val="61"/>
+  </w:num>
+  <w:num w:numId="82" w16cid:durableId="729501046">
+    <w:abstractNumId w:val="88"/>
+  </w:num>
+  <w:num w:numId="83" w16cid:durableId="1432243327">
+    <w:abstractNumId w:val="72"/>
+  </w:num>
+  <w:num w:numId="84" w16cid:durableId="1673410959">
     <w:abstractNumId w:val="62"/>
   </w:num>
-  <w:num w:numId="71" w16cid:durableId="1506017899">
-    <w:abstractNumId w:val="77"/>
+  <w:num w:numId="85" w16cid:durableId="946810640">
+    <w:abstractNumId w:val="34"/>
   </w:num>
-  <w:num w:numId="72" w16cid:durableId="1922787855">
-    <w:abstractNumId w:val="63"/>
+  <w:num w:numId="86" w16cid:durableId="1698191965">
+    <w:abstractNumId w:val="76"/>
   </w:num>
-  <w:num w:numId="73" w16cid:durableId="240912039">
-    <w:abstractNumId w:val="9"/>
+  <w:num w:numId="87" w16cid:durableId="1235510775">
+    <w:abstractNumId w:val="85"/>
   </w:num>
-  <w:num w:numId="74" w16cid:durableId="2005474240">
-    <w:abstractNumId w:val="46"/>
-  </w:num>
-  <w:num w:numId="75" w16cid:durableId="297106655">
-    <w:abstractNumId w:val="47"/>
-  </w:num>
-  <w:num w:numId="76" w16cid:durableId="1263805218">
-    <w:abstractNumId w:val="65"/>
-  </w:num>
-  <w:num w:numId="77" w16cid:durableId="336930133">
-    <w:abstractNumId w:val="79"/>
-  </w:num>
-  <w:num w:numId="78" w16cid:durableId="1358193180">
-    <w:abstractNumId w:val="64"/>
-  </w:num>
-  <w:num w:numId="79" w16cid:durableId="611593919">
+  <w:num w:numId="88" w16cid:durableId="653341763">
     <w:abstractNumId w:val="15"/>
   </w:num>
-  <w:num w:numId="80" w16cid:durableId="968242157">
+  <w:num w:numId="89" w16cid:durableId="42798808">
+    <w:abstractNumId w:val="29"/>
+  </w:num>
+  <w:num w:numId="90" w16cid:durableId="942416611">
     <w:abstractNumId w:val="5"/>
   </w:num>
-  <w:num w:numId="81" w16cid:durableId="1669598111">
-    <w:abstractNumId w:val="58"/>
-  </w:num>
-  <w:num w:numId="82" w16cid:durableId="729501046">
-    <w:abstractNumId w:val="83"/>
-  </w:num>
-  <w:num w:numId="83" w16cid:durableId="1432243327">
-    <w:abstractNumId w:val="69"/>
-  </w:num>
-  <w:num w:numId="84" w16cid:durableId="1673410959">
-    <w:abstractNumId w:val="59"/>
-  </w:num>
-  <w:num w:numId="85" w16cid:durableId="946810640">
-    <w:abstractNumId w:val="31"/>
-  </w:num>
-  <w:num w:numId="86" w16cid:durableId="1698191965">
-    <w:abstractNumId w:val="73"/>
+  <w:num w:numId="91" w16cid:durableId="820850216">
+    <w:abstractNumId w:val="79"/>
   </w:num>
   <w:numIdMacAtCleanup w:val="82"/>
 </w:numbering>
@@ -26560,7 +27572,7 @@
   <w:style w:type="paragraph" w:default="1" w:styleId="Normal">
     <w:name w:val="Normal"/>
     <w:qFormat/>
-    <w:rsid w:val="0051731B"/>
+    <w:rsid w:val="00F57AEB"/>
   </w:style>
   <w:style w:type="paragraph" w:styleId="Heading1">
     <w:name w:val="heading 1"/>
@@ -26764,7 +27776,6 @@
   <w:style w:type="character" w:default="1" w:styleId="DefaultParagraphFont">
     <w:name w:val="Default Paragraph Font"/>
     <w:uiPriority w:val="1"/>
-    <w:semiHidden/>
     <w:unhideWhenUsed/>
   </w:style>
   <w:style w:type="table" w:default="1" w:styleId="TableNormal">

--- a/EOD update daily.docx
+++ b/EOD update daily.docx
@@ -18,36 +18,12 @@
     </w:p>
     <w:p>
       <w:r>
-        <w:t>Basic Overview to progressive web app (</w:t>
-      </w:r>
-      <w:proofErr w:type="spellStart"/>
-      <w:r>
-        <w:t>pwa</w:t>
-      </w:r>
-      <w:proofErr w:type="spellEnd"/>
-      <w:r>
-        <w:t>) theory</w:t>
-      </w:r>
-    </w:p>
-    <w:p>
-      <w:r>
-        <w:t xml:space="preserve">Office CMS: </w:t>
-      </w:r>
-      <w:proofErr w:type="spellStart"/>
-      <w:r>
-        <w:t>javascript</w:t>
-      </w:r>
-      <w:proofErr w:type="spellEnd"/>
-      <w:r>
-        <w:t xml:space="preserve"> bug fixes Invoice, leave approvals, leave Report naming fix, Date issue </w:t>
-      </w:r>
-      <w:proofErr w:type="spellStart"/>
-      <w:r>
-        <w:t>javascript</w:t>
-      </w:r>
-      <w:proofErr w:type="spellEnd"/>
-      <w:r>
-        <w:t xml:space="preserve"> fix in attendance and attendance records.</w:t>
+        <w:t>Basic Overview to progressive web app (pwa) theory</w:t>
+      </w:r>
+    </w:p>
+    <w:p>
+      <w:r>
+        <w:t>Office CMS: javascript bug fixes Invoice, leave approvals, leave Report naming fix, Date issue javascript fix in attendance and attendance records.</w:t>
       </w:r>
     </w:p>
     <w:p>
@@ -77,23 +53,7 @@
         </w:rPr>
       </w:pPr>
       <w:r>
-        <w:t xml:space="preserve">Learn about MVC pattern, Study pr request and create pr request in </w:t>
-      </w:r>
-      <w:proofErr w:type="spellStart"/>
-      <w:r>
-        <w:t>gihub</w:t>
-      </w:r>
-      <w:proofErr w:type="spellEnd"/>
-      <w:r>
-        <w:t xml:space="preserve"> after code pushed, Calander bug fixes CSS and </w:t>
-      </w:r>
-      <w:proofErr w:type="spellStart"/>
-      <w:r>
-        <w:t>javascripts</w:t>
-      </w:r>
-      <w:proofErr w:type="spellEnd"/>
-      <w:r>
-        <w:t xml:space="preserve"> in leave request, dashboard, leave approvals code base review and fix, test the system manually creating dummy data, merge the branch.</w:t>
+        <w:t>Learn about MVC pattern, Study pr request and create pr request in gihub after code pushed, Calander bug fixes CSS and javascripts in leave request, dashboard, leave approvals code base review and fix, test the system manually creating dummy data, merge the branch.</w:t>
       </w:r>
       <w:r>
         <w:rPr>
@@ -184,13 +144,8 @@
           <w:tab w:val="num" w:pos="1080"/>
         </w:tabs>
       </w:pPr>
-      <w:proofErr w:type="spellStart"/>
-      <w:r>
-        <w:t>page.tsx</w:t>
-      </w:r>
-      <w:proofErr w:type="spellEnd"/>
-      <w:r>
-        <w:t xml:space="preserve"> </w:t>
+      <w:r>
+        <w:t xml:space="preserve">page.tsx </w:t>
       </w:r>
     </w:p>
     <w:p>
@@ -204,13 +159,8 @@
           <w:tab w:val="num" w:pos="1080"/>
         </w:tabs>
       </w:pPr>
-      <w:proofErr w:type="spellStart"/>
-      <w:r>
-        <w:t>FeaturedProductRail.tsx</w:t>
-      </w:r>
-      <w:proofErr w:type="spellEnd"/>
-      <w:r>
-        <w:t xml:space="preserve"> </w:t>
+      <w:r>
+        <w:t xml:space="preserve">FeaturedProductRail.tsx </w:t>
       </w:r>
     </w:p>
     <w:p>
@@ -224,13 +174,8 @@
           <w:tab w:val="num" w:pos="1080"/>
         </w:tabs>
       </w:pPr>
-      <w:proofErr w:type="spellStart"/>
-      <w:r>
-        <w:t>BlogSlider.tsx</w:t>
-      </w:r>
-      <w:proofErr w:type="spellEnd"/>
-      <w:r>
-        <w:t xml:space="preserve"> </w:t>
+      <w:r>
+        <w:t xml:space="preserve">BlogSlider.tsx </w:t>
       </w:r>
     </w:p>
     <w:p>
@@ -244,13 +189,8 @@
           <w:tab w:val="num" w:pos="1080"/>
         </w:tabs>
       </w:pPr>
-      <w:proofErr w:type="spellStart"/>
-      <w:r>
-        <w:t>LatestTechInsight.tsx</w:t>
-      </w:r>
-      <w:proofErr w:type="spellEnd"/>
-      <w:r>
-        <w:t xml:space="preserve"> </w:t>
+      <w:r>
+        <w:t xml:space="preserve">LatestTechInsight.tsx </w:t>
       </w:r>
     </w:p>
     <w:p>
@@ -265,15 +205,7 @@
         </w:tabs>
       </w:pPr>
       <w:r>
-        <w:t>feature-home-</w:t>
-      </w:r>
-      <w:proofErr w:type="spellStart"/>
-      <w:r>
-        <w:t>product.tsx</w:t>
-      </w:r>
-      <w:proofErr w:type="spellEnd"/>
-      <w:r>
-        <w:t xml:space="preserve"> </w:t>
+        <w:t xml:space="preserve">feature-home-product.tsx </w:t>
       </w:r>
     </w:p>
     <w:p>
@@ -480,23 +412,7 @@
         </w:tabs>
       </w:pPr>
       <w:r>
-        <w:t xml:space="preserve">Implemented cart support updates in </w:t>
-      </w:r>
-      <w:proofErr w:type="spellStart"/>
-      <w:r>
-        <w:t>productDetailClient.ts</w:t>
-      </w:r>
-      <w:proofErr w:type="spellEnd"/>
-      <w:r>
-        <w:t xml:space="preserve"> and cart-</w:t>
-      </w:r>
-      <w:proofErr w:type="spellStart"/>
-      <w:r>
-        <w:t>context.tsx</w:t>
-      </w:r>
-      <w:proofErr w:type="spellEnd"/>
-      <w:r>
-        <w:t xml:space="preserve"> </w:t>
+        <w:t xml:space="preserve">Implemented cart support updates in productDetailClient.ts and cart-context.tsx </w:t>
       </w:r>
     </w:p>
     <w:p>
@@ -701,15 +617,7 @@
         </w:tabs>
       </w:pPr>
       <w:r>
-        <w:t xml:space="preserve">Security setup using </w:t>
-      </w:r>
-      <w:proofErr w:type="spellStart"/>
-      <w:r>
-        <w:t>bcrypt</w:t>
-      </w:r>
-      <w:proofErr w:type="spellEnd"/>
-      <w:r>
-        <w:t xml:space="preserve"> &amp; JWT</w:t>
+        <w:t>Security setup using bcrypt &amp; JWT</w:t>
       </w:r>
     </w:p>
     <w:p>
@@ -724,22 +632,12 @@
       <w:r>
         <w:t xml:space="preserve">- </w:t>
       </w:r>
-      <w:proofErr w:type="spellStart"/>
-      <w:r>
-        <w:t>api-client.ts</w:t>
-      </w:r>
-      <w:proofErr w:type="spellEnd"/>
-      <w:r>
-        <w:t xml:space="preserve"> created API calls and login integration</w:t>
-      </w:r>
-      <w:r>
-        <w:t xml:space="preserve"> – </w:t>
-      </w:r>
-      <w:proofErr w:type="spellStart"/>
-      <w:r>
-        <w:t>LoginForm.tsx</w:t>
-      </w:r>
-      <w:proofErr w:type="spellEnd"/>
+      <w:r>
+        <w:t>api-client.ts created API calls and login integration</w:t>
+      </w:r>
+      <w:r>
+        <w:t xml:space="preserve"> – LoginForm.tsx</w:t>
+      </w:r>
     </w:p>
     <w:p>
       <w:r>
@@ -815,15 +713,7 @@
         </w:tabs>
       </w:pPr>
       <w:r>
-        <w:t xml:space="preserve">Set up </w:t>
-      </w:r>
-      <w:proofErr w:type="spellStart"/>
-      <w:r>
-        <w:t>Cloudinary</w:t>
-      </w:r>
-      <w:proofErr w:type="spellEnd"/>
-      <w:r>
-        <w:t xml:space="preserve"> base upload/delete logic</w:t>
+        <w:t>Set up Cloudinary base upload/delete logic</w:t>
       </w:r>
     </w:p>
     <w:p>
@@ -868,15 +758,7 @@
         </w:tabs>
       </w:pPr>
       <w:r>
-        <w:t xml:space="preserve">Configured </w:t>
-      </w:r>
-      <w:proofErr w:type="spellStart"/>
-      <w:r>
-        <w:t>Multer</w:t>
-      </w:r>
-      <w:proofErr w:type="spellEnd"/>
-      <w:r>
-        <w:t xml:space="preserve"> upload middleware (multer.js)</w:t>
+        <w:t>Configured Multer upload middleware (multer.js)</w:t>
       </w:r>
     </w:p>
     <w:p>
@@ -1056,15 +938,7 @@
         </w:tabs>
       </w:pPr>
       <w:r>
-        <w:t xml:space="preserve">Added image upload handling using </w:t>
-      </w:r>
-      <w:proofErr w:type="spellStart"/>
-      <w:r>
-        <w:t>Cloudinary</w:t>
-      </w:r>
-      <w:proofErr w:type="spellEnd"/>
-      <w:r>
-        <w:t xml:space="preserve"> CDN flow</w:t>
+        <w:t>Added image upload handling using Cloudinary CDN flow</w:t>
       </w:r>
     </w:p>
     <w:p>
@@ -1295,15 +1169,7 @@
         </w:tabs>
       </w:pPr>
       <w:r>
-        <w:t>Designed and documented APIs using Swagger/</w:t>
-      </w:r>
-      <w:proofErr w:type="spellStart"/>
-      <w:r>
-        <w:t>OpenAPI</w:t>
-      </w:r>
-      <w:proofErr w:type="spellEnd"/>
-      <w:r>
-        <w:t xml:space="preserve"> for better endpoint visualization, testing, and maintainability. </w:t>
+        <w:t xml:space="preserve">Designed and documented APIs using Swagger/OpenAPI for better endpoint visualization, testing, and maintainability. </w:t>
       </w:r>
     </w:p>
     <w:p>
@@ -1538,21 +1404,8 @@
         <w:spacing w:line="360" w:lineRule="auto"/>
       </w:pPr>
       <w:r>
-        <w:t xml:space="preserve">Updated related files including </w:t>
-      </w:r>
-      <w:proofErr w:type="spellStart"/>
-      <w:r>
-        <w:t>ProductDetailClient.tsx</w:t>
-      </w:r>
-      <w:proofErr w:type="spellEnd"/>
-      <w:r>
-        <w:t xml:space="preserve"> and </w:t>
-      </w:r>
-      <w:proofErr w:type="spellStart"/>
-      <w:r>
-        <w:t>CollectionAddToCartButton.tsx</w:t>
-      </w:r>
-      <w:proofErr w:type="spellEnd"/>
+        <w:t>Updated related files including ProductDetailClient.tsx and CollectionAddToCartButton.tsx</w:t>
+      </w:r>
     </w:p>
     <w:p>
       <w:pPr>
@@ -1683,23 +1536,7 @@
         <w:spacing w:line="360" w:lineRule="auto"/>
       </w:pPr>
       <w:r>
-        <w:t xml:space="preserve">Improved responsiveness of the reusable product collection layout by updating </w:t>
-      </w:r>
-      <w:proofErr w:type="spellStart"/>
-      <w:r>
-        <w:t>CollectionFilters.tsx</w:t>
-      </w:r>
-      <w:proofErr w:type="spellEnd"/>
-      <w:r>
-        <w:t xml:space="preserve"> and collections/</w:t>
-      </w:r>
-      <w:proofErr w:type="spellStart"/>
-      <w:r>
-        <w:t>page.tsx</w:t>
-      </w:r>
-      <w:proofErr w:type="spellEnd"/>
-      <w:r>
-        <w:t xml:space="preserve">. </w:t>
+        <w:t xml:space="preserve">Improved responsiveness of the reusable product collection layout by updating CollectionFilters.tsx and collections/page.tsx. </w:t>
       </w:r>
     </w:p>
     <w:p>
@@ -1853,39 +1690,7 @@
     </w:p>
     <w:p>
       <w:r>
-        <w:t>Currently, the product grid only renders product data (</w:t>
-      </w:r>
-      <w:proofErr w:type="spellStart"/>
-      <w:r>
-        <w:t>offer_price</w:t>
-      </w:r>
-      <w:proofErr w:type="spellEnd"/>
-      <w:r>
-        <w:t xml:space="preserve">: 0, </w:t>
-      </w:r>
-      <w:proofErr w:type="spellStart"/>
-      <w:r>
-        <w:t>is_offer</w:t>
-      </w:r>
-      <w:proofErr w:type="spellEnd"/>
-      <w:r>
-        <w:t>: false), while the actual discount information exists separately in /</w:t>
-      </w:r>
-      <w:proofErr w:type="spellStart"/>
-      <w:r>
-        <w:t>api</w:t>
-      </w:r>
-      <w:proofErr w:type="spellEnd"/>
-      <w:r>
-        <w:t xml:space="preserve">/offers. Because of this, the offer name is visible (from </w:t>
-      </w:r>
-      <w:proofErr w:type="spellStart"/>
-      <w:r>
-        <w:t>offerNameMap</w:t>
-      </w:r>
-      <w:proofErr w:type="spellEnd"/>
-      <w:r>
-        <w:t xml:space="preserve"> or the offers endpoint), but the discounted price and SALE logic are not synced correctly in the UI.</w:t>
+        <w:t>Currently, the product grid only renders product data (offer_price: 0, is_offer: false), while the actual discount information exists separately in /api/offers. Because of this, the offer name is visible (from offerNameMap or the offers endpoint), but the discounted price and SALE logic are not synced correctly in the UI.</w:t>
       </w:r>
     </w:p>
     <w:p>
@@ -2007,15 +1812,7 @@
         <w:t>Toast message</w:t>
       </w:r>
       <w:r>
-        <w:t xml:space="preserve"> Integration in Auth (</w:t>
-      </w:r>
-      <w:proofErr w:type="spellStart"/>
-      <w:r>
-        <w:t>mactstore</w:t>
-      </w:r>
-      <w:proofErr w:type="spellEnd"/>
-      <w:r>
-        <w:t>):</w:t>
+        <w:t xml:space="preserve"> Integration in Auth (mactstore):</w:t>
       </w:r>
     </w:p>
     <w:p>
@@ -2043,32 +1840,11 @@
       </w:r>
       <w:r>
         <w:br/>
-        <w:t xml:space="preserve">• Analyzed authentication-related frontend files including </w:t>
-      </w:r>
-      <w:proofErr w:type="spellStart"/>
-      <w:r>
-        <w:t>LoginForm.tsx</w:t>
-      </w:r>
-      <w:proofErr w:type="spellEnd"/>
-      <w:r>
-        <w:t xml:space="preserve"> and </w:t>
-      </w:r>
-      <w:proofErr w:type="spellStart"/>
-      <w:r>
-        <w:t>Layout.tsx</w:t>
-      </w:r>
-      <w:proofErr w:type="spellEnd"/>
+        <w:t>• Analyzed authentication-related frontend files including LoginForm.tsx and Layout.tsx</w:t>
+      </w:r>
       <w:r>
         <w:br/>
-        <w:t xml:space="preserve">• Found missing validation issues in </w:t>
-      </w:r>
-      <w:proofErr w:type="spellStart"/>
-      <w:r>
-        <w:t>RegisterForm.tsx</w:t>
-      </w:r>
-      <w:proofErr w:type="spellEnd"/>
-      <w:r>
-        <w:t xml:space="preserve"> during review</w:t>
+        <w:t>• Found missing validation issues in RegisterForm.tsx during review</w:t>
       </w:r>
       <w:r>
         <w:br/>
@@ -2086,13 +1862,8 @@
       </w:r>
       <w:r>
         <w:br/>
-        <w:t xml:space="preserve">• Implemented toast messages and fixed validation issues in </w:t>
-      </w:r>
-      <w:proofErr w:type="spellStart"/>
-      <w:r>
-        <w:t>RegisterForm.tsx</w:t>
-      </w:r>
-      <w:proofErr w:type="spellEnd"/>
+        <w:t>• Implemented toast messages and fixed validation issues in RegisterForm.tsx</w:t>
+      </w:r>
     </w:p>
     <w:p>
       <w:pPr>
@@ -2219,15 +1990,7 @@
         </w:numPr>
       </w:pPr>
       <w:r>
-        <w:t xml:space="preserve">Integrated </w:t>
-      </w:r>
-      <w:proofErr w:type="spellStart"/>
-      <w:r>
-        <w:t>getCategories</w:t>
-      </w:r>
-      <w:proofErr w:type="spellEnd"/>
-      <w:r>
-        <w:t xml:space="preserve"> API to fetch parent and child categories dynamically </w:t>
+        <w:t xml:space="preserve">Integrated getCategories API to fetch parent and child categories dynamically </w:t>
       </w:r>
     </w:p>
     <w:p>
@@ -2239,23 +2002,7 @@
         </w:numPr>
       </w:pPr>
       <w:r>
-        <w:t xml:space="preserve">Updated </w:t>
-      </w:r>
-      <w:proofErr w:type="spellStart"/>
-      <w:r>
-        <w:t>CollectionFilter.tsx</w:t>
-      </w:r>
-      <w:proofErr w:type="spellEnd"/>
-      <w:r>
-        <w:t xml:space="preserve"> and collections/</w:t>
-      </w:r>
-      <w:proofErr w:type="spellStart"/>
-      <w:r>
-        <w:t>page.tsx</w:t>
-      </w:r>
-      <w:proofErr w:type="spellEnd"/>
-      <w:r>
-        <w:t xml:space="preserve"> </w:t>
+        <w:t xml:space="preserve">Updated CollectionFilter.tsx and collections/page.tsx </w:t>
       </w:r>
       <w:r>
         <w:t xml:space="preserve"> file</w:t>
@@ -2352,15 +2099,7 @@
         </w:tabs>
       </w:pPr>
       <w:r>
-        <w:t xml:space="preserve">Created </w:t>
-      </w:r>
-      <w:proofErr w:type="spellStart"/>
-      <w:r>
-        <w:t>OffersContext</w:t>
-      </w:r>
-      <w:proofErr w:type="spellEnd"/>
-      <w:r>
-        <w:t xml:space="preserve"> to fetch offers globally </w:t>
+        <w:t xml:space="preserve">Created OffersContext to fetch offers globally </w:t>
       </w:r>
     </w:p>
     <w:p>
@@ -2375,23 +2114,7 @@
         </w:tabs>
       </w:pPr>
       <w:r>
-        <w:t xml:space="preserve">Added </w:t>
-      </w:r>
-      <w:proofErr w:type="spellStart"/>
-      <w:r>
-        <w:t>useOfferForProduct</w:t>
-      </w:r>
-      <w:proofErr w:type="spellEnd"/>
-      <w:r>
-        <w:t>(</w:t>
-      </w:r>
-      <w:proofErr w:type="spellStart"/>
-      <w:r>
-        <w:t>productId</w:t>
-      </w:r>
-      <w:proofErr w:type="spellEnd"/>
-      <w:r>
-        <w:t xml:space="preserve">) hook </w:t>
+        <w:t xml:space="preserve">Added useOfferForProduct(productId) hook </w:t>
       </w:r>
     </w:p>
     <w:p>
@@ -2737,15 +2460,7 @@
         </w:numPr>
       </w:pPr>
       <w:r>
-        <w:t xml:space="preserve">Fixed issue where Quantity Selector was not being applied correctly—only 1 item was being added to the cart regardless of selected quantity. Root cause was qty not being properly passed to cart logic; ensured qty is correctly forwarded in both Add to Cart and Buy It Now flows. Also fixed Buy It Now pricing inconsistency by aligning it with Add to Cart pricing logic, ensuring offer price is correctly applied from the same calculation source in </w:t>
-      </w:r>
-      <w:proofErr w:type="spellStart"/>
-      <w:r>
-        <w:t>ProductDetailClient.tsx</w:t>
-      </w:r>
-      <w:proofErr w:type="spellEnd"/>
-      <w:r>
-        <w:t>.</w:t>
+        <w:t>Fixed issue where Quantity Selector was not being applied correctly—only 1 item was being added to the cart regardless of selected quantity. Root cause was qty not being properly passed to cart logic; ensured qty is correctly forwarded in both Add to Cart and Buy It Now flows. Also fixed Buy It Now pricing inconsistency by aligning it with Add to Cart pricing logic, ensuring offer price is correctly applied from the same calculation source in ProductDetailClient.tsx.</w:t>
       </w:r>
     </w:p>
     <w:p>
@@ -2757,15 +2472,7 @@
         </w:numPr>
       </w:pPr>
       <w:r>
-        <w:t xml:space="preserve">Analyzed </w:t>
-      </w:r>
-      <w:proofErr w:type="spellStart"/>
-      <w:r>
-        <w:t>MacStore</w:t>
-      </w:r>
-      <w:proofErr w:type="spellEnd"/>
-      <w:r>
-        <w:t xml:space="preserve"> project and identified a minor slider scroll issue along with some responsiveness issues on dashboard and a few pages, mainly on larger screen devices. </w:t>
+        <w:t xml:space="preserve">Analyzed MacStore project and identified a minor slider scroll issue along with some responsiveness issues on dashboard and a few pages, mainly on larger screen devices. </w:t>
       </w:r>
     </w:p>
     <w:p>
@@ -2865,13 +2572,8 @@
         <w:t>All issues are resolved, and the section is now fully responsive with smooth scrolling, stable auto-slide on touch devices, and correctly positioned navigation buttons.</w:t>
       </w:r>
       <w:r>
-        <w:t xml:space="preserve"> Chances made in </w:t>
-      </w:r>
-      <w:proofErr w:type="spellStart"/>
-      <w:r>
-        <w:t>NewLaunchesClient.tsx</w:t>
-      </w:r>
-      <w:proofErr w:type="spellEnd"/>
+        <w:t xml:space="preserve"> Chances made in NewLaunchesClient.tsx</w:t>
+      </w:r>
     </w:p>
     <w:p>
       <w:pPr>
@@ -2916,43 +2618,19 @@
         </w:numPr>
       </w:pPr>
       <w:r>
-        <w:t xml:space="preserve">Worked on making the user dashboard responsive across mobile/tablet devices. Updated </w:t>
-      </w:r>
-      <w:proofErr w:type="spellStart"/>
-      <w:r>
-        <w:t>AccountDashboardClient.tsx</w:t>
-      </w:r>
-      <w:proofErr w:type="spellEnd"/>
-      <w:r>
-        <w:t xml:space="preserve"> and verified everything is working fine across screen sizes.</w:t>
+        <w:t>Worked on making the user dashboard responsive across mobile/tablet devices. Updated AccountDashboardClient.tsx and verified everything is working fine across screen sizes.</w:t>
       </w:r>
       <w:r>
         <w:t xml:space="preserve"> </w:t>
       </w:r>
       <w:r>
-        <w:t xml:space="preserve">While working on this, noticed we are building most layouts from scratch instead of reusing the existing </w:t>
-      </w:r>
-      <w:proofErr w:type="spellStart"/>
-      <w:r>
-        <w:t>AccountLayout.tsx</w:t>
-      </w:r>
-      <w:proofErr w:type="spellEnd"/>
-      <w:r>
-        <w:t xml:space="preserve"> component (currently used in Orders, Wishlist, Notifications, Personal Info, etc.).</w:t>
+        <w:t>While working on this, noticed we are building most layouts from scratch instead of reusing the existing AccountLayout.tsx component (currently used in Orders, Wishlist, Notifications, Personal Info, etc.).</w:t>
       </w:r>
       <w:r>
         <w:t xml:space="preserve"> </w:t>
       </w:r>
       <w:r>
-        <w:t xml:space="preserve">Current implementation is stable and no issues found, but for a cleaner long-term responsive solution we may eventually need to refactor </w:t>
-      </w:r>
-      <w:proofErr w:type="spellStart"/>
-      <w:r>
-        <w:t>AccountLayout.tsx</w:t>
-      </w:r>
-      <w:proofErr w:type="spellEnd"/>
-      <w:r>
-        <w:t xml:space="preserve"> and reuse it for dashboard-related layouts as well, since adding sidebar responsiveness later would require additional refactoring effort.</w:t>
+        <w:t>Current implementation is stable and no issues found, but for a cleaner long-term responsive solution we may eventually need to refactor AccountLayout.tsx and reuse it for dashboard-related layouts as well, since adding sidebar responsiveness later would require additional refactoring effort.</w:t>
       </w:r>
     </w:p>
     <w:p>
@@ -3164,13 +2842,8 @@
           <w:tab w:val="num" w:pos="1800"/>
         </w:tabs>
       </w:pPr>
-      <w:proofErr w:type="spellStart"/>
-      <w:r>
-        <w:t>useEffect</w:t>
-      </w:r>
-      <w:proofErr w:type="spellEnd"/>
-      <w:r>
-        <w:t xml:space="preserve"> dependency/state synchronization issue.</w:t>
+      <w:r>
+        <w:t>useEffect dependency/state synchronization issue.</w:t>
       </w:r>
     </w:p>
     <w:p>
@@ -3357,13 +3030,8 @@
           <w:tab w:val="num" w:pos="1080"/>
         </w:tabs>
       </w:pPr>
-      <w:proofErr w:type="spellStart"/>
-      <w:r>
-        <w:t>useEffect</w:t>
-      </w:r>
-      <w:proofErr w:type="spellEnd"/>
-      <w:r>
-        <w:t xml:space="preserve"> dependency issue</w:t>
+      <w:r>
+        <w:t>useEffect dependency issue</w:t>
       </w:r>
     </w:p>
     <w:p>
@@ -3601,13 +3269,8 @@
           <w:tab w:val="num" w:pos="1080"/>
         </w:tabs>
       </w:pPr>
-      <w:proofErr w:type="spellStart"/>
-      <w:r>
-        <w:t>OrderPlaced</w:t>
-      </w:r>
-      <w:proofErr w:type="spellEnd"/>
-      <w:r>
-        <w:t xml:space="preserve"> → Processing → Shipped</w:t>
+      <w:r>
+        <w:t>OrderPlaced → Processing → Shipped</w:t>
       </w:r>
     </w:p>
     <w:p>
@@ -3840,15 +3503,7 @@
     </w:p>
     <w:p>
       <w:r>
-        <w:t xml:space="preserve">  Observed that profile data updates in backend but UI updates only after refresh (possible </w:t>
-      </w:r>
-      <w:proofErr w:type="spellStart"/>
-      <w:r>
-        <w:t>useEffect</w:t>
-      </w:r>
-      <w:proofErr w:type="spellEnd"/>
-      <w:r>
-        <w:t>/state sync issue).</w:t>
+        <w:t>  Observed that profile data updates in backend but UI updates only after refresh (possible useEffect/state sync issue).</w:t>
       </w:r>
     </w:p>
     <w:p>
@@ -3877,13 +3532,8 @@
           <w:tab w:val="num" w:pos="1080"/>
         </w:tabs>
       </w:pPr>
-      <w:proofErr w:type="spellStart"/>
-      <w:r>
-        <w:t>OrderPlaced</w:t>
-      </w:r>
-      <w:proofErr w:type="spellEnd"/>
-      <w:r>
-        <w:t xml:space="preserve"> → Processing → Shipped</w:t>
+      <w:r>
+        <w:t>OrderPlaced → Processing → Shipped</w:t>
       </w:r>
     </w:p>
     <w:p>
@@ -3991,24 +3641,11 @@
         </w:numPr>
       </w:pPr>
       <w:r>
-        <w:t xml:space="preserve">Fixed an issue where the address was shown in the frontend but not being sent to the backend during profile update; added a </w:t>
-      </w:r>
-      <w:proofErr w:type="spellStart"/>
-      <w:r>
-        <w:t>currentAddress</w:t>
-      </w:r>
-      <w:proofErr w:type="spellEnd"/>
-      <w:r>
-        <w:t xml:space="preserve"> variable to properly map and send the full address, so now the admin panel is receiving and displaying the correct data.</w:t>
-      </w:r>
-      <w:r>
-        <w:t xml:space="preserve"> Changes made in </w:t>
-      </w:r>
-      <w:proofErr w:type="spellStart"/>
-      <w:r>
-        <w:t>ProfileInformation.tsx</w:t>
-      </w:r>
-      <w:proofErr w:type="spellEnd"/>
+        <w:t>Fixed an issue where the address was shown in the frontend but not being sent to the backend during profile update; added a currentAddress variable to properly map and send the full address, so now the admin panel is receiving and displaying the correct data.</w:t>
+      </w:r>
+      <w:r>
+        <w:t xml:space="preserve"> Changes made in ProfileInformation.tsx</w:t>
+      </w:r>
     </w:p>
     <w:p>
       <w:pPr>
@@ -4067,23 +3704,7 @@
         </w:numPr>
       </w:pPr>
       <w:r>
-        <w:t xml:space="preserve">Investigated a redirection issue after successful profile update; multiple attempts using </w:t>
-      </w:r>
-      <w:proofErr w:type="spellStart"/>
-      <w:r>
-        <w:t>setTimeout</w:t>
-      </w:r>
-      <w:proofErr w:type="spellEnd"/>
-      <w:r>
-        <w:t xml:space="preserve">, </w:t>
-      </w:r>
-      <w:proofErr w:type="spellStart"/>
-      <w:r>
-        <w:t>router.replace</w:t>
-      </w:r>
-      <w:proofErr w:type="spellEnd"/>
-      <w:r>
-        <w:t xml:space="preserve">, and navigation fixes were tested, but the redirect was inconsistent and currently handled as a known UX limitation rather than a backend issue. </w:t>
+        <w:t xml:space="preserve">Investigated a redirection issue after successful profile update; multiple attempts using setTimeout, router.replace, and navigation fixes were tested, but the redirect was inconsistent and currently handled as a known UX limitation rather than a backend issue. </w:t>
       </w:r>
     </w:p>
     <w:p>
@@ -4194,13 +3815,8 @@
         <w:t>Updated the Profile page email field to read-only, preventing users from editing their email address.</w:t>
       </w:r>
       <w:r>
-        <w:t xml:space="preserve"> File: </w:t>
-      </w:r>
-      <w:proofErr w:type="spellStart"/>
-      <w:r>
-        <w:t>ProfileInformation.tsx</w:t>
-      </w:r>
-      <w:proofErr w:type="spellEnd"/>
+        <w:t xml:space="preserve"> File: ProfileInformation.tsx</w:t>
+      </w:r>
     </w:p>
     <w:p>
       <w:pPr>
@@ -4223,7 +3839,6 @@
         </w:rPr>
         <w:t xml:space="preserve">Investigated and cleaned up carousel slider styling by reviewing the </w:t>
       </w:r>
-      <w:proofErr w:type="spellStart"/>
       <w:r>
         <w:rPr>
           <w:rFonts w:ascii="Courier New" w:eastAsia="Times New Roman" w:hAnsi="Courier New" w:cs="Courier New"/>
@@ -4232,18 +3847,7 @@
           <w:szCs w:val="20"/>
           <w14:ligatures w14:val="none"/>
         </w:rPr>
-        <w:t>nl</w:t>
-      </w:r>
-      <w:proofErr w:type="spellEnd"/>
-      <w:r>
-        <w:rPr>
-          <w:rFonts w:ascii="Courier New" w:eastAsia="Times New Roman" w:hAnsi="Courier New" w:cs="Courier New"/>
-          <w:kern w:val="0"/>
-          <w:sz w:val="20"/>
-          <w:szCs w:val="20"/>
-          <w14:ligatures w14:val="none"/>
-        </w:rPr>
-        <w:t>-marquee-wrap</w:t>
+        <w:t>nl-marquee-wrap</w:t>
       </w:r>
       <w:r>
         <w:rPr>
@@ -4259,18 +3863,8 @@
           <w:kern w:val="0"/>
           <w14:ligatures w14:val="none"/>
         </w:rPr>
-        <w:t xml:space="preserve"> File: </w:t>
-      </w:r>
-      <w:proofErr w:type="spellStart"/>
-      <w:r>
-        <w:rPr>
-          <w:rFonts w:ascii="Times New Roman" w:eastAsia="Times New Roman" w:hAnsi="Times New Roman" w:cs="Times New Roman"/>
-          <w:kern w:val="0"/>
-          <w14:ligatures w14:val="none"/>
-        </w:rPr>
-        <w:t>ProfileInformation.tsx</w:t>
-      </w:r>
-      <w:proofErr w:type="spellEnd"/>
+        <w:t xml:space="preserve"> File: ProfileInformation.tsx</w:t>
+      </w:r>
     </w:p>
     <w:p>
       <w:pPr>
@@ -4281,51 +3875,14 @@
         </w:numPr>
       </w:pPr>
       <w:r>
-        <w:t xml:space="preserve">Fix: remove those local states and use </w:t>
-      </w:r>
-      <w:proofErr w:type="spellStart"/>
-      <w:r>
-        <w:t>customer.phone</w:t>
-      </w:r>
-      <w:proofErr w:type="spellEnd"/>
-      <w:r>
-        <w:t xml:space="preserve"> / </w:t>
-      </w:r>
-      <w:proofErr w:type="spellStart"/>
-      <w:r>
-        <w:t>customer.address</w:t>
-      </w:r>
-      <w:proofErr w:type="spellEnd"/>
-      <w:r>
-        <w:t xml:space="preserve"> directly, or add a </w:t>
-      </w:r>
-      <w:proofErr w:type="spellStart"/>
-      <w:r>
-        <w:t>useEffect</w:t>
-      </w:r>
-      <w:proofErr w:type="spellEnd"/>
-      <w:r>
-        <w:t xml:space="preserve"> that syncs them whenever customer changes. This restores proper reactivity and removes the need to refresh.</w:t>
+        <w:t>Fix: remove those local states and use customer.phone / customer.address directly, or add a useEffect that syncs them whenever customer changes. This restores proper reactivity and removes the need to refresh.</w:t>
       </w:r>
       <w:r>
         <w:t xml:space="preserve"> </w:t>
       </w:r>
       <w:r>
-        <w:t xml:space="preserve">File: </w:t>
-      </w:r>
-      <w:proofErr w:type="spellStart"/>
-      <w:r>
-        <w:t>ProfileInformation.tsx</w:t>
-      </w:r>
-      <w:proofErr w:type="spellEnd"/>
-      <w:r>
-        <w:t xml:space="preserve">, </w:t>
-      </w:r>
-      <w:proofErr w:type="spellStart"/>
-      <w:r>
-        <w:t>AuthContext.tsx</w:t>
-      </w:r>
-      <w:proofErr w:type="spellEnd"/>
+        <w:t>File: ProfileInformation.tsx, AuthContext.tsx</w:t>
+      </w:r>
     </w:p>
     <w:p>
       <w:pPr>
@@ -4595,15 +4152,7 @@
         <w:spacing w:line="360" w:lineRule="auto"/>
       </w:pPr>
       <w:r>
-        <w:t xml:space="preserve">Implemented phone number validation on the checkout page using </w:t>
-      </w:r>
-      <w:proofErr w:type="spellStart"/>
-      <w:r>
-        <w:t>libphonenumber-js</w:t>
-      </w:r>
-      <w:proofErr w:type="spellEnd"/>
-      <w:r>
-        <w:t>.</w:t>
+        <w:t>Implemented phone number validation on the checkout page using libphonenumber-js.</w:t>
       </w:r>
       <w:r>
         <w:t xml:space="preserve"> </w:t>
@@ -4639,23 +4188,7 @@
         <w:ind w:left="1800"/>
       </w:pPr>
       <w:r>
-        <w:t xml:space="preserve">Dependencies: </w:t>
-      </w:r>
-      <w:proofErr w:type="spellStart"/>
-      <w:r>
-        <w:t>package.json</w:t>
-      </w:r>
-      <w:proofErr w:type="spellEnd"/>
-      <w:r>
-        <w:t>, package-</w:t>
-      </w:r>
-      <w:proofErr w:type="spellStart"/>
-      <w:r>
-        <w:t>lock.json</w:t>
-      </w:r>
-      <w:proofErr w:type="spellEnd"/>
-      <w:r>
-        <w:t xml:space="preserve"> </w:t>
+        <w:t xml:space="preserve">Dependencies: package.json, package-lock.json </w:t>
       </w:r>
     </w:p>
     <w:p>
@@ -4672,21 +4205,8 @@
         <w:ind w:left="1800"/>
       </w:pPr>
       <w:r>
-        <w:t xml:space="preserve">Code changes: </w:t>
-      </w:r>
-      <w:proofErr w:type="spellStart"/>
-      <w:r>
-        <w:t>CheckoutPageClient.tsx</w:t>
-      </w:r>
-      <w:proofErr w:type="spellEnd"/>
-      <w:r>
-        <w:t xml:space="preserve">, </w:t>
-      </w:r>
-      <w:proofErr w:type="spellStart"/>
-      <w:r>
-        <w:t>ShippingForm.tsx</w:t>
-      </w:r>
-      <w:proofErr w:type="spellEnd"/>
+        <w:t>Code changes: CheckoutPageClient.tsx, ShippingForm.tsx</w:t>
+      </w:r>
     </w:p>
     <w:p>
       <w:pPr>
@@ -4943,15 +4463,7 @@
         <w:t>layered architecture</w:t>
       </w:r>
       <w:r>
-        <w:t xml:space="preserve"> where all location logic is centralized inside a lib/</w:t>
-      </w:r>
-      <w:proofErr w:type="spellStart"/>
-      <w:r>
-        <w:t>location.ts</w:t>
-      </w:r>
-      <w:proofErr w:type="spellEnd"/>
-      <w:r>
-        <w:t xml:space="preserve"> service layer. This layer acts as the single source of truth and allows custom overrides (such as manually defined Nepal provinces) while still falling back to the external library for other countries.</w:t>
+        <w:t xml:space="preserve"> where all location logic is centralized inside a lib/location.ts service layer. This layer acts as the single source of truth and allows custom overrides (such as manually defined Nepal provinces) while still falling back to the external library for other countries.</w:t>
       </w:r>
     </w:p>
     <w:p>
@@ -5096,15 +4608,7 @@
       </w:pPr>
       <w:r>
         <w:lastRenderedPageBreak/>
-        <w:t>All location logic should live in a centralized lib/</w:t>
-      </w:r>
-      <w:proofErr w:type="spellStart"/>
-      <w:r>
-        <w:t>location.ts</w:t>
-      </w:r>
-      <w:proofErr w:type="spellEnd"/>
-      <w:r>
-        <w:t xml:space="preserve"> layer </w:t>
+        <w:t xml:space="preserve">All location logic should live in a centralized lib/location.ts layer </w:t>
       </w:r>
     </w:p>
     <w:p>
@@ -5177,25 +4681,7 @@
           <w:kern w:val="0"/>
           <w14:ligatures w14:val="none"/>
         </w:rPr>
-        <w:t xml:space="preserve"> </w:t>
-      </w:r>
-      <w:proofErr w:type="spellStart"/>
-      <w:r>
-        <w:rPr>
-          <w:rFonts w:ascii="Times New Roman" w:eastAsia="Times New Roman" w:hAnsi="Times New Roman" w:cs="Times New Roman"/>
-          <w:kern w:val="0"/>
-          <w14:ligatures w14:val="none"/>
-        </w:rPr>
-        <w:t>npm</w:t>
-      </w:r>
-      <w:proofErr w:type="spellEnd"/>
-      <w:r>
-        <w:rPr>
-          <w:rFonts w:ascii="Times New Roman" w:eastAsia="Times New Roman" w:hAnsi="Times New Roman" w:cs="Times New Roman"/>
-          <w:kern w:val="0"/>
-          <w14:ligatures w14:val="none"/>
-        </w:rPr>
-        <w:t xml:space="preserve"> package to get location data locally </w:t>
+        <w:t xml:space="preserve"> npm package to get location data locally </w:t>
       </w:r>
     </w:p>
     <w:p>
@@ -5249,9 +4735,38 @@
           <w:szCs w:val="20"/>
           <w14:ligatures w14:val="none"/>
         </w:rPr>
-        <w:t>lib/</w:t>
-      </w:r>
-      <w:proofErr w:type="spellStart"/>
+        <w:t>lib/location.ts</w:t>
+      </w:r>
+      <w:r>
+        <w:rPr>
+          <w:rFonts w:ascii="Times New Roman" w:eastAsia="Times New Roman" w:hAnsi="Times New Roman" w:cs="Times New Roman"/>
+          <w:kern w:val="0"/>
+          <w14:ligatures w14:val="none"/>
+        </w:rPr>
+        <w:t xml:space="preserve"> layer to manage all location logic </w:t>
+      </w:r>
+    </w:p>
+    <w:p>
+      <w:pPr>
+        <w:numPr>
+          <w:ilvl w:val="0"/>
+          <w:numId w:val="48"/>
+        </w:numPr>
+        <w:spacing w:before="100" w:beforeAutospacing="1" w:after="100" w:afterAutospacing="1" w:line="240" w:lineRule="auto"/>
+        <w:rPr>
+          <w:rFonts w:ascii="Times New Roman" w:eastAsia="Times New Roman" w:hAnsi="Times New Roman" w:cs="Times New Roman"/>
+          <w:kern w:val="0"/>
+          <w14:ligatures w14:val="none"/>
+        </w:rPr>
+      </w:pPr>
+      <w:r>
+        <w:rPr>
+          <w:rFonts w:ascii="Times New Roman" w:eastAsia="Times New Roman" w:hAnsi="Times New Roman" w:cs="Times New Roman"/>
+          <w:kern w:val="0"/>
+          <w14:ligatures w14:val="none"/>
+        </w:rPr>
+        <w:t>Added custom override for Nepal using static data (</w:t>
+      </w:r>
       <w:r>
         <w:rPr>
           <w:rFonts w:ascii="Times New Roman" w:eastAsia="Times New Roman" w:hAnsi="Times New Roman" w:cs="Times New Roman"/>
@@ -5260,16 +4775,15 @@
           <w:szCs w:val="20"/>
           <w14:ligatures w14:val="none"/>
         </w:rPr>
-        <w:t>location.ts</w:t>
-      </w:r>
-      <w:proofErr w:type="spellEnd"/>
+        <w:t>nepal.ts</w:t>
+      </w:r>
       <w:r>
         <w:rPr>
           <w:rFonts w:ascii="Times New Roman" w:eastAsia="Times New Roman" w:hAnsi="Times New Roman" w:cs="Times New Roman"/>
           <w:kern w:val="0"/>
           <w14:ligatures w14:val="none"/>
         </w:rPr>
-        <w:t xml:space="preserve"> layer to manage all location logic </w:t>
+        <w:t xml:space="preserve">) </w:t>
       </w:r>
     </w:p>
     <w:p>
@@ -5291,9 +4805,52 @@
           <w:kern w:val="0"/>
           <w14:ligatures w14:val="none"/>
         </w:rPr>
-        <w:t>Added custom override for Nepal using static data (</w:t>
-      </w:r>
-      <w:proofErr w:type="spellStart"/>
+        <w:t xml:space="preserve">Built API routes in Next.js for states and cities fetching </w:t>
+      </w:r>
+    </w:p>
+    <w:p>
+      <w:pPr>
+        <w:numPr>
+          <w:ilvl w:val="0"/>
+          <w:numId w:val="48"/>
+        </w:numPr>
+        <w:spacing w:before="100" w:beforeAutospacing="1" w:after="100" w:afterAutospacing="1" w:line="240" w:lineRule="auto"/>
+        <w:rPr>
+          <w:rFonts w:ascii="Times New Roman" w:eastAsia="Times New Roman" w:hAnsi="Times New Roman" w:cs="Times New Roman"/>
+          <w:kern w:val="0"/>
+          <w14:ligatures w14:val="none"/>
+        </w:rPr>
+      </w:pPr>
+      <w:r>
+        <w:rPr>
+          <w:rFonts w:ascii="Times New Roman" w:eastAsia="Times New Roman" w:hAnsi="Times New Roman" w:cs="Times New Roman"/>
+          <w:kern w:val="0"/>
+          <w14:ligatures w14:val="none"/>
+        </w:rPr>
+        <w:t xml:space="preserve">Implemented city autocomplete with search and filtering </w:t>
+      </w:r>
+    </w:p>
+    <w:p>
+      <w:pPr>
+        <w:numPr>
+          <w:ilvl w:val="0"/>
+          <w:numId w:val="48"/>
+        </w:numPr>
+        <w:spacing w:before="100" w:beforeAutospacing="1" w:after="100" w:afterAutospacing="1" w:line="240" w:lineRule="auto"/>
+        <w:rPr>
+          <w:rFonts w:ascii="Times New Roman" w:eastAsia="Times New Roman" w:hAnsi="Times New Roman" w:cs="Times New Roman"/>
+          <w:kern w:val="0"/>
+          <w14:ligatures w14:val="none"/>
+        </w:rPr>
+      </w:pPr>
+      <w:r>
+        <w:rPr>
+          <w:rFonts w:ascii="Times New Roman" w:eastAsia="Times New Roman" w:hAnsi="Times New Roman" w:cs="Times New Roman"/>
+          <w:kern w:val="0"/>
+          <w14:ligatures w14:val="none"/>
+        </w:rPr>
+        <w:t>Used React hooks (</w:t>
+      </w:r>
       <w:r>
         <w:rPr>
           <w:rFonts w:ascii="Times New Roman" w:eastAsia="Times New Roman" w:hAnsi="Times New Roman" w:cs="Times New Roman"/>
@@ -5302,84 +4859,16 @@
           <w:szCs w:val="20"/>
           <w14:ligatures w14:val="none"/>
         </w:rPr>
-        <w:t>nepal.ts</w:t>
-      </w:r>
-      <w:proofErr w:type="spellEnd"/>
+        <w:t>useState</w:t>
+      </w:r>
       <w:r>
         <w:rPr>
           <w:rFonts w:ascii="Times New Roman" w:eastAsia="Times New Roman" w:hAnsi="Times New Roman" w:cs="Times New Roman"/>
           <w:kern w:val="0"/>
           <w14:ligatures w14:val="none"/>
         </w:rPr>
-        <w:t xml:space="preserve">) </w:t>
-      </w:r>
-    </w:p>
-    <w:p>
-      <w:pPr>
-        <w:numPr>
-          <w:ilvl w:val="0"/>
-          <w:numId w:val="48"/>
-        </w:numPr>
-        <w:spacing w:before="100" w:beforeAutospacing="1" w:after="100" w:afterAutospacing="1" w:line="240" w:lineRule="auto"/>
-        <w:rPr>
-          <w:rFonts w:ascii="Times New Roman" w:eastAsia="Times New Roman" w:hAnsi="Times New Roman" w:cs="Times New Roman"/>
-          <w:kern w:val="0"/>
-          <w14:ligatures w14:val="none"/>
-        </w:rPr>
-      </w:pPr>
-      <w:r>
-        <w:rPr>
-          <w:rFonts w:ascii="Times New Roman" w:eastAsia="Times New Roman" w:hAnsi="Times New Roman" w:cs="Times New Roman"/>
-          <w:kern w:val="0"/>
-          <w14:ligatures w14:val="none"/>
-        </w:rPr>
-        <w:t xml:space="preserve">Built API routes in Next.js for states and cities fetching </w:t>
-      </w:r>
-    </w:p>
-    <w:p>
-      <w:pPr>
-        <w:numPr>
-          <w:ilvl w:val="0"/>
-          <w:numId w:val="48"/>
-        </w:numPr>
-        <w:spacing w:before="100" w:beforeAutospacing="1" w:after="100" w:afterAutospacing="1" w:line="240" w:lineRule="auto"/>
-        <w:rPr>
-          <w:rFonts w:ascii="Times New Roman" w:eastAsia="Times New Roman" w:hAnsi="Times New Roman" w:cs="Times New Roman"/>
-          <w:kern w:val="0"/>
-          <w14:ligatures w14:val="none"/>
-        </w:rPr>
-      </w:pPr>
-      <w:r>
-        <w:rPr>
-          <w:rFonts w:ascii="Times New Roman" w:eastAsia="Times New Roman" w:hAnsi="Times New Roman" w:cs="Times New Roman"/>
-          <w:kern w:val="0"/>
-          <w14:ligatures w14:val="none"/>
-        </w:rPr>
-        <w:t xml:space="preserve">Implemented city autocomplete with search and filtering </w:t>
-      </w:r>
-    </w:p>
-    <w:p>
-      <w:pPr>
-        <w:numPr>
-          <w:ilvl w:val="0"/>
-          <w:numId w:val="48"/>
-        </w:numPr>
-        <w:spacing w:before="100" w:beforeAutospacing="1" w:after="100" w:afterAutospacing="1" w:line="240" w:lineRule="auto"/>
-        <w:rPr>
-          <w:rFonts w:ascii="Times New Roman" w:eastAsia="Times New Roman" w:hAnsi="Times New Roman" w:cs="Times New Roman"/>
-          <w:kern w:val="0"/>
-          <w14:ligatures w14:val="none"/>
-        </w:rPr>
-      </w:pPr>
-      <w:r>
-        <w:rPr>
-          <w:rFonts w:ascii="Times New Roman" w:eastAsia="Times New Roman" w:hAnsi="Times New Roman" w:cs="Times New Roman"/>
-          <w:kern w:val="0"/>
-          <w14:ligatures w14:val="none"/>
-        </w:rPr>
-        <w:t>Used React hooks (</w:t>
-      </w:r>
-      <w:proofErr w:type="spellStart"/>
+        <w:t xml:space="preserve">, </w:t>
+      </w:r>
       <w:r>
         <w:rPr>
           <w:rFonts w:ascii="Times New Roman" w:eastAsia="Times New Roman" w:hAnsi="Times New Roman" w:cs="Times New Roman"/>
@@ -5388,9 +4877,8 @@
           <w:szCs w:val="20"/>
           <w14:ligatures w14:val="none"/>
         </w:rPr>
-        <w:t>useState</w:t>
-      </w:r>
-      <w:proofErr w:type="spellEnd"/>
+        <w:t>useEffect</w:t>
+      </w:r>
       <w:r>
         <w:rPr>
           <w:rFonts w:ascii="Times New Roman" w:eastAsia="Times New Roman" w:hAnsi="Times New Roman" w:cs="Times New Roman"/>
@@ -5399,7 +4887,6 @@
         </w:rPr>
         <w:t xml:space="preserve">, </w:t>
       </w:r>
-      <w:proofErr w:type="spellStart"/>
       <w:r>
         <w:rPr>
           <w:rFonts w:ascii="Times New Roman" w:eastAsia="Times New Roman" w:hAnsi="Times New Roman" w:cs="Times New Roman"/>
@@ -5408,9 +4895,8 @@
           <w:szCs w:val="20"/>
           <w14:ligatures w14:val="none"/>
         </w:rPr>
-        <w:t>useEffect</w:t>
-      </w:r>
-      <w:proofErr w:type="spellEnd"/>
+        <w:t>useMemo</w:t>
+      </w:r>
       <w:r>
         <w:rPr>
           <w:rFonts w:ascii="Times New Roman" w:eastAsia="Times New Roman" w:hAnsi="Times New Roman" w:cs="Times New Roman"/>
@@ -5419,7 +4905,6 @@
         </w:rPr>
         <w:t xml:space="preserve">, </w:t>
       </w:r>
-      <w:proofErr w:type="spellStart"/>
       <w:r>
         <w:rPr>
           <w:rFonts w:ascii="Times New Roman" w:eastAsia="Times New Roman" w:hAnsi="Times New Roman" w:cs="Times New Roman"/>
@@ -5428,18 +4913,38 @@
           <w:szCs w:val="20"/>
           <w14:ligatures w14:val="none"/>
         </w:rPr>
-        <w:t>useMemo</w:t>
-      </w:r>
-      <w:proofErr w:type="spellEnd"/>
+        <w:t>useRef</w:t>
+      </w:r>
       <w:r>
         <w:rPr>
           <w:rFonts w:ascii="Times New Roman" w:eastAsia="Times New Roman" w:hAnsi="Times New Roman" w:cs="Times New Roman"/>
           <w:kern w:val="0"/>
           <w14:ligatures w14:val="none"/>
         </w:rPr>
-        <w:t xml:space="preserve">, </w:t>
-      </w:r>
-      <w:proofErr w:type="spellStart"/>
+        <w:t xml:space="preserve">) for UI behavior </w:t>
+      </w:r>
+    </w:p>
+    <w:p>
+      <w:pPr>
+        <w:numPr>
+          <w:ilvl w:val="0"/>
+          <w:numId w:val="48"/>
+        </w:numPr>
+        <w:spacing w:before="100" w:beforeAutospacing="1" w:after="100" w:afterAutospacing="1" w:line="240" w:lineRule="auto"/>
+        <w:rPr>
+          <w:rFonts w:ascii="Times New Roman" w:eastAsia="Times New Roman" w:hAnsi="Times New Roman" w:cs="Times New Roman"/>
+          <w:kern w:val="0"/>
+          <w14:ligatures w14:val="none"/>
+        </w:rPr>
+      </w:pPr>
+      <w:r>
+        <w:rPr>
+          <w:rFonts w:ascii="Times New Roman" w:eastAsia="Times New Roman" w:hAnsi="Times New Roman" w:cs="Times New Roman"/>
+          <w:kern w:val="0"/>
+          <w14:ligatures w14:val="none"/>
+        </w:rPr>
+        <w:t xml:space="preserve">Handled API errors and request cancellation using </w:t>
+      </w:r>
       <w:r>
         <w:rPr>
           <w:rFonts w:ascii="Times New Roman" w:eastAsia="Times New Roman" w:hAnsi="Times New Roman" w:cs="Times New Roman"/>
@@ -5448,16 +4953,15 @@
           <w:szCs w:val="20"/>
           <w14:ligatures w14:val="none"/>
         </w:rPr>
-        <w:t>useRef</w:t>
-      </w:r>
-      <w:proofErr w:type="spellEnd"/>
+        <w:t>AbortController</w:t>
+      </w:r>
       <w:r>
         <w:rPr>
           <w:rFonts w:ascii="Times New Roman" w:eastAsia="Times New Roman" w:hAnsi="Times New Roman" w:cs="Times New Roman"/>
           <w:kern w:val="0"/>
           <w14:ligatures w14:val="none"/>
         </w:rPr>
-        <w:t xml:space="preserve">) for UI behavior </w:t>
+        <w:t xml:space="preserve"> </w:t>
       </w:r>
     </w:p>
     <w:p>
@@ -5479,92 +4983,50 @@
           <w:kern w:val="0"/>
           <w14:ligatures w14:val="none"/>
         </w:rPr>
-        <w:t xml:space="preserve">Handled API errors and request cancellation using </w:t>
-      </w:r>
-      <w:proofErr w:type="spellStart"/>
-      <w:r>
-        <w:rPr>
-          <w:rFonts w:ascii="Times New Roman" w:eastAsia="Times New Roman" w:hAnsi="Times New Roman" w:cs="Times New Roman"/>
-          <w:kern w:val="0"/>
-          <w:sz w:val="20"/>
-          <w:szCs w:val="20"/>
-          <w14:ligatures w14:val="none"/>
-        </w:rPr>
-        <w:t>AbortController</w:t>
-      </w:r>
-      <w:proofErr w:type="spellEnd"/>
-      <w:r>
+        <w:t xml:space="preserve">Learned best practice: country/state dropdown + city autocomplete or free text input </w:t>
+      </w:r>
+    </w:p>
+    <w:p>
+      <w:pPr>
+        <w:numPr>
+          <w:ilvl w:val="0"/>
+          <w:numId w:val="48"/>
+        </w:numPr>
+        <w:spacing w:before="100" w:beforeAutospacing="1" w:after="100" w:afterAutospacing="1" w:line="240" w:lineRule="auto"/>
         <w:rPr>
           <w:rFonts w:ascii="Times New Roman" w:eastAsia="Times New Roman" w:hAnsi="Times New Roman" w:cs="Times New Roman"/>
           <w:kern w:val="0"/>
           <w14:ligatures w14:val="none"/>
         </w:rPr>
-        <w:t xml:space="preserve"> </w:t>
-      </w:r>
-    </w:p>
-    <w:p>
-      <w:pPr>
-        <w:numPr>
-          <w:ilvl w:val="0"/>
-          <w:numId w:val="48"/>
-        </w:numPr>
-        <w:spacing w:before="100" w:beforeAutospacing="1" w:after="100" w:afterAutospacing="1" w:line="240" w:lineRule="auto"/>
+      </w:pPr>
+      <w:r>
         <w:rPr>
           <w:rFonts w:ascii="Times New Roman" w:eastAsia="Times New Roman" w:hAnsi="Times New Roman" w:cs="Times New Roman"/>
           <w:kern w:val="0"/>
           <w14:ligatures w14:val="none"/>
         </w:rPr>
-      </w:pPr>
-      <w:r>
+        <w:t xml:space="preserve">Followed clean architecture: API → lib layer → components → hooks separation </w:t>
+      </w:r>
+    </w:p>
+    <w:p>
+      <w:pPr>
+        <w:numPr>
+          <w:ilvl w:val="0"/>
+          <w:numId w:val="48"/>
+        </w:numPr>
+        <w:spacing w:before="100" w:beforeAutospacing="1" w:after="100" w:afterAutospacing="1" w:line="240" w:lineRule="auto"/>
         <w:rPr>
           <w:rFonts w:ascii="Times New Roman" w:eastAsia="Times New Roman" w:hAnsi="Times New Roman" w:cs="Times New Roman"/>
           <w:kern w:val="0"/>
           <w14:ligatures w14:val="none"/>
         </w:rPr>
-        <w:t xml:space="preserve">Learned best practice: country/state dropdown + city autocomplete or free text input </w:t>
-      </w:r>
-    </w:p>
-    <w:p>
-      <w:pPr>
-        <w:numPr>
-          <w:ilvl w:val="0"/>
-          <w:numId w:val="48"/>
-        </w:numPr>
-        <w:spacing w:before="100" w:beforeAutospacing="1" w:after="100" w:afterAutospacing="1" w:line="240" w:lineRule="auto"/>
+      </w:pPr>
+      <w:r>
         <w:rPr>
           <w:rFonts w:ascii="Times New Roman" w:eastAsia="Times New Roman" w:hAnsi="Times New Roman" w:cs="Times New Roman"/>
           <w:kern w:val="0"/>
           <w14:ligatures w14:val="none"/>
         </w:rPr>
-      </w:pPr>
-      <w:r>
-        <w:rPr>
-          <w:rFonts w:ascii="Times New Roman" w:eastAsia="Times New Roman" w:hAnsi="Times New Roman" w:cs="Times New Roman"/>
-          <w:kern w:val="0"/>
-          <w14:ligatures w14:val="none"/>
-        </w:rPr>
-        <w:t xml:space="preserve">Followed clean architecture: API → lib layer → components → hooks separation </w:t>
-      </w:r>
-    </w:p>
-    <w:p>
-      <w:pPr>
-        <w:numPr>
-          <w:ilvl w:val="0"/>
-          <w:numId w:val="48"/>
-        </w:numPr>
-        <w:spacing w:before="100" w:beforeAutospacing="1" w:after="100" w:afterAutospacing="1" w:line="240" w:lineRule="auto"/>
-        <w:rPr>
-          <w:rFonts w:ascii="Times New Roman" w:eastAsia="Times New Roman" w:hAnsi="Times New Roman" w:cs="Times New Roman"/>
-          <w:kern w:val="0"/>
-          <w14:ligatures w14:val="none"/>
-        </w:rPr>
-      </w:pPr>
-      <w:r>
-        <w:rPr>
-          <w:rFonts w:ascii="Times New Roman" w:eastAsia="Times New Roman" w:hAnsi="Times New Roman" w:cs="Times New Roman"/>
-          <w:kern w:val="0"/>
-          <w14:ligatures w14:val="none"/>
-        </w:rPr>
         <w:t>Testing and validation from senior left</w:t>
       </w:r>
     </w:p>
@@ -5652,13 +5114,8 @@
           <w:numId w:val="48"/>
         </w:numPr>
       </w:pPr>
-      <w:proofErr w:type="spellStart"/>
-      <w:r>
-        <w:t>Pr</w:t>
-      </w:r>
-      <w:proofErr w:type="spellEnd"/>
-      <w:r>
-        <w:t xml:space="preserve"> request is made for the integration for city-state-suggestion integration</w:t>
+      <w:r>
+        <w:t>Pr request is made for the integration for city-state-suggestion integration</w:t>
       </w:r>
     </w:p>
     <w:p>
@@ -5709,27 +5166,18 @@
           <w:bCs/>
         </w:rPr>
       </w:pPr>
-      <w:proofErr w:type="spellStart"/>
       <w:r>
         <w:rPr>
           <w:b/>
           <w:bCs/>
         </w:rPr>
-        <w:t>WebbingPlex</w:t>
-      </w:r>
-      <w:proofErr w:type="spellEnd"/>
+        <w:t>WebbingPlex:</w:t>
+      </w:r>
       <w:r>
         <w:rPr>
           <w:b/>
           <w:bCs/>
         </w:rPr>
-        <w:t>:</w:t>
-      </w:r>
-      <w:r>
-        <w:rPr>
-          <w:b/>
-          <w:bCs/>
-        </w:rPr>
         <w:t xml:space="preserve"> </w:t>
       </w:r>
     </w:p>
@@ -5754,23 +5202,7 @@
         </w:numPr>
       </w:pPr>
       <w:r>
-        <w:t xml:space="preserve">Configured and integrated </w:t>
-      </w:r>
-      <w:proofErr w:type="spellStart"/>
-      <w:r>
-        <w:t>shadcn</w:t>
-      </w:r>
-      <w:proofErr w:type="spellEnd"/>
-      <w:r>
-        <w:t>/</w:t>
-      </w:r>
-      <w:proofErr w:type="spellStart"/>
-      <w:r>
-        <w:t>ui</w:t>
-      </w:r>
-      <w:proofErr w:type="spellEnd"/>
-      <w:r>
-        <w:t xml:space="preserve"> components.</w:t>
+        <w:t>Configured and integrated shadcn/ui components.</w:t>
       </w:r>
     </w:p>
     <w:p>
@@ -5830,15 +5262,7 @@
         </w:numPr>
       </w:pPr>
       <w:r>
-        <w:t xml:space="preserve">Study little about </w:t>
-      </w:r>
-      <w:proofErr w:type="spellStart"/>
-      <w:r>
-        <w:t>nextjs</w:t>
-      </w:r>
-      <w:proofErr w:type="spellEnd"/>
-      <w:r>
-        <w:t xml:space="preserve"> </w:t>
+        <w:t xml:space="preserve">Study little about nextjs </w:t>
       </w:r>
     </w:p>
     <w:p>
@@ -5850,15 +5274,7 @@
         </w:numPr>
       </w:pPr>
       <w:r>
-        <w:t xml:space="preserve">Merge the </w:t>
-      </w:r>
-      <w:proofErr w:type="spellStart"/>
-      <w:r>
-        <w:t>sikshya</w:t>
-      </w:r>
-      <w:proofErr w:type="spellEnd"/>
-      <w:r>
-        <w:t xml:space="preserve"> project directory with final one to finalize the project setup configured manually</w:t>
+        <w:t>Merge the sikshya project directory with final one to finalize the project setup configured manually</w:t>
       </w:r>
     </w:p>
     <w:p>
@@ -6067,15 +5483,7 @@
         <w:t xml:space="preserve">Popular Section </w:t>
       </w:r>
       <w:r>
-        <w:t xml:space="preserve">structure made by </w:t>
-      </w:r>
-      <w:proofErr w:type="spellStart"/>
-      <w:r>
-        <w:t>sikshya</w:t>
-      </w:r>
-      <w:proofErr w:type="spellEnd"/>
-      <w:r>
-        <w:t xml:space="preserve">, Refactor and </w:t>
+        <w:t xml:space="preserve">structure made by sikshya, Refactor and </w:t>
       </w:r>
       <w:r>
         <w:t>integrated it into the Home page.</w:t>
@@ -6101,11 +5509,9 @@
           <w:numId w:val="49"/>
         </w:numPr>
       </w:pPr>
-      <w:proofErr w:type="spellStart"/>
       <w:r>
         <w:t>PopularSection</w:t>
       </w:r>
-      <w:proofErr w:type="spellEnd"/>
     </w:p>
     <w:p>
       <w:pPr>
@@ -6115,11 +5521,9 @@
           <w:numId w:val="49"/>
         </w:numPr>
       </w:pPr>
-      <w:proofErr w:type="spellStart"/>
       <w:r>
         <w:t>TrendingSearches</w:t>
       </w:r>
-      <w:proofErr w:type="spellEnd"/>
     </w:p>
     <w:p>
       <w:pPr>
@@ -6129,11 +5533,9 @@
           <w:numId w:val="49"/>
         </w:numPr>
       </w:pPr>
-      <w:proofErr w:type="spellStart"/>
       <w:r>
         <w:t>SeasonalSearches</w:t>
       </w:r>
-      <w:proofErr w:type="spellEnd"/>
     </w:p>
     <w:p>
       <w:pPr>
@@ -6143,11 +5545,9 @@
           <w:numId w:val="49"/>
         </w:numPr>
       </w:pPr>
-      <w:proofErr w:type="spellStart"/>
       <w:r>
         <w:t>RecentBusiness</w:t>
       </w:r>
-      <w:proofErr w:type="spellEnd"/>
     </w:p>
     <w:p>
       <w:pPr>
@@ -6157,11 +5557,9 @@
           <w:numId w:val="49"/>
         </w:numPr>
       </w:pPr>
-      <w:proofErr w:type="spellStart"/>
       <w:r>
         <w:t>SearchGrid</w:t>
       </w:r>
-      <w:proofErr w:type="spellEnd"/>
     </w:p>
     <w:p>
       <w:pPr>
@@ -6327,15 +5725,7 @@
         </w:numPr>
       </w:pPr>
       <w:r>
-        <w:t xml:space="preserve">Built login page UI and sign-up form with reusable </w:t>
-      </w:r>
-      <w:proofErr w:type="spellStart"/>
-      <w:r>
-        <w:t>Shadcn</w:t>
-      </w:r>
-      <w:proofErr w:type="spellEnd"/>
-      <w:r>
-        <w:t>-style components.</w:t>
+        <w:t>Built login page UI and sign-up form with reusable Shadcn-style components.</w:t>
       </w:r>
     </w:p>
     <w:p>
@@ -6568,15 +5958,7 @@
         </w:numPr>
       </w:pPr>
       <w:r>
-        <w:t>Updated product detail data transformation logic in product-</w:t>
-      </w:r>
-      <w:proofErr w:type="spellStart"/>
-      <w:r>
-        <w:t>details.ts</w:t>
-      </w:r>
-      <w:proofErr w:type="spellEnd"/>
-      <w:r>
-        <w:t>.</w:t>
+        <w:t>Updated product detail data transformation logic in product-details.ts.</w:t>
       </w:r>
     </w:p>
     <w:p>
@@ -6587,15 +5969,7 @@
         </w:numPr>
       </w:pPr>
       <w:r>
-        <w:t xml:space="preserve">Made related API handling updates in </w:t>
-      </w:r>
-      <w:proofErr w:type="spellStart"/>
-      <w:r>
-        <w:t>api-client.ts</w:t>
-      </w:r>
-      <w:proofErr w:type="spellEnd"/>
-      <w:r>
-        <w:t>.</w:t>
+        <w:t>Made related API handling updates in api-client.ts.</w:t>
       </w:r>
     </w:p>
     <w:p>
@@ -6606,15 +5980,7 @@
         </w:numPr>
       </w:pPr>
       <w:r>
-        <w:t xml:space="preserve">Updated accessory rendering and navigation logic in </w:t>
-      </w:r>
-      <w:proofErr w:type="spellStart"/>
-      <w:r>
-        <w:t>ProductDetailClient.tsx</w:t>
-      </w:r>
-      <w:proofErr w:type="spellEnd"/>
-      <w:r>
-        <w:t>.</w:t>
+        <w:t>Updated accessory rendering and navigation logic in ProductDetailClient.tsx.</w:t>
       </w:r>
     </w:p>
     <w:p>
@@ -6625,15 +5991,7 @@
         </w:numPr>
       </w:pPr>
       <w:r>
-        <w:t xml:space="preserve">Made supporting changes in </w:t>
-      </w:r>
-      <w:proofErr w:type="spellStart"/>
-      <w:r>
-        <w:t>index.ts</w:t>
-      </w:r>
-      <w:proofErr w:type="spellEnd"/>
-      <w:r>
-        <w:t>.</w:t>
+        <w:t>Made supporting changes in index.ts.</w:t>
       </w:r>
     </w:p>
     <w:p>
@@ -6979,25 +6337,25 @@
           <w:kern w:val="0"/>
           <w14:ligatures w14:val="none"/>
         </w:rPr>
-        <w:t xml:space="preserve">I'm building the frontend of a Next.js (App Router) project called </w:t>
-      </w:r>
-      <w:proofErr w:type="spellStart"/>
-      <w:r>
+        <w:t>I'm building the frontend of a Next.js (App Router) project called WebbingPlex. The backend is not ready yet, so I'm using TypeScript interfaces, mock data, and service functions following frontend best practices.</w:t>
+      </w:r>
+    </w:p>
+    <w:p>
+      <w:pPr>
+        <w:spacing w:before="100" w:beforeAutospacing="1" w:after="100" w:afterAutospacing="1" w:line="240" w:lineRule="auto"/>
         <w:rPr>
           <w:rFonts w:ascii="Times New Roman" w:eastAsia="Times New Roman" w:hAnsi="Times New Roman" w:cs="Times New Roman"/>
           <w:kern w:val="0"/>
           <w14:ligatures w14:val="none"/>
         </w:rPr>
-        <w:t>WebbingPlex</w:t>
-      </w:r>
-      <w:proofErr w:type="spellEnd"/>
+      </w:pPr>
       <w:r>
         <w:rPr>
           <w:rFonts w:ascii="Times New Roman" w:eastAsia="Times New Roman" w:hAnsi="Times New Roman" w:cs="Times New Roman"/>
           <w:kern w:val="0"/>
           <w14:ligatures w14:val="none"/>
         </w:rPr>
-        <w:t>. The backend is not ready yet, so I'm using TypeScript interfaces, mock data, and service functions following frontend best practices.</w:t>
+        <w:t>Current focus: Knowledge Entity Search System.</w:t>
       </w:r>
     </w:p>
     <w:p>
@@ -7015,7 +6373,7 @@
           <w:kern w:val="0"/>
           <w14:ligatures w14:val="none"/>
         </w:rPr>
-        <w:t>Current focus: Knowledge Entity Search System.</w:t>
+        <w:t>Architecture:</w:t>
       </w:r>
     </w:p>
     <w:p>
@@ -7033,25 +6391,25 @@
           <w:kern w:val="0"/>
           <w14:ligatures w14:val="none"/>
         </w:rPr>
-        <w:t>Architecture:</w:t>
-      </w:r>
-    </w:p>
-    <w:p>
-      <w:pPr>
-        <w:spacing w:before="100" w:beforeAutospacing="1" w:after="100" w:afterAutospacing="1" w:line="240" w:lineRule="auto"/>
+        <w:t>app/</w:t>
+      </w:r>
+      <w:r>
         <w:rPr>
           <w:rFonts w:ascii="Times New Roman" w:eastAsia="Times New Roman" w:hAnsi="Times New Roman" w:cs="Times New Roman"/>
           <w:kern w:val="0"/>
           <w14:ligatures w14:val="none"/>
         </w:rPr>
-      </w:pPr>
+        <w:br/>
+        <w:t>├── search/</w:t>
+      </w:r>
       <w:r>
         <w:rPr>
           <w:rFonts w:ascii="Times New Roman" w:eastAsia="Times New Roman" w:hAnsi="Times New Roman" w:cs="Times New Roman"/>
           <w:kern w:val="0"/>
           <w14:ligatures w14:val="none"/>
         </w:rPr>
-        <w:t>app/</w:t>
+        <w:br/>
+        <w:t>│ └── page.tsx</w:t>
       </w:r>
       <w:r>
         <w:rPr>
@@ -7060,7 +6418,7 @@
           <w14:ligatures w14:val="none"/>
         </w:rPr>
         <w:br/>
-        <w:t>├── search/</w:t>
+        <w:t>├── entity/</w:t>
       </w:r>
       <w:r>
         <w:rPr>
@@ -7069,35 +6427,34 @@
           <w14:ligatures w14:val="none"/>
         </w:rPr>
         <w:br/>
-        <w:t xml:space="preserve">│ └── </w:t>
-      </w:r>
-      <w:proofErr w:type="spellStart"/>
+        <w:t>│ └── [slug]/</w:t>
+      </w:r>
       <w:r>
         <w:rPr>
           <w:rFonts w:ascii="Times New Roman" w:eastAsia="Times New Roman" w:hAnsi="Times New Roman" w:cs="Times New Roman"/>
           <w:kern w:val="0"/>
           <w14:ligatures w14:val="none"/>
         </w:rPr>
-        <w:t>page.tsx</w:t>
-      </w:r>
-      <w:proofErr w:type="spellEnd"/>
-      <w:r>
+        <w:br/>
+        <w:t>│ └── page.tsx</w:t>
+      </w:r>
+    </w:p>
+    <w:p>
+      <w:pPr>
+        <w:spacing w:before="100" w:beforeAutospacing="1" w:after="100" w:afterAutospacing="1" w:line="240" w:lineRule="auto"/>
         <w:rPr>
           <w:rFonts w:ascii="Times New Roman" w:eastAsia="Times New Roman" w:hAnsi="Times New Roman" w:cs="Times New Roman"/>
           <w:kern w:val="0"/>
           <w14:ligatures w14:val="none"/>
         </w:rPr>
-        <w:br/>
-        <w:t>├── entity/</w:t>
-      </w:r>
+      </w:pPr>
       <w:r>
         <w:rPr>
           <w:rFonts w:ascii="Times New Roman" w:eastAsia="Times New Roman" w:hAnsi="Times New Roman" w:cs="Times New Roman"/>
           <w:kern w:val="0"/>
           <w14:ligatures w14:val="none"/>
         </w:rPr>
-        <w:br/>
-        <w:t>│ └── [slug]/</w:t>
+        <w:t>components/</w:t>
       </w:r>
       <w:r>
         <w:rPr>
@@ -7106,18 +6463,17 @@
           <w14:ligatures w14:val="none"/>
         </w:rPr>
         <w:br/>
-        <w:t xml:space="preserve">│ └── </w:t>
-      </w:r>
-      <w:proofErr w:type="spellStart"/>
+        <w:t>├── knowledge/</w:t>
+      </w:r>
       <w:r>
         <w:rPr>
           <w:rFonts w:ascii="Times New Roman" w:eastAsia="Times New Roman" w:hAnsi="Times New Roman" w:cs="Times New Roman"/>
           <w:kern w:val="0"/>
           <w14:ligatures w14:val="none"/>
         </w:rPr>
-        <w:t>page.tsx</w:t>
-      </w:r>
-      <w:proofErr w:type="spellEnd"/>
+        <w:br/>
+        <w:t>├── search/</w:t>
+      </w:r>
     </w:p>
     <w:p>
       <w:pPr>
@@ -7134,7 +6490,7 @@
           <w:kern w:val="0"/>
           <w14:ligatures w14:val="none"/>
         </w:rPr>
-        <w:t>components/</w:t>
+        <w:t>lib/</w:t>
       </w:r>
       <w:r>
         <w:rPr>
@@ -7143,7 +6499,7 @@
           <w14:ligatures w14:val="none"/>
         </w:rPr>
         <w:br/>
-        <w:t>├── knowledge/</w:t>
+        <w:t>├── data/</w:t>
       </w:r>
       <w:r>
         <w:rPr>
@@ -7152,65 +6508,69 @@
           <w14:ligatures w14:val="none"/>
         </w:rPr>
         <w:br/>
-        <w:t>├── search/</w:t>
-      </w:r>
-    </w:p>
-    <w:p>
-      <w:pPr>
-        <w:spacing w:before="100" w:beforeAutospacing="1" w:after="100" w:afterAutospacing="1" w:line="240" w:lineRule="auto"/>
+        <w:t>│ └── mock/</w:t>
+      </w:r>
+      <w:r>
         <w:rPr>
           <w:rFonts w:ascii="Times New Roman" w:eastAsia="Times New Roman" w:hAnsi="Times New Roman" w:cs="Times New Roman"/>
           <w:kern w:val="0"/>
           <w14:ligatures w14:val="none"/>
         </w:rPr>
-      </w:pPr>
+        <w:br/>
+        <w:t>├── services/</w:t>
+      </w:r>
       <w:r>
         <w:rPr>
           <w:rFonts w:ascii="Times New Roman" w:eastAsia="Times New Roman" w:hAnsi="Times New Roman" w:cs="Times New Roman"/>
           <w:kern w:val="0"/>
           <w14:ligatures w14:val="none"/>
         </w:rPr>
-        <w:t>lib/</w:t>
-      </w:r>
-      <w:r>
+        <w:br/>
+        <w:t>├── types/</w:t>
+      </w:r>
+    </w:p>
+    <w:p>
+      <w:pPr>
+        <w:spacing w:before="100" w:beforeAutospacing="1" w:after="100" w:afterAutospacing="1" w:line="240" w:lineRule="auto"/>
         <w:rPr>
           <w:rFonts w:ascii="Times New Roman" w:eastAsia="Times New Roman" w:hAnsi="Times New Roman" w:cs="Times New Roman"/>
           <w:kern w:val="0"/>
           <w14:ligatures w14:val="none"/>
         </w:rPr>
-        <w:br/>
-        <w:t>├── data/</w:t>
-      </w:r>
+      </w:pPr>
       <w:r>
         <w:rPr>
           <w:rFonts w:ascii="Times New Roman" w:eastAsia="Times New Roman" w:hAnsi="Times New Roman" w:cs="Times New Roman"/>
           <w:kern w:val="0"/>
           <w14:ligatures w14:val="none"/>
         </w:rPr>
-        <w:br/>
-        <w:t>│ └── mock/</w:t>
-      </w:r>
-      <w:r>
+        <w:t>Knowledge entities are Wikipedia-style content, not businesses.</w:t>
+      </w:r>
+    </w:p>
+    <w:p>
+      <w:pPr>
+        <w:spacing w:before="100" w:beforeAutospacing="1" w:after="100" w:afterAutospacing="1" w:line="240" w:lineRule="auto"/>
         <w:rPr>
           <w:rFonts w:ascii="Times New Roman" w:eastAsia="Times New Roman" w:hAnsi="Times New Roman" w:cs="Times New Roman"/>
           <w:kern w:val="0"/>
           <w14:ligatures w14:val="none"/>
         </w:rPr>
-        <w:br/>
-        <w:t>├── services/</w:t>
-      </w:r>
+      </w:pPr>
       <w:r>
         <w:rPr>
           <w:rFonts w:ascii="Times New Roman" w:eastAsia="Times New Roman" w:hAnsi="Times New Roman" w:cs="Times New Roman"/>
           <w:kern w:val="0"/>
           <w14:ligatures w14:val="none"/>
         </w:rPr>
-        <w:br/>
-        <w:t>├── types/</w:t>
-      </w:r>
-    </w:p>
-    <w:p>
-      <w:pPr>
+        <w:t>Examples:</w:t>
+      </w:r>
+    </w:p>
+    <w:p>
+      <w:pPr>
+        <w:numPr>
+          <w:ilvl w:val="0"/>
+          <w:numId w:val="55"/>
+        </w:numPr>
         <w:spacing w:before="100" w:beforeAutospacing="1" w:after="100" w:afterAutospacing="1" w:line="240" w:lineRule="auto"/>
         <w:rPr>
           <w:rFonts w:ascii="Times New Roman" w:eastAsia="Times New Roman" w:hAnsi="Times New Roman" w:cs="Times New Roman"/>
@@ -7224,11 +6584,15 @@
           <w:kern w:val="0"/>
           <w14:ligatures w14:val="none"/>
         </w:rPr>
-        <w:t>Knowledge entities are Wikipedia-style content, not businesses.</w:t>
-      </w:r>
-    </w:p>
-    <w:p>
-      <w:pPr>
+        <w:t>Mount Everest</w:t>
+      </w:r>
+    </w:p>
+    <w:p>
+      <w:pPr>
+        <w:numPr>
+          <w:ilvl w:val="0"/>
+          <w:numId w:val="55"/>
+        </w:numPr>
         <w:spacing w:before="100" w:beforeAutospacing="1" w:after="100" w:afterAutospacing="1" w:line="240" w:lineRule="auto"/>
         <w:rPr>
           <w:rFonts w:ascii="Times New Roman" w:eastAsia="Times New Roman" w:hAnsi="Times New Roman" w:cs="Times New Roman"/>
@@ -7242,7 +6606,7 @@
           <w:kern w:val="0"/>
           <w14:ligatures w14:val="none"/>
         </w:rPr>
-        <w:t>Examples:</w:t>
+        <w:t>Pashupatinath Temple</w:t>
       </w:r>
     </w:p>
     <w:p>
@@ -7264,54 +6628,8 @@
           <w:kern w:val="0"/>
           <w14:ligatures w14:val="none"/>
         </w:rPr>
-        <w:t>Mount Everest</w:t>
-      </w:r>
-    </w:p>
-    <w:p>
-      <w:pPr>
-        <w:numPr>
-          <w:ilvl w:val="0"/>
-          <w:numId w:val="55"/>
-        </w:numPr>
-        <w:spacing w:before="100" w:beforeAutospacing="1" w:after="100" w:afterAutospacing="1" w:line="240" w:lineRule="auto"/>
-        <w:rPr>
-          <w:rFonts w:ascii="Times New Roman" w:eastAsia="Times New Roman" w:hAnsi="Times New Roman" w:cs="Times New Roman"/>
-          <w:kern w:val="0"/>
-          <w14:ligatures w14:val="none"/>
-        </w:rPr>
-      </w:pPr>
-      <w:r>
-        <w:rPr>
-          <w:rFonts w:ascii="Times New Roman" w:eastAsia="Times New Roman" w:hAnsi="Times New Roman" w:cs="Times New Roman"/>
-          <w:kern w:val="0"/>
-          <w14:ligatures w14:val="none"/>
-        </w:rPr>
-        <w:t>Pashupatinath Temple</w:t>
-      </w:r>
-    </w:p>
-    <w:p>
-      <w:pPr>
-        <w:numPr>
-          <w:ilvl w:val="0"/>
-          <w:numId w:val="55"/>
-        </w:numPr>
-        <w:spacing w:before="100" w:beforeAutospacing="1" w:after="100" w:afterAutospacing="1" w:line="240" w:lineRule="auto"/>
-        <w:rPr>
-          <w:rFonts w:ascii="Times New Roman" w:eastAsia="Times New Roman" w:hAnsi="Times New Roman" w:cs="Times New Roman"/>
-          <w:kern w:val="0"/>
-          <w14:ligatures w14:val="none"/>
-        </w:rPr>
-      </w:pPr>
-      <w:proofErr w:type="spellStart"/>
-      <w:r>
-        <w:rPr>
-          <w:rFonts w:ascii="Times New Roman" w:eastAsia="Times New Roman" w:hAnsi="Times New Roman" w:cs="Times New Roman"/>
-          <w:kern w:val="0"/>
-          <w14:ligatures w14:val="none"/>
-        </w:rPr>
         <w:t>Swayambhunath</w:t>
       </w:r>
-      <w:proofErr w:type="spellEnd"/>
     </w:p>
     <w:p>
       <w:pPr>
@@ -7809,29 +7127,7 @@
           <w14:ligatures w14:val="none"/>
         </w:rPr>
         <w:lastRenderedPageBreak/>
-        <w:t xml:space="preserve">    </w:t>
-      </w:r>
-      <w:proofErr w:type="spellStart"/>
-      <w:r>
-        <w:rPr>
-          <w:rFonts w:ascii="Courier New" w:eastAsia="Times New Roman" w:hAnsi="Courier New" w:cs="Courier New"/>
-          <w:kern w:val="0"/>
-          <w:sz w:val="20"/>
-          <w:szCs w:val="20"/>
-          <w14:ligatures w14:val="none"/>
-        </w:rPr>
-        <w:t>colorClass</w:t>
-      </w:r>
-      <w:proofErr w:type="spellEnd"/>
-      <w:r>
-        <w:rPr>
-          <w:rFonts w:ascii="Courier New" w:eastAsia="Times New Roman" w:hAnsi="Courier New" w:cs="Courier New"/>
-          <w:kern w:val="0"/>
-          <w:sz w:val="20"/>
-          <w:szCs w:val="20"/>
-          <w14:ligatures w14:val="none"/>
-        </w:rPr>
-        <w:t>: string;</w:t>
+        <w:t xml:space="preserve">    colorClass: string;</w:t>
       </w:r>
     </w:p>
     <w:p>
@@ -8649,20 +7945,8 @@
           <w:szCs w:val="20"/>
           <w14:ligatures w14:val="none"/>
         </w:rPr>
-        <w:t>/entity/mount-</w:t>
-      </w:r>
-      <w:proofErr w:type="spellStart"/>
-      <w:r>
-        <w:rPr>
-          <w:rFonts w:ascii="Courier New" w:eastAsia="Times New Roman" w:hAnsi="Courier New" w:cs="Courier New"/>
-          <w:kern w:val="0"/>
-          <w:sz w:val="20"/>
-          <w:szCs w:val="20"/>
-          <w14:ligatures w14:val="none"/>
-        </w:rPr>
-        <w:t>everest</w:t>
-      </w:r>
-      <w:proofErr w:type="spellEnd"/>
+        <w:t>/entity/mount-everest</w:t>
+      </w:r>
     </w:p>
     <w:p>
       <w:pPr>
@@ -8701,29 +7985,7 @@
           <w:szCs w:val="20"/>
           <w14:ligatures w14:val="none"/>
         </w:rPr>
-        <w:t>/entity/</w:t>
-      </w:r>
-      <w:proofErr w:type="spellStart"/>
-      <w:r>
-        <w:rPr>
-          <w:rFonts w:ascii="Courier New" w:eastAsia="Times New Roman" w:hAnsi="Courier New" w:cs="Courier New"/>
-          <w:kern w:val="0"/>
-          <w:sz w:val="20"/>
-          <w:szCs w:val="20"/>
-          <w14:ligatures w14:val="none"/>
-        </w:rPr>
-        <w:t>pashupatinath</w:t>
-      </w:r>
-      <w:proofErr w:type="spellEnd"/>
-      <w:r>
-        <w:rPr>
-          <w:rFonts w:ascii="Courier New" w:eastAsia="Times New Roman" w:hAnsi="Courier New" w:cs="Courier New"/>
-          <w:kern w:val="0"/>
-          <w:sz w:val="20"/>
-          <w:szCs w:val="20"/>
-          <w14:ligatures w14:val="none"/>
-        </w:rPr>
-        <w:t>-temple</w:t>
+        <w:t>/entity/pashupatinath-temple</w:t>
       </w:r>
     </w:p>
     <w:p>
@@ -9171,25 +8433,7 @@
           <w:kern w:val="0"/>
           <w14:ligatures w14:val="none"/>
         </w:rPr>
-        <w:t xml:space="preserve">Handle undefined data using </w:t>
-      </w:r>
-      <w:proofErr w:type="spellStart"/>
-      <w:r>
-        <w:rPr>
-          <w:rFonts w:ascii="Times New Roman" w:eastAsia="Times New Roman" w:hAnsi="Times New Roman" w:cs="Times New Roman"/>
-          <w:kern w:val="0"/>
-          <w14:ligatures w14:val="none"/>
-        </w:rPr>
-        <w:t>notFound</w:t>
-      </w:r>
-      <w:proofErr w:type="spellEnd"/>
-      <w:r>
-        <w:rPr>
-          <w:rFonts w:ascii="Times New Roman" w:eastAsia="Times New Roman" w:hAnsi="Times New Roman" w:cs="Times New Roman"/>
-          <w:kern w:val="0"/>
-          <w14:ligatures w14:val="none"/>
-        </w:rPr>
-        <w:t>().</w:t>
+        <w:t>Handle undefined data using notFound().</w:t>
       </w:r>
     </w:p>
     <w:p>
@@ -9386,42 +8630,8 @@
           <w:szCs w:val="20"/>
           <w14:ligatures w14:val="none"/>
         </w:rPr>
-        <w:t>/</w:t>
-      </w:r>
-      <w:proofErr w:type="spellStart"/>
-      <w:r>
-        <w:rPr>
-          <w:rFonts w:ascii="Courier New" w:eastAsia="Times New Roman" w:hAnsi="Courier New" w:cs="Courier New"/>
-          <w:kern w:val="0"/>
-          <w:sz w:val="20"/>
-          <w:szCs w:val="20"/>
-          <w14:ligatures w14:val="none"/>
-        </w:rPr>
-        <w:t>search?q</w:t>
-      </w:r>
-      <w:proofErr w:type="spellEnd"/>
-      <w:r>
-        <w:rPr>
-          <w:rFonts w:ascii="Courier New" w:eastAsia="Times New Roman" w:hAnsi="Courier New" w:cs="Courier New"/>
-          <w:kern w:val="0"/>
-          <w:sz w:val="20"/>
-          <w:szCs w:val="20"/>
-          <w14:ligatures w14:val="none"/>
-        </w:rPr>
-        <w:t>=</w:t>
-      </w:r>
-      <w:proofErr w:type="spellStart"/>
-      <w:r>
-        <w:rPr>
-          <w:rFonts w:ascii="Courier New" w:eastAsia="Times New Roman" w:hAnsi="Courier New" w:cs="Courier New"/>
-          <w:kern w:val="0"/>
-          <w:sz w:val="20"/>
-          <w:szCs w:val="20"/>
-          <w14:ligatures w14:val="none"/>
-        </w:rPr>
-        <w:t>everest</w:t>
-      </w:r>
-      <w:proofErr w:type="spellEnd"/>
+        <w:t>/search?q=everest</w:t>
+      </w:r>
     </w:p>
     <w:p>
       <w:pPr>
@@ -9784,13 +8994,8 @@
       </w:r>
     </w:p>
     <w:p>
-      <w:proofErr w:type="spellStart"/>
-      <w:r>
-        <w:t>Macstore</w:t>
-      </w:r>
-      <w:proofErr w:type="spellEnd"/>
-      <w:r>
-        <w:t xml:space="preserve"> manual testing:</w:t>
+      <w:r>
+        <w:t>Macstore manual testing:</w:t>
       </w:r>
     </w:p>
     <w:p>
@@ -9939,86 +9144,104 @@
           <w:b/>
           <w:bCs/>
         </w:rPr>
-        <w:t>"Unknown column '</w:t>
-      </w:r>
-      <w:proofErr w:type="spellStart"/>
-      <w:r>
+        <w:t>"Unknown column 'combinations_count' in having clause"</w:t>
+      </w:r>
+      <w:r>
+        <w:t xml:space="preserve"> preventing page access.</w:t>
+      </w:r>
+    </w:p>
+    <w:p>
+      <w:pPr>
+        <w:pStyle w:val="ListParagraph"/>
+        <w:numPr>
+          <w:ilvl w:val="0"/>
+          <w:numId w:val="56"/>
+        </w:numPr>
+      </w:pPr>
+      <w:r>
+        <w:t>Make 2 doc and send it to senior</w:t>
+      </w:r>
+    </w:p>
+    <w:p>
+      <w:r>
+        <w:br w:type="page"/>
+      </w:r>
+    </w:p>
+    <w:p>
+      <w:pPr>
+        <w:pStyle w:val="Heading1"/>
+      </w:pPr>
+      <w:r>
+        <w:rPr>
+          <w:highlight w:val="yellow"/>
+        </w:rPr>
+        <w:lastRenderedPageBreak/>
+        <w:t>June: 16 and 17 2026 Wednesday login: 9:08 AM logout:</w:t>
+      </w:r>
+    </w:p>
+    <w:p>
+      <w:pPr>
+        <w:pStyle w:val="Heading1"/>
+      </w:pPr>
+      <w:r>
+        <w:rPr>
+          <w:highlight w:val="yellow"/>
+        </w:rPr>
+        <w:t>June 17 Suyal Farewell</w:t>
+      </w:r>
+      <w:r>
+        <w:t xml:space="preserve"> </w:t>
+      </w:r>
+    </w:p>
+    <w:p/>
+    <w:p>
+      <w:pPr>
         <w:rPr>
           <w:b/>
           <w:bCs/>
         </w:rPr>
-        <w:t>combinations_count</w:t>
-      </w:r>
-      <w:proofErr w:type="spellEnd"/>
+      </w:pPr>
       <w:r>
         <w:rPr>
           <w:b/>
           <w:bCs/>
         </w:rPr>
-        <w:t>' in having clause"</w:t>
-      </w:r>
-      <w:r>
-        <w:t xml:space="preserve"> preventing page access.</w:t>
-      </w:r>
-    </w:p>
-    <w:p>
-      <w:pPr>
-        <w:pStyle w:val="ListParagraph"/>
-        <w:numPr>
-          <w:ilvl w:val="0"/>
-          <w:numId w:val="56"/>
-        </w:numPr>
-      </w:pPr>
-      <w:r>
-        <w:t>Make 2 doc and send it to senior</w:t>
-      </w:r>
-    </w:p>
-    <w:p>
-      <w:r>
-        <w:br w:type="page"/>
-      </w:r>
-    </w:p>
-    <w:p>
-      <w:pPr>
-        <w:pStyle w:val="Heading1"/>
-      </w:pPr>
-      <w:r>
-        <w:rPr>
-          <w:highlight w:val="yellow"/>
-        </w:rPr>
-        <w:lastRenderedPageBreak/>
-        <w:t>June: 16 and 17 2026 Wednesday login: 9:08 AM logout:</w:t>
-      </w:r>
-    </w:p>
-    <w:p>
-      <w:pPr>
-        <w:pStyle w:val="Heading1"/>
-      </w:pPr>
-      <w:r>
-        <w:rPr>
-          <w:highlight w:val="yellow"/>
-        </w:rPr>
-        <w:t xml:space="preserve">June 17 </w:t>
-      </w:r>
-      <w:proofErr w:type="spellStart"/>
-      <w:r>
-        <w:rPr>
-          <w:highlight w:val="yellow"/>
-        </w:rPr>
-        <w:t>Suyal</w:t>
-      </w:r>
-      <w:proofErr w:type="spellEnd"/>
-      <w:r>
-        <w:rPr>
-          <w:highlight w:val="yellow"/>
-        </w:rPr>
-        <w:t xml:space="preserve"> Farewell</w:t>
-      </w:r>
-      <w:r>
-        <w:t xml:space="preserve"> </w:t>
-      </w:r>
-    </w:p>
-    <w:p/>
+        <w:t>1. Sync with latest main branch</w:t>
+      </w:r>
+    </w:p>
+    <w:p>
+      <w:pPr>
+        <w:numPr>
+          <w:ilvl w:val="0"/>
+          <w:numId w:val="57"/>
+        </w:numPr>
+      </w:pPr>
+      <w:r>
+        <w:t xml:space="preserve">git fetch origin </w:t>
+      </w:r>
+    </w:p>
+    <w:p>
+      <w:pPr>
+        <w:numPr>
+          <w:ilvl w:val="0"/>
+          <w:numId w:val="57"/>
+        </w:numPr>
+      </w:pPr>
+      <w:r>
+        <w:t xml:space="preserve">git merge origin/main into your branch </w:t>
+      </w:r>
+    </w:p>
+    <w:p>
+      <w:pPr>
+        <w:numPr>
+          <w:ilvl w:val="0"/>
+          <w:numId w:val="57"/>
+        </w:numPr>
+      </w:pPr>
+      <w:r>
+        <w:t xml:space="preserve">Resolve all merge conflicts </w:t>
+      </w:r>
+    </w:p>
     <w:p>
       <w:pPr>
         <w:rPr>
@@ -10031,40 +9254,53 @@
           <w:b/>
           <w:bCs/>
         </w:rPr>
-        <w:t>1. Sync with latest main branch</w:t>
-      </w:r>
-    </w:p>
-    <w:p>
-      <w:pPr>
-        <w:numPr>
-          <w:ilvl w:val="0"/>
-          <w:numId w:val="57"/>
-        </w:numPr>
-      </w:pPr>
-      <w:r>
-        <w:t xml:space="preserve">git fetch origin </w:t>
-      </w:r>
-    </w:p>
-    <w:p>
-      <w:pPr>
-        <w:numPr>
-          <w:ilvl w:val="0"/>
-          <w:numId w:val="57"/>
-        </w:numPr>
-      </w:pPr>
-      <w:r>
-        <w:t xml:space="preserve">git merge origin/main into your branch </w:t>
-      </w:r>
-    </w:p>
-    <w:p>
-      <w:pPr>
-        <w:numPr>
-          <w:ilvl w:val="0"/>
-          <w:numId w:val="57"/>
-        </w:numPr>
-      </w:pPr>
-      <w:r>
-        <w:t xml:space="preserve">Resolve all merge conflicts </w:t>
+        <w:t>2. Fix merge conflicts</w:t>
+      </w:r>
+    </w:p>
+    <w:p>
+      <w:pPr>
+        <w:numPr>
+          <w:ilvl w:val="0"/>
+          <w:numId w:val="58"/>
+        </w:numPr>
+      </w:pPr>
+      <w:r>
+        <w:t>Remove Git conflict markers:</w:t>
+      </w:r>
+    </w:p>
+    <w:p>
+      <w:r>
+        <w:t>&lt;&lt;&lt;&lt;&lt;&lt;&lt;</w:t>
+      </w:r>
+      <w:r>
+        <w:br/>
+        <w:t>=======</w:t>
+      </w:r>
+      <w:r>
+        <w:br/>
+        <w:t>&gt;&gt;&gt;&gt;&gt;&gt;&gt;</w:t>
+      </w:r>
+    </w:p>
+    <w:p>
+      <w:pPr>
+        <w:numPr>
+          <w:ilvl w:val="0"/>
+          <w:numId w:val="58"/>
+        </w:numPr>
+      </w:pPr>
+      <w:r>
+        <w:t xml:space="preserve">Decide which code to keep (yours, theirs, or both) </w:t>
+      </w:r>
+    </w:p>
+    <w:p>
+      <w:pPr>
+        <w:numPr>
+          <w:ilvl w:val="0"/>
+          <w:numId w:val="58"/>
+        </w:numPr>
+      </w:pPr>
+      <w:r>
+        <w:t xml:space="preserve">Test after each conflict resolution </w:t>
       </w:r>
     </w:p>
     <w:p>
@@ -10079,53 +9315,34 @@
           <w:b/>
           <w:bCs/>
         </w:rPr>
-        <w:t>2. Fix merge conflicts</w:t>
-      </w:r>
-    </w:p>
-    <w:p>
-      <w:pPr>
-        <w:numPr>
-          <w:ilvl w:val="0"/>
-          <w:numId w:val="58"/>
-        </w:numPr>
-      </w:pPr>
-      <w:r>
-        <w:t>Remove Git conflict markers:</w:t>
-      </w:r>
-    </w:p>
-    <w:p>
-      <w:r>
-        <w:t>&lt;&lt;&lt;&lt;&lt;&lt;&lt;</w:t>
-      </w:r>
-      <w:r>
-        <w:br/>
-        <w:t>=======</w:t>
-      </w:r>
-      <w:r>
-        <w:br/>
-        <w:t>&gt;&gt;&gt;&gt;&gt;&gt;&gt;</w:t>
-      </w:r>
-    </w:p>
-    <w:p>
-      <w:pPr>
-        <w:numPr>
-          <w:ilvl w:val="0"/>
-          <w:numId w:val="58"/>
-        </w:numPr>
-      </w:pPr>
-      <w:r>
-        <w:t xml:space="preserve">Decide which code to keep (yours, theirs, or both) </w:t>
-      </w:r>
-    </w:p>
-    <w:p>
-      <w:pPr>
-        <w:numPr>
-          <w:ilvl w:val="0"/>
-          <w:numId w:val="58"/>
-        </w:numPr>
-      </w:pPr>
-      <w:r>
-        <w:t xml:space="preserve">Test after each conflict resolution </w:t>
+        <w:t>3. Create/Search Page Route</w:t>
+      </w:r>
+    </w:p>
+    <w:p>
+      <w:pPr>
+        <w:numPr>
+          <w:ilvl w:val="0"/>
+          <w:numId w:val="59"/>
+        </w:numPr>
+      </w:pPr>
+      <w:r>
+        <w:t>Create:</w:t>
+      </w:r>
+    </w:p>
+    <w:p>
+      <w:r>
+        <w:t>app/search/page.tsx</w:t>
+      </w:r>
+    </w:p>
+    <w:p>
+      <w:pPr>
+        <w:numPr>
+          <w:ilvl w:val="0"/>
+          <w:numId w:val="59"/>
+        </w:numPr>
+      </w:pPr>
+      <w:r>
+        <w:t xml:space="preserve">This should render the main SearchPage component </w:t>
       </w:r>
     </w:p>
     <w:p>
@@ -10140,14 +9357,14 @@
           <w:b/>
           <w:bCs/>
         </w:rPr>
-        <w:t>3. Create/Search Page Route</w:t>
-      </w:r>
-    </w:p>
-    <w:p>
-      <w:pPr>
-        <w:numPr>
-          <w:ilvl w:val="0"/>
-          <w:numId w:val="59"/>
+        <w:t>4. Build SearchPage Container</w:t>
+      </w:r>
+    </w:p>
+    <w:p>
+      <w:pPr>
+        <w:numPr>
+          <w:ilvl w:val="0"/>
+          <w:numId w:val="60"/>
         </w:numPr>
       </w:pPr>
       <w:r>
@@ -10156,31 +9373,18 @@
     </w:p>
     <w:p>
       <w:r>
-        <w:t>app/search/</w:t>
-      </w:r>
-      <w:proofErr w:type="spellStart"/>
-      <w:r>
-        <w:t>page.tsx</w:t>
-      </w:r>
-      <w:proofErr w:type="spellEnd"/>
-    </w:p>
-    <w:p>
-      <w:pPr>
-        <w:numPr>
-          <w:ilvl w:val="0"/>
-          <w:numId w:val="59"/>
-        </w:numPr>
-      </w:pPr>
-      <w:r>
-        <w:t xml:space="preserve">This should render the main </w:t>
-      </w:r>
-      <w:proofErr w:type="spellStart"/>
-      <w:r>
-        <w:t>SearchPage</w:t>
-      </w:r>
-      <w:proofErr w:type="spellEnd"/>
-      <w:r>
-        <w:t xml:space="preserve"> component </w:t>
+        <w:t>components/search/SearchPage.tsx</w:t>
+      </w:r>
+    </w:p>
+    <w:p>
+      <w:pPr>
+        <w:numPr>
+          <w:ilvl w:val="0"/>
+          <w:numId w:val="60"/>
+        </w:numPr>
+      </w:pPr>
+      <w:r>
+        <w:t xml:space="preserve">Compose all search-related components here </w:t>
       </w:r>
     </w:p>
     <w:p>
@@ -10195,30 +9399,79 @@
           <w:b/>
           <w:bCs/>
         </w:rPr>
-        <w:t xml:space="preserve">4. Build </w:t>
-      </w:r>
-      <w:proofErr w:type="spellStart"/>
-      <w:r>
+        <w:t>5. Build Search Header</w:t>
+      </w:r>
+    </w:p>
+    <w:p>
+      <w:pPr>
+        <w:numPr>
+          <w:ilvl w:val="0"/>
+          <w:numId w:val="61"/>
+        </w:numPr>
+      </w:pPr>
+      <w:r>
+        <w:t>Create:</w:t>
+      </w:r>
+    </w:p>
+    <w:p>
+      <w:r>
+        <w:t>components/search/SearchHeader.tsx</w:t>
+      </w:r>
+    </w:p>
+    <w:p>
+      <w:pPr>
+        <w:numPr>
+          <w:ilvl w:val="0"/>
+          <w:numId w:val="61"/>
+        </w:numPr>
+      </w:pPr>
+      <w:r>
+        <w:lastRenderedPageBreak/>
+        <w:t xml:space="preserve">Search input </w:t>
+      </w:r>
+    </w:p>
+    <w:p>
+      <w:pPr>
+        <w:numPr>
+          <w:ilvl w:val="0"/>
+          <w:numId w:val="61"/>
+        </w:numPr>
+      </w:pPr>
+      <w:r>
+        <w:t xml:space="preserve">Search title </w:t>
+      </w:r>
+    </w:p>
+    <w:p>
+      <w:pPr>
+        <w:numPr>
+          <w:ilvl w:val="0"/>
+          <w:numId w:val="61"/>
+        </w:numPr>
+      </w:pPr>
+      <w:r>
+        <w:t xml:space="preserve">Results count </w:t>
+      </w:r>
+    </w:p>
+    <w:p>
+      <w:pPr>
         <w:rPr>
           <w:b/>
           <w:bCs/>
         </w:rPr>
-        <w:t>SearchPage</w:t>
-      </w:r>
-      <w:proofErr w:type="spellEnd"/>
+      </w:pPr>
       <w:r>
         <w:rPr>
           <w:b/>
           <w:bCs/>
         </w:rPr>
-        <w:t xml:space="preserve"> Container</w:t>
-      </w:r>
-    </w:p>
-    <w:p>
-      <w:pPr>
-        <w:numPr>
-          <w:ilvl w:val="0"/>
-          <w:numId w:val="60"/>
+        <w:t>6. Build Search Filters</w:t>
+      </w:r>
+    </w:p>
+    <w:p>
+      <w:pPr>
+        <w:numPr>
+          <w:ilvl w:val="0"/>
+          <w:numId w:val="62"/>
         </w:numPr>
       </w:pPr>
       <w:r>
@@ -10227,23 +9480,51 @@
     </w:p>
     <w:p>
       <w:r>
-        <w:t>components/search/</w:t>
-      </w:r>
-      <w:proofErr w:type="spellStart"/>
-      <w:r>
-        <w:t>SearchPage.tsx</w:t>
-      </w:r>
-      <w:proofErr w:type="spellEnd"/>
-    </w:p>
-    <w:p>
-      <w:pPr>
-        <w:numPr>
-          <w:ilvl w:val="0"/>
-          <w:numId w:val="60"/>
-        </w:numPr>
-      </w:pPr>
-      <w:r>
-        <w:t xml:space="preserve">Compose all search-related components here </w:t>
+        <w:t>components/search/SearchFilters.tsx</w:t>
+      </w:r>
+    </w:p>
+    <w:p>
+      <w:pPr>
+        <w:numPr>
+          <w:ilvl w:val="0"/>
+          <w:numId w:val="62"/>
+        </w:numPr>
+      </w:pPr>
+      <w:r>
+        <w:t xml:space="preserve">Category filter </w:t>
+      </w:r>
+    </w:p>
+    <w:p>
+      <w:pPr>
+        <w:numPr>
+          <w:ilvl w:val="0"/>
+          <w:numId w:val="62"/>
+        </w:numPr>
+      </w:pPr>
+      <w:r>
+        <w:t xml:space="preserve">Sort filter </w:t>
+      </w:r>
+    </w:p>
+    <w:p>
+      <w:pPr>
+        <w:numPr>
+          <w:ilvl w:val="0"/>
+          <w:numId w:val="62"/>
+        </w:numPr>
+      </w:pPr>
+      <w:r>
+        <w:t xml:space="preserve">Rating filter </w:t>
+      </w:r>
+    </w:p>
+    <w:p>
+      <w:pPr>
+        <w:numPr>
+          <w:ilvl w:val="0"/>
+          <w:numId w:val="62"/>
+        </w:numPr>
+      </w:pPr>
+      <w:r>
+        <w:t xml:space="preserve">Location filter </w:t>
       </w:r>
     </w:p>
     <w:p>
@@ -10258,14 +9539,14 @@
           <w:b/>
           <w:bCs/>
         </w:rPr>
-        <w:t>5. Build Search Header</w:t>
-      </w:r>
-    </w:p>
-    <w:p>
-      <w:pPr>
-        <w:numPr>
-          <w:ilvl w:val="0"/>
-          <w:numId w:val="61"/>
+        <w:t>7. Build Search Results List</w:t>
+      </w:r>
+    </w:p>
+    <w:p>
+      <w:pPr>
+        <w:numPr>
+          <w:ilvl w:val="0"/>
+          <w:numId w:val="63"/>
         </w:numPr>
       </w:pPr>
       <w:r>
@@ -10274,46 +9555,18 @@
     </w:p>
     <w:p>
       <w:r>
-        <w:t>components/search/</w:t>
-      </w:r>
-      <w:proofErr w:type="spellStart"/>
-      <w:r>
-        <w:t>SearchHeader.tsx</w:t>
-      </w:r>
-      <w:proofErr w:type="spellEnd"/>
-    </w:p>
-    <w:p>
-      <w:pPr>
-        <w:numPr>
-          <w:ilvl w:val="0"/>
-          <w:numId w:val="61"/>
-        </w:numPr>
-      </w:pPr>
-      <w:r>
-        <w:lastRenderedPageBreak/>
-        <w:t xml:space="preserve">Search input </w:t>
-      </w:r>
-    </w:p>
-    <w:p>
-      <w:pPr>
-        <w:numPr>
-          <w:ilvl w:val="0"/>
-          <w:numId w:val="61"/>
-        </w:numPr>
-      </w:pPr>
-      <w:r>
-        <w:t xml:space="preserve">Search title </w:t>
-      </w:r>
-    </w:p>
-    <w:p>
-      <w:pPr>
-        <w:numPr>
-          <w:ilvl w:val="0"/>
-          <w:numId w:val="61"/>
-        </w:numPr>
-      </w:pPr>
-      <w:r>
-        <w:t xml:space="preserve">Results count </w:t>
+        <w:t>components/search/SearchResults.tsx</w:t>
+      </w:r>
+    </w:p>
+    <w:p>
+      <w:pPr>
+        <w:numPr>
+          <w:ilvl w:val="0"/>
+          <w:numId w:val="63"/>
+        </w:numPr>
+      </w:pPr>
+      <w:r>
+        <w:t xml:space="preserve">Display list of businesses </w:t>
       </w:r>
     </w:p>
     <w:p>
@@ -10328,14 +9581,14 @@
           <w:b/>
           <w:bCs/>
         </w:rPr>
-        <w:t>6. Build Search Filters</w:t>
-      </w:r>
-    </w:p>
-    <w:p>
-      <w:pPr>
-        <w:numPr>
-          <w:ilvl w:val="0"/>
-          <w:numId w:val="62"/>
+        <w:t>8. Build Search Result Card</w:t>
+      </w:r>
+    </w:p>
+    <w:p>
+      <w:pPr>
+        <w:numPr>
+          <w:ilvl w:val="0"/>
+          <w:numId w:val="64"/>
         </w:numPr>
       </w:pPr>
       <w:r>
@@ -10344,56 +9597,62 @@
     </w:p>
     <w:p>
       <w:r>
-        <w:t>components/search/</w:t>
-      </w:r>
-      <w:proofErr w:type="spellStart"/>
-      <w:r>
-        <w:t>SearchFilters.tsx</w:t>
-      </w:r>
-      <w:proofErr w:type="spellEnd"/>
-    </w:p>
-    <w:p>
-      <w:pPr>
-        <w:numPr>
-          <w:ilvl w:val="0"/>
-          <w:numId w:val="62"/>
-        </w:numPr>
-      </w:pPr>
-      <w:r>
-        <w:t xml:space="preserve">Category filter </w:t>
-      </w:r>
-    </w:p>
-    <w:p>
-      <w:pPr>
-        <w:numPr>
-          <w:ilvl w:val="0"/>
-          <w:numId w:val="62"/>
-        </w:numPr>
-      </w:pPr>
-      <w:r>
-        <w:t xml:space="preserve">Sort filter </w:t>
-      </w:r>
-    </w:p>
-    <w:p>
-      <w:pPr>
-        <w:numPr>
-          <w:ilvl w:val="0"/>
-          <w:numId w:val="62"/>
-        </w:numPr>
-      </w:pPr>
-      <w:r>
-        <w:t xml:space="preserve">Rating filter </w:t>
-      </w:r>
-    </w:p>
-    <w:p>
-      <w:pPr>
-        <w:numPr>
-          <w:ilvl w:val="0"/>
-          <w:numId w:val="62"/>
-        </w:numPr>
-      </w:pPr>
-      <w:r>
-        <w:t xml:space="preserve">Location filter </w:t>
+        <w:t>components/search/SearchResultCard.tsx</w:t>
+      </w:r>
+    </w:p>
+    <w:p>
+      <w:pPr>
+        <w:numPr>
+          <w:ilvl w:val="0"/>
+          <w:numId w:val="64"/>
+        </w:numPr>
+      </w:pPr>
+      <w:r>
+        <w:t xml:space="preserve">Business image </w:t>
+      </w:r>
+    </w:p>
+    <w:p>
+      <w:pPr>
+        <w:numPr>
+          <w:ilvl w:val="0"/>
+          <w:numId w:val="64"/>
+        </w:numPr>
+      </w:pPr>
+      <w:r>
+        <w:t xml:space="preserve">Name </w:t>
+      </w:r>
+    </w:p>
+    <w:p>
+      <w:pPr>
+        <w:numPr>
+          <w:ilvl w:val="0"/>
+          <w:numId w:val="64"/>
+        </w:numPr>
+      </w:pPr>
+      <w:r>
+        <w:t xml:space="preserve">Rating </w:t>
+      </w:r>
+    </w:p>
+    <w:p>
+      <w:pPr>
+        <w:numPr>
+          <w:ilvl w:val="0"/>
+          <w:numId w:val="64"/>
+        </w:numPr>
+      </w:pPr>
+      <w:r>
+        <w:t xml:space="preserve">Location </w:t>
+      </w:r>
+    </w:p>
+    <w:p>
+      <w:pPr>
+        <w:numPr>
+          <w:ilvl w:val="0"/>
+          <w:numId w:val="64"/>
+        </w:numPr>
+      </w:pPr>
+      <w:r>
+        <w:t xml:space="preserve">Description </w:t>
       </w:r>
     </w:p>
     <w:p>
@@ -10408,14 +9667,14 @@
           <w:b/>
           <w:bCs/>
         </w:rPr>
-        <w:t>7. Build Search Results List</w:t>
-      </w:r>
-    </w:p>
-    <w:p>
-      <w:pPr>
-        <w:numPr>
-          <w:ilvl w:val="0"/>
-          <w:numId w:val="63"/>
+        <w:t>9. Build Pagination</w:t>
+      </w:r>
+    </w:p>
+    <w:p>
+      <w:pPr>
+        <w:numPr>
+          <w:ilvl w:val="0"/>
+          <w:numId w:val="65"/>
         </w:numPr>
       </w:pPr>
       <w:r>
@@ -10424,23 +9683,41 @@
     </w:p>
     <w:p>
       <w:r>
-        <w:t>components/search/</w:t>
-      </w:r>
-      <w:proofErr w:type="spellStart"/>
-      <w:r>
-        <w:t>SearchResults.tsx</w:t>
-      </w:r>
-      <w:proofErr w:type="spellEnd"/>
-    </w:p>
-    <w:p>
-      <w:pPr>
-        <w:numPr>
-          <w:ilvl w:val="0"/>
-          <w:numId w:val="63"/>
-        </w:numPr>
-      </w:pPr>
-      <w:r>
-        <w:t xml:space="preserve">Display list of businesses </w:t>
+        <w:t>components/search/SearchPagination.tsx</w:t>
+      </w:r>
+    </w:p>
+    <w:p>
+      <w:pPr>
+        <w:numPr>
+          <w:ilvl w:val="0"/>
+          <w:numId w:val="65"/>
+        </w:numPr>
+      </w:pPr>
+      <w:r>
+        <w:t xml:space="preserve">Previous button </w:t>
+      </w:r>
+    </w:p>
+    <w:p>
+      <w:pPr>
+        <w:numPr>
+          <w:ilvl w:val="0"/>
+          <w:numId w:val="65"/>
+        </w:numPr>
+      </w:pPr>
+      <w:r>
+        <w:lastRenderedPageBreak/>
+        <w:t xml:space="preserve">Next button </w:t>
+      </w:r>
+    </w:p>
+    <w:p>
+      <w:pPr>
+        <w:numPr>
+          <w:ilvl w:val="0"/>
+          <w:numId w:val="65"/>
+        </w:numPr>
+      </w:pPr>
+      <w:r>
+        <w:t xml:space="preserve">Page numbers </w:t>
       </w:r>
     </w:p>
     <w:p>
@@ -10455,14 +9732,14 @@
           <w:b/>
           <w:bCs/>
         </w:rPr>
-        <w:t>8. Build Search Result Card</w:t>
-      </w:r>
-    </w:p>
-    <w:p>
-      <w:pPr>
-        <w:numPr>
-          <w:ilvl w:val="0"/>
-          <w:numId w:val="64"/>
+        <w:t>10. Build Map Section</w:t>
+      </w:r>
+    </w:p>
+    <w:p>
+      <w:pPr>
+        <w:numPr>
+          <w:ilvl w:val="0"/>
+          <w:numId w:val="66"/>
         </w:numPr>
       </w:pPr>
       <w:r>
@@ -10471,67 +9748,18 @@
     </w:p>
     <w:p>
       <w:r>
-        <w:t>components/search/</w:t>
-      </w:r>
-      <w:proofErr w:type="spellStart"/>
-      <w:r>
-        <w:t>SearchResultCard.tsx</w:t>
-      </w:r>
-      <w:proofErr w:type="spellEnd"/>
-    </w:p>
-    <w:p>
-      <w:pPr>
-        <w:numPr>
-          <w:ilvl w:val="0"/>
-          <w:numId w:val="64"/>
-        </w:numPr>
-      </w:pPr>
-      <w:r>
-        <w:t xml:space="preserve">Business image </w:t>
-      </w:r>
-    </w:p>
-    <w:p>
-      <w:pPr>
-        <w:numPr>
-          <w:ilvl w:val="0"/>
-          <w:numId w:val="64"/>
-        </w:numPr>
-      </w:pPr>
-      <w:r>
-        <w:t xml:space="preserve">Name </w:t>
-      </w:r>
-    </w:p>
-    <w:p>
-      <w:pPr>
-        <w:numPr>
-          <w:ilvl w:val="0"/>
-          <w:numId w:val="64"/>
-        </w:numPr>
-      </w:pPr>
-      <w:r>
-        <w:t xml:space="preserve">Rating </w:t>
-      </w:r>
-    </w:p>
-    <w:p>
-      <w:pPr>
-        <w:numPr>
-          <w:ilvl w:val="0"/>
-          <w:numId w:val="64"/>
-        </w:numPr>
-      </w:pPr>
-      <w:r>
-        <w:t xml:space="preserve">Location </w:t>
-      </w:r>
-    </w:p>
-    <w:p>
-      <w:pPr>
-        <w:numPr>
-          <w:ilvl w:val="0"/>
-          <w:numId w:val="64"/>
-        </w:numPr>
-      </w:pPr>
-      <w:r>
-        <w:t xml:space="preserve">Description </w:t>
+        <w:t>components/search/SearchMap.tsx</w:t>
+      </w:r>
+    </w:p>
+    <w:p>
+      <w:pPr>
+        <w:numPr>
+          <w:ilvl w:val="0"/>
+          <w:numId w:val="66"/>
+        </w:numPr>
+      </w:pPr>
+      <w:r>
+        <w:t xml:space="preserve">Map placeholder or actual map integration </w:t>
       </w:r>
     </w:p>
     <w:p>
@@ -10546,14 +9774,14 @@
           <w:b/>
           <w:bCs/>
         </w:rPr>
-        <w:t>9. Build Pagination</w:t>
-      </w:r>
-    </w:p>
-    <w:p>
-      <w:pPr>
-        <w:numPr>
-          <w:ilvl w:val="0"/>
-          <w:numId w:val="65"/>
+        <w:t>11. Build Add Business CTA</w:t>
+      </w:r>
+    </w:p>
+    <w:p>
+      <w:pPr>
+        <w:numPr>
+          <w:ilvl w:val="0"/>
+          <w:numId w:val="67"/>
         </w:numPr>
       </w:pPr>
       <w:r>
@@ -10562,46 +9790,18 @@
     </w:p>
     <w:p>
       <w:r>
-        <w:t>components/search/</w:t>
-      </w:r>
-      <w:proofErr w:type="spellStart"/>
-      <w:r>
-        <w:t>SearchPagination.tsx</w:t>
-      </w:r>
-      <w:proofErr w:type="spellEnd"/>
-    </w:p>
-    <w:p>
-      <w:pPr>
-        <w:numPr>
-          <w:ilvl w:val="0"/>
-          <w:numId w:val="65"/>
-        </w:numPr>
-      </w:pPr>
-      <w:r>
-        <w:t xml:space="preserve">Previous button </w:t>
-      </w:r>
-    </w:p>
-    <w:p>
-      <w:pPr>
-        <w:numPr>
-          <w:ilvl w:val="0"/>
-          <w:numId w:val="65"/>
-        </w:numPr>
-      </w:pPr>
-      <w:r>
-        <w:lastRenderedPageBreak/>
-        <w:t xml:space="preserve">Next button </w:t>
-      </w:r>
-    </w:p>
-    <w:p>
-      <w:pPr>
-        <w:numPr>
-          <w:ilvl w:val="0"/>
-          <w:numId w:val="65"/>
-        </w:numPr>
-      </w:pPr>
-      <w:r>
-        <w:t xml:space="preserve">Page numbers </w:t>
+        <w:t>components/search/AddBusinessCard.tsx</w:t>
+      </w:r>
+    </w:p>
+    <w:p>
+      <w:pPr>
+        <w:numPr>
+          <w:ilvl w:val="0"/>
+          <w:numId w:val="67"/>
+        </w:numPr>
+      </w:pPr>
+      <w:r>
+        <w:t xml:space="preserve">"Add your business" section </w:t>
       </w:r>
     </w:p>
     <w:p>
@@ -10616,14 +9816,14 @@
           <w:b/>
           <w:bCs/>
         </w:rPr>
-        <w:t>10. Build Map Section</w:t>
-      </w:r>
-    </w:p>
-    <w:p>
-      <w:pPr>
-        <w:numPr>
-          <w:ilvl w:val="0"/>
-          <w:numId w:val="66"/>
+        <w:t>12. Create Search API Service</w:t>
+      </w:r>
+    </w:p>
+    <w:p>
+      <w:pPr>
+        <w:numPr>
+          <w:ilvl w:val="0"/>
+          <w:numId w:val="68"/>
         </w:numPr>
       </w:pPr>
       <w:r>
@@ -10632,23 +9832,51 @@
     </w:p>
     <w:p>
       <w:r>
-        <w:t>components/search/</w:t>
-      </w:r>
-      <w:proofErr w:type="spellStart"/>
-      <w:r>
-        <w:t>SearchMap.tsx</w:t>
-      </w:r>
-      <w:proofErr w:type="spellEnd"/>
-    </w:p>
-    <w:p>
-      <w:pPr>
-        <w:numPr>
-          <w:ilvl w:val="0"/>
-          <w:numId w:val="66"/>
-        </w:numPr>
-      </w:pPr>
-      <w:r>
-        <w:t xml:space="preserve">Map placeholder or actual map integration </w:t>
+        <w:t>services/apis/searchService.ts</w:t>
+      </w:r>
+    </w:p>
+    <w:p>
+      <w:pPr>
+        <w:numPr>
+          <w:ilvl w:val="0"/>
+          <w:numId w:val="68"/>
+        </w:numPr>
+      </w:pPr>
+      <w:r>
+        <w:t xml:space="preserve">API calls for: </w:t>
+      </w:r>
+    </w:p>
+    <w:p>
+      <w:pPr>
+        <w:numPr>
+          <w:ilvl w:val="1"/>
+          <w:numId w:val="68"/>
+        </w:numPr>
+      </w:pPr>
+      <w:r>
+        <w:t xml:space="preserve">search businesses </w:t>
+      </w:r>
+    </w:p>
+    <w:p>
+      <w:pPr>
+        <w:numPr>
+          <w:ilvl w:val="1"/>
+          <w:numId w:val="68"/>
+        </w:numPr>
+      </w:pPr>
+      <w:r>
+        <w:t xml:space="preserve">filter results </w:t>
+      </w:r>
+    </w:p>
+    <w:p>
+      <w:pPr>
+        <w:numPr>
+          <w:ilvl w:val="1"/>
+          <w:numId w:val="68"/>
+        </w:numPr>
+      </w:pPr>
+      <w:r>
+        <w:t xml:space="preserve">pagination </w:t>
       </w:r>
     </w:p>
     <w:p>
@@ -10663,14 +9891,14 @@
           <w:b/>
           <w:bCs/>
         </w:rPr>
-        <w:t>11. Build Add Business CTA</w:t>
-      </w:r>
-    </w:p>
-    <w:p>
-      <w:pPr>
-        <w:numPr>
-          <w:ilvl w:val="0"/>
-          <w:numId w:val="67"/>
+        <w:t>13. Create Search Types</w:t>
+      </w:r>
+    </w:p>
+    <w:p>
+      <w:pPr>
+        <w:numPr>
+          <w:ilvl w:val="0"/>
+          <w:numId w:val="69"/>
         </w:numPr>
       </w:pPr>
       <w:r>
@@ -10679,23 +9907,40 @@
     </w:p>
     <w:p>
       <w:r>
-        <w:t>components/search/</w:t>
-      </w:r>
-      <w:proofErr w:type="spellStart"/>
-      <w:r>
-        <w:t>AddBusinessCard.tsx</w:t>
-      </w:r>
-      <w:proofErr w:type="spellEnd"/>
-    </w:p>
-    <w:p>
-      <w:pPr>
-        <w:numPr>
-          <w:ilvl w:val="0"/>
-          <w:numId w:val="67"/>
-        </w:numPr>
-      </w:pPr>
-      <w:r>
-        <w:t xml:space="preserve">"Add your business" section </w:t>
+        <w:t>types/search.ts</w:t>
+      </w:r>
+    </w:p>
+    <w:p>
+      <w:pPr>
+        <w:numPr>
+          <w:ilvl w:val="0"/>
+          <w:numId w:val="69"/>
+        </w:numPr>
+      </w:pPr>
+      <w:r>
+        <w:t xml:space="preserve">Business interface </w:t>
+      </w:r>
+    </w:p>
+    <w:p>
+      <w:pPr>
+        <w:numPr>
+          <w:ilvl w:val="0"/>
+          <w:numId w:val="69"/>
+        </w:numPr>
+      </w:pPr>
+      <w:r>
+        <w:t xml:space="preserve">Search response interface </w:t>
+      </w:r>
+    </w:p>
+    <w:p>
+      <w:pPr>
+        <w:numPr>
+          <w:ilvl w:val="0"/>
+          <w:numId w:val="69"/>
+        </w:numPr>
+      </w:pPr>
+      <w:r>
+        <w:t xml:space="preserve">Filter types </w:t>
       </w:r>
     </w:p>
     <w:p>
@@ -10710,14 +9955,14 @@
           <w:b/>
           <w:bCs/>
         </w:rPr>
-        <w:t>12. Create Search API Service</w:t>
-      </w:r>
-    </w:p>
-    <w:p>
-      <w:pPr>
-        <w:numPr>
-          <w:ilvl w:val="0"/>
-          <w:numId w:val="68"/>
+        <w:t>14. Create Pagination Utilities</w:t>
+      </w:r>
+    </w:p>
+    <w:p>
+      <w:pPr>
+        <w:numPr>
+          <w:ilvl w:val="0"/>
+          <w:numId w:val="70"/>
         </w:numPr>
       </w:pPr>
       <w:r>
@@ -10726,64 +9971,41 @@
     </w:p>
     <w:p>
       <w:r>
-        <w:t>services/</w:t>
-      </w:r>
-      <w:proofErr w:type="spellStart"/>
-      <w:r>
-        <w:t>apis</w:t>
-      </w:r>
-      <w:proofErr w:type="spellEnd"/>
-      <w:r>
-        <w:t>/</w:t>
-      </w:r>
-      <w:proofErr w:type="spellStart"/>
-      <w:r>
-        <w:t>searchService.ts</w:t>
-      </w:r>
-      <w:proofErr w:type="spellEnd"/>
-    </w:p>
-    <w:p>
-      <w:pPr>
-        <w:numPr>
-          <w:ilvl w:val="0"/>
-          <w:numId w:val="68"/>
-        </w:numPr>
-      </w:pPr>
-      <w:r>
-        <w:t xml:space="preserve">API calls for: </w:t>
-      </w:r>
-    </w:p>
-    <w:p>
-      <w:pPr>
-        <w:numPr>
-          <w:ilvl w:val="1"/>
-          <w:numId w:val="68"/>
-        </w:numPr>
-      </w:pPr>
-      <w:r>
-        <w:t xml:space="preserve">search businesses </w:t>
-      </w:r>
-    </w:p>
-    <w:p>
-      <w:pPr>
-        <w:numPr>
-          <w:ilvl w:val="1"/>
-          <w:numId w:val="68"/>
-        </w:numPr>
-      </w:pPr>
-      <w:r>
-        <w:t xml:space="preserve">filter results </w:t>
-      </w:r>
-    </w:p>
-    <w:p>
-      <w:pPr>
-        <w:numPr>
-          <w:ilvl w:val="1"/>
-          <w:numId w:val="68"/>
-        </w:numPr>
-      </w:pPr>
-      <w:r>
-        <w:t xml:space="preserve">pagination </w:t>
+        <w:t>utils/pagination.ts</w:t>
+      </w:r>
+    </w:p>
+    <w:p>
+      <w:pPr>
+        <w:numPr>
+          <w:ilvl w:val="0"/>
+          <w:numId w:val="70"/>
+        </w:numPr>
+      </w:pPr>
+      <w:r>
+        <w:lastRenderedPageBreak/>
+        <w:t xml:space="preserve">Page calculations </w:t>
+      </w:r>
+    </w:p>
+    <w:p>
+      <w:pPr>
+        <w:numPr>
+          <w:ilvl w:val="0"/>
+          <w:numId w:val="70"/>
+        </w:numPr>
+      </w:pPr>
+      <w:r>
+        <w:t xml:space="preserve">Total pages </w:t>
+      </w:r>
+    </w:p>
+    <w:p>
+      <w:pPr>
+        <w:numPr>
+          <w:ilvl w:val="0"/>
+          <w:numId w:val="70"/>
+        </w:numPr>
+      </w:pPr>
+      <w:r>
+        <w:t xml:space="preserve">Current page logic </w:t>
       </w:r>
     </w:p>
     <w:p>
@@ -10798,61 +10020,44 @@
           <w:b/>
           <w:bCs/>
         </w:rPr>
-        <w:t>13. Create Search Types</w:t>
-      </w:r>
-    </w:p>
-    <w:p>
-      <w:pPr>
-        <w:numPr>
-          <w:ilvl w:val="0"/>
-          <w:numId w:val="69"/>
-        </w:numPr>
-      </w:pPr>
-      <w:r>
-        <w:t>Create:</w:t>
-      </w:r>
-    </w:p>
-    <w:p>
-      <w:r>
-        <w:t>types/</w:t>
-      </w:r>
-      <w:proofErr w:type="spellStart"/>
-      <w:r>
-        <w:t>search.ts</w:t>
-      </w:r>
-      <w:proofErr w:type="spellEnd"/>
-    </w:p>
-    <w:p>
-      <w:pPr>
-        <w:numPr>
-          <w:ilvl w:val="0"/>
-          <w:numId w:val="69"/>
-        </w:numPr>
-      </w:pPr>
-      <w:r>
-        <w:t xml:space="preserve">Business interface </w:t>
-      </w:r>
-    </w:p>
-    <w:p>
-      <w:pPr>
-        <w:numPr>
-          <w:ilvl w:val="0"/>
-          <w:numId w:val="69"/>
-        </w:numPr>
-      </w:pPr>
-      <w:r>
-        <w:t xml:space="preserve">Search response interface </w:t>
-      </w:r>
-    </w:p>
-    <w:p>
-      <w:pPr>
-        <w:numPr>
-          <w:ilvl w:val="0"/>
-          <w:numId w:val="69"/>
-        </w:numPr>
-      </w:pPr>
-      <w:r>
-        <w:t xml:space="preserve">Filter types </w:t>
+        <w:t>15. Fix Existing Runtime Errors</w:t>
+      </w:r>
+    </w:p>
+    <w:p>
+      <w:r>
+        <w:t>You already have:</w:t>
+      </w:r>
+    </w:p>
+    <w:p>
+      <w:r>
+        <w:t>SelectLabel must be used within SelectGroup</w:t>
+      </w:r>
+    </w:p>
+    <w:p>
+      <w:r>
+        <w:t>So:</w:t>
+      </w:r>
+    </w:p>
+    <w:p>
+      <w:pPr>
+        <w:numPr>
+          <w:ilvl w:val="0"/>
+          <w:numId w:val="71"/>
+        </w:numPr>
+      </w:pPr>
+      <w:r>
+        <w:t xml:space="preserve">Fix Select component structure </w:t>
+      </w:r>
+    </w:p>
+    <w:p>
+      <w:pPr>
+        <w:numPr>
+          <w:ilvl w:val="0"/>
+          <w:numId w:val="71"/>
+        </w:numPr>
+      </w:pPr>
+      <w:r>
+        <w:t xml:space="preserve">Ensure search page renders without errors </w:t>
       </w:r>
     </w:p>
     <w:p>
@@ -10867,62 +10072,89 @@
           <w:b/>
           <w:bCs/>
         </w:rPr>
-        <w:t>14. Create Pagination Utilities</w:t>
-      </w:r>
-    </w:p>
-    <w:p>
-      <w:pPr>
-        <w:numPr>
-          <w:ilvl w:val="0"/>
-          <w:numId w:val="70"/>
-        </w:numPr>
-      </w:pPr>
-      <w:r>
-        <w:t>Create:</w:t>
-      </w:r>
-    </w:p>
-    <w:p>
-      <w:r>
-        <w:t>utils/</w:t>
-      </w:r>
-      <w:proofErr w:type="spellStart"/>
-      <w:r>
-        <w:t>pagination.ts</w:t>
-      </w:r>
-      <w:proofErr w:type="spellEnd"/>
-    </w:p>
-    <w:p>
-      <w:pPr>
-        <w:numPr>
-          <w:ilvl w:val="0"/>
-          <w:numId w:val="70"/>
-        </w:numPr>
-      </w:pPr>
-      <w:r>
-        <w:lastRenderedPageBreak/>
-        <w:t xml:space="preserve">Page calculations </w:t>
-      </w:r>
-    </w:p>
-    <w:p>
-      <w:pPr>
-        <w:numPr>
-          <w:ilvl w:val="0"/>
-          <w:numId w:val="70"/>
-        </w:numPr>
-      </w:pPr>
-      <w:r>
-        <w:t xml:space="preserve">Total pages </w:t>
-      </w:r>
-    </w:p>
-    <w:p>
-      <w:pPr>
-        <w:numPr>
-          <w:ilvl w:val="0"/>
-          <w:numId w:val="70"/>
-        </w:numPr>
-      </w:pPr>
-      <w:r>
-        <w:t xml:space="preserve">Current page logic </w:t>
+        <w:t>16. Testing</w:t>
+      </w:r>
+    </w:p>
+    <w:p>
+      <w:r>
+        <w:t>Verify:</w:t>
+      </w:r>
+    </w:p>
+    <w:p>
+      <w:pPr>
+        <w:numPr>
+          <w:ilvl w:val="0"/>
+          <w:numId w:val="72"/>
+        </w:numPr>
+      </w:pPr>
+      <w:r>
+        <w:t xml:space="preserve">Search page loads </w:t>
+      </w:r>
+    </w:p>
+    <w:p>
+      <w:pPr>
+        <w:numPr>
+          <w:ilvl w:val="0"/>
+          <w:numId w:val="72"/>
+        </w:numPr>
+      </w:pPr>
+      <w:r>
+        <w:t xml:space="preserve">Search works </w:t>
+      </w:r>
+    </w:p>
+    <w:p>
+      <w:pPr>
+        <w:numPr>
+          <w:ilvl w:val="0"/>
+          <w:numId w:val="72"/>
+        </w:numPr>
+      </w:pPr>
+      <w:r>
+        <w:t xml:space="preserve">Filters work </w:t>
+      </w:r>
+    </w:p>
+    <w:p>
+      <w:pPr>
+        <w:numPr>
+          <w:ilvl w:val="0"/>
+          <w:numId w:val="72"/>
+        </w:numPr>
+      </w:pPr>
+      <w:r>
+        <w:t xml:space="preserve">Pagination works </w:t>
+      </w:r>
+    </w:p>
+    <w:p>
+      <w:pPr>
+        <w:numPr>
+          <w:ilvl w:val="0"/>
+          <w:numId w:val="72"/>
+        </w:numPr>
+      </w:pPr>
+      <w:r>
+        <w:t xml:space="preserve">No merge markers remain </w:t>
+      </w:r>
+    </w:p>
+    <w:p>
+      <w:pPr>
+        <w:numPr>
+          <w:ilvl w:val="0"/>
+          <w:numId w:val="72"/>
+        </w:numPr>
+      </w:pPr>
+      <w:r>
+        <w:t xml:space="preserve">No TypeScript errors </w:t>
+      </w:r>
+    </w:p>
+    <w:p>
+      <w:pPr>
+        <w:numPr>
+          <w:ilvl w:val="0"/>
+          <w:numId w:val="72"/>
+        </w:numPr>
+      </w:pPr>
+      <w:r>
+        <w:t xml:space="preserve">No console errors </w:t>
       </w:r>
     </w:p>
     <w:p>
@@ -10937,165 +10169,6 @@
           <w:b/>
           <w:bCs/>
         </w:rPr>
-        <w:t>15. Fix Existing Runtime Errors</w:t>
-      </w:r>
-    </w:p>
-    <w:p>
-      <w:r>
-        <w:t>You already have:</w:t>
-      </w:r>
-    </w:p>
-    <w:p>
-      <w:proofErr w:type="spellStart"/>
-      <w:r>
-        <w:t>SelectLabel</w:t>
-      </w:r>
-      <w:proofErr w:type="spellEnd"/>
-      <w:r>
-        <w:t xml:space="preserve"> must be used within </w:t>
-      </w:r>
-      <w:proofErr w:type="spellStart"/>
-      <w:r>
-        <w:t>SelectGroup</w:t>
-      </w:r>
-      <w:proofErr w:type="spellEnd"/>
-    </w:p>
-    <w:p>
-      <w:r>
-        <w:t>So:</w:t>
-      </w:r>
-    </w:p>
-    <w:p>
-      <w:pPr>
-        <w:numPr>
-          <w:ilvl w:val="0"/>
-          <w:numId w:val="71"/>
-        </w:numPr>
-      </w:pPr>
-      <w:r>
-        <w:t xml:space="preserve">Fix Select component structure </w:t>
-      </w:r>
-    </w:p>
-    <w:p>
-      <w:pPr>
-        <w:numPr>
-          <w:ilvl w:val="0"/>
-          <w:numId w:val="71"/>
-        </w:numPr>
-      </w:pPr>
-      <w:r>
-        <w:t xml:space="preserve">Ensure search page renders without errors </w:t>
-      </w:r>
-    </w:p>
-    <w:p>
-      <w:pPr>
-        <w:rPr>
-          <w:b/>
-          <w:bCs/>
-        </w:rPr>
-      </w:pPr>
-      <w:r>
-        <w:rPr>
-          <w:b/>
-          <w:bCs/>
-        </w:rPr>
-        <w:t>16. Testing</w:t>
-      </w:r>
-    </w:p>
-    <w:p>
-      <w:r>
-        <w:t>Verify:</w:t>
-      </w:r>
-    </w:p>
-    <w:p>
-      <w:pPr>
-        <w:numPr>
-          <w:ilvl w:val="0"/>
-          <w:numId w:val="72"/>
-        </w:numPr>
-      </w:pPr>
-      <w:r>
-        <w:t xml:space="preserve">Search page loads </w:t>
-      </w:r>
-    </w:p>
-    <w:p>
-      <w:pPr>
-        <w:numPr>
-          <w:ilvl w:val="0"/>
-          <w:numId w:val="72"/>
-        </w:numPr>
-      </w:pPr>
-      <w:r>
-        <w:t xml:space="preserve">Search works </w:t>
-      </w:r>
-    </w:p>
-    <w:p>
-      <w:pPr>
-        <w:numPr>
-          <w:ilvl w:val="0"/>
-          <w:numId w:val="72"/>
-        </w:numPr>
-      </w:pPr>
-      <w:r>
-        <w:t xml:space="preserve">Filters work </w:t>
-      </w:r>
-    </w:p>
-    <w:p>
-      <w:pPr>
-        <w:numPr>
-          <w:ilvl w:val="0"/>
-          <w:numId w:val="72"/>
-        </w:numPr>
-      </w:pPr>
-      <w:r>
-        <w:t xml:space="preserve">Pagination works </w:t>
-      </w:r>
-    </w:p>
-    <w:p>
-      <w:pPr>
-        <w:numPr>
-          <w:ilvl w:val="0"/>
-          <w:numId w:val="72"/>
-        </w:numPr>
-      </w:pPr>
-      <w:r>
-        <w:t xml:space="preserve">No merge markers remain </w:t>
-      </w:r>
-    </w:p>
-    <w:p>
-      <w:pPr>
-        <w:numPr>
-          <w:ilvl w:val="0"/>
-          <w:numId w:val="72"/>
-        </w:numPr>
-      </w:pPr>
-      <w:r>
-        <w:t xml:space="preserve">No TypeScript errors </w:t>
-      </w:r>
-    </w:p>
-    <w:p>
-      <w:pPr>
-        <w:numPr>
-          <w:ilvl w:val="0"/>
-          <w:numId w:val="72"/>
-        </w:numPr>
-      </w:pPr>
-      <w:r>
-        <w:t xml:space="preserve">No console errors </w:t>
-      </w:r>
-    </w:p>
-    <w:p>
-      <w:pPr>
-        <w:rPr>
-          <w:b/>
-          <w:bCs/>
-        </w:rPr>
-      </w:pPr>
-      <w:r>
-        <w:rPr>
-          <w:b/>
-          <w:bCs/>
-        </w:rPr>
         <w:t>Deliverables Checklist</w:t>
       </w:r>
     </w:p>
@@ -11128,13 +10201,8 @@
           <w:numId w:val="73"/>
         </w:numPr>
       </w:pPr>
-      <w:proofErr w:type="spellStart"/>
-      <w:r>
-        <w:t>SearchPage</w:t>
-      </w:r>
-      <w:proofErr w:type="spellEnd"/>
-      <w:r>
-        <w:t xml:space="preserve"> component created </w:t>
+      <w:r>
+        <w:t xml:space="preserve">SearchPage component created </w:t>
       </w:r>
     </w:p>
     <w:p>
@@ -11144,13 +10212,8 @@
           <w:numId w:val="73"/>
         </w:numPr>
       </w:pPr>
-      <w:proofErr w:type="spellStart"/>
-      <w:r>
-        <w:t>SearchHeader</w:t>
-      </w:r>
-      <w:proofErr w:type="spellEnd"/>
-      <w:r>
-        <w:t xml:space="preserve"> completed </w:t>
+      <w:r>
+        <w:t xml:space="preserve">SearchHeader completed </w:t>
       </w:r>
     </w:p>
     <w:p>
@@ -11160,13 +10223,8 @@
           <w:numId w:val="73"/>
         </w:numPr>
       </w:pPr>
-      <w:proofErr w:type="spellStart"/>
-      <w:r>
-        <w:t>SearchFilters</w:t>
-      </w:r>
-      <w:proofErr w:type="spellEnd"/>
-      <w:r>
-        <w:t xml:space="preserve"> completed </w:t>
+      <w:r>
+        <w:t xml:space="preserve">SearchFilters completed </w:t>
       </w:r>
     </w:p>
     <w:p>
@@ -11176,13 +10234,8 @@
           <w:numId w:val="73"/>
         </w:numPr>
       </w:pPr>
-      <w:proofErr w:type="spellStart"/>
-      <w:r>
-        <w:t>SearchResults</w:t>
-      </w:r>
-      <w:proofErr w:type="spellEnd"/>
-      <w:r>
-        <w:t xml:space="preserve"> completed </w:t>
+      <w:r>
+        <w:t xml:space="preserve">SearchResults completed </w:t>
       </w:r>
     </w:p>
     <w:p>
@@ -11192,13 +10245,8 @@
           <w:numId w:val="73"/>
         </w:numPr>
       </w:pPr>
-      <w:proofErr w:type="spellStart"/>
-      <w:r>
-        <w:t>SearchResultCard</w:t>
-      </w:r>
-      <w:proofErr w:type="spellEnd"/>
-      <w:r>
-        <w:t xml:space="preserve"> completed </w:t>
+      <w:r>
+        <w:t xml:space="preserve">SearchResultCard completed </w:t>
       </w:r>
     </w:p>
     <w:p>
@@ -11208,14 +10256,9 @@
           <w:numId w:val="73"/>
         </w:numPr>
       </w:pPr>
-      <w:proofErr w:type="spellStart"/>
       <w:r>
         <w:lastRenderedPageBreak/>
-        <w:t>SearchPagination</w:t>
-      </w:r>
-      <w:proofErr w:type="spellEnd"/>
-      <w:r>
-        <w:t xml:space="preserve"> completed </w:t>
+        <w:t xml:space="preserve">SearchPagination completed </w:t>
       </w:r>
     </w:p>
     <w:p>
@@ -11225,13 +10268,8 @@
           <w:numId w:val="73"/>
         </w:numPr>
       </w:pPr>
-      <w:proofErr w:type="spellStart"/>
-      <w:r>
-        <w:t>SearchMap</w:t>
-      </w:r>
-      <w:proofErr w:type="spellEnd"/>
-      <w:r>
-        <w:t xml:space="preserve"> completed </w:t>
+      <w:r>
+        <w:t xml:space="preserve">SearchMap completed </w:t>
       </w:r>
     </w:p>
     <w:p>
@@ -11241,13 +10279,8 @@
           <w:numId w:val="73"/>
         </w:numPr>
       </w:pPr>
-      <w:proofErr w:type="spellStart"/>
-      <w:r>
-        <w:t>AddBusinessCard</w:t>
-      </w:r>
-      <w:proofErr w:type="spellEnd"/>
-      <w:r>
-        <w:t xml:space="preserve"> completed </w:t>
+      <w:r>
+        <w:t xml:space="preserve">AddBusinessCard completed </w:t>
       </w:r>
     </w:p>
     <w:p>
@@ -11257,13 +10290,8 @@
           <w:numId w:val="73"/>
         </w:numPr>
       </w:pPr>
-      <w:proofErr w:type="spellStart"/>
-      <w:r>
-        <w:t>searchService</w:t>
-      </w:r>
-      <w:proofErr w:type="spellEnd"/>
-      <w:r>
-        <w:t xml:space="preserve"> created </w:t>
+      <w:r>
+        <w:t xml:space="preserve">searchService created </w:t>
       </w:r>
     </w:p>
     <w:p>
@@ -11273,13 +10301,8 @@
           <w:numId w:val="73"/>
         </w:numPr>
       </w:pPr>
-      <w:proofErr w:type="spellStart"/>
-      <w:r>
-        <w:t>search.ts</w:t>
-      </w:r>
-      <w:proofErr w:type="spellEnd"/>
-      <w:r>
-        <w:t xml:space="preserve"> types created </w:t>
+      <w:r>
+        <w:t xml:space="preserve">search.ts types created </w:t>
       </w:r>
     </w:p>
     <w:p>
@@ -11338,13 +10361,8 @@
       </w:r>
     </w:p>
     <w:p>
-      <w:proofErr w:type="spellStart"/>
-      <w:r>
-        <w:t>Macstore</w:t>
-      </w:r>
-      <w:proofErr w:type="spellEnd"/>
-      <w:r>
-        <w:t>:</w:t>
+      <w:r>
+        <w:t>Macstore:</w:t>
       </w:r>
     </w:p>
     <w:p>
@@ -11578,18 +10596,10 @@
         </w:numPr>
       </w:pPr>
       <w:r>
-        <w:t xml:space="preserve">Tested banner creation and display functionality; verified that everything is working as </w:t>
-      </w:r>
-      <w:proofErr w:type="spellStart"/>
-      <w:r>
-        <w:t>expected.</w:t>
-      </w:r>
-      <w:r>
-        <w:t>Improved</w:t>
-      </w:r>
-      <w:proofErr w:type="spellEnd"/>
-      <w:r>
-        <w:t xml:space="preserve"> mobile responsiveness of the banner content and CTA link.</w:t>
+        <w:t>Tested banner creation and display functionality; verified that everything is working as expected.</w:t>
+      </w:r>
+      <w:r>
+        <w:t>Improved mobile responsiveness of the banner content and CTA link.</w:t>
       </w:r>
     </w:p>
     <w:p>
@@ -12293,15 +11303,7 @@
         </w:numPr>
       </w:pPr>
       <w:r>
-        <w:t>Identified root cause: frontend was routing category clicks through search query params (/</w:t>
-      </w:r>
-      <w:proofErr w:type="spellStart"/>
-      <w:r>
-        <w:t>search?q</w:t>
-      </w:r>
-      <w:proofErr w:type="spellEnd"/>
-      <w:r>
-        <w:t xml:space="preserve">=...) instead of directly hitting category API endpoints. </w:t>
+        <w:t xml:space="preserve">Identified root cause: frontend was routing category clicks through search query params (/search?q=...) instead of directly hitting category API endpoints. </w:t>
       </w:r>
     </w:p>
     <w:p>
@@ -12337,15 +11339,7 @@
         </w:numPr>
       </w:pPr>
       <w:r>
-        <w:t xml:space="preserve">Integrated </w:t>
-      </w:r>
-      <w:proofErr w:type="spellStart"/>
-      <w:r>
-        <w:t>getProductsByCategorySlug</w:t>
-      </w:r>
-      <w:proofErr w:type="spellEnd"/>
-      <w:r>
-        <w:t xml:space="preserve"> into the collection page as the primary data source, with fallback</w:t>
+        <w:t>Integrated getProductsByCategorySlug into the collection page as the primary data source, with fallback</w:t>
       </w:r>
       <w:r>
         <w:t xml:space="preserve"> chains</w:t>
@@ -12363,15 +11357,7 @@
         </w:numPr>
       </w:pPr>
       <w:r>
-        <w:t xml:space="preserve">Debugged subcategory slug mismatch — subcategory param was incorrectly extracting the parent category slug from </w:t>
-      </w:r>
-      <w:proofErr w:type="spellStart"/>
-      <w:r>
-        <w:t>c.href</w:t>
-      </w:r>
-      <w:proofErr w:type="spellEnd"/>
-      <w:r>
-        <w:t xml:space="preserve"> instead of using the child's own slug. </w:t>
+        <w:t xml:space="preserve">Debugged subcategory slug mismatch — subcategory param was incorrectly extracting the parent category slug from c.href instead of using the child's own slug. </w:t>
       </w:r>
     </w:p>
     <w:p>
@@ -12395,31 +11381,7 @@
         </w:numPr>
       </w:pPr>
       <w:r>
-        <w:t>Verified the correct API pattern: /</w:t>
-      </w:r>
-      <w:proofErr w:type="spellStart"/>
-      <w:r>
-        <w:t>api</w:t>
-      </w:r>
-      <w:proofErr w:type="spellEnd"/>
-      <w:r>
-        <w:t>/products/category/{</w:t>
-      </w:r>
-      <w:proofErr w:type="spellStart"/>
-      <w:r>
-        <w:t>parentSlug</w:t>
-      </w:r>
-      <w:proofErr w:type="spellEnd"/>
-      <w:r>
-        <w:t>}?subcategory={</w:t>
-      </w:r>
-      <w:proofErr w:type="spellStart"/>
-      <w:r>
-        <w:t>subSlug</w:t>
-      </w:r>
-      <w:proofErr w:type="spellEnd"/>
-      <w:r>
-        <w:t>}.</w:t>
+        <w:t>Verified the correct API pattern: /api/products/category/{parentSlug}?subcategory={subSlug}.</w:t>
       </w:r>
     </w:p>
     <w:p>
@@ -12452,21 +11414,7 @@
         <w:rPr>
           <w:rFonts w:asciiTheme="majorHAnsi" w:hAnsiTheme="majorHAnsi"/>
         </w:rPr>
-        <w:t>Updated product card image handling by replacing normal &lt;</w:t>
-      </w:r>
-      <w:proofErr w:type="spellStart"/>
-      <w:r>
-        <w:rPr>
-          <w:rFonts w:asciiTheme="majorHAnsi" w:hAnsiTheme="majorHAnsi"/>
-        </w:rPr>
-        <w:t>img</w:t>
-      </w:r>
-      <w:proofErr w:type="spellEnd"/>
-      <w:r>
-        <w:rPr>
-          <w:rFonts w:asciiTheme="majorHAnsi" w:hAnsiTheme="majorHAnsi"/>
-        </w:rPr>
-        <w:t xml:space="preserve">&gt; with Next.js &lt;Image&gt; component. </w:t>
+        <w:t xml:space="preserve">Updated product card image handling by replacing normal &lt;img&gt; with Next.js &lt;Image&gt; component. </w:t>
       </w:r>
     </w:p>
     <w:p>
@@ -13109,15 +12057,7 @@
     </w:p>
     <w:p>
       <w:r>
-        <w:t xml:space="preserve">Identify some issue in </w:t>
-      </w:r>
-      <w:proofErr w:type="spellStart"/>
-      <w:r>
-        <w:t>webbingPlex</w:t>
-      </w:r>
-      <w:proofErr w:type="spellEnd"/>
-      <w:r>
-        <w:t xml:space="preserve"> that is listed out.</w:t>
+        <w:t>Identify some issue in webbingPlex that is listed out.</w:t>
       </w:r>
     </w:p>
     <w:p>
@@ -13318,13 +12258,8 @@
         </w:numPr>
       </w:pPr>
       <w:r>
-        <w:t xml:space="preserve">Transfer the ownership of the project </w:t>
-      </w:r>
-      <w:proofErr w:type="spellStart"/>
-      <w:r>
-        <w:t>webbingplex</w:t>
-      </w:r>
-      <w:proofErr w:type="spellEnd"/>
+        <w:t>Transfer the ownership of the project webbingplex</w:t>
+      </w:r>
     </w:p>
     <w:p>
       <w:r>
@@ -13418,15 +12353,7 @@
         </w:numPr>
       </w:pPr>
       <w:r>
-        <w:t xml:space="preserve">Clone the repo of </w:t>
-      </w:r>
-      <w:proofErr w:type="spellStart"/>
-      <w:r>
-        <w:t>mayau</w:t>
-      </w:r>
-      <w:proofErr w:type="spellEnd"/>
-      <w:r>
-        <w:t xml:space="preserve"> tech for tomorrow priority </w:t>
+        <w:t xml:space="preserve">Clone the repo of mayau tech for tomorrow priority </w:t>
       </w:r>
     </w:p>
     <w:p>
@@ -13520,529 +12447,586 @@
           <w:bCs/>
         </w:rPr>
       </w:pPr>
-      <w:proofErr w:type="spellStart"/>
       <w:r>
         <w:rPr>
           <w:b/>
           <w:bCs/>
         </w:rPr>
-        <w:t>Mayou</w:t>
-      </w:r>
-      <w:proofErr w:type="spellEnd"/>
+        <w:t>Mayou-Tech</w:t>
+      </w:r>
       <w:r>
         <w:rPr>
           <w:b/>
           <w:bCs/>
         </w:rPr>
-        <w:t>-Tech</w:t>
-      </w:r>
-      <w:r>
+        <w:t>:</w:t>
+      </w:r>
+    </w:p>
+    <w:p>
+      <w:pPr>
+        <w:pStyle w:val="ListParagraph"/>
+        <w:numPr>
+          <w:ilvl w:val="0"/>
+          <w:numId w:val="84"/>
+        </w:numPr>
+      </w:pPr>
+      <w:r>
+        <w:t xml:space="preserve">Created Product, ProductListResponse, and ProductResponse types for API consistency </w:t>
+      </w:r>
+    </w:p>
+    <w:p>
+      <w:pPr>
+        <w:pStyle w:val="ListParagraph"/>
+        <w:numPr>
+          <w:ilvl w:val="0"/>
+          <w:numId w:val="84"/>
+        </w:numPr>
+      </w:pPr>
+      <w:r>
+        <w:t xml:space="preserve">Implemented getProducts() function using generic apiFetch&lt;T&gt; </w:t>
+      </w:r>
+    </w:p>
+    <w:p>
+      <w:pPr>
+        <w:pStyle w:val="ListParagraph"/>
+        <w:numPr>
+          <w:ilvl w:val="0"/>
+          <w:numId w:val="84"/>
+        </w:numPr>
+      </w:pPr>
+      <w:r>
+        <w:t xml:space="preserve">Ensured type-safe API response handling for product listing </w:t>
+      </w:r>
+    </w:p>
+    <w:p>
+      <w:pPr>
+        <w:pStyle w:val="ListParagraph"/>
+        <w:numPr>
+          <w:ilvl w:val="0"/>
+          <w:numId w:val="84"/>
+        </w:numPr>
+      </w:pPr>
+      <w:r>
+        <w:t xml:space="preserve">Verified GET request works with default fetch method </w:t>
+      </w:r>
+    </w:p>
+    <w:p>
+      <w:pPr>
+        <w:pStyle w:val="ListParagraph"/>
+        <w:numPr>
+          <w:ilvl w:val="0"/>
+          <w:numId w:val="84"/>
+        </w:numPr>
+      </w:pPr>
+      <w:r>
+        <w:t>Structured API layer for future extension (e.g., single product, CRUD operations)</w:t>
+      </w:r>
+    </w:p>
+    <w:p>
+      <w:pPr>
         <w:rPr>
           <w:b/>
           <w:bCs/>
         </w:rPr>
-        <w:t>:</w:t>
-      </w:r>
-    </w:p>
-    <w:p>
-      <w:pPr>
-        <w:pStyle w:val="ListParagraph"/>
-        <w:numPr>
-          <w:ilvl w:val="0"/>
-          <w:numId w:val="84"/>
-        </w:numPr>
-      </w:pPr>
-      <w:r>
-        <w:t xml:space="preserve">Created Product, </w:t>
-      </w:r>
-      <w:proofErr w:type="spellStart"/>
-      <w:r>
-        <w:t>ProductListResponse</w:t>
-      </w:r>
-      <w:proofErr w:type="spellEnd"/>
-      <w:r>
-        <w:t xml:space="preserve">, and </w:t>
-      </w:r>
-      <w:proofErr w:type="spellStart"/>
-      <w:r>
-        <w:t>ProductResponse</w:t>
-      </w:r>
-      <w:proofErr w:type="spellEnd"/>
-      <w:r>
-        <w:t xml:space="preserve"> types for API consistency </w:t>
-      </w:r>
-    </w:p>
-    <w:p>
-      <w:pPr>
-        <w:pStyle w:val="ListParagraph"/>
-        <w:numPr>
-          <w:ilvl w:val="0"/>
-          <w:numId w:val="84"/>
-        </w:numPr>
-      </w:pPr>
-      <w:r>
-        <w:t xml:space="preserve">Implemented </w:t>
-      </w:r>
-      <w:proofErr w:type="spellStart"/>
-      <w:r>
-        <w:t>getProducts</w:t>
-      </w:r>
-      <w:proofErr w:type="spellEnd"/>
-      <w:r>
-        <w:t xml:space="preserve">() function using generic </w:t>
-      </w:r>
-      <w:proofErr w:type="spellStart"/>
-      <w:r>
-        <w:t>apiFetch</w:t>
-      </w:r>
-      <w:proofErr w:type="spellEnd"/>
-      <w:r>
-        <w:t xml:space="preserve">&lt;T&gt; </w:t>
-      </w:r>
-    </w:p>
-    <w:p>
-      <w:pPr>
-        <w:pStyle w:val="ListParagraph"/>
-        <w:numPr>
-          <w:ilvl w:val="0"/>
-          <w:numId w:val="84"/>
-        </w:numPr>
-      </w:pPr>
-      <w:r>
-        <w:t xml:space="preserve">Ensured type-safe API response handling for product listing </w:t>
-      </w:r>
-    </w:p>
-    <w:p>
-      <w:pPr>
-        <w:pStyle w:val="ListParagraph"/>
-        <w:numPr>
-          <w:ilvl w:val="0"/>
-          <w:numId w:val="84"/>
-        </w:numPr>
-      </w:pPr>
-      <w:r>
-        <w:t xml:space="preserve">Verified GET request works with default fetch method </w:t>
-      </w:r>
-    </w:p>
-    <w:p>
-      <w:pPr>
-        <w:pStyle w:val="ListParagraph"/>
-        <w:numPr>
-          <w:ilvl w:val="0"/>
-          <w:numId w:val="84"/>
-        </w:numPr>
-      </w:pPr>
-      <w:r>
-        <w:t>Structured API layer for future extension (e.g., single product, CRUD operations)</w:t>
-      </w:r>
-    </w:p>
-    <w:p>
-      <w:pPr>
+      </w:pPr>
+      <w:r>
         <w:rPr>
           <w:b/>
           <w:bCs/>
         </w:rPr>
-      </w:pPr>
+        <w:t>Product A</w:t>
+      </w:r>
       <w:r>
         <w:rPr>
           <w:b/>
           <w:bCs/>
         </w:rPr>
-        <w:t>Product A</w:t>
+        <w:t>PI</w:t>
       </w:r>
       <w:r>
         <w:rPr>
           <w:b/>
           <w:bCs/>
         </w:rPr>
-        <w:t>PI</w:t>
+        <w:t xml:space="preserve"> integration </w:t>
       </w:r>
       <w:r>
         <w:rPr>
           <w:b/>
           <w:bCs/>
         </w:rPr>
-        <w:t xml:space="preserve"> integration </w:t>
-      </w:r>
-      <w:r>
+        <w:t>(mayoutech)</w:t>
+      </w:r>
+    </w:p>
+    <w:p>
+      <w:pPr>
+        <w:numPr>
+          <w:ilvl w:val="0"/>
+          <w:numId w:val="88"/>
+        </w:numPr>
+      </w:pPr>
+      <w:r>
+        <w:t xml:space="preserve">Tested getAllProducts API — data is returning correctly as expected </w:t>
+      </w:r>
+    </w:p>
+    <w:p>
+      <w:pPr>
+        <w:numPr>
+          <w:ilvl w:val="0"/>
+          <w:numId w:val="88"/>
+        </w:numPr>
+      </w:pPr>
+      <w:r>
+        <w:t xml:space="preserve">Completed basic API integration into the existing codebase (initial base setup done) </w:t>
+      </w:r>
+    </w:p>
+    <w:p>
+      <w:pPr>
+        <w:numPr>
+          <w:ilvl w:val="0"/>
+          <w:numId w:val="88"/>
+        </w:numPr>
+      </w:pPr>
+      <w:r>
+        <w:t xml:space="preserve">Integrated product API into product display flow and confirmed products are rendering in UI </w:t>
+      </w:r>
+    </w:p>
+    <w:p>
+      <w:pPr>
+        <w:numPr>
+          <w:ilvl w:val="0"/>
+          <w:numId w:val="88"/>
+        </w:numPr>
+      </w:pPr>
+      <w:r>
+        <w:t>I</w:t>
+      </w:r>
+      <w:r>
+        <w:t>mage rendering in both admin panel and frontend</w:t>
+      </w:r>
+      <w:r>
+        <w:t xml:space="preserve"> are not displaying.</w:t>
+      </w:r>
+      <w:r>
+        <w:t xml:space="preserve"> </w:t>
+      </w:r>
+    </w:p>
+    <w:p>
+      <w:pPr>
+        <w:numPr>
+          <w:ilvl w:val="0"/>
+          <w:numId w:val="88"/>
+        </w:numPr>
+      </w:pPr>
+      <w:r>
+        <w:t xml:space="preserve">Refactored API usage structure with assistance to improve code quality and maintainability </w:t>
+      </w:r>
+    </w:p>
+    <w:p>
+      <w:pPr>
+        <w:numPr>
+          <w:ilvl w:val="0"/>
+          <w:numId w:val="88"/>
+        </w:numPr>
+      </w:pPr>
+      <w:r>
+        <w:t xml:space="preserve">Requires a review from senior </w:t>
+      </w:r>
+      <w:r>
+        <w:t xml:space="preserve">whether it follows best practices </w:t>
+      </w:r>
+    </w:p>
+    <w:p>
+      <w:pPr>
+        <w:ind w:firstLine="360"/>
         <w:rPr>
           <w:b/>
           <w:bCs/>
         </w:rPr>
-        <w:t>(</w:t>
-      </w:r>
-      <w:proofErr w:type="spellStart"/>
+      </w:pPr>
       <w:r>
         <w:rPr>
           <w:b/>
           <w:bCs/>
         </w:rPr>
-        <w:t>mayoutech</w:t>
-      </w:r>
-      <w:proofErr w:type="spellEnd"/>
-      <w:r>
+        <w:t>Affected files:</w:t>
+      </w:r>
+    </w:p>
+    <w:p>
+      <w:pPr>
+        <w:numPr>
+          <w:ilvl w:val="0"/>
+          <w:numId w:val="89"/>
+        </w:numPr>
+      </w:pPr>
+      <w:r>
+        <w:t xml:space="preserve">src/components/store/StoreCatelog.tsx </w:t>
+      </w:r>
+    </w:p>
+    <w:p>
+      <w:pPr>
+        <w:numPr>
+          <w:ilvl w:val="0"/>
+          <w:numId w:val="89"/>
+        </w:numPr>
+      </w:pPr>
+      <w:r>
+        <w:t xml:space="preserve">src/components/store/StoreProductCard.tsx </w:t>
+      </w:r>
+    </w:p>
+    <w:p>
+      <w:pPr>
+        <w:numPr>
+          <w:ilvl w:val="0"/>
+          <w:numId w:val="89"/>
+        </w:numPr>
+      </w:pPr>
+      <w:r>
+        <w:t xml:space="preserve">src/lib/api.ts </w:t>
+      </w:r>
+    </w:p>
+    <w:p>
+      <w:pPr>
+        <w:numPr>
+          <w:ilvl w:val="0"/>
+          <w:numId w:val="89"/>
+        </w:numPr>
+      </w:pPr>
+      <w:r>
+        <w:t>src/lib/productApi.ts</w:t>
+      </w:r>
+    </w:p>
+    <w:p>
+      <w:pPr>
         <w:rPr>
           <w:b/>
           <w:bCs/>
         </w:rPr>
-        <w:t>)</w:t>
-      </w:r>
-    </w:p>
-    <w:p>
-      <w:pPr>
-        <w:numPr>
-          <w:ilvl w:val="0"/>
-          <w:numId w:val="88"/>
-        </w:numPr>
-      </w:pPr>
-      <w:r>
-        <w:t xml:space="preserve">Tested </w:t>
-      </w:r>
-      <w:proofErr w:type="spellStart"/>
-      <w:r>
-        <w:t>getAllProducts</w:t>
-      </w:r>
-      <w:proofErr w:type="spellEnd"/>
-      <w:r>
-        <w:t xml:space="preserve"> API — data is returning correctly as expected </w:t>
-      </w:r>
-    </w:p>
-    <w:p>
-      <w:pPr>
-        <w:numPr>
-          <w:ilvl w:val="0"/>
-          <w:numId w:val="88"/>
-        </w:numPr>
-      </w:pPr>
-      <w:r>
-        <w:t xml:space="preserve">Completed basic API integration into the existing codebase (initial base setup done) </w:t>
-      </w:r>
-    </w:p>
-    <w:p>
-      <w:pPr>
-        <w:numPr>
-          <w:ilvl w:val="0"/>
-          <w:numId w:val="88"/>
-        </w:numPr>
-      </w:pPr>
-      <w:r>
-        <w:t xml:space="preserve">Integrated product API into product display flow and confirmed products are rendering in UI </w:t>
-      </w:r>
-    </w:p>
-    <w:p>
-      <w:pPr>
-        <w:numPr>
-          <w:ilvl w:val="0"/>
-          <w:numId w:val="88"/>
-        </w:numPr>
-      </w:pPr>
-      <w:r>
-        <w:t>I</w:t>
-      </w:r>
-      <w:r>
-        <w:t>mage rendering in both admin panel and frontend</w:t>
-      </w:r>
-      <w:r>
-        <w:t xml:space="preserve"> are not displaying.</w:t>
-      </w:r>
-      <w:r>
-        <w:t xml:space="preserve"> </w:t>
-      </w:r>
-    </w:p>
-    <w:p>
-      <w:pPr>
-        <w:numPr>
-          <w:ilvl w:val="0"/>
-          <w:numId w:val="88"/>
-        </w:numPr>
-      </w:pPr>
-      <w:r>
-        <w:t xml:space="preserve">Refactored API usage structure with assistance to improve code quality and maintainability </w:t>
-      </w:r>
-    </w:p>
-    <w:p>
-      <w:pPr>
-        <w:numPr>
-          <w:ilvl w:val="0"/>
-          <w:numId w:val="88"/>
-        </w:numPr>
-      </w:pPr>
-      <w:r>
-        <w:t xml:space="preserve">Requires a review from senior </w:t>
-      </w:r>
-      <w:r>
-        <w:t xml:space="preserve">whether it follows best practices </w:t>
-      </w:r>
-    </w:p>
-    <w:p>
-      <w:pPr>
-        <w:ind w:firstLine="360"/>
+      </w:pPr>
+      <w:r>
         <w:rPr>
           <w:b/>
           <w:bCs/>
         </w:rPr>
-      </w:pPr>
-      <w:r>
+        <w:t>Category API Integration (mayoutech):</w:t>
+      </w:r>
+    </w:p>
+    <w:p>
+      <w:pPr>
+        <w:pStyle w:val="ListParagraph"/>
+        <w:numPr>
+          <w:ilvl w:val="0"/>
+          <w:numId w:val="91"/>
+        </w:numPr>
+      </w:pPr>
+      <w:r>
+        <w:t>Implemented getCategories API and integrated the initial category data fetching flow.</w:t>
+      </w:r>
+    </w:p>
+    <w:p>
+      <w:pPr>
+        <w:pStyle w:val="ListParagraph"/>
+        <w:numPr>
+          <w:ilvl w:val="0"/>
+          <w:numId w:val="91"/>
+        </w:numPr>
+      </w:pPr>
+      <w:r>
+        <w:t>Completed basic API integration into the existing codebase</w:t>
+      </w:r>
+    </w:p>
+    <w:p>
+      <w:pPr>
+        <w:pStyle w:val="ListParagraph"/>
+        <w:numPr>
+          <w:ilvl w:val="0"/>
+          <w:numId w:val="91"/>
+        </w:numPr>
+      </w:pPr>
+      <w:r>
+        <w:lastRenderedPageBreak/>
+        <w:t>Integrate category api to display list of categories</w:t>
+      </w:r>
+      <w:r>
+        <w:tab/>
+      </w:r>
+      <w:r>
+        <w:tab/>
+      </w:r>
+    </w:p>
+    <w:p>
+      <w:pPr>
+        <w:ind w:firstLine="360"/>
         <w:rPr>
           <w:b/>
           <w:bCs/>
         </w:rPr>
-        <w:t>Affected files:</w:t>
-      </w:r>
-    </w:p>
-    <w:p>
-      <w:pPr>
-        <w:numPr>
-          <w:ilvl w:val="0"/>
-          <w:numId w:val="89"/>
-        </w:numPr>
-      </w:pPr>
-      <w:proofErr w:type="spellStart"/>
-      <w:r>
-        <w:t>src</w:t>
-      </w:r>
-      <w:proofErr w:type="spellEnd"/>
-      <w:r>
-        <w:t>/components/store/</w:t>
-      </w:r>
-      <w:proofErr w:type="spellStart"/>
-      <w:r>
-        <w:t>StoreCatelog.tsx</w:t>
-      </w:r>
-      <w:proofErr w:type="spellEnd"/>
-      <w:r>
-        <w:t xml:space="preserve"> </w:t>
-      </w:r>
-    </w:p>
-    <w:p>
-      <w:pPr>
-        <w:numPr>
-          <w:ilvl w:val="0"/>
-          <w:numId w:val="89"/>
-        </w:numPr>
-      </w:pPr>
-      <w:proofErr w:type="spellStart"/>
-      <w:r>
-        <w:t>src</w:t>
-      </w:r>
-      <w:proofErr w:type="spellEnd"/>
-      <w:r>
-        <w:t>/components/store/</w:t>
-      </w:r>
-      <w:proofErr w:type="spellStart"/>
-      <w:r>
-        <w:t>StoreProductCard.tsx</w:t>
-      </w:r>
-      <w:proofErr w:type="spellEnd"/>
-      <w:r>
-        <w:t xml:space="preserve"> </w:t>
-      </w:r>
-    </w:p>
-    <w:p>
-      <w:pPr>
-        <w:numPr>
-          <w:ilvl w:val="0"/>
-          <w:numId w:val="89"/>
-        </w:numPr>
-      </w:pPr>
-      <w:proofErr w:type="spellStart"/>
-      <w:r>
-        <w:t>src</w:t>
-      </w:r>
-      <w:proofErr w:type="spellEnd"/>
-      <w:r>
-        <w:t>/lib/</w:t>
-      </w:r>
-      <w:proofErr w:type="spellStart"/>
-      <w:r>
-        <w:t>api.ts</w:t>
-      </w:r>
-      <w:proofErr w:type="spellEnd"/>
-      <w:r>
-        <w:t xml:space="preserve"> </w:t>
-      </w:r>
-    </w:p>
-    <w:p>
-      <w:pPr>
-        <w:numPr>
-          <w:ilvl w:val="0"/>
-          <w:numId w:val="89"/>
-        </w:numPr>
-      </w:pPr>
-      <w:proofErr w:type="spellStart"/>
-      <w:r>
-        <w:t>src</w:t>
-      </w:r>
-      <w:proofErr w:type="spellEnd"/>
-      <w:r>
-        <w:t>/lib/</w:t>
-      </w:r>
-      <w:proofErr w:type="spellStart"/>
-      <w:r>
-        <w:t>productApi.ts</w:t>
-      </w:r>
-      <w:proofErr w:type="spellEnd"/>
-    </w:p>
-    <w:p>
-      <w:pPr>
+      </w:pPr>
+      <w:r>
         <w:rPr>
           <w:b/>
           <w:bCs/>
         </w:rPr>
-      </w:pPr>
-      <w:r>
+        <w:t>Affected files:</w:t>
+      </w:r>
+    </w:p>
+    <w:p>
+      <w:pPr>
+        <w:numPr>
+          <w:ilvl w:val="0"/>
+          <w:numId w:val="89"/>
+        </w:numPr>
+      </w:pPr>
+      <w:r>
+        <w:t>src/components/store/Store</w:t>
+      </w:r>
+      <w:r>
+        <w:t>Sidebar.tsx</w:t>
+      </w:r>
+      <w:r>
+        <w:t xml:space="preserve"> </w:t>
+      </w:r>
+    </w:p>
+    <w:p>
+      <w:pPr>
+        <w:numPr>
+          <w:ilvl w:val="0"/>
+          <w:numId w:val="89"/>
+        </w:numPr>
+      </w:pPr>
+      <w:r>
+        <w:t>src/lib/</w:t>
+      </w:r>
+      <w:r>
+        <w:t>Category</w:t>
+      </w:r>
+      <w:r>
+        <w:t>Api.ts</w:t>
+      </w:r>
+    </w:p>
+    <w:p>
+      <w:r>
+        <w:t xml:space="preserve">A pr request is made </w:t>
+      </w:r>
+    </w:p>
+    <w:p>
+      <w:r>
+        <w:br w:type="page"/>
+      </w:r>
+    </w:p>
+    <w:p>
+      <w:pPr>
+        <w:pStyle w:val="Heading1"/>
+      </w:pPr>
+      <w:r>
+        <w:rPr>
+          <w:highlight w:val="yellow"/>
+        </w:rPr>
+        <w:lastRenderedPageBreak/>
+        <w:t>July 5 2026 Sunday login:9:04 AM logout: 5:00PM</w:t>
+      </w:r>
+    </w:p>
+    <w:p>
+      <w:r>
+        <w:t xml:space="preserve">Discussed today's priority tasks and project updates with the senior over a call (as he is on leave), reviewed ongoing issues, and communicated the updates to the team. </w:t>
+      </w:r>
+    </w:p>
+    <w:p>
+      <w:pPr>
         <w:rPr>
           <w:b/>
           <w:bCs/>
         </w:rPr>
-        <w:t>Category API Integration (</w:t>
-      </w:r>
-      <w:proofErr w:type="spellStart"/>
+      </w:pPr>
       <w:r>
         <w:rPr>
           <w:b/>
           <w:bCs/>
         </w:rPr>
-        <w:t>mayoutech</w:t>
-      </w:r>
-      <w:proofErr w:type="spellEnd"/>
-      <w:r>
-        <w:rPr>
+        <w:t>Mac-store:</w:t>
+      </w:r>
+    </w:p>
+    <w:p>
+      <w:pPr>
+        <w:pStyle w:val="ListParagraph"/>
+        <w:numPr>
+          <w:ilvl w:val="0"/>
+          <w:numId w:val="89"/>
+        </w:numPr>
+      </w:pPr>
+      <w:r>
+        <w:t xml:space="preserve">Tested the complete Blog API, verified all available endpoints, documented the working APIs, recorded issues identified during testing, and reviewed the admin panel to identify related bugs. </w:t>
+      </w:r>
+    </w:p>
+    <w:p>
+      <w:pPr>
+        <w:pStyle w:val="ListParagraph"/>
+        <w:numPr>
+          <w:ilvl w:val="0"/>
+          <w:numId w:val="89"/>
+        </w:numPr>
+      </w:pPr>
+      <w:r>
+        <w:rPr>
+          <w:rFonts w:ascii="Times New Roman" w:eastAsia="Times New Roman" w:hAnsi="Times New Roman" w:cs="Times New Roman"/>
           <w:b/>
           <w:bCs/>
-        </w:rPr>
-        <w:t>):</w:t>
-      </w:r>
-    </w:p>
-    <w:p>
-      <w:pPr>
-        <w:pStyle w:val="ListParagraph"/>
-        <w:numPr>
-          <w:ilvl w:val="0"/>
-          <w:numId w:val="91"/>
-        </w:numPr>
-      </w:pPr>
-      <w:r>
-        <w:t xml:space="preserve">Implemented </w:t>
-      </w:r>
-      <w:proofErr w:type="spellStart"/>
-      <w:r>
-        <w:t>getCategories</w:t>
-      </w:r>
-      <w:proofErr w:type="spellEnd"/>
-      <w:r>
-        <w:t xml:space="preserve"> API and integrated the initial category data fetching flow.</w:t>
-      </w:r>
-    </w:p>
-    <w:p>
-      <w:pPr>
-        <w:pStyle w:val="ListParagraph"/>
-        <w:numPr>
-          <w:ilvl w:val="0"/>
-          <w:numId w:val="91"/>
-        </w:numPr>
-      </w:pPr>
-      <w:r>
-        <w:t>Completed basic API integration into the existing codebase</w:t>
-      </w:r>
-    </w:p>
-    <w:p>
-      <w:pPr>
-        <w:pStyle w:val="ListParagraph"/>
-        <w:numPr>
-          <w:ilvl w:val="0"/>
-          <w:numId w:val="91"/>
-        </w:numPr>
-      </w:pPr>
-      <w:r>
-        <w:lastRenderedPageBreak/>
-        <w:t xml:space="preserve">Integrate category </w:t>
-      </w:r>
-      <w:proofErr w:type="spellStart"/>
-      <w:r>
-        <w:t>api</w:t>
-      </w:r>
-      <w:proofErr w:type="spellEnd"/>
-      <w:r>
-        <w:t xml:space="preserve"> to display list of categories</w:t>
-      </w:r>
-      <w:r>
-        <w:tab/>
-      </w:r>
-      <w:r>
-        <w:tab/>
-      </w:r>
-    </w:p>
-    <w:p>
-      <w:pPr>
-        <w:ind w:firstLine="360"/>
-        <w:rPr>
+          <w:kern w:val="0"/>
+          <w14:ligatures w14:val="none"/>
+        </w:rPr>
+        <w:t>Findout (manual test):</w:t>
+      </w:r>
+      <w:r>
+        <w:rPr>
+          <w:rFonts w:ascii="Times New Roman" w:eastAsia="Times New Roman" w:hAnsi="Times New Roman" w:cs="Times New Roman"/>
+          <w:kern w:val="0"/>
+          <w14:ligatures w14:val="none"/>
+        </w:rPr>
+        <w:t xml:space="preserve"> A</w:t>
+      </w:r>
+      <w:r>
+        <w:rPr>
+          <w:rFonts w:ascii="Times New Roman" w:eastAsia="Times New Roman" w:hAnsi="Times New Roman" w:cs="Times New Roman"/>
+          <w:kern w:val="0"/>
+          <w14:ligatures w14:val="none"/>
+        </w:rPr>
+        <w:t xml:space="preserve">dmin is unable to update comments from the admin panel. When submitting the edit form, the application returns a </w:t>
+      </w:r>
+      <w:r>
+        <w:rPr>
+          <w:rFonts w:ascii="Times New Roman" w:eastAsia="Times New Roman" w:hAnsi="Times New Roman" w:cs="Times New Roman"/>
           <w:b/>
           <w:bCs/>
-        </w:rPr>
-      </w:pPr>
-      <w:r>
+          <w:kern w:val="0"/>
+          <w14:ligatures w14:val="none"/>
+        </w:rPr>
+        <w:t>405 Method Not Allowed</w:t>
+      </w:r>
+      <w:r>
+        <w:rPr>
+          <w:rFonts w:ascii="Times New Roman" w:eastAsia="Times New Roman" w:hAnsi="Times New Roman" w:cs="Times New Roman"/>
+          <w:kern w:val="0"/>
+          <w14:ligatures w14:val="none"/>
+        </w:rPr>
+        <w:t xml:space="preserve"> error</w:t>
+      </w:r>
+    </w:p>
+    <w:p>
+      <w:pPr>
+        <w:pStyle w:val="ListParagraph"/>
+        <w:numPr>
+          <w:ilvl w:val="0"/>
+          <w:numId w:val="89"/>
+        </w:numPr>
+      </w:pPr>
+      <w:r>
+        <w:t>Shared the Blog API testing documentation with the team</w:t>
+      </w:r>
+      <w:r>
+        <w:t>.</w:t>
+      </w:r>
+    </w:p>
+    <w:p>
+      <w:pPr>
+        <w:pStyle w:val="ListParagraph"/>
+        <w:numPr>
+          <w:ilvl w:val="0"/>
+          <w:numId w:val="89"/>
+        </w:numPr>
+      </w:pPr>
+      <w:r>
+        <w:t xml:space="preserve">Shared the Blog API testing documentation and findings with the team and senior for review. </w:t>
+      </w:r>
+    </w:p>
+    <w:p>
+      <w:pPr>
+        <w:pStyle w:val="ListParagraph"/>
+        <w:numPr>
+          <w:ilvl w:val="0"/>
+          <w:numId w:val="89"/>
+        </w:numPr>
+      </w:pPr>
+      <w:r>
+        <w:t xml:space="preserve">Tested the Offer Product checkout flow, identified an incorrect pricing issue, analyzed the checkout process, documented the findings, and investigated the order creation flow. </w:t>
+      </w:r>
+    </w:p>
+    <w:p>
+      <w:pPr>
+        <w:pStyle w:val="ListParagraph"/>
+        <w:numPr>
+          <w:ilvl w:val="0"/>
+          <w:numId w:val="89"/>
+        </w:numPr>
+      </w:pPr>
+      <w:r>
+        <w:t xml:space="preserve">Verified that the backend order creation (createOrder) API is functioning correctly, analyzed the guest vs. customer checkout endpoints, and documented the likely </w:t>
+      </w:r>
+      <w:r>
+        <w:t>backend</w:t>
+      </w:r>
+      <w:r>
+        <w:t xml:space="preserve"> issue with supporting observations. </w:t>
+      </w:r>
+    </w:p>
+    <w:p>
+      <w:pPr>
         <w:rPr>
           <w:b/>
           <w:bCs/>
         </w:rPr>
-        <w:t>Affected files:</w:t>
-      </w:r>
-    </w:p>
-    <w:p>
-      <w:pPr>
+      </w:pPr>
+      <w:r>
+        <w:rPr>
+          <w:b/>
+          <w:bCs/>
+        </w:rPr>
+        <w:t>Mayou-tech:</w:t>
+      </w:r>
+    </w:p>
+    <w:p>
+      <w:pPr>
+        <w:pStyle w:val="ListParagraph"/>
         <w:numPr>
           <w:ilvl w:val="0"/>
           <w:numId w:val="89"/>
         </w:numPr>
       </w:pPr>
-      <w:proofErr w:type="spellStart"/>
-      <w:r>
-        <w:t>src</w:t>
-      </w:r>
-      <w:proofErr w:type="spellEnd"/>
-      <w:r>
-        <w:t>/components/store/</w:t>
-      </w:r>
-      <w:proofErr w:type="spellStart"/>
-      <w:r>
-        <w:t>Store</w:t>
-      </w:r>
-      <w:r>
-        <w:t>Sidebar.tsx</w:t>
-      </w:r>
-      <w:proofErr w:type="spellEnd"/>
-      <w:r>
-        <w:t xml:space="preserve"> </w:t>
-      </w:r>
-    </w:p>
-    <w:p>
-      <w:pPr>
+      <w:r>
+        <w:t xml:space="preserve">Enhanced the website footer by improving its responsive layout, refining the structure for desktop/tablet/mobile, and adding proper handling for contact links (mailto, tel, and location/Google Maps). </w:t>
+      </w:r>
+    </w:p>
+    <w:p>
+      <w:pPr>
+        <w:pStyle w:val="ListParagraph"/>
         <w:numPr>
           <w:ilvl w:val="0"/>
           <w:numId w:val="89"/>
         </w:numPr>
       </w:pPr>
-      <w:proofErr w:type="spellStart"/>
-      <w:r>
-        <w:t>src</w:t>
-      </w:r>
-      <w:proofErr w:type="spellEnd"/>
-      <w:r>
-        <w:t>/lib/</w:t>
-      </w:r>
-      <w:proofErr w:type="spellStart"/>
-      <w:r>
-        <w:t>Category</w:t>
-      </w:r>
-      <w:r>
-        <w:t>Api.ts</w:t>
-      </w:r>
-      <w:proofErr w:type="spellEnd"/>
-    </w:p>
-    <w:p>
-      <w:r>
-        <w:t xml:space="preserve">A pr request is made </w:t>
+      <w:r>
+        <w:rPr>
+          <w:b/>
+          <w:bCs/>
+        </w:rPr>
+        <w:t>Issue:</w:t>
+      </w:r>
+      <w:r>
+        <w:t xml:space="preserve"> Unable to access the MayouTech Admin panel. DNS lookup for mayouadmin.mayoutech.com returns "Non-existent domain", indicating the hostname is not resolving. This appears to be an infrastructure/DNS configuration issue rather than an application-level bug</w:t>
+      </w:r>
+    </w:p>
+    <w:p>
+      <w:pPr>
+        <w:pStyle w:val="ListParagraph"/>
+        <w:numPr>
+          <w:ilvl w:val="0"/>
+          <w:numId w:val="89"/>
+        </w:numPr>
+      </w:pPr>
+      <w:r>
+        <w:t>Fixed the navbar responsiveness and verified responsiveness across most pages. Investigated the previous responsive layout issue; although the exact cause could not be reproduced, the application is now rendering responsively across pages in the local development environment</w:t>
+      </w:r>
+      <w:r>
+        <w:t>.</w:t>
       </w:r>
     </w:p>
     <w:sectPr>
@@ -15065,6 +14049,119 @@
     </w:lvl>
   </w:abstractNum>
   <w:abstractNum w:abstractNumId="7" w15:restartNumberingAfterBreak="0">
+    <w:nsid w:val="0B380A66"/>
+    <w:multiLevelType w:val="hybridMultilevel"/>
+    <w:tmpl w:val="2AD0C2C8"/>
+    <w:lvl w:ilvl="0" w:tplc="04090001">
+      <w:start w:val="1"/>
+      <w:numFmt w:val="bullet"/>
+      <w:lvlText w:val=""/>
+      <w:lvlJc w:val="left"/>
+      <w:pPr>
+        <w:ind w:left="720" w:hanging="360"/>
+      </w:pPr>
+      <w:rPr>
+        <w:rFonts w:ascii="Symbol" w:hAnsi="Symbol" w:hint="default"/>
+      </w:rPr>
+    </w:lvl>
+    <w:lvl w:ilvl="1" w:tplc="04090003" w:tentative="1">
+      <w:start w:val="1"/>
+      <w:numFmt w:val="bullet"/>
+      <w:lvlText w:val="o"/>
+      <w:lvlJc w:val="left"/>
+      <w:pPr>
+        <w:ind w:left="1440" w:hanging="360"/>
+      </w:pPr>
+      <w:rPr>
+        <w:rFonts w:ascii="Courier New" w:hAnsi="Courier New" w:cs="Courier New" w:hint="default"/>
+      </w:rPr>
+    </w:lvl>
+    <w:lvl w:ilvl="2" w:tplc="04090005" w:tentative="1">
+      <w:start w:val="1"/>
+      <w:numFmt w:val="bullet"/>
+      <w:lvlText w:val=""/>
+      <w:lvlJc w:val="left"/>
+      <w:pPr>
+        <w:ind w:left="2160" w:hanging="360"/>
+      </w:pPr>
+      <w:rPr>
+        <w:rFonts w:ascii="Wingdings" w:hAnsi="Wingdings" w:hint="default"/>
+      </w:rPr>
+    </w:lvl>
+    <w:lvl w:ilvl="3" w:tplc="04090001" w:tentative="1">
+      <w:start w:val="1"/>
+      <w:numFmt w:val="bullet"/>
+      <w:lvlText w:val=""/>
+      <w:lvlJc w:val="left"/>
+      <w:pPr>
+        <w:ind w:left="2880" w:hanging="360"/>
+      </w:pPr>
+      <w:rPr>
+        <w:rFonts w:ascii="Symbol" w:hAnsi="Symbol" w:hint="default"/>
+      </w:rPr>
+    </w:lvl>
+    <w:lvl w:ilvl="4" w:tplc="04090003" w:tentative="1">
+      <w:start w:val="1"/>
+      <w:numFmt w:val="bullet"/>
+      <w:lvlText w:val="o"/>
+      <w:lvlJc w:val="left"/>
+      <w:pPr>
+        <w:ind w:left="3600" w:hanging="360"/>
+      </w:pPr>
+      <w:rPr>
+        <w:rFonts w:ascii="Courier New" w:hAnsi="Courier New" w:cs="Courier New" w:hint="default"/>
+      </w:rPr>
+    </w:lvl>
+    <w:lvl w:ilvl="5" w:tplc="04090005" w:tentative="1">
+      <w:start w:val="1"/>
+      <w:numFmt w:val="bullet"/>
+      <w:lvlText w:val=""/>
+      <w:lvlJc w:val="left"/>
+      <w:pPr>
+        <w:ind w:left="4320" w:hanging="360"/>
+      </w:pPr>
+      <w:rPr>
+        <w:rFonts w:ascii="Wingdings" w:hAnsi="Wingdings" w:hint="default"/>
+      </w:rPr>
+    </w:lvl>
+    <w:lvl w:ilvl="6" w:tplc="04090001" w:tentative="1">
+      <w:start w:val="1"/>
+      <w:numFmt w:val="bullet"/>
+      <w:lvlText w:val=""/>
+      <w:lvlJc w:val="left"/>
+      <w:pPr>
+        <w:ind w:left="5040" w:hanging="360"/>
+      </w:pPr>
+      <w:rPr>
+        <w:rFonts w:ascii="Symbol" w:hAnsi="Symbol" w:hint="default"/>
+      </w:rPr>
+    </w:lvl>
+    <w:lvl w:ilvl="7" w:tplc="04090003" w:tentative="1">
+      <w:start w:val="1"/>
+      <w:numFmt w:val="bullet"/>
+      <w:lvlText w:val="o"/>
+      <w:lvlJc w:val="left"/>
+      <w:pPr>
+        <w:ind w:left="5760" w:hanging="360"/>
+      </w:pPr>
+      <w:rPr>
+        <w:rFonts w:ascii="Courier New" w:hAnsi="Courier New" w:cs="Courier New" w:hint="default"/>
+      </w:rPr>
+    </w:lvl>
+    <w:lvl w:ilvl="8" w:tplc="04090005" w:tentative="1">
+      <w:start w:val="1"/>
+      <w:numFmt w:val="bullet"/>
+      <w:lvlText w:val=""/>
+      <w:lvlJc w:val="left"/>
+      <w:pPr>
+        <w:ind w:left="6480" w:hanging="360"/>
+      </w:pPr>
+      <w:rPr>
+        <w:rFonts w:ascii="Wingdings" w:hAnsi="Wingdings" w:hint="default"/>
+      </w:rPr>
+    </w:lvl>
+  </w:abstractNum>
+  <w:abstractNum w:abstractNumId="8" w15:restartNumberingAfterBreak="0">
     <w:nsid w:val="0C6F2C28"/>
     <w:multiLevelType w:val="multilevel"/>
     <w:tmpl w:val="6C3EFB04"/>
@@ -15213,7 +14310,7 @@
       </w:rPr>
     </w:lvl>
   </w:abstractNum>
-  <w:abstractNum w:abstractNumId="8" w15:restartNumberingAfterBreak="0">
+  <w:abstractNum w:abstractNumId="9" w15:restartNumberingAfterBreak="0">
     <w:nsid w:val="11F05B77"/>
     <w:multiLevelType w:val="multilevel"/>
     <w:tmpl w:val="517A47E6"/>
@@ -15362,7 +14459,7 @@
       </w:rPr>
     </w:lvl>
   </w:abstractNum>
-  <w:abstractNum w:abstractNumId="9" w15:restartNumberingAfterBreak="0">
+  <w:abstractNum w:abstractNumId="10" w15:restartNumberingAfterBreak="0">
     <w:nsid w:val="13450393"/>
     <w:multiLevelType w:val="multilevel"/>
     <w:tmpl w:val="A0E635FE"/>
@@ -15511,7 +14608,7 @@
       </w:rPr>
     </w:lvl>
   </w:abstractNum>
-  <w:abstractNum w:abstractNumId="10" w15:restartNumberingAfterBreak="0">
+  <w:abstractNum w:abstractNumId="11" w15:restartNumberingAfterBreak="0">
     <w:nsid w:val="1391477F"/>
     <w:multiLevelType w:val="multilevel"/>
     <w:tmpl w:val="3DFA2094"/>
@@ -15660,7 +14757,7 @@
       </w:rPr>
     </w:lvl>
   </w:abstractNum>
-  <w:abstractNum w:abstractNumId="11" w15:restartNumberingAfterBreak="0">
+  <w:abstractNum w:abstractNumId="12" w15:restartNumberingAfterBreak="0">
     <w:nsid w:val="13FF5CF7"/>
     <w:multiLevelType w:val="multilevel"/>
     <w:tmpl w:val="89728396"/>
@@ -15809,7 +14906,7 @@
       </w:rPr>
     </w:lvl>
   </w:abstractNum>
-  <w:abstractNum w:abstractNumId="12" w15:restartNumberingAfterBreak="0">
+  <w:abstractNum w:abstractNumId="13" w15:restartNumberingAfterBreak="0">
     <w:nsid w:val="141110BB"/>
     <w:multiLevelType w:val="multilevel"/>
     <w:tmpl w:val="2DB4CBDA"/>
@@ -15958,7 +15055,7 @@
       </w:rPr>
     </w:lvl>
   </w:abstractNum>
-  <w:abstractNum w:abstractNumId="13" w15:restartNumberingAfterBreak="0">
+  <w:abstractNum w:abstractNumId="14" w15:restartNumberingAfterBreak="0">
     <w:nsid w:val="15453ECD"/>
     <w:multiLevelType w:val="multilevel"/>
     <w:tmpl w:val="032035F0"/>
@@ -16107,7 +15204,7 @@
       </w:rPr>
     </w:lvl>
   </w:abstractNum>
-  <w:abstractNum w:abstractNumId="14" w15:restartNumberingAfterBreak="0">
+  <w:abstractNum w:abstractNumId="15" w15:restartNumberingAfterBreak="0">
     <w:nsid w:val="159700FE"/>
     <w:multiLevelType w:val="hybridMultilevel"/>
     <w:tmpl w:val="6DA61706"/>
@@ -16220,7 +15317,7 @@
       </w:rPr>
     </w:lvl>
   </w:abstractNum>
-  <w:abstractNum w:abstractNumId="15" w15:restartNumberingAfterBreak="0">
+  <w:abstractNum w:abstractNumId="16" w15:restartNumberingAfterBreak="0">
     <w:nsid w:val="164E5DA4"/>
     <w:multiLevelType w:val="multilevel"/>
     <w:tmpl w:val="3EDCE6C2"/>
@@ -16369,7 +15466,7 @@
       </w:rPr>
     </w:lvl>
   </w:abstractNum>
-  <w:abstractNum w:abstractNumId="16" w15:restartNumberingAfterBreak="0">
+  <w:abstractNum w:abstractNumId="17" w15:restartNumberingAfterBreak="0">
     <w:nsid w:val="17CB03B8"/>
     <w:multiLevelType w:val="multilevel"/>
     <w:tmpl w:val="BDE80E90"/>
@@ -16518,7 +15615,7 @@
       </w:rPr>
     </w:lvl>
   </w:abstractNum>
-  <w:abstractNum w:abstractNumId="17" w15:restartNumberingAfterBreak="0">
+  <w:abstractNum w:abstractNumId="18" w15:restartNumberingAfterBreak="0">
     <w:nsid w:val="1802351A"/>
     <w:multiLevelType w:val="multilevel"/>
     <w:tmpl w:val="D55CE120"/>
@@ -16667,7 +15764,7 @@
       </w:rPr>
     </w:lvl>
   </w:abstractNum>
-  <w:abstractNum w:abstractNumId="18" w15:restartNumberingAfterBreak="0">
+  <w:abstractNum w:abstractNumId="19" w15:restartNumberingAfterBreak="0">
     <w:nsid w:val="18577577"/>
     <w:multiLevelType w:val="multilevel"/>
     <w:tmpl w:val="4BEC0844"/>
@@ -16816,7 +15913,7 @@
       </w:rPr>
     </w:lvl>
   </w:abstractNum>
-  <w:abstractNum w:abstractNumId="19" w15:restartNumberingAfterBreak="0">
+  <w:abstractNum w:abstractNumId="20" w15:restartNumberingAfterBreak="0">
     <w:nsid w:val="1A055FA1"/>
     <w:multiLevelType w:val="multilevel"/>
     <w:tmpl w:val="F126FEB2"/>
@@ -16965,7 +16062,7 @@
       </w:rPr>
     </w:lvl>
   </w:abstractNum>
-  <w:abstractNum w:abstractNumId="20" w15:restartNumberingAfterBreak="0">
+  <w:abstractNum w:abstractNumId="21" w15:restartNumberingAfterBreak="0">
     <w:nsid w:val="1B1F3CCB"/>
     <w:multiLevelType w:val="multilevel"/>
     <w:tmpl w:val="0A8E2F46"/>
@@ -17114,7 +16211,7 @@
       </w:rPr>
     </w:lvl>
   </w:abstractNum>
-  <w:abstractNum w:abstractNumId="21" w15:restartNumberingAfterBreak="0">
+  <w:abstractNum w:abstractNumId="22" w15:restartNumberingAfterBreak="0">
     <w:nsid w:val="1F8D1B11"/>
     <w:multiLevelType w:val="hybridMultilevel"/>
     <w:tmpl w:val="36F229B2"/>
@@ -17227,7 +16324,7 @@
       </w:rPr>
     </w:lvl>
   </w:abstractNum>
-  <w:abstractNum w:abstractNumId="22" w15:restartNumberingAfterBreak="0">
+  <w:abstractNum w:abstractNumId="23" w15:restartNumberingAfterBreak="0">
     <w:nsid w:val="24131328"/>
     <w:multiLevelType w:val="multilevel"/>
     <w:tmpl w:val="3EB62E3C"/>
@@ -17376,7 +16473,7 @@
       </w:rPr>
     </w:lvl>
   </w:abstractNum>
-  <w:abstractNum w:abstractNumId="23" w15:restartNumberingAfterBreak="0">
+  <w:abstractNum w:abstractNumId="24" w15:restartNumberingAfterBreak="0">
     <w:nsid w:val="255029EC"/>
     <w:multiLevelType w:val="multilevel"/>
     <w:tmpl w:val="EB60805A"/>
@@ -17525,7 +16622,7 @@
       </w:rPr>
     </w:lvl>
   </w:abstractNum>
-  <w:abstractNum w:abstractNumId="24" w15:restartNumberingAfterBreak="0">
+  <w:abstractNum w:abstractNumId="25" w15:restartNumberingAfterBreak="0">
     <w:nsid w:val="263A27F7"/>
     <w:multiLevelType w:val="multilevel"/>
     <w:tmpl w:val="D9EE3A16"/>
@@ -17674,7 +16771,7 @@
       </w:rPr>
     </w:lvl>
   </w:abstractNum>
-  <w:abstractNum w:abstractNumId="25" w15:restartNumberingAfterBreak="0">
+  <w:abstractNum w:abstractNumId="26" w15:restartNumberingAfterBreak="0">
     <w:nsid w:val="266E01BD"/>
     <w:multiLevelType w:val="hybridMultilevel"/>
     <w:tmpl w:val="E8F46C30"/>
@@ -17787,7 +16884,7 @@
       </w:rPr>
     </w:lvl>
   </w:abstractNum>
-  <w:abstractNum w:abstractNumId="26" w15:restartNumberingAfterBreak="0">
+  <w:abstractNum w:abstractNumId="27" w15:restartNumberingAfterBreak="0">
     <w:nsid w:val="288D6092"/>
     <w:multiLevelType w:val="multilevel"/>
     <w:tmpl w:val="F5F2C6D4"/>
@@ -17936,7 +17033,7 @@
       </w:rPr>
     </w:lvl>
   </w:abstractNum>
-  <w:abstractNum w:abstractNumId="27" w15:restartNumberingAfterBreak="0">
+  <w:abstractNum w:abstractNumId="28" w15:restartNumberingAfterBreak="0">
     <w:nsid w:val="28AF68D9"/>
     <w:multiLevelType w:val="multilevel"/>
     <w:tmpl w:val="1DBC2298"/>
@@ -18085,7 +17182,7 @@
       </w:rPr>
     </w:lvl>
   </w:abstractNum>
-  <w:abstractNum w:abstractNumId="28" w15:restartNumberingAfterBreak="0">
+  <w:abstractNum w:abstractNumId="29" w15:restartNumberingAfterBreak="0">
     <w:nsid w:val="2A7219A1"/>
     <w:multiLevelType w:val="hybridMultilevel"/>
     <w:tmpl w:val="2708D780"/>
@@ -18198,7 +17295,7 @@
       </w:rPr>
     </w:lvl>
   </w:abstractNum>
-  <w:abstractNum w:abstractNumId="29" w15:restartNumberingAfterBreak="0">
+  <w:abstractNum w:abstractNumId="30" w15:restartNumberingAfterBreak="0">
     <w:nsid w:val="2B504781"/>
     <w:multiLevelType w:val="multilevel"/>
     <w:tmpl w:val="E59ACD4A"/>
@@ -18347,7 +17444,7 @@
       </w:rPr>
     </w:lvl>
   </w:abstractNum>
-  <w:abstractNum w:abstractNumId="30" w15:restartNumberingAfterBreak="0">
+  <w:abstractNum w:abstractNumId="31" w15:restartNumberingAfterBreak="0">
     <w:nsid w:val="2D6066E5"/>
     <w:multiLevelType w:val="hybridMultilevel"/>
     <w:tmpl w:val="3F7E4BEE"/>
@@ -18460,7 +17557,7 @@
       </w:rPr>
     </w:lvl>
   </w:abstractNum>
-  <w:abstractNum w:abstractNumId="31" w15:restartNumberingAfterBreak="0">
+  <w:abstractNum w:abstractNumId="32" w15:restartNumberingAfterBreak="0">
     <w:nsid w:val="2E437B66"/>
     <w:multiLevelType w:val="multilevel"/>
     <w:tmpl w:val="933E292E"/>
@@ -18609,7 +17706,7 @@
       </w:rPr>
     </w:lvl>
   </w:abstractNum>
-  <w:abstractNum w:abstractNumId="32" w15:restartNumberingAfterBreak="0">
+  <w:abstractNum w:abstractNumId="33" w15:restartNumberingAfterBreak="0">
     <w:nsid w:val="30863A82"/>
     <w:multiLevelType w:val="multilevel"/>
     <w:tmpl w:val="7A7664C8"/>
@@ -18758,7 +17855,7 @@
       </w:rPr>
     </w:lvl>
   </w:abstractNum>
-  <w:abstractNum w:abstractNumId="33" w15:restartNumberingAfterBreak="0">
+  <w:abstractNum w:abstractNumId="34" w15:restartNumberingAfterBreak="0">
     <w:nsid w:val="30C41755"/>
     <w:multiLevelType w:val="multilevel"/>
     <w:tmpl w:val="812C0BF0"/>
@@ -18907,7 +18004,7 @@
       </w:rPr>
     </w:lvl>
   </w:abstractNum>
-  <w:abstractNum w:abstractNumId="34" w15:restartNumberingAfterBreak="0">
+  <w:abstractNum w:abstractNumId="35" w15:restartNumberingAfterBreak="0">
     <w:nsid w:val="31B76C7C"/>
     <w:multiLevelType w:val="hybridMultilevel"/>
     <w:tmpl w:val="533CBDFC"/>
@@ -19020,7 +18117,7 @@
       </w:rPr>
     </w:lvl>
   </w:abstractNum>
-  <w:abstractNum w:abstractNumId="35" w15:restartNumberingAfterBreak="0">
+  <w:abstractNum w:abstractNumId="36" w15:restartNumberingAfterBreak="0">
     <w:nsid w:val="329A797C"/>
     <w:multiLevelType w:val="multilevel"/>
     <w:tmpl w:val="DA8EF3C0"/>
@@ -19169,7 +18266,7 @@
       </w:rPr>
     </w:lvl>
   </w:abstractNum>
-  <w:abstractNum w:abstractNumId="36" w15:restartNumberingAfterBreak="0">
+  <w:abstractNum w:abstractNumId="37" w15:restartNumberingAfterBreak="0">
     <w:nsid w:val="33FB5ACC"/>
     <w:multiLevelType w:val="multilevel"/>
     <w:tmpl w:val="1770922E"/>
@@ -19318,7 +18415,7 @@
       </w:rPr>
     </w:lvl>
   </w:abstractNum>
-  <w:abstractNum w:abstractNumId="37" w15:restartNumberingAfterBreak="0">
+  <w:abstractNum w:abstractNumId="38" w15:restartNumberingAfterBreak="0">
     <w:nsid w:val="34B53B68"/>
     <w:multiLevelType w:val="multilevel"/>
     <w:tmpl w:val="75F4A9D8"/>
@@ -19467,7 +18564,7 @@
       </w:rPr>
     </w:lvl>
   </w:abstractNum>
-  <w:abstractNum w:abstractNumId="38" w15:restartNumberingAfterBreak="0">
+  <w:abstractNum w:abstractNumId="39" w15:restartNumberingAfterBreak="0">
     <w:nsid w:val="35082C2D"/>
     <w:multiLevelType w:val="multilevel"/>
     <w:tmpl w:val="00C280E4"/>
@@ -19616,7 +18713,7 @@
       </w:rPr>
     </w:lvl>
   </w:abstractNum>
-  <w:abstractNum w:abstractNumId="39" w15:restartNumberingAfterBreak="0">
+  <w:abstractNum w:abstractNumId="40" w15:restartNumberingAfterBreak="0">
     <w:nsid w:val="351A58D3"/>
     <w:multiLevelType w:val="multilevel"/>
     <w:tmpl w:val="DDA83992"/>
@@ -19765,7 +18862,7 @@
       </w:rPr>
     </w:lvl>
   </w:abstractNum>
-  <w:abstractNum w:abstractNumId="40" w15:restartNumberingAfterBreak="0">
+  <w:abstractNum w:abstractNumId="41" w15:restartNumberingAfterBreak="0">
     <w:nsid w:val="3780706F"/>
     <w:multiLevelType w:val="multilevel"/>
     <w:tmpl w:val="381CDEA8"/>
@@ -19914,7 +19011,7 @@
       </w:rPr>
     </w:lvl>
   </w:abstractNum>
-  <w:abstractNum w:abstractNumId="41" w15:restartNumberingAfterBreak="0">
+  <w:abstractNum w:abstractNumId="42" w15:restartNumberingAfterBreak="0">
     <w:nsid w:val="38F414DA"/>
     <w:multiLevelType w:val="multilevel"/>
     <w:tmpl w:val="2DEAE2BC"/>
@@ -20063,7 +19160,7 @@
       </w:rPr>
     </w:lvl>
   </w:abstractNum>
-  <w:abstractNum w:abstractNumId="42" w15:restartNumberingAfterBreak="0">
+  <w:abstractNum w:abstractNumId="43" w15:restartNumberingAfterBreak="0">
     <w:nsid w:val="392457FE"/>
     <w:multiLevelType w:val="multilevel"/>
     <w:tmpl w:val="DB469F6C"/>
@@ -20212,7 +19309,7 @@
       </w:rPr>
     </w:lvl>
   </w:abstractNum>
-  <w:abstractNum w:abstractNumId="43" w15:restartNumberingAfterBreak="0">
+  <w:abstractNum w:abstractNumId="44" w15:restartNumberingAfterBreak="0">
     <w:nsid w:val="3A923EFF"/>
     <w:multiLevelType w:val="multilevel"/>
     <w:tmpl w:val="F4004242"/>
@@ -20361,7 +19458,7 @@
       </w:rPr>
     </w:lvl>
   </w:abstractNum>
-  <w:abstractNum w:abstractNumId="44" w15:restartNumberingAfterBreak="0">
+  <w:abstractNum w:abstractNumId="45" w15:restartNumberingAfterBreak="0">
     <w:nsid w:val="40460948"/>
     <w:multiLevelType w:val="multilevel"/>
     <w:tmpl w:val="62C49374"/>
@@ -20510,7 +19607,7 @@
       </w:rPr>
     </w:lvl>
   </w:abstractNum>
-  <w:abstractNum w:abstractNumId="45" w15:restartNumberingAfterBreak="0">
+  <w:abstractNum w:abstractNumId="46" w15:restartNumberingAfterBreak="0">
     <w:nsid w:val="413E1D27"/>
     <w:multiLevelType w:val="hybridMultilevel"/>
     <w:tmpl w:val="4F060846"/>
@@ -20623,7 +19720,7 @@
       </w:rPr>
     </w:lvl>
   </w:abstractNum>
-  <w:abstractNum w:abstractNumId="46" w15:restartNumberingAfterBreak="0">
+  <w:abstractNum w:abstractNumId="47" w15:restartNumberingAfterBreak="0">
     <w:nsid w:val="421C74CE"/>
     <w:multiLevelType w:val="multilevel"/>
     <w:tmpl w:val="A6045D7E"/>
@@ -20772,7 +19869,7 @@
       </w:rPr>
     </w:lvl>
   </w:abstractNum>
-  <w:abstractNum w:abstractNumId="47" w15:restartNumberingAfterBreak="0">
+  <w:abstractNum w:abstractNumId="48" w15:restartNumberingAfterBreak="0">
     <w:nsid w:val="42696F10"/>
     <w:multiLevelType w:val="multilevel"/>
     <w:tmpl w:val="27506A40"/>
@@ -20921,7 +20018,7 @@
       </w:rPr>
     </w:lvl>
   </w:abstractNum>
-  <w:abstractNum w:abstractNumId="48" w15:restartNumberingAfterBreak="0">
+  <w:abstractNum w:abstractNumId="49" w15:restartNumberingAfterBreak="0">
     <w:nsid w:val="42AB5966"/>
     <w:multiLevelType w:val="multilevel"/>
     <w:tmpl w:val="CE088554"/>
@@ -21070,7 +20167,7 @@
       </w:rPr>
     </w:lvl>
   </w:abstractNum>
-  <w:abstractNum w:abstractNumId="49" w15:restartNumberingAfterBreak="0">
+  <w:abstractNum w:abstractNumId="50" w15:restartNumberingAfterBreak="0">
     <w:nsid w:val="4529096C"/>
     <w:multiLevelType w:val="hybridMultilevel"/>
     <w:tmpl w:val="FFF85C74"/>
@@ -21182,7 +20279,7 @@
       </w:rPr>
     </w:lvl>
   </w:abstractNum>
-  <w:abstractNum w:abstractNumId="50" w15:restartNumberingAfterBreak="0">
+  <w:abstractNum w:abstractNumId="51" w15:restartNumberingAfterBreak="0">
     <w:nsid w:val="46236874"/>
     <w:multiLevelType w:val="hybridMultilevel"/>
     <w:tmpl w:val="CF56BA42"/>
@@ -21295,7 +20392,7 @@
       </w:rPr>
     </w:lvl>
   </w:abstractNum>
-  <w:abstractNum w:abstractNumId="51" w15:restartNumberingAfterBreak="0">
+  <w:abstractNum w:abstractNumId="52" w15:restartNumberingAfterBreak="0">
     <w:nsid w:val="470C52B7"/>
     <w:multiLevelType w:val="multilevel"/>
     <w:tmpl w:val="DDBACCE6"/>
@@ -21444,7 +20541,7 @@
       </w:rPr>
     </w:lvl>
   </w:abstractNum>
-  <w:abstractNum w:abstractNumId="52" w15:restartNumberingAfterBreak="0">
+  <w:abstractNum w:abstractNumId="53" w15:restartNumberingAfterBreak="0">
     <w:nsid w:val="471B09B3"/>
     <w:multiLevelType w:val="multilevel"/>
     <w:tmpl w:val="A1B2CB16"/>
@@ -21593,7 +20690,7 @@
       </w:rPr>
     </w:lvl>
   </w:abstractNum>
-  <w:abstractNum w:abstractNumId="53" w15:restartNumberingAfterBreak="0">
+  <w:abstractNum w:abstractNumId="54" w15:restartNumberingAfterBreak="0">
     <w:nsid w:val="486B038C"/>
     <w:multiLevelType w:val="hybridMultilevel"/>
     <w:tmpl w:val="8C4A79DA"/>
@@ -21706,7 +20803,7 @@
       </w:rPr>
     </w:lvl>
   </w:abstractNum>
-  <w:abstractNum w:abstractNumId="54" w15:restartNumberingAfterBreak="0">
+  <w:abstractNum w:abstractNumId="55" w15:restartNumberingAfterBreak="0">
     <w:nsid w:val="4888582A"/>
     <w:multiLevelType w:val="multilevel"/>
     <w:tmpl w:val="2A22B8AA"/>
@@ -21855,7 +20952,7 @@
       </w:rPr>
     </w:lvl>
   </w:abstractNum>
-  <w:abstractNum w:abstractNumId="55" w15:restartNumberingAfterBreak="0">
+  <w:abstractNum w:abstractNumId="56" w15:restartNumberingAfterBreak="0">
     <w:nsid w:val="48E0701C"/>
     <w:multiLevelType w:val="multilevel"/>
     <w:tmpl w:val="4FB6510C"/>
@@ -22004,7 +21101,7 @@
       </w:rPr>
     </w:lvl>
   </w:abstractNum>
-  <w:abstractNum w:abstractNumId="56" w15:restartNumberingAfterBreak="0">
+  <w:abstractNum w:abstractNumId="57" w15:restartNumberingAfterBreak="0">
     <w:nsid w:val="4A8D35E4"/>
     <w:multiLevelType w:val="hybridMultilevel"/>
     <w:tmpl w:val="35A2089C"/>
@@ -22117,7 +21214,7 @@
       </w:rPr>
     </w:lvl>
   </w:abstractNum>
-  <w:abstractNum w:abstractNumId="57" w15:restartNumberingAfterBreak="0">
+  <w:abstractNum w:abstractNumId="58" w15:restartNumberingAfterBreak="0">
     <w:nsid w:val="4B8865D9"/>
     <w:multiLevelType w:val="multilevel"/>
     <w:tmpl w:val="238E69C6"/>
@@ -22266,7 +21363,7 @@
       </w:rPr>
     </w:lvl>
   </w:abstractNum>
-  <w:abstractNum w:abstractNumId="58" w15:restartNumberingAfterBreak="0">
+  <w:abstractNum w:abstractNumId="59" w15:restartNumberingAfterBreak="0">
     <w:nsid w:val="4D161459"/>
     <w:multiLevelType w:val="multilevel"/>
     <w:tmpl w:val="C10436FE"/>
@@ -22415,7 +21512,7 @@
       </w:rPr>
     </w:lvl>
   </w:abstractNum>
-  <w:abstractNum w:abstractNumId="59" w15:restartNumberingAfterBreak="0">
+  <w:abstractNum w:abstractNumId="60" w15:restartNumberingAfterBreak="0">
     <w:nsid w:val="4DA44DE1"/>
     <w:multiLevelType w:val="multilevel"/>
     <w:tmpl w:val="EA649872"/>
@@ -22564,7 +21661,7 @@
       </w:rPr>
     </w:lvl>
   </w:abstractNum>
-  <w:abstractNum w:abstractNumId="60" w15:restartNumberingAfterBreak="0">
+  <w:abstractNum w:abstractNumId="61" w15:restartNumberingAfterBreak="0">
     <w:nsid w:val="507F6DDB"/>
     <w:multiLevelType w:val="multilevel"/>
     <w:tmpl w:val="644671D8"/>
@@ -22713,7 +21810,7 @@
       </w:rPr>
     </w:lvl>
   </w:abstractNum>
-  <w:abstractNum w:abstractNumId="61" w15:restartNumberingAfterBreak="0">
+  <w:abstractNum w:abstractNumId="62" w15:restartNumberingAfterBreak="0">
     <w:nsid w:val="5232184E"/>
     <w:multiLevelType w:val="multilevel"/>
     <w:tmpl w:val="16B80DA4"/>
@@ -22862,7 +21959,7 @@
       </w:rPr>
     </w:lvl>
   </w:abstractNum>
-  <w:abstractNum w:abstractNumId="62" w15:restartNumberingAfterBreak="0">
+  <w:abstractNum w:abstractNumId="63" w15:restartNumberingAfterBreak="0">
     <w:nsid w:val="53C03E13"/>
     <w:multiLevelType w:val="hybridMultilevel"/>
     <w:tmpl w:val="83FCBC06"/>
@@ -22975,7 +22072,7 @@
       </w:rPr>
     </w:lvl>
   </w:abstractNum>
-  <w:abstractNum w:abstractNumId="63" w15:restartNumberingAfterBreak="0">
+  <w:abstractNum w:abstractNumId="64" w15:restartNumberingAfterBreak="0">
     <w:nsid w:val="5A897983"/>
     <w:multiLevelType w:val="multilevel"/>
     <w:tmpl w:val="F05C9280"/>
@@ -23124,7 +22221,7 @@
       </w:rPr>
     </w:lvl>
   </w:abstractNum>
-  <w:abstractNum w:abstractNumId="64" w15:restartNumberingAfterBreak="0">
+  <w:abstractNum w:abstractNumId="65" w15:restartNumberingAfterBreak="0">
     <w:nsid w:val="5DD73975"/>
     <w:multiLevelType w:val="hybridMultilevel"/>
     <w:tmpl w:val="F3C8F606"/>
@@ -23237,7 +22334,7 @@
       </w:rPr>
     </w:lvl>
   </w:abstractNum>
-  <w:abstractNum w:abstractNumId="65" w15:restartNumberingAfterBreak="0">
+  <w:abstractNum w:abstractNumId="66" w15:restartNumberingAfterBreak="0">
     <w:nsid w:val="628566FA"/>
     <w:multiLevelType w:val="multilevel"/>
     <w:tmpl w:val="C576D23C"/>
@@ -23386,7 +22483,7 @@
       </w:rPr>
     </w:lvl>
   </w:abstractNum>
-  <w:abstractNum w:abstractNumId="66" w15:restartNumberingAfterBreak="0">
+  <w:abstractNum w:abstractNumId="67" w15:restartNumberingAfterBreak="0">
     <w:nsid w:val="628F4BF2"/>
     <w:multiLevelType w:val="multilevel"/>
     <w:tmpl w:val="A680F95C"/>
@@ -23535,7 +22632,7 @@
       </w:rPr>
     </w:lvl>
   </w:abstractNum>
-  <w:abstractNum w:abstractNumId="67" w15:restartNumberingAfterBreak="0">
+  <w:abstractNum w:abstractNumId="68" w15:restartNumberingAfterBreak="0">
     <w:nsid w:val="65C91593"/>
     <w:multiLevelType w:val="multilevel"/>
     <w:tmpl w:val="B8C27B96"/>
@@ -23684,7 +22781,7 @@
       </w:rPr>
     </w:lvl>
   </w:abstractNum>
-  <w:abstractNum w:abstractNumId="68" w15:restartNumberingAfterBreak="0">
+  <w:abstractNum w:abstractNumId="69" w15:restartNumberingAfterBreak="0">
     <w:nsid w:val="667B593B"/>
     <w:multiLevelType w:val="multilevel"/>
     <w:tmpl w:val="CE58BC76"/>
@@ -23833,7 +22930,7 @@
       </w:rPr>
     </w:lvl>
   </w:abstractNum>
-  <w:abstractNum w:abstractNumId="69" w15:restartNumberingAfterBreak="0">
+  <w:abstractNum w:abstractNumId="70" w15:restartNumberingAfterBreak="0">
     <w:nsid w:val="69F3676B"/>
     <w:multiLevelType w:val="multilevel"/>
     <w:tmpl w:val="6F324960"/>
@@ -23982,7 +23079,7 @@
       </w:rPr>
     </w:lvl>
   </w:abstractNum>
-  <w:abstractNum w:abstractNumId="70" w15:restartNumberingAfterBreak="0">
+  <w:abstractNum w:abstractNumId="71" w15:restartNumberingAfterBreak="0">
     <w:nsid w:val="6EBE3AC0"/>
     <w:multiLevelType w:val="multilevel"/>
     <w:tmpl w:val="1FFA36AC"/>
@@ -24131,7 +23228,7 @@
       </w:rPr>
     </w:lvl>
   </w:abstractNum>
-  <w:abstractNum w:abstractNumId="71" w15:restartNumberingAfterBreak="0">
+  <w:abstractNum w:abstractNumId="72" w15:restartNumberingAfterBreak="0">
     <w:nsid w:val="6EFD3537"/>
     <w:multiLevelType w:val="multilevel"/>
     <w:tmpl w:val="97C84188"/>
@@ -24280,7 +23377,7 @@
       </w:rPr>
     </w:lvl>
   </w:abstractNum>
-  <w:abstractNum w:abstractNumId="72" w15:restartNumberingAfterBreak="0">
+  <w:abstractNum w:abstractNumId="73" w15:restartNumberingAfterBreak="0">
     <w:nsid w:val="6F322895"/>
     <w:multiLevelType w:val="hybridMultilevel"/>
     <w:tmpl w:val="0E2649FC"/>
@@ -24393,7 +23490,7 @@
       </w:rPr>
     </w:lvl>
   </w:abstractNum>
-  <w:abstractNum w:abstractNumId="73" w15:restartNumberingAfterBreak="0">
+  <w:abstractNum w:abstractNumId="74" w15:restartNumberingAfterBreak="0">
     <w:nsid w:val="6F4737A3"/>
     <w:multiLevelType w:val="multilevel"/>
     <w:tmpl w:val="6EC638F4"/>
@@ -24542,7 +23639,7 @@
       </w:rPr>
     </w:lvl>
   </w:abstractNum>
-  <w:abstractNum w:abstractNumId="74" w15:restartNumberingAfterBreak="0">
+  <w:abstractNum w:abstractNumId="75" w15:restartNumberingAfterBreak="0">
     <w:nsid w:val="71B866B8"/>
     <w:multiLevelType w:val="multilevel"/>
     <w:tmpl w:val="D6A61A68"/>
@@ -24691,7 +23788,7 @@
       </w:rPr>
     </w:lvl>
   </w:abstractNum>
-  <w:abstractNum w:abstractNumId="75" w15:restartNumberingAfterBreak="0">
+  <w:abstractNum w:abstractNumId="76" w15:restartNumberingAfterBreak="0">
     <w:nsid w:val="71FE7096"/>
     <w:multiLevelType w:val="multilevel"/>
     <w:tmpl w:val="DB9A52BE"/>
@@ -24840,7 +23937,7 @@
       </w:rPr>
     </w:lvl>
   </w:abstractNum>
-  <w:abstractNum w:abstractNumId="76" w15:restartNumberingAfterBreak="0">
+  <w:abstractNum w:abstractNumId="77" w15:restartNumberingAfterBreak="0">
     <w:nsid w:val="72601284"/>
     <w:multiLevelType w:val="hybridMultilevel"/>
     <w:tmpl w:val="19AC3094"/>
@@ -24953,7 +24050,7 @@
       </w:rPr>
     </w:lvl>
   </w:abstractNum>
-  <w:abstractNum w:abstractNumId="77" w15:restartNumberingAfterBreak="0">
+  <w:abstractNum w:abstractNumId="78" w15:restartNumberingAfterBreak="0">
     <w:nsid w:val="74D4408F"/>
     <w:multiLevelType w:val="multilevel"/>
     <w:tmpl w:val="C854DE4A"/>
@@ -25102,7 +24199,7 @@
       </w:rPr>
     </w:lvl>
   </w:abstractNum>
-  <w:abstractNum w:abstractNumId="78" w15:restartNumberingAfterBreak="0">
+  <w:abstractNum w:abstractNumId="79" w15:restartNumberingAfterBreak="0">
     <w:nsid w:val="75854F38"/>
     <w:multiLevelType w:val="multilevel"/>
     <w:tmpl w:val="D5CED040"/>
@@ -25251,7 +24348,7 @@
       </w:rPr>
     </w:lvl>
   </w:abstractNum>
-  <w:abstractNum w:abstractNumId="79" w15:restartNumberingAfterBreak="0">
+  <w:abstractNum w:abstractNumId="80" w15:restartNumberingAfterBreak="0">
     <w:nsid w:val="758D06DE"/>
     <w:multiLevelType w:val="multilevel"/>
     <w:tmpl w:val="E59ACD4A"/>
@@ -25400,7 +24497,7 @@
       </w:rPr>
     </w:lvl>
   </w:abstractNum>
-  <w:abstractNum w:abstractNumId="80" w15:restartNumberingAfterBreak="0">
+  <w:abstractNum w:abstractNumId="81" w15:restartNumberingAfterBreak="0">
     <w:nsid w:val="761A133C"/>
     <w:multiLevelType w:val="multilevel"/>
     <w:tmpl w:val="0F382862"/>
@@ -25549,7 +24646,7 @@
       </w:rPr>
     </w:lvl>
   </w:abstractNum>
-  <w:abstractNum w:abstractNumId="81" w15:restartNumberingAfterBreak="0">
+  <w:abstractNum w:abstractNumId="82" w15:restartNumberingAfterBreak="0">
     <w:nsid w:val="76A27D4F"/>
     <w:multiLevelType w:val="multilevel"/>
     <w:tmpl w:val="1D745170"/>
@@ -25698,7 +24795,7 @@
       </w:rPr>
     </w:lvl>
   </w:abstractNum>
-  <w:abstractNum w:abstractNumId="82" w15:restartNumberingAfterBreak="0">
+  <w:abstractNum w:abstractNumId="83" w15:restartNumberingAfterBreak="0">
     <w:nsid w:val="796D1793"/>
     <w:multiLevelType w:val="hybridMultilevel"/>
     <w:tmpl w:val="2938CC24"/>
@@ -25811,7 +24908,7 @@
       </w:rPr>
     </w:lvl>
   </w:abstractNum>
-  <w:abstractNum w:abstractNumId="83" w15:restartNumberingAfterBreak="0">
+  <w:abstractNum w:abstractNumId="84" w15:restartNumberingAfterBreak="0">
     <w:nsid w:val="7A0A2BF8"/>
     <w:multiLevelType w:val="multilevel"/>
     <w:tmpl w:val="139229D4"/>
@@ -25960,7 +25057,7 @@
       </w:rPr>
     </w:lvl>
   </w:abstractNum>
-  <w:abstractNum w:abstractNumId="84" w15:restartNumberingAfterBreak="0">
+  <w:abstractNum w:abstractNumId="85" w15:restartNumberingAfterBreak="0">
     <w:nsid w:val="7A251DB5"/>
     <w:multiLevelType w:val="multilevel"/>
     <w:tmpl w:val="A60243AE"/>
@@ -26109,7 +25206,7 @@
       </w:rPr>
     </w:lvl>
   </w:abstractNum>
-  <w:abstractNum w:abstractNumId="85" w15:restartNumberingAfterBreak="0">
+  <w:abstractNum w:abstractNumId="86" w15:restartNumberingAfterBreak="0">
     <w:nsid w:val="7A2B27BF"/>
     <w:multiLevelType w:val="hybridMultilevel"/>
     <w:tmpl w:val="1B6C6C7E"/>
@@ -26222,7 +25319,7 @@
       </w:rPr>
     </w:lvl>
   </w:abstractNum>
-  <w:abstractNum w:abstractNumId="86" w15:restartNumberingAfterBreak="0">
+  <w:abstractNum w:abstractNumId="87" w15:restartNumberingAfterBreak="0">
     <w:nsid w:val="7C6F0D89"/>
     <w:multiLevelType w:val="multilevel"/>
     <w:tmpl w:val="F3E8C6DA"/>
@@ -26371,7 +25468,7 @@
       </w:rPr>
     </w:lvl>
   </w:abstractNum>
-  <w:abstractNum w:abstractNumId="87" w15:restartNumberingAfterBreak="0">
+  <w:abstractNum w:abstractNumId="88" w15:restartNumberingAfterBreak="0">
     <w:nsid w:val="7CC447D5"/>
     <w:multiLevelType w:val="multilevel"/>
     <w:tmpl w:val="F53EFE4C"/>
@@ -26520,7 +25617,7 @@
       </w:rPr>
     </w:lvl>
   </w:abstractNum>
-  <w:abstractNum w:abstractNumId="88" w15:restartNumberingAfterBreak="0">
+  <w:abstractNum w:abstractNumId="89" w15:restartNumberingAfterBreak="0">
     <w:nsid w:val="7DB559E2"/>
     <w:multiLevelType w:val="hybridMultilevel"/>
     <w:tmpl w:val="7780024C"/>
@@ -26633,7 +25730,7 @@
       </w:rPr>
     </w:lvl>
   </w:abstractNum>
-  <w:abstractNum w:abstractNumId="89" w15:restartNumberingAfterBreak="0">
+  <w:abstractNum w:abstractNumId="90" w15:restartNumberingAfterBreak="0">
     <w:nsid w:val="7E1B2E64"/>
     <w:multiLevelType w:val="hybridMultilevel"/>
     <w:tmpl w:val="E276480E"/>
@@ -26746,7 +25843,7 @@
       </w:rPr>
     </w:lvl>
   </w:abstractNum>
-  <w:abstractNum w:abstractNumId="90" w15:restartNumberingAfterBreak="0">
+  <w:abstractNum w:abstractNumId="91" w15:restartNumberingAfterBreak="0">
     <w:nsid w:val="7F007273"/>
     <w:multiLevelType w:val="multilevel"/>
     <w:tmpl w:val="F4D2AA58"/>
@@ -26896,277 +25993,280 @@
     </w:lvl>
   </w:abstractNum>
   <w:num w:numId="1" w16cid:durableId="448354519">
-    <w:abstractNumId w:val="44"/>
+    <w:abstractNumId w:val="45"/>
   </w:num>
   <w:num w:numId="2" w16cid:durableId="267277991">
     <w:abstractNumId w:val="4"/>
   </w:num>
   <w:num w:numId="3" w16cid:durableId="2100128481">
-    <w:abstractNumId w:val="12"/>
+    <w:abstractNumId w:val="13"/>
   </w:num>
   <w:num w:numId="4" w16cid:durableId="1373382629">
-    <w:abstractNumId w:val="80"/>
+    <w:abstractNumId w:val="81"/>
   </w:num>
   <w:num w:numId="5" w16cid:durableId="1915696360">
+    <w:abstractNumId w:val="55"/>
+  </w:num>
+  <w:num w:numId="6" w16cid:durableId="44070181">
+    <w:abstractNumId w:val="23"/>
+  </w:num>
+  <w:num w:numId="7" w16cid:durableId="493452589">
+    <w:abstractNumId w:val="88"/>
+  </w:num>
+  <w:num w:numId="8" w16cid:durableId="925652620">
+    <w:abstractNumId w:val="72"/>
+  </w:num>
+  <w:num w:numId="9" w16cid:durableId="2105029407">
+    <w:abstractNumId w:val="85"/>
+  </w:num>
+  <w:num w:numId="10" w16cid:durableId="1322386189">
+    <w:abstractNumId w:val="64"/>
+  </w:num>
+  <w:num w:numId="11" w16cid:durableId="1145046778">
+    <w:abstractNumId w:val="41"/>
+  </w:num>
+  <w:num w:numId="12" w16cid:durableId="886575476">
+    <w:abstractNumId w:val="74"/>
+  </w:num>
+  <w:num w:numId="13" w16cid:durableId="434445510">
+    <w:abstractNumId w:val="58"/>
+  </w:num>
+  <w:num w:numId="14" w16cid:durableId="1548566209">
+    <w:abstractNumId w:val="26"/>
+  </w:num>
+  <w:num w:numId="15" w16cid:durableId="981039911">
+    <w:abstractNumId w:val="8"/>
+  </w:num>
+  <w:num w:numId="16" w16cid:durableId="1081374075">
+    <w:abstractNumId w:val="46"/>
+  </w:num>
+  <w:num w:numId="17" w16cid:durableId="1595045529">
+    <w:abstractNumId w:val="15"/>
+  </w:num>
+  <w:num w:numId="18" w16cid:durableId="2018923113">
+    <w:abstractNumId w:val="17"/>
+  </w:num>
+  <w:num w:numId="19" w16cid:durableId="113258773">
+    <w:abstractNumId w:val="52"/>
+  </w:num>
+  <w:num w:numId="20" w16cid:durableId="965312005">
     <w:abstractNumId w:val="54"/>
   </w:num>
-  <w:num w:numId="6" w16cid:durableId="44070181">
-    <w:abstractNumId w:val="22"/>
+  <w:num w:numId="21" w16cid:durableId="343359711">
+    <w:abstractNumId w:val="90"/>
   </w:num>
-  <w:num w:numId="7" w16cid:durableId="493452589">
-    <w:abstractNumId w:val="87"/>
+  <w:num w:numId="22" w16cid:durableId="547838144">
+    <w:abstractNumId w:val="83"/>
   </w:num>
-  <w:num w:numId="8" w16cid:durableId="925652620">
+  <w:num w:numId="23" w16cid:durableId="1031033420">
+    <w:abstractNumId w:val="70"/>
+  </w:num>
+  <w:num w:numId="24" w16cid:durableId="519204185">
+    <w:abstractNumId w:val="34"/>
+  </w:num>
+  <w:num w:numId="25" w16cid:durableId="1706559306">
+    <w:abstractNumId w:val="60"/>
+  </w:num>
+  <w:num w:numId="26" w16cid:durableId="1050305727">
+    <w:abstractNumId w:val="43"/>
+  </w:num>
+  <w:num w:numId="27" w16cid:durableId="1439444620">
+    <w:abstractNumId w:val="53"/>
+  </w:num>
+  <w:num w:numId="28" w16cid:durableId="1831407804">
+    <w:abstractNumId w:val="10"/>
+  </w:num>
+  <w:num w:numId="29" w16cid:durableId="1777367443">
+    <w:abstractNumId w:val="36"/>
+  </w:num>
+  <w:num w:numId="30" w16cid:durableId="479158040">
+    <w:abstractNumId w:val="78"/>
+  </w:num>
+  <w:num w:numId="31" w16cid:durableId="2026666882">
     <w:abstractNumId w:val="71"/>
   </w:num>
-  <w:num w:numId="9" w16cid:durableId="2105029407">
-    <w:abstractNumId w:val="84"/>
+  <w:num w:numId="32" w16cid:durableId="1640843127">
+    <w:abstractNumId w:val="79"/>
   </w:num>
-  <w:num w:numId="10" w16cid:durableId="1322386189">
-    <w:abstractNumId w:val="63"/>
-  </w:num>
-  <w:num w:numId="11" w16cid:durableId="1145046778">
+  <w:num w:numId="33" w16cid:durableId="83958067">
     <w:abstractNumId w:val="40"/>
   </w:num>
-  <w:num w:numId="12" w16cid:durableId="886575476">
-    <w:abstractNumId w:val="73"/>
+  <w:num w:numId="34" w16cid:durableId="1831871160">
+    <w:abstractNumId w:val="76"/>
   </w:num>
-  <w:num w:numId="13" w16cid:durableId="434445510">
+  <w:num w:numId="35" w16cid:durableId="727649376">
+    <w:abstractNumId w:val="38"/>
+  </w:num>
+  <w:num w:numId="36" w16cid:durableId="804392417">
+    <w:abstractNumId w:val="29"/>
+  </w:num>
+  <w:num w:numId="37" w16cid:durableId="2016688023">
     <w:abstractNumId w:val="57"/>
   </w:num>
-  <w:num w:numId="14" w16cid:durableId="1548566209">
-    <w:abstractNumId w:val="25"/>
+  <w:num w:numId="38" w16cid:durableId="174225593">
+    <w:abstractNumId w:val="32"/>
   </w:num>
-  <w:num w:numId="15" w16cid:durableId="981039911">
-    <w:abstractNumId w:val="7"/>
-  </w:num>
-  <w:num w:numId="16" w16cid:durableId="1081374075">
-    <w:abstractNumId w:val="45"/>
-  </w:num>
-  <w:num w:numId="17" w16cid:durableId="1595045529">
-    <w:abstractNumId w:val="14"/>
-  </w:num>
-  <w:num w:numId="18" w16cid:durableId="2018923113">
-    <w:abstractNumId w:val="16"/>
-  </w:num>
-  <w:num w:numId="19" w16cid:durableId="113258773">
-    <w:abstractNumId w:val="51"/>
-  </w:num>
-  <w:num w:numId="20" w16cid:durableId="965312005">
-    <w:abstractNumId w:val="53"/>
-  </w:num>
-  <w:num w:numId="21" w16cid:durableId="343359711">
-    <w:abstractNumId w:val="89"/>
-  </w:num>
-  <w:num w:numId="22" w16cid:durableId="547838144">
-    <w:abstractNumId w:val="82"/>
-  </w:num>
-  <w:num w:numId="23" w16cid:durableId="1031033420">
-    <w:abstractNumId w:val="69"/>
-  </w:num>
-  <w:num w:numId="24" w16cid:durableId="519204185">
-    <w:abstractNumId w:val="33"/>
-  </w:num>
-  <w:num w:numId="25" w16cid:durableId="1706559306">
-    <w:abstractNumId w:val="59"/>
-  </w:num>
-  <w:num w:numId="26" w16cid:durableId="1050305727">
-    <w:abstractNumId w:val="42"/>
-  </w:num>
-  <w:num w:numId="27" w16cid:durableId="1439444620">
-    <w:abstractNumId w:val="52"/>
-  </w:num>
-  <w:num w:numId="28" w16cid:durableId="1831407804">
-    <w:abstractNumId w:val="9"/>
-  </w:num>
-  <w:num w:numId="29" w16cid:durableId="1777367443">
-    <w:abstractNumId w:val="35"/>
-  </w:num>
-  <w:num w:numId="30" w16cid:durableId="479158040">
-    <w:abstractNumId w:val="77"/>
-  </w:num>
-  <w:num w:numId="31" w16cid:durableId="2026666882">
-    <w:abstractNumId w:val="70"/>
-  </w:num>
-  <w:num w:numId="32" w16cid:durableId="1640843127">
-    <w:abstractNumId w:val="78"/>
-  </w:num>
-  <w:num w:numId="33" w16cid:durableId="83958067">
-    <w:abstractNumId w:val="39"/>
-  </w:num>
-  <w:num w:numId="34" w16cid:durableId="1831871160">
-    <w:abstractNumId w:val="75"/>
-  </w:num>
-  <w:num w:numId="35" w16cid:durableId="727649376">
-    <w:abstractNumId w:val="37"/>
-  </w:num>
-  <w:num w:numId="36" w16cid:durableId="804392417">
+  <w:num w:numId="39" w16cid:durableId="1416510578">
     <w:abstractNumId w:val="28"/>
   </w:num>
-  <w:num w:numId="37" w16cid:durableId="2016688023">
-    <w:abstractNumId w:val="56"/>
-  </w:num>
-  <w:num w:numId="38" w16cid:durableId="174225593">
-    <w:abstractNumId w:val="31"/>
-  </w:num>
-  <w:num w:numId="39" w16cid:durableId="1416510578">
-    <w:abstractNumId w:val="27"/>
-  </w:num>
   <w:num w:numId="40" w16cid:durableId="1484666075">
-    <w:abstractNumId w:val="19"/>
+    <w:abstractNumId w:val="20"/>
   </w:num>
   <w:num w:numId="41" w16cid:durableId="844246322">
     <w:abstractNumId w:val="3"/>
   </w:num>
   <w:num w:numId="42" w16cid:durableId="937179671">
-    <w:abstractNumId w:val="11"/>
+    <w:abstractNumId w:val="12"/>
   </w:num>
   <w:num w:numId="43" w16cid:durableId="1671104138">
-    <w:abstractNumId w:val="41"/>
+    <w:abstractNumId w:val="42"/>
   </w:num>
   <w:num w:numId="44" w16cid:durableId="991250543">
-    <w:abstractNumId w:val="18"/>
+    <w:abstractNumId w:val="19"/>
   </w:num>
   <w:num w:numId="45" w16cid:durableId="57870292">
-    <w:abstractNumId w:val="58"/>
+    <w:abstractNumId w:val="59"/>
   </w:num>
   <w:num w:numId="46" w16cid:durableId="1132557770">
-    <w:abstractNumId w:val="90"/>
+    <w:abstractNumId w:val="91"/>
   </w:num>
   <w:num w:numId="47" w16cid:durableId="536357828">
-    <w:abstractNumId w:val="46"/>
+    <w:abstractNumId w:val="47"/>
   </w:num>
   <w:num w:numId="48" w16cid:durableId="604652666">
-    <w:abstractNumId w:val="38"/>
+    <w:abstractNumId w:val="39"/>
   </w:num>
   <w:num w:numId="49" w16cid:durableId="1565608183">
-    <w:abstractNumId w:val="64"/>
+    <w:abstractNumId w:val="65"/>
   </w:num>
   <w:num w:numId="50" w16cid:durableId="1160925032">
+    <w:abstractNumId w:val="22"/>
+  </w:num>
+  <w:num w:numId="51" w16cid:durableId="1074083402">
+    <w:abstractNumId w:val="49"/>
+  </w:num>
+  <w:num w:numId="52" w16cid:durableId="505705463">
+    <w:abstractNumId w:val="31"/>
+  </w:num>
+  <w:num w:numId="53" w16cid:durableId="1442798831">
+    <w:abstractNumId w:val="9"/>
+  </w:num>
+  <w:num w:numId="54" w16cid:durableId="1059288088">
+    <w:abstractNumId w:val="48"/>
+  </w:num>
+  <w:num w:numId="55" w16cid:durableId="1800486562">
+    <w:abstractNumId w:val="33"/>
+  </w:num>
+  <w:num w:numId="56" w16cid:durableId="145174008">
     <w:abstractNumId w:val="21"/>
   </w:num>
-  <w:num w:numId="51" w16cid:durableId="1074083402">
-    <w:abstractNumId w:val="48"/>
-  </w:num>
-  <w:num w:numId="52" w16cid:durableId="505705463">
-    <w:abstractNumId w:val="30"/>
-  </w:num>
-  <w:num w:numId="53" w16cid:durableId="1442798831">
-    <w:abstractNumId w:val="8"/>
-  </w:num>
-  <w:num w:numId="54" w16cid:durableId="1059288088">
-    <w:abstractNumId w:val="47"/>
-  </w:num>
-  <w:num w:numId="55" w16cid:durableId="1800486562">
-    <w:abstractNumId w:val="32"/>
-  </w:num>
-  <w:num w:numId="56" w16cid:durableId="145174008">
-    <w:abstractNumId w:val="20"/>
-  </w:num>
   <w:num w:numId="57" w16cid:durableId="572786032">
-    <w:abstractNumId w:val="26"/>
+    <w:abstractNumId w:val="27"/>
   </w:num>
   <w:num w:numId="58" w16cid:durableId="1153330480">
-    <w:abstractNumId w:val="55"/>
+    <w:abstractNumId w:val="56"/>
   </w:num>
   <w:num w:numId="59" w16cid:durableId="1571041670">
-    <w:abstractNumId w:val="13"/>
+    <w:abstractNumId w:val="14"/>
   </w:num>
   <w:num w:numId="60" w16cid:durableId="1139416074">
-    <w:abstractNumId w:val="36"/>
+    <w:abstractNumId w:val="37"/>
   </w:num>
   <w:num w:numId="61" w16cid:durableId="95058015">
-    <w:abstractNumId w:val="86"/>
+    <w:abstractNumId w:val="87"/>
   </w:num>
   <w:num w:numId="62" w16cid:durableId="326058897">
     <w:abstractNumId w:val="2"/>
   </w:num>
   <w:num w:numId="63" w16cid:durableId="1822691731">
-    <w:abstractNumId w:val="60"/>
+    <w:abstractNumId w:val="61"/>
   </w:num>
   <w:num w:numId="64" w16cid:durableId="491482094">
-    <w:abstractNumId w:val="43"/>
+    <w:abstractNumId w:val="44"/>
   </w:num>
   <w:num w:numId="65" w16cid:durableId="624000986">
     <w:abstractNumId w:val="1"/>
   </w:num>
   <w:num w:numId="66" w16cid:durableId="1185247772">
-    <w:abstractNumId w:val="23"/>
+    <w:abstractNumId w:val="24"/>
   </w:num>
   <w:num w:numId="67" w16cid:durableId="1462265845">
-    <w:abstractNumId w:val="24"/>
+    <w:abstractNumId w:val="25"/>
   </w:num>
   <w:num w:numId="68" w16cid:durableId="39746174">
     <w:abstractNumId w:val="0"/>
   </w:num>
   <w:num w:numId="69" w16cid:durableId="842819424">
-    <w:abstractNumId w:val="74"/>
+    <w:abstractNumId w:val="75"/>
   </w:num>
   <w:num w:numId="70" w16cid:durableId="2118792854">
-    <w:abstractNumId w:val="65"/>
+    <w:abstractNumId w:val="66"/>
   </w:num>
   <w:num w:numId="71" w16cid:durableId="1506017899">
-    <w:abstractNumId w:val="81"/>
+    <w:abstractNumId w:val="82"/>
   </w:num>
   <w:num w:numId="72" w16cid:durableId="1922787855">
-    <w:abstractNumId w:val="66"/>
+    <w:abstractNumId w:val="67"/>
   </w:num>
   <w:num w:numId="73" w16cid:durableId="240912039">
-    <w:abstractNumId w:val="10"/>
+    <w:abstractNumId w:val="11"/>
   </w:num>
   <w:num w:numId="74" w16cid:durableId="2005474240">
-    <w:abstractNumId w:val="49"/>
+    <w:abstractNumId w:val="50"/>
   </w:num>
   <w:num w:numId="75" w16cid:durableId="297106655">
-    <w:abstractNumId w:val="50"/>
+    <w:abstractNumId w:val="51"/>
   </w:num>
   <w:num w:numId="76" w16cid:durableId="1263805218">
+    <w:abstractNumId w:val="69"/>
+  </w:num>
+  <w:num w:numId="77" w16cid:durableId="336930133">
+    <w:abstractNumId w:val="84"/>
+  </w:num>
+  <w:num w:numId="78" w16cid:durableId="1358193180">
     <w:abstractNumId w:val="68"/>
   </w:num>
-  <w:num w:numId="77" w16cid:durableId="336930133">
-    <w:abstractNumId w:val="83"/>
-  </w:num>
-  <w:num w:numId="78" w16cid:durableId="1358193180">
-    <w:abstractNumId w:val="67"/>
-  </w:num>
   <w:num w:numId="79" w16cid:durableId="611593919">
-    <w:abstractNumId w:val="17"/>
+    <w:abstractNumId w:val="18"/>
   </w:num>
   <w:num w:numId="80" w16cid:durableId="968242157">
     <w:abstractNumId w:val="6"/>
   </w:num>
   <w:num w:numId="81" w16cid:durableId="1669598111">
-    <w:abstractNumId w:val="61"/>
+    <w:abstractNumId w:val="62"/>
   </w:num>
   <w:num w:numId="82" w16cid:durableId="729501046">
-    <w:abstractNumId w:val="88"/>
+    <w:abstractNumId w:val="89"/>
   </w:num>
   <w:num w:numId="83" w16cid:durableId="1432243327">
-    <w:abstractNumId w:val="72"/>
+    <w:abstractNumId w:val="73"/>
   </w:num>
   <w:num w:numId="84" w16cid:durableId="1673410959">
-    <w:abstractNumId w:val="62"/>
+    <w:abstractNumId w:val="63"/>
   </w:num>
   <w:num w:numId="85" w16cid:durableId="946810640">
-    <w:abstractNumId w:val="34"/>
+    <w:abstractNumId w:val="35"/>
   </w:num>
   <w:num w:numId="86" w16cid:durableId="1698191965">
-    <w:abstractNumId w:val="76"/>
+    <w:abstractNumId w:val="77"/>
   </w:num>
   <w:num w:numId="87" w16cid:durableId="1235510775">
-    <w:abstractNumId w:val="85"/>
+    <w:abstractNumId w:val="86"/>
   </w:num>
   <w:num w:numId="88" w16cid:durableId="653341763">
-    <w:abstractNumId w:val="15"/>
+    <w:abstractNumId w:val="16"/>
   </w:num>
   <w:num w:numId="89" w16cid:durableId="42798808">
-    <w:abstractNumId w:val="29"/>
+    <w:abstractNumId w:val="30"/>
   </w:num>
   <w:num w:numId="90" w16cid:durableId="942416611">
     <w:abstractNumId w:val="5"/>
   </w:num>
   <w:num w:numId="91" w16cid:durableId="820850216">
-    <w:abstractNumId w:val="79"/>
+    <w:abstractNumId w:val="80"/>
+  </w:num>
+  <w:num w:numId="92" w16cid:durableId="689570362">
+    <w:abstractNumId w:val="7"/>
   </w:num>
   <w:numIdMacAtCleanup w:val="82"/>
 </w:numbering>

--- a/EOD update daily.docx
+++ b/EOD update daily.docx
@@ -13029,6 +13029,128 @@
         <w:t>.</w:t>
       </w:r>
     </w:p>
+    <w:p>
+      <w:r>
+        <w:br w:type="page"/>
+      </w:r>
+    </w:p>
+    <w:p>
+      <w:pPr>
+        <w:pStyle w:val="Heading1"/>
+      </w:pPr>
+      <w:r>
+        <w:rPr>
+          <w:highlight w:val="yellow"/>
+        </w:rPr>
+        <w:lastRenderedPageBreak/>
+        <w:t>July 6 2026 Monday login: 9:07 AM logout: 5:00 PM</w:t>
+      </w:r>
+    </w:p>
+    <w:p>
+      <w:pPr>
+        <w:rPr>
+          <w:b/>
+          <w:bCs/>
+        </w:rPr>
+      </w:pPr>
+      <w:r>
+        <w:rPr>
+          <w:b/>
+          <w:bCs/>
+        </w:rPr>
+        <w:t>Team update:</w:t>
+      </w:r>
+    </w:p>
+    <w:p>
+      <w:pPr>
+        <w:pStyle w:val="ListParagraph"/>
+        <w:numPr>
+          <w:ilvl w:val="0"/>
+          <w:numId w:val="89"/>
+        </w:numPr>
+      </w:pPr>
+      <w:r>
+        <w:t xml:space="preserve">Checked the responsiveness of the Mayou Tech pages and verified they are responsive. </w:t>
+      </w:r>
+    </w:p>
+    <w:p>
+      <w:pPr>
+        <w:pStyle w:val="ListParagraph"/>
+        <w:numPr>
+          <w:ilvl w:val="0"/>
+          <w:numId w:val="89"/>
+        </w:numPr>
+      </w:pPr>
+      <w:r>
+        <w:t xml:space="preserve">Improved responsiveness for the Macstore Overview and Checkout pages. </w:t>
+      </w:r>
+    </w:p>
+    <w:p>
+      <w:pPr>
+        <w:pStyle w:val="ListParagraph"/>
+        <w:numPr>
+          <w:ilvl w:val="0"/>
+          <w:numId w:val="89"/>
+        </w:numPr>
+      </w:pPr>
+      <w:r>
+        <w:t xml:space="preserve">Investigated the Mayou Tech Admin Panel domain not found issue and documented it. </w:t>
+      </w:r>
+    </w:p>
+    <w:p>
+      <w:pPr>
+        <w:pStyle w:val="ListParagraph"/>
+        <w:numPr>
+          <w:ilvl w:val="0"/>
+          <w:numId w:val="89"/>
+        </w:numPr>
+      </w:pPr>
+      <w:r>
+        <w:t xml:space="preserve">Discussed the Blog UI and Get Comments implementation with the team. </w:t>
+      </w:r>
+    </w:p>
+    <w:p>
+      <w:pPr>
+        <w:pStyle w:val="ListParagraph"/>
+        <w:numPr>
+          <w:ilvl w:val="0"/>
+          <w:numId w:val="89"/>
+        </w:numPr>
+      </w:pPr>
+      <w:r>
+        <w:t>Completed the Get Comments UI;</w:t>
+      </w:r>
+      <w:r>
+        <w:t xml:space="preserve"> Post comment</w:t>
+      </w:r>
+      <w:r>
+        <w:t xml:space="preserve"> it still requires testing and bug fixes. </w:t>
+      </w:r>
+    </w:p>
+    <w:p>
+      <w:pPr>
+        <w:pStyle w:val="ListParagraph"/>
+        <w:numPr>
+          <w:ilvl w:val="0"/>
+          <w:numId w:val="89"/>
+        </w:numPr>
+      </w:pPr>
+      <w:r>
+        <w:t xml:space="preserve">Documented identified issues and discussed the next steps with the senior team member for further implementation. </w:t>
+      </w:r>
+    </w:p>
+    <w:p>
+      <w:pPr>
+        <w:pStyle w:val="ListParagraph"/>
+        <w:numPr>
+          <w:ilvl w:val="0"/>
+          <w:numId w:val="89"/>
+        </w:numPr>
+      </w:pPr>
+      <w:r>
+        <w:t>Created and submitted a pull request.</w:t>
+      </w:r>
+    </w:p>
     <w:sectPr>
       <w:pgSz w:w="12240" w:h="15840"/>
       <w:pgMar w:top="1440" w:right="1440" w:bottom="1440" w:left="1440" w:header="720" w:footer="720" w:gutter="0"/>
@@ -22335,6 +22457,119 @@
     </w:lvl>
   </w:abstractNum>
   <w:abstractNum w:abstractNumId="66" w15:restartNumberingAfterBreak="0">
+    <w:nsid w:val="5F5C0D48"/>
+    <w:multiLevelType w:val="hybridMultilevel"/>
+    <w:tmpl w:val="57C8007E"/>
+    <w:lvl w:ilvl="0" w:tplc="04090001">
+      <w:start w:val="1"/>
+      <w:numFmt w:val="bullet"/>
+      <w:lvlText w:val=""/>
+      <w:lvlJc w:val="left"/>
+      <w:pPr>
+        <w:ind w:left="720" w:hanging="360"/>
+      </w:pPr>
+      <w:rPr>
+        <w:rFonts w:ascii="Symbol" w:hAnsi="Symbol" w:hint="default"/>
+      </w:rPr>
+    </w:lvl>
+    <w:lvl w:ilvl="1" w:tplc="04090003" w:tentative="1">
+      <w:start w:val="1"/>
+      <w:numFmt w:val="bullet"/>
+      <w:lvlText w:val="o"/>
+      <w:lvlJc w:val="left"/>
+      <w:pPr>
+        <w:ind w:left="1440" w:hanging="360"/>
+      </w:pPr>
+      <w:rPr>
+        <w:rFonts w:ascii="Courier New" w:hAnsi="Courier New" w:cs="Courier New" w:hint="default"/>
+      </w:rPr>
+    </w:lvl>
+    <w:lvl w:ilvl="2" w:tplc="04090005" w:tentative="1">
+      <w:start w:val="1"/>
+      <w:numFmt w:val="bullet"/>
+      <w:lvlText w:val=""/>
+      <w:lvlJc w:val="left"/>
+      <w:pPr>
+        <w:ind w:left="2160" w:hanging="360"/>
+      </w:pPr>
+      <w:rPr>
+        <w:rFonts w:ascii="Wingdings" w:hAnsi="Wingdings" w:hint="default"/>
+      </w:rPr>
+    </w:lvl>
+    <w:lvl w:ilvl="3" w:tplc="04090001" w:tentative="1">
+      <w:start w:val="1"/>
+      <w:numFmt w:val="bullet"/>
+      <w:lvlText w:val=""/>
+      <w:lvlJc w:val="left"/>
+      <w:pPr>
+        <w:ind w:left="2880" w:hanging="360"/>
+      </w:pPr>
+      <w:rPr>
+        <w:rFonts w:ascii="Symbol" w:hAnsi="Symbol" w:hint="default"/>
+      </w:rPr>
+    </w:lvl>
+    <w:lvl w:ilvl="4" w:tplc="04090003" w:tentative="1">
+      <w:start w:val="1"/>
+      <w:numFmt w:val="bullet"/>
+      <w:lvlText w:val="o"/>
+      <w:lvlJc w:val="left"/>
+      <w:pPr>
+        <w:ind w:left="3600" w:hanging="360"/>
+      </w:pPr>
+      <w:rPr>
+        <w:rFonts w:ascii="Courier New" w:hAnsi="Courier New" w:cs="Courier New" w:hint="default"/>
+      </w:rPr>
+    </w:lvl>
+    <w:lvl w:ilvl="5" w:tplc="04090005" w:tentative="1">
+      <w:start w:val="1"/>
+      <w:numFmt w:val="bullet"/>
+      <w:lvlText w:val=""/>
+      <w:lvlJc w:val="left"/>
+      <w:pPr>
+        <w:ind w:left="4320" w:hanging="360"/>
+      </w:pPr>
+      <w:rPr>
+        <w:rFonts w:ascii="Wingdings" w:hAnsi="Wingdings" w:hint="default"/>
+      </w:rPr>
+    </w:lvl>
+    <w:lvl w:ilvl="6" w:tplc="04090001" w:tentative="1">
+      <w:start w:val="1"/>
+      <w:numFmt w:val="bullet"/>
+      <w:lvlText w:val=""/>
+      <w:lvlJc w:val="left"/>
+      <w:pPr>
+        <w:ind w:left="5040" w:hanging="360"/>
+      </w:pPr>
+      <w:rPr>
+        <w:rFonts w:ascii="Symbol" w:hAnsi="Symbol" w:hint="default"/>
+      </w:rPr>
+    </w:lvl>
+    <w:lvl w:ilvl="7" w:tplc="04090003" w:tentative="1">
+      <w:start w:val="1"/>
+      <w:numFmt w:val="bullet"/>
+      <w:lvlText w:val="o"/>
+      <w:lvlJc w:val="left"/>
+      <w:pPr>
+        <w:ind w:left="5760" w:hanging="360"/>
+      </w:pPr>
+      <w:rPr>
+        <w:rFonts w:ascii="Courier New" w:hAnsi="Courier New" w:cs="Courier New" w:hint="default"/>
+      </w:rPr>
+    </w:lvl>
+    <w:lvl w:ilvl="8" w:tplc="04090005" w:tentative="1">
+      <w:start w:val="1"/>
+      <w:numFmt w:val="bullet"/>
+      <w:lvlText w:val=""/>
+      <w:lvlJc w:val="left"/>
+      <w:pPr>
+        <w:ind w:left="6480" w:hanging="360"/>
+      </w:pPr>
+      <w:rPr>
+        <w:rFonts w:ascii="Wingdings" w:hAnsi="Wingdings" w:hint="default"/>
+      </w:rPr>
+    </w:lvl>
+  </w:abstractNum>
+  <w:abstractNum w:abstractNumId="67" w15:restartNumberingAfterBreak="0">
     <w:nsid w:val="628566FA"/>
     <w:multiLevelType w:val="multilevel"/>
     <w:tmpl w:val="C576D23C"/>
@@ -22483,7 +22718,7 @@
       </w:rPr>
     </w:lvl>
   </w:abstractNum>
-  <w:abstractNum w:abstractNumId="67" w15:restartNumberingAfterBreak="0">
+  <w:abstractNum w:abstractNumId="68" w15:restartNumberingAfterBreak="0">
     <w:nsid w:val="628F4BF2"/>
     <w:multiLevelType w:val="multilevel"/>
     <w:tmpl w:val="A680F95C"/>
@@ -22632,7 +22867,7 @@
       </w:rPr>
     </w:lvl>
   </w:abstractNum>
-  <w:abstractNum w:abstractNumId="68" w15:restartNumberingAfterBreak="0">
+  <w:abstractNum w:abstractNumId="69" w15:restartNumberingAfterBreak="0">
     <w:nsid w:val="65C91593"/>
     <w:multiLevelType w:val="multilevel"/>
     <w:tmpl w:val="B8C27B96"/>
@@ -22781,7 +23016,7 @@
       </w:rPr>
     </w:lvl>
   </w:abstractNum>
-  <w:abstractNum w:abstractNumId="69" w15:restartNumberingAfterBreak="0">
+  <w:abstractNum w:abstractNumId="70" w15:restartNumberingAfterBreak="0">
     <w:nsid w:val="667B593B"/>
     <w:multiLevelType w:val="multilevel"/>
     <w:tmpl w:val="CE58BC76"/>
@@ -22930,7 +23165,7 @@
       </w:rPr>
     </w:lvl>
   </w:abstractNum>
-  <w:abstractNum w:abstractNumId="70" w15:restartNumberingAfterBreak="0">
+  <w:abstractNum w:abstractNumId="71" w15:restartNumberingAfterBreak="0">
     <w:nsid w:val="69F3676B"/>
     <w:multiLevelType w:val="multilevel"/>
     <w:tmpl w:val="6F324960"/>
@@ -23079,7 +23314,7 @@
       </w:rPr>
     </w:lvl>
   </w:abstractNum>
-  <w:abstractNum w:abstractNumId="71" w15:restartNumberingAfterBreak="0">
+  <w:abstractNum w:abstractNumId="72" w15:restartNumberingAfterBreak="0">
     <w:nsid w:val="6EBE3AC0"/>
     <w:multiLevelType w:val="multilevel"/>
     <w:tmpl w:val="1FFA36AC"/>
@@ -23228,7 +23463,7 @@
       </w:rPr>
     </w:lvl>
   </w:abstractNum>
-  <w:abstractNum w:abstractNumId="72" w15:restartNumberingAfterBreak="0">
+  <w:abstractNum w:abstractNumId="73" w15:restartNumberingAfterBreak="0">
     <w:nsid w:val="6EFD3537"/>
     <w:multiLevelType w:val="multilevel"/>
     <w:tmpl w:val="97C84188"/>
@@ -23377,7 +23612,7 @@
       </w:rPr>
     </w:lvl>
   </w:abstractNum>
-  <w:abstractNum w:abstractNumId="73" w15:restartNumberingAfterBreak="0">
+  <w:abstractNum w:abstractNumId="74" w15:restartNumberingAfterBreak="0">
     <w:nsid w:val="6F322895"/>
     <w:multiLevelType w:val="hybridMultilevel"/>
     <w:tmpl w:val="0E2649FC"/>
@@ -23490,7 +23725,7 @@
       </w:rPr>
     </w:lvl>
   </w:abstractNum>
-  <w:abstractNum w:abstractNumId="74" w15:restartNumberingAfterBreak="0">
+  <w:abstractNum w:abstractNumId="75" w15:restartNumberingAfterBreak="0">
     <w:nsid w:val="6F4737A3"/>
     <w:multiLevelType w:val="multilevel"/>
     <w:tmpl w:val="6EC638F4"/>
@@ -23639,7 +23874,7 @@
       </w:rPr>
     </w:lvl>
   </w:abstractNum>
-  <w:abstractNum w:abstractNumId="75" w15:restartNumberingAfterBreak="0">
+  <w:abstractNum w:abstractNumId="76" w15:restartNumberingAfterBreak="0">
     <w:nsid w:val="71B866B8"/>
     <w:multiLevelType w:val="multilevel"/>
     <w:tmpl w:val="D6A61A68"/>
@@ -23788,7 +24023,7 @@
       </w:rPr>
     </w:lvl>
   </w:abstractNum>
-  <w:abstractNum w:abstractNumId="76" w15:restartNumberingAfterBreak="0">
+  <w:abstractNum w:abstractNumId="77" w15:restartNumberingAfterBreak="0">
     <w:nsid w:val="71FE7096"/>
     <w:multiLevelType w:val="multilevel"/>
     <w:tmpl w:val="DB9A52BE"/>
@@ -23937,7 +24172,7 @@
       </w:rPr>
     </w:lvl>
   </w:abstractNum>
-  <w:abstractNum w:abstractNumId="77" w15:restartNumberingAfterBreak="0">
+  <w:abstractNum w:abstractNumId="78" w15:restartNumberingAfterBreak="0">
     <w:nsid w:val="72601284"/>
     <w:multiLevelType w:val="hybridMultilevel"/>
     <w:tmpl w:val="19AC3094"/>
@@ -24050,7 +24285,7 @@
       </w:rPr>
     </w:lvl>
   </w:abstractNum>
-  <w:abstractNum w:abstractNumId="78" w15:restartNumberingAfterBreak="0">
+  <w:abstractNum w:abstractNumId="79" w15:restartNumberingAfterBreak="0">
     <w:nsid w:val="74D4408F"/>
     <w:multiLevelType w:val="multilevel"/>
     <w:tmpl w:val="C854DE4A"/>
@@ -24199,7 +24434,7 @@
       </w:rPr>
     </w:lvl>
   </w:abstractNum>
-  <w:abstractNum w:abstractNumId="79" w15:restartNumberingAfterBreak="0">
+  <w:abstractNum w:abstractNumId="80" w15:restartNumberingAfterBreak="0">
     <w:nsid w:val="75854F38"/>
     <w:multiLevelType w:val="multilevel"/>
     <w:tmpl w:val="D5CED040"/>
@@ -24348,7 +24583,7 @@
       </w:rPr>
     </w:lvl>
   </w:abstractNum>
-  <w:abstractNum w:abstractNumId="80" w15:restartNumberingAfterBreak="0">
+  <w:abstractNum w:abstractNumId="81" w15:restartNumberingAfterBreak="0">
     <w:nsid w:val="758D06DE"/>
     <w:multiLevelType w:val="multilevel"/>
     <w:tmpl w:val="E59ACD4A"/>
@@ -24497,7 +24732,7 @@
       </w:rPr>
     </w:lvl>
   </w:abstractNum>
-  <w:abstractNum w:abstractNumId="81" w15:restartNumberingAfterBreak="0">
+  <w:abstractNum w:abstractNumId="82" w15:restartNumberingAfterBreak="0">
     <w:nsid w:val="761A133C"/>
     <w:multiLevelType w:val="multilevel"/>
     <w:tmpl w:val="0F382862"/>
@@ -24646,7 +24881,7 @@
       </w:rPr>
     </w:lvl>
   </w:abstractNum>
-  <w:abstractNum w:abstractNumId="82" w15:restartNumberingAfterBreak="0">
+  <w:abstractNum w:abstractNumId="83" w15:restartNumberingAfterBreak="0">
     <w:nsid w:val="76A27D4F"/>
     <w:multiLevelType w:val="multilevel"/>
     <w:tmpl w:val="1D745170"/>
@@ -24795,7 +25030,7 @@
       </w:rPr>
     </w:lvl>
   </w:abstractNum>
-  <w:abstractNum w:abstractNumId="83" w15:restartNumberingAfterBreak="0">
+  <w:abstractNum w:abstractNumId="84" w15:restartNumberingAfterBreak="0">
     <w:nsid w:val="796D1793"/>
     <w:multiLevelType w:val="hybridMultilevel"/>
     <w:tmpl w:val="2938CC24"/>
@@ -24908,7 +25143,7 @@
       </w:rPr>
     </w:lvl>
   </w:abstractNum>
-  <w:abstractNum w:abstractNumId="84" w15:restartNumberingAfterBreak="0">
+  <w:abstractNum w:abstractNumId="85" w15:restartNumberingAfterBreak="0">
     <w:nsid w:val="7A0A2BF8"/>
     <w:multiLevelType w:val="multilevel"/>
     <w:tmpl w:val="139229D4"/>
@@ -25057,7 +25292,7 @@
       </w:rPr>
     </w:lvl>
   </w:abstractNum>
-  <w:abstractNum w:abstractNumId="85" w15:restartNumberingAfterBreak="0">
+  <w:abstractNum w:abstractNumId="86" w15:restartNumberingAfterBreak="0">
     <w:nsid w:val="7A251DB5"/>
     <w:multiLevelType w:val="multilevel"/>
     <w:tmpl w:val="A60243AE"/>
@@ -25206,7 +25441,7 @@
       </w:rPr>
     </w:lvl>
   </w:abstractNum>
-  <w:abstractNum w:abstractNumId="86" w15:restartNumberingAfterBreak="0">
+  <w:abstractNum w:abstractNumId="87" w15:restartNumberingAfterBreak="0">
     <w:nsid w:val="7A2B27BF"/>
     <w:multiLevelType w:val="hybridMultilevel"/>
     <w:tmpl w:val="1B6C6C7E"/>
@@ -25319,7 +25554,7 @@
       </w:rPr>
     </w:lvl>
   </w:abstractNum>
-  <w:abstractNum w:abstractNumId="87" w15:restartNumberingAfterBreak="0">
+  <w:abstractNum w:abstractNumId="88" w15:restartNumberingAfterBreak="0">
     <w:nsid w:val="7C6F0D89"/>
     <w:multiLevelType w:val="multilevel"/>
     <w:tmpl w:val="F3E8C6DA"/>
@@ -25468,7 +25703,7 @@
       </w:rPr>
     </w:lvl>
   </w:abstractNum>
-  <w:abstractNum w:abstractNumId="88" w15:restartNumberingAfterBreak="0">
+  <w:abstractNum w:abstractNumId="89" w15:restartNumberingAfterBreak="0">
     <w:nsid w:val="7CC447D5"/>
     <w:multiLevelType w:val="multilevel"/>
     <w:tmpl w:val="F53EFE4C"/>
@@ -25617,7 +25852,7 @@
       </w:rPr>
     </w:lvl>
   </w:abstractNum>
-  <w:abstractNum w:abstractNumId="89" w15:restartNumberingAfterBreak="0">
+  <w:abstractNum w:abstractNumId="90" w15:restartNumberingAfterBreak="0">
     <w:nsid w:val="7DB559E2"/>
     <w:multiLevelType w:val="hybridMultilevel"/>
     <w:tmpl w:val="7780024C"/>
@@ -25730,7 +25965,7 @@
       </w:rPr>
     </w:lvl>
   </w:abstractNum>
-  <w:abstractNum w:abstractNumId="90" w15:restartNumberingAfterBreak="0">
+  <w:abstractNum w:abstractNumId="91" w15:restartNumberingAfterBreak="0">
     <w:nsid w:val="7E1B2E64"/>
     <w:multiLevelType w:val="hybridMultilevel"/>
     <w:tmpl w:val="E276480E"/>
@@ -25843,7 +26078,7 @@
       </w:rPr>
     </w:lvl>
   </w:abstractNum>
-  <w:abstractNum w:abstractNumId="91" w15:restartNumberingAfterBreak="0">
+  <w:abstractNum w:abstractNumId="92" w15:restartNumberingAfterBreak="0">
     <w:nsid w:val="7F007273"/>
     <w:multiLevelType w:val="multilevel"/>
     <w:tmpl w:val="F4D2AA58"/>
@@ -26002,7 +26237,7 @@
     <w:abstractNumId w:val="13"/>
   </w:num>
   <w:num w:numId="4" w16cid:durableId="1373382629">
-    <w:abstractNumId w:val="81"/>
+    <w:abstractNumId w:val="82"/>
   </w:num>
   <w:num w:numId="5" w16cid:durableId="1915696360">
     <w:abstractNumId w:val="55"/>
@@ -26011,13 +26246,13 @@
     <w:abstractNumId w:val="23"/>
   </w:num>
   <w:num w:numId="7" w16cid:durableId="493452589">
-    <w:abstractNumId w:val="88"/>
+    <w:abstractNumId w:val="89"/>
   </w:num>
   <w:num w:numId="8" w16cid:durableId="925652620">
-    <w:abstractNumId w:val="72"/>
+    <w:abstractNumId w:val="73"/>
   </w:num>
   <w:num w:numId="9" w16cid:durableId="2105029407">
-    <w:abstractNumId w:val="85"/>
+    <w:abstractNumId w:val="86"/>
   </w:num>
   <w:num w:numId="10" w16cid:durableId="1322386189">
     <w:abstractNumId w:val="64"/>
@@ -26026,7 +26261,7 @@
     <w:abstractNumId w:val="41"/>
   </w:num>
   <w:num w:numId="12" w16cid:durableId="886575476">
-    <w:abstractNumId w:val="74"/>
+    <w:abstractNumId w:val="75"/>
   </w:num>
   <w:num w:numId="13" w16cid:durableId="434445510">
     <w:abstractNumId w:val="58"/>
@@ -26053,13 +26288,13 @@
     <w:abstractNumId w:val="54"/>
   </w:num>
   <w:num w:numId="21" w16cid:durableId="343359711">
-    <w:abstractNumId w:val="90"/>
+    <w:abstractNumId w:val="91"/>
   </w:num>
   <w:num w:numId="22" w16cid:durableId="547838144">
-    <w:abstractNumId w:val="83"/>
+    <w:abstractNumId w:val="84"/>
   </w:num>
   <w:num w:numId="23" w16cid:durableId="1031033420">
-    <w:abstractNumId w:val="70"/>
+    <w:abstractNumId w:val="71"/>
   </w:num>
   <w:num w:numId="24" w16cid:durableId="519204185">
     <w:abstractNumId w:val="34"/>
@@ -26080,19 +26315,19 @@
     <w:abstractNumId w:val="36"/>
   </w:num>
   <w:num w:numId="30" w16cid:durableId="479158040">
-    <w:abstractNumId w:val="78"/>
+    <w:abstractNumId w:val="79"/>
   </w:num>
   <w:num w:numId="31" w16cid:durableId="2026666882">
-    <w:abstractNumId w:val="71"/>
+    <w:abstractNumId w:val="72"/>
   </w:num>
   <w:num w:numId="32" w16cid:durableId="1640843127">
-    <w:abstractNumId w:val="79"/>
+    <w:abstractNumId w:val="80"/>
   </w:num>
   <w:num w:numId="33" w16cid:durableId="83958067">
     <w:abstractNumId w:val="40"/>
   </w:num>
   <w:num w:numId="34" w16cid:durableId="1831871160">
-    <w:abstractNumId w:val="76"/>
+    <w:abstractNumId w:val="77"/>
   </w:num>
   <w:num w:numId="35" w16cid:durableId="727649376">
     <w:abstractNumId w:val="38"/>
@@ -26128,7 +26363,7 @@
     <w:abstractNumId w:val="59"/>
   </w:num>
   <w:num w:numId="46" w16cid:durableId="1132557770">
-    <w:abstractNumId w:val="91"/>
+    <w:abstractNumId w:val="92"/>
   </w:num>
   <w:num w:numId="47" w16cid:durableId="536357828">
     <w:abstractNumId w:val="47"/>
@@ -26173,7 +26408,7 @@
     <w:abstractNumId w:val="37"/>
   </w:num>
   <w:num w:numId="61" w16cid:durableId="95058015">
-    <w:abstractNumId w:val="87"/>
+    <w:abstractNumId w:val="88"/>
   </w:num>
   <w:num w:numId="62" w16cid:durableId="326058897">
     <w:abstractNumId w:val="2"/>
@@ -26197,16 +26432,16 @@
     <w:abstractNumId w:val="0"/>
   </w:num>
   <w:num w:numId="69" w16cid:durableId="842819424">
-    <w:abstractNumId w:val="75"/>
+    <w:abstractNumId w:val="76"/>
   </w:num>
   <w:num w:numId="70" w16cid:durableId="2118792854">
-    <w:abstractNumId w:val="66"/>
+    <w:abstractNumId w:val="67"/>
   </w:num>
   <w:num w:numId="71" w16cid:durableId="1506017899">
-    <w:abstractNumId w:val="82"/>
+    <w:abstractNumId w:val="83"/>
   </w:num>
   <w:num w:numId="72" w16cid:durableId="1922787855">
-    <w:abstractNumId w:val="67"/>
+    <w:abstractNumId w:val="68"/>
   </w:num>
   <w:num w:numId="73" w16cid:durableId="240912039">
     <w:abstractNumId w:val="11"/>
@@ -26218,13 +26453,13 @@
     <w:abstractNumId w:val="51"/>
   </w:num>
   <w:num w:numId="76" w16cid:durableId="1263805218">
-    <w:abstractNumId w:val="69"/>
+    <w:abstractNumId w:val="70"/>
   </w:num>
   <w:num w:numId="77" w16cid:durableId="336930133">
-    <w:abstractNumId w:val="84"/>
+    <w:abstractNumId w:val="85"/>
   </w:num>
   <w:num w:numId="78" w16cid:durableId="1358193180">
-    <w:abstractNumId w:val="68"/>
+    <w:abstractNumId w:val="69"/>
   </w:num>
   <w:num w:numId="79" w16cid:durableId="611593919">
     <w:abstractNumId w:val="18"/>
@@ -26236,10 +26471,10 @@
     <w:abstractNumId w:val="62"/>
   </w:num>
   <w:num w:numId="82" w16cid:durableId="729501046">
-    <w:abstractNumId w:val="89"/>
+    <w:abstractNumId w:val="90"/>
   </w:num>
   <w:num w:numId="83" w16cid:durableId="1432243327">
-    <w:abstractNumId w:val="73"/>
+    <w:abstractNumId w:val="74"/>
   </w:num>
   <w:num w:numId="84" w16cid:durableId="1673410959">
     <w:abstractNumId w:val="63"/>
@@ -26248,10 +26483,10 @@
     <w:abstractNumId w:val="35"/>
   </w:num>
   <w:num w:numId="86" w16cid:durableId="1698191965">
-    <w:abstractNumId w:val="77"/>
+    <w:abstractNumId w:val="78"/>
   </w:num>
   <w:num w:numId="87" w16cid:durableId="1235510775">
-    <w:abstractNumId w:val="86"/>
+    <w:abstractNumId w:val="87"/>
   </w:num>
   <w:num w:numId="88" w16cid:durableId="653341763">
     <w:abstractNumId w:val="16"/>
@@ -26263,10 +26498,13 @@
     <w:abstractNumId w:val="5"/>
   </w:num>
   <w:num w:numId="91" w16cid:durableId="820850216">
-    <w:abstractNumId w:val="80"/>
+    <w:abstractNumId w:val="81"/>
   </w:num>
   <w:num w:numId="92" w16cid:durableId="689570362">
     <w:abstractNumId w:val="7"/>
+  </w:num>
+  <w:num w:numId="93" w16cid:durableId="1318530843">
+    <w:abstractNumId w:val="66"/>
   </w:num>
   <w:numIdMacAtCleanup w:val="82"/>
 </w:numbering>

--- a/EOD update daily.docx
+++ b/EOD update daily.docx
@@ -13151,6 +13151,269 @@
         <w:t>Created and submitted a pull request.</w:t>
       </w:r>
     </w:p>
+    <w:p>
+      <w:r>
+        <w:br w:type="page"/>
+      </w:r>
+    </w:p>
+    <w:p>
+      <w:pPr>
+        <w:pStyle w:val="Heading1"/>
+      </w:pPr>
+      <w:r>
+        <w:rPr>
+          <w:highlight w:val="yellow"/>
+        </w:rPr>
+        <w:lastRenderedPageBreak/>
+        <w:t xml:space="preserve">July </w:t>
+      </w:r>
+      <w:r>
+        <w:rPr>
+          <w:highlight w:val="yellow"/>
+        </w:rPr>
+        <w:t>7</w:t>
+      </w:r>
+      <w:r>
+        <w:rPr>
+          <w:highlight w:val="yellow"/>
+        </w:rPr>
+        <w:t xml:space="preserve"> 2026 </w:t>
+      </w:r>
+      <w:r>
+        <w:rPr>
+          <w:highlight w:val="yellow"/>
+        </w:rPr>
+        <w:t>Tuesday</w:t>
+      </w:r>
+      <w:r>
+        <w:rPr>
+          <w:highlight w:val="yellow"/>
+        </w:rPr>
+        <w:t xml:space="preserve"> login: </w:t>
+      </w:r>
+      <w:r>
+        <w:rPr>
+          <w:highlight w:val="yellow"/>
+        </w:rPr>
+        <w:t>8</w:t>
+      </w:r>
+      <w:r>
+        <w:rPr>
+          <w:highlight w:val="yellow"/>
+        </w:rPr>
+        <w:t>:</w:t>
+      </w:r>
+      <w:r>
+        <w:rPr>
+          <w:highlight w:val="yellow"/>
+        </w:rPr>
+        <w:t>52</w:t>
+      </w:r>
+      <w:r>
+        <w:rPr>
+          <w:highlight w:val="yellow"/>
+        </w:rPr>
+        <w:t xml:space="preserve"> AM logout: 5:</w:t>
+      </w:r>
+      <w:r>
+        <w:rPr>
+          <w:highlight w:val="yellow"/>
+        </w:rPr>
+        <w:t>40</w:t>
+      </w:r>
+      <w:r>
+        <w:rPr>
+          <w:highlight w:val="yellow"/>
+        </w:rPr>
+        <w:t xml:space="preserve"> PM</w:t>
+      </w:r>
+    </w:p>
+    <w:p>
+      <w:pPr>
+        <w:pStyle w:val="ListParagraph"/>
+        <w:numPr>
+          <w:ilvl w:val="0"/>
+          <w:numId w:val="89"/>
+        </w:numPr>
+      </w:pPr>
+      <w:r>
+        <w:t xml:space="preserve">Attended and listened to the QA </w:t>
+      </w:r>
+      <w:r>
+        <w:t xml:space="preserve">intern </w:t>
+      </w:r>
+      <w:r>
+        <w:t>presentation.</w:t>
+      </w:r>
+    </w:p>
+    <w:p>
+      <w:pPr>
+        <w:pStyle w:val="ListParagraph"/>
+        <w:numPr>
+          <w:ilvl w:val="0"/>
+          <w:numId w:val="89"/>
+        </w:numPr>
+      </w:pPr>
+      <w:r>
+        <w:t>Tested and validated the Blog API. Verified that all API endpoints are functioning correctly.</w:t>
+      </w:r>
+    </w:p>
+    <w:p>
+      <w:pPr>
+        <w:pStyle w:val="ListParagraph"/>
+        <w:numPr>
+          <w:ilvl w:val="0"/>
+          <w:numId w:val="89"/>
+        </w:numPr>
+      </w:pPr>
+      <w:r>
+        <w:t>Discussed the current progress with the senior and provided updates on the system status and identified issues.</w:t>
+      </w:r>
+    </w:p>
+    <w:p>
+      <w:pPr>
+        <w:pStyle w:val="ListParagraph"/>
+        <w:numPr>
+          <w:ilvl w:val="0"/>
+          <w:numId w:val="89"/>
+        </w:numPr>
+      </w:pPr>
+      <w:r>
+        <w:t>Told senior about the current big issue about offer product order and why the issue occur and where might be the problem.</w:t>
+      </w:r>
+    </w:p>
+    <w:p>
+      <w:pPr>
+        <w:pStyle w:val="ListParagraph"/>
+        <w:numPr>
+          <w:ilvl w:val="0"/>
+          <w:numId w:val="89"/>
+        </w:numPr>
+      </w:pPr>
+      <w:r>
+        <w:t>Do Planning the Blog integration system.</w:t>
+      </w:r>
+    </w:p>
+    <w:p>
+      <w:pPr>
+        <w:pStyle w:val="ListParagraph"/>
+        <w:numPr>
+          <w:ilvl w:val="0"/>
+          <w:numId w:val="89"/>
+        </w:numPr>
+      </w:pPr>
+      <w:r>
+        <w:t>Set up and integrated the Blog system into the application.</w:t>
+      </w:r>
+    </w:p>
+    <w:p>
+      <w:pPr>
+        <w:pStyle w:val="ListParagraph"/>
+        <w:numPr>
+          <w:ilvl w:val="0"/>
+          <w:numId w:val="89"/>
+        </w:numPr>
+      </w:pPr>
+      <w:r>
+        <w:t>Verified that blog posts are displaying correctly and that comments can be successfully posted and displayed.</w:t>
+      </w:r>
+    </w:p>
+    <w:p>
+      <w:pPr>
+        <w:pStyle w:val="ListParagraph"/>
+        <w:numPr>
+          <w:ilvl w:val="0"/>
+          <w:numId w:val="89"/>
+        </w:numPr>
+      </w:pPr>
+      <w:r>
+        <w:t>Performed initial cleanup of the implementation. Additional code review and refinement are still required before raising a pull request to the GitHub main branch.</w:t>
+      </w:r>
+    </w:p>
+    <w:p>
+      <w:r>
+        <w:br w:type="page"/>
+      </w:r>
+    </w:p>
+    <w:p>
+      <w:pPr>
+        <w:pStyle w:val="Heading1"/>
+      </w:pPr>
+      <w:r>
+        <w:rPr>
+          <w:highlight w:val="yellow"/>
+        </w:rPr>
+        <w:lastRenderedPageBreak/>
+        <w:t xml:space="preserve">July </w:t>
+      </w:r>
+      <w:r>
+        <w:rPr>
+          <w:highlight w:val="yellow"/>
+        </w:rPr>
+        <w:t>8</w:t>
+      </w:r>
+      <w:r>
+        <w:rPr>
+          <w:highlight w:val="yellow"/>
+        </w:rPr>
+        <w:t xml:space="preserve"> 2026 </w:t>
+      </w:r>
+      <w:r>
+        <w:rPr>
+          <w:highlight w:val="yellow"/>
+        </w:rPr>
+        <w:t>Wednesday</w:t>
+      </w:r>
+      <w:r>
+        <w:rPr>
+          <w:highlight w:val="yellow"/>
+        </w:rPr>
+        <w:t xml:space="preserve"> login:</w:t>
+      </w:r>
+      <w:r>
+        <w:rPr>
+          <w:highlight w:val="yellow"/>
+        </w:rPr>
+        <w:t>9</w:t>
+      </w:r>
+      <w:r>
+        <w:rPr>
+          <w:highlight w:val="yellow"/>
+        </w:rPr>
+        <w:t>:</w:t>
+      </w:r>
+      <w:r>
+        <w:rPr>
+          <w:highlight w:val="yellow"/>
+        </w:rPr>
+        <w:t>09</w:t>
+      </w:r>
+      <w:r>
+        <w:rPr>
+          <w:highlight w:val="yellow"/>
+        </w:rPr>
+        <w:t xml:space="preserve"> AM logout: 5:</w:t>
+      </w:r>
+      <w:r>
+        <w:rPr>
+          <w:highlight w:val="yellow"/>
+        </w:rPr>
+        <w:t>0</w:t>
+      </w:r>
+      <w:r>
+        <w:rPr>
+          <w:highlight w:val="yellow"/>
+        </w:rPr>
+        <w:t>0</w:t>
+      </w:r>
+      <w:r>
+        <w:rPr>
+          <w:highlight w:val="yellow"/>
+        </w:rPr>
+        <w:t xml:space="preserve"> PM</w:t>
+      </w:r>
+    </w:p>
+    <w:p/>
     <w:sectPr>
       <w:pgSz w:w="12240" w:h="15840"/>
       <w:pgMar w:top="1440" w:right="1440" w:bottom="1440" w:left="1440" w:header="720" w:footer="720" w:gutter="0"/>
@@ -17829,6 +18092,119 @@
     </w:lvl>
   </w:abstractNum>
   <w:abstractNum w:abstractNumId="33" w15:restartNumberingAfterBreak="0">
+    <w:nsid w:val="30520254"/>
+    <w:multiLevelType w:val="hybridMultilevel"/>
+    <w:tmpl w:val="20828A9C"/>
+    <w:lvl w:ilvl="0" w:tplc="04090001">
+      <w:start w:val="1"/>
+      <w:numFmt w:val="bullet"/>
+      <w:lvlText w:val=""/>
+      <w:lvlJc w:val="left"/>
+      <w:pPr>
+        <w:ind w:left="720" w:hanging="360"/>
+      </w:pPr>
+      <w:rPr>
+        <w:rFonts w:ascii="Symbol" w:hAnsi="Symbol" w:hint="default"/>
+      </w:rPr>
+    </w:lvl>
+    <w:lvl w:ilvl="1" w:tplc="04090003" w:tentative="1">
+      <w:start w:val="1"/>
+      <w:numFmt w:val="bullet"/>
+      <w:lvlText w:val="o"/>
+      <w:lvlJc w:val="left"/>
+      <w:pPr>
+        <w:ind w:left="1440" w:hanging="360"/>
+      </w:pPr>
+      <w:rPr>
+        <w:rFonts w:ascii="Courier New" w:hAnsi="Courier New" w:cs="Courier New" w:hint="default"/>
+      </w:rPr>
+    </w:lvl>
+    <w:lvl w:ilvl="2" w:tplc="04090005" w:tentative="1">
+      <w:start w:val="1"/>
+      <w:numFmt w:val="bullet"/>
+      <w:lvlText w:val=""/>
+      <w:lvlJc w:val="left"/>
+      <w:pPr>
+        <w:ind w:left="2160" w:hanging="360"/>
+      </w:pPr>
+      <w:rPr>
+        <w:rFonts w:ascii="Wingdings" w:hAnsi="Wingdings" w:hint="default"/>
+      </w:rPr>
+    </w:lvl>
+    <w:lvl w:ilvl="3" w:tplc="04090001" w:tentative="1">
+      <w:start w:val="1"/>
+      <w:numFmt w:val="bullet"/>
+      <w:lvlText w:val=""/>
+      <w:lvlJc w:val="left"/>
+      <w:pPr>
+        <w:ind w:left="2880" w:hanging="360"/>
+      </w:pPr>
+      <w:rPr>
+        <w:rFonts w:ascii="Symbol" w:hAnsi="Symbol" w:hint="default"/>
+      </w:rPr>
+    </w:lvl>
+    <w:lvl w:ilvl="4" w:tplc="04090003" w:tentative="1">
+      <w:start w:val="1"/>
+      <w:numFmt w:val="bullet"/>
+      <w:lvlText w:val="o"/>
+      <w:lvlJc w:val="left"/>
+      <w:pPr>
+        <w:ind w:left="3600" w:hanging="360"/>
+      </w:pPr>
+      <w:rPr>
+        <w:rFonts w:ascii="Courier New" w:hAnsi="Courier New" w:cs="Courier New" w:hint="default"/>
+      </w:rPr>
+    </w:lvl>
+    <w:lvl w:ilvl="5" w:tplc="04090005" w:tentative="1">
+      <w:start w:val="1"/>
+      <w:numFmt w:val="bullet"/>
+      <w:lvlText w:val=""/>
+      <w:lvlJc w:val="left"/>
+      <w:pPr>
+        <w:ind w:left="4320" w:hanging="360"/>
+      </w:pPr>
+      <w:rPr>
+        <w:rFonts w:ascii="Wingdings" w:hAnsi="Wingdings" w:hint="default"/>
+      </w:rPr>
+    </w:lvl>
+    <w:lvl w:ilvl="6" w:tplc="04090001" w:tentative="1">
+      <w:start w:val="1"/>
+      <w:numFmt w:val="bullet"/>
+      <w:lvlText w:val=""/>
+      <w:lvlJc w:val="left"/>
+      <w:pPr>
+        <w:ind w:left="5040" w:hanging="360"/>
+      </w:pPr>
+      <w:rPr>
+        <w:rFonts w:ascii="Symbol" w:hAnsi="Symbol" w:hint="default"/>
+      </w:rPr>
+    </w:lvl>
+    <w:lvl w:ilvl="7" w:tplc="04090003" w:tentative="1">
+      <w:start w:val="1"/>
+      <w:numFmt w:val="bullet"/>
+      <w:lvlText w:val="o"/>
+      <w:lvlJc w:val="left"/>
+      <w:pPr>
+        <w:ind w:left="5760" w:hanging="360"/>
+      </w:pPr>
+      <w:rPr>
+        <w:rFonts w:ascii="Courier New" w:hAnsi="Courier New" w:cs="Courier New" w:hint="default"/>
+      </w:rPr>
+    </w:lvl>
+    <w:lvl w:ilvl="8" w:tplc="04090005" w:tentative="1">
+      <w:start w:val="1"/>
+      <w:numFmt w:val="bullet"/>
+      <w:lvlText w:val=""/>
+      <w:lvlJc w:val="left"/>
+      <w:pPr>
+        <w:ind w:left="6480" w:hanging="360"/>
+      </w:pPr>
+      <w:rPr>
+        <w:rFonts w:ascii="Wingdings" w:hAnsi="Wingdings" w:hint="default"/>
+      </w:rPr>
+    </w:lvl>
+  </w:abstractNum>
+  <w:abstractNum w:abstractNumId="34" w15:restartNumberingAfterBreak="0">
     <w:nsid w:val="30863A82"/>
     <w:multiLevelType w:val="multilevel"/>
     <w:tmpl w:val="7A7664C8"/>
@@ -17977,7 +18353,7 @@
       </w:rPr>
     </w:lvl>
   </w:abstractNum>
-  <w:abstractNum w:abstractNumId="34" w15:restartNumberingAfterBreak="0">
+  <w:abstractNum w:abstractNumId="35" w15:restartNumberingAfterBreak="0">
     <w:nsid w:val="30C41755"/>
     <w:multiLevelType w:val="multilevel"/>
     <w:tmpl w:val="812C0BF0"/>
@@ -18126,7 +18502,7 @@
       </w:rPr>
     </w:lvl>
   </w:abstractNum>
-  <w:abstractNum w:abstractNumId="35" w15:restartNumberingAfterBreak="0">
+  <w:abstractNum w:abstractNumId="36" w15:restartNumberingAfterBreak="0">
     <w:nsid w:val="31B76C7C"/>
     <w:multiLevelType w:val="hybridMultilevel"/>
     <w:tmpl w:val="533CBDFC"/>
@@ -18239,7 +18615,7 @@
       </w:rPr>
     </w:lvl>
   </w:abstractNum>
-  <w:abstractNum w:abstractNumId="36" w15:restartNumberingAfterBreak="0">
+  <w:abstractNum w:abstractNumId="37" w15:restartNumberingAfterBreak="0">
     <w:nsid w:val="329A797C"/>
     <w:multiLevelType w:val="multilevel"/>
     <w:tmpl w:val="DA8EF3C0"/>
@@ -18388,7 +18764,7 @@
       </w:rPr>
     </w:lvl>
   </w:abstractNum>
-  <w:abstractNum w:abstractNumId="37" w15:restartNumberingAfterBreak="0">
+  <w:abstractNum w:abstractNumId="38" w15:restartNumberingAfterBreak="0">
     <w:nsid w:val="33FB5ACC"/>
     <w:multiLevelType w:val="multilevel"/>
     <w:tmpl w:val="1770922E"/>
@@ -18537,7 +18913,7 @@
       </w:rPr>
     </w:lvl>
   </w:abstractNum>
-  <w:abstractNum w:abstractNumId="38" w15:restartNumberingAfterBreak="0">
+  <w:abstractNum w:abstractNumId="39" w15:restartNumberingAfterBreak="0">
     <w:nsid w:val="34B53B68"/>
     <w:multiLevelType w:val="multilevel"/>
     <w:tmpl w:val="75F4A9D8"/>
@@ -18686,7 +19062,7 @@
       </w:rPr>
     </w:lvl>
   </w:abstractNum>
-  <w:abstractNum w:abstractNumId="39" w15:restartNumberingAfterBreak="0">
+  <w:abstractNum w:abstractNumId="40" w15:restartNumberingAfterBreak="0">
     <w:nsid w:val="35082C2D"/>
     <w:multiLevelType w:val="multilevel"/>
     <w:tmpl w:val="00C280E4"/>
@@ -18835,7 +19211,7 @@
       </w:rPr>
     </w:lvl>
   </w:abstractNum>
-  <w:abstractNum w:abstractNumId="40" w15:restartNumberingAfterBreak="0">
+  <w:abstractNum w:abstractNumId="41" w15:restartNumberingAfterBreak="0">
     <w:nsid w:val="351A58D3"/>
     <w:multiLevelType w:val="multilevel"/>
     <w:tmpl w:val="DDA83992"/>
@@ -18984,7 +19360,7 @@
       </w:rPr>
     </w:lvl>
   </w:abstractNum>
-  <w:abstractNum w:abstractNumId="41" w15:restartNumberingAfterBreak="0">
+  <w:abstractNum w:abstractNumId="42" w15:restartNumberingAfterBreak="0">
     <w:nsid w:val="3780706F"/>
     <w:multiLevelType w:val="multilevel"/>
     <w:tmpl w:val="381CDEA8"/>
@@ -19133,7 +19509,7 @@
       </w:rPr>
     </w:lvl>
   </w:abstractNum>
-  <w:abstractNum w:abstractNumId="42" w15:restartNumberingAfterBreak="0">
+  <w:abstractNum w:abstractNumId="43" w15:restartNumberingAfterBreak="0">
     <w:nsid w:val="38F414DA"/>
     <w:multiLevelType w:val="multilevel"/>
     <w:tmpl w:val="2DEAE2BC"/>
@@ -19282,7 +19658,7 @@
       </w:rPr>
     </w:lvl>
   </w:abstractNum>
-  <w:abstractNum w:abstractNumId="43" w15:restartNumberingAfterBreak="0">
+  <w:abstractNum w:abstractNumId="44" w15:restartNumberingAfterBreak="0">
     <w:nsid w:val="392457FE"/>
     <w:multiLevelType w:val="multilevel"/>
     <w:tmpl w:val="DB469F6C"/>
@@ -19431,7 +19807,7 @@
       </w:rPr>
     </w:lvl>
   </w:abstractNum>
-  <w:abstractNum w:abstractNumId="44" w15:restartNumberingAfterBreak="0">
+  <w:abstractNum w:abstractNumId="45" w15:restartNumberingAfterBreak="0">
     <w:nsid w:val="3A923EFF"/>
     <w:multiLevelType w:val="multilevel"/>
     <w:tmpl w:val="F4004242"/>
@@ -19580,7 +19956,7 @@
       </w:rPr>
     </w:lvl>
   </w:abstractNum>
-  <w:abstractNum w:abstractNumId="45" w15:restartNumberingAfterBreak="0">
+  <w:abstractNum w:abstractNumId="46" w15:restartNumberingAfterBreak="0">
     <w:nsid w:val="40460948"/>
     <w:multiLevelType w:val="multilevel"/>
     <w:tmpl w:val="62C49374"/>
@@ -19729,7 +20105,7 @@
       </w:rPr>
     </w:lvl>
   </w:abstractNum>
-  <w:abstractNum w:abstractNumId="46" w15:restartNumberingAfterBreak="0">
+  <w:abstractNum w:abstractNumId="47" w15:restartNumberingAfterBreak="0">
     <w:nsid w:val="413E1D27"/>
     <w:multiLevelType w:val="hybridMultilevel"/>
     <w:tmpl w:val="4F060846"/>
@@ -19842,7 +20218,7 @@
       </w:rPr>
     </w:lvl>
   </w:abstractNum>
-  <w:abstractNum w:abstractNumId="47" w15:restartNumberingAfterBreak="0">
+  <w:abstractNum w:abstractNumId="48" w15:restartNumberingAfterBreak="0">
     <w:nsid w:val="421C74CE"/>
     <w:multiLevelType w:val="multilevel"/>
     <w:tmpl w:val="A6045D7E"/>
@@ -19991,7 +20367,7 @@
       </w:rPr>
     </w:lvl>
   </w:abstractNum>
-  <w:abstractNum w:abstractNumId="48" w15:restartNumberingAfterBreak="0">
+  <w:abstractNum w:abstractNumId="49" w15:restartNumberingAfterBreak="0">
     <w:nsid w:val="42696F10"/>
     <w:multiLevelType w:val="multilevel"/>
     <w:tmpl w:val="27506A40"/>
@@ -20140,7 +20516,7 @@
       </w:rPr>
     </w:lvl>
   </w:abstractNum>
-  <w:abstractNum w:abstractNumId="49" w15:restartNumberingAfterBreak="0">
+  <w:abstractNum w:abstractNumId="50" w15:restartNumberingAfterBreak="0">
     <w:nsid w:val="42AB5966"/>
     <w:multiLevelType w:val="multilevel"/>
     <w:tmpl w:val="CE088554"/>
@@ -20289,7 +20665,7 @@
       </w:rPr>
     </w:lvl>
   </w:abstractNum>
-  <w:abstractNum w:abstractNumId="50" w15:restartNumberingAfterBreak="0">
+  <w:abstractNum w:abstractNumId="51" w15:restartNumberingAfterBreak="0">
     <w:nsid w:val="4529096C"/>
     <w:multiLevelType w:val="hybridMultilevel"/>
     <w:tmpl w:val="FFF85C74"/>
@@ -20401,7 +20777,7 @@
       </w:rPr>
     </w:lvl>
   </w:abstractNum>
-  <w:abstractNum w:abstractNumId="51" w15:restartNumberingAfterBreak="0">
+  <w:abstractNum w:abstractNumId="52" w15:restartNumberingAfterBreak="0">
     <w:nsid w:val="46236874"/>
     <w:multiLevelType w:val="hybridMultilevel"/>
     <w:tmpl w:val="CF56BA42"/>
@@ -20514,7 +20890,7 @@
       </w:rPr>
     </w:lvl>
   </w:abstractNum>
-  <w:abstractNum w:abstractNumId="52" w15:restartNumberingAfterBreak="0">
+  <w:abstractNum w:abstractNumId="53" w15:restartNumberingAfterBreak="0">
     <w:nsid w:val="470C52B7"/>
     <w:multiLevelType w:val="multilevel"/>
     <w:tmpl w:val="DDBACCE6"/>
@@ -20663,7 +21039,7 @@
       </w:rPr>
     </w:lvl>
   </w:abstractNum>
-  <w:abstractNum w:abstractNumId="53" w15:restartNumberingAfterBreak="0">
+  <w:abstractNum w:abstractNumId="54" w15:restartNumberingAfterBreak="0">
     <w:nsid w:val="471B09B3"/>
     <w:multiLevelType w:val="multilevel"/>
     <w:tmpl w:val="A1B2CB16"/>
@@ -20812,7 +21188,7 @@
       </w:rPr>
     </w:lvl>
   </w:abstractNum>
-  <w:abstractNum w:abstractNumId="54" w15:restartNumberingAfterBreak="0">
+  <w:abstractNum w:abstractNumId="55" w15:restartNumberingAfterBreak="0">
     <w:nsid w:val="486B038C"/>
     <w:multiLevelType w:val="hybridMultilevel"/>
     <w:tmpl w:val="8C4A79DA"/>
@@ -20925,7 +21301,7 @@
       </w:rPr>
     </w:lvl>
   </w:abstractNum>
-  <w:abstractNum w:abstractNumId="55" w15:restartNumberingAfterBreak="0">
+  <w:abstractNum w:abstractNumId="56" w15:restartNumberingAfterBreak="0">
     <w:nsid w:val="4888582A"/>
     <w:multiLevelType w:val="multilevel"/>
     <w:tmpl w:val="2A22B8AA"/>
@@ -21074,7 +21450,7 @@
       </w:rPr>
     </w:lvl>
   </w:abstractNum>
-  <w:abstractNum w:abstractNumId="56" w15:restartNumberingAfterBreak="0">
+  <w:abstractNum w:abstractNumId="57" w15:restartNumberingAfterBreak="0">
     <w:nsid w:val="48E0701C"/>
     <w:multiLevelType w:val="multilevel"/>
     <w:tmpl w:val="4FB6510C"/>
@@ -21223,7 +21599,7 @@
       </w:rPr>
     </w:lvl>
   </w:abstractNum>
-  <w:abstractNum w:abstractNumId="57" w15:restartNumberingAfterBreak="0">
+  <w:abstractNum w:abstractNumId="58" w15:restartNumberingAfterBreak="0">
     <w:nsid w:val="4A8D35E4"/>
     <w:multiLevelType w:val="hybridMultilevel"/>
     <w:tmpl w:val="35A2089C"/>
@@ -21336,7 +21712,7 @@
       </w:rPr>
     </w:lvl>
   </w:abstractNum>
-  <w:abstractNum w:abstractNumId="58" w15:restartNumberingAfterBreak="0">
+  <w:abstractNum w:abstractNumId="59" w15:restartNumberingAfterBreak="0">
     <w:nsid w:val="4B8865D9"/>
     <w:multiLevelType w:val="multilevel"/>
     <w:tmpl w:val="238E69C6"/>
@@ -21485,7 +21861,7 @@
       </w:rPr>
     </w:lvl>
   </w:abstractNum>
-  <w:abstractNum w:abstractNumId="59" w15:restartNumberingAfterBreak="0">
+  <w:abstractNum w:abstractNumId="60" w15:restartNumberingAfterBreak="0">
     <w:nsid w:val="4D161459"/>
     <w:multiLevelType w:val="multilevel"/>
     <w:tmpl w:val="C10436FE"/>
@@ -21634,7 +22010,7 @@
       </w:rPr>
     </w:lvl>
   </w:abstractNum>
-  <w:abstractNum w:abstractNumId="60" w15:restartNumberingAfterBreak="0">
+  <w:abstractNum w:abstractNumId="61" w15:restartNumberingAfterBreak="0">
     <w:nsid w:val="4DA44DE1"/>
     <w:multiLevelType w:val="multilevel"/>
     <w:tmpl w:val="EA649872"/>
@@ -21783,7 +22159,7 @@
       </w:rPr>
     </w:lvl>
   </w:abstractNum>
-  <w:abstractNum w:abstractNumId="61" w15:restartNumberingAfterBreak="0">
+  <w:abstractNum w:abstractNumId="62" w15:restartNumberingAfterBreak="0">
     <w:nsid w:val="507F6DDB"/>
     <w:multiLevelType w:val="multilevel"/>
     <w:tmpl w:val="644671D8"/>
@@ -21932,7 +22308,7 @@
       </w:rPr>
     </w:lvl>
   </w:abstractNum>
-  <w:abstractNum w:abstractNumId="62" w15:restartNumberingAfterBreak="0">
+  <w:abstractNum w:abstractNumId="63" w15:restartNumberingAfterBreak="0">
     <w:nsid w:val="5232184E"/>
     <w:multiLevelType w:val="multilevel"/>
     <w:tmpl w:val="16B80DA4"/>
@@ -22081,7 +22457,7 @@
       </w:rPr>
     </w:lvl>
   </w:abstractNum>
-  <w:abstractNum w:abstractNumId="63" w15:restartNumberingAfterBreak="0">
+  <w:abstractNum w:abstractNumId="64" w15:restartNumberingAfterBreak="0">
     <w:nsid w:val="53C03E13"/>
     <w:multiLevelType w:val="hybridMultilevel"/>
     <w:tmpl w:val="83FCBC06"/>
@@ -22194,7 +22570,7 @@
       </w:rPr>
     </w:lvl>
   </w:abstractNum>
-  <w:abstractNum w:abstractNumId="64" w15:restartNumberingAfterBreak="0">
+  <w:abstractNum w:abstractNumId="65" w15:restartNumberingAfterBreak="0">
     <w:nsid w:val="5A897983"/>
     <w:multiLevelType w:val="multilevel"/>
     <w:tmpl w:val="F05C9280"/>
@@ -22343,7 +22719,7 @@
       </w:rPr>
     </w:lvl>
   </w:abstractNum>
-  <w:abstractNum w:abstractNumId="65" w15:restartNumberingAfterBreak="0">
+  <w:abstractNum w:abstractNumId="66" w15:restartNumberingAfterBreak="0">
     <w:nsid w:val="5DD73975"/>
     <w:multiLevelType w:val="hybridMultilevel"/>
     <w:tmpl w:val="F3C8F606"/>
@@ -22456,7 +22832,7 @@
       </w:rPr>
     </w:lvl>
   </w:abstractNum>
-  <w:abstractNum w:abstractNumId="66" w15:restartNumberingAfterBreak="0">
+  <w:abstractNum w:abstractNumId="67" w15:restartNumberingAfterBreak="0">
     <w:nsid w:val="5F5C0D48"/>
     <w:multiLevelType w:val="hybridMultilevel"/>
     <w:tmpl w:val="57C8007E"/>
@@ -22569,7 +22945,7 @@
       </w:rPr>
     </w:lvl>
   </w:abstractNum>
-  <w:abstractNum w:abstractNumId="67" w15:restartNumberingAfterBreak="0">
+  <w:abstractNum w:abstractNumId="68" w15:restartNumberingAfterBreak="0">
     <w:nsid w:val="628566FA"/>
     <w:multiLevelType w:val="multilevel"/>
     <w:tmpl w:val="C576D23C"/>
@@ -22718,7 +23094,7 @@
       </w:rPr>
     </w:lvl>
   </w:abstractNum>
-  <w:abstractNum w:abstractNumId="68" w15:restartNumberingAfterBreak="0">
+  <w:abstractNum w:abstractNumId="69" w15:restartNumberingAfterBreak="0">
     <w:nsid w:val="628F4BF2"/>
     <w:multiLevelType w:val="multilevel"/>
     <w:tmpl w:val="A680F95C"/>
@@ -22867,7 +23243,7 @@
       </w:rPr>
     </w:lvl>
   </w:abstractNum>
-  <w:abstractNum w:abstractNumId="69" w15:restartNumberingAfterBreak="0">
+  <w:abstractNum w:abstractNumId="70" w15:restartNumberingAfterBreak="0">
     <w:nsid w:val="65C91593"/>
     <w:multiLevelType w:val="multilevel"/>
     <w:tmpl w:val="B8C27B96"/>
@@ -23016,7 +23392,7 @@
       </w:rPr>
     </w:lvl>
   </w:abstractNum>
-  <w:abstractNum w:abstractNumId="70" w15:restartNumberingAfterBreak="0">
+  <w:abstractNum w:abstractNumId="71" w15:restartNumberingAfterBreak="0">
     <w:nsid w:val="667B593B"/>
     <w:multiLevelType w:val="multilevel"/>
     <w:tmpl w:val="CE58BC76"/>
@@ -23165,7 +23541,7 @@
       </w:rPr>
     </w:lvl>
   </w:abstractNum>
-  <w:abstractNum w:abstractNumId="71" w15:restartNumberingAfterBreak="0">
+  <w:abstractNum w:abstractNumId="72" w15:restartNumberingAfterBreak="0">
     <w:nsid w:val="69F3676B"/>
     <w:multiLevelType w:val="multilevel"/>
     <w:tmpl w:val="6F324960"/>
@@ -23314,7 +23690,7 @@
       </w:rPr>
     </w:lvl>
   </w:abstractNum>
-  <w:abstractNum w:abstractNumId="72" w15:restartNumberingAfterBreak="0">
+  <w:abstractNum w:abstractNumId="73" w15:restartNumberingAfterBreak="0">
     <w:nsid w:val="6EBE3AC0"/>
     <w:multiLevelType w:val="multilevel"/>
     <w:tmpl w:val="1FFA36AC"/>
@@ -23463,7 +23839,7 @@
       </w:rPr>
     </w:lvl>
   </w:abstractNum>
-  <w:abstractNum w:abstractNumId="73" w15:restartNumberingAfterBreak="0">
+  <w:abstractNum w:abstractNumId="74" w15:restartNumberingAfterBreak="0">
     <w:nsid w:val="6EFD3537"/>
     <w:multiLevelType w:val="multilevel"/>
     <w:tmpl w:val="97C84188"/>
@@ -23612,7 +23988,7 @@
       </w:rPr>
     </w:lvl>
   </w:abstractNum>
-  <w:abstractNum w:abstractNumId="74" w15:restartNumberingAfterBreak="0">
+  <w:abstractNum w:abstractNumId="75" w15:restartNumberingAfterBreak="0">
     <w:nsid w:val="6F322895"/>
     <w:multiLevelType w:val="hybridMultilevel"/>
     <w:tmpl w:val="0E2649FC"/>
@@ -23725,7 +24101,7 @@
       </w:rPr>
     </w:lvl>
   </w:abstractNum>
-  <w:abstractNum w:abstractNumId="75" w15:restartNumberingAfterBreak="0">
+  <w:abstractNum w:abstractNumId="76" w15:restartNumberingAfterBreak="0">
     <w:nsid w:val="6F4737A3"/>
     <w:multiLevelType w:val="multilevel"/>
     <w:tmpl w:val="6EC638F4"/>
@@ -23874,7 +24250,7 @@
       </w:rPr>
     </w:lvl>
   </w:abstractNum>
-  <w:abstractNum w:abstractNumId="76" w15:restartNumberingAfterBreak="0">
+  <w:abstractNum w:abstractNumId="77" w15:restartNumberingAfterBreak="0">
     <w:nsid w:val="71B866B8"/>
     <w:multiLevelType w:val="multilevel"/>
     <w:tmpl w:val="D6A61A68"/>
@@ -24023,7 +24399,7 @@
       </w:rPr>
     </w:lvl>
   </w:abstractNum>
-  <w:abstractNum w:abstractNumId="77" w15:restartNumberingAfterBreak="0">
+  <w:abstractNum w:abstractNumId="78" w15:restartNumberingAfterBreak="0">
     <w:nsid w:val="71FE7096"/>
     <w:multiLevelType w:val="multilevel"/>
     <w:tmpl w:val="DB9A52BE"/>
@@ -24172,7 +24548,7 @@
       </w:rPr>
     </w:lvl>
   </w:abstractNum>
-  <w:abstractNum w:abstractNumId="78" w15:restartNumberingAfterBreak="0">
+  <w:abstractNum w:abstractNumId="79" w15:restartNumberingAfterBreak="0">
     <w:nsid w:val="72601284"/>
     <w:multiLevelType w:val="hybridMultilevel"/>
     <w:tmpl w:val="19AC3094"/>
@@ -24285,7 +24661,7 @@
       </w:rPr>
     </w:lvl>
   </w:abstractNum>
-  <w:abstractNum w:abstractNumId="79" w15:restartNumberingAfterBreak="0">
+  <w:abstractNum w:abstractNumId="80" w15:restartNumberingAfterBreak="0">
     <w:nsid w:val="74D4408F"/>
     <w:multiLevelType w:val="multilevel"/>
     <w:tmpl w:val="C854DE4A"/>
@@ -24434,7 +24810,7 @@
       </w:rPr>
     </w:lvl>
   </w:abstractNum>
-  <w:abstractNum w:abstractNumId="80" w15:restartNumberingAfterBreak="0">
+  <w:abstractNum w:abstractNumId="81" w15:restartNumberingAfterBreak="0">
     <w:nsid w:val="75854F38"/>
     <w:multiLevelType w:val="multilevel"/>
     <w:tmpl w:val="D5CED040"/>
@@ -24583,7 +24959,7 @@
       </w:rPr>
     </w:lvl>
   </w:abstractNum>
-  <w:abstractNum w:abstractNumId="81" w15:restartNumberingAfterBreak="0">
+  <w:abstractNum w:abstractNumId="82" w15:restartNumberingAfterBreak="0">
     <w:nsid w:val="758D06DE"/>
     <w:multiLevelType w:val="multilevel"/>
     <w:tmpl w:val="E59ACD4A"/>
@@ -24732,7 +25108,7 @@
       </w:rPr>
     </w:lvl>
   </w:abstractNum>
-  <w:abstractNum w:abstractNumId="82" w15:restartNumberingAfterBreak="0">
+  <w:abstractNum w:abstractNumId="83" w15:restartNumberingAfterBreak="0">
     <w:nsid w:val="761A133C"/>
     <w:multiLevelType w:val="multilevel"/>
     <w:tmpl w:val="0F382862"/>
@@ -24881,7 +25257,7 @@
       </w:rPr>
     </w:lvl>
   </w:abstractNum>
-  <w:abstractNum w:abstractNumId="83" w15:restartNumberingAfterBreak="0">
+  <w:abstractNum w:abstractNumId="84" w15:restartNumberingAfterBreak="0">
     <w:nsid w:val="76A27D4F"/>
     <w:multiLevelType w:val="multilevel"/>
     <w:tmpl w:val="1D745170"/>
@@ -25030,7 +25406,7 @@
       </w:rPr>
     </w:lvl>
   </w:abstractNum>
-  <w:abstractNum w:abstractNumId="84" w15:restartNumberingAfterBreak="0">
+  <w:abstractNum w:abstractNumId="85" w15:restartNumberingAfterBreak="0">
     <w:nsid w:val="796D1793"/>
     <w:multiLevelType w:val="hybridMultilevel"/>
     <w:tmpl w:val="2938CC24"/>
@@ -25143,7 +25519,7 @@
       </w:rPr>
     </w:lvl>
   </w:abstractNum>
-  <w:abstractNum w:abstractNumId="85" w15:restartNumberingAfterBreak="0">
+  <w:abstractNum w:abstractNumId="86" w15:restartNumberingAfterBreak="0">
     <w:nsid w:val="7A0A2BF8"/>
     <w:multiLevelType w:val="multilevel"/>
     <w:tmpl w:val="139229D4"/>
@@ -25292,7 +25668,7 @@
       </w:rPr>
     </w:lvl>
   </w:abstractNum>
-  <w:abstractNum w:abstractNumId="86" w15:restartNumberingAfterBreak="0">
+  <w:abstractNum w:abstractNumId="87" w15:restartNumberingAfterBreak="0">
     <w:nsid w:val="7A251DB5"/>
     <w:multiLevelType w:val="multilevel"/>
     <w:tmpl w:val="A60243AE"/>
@@ -25441,7 +25817,7 @@
       </w:rPr>
     </w:lvl>
   </w:abstractNum>
-  <w:abstractNum w:abstractNumId="87" w15:restartNumberingAfterBreak="0">
+  <w:abstractNum w:abstractNumId="88" w15:restartNumberingAfterBreak="0">
     <w:nsid w:val="7A2B27BF"/>
     <w:multiLevelType w:val="hybridMultilevel"/>
     <w:tmpl w:val="1B6C6C7E"/>
@@ -25554,7 +25930,7 @@
       </w:rPr>
     </w:lvl>
   </w:abstractNum>
-  <w:abstractNum w:abstractNumId="88" w15:restartNumberingAfterBreak="0">
+  <w:abstractNum w:abstractNumId="89" w15:restartNumberingAfterBreak="0">
     <w:nsid w:val="7C6F0D89"/>
     <w:multiLevelType w:val="multilevel"/>
     <w:tmpl w:val="F3E8C6DA"/>
@@ -25703,7 +26079,7 @@
       </w:rPr>
     </w:lvl>
   </w:abstractNum>
-  <w:abstractNum w:abstractNumId="89" w15:restartNumberingAfterBreak="0">
+  <w:abstractNum w:abstractNumId="90" w15:restartNumberingAfterBreak="0">
     <w:nsid w:val="7CC447D5"/>
     <w:multiLevelType w:val="multilevel"/>
     <w:tmpl w:val="F53EFE4C"/>
@@ -25852,7 +26228,7 @@
       </w:rPr>
     </w:lvl>
   </w:abstractNum>
-  <w:abstractNum w:abstractNumId="90" w15:restartNumberingAfterBreak="0">
+  <w:abstractNum w:abstractNumId="91" w15:restartNumberingAfterBreak="0">
     <w:nsid w:val="7DB559E2"/>
     <w:multiLevelType w:val="hybridMultilevel"/>
     <w:tmpl w:val="7780024C"/>
@@ -25965,7 +26341,7 @@
       </w:rPr>
     </w:lvl>
   </w:abstractNum>
-  <w:abstractNum w:abstractNumId="91" w15:restartNumberingAfterBreak="0">
+  <w:abstractNum w:abstractNumId="92" w15:restartNumberingAfterBreak="0">
     <w:nsid w:val="7E1B2E64"/>
     <w:multiLevelType w:val="hybridMultilevel"/>
     <w:tmpl w:val="E276480E"/>
@@ -26078,7 +26454,7 @@
       </w:rPr>
     </w:lvl>
   </w:abstractNum>
-  <w:abstractNum w:abstractNumId="92" w15:restartNumberingAfterBreak="0">
+  <w:abstractNum w:abstractNumId="93" w15:restartNumberingAfterBreak="0">
     <w:nsid w:val="7F007273"/>
     <w:multiLevelType w:val="multilevel"/>
     <w:tmpl w:val="F4D2AA58"/>
@@ -26228,7 +26604,7 @@
     </w:lvl>
   </w:abstractNum>
   <w:num w:numId="1" w16cid:durableId="448354519">
-    <w:abstractNumId w:val="45"/>
+    <w:abstractNumId w:val="46"/>
   </w:num>
   <w:num w:numId="2" w16cid:durableId="267277991">
     <w:abstractNumId w:val="4"/>
@@ -26237,34 +26613,34 @@
     <w:abstractNumId w:val="13"/>
   </w:num>
   <w:num w:numId="4" w16cid:durableId="1373382629">
-    <w:abstractNumId w:val="82"/>
+    <w:abstractNumId w:val="83"/>
   </w:num>
   <w:num w:numId="5" w16cid:durableId="1915696360">
-    <w:abstractNumId w:val="55"/>
+    <w:abstractNumId w:val="56"/>
   </w:num>
   <w:num w:numId="6" w16cid:durableId="44070181">
     <w:abstractNumId w:val="23"/>
   </w:num>
   <w:num w:numId="7" w16cid:durableId="493452589">
-    <w:abstractNumId w:val="89"/>
+    <w:abstractNumId w:val="90"/>
   </w:num>
   <w:num w:numId="8" w16cid:durableId="925652620">
-    <w:abstractNumId w:val="73"/>
+    <w:abstractNumId w:val="74"/>
   </w:num>
   <w:num w:numId="9" w16cid:durableId="2105029407">
-    <w:abstractNumId w:val="86"/>
+    <w:abstractNumId w:val="87"/>
   </w:num>
   <w:num w:numId="10" w16cid:durableId="1322386189">
-    <w:abstractNumId w:val="64"/>
+    <w:abstractNumId w:val="65"/>
   </w:num>
   <w:num w:numId="11" w16cid:durableId="1145046778">
-    <w:abstractNumId w:val="41"/>
+    <w:abstractNumId w:val="42"/>
   </w:num>
   <w:num w:numId="12" w16cid:durableId="886575476">
-    <w:abstractNumId w:val="75"/>
+    <w:abstractNumId w:val="76"/>
   </w:num>
   <w:num w:numId="13" w16cid:durableId="434445510">
-    <w:abstractNumId w:val="58"/>
+    <w:abstractNumId w:val="59"/>
   </w:num>
   <w:num w:numId="14" w16cid:durableId="1548566209">
     <w:abstractNumId w:val="26"/>
@@ -26273,7 +26649,7 @@
     <w:abstractNumId w:val="8"/>
   </w:num>
   <w:num w:numId="16" w16cid:durableId="1081374075">
-    <w:abstractNumId w:val="46"/>
+    <w:abstractNumId w:val="47"/>
   </w:num>
   <w:num w:numId="17" w16cid:durableId="1595045529">
     <w:abstractNumId w:val="15"/>
@@ -26282,61 +26658,61 @@
     <w:abstractNumId w:val="17"/>
   </w:num>
   <w:num w:numId="19" w16cid:durableId="113258773">
-    <w:abstractNumId w:val="52"/>
+    <w:abstractNumId w:val="53"/>
   </w:num>
   <w:num w:numId="20" w16cid:durableId="965312005">
-    <w:abstractNumId w:val="54"/>
+    <w:abstractNumId w:val="55"/>
   </w:num>
   <w:num w:numId="21" w16cid:durableId="343359711">
-    <w:abstractNumId w:val="91"/>
+    <w:abstractNumId w:val="92"/>
   </w:num>
   <w:num w:numId="22" w16cid:durableId="547838144">
-    <w:abstractNumId w:val="84"/>
+    <w:abstractNumId w:val="85"/>
   </w:num>
   <w:num w:numId="23" w16cid:durableId="1031033420">
-    <w:abstractNumId w:val="71"/>
+    <w:abstractNumId w:val="72"/>
   </w:num>
   <w:num w:numId="24" w16cid:durableId="519204185">
-    <w:abstractNumId w:val="34"/>
+    <w:abstractNumId w:val="35"/>
   </w:num>
   <w:num w:numId="25" w16cid:durableId="1706559306">
-    <w:abstractNumId w:val="60"/>
+    <w:abstractNumId w:val="61"/>
   </w:num>
   <w:num w:numId="26" w16cid:durableId="1050305727">
-    <w:abstractNumId w:val="43"/>
+    <w:abstractNumId w:val="44"/>
   </w:num>
   <w:num w:numId="27" w16cid:durableId="1439444620">
-    <w:abstractNumId w:val="53"/>
+    <w:abstractNumId w:val="54"/>
   </w:num>
   <w:num w:numId="28" w16cid:durableId="1831407804">
     <w:abstractNumId w:val="10"/>
   </w:num>
   <w:num w:numId="29" w16cid:durableId="1777367443">
-    <w:abstractNumId w:val="36"/>
+    <w:abstractNumId w:val="37"/>
   </w:num>
   <w:num w:numId="30" w16cid:durableId="479158040">
-    <w:abstractNumId w:val="79"/>
+    <w:abstractNumId w:val="80"/>
   </w:num>
   <w:num w:numId="31" w16cid:durableId="2026666882">
-    <w:abstractNumId w:val="72"/>
+    <w:abstractNumId w:val="73"/>
   </w:num>
   <w:num w:numId="32" w16cid:durableId="1640843127">
-    <w:abstractNumId w:val="80"/>
+    <w:abstractNumId w:val="81"/>
   </w:num>
   <w:num w:numId="33" w16cid:durableId="83958067">
-    <w:abstractNumId w:val="40"/>
+    <w:abstractNumId w:val="41"/>
   </w:num>
   <w:num w:numId="34" w16cid:durableId="1831871160">
-    <w:abstractNumId w:val="77"/>
+    <w:abstractNumId w:val="78"/>
   </w:num>
   <w:num w:numId="35" w16cid:durableId="727649376">
-    <w:abstractNumId w:val="38"/>
+    <w:abstractNumId w:val="39"/>
   </w:num>
   <w:num w:numId="36" w16cid:durableId="804392417">
     <w:abstractNumId w:val="29"/>
   </w:num>
   <w:num w:numId="37" w16cid:durableId="2016688023">
-    <w:abstractNumId w:val="57"/>
+    <w:abstractNumId w:val="58"/>
   </w:num>
   <w:num w:numId="38" w16cid:durableId="174225593">
     <w:abstractNumId w:val="32"/>
@@ -26354,31 +26730,31 @@
     <w:abstractNumId w:val="12"/>
   </w:num>
   <w:num w:numId="43" w16cid:durableId="1671104138">
-    <w:abstractNumId w:val="42"/>
+    <w:abstractNumId w:val="43"/>
   </w:num>
   <w:num w:numId="44" w16cid:durableId="991250543">
     <w:abstractNumId w:val="19"/>
   </w:num>
   <w:num w:numId="45" w16cid:durableId="57870292">
-    <w:abstractNumId w:val="59"/>
+    <w:abstractNumId w:val="60"/>
   </w:num>
   <w:num w:numId="46" w16cid:durableId="1132557770">
-    <w:abstractNumId w:val="92"/>
+    <w:abstractNumId w:val="93"/>
   </w:num>
   <w:num w:numId="47" w16cid:durableId="536357828">
-    <w:abstractNumId w:val="47"/>
+    <w:abstractNumId w:val="48"/>
   </w:num>
   <w:num w:numId="48" w16cid:durableId="604652666">
-    <w:abstractNumId w:val="39"/>
+    <w:abstractNumId w:val="40"/>
   </w:num>
   <w:num w:numId="49" w16cid:durableId="1565608183">
-    <w:abstractNumId w:val="65"/>
+    <w:abstractNumId w:val="66"/>
   </w:num>
   <w:num w:numId="50" w16cid:durableId="1160925032">
     <w:abstractNumId w:val="22"/>
   </w:num>
   <w:num w:numId="51" w16cid:durableId="1074083402">
-    <w:abstractNumId w:val="49"/>
+    <w:abstractNumId w:val="50"/>
   </w:num>
   <w:num w:numId="52" w16cid:durableId="505705463">
     <w:abstractNumId w:val="31"/>
@@ -26387,10 +26763,10 @@
     <w:abstractNumId w:val="9"/>
   </w:num>
   <w:num w:numId="54" w16cid:durableId="1059288088">
-    <w:abstractNumId w:val="48"/>
+    <w:abstractNumId w:val="49"/>
   </w:num>
   <w:num w:numId="55" w16cid:durableId="1800486562">
-    <w:abstractNumId w:val="33"/>
+    <w:abstractNumId w:val="34"/>
   </w:num>
   <w:num w:numId="56" w16cid:durableId="145174008">
     <w:abstractNumId w:val="21"/>
@@ -26399,25 +26775,25 @@
     <w:abstractNumId w:val="27"/>
   </w:num>
   <w:num w:numId="58" w16cid:durableId="1153330480">
-    <w:abstractNumId w:val="56"/>
+    <w:abstractNumId w:val="57"/>
   </w:num>
   <w:num w:numId="59" w16cid:durableId="1571041670">
     <w:abstractNumId w:val="14"/>
   </w:num>
   <w:num w:numId="60" w16cid:durableId="1139416074">
-    <w:abstractNumId w:val="37"/>
+    <w:abstractNumId w:val="38"/>
   </w:num>
   <w:num w:numId="61" w16cid:durableId="95058015">
-    <w:abstractNumId w:val="88"/>
+    <w:abstractNumId w:val="89"/>
   </w:num>
   <w:num w:numId="62" w16cid:durableId="326058897">
     <w:abstractNumId w:val="2"/>
   </w:num>
   <w:num w:numId="63" w16cid:durableId="1822691731">
-    <w:abstractNumId w:val="61"/>
+    <w:abstractNumId w:val="62"/>
   </w:num>
   <w:num w:numId="64" w16cid:durableId="491482094">
-    <w:abstractNumId w:val="44"/>
+    <w:abstractNumId w:val="45"/>
   </w:num>
   <w:num w:numId="65" w16cid:durableId="624000986">
     <w:abstractNumId w:val="1"/>
@@ -26432,34 +26808,34 @@
     <w:abstractNumId w:val="0"/>
   </w:num>
   <w:num w:numId="69" w16cid:durableId="842819424">
-    <w:abstractNumId w:val="76"/>
+    <w:abstractNumId w:val="77"/>
   </w:num>
   <w:num w:numId="70" w16cid:durableId="2118792854">
-    <w:abstractNumId w:val="67"/>
+    <w:abstractNumId w:val="68"/>
   </w:num>
   <w:num w:numId="71" w16cid:durableId="1506017899">
-    <w:abstractNumId w:val="83"/>
+    <w:abstractNumId w:val="84"/>
   </w:num>
   <w:num w:numId="72" w16cid:durableId="1922787855">
-    <w:abstractNumId w:val="68"/>
+    <w:abstractNumId w:val="69"/>
   </w:num>
   <w:num w:numId="73" w16cid:durableId="240912039">
     <w:abstractNumId w:val="11"/>
   </w:num>
   <w:num w:numId="74" w16cid:durableId="2005474240">
-    <w:abstractNumId w:val="50"/>
+    <w:abstractNumId w:val="51"/>
   </w:num>
   <w:num w:numId="75" w16cid:durableId="297106655">
-    <w:abstractNumId w:val="51"/>
+    <w:abstractNumId w:val="52"/>
   </w:num>
   <w:num w:numId="76" w16cid:durableId="1263805218">
-    <w:abstractNumId w:val="70"/>
+    <w:abstractNumId w:val="71"/>
   </w:num>
   <w:num w:numId="77" w16cid:durableId="336930133">
-    <w:abstractNumId w:val="85"/>
+    <w:abstractNumId w:val="86"/>
   </w:num>
   <w:num w:numId="78" w16cid:durableId="1358193180">
-    <w:abstractNumId w:val="69"/>
+    <w:abstractNumId w:val="70"/>
   </w:num>
   <w:num w:numId="79" w16cid:durableId="611593919">
     <w:abstractNumId w:val="18"/>
@@ -26468,25 +26844,25 @@
     <w:abstractNumId w:val="6"/>
   </w:num>
   <w:num w:numId="81" w16cid:durableId="1669598111">
-    <w:abstractNumId w:val="62"/>
+    <w:abstractNumId w:val="63"/>
   </w:num>
   <w:num w:numId="82" w16cid:durableId="729501046">
-    <w:abstractNumId w:val="90"/>
+    <w:abstractNumId w:val="91"/>
   </w:num>
   <w:num w:numId="83" w16cid:durableId="1432243327">
-    <w:abstractNumId w:val="74"/>
+    <w:abstractNumId w:val="75"/>
   </w:num>
   <w:num w:numId="84" w16cid:durableId="1673410959">
-    <w:abstractNumId w:val="63"/>
+    <w:abstractNumId w:val="64"/>
   </w:num>
   <w:num w:numId="85" w16cid:durableId="946810640">
-    <w:abstractNumId w:val="35"/>
+    <w:abstractNumId w:val="36"/>
   </w:num>
   <w:num w:numId="86" w16cid:durableId="1698191965">
-    <w:abstractNumId w:val="78"/>
+    <w:abstractNumId w:val="79"/>
   </w:num>
   <w:num w:numId="87" w16cid:durableId="1235510775">
-    <w:abstractNumId w:val="87"/>
+    <w:abstractNumId w:val="88"/>
   </w:num>
   <w:num w:numId="88" w16cid:durableId="653341763">
     <w:abstractNumId w:val="16"/>
@@ -26498,13 +26874,16 @@
     <w:abstractNumId w:val="5"/>
   </w:num>
   <w:num w:numId="91" w16cid:durableId="820850216">
-    <w:abstractNumId w:val="81"/>
+    <w:abstractNumId w:val="82"/>
   </w:num>
   <w:num w:numId="92" w16cid:durableId="689570362">
     <w:abstractNumId w:val="7"/>
   </w:num>
   <w:num w:numId="93" w16cid:durableId="1318530843">
-    <w:abstractNumId w:val="66"/>
+    <w:abstractNumId w:val="67"/>
+  </w:num>
+  <w:num w:numId="94" w16cid:durableId="912815289">
+    <w:abstractNumId w:val="33"/>
   </w:num>
   <w:numIdMacAtCleanup w:val="82"/>
 </w:numbering>

--- a/EOD update daily.docx
+++ b/EOD update daily.docx
@@ -18,12 +18,36 @@
     </w:p>
     <w:p>
       <w:r>
-        <w:t>Basic Overview to progressive web app (pwa) theory</w:t>
-      </w:r>
-    </w:p>
-    <w:p>
-      <w:r>
-        <w:t>Office CMS: javascript bug fixes Invoice, leave approvals, leave Report naming fix, Date issue javascript fix in attendance and attendance records.</w:t>
+        <w:t>Basic Overview to progressive web app (</w:t>
+      </w:r>
+      <w:proofErr w:type="spellStart"/>
+      <w:r>
+        <w:t>pwa</w:t>
+      </w:r>
+      <w:proofErr w:type="spellEnd"/>
+      <w:r>
+        <w:t>) theory</w:t>
+      </w:r>
+    </w:p>
+    <w:p>
+      <w:r>
+        <w:t xml:space="preserve">Office CMS: </w:t>
+      </w:r>
+      <w:proofErr w:type="spellStart"/>
+      <w:r>
+        <w:t>javascript</w:t>
+      </w:r>
+      <w:proofErr w:type="spellEnd"/>
+      <w:r>
+        <w:t xml:space="preserve"> bug fixes Invoice, leave approvals, leave Report naming fix, Date issue </w:t>
+      </w:r>
+      <w:proofErr w:type="spellStart"/>
+      <w:r>
+        <w:t>javascript</w:t>
+      </w:r>
+      <w:proofErr w:type="spellEnd"/>
+      <w:r>
+        <w:t xml:space="preserve"> fix in attendance and attendance records.</w:t>
       </w:r>
     </w:p>
     <w:p>
@@ -53,7 +77,23 @@
         </w:rPr>
       </w:pPr>
       <w:r>
-        <w:t>Learn about MVC pattern, Study pr request and create pr request in gihub after code pushed, Calander bug fixes CSS and javascripts in leave request, dashboard, leave approvals code base review and fix, test the system manually creating dummy data, merge the branch.</w:t>
+        <w:t xml:space="preserve">Learn about MVC pattern, Study pr request and create pr request in </w:t>
+      </w:r>
+      <w:proofErr w:type="spellStart"/>
+      <w:r>
+        <w:t>gihub</w:t>
+      </w:r>
+      <w:proofErr w:type="spellEnd"/>
+      <w:r>
+        <w:t xml:space="preserve"> after code pushed, Calander bug fixes CSS and </w:t>
+      </w:r>
+      <w:proofErr w:type="spellStart"/>
+      <w:r>
+        <w:t>javascripts</w:t>
+      </w:r>
+      <w:proofErr w:type="spellEnd"/>
+      <w:r>
+        <w:t xml:space="preserve"> in leave request, dashboard, leave approvals code base review and fix, test the system manually creating dummy data, merge the branch.</w:t>
       </w:r>
       <w:r>
         <w:rPr>
@@ -144,8 +184,13 @@
           <w:tab w:val="num" w:pos="1080"/>
         </w:tabs>
       </w:pPr>
-      <w:r>
-        <w:t xml:space="preserve">page.tsx </w:t>
+      <w:proofErr w:type="spellStart"/>
+      <w:r>
+        <w:t>page.tsx</w:t>
+      </w:r>
+      <w:proofErr w:type="spellEnd"/>
+      <w:r>
+        <w:t xml:space="preserve"> </w:t>
       </w:r>
     </w:p>
     <w:p>
@@ -159,8 +204,13 @@
           <w:tab w:val="num" w:pos="1080"/>
         </w:tabs>
       </w:pPr>
-      <w:r>
-        <w:t xml:space="preserve">FeaturedProductRail.tsx </w:t>
+      <w:proofErr w:type="spellStart"/>
+      <w:r>
+        <w:t>FeaturedProductRail.tsx</w:t>
+      </w:r>
+      <w:proofErr w:type="spellEnd"/>
+      <w:r>
+        <w:t xml:space="preserve"> </w:t>
       </w:r>
     </w:p>
     <w:p>
@@ -174,8 +224,13 @@
           <w:tab w:val="num" w:pos="1080"/>
         </w:tabs>
       </w:pPr>
-      <w:r>
-        <w:t xml:space="preserve">BlogSlider.tsx </w:t>
+      <w:proofErr w:type="spellStart"/>
+      <w:r>
+        <w:t>BlogSlider.tsx</w:t>
+      </w:r>
+      <w:proofErr w:type="spellEnd"/>
+      <w:r>
+        <w:t xml:space="preserve"> </w:t>
       </w:r>
     </w:p>
     <w:p>
@@ -189,8 +244,13 @@
           <w:tab w:val="num" w:pos="1080"/>
         </w:tabs>
       </w:pPr>
-      <w:r>
-        <w:t xml:space="preserve">LatestTechInsight.tsx </w:t>
+      <w:proofErr w:type="spellStart"/>
+      <w:r>
+        <w:t>LatestTechInsight.tsx</w:t>
+      </w:r>
+      <w:proofErr w:type="spellEnd"/>
+      <w:r>
+        <w:t xml:space="preserve"> </w:t>
       </w:r>
     </w:p>
     <w:p>
@@ -205,7 +265,15 @@
         </w:tabs>
       </w:pPr>
       <w:r>
-        <w:t xml:space="preserve">feature-home-product.tsx </w:t>
+        <w:t>feature-home-</w:t>
+      </w:r>
+      <w:proofErr w:type="spellStart"/>
+      <w:r>
+        <w:t>product.tsx</w:t>
+      </w:r>
+      <w:proofErr w:type="spellEnd"/>
+      <w:r>
+        <w:t xml:space="preserve"> </w:t>
       </w:r>
     </w:p>
     <w:p>
@@ -412,7 +480,23 @@
         </w:tabs>
       </w:pPr>
       <w:r>
-        <w:t xml:space="preserve">Implemented cart support updates in productDetailClient.ts and cart-context.tsx </w:t>
+        <w:t xml:space="preserve">Implemented cart support updates in </w:t>
+      </w:r>
+      <w:proofErr w:type="spellStart"/>
+      <w:r>
+        <w:t>productDetailClient.ts</w:t>
+      </w:r>
+      <w:proofErr w:type="spellEnd"/>
+      <w:r>
+        <w:t xml:space="preserve"> and cart-</w:t>
+      </w:r>
+      <w:proofErr w:type="spellStart"/>
+      <w:r>
+        <w:t>context.tsx</w:t>
+      </w:r>
+      <w:proofErr w:type="spellEnd"/>
+      <w:r>
+        <w:t xml:space="preserve"> </w:t>
       </w:r>
     </w:p>
     <w:p>
@@ -617,7 +701,15 @@
         </w:tabs>
       </w:pPr>
       <w:r>
-        <w:t>Security setup using bcrypt &amp; JWT</w:t>
+        <w:t xml:space="preserve">Security setup using </w:t>
+      </w:r>
+      <w:proofErr w:type="spellStart"/>
+      <w:r>
+        <w:t>bcrypt</w:t>
+      </w:r>
+      <w:proofErr w:type="spellEnd"/>
+      <w:r>
+        <w:t xml:space="preserve"> &amp; JWT</w:t>
       </w:r>
     </w:p>
     <w:p>
@@ -632,12 +724,22 @@
       <w:r>
         <w:t xml:space="preserve">- </w:t>
       </w:r>
-      <w:r>
-        <w:t>api-client.ts created API calls and login integration</w:t>
-      </w:r>
-      <w:r>
-        <w:t xml:space="preserve"> – LoginForm.tsx</w:t>
-      </w:r>
+      <w:proofErr w:type="spellStart"/>
+      <w:r>
+        <w:t>api-client.ts</w:t>
+      </w:r>
+      <w:proofErr w:type="spellEnd"/>
+      <w:r>
+        <w:t xml:space="preserve"> created API calls and login integration</w:t>
+      </w:r>
+      <w:r>
+        <w:t xml:space="preserve"> – </w:t>
+      </w:r>
+      <w:proofErr w:type="spellStart"/>
+      <w:r>
+        <w:t>LoginForm.tsx</w:t>
+      </w:r>
+      <w:proofErr w:type="spellEnd"/>
     </w:p>
     <w:p>
       <w:r>
@@ -713,7 +815,15 @@
         </w:tabs>
       </w:pPr>
       <w:r>
-        <w:t>Set up Cloudinary base upload/delete logic</w:t>
+        <w:t xml:space="preserve">Set up </w:t>
+      </w:r>
+      <w:proofErr w:type="spellStart"/>
+      <w:r>
+        <w:t>Cloudinary</w:t>
+      </w:r>
+      <w:proofErr w:type="spellEnd"/>
+      <w:r>
+        <w:t xml:space="preserve"> base upload/delete logic</w:t>
       </w:r>
     </w:p>
     <w:p>
@@ -758,7 +868,15 @@
         </w:tabs>
       </w:pPr>
       <w:r>
-        <w:t>Configured Multer upload middleware (multer.js)</w:t>
+        <w:t xml:space="preserve">Configured </w:t>
+      </w:r>
+      <w:proofErr w:type="spellStart"/>
+      <w:r>
+        <w:t>Multer</w:t>
+      </w:r>
+      <w:proofErr w:type="spellEnd"/>
+      <w:r>
+        <w:t xml:space="preserve"> upload middleware (multer.js)</w:t>
       </w:r>
     </w:p>
     <w:p>
@@ -863,7 +981,15 @@
         </w:tabs>
       </w:pPr>
       <w:r>
-        <w:t>Fixed role return type issue</w:t>
+        <w:t xml:space="preserve">Fixed role </w:t>
+      </w:r>
+      <w:proofErr w:type="gramStart"/>
+      <w:r>
+        <w:t>return</w:t>
+      </w:r>
+      <w:proofErr w:type="gramEnd"/>
+      <w:r>
+        <w:t xml:space="preserve"> type issue</w:t>
       </w:r>
     </w:p>
     <w:p>
@@ -938,7 +1064,15 @@
         </w:tabs>
       </w:pPr>
       <w:r>
-        <w:t>Added image upload handling using Cloudinary CDN flow</w:t>
+        <w:t xml:space="preserve">Added image upload handling using </w:t>
+      </w:r>
+      <w:proofErr w:type="spellStart"/>
+      <w:r>
+        <w:t>Cloudinary</w:t>
+      </w:r>
+      <w:proofErr w:type="spellEnd"/>
+      <w:r>
+        <w:t xml:space="preserve"> CDN flow</w:t>
       </w:r>
     </w:p>
     <w:p>
@@ -1169,7 +1303,15 @@
         </w:tabs>
       </w:pPr>
       <w:r>
-        <w:t xml:space="preserve">Designed and documented APIs using Swagger/OpenAPI for better endpoint visualization, testing, and maintainability. </w:t>
+        <w:t>Designed and documented APIs using Swagger/</w:t>
+      </w:r>
+      <w:proofErr w:type="spellStart"/>
+      <w:r>
+        <w:t>OpenAPI</w:t>
+      </w:r>
+      <w:proofErr w:type="spellEnd"/>
+      <w:r>
+        <w:t xml:space="preserve"> for better endpoint visualization, testing, and maintainability. </w:t>
       </w:r>
     </w:p>
     <w:p>
@@ -1404,8 +1546,21 @@
         <w:spacing w:line="360" w:lineRule="auto"/>
       </w:pPr>
       <w:r>
-        <w:t>Updated related files including ProductDetailClient.tsx and CollectionAddToCartButton.tsx</w:t>
-      </w:r>
+        <w:t xml:space="preserve">Updated related files including </w:t>
+      </w:r>
+      <w:proofErr w:type="spellStart"/>
+      <w:r>
+        <w:t>ProductDetailClient.tsx</w:t>
+      </w:r>
+      <w:proofErr w:type="spellEnd"/>
+      <w:r>
+        <w:t xml:space="preserve"> and </w:t>
+      </w:r>
+      <w:proofErr w:type="spellStart"/>
+      <w:r>
+        <w:t>CollectionAddToCartButton.tsx</w:t>
+      </w:r>
+      <w:proofErr w:type="spellEnd"/>
     </w:p>
     <w:p>
       <w:pPr>
@@ -1517,12 +1672,26 @@
           <w:highlight w:val="yellow"/>
         </w:rPr>
         <w:lastRenderedPageBreak/>
-        <w:t>May: 17 2025 login:8:55 | logout:</w:t>
-      </w:r>
+        <w:t xml:space="preserve">May: 17 2025 </w:t>
+      </w:r>
+      <w:proofErr w:type="gramStart"/>
       <w:r>
         <w:rPr>
           <w:highlight w:val="yellow"/>
         </w:rPr>
+        <w:t>login:8:55</w:t>
+      </w:r>
+      <w:proofErr w:type="gramEnd"/>
+      <w:r>
+        <w:rPr>
+          <w:highlight w:val="yellow"/>
+        </w:rPr>
+        <w:t xml:space="preserve"> | logout:</w:t>
+      </w:r>
+      <w:r>
+        <w:rPr>
+          <w:highlight w:val="yellow"/>
+        </w:rPr>
         <w:t xml:space="preserve"> 5:00</w:t>
       </w:r>
     </w:p>
@@ -1536,7 +1705,23 @@
         <w:spacing w:line="360" w:lineRule="auto"/>
       </w:pPr>
       <w:r>
-        <w:t xml:space="preserve">Improved responsiveness of the reusable product collection layout by updating CollectionFilters.tsx and collections/page.tsx. </w:t>
+        <w:t xml:space="preserve">Improved responsiveness of the reusable product collection layout by updating </w:t>
+      </w:r>
+      <w:proofErr w:type="spellStart"/>
+      <w:r>
+        <w:t>CollectionFilters.tsx</w:t>
+      </w:r>
+      <w:proofErr w:type="spellEnd"/>
+      <w:r>
+        <w:t xml:space="preserve"> and collections/</w:t>
+      </w:r>
+      <w:proofErr w:type="spellStart"/>
+      <w:r>
+        <w:t>page.tsx</w:t>
+      </w:r>
+      <w:proofErr w:type="spellEnd"/>
+      <w:r>
+        <w:t xml:space="preserve">. </w:t>
       </w:r>
     </w:p>
     <w:p>
@@ -1650,12 +1835,19 @@
         <w:rPr>
           <w:highlight w:val="yellow"/>
         </w:rPr>
-        <w:t xml:space="preserve"> login:</w:t>
-      </w:r>
+        <w:t xml:space="preserve"> </w:t>
+      </w:r>
+      <w:proofErr w:type="gramStart"/>
       <w:r>
         <w:rPr>
           <w:highlight w:val="yellow"/>
         </w:rPr>
+        <w:t>login:</w:t>
+      </w:r>
+      <w:r>
+        <w:rPr>
+          <w:highlight w:val="yellow"/>
+        </w:rPr>
         <w:t>9</w:t>
       </w:r>
       <w:r>
@@ -1676,6 +1868,7 @@
         </w:rPr>
         <w:t>3</w:t>
       </w:r>
+      <w:proofErr w:type="gramEnd"/>
       <w:r>
         <w:rPr>
           <w:highlight w:val="yellow"/>
@@ -1690,7 +1883,39 @@
     </w:p>
     <w:p>
       <w:r>
-        <w:t>Currently, the product grid only renders product data (offer_price: 0, is_offer: false), while the actual discount information exists separately in /api/offers. Because of this, the offer name is visible (from offerNameMap or the offers endpoint), but the discounted price and SALE logic are not synced correctly in the UI.</w:t>
+        <w:t>Currently, the product grid only renders product data (</w:t>
+      </w:r>
+      <w:proofErr w:type="spellStart"/>
+      <w:r>
+        <w:t>offer_price</w:t>
+      </w:r>
+      <w:proofErr w:type="spellEnd"/>
+      <w:r>
+        <w:t xml:space="preserve">: 0, </w:t>
+      </w:r>
+      <w:proofErr w:type="spellStart"/>
+      <w:r>
+        <w:t>is_offer</w:t>
+      </w:r>
+      <w:proofErr w:type="spellEnd"/>
+      <w:r>
+        <w:t>: false), while the actual discount information exists separately in /</w:t>
+      </w:r>
+      <w:proofErr w:type="spellStart"/>
+      <w:r>
+        <w:t>api</w:t>
+      </w:r>
+      <w:proofErr w:type="spellEnd"/>
+      <w:r>
+        <w:t xml:space="preserve">/offers. Because of this, the offer name is visible (from </w:t>
+      </w:r>
+      <w:proofErr w:type="spellStart"/>
+      <w:r>
+        <w:t>offerNameMap</w:t>
+      </w:r>
+      <w:proofErr w:type="spellEnd"/>
+      <w:r>
+        <w:t xml:space="preserve"> or the offers endpoint), but the discounted price and SALE logic are not synced correctly in the UI.</w:t>
       </w:r>
     </w:p>
     <w:p>
@@ -1777,12 +2002,19 @@
         <w:rPr>
           <w:highlight w:val="yellow"/>
         </w:rPr>
-        <w:t xml:space="preserve"> login:</w:t>
-      </w:r>
+        <w:t xml:space="preserve"> </w:t>
+      </w:r>
+      <w:proofErr w:type="gramStart"/>
       <w:r>
         <w:rPr>
           <w:highlight w:val="yellow"/>
         </w:rPr>
+        <w:t>login:</w:t>
+      </w:r>
+      <w:r>
+        <w:rPr>
+          <w:highlight w:val="yellow"/>
+        </w:rPr>
         <w:t>9</w:t>
       </w:r>
       <w:r>
@@ -1797,6 +2029,7 @@
         </w:rPr>
         <w:t>40</w:t>
       </w:r>
+      <w:proofErr w:type="gramEnd"/>
       <w:r>
         <w:rPr>
           <w:highlight w:val="yellow"/>
@@ -1812,7 +2045,15 @@
         <w:t>Toast message</w:t>
       </w:r>
       <w:r>
-        <w:t xml:space="preserve"> Integration in Auth (mactstore):</w:t>
+        <w:t xml:space="preserve"> Integration in Auth (</w:t>
+      </w:r>
+      <w:proofErr w:type="spellStart"/>
+      <w:r>
+        <w:t>mactstore</w:t>
+      </w:r>
+      <w:proofErr w:type="spellEnd"/>
+      <w:r>
+        <w:t>):</w:t>
       </w:r>
     </w:p>
     <w:p>
@@ -1840,11 +2081,32 @@
       </w:r>
       <w:r>
         <w:br/>
-        <w:t>• Analyzed authentication-related frontend files including LoginForm.tsx and Layout.tsx</w:t>
-      </w:r>
+        <w:t xml:space="preserve">• Analyzed authentication-related frontend files including </w:t>
+      </w:r>
+      <w:proofErr w:type="spellStart"/>
+      <w:r>
+        <w:t>LoginForm.tsx</w:t>
+      </w:r>
+      <w:proofErr w:type="spellEnd"/>
+      <w:r>
+        <w:t xml:space="preserve"> and </w:t>
+      </w:r>
+      <w:proofErr w:type="spellStart"/>
+      <w:r>
+        <w:t>Layout.tsx</w:t>
+      </w:r>
+      <w:proofErr w:type="spellEnd"/>
       <w:r>
         <w:br/>
-        <w:t>• Found missing validation issues in RegisterForm.tsx during review</w:t>
+        <w:t xml:space="preserve">• Found missing validation issues in </w:t>
+      </w:r>
+      <w:proofErr w:type="spellStart"/>
+      <w:r>
+        <w:t>RegisterForm.tsx</w:t>
+      </w:r>
+      <w:proofErr w:type="spellEnd"/>
+      <w:r>
+        <w:t xml:space="preserve"> during review</w:t>
       </w:r>
       <w:r>
         <w:br/>
@@ -1862,8 +2124,13 @@
       </w:r>
       <w:r>
         <w:br/>
-        <w:t>• Implemented toast messages and fixed validation issues in RegisterForm.tsx</w:t>
-      </w:r>
+        <w:t xml:space="preserve">• Implemented toast messages and fixed validation issues in </w:t>
+      </w:r>
+      <w:proofErr w:type="spellStart"/>
+      <w:r>
+        <w:t>RegisterForm.tsx</w:t>
+      </w:r>
+      <w:proofErr w:type="spellEnd"/>
     </w:p>
     <w:p>
       <w:pPr>
@@ -1990,7 +2257,15 @@
         </w:numPr>
       </w:pPr>
       <w:r>
-        <w:t xml:space="preserve">Integrated getCategories API to fetch parent and child categories dynamically </w:t>
+        <w:t xml:space="preserve">Integrated </w:t>
+      </w:r>
+      <w:proofErr w:type="spellStart"/>
+      <w:r>
+        <w:t>getCategories</w:t>
+      </w:r>
+      <w:proofErr w:type="spellEnd"/>
+      <w:r>
+        <w:t xml:space="preserve"> API to fetch parent and child categories dynamically </w:t>
       </w:r>
     </w:p>
     <w:p>
@@ -2002,11 +2277,32 @@
         </w:numPr>
       </w:pPr>
       <w:r>
-        <w:t xml:space="preserve">Updated CollectionFilter.tsx and collections/page.tsx </w:t>
+        <w:t xml:space="preserve">Updated </w:t>
+      </w:r>
+      <w:proofErr w:type="spellStart"/>
+      <w:r>
+        <w:t>CollectionFilter.tsx</w:t>
+      </w:r>
+      <w:proofErr w:type="spellEnd"/>
+      <w:r>
+        <w:t xml:space="preserve"> and </w:t>
+      </w:r>
+      <w:proofErr w:type="gramStart"/>
+      <w:r>
+        <w:t>collections/</w:t>
+      </w:r>
+      <w:proofErr w:type="spellStart"/>
+      <w:r>
+        <w:t>page.tsx</w:t>
+      </w:r>
+      <w:proofErr w:type="spellEnd"/>
+      <w:r>
+        <w:t xml:space="preserve"> </w:t>
       </w:r>
       <w:r>
         <w:t xml:space="preserve"> file</w:t>
       </w:r>
+      <w:proofErr w:type="gramEnd"/>
     </w:p>
     <w:p>
       <w:pPr>
@@ -2099,7 +2395,15 @@
         </w:tabs>
       </w:pPr>
       <w:r>
-        <w:t xml:space="preserve">Created OffersContext to fetch offers globally </w:t>
+        <w:t xml:space="preserve">Created </w:t>
+      </w:r>
+      <w:proofErr w:type="spellStart"/>
+      <w:r>
+        <w:t>OffersContext</w:t>
+      </w:r>
+      <w:proofErr w:type="spellEnd"/>
+      <w:r>
+        <w:t xml:space="preserve"> to fetch offers globally </w:t>
       </w:r>
     </w:p>
     <w:p>
@@ -2114,7 +2418,23 @@
         </w:tabs>
       </w:pPr>
       <w:r>
-        <w:t xml:space="preserve">Added useOfferForProduct(productId) hook </w:t>
+        <w:t xml:space="preserve">Added </w:t>
+      </w:r>
+      <w:proofErr w:type="spellStart"/>
+      <w:r>
+        <w:t>useOfferForProduct</w:t>
+      </w:r>
+      <w:proofErr w:type="spellEnd"/>
+      <w:r>
+        <w:t>(</w:t>
+      </w:r>
+      <w:proofErr w:type="spellStart"/>
+      <w:r>
+        <w:t>productId</w:t>
+      </w:r>
+      <w:proofErr w:type="spellEnd"/>
+      <w:r>
+        <w:t xml:space="preserve">) hook </w:t>
       </w:r>
     </w:p>
     <w:p>
@@ -2431,10 +2751,21 @@
         <w:rPr>
           <w:highlight w:val="yellow"/>
         </w:rPr>
-        <w:t xml:space="preserve"> 2026</w:t>
-      </w:r>
-      <w:r>
-        <w:t xml:space="preserve"> : Monday login: 9:03</w:t>
+        <w:t xml:space="preserve"> </w:t>
+      </w:r>
+      <w:proofErr w:type="gramStart"/>
+      <w:r>
+        <w:rPr>
+          <w:highlight w:val="yellow"/>
+        </w:rPr>
+        <w:t>2026</w:t>
+      </w:r>
+      <w:r>
+        <w:t xml:space="preserve"> :</w:t>
+      </w:r>
+      <w:proofErr w:type="gramEnd"/>
+      <w:r>
+        <w:t xml:space="preserve"> Monday login: 9:03</w:t>
       </w:r>
       <w:r>
         <w:t xml:space="preserve"> am</w:t>
@@ -2460,7 +2791,15 @@
         </w:numPr>
       </w:pPr>
       <w:r>
-        <w:t>Fixed issue where Quantity Selector was not being applied correctly—only 1 item was being added to the cart regardless of selected quantity. Root cause was qty not being properly passed to cart logic; ensured qty is correctly forwarded in both Add to Cart and Buy It Now flows. Also fixed Buy It Now pricing inconsistency by aligning it with Add to Cart pricing logic, ensuring offer price is correctly applied from the same calculation source in ProductDetailClient.tsx.</w:t>
+        <w:t xml:space="preserve">Fixed issue where Quantity Selector was not being applied correctly—only 1 item was being added to the cart regardless of selected quantity. Root cause was qty not being properly passed to cart logic; ensured qty is correctly forwarded in both Add to Cart and Buy It Now flows. Also fixed Buy It Now pricing inconsistency by aligning it with Add to Cart pricing logic, ensuring offer price is correctly applied from the same calculation source in </w:t>
+      </w:r>
+      <w:proofErr w:type="spellStart"/>
+      <w:r>
+        <w:t>ProductDetailClient.tsx</w:t>
+      </w:r>
+      <w:proofErr w:type="spellEnd"/>
+      <w:r>
+        <w:t>.</w:t>
       </w:r>
     </w:p>
     <w:p>
@@ -2472,7 +2811,15 @@
         </w:numPr>
       </w:pPr>
       <w:r>
-        <w:t xml:space="preserve">Analyzed MacStore project and identified a minor slider scroll issue along with some responsiveness issues on dashboard and a few pages, mainly on larger screen devices. </w:t>
+        <w:t xml:space="preserve">Analyzed </w:t>
+      </w:r>
+      <w:proofErr w:type="spellStart"/>
+      <w:r>
+        <w:t>MacStore</w:t>
+      </w:r>
+      <w:proofErr w:type="spellEnd"/>
+      <w:r>
+        <w:t xml:space="preserve"> project and identified a minor slider scroll issue along with some responsiveness issues on dashboard and a few pages, mainly on larger screen devices. </w:t>
       </w:r>
     </w:p>
     <w:p>
@@ -2546,7 +2893,15 @@
       </w:pPr>
       <w:r>
         <w:lastRenderedPageBreak/>
-        <w:t>May 26 2026: Tuesday login: 9:15 am logout:5:00 pm</w:t>
+        <w:t xml:space="preserve">May 26 2026: Tuesday login: 9:15 am </w:t>
+      </w:r>
+      <w:proofErr w:type="gramStart"/>
+      <w:r>
+        <w:t>logout:5:00</w:t>
+      </w:r>
+      <w:proofErr w:type="gramEnd"/>
+      <w:r>
+        <w:t xml:space="preserve"> pm</w:t>
       </w:r>
     </w:p>
     <w:p>
@@ -2572,8 +2927,13 @@
         <w:t>All issues are resolved, and the section is now fully responsive with smooth scrolling, stable auto-slide on touch devices, and correctly positioned navigation buttons.</w:t>
       </w:r>
       <w:r>
-        <w:t xml:space="preserve"> Chances made in NewLaunchesClient.tsx</w:t>
-      </w:r>
+        <w:t xml:space="preserve"> Chances made in </w:t>
+      </w:r>
+      <w:proofErr w:type="spellStart"/>
+      <w:r>
+        <w:t>NewLaunchesClient.tsx</w:t>
+      </w:r>
+      <w:proofErr w:type="spellEnd"/>
     </w:p>
     <w:p>
       <w:pPr>
@@ -2601,7 +2961,21 @@
           <w:highlight w:val="yellow"/>
         </w:rPr>
         <w:lastRenderedPageBreak/>
-        <w:t>May 27 2026: login:9:01 logout:5:00</w:t>
+        <w:t xml:space="preserve">May 27 2026: </w:t>
+      </w:r>
+      <w:proofErr w:type="gramStart"/>
+      <w:r>
+        <w:rPr>
+          <w:highlight w:val="yellow"/>
+        </w:rPr>
+        <w:t>login:9:01</w:t>
+      </w:r>
+      <w:proofErr w:type="gramEnd"/>
+      <w:r>
+        <w:rPr>
+          <w:highlight w:val="yellow"/>
+        </w:rPr>
+        <w:t xml:space="preserve"> logout:5:00</w:t>
       </w:r>
     </w:p>
     <w:p>
@@ -2618,19 +2992,43 @@
         </w:numPr>
       </w:pPr>
       <w:r>
-        <w:t>Worked on making the user dashboard responsive across mobile/tablet devices. Updated AccountDashboardClient.tsx and verified everything is working fine across screen sizes.</w:t>
+        <w:t xml:space="preserve">Worked on making the user dashboard responsive across mobile/tablet devices. Updated </w:t>
+      </w:r>
+      <w:proofErr w:type="spellStart"/>
+      <w:r>
+        <w:t>AccountDashboardClient.tsx</w:t>
+      </w:r>
+      <w:proofErr w:type="spellEnd"/>
+      <w:r>
+        <w:t xml:space="preserve"> and verified everything is working fine across screen sizes.</w:t>
       </w:r>
       <w:r>
         <w:t xml:space="preserve"> </w:t>
       </w:r>
       <w:r>
-        <w:t>While working on this, noticed we are building most layouts from scratch instead of reusing the existing AccountLayout.tsx component (currently used in Orders, Wishlist, Notifications, Personal Info, etc.).</w:t>
+        <w:t xml:space="preserve">While working on this, noticed we are building most layouts from scratch instead of reusing the existing </w:t>
+      </w:r>
+      <w:proofErr w:type="spellStart"/>
+      <w:r>
+        <w:t>AccountLayout.tsx</w:t>
+      </w:r>
+      <w:proofErr w:type="spellEnd"/>
+      <w:r>
+        <w:t xml:space="preserve"> component (currently used in Orders, Wishlist, Notifications, Personal Info, etc.).</w:t>
       </w:r>
       <w:r>
         <w:t xml:space="preserve"> </w:t>
       </w:r>
       <w:r>
-        <w:t>Current implementation is stable and no issues found, but for a cleaner long-term responsive solution we may eventually need to refactor AccountLayout.tsx and reuse it for dashboard-related layouts as well, since adding sidebar responsiveness later would require additional refactoring effort.</w:t>
+        <w:t xml:space="preserve">Current implementation is stable and no issues found, but for a cleaner long-term responsive solution we may eventually need to refactor </w:t>
+      </w:r>
+      <w:proofErr w:type="spellStart"/>
+      <w:r>
+        <w:t>AccountLayout.tsx</w:t>
+      </w:r>
+      <w:proofErr w:type="spellEnd"/>
+      <w:r>
+        <w:t xml:space="preserve"> and reuse it for dashboard-related layouts as well, since adding sidebar responsiveness later would require additional refactoring effort.</w:t>
       </w:r>
     </w:p>
     <w:p>
@@ -2671,7 +3069,21 @@
           <w:highlight w:val="yellow"/>
         </w:rPr>
         <w:lastRenderedPageBreak/>
-        <w:t>May 28 2026 login:8:50pm logout: 5:00pm</w:t>
+        <w:t xml:space="preserve">May 28 2026 </w:t>
+      </w:r>
+      <w:proofErr w:type="gramStart"/>
+      <w:r>
+        <w:rPr>
+          <w:highlight w:val="yellow"/>
+        </w:rPr>
+        <w:t>login:8:50</w:t>
+      </w:r>
+      <w:proofErr w:type="gramEnd"/>
+      <w:r>
+        <w:rPr>
+          <w:highlight w:val="yellow"/>
+        </w:rPr>
+        <w:t>pm logout: 5:00pm</w:t>
       </w:r>
     </w:p>
     <w:p>
@@ -2842,8 +3254,13 @@
           <w:tab w:val="num" w:pos="1800"/>
         </w:tabs>
       </w:pPr>
-      <w:r>
-        <w:t>useEffect dependency/state synchronization issue.</w:t>
+      <w:proofErr w:type="spellStart"/>
+      <w:r>
+        <w:t>useEffect</w:t>
+      </w:r>
+      <w:proofErr w:type="spellEnd"/>
+      <w:r>
+        <w:t xml:space="preserve"> dependency/state synchronization issue.</w:t>
       </w:r>
     </w:p>
     <w:p>
@@ -3030,8 +3447,13 @@
           <w:tab w:val="num" w:pos="1080"/>
         </w:tabs>
       </w:pPr>
-      <w:r>
-        <w:t>useEffect dependency issue</w:t>
+      <w:proofErr w:type="spellStart"/>
+      <w:r>
+        <w:t>useEffect</w:t>
+      </w:r>
+      <w:proofErr w:type="spellEnd"/>
+      <w:r>
+        <w:t xml:space="preserve"> dependency issue</w:t>
       </w:r>
     </w:p>
     <w:p>
@@ -3269,8 +3691,13 @@
           <w:tab w:val="num" w:pos="1080"/>
         </w:tabs>
       </w:pPr>
-      <w:r>
-        <w:t>OrderPlaced → Processing → Shipped</w:t>
+      <w:proofErr w:type="spellStart"/>
+      <w:r>
+        <w:t>OrderPlaced</w:t>
+      </w:r>
+      <w:proofErr w:type="spellEnd"/>
+      <w:r>
+        <w:t xml:space="preserve"> → Processing → Shipped</w:t>
       </w:r>
     </w:p>
     <w:p>
@@ -3492,33 +3919,68 @@
       </w:r>
     </w:p>
     <w:p>
+      <w:proofErr w:type="gramStart"/>
       <w:r>
         <w:t>Or:---------------------------------------------------------------------</w:t>
       </w:r>
-    </w:p>
-    <w:p>
-      <w:r>
-        <w:t>  Analyzed profile update issue and created report for senior review.</w:t>
-      </w:r>
-    </w:p>
-    <w:p>
-      <w:r>
-        <w:t>  Observed that profile data updates in backend but UI updates only after refresh (possible useEffect/state sync issue).</w:t>
-      </w:r>
-    </w:p>
-    <w:p>
-      <w:r>
-        <w:t>  Identified latitude and longitude values are not being stored properly, causing address update issues in admin panel.</w:t>
-      </w:r>
-    </w:p>
-    <w:p>
-      <w:r>
-        <w:t>  Investigated order/product data issue where product details are showing null/empty in admin order view.</w:t>
-      </w:r>
-    </w:p>
-    <w:p>
-      <w:r>
-        <w:t>  Verified that order status flow is working correctly:</w:t>
+      <w:proofErr w:type="gramEnd"/>
+    </w:p>
+    <w:p>
+      <w:proofErr w:type="gramStart"/>
+      <w:r>
+        <w:t>  Analyzed</w:t>
+      </w:r>
+      <w:proofErr w:type="gramEnd"/>
+      <w:r>
+        <w:t xml:space="preserve"> profile update issue and created report for senior review.</w:t>
+      </w:r>
+    </w:p>
+    <w:p>
+      <w:proofErr w:type="gramStart"/>
+      <w:r>
+        <w:t>  Observed</w:t>
+      </w:r>
+      <w:proofErr w:type="gramEnd"/>
+      <w:r>
+        <w:t xml:space="preserve"> that profile data updates in backend but UI updates only after refresh (possible </w:t>
+      </w:r>
+      <w:proofErr w:type="spellStart"/>
+      <w:r>
+        <w:t>useEffect</w:t>
+      </w:r>
+      <w:proofErr w:type="spellEnd"/>
+      <w:r>
+        <w:t>/state sync issue).</w:t>
+      </w:r>
+    </w:p>
+    <w:p>
+      <w:proofErr w:type="gramStart"/>
+      <w:r>
+        <w:t>  Identified</w:t>
+      </w:r>
+      <w:proofErr w:type="gramEnd"/>
+      <w:r>
+        <w:t xml:space="preserve"> latitude and longitude values are not being stored properly, causing address update issues in admin panel.</w:t>
+      </w:r>
+    </w:p>
+    <w:p>
+      <w:proofErr w:type="gramStart"/>
+      <w:r>
+        <w:t>  Investigated</w:t>
+      </w:r>
+      <w:proofErr w:type="gramEnd"/>
+      <w:r>
+        <w:t xml:space="preserve"> order/product data issue where product details are showing null/empty in admin order view.</w:t>
+      </w:r>
+    </w:p>
+    <w:p>
+      <w:proofErr w:type="gramStart"/>
+      <w:r>
+        <w:t>  Verified</w:t>
+      </w:r>
+      <w:proofErr w:type="gramEnd"/>
+      <w:r>
+        <w:t xml:space="preserve"> that order status flow is working correctly:</w:t>
       </w:r>
     </w:p>
     <w:p>
@@ -3532,18 +3994,33 @@
           <w:tab w:val="num" w:pos="1080"/>
         </w:tabs>
       </w:pPr>
-      <w:r>
-        <w:t>OrderPlaced → Processing → Shipped</w:t>
-      </w:r>
-    </w:p>
-    <w:p>
-      <w:r>
-        <w:t>  Submitted PR for review and approval from senior.</w:t>
-      </w:r>
-    </w:p>
-    <w:p>
-      <w:r>
-        <w:t>  Learned Git merge strategies and repository safety concepts:</w:t>
+      <w:proofErr w:type="spellStart"/>
+      <w:r>
+        <w:t>OrderPlaced</w:t>
+      </w:r>
+      <w:proofErr w:type="spellEnd"/>
+      <w:r>
+        <w:t xml:space="preserve"> → Processing → Shipped</w:t>
+      </w:r>
+    </w:p>
+    <w:p>
+      <w:proofErr w:type="gramStart"/>
+      <w:r>
+        <w:t>  Submitted</w:t>
+      </w:r>
+      <w:proofErr w:type="gramEnd"/>
+      <w:r>
+        <w:t xml:space="preserve"> PR for review and approval from senior.</w:t>
+      </w:r>
+    </w:p>
+    <w:p>
+      <w:proofErr w:type="gramStart"/>
+      <w:r>
+        <w:t>  Learned</w:t>
+      </w:r>
+      <w:proofErr w:type="gramEnd"/>
+      <w:r>
+        <w:t xml:space="preserve"> Git merge strategies and repository safety concepts:</w:t>
       </w:r>
     </w:p>
     <w:p>
@@ -3641,11 +4118,24 @@
         </w:numPr>
       </w:pPr>
       <w:r>
-        <w:t>Fixed an issue where the address was shown in the frontend but not being sent to the backend during profile update; added a currentAddress variable to properly map and send the full address, so now the admin panel is receiving and displaying the correct data.</w:t>
-      </w:r>
-      <w:r>
-        <w:t xml:space="preserve"> Changes made in ProfileInformation.tsx</w:t>
-      </w:r>
+        <w:t xml:space="preserve">Fixed an issue where the address was shown in the frontend but not being sent to the backend during profile update; added a </w:t>
+      </w:r>
+      <w:proofErr w:type="spellStart"/>
+      <w:r>
+        <w:t>currentAddress</w:t>
+      </w:r>
+      <w:proofErr w:type="spellEnd"/>
+      <w:r>
+        <w:t xml:space="preserve"> variable to properly map and send the full address, so now the admin panel is receiving and displaying the correct data.</w:t>
+      </w:r>
+      <w:r>
+        <w:t xml:space="preserve"> Changes made in </w:t>
+      </w:r>
+      <w:proofErr w:type="spellStart"/>
+      <w:r>
+        <w:t>ProfileInformation.tsx</w:t>
+      </w:r>
+      <w:proofErr w:type="spellEnd"/>
     </w:p>
     <w:p>
       <w:pPr>
@@ -3704,7 +4194,25 @@
         </w:numPr>
       </w:pPr>
       <w:r>
-        <w:t xml:space="preserve">Investigated a redirection issue after successful profile update; multiple attempts using setTimeout, router.replace, and navigation fixes were tested, but the redirect was inconsistent and currently handled as a known UX limitation rather than a backend issue. </w:t>
+        <w:t xml:space="preserve">Investigated a redirection issue after successful profile update; multiple attempts using </w:t>
+      </w:r>
+      <w:proofErr w:type="spellStart"/>
+      <w:r>
+        <w:t>setTimeout</w:t>
+      </w:r>
+      <w:proofErr w:type="spellEnd"/>
+      <w:r>
+        <w:t xml:space="preserve">, </w:t>
+      </w:r>
+      <w:proofErr w:type="spellStart"/>
+      <w:proofErr w:type="gramStart"/>
+      <w:r>
+        <w:t>router.replace</w:t>
+      </w:r>
+      <w:proofErr w:type="spellEnd"/>
+      <w:proofErr w:type="gramEnd"/>
+      <w:r>
+        <w:t xml:space="preserve">, and navigation fixes were tested, but the redirect was inconsistent and currently handled as a known UX limitation rather than a backend issue. </w:t>
       </w:r>
     </w:p>
     <w:p>
@@ -3785,6 +4293,7 @@
         <w:lastRenderedPageBreak/>
         <w:t xml:space="preserve">May 31 2026: Sunday login: 9:52am </w:t>
       </w:r>
+      <w:proofErr w:type="gramStart"/>
       <w:r>
         <w:rPr>
           <w:highlight w:val="yellow"/>
@@ -3795,7 +4304,14 @@
         <w:rPr>
           <w:highlight w:val="yellow"/>
         </w:rPr>
-        <w:t>:5:00pm</w:t>
+        <w:t>:5:00</w:t>
+      </w:r>
+      <w:proofErr w:type="gramEnd"/>
+      <w:r>
+        <w:rPr>
+          <w:highlight w:val="yellow"/>
+        </w:rPr>
+        <w:t>pm</w:t>
       </w:r>
     </w:p>
     <w:p>
@@ -3815,8 +4331,13 @@
         <w:t>Updated the Profile page email field to read-only, preventing users from editing their email address.</w:t>
       </w:r>
       <w:r>
-        <w:t xml:space="preserve"> File: ProfileInformation.tsx</w:t>
-      </w:r>
+        <w:t xml:space="preserve"> File: </w:t>
+      </w:r>
+      <w:proofErr w:type="spellStart"/>
+      <w:r>
+        <w:t>ProfileInformation.tsx</w:t>
+      </w:r>
+      <w:proofErr w:type="spellEnd"/>
     </w:p>
     <w:p>
       <w:pPr>
@@ -3839,6 +4360,7 @@
         </w:rPr>
         <w:t xml:space="preserve">Investigated and cleaned up carousel slider styling by reviewing the </w:t>
       </w:r>
+      <w:proofErr w:type="spellStart"/>
       <w:r>
         <w:rPr>
           <w:rFonts w:ascii="Courier New" w:eastAsia="Times New Roman" w:hAnsi="Courier New" w:cs="Courier New"/>
@@ -3847,7 +4369,18 @@
           <w:szCs w:val="20"/>
           <w14:ligatures w14:val="none"/>
         </w:rPr>
-        <w:t>nl-marquee-wrap</w:t>
+        <w:t>nl</w:t>
+      </w:r>
+      <w:proofErr w:type="spellEnd"/>
+      <w:r>
+        <w:rPr>
+          <w:rFonts w:ascii="Courier New" w:eastAsia="Times New Roman" w:hAnsi="Courier New" w:cs="Courier New"/>
+          <w:kern w:val="0"/>
+          <w:sz w:val="20"/>
+          <w:szCs w:val="20"/>
+          <w14:ligatures w14:val="none"/>
+        </w:rPr>
+        <w:t>-marquee-wrap</w:t>
       </w:r>
       <w:r>
         <w:rPr>
@@ -3863,8 +4396,18 @@
           <w:kern w:val="0"/>
           <w14:ligatures w14:val="none"/>
         </w:rPr>
-        <w:t xml:space="preserve"> File: ProfileInformation.tsx</w:t>
-      </w:r>
+        <w:t xml:space="preserve"> File: </w:t>
+      </w:r>
+      <w:proofErr w:type="spellStart"/>
+      <w:r>
+        <w:rPr>
+          <w:rFonts w:ascii="Times New Roman" w:eastAsia="Times New Roman" w:hAnsi="Times New Roman" w:cs="Times New Roman"/>
+          <w:kern w:val="0"/>
+          <w14:ligatures w14:val="none"/>
+        </w:rPr>
+        <w:t>ProfileInformation.tsx</w:t>
+      </w:r>
+      <w:proofErr w:type="spellEnd"/>
     </w:p>
     <w:p>
       <w:pPr>
@@ -3875,14 +4418,53 @@
         </w:numPr>
       </w:pPr>
       <w:r>
-        <w:t>Fix: remove those local states and use customer.phone / customer.address directly, or add a useEffect that syncs them whenever customer changes. This restores proper reactivity and removes the need to refresh.</w:t>
+        <w:t xml:space="preserve">Fix: remove those local states and use </w:t>
+      </w:r>
+      <w:proofErr w:type="spellStart"/>
+      <w:proofErr w:type="gramStart"/>
+      <w:r>
+        <w:t>customer.phone</w:t>
+      </w:r>
+      <w:proofErr w:type="spellEnd"/>
+      <w:proofErr w:type="gramEnd"/>
+      <w:r>
+        <w:t xml:space="preserve"> / </w:t>
+      </w:r>
+      <w:proofErr w:type="spellStart"/>
+      <w:r>
+        <w:t>customer.address</w:t>
+      </w:r>
+      <w:proofErr w:type="spellEnd"/>
+      <w:r>
+        <w:t xml:space="preserve"> directly, or add a </w:t>
+      </w:r>
+      <w:proofErr w:type="spellStart"/>
+      <w:r>
+        <w:t>useEffect</w:t>
+      </w:r>
+      <w:proofErr w:type="spellEnd"/>
+      <w:r>
+        <w:t xml:space="preserve"> that syncs them whenever customer changes. This restores proper reactivity and removes the need to refresh.</w:t>
       </w:r>
       <w:r>
         <w:t xml:space="preserve"> </w:t>
       </w:r>
       <w:r>
-        <w:t>File: ProfileInformation.tsx, AuthContext.tsx</w:t>
-      </w:r>
+        <w:t xml:space="preserve">File: </w:t>
+      </w:r>
+      <w:proofErr w:type="spellStart"/>
+      <w:r>
+        <w:t>ProfileInformation.tsx</w:t>
+      </w:r>
+      <w:proofErr w:type="spellEnd"/>
+      <w:r>
+        <w:t xml:space="preserve">, </w:t>
+      </w:r>
+      <w:proofErr w:type="spellStart"/>
+      <w:r>
+        <w:t>AuthContext.tsx</w:t>
+      </w:r>
+      <w:proofErr w:type="spellEnd"/>
     </w:p>
     <w:p>
       <w:pPr>
@@ -4152,7 +4734,15 @@
         <w:spacing w:line="360" w:lineRule="auto"/>
       </w:pPr>
       <w:r>
-        <w:t>Implemented phone number validation on the checkout page using libphonenumber-js.</w:t>
+        <w:t xml:space="preserve">Implemented phone number validation on the checkout page using </w:t>
+      </w:r>
+      <w:proofErr w:type="spellStart"/>
+      <w:r>
+        <w:t>libphonenumber-js</w:t>
+      </w:r>
+      <w:proofErr w:type="spellEnd"/>
+      <w:r>
+        <w:t>.</w:t>
       </w:r>
       <w:r>
         <w:t xml:space="preserve"> </w:t>
@@ -4188,7 +4778,25 @@
         <w:ind w:left="1800"/>
       </w:pPr>
       <w:r>
-        <w:t xml:space="preserve">Dependencies: package.json, package-lock.json </w:t>
+        <w:t xml:space="preserve">Dependencies: </w:t>
+      </w:r>
+      <w:proofErr w:type="spellStart"/>
+      <w:proofErr w:type="gramStart"/>
+      <w:r>
+        <w:t>package.json</w:t>
+      </w:r>
+      <w:proofErr w:type="spellEnd"/>
+      <w:proofErr w:type="gramEnd"/>
+      <w:r>
+        <w:t>, package-</w:t>
+      </w:r>
+      <w:proofErr w:type="spellStart"/>
+      <w:r>
+        <w:t>lock.json</w:t>
+      </w:r>
+      <w:proofErr w:type="spellEnd"/>
+      <w:r>
+        <w:t xml:space="preserve"> </w:t>
       </w:r>
     </w:p>
     <w:p>
@@ -4205,8 +4813,21 @@
         <w:ind w:left="1800"/>
       </w:pPr>
       <w:r>
-        <w:t>Code changes: CheckoutPageClient.tsx, ShippingForm.tsx</w:t>
-      </w:r>
+        <w:t xml:space="preserve">Code changes: </w:t>
+      </w:r>
+      <w:proofErr w:type="spellStart"/>
+      <w:r>
+        <w:t>CheckoutPageClient.tsx</w:t>
+      </w:r>
+      <w:proofErr w:type="spellEnd"/>
+      <w:r>
+        <w:t xml:space="preserve">, </w:t>
+      </w:r>
+      <w:proofErr w:type="spellStart"/>
+      <w:r>
+        <w:t>ShippingForm.tsx</w:t>
+      </w:r>
+      <w:proofErr w:type="spellEnd"/>
     </w:p>
     <w:p>
       <w:pPr>
@@ -4463,7 +5084,15 @@
         <w:t>layered architecture</w:t>
       </w:r>
       <w:r>
-        <w:t xml:space="preserve"> where all location logic is centralized inside a lib/location.ts service layer. This layer acts as the single source of truth and allows custom overrides (such as manually defined Nepal provinces) while still falling back to the external library for other countries.</w:t>
+        <w:t xml:space="preserve"> where all location logic is centralized inside a lib/</w:t>
+      </w:r>
+      <w:proofErr w:type="spellStart"/>
+      <w:r>
+        <w:t>location.ts</w:t>
+      </w:r>
+      <w:proofErr w:type="spellEnd"/>
+      <w:r>
+        <w:t xml:space="preserve"> service layer. This layer acts as the single source of truth and allows custom overrides (such as manually defined Nepal provinces) while still falling back to the external library for other countries.</w:t>
       </w:r>
     </w:p>
     <w:p>
@@ -4608,7 +5237,15 @@
       </w:pPr>
       <w:r>
         <w:lastRenderedPageBreak/>
-        <w:t xml:space="preserve">All location logic should live in a centralized lib/location.ts layer </w:t>
+        <w:t>All location logic should live in a centralized lib/</w:t>
+      </w:r>
+      <w:proofErr w:type="spellStart"/>
+      <w:r>
+        <w:t>location.ts</w:t>
+      </w:r>
+      <w:proofErr w:type="spellEnd"/>
+      <w:r>
+        <w:t xml:space="preserve"> layer </w:t>
       </w:r>
     </w:p>
     <w:p>
@@ -4681,7 +5318,25 @@
           <w:kern w:val="0"/>
           <w14:ligatures w14:val="none"/>
         </w:rPr>
-        <w:t xml:space="preserve"> npm package to get location data locally </w:t>
+        <w:t xml:space="preserve"> </w:t>
+      </w:r>
+      <w:proofErr w:type="spellStart"/>
+      <w:r>
+        <w:rPr>
+          <w:rFonts w:ascii="Times New Roman" w:eastAsia="Times New Roman" w:hAnsi="Times New Roman" w:cs="Times New Roman"/>
+          <w:kern w:val="0"/>
+          <w14:ligatures w14:val="none"/>
+        </w:rPr>
+        <w:t>npm</w:t>
+      </w:r>
+      <w:proofErr w:type="spellEnd"/>
+      <w:r>
+        <w:rPr>
+          <w:rFonts w:ascii="Times New Roman" w:eastAsia="Times New Roman" w:hAnsi="Times New Roman" w:cs="Times New Roman"/>
+          <w:kern w:val="0"/>
+          <w14:ligatures w14:val="none"/>
+        </w:rPr>
+        <w:t xml:space="preserve"> package to get location data locally </w:t>
       </w:r>
     </w:p>
     <w:p>
@@ -4735,38 +5390,9 @@
           <w:szCs w:val="20"/>
           <w14:ligatures w14:val="none"/>
         </w:rPr>
-        <w:t>lib/location.ts</w:t>
-      </w:r>
-      <w:r>
-        <w:rPr>
-          <w:rFonts w:ascii="Times New Roman" w:eastAsia="Times New Roman" w:hAnsi="Times New Roman" w:cs="Times New Roman"/>
-          <w:kern w:val="0"/>
-          <w14:ligatures w14:val="none"/>
-        </w:rPr>
-        <w:t xml:space="preserve"> layer to manage all location logic </w:t>
-      </w:r>
-    </w:p>
-    <w:p>
-      <w:pPr>
-        <w:numPr>
-          <w:ilvl w:val="0"/>
-          <w:numId w:val="48"/>
-        </w:numPr>
-        <w:spacing w:before="100" w:beforeAutospacing="1" w:after="100" w:afterAutospacing="1" w:line="240" w:lineRule="auto"/>
-        <w:rPr>
-          <w:rFonts w:ascii="Times New Roman" w:eastAsia="Times New Roman" w:hAnsi="Times New Roman" w:cs="Times New Roman"/>
-          <w:kern w:val="0"/>
-          <w14:ligatures w14:val="none"/>
-        </w:rPr>
-      </w:pPr>
-      <w:r>
-        <w:rPr>
-          <w:rFonts w:ascii="Times New Roman" w:eastAsia="Times New Roman" w:hAnsi="Times New Roman" w:cs="Times New Roman"/>
-          <w:kern w:val="0"/>
-          <w14:ligatures w14:val="none"/>
-        </w:rPr>
-        <w:t>Added custom override for Nepal using static data (</w:t>
-      </w:r>
+        <w:t>lib/</w:t>
+      </w:r>
+      <w:proofErr w:type="spellStart"/>
       <w:r>
         <w:rPr>
           <w:rFonts w:ascii="Times New Roman" w:eastAsia="Times New Roman" w:hAnsi="Times New Roman" w:cs="Times New Roman"/>
@@ -4775,15 +5401,16 @@
           <w:szCs w:val="20"/>
           <w14:ligatures w14:val="none"/>
         </w:rPr>
-        <w:t>nepal.ts</w:t>
-      </w:r>
+        <w:t>location.ts</w:t>
+      </w:r>
+      <w:proofErr w:type="spellEnd"/>
       <w:r>
         <w:rPr>
           <w:rFonts w:ascii="Times New Roman" w:eastAsia="Times New Roman" w:hAnsi="Times New Roman" w:cs="Times New Roman"/>
           <w:kern w:val="0"/>
           <w14:ligatures w14:val="none"/>
         </w:rPr>
-        <w:t xml:space="preserve">) </w:t>
+        <w:t xml:space="preserve"> layer to manage all location logic </w:t>
       </w:r>
     </w:p>
     <w:p>
@@ -4805,52 +5432,9 @@
           <w:kern w:val="0"/>
           <w14:ligatures w14:val="none"/>
         </w:rPr>
-        <w:t xml:space="preserve">Built API routes in Next.js for states and cities fetching </w:t>
-      </w:r>
-    </w:p>
-    <w:p>
-      <w:pPr>
-        <w:numPr>
-          <w:ilvl w:val="0"/>
-          <w:numId w:val="48"/>
-        </w:numPr>
-        <w:spacing w:before="100" w:beforeAutospacing="1" w:after="100" w:afterAutospacing="1" w:line="240" w:lineRule="auto"/>
-        <w:rPr>
-          <w:rFonts w:ascii="Times New Roman" w:eastAsia="Times New Roman" w:hAnsi="Times New Roman" w:cs="Times New Roman"/>
-          <w:kern w:val="0"/>
-          <w14:ligatures w14:val="none"/>
-        </w:rPr>
-      </w:pPr>
-      <w:r>
-        <w:rPr>
-          <w:rFonts w:ascii="Times New Roman" w:eastAsia="Times New Roman" w:hAnsi="Times New Roman" w:cs="Times New Roman"/>
-          <w:kern w:val="0"/>
-          <w14:ligatures w14:val="none"/>
-        </w:rPr>
-        <w:t xml:space="preserve">Implemented city autocomplete with search and filtering </w:t>
-      </w:r>
-    </w:p>
-    <w:p>
-      <w:pPr>
-        <w:numPr>
-          <w:ilvl w:val="0"/>
-          <w:numId w:val="48"/>
-        </w:numPr>
-        <w:spacing w:before="100" w:beforeAutospacing="1" w:after="100" w:afterAutospacing="1" w:line="240" w:lineRule="auto"/>
-        <w:rPr>
-          <w:rFonts w:ascii="Times New Roman" w:eastAsia="Times New Roman" w:hAnsi="Times New Roman" w:cs="Times New Roman"/>
-          <w:kern w:val="0"/>
-          <w14:ligatures w14:val="none"/>
-        </w:rPr>
-      </w:pPr>
-      <w:r>
-        <w:rPr>
-          <w:rFonts w:ascii="Times New Roman" w:eastAsia="Times New Roman" w:hAnsi="Times New Roman" w:cs="Times New Roman"/>
-          <w:kern w:val="0"/>
-          <w14:ligatures w14:val="none"/>
-        </w:rPr>
-        <w:t>Used React hooks (</w:t>
-      </w:r>
+        <w:t>Added custom override for Nepal using static data (</w:t>
+      </w:r>
+      <w:proofErr w:type="spellStart"/>
       <w:r>
         <w:rPr>
           <w:rFonts w:ascii="Times New Roman" w:eastAsia="Times New Roman" w:hAnsi="Times New Roman" w:cs="Times New Roman"/>
@@ -4859,16 +5443,84 @@
           <w:szCs w:val="20"/>
           <w14:ligatures w14:val="none"/>
         </w:rPr>
-        <w:t>useState</w:t>
-      </w:r>
+        <w:t>nepal.ts</w:t>
+      </w:r>
+      <w:proofErr w:type="spellEnd"/>
       <w:r>
         <w:rPr>
           <w:rFonts w:ascii="Times New Roman" w:eastAsia="Times New Roman" w:hAnsi="Times New Roman" w:cs="Times New Roman"/>
           <w:kern w:val="0"/>
           <w14:ligatures w14:val="none"/>
         </w:rPr>
-        <w:t xml:space="preserve">, </w:t>
-      </w:r>
+        <w:t xml:space="preserve">) </w:t>
+      </w:r>
+    </w:p>
+    <w:p>
+      <w:pPr>
+        <w:numPr>
+          <w:ilvl w:val="0"/>
+          <w:numId w:val="48"/>
+        </w:numPr>
+        <w:spacing w:before="100" w:beforeAutospacing="1" w:after="100" w:afterAutospacing="1" w:line="240" w:lineRule="auto"/>
+        <w:rPr>
+          <w:rFonts w:ascii="Times New Roman" w:eastAsia="Times New Roman" w:hAnsi="Times New Roman" w:cs="Times New Roman"/>
+          <w:kern w:val="0"/>
+          <w14:ligatures w14:val="none"/>
+        </w:rPr>
+      </w:pPr>
+      <w:r>
+        <w:rPr>
+          <w:rFonts w:ascii="Times New Roman" w:eastAsia="Times New Roman" w:hAnsi="Times New Roman" w:cs="Times New Roman"/>
+          <w:kern w:val="0"/>
+          <w14:ligatures w14:val="none"/>
+        </w:rPr>
+        <w:t xml:space="preserve">Built API routes in Next.js for states and cities fetching </w:t>
+      </w:r>
+    </w:p>
+    <w:p>
+      <w:pPr>
+        <w:numPr>
+          <w:ilvl w:val="0"/>
+          <w:numId w:val="48"/>
+        </w:numPr>
+        <w:spacing w:before="100" w:beforeAutospacing="1" w:after="100" w:afterAutospacing="1" w:line="240" w:lineRule="auto"/>
+        <w:rPr>
+          <w:rFonts w:ascii="Times New Roman" w:eastAsia="Times New Roman" w:hAnsi="Times New Roman" w:cs="Times New Roman"/>
+          <w:kern w:val="0"/>
+          <w14:ligatures w14:val="none"/>
+        </w:rPr>
+      </w:pPr>
+      <w:r>
+        <w:rPr>
+          <w:rFonts w:ascii="Times New Roman" w:eastAsia="Times New Roman" w:hAnsi="Times New Roman" w:cs="Times New Roman"/>
+          <w:kern w:val="0"/>
+          <w14:ligatures w14:val="none"/>
+        </w:rPr>
+        <w:t xml:space="preserve">Implemented city autocomplete with search and filtering </w:t>
+      </w:r>
+    </w:p>
+    <w:p>
+      <w:pPr>
+        <w:numPr>
+          <w:ilvl w:val="0"/>
+          <w:numId w:val="48"/>
+        </w:numPr>
+        <w:spacing w:before="100" w:beforeAutospacing="1" w:after="100" w:afterAutospacing="1" w:line="240" w:lineRule="auto"/>
+        <w:rPr>
+          <w:rFonts w:ascii="Times New Roman" w:eastAsia="Times New Roman" w:hAnsi="Times New Roman" w:cs="Times New Roman"/>
+          <w:kern w:val="0"/>
+          <w14:ligatures w14:val="none"/>
+        </w:rPr>
+      </w:pPr>
+      <w:r>
+        <w:rPr>
+          <w:rFonts w:ascii="Times New Roman" w:eastAsia="Times New Roman" w:hAnsi="Times New Roman" w:cs="Times New Roman"/>
+          <w:kern w:val="0"/>
+          <w14:ligatures w14:val="none"/>
+        </w:rPr>
+        <w:t>Used React hooks (</w:t>
+      </w:r>
+      <w:proofErr w:type="spellStart"/>
       <w:r>
         <w:rPr>
           <w:rFonts w:ascii="Times New Roman" w:eastAsia="Times New Roman" w:hAnsi="Times New Roman" w:cs="Times New Roman"/>
@@ -4877,8 +5529,9 @@
           <w:szCs w:val="20"/>
           <w14:ligatures w14:val="none"/>
         </w:rPr>
-        <w:t>useEffect</w:t>
-      </w:r>
+        <w:t>useState</w:t>
+      </w:r>
+      <w:proofErr w:type="spellEnd"/>
       <w:r>
         <w:rPr>
           <w:rFonts w:ascii="Times New Roman" w:eastAsia="Times New Roman" w:hAnsi="Times New Roman" w:cs="Times New Roman"/>
@@ -4887,6 +5540,7 @@
         </w:rPr>
         <w:t xml:space="preserve">, </w:t>
       </w:r>
+      <w:proofErr w:type="spellStart"/>
       <w:r>
         <w:rPr>
           <w:rFonts w:ascii="Times New Roman" w:eastAsia="Times New Roman" w:hAnsi="Times New Roman" w:cs="Times New Roman"/>
@@ -4895,8 +5549,9 @@
           <w:szCs w:val="20"/>
           <w14:ligatures w14:val="none"/>
         </w:rPr>
-        <w:t>useMemo</w:t>
-      </w:r>
+        <w:t>useEffect</w:t>
+      </w:r>
+      <w:proofErr w:type="spellEnd"/>
       <w:r>
         <w:rPr>
           <w:rFonts w:ascii="Times New Roman" w:eastAsia="Times New Roman" w:hAnsi="Times New Roman" w:cs="Times New Roman"/>
@@ -4905,6 +5560,7 @@
         </w:rPr>
         <w:t xml:space="preserve">, </w:t>
       </w:r>
+      <w:proofErr w:type="spellStart"/>
       <w:r>
         <w:rPr>
           <w:rFonts w:ascii="Times New Roman" w:eastAsia="Times New Roman" w:hAnsi="Times New Roman" w:cs="Times New Roman"/>
@@ -4913,38 +5569,18 @@
           <w:szCs w:val="20"/>
           <w14:ligatures w14:val="none"/>
         </w:rPr>
-        <w:t>useRef</w:t>
-      </w:r>
+        <w:t>useMemo</w:t>
+      </w:r>
+      <w:proofErr w:type="spellEnd"/>
       <w:r>
         <w:rPr>
           <w:rFonts w:ascii="Times New Roman" w:eastAsia="Times New Roman" w:hAnsi="Times New Roman" w:cs="Times New Roman"/>
           <w:kern w:val="0"/>
           <w14:ligatures w14:val="none"/>
         </w:rPr>
-        <w:t xml:space="preserve">) for UI behavior </w:t>
-      </w:r>
-    </w:p>
-    <w:p>
-      <w:pPr>
-        <w:numPr>
-          <w:ilvl w:val="0"/>
-          <w:numId w:val="48"/>
-        </w:numPr>
-        <w:spacing w:before="100" w:beforeAutospacing="1" w:after="100" w:afterAutospacing="1" w:line="240" w:lineRule="auto"/>
-        <w:rPr>
-          <w:rFonts w:ascii="Times New Roman" w:eastAsia="Times New Roman" w:hAnsi="Times New Roman" w:cs="Times New Roman"/>
-          <w:kern w:val="0"/>
-          <w14:ligatures w14:val="none"/>
-        </w:rPr>
-      </w:pPr>
-      <w:r>
-        <w:rPr>
-          <w:rFonts w:ascii="Times New Roman" w:eastAsia="Times New Roman" w:hAnsi="Times New Roman" w:cs="Times New Roman"/>
-          <w:kern w:val="0"/>
-          <w14:ligatures w14:val="none"/>
-        </w:rPr>
-        <w:t xml:space="preserve">Handled API errors and request cancellation using </w:t>
-      </w:r>
+        <w:t xml:space="preserve">, </w:t>
+      </w:r>
+      <w:proofErr w:type="spellStart"/>
       <w:r>
         <w:rPr>
           <w:rFonts w:ascii="Times New Roman" w:eastAsia="Times New Roman" w:hAnsi="Times New Roman" w:cs="Times New Roman"/>
@@ -4953,15 +5589,16 @@
           <w:szCs w:val="20"/>
           <w14:ligatures w14:val="none"/>
         </w:rPr>
-        <w:t>AbortController</w:t>
-      </w:r>
+        <w:t>useRef</w:t>
+      </w:r>
+      <w:proofErr w:type="spellEnd"/>
       <w:r>
         <w:rPr>
           <w:rFonts w:ascii="Times New Roman" w:eastAsia="Times New Roman" w:hAnsi="Times New Roman" w:cs="Times New Roman"/>
           <w:kern w:val="0"/>
           <w14:ligatures w14:val="none"/>
         </w:rPr>
-        <w:t xml:space="preserve"> </w:t>
+        <w:t xml:space="preserve">) for UI behavior </w:t>
       </w:r>
     </w:p>
     <w:p>
@@ -4983,50 +5620,92 @@
           <w:kern w:val="0"/>
           <w14:ligatures w14:val="none"/>
         </w:rPr>
-        <w:t xml:space="preserve">Learned best practice: country/state dropdown + city autocomplete or free text input </w:t>
-      </w:r>
-    </w:p>
-    <w:p>
-      <w:pPr>
-        <w:numPr>
-          <w:ilvl w:val="0"/>
-          <w:numId w:val="48"/>
-        </w:numPr>
-        <w:spacing w:before="100" w:beforeAutospacing="1" w:after="100" w:afterAutospacing="1" w:line="240" w:lineRule="auto"/>
+        <w:t xml:space="preserve">Handled API errors and request cancellation using </w:t>
+      </w:r>
+      <w:proofErr w:type="spellStart"/>
+      <w:r>
+        <w:rPr>
+          <w:rFonts w:ascii="Times New Roman" w:eastAsia="Times New Roman" w:hAnsi="Times New Roman" w:cs="Times New Roman"/>
+          <w:kern w:val="0"/>
+          <w:sz w:val="20"/>
+          <w:szCs w:val="20"/>
+          <w14:ligatures w14:val="none"/>
+        </w:rPr>
+        <w:t>AbortController</w:t>
+      </w:r>
+      <w:proofErr w:type="spellEnd"/>
+      <w:r>
         <w:rPr>
           <w:rFonts w:ascii="Times New Roman" w:eastAsia="Times New Roman" w:hAnsi="Times New Roman" w:cs="Times New Roman"/>
           <w:kern w:val="0"/>
           <w14:ligatures w14:val="none"/>
         </w:rPr>
-      </w:pPr>
-      <w:r>
+        <w:t xml:space="preserve"> </w:t>
+      </w:r>
+    </w:p>
+    <w:p>
+      <w:pPr>
+        <w:numPr>
+          <w:ilvl w:val="0"/>
+          <w:numId w:val="48"/>
+        </w:numPr>
+        <w:spacing w:before="100" w:beforeAutospacing="1" w:after="100" w:afterAutospacing="1" w:line="240" w:lineRule="auto"/>
         <w:rPr>
           <w:rFonts w:ascii="Times New Roman" w:eastAsia="Times New Roman" w:hAnsi="Times New Roman" w:cs="Times New Roman"/>
           <w:kern w:val="0"/>
           <w14:ligatures w14:val="none"/>
         </w:rPr>
-        <w:t xml:space="preserve">Followed clean architecture: API → lib layer → components → hooks separation </w:t>
-      </w:r>
-    </w:p>
-    <w:p>
-      <w:pPr>
-        <w:numPr>
-          <w:ilvl w:val="0"/>
-          <w:numId w:val="48"/>
-        </w:numPr>
-        <w:spacing w:before="100" w:beforeAutospacing="1" w:after="100" w:afterAutospacing="1" w:line="240" w:lineRule="auto"/>
+      </w:pPr>
+      <w:r>
         <w:rPr>
           <w:rFonts w:ascii="Times New Roman" w:eastAsia="Times New Roman" w:hAnsi="Times New Roman" w:cs="Times New Roman"/>
           <w:kern w:val="0"/>
           <w14:ligatures w14:val="none"/>
         </w:rPr>
-      </w:pPr>
-      <w:r>
+        <w:t xml:space="preserve">Learned best practice: country/state dropdown + city autocomplete or free text input </w:t>
+      </w:r>
+    </w:p>
+    <w:p>
+      <w:pPr>
+        <w:numPr>
+          <w:ilvl w:val="0"/>
+          <w:numId w:val="48"/>
+        </w:numPr>
+        <w:spacing w:before="100" w:beforeAutospacing="1" w:after="100" w:afterAutospacing="1" w:line="240" w:lineRule="auto"/>
         <w:rPr>
           <w:rFonts w:ascii="Times New Roman" w:eastAsia="Times New Roman" w:hAnsi="Times New Roman" w:cs="Times New Roman"/>
           <w:kern w:val="0"/>
           <w14:ligatures w14:val="none"/>
         </w:rPr>
+      </w:pPr>
+      <w:r>
+        <w:rPr>
+          <w:rFonts w:ascii="Times New Roman" w:eastAsia="Times New Roman" w:hAnsi="Times New Roman" w:cs="Times New Roman"/>
+          <w:kern w:val="0"/>
+          <w14:ligatures w14:val="none"/>
+        </w:rPr>
+        <w:t xml:space="preserve">Followed clean architecture: API → lib layer → components → hooks separation </w:t>
+      </w:r>
+    </w:p>
+    <w:p>
+      <w:pPr>
+        <w:numPr>
+          <w:ilvl w:val="0"/>
+          <w:numId w:val="48"/>
+        </w:numPr>
+        <w:spacing w:before="100" w:beforeAutospacing="1" w:after="100" w:afterAutospacing="1" w:line="240" w:lineRule="auto"/>
+        <w:rPr>
+          <w:rFonts w:ascii="Times New Roman" w:eastAsia="Times New Roman" w:hAnsi="Times New Roman" w:cs="Times New Roman"/>
+          <w:kern w:val="0"/>
+          <w14:ligatures w14:val="none"/>
+        </w:rPr>
+      </w:pPr>
+      <w:r>
+        <w:rPr>
+          <w:rFonts w:ascii="Times New Roman" w:eastAsia="Times New Roman" w:hAnsi="Times New Roman" w:cs="Times New Roman"/>
+          <w:kern w:val="0"/>
+          <w14:ligatures w14:val="none"/>
+        </w:rPr>
         <w:t>Testing and validation from senior left</w:t>
       </w:r>
     </w:p>
@@ -5044,7 +5723,21 @@
           <w:highlight w:val="yellow"/>
         </w:rPr>
         <w:lastRenderedPageBreak/>
-        <w:t>June 5 2026 Friday Login: 8: 50 logout:</w:t>
+        <w:t xml:space="preserve">June 5 2026 Friday Login: 8: 50 </w:t>
+      </w:r>
+      <w:proofErr w:type="gramStart"/>
+      <w:r>
+        <w:rPr>
+          <w:highlight w:val="yellow"/>
+        </w:rPr>
+        <w:t>logout</w:t>
+      </w:r>
+      <w:proofErr w:type="gramEnd"/>
+      <w:r>
+        <w:rPr>
+          <w:highlight w:val="yellow"/>
+        </w:rPr>
+        <w:t>:</w:t>
       </w:r>
       <w:r>
         <w:t xml:space="preserve"> </w:t>
@@ -5114,8 +5807,13 @@
           <w:numId w:val="48"/>
         </w:numPr>
       </w:pPr>
-      <w:r>
-        <w:t>Pr request is made for the integration for city-state-suggestion integration</w:t>
+      <w:proofErr w:type="spellStart"/>
+      <w:r>
+        <w:t>Pr</w:t>
+      </w:r>
+      <w:proofErr w:type="spellEnd"/>
+      <w:r>
+        <w:t xml:space="preserve"> request is made for the integration for city-state-suggestion integration</w:t>
       </w:r>
     </w:p>
     <w:p>
@@ -5166,155 +5864,196 @@
           <w:bCs/>
         </w:rPr>
       </w:pPr>
+      <w:proofErr w:type="spellStart"/>
       <w:r>
         <w:rPr>
           <w:b/>
           <w:bCs/>
         </w:rPr>
-        <w:t>WebbingPlex:</w:t>
-      </w:r>
+        <w:t>WebbingPlex</w:t>
+      </w:r>
+      <w:proofErr w:type="spellEnd"/>
       <w:r>
         <w:rPr>
           <w:b/>
           <w:bCs/>
         </w:rPr>
-        <w:t xml:space="preserve"> </w:t>
-      </w:r>
-    </w:p>
-    <w:p>
-      <w:pPr>
-        <w:pStyle w:val="ListParagraph"/>
-        <w:numPr>
-          <w:ilvl w:val="0"/>
-          <w:numId w:val="48"/>
-        </w:numPr>
-      </w:pPr>
-      <w:r>
-        <w:t>Completed initial project setup using Next.js.</w:t>
-      </w:r>
-    </w:p>
-    <w:p>
-      <w:pPr>
-        <w:pStyle w:val="ListParagraph"/>
-        <w:numPr>
-          <w:ilvl w:val="0"/>
-          <w:numId w:val="48"/>
-        </w:numPr>
-      </w:pPr>
-      <w:r>
-        <w:t>Configured and integrated shadcn/ui components.</w:t>
-      </w:r>
-    </w:p>
-    <w:p>
-      <w:pPr>
-        <w:pStyle w:val="ListParagraph"/>
-        <w:numPr>
-          <w:ilvl w:val="0"/>
-          <w:numId w:val="48"/>
-        </w:numPr>
-      </w:pPr>
-      <w:r>
-        <w:t>Organized and cleaned the project directory structure for better scalability.</w:t>
-      </w:r>
-    </w:p>
-    <w:p>
-      <w:pPr>
-        <w:pStyle w:val="ListParagraph"/>
-        <w:numPr>
-          <w:ilvl w:val="0"/>
-          <w:numId w:val="48"/>
-        </w:numPr>
-      </w:pPr>
-      <w:r>
-        <w:t>Updated project configuration and resolved setup-related issues.</w:t>
-      </w:r>
-    </w:p>
-    <w:p>
-      <w:pPr>
-        <w:pStyle w:val="ListParagraph"/>
-        <w:numPr>
-          <w:ilvl w:val="0"/>
-          <w:numId w:val="48"/>
-        </w:numPr>
-      </w:pPr>
-      <w:r>
-        <w:t>Fixed initial development issues and stabilized the project environment.</w:t>
-      </w:r>
-    </w:p>
-    <w:p>
-      <w:pPr>
-        <w:pStyle w:val="ListParagraph"/>
-        <w:numPr>
-          <w:ilvl w:val="0"/>
-          <w:numId w:val="48"/>
-        </w:numPr>
-      </w:pPr>
-      <w:r>
-        <w:t>Verified the project setup and ensured the application runs correctly.</w:t>
-      </w:r>
-    </w:p>
-    <w:p>
-      <w:pPr>
-        <w:pStyle w:val="ListParagraph"/>
-        <w:numPr>
-          <w:ilvl w:val="0"/>
-          <w:numId w:val="48"/>
-        </w:numPr>
-      </w:pPr>
-      <w:r>
-        <w:t xml:space="preserve">Study little about nextjs </w:t>
-      </w:r>
-    </w:p>
-    <w:p>
-      <w:pPr>
-        <w:pStyle w:val="ListParagraph"/>
-        <w:numPr>
-          <w:ilvl w:val="0"/>
-          <w:numId w:val="48"/>
-        </w:numPr>
-      </w:pPr>
-      <w:r>
-        <w:t>Merge the sikshya project directory with final one to finalize the project setup configured manually</w:t>
-      </w:r>
-    </w:p>
-    <w:p>
-      <w:pPr>
-        <w:pStyle w:val="ListParagraph"/>
-        <w:numPr>
-          <w:ilvl w:val="0"/>
-          <w:numId w:val="48"/>
-        </w:numPr>
-      </w:pPr>
-      <w:r>
-        <w:t>Added the team in the project repo along with discuss with the senior developer</w:t>
-      </w:r>
-    </w:p>
-    <w:p>
-      <w:pPr>
+        <w:t>:</w:t>
+      </w:r>
+      <w:r>
         <w:rPr>
           <w:b/>
           <w:bCs/>
         </w:rPr>
-      </w:pPr>
-      <w:r>
+        <w:t xml:space="preserve"> </w:t>
+      </w:r>
+    </w:p>
+    <w:p>
+      <w:pPr>
+        <w:pStyle w:val="ListParagraph"/>
+        <w:numPr>
+          <w:ilvl w:val="0"/>
+          <w:numId w:val="48"/>
+        </w:numPr>
+      </w:pPr>
+      <w:r>
+        <w:t>Completed initial project setup using Next.js.</w:t>
+      </w:r>
+    </w:p>
+    <w:p>
+      <w:pPr>
+        <w:pStyle w:val="ListParagraph"/>
+        <w:numPr>
+          <w:ilvl w:val="0"/>
+          <w:numId w:val="48"/>
+        </w:numPr>
+      </w:pPr>
+      <w:r>
+        <w:t xml:space="preserve">Configured and integrated </w:t>
+      </w:r>
+      <w:proofErr w:type="spellStart"/>
+      <w:r>
+        <w:t>shadcn</w:t>
+      </w:r>
+      <w:proofErr w:type="spellEnd"/>
+      <w:r>
+        <w:t>/</w:t>
+      </w:r>
+      <w:proofErr w:type="spellStart"/>
+      <w:r>
+        <w:t>ui</w:t>
+      </w:r>
+      <w:proofErr w:type="spellEnd"/>
+      <w:r>
+        <w:t xml:space="preserve"> components.</w:t>
+      </w:r>
+    </w:p>
+    <w:p>
+      <w:pPr>
+        <w:pStyle w:val="ListParagraph"/>
+        <w:numPr>
+          <w:ilvl w:val="0"/>
+          <w:numId w:val="48"/>
+        </w:numPr>
+      </w:pPr>
+      <w:r>
+        <w:t>Organized and cleaned the project directory structure for better scalability.</w:t>
+      </w:r>
+    </w:p>
+    <w:p>
+      <w:pPr>
+        <w:pStyle w:val="ListParagraph"/>
+        <w:numPr>
+          <w:ilvl w:val="0"/>
+          <w:numId w:val="48"/>
+        </w:numPr>
+      </w:pPr>
+      <w:r>
+        <w:t>Updated project configuration and resolved setup-related issues.</w:t>
+      </w:r>
+    </w:p>
+    <w:p>
+      <w:pPr>
+        <w:pStyle w:val="ListParagraph"/>
+        <w:numPr>
+          <w:ilvl w:val="0"/>
+          <w:numId w:val="48"/>
+        </w:numPr>
+      </w:pPr>
+      <w:r>
+        <w:t>Fixed initial development issues and stabilized the project environment.</w:t>
+      </w:r>
+    </w:p>
+    <w:p>
+      <w:pPr>
+        <w:pStyle w:val="ListParagraph"/>
+        <w:numPr>
+          <w:ilvl w:val="0"/>
+          <w:numId w:val="48"/>
+        </w:numPr>
+      </w:pPr>
+      <w:r>
+        <w:t>Verified the project setup and ensured the application runs correctly.</w:t>
+      </w:r>
+    </w:p>
+    <w:p>
+      <w:pPr>
+        <w:pStyle w:val="ListParagraph"/>
+        <w:numPr>
+          <w:ilvl w:val="0"/>
+          <w:numId w:val="48"/>
+        </w:numPr>
+      </w:pPr>
+      <w:r>
+        <w:t xml:space="preserve">Study little about </w:t>
+      </w:r>
+      <w:proofErr w:type="spellStart"/>
+      <w:r>
+        <w:t>nextjs</w:t>
+      </w:r>
+      <w:proofErr w:type="spellEnd"/>
+      <w:r>
+        <w:t xml:space="preserve"> </w:t>
+      </w:r>
+    </w:p>
+    <w:p>
+      <w:pPr>
+        <w:pStyle w:val="ListParagraph"/>
+        <w:numPr>
+          <w:ilvl w:val="0"/>
+          <w:numId w:val="48"/>
+        </w:numPr>
+      </w:pPr>
+      <w:r>
+        <w:t xml:space="preserve">Merge the </w:t>
+      </w:r>
+      <w:proofErr w:type="spellStart"/>
+      <w:r>
+        <w:t>sikshya</w:t>
+      </w:r>
+      <w:proofErr w:type="spellEnd"/>
+      <w:r>
+        <w:t xml:space="preserve"> project directory with final one to finalize the project setup configured manually</w:t>
+      </w:r>
+    </w:p>
+    <w:p>
+      <w:pPr>
+        <w:pStyle w:val="ListParagraph"/>
+        <w:numPr>
+          <w:ilvl w:val="0"/>
+          <w:numId w:val="48"/>
+        </w:numPr>
+      </w:pPr>
+      <w:r>
+        <w:t>Added the team in the project repo along with discuss with the senior developer</w:t>
+      </w:r>
+    </w:p>
+    <w:p>
+      <w:pPr>
         <w:rPr>
           <w:b/>
           <w:bCs/>
         </w:rPr>
-        <w:t xml:space="preserve">Webbing Plex </w:t>
-      </w:r>
+      </w:pPr>
       <w:r>
         <w:rPr>
           <w:b/>
           <w:bCs/>
         </w:rPr>
-        <w:t>Observations &amp; Suggested Improvements</w:t>
+        <w:t xml:space="preserve">Webbing Plex </w:t>
       </w:r>
       <w:r>
         <w:rPr>
           <w:b/>
           <w:bCs/>
         </w:rPr>
+        <w:t>Observations &amp; Suggested Improvements</w:t>
+      </w:r>
+      <w:r>
+        <w:rPr>
+          <w:b/>
+          <w:bCs/>
+        </w:rPr>
         <w:t>:</w:t>
       </w:r>
     </w:p>
@@ -5407,7 +6146,21 @@
           <w:highlight w:val="yellow"/>
         </w:rPr>
         <w:lastRenderedPageBreak/>
-        <w:t>June 8 2026 Monday  was on leave</w:t>
+        <w:t xml:space="preserve">June 8 2026 </w:t>
+      </w:r>
+      <w:proofErr w:type="gramStart"/>
+      <w:r>
+        <w:rPr>
+          <w:highlight w:val="yellow"/>
+        </w:rPr>
+        <w:t>Monday  was</w:t>
+      </w:r>
+      <w:proofErr w:type="gramEnd"/>
+      <w:r>
+        <w:rPr>
+          <w:highlight w:val="yellow"/>
+        </w:rPr>
+        <w:t xml:space="preserve"> on leave</w:t>
       </w:r>
     </w:p>
     <w:p>
@@ -5483,7 +6236,15 @@
         <w:t xml:space="preserve">Popular Section </w:t>
       </w:r>
       <w:r>
-        <w:t xml:space="preserve">structure made by sikshya, Refactor and </w:t>
+        <w:t xml:space="preserve">structure made by </w:t>
+      </w:r>
+      <w:proofErr w:type="spellStart"/>
+      <w:r>
+        <w:t>sikshya</w:t>
+      </w:r>
+      <w:proofErr w:type="spellEnd"/>
+      <w:r>
+        <w:t xml:space="preserve">, Refactor and </w:t>
       </w:r>
       <w:r>
         <w:t>integrated it into the Home page.</w:t>
@@ -5509,9 +6270,11 @@
           <w:numId w:val="49"/>
         </w:numPr>
       </w:pPr>
+      <w:proofErr w:type="spellStart"/>
       <w:r>
         <w:t>PopularSection</w:t>
       </w:r>
+      <w:proofErr w:type="spellEnd"/>
     </w:p>
     <w:p>
       <w:pPr>
@@ -5521,9 +6284,11 @@
           <w:numId w:val="49"/>
         </w:numPr>
       </w:pPr>
+      <w:proofErr w:type="spellStart"/>
       <w:r>
         <w:t>TrendingSearches</w:t>
       </w:r>
+      <w:proofErr w:type="spellEnd"/>
     </w:p>
     <w:p>
       <w:pPr>
@@ -5533,9 +6298,11 @@
           <w:numId w:val="49"/>
         </w:numPr>
       </w:pPr>
+      <w:proofErr w:type="spellStart"/>
       <w:r>
         <w:t>SeasonalSearches</w:t>
       </w:r>
+      <w:proofErr w:type="spellEnd"/>
     </w:p>
     <w:p>
       <w:pPr>
@@ -5545,9 +6312,11 @@
           <w:numId w:val="49"/>
         </w:numPr>
       </w:pPr>
+      <w:proofErr w:type="spellStart"/>
       <w:r>
         <w:t>RecentBusiness</w:t>
       </w:r>
+      <w:proofErr w:type="spellEnd"/>
     </w:p>
     <w:p>
       <w:pPr>
@@ -5557,9 +6326,11 @@
           <w:numId w:val="49"/>
         </w:numPr>
       </w:pPr>
+      <w:proofErr w:type="spellStart"/>
       <w:r>
         <w:t>SearchGrid</w:t>
       </w:r>
+      <w:proofErr w:type="spellEnd"/>
     </w:p>
     <w:p>
       <w:pPr>
@@ -5683,7 +6454,21 @@
           <w:highlight w:val="yellow"/>
         </w:rPr>
         <w:lastRenderedPageBreak/>
-        <w:t>June 10 2026 : Wednesday login: 9:13 AM Logout</w:t>
+        <w:t xml:space="preserve">June 10 </w:t>
+      </w:r>
+      <w:proofErr w:type="gramStart"/>
+      <w:r>
+        <w:rPr>
+          <w:highlight w:val="yellow"/>
+        </w:rPr>
+        <w:t>2026 :</w:t>
+      </w:r>
+      <w:proofErr w:type="gramEnd"/>
+      <w:r>
+        <w:rPr>
+          <w:highlight w:val="yellow"/>
+        </w:rPr>
+        <w:t xml:space="preserve"> Wednesday login: 9:13 AM Logout</w:t>
       </w:r>
       <w:r>
         <w:t xml:space="preserve">: </w:t>
@@ -5725,7 +6510,15 @@
         </w:numPr>
       </w:pPr>
       <w:r>
-        <w:t>Built login page UI and sign-up form with reusable Shadcn-style components.</w:t>
+        <w:t xml:space="preserve">Built login page UI and sign-up form with reusable </w:t>
+      </w:r>
+      <w:proofErr w:type="spellStart"/>
+      <w:r>
+        <w:t>Shadcn</w:t>
+      </w:r>
+      <w:proofErr w:type="spellEnd"/>
+      <w:r>
+        <w:t>-style components.</w:t>
       </w:r>
     </w:p>
     <w:p>
@@ -5958,7 +6751,15 @@
         </w:numPr>
       </w:pPr>
       <w:r>
-        <w:t>Updated product detail data transformation logic in product-details.ts.</w:t>
+        <w:t>Updated product detail data transformation logic in product-</w:t>
+      </w:r>
+      <w:proofErr w:type="spellStart"/>
+      <w:r>
+        <w:t>details.ts</w:t>
+      </w:r>
+      <w:proofErr w:type="spellEnd"/>
+      <w:r>
+        <w:t>.</w:t>
       </w:r>
     </w:p>
     <w:p>
@@ -5969,7 +6770,15 @@
         </w:numPr>
       </w:pPr>
       <w:r>
-        <w:t>Made related API handling updates in api-client.ts.</w:t>
+        <w:t xml:space="preserve">Made related API handling updates in </w:t>
+      </w:r>
+      <w:proofErr w:type="spellStart"/>
+      <w:r>
+        <w:t>api-client.ts</w:t>
+      </w:r>
+      <w:proofErr w:type="spellEnd"/>
+      <w:r>
+        <w:t>.</w:t>
       </w:r>
     </w:p>
     <w:p>
@@ -5980,7 +6789,15 @@
         </w:numPr>
       </w:pPr>
       <w:r>
-        <w:t>Updated accessory rendering and navigation logic in ProductDetailClient.tsx.</w:t>
+        <w:t xml:space="preserve">Updated accessory rendering and navigation logic in </w:t>
+      </w:r>
+      <w:proofErr w:type="spellStart"/>
+      <w:r>
+        <w:t>ProductDetailClient.tsx</w:t>
+      </w:r>
+      <w:proofErr w:type="spellEnd"/>
+      <w:r>
+        <w:t>.</w:t>
       </w:r>
     </w:p>
     <w:p>
@@ -5991,7 +6808,15 @@
         </w:numPr>
       </w:pPr>
       <w:r>
-        <w:t>Made supporting changes in index.ts.</w:t>
+        <w:t xml:space="preserve">Made supporting changes in </w:t>
+      </w:r>
+      <w:proofErr w:type="spellStart"/>
+      <w:r>
+        <w:t>index.ts</w:t>
+      </w:r>
+      <w:proofErr w:type="spellEnd"/>
+      <w:r>
+        <w:t>.</w:t>
       </w:r>
     </w:p>
     <w:p>
@@ -6212,7 +7037,15 @@
         </w:numPr>
       </w:pPr>
       <w:r>
-        <w:t xml:space="preserve">Used optional chaining (?.) for safe property access. </w:t>
+        <w:t xml:space="preserve">Used optional chaining </w:t>
+      </w:r>
+      <w:proofErr w:type="gramStart"/>
+      <w:r>
+        <w:t>(?.</w:t>
+      </w:r>
+      <w:proofErr w:type="gramEnd"/>
+      <w:r>
+        <w:t xml:space="preserve">) for safe property access. </w:t>
       </w:r>
     </w:p>
     <w:p>
@@ -6223,7 +7056,15 @@
         </w:numPr>
       </w:pPr>
       <w:r>
-        <w:t xml:space="preserve">Converted static content into structured arrays and rendered using .map(). </w:t>
+        <w:t xml:space="preserve">Converted static content into structured arrays and rendered </w:t>
+      </w:r>
+      <w:proofErr w:type="gramStart"/>
+      <w:r>
+        <w:t>using .map</w:t>
+      </w:r>
+      <w:proofErr w:type="gramEnd"/>
+      <w:r>
+        <w:t xml:space="preserve">(). </w:t>
       </w:r>
     </w:p>
     <w:p>
@@ -6337,25 +7178,25 @@
           <w:kern w:val="0"/>
           <w14:ligatures w14:val="none"/>
         </w:rPr>
-        <w:t>I'm building the frontend of a Next.js (App Router) project called WebbingPlex. The backend is not ready yet, so I'm using TypeScript interfaces, mock data, and service functions following frontend best practices.</w:t>
-      </w:r>
-    </w:p>
-    <w:p>
-      <w:pPr>
-        <w:spacing w:before="100" w:beforeAutospacing="1" w:after="100" w:afterAutospacing="1" w:line="240" w:lineRule="auto"/>
+        <w:t xml:space="preserve">I'm building the frontend of a Next.js (App Router) project called </w:t>
+      </w:r>
+      <w:proofErr w:type="spellStart"/>
+      <w:r>
         <w:rPr>
           <w:rFonts w:ascii="Times New Roman" w:eastAsia="Times New Roman" w:hAnsi="Times New Roman" w:cs="Times New Roman"/>
           <w:kern w:val="0"/>
           <w14:ligatures w14:val="none"/>
         </w:rPr>
-      </w:pPr>
+        <w:t>WebbingPlex</w:t>
+      </w:r>
+      <w:proofErr w:type="spellEnd"/>
       <w:r>
         <w:rPr>
           <w:rFonts w:ascii="Times New Roman" w:eastAsia="Times New Roman" w:hAnsi="Times New Roman" w:cs="Times New Roman"/>
           <w:kern w:val="0"/>
           <w14:ligatures w14:val="none"/>
         </w:rPr>
-        <w:t>Current focus: Knowledge Entity Search System.</w:t>
+        <w:t>. The backend is not ready yet, so I'm using TypeScript interfaces, mock data, and service functions following frontend best practices.</w:t>
       </w:r>
     </w:p>
     <w:p>
@@ -6373,7 +7214,7 @@
           <w:kern w:val="0"/>
           <w14:ligatures w14:val="none"/>
         </w:rPr>
-        <w:t>Architecture:</w:t>
+        <w:t>Current focus: Knowledge Entity Search System.</w:t>
       </w:r>
     </w:p>
     <w:p>
@@ -6391,25 +7232,25 @@
           <w:kern w:val="0"/>
           <w14:ligatures w14:val="none"/>
         </w:rPr>
-        <w:t>app/</w:t>
-      </w:r>
-      <w:r>
+        <w:t>Architecture:</w:t>
+      </w:r>
+    </w:p>
+    <w:p>
+      <w:pPr>
+        <w:spacing w:before="100" w:beforeAutospacing="1" w:after="100" w:afterAutospacing="1" w:line="240" w:lineRule="auto"/>
         <w:rPr>
           <w:rFonts w:ascii="Times New Roman" w:eastAsia="Times New Roman" w:hAnsi="Times New Roman" w:cs="Times New Roman"/>
           <w:kern w:val="0"/>
           <w14:ligatures w14:val="none"/>
         </w:rPr>
-        <w:br/>
-        <w:t>├── search/</w:t>
-      </w:r>
+      </w:pPr>
       <w:r>
         <w:rPr>
           <w:rFonts w:ascii="Times New Roman" w:eastAsia="Times New Roman" w:hAnsi="Times New Roman" w:cs="Times New Roman"/>
           <w:kern w:val="0"/>
           <w14:ligatures w14:val="none"/>
         </w:rPr>
-        <w:br/>
-        <w:t>│ └── page.tsx</w:t>
+        <w:t>app/</w:t>
       </w:r>
       <w:r>
         <w:rPr>
@@ -6418,7 +7259,7 @@
           <w14:ligatures w14:val="none"/>
         </w:rPr>
         <w:br/>
-        <w:t>├── entity/</w:t>
+        <w:t>├── search/</w:t>
       </w:r>
       <w:r>
         <w:rPr>
@@ -6427,34 +7268,35 @@
           <w14:ligatures w14:val="none"/>
         </w:rPr>
         <w:br/>
-        <w:t>│ └── [slug]/</w:t>
-      </w:r>
+        <w:t xml:space="preserve">│ └── </w:t>
+      </w:r>
+      <w:proofErr w:type="spellStart"/>
       <w:r>
         <w:rPr>
           <w:rFonts w:ascii="Times New Roman" w:eastAsia="Times New Roman" w:hAnsi="Times New Roman" w:cs="Times New Roman"/>
           <w:kern w:val="0"/>
           <w14:ligatures w14:val="none"/>
         </w:rPr>
-        <w:br/>
-        <w:t>│ └── page.tsx</w:t>
-      </w:r>
-    </w:p>
-    <w:p>
-      <w:pPr>
-        <w:spacing w:before="100" w:beforeAutospacing="1" w:after="100" w:afterAutospacing="1" w:line="240" w:lineRule="auto"/>
+        <w:t>page.tsx</w:t>
+      </w:r>
+      <w:proofErr w:type="spellEnd"/>
+      <w:r>
         <w:rPr>
           <w:rFonts w:ascii="Times New Roman" w:eastAsia="Times New Roman" w:hAnsi="Times New Roman" w:cs="Times New Roman"/>
           <w:kern w:val="0"/>
           <w14:ligatures w14:val="none"/>
         </w:rPr>
-      </w:pPr>
+        <w:br/>
+        <w:t>├── entity/</w:t>
+      </w:r>
       <w:r>
         <w:rPr>
           <w:rFonts w:ascii="Times New Roman" w:eastAsia="Times New Roman" w:hAnsi="Times New Roman" w:cs="Times New Roman"/>
           <w:kern w:val="0"/>
           <w14:ligatures w14:val="none"/>
         </w:rPr>
-        <w:t>components/</w:t>
+        <w:br/>
+        <w:t>│ └── [slug]/</w:t>
       </w:r>
       <w:r>
         <w:rPr>
@@ -6463,17 +7305,18 @@
           <w14:ligatures w14:val="none"/>
         </w:rPr>
         <w:br/>
-        <w:t>├── knowledge/</w:t>
-      </w:r>
+        <w:t xml:space="preserve">│ └── </w:t>
+      </w:r>
+      <w:proofErr w:type="spellStart"/>
       <w:r>
         <w:rPr>
           <w:rFonts w:ascii="Times New Roman" w:eastAsia="Times New Roman" w:hAnsi="Times New Roman" w:cs="Times New Roman"/>
           <w:kern w:val="0"/>
           <w14:ligatures w14:val="none"/>
         </w:rPr>
-        <w:br/>
-        <w:t>├── search/</w:t>
-      </w:r>
+        <w:t>page.tsx</w:t>
+      </w:r>
+      <w:proofErr w:type="spellEnd"/>
     </w:p>
     <w:p>
       <w:pPr>
@@ -6490,7 +7333,7 @@
           <w:kern w:val="0"/>
           <w14:ligatures w14:val="none"/>
         </w:rPr>
-        <w:t>lib/</w:t>
+        <w:t>components/</w:t>
       </w:r>
       <w:r>
         <w:rPr>
@@ -6499,7 +7342,7 @@
           <w14:ligatures w14:val="none"/>
         </w:rPr>
         <w:br/>
-        <w:t>├── data/</w:t>
+        <w:t>├── knowledge/</w:t>
       </w:r>
       <w:r>
         <w:rPr>
@@ -6508,69 +7351,65 @@
           <w14:ligatures w14:val="none"/>
         </w:rPr>
         <w:br/>
-        <w:t>│ └── mock/</w:t>
-      </w:r>
-      <w:r>
+        <w:t>├── search/</w:t>
+      </w:r>
+    </w:p>
+    <w:p>
+      <w:pPr>
+        <w:spacing w:before="100" w:beforeAutospacing="1" w:after="100" w:afterAutospacing="1" w:line="240" w:lineRule="auto"/>
         <w:rPr>
           <w:rFonts w:ascii="Times New Roman" w:eastAsia="Times New Roman" w:hAnsi="Times New Roman" w:cs="Times New Roman"/>
           <w:kern w:val="0"/>
           <w14:ligatures w14:val="none"/>
         </w:rPr>
-        <w:br/>
-        <w:t>├── services/</w:t>
-      </w:r>
+      </w:pPr>
       <w:r>
         <w:rPr>
           <w:rFonts w:ascii="Times New Roman" w:eastAsia="Times New Roman" w:hAnsi="Times New Roman" w:cs="Times New Roman"/>
           <w:kern w:val="0"/>
           <w14:ligatures w14:val="none"/>
         </w:rPr>
-        <w:br/>
-        <w:t>├── types/</w:t>
-      </w:r>
-    </w:p>
-    <w:p>
-      <w:pPr>
-        <w:spacing w:before="100" w:beforeAutospacing="1" w:after="100" w:afterAutospacing="1" w:line="240" w:lineRule="auto"/>
+        <w:t>lib/</w:t>
+      </w:r>
+      <w:r>
         <w:rPr>
           <w:rFonts w:ascii="Times New Roman" w:eastAsia="Times New Roman" w:hAnsi="Times New Roman" w:cs="Times New Roman"/>
           <w:kern w:val="0"/>
           <w14:ligatures w14:val="none"/>
         </w:rPr>
-      </w:pPr>
+        <w:br/>
+        <w:t>├── data/</w:t>
+      </w:r>
       <w:r>
         <w:rPr>
           <w:rFonts w:ascii="Times New Roman" w:eastAsia="Times New Roman" w:hAnsi="Times New Roman" w:cs="Times New Roman"/>
           <w:kern w:val="0"/>
           <w14:ligatures w14:val="none"/>
         </w:rPr>
-        <w:t>Knowledge entities are Wikipedia-style content, not businesses.</w:t>
-      </w:r>
-    </w:p>
-    <w:p>
-      <w:pPr>
-        <w:spacing w:before="100" w:beforeAutospacing="1" w:after="100" w:afterAutospacing="1" w:line="240" w:lineRule="auto"/>
+        <w:br/>
+        <w:t>│ └── mock/</w:t>
+      </w:r>
+      <w:r>
         <w:rPr>
           <w:rFonts w:ascii="Times New Roman" w:eastAsia="Times New Roman" w:hAnsi="Times New Roman" w:cs="Times New Roman"/>
           <w:kern w:val="0"/>
           <w14:ligatures w14:val="none"/>
         </w:rPr>
-      </w:pPr>
+        <w:br/>
+        <w:t>├── services/</w:t>
+      </w:r>
       <w:r>
         <w:rPr>
           <w:rFonts w:ascii="Times New Roman" w:eastAsia="Times New Roman" w:hAnsi="Times New Roman" w:cs="Times New Roman"/>
           <w:kern w:val="0"/>
           <w14:ligatures w14:val="none"/>
         </w:rPr>
-        <w:t>Examples:</w:t>
-      </w:r>
-    </w:p>
-    <w:p>
-      <w:pPr>
-        <w:numPr>
-          <w:ilvl w:val="0"/>
-          <w:numId w:val="55"/>
-        </w:numPr>
+        <w:br/>
+        <w:t>├── types/</w:t>
+      </w:r>
+    </w:p>
+    <w:p>
+      <w:pPr>
         <w:spacing w:before="100" w:beforeAutospacing="1" w:after="100" w:afterAutospacing="1" w:line="240" w:lineRule="auto"/>
         <w:rPr>
           <w:rFonts w:ascii="Times New Roman" w:eastAsia="Times New Roman" w:hAnsi="Times New Roman" w:cs="Times New Roman"/>
@@ -6584,15 +7423,11 @@
           <w:kern w:val="0"/>
           <w14:ligatures w14:val="none"/>
         </w:rPr>
-        <w:t>Mount Everest</w:t>
-      </w:r>
-    </w:p>
-    <w:p>
-      <w:pPr>
-        <w:numPr>
-          <w:ilvl w:val="0"/>
-          <w:numId w:val="55"/>
-        </w:numPr>
+        <w:t>Knowledge entities are Wikipedia-style content, not businesses.</w:t>
+      </w:r>
+    </w:p>
+    <w:p>
+      <w:pPr>
         <w:spacing w:before="100" w:beforeAutospacing="1" w:after="100" w:afterAutospacing="1" w:line="240" w:lineRule="auto"/>
         <w:rPr>
           <w:rFonts w:ascii="Times New Roman" w:eastAsia="Times New Roman" w:hAnsi="Times New Roman" w:cs="Times New Roman"/>
@@ -6606,7 +7441,7 @@
           <w:kern w:val="0"/>
           <w14:ligatures w14:val="none"/>
         </w:rPr>
-        <w:t>Pashupatinath Temple</w:t>
+        <w:t>Examples:</w:t>
       </w:r>
     </w:p>
     <w:p>
@@ -6628,8 +7463,54 @@
           <w:kern w:val="0"/>
           <w14:ligatures w14:val="none"/>
         </w:rPr>
+        <w:t>Mount Everest</w:t>
+      </w:r>
+    </w:p>
+    <w:p>
+      <w:pPr>
+        <w:numPr>
+          <w:ilvl w:val="0"/>
+          <w:numId w:val="55"/>
+        </w:numPr>
+        <w:spacing w:before="100" w:beforeAutospacing="1" w:after="100" w:afterAutospacing="1" w:line="240" w:lineRule="auto"/>
+        <w:rPr>
+          <w:rFonts w:ascii="Times New Roman" w:eastAsia="Times New Roman" w:hAnsi="Times New Roman" w:cs="Times New Roman"/>
+          <w:kern w:val="0"/>
+          <w14:ligatures w14:val="none"/>
+        </w:rPr>
+      </w:pPr>
+      <w:r>
+        <w:rPr>
+          <w:rFonts w:ascii="Times New Roman" w:eastAsia="Times New Roman" w:hAnsi="Times New Roman" w:cs="Times New Roman"/>
+          <w:kern w:val="0"/>
+          <w14:ligatures w14:val="none"/>
+        </w:rPr>
+        <w:t>Pashupatinath Temple</w:t>
+      </w:r>
+    </w:p>
+    <w:p>
+      <w:pPr>
+        <w:numPr>
+          <w:ilvl w:val="0"/>
+          <w:numId w:val="55"/>
+        </w:numPr>
+        <w:spacing w:before="100" w:beforeAutospacing="1" w:after="100" w:afterAutospacing="1" w:line="240" w:lineRule="auto"/>
+        <w:rPr>
+          <w:rFonts w:ascii="Times New Roman" w:eastAsia="Times New Roman" w:hAnsi="Times New Roman" w:cs="Times New Roman"/>
+          <w:kern w:val="0"/>
+          <w14:ligatures w14:val="none"/>
+        </w:rPr>
+      </w:pPr>
+      <w:proofErr w:type="spellStart"/>
+      <w:r>
+        <w:rPr>
+          <w:rFonts w:ascii="Times New Roman" w:eastAsia="Times New Roman" w:hAnsi="Times New Roman" w:cs="Times New Roman"/>
+          <w:kern w:val="0"/>
+          <w14:ligatures w14:val="none"/>
+        </w:rPr>
         <w:t>Swayambhunath</w:t>
       </w:r>
+      <w:proofErr w:type="spellEnd"/>
     </w:p>
     <w:p>
       <w:pPr>
@@ -6846,7 +7727,29 @@
           <w:szCs w:val="20"/>
           <w14:ligatures w14:val="none"/>
         </w:rPr>
-        <w:t xml:space="preserve">  about: string[];</w:t>
+        <w:t xml:space="preserve">  about: </w:t>
+      </w:r>
+      <w:proofErr w:type="gramStart"/>
+      <w:r>
+        <w:rPr>
+          <w:rFonts w:ascii="Courier New" w:eastAsia="Times New Roman" w:hAnsi="Courier New" w:cs="Courier New"/>
+          <w:kern w:val="0"/>
+          <w:sz w:val="20"/>
+          <w:szCs w:val="20"/>
+          <w14:ligatures w14:val="none"/>
+        </w:rPr>
+        <w:t>string[</w:t>
+      </w:r>
+      <w:proofErr w:type="gramEnd"/>
+      <w:r>
+        <w:rPr>
+          <w:rFonts w:ascii="Courier New" w:eastAsia="Times New Roman" w:hAnsi="Courier New" w:cs="Courier New"/>
+          <w:kern w:val="0"/>
+          <w:sz w:val="20"/>
+          <w:szCs w:val="20"/>
+          <w14:ligatures w14:val="none"/>
+        </w:rPr>
+        <w:t>];</w:t>
       </w:r>
     </w:p>
     <w:p>
@@ -7127,7 +8030,29 @@
           <w14:ligatures w14:val="none"/>
         </w:rPr>
         <w:lastRenderedPageBreak/>
-        <w:t xml:space="preserve">    colorClass: string;</w:t>
+        <w:t xml:space="preserve">    </w:t>
+      </w:r>
+      <w:proofErr w:type="spellStart"/>
+      <w:r>
+        <w:rPr>
+          <w:rFonts w:ascii="Courier New" w:eastAsia="Times New Roman" w:hAnsi="Courier New" w:cs="Courier New"/>
+          <w:kern w:val="0"/>
+          <w:sz w:val="20"/>
+          <w:szCs w:val="20"/>
+          <w14:ligatures w14:val="none"/>
+        </w:rPr>
+        <w:t>colorClass</w:t>
+      </w:r>
+      <w:proofErr w:type="spellEnd"/>
+      <w:r>
+        <w:rPr>
+          <w:rFonts w:ascii="Courier New" w:eastAsia="Times New Roman" w:hAnsi="Courier New" w:cs="Courier New"/>
+          <w:kern w:val="0"/>
+          <w:sz w:val="20"/>
+          <w:szCs w:val="20"/>
+          <w14:ligatures w14:val="none"/>
+        </w:rPr>
+        <w:t>: string;</w:t>
       </w:r>
     </w:p>
     <w:p>
@@ -7945,8 +8870,20 @@
           <w:szCs w:val="20"/>
           <w14:ligatures w14:val="none"/>
         </w:rPr>
-        <w:t>/entity/mount-everest</w:t>
-      </w:r>
+        <w:t>/entity/mount-</w:t>
+      </w:r>
+      <w:proofErr w:type="spellStart"/>
+      <w:r>
+        <w:rPr>
+          <w:rFonts w:ascii="Courier New" w:eastAsia="Times New Roman" w:hAnsi="Courier New" w:cs="Courier New"/>
+          <w:kern w:val="0"/>
+          <w:sz w:val="20"/>
+          <w:szCs w:val="20"/>
+          <w14:ligatures w14:val="none"/>
+        </w:rPr>
+        <w:t>everest</w:t>
+      </w:r>
+      <w:proofErr w:type="spellEnd"/>
     </w:p>
     <w:p>
       <w:pPr>
@@ -7985,7 +8922,29 @@
           <w:szCs w:val="20"/>
           <w14:ligatures w14:val="none"/>
         </w:rPr>
-        <w:t>/entity/pashupatinath-temple</w:t>
+        <w:t>/entity/</w:t>
+      </w:r>
+      <w:proofErr w:type="spellStart"/>
+      <w:r>
+        <w:rPr>
+          <w:rFonts w:ascii="Courier New" w:eastAsia="Times New Roman" w:hAnsi="Courier New" w:cs="Courier New"/>
+          <w:kern w:val="0"/>
+          <w:sz w:val="20"/>
+          <w:szCs w:val="20"/>
+          <w14:ligatures w14:val="none"/>
+        </w:rPr>
+        <w:t>pashupatinath</w:t>
+      </w:r>
+      <w:proofErr w:type="spellEnd"/>
+      <w:r>
+        <w:rPr>
+          <w:rFonts w:ascii="Courier New" w:eastAsia="Times New Roman" w:hAnsi="Courier New" w:cs="Courier New"/>
+          <w:kern w:val="0"/>
+          <w:sz w:val="20"/>
+          <w:szCs w:val="20"/>
+          <w14:ligatures w14:val="none"/>
+        </w:rPr>
+        <w:t>-temple</w:t>
       </w:r>
     </w:p>
     <w:p>
@@ -8433,7 +9392,35 @@
           <w:kern w:val="0"/>
           <w14:ligatures w14:val="none"/>
         </w:rPr>
-        <w:t>Handle undefined data using notFound().</w:t>
+        <w:t xml:space="preserve">Handle undefined data using </w:t>
+      </w:r>
+      <w:proofErr w:type="spellStart"/>
+      <w:proofErr w:type="gramStart"/>
+      <w:r>
+        <w:rPr>
+          <w:rFonts w:ascii="Times New Roman" w:eastAsia="Times New Roman" w:hAnsi="Times New Roman" w:cs="Times New Roman"/>
+          <w:kern w:val="0"/>
+          <w14:ligatures w14:val="none"/>
+        </w:rPr>
+        <w:t>notFound</w:t>
+      </w:r>
+      <w:proofErr w:type="spellEnd"/>
+      <w:r>
+        <w:rPr>
+          <w:rFonts w:ascii="Times New Roman" w:eastAsia="Times New Roman" w:hAnsi="Times New Roman" w:cs="Times New Roman"/>
+          <w:kern w:val="0"/>
+          <w14:ligatures w14:val="none"/>
+        </w:rPr>
+        <w:t>(</w:t>
+      </w:r>
+      <w:proofErr w:type="gramEnd"/>
+      <w:r>
+        <w:rPr>
+          <w:rFonts w:ascii="Times New Roman" w:eastAsia="Times New Roman" w:hAnsi="Times New Roman" w:cs="Times New Roman"/>
+          <w:kern w:val="0"/>
+          <w14:ligatures w14:val="none"/>
+        </w:rPr>
+        <w:t>).</w:t>
       </w:r>
     </w:p>
     <w:p>
@@ -8630,8 +9617,54 @@
           <w:szCs w:val="20"/>
           <w14:ligatures w14:val="none"/>
         </w:rPr>
-        <w:t>/search?q=everest</w:t>
-      </w:r>
+        <w:t>/</w:t>
+      </w:r>
+      <w:proofErr w:type="spellStart"/>
+      <w:proofErr w:type="gramStart"/>
+      <w:r>
+        <w:rPr>
+          <w:rFonts w:ascii="Courier New" w:eastAsia="Times New Roman" w:hAnsi="Courier New" w:cs="Courier New"/>
+          <w:kern w:val="0"/>
+          <w:sz w:val="20"/>
+          <w:szCs w:val="20"/>
+          <w14:ligatures w14:val="none"/>
+        </w:rPr>
+        <w:t>search</w:t>
+      </w:r>
+      <w:proofErr w:type="gramEnd"/>
+      <w:r>
+        <w:rPr>
+          <w:rFonts w:ascii="Courier New" w:eastAsia="Times New Roman" w:hAnsi="Courier New" w:cs="Courier New"/>
+          <w:kern w:val="0"/>
+          <w:sz w:val="20"/>
+          <w:szCs w:val="20"/>
+          <w14:ligatures w14:val="none"/>
+        </w:rPr>
+        <w:t>?q</w:t>
+      </w:r>
+      <w:proofErr w:type="spellEnd"/>
+      <w:r>
+        <w:rPr>
+          <w:rFonts w:ascii="Courier New" w:eastAsia="Times New Roman" w:hAnsi="Courier New" w:cs="Courier New"/>
+          <w:kern w:val="0"/>
+          <w:sz w:val="20"/>
+          <w:szCs w:val="20"/>
+          <w14:ligatures w14:val="none"/>
+        </w:rPr>
+        <w:t>=</w:t>
+      </w:r>
+      <w:proofErr w:type="spellStart"/>
+      <w:r>
+        <w:rPr>
+          <w:rFonts w:ascii="Courier New" w:eastAsia="Times New Roman" w:hAnsi="Courier New" w:cs="Courier New"/>
+          <w:kern w:val="0"/>
+          <w:sz w:val="20"/>
+          <w:szCs w:val="20"/>
+          <w14:ligatures w14:val="none"/>
+        </w:rPr>
+        <w:t>everest</w:t>
+      </w:r>
+      <w:proofErr w:type="spellEnd"/>
     </w:p>
     <w:p>
       <w:pPr>
@@ -8994,8 +10027,13 @@
       </w:r>
     </w:p>
     <w:p>
-      <w:r>
-        <w:t>Macstore manual testing:</w:t>
+      <w:proofErr w:type="spellStart"/>
+      <w:r>
+        <w:t>Macstore</w:t>
+      </w:r>
+      <w:proofErr w:type="spellEnd"/>
+      <w:r>
+        <w:t xml:space="preserve"> manual testing:</w:t>
       </w:r>
     </w:p>
     <w:p>
@@ -9144,7 +10182,23 @@
           <w:b/>
           <w:bCs/>
         </w:rPr>
-        <w:t>"Unknown column 'combinations_count' in having clause"</w:t>
+        <w:t>"Unknown column '</w:t>
+      </w:r>
+      <w:proofErr w:type="spellStart"/>
+      <w:r>
+        <w:rPr>
+          <w:b/>
+          <w:bCs/>
+        </w:rPr>
+        <w:t>combinations_count</w:t>
+      </w:r>
+      <w:proofErr w:type="spellEnd"/>
+      <w:r>
+        <w:rPr>
+          <w:b/>
+          <w:bCs/>
+        </w:rPr>
+        <w:t>' in having clause"</w:t>
       </w:r>
       <w:r>
         <w:t xml:space="preserve"> preventing page access.</w:t>
@@ -9159,7 +10213,15 @@
         </w:numPr>
       </w:pPr>
       <w:r>
-        <w:t>Make 2 doc and send it to senior</w:t>
+        <w:t xml:space="preserve">Make 2 doc and send it </w:t>
+      </w:r>
+      <w:proofErr w:type="gramStart"/>
+      <w:r>
+        <w:t>to</w:t>
+      </w:r>
+      <w:proofErr w:type="gramEnd"/>
+      <w:r>
+        <w:t xml:space="preserve"> senior</w:t>
       </w:r>
     </w:p>
     <w:p>
@@ -9187,7 +10249,21 @@
         <w:rPr>
           <w:highlight w:val="yellow"/>
         </w:rPr>
-        <w:t>June 17 Suyal Farewell</w:t>
+        <w:t xml:space="preserve">June 17 </w:t>
+      </w:r>
+      <w:proofErr w:type="spellStart"/>
+      <w:r>
+        <w:rPr>
+          <w:highlight w:val="yellow"/>
+        </w:rPr>
+        <w:t>Suyal</w:t>
+      </w:r>
+      <w:proofErr w:type="spellEnd"/>
+      <w:r>
+        <w:rPr>
+          <w:highlight w:val="yellow"/>
+        </w:rPr>
+        <w:t xml:space="preserve"> Farewell</w:t>
       </w:r>
       <w:r>
         <w:t xml:space="preserve"> </w:t>
@@ -9331,8 +10407,13 @@
     </w:p>
     <w:p>
       <w:r>
-        <w:t>app/search/page.tsx</w:t>
-      </w:r>
+        <w:t>app/search/</w:t>
+      </w:r>
+      <w:proofErr w:type="spellStart"/>
+      <w:r>
+        <w:t>page.tsx</w:t>
+      </w:r>
+      <w:proofErr w:type="spellEnd"/>
     </w:p>
     <w:p>
       <w:pPr>
@@ -9342,7 +10423,15 @@
         </w:numPr>
       </w:pPr>
       <w:r>
-        <w:t xml:space="preserve">This should render the main SearchPage component </w:t>
+        <w:t xml:space="preserve">This should render the main </w:t>
+      </w:r>
+      <w:proofErr w:type="spellStart"/>
+      <w:r>
+        <w:t>SearchPage</w:t>
+      </w:r>
+      <w:proofErr w:type="spellEnd"/>
+      <w:r>
+        <w:t xml:space="preserve"> component </w:t>
       </w:r>
     </w:p>
     <w:p>
@@ -9357,48 +10446,69 @@
           <w:b/>
           <w:bCs/>
         </w:rPr>
-        <w:t>4. Build SearchPage Container</w:t>
-      </w:r>
-    </w:p>
-    <w:p>
-      <w:pPr>
-        <w:numPr>
-          <w:ilvl w:val="0"/>
-          <w:numId w:val="60"/>
-        </w:numPr>
-      </w:pPr>
-      <w:r>
-        <w:t>Create:</w:t>
-      </w:r>
-    </w:p>
-    <w:p>
-      <w:r>
-        <w:t>components/search/SearchPage.tsx</w:t>
-      </w:r>
-    </w:p>
-    <w:p>
-      <w:pPr>
-        <w:numPr>
-          <w:ilvl w:val="0"/>
-          <w:numId w:val="60"/>
-        </w:numPr>
-      </w:pPr>
-      <w:r>
-        <w:t xml:space="preserve">Compose all search-related components here </w:t>
-      </w:r>
-    </w:p>
-    <w:p>
-      <w:pPr>
+        <w:t xml:space="preserve">4. Build </w:t>
+      </w:r>
+      <w:proofErr w:type="spellStart"/>
+      <w:r>
         <w:rPr>
           <w:b/>
           <w:bCs/>
         </w:rPr>
-      </w:pPr>
+        <w:t>SearchPage</w:t>
+      </w:r>
+      <w:proofErr w:type="spellEnd"/>
       <w:r>
         <w:rPr>
           <w:b/>
           <w:bCs/>
         </w:rPr>
+        <w:t xml:space="preserve"> Container</w:t>
+      </w:r>
+    </w:p>
+    <w:p>
+      <w:pPr>
+        <w:numPr>
+          <w:ilvl w:val="0"/>
+          <w:numId w:val="60"/>
+        </w:numPr>
+      </w:pPr>
+      <w:r>
+        <w:t>Create:</w:t>
+      </w:r>
+    </w:p>
+    <w:p>
+      <w:r>
+        <w:t>components/search/</w:t>
+      </w:r>
+      <w:proofErr w:type="spellStart"/>
+      <w:r>
+        <w:t>SearchPage.tsx</w:t>
+      </w:r>
+      <w:proofErr w:type="spellEnd"/>
+    </w:p>
+    <w:p>
+      <w:pPr>
+        <w:numPr>
+          <w:ilvl w:val="0"/>
+          <w:numId w:val="60"/>
+        </w:numPr>
+      </w:pPr>
+      <w:r>
+        <w:t xml:space="preserve">Compose all search-related components here </w:t>
+      </w:r>
+    </w:p>
+    <w:p>
+      <w:pPr>
+        <w:rPr>
+          <w:b/>
+          <w:bCs/>
+        </w:rPr>
+      </w:pPr>
+      <w:r>
+        <w:rPr>
+          <w:b/>
+          <w:bCs/>
+        </w:rPr>
         <w:t>5. Build Search Header</w:t>
       </w:r>
     </w:p>
@@ -9415,8 +10525,13 @@
     </w:p>
     <w:p>
       <w:r>
-        <w:t>components/search/SearchHeader.tsx</w:t>
-      </w:r>
+        <w:t>components/search/</w:t>
+      </w:r>
+      <w:proofErr w:type="spellStart"/>
+      <w:r>
+        <w:t>SearchHeader.tsx</w:t>
+      </w:r>
+      <w:proofErr w:type="spellEnd"/>
     </w:p>
     <w:p>
       <w:pPr>
@@ -9480,8 +10595,13 @@
     </w:p>
     <w:p>
       <w:r>
-        <w:t>components/search/SearchFilters.tsx</w:t>
-      </w:r>
+        <w:t>components/search/</w:t>
+      </w:r>
+      <w:proofErr w:type="spellStart"/>
+      <w:r>
+        <w:t>SearchFilters.tsx</w:t>
+      </w:r>
+      <w:proofErr w:type="spellEnd"/>
     </w:p>
     <w:p>
       <w:pPr>
@@ -9555,8 +10675,13 @@
     </w:p>
     <w:p>
       <w:r>
-        <w:t>components/search/SearchResults.tsx</w:t>
-      </w:r>
+        <w:t>components/search/</w:t>
+      </w:r>
+      <w:proofErr w:type="spellStart"/>
+      <w:r>
+        <w:t>SearchResults.tsx</w:t>
+      </w:r>
+      <w:proofErr w:type="spellEnd"/>
     </w:p>
     <w:p>
       <w:pPr>
@@ -9597,8 +10722,13 @@
     </w:p>
     <w:p>
       <w:r>
-        <w:t>components/search/SearchResultCard.tsx</w:t>
-      </w:r>
+        <w:t>components/search/</w:t>
+      </w:r>
+      <w:proofErr w:type="spellStart"/>
+      <w:r>
+        <w:t>SearchResultCard.tsx</w:t>
+      </w:r>
+      <w:proofErr w:type="spellEnd"/>
     </w:p>
     <w:p>
       <w:pPr>
@@ -9683,8 +10813,13 @@
     </w:p>
     <w:p>
       <w:r>
-        <w:t>components/search/SearchPagination.tsx</w:t>
-      </w:r>
+        <w:t>components/search/</w:t>
+      </w:r>
+      <w:proofErr w:type="spellStart"/>
+      <w:r>
+        <w:t>SearchPagination.tsx</w:t>
+      </w:r>
+      <w:proofErr w:type="spellEnd"/>
     </w:p>
     <w:p>
       <w:pPr>
@@ -9748,8 +10883,13 @@
     </w:p>
     <w:p>
       <w:r>
-        <w:t>components/search/SearchMap.tsx</w:t>
-      </w:r>
+        <w:t>components/search/</w:t>
+      </w:r>
+      <w:proofErr w:type="spellStart"/>
+      <w:r>
+        <w:t>SearchMap.tsx</w:t>
+      </w:r>
+      <w:proofErr w:type="spellEnd"/>
     </w:p>
     <w:p>
       <w:pPr>
@@ -9790,8 +10930,13 @@
     </w:p>
     <w:p>
       <w:r>
-        <w:t>components/search/AddBusinessCard.tsx</w:t>
-      </w:r>
+        <w:t>components/search/</w:t>
+      </w:r>
+      <w:proofErr w:type="spellStart"/>
+      <w:r>
+        <w:t>AddBusinessCard.tsx</w:t>
+      </w:r>
+      <w:proofErr w:type="spellEnd"/>
     </w:p>
     <w:p>
       <w:pPr>
@@ -9832,8 +10977,21 @@
     </w:p>
     <w:p>
       <w:r>
-        <w:t>services/apis/searchService.ts</w:t>
-      </w:r>
+        <w:t>services/</w:t>
+      </w:r>
+      <w:proofErr w:type="spellStart"/>
+      <w:r>
+        <w:t>apis</w:t>
+      </w:r>
+      <w:proofErr w:type="spellEnd"/>
+      <w:r>
+        <w:t>/</w:t>
+      </w:r>
+      <w:proofErr w:type="spellStart"/>
+      <w:r>
+        <w:t>searchService.ts</w:t>
+      </w:r>
+      <w:proofErr w:type="spellEnd"/>
     </w:p>
     <w:p>
       <w:pPr>
@@ -9907,8 +11065,13 @@
     </w:p>
     <w:p>
       <w:r>
-        <w:t>types/search.ts</w:t>
-      </w:r>
+        <w:t>types/</w:t>
+      </w:r>
+      <w:proofErr w:type="spellStart"/>
+      <w:r>
+        <w:t>search.ts</w:t>
+      </w:r>
+      <w:proofErr w:type="spellEnd"/>
     </w:p>
     <w:p>
       <w:pPr>
@@ -9971,8 +11134,13 @@
     </w:p>
     <w:p>
       <w:r>
-        <w:t>utils/pagination.ts</w:t>
-      </w:r>
+        <w:t>utils/</w:t>
+      </w:r>
+      <w:proofErr w:type="spellStart"/>
+      <w:r>
+        <w:t>pagination.ts</w:t>
+      </w:r>
+      <w:proofErr w:type="spellEnd"/>
     </w:p>
     <w:p>
       <w:pPr>
@@ -10029,9 +11197,19 @@
       </w:r>
     </w:p>
     <w:p>
-      <w:r>
-        <w:t>SelectLabel must be used within SelectGroup</w:t>
-      </w:r>
+      <w:proofErr w:type="spellStart"/>
+      <w:r>
+        <w:t>SelectLabel</w:t>
+      </w:r>
+      <w:proofErr w:type="spellEnd"/>
+      <w:r>
+        <w:t xml:space="preserve"> must be used within </w:t>
+      </w:r>
+      <w:proofErr w:type="spellStart"/>
+      <w:r>
+        <w:t>SelectGroup</w:t>
+      </w:r>
+      <w:proofErr w:type="spellEnd"/>
     </w:p>
     <w:p>
       <w:r>
@@ -10201,8 +11379,13 @@
           <w:numId w:val="73"/>
         </w:numPr>
       </w:pPr>
-      <w:r>
-        <w:t xml:space="preserve">SearchPage component created </w:t>
+      <w:proofErr w:type="spellStart"/>
+      <w:r>
+        <w:t>SearchPage</w:t>
+      </w:r>
+      <w:proofErr w:type="spellEnd"/>
+      <w:r>
+        <w:t xml:space="preserve"> component created </w:t>
       </w:r>
     </w:p>
     <w:p>
@@ -10212,8 +11395,13 @@
           <w:numId w:val="73"/>
         </w:numPr>
       </w:pPr>
-      <w:r>
-        <w:t xml:space="preserve">SearchHeader completed </w:t>
+      <w:proofErr w:type="spellStart"/>
+      <w:r>
+        <w:t>SearchHeader</w:t>
+      </w:r>
+      <w:proofErr w:type="spellEnd"/>
+      <w:r>
+        <w:t xml:space="preserve"> completed </w:t>
       </w:r>
     </w:p>
     <w:p>
@@ -10223,8 +11411,13 @@
           <w:numId w:val="73"/>
         </w:numPr>
       </w:pPr>
-      <w:r>
-        <w:t xml:space="preserve">SearchFilters completed </w:t>
+      <w:proofErr w:type="spellStart"/>
+      <w:r>
+        <w:t>SearchFilters</w:t>
+      </w:r>
+      <w:proofErr w:type="spellEnd"/>
+      <w:r>
+        <w:t xml:space="preserve"> completed </w:t>
       </w:r>
     </w:p>
     <w:p>
@@ -10234,8 +11427,13 @@
           <w:numId w:val="73"/>
         </w:numPr>
       </w:pPr>
-      <w:r>
-        <w:t xml:space="preserve">SearchResults completed </w:t>
+      <w:proofErr w:type="spellStart"/>
+      <w:r>
+        <w:t>SearchResults</w:t>
+      </w:r>
+      <w:proofErr w:type="spellEnd"/>
+      <w:r>
+        <w:t xml:space="preserve"> completed </w:t>
       </w:r>
     </w:p>
     <w:p>
@@ -10245,8 +11443,13 @@
           <w:numId w:val="73"/>
         </w:numPr>
       </w:pPr>
-      <w:r>
-        <w:t xml:space="preserve">SearchResultCard completed </w:t>
+      <w:proofErr w:type="spellStart"/>
+      <w:r>
+        <w:t>SearchResultCard</w:t>
+      </w:r>
+      <w:proofErr w:type="spellEnd"/>
+      <w:r>
+        <w:t xml:space="preserve"> completed </w:t>
       </w:r>
     </w:p>
     <w:p>
@@ -10256,9 +11459,14 @@
           <w:numId w:val="73"/>
         </w:numPr>
       </w:pPr>
+      <w:proofErr w:type="spellStart"/>
       <w:r>
         <w:lastRenderedPageBreak/>
-        <w:t xml:space="preserve">SearchPagination completed </w:t>
+        <w:t>SearchPagination</w:t>
+      </w:r>
+      <w:proofErr w:type="spellEnd"/>
+      <w:r>
+        <w:t xml:space="preserve"> completed </w:t>
       </w:r>
     </w:p>
     <w:p>
@@ -10268,8 +11476,13 @@
           <w:numId w:val="73"/>
         </w:numPr>
       </w:pPr>
-      <w:r>
-        <w:t xml:space="preserve">SearchMap completed </w:t>
+      <w:proofErr w:type="spellStart"/>
+      <w:r>
+        <w:t>SearchMap</w:t>
+      </w:r>
+      <w:proofErr w:type="spellEnd"/>
+      <w:r>
+        <w:t xml:space="preserve"> completed </w:t>
       </w:r>
     </w:p>
     <w:p>
@@ -10279,8 +11492,13 @@
           <w:numId w:val="73"/>
         </w:numPr>
       </w:pPr>
-      <w:r>
-        <w:t xml:space="preserve">AddBusinessCard completed </w:t>
+      <w:proofErr w:type="spellStart"/>
+      <w:r>
+        <w:t>AddBusinessCard</w:t>
+      </w:r>
+      <w:proofErr w:type="spellEnd"/>
+      <w:r>
+        <w:t xml:space="preserve"> completed </w:t>
       </w:r>
     </w:p>
     <w:p>
@@ -10290,8 +11508,13 @@
           <w:numId w:val="73"/>
         </w:numPr>
       </w:pPr>
-      <w:r>
-        <w:t xml:space="preserve">searchService created </w:t>
+      <w:proofErr w:type="spellStart"/>
+      <w:r>
+        <w:t>searchService</w:t>
+      </w:r>
+      <w:proofErr w:type="spellEnd"/>
+      <w:r>
+        <w:t xml:space="preserve"> created </w:t>
       </w:r>
     </w:p>
     <w:p>
@@ -10301,8 +11524,13 @@
           <w:numId w:val="73"/>
         </w:numPr>
       </w:pPr>
-      <w:r>
-        <w:t xml:space="preserve">search.ts types created </w:t>
+      <w:proofErr w:type="spellStart"/>
+      <w:r>
+        <w:t>search.ts</w:t>
+      </w:r>
+      <w:proofErr w:type="spellEnd"/>
+      <w:r>
+        <w:t xml:space="preserve"> types created </w:t>
       </w:r>
     </w:p>
     <w:p>
@@ -10361,8 +11589,13 @@
       </w:r>
     </w:p>
     <w:p>
-      <w:r>
-        <w:t>Macstore:</w:t>
+      <w:proofErr w:type="spellStart"/>
+      <w:r>
+        <w:t>Macstore</w:t>
+      </w:r>
+      <w:proofErr w:type="spellEnd"/>
+      <w:r>
+        <w:t>:</w:t>
       </w:r>
     </w:p>
     <w:p>
@@ -10420,7 +11653,21 @@
           <w:highlight w:val="yellow"/>
         </w:rPr>
         <w:lastRenderedPageBreak/>
-        <w:t>June 19 2026 Friday login :9:06 logout: 5:00</w:t>
+        <w:t xml:space="preserve">June 19 2026 Friday </w:t>
+      </w:r>
+      <w:proofErr w:type="gramStart"/>
+      <w:r>
+        <w:rPr>
+          <w:highlight w:val="yellow"/>
+        </w:rPr>
+        <w:t>login :</w:t>
+      </w:r>
+      <w:proofErr w:type="gramEnd"/>
+      <w:r>
+        <w:rPr>
+          <w:highlight w:val="yellow"/>
+        </w:rPr>
+        <w:t>9:06 logout: 5:00</w:t>
       </w:r>
     </w:p>
     <w:p>
@@ -10596,10 +11843,20 @@
         </w:numPr>
       </w:pPr>
       <w:r>
-        <w:t>Tested banner creation and display functionality; verified that everything is working as expected.</w:t>
-      </w:r>
-      <w:r>
-        <w:t>Improved mobile responsiveness of the banner content and CTA link.</w:t>
+        <w:t xml:space="preserve">Tested banner creation and display functionality; verified that everything is working as </w:t>
+      </w:r>
+      <w:proofErr w:type="spellStart"/>
+      <w:proofErr w:type="gramStart"/>
+      <w:r>
+        <w:t>expected.</w:t>
+      </w:r>
+      <w:r>
+        <w:t>Improved</w:t>
+      </w:r>
+      <w:proofErr w:type="spellEnd"/>
+      <w:proofErr w:type="gramEnd"/>
+      <w:r>
+        <w:t xml:space="preserve"> mobile responsiveness of the banner content and CTA link.</w:t>
       </w:r>
     </w:p>
     <w:p>
@@ -11157,7 +12414,15 @@
         </w:numPr>
       </w:pPr>
       <w:r>
-        <w:t>Observed that the API started showing issues after multiple test runs and performed further analysis to understand the possible cause.</w:t>
+        <w:t xml:space="preserve">Observed that the API started showing issues after multiple </w:t>
+      </w:r>
+      <w:proofErr w:type="gramStart"/>
+      <w:r>
+        <w:t>test</w:t>
+      </w:r>
+      <w:proofErr w:type="gramEnd"/>
+      <w:r>
+        <w:t xml:space="preserve"> runs and performed further analysis to understand the possible cause.</w:t>
       </w:r>
     </w:p>
     <w:p>
@@ -11303,7 +12568,15 @@
         </w:numPr>
       </w:pPr>
       <w:r>
-        <w:t xml:space="preserve">Identified root cause: frontend was routing category clicks through search query params (/search?q=...) instead of directly hitting category API endpoints. </w:t>
+        <w:t>Identified root cause: frontend was routing category clicks through search query params (/</w:t>
+      </w:r>
+      <w:proofErr w:type="spellStart"/>
+      <w:r>
+        <w:t>search?q</w:t>
+      </w:r>
+      <w:proofErr w:type="spellEnd"/>
+      <w:r>
+        <w:t xml:space="preserve">=...) instead of directly hitting category API endpoints. </w:t>
       </w:r>
     </w:p>
     <w:p>
@@ -11339,7 +12612,15 @@
         </w:numPr>
       </w:pPr>
       <w:r>
-        <w:t>Integrated getProductsByCategorySlug into the collection page as the primary data source, with fallback</w:t>
+        <w:t xml:space="preserve">Integrated </w:t>
+      </w:r>
+      <w:proofErr w:type="spellStart"/>
+      <w:r>
+        <w:t>getProductsByCategorySlug</w:t>
+      </w:r>
+      <w:proofErr w:type="spellEnd"/>
+      <w:r>
+        <w:t xml:space="preserve"> into the collection page as the primary data source, with fallback</w:t>
       </w:r>
       <w:r>
         <w:t xml:space="preserve"> chains</w:t>
@@ -11357,7 +12638,17 @@
         </w:numPr>
       </w:pPr>
       <w:r>
-        <w:t xml:space="preserve">Debugged subcategory slug mismatch — subcategory param was incorrectly extracting the parent category slug from c.href instead of using the child's own slug. </w:t>
+        <w:t xml:space="preserve">Debugged subcategory slug mismatch — subcategory param was incorrectly extracting the parent category slug from </w:t>
+      </w:r>
+      <w:proofErr w:type="spellStart"/>
+      <w:proofErr w:type="gramStart"/>
+      <w:r>
+        <w:t>c.href</w:t>
+      </w:r>
+      <w:proofErr w:type="spellEnd"/>
+      <w:proofErr w:type="gramEnd"/>
+      <w:r>
+        <w:t xml:space="preserve"> instead of using the child's own slug. </w:t>
       </w:r>
     </w:p>
     <w:p>
@@ -11381,7 +12672,31 @@
         </w:numPr>
       </w:pPr>
       <w:r>
-        <w:t>Verified the correct API pattern: /api/products/category/{parentSlug}?subcategory={subSlug}.</w:t>
+        <w:t>Verified the correct API pattern: /</w:t>
+      </w:r>
+      <w:proofErr w:type="spellStart"/>
+      <w:r>
+        <w:t>api</w:t>
+      </w:r>
+      <w:proofErr w:type="spellEnd"/>
+      <w:r>
+        <w:t>/products/category/{</w:t>
+      </w:r>
+      <w:proofErr w:type="spellStart"/>
+      <w:r>
+        <w:t>parentSlug</w:t>
+      </w:r>
+      <w:proofErr w:type="spellEnd"/>
+      <w:r>
+        <w:t>}?subcategory={</w:t>
+      </w:r>
+      <w:proofErr w:type="spellStart"/>
+      <w:r>
+        <w:t>subSlug</w:t>
+      </w:r>
+      <w:proofErr w:type="spellEnd"/>
+      <w:r>
+        <w:t>}.</w:t>
       </w:r>
     </w:p>
     <w:p>
@@ -11414,7 +12729,21 @@
         <w:rPr>
           <w:rFonts w:asciiTheme="majorHAnsi" w:hAnsiTheme="majorHAnsi"/>
         </w:rPr>
-        <w:t xml:space="preserve">Updated product card image handling by replacing normal &lt;img&gt; with Next.js &lt;Image&gt; component. </w:t>
+        <w:t>Updated product card image handling by replacing normal &lt;</w:t>
+      </w:r>
+      <w:proofErr w:type="spellStart"/>
+      <w:r>
+        <w:rPr>
+          <w:rFonts w:asciiTheme="majorHAnsi" w:hAnsiTheme="majorHAnsi"/>
+        </w:rPr>
+        <w:t>img</w:t>
+      </w:r>
+      <w:proofErr w:type="spellEnd"/>
+      <w:r>
+        <w:rPr>
+          <w:rFonts w:asciiTheme="majorHAnsi" w:hAnsiTheme="majorHAnsi"/>
+        </w:rPr>
+        <w:t xml:space="preserve">&gt; with Next.js &lt;Image&gt; component. </w:t>
       </w:r>
     </w:p>
     <w:p>
@@ -11948,10 +13277,21 @@
           <w:highlight w:val="yellow"/>
         </w:rPr>
         <w:lastRenderedPageBreak/>
-        <w:t>June 26 2026 Friday Login: 9:02 AM Logout:</w:t>
-      </w:r>
-      <w:r>
-        <w:t>5:00 PM</w:t>
+        <w:t xml:space="preserve">June 26 2026 Friday Login: 9:02 AM </w:t>
+      </w:r>
+      <w:proofErr w:type="gramStart"/>
+      <w:r>
+        <w:rPr>
+          <w:highlight w:val="yellow"/>
+        </w:rPr>
+        <w:t>Logout:</w:t>
+      </w:r>
+      <w:r>
+        <w:t>5:00</w:t>
+      </w:r>
+      <w:proofErr w:type="gramEnd"/>
+      <w:r>
+        <w:t xml:space="preserve"> PM</w:t>
       </w:r>
     </w:p>
     <w:p>
@@ -12057,7 +13397,15 @@
     </w:p>
     <w:p>
       <w:r>
-        <w:t>Identify some issue in webbingPlex that is listed out.</w:t>
+        <w:t xml:space="preserve">Identify some issue in </w:t>
+      </w:r>
+      <w:proofErr w:type="spellStart"/>
+      <w:r>
+        <w:t>webbingPlex</w:t>
+      </w:r>
+      <w:proofErr w:type="spellEnd"/>
+      <w:r>
+        <w:t xml:space="preserve"> that is listed out.</w:t>
       </w:r>
     </w:p>
     <w:p>
@@ -12088,11 +13436,19 @@
         </w:rPr>
         <w:t xml:space="preserve"> </w:t>
       </w:r>
+      <w:proofErr w:type="gramStart"/>
       <w:r>
         <w:rPr>
           <w:highlight w:val="yellow"/>
         </w:rPr>
-        <w:t>2026  (Sun Mon Tue) : was on leave</w:t>
+        <w:t>2026  (</w:t>
+      </w:r>
+      <w:proofErr w:type="gramEnd"/>
+      <w:r>
+        <w:rPr>
+          <w:highlight w:val="yellow"/>
+        </w:rPr>
+        <w:t>Sun Mon Tue) : was on leave</w:t>
       </w:r>
     </w:p>
     <w:p/>
@@ -12160,11 +13516,19 @@
         </w:rPr>
         <w:t xml:space="preserve"> AM </w:t>
       </w:r>
+      <w:proofErr w:type="gramStart"/>
       <w:r>
         <w:rPr>
           <w:highlight w:val="yellow"/>
         </w:rPr>
-        <w:t>Logout:5:00 PM</w:t>
+        <w:t>Logout:5:00</w:t>
+      </w:r>
+      <w:proofErr w:type="gramEnd"/>
+      <w:r>
+        <w:rPr>
+          <w:highlight w:val="yellow"/>
+        </w:rPr>
+        <w:t xml:space="preserve"> PM</w:t>
       </w:r>
     </w:p>
     <w:p/>
@@ -12258,8 +13622,13 @@
         </w:numPr>
       </w:pPr>
       <w:r>
-        <w:t>Transfer the ownership of the project webbingplex</w:t>
-      </w:r>
+        <w:t xml:space="preserve">Transfer the ownership of the project </w:t>
+      </w:r>
+      <w:proofErr w:type="spellStart"/>
+      <w:r>
+        <w:t>webbingplex</w:t>
+      </w:r>
+      <w:proofErr w:type="spellEnd"/>
     </w:p>
     <w:p>
       <w:r>
@@ -12353,7 +13722,15 @@
         </w:numPr>
       </w:pPr>
       <w:r>
-        <w:t xml:space="preserve">Clone the repo of mayau tech for tomorrow priority </w:t>
+        <w:t xml:space="preserve">Clone the repo of </w:t>
+      </w:r>
+      <w:proofErr w:type="spellStart"/>
+      <w:r>
+        <w:t>mayau</w:t>
+      </w:r>
+      <w:proofErr w:type="spellEnd"/>
+      <w:r>
+        <w:t xml:space="preserve"> tech for tomorrow priority </w:t>
       </w:r>
     </w:p>
     <w:p>
@@ -12447,402 +13824,584 @@
           <w:bCs/>
         </w:rPr>
       </w:pPr>
+      <w:proofErr w:type="spellStart"/>
       <w:r>
         <w:rPr>
           <w:b/>
           <w:bCs/>
         </w:rPr>
-        <w:t>Mayou-Tech</w:t>
-      </w:r>
+        <w:t>Mayou</w:t>
+      </w:r>
+      <w:proofErr w:type="spellEnd"/>
       <w:r>
         <w:rPr>
           <w:b/>
           <w:bCs/>
         </w:rPr>
-        <w:t>:</w:t>
-      </w:r>
-    </w:p>
-    <w:p>
-      <w:pPr>
-        <w:pStyle w:val="ListParagraph"/>
-        <w:numPr>
-          <w:ilvl w:val="0"/>
-          <w:numId w:val="84"/>
-        </w:numPr>
-      </w:pPr>
-      <w:r>
-        <w:t xml:space="preserve">Created Product, ProductListResponse, and ProductResponse types for API consistency </w:t>
-      </w:r>
-    </w:p>
-    <w:p>
-      <w:pPr>
-        <w:pStyle w:val="ListParagraph"/>
-        <w:numPr>
-          <w:ilvl w:val="0"/>
-          <w:numId w:val="84"/>
-        </w:numPr>
-      </w:pPr>
-      <w:r>
-        <w:t xml:space="preserve">Implemented getProducts() function using generic apiFetch&lt;T&gt; </w:t>
-      </w:r>
-    </w:p>
-    <w:p>
-      <w:pPr>
-        <w:pStyle w:val="ListParagraph"/>
-        <w:numPr>
-          <w:ilvl w:val="0"/>
-          <w:numId w:val="84"/>
-        </w:numPr>
-      </w:pPr>
-      <w:r>
-        <w:t xml:space="preserve">Ensured type-safe API response handling for product listing </w:t>
-      </w:r>
-    </w:p>
-    <w:p>
-      <w:pPr>
-        <w:pStyle w:val="ListParagraph"/>
-        <w:numPr>
-          <w:ilvl w:val="0"/>
-          <w:numId w:val="84"/>
-        </w:numPr>
-      </w:pPr>
-      <w:r>
-        <w:t xml:space="preserve">Verified GET request works with default fetch method </w:t>
-      </w:r>
-    </w:p>
-    <w:p>
-      <w:pPr>
-        <w:pStyle w:val="ListParagraph"/>
-        <w:numPr>
-          <w:ilvl w:val="0"/>
-          <w:numId w:val="84"/>
-        </w:numPr>
-      </w:pPr>
-      <w:r>
-        <w:t>Structured API layer for future extension (e.g., single product, CRUD operations)</w:t>
-      </w:r>
-    </w:p>
-    <w:p>
-      <w:pPr>
+        <w:t>-Tech</w:t>
+      </w:r>
+      <w:r>
         <w:rPr>
           <w:b/>
           <w:bCs/>
         </w:rPr>
-      </w:pPr>
-      <w:r>
+        <w:t>:</w:t>
+      </w:r>
+    </w:p>
+    <w:p>
+      <w:pPr>
+        <w:pStyle w:val="ListParagraph"/>
+        <w:numPr>
+          <w:ilvl w:val="0"/>
+          <w:numId w:val="84"/>
+        </w:numPr>
+      </w:pPr>
+      <w:r>
+        <w:t xml:space="preserve">Created Product, </w:t>
+      </w:r>
+      <w:proofErr w:type="spellStart"/>
+      <w:r>
+        <w:t>ProductListResponse</w:t>
+      </w:r>
+      <w:proofErr w:type="spellEnd"/>
+      <w:r>
+        <w:t xml:space="preserve">, and </w:t>
+      </w:r>
+      <w:proofErr w:type="spellStart"/>
+      <w:r>
+        <w:t>ProductResponse</w:t>
+      </w:r>
+      <w:proofErr w:type="spellEnd"/>
+      <w:r>
+        <w:t xml:space="preserve"> types for API consistency </w:t>
+      </w:r>
+    </w:p>
+    <w:p>
+      <w:pPr>
+        <w:pStyle w:val="ListParagraph"/>
+        <w:numPr>
+          <w:ilvl w:val="0"/>
+          <w:numId w:val="84"/>
+        </w:numPr>
+      </w:pPr>
+      <w:r>
+        <w:t xml:space="preserve">Implemented </w:t>
+      </w:r>
+      <w:proofErr w:type="spellStart"/>
+      <w:proofErr w:type="gramStart"/>
+      <w:r>
+        <w:t>getProducts</w:t>
+      </w:r>
+      <w:proofErr w:type="spellEnd"/>
+      <w:r>
+        <w:t>(</w:t>
+      </w:r>
+      <w:proofErr w:type="gramEnd"/>
+      <w:r>
+        <w:t xml:space="preserve">) function using generic </w:t>
+      </w:r>
+      <w:proofErr w:type="spellStart"/>
+      <w:r>
+        <w:t>apiFetch</w:t>
+      </w:r>
+      <w:proofErr w:type="spellEnd"/>
+      <w:r>
+        <w:t xml:space="preserve">&lt;T&gt; </w:t>
+      </w:r>
+    </w:p>
+    <w:p>
+      <w:pPr>
+        <w:pStyle w:val="ListParagraph"/>
+        <w:numPr>
+          <w:ilvl w:val="0"/>
+          <w:numId w:val="84"/>
+        </w:numPr>
+      </w:pPr>
+      <w:r>
+        <w:t xml:space="preserve">Ensured type-safe API response handling for product listing </w:t>
+      </w:r>
+    </w:p>
+    <w:p>
+      <w:pPr>
+        <w:pStyle w:val="ListParagraph"/>
+        <w:numPr>
+          <w:ilvl w:val="0"/>
+          <w:numId w:val="84"/>
+        </w:numPr>
+      </w:pPr>
+      <w:r>
+        <w:t xml:space="preserve">Verified GET request works with default fetch method </w:t>
+      </w:r>
+    </w:p>
+    <w:p>
+      <w:pPr>
+        <w:pStyle w:val="ListParagraph"/>
+        <w:numPr>
+          <w:ilvl w:val="0"/>
+          <w:numId w:val="84"/>
+        </w:numPr>
+      </w:pPr>
+      <w:r>
+        <w:t>Structured API layer for future extension (e.g., single product, CRUD operations)</w:t>
+      </w:r>
+    </w:p>
+    <w:p>
+      <w:pPr>
         <w:rPr>
           <w:b/>
           <w:bCs/>
         </w:rPr>
-        <w:t>Product A</w:t>
-      </w:r>
+      </w:pPr>
       <w:r>
         <w:rPr>
           <w:b/>
           <w:bCs/>
         </w:rPr>
-        <w:t>PI</w:t>
+        <w:t>Product A</w:t>
       </w:r>
       <w:r>
         <w:rPr>
           <w:b/>
           <w:bCs/>
         </w:rPr>
-        <w:t xml:space="preserve"> integration </w:t>
+        <w:t>PI</w:t>
       </w:r>
       <w:r>
         <w:rPr>
           <w:b/>
           <w:bCs/>
         </w:rPr>
-        <w:t>(mayoutech)</w:t>
-      </w:r>
-    </w:p>
-    <w:p>
-      <w:pPr>
-        <w:numPr>
-          <w:ilvl w:val="0"/>
-          <w:numId w:val="88"/>
-        </w:numPr>
-      </w:pPr>
-      <w:r>
-        <w:t xml:space="preserve">Tested getAllProducts API — data is returning correctly as expected </w:t>
-      </w:r>
-    </w:p>
-    <w:p>
-      <w:pPr>
-        <w:numPr>
-          <w:ilvl w:val="0"/>
-          <w:numId w:val="88"/>
-        </w:numPr>
-      </w:pPr>
-      <w:r>
-        <w:t xml:space="preserve">Completed basic API integration into the existing codebase (initial base setup done) </w:t>
-      </w:r>
-    </w:p>
-    <w:p>
-      <w:pPr>
-        <w:numPr>
-          <w:ilvl w:val="0"/>
-          <w:numId w:val="88"/>
-        </w:numPr>
-      </w:pPr>
-      <w:r>
-        <w:t xml:space="preserve">Integrated product API into product display flow and confirmed products are rendering in UI </w:t>
-      </w:r>
-    </w:p>
-    <w:p>
-      <w:pPr>
-        <w:numPr>
-          <w:ilvl w:val="0"/>
-          <w:numId w:val="88"/>
-        </w:numPr>
-      </w:pPr>
-      <w:r>
-        <w:t>I</w:t>
-      </w:r>
-      <w:r>
-        <w:t>mage rendering in both admin panel and frontend</w:t>
-      </w:r>
-      <w:r>
-        <w:t xml:space="preserve"> are not displaying.</w:t>
-      </w:r>
-      <w:r>
-        <w:t xml:space="preserve"> </w:t>
-      </w:r>
-    </w:p>
-    <w:p>
-      <w:pPr>
-        <w:numPr>
-          <w:ilvl w:val="0"/>
-          <w:numId w:val="88"/>
-        </w:numPr>
-      </w:pPr>
-      <w:r>
-        <w:t xml:space="preserve">Refactored API usage structure with assistance to improve code quality and maintainability </w:t>
-      </w:r>
-    </w:p>
-    <w:p>
-      <w:pPr>
-        <w:numPr>
-          <w:ilvl w:val="0"/>
-          <w:numId w:val="88"/>
-        </w:numPr>
-      </w:pPr>
-      <w:r>
-        <w:t xml:space="preserve">Requires a review from senior </w:t>
-      </w:r>
-      <w:r>
-        <w:t xml:space="preserve">whether it follows best practices </w:t>
-      </w:r>
-    </w:p>
-    <w:p>
-      <w:pPr>
-        <w:ind w:firstLine="360"/>
+        <w:t xml:space="preserve"> integration </w:t>
+      </w:r>
+      <w:r>
         <w:rPr>
           <w:b/>
           <w:bCs/>
         </w:rPr>
-      </w:pPr>
+        <w:t>(</w:t>
+      </w:r>
+      <w:proofErr w:type="spellStart"/>
       <w:r>
         <w:rPr>
           <w:b/>
           <w:bCs/>
         </w:rPr>
-        <w:t>Affected files:</w:t>
-      </w:r>
-    </w:p>
-    <w:p>
-      <w:pPr>
-        <w:numPr>
-          <w:ilvl w:val="0"/>
-          <w:numId w:val="89"/>
-        </w:numPr>
-      </w:pPr>
-      <w:r>
-        <w:t xml:space="preserve">src/components/store/StoreCatelog.tsx </w:t>
-      </w:r>
-    </w:p>
-    <w:p>
-      <w:pPr>
-        <w:numPr>
-          <w:ilvl w:val="0"/>
-          <w:numId w:val="89"/>
-        </w:numPr>
-      </w:pPr>
-      <w:r>
-        <w:t xml:space="preserve">src/components/store/StoreProductCard.tsx </w:t>
-      </w:r>
-    </w:p>
-    <w:p>
-      <w:pPr>
-        <w:numPr>
-          <w:ilvl w:val="0"/>
-          <w:numId w:val="89"/>
-        </w:numPr>
-      </w:pPr>
-      <w:r>
-        <w:t xml:space="preserve">src/lib/api.ts </w:t>
-      </w:r>
-    </w:p>
-    <w:p>
-      <w:pPr>
-        <w:numPr>
-          <w:ilvl w:val="0"/>
-          <w:numId w:val="89"/>
-        </w:numPr>
-      </w:pPr>
-      <w:r>
-        <w:t>src/lib/productApi.ts</w:t>
-      </w:r>
-    </w:p>
-    <w:p>
-      <w:pPr>
+        <w:t>mayoutech</w:t>
+      </w:r>
+      <w:proofErr w:type="spellEnd"/>
+      <w:r>
         <w:rPr>
           <w:b/>
           <w:bCs/>
         </w:rPr>
-      </w:pPr>
-      <w:r>
+        <w:t>)</w:t>
+      </w:r>
+    </w:p>
+    <w:p>
+      <w:pPr>
+        <w:numPr>
+          <w:ilvl w:val="0"/>
+          <w:numId w:val="88"/>
+        </w:numPr>
+      </w:pPr>
+      <w:r>
+        <w:t xml:space="preserve">Tested </w:t>
+      </w:r>
+      <w:proofErr w:type="spellStart"/>
+      <w:r>
+        <w:t>getAllProducts</w:t>
+      </w:r>
+      <w:proofErr w:type="spellEnd"/>
+      <w:r>
+        <w:t xml:space="preserve"> API — data is returning correctly as expected </w:t>
+      </w:r>
+    </w:p>
+    <w:p>
+      <w:pPr>
+        <w:numPr>
+          <w:ilvl w:val="0"/>
+          <w:numId w:val="88"/>
+        </w:numPr>
+      </w:pPr>
+      <w:r>
+        <w:t xml:space="preserve">Completed basic API integration into the existing codebase (initial base setup done) </w:t>
+      </w:r>
+    </w:p>
+    <w:p>
+      <w:pPr>
+        <w:numPr>
+          <w:ilvl w:val="0"/>
+          <w:numId w:val="88"/>
+        </w:numPr>
+      </w:pPr>
+      <w:r>
+        <w:t xml:space="preserve">Integrated product API into product display flow and confirmed products are rendering in UI </w:t>
+      </w:r>
+    </w:p>
+    <w:p>
+      <w:pPr>
+        <w:numPr>
+          <w:ilvl w:val="0"/>
+          <w:numId w:val="88"/>
+        </w:numPr>
+      </w:pPr>
+      <w:r>
+        <w:t>I</w:t>
+      </w:r>
+      <w:r>
+        <w:t>mage rendering in both admin panel and frontend</w:t>
+      </w:r>
+      <w:r>
+        <w:t xml:space="preserve"> are not displaying.</w:t>
+      </w:r>
+      <w:r>
+        <w:t xml:space="preserve"> </w:t>
+      </w:r>
+    </w:p>
+    <w:p>
+      <w:pPr>
+        <w:numPr>
+          <w:ilvl w:val="0"/>
+          <w:numId w:val="88"/>
+        </w:numPr>
+      </w:pPr>
+      <w:r>
+        <w:t xml:space="preserve">Refactored API usage structure with assistance to improve code quality and maintainability </w:t>
+      </w:r>
+    </w:p>
+    <w:p>
+      <w:pPr>
+        <w:numPr>
+          <w:ilvl w:val="0"/>
+          <w:numId w:val="88"/>
+        </w:numPr>
+      </w:pPr>
+      <w:r>
+        <w:t xml:space="preserve">Requires a review from senior </w:t>
+      </w:r>
+      <w:r>
+        <w:t xml:space="preserve">whether it follows best practices </w:t>
+      </w:r>
+    </w:p>
+    <w:p>
+      <w:pPr>
+        <w:ind w:firstLine="360"/>
         <w:rPr>
           <w:b/>
           <w:bCs/>
         </w:rPr>
-        <w:t>Category API Integration (mayoutech):</w:t>
-      </w:r>
-    </w:p>
-    <w:p>
-      <w:pPr>
-        <w:pStyle w:val="ListParagraph"/>
-        <w:numPr>
-          <w:ilvl w:val="0"/>
-          <w:numId w:val="91"/>
-        </w:numPr>
-      </w:pPr>
-      <w:r>
-        <w:t>Implemented getCategories API and integrated the initial category data fetching flow.</w:t>
-      </w:r>
-    </w:p>
-    <w:p>
-      <w:pPr>
-        <w:pStyle w:val="ListParagraph"/>
-        <w:numPr>
-          <w:ilvl w:val="0"/>
-          <w:numId w:val="91"/>
-        </w:numPr>
-      </w:pPr>
-      <w:r>
-        <w:t>Completed basic API integration into the existing codebase</w:t>
-      </w:r>
-    </w:p>
-    <w:p>
-      <w:pPr>
-        <w:pStyle w:val="ListParagraph"/>
-        <w:numPr>
-          <w:ilvl w:val="0"/>
-          <w:numId w:val="91"/>
-        </w:numPr>
-      </w:pPr>
-      <w:r>
-        <w:lastRenderedPageBreak/>
-        <w:t>Integrate category api to display list of categories</w:t>
-      </w:r>
-      <w:r>
-        <w:tab/>
-      </w:r>
-      <w:r>
-        <w:tab/>
-      </w:r>
-    </w:p>
-    <w:p>
-      <w:pPr>
-        <w:ind w:firstLine="360"/>
+      </w:pPr>
+      <w:r>
         <w:rPr>
           <w:b/>
           <w:bCs/>
         </w:rPr>
-      </w:pPr>
-      <w:r>
+        <w:t>Affected files:</w:t>
+      </w:r>
+    </w:p>
+    <w:p>
+      <w:pPr>
+        <w:numPr>
+          <w:ilvl w:val="0"/>
+          <w:numId w:val="89"/>
+        </w:numPr>
+      </w:pPr>
+      <w:proofErr w:type="spellStart"/>
+      <w:r>
+        <w:t>src</w:t>
+      </w:r>
+      <w:proofErr w:type="spellEnd"/>
+      <w:r>
+        <w:t>/components/store/</w:t>
+      </w:r>
+      <w:proofErr w:type="spellStart"/>
+      <w:r>
+        <w:t>StoreCatelog.tsx</w:t>
+      </w:r>
+      <w:proofErr w:type="spellEnd"/>
+      <w:r>
+        <w:t xml:space="preserve"> </w:t>
+      </w:r>
+    </w:p>
+    <w:p>
+      <w:pPr>
+        <w:numPr>
+          <w:ilvl w:val="0"/>
+          <w:numId w:val="89"/>
+        </w:numPr>
+      </w:pPr>
+      <w:proofErr w:type="spellStart"/>
+      <w:r>
+        <w:t>src</w:t>
+      </w:r>
+      <w:proofErr w:type="spellEnd"/>
+      <w:r>
+        <w:t>/components/store/</w:t>
+      </w:r>
+      <w:proofErr w:type="spellStart"/>
+      <w:r>
+        <w:t>StoreProductCard.tsx</w:t>
+      </w:r>
+      <w:proofErr w:type="spellEnd"/>
+      <w:r>
+        <w:t xml:space="preserve"> </w:t>
+      </w:r>
+    </w:p>
+    <w:p>
+      <w:pPr>
+        <w:numPr>
+          <w:ilvl w:val="0"/>
+          <w:numId w:val="89"/>
+        </w:numPr>
+      </w:pPr>
+      <w:proofErr w:type="spellStart"/>
+      <w:r>
+        <w:t>src</w:t>
+      </w:r>
+      <w:proofErr w:type="spellEnd"/>
+      <w:r>
+        <w:t>/lib/</w:t>
+      </w:r>
+      <w:proofErr w:type="spellStart"/>
+      <w:r>
+        <w:t>api.ts</w:t>
+      </w:r>
+      <w:proofErr w:type="spellEnd"/>
+      <w:r>
+        <w:t xml:space="preserve"> </w:t>
+      </w:r>
+    </w:p>
+    <w:p>
+      <w:pPr>
+        <w:numPr>
+          <w:ilvl w:val="0"/>
+          <w:numId w:val="89"/>
+        </w:numPr>
+      </w:pPr>
+      <w:proofErr w:type="spellStart"/>
+      <w:r>
+        <w:t>src</w:t>
+      </w:r>
+      <w:proofErr w:type="spellEnd"/>
+      <w:r>
+        <w:t>/lib/</w:t>
+      </w:r>
+      <w:proofErr w:type="spellStart"/>
+      <w:r>
+        <w:t>productApi.ts</w:t>
+      </w:r>
+      <w:proofErr w:type="spellEnd"/>
+    </w:p>
+    <w:p>
+      <w:pPr>
         <w:rPr>
           <w:b/>
           <w:bCs/>
         </w:rPr>
-        <w:t>Affected files:</w:t>
-      </w:r>
-    </w:p>
-    <w:p>
-      <w:pPr>
-        <w:numPr>
-          <w:ilvl w:val="0"/>
-          <w:numId w:val="89"/>
-        </w:numPr>
-      </w:pPr>
-      <w:r>
-        <w:t>src/components/store/Store</w:t>
-      </w:r>
-      <w:r>
-        <w:t>Sidebar.tsx</w:t>
-      </w:r>
-      <w:r>
-        <w:t xml:space="preserve"> </w:t>
-      </w:r>
-    </w:p>
-    <w:p>
-      <w:pPr>
-        <w:numPr>
-          <w:ilvl w:val="0"/>
-          <w:numId w:val="89"/>
-        </w:numPr>
-      </w:pPr>
-      <w:r>
-        <w:t>src/lib/</w:t>
-      </w:r>
-      <w:r>
-        <w:t>Category</w:t>
-      </w:r>
-      <w:r>
-        <w:t>Api.ts</w:t>
-      </w:r>
-    </w:p>
-    <w:p>
-      <w:r>
-        <w:t xml:space="preserve">A pr request is made </w:t>
-      </w:r>
-    </w:p>
-    <w:p>
-      <w:r>
-        <w:br w:type="page"/>
-      </w:r>
-    </w:p>
-    <w:p>
-      <w:pPr>
-        <w:pStyle w:val="Heading1"/>
-      </w:pPr>
-      <w:r>
-        <w:rPr>
-          <w:highlight w:val="yellow"/>
-        </w:rPr>
-        <w:lastRenderedPageBreak/>
-        <w:t>July 5 2026 Sunday login:9:04 AM logout: 5:00PM</w:t>
-      </w:r>
-    </w:p>
-    <w:p>
-      <w:r>
-        <w:t xml:space="preserve">Discussed today's priority tasks and project updates with the senior over a call (as he is on leave), reviewed ongoing issues, and communicated the updates to the team. </w:t>
-      </w:r>
-    </w:p>
-    <w:p>
-      <w:pPr>
+      </w:pPr>
+      <w:r>
         <w:rPr>
           <w:b/>
           <w:bCs/>
         </w:rPr>
-      </w:pPr>
+        <w:t>Category API Integration (</w:t>
+      </w:r>
+      <w:proofErr w:type="spellStart"/>
       <w:r>
         <w:rPr>
           <w:b/>
           <w:bCs/>
         </w:rPr>
+        <w:t>mayoutech</w:t>
+      </w:r>
+      <w:proofErr w:type="spellEnd"/>
+      <w:r>
+        <w:rPr>
+          <w:b/>
+          <w:bCs/>
+        </w:rPr>
+        <w:t>):</w:t>
+      </w:r>
+    </w:p>
+    <w:p>
+      <w:pPr>
+        <w:pStyle w:val="ListParagraph"/>
+        <w:numPr>
+          <w:ilvl w:val="0"/>
+          <w:numId w:val="91"/>
+        </w:numPr>
+      </w:pPr>
+      <w:r>
+        <w:t xml:space="preserve">Implemented </w:t>
+      </w:r>
+      <w:proofErr w:type="spellStart"/>
+      <w:r>
+        <w:t>getCategories</w:t>
+      </w:r>
+      <w:proofErr w:type="spellEnd"/>
+      <w:r>
+        <w:t xml:space="preserve"> API and integrated the initial category data fetching flow.</w:t>
+      </w:r>
+    </w:p>
+    <w:p>
+      <w:pPr>
+        <w:pStyle w:val="ListParagraph"/>
+        <w:numPr>
+          <w:ilvl w:val="0"/>
+          <w:numId w:val="91"/>
+        </w:numPr>
+      </w:pPr>
+      <w:r>
+        <w:t>Completed basic API integration into the existing codebase</w:t>
+      </w:r>
+    </w:p>
+    <w:p>
+      <w:pPr>
+        <w:pStyle w:val="ListParagraph"/>
+        <w:numPr>
+          <w:ilvl w:val="0"/>
+          <w:numId w:val="91"/>
+        </w:numPr>
+      </w:pPr>
+      <w:r>
+        <w:lastRenderedPageBreak/>
+        <w:t xml:space="preserve">Integrate category </w:t>
+      </w:r>
+      <w:proofErr w:type="spellStart"/>
+      <w:r>
+        <w:t>api</w:t>
+      </w:r>
+      <w:proofErr w:type="spellEnd"/>
+      <w:r>
+        <w:t xml:space="preserve"> to display list of categories</w:t>
+      </w:r>
+      <w:r>
+        <w:tab/>
+      </w:r>
+      <w:r>
+        <w:tab/>
+      </w:r>
+    </w:p>
+    <w:p>
+      <w:pPr>
+        <w:ind w:firstLine="360"/>
+        <w:rPr>
+          <w:b/>
+          <w:bCs/>
+        </w:rPr>
+      </w:pPr>
+      <w:r>
+        <w:rPr>
+          <w:b/>
+          <w:bCs/>
+        </w:rPr>
+        <w:t>Affected files:</w:t>
+      </w:r>
+    </w:p>
+    <w:p>
+      <w:pPr>
+        <w:numPr>
+          <w:ilvl w:val="0"/>
+          <w:numId w:val="89"/>
+        </w:numPr>
+      </w:pPr>
+      <w:proofErr w:type="spellStart"/>
+      <w:r>
+        <w:t>src</w:t>
+      </w:r>
+      <w:proofErr w:type="spellEnd"/>
+      <w:r>
+        <w:t>/components/store/</w:t>
+      </w:r>
+      <w:proofErr w:type="spellStart"/>
+      <w:r>
+        <w:t>Store</w:t>
+      </w:r>
+      <w:r>
+        <w:t>Sidebar.tsx</w:t>
+      </w:r>
+      <w:proofErr w:type="spellEnd"/>
+      <w:r>
+        <w:t xml:space="preserve"> </w:t>
+      </w:r>
+    </w:p>
+    <w:p>
+      <w:pPr>
+        <w:numPr>
+          <w:ilvl w:val="0"/>
+          <w:numId w:val="89"/>
+        </w:numPr>
+      </w:pPr>
+      <w:proofErr w:type="spellStart"/>
+      <w:r>
+        <w:t>src</w:t>
+      </w:r>
+      <w:proofErr w:type="spellEnd"/>
+      <w:r>
+        <w:t>/lib/</w:t>
+      </w:r>
+      <w:proofErr w:type="spellStart"/>
+      <w:r>
+        <w:t>Category</w:t>
+      </w:r>
+      <w:r>
+        <w:t>Api.ts</w:t>
+      </w:r>
+      <w:proofErr w:type="spellEnd"/>
+    </w:p>
+    <w:p>
+      <w:r>
+        <w:t xml:space="preserve">A pr request is made </w:t>
+      </w:r>
+    </w:p>
+    <w:p>
+      <w:r>
+        <w:br w:type="page"/>
+      </w:r>
+    </w:p>
+    <w:p>
+      <w:pPr>
+        <w:pStyle w:val="Heading1"/>
+      </w:pPr>
+      <w:r>
+        <w:rPr>
+          <w:highlight w:val="yellow"/>
+        </w:rPr>
+        <w:lastRenderedPageBreak/>
+        <w:t xml:space="preserve">July 5 2026 Sunday </w:t>
+      </w:r>
+      <w:proofErr w:type="gramStart"/>
+      <w:r>
+        <w:rPr>
+          <w:highlight w:val="yellow"/>
+        </w:rPr>
+        <w:t>login:9:04</w:t>
+      </w:r>
+      <w:proofErr w:type="gramEnd"/>
+      <w:r>
+        <w:rPr>
+          <w:highlight w:val="yellow"/>
+        </w:rPr>
+        <w:t xml:space="preserve"> AM logout: 5:00PM</w:t>
+      </w:r>
+    </w:p>
+    <w:p>
+      <w:r>
+        <w:t xml:space="preserve">Discussed today's priority tasks and project updates with the senior over a call (as he is on leave), reviewed ongoing issues, and communicated the updates to the team. </w:t>
+      </w:r>
+    </w:p>
+    <w:p>
+      <w:pPr>
+        <w:rPr>
+          <w:b/>
+          <w:bCs/>
+        </w:rPr>
+      </w:pPr>
+      <w:r>
+        <w:rPr>
+          <w:b/>
+          <w:bCs/>
+        </w:rPr>
         <w:t>Mac-store:</w:t>
       </w:r>
     </w:p>
@@ -12866,6 +14425,7 @@
           <w:numId w:val="89"/>
         </w:numPr>
       </w:pPr>
+      <w:proofErr w:type="spellStart"/>
       <w:r>
         <w:rPr>
           <w:rFonts w:ascii="Times New Roman" w:eastAsia="Times New Roman" w:hAnsi="Times New Roman" w:cs="Times New Roman"/>
@@ -12874,24 +14434,9 @@
           <w:kern w:val="0"/>
           <w14:ligatures w14:val="none"/>
         </w:rPr>
-        <w:t>Findout (manual test):</w:t>
-      </w:r>
-      <w:r>
-        <w:rPr>
-          <w:rFonts w:ascii="Times New Roman" w:eastAsia="Times New Roman" w:hAnsi="Times New Roman" w:cs="Times New Roman"/>
-          <w:kern w:val="0"/>
-          <w14:ligatures w14:val="none"/>
-        </w:rPr>
-        <w:t xml:space="preserve"> A</w:t>
-      </w:r>
-      <w:r>
-        <w:rPr>
-          <w:rFonts w:ascii="Times New Roman" w:eastAsia="Times New Roman" w:hAnsi="Times New Roman" w:cs="Times New Roman"/>
-          <w:kern w:val="0"/>
-          <w14:ligatures w14:val="none"/>
-        </w:rPr>
-        <w:t xml:space="preserve">dmin is unable to update comments from the admin panel. When submitting the edit form, the application returns a </w:t>
-      </w:r>
+        <w:t>Findout</w:t>
+      </w:r>
+      <w:proofErr w:type="spellEnd"/>
       <w:r>
         <w:rPr>
           <w:rFonts w:ascii="Times New Roman" w:eastAsia="Times New Roman" w:hAnsi="Times New Roman" w:cs="Times New Roman"/>
@@ -12900,7 +14445,7 @@
           <w:kern w:val="0"/>
           <w14:ligatures w14:val="none"/>
         </w:rPr>
-        <w:t>405 Method Not Allowed</w:t>
+        <w:t xml:space="preserve"> (manual test):</w:t>
       </w:r>
       <w:r>
         <w:rPr>
@@ -12908,110 +14453,177 @@
           <w:kern w:val="0"/>
           <w14:ligatures w14:val="none"/>
         </w:rPr>
-        <w:t xml:space="preserve"> error</w:t>
-      </w:r>
-    </w:p>
-    <w:p>
-      <w:pPr>
-        <w:pStyle w:val="ListParagraph"/>
-        <w:numPr>
-          <w:ilvl w:val="0"/>
-          <w:numId w:val="89"/>
-        </w:numPr>
-      </w:pPr>
-      <w:r>
-        <w:t>Shared the Blog API testing documentation with the team</w:t>
-      </w:r>
-      <w:r>
-        <w:t>.</w:t>
-      </w:r>
-    </w:p>
-    <w:p>
-      <w:pPr>
-        <w:pStyle w:val="ListParagraph"/>
-        <w:numPr>
-          <w:ilvl w:val="0"/>
-          <w:numId w:val="89"/>
-        </w:numPr>
-      </w:pPr>
-      <w:r>
-        <w:t xml:space="preserve">Shared the Blog API testing documentation and findings with the team and senior for review. </w:t>
-      </w:r>
-    </w:p>
-    <w:p>
-      <w:pPr>
-        <w:pStyle w:val="ListParagraph"/>
-        <w:numPr>
-          <w:ilvl w:val="0"/>
-          <w:numId w:val="89"/>
-        </w:numPr>
-      </w:pPr>
-      <w:r>
-        <w:t xml:space="preserve">Tested the Offer Product checkout flow, identified an incorrect pricing issue, analyzed the checkout process, documented the findings, and investigated the order creation flow. </w:t>
-      </w:r>
-    </w:p>
-    <w:p>
-      <w:pPr>
-        <w:pStyle w:val="ListParagraph"/>
-        <w:numPr>
-          <w:ilvl w:val="0"/>
-          <w:numId w:val="89"/>
-        </w:numPr>
-      </w:pPr>
-      <w:r>
-        <w:t xml:space="preserve">Verified that the backend order creation (createOrder) API is functioning correctly, analyzed the guest vs. customer checkout endpoints, and documented the likely </w:t>
-      </w:r>
-      <w:r>
-        <w:t>backend</w:t>
-      </w:r>
-      <w:r>
-        <w:t xml:space="preserve"> issue with supporting observations. </w:t>
-      </w:r>
-    </w:p>
-    <w:p>
-      <w:pPr>
-        <w:rPr>
+        <w:t xml:space="preserve"> A</w:t>
+      </w:r>
+      <w:r>
+        <w:rPr>
+          <w:rFonts w:ascii="Times New Roman" w:eastAsia="Times New Roman" w:hAnsi="Times New Roman" w:cs="Times New Roman"/>
+          <w:kern w:val="0"/>
+          <w14:ligatures w14:val="none"/>
+        </w:rPr>
+        <w:t xml:space="preserve">dmin is unable to update comments from the admin panel. When submitting the edit form, the application returns a </w:t>
+      </w:r>
+      <w:r>
+        <w:rPr>
+          <w:rFonts w:ascii="Times New Roman" w:eastAsia="Times New Roman" w:hAnsi="Times New Roman" w:cs="Times New Roman"/>
           <w:b/>
           <w:bCs/>
-        </w:rPr>
-      </w:pPr>
-      <w:r>
+          <w:kern w:val="0"/>
+          <w14:ligatures w14:val="none"/>
+        </w:rPr>
+        <w:t>405 Method Not Allowed</w:t>
+      </w:r>
+      <w:r>
+        <w:rPr>
+          <w:rFonts w:ascii="Times New Roman" w:eastAsia="Times New Roman" w:hAnsi="Times New Roman" w:cs="Times New Roman"/>
+          <w:kern w:val="0"/>
+          <w14:ligatures w14:val="none"/>
+        </w:rPr>
+        <w:t xml:space="preserve"> error</w:t>
+      </w:r>
+    </w:p>
+    <w:p>
+      <w:pPr>
+        <w:pStyle w:val="ListParagraph"/>
+        <w:numPr>
+          <w:ilvl w:val="0"/>
+          <w:numId w:val="89"/>
+        </w:numPr>
+      </w:pPr>
+      <w:r>
+        <w:t>Shared the Blog API testing documentation with the team</w:t>
+      </w:r>
+      <w:r>
+        <w:t>.</w:t>
+      </w:r>
+    </w:p>
+    <w:p>
+      <w:pPr>
+        <w:pStyle w:val="ListParagraph"/>
+        <w:numPr>
+          <w:ilvl w:val="0"/>
+          <w:numId w:val="89"/>
+        </w:numPr>
+      </w:pPr>
+      <w:r>
+        <w:t xml:space="preserve">Shared the Blog API testing documentation and findings with the team and senior for review. </w:t>
+      </w:r>
+    </w:p>
+    <w:p>
+      <w:pPr>
+        <w:pStyle w:val="ListParagraph"/>
+        <w:numPr>
+          <w:ilvl w:val="0"/>
+          <w:numId w:val="89"/>
+        </w:numPr>
+      </w:pPr>
+      <w:r>
+        <w:t xml:space="preserve">Tested the Offer Product checkout flow, identified an incorrect pricing issue, analyzed the checkout process, documented the findings, and investigated the order creation flow. </w:t>
+      </w:r>
+    </w:p>
+    <w:p>
+      <w:pPr>
+        <w:pStyle w:val="ListParagraph"/>
+        <w:numPr>
+          <w:ilvl w:val="0"/>
+          <w:numId w:val="89"/>
+        </w:numPr>
+      </w:pPr>
+      <w:r>
+        <w:t>Verified that the backend order creation (</w:t>
+      </w:r>
+      <w:proofErr w:type="spellStart"/>
+      <w:r>
+        <w:t>createOrder</w:t>
+      </w:r>
+      <w:proofErr w:type="spellEnd"/>
+      <w:r>
+        <w:t xml:space="preserve">) API is functioning correctly, analyzed the guest vs. customer checkout endpoints, and documented the likely </w:t>
+      </w:r>
+      <w:r>
+        <w:t>backend</w:t>
+      </w:r>
+      <w:r>
+        <w:t xml:space="preserve"> issue with supporting observations. </w:t>
+      </w:r>
+    </w:p>
+    <w:p>
+      <w:pPr>
         <w:rPr>
           <w:b/>
           <w:bCs/>
         </w:rPr>
-        <w:t>Mayou-tech:</w:t>
-      </w:r>
-    </w:p>
-    <w:p>
-      <w:pPr>
-        <w:pStyle w:val="ListParagraph"/>
-        <w:numPr>
-          <w:ilvl w:val="0"/>
-          <w:numId w:val="89"/>
-        </w:numPr>
-      </w:pPr>
-      <w:r>
-        <w:t xml:space="preserve">Enhanced the website footer by improving its responsive layout, refining the structure for desktop/tablet/mobile, and adding proper handling for contact links (mailto, tel, and location/Google Maps). </w:t>
-      </w:r>
-    </w:p>
-    <w:p>
-      <w:pPr>
-        <w:pStyle w:val="ListParagraph"/>
-        <w:numPr>
-          <w:ilvl w:val="0"/>
-          <w:numId w:val="89"/>
-        </w:numPr>
-      </w:pPr>
+      </w:pPr>
+      <w:proofErr w:type="spellStart"/>
       <w:r>
         <w:rPr>
           <w:b/>
           <w:bCs/>
         </w:rPr>
+        <w:t>Mayou</w:t>
+      </w:r>
+      <w:proofErr w:type="spellEnd"/>
+      <w:r>
+        <w:rPr>
+          <w:b/>
+          <w:bCs/>
+        </w:rPr>
+        <w:t>-tech:</w:t>
+      </w:r>
+    </w:p>
+    <w:p>
+      <w:pPr>
+        <w:pStyle w:val="ListParagraph"/>
+        <w:numPr>
+          <w:ilvl w:val="0"/>
+          <w:numId w:val="89"/>
+        </w:numPr>
+      </w:pPr>
+      <w:r>
+        <w:t>Enhanced the website footer by improving its responsive layout, refining the structure for desktop/tablet/mobile, and adding proper handling for contact links (</w:t>
+      </w:r>
+      <w:proofErr w:type="spellStart"/>
+      <w:r>
+        <w:t>mailto</w:t>
+      </w:r>
+      <w:proofErr w:type="spellEnd"/>
+      <w:r>
+        <w:t xml:space="preserve">, </w:t>
+      </w:r>
+      <w:proofErr w:type="spellStart"/>
+      <w:r>
+        <w:t>tel</w:t>
+      </w:r>
+      <w:proofErr w:type="spellEnd"/>
+      <w:r>
+        <w:t xml:space="preserve">, and location/Google Maps). </w:t>
+      </w:r>
+    </w:p>
+    <w:p>
+      <w:pPr>
+        <w:pStyle w:val="ListParagraph"/>
+        <w:numPr>
+          <w:ilvl w:val="0"/>
+          <w:numId w:val="89"/>
+        </w:numPr>
+      </w:pPr>
+      <w:r>
+        <w:rPr>
+          <w:b/>
+          <w:bCs/>
+        </w:rPr>
         <w:t>Issue:</w:t>
       </w:r>
       <w:r>
-        <w:t xml:space="preserve"> Unable to access the MayouTech Admin panel. DNS lookup for mayouadmin.mayoutech.com returns "Non-existent domain", indicating the hostname is not resolving. This appears to be an infrastructure/DNS configuration issue rather than an application-level bug</w:t>
+        <w:t xml:space="preserve"> Unable to access the </w:t>
+      </w:r>
+      <w:proofErr w:type="spellStart"/>
+      <w:r>
+        <w:t>MayouTech</w:t>
+      </w:r>
+      <w:proofErr w:type="spellEnd"/>
+      <w:r>
+        <w:t xml:space="preserve"> Admin panel. DNS lookup for mayouadmin.mayoutech.com returns "Non-existent domain", indicating the hostname is not resolving. This appears to be an infrastructure/DNS configuration issue rather than an application-level bug</w:t>
       </w:r>
     </w:p>
     <w:p>
@@ -13070,7 +14682,15 @@
         </w:numPr>
       </w:pPr>
       <w:r>
-        <w:t xml:space="preserve">Checked the responsiveness of the Mayou Tech pages and verified they are responsive. </w:t>
+        <w:t xml:space="preserve">Checked the responsiveness of the </w:t>
+      </w:r>
+      <w:proofErr w:type="spellStart"/>
+      <w:r>
+        <w:t>Mayou</w:t>
+      </w:r>
+      <w:proofErr w:type="spellEnd"/>
+      <w:r>
+        <w:t xml:space="preserve"> Tech pages and verified they are responsive. </w:t>
       </w:r>
     </w:p>
     <w:p>
@@ -13082,7 +14702,15 @@
         </w:numPr>
       </w:pPr>
       <w:r>
-        <w:t xml:space="preserve">Improved responsiveness for the Macstore Overview and Checkout pages. </w:t>
+        <w:t xml:space="preserve">Improved responsiveness for the </w:t>
+      </w:r>
+      <w:proofErr w:type="spellStart"/>
+      <w:r>
+        <w:t>Macstore</w:t>
+      </w:r>
+      <w:proofErr w:type="spellEnd"/>
+      <w:r>
+        <w:t xml:space="preserve"> Overview and Checkout pages. </w:t>
       </w:r>
     </w:p>
     <w:p>
@@ -13094,7 +14722,15 @@
         </w:numPr>
       </w:pPr>
       <w:r>
-        <w:t xml:space="preserve">Investigated the Mayou Tech Admin Panel domain not found issue and documented it. </w:t>
+        <w:t xml:space="preserve">Investigated the </w:t>
+      </w:r>
+      <w:proofErr w:type="spellStart"/>
+      <w:r>
+        <w:t>Mayou</w:t>
+      </w:r>
+      <w:proofErr w:type="spellEnd"/>
+      <w:r>
+        <w:t xml:space="preserve"> Tech Admin Panel domain not found issue and documented it. </w:t>
       </w:r>
     </w:p>
     <w:p>
@@ -13368,12 +15004,19 @@
         <w:rPr>
           <w:highlight w:val="yellow"/>
         </w:rPr>
-        <w:t xml:space="preserve"> login:</w:t>
-      </w:r>
+        <w:t xml:space="preserve"> </w:t>
+      </w:r>
+      <w:proofErr w:type="gramStart"/>
       <w:r>
         <w:rPr>
           <w:highlight w:val="yellow"/>
         </w:rPr>
+        <w:t>login:</w:t>
+      </w:r>
+      <w:r>
+        <w:rPr>
+          <w:highlight w:val="yellow"/>
+        </w:rPr>
         <w:t>9</w:t>
       </w:r>
       <w:r>
@@ -13388,6 +15031,7 @@
         </w:rPr>
         <w:t>09</w:t>
       </w:r>
+      <w:proofErr w:type="gramEnd"/>
       <w:r>
         <w:rPr>
           <w:highlight w:val="yellow"/>
@@ -13413,7 +15057,391 @@
         <w:t xml:space="preserve"> PM</w:t>
       </w:r>
     </w:p>
-    <w:p/>
+    <w:p>
+      <w:pPr>
+        <w:rPr>
+          <w:b/>
+          <w:bCs/>
+        </w:rPr>
+      </w:pPr>
+      <w:r>
+        <w:rPr>
+          <w:b/>
+          <w:bCs/>
+        </w:rPr>
+        <w:t>Mac store:</w:t>
+      </w:r>
+    </w:p>
+    <w:p>
+      <w:pPr>
+        <w:pStyle w:val="ListParagraph"/>
+        <w:numPr>
+          <w:ilvl w:val="0"/>
+          <w:numId w:val="89"/>
+        </w:numPr>
+      </w:pPr>
+      <w:r>
+        <w:t>Tested both offer products and regular products by placing orders.</w:t>
+      </w:r>
+      <w:r>
+        <w:t xml:space="preserve"> </w:t>
+      </w:r>
+      <w:r>
+        <w:t>Verified that the previously reported product pricing issue has been resolved. The correct prices are now displayed for both offer and non-offer products.</w:t>
+      </w:r>
+      <w:r>
+        <w:t xml:space="preserve"> </w:t>
+      </w:r>
+      <w:r>
+        <w:t>Confirmed that the complete order flow is working as expected, including accurate product ordering.</w:t>
+      </w:r>
+    </w:p>
+    <w:p>
+      <w:pPr>
+        <w:pStyle w:val="ListParagraph"/>
+        <w:numPr>
+          <w:ilvl w:val="0"/>
+          <w:numId w:val="89"/>
+        </w:numPr>
+      </w:pPr>
+      <w:r>
+        <w:t>Verified that order confirmation emails are being sent successfully.</w:t>
+      </w:r>
+      <w:r>
+        <w:t xml:space="preserve"> </w:t>
+      </w:r>
+      <w:r>
+        <w:t>Confirmed that invoices are being generated correctly after successful order placement.</w:t>
+      </w:r>
+    </w:p>
+    <w:p>
+      <w:pPr>
+        <w:rPr>
+          <w:b/>
+          <w:bCs/>
+        </w:rPr>
+      </w:pPr>
+      <w:r>
+        <w:rPr>
+          <w:b/>
+          <w:bCs/>
+        </w:rPr>
+        <w:t>Mac store Blog API Integration:</w:t>
+      </w:r>
+    </w:p>
+    <w:p>
+      <w:pPr>
+        <w:pStyle w:val="ListParagraph"/>
+        <w:numPr>
+          <w:ilvl w:val="0"/>
+          <w:numId w:val="96"/>
+        </w:numPr>
+      </w:pPr>
+      <w:r>
+        <w:t xml:space="preserve">Implemented Edit and Delete functionality for comments using reusable modal components. </w:t>
+      </w:r>
+    </w:p>
+    <w:p>
+      <w:pPr>
+        <w:pStyle w:val="ListParagraph"/>
+        <w:numPr>
+          <w:ilvl w:val="0"/>
+          <w:numId w:val="96"/>
+        </w:numPr>
+      </w:pPr>
+      <w:r>
+        <w:t>Integrated complete Blog Comments functionality (view, add, edit, delete, and reply).</w:t>
+      </w:r>
+    </w:p>
+    <w:p>
+      <w:pPr>
+        <w:pStyle w:val="ListParagraph"/>
+        <w:numPr>
+          <w:ilvl w:val="0"/>
+          <w:numId w:val="89"/>
+        </w:numPr>
+      </w:pPr>
+      <w:r>
+        <w:t xml:space="preserve">Added form validation, loading states, success/error handling, and integrated PUT/DELETE comment APIs. </w:t>
+      </w:r>
+    </w:p>
+    <w:p>
+      <w:pPr>
+        <w:pStyle w:val="ListParagraph"/>
+        <w:numPr>
+          <w:ilvl w:val="0"/>
+          <w:numId w:val="89"/>
+        </w:numPr>
+      </w:pPr>
+      <w:r>
+        <w:t xml:space="preserve">Updated comments UI to refresh/remove comments after successful edit or delete. </w:t>
+      </w:r>
+    </w:p>
+    <w:p>
+      <w:pPr>
+        <w:pStyle w:val="ListParagraph"/>
+        <w:numPr>
+          <w:ilvl w:val="0"/>
+          <w:numId w:val="89"/>
+        </w:numPr>
+      </w:pPr>
+      <w:r>
+        <w:t xml:space="preserve">Implemented Reply to Comment feature using the existing POST /comments API with </w:t>
+      </w:r>
+      <w:proofErr w:type="spellStart"/>
+      <w:r>
+        <w:t>parent_id</w:t>
+      </w:r>
+      <w:proofErr w:type="spellEnd"/>
+      <w:r>
+        <w:t xml:space="preserve"> support. </w:t>
+      </w:r>
+    </w:p>
+    <w:p>
+      <w:pPr>
+        <w:pStyle w:val="ListParagraph"/>
+        <w:numPr>
+          <w:ilvl w:val="0"/>
+          <w:numId w:val="89"/>
+        </w:numPr>
+      </w:pPr>
+      <w:r>
+        <w:t xml:space="preserve">Added recursive rendering for nested replies (Reddit-style), supporting unlimited reply depth while preserving top-level newest-first ordering. </w:t>
+      </w:r>
+    </w:p>
+    <w:p>
+      <w:pPr>
+        <w:pStyle w:val="ListParagraph"/>
+        <w:numPr>
+          <w:ilvl w:val="0"/>
+          <w:numId w:val="89"/>
+        </w:numPr>
+      </w:pPr>
+      <w:r>
+        <w:t>Reused existing components, separated modal/API/form logic, and kept the implementation modular and consistent with the current codebase.</w:t>
+      </w:r>
+    </w:p>
+    <w:p>
+      <w:pPr>
+        <w:pStyle w:val="ListParagraph"/>
+        <w:numPr>
+          <w:ilvl w:val="0"/>
+          <w:numId w:val="89"/>
+        </w:numPr>
+      </w:pPr>
+      <w:r>
+        <w:t>Implement r</w:t>
+      </w:r>
+      <w:r>
+        <w:t>elated</w:t>
+      </w:r>
+      <w:r>
+        <w:t xml:space="preserve"> article</w:t>
+      </w:r>
+      <w:r>
+        <w:t xml:space="preserve"> suggestions logic using a shuffle-based approach.</w:t>
+      </w:r>
+    </w:p>
+    <w:p>
+      <w:pPr>
+        <w:pStyle w:val="ListParagraph"/>
+        <w:numPr>
+          <w:ilvl w:val="0"/>
+          <w:numId w:val="89"/>
+        </w:numPr>
+      </w:pPr>
+      <w:r>
+        <w:t>Fixed minor typos and performed general code cleanup.</w:t>
+      </w:r>
+      <w:r>
+        <w:t xml:space="preserve"> </w:t>
+      </w:r>
+      <w:r>
+        <w:t>cleaned up the implementation by removing unnecessary logs/comments</w:t>
+      </w:r>
+    </w:p>
+    <w:p>
+      <w:pPr>
+        <w:pStyle w:val="ListParagraph"/>
+        <w:numPr>
+          <w:ilvl w:val="0"/>
+          <w:numId w:val="89"/>
+        </w:numPr>
+      </w:pPr>
+      <w:r>
+        <w:t>Completed API integration for comments, with all tests passing.</w:t>
+      </w:r>
+    </w:p>
+    <w:p>
+      <w:pPr>
+        <w:pStyle w:val="ListParagraph"/>
+        <w:numPr>
+          <w:ilvl w:val="0"/>
+          <w:numId w:val="89"/>
+        </w:numPr>
+      </w:pPr>
+      <w:r>
+        <w:t xml:space="preserve">Created and submitted a PR for the blog comments and threading implementation. </w:t>
+      </w:r>
+    </w:p>
+    <w:p>
+      <w:pPr>
+        <w:pStyle w:val="ListParagraph"/>
+        <w:numPr>
+          <w:ilvl w:val="0"/>
+          <w:numId w:val="89"/>
+        </w:numPr>
+      </w:pPr>
+      <w:r>
+        <w:t>After discussing with the senior developer, created multiple new blog posts to thoroughly test the Related Recommendations section</w:t>
+      </w:r>
+      <w:r>
+        <w:t xml:space="preserve"> after implementation</w:t>
+      </w:r>
+      <w:r>
+        <w:t xml:space="preserve">. </w:t>
+      </w:r>
+    </w:p>
+    <w:p>
+      <w:pPr>
+        <w:pStyle w:val="ListParagraph"/>
+        <w:numPr>
+          <w:ilvl w:val="0"/>
+          <w:numId w:val="89"/>
+        </w:numPr>
+      </w:pPr>
+      <w:r>
+        <w:t>Verified recommendation behavior across different blog scenarios and ensured it works as expected</w:t>
+      </w:r>
+      <w:r>
+        <w:t>.</w:t>
+      </w:r>
+    </w:p>
+    <w:p>
+      <w:pPr>
+        <w:pStyle w:val="ListParagraph"/>
+        <w:numPr>
+          <w:ilvl w:val="0"/>
+          <w:numId w:val="89"/>
+        </w:numPr>
+      </w:pPr>
+      <w:r>
+        <w:t>Performed final code cleanup, minor fixes, and validation before raising the PR.</w:t>
+      </w:r>
+    </w:p>
+    <w:p>
+      <w:pPr>
+        <w:pStyle w:val="ListParagraph"/>
+        <w:numPr>
+          <w:ilvl w:val="0"/>
+          <w:numId w:val="89"/>
+        </w:numPr>
+      </w:pPr>
+      <w:r>
+        <w:t xml:space="preserve">Some changes can still be made based on </w:t>
+      </w:r>
+      <w:r>
+        <w:t xml:space="preserve">code </w:t>
+      </w:r>
+      <w:r>
+        <w:t>review</w:t>
+      </w:r>
+      <w:r>
+        <w:t xml:space="preserve"> and</w:t>
+      </w:r>
+      <w:r>
+        <w:t xml:space="preserve"> feedback.</w:t>
+      </w:r>
+    </w:p>
+    <w:p>
+      <w:pPr>
+        <w:rPr>
+          <w:b/>
+          <w:bCs/>
+        </w:rPr>
+      </w:pPr>
+      <w:proofErr w:type="spellStart"/>
+      <w:r>
+        <w:rPr>
+          <w:b/>
+          <w:bCs/>
+        </w:rPr>
+        <w:t>Mayou</w:t>
+      </w:r>
+      <w:proofErr w:type="spellEnd"/>
+      <w:r>
+        <w:rPr>
+          <w:b/>
+          <w:bCs/>
+        </w:rPr>
+        <w:t xml:space="preserve"> tech:</w:t>
+      </w:r>
+    </w:p>
+    <w:p>
+      <w:pPr>
+        <w:pStyle w:val="ListParagraph"/>
+        <w:numPr>
+          <w:ilvl w:val="0"/>
+          <w:numId w:val="97"/>
+        </w:numPr>
+      </w:pPr>
+      <w:r>
+        <w:lastRenderedPageBreak/>
+        <w:t xml:space="preserve">Had a discussion with the senior developer about </w:t>
+      </w:r>
+      <w:proofErr w:type="spellStart"/>
+      <w:r>
+        <w:t>mayou</w:t>
+      </w:r>
+      <w:proofErr w:type="spellEnd"/>
+      <w:r>
+        <w:t>-tech project</w:t>
+      </w:r>
+      <w:r>
+        <w:t xml:space="preserve"> including the </w:t>
+      </w:r>
+      <w:r>
+        <w:t>implementation</w:t>
+      </w:r>
+      <w:r>
+        <w:t xml:space="preserve"> approach. Further planning and technical discussions are needed before development begins</w:t>
+      </w:r>
+      <w:r>
+        <w:t xml:space="preserve"> things are unclear.</w:t>
+      </w:r>
+    </w:p>
+    <w:p>
+      <w:pPr>
+        <w:pStyle w:val="ListParagraph"/>
+        <w:numPr>
+          <w:ilvl w:val="0"/>
+          <w:numId w:val="97"/>
+        </w:numPr>
+      </w:pPr>
+      <w:r>
+        <w:t xml:space="preserve">Learn that the domain has changed </w:t>
+      </w:r>
+    </w:p>
+    <w:p>
+      <w:pPr>
+        <w:pStyle w:val="ListParagraph"/>
+        <w:numPr>
+          <w:ilvl w:val="0"/>
+          <w:numId w:val="97"/>
+        </w:numPr>
+      </w:pPr>
+      <w:r>
+        <w:t xml:space="preserve">Get new domain from senior Few </w:t>
+      </w:r>
+      <w:proofErr w:type="gramStart"/>
+      <w:r>
+        <w:t>API</w:t>
+      </w:r>
+      <w:proofErr w:type="gramEnd"/>
+      <w:r>
+        <w:t xml:space="preserve"> Test is done </w:t>
+      </w:r>
+    </w:p>
     <w:sectPr>
       <w:pgSz w:w="12240" w:h="15840"/>
       <w:pgMar w:top="1440" w:right="1440" w:bottom="1440" w:left="1440" w:header="720" w:footer="720" w:gutter="0"/>
@@ -17568,6 +19596,119 @@
     </w:lvl>
   </w:abstractNum>
   <w:abstractNum w:abstractNumId="29" w15:restartNumberingAfterBreak="0">
+    <w:nsid w:val="2A04117A"/>
+    <w:multiLevelType w:val="hybridMultilevel"/>
+    <w:tmpl w:val="58A4DD1E"/>
+    <w:lvl w:ilvl="0" w:tplc="04090001">
+      <w:start w:val="1"/>
+      <w:numFmt w:val="bullet"/>
+      <w:lvlText w:val=""/>
+      <w:lvlJc w:val="left"/>
+      <w:pPr>
+        <w:ind w:left="720" w:hanging="360"/>
+      </w:pPr>
+      <w:rPr>
+        <w:rFonts w:ascii="Symbol" w:hAnsi="Symbol" w:hint="default"/>
+      </w:rPr>
+    </w:lvl>
+    <w:lvl w:ilvl="1" w:tplc="04090003" w:tentative="1">
+      <w:start w:val="1"/>
+      <w:numFmt w:val="bullet"/>
+      <w:lvlText w:val="o"/>
+      <w:lvlJc w:val="left"/>
+      <w:pPr>
+        <w:ind w:left="1440" w:hanging="360"/>
+      </w:pPr>
+      <w:rPr>
+        <w:rFonts w:ascii="Courier New" w:hAnsi="Courier New" w:cs="Courier New" w:hint="default"/>
+      </w:rPr>
+    </w:lvl>
+    <w:lvl w:ilvl="2" w:tplc="04090005" w:tentative="1">
+      <w:start w:val="1"/>
+      <w:numFmt w:val="bullet"/>
+      <w:lvlText w:val=""/>
+      <w:lvlJc w:val="left"/>
+      <w:pPr>
+        <w:ind w:left="2160" w:hanging="360"/>
+      </w:pPr>
+      <w:rPr>
+        <w:rFonts w:ascii="Wingdings" w:hAnsi="Wingdings" w:hint="default"/>
+      </w:rPr>
+    </w:lvl>
+    <w:lvl w:ilvl="3" w:tplc="04090001" w:tentative="1">
+      <w:start w:val="1"/>
+      <w:numFmt w:val="bullet"/>
+      <w:lvlText w:val=""/>
+      <w:lvlJc w:val="left"/>
+      <w:pPr>
+        <w:ind w:left="2880" w:hanging="360"/>
+      </w:pPr>
+      <w:rPr>
+        <w:rFonts w:ascii="Symbol" w:hAnsi="Symbol" w:hint="default"/>
+      </w:rPr>
+    </w:lvl>
+    <w:lvl w:ilvl="4" w:tplc="04090003" w:tentative="1">
+      <w:start w:val="1"/>
+      <w:numFmt w:val="bullet"/>
+      <w:lvlText w:val="o"/>
+      <w:lvlJc w:val="left"/>
+      <w:pPr>
+        <w:ind w:left="3600" w:hanging="360"/>
+      </w:pPr>
+      <w:rPr>
+        <w:rFonts w:ascii="Courier New" w:hAnsi="Courier New" w:cs="Courier New" w:hint="default"/>
+      </w:rPr>
+    </w:lvl>
+    <w:lvl w:ilvl="5" w:tplc="04090005" w:tentative="1">
+      <w:start w:val="1"/>
+      <w:numFmt w:val="bullet"/>
+      <w:lvlText w:val=""/>
+      <w:lvlJc w:val="left"/>
+      <w:pPr>
+        <w:ind w:left="4320" w:hanging="360"/>
+      </w:pPr>
+      <w:rPr>
+        <w:rFonts w:ascii="Wingdings" w:hAnsi="Wingdings" w:hint="default"/>
+      </w:rPr>
+    </w:lvl>
+    <w:lvl w:ilvl="6" w:tplc="04090001" w:tentative="1">
+      <w:start w:val="1"/>
+      <w:numFmt w:val="bullet"/>
+      <w:lvlText w:val=""/>
+      <w:lvlJc w:val="left"/>
+      <w:pPr>
+        <w:ind w:left="5040" w:hanging="360"/>
+      </w:pPr>
+      <w:rPr>
+        <w:rFonts w:ascii="Symbol" w:hAnsi="Symbol" w:hint="default"/>
+      </w:rPr>
+    </w:lvl>
+    <w:lvl w:ilvl="7" w:tplc="04090003" w:tentative="1">
+      <w:start w:val="1"/>
+      <w:numFmt w:val="bullet"/>
+      <w:lvlText w:val="o"/>
+      <w:lvlJc w:val="left"/>
+      <w:pPr>
+        <w:ind w:left="5760" w:hanging="360"/>
+      </w:pPr>
+      <w:rPr>
+        <w:rFonts w:ascii="Courier New" w:hAnsi="Courier New" w:cs="Courier New" w:hint="default"/>
+      </w:rPr>
+    </w:lvl>
+    <w:lvl w:ilvl="8" w:tplc="04090005" w:tentative="1">
+      <w:start w:val="1"/>
+      <w:numFmt w:val="bullet"/>
+      <w:lvlText w:val=""/>
+      <w:lvlJc w:val="left"/>
+      <w:pPr>
+        <w:ind w:left="6480" w:hanging="360"/>
+      </w:pPr>
+      <w:rPr>
+        <w:rFonts w:ascii="Wingdings" w:hAnsi="Wingdings" w:hint="default"/>
+      </w:rPr>
+    </w:lvl>
+  </w:abstractNum>
+  <w:abstractNum w:abstractNumId="30" w15:restartNumberingAfterBreak="0">
     <w:nsid w:val="2A7219A1"/>
     <w:multiLevelType w:val="hybridMultilevel"/>
     <w:tmpl w:val="2708D780"/>
@@ -17680,7 +19821,7 @@
       </w:rPr>
     </w:lvl>
   </w:abstractNum>
-  <w:abstractNum w:abstractNumId="30" w15:restartNumberingAfterBreak="0">
+  <w:abstractNum w:abstractNumId="31" w15:restartNumberingAfterBreak="0">
     <w:nsid w:val="2B504781"/>
     <w:multiLevelType w:val="multilevel"/>
     <w:tmpl w:val="E59ACD4A"/>
@@ -17829,7 +19970,7 @@
       </w:rPr>
     </w:lvl>
   </w:abstractNum>
-  <w:abstractNum w:abstractNumId="31" w15:restartNumberingAfterBreak="0">
+  <w:abstractNum w:abstractNumId="32" w15:restartNumberingAfterBreak="0">
     <w:nsid w:val="2D6066E5"/>
     <w:multiLevelType w:val="hybridMultilevel"/>
     <w:tmpl w:val="3F7E4BEE"/>
@@ -17942,7 +20083,7 @@
       </w:rPr>
     </w:lvl>
   </w:abstractNum>
-  <w:abstractNum w:abstractNumId="32" w15:restartNumberingAfterBreak="0">
+  <w:abstractNum w:abstractNumId="33" w15:restartNumberingAfterBreak="0">
     <w:nsid w:val="2E437B66"/>
     <w:multiLevelType w:val="multilevel"/>
     <w:tmpl w:val="933E292E"/>
@@ -18091,7 +20232,7 @@
       </w:rPr>
     </w:lvl>
   </w:abstractNum>
-  <w:abstractNum w:abstractNumId="33" w15:restartNumberingAfterBreak="0">
+  <w:abstractNum w:abstractNumId="34" w15:restartNumberingAfterBreak="0">
     <w:nsid w:val="30520254"/>
     <w:multiLevelType w:val="hybridMultilevel"/>
     <w:tmpl w:val="20828A9C"/>
@@ -18204,7 +20345,7 @@
       </w:rPr>
     </w:lvl>
   </w:abstractNum>
-  <w:abstractNum w:abstractNumId="34" w15:restartNumberingAfterBreak="0">
+  <w:abstractNum w:abstractNumId="35" w15:restartNumberingAfterBreak="0">
     <w:nsid w:val="30863A82"/>
     <w:multiLevelType w:val="multilevel"/>
     <w:tmpl w:val="7A7664C8"/>
@@ -18353,7 +20494,7 @@
       </w:rPr>
     </w:lvl>
   </w:abstractNum>
-  <w:abstractNum w:abstractNumId="35" w15:restartNumberingAfterBreak="0">
+  <w:abstractNum w:abstractNumId="36" w15:restartNumberingAfterBreak="0">
     <w:nsid w:val="30C41755"/>
     <w:multiLevelType w:val="multilevel"/>
     <w:tmpl w:val="812C0BF0"/>
@@ -18502,7 +20643,7 @@
       </w:rPr>
     </w:lvl>
   </w:abstractNum>
-  <w:abstractNum w:abstractNumId="36" w15:restartNumberingAfterBreak="0">
+  <w:abstractNum w:abstractNumId="37" w15:restartNumberingAfterBreak="0">
     <w:nsid w:val="31B76C7C"/>
     <w:multiLevelType w:val="hybridMultilevel"/>
     <w:tmpl w:val="533CBDFC"/>
@@ -18615,7 +20756,7 @@
       </w:rPr>
     </w:lvl>
   </w:abstractNum>
-  <w:abstractNum w:abstractNumId="37" w15:restartNumberingAfterBreak="0">
+  <w:abstractNum w:abstractNumId="38" w15:restartNumberingAfterBreak="0">
     <w:nsid w:val="329A797C"/>
     <w:multiLevelType w:val="multilevel"/>
     <w:tmpl w:val="DA8EF3C0"/>
@@ -18764,7 +20905,7 @@
       </w:rPr>
     </w:lvl>
   </w:abstractNum>
-  <w:abstractNum w:abstractNumId="38" w15:restartNumberingAfterBreak="0">
+  <w:abstractNum w:abstractNumId="39" w15:restartNumberingAfterBreak="0">
     <w:nsid w:val="33FB5ACC"/>
     <w:multiLevelType w:val="multilevel"/>
     <w:tmpl w:val="1770922E"/>
@@ -18913,7 +21054,7 @@
       </w:rPr>
     </w:lvl>
   </w:abstractNum>
-  <w:abstractNum w:abstractNumId="39" w15:restartNumberingAfterBreak="0">
+  <w:abstractNum w:abstractNumId="40" w15:restartNumberingAfterBreak="0">
     <w:nsid w:val="34B53B68"/>
     <w:multiLevelType w:val="multilevel"/>
     <w:tmpl w:val="75F4A9D8"/>
@@ -19062,7 +21203,7 @@
       </w:rPr>
     </w:lvl>
   </w:abstractNum>
-  <w:abstractNum w:abstractNumId="40" w15:restartNumberingAfterBreak="0">
+  <w:abstractNum w:abstractNumId="41" w15:restartNumberingAfterBreak="0">
     <w:nsid w:val="35082C2D"/>
     <w:multiLevelType w:val="multilevel"/>
     <w:tmpl w:val="00C280E4"/>
@@ -19211,7 +21352,7 @@
       </w:rPr>
     </w:lvl>
   </w:abstractNum>
-  <w:abstractNum w:abstractNumId="41" w15:restartNumberingAfterBreak="0">
+  <w:abstractNum w:abstractNumId="42" w15:restartNumberingAfterBreak="0">
     <w:nsid w:val="351A58D3"/>
     <w:multiLevelType w:val="multilevel"/>
     <w:tmpl w:val="DDA83992"/>
@@ -19360,7 +21501,7 @@
       </w:rPr>
     </w:lvl>
   </w:abstractNum>
-  <w:abstractNum w:abstractNumId="42" w15:restartNumberingAfterBreak="0">
+  <w:abstractNum w:abstractNumId="43" w15:restartNumberingAfterBreak="0">
     <w:nsid w:val="3780706F"/>
     <w:multiLevelType w:val="multilevel"/>
     <w:tmpl w:val="381CDEA8"/>
@@ -19509,7 +21650,7 @@
       </w:rPr>
     </w:lvl>
   </w:abstractNum>
-  <w:abstractNum w:abstractNumId="43" w15:restartNumberingAfterBreak="0">
+  <w:abstractNum w:abstractNumId="44" w15:restartNumberingAfterBreak="0">
     <w:nsid w:val="38F414DA"/>
     <w:multiLevelType w:val="multilevel"/>
     <w:tmpl w:val="2DEAE2BC"/>
@@ -19658,7 +21799,7 @@
       </w:rPr>
     </w:lvl>
   </w:abstractNum>
-  <w:abstractNum w:abstractNumId="44" w15:restartNumberingAfterBreak="0">
+  <w:abstractNum w:abstractNumId="45" w15:restartNumberingAfterBreak="0">
     <w:nsid w:val="392457FE"/>
     <w:multiLevelType w:val="multilevel"/>
     <w:tmpl w:val="DB469F6C"/>
@@ -19807,7 +21948,7 @@
       </w:rPr>
     </w:lvl>
   </w:abstractNum>
-  <w:abstractNum w:abstractNumId="45" w15:restartNumberingAfterBreak="0">
+  <w:abstractNum w:abstractNumId="46" w15:restartNumberingAfterBreak="0">
     <w:nsid w:val="3A923EFF"/>
     <w:multiLevelType w:val="multilevel"/>
     <w:tmpl w:val="F4004242"/>
@@ -19956,7 +22097,7 @@
       </w:rPr>
     </w:lvl>
   </w:abstractNum>
-  <w:abstractNum w:abstractNumId="46" w15:restartNumberingAfterBreak="0">
+  <w:abstractNum w:abstractNumId="47" w15:restartNumberingAfterBreak="0">
     <w:nsid w:val="40460948"/>
     <w:multiLevelType w:val="multilevel"/>
     <w:tmpl w:val="62C49374"/>
@@ -20105,7 +22246,7 @@
       </w:rPr>
     </w:lvl>
   </w:abstractNum>
-  <w:abstractNum w:abstractNumId="47" w15:restartNumberingAfterBreak="0">
+  <w:abstractNum w:abstractNumId="48" w15:restartNumberingAfterBreak="0">
     <w:nsid w:val="413E1D27"/>
     <w:multiLevelType w:val="hybridMultilevel"/>
     <w:tmpl w:val="4F060846"/>
@@ -20218,7 +22359,7 @@
       </w:rPr>
     </w:lvl>
   </w:abstractNum>
-  <w:abstractNum w:abstractNumId="48" w15:restartNumberingAfterBreak="0">
+  <w:abstractNum w:abstractNumId="49" w15:restartNumberingAfterBreak="0">
     <w:nsid w:val="421C74CE"/>
     <w:multiLevelType w:val="multilevel"/>
     <w:tmpl w:val="A6045D7E"/>
@@ -20367,7 +22508,7 @@
       </w:rPr>
     </w:lvl>
   </w:abstractNum>
-  <w:abstractNum w:abstractNumId="49" w15:restartNumberingAfterBreak="0">
+  <w:abstractNum w:abstractNumId="50" w15:restartNumberingAfterBreak="0">
     <w:nsid w:val="42696F10"/>
     <w:multiLevelType w:val="multilevel"/>
     <w:tmpl w:val="27506A40"/>
@@ -20516,7 +22657,7 @@
       </w:rPr>
     </w:lvl>
   </w:abstractNum>
-  <w:abstractNum w:abstractNumId="50" w15:restartNumberingAfterBreak="0">
+  <w:abstractNum w:abstractNumId="51" w15:restartNumberingAfterBreak="0">
     <w:nsid w:val="42AB5966"/>
     <w:multiLevelType w:val="multilevel"/>
     <w:tmpl w:val="CE088554"/>
@@ -20665,7 +22806,7 @@
       </w:rPr>
     </w:lvl>
   </w:abstractNum>
-  <w:abstractNum w:abstractNumId="51" w15:restartNumberingAfterBreak="0">
+  <w:abstractNum w:abstractNumId="52" w15:restartNumberingAfterBreak="0">
     <w:nsid w:val="4529096C"/>
     <w:multiLevelType w:val="hybridMultilevel"/>
     <w:tmpl w:val="FFF85C74"/>
@@ -20777,7 +22918,7 @@
       </w:rPr>
     </w:lvl>
   </w:abstractNum>
-  <w:abstractNum w:abstractNumId="52" w15:restartNumberingAfterBreak="0">
+  <w:abstractNum w:abstractNumId="53" w15:restartNumberingAfterBreak="0">
     <w:nsid w:val="46236874"/>
     <w:multiLevelType w:val="hybridMultilevel"/>
     <w:tmpl w:val="CF56BA42"/>
@@ -20890,7 +23031,7 @@
       </w:rPr>
     </w:lvl>
   </w:abstractNum>
-  <w:abstractNum w:abstractNumId="53" w15:restartNumberingAfterBreak="0">
+  <w:abstractNum w:abstractNumId="54" w15:restartNumberingAfterBreak="0">
     <w:nsid w:val="470C52B7"/>
     <w:multiLevelType w:val="multilevel"/>
     <w:tmpl w:val="DDBACCE6"/>
@@ -21039,7 +23180,7 @@
       </w:rPr>
     </w:lvl>
   </w:abstractNum>
-  <w:abstractNum w:abstractNumId="54" w15:restartNumberingAfterBreak="0">
+  <w:abstractNum w:abstractNumId="55" w15:restartNumberingAfterBreak="0">
     <w:nsid w:val="471B09B3"/>
     <w:multiLevelType w:val="multilevel"/>
     <w:tmpl w:val="A1B2CB16"/>
@@ -21188,7 +23329,7 @@
       </w:rPr>
     </w:lvl>
   </w:abstractNum>
-  <w:abstractNum w:abstractNumId="55" w15:restartNumberingAfterBreak="0">
+  <w:abstractNum w:abstractNumId="56" w15:restartNumberingAfterBreak="0">
     <w:nsid w:val="486B038C"/>
     <w:multiLevelType w:val="hybridMultilevel"/>
     <w:tmpl w:val="8C4A79DA"/>
@@ -21301,7 +23442,7 @@
       </w:rPr>
     </w:lvl>
   </w:abstractNum>
-  <w:abstractNum w:abstractNumId="56" w15:restartNumberingAfterBreak="0">
+  <w:abstractNum w:abstractNumId="57" w15:restartNumberingAfterBreak="0">
     <w:nsid w:val="4888582A"/>
     <w:multiLevelType w:val="multilevel"/>
     <w:tmpl w:val="2A22B8AA"/>
@@ -21450,7 +23591,7 @@
       </w:rPr>
     </w:lvl>
   </w:abstractNum>
-  <w:abstractNum w:abstractNumId="57" w15:restartNumberingAfterBreak="0">
+  <w:abstractNum w:abstractNumId="58" w15:restartNumberingAfterBreak="0">
     <w:nsid w:val="48E0701C"/>
     <w:multiLevelType w:val="multilevel"/>
     <w:tmpl w:val="4FB6510C"/>
@@ -21599,7 +23740,7 @@
       </w:rPr>
     </w:lvl>
   </w:abstractNum>
-  <w:abstractNum w:abstractNumId="58" w15:restartNumberingAfterBreak="0">
+  <w:abstractNum w:abstractNumId="59" w15:restartNumberingAfterBreak="0">
     <w:nsid w:val="4A8D35E4"/>
     <w:multiLevelType w:val="hybridMultilevel"/>
     <w:tmpl w:val="35A2089C"/>
@@ -21712,7 +23853,7 @@
       </w:rPr>
     </w:lvl>
   </w:abstractNum>
-  <w:abstractNum w:abstractNumId="59" w15:restartNumberingAfterBreak="0">
+  <w:abstractNum w:abstractNumId="60" w15:restartNumberingAfterBreak="0">
     <w:nsid w:val="4B8865D9"/>
     <w:multiLevelType w:val="multilevel"/>
     <w:tmpl w:val="238E69C6"/>
@@ -21861,7 +24002,7 @@
       </w:rPr>
     </w:lvl>
   </w:abstractNum>
-  <w:abstractNum w:abstractNumId="60" w15:restartNumberingAfterBreak="0">
+  <w:abstractNum w:abstractNumId="61" w15:restartNumberingAfterBreak="0">
     <w:nsid w:val="4D161459"/>
     <w:multiLevelType w:val="multilevel"/>
     <w:tmpl w:val="C10436FE"/>
@@ -22010,7 +24151,7 @@
       </w:rPr>
     </w:lvl>
   </w:abstractNum>
-  <w:abstractNum w:abstractNumId="61" w15:restartNumberingAfterBreak="0">
+  <w:abstractNum w:abstractNumId="62" w15:restartNumberingAfterBreak="0">
     <w:nsid w:val="4DA44DE1"/>
     <w:multiLevelType w:val="multilevel"/>
     <w:tmpl w:val="EA649872"/>
@@ -22159,7 +24300,7 @@
       </w:rPr>
     </w:lvl>
   </w:abstractNum>
-  <w:abstractNum w:abstractNumId="62" w15:restartNumberingAfterBreak="0">
+  <w:abstractNum w:abstractNumId="63" w15:restartNumberingAfterBreak="0">
     <w:nsid w:val="507F6DDB"/>
     <w:multiLevelType w:val="multilevel"/>
     <w:tmpl w:val="644671D8"/>
@@ -22308,7 +24449,7 @@
       </w:rPr>
     </w:lvl>
   </w:abstractNum>
-  <w:abstractNum w:abstractNumId="63" w15:restartNumberingAfterBreak="0">
+  <w:abstractNum w:abstractNumId="64" w15:restartNumberingAfterBreak="0">
     <w:nsid w:val="5232184E"/>
     <w:multiLevelType w:val="multilevel"/>
     <w:tmpl w:val="16B80DA4"/>
@@ -22457,7 +24598,7 @@
       </w:rPr>
     </w:lvl>
   </w:abstractNum>
-  <w:abstractNum w:abstractNumId="64" w15:restartNumberingAfterBreak="0">
+  <w:abstractNum w:abstractNumId="65" w15:restartNumberingAfterBreak="0">
     <w:nsid w:val="53C03E13"/>
     <w:multiLevelType w:val="hybridMultilevel"/>
     <w:tmpl w:val="83FCBC06"/>
@@ -22570,7 +24711,7 @@
       </w:rPr>
     </w:lvl>
   </w:abstractNum>
-  <w:abstractNum w:abstractNumId="65" w15:restartNumberingAfterBreak="0">
+  <w:abstractNum w:abstractNumId="66" w15:restartNumberingAfterBreak="0">
     <w:nsid w:val="5A897983"/>
     <w:multiLevelType w:val="multilevel"/>
     <w:tmpl w:val="F05C9280"/>
@@ -22719,7 +24860,7 @@
       </w:rPr>
     </w:lvl>
   </w:abstractNum>
-  <w:abstractNum w:abstractNumId="66" w15:restartNumberingAfterBreak="0">
+  <w:abstractNum w:abstractNumId="67" w15:restartNumberingAfterBreak="0">
     <w:nsid w:val="5DD73975"/>
     <w:multiLevelType w:val="hybridMultilevel"/>
     <w:tmpl w:val="F3C8F606"/>
@@ -22832,7 +24973,7 @@
       </w:rPr>
     </w:lvl>
   </w:abstractNum>
-  <w:abstractNum w:abstractNumId="67" w15:restartNumberingAfterBreak="0">
+  <w:abstractNum w:abstractNumId="68" w15:restartNumberingAfterBreak="0">
     <w:nsid w:val="5F5C0D48"/>
     <w:multiLevelType w:val="hybridMultilevel"/>
     <w:tmpl w:val="57C8007E"/>
@@ -22945,7 +25086,7 @@
       </w:rPr>
     </w:lvl>
   </w:abstractNum>
-  <w:abstractNum w:abstractNumId="68" w15:restartNumberingAfterBreak="0">
+  <w:abstractNum w:abstractNumId="69" w15:restartNumberingAfterBreak="0">
     <w:nsid w:val="628566FA"/>
     <w:multiLevelType w:val="multilevel"/>
     <w:tmpl w:val="C576D23C"/>
@@ -23094,7 +25235,7 @@
       </w:rPr>
     </w:lvl>
   </w:abstractNum>
-  <w:abstractNum w:abstractNumId="69" w15:restartNumberingAfterBreak="0">
+  <w:abstractNum w:abstractNumId="70" w15:restartNumberingAfterBreak="0">
     <w:nsid w:val="628F4BF2"/>
     <w:multiLevelType w:val="multilevel"/>
     <w:tmpl w:val="A680F95C"/>
@@ -23243,7 +25384,7 @@
       </w:rPr>
     </w:lvl>
   </w:abstractNum>
-  <w:abstractNum w:abstractNumId="70" w15:restartNumberingAfterBreak="0">
+  <w:abstractNum w:abstractNumId="71" w15:restartNumberingAfterBreak="0">
     <w:nsid w:val="65C91593"/>
     <w:multiLevelType w:val="multilevel"/>
     <w:tmpl w:val="B8C27B96"/>
@@ -23392,7 +25533,156 @@
       </w:rPr>
     </w:lvl>
   </w:abstractNum>
-  <w:abstractNum w:abstractNumId="71" w15:restartNumberingAfterBreak="0">
+  <w:abstractNum w:abstractNumId="72" w15:restartNumberingAfterBreak="0">
+    <w:nsid w:val="65FB269E"/>
+    <w:multiLevelType w:val="multilevel"/>
+    <w:tmpl w:val="E59ACD4A"/>
+    <w:lvl w:ilvl="0">
+      <w:start w:val="1"/>
+      <w:numFmt w:val="bullet"/>
+      <w:lvlText w:val=""/>
+      <w:lvlJc w:val="left"/>
+      <w:pPr>
+        <w:tabs>
+          <w:tab w:val="num" w:pos="720"/>
+        </w:tabs>
+        <w:ind w:left="720" w:hanging="360"/>
+      </w:pPr>
+      <w:rPr>
+        <w:rFonts w:ascii="Symbol" w:hAnsi="Symbol" w:hint="default"/>
+        <w:sz w:val="20"/>
+      </w:rPr>
+    </w:lvl>
+    <w:lvl w:ilvl="1" w:tentative="1">
+      <w:start w:val="1"/>
+      <w:numFmt w:val="bullet"/>
+      <w:lvlText w:val="o"/>
+      <w:lvlJc w:val="left"/>
+      <w:pPr>
+        <w:tabs>
+          <w:tab w:val="num" w:pos="1440"/>
+        </w:tabs>
+        <w:ind w:left="1440" w:hanging="360"/>
+      </w:pPr>
+      <w:rPr>
+        <w:rFonts w:ascii="Courier New" w:hAnsi="Courier New" w:hint="default"/>
+        <w:sz w:val="20"/>
+      </w:rPr>
+    </w:lvl>
+    <w:lvl w:ilvl="2" w:tentative="1">
+      <w:start w:val="1"/>
+      <w:numFmt w:val="bullet"/>
+      <w:lvlText w:val=""/>
+      <w:lvlJc w:val="left"/>
+      <w:pPr>
+        <w:tabs>
+          <w:tab w:val="num" w:pos="2160"/>
+        </w:tabs>
+        <w:ind w:left="2160" w:hanging="360"/>
+      </w:pPr>
+      <w:rPr>
+        <w:rFonts w:ascii="Wingdings" w:hAnsi="Wingdings" w:hint="default"/>
+        <w:sz w:val="20"/>
+      </w:rPr>
+    </w:lvl>
+    <w:lvl w:ilvl="3" w:tentative="1">
+      <w:start w:val="1"/>
+      <w:numFmt w:val="bullet"/>
+      <w:lvlText w:val=""/>
+      <w:lvlJc w:val="left"/>
+      <w:pPr>
+        <w:tabs>
+          <w:tab w:val="num" w:pos="2880"/>
+        </w:tabs>
+        <w:ind w:left="2880" w:hanging="360"/>
+      </w:pPr>
+      <w:rPr>
+        <w:rFonts w:ascii="Wingdings" w:hAnsi="Wingdings" w:hint="default"/>
+        <w:sz w:val="20"/>
+      </w:rPr>
+    </w:lvl>
+    <w:lvl w:ilvl="4" w:tentative="1">
+      <w:start w:val="1"/>
+      <w:numFmt w:val="bullet"/>
+      <w:lvlText w:val=""/>
+      <w:lvlJc w:val="left"/>
+      <w:pPr>
+        <w:tabs>
+          <w:tab w:val="num" w:pos="3600"/>
+        </w:tabs>
+        <w:ind w:left="3600" w:hanging="360"/>
+      </w:pPr>
+      <w:rPr>
+        <w:rFonts w:ascii="Wingdings" w:hAnsi="Wingdings" w:hint="default"/>
+        <w:sz w:val="20"/>
+      </w:rPr>
+    </w:lvl>
+    <w:lvl w:ilvl="5" w:tentative="1">
+      <w:start w:val="1"/>
+      <w:numFmt w:val="bullet"/>
+      <w:lvlText w:val=""/>
+      <w:lvlJc w:val="left"/>
+      <w:pPr>
+        <w:tabs>
+          <w:tab w:val="num" w:pos="4320"/>
+        </w:tabs>
+        <w:ind w:left="4320" w:hanging="360"/>
+      </w:pPr>
+      <w:rPr>
+        <w:rFonts w:ascii="Wingdings" w:hAnsi="Wingdings" w:hint="default"/>
+        <w:sz w:val="20"/>
+      </w:rPr>
+    </w:lvl>
+    <w:lvl w:ilvl="6" w:tentative="1">
+      <w:start w:val="1"/>
+      <w:numFmt w:val="bullet"/>
+      <w:lvlText w:val=""/>
+      <w:lvlJc w:val="left"/>
+      <w:pPr>
+        <w:tabs>
+          <w:tab w:val="num" w:pos="5040"/>
+        </w:tabs>
+        <w:ind w:left="5040" w:hanging="360"/>
+      </w:pPr>
+      <w:rPr>
+        <w:rFonts w:ascii="Wingdings" w:hAnsi="Wingdings" w:hint="default"/>
+        <w:sz w:val="20"/>
+      </w:rPr>
+    </w:lvl>
+    <w:lvl w:ilvl="7" w:tentative="1">
+      <w:start w:val="1"/>
+      <w:numFmt w:val="bullet"/>
+      <w:lvlText w:val=""/>
+      <w:lvlJc w:val="left"/>
+      <w:pPr>
+        <w:tabs>
+          <w:tab w:val="num" w:pos="5760"/>
+        </w:tabs>
+        <w:ind w:left="5760" w:hanging="360"/>
+      </w:pPr>
+      <w:rPr>
+        <w:rFonts w:ascii="Wingdings" w:hAnsi="Wingdings" w:hint="default"/>
+        <w:sz w:val="20"/>
+      </w:rPr>
+    </w:lvl>
+    <w:lvl w:ilvl="8" w:tentative="1">
+      <w:start w:val="1"/>
+      <w:numFmt w:val="bullet"/>
+      <w:lvlText w:val=""/>
+      <w:lvlJc w:val="left"/>
+      <w:pPr>
+        <w:tabs>
+          <w:tab w:val="num" w:pos="6480"/>
+        </w:tabs>
+        <w:ind w:left="6480" w:hanging="360"/>
+      </w:pPr>
+      <w:rPr>
+        <w:rFonts w:ascii="Wingdings" w:hAnsi="Wingdings" w:hint="default"/>
+        <w:sz w:val="20"/>
+      </w:rPr>
+    </w:lvl>
+  </w:abstractNum>
+  <w:abstractNum w:abstractNumId="73" w15:restartNumberingAfterBreak="0">
     <w:nsid w:val="667B593B"/>
     <w:multiLevelType w:val="multilevel"/>
     <w:tmpl w:val="CE58BC76"/>
@@ -23541,7 +25831,7 @@
       </w:rPr>
     </w:lvl>
   </w:abstractNum>
-  <w:abstractNum w:abstractNumId="72" w15:restartNumberingAfterBreak="0">
+  <w:abstractNum w:abstractNumId="74" w15:restartNumberingAfterBreak="0">
     <w:nsid w:val="69F3676B"/>
     <w:multiLevelType w:val="multilevel"/>
     <w:tmpl w:val="6F324960"/>
@@ -23690,7 +25980,7 @@
       </w:rPr>
     </w:lvl>
   </w:abstractNum>
-  <w:abstractNum w:abstractNumId="73" w15:restartNumberingAfterBreak="0">
+  <w:abstractNum w:abstractNumId="75" w15:restartNumberingAfterBreak="0">
     <w:nsid w:val="6EBE3AC0"/>
     <w:multiLevelType w:val="multilevel"/>
     <w:tmpl w:val="1FFA36AC"/>
@@ -23839,7 +26129,7 @@
       </w:rPr>
     </w:lvl>
   </w:abstractNum>
-  <w:abstractNum w:abstractNumId="74" w15:restartNumberingAfterBreak="0">
+  <w:abstractNum w:abstractNumId="76" w15:restartNumberingAfterBreak="0">
     <w:nsid w:val="6EFD3537"/>
     <w:multiLevelType w:val="multilevel"/>
     <w:tmpl w:val="97C84188"/>
@@ -23988,7 +26278,7 @@
       </w:rPr>
     </w:lvl>
   </w:abstractNum>
-  <w:abstractNum w:abstractNumId="75" w15:restartNumberingAfterBreak="0">
+  <w:abstractNum w:abstractNumId="77" w15:restartNumberingAfterBreak="0">
     <w:nsid w:val="6F322895"/>
     <w:multiLevelType w:val="hybridMultilevel"/>
     <w:tmpl w:val="0E2649FC"/>
@@ -24101,7 +26391,7 @@
       </w:rPr>
     </w:lvl>
   </w:abstractNum>
-  <w:abstractNum w:abstractNumId="76" w15:restartNumberingAfterBreak="0">
+  <w:abstractNum w:abstractNumId="78" w15:restartNumberingAfterBreak="0">
     <w:nsid w:val="6F4737A3"/>
     <w:multiLevelType w:val="multilevel"/>
     <w:tmpl w:val="6EC638F4"/>
@@ -24250,7 +26540,7 @@
       </w:rPr>
     </w:lvl>
   </w:abstractNum>
-  <w:abstractNum w:abstractNumId="77" w15:restartNumberingAfterBreak="0">
+  <w:abstractNum w:abstractNumId="79" w15:restartNumberingAfterBreak="0">
     <w:nsid w:val="71B866B8"/>
     <w:multiLevelType w:val="multilevel"/>
     <w:tmpl w:val="D6A61A68"/>
@@ -24399,7 +26689,7 @@
       </w:rPr>
     </w:lvl>
   </w:abstractNum>
-  <w:abstractNum w:abstractNumId="78" w15:restartNumberingAfterBreak="0">
+  <w:abstractNum w:abstractNumId="80" w15:restartNumberingAfterBreak="0">
     <w:nsid w:val="71FE7096"/>
     <w:multiLevelType w:val="multilevel"/>
     <w:tmpl w:val="DB9A52BE"/>
@@ -24548,7 +26838,7 @@
       </w:rPr>
     </w:lvl>
   </w:abstractNum>
-  <w:abstractNum w:abstractNumId="79" w15:restartNumberingAfterBreak="0">
+  <w:abstractNum w:abstractNumId="81" w15:restartNumberingAfterBreak="0">
     <w:nsid w:val="72601284"/>
     <w:multiLevelType w:val="hybridMultilevel"/>
     <w:tmpl w:val="19AC3094"/>
@@ -24661,7 +26951,7 @@
       </w:rPr>
     </w:lvl>
   </w:abstractNum>
-  <w:abstractNum w:abstractNumId="80" w15:restartNumberingAfterBreak="0">
+  <w:abstractNum w:abstractNumId="82" w15:restartNumberingAfterBreak="0">
     <w:nsid w:val="74D4408F"/>
     <w:multiLevelType w:val="multilevel"/>
     <w:tmpl w:val="C854DE4A"/>
@@ -24810,7 +27100,7 @@
       </w:rPr>
     </w:lvl>
   </w:abstractNum>
-  <w:abstractNum w:abstractNumId="81" w15:restartNumberingAfterBreak="0">
+  <w:abstractNum w:abstractNumId="83" w15:restartNumberingAfterBreak="0">
     <w:nsid w:val="75854F38"/>
     <w:multiLevelType w:val="multilevel"/>
     <w:tmpl w:val="D5CED040"/>
@@ -24959,7 +27249,7 @@
       </w:rPr>
     </w:lvl>
   </w:abstractNum>
-  <w:abstractNum w:abstractNumId="82" w15:restartNumberingAfterBreak="0">
+  <w:abstractNum w:abstractNumId="84" w15:restartNumberingAfterBreak="0">
     <w:nsid w:val="758D06DE"/>
     <w:multiLevelType w:val="multilevel"/>
     <w:tmpl w:val="E59ACD4A"/>
@@ -25108,7 +27398,7 @@
       </w:rPr>
     </w:lvl>
   </w:abstractNum>
-  <w:abstractNum w:abstractNumId="83" w15:restartNumberingAfterBreak="0">
+  <w:abstractNum w:abstractNumId="85" w15:restartNumberingAfterBreak="0">
     <w:nsid w:val="761A133C"/>
     <w:multiLevelType w:val="multilevel"/>
     <w:tmpl w:val="0F382862"/>
@@ -25257,7 +27547,7 @@
       </w:rPr>
     </w:lvl>
   </w:abstractNum>
-  <w:abstractNum w:abstractNumId="84" w15:restartNumberingAfterBreak="0">
+  <w:abstractNum w:abstractNumId="86" w15:restartNumberingAfterBreak="0">
     <w:nsid w:val="76A27D4F"/>
     <w:multiLevelType w:val="multilevel"/>
     <w:tmpl w:val="1D745170"/>
@@ -25406,7 +27696,156 @@
       </w:rPr>
     </w:lvl>
   </w:abstractNum>
-  <w:abstractNum w:abstractNumId="85" w15:restartNumberingAfterBreak="0">
+  <w:abstractNum w:abstractNumId="87" w15:restartNumberingAfterBreak="0">
+    <w:nsid w:val="778B709D"/>
+    <w:multiLevelType w:val="multilevel"/>
+    <w:tmpl w:val="E59ACD4A"/>
+    <w:lvl w:ilvl="0">
+      <w:start w:val="1"/>
+      <w:numFmt w:val="bullet"/>
+      <w:lvlText w:val=""/>
+      <w:lvlJc w:val="left"/>
+      <w:pPr>
+        <w:tabs>
+          <w:tab w:val="num" w:pos="720"/>
+        </w:tabs>
+        <w:ind w:left="720" w:hanging="360"/>
+      </w:pPr>
+      <w:rPr>
+        <w:rFonts w:ascii="Symbol" w:hAnsi="Symbol" w:hint="default"/>
+        <w:sz w:val="20"/>
+      </w:rPr>
+    </w:lvl>
+    <w:lvl w:ilvl="1" w:tentative="1">
+      <w:start w:val="1"/>
+      <w:numFmt w:val="bullet"/>
+      <w:lvlText w:val="o"/>
+      <w:lvlJc w:val="left"/>
+      <w:pPr>
+        <w:tabs>
+          <w:tab w:val="num" w:pos="1440"/>
+        </w:tabs>
+        <w:ind w:left="1440" w:hanging="360"/>
+      </w:pPr>
+      <w:rPr>
+        <w:rFonts w:ascii="Courier New" w:hAnsi="Courier New" w:hint="default"/>
+        <w:sz w:val="20"/>
+      </w:rPr>
+    </w:lvl>
+    <w:lvl w:ilvl="2" w:tentative="1">
+      <w:start w:val="1"/>
+      <w:numFmt w:val="bullet"/>
+      <w:lvlText w:val=""/>
+      <w:lvlJc w:val="left"/>
+      <w:pPr>
+        <w:tabs>
+          <w:tab w:val="num" w:pos="2160"/>
+        </w:tabs>
+        <w:ind w:left="2160" w:hanging="360"/>
+      </w:pPr>
+      <w:rPr>
+        <w:rFonts w:ascii="Wingdings" w:hAnsi="Wingdings" w:hint="default"/>
+        <w:sz w:val="20"/>
+      </w:rPr>
+    </w:lvl>
+    <w:lvl w:ilvl="3" w:tentative="1">
+      <w:start w:val="1"/>
+      <w:numFmt w:val="bullet"/>
+      <w:lvlText w:val=""/>
+      <w:lvlJc w:val="left"/>
+      <w:pPr>
+        <w:tabs>
+          <w:tab w:val="num" w:pos="2880"/>
+        </w:tabs>
+        <w:ind w:left="2880" w:hanging="360"/>
+      </w:pPr>
+      <w:rPr>
+        <w:rFonts w:ascii="Wingdings" w:hAnsi="Wingdings" w:hint="default"/>
+        <w:sz w:val="20"/>
+      </w:rPr>
+    </w:lvl>
+    <w:lvl w:ilvl="4" w:tentative="1">
+      <w:start w:val="1"/>
+      <w:numFmt w:val="bullet"/>
+      <w:lvlText w:val=""/>
+      <w:lvlJc w:val="left"/>
+      <w:pPr>
+        <w:tabs>
+          <w:tab w:val="num" w:pos="3600"/>
+        </w:tabs>
+        <w:ind w:left="3600" w:hanging="360"/>
+      </w:pPr>
+      <w:rPr>
+        <w:rFonts w:ascii="Wingdings" w:hAnsi="Wingdings" w:hint="default"/>
+        <w:sz w:val="20"/>
+      </w:rPr>
+    </w:lvl>
+    <w:lvl w:ilvl="5" w:tentative="1">
+      <w:start w:val="1"/>
+      <w:numFmt w:val="bullet"/>
+      <w:lvlText w:val=""/>
+      <w:lvlJc w:val="left"/>
+      <w:pPr>
+        <w:tabs>
+          <w:tab w:val="num" w:pos="4320"/>
+        </w:tabs>
+        <w:ind w:left="4320" w:hanging="360"/>
+      </w:pPr>
+      <w:rPr>
+        <w:rFonts w:ascii="Wingdings" w:hAnsi="Wingdings" w:hint="default"/>
+        <w:sz w:val="20"/>
+      </w:rPr>
+    </w:lvl>
+    <w:lvl w:ilvl="6" w:tentative="1">
+      <w:start w:val="1"/>
+      <w:numFmt w:val="bullet"/>
+      <w:lvlText w:val=""/>
+      <w:lvlJc w:val="left"/>
+      <w:pPr>
+        <w:tabs>
+          <w:tab w:val="num" w:pos="5040"/>
+        </w:tabs>
+        <w:ind w:left="5040" w:hanging="360"/>
+      </w:pPr>
+      <w:rPr>
+        <w:rFonts w:ascii="Wingdings" w:hAnsi="Wingdings" w:hint="default"/>
+        <w:sz w:val="20"/>
+      </w:rPr>
+    </w:lvl>
+    <w:lvl w:ilvl="7" w:tentative="1">
+      <w:start w:val="1"/>
+      <w:numFmt w:val="bullet"/>
+      <w:lvlText w:val=""/>
+      <w:lvlJc w:val="left"/>
+      <w:pPr>
+        <w:tabs>
+          <w:tab w:val="num" w:pos="5760"/>
+        </w:tabs>
+        <w:ind w:left="5760" w:hanging="360"/>
+      </w:pPr>
+      <w:rPr>
+        <w:rFonts w:ascii="Wingdings" w:hAnsi="Wingdings" w:hint="default"/>
+        <w:sz w:val="20"/>
+      </w:rPr>
+    </w:lvl>
+    <w:lvl w:ilvl="8" w:tentative="1">
+      <w:start w:val="1"/>
+      <w:numFmt w:val="bullet"/>
+      <w:lvlText w:val=""/>
+      <w:lvlJc w:val="left"/>
+      <w:pPr>
+        <w:tabs>
+          <w:tab w:val="num" w:pos="6480"/>
+        </w:tabs>
+        <w:ind w:left="6480" w:hanging="360"/>
+      </w:pPr>
+      <w:rPr>
+        <w:rFonts w:ascii="Wingdings" w:hAnsi="Wingdings" w:hint="default"/>
+        <w:sz w:val="20"/>
+      </w:rPr>
+    </w:lvl>
+  </w:abstractNum>
+  <w:abstractNum w:abstractNumId="88" w15:restartNumberingAfterBreak="0">
     <w:nsid w:val="796D1793"/>
     <w:multiLevelType w:val="hybridMultilevel"/>
     <w:tmpl w:val="2938CC24"/>
@@ -25519,7 +27958,7 @@
       </w:rPr>
     </w:lvl>
   </w:abstractNum>
-  <w:abstractNum w:abstractNumId="86" w15:restartNumberingAfterBreak="0">
+  <w:abstractNum w:abstractNumId="89" w15:restartNumberingAfterBreak="0">
     <w:nsid w:val="7A0A2BF8"/>
     <w:multiLevelType w:val="multilevel"/>
     <w:tmpl w:val="139229D4"/>
@@ -25668,7 +28107,7 @@
       </w:rPr>
     </w:lvl>
   </w:abstractNum>
-  <w:abstractNum w:abstractNumId="87" w15:restartNumberingAfterBreak="0">
+  <w:abstractNum w:abstractNumId="90" w15:restartNumberingAfterBreak="0">
     <w:nsid w:val="7A251DB5"/>
     <w:multiLevelType w:val="multilevel"/>
     <w:tmpl w:val="A60243AE"/>
@@ -25817,7 +28256,7 @@
       </w:rPr>
     </w:lvl>
   </w:abstractNum>
-  <w:abstractNum w:abstractNumId="88" w15:restartNumberingAfterBreak="0">
+  <w:abstractNum w:abstractNumId="91" w15:restartNumberingAfterBreak="0">
     <w:nsid w:val="7A2B27BF"/>
     <w:multiLevelType w:val="hybridMultilevel"/>
     <w:tmpl w:val="1B6C6C7E"/>
@@ -25930,7 +28369,7 @@
       </w:rPr>
     </w:lvl>
   </w:abstractNum>
-  <w:abstractNum w:abstractNumId="89" w15:restartNumberingAfterBreak="0">
+  <w:abstractNum w:abstractNumId="92" w15:restartNumberingAfterBreak="0">
     <w:nsid w:val="7C6F0D89"/>
     <w:multiLevelType w:val="multilevel"/>
     <w:tmpl w:val="F3E8C6DA"/>
@@ -26079,7 +28518,7 @@
       </w:rPr>
     </w:lvl>
   </w:abstractNum>
-  <w:abstractNum w:abstractNumId="90" w15:restartNumberingAfterBreak="0">
+  <w:abstractNum w:abstractNumId="93" w15:restartNumberingAfterBreak="0">
     <w:nsid w:val="7CC447D5"/>
     <w:multiLevelType w:val="multilevel"/>
     <w:tmpl w:val="F53EFE4C"/>
@@ -26228,7 +28667,7 @@
       </w:rPr>
     </w:lvl>
   </w:abstractNum>
-  <w:abstractNum w:abstractNumId="91" w15:restartNumberingAfterBreak="0">
+  <w:abstractNum w:abstractNumId="94" w15:restartNumberingAfterBreak="0">
     <w:nsid w:val="7DB559E2"/>
     <w:multiLevelType w:val="hybridMultilevel"/>
     <w:tmpl w:val="7780024C"/>
@@ -26341,7 +28780,7 @@
       </w:rPr>
     </w:lvl>
   </w:abstractNum>
-  <w:abstractNum w:abstractNumId="92" w15:restartNumberingAfterBreak="0">
+  <w:abstractNum w:abstractNumId="95" w15:restartNumberingAfterBreak="0">
     <w:nsid w:val="7E1B2E64"/>
     <w:multiLevelType w:val="hybridMultilevel"/>
     <w:tmpl w:val="E276480E"/>
@@ -26454,7 +28893,7 @@
       </w:rPr>
     </w:lvl>
   </w:abstractNum>
-  <w:abstractNum w:abstractNumId="93" w15:restartNumberingAfterBreak="0">
+  <w:abstractNum w:abstractNumId="96" w15:restartNumberingAfterBreak="0">
     <w:nsid w:val="7F007273"/>
     <w:multiLevelType w:val="multilevel"/>
     <w:tmpl w:val="F4D2AA58"/>
@@ -26604,7 +29043,7 @@
     </w:lvl>
   </w:abstractNum>
   <w:num w:numId="1" w16cid:durableId="448354519">
-    <w:abstractNumId w:val="46"/>
+    <w:abstractNumId w:val="47"/>
   </w:num>
   <w:num w:numId="2" w16cid:durableId="267277991">
     <w:abstractNumId w:val="4"/>
@@ -26613,34 +29052,34 @@
     <w:abstractNumId w:val="13"/>
   </w:num>
   <w:num w:numId="4" w16cid:durableId="1373382629">
-    <w:abstractNumId w:val="83"/>
+    <w:abstractNumId w:val="85"/>
   </w:num>
   <w:num w:numId="5" w16cid:durableId="1915696360">
-    <w:abstractNumId w:val="56"/>
+    <w:abstractNumId w:val="57"/>
   </w:num>
   <w:num w:numId="6" w16cid:durableId="44070181">
     <w:abstractNumId w:val="23"/>
   </w:num>
   <w:num w:numId="7" w16cid:durableId="493452589">
+    <w:abstractNumId w:val="93"/>
+  </w:num>
+  <w:num w:numId="8" w16cid:durableId="925652620">
+    <w:abstractNumId w:val="76"/>
+  </w:num>
+  <w:num w:numId="9" w16cid:durableId="2105029407">
     <w:abstractNumId w:val="90"/>
   </w:num>
-  <w:num w:numId="8" w16cid:durableId="925652620">
-    <w:abstractNumId w:val="74"/>
-  </w:num>
-  <w:num w:numId="9" w16cid:durableId="2105029407">
-    <w:abstractNumId w:val="87"/>
-  </w:num>
   <w:num w:numId="10" w16cid:durableId="1322386189">
-    <w:abstractNumId w:val="65"/>
+    <w:abstractNumId w:val="66"/>
   </w:num>
   <w:num w:numId="11" w16cid:durableId="1145046778">
-    <w:abstractNumId w:val="42"/>
+    <w:abstractNumId w:val="43"/>
   </w:num>
   <w:num w:numId="12" w16cid:durableId="886575476">
-    <w:abstractNumId w:val="76"/>
+    <w:abstractNumId w:val="78"/>
   </w:num>
   <w:num w:numId="13" w16cid:durableId="434445510">
-    <w:abstractNumId w:val="59"/>
+    <w:abstractNumId w:val="60"/>
   </w:num>
   <w:num w:numId="14" w16cid:durableId="1548566209">
     <w:abstractNumId w:val="26"/>
@@ -26649,7 +29088,7 @@
     <w:abstractNumId w:val="8"/>
   </w:num>
   <w:num w:numId="16" w16cid:durableId="1081374075">
-    <w:abstractNumId w:val="47"/>
+    <w:abstractNumId w:val="48"/>
   </w:num>
   <w:num w:numId="17" w16cid:durableId="1595045529">
     <w:abstractNumId w:val="15"/>
@@ -26658,64 +29097,64 @@
     <w:abstractNumId w:val="17"/>
   </w:num>
   <w:num w:numId="19" w16cid:durableId="113258773">
-    <w:abstractNumId w:val="53"/>
+    <w:abstractNumId w:val="54"/>
   </w:num>
   <w:num w:numId="20" w16cid:durableId="965312005">
-    <w:abstractNumId w:val="55"/>
+    <w:abstractNumId w:val="56"/>
   </w:num>
   <w:num w:numId="21" w16cid:durableId="343359711">
-    <w:abstractNumId w:val="92"/>
+    <w:abstractNumId w:val="95"/>
   </w:num>
   <w:num w:numId="22" w16cid:durableId="547838144">
-    <w:abstractNumId w:val="85"/>
+    <w:abstractNumId w:val="88"/>
   </w:num>
   <w:num w:numId="23" w16cid:durableId="1031033420">
-    <w:abstractNumId w:val="72"/>
+    <w:abstractNumId w:val="74"/>
   </w:num>
   <w:num w:numId="24" w16cid:durableId="519204185">
-    <w:abstractNumId w:val="35"/>
+    <w:abstractNumId w:val="36"/>
   </w:num>
   <w:num w:numId="25" w16cid:durableId="1706559306">
-    <w:abstractNumId w:val="61"/>
+    <w:abstractNumId w:val="62"/>
   </w:num>
   <w:num w:numId="26" w16cid:durableId="1050305727">
-    <w:abstractNumId w:val="44"/>
+    <w:abstractNumId w:val="45"/>
   </w:num>
   <w:num w:numId="27" w16cid:durableId="1439444620">
-    <w:abstractNumId w:val="54"/>
+    <w:abstractNumId w:val="55"/>
   </w:num>
   <w:num w:numId="28" w16cid:durableId="1831407804">
     <w:abstractNumId w:val="10"/>
   </w:num>
   <w:num w:numId="29" w16cid:durableId="1777367443">
-    <w:abstractNumId w:val="37"/>
+    <w:abstractNumId w:val="38"/>
   </w:num>
   <w:num w:numId="30" w16cid:durableId="479158040">
+    <w:abstractNumId w:val="82"/>
+  </w:num>
+  <w:num w:numId="31" w16cid:durableId="2026666882">
+    <w:abstractNumId w:val="75"/>
+  </w:num>
+  <w:num w:numId="32" w16cid:durableId="1640843127">
+    <w:abstractNumId w:val="83"/>
+  </w:num>
+  <w:num w:numId="33" w16cid:durableId="83958067">
+    <w:abstractNumId w:val="42"/>
+  </w:num>
+  <w:num w:numId="34" w16cid:durableId="1831871160">
     <w:abstractNumId w:val="80"/>
   </w:num>
-  <w:num w:numId="31" w16cid:durableId="2026666882">
-    <w:abstractNumId w:val="73"/>
-  </w:num>
-  <w:num w:numId="32" w16cid:durableId="1640843127">
-    <w:abstractNumId w:val="81"/>
-  </w:num>
-  <w:num w:numId="33" w16cid:durableId="83958067">
-    <w:abstractNumId w:val="41"/>
-  </w:num>
-  <w:num w:numId="34" w16cid:durableId="1831871160">
-    <w:abstractNumId w:val="78"/>
-  </w:num>
   <w:num w:numId="35" w16cid:durableId="727649376">
-    <w:abstractNumId w:val="39"/>
+    <w:abstractNumId w:val="40"/>
   </w:num>
   <w:num w:numId="36" w16cid:durableId="804392417">
-    <w:abstractNumId w:val="29"/>
+    <w:abstractNumId w:val="30"/>
   </w:num>
   <w:num w:numId="37" w16cid:durableId="2016688023">
-    <w:abstractNumId w:val="58"/>
+    <w:abstractNumId w:val="59"/>
   </w:num>
   <w:num w:numId="38" w16cid:durableId="174225593">
-    <w:abstractNumId w:val="32"/>
+    <w:abstractNumId w:val="33"/>
   </w:num>
   <w:num w:numId="39" w16cid:durableId="1416510578">
     <w:abstractNumId w:val="28"/>
@@ -26730,43 +29169,43 @@
     <w:abstractNumId w:val="12"/>
   </w:num>
   <w:num w:numId="43" w16cid:durableId="1671104138">
-    <w:abstractNumId w:val="43"/>
+    <w:abstractNumId w:val="44"/>
   </w:num>
   <w:num w:numId="44" w16cid:durableId="991250543">
     <w:abstractNumId w:val="19"/>
   </w:num>
   <w:num w:numId="45" w16cid:durableId="57870292">
-    <w:abstractNumId w:val="60"/>
+    <w:abstractNumId w:val="61"/>
   </w:num>
   <w:num w:numId="46" w16cid:durableId="1132557770">
-    <w:abstractNumId w:val="93"/>
+    <w:abstractNumId w:val="96"/>
   </w:num>
   <w:num w:numId="47" w16cid:durableId="536357828">
-    <w:abstractNumId w:val="48"/>
+    <w:abstractNumId w:val="49"/>
   </w:num>
   <w:num w:numId="48" w16cid:durableId="604652666">
-    <w:abstractNumId w:val="40"/>
+    <w:abstractNumId w:val="41"/>
   </w:num>
   <w:num w:numId="49" w16cid:durableId="1565608183">
-    <w:abstractNumId w:val="66"/>
+    <w:abstractNumId w:val="67"/>
   </w:num>
   <w:num w:numId="50" w16cid:durableId="1160925032">
     <w:abstractNumId w:val="22"/>
   </w:num>
   <w:num w:numId="51" w16cid:durableId="1074083402">
-    <w:abstractNumId w:val="50"/>
+    <w:abstractNumId w:val="51"/>
   </w:num>
   <w:num w:numId="52" w16cid:durableId="505705463">
-    <w:abstractNumId w:val="31"/>
+    <w:abstractNumId w:val="32"/>
   </w:num>
   <w:num w:numId="53" w16cid:durableId="1442798831">
     <w:abstractNumId w:val="9"/>
   </w:num>
   <w:num w:numId="54" w16cid:durableId="1059288088">
-    <w:abstractNumId w:val="49"/>
+    <w:abstractNumId w:val="50"/>
   </w:num>
   <w:num w:numId="55" w16cid:durableId="1800486562">
-    <w:abstractNumId w:val="34"/>
+    <w:abstractNumId w:val="35"/>
   </w:num>
   <w:num w:numId="56" w16cid:durableId="145174008">
     <w:abstractNumId w:val="21"/>
@@ -26775,25 +29214,25 @@
     <w:abstractNumId w:val="27"/>
   </w:num>
   <w:num w:numId="58" w16cid:durableId="1153330480">
-    <w:abstractNumId w:val="57"/>
+    <w:abstractNumId w:val="58"/>
   </w:num>
   <w:num w:numId="59" w16cid:durableId="1571041670">
     <w:abstractNumId w:val="14"/>
   </w:num>
   <w:num w:numId="60" w16cid:durableId="1139416074">
-    <w:abstractNumId w:val="38"/>
+    <w:abstractNumId w:val="39"/>
   </w:num>
   <w:num w:numId="61" w16cid:durableId="95058015">
-    <w:abstractNumId w:val="89"/>
+    <w:abstractNumId w:val="92"/>
   </w:num>
   <w:num w:numId="62" w16cid:durableId="326058897">
     <w:abstractNumId w:val="2"/>
   </w:num>
   <w:num w:numId="63" w16cid:durableId="1822691731">
-    <w:abstractNumId w:val="62"/>
+    <w:abstractNumId w:val="63"/>
   </w:num>
   <w:num w:numId="64" w16cid:durableId="491482094">
-    <w:abstractNumId w:val="45"/>
+    <w:abstractNumId w:val="46"/>
   </w:num>
   <w:num w:numId="65" w16cid:durableId="624000986">
     <w:abstractNumId w:val="1"/>
@@ -26808,34 +29247,34 @@
     <w:abstractNumId w:val="0"/>
   </w:num>
   <w:num w:numId="69" w16cid:durableId="842819424">
-    <w:abstractNumId w:val="77"/>
+    <w:abstractNumId w:val="79"/>
   </w:num>
   <w:num w:numId="70" w16cid:durableId="2118792854">
-    <w:abstractNumId w:val="68"/>
+    <w:abstractNumId w:val="69"/>
   </w:num>
   <w:num w:numId="71" w16cid:durableId="1506017899">
-    <w:abstractNumId w:val="84"/>
+    <w:abstractNumId w:val="86"/>
   </w:num>
   <w:num w:numId="72" w16cid:durableId="1922787855">
-    <w:abstractNumId w:val="69"/>
+    <w:abstractNumId w:val="70"/>
   </w:num>
   <w:num w:numId="73" w16cid:durableId="240912039">
     <w:abstractNumId w:val="11"/>
   </w:num>
   <w:num w:numId="74" w16cid:durableId="2005474240">
-    <w:abstractNumId w:val="51"/>
+    <w:abstractNumId w:val="52"/>
   </w:num>
   <w:num w:numId="75" w16cid:durableId="297106655">
-    <w:abstractNumId w:val="52"/>
+    <w:abstractNumId w:val="53"/>
   </w:num>
   <w:num w:numId="76" w16cid:durableId="1263805218">
-    <w:abstractNumId w:val="71"/>
+    <w:abstractNumId w:val="73"/>
   </w:num>
   <w:num w:numId="77" w16cid:durableId="336930133">
-    <w:abstractNumId w:val="86"/>
+    <w:abstractNumId w:val="89"/>
   </w:num>
   <w:num w:numId="78" w16cid:durableId="1358193180">
-    <w:abstractNumId w:val="70"/>
+    <w:abstractNumId w:val="71"/>
   </w:num>
   <w:num w:numId="79" w16cid:durableId="611593919">
     <w:abstractNumId w:val="18"/>
@@ -26844,46 +29283,55 @@
     <w:abstractNumId w:val="6"/>
   </w:num>
   <w:num w:numId="81" w16cid:durableId="1669598111">
-    <w:abstractNumId w:val="63"/>
+    <w:abstractNumId w:val="64"/>
   </w:num>
   <w:num w:numId="82" w16cid:durableId="729501046">
-    <w:abstractNumId w:val="91"/>
+    <w:abstractNumId w:val="94"/>
   </w:num>
   <w:num w:numId="83" w16cid:durableId="1432243327">
-    <w:abstractNumId w:val="75"/>
+    <w:abstractNumId w:val="77"/>
   </w:num>
   <w:num w:numId="84" w16cid:durableId="1673410959">
-    <w:abstractNumId w:val="64"/>
+    <w:abstractNumId w:val="65"/>
   </w:num>
   <w:num w:numId="85" w16cid:durableId="946810640">
-    <w:abstractNumId w:val="36"/>
+    <w:abstractNumId w:val="37"/>
   </w:num>
   <w:num w:numId="86" w16cid:durableId="1698191965">
-    <w:abstractNumId w:val="79"/>
+    <w:abstractNumId w:val="81"/>
   </w:num>
   <w:num w:numId="87" w16cid:durableId="1235510775">
-    <w:abstractNumId w:val="88"/>
+    <w:abstractNumId w:val="91"/>
   </w:num>
   <w:num w:numId="88" w16cid:durableId="653341763">
     <w:abstractNumId w:val="16"/>
   </w:num>
   <w:num w:numId="89" w16cid:durableId="42798808">
-    <w:abstractNumId w:val="30"/>
+    <w:abstractNumId w:val="31"/>
   </w:num>
   <w:num w:numId="90" w16cid:durableId="942416611">
     <w:abstractNumId w:val="5"/>
   </w:num>
   <w:num w:numId="91" w16cid:durableId="820850216">
-    <w:abstractNumId w:val="82"/>
+    <w:abstractNumId w:val="84"/>
   </w:num>
   <w:num w:numId="92" w16cid:durableId="689570362">
     <w:abstractNumId w:val="7"/>
   </w:num>
   <w:num w:numId="93" w16cid:durableId="1318530843">
-    <w:abstractNumId w:val="67"/>
+    <w:abstractNumId w:val="68"/>
   </w:num>
   <w:num w:numId="94" w16cid:durableId="912815289">
-    <w:abstractNumId w:val="33"/>
+    <w:abstractNumId w:val="34"/>
+  </w:num>
+  <w:num w:numId="95" w16cid:durableId="1399938315">
+    <w:abstractNumId w:val="29"/>
+  </w:num>
+  <w:num w:numId="96" w16cid:durableId="1205606347">
+    <w:abstractNumId w:val="87"/>
+  </w:num>
+  <w:num w:numId="97" w16cid:durableId="1575240674">
+    <w:abstractNumId w:val="72"/>
   </w:num>
   <w:numIdMacAtCleanup w:val="82"/>
 </w:numbering>

--- a/EOD update daily.docx
+++ b/EOD update daily.docx
@@ -15230,16 +15230,7 @@
         </w:numPr>
       </w:pPr>
       <w:r>
-        <w:t>Implement r</w:t>
-      </w:r>
-      <w:r>
-        <w:t>elated</w:t>
-      </w:r>
-      <w:r>
-        <w:t xml:space="preserve"> article</w:t>
-      </w:r>
-      <w:r>
-        <w:t xml:space="preserve"> suggestions logic using a shuffle-based approach.</w:t>
+        <w:t>Implement related article suggestions logic using a shuffle-based approach.</w:t>
       </w:r>
     </w:p>
     <w:p>
@@ -15442,6 +15433,874 @@
         <w:t xml:space="preserve"> Test is done </w:t>
       </w:r>
     </w:p>
+    <w:p>
+      <w:r>
+        <w:br w:type="page"/>
+      </w:r>
+    </w:p>
+    <w:p>
+      <w:pPr>
+        <w:pStyle w:val="Heading1"/>
+      </w:pPr>
+      <w:r>
+        <w:rPr>
+          <w:highlight w:val="yellow"/>
+        </w:rPr>
+        <w:lastRenderedPageBreak/>
+        <w:t xml:space="preserve">July </w:t>
+      </w:r>
+      <w:r>
+        <w:rPr>
+          <w:highlight w:val="yellow"/>
+        </w:rPr>
+        <w:t>9</w:t>
+      </w:r>
+      <w:r>
+        <w:rPr>
+          <w:highlight w:val="yellow"/>
+        </w:rPr>
+        <w:t xml:space="preserve"> 2026 </w:t>
+      </w:r>
+      <w:r>
+        <w:rPr>
+          <w:highlight w:val="yellow"/>
+        </w:rPr>
+        <w:t>Thursday</w:t>
+      </w:r>
+      <w:r>
+        <w:rPr>
+          <w:highlight w:val="yellow"/>
+        </w:rPr>
+        <w:t xml:space="preserve"> login:</w:t>
+      </w:r>
+      <w:r>
+        <w:rPr>
+          <w:highlight w:val="yellow"/>
+        </w:rPr>
+        <w:t xml:space="preserve"> </w:t>
+      </w:r>
+      <w:r>
+        <w:rPr>
+          <w:highlight w:val="yellow"/>
+        </w:rPr>
+        <w:t>8</w:t>
+      </w:r>
+      <w:r>
+        <w:rPr>
+          <w:highlight w:val="yellow"/>
+        </w:rPr>
+        <w:t>:</w:t>
+      </w:r>
+      <w:r>
+        <w:rPr>
+          <w:highlight w:val="yellow"/>
+        </w:rPr>
+        <w:t>50</w:t>
+      </w:r>
+      <w:r>
+        <w:rPr>
+          <w:highlight w:val="yellow"/>
+        </w:rPr>
+        <w:t>AM logout: 5:</w:t>
+      </w:r>
+      <w:r>
+        <w:rPr>
+          <w:highlight w:val="yellow"/>
+        </w:rPr>
+        <w:t>00</w:t>
+      </w:r>
+      <w:r>
+        <w:rPr>
+          <w:highlight w:val="yellow"/>
+        </w:rPr>
+        <w:t xml:space="preserve"> PM</w:t>
+      </w:r>
+    </w:p>
+    <w:p>
+      <w:pPr>
+        <w:pStyle w:val="ListParagraph"/>
+        <w:numPr>
+          <w:ilvl w:val="0"/>
+          <w:numId w:val="97"/>
+        </w:numPr>
+      </w:pPr>
+      <w:r>
+        <w:t>Resolved merge conflicts and verified the repository is in a clean state.</w:t>
+      </w:r>
+    </w:p>
+    <w:p>
+      <w:pPr>
+        <w:pStyle w:val="ListParagraph"/>
+        <w:numPr>
+          <w:ilvl w:val="0"/>
+          <w:numId w:val="97"/>
+        </w:numPr>
+      </w:pPr>
+      <w:r>
+        <w:t>Configured PHP environment and completed the required setup.</w:t>
+      </w:r>
+    </w:p>
+    <w:p>
+      <w:pPr>
+        <w:pStyle w:val="ListParagraph"/>
+        <w:numPr>
+          <w:ilvl w:val="0"/>
+          <w:numId w:val="97"/>
+        </w:numPr>
+      </w:pPr>
+      <w:r>
+        <w:t>Had discussions with the founder</w:t>
+      </w:r>
+      <w:r>
+        <w:t xml:space="preserve"> sir</w:t>
+      </w:r>
+      <w:r>
+        <w:t xml:space="preserve"> and QA to clarify requirements, issues, and project-related points.</w:t>
+      </w:r>
+    </w:p>
+    <w:p>
+      <w:pPr>
+        <w:pStyle w:val="ListParagraph"/>
+        <w:numPr>
+          <w:ilvl w:val="0"/>
+          <w:numId w:val="97"/>
+        </w:numPr>
+      </w:pPr>
+      <w:r>
+        <w:t>Received additional tasks and identified areas that need resolution.</w:t>
+      </w:r>
+    </w:p>
+    <w:p>
+      <w:pPr>
+        <w:pStyle w:val="ListParagraph"/>
+        <w:numPr>
+          <w:ilvl w:val="0"/>
+          <w:numId w:val="97"/>
+        </w:numPr>
+      </w:pPr>
+      <w:r>
+        <w:t>Coordinated task assignments with the team and explained the required changes and priorities to senior team members.</w:t>
+      </w:r>
+    </w:p>
+    <w:p>
+      <w:pPr>
+        <w:rPr>
+          <w:b/>
+          <w:bCs/>
+        </w:rPr>
+      </w:pPr>
+      <w:r>
+        <w:rPr>
+          <w:b/>
+          <w:bCs/>
+        </w:rPr>
+        <w:t>Team Discussion</w:t>
+      </w:r>
+    </w:p>
+    <w:p>
+      <w:pPr>
+        <w:numPr>
+          <w:ilvl w:val="0"/>
+          <w:numId w:val="99"/>
+        </w:numPr>
+      </w:pPr>
+      <w:r>
+        <w:t>Discussed the assigned tasks with the development team.</w:t>
+      </w:r>
+    </w:p>
+    <w:p>
+      <w:pPr>
+        <w:numPr>
+          <w:ilvl w:val="0"/>
+          <w:numId w:val="99"/>
+        </w:numPr>
+      </w:pPr>
+      <w:r>
+        <w:t>Verified that each team member had their respective tasks assigned and understood.</w:t>
+      </w:r>
+    </w:p>
+    <w:p>
+      <w:pPr>
+        <w:rPr>
+          <w:b/>
+          <w:bCs/>
+        </w:rPr>
+      </w:pPr>
+      <w:r>
+        <w:rPr>
+          <w:b/>
+          <w:bCs/>
+        </w:rPr>
+        <w:t>Task: Remove the Current Fallback Mechanism</w:t>
+      </w:r>
+    </w:p>
+    <w:p>
+      <w:pPr>
+        <w:numPr>
+          <w:ilvl w:val="0"/>
+          <w:numId w:val="100"/>
+        </w:numPr>
+      </w:pPr>
+      <w:r>
+        <w:t>Worked on removing the existing fallback mechanism from the product listing.</w:t>
+      </w:r>
+    </w:p>
+    <w:p>
+      <w:pPr>
+        <w:numPr>
+          <w:ilvl w:val="0"/>
+          <w:numId w:val="100"/>
+        </w:numPr>
+      </w:pPr>
+      <w:r>
+        <w:t>Previously, if a subcategory had no products, the system would automatically fall back to displaying all products from the category. This behavior was intentionally implemented as a feature after discussions with the founder and QA to avoid showing an empty product page.</w:t>
+      </w:r>
+    </w:p>
+    <w:p>
+      <w:pPr>
+        <w:numPr>
+          <w:ilvl w:val="0"/>
+          <w:numId w:val="100"/>
+        </w:numPr>
+      </w:pPr>
+      <w:r>
+        <w:t>However, the feature required further confirmation and had been kept on hold. The task was officially assigned today, so I refactored the previous implementation and removed the fallback mechanism from the admin panel.</w:t>
+      </w:r>
+    </w:p>
+    <w:p>
+      <w:pPr>
+        <w:rPr>
+          <w:b/>
+          <w:bCs/>
+        </w:rPr>
+      </w:pPr>
+      <w:r>
+        <w:rPr>
+          <w:b/>
+          <w:bCs/>
+        </w:rPr>
+        <w:t>Testing</w:t>
+      </w:r>
+    </w:p>
+    <w:p>
+      <w:pPr>
+        <w:numPr>
+          <w:ilvl w:val="0"/>
+          <w:numId w:val="101"/>
+        </w:numPr>
+      </w:pPr>
+      <w:r>
+        <w:t>Tested the complete category and subcategory product flow after the changes.</w:t>
+      </w:r>
+    </w:p>
+    <w:p>
+      <w:pPr>
+        <w:numPr>
+          <w:ilvl w:val="0"/>
+          <w:numId w:val="101"/>
+        </w:numPr>
+      </w:pPr>
+      <w:r>
+        <w:t>Performed thorough testing across all product listing pages.</w:t>
+      </w:r>
+    </w:p>
+    <w:p>
+      <w:pPr>
+        <w:numPr>
+          <w:ilvl w:val="0"/>
+          <w:numId w:val="101"/>
+        </w:numPr>
+      </w:pPr>
+      <w:r>
+        <w:t>Observed that some pages displayed the expected products while others did not, which required further investigation.</w:t>
+      </w:r>
+    </w:p>
+    <w:p>
+      <w:pPr>
+        <w:rPr>
+          <w:b/>
+          <w:bCs/>
+        </w:rPr>
+      </w:pPr>
+      <w:r>
+        <w:rPr>
+          <w:b/>
+          <w:bCs/>
+        </w:rPr>
+        <w:t>API Analysis</w:t>
+      </w:r>
+    </w:p>
+    <w:p>
+      <w:pPr>
+        <w:numPr>
+          <w:ilvl w:val="0"/>
+          <w:numId w:val="102"/>
+        </w:numPr>
+      </w:pPr>
+      <w:r>
+        <w:t>Compared the API responses to identify the differences.</w:t>
+      </w:r>
+    </w:p>
+    <w:p>
+      <w:pPr>
+        <w:numPr>
+          <w:ilvl w:val="0"/>
+          <w:numId w:val="102"/>
+        </w:numPr>
+      </w:pPr>
+      <w:r>
+        <w:t>Found that the issue appears to be related to older category/subcategory data rather than the new implementation.</w:t>
+      </w:r>
+    </w:p>
+    <w:p>
+      <w:pPr>
+        <w:numPr>
+          <w:ilvl w:val="0"/>
+          <w:numId w:val="102"/>
+        </w:numPr>
+      </w:pPr>
+      <w:r>
+        <w:lastRenderedPageBreak/>
+        <w:t>Created and tested a new subcategory, which behaved correctly.</w:t>
+      </w:r>
+    </w:p>
+    <w:p>
+      <w:pPr>
+        <w:numPr>
+          <w:ilvl w:val="0"/>
+          <w:numId w:val="102"/>
+        </w:numPr>
+      </w:pPr>
+      <w:r>
+        <w:t>Identified that:</w:t>
+      </w:r>
+    </w:p>
+    <w:p>
+      <w:pPr>
+        <w:numPr>
+          <w:ilvl w:val="1"/>
+          <w:numId w:val="102"/>
+        </w:numPr>
+      </w:pPr>
+      <w:r>
+        <w:rPr>
+          <w:b/>
+          <w:bCs/>
+        </w:rPr>
+        <w:t>Old subcategory data</w:t>
+      </w:r>
+      <w:r>
+        <w:t xml:space="preserve"> behaves differently and may contain inconsistent mappings.</w:t>
+      </w:r>
+    </w:p>
+    <w:p>
+      <w:pPr>
+        <w:numPr>
+          <w:ilvl w:val="1"/>
+          <w:numId w:val="102"/>
+        </w:numPr>
+      </w:pPr>
+      <w:r>
+        <w:rPr>
+          <w:b/>
+          <w:bCs/>
+        </w:rPr>
+        <w:t>New subcategory implementation</w:t>
+      </w:r>
+      <w:r>
+        <w:t xml:space="preserve"> works correctly and returns the expected products.</w:t>
+      </w:r>
+    </w:p>
+    <w:p>
+      <w:pPr>
+        <w:numPr>
+          <w:ilvl w:val="0"/>
+          <w:numId w:val="102"/>
+        </w:numPr>
+      </w:pPr>
+      <w:r>
+        <w:t>Based on the findings, the remaining issue likely requires database cleanup or data correction rather than frontend logic changes.</w:t>
+      </w:r>
+    </w:p>
+    <w:p>
+      <w:pPr>
+        <w:rPr>
+          <w:b/>
+          <w:bCs/>
+        </w:rPr>
+      </w:pPr>
+      <w:r>
+        <w:rPr>
+          <w:b/>
+          <w:bCs/>
+        </w:rPr>
+        <w:t>Test</w:t>
+      </w:r>
+      <w:r>
+        <w:rPr>
+          <w:b/>
+          <w:bCs/>
+        </w:rPr>
+        <w:t xml:space="preserve"> Findings</w:t>
+      </w:r>
+    </w:p>
+    <w:p>
+      <w:pPr>
+        <w:numPr>
+          <w:ilvl w:val="0"/>
+          <w:numId w:val="103"/>
+        </w:numPr>
+      </w:pPr>
+      <w:r>
+        <w:t>Verified that the current implementation behaves correctly:</w:t>
+      </w:r>
+    </w:p>
+    <w:p>
+      <w:pPr>
+        <w:numPr>
+          <w:ilvl w:val="1"/>
+          <w:numId w:val="103"/>
+        </w:numPr>
+      </w:pPr>
+      <w:r>
+        <w:t>If a subcategory contains products, only those products are displayed.</w:t>
+      </w:r>
+    </w:p>
+    <w:p>
+      <w:pPr>
+        <w:numPr>
+          <w:ilvl w:val="1"/>
+          <w:numId w:val="103"/>
+        </w:numPr>
+      </w:pPr>
+      <w:r>
+        <w:t xml:space="preserve">If a subcategory contains no products, the user now sees </w:t>
+      </w:r>
+      <w:r>
+        <w:rPr>
+          <w:b/>
+          <w:bCs/>
+        </w:rPr>
+        <w:t>"No Products Found"</w:t>
+      </w:r>
+      <w:r>
+        <w:t xml:space="preserve"> instead of falling back to all products.</w:t>
+      </w:r>
+    </w:p>
+    <w:p>
+      <w:pPr>
+        <w:numPr>
+          <w:ilvl w:val="0"/>
+          <w:numId w:val="103"/>
+        </w:numPr>
+      </w:pPr>
+      <w:r>
+        <w:t>Shared the findings with the team and explained that future QA reports should be based on thorough system testing, as some previously reported issues were likely influenced by legacy data.</w:t>
+      </w:r>
+    </w:p>
+    <w:p>
+      <w:pPr>
+        <w:rPr>
+          <w:b/>
+          <w:bCs/>
+        </w:rPr>
+      </w:pPr>
+      <w:r>
+        <w:rPr>
+          <w:b/>
+          <w:bCs/>
+        </w:rPr>
+        <w:t>Code Review &amp; Deployment</w:t>
+      </w:r>
+    </w:p>
+    <w:p>
+      <w:pPr>
+        <w:numPr>
+          <w:ilvl w:val="0"/>
+          <w:numId w:val="104"/>
+        </w:numPr>
+      </w:pPr>
+      <w:r>
+        <w:t>Explained the implementation and findings to the senior developer.</w:t>
+      </w:r>
+    </w:p>
+    <w:p>
+      <w:pPr>
+        <w:numPr>
+          <w:ilvl w:val="0"/>
+          <w:numId w:val="104"/>
+        </w:numPr>
+      </w:pPr>
+      <w:r>
+        <w:t>Created a Pull Request and merged the changes after verification.</w:t>
+      </w:r>
+    </w:p>
+    <w:p>
+      <w:pPr>
+        <w:numPr>
+          <w:ilvl w:val="0"/>
+          <w:numId w:val="104"/>
+        </w:numPr>
+      </w:pPr>
+      <w:r>
+        <w:t xml:space="preserve">For safety, the previous fallback implementation has been </w:t>
+      </w:r>
+      <w:r>
+        <w:rPr>
+          <w:b/>
+          <w:bCs/>
+        </w:rPr>
+        <w:t>commented out instead of deleted</w:t>
+      </w:r>
+      <w:r>
+        <w:t>, making it easy to restore if required.</w:t>
+      </w:r>
+    </w:p>
+    <w:p>
+      <w:pPr>
+        <w:rPr>
+          <w:b/>
+          <w:bCs/>
+        </w:rPr>
+      </w:pPr>
+      <w:r>
+        <w:rPr>
+          <w:b/>
+          <w:bCs/>
+        </w:rPr>
+        <w:t>Discussion</w:t>
+      </w:r>
+    </w:p>
+    <w:p>
+      <w:pPr>
+        <w:numPr>
+          <w:ilvl w:val="0"/>
+          <w:numId w:val="105"/>
+        </w:numPr>
+      </w:pPr>
+      <w:r>
+        <w:t>Discussed the issues related to the Brands and Store sections with the senior developer.</w:t>
+      </w:r>
+    </w:p>
+    <w:p>
+      <w:pPr>
+        <w:numPr>
+          <w:ilvl w:val="0"/>
+          <w:numId w:val="105"/>
+        </w:numPr>
+      </w:pPr>
+      <w:proofErr w:type="spellStart"/>
+      <w:r>
+        <w:t>Analysed</w:t>
+      </w:r>
+      <w:proofErr w:type="spellEnd"/>
+      <w:r>
+        <w:t xml:space="preserve"> possible causes and discussed potential approaches for further investigation.</w:t>
+      </w:r>
+    </w:p>
+    <w:p>
+      <w:pPr>
+        <w:rPr>
+          <w:b/>
+          <w:bCs/>
+        </w:rPr>
+      </w:pPr>
+      <w:r>
+        <w:rPr>
+          <w:b/>
+          <w:bCs/>
+        </w:rPr>
+        <w:t>Requires clarifications:</w:t>
+      </w:r>
+    </w:p>
+    <w:p>
+      <w:pPr>
+        <w:pStyle w:val="ListParagraph"/>
+        <w:numPr>
+          <w:ilvl w:val="0"/>
+          <w:numId w:val="106"/>
+        </w:numPr>
+      </w:pPr>
+      <w:r>
+        <w:t>Repair request</w:t>
+      </w:r>
+    </w:p>
+    <w:p>
+      <w:r>
+        <w:br w:type="page"/>
+      </w:r>
+    </w:p>
+    <w:p>
+      <w:pPr>
+        <w:pStyle w:val="Heading1"/>
+      </w:pPr>
+      <w:r>
+        <w:rPr>
+          <w:highlight w:val="yellow"/>
+        </w:rPr>
+        <w:lastRenderedPageBreak/>
+        <w:t xml:space="preserve">July </w:t>
+      </w:r>
+      <w:r>
+        <w:rPr>
+          <w:highlight w:val="yellow"/>
+        </w:rPr>
+        <w:t>10</w:t>
+      </w:r>
+      <w:r>
+        <w:rPr>
+          <w:highlight w:val="yellow"/>
+        </w:rPr>
+        <w:t xml:space="preserve"> 2026 </w:t>
+      </w:r>
+      <w:r>
+        <w:rPr>
+          <w:highlight w:val="yellow"/>
+        </w:rPr>
+        <w:t>Friday</w:t>
+      </w:r>
+      <w:r>
+        <w:rPr>
+          <w:highlight w:val="yellow"/>
+        </w:rPr>
+        <w:t xml:space="preserve"> login:</w:t>
+      </w:r>
+      <w:r>
+        <w:rPr>
+          <w:highlight w:val="yellow"/>
+        </w:rPr>
+        <w:t xml:space="preserve"> 9:08</w:t>
+      </w:r>
+      <w:r>
+        <w:rPr>
+          <w:highlight w:val="yellow"/>
+        </w:rPr>
+        <w:t>AM logout: 5:</w:t>
+      </w:r>
+      <w:r>
+        <w:rPr>
+          <w:highlight w:val="yellow"/>
+        </w:rPr>
+        <w:t>00</w:t>
+      </w:r>
+      <w:r>
+        <w:rPr>
+          <w:highlight w:val="yellow"/>
+        </w:rPr>
+        <w:t xml:space="preserve"> PM</w:t>
+      </w:r>
+    </w:p>
+    <w:p>
+      <w:pPr>
+        <w:rPr>
+          <w:b/>
+          <w:bCs/>
+        </w:rPr>
+      </w:pPr>
+      <w:proofErr w:type="spellStart"/>
+      <w:r>
+        <w:rPr>
+          <w:b/>
+          <w:bCs/>
+        </w:rPr>
+        <w:t>Mayou</w:t>
+      </w:r>
+      <w:proofErr w:type="spellEnd"/>
+      <w:r>
+        <w:rPr>
+          <w:b/>
+          <w:bCs/>
+        </w:rPr>
+        <w:t xml:space="preserve"> tech:</w:t>
+      </w:r>
+    </w:p>
+    <w:p>
+      <w:pPr>
+        <w:numPr>
+          <w:ilvl w:val="0"/>
+          <w:numId w:val="110"/>
+        </w:numPr>
+      </w:pPr>
+      <w:r>
+        <w:t>API endpoint testing was completed to validate the available backend endpoints and response formats.</w:t>
+      </w:r>
+    </w:p>
+    <w:p>
+      <w:pPr>
+        <w:numPr>
+          <w:ilvl w:val="0"/>
+          <w:numId w:val="110"/>
+        </w:numPr>
+      </w:pPr>
+      <w:r>
+        <w:t>Continued development of the dynamic product listing and product detail pages.</w:t>
+      </w:r>
+    </w:p>
+    <w:p>
+      <w:pPr>
+        <w:numPr>
+          <w:ilvl w:val="0"/>
+          <w:numId w:val="110"/>
+        </w:numPr>
+      </w:pPr>
+      <w:r>
+        <w:t>Progressed API integration based on the updated backend response format. Identified a few integration-related findings and discussed them with the senior engineer.</w:t>
+      </w:r>
+    </w:p>
+    <w:p>
+      <w:pPr>
+        <w:numPr>
+          <w:ilvl w:val="0"/>
+          <w:numId w:val="110"/>
+        </w:numPr>
+      </w:pPr>
+      <w:r>
+        <w:t>Continued work on the quotation generation feature.</w:t>
+      </w:r>
+    </w:p>
+    <w:p>
+      <w:pPr>
+        <w:numPr>
+          <w:ilvl w:val="0"/>
+          <w:numId w:val="110"/>
+        </w:numPr>
+      </w:pPr>
+      <w:r>
+        <w:t>Synced changes from the remote branch and resolved integration updates.</w:t>
+      </w:r>
+    </w:p>
+    <w:p>
+      <w:pPr>
+        <w:rPr>
+          <w:b/>
+          <w:bCs/>
+        </w:rPr>
+      </w:pPr>
+      <w:r>
+        <w:rPr>
+          <w:b/>
+          <w:bCs/>
+        </w:rPr>
+        <w:t>Discussions</w:t>
+      </w:r>
+    </w:p>
+    <w:p>
+      <w:pPr>
+        <w:numPr>
+          <w:ilvl w:val="0"/>
+          <w:numId w:val="111"/>
+        </w:numPr>
+      </w:pPr>
+      <w:r>
+        <w:t>Had a technical discussion with the senior engineer regarding the quotation feature implementation and overall architecture. The feature is currently on hold, as quotation generation may be implemented from the backend instead of the frontend.</w:t>
+      </w:r>
+    </w:p>
+    <w:p>
+      <w:pPr>
+        <w:numPr>
+          <w:ilvl w:val="0"/>
+          <w:numId w:val="111"/>
+        </w:numPr>
+      </w:pPr>
+      <w:r>
+        <w:t xml:space="preserve">Discussed the Mac Store system integration and the </w:t>
+      </w:r>
+      <w:proofErr w:type="spellStart"/>
+      <w:r>
+        <w:t>MayouTech</w:t>
+      </w:r>
+      <w:proofErr w:type="spellEnd"/>
+      <w:r>
+        <w:t xml:space="preserve"> design.</w:t>
+      </w:r>
+    </w:p>
+    <w:p>
+      <w:pPr>
+        <w:rPr>
+          <w:b/>
+          <w:bCs/>
+        </w:rPr>
+      </w:pPr>
+      <w:r>
+        <w:rPr>
+          <w:b/>
+          <w:bCs/>
+        </w:rPr>
+        <w:t>Work in Progress</w:t>
+      </w:r>
+    </w:p>
+    <w:p>
+      <w:pPr>
+        <w:numPr>
+          <w:ilvl w:val="0"/>
+          <w:numId w:val="112"/>
+        </w:numPr>
+      </w:pPr>
+      <w:r>
+        <w:t>The current implementation was developed primarily to validate functionality and API integration.</w:t>
+      </w:r>
+    </w:p>
+    <w:p>
+      <w:pPr>
+        <w:numPr>
+          <w:ilvl w:val="0"/>
+          <w:numId w:val="112"/>
+        </w:numPr>
+      </w:pPr>
+      <w:r>
+        <w:t>The codebase requires refactoring to improve maintainability, remove temporary/testing code, and align with the planned architecture before moving forward.</w:t>
+      </w:r>
+    </w:p>
+    <w:p>
+      <w:pPr>
+        <w:numPr>
+          <w:ilvl w:val="0"/>
+          <w:numId w:val="112"/>
+        </w:numPr>
+      </w:pPr>
+      <w:r>
+        <w:t>Since the current API integration approach may require further changes, this implementation is not planned to be merged into the main branch in its current state.</w:t>
+      </w:r>
+    </w:p>
+    <w:p>
+      <w:pPr>
+        <w:numPr>
+          <w:ilvl w:val="0"/>
+          <w:numId w:val="112"/>
+        </w:numPr>
+      </w:pPr>
+      <w:r>
+        <w:t>Continuing work on dynamic product pages and improving the API-driven data flow.</w:t>
+      </w:r>
+    </w:p>
+    <w:p>
+      <w:pPr>
+        <w:rPr>
+          <w:b/>
+          <w:bCs/>
+        </w:rPr>
+      </w:pPr>
+      <w:r>
+        <w:rPr>
+          <w:b/>
+          <w:bCs/>
+        </w:rPr>
+        <w:t>Files affected:</w:t>
+      </w:r>
+    </w:p>
+    <w:p>
+      <w:pPr>
+        <w:pStyle w:val="ListParagraph"/>
+        <w:numPr>
+          <w:ilvl w:val="0"/>
+          <w:numId w:val="113"/>
+        </w:numPr>
+      </w:pPr>
+      <w:r>
+        <w:t>29 files were affected and changed in the process might be we need to cherry pick.</w:t>
+      </w:r>
+    </w:p>
+    <w:p/>
     <w:sectPr>
       <w:pgSz w:w="12240" w:h="15840"/>
       <w:pgMar w:top="1440" w:right="1440" w:bottom="1440" w:left="1440" w:header="720" w:footer="720" w:gutter="0"/>
@@ -16051,6 +16910,155 @@
     </w:lvl>
   </w:abstractNum>
   <w:abstractNum w:abstractNumId="4" w15:restartNumberingAfterBreak="0">
+    <w:nsid w:val="02A943F1"/>
+    <w:multiLevelType w:val="multilevel"/>
+    <w:tmpl w:val="720E2038"/>
+    <w:lvl w:ilvl="0">
+      <w:start w:val="1"/>
+      <w:numFmt w:val="bullet"/>
+      <w:lvlText w:val=""/>
+      <w:lvlJc w:val="left"/>
+      <w:pPr>
+        <w:tabs>
+          <w:tab w:val="num" w:pos="720"/>
+        </w:tabs>
+        <w:ind w:left="720" w:hanging="360"/>
+      </w:pPr>
+      <w:rPr>
+        <w:rFonts w:ascii="Symbol" w:hAnsi="Symbol" w:hint="default"/>
+        <w:sz w:val="20"/>
+      </w:rPr>
+    </w:lvl>
+    <w:lvl w:ilvl="1" w:tentative="1">
+      <w:start w:val="1"/>
+      <w:numFmt w:val="bullet"/>
+      <w:lvlText w:val="o"/>
+      <w:lvlJc w:val="left"/>
+      <w:pPr>
+        <w:tabs>
+          <w:tab w:val="num" w:pos="1440"/>
+        </w:tabs>
+        <w:ind w:left="1440" w:hanging="360"/>
+      </w:pPr>
+      <w:rPr>
+        <w:rFonts w:ascii="Courier New" w:hAnsi="Courier New" w:hint="default"/>
+        <w:sz w:val="20"/>
+      </w:rPr>
+    </w:lvl>
+    <w:lvl w:ilvl="2" w:tentative="1">
+      <w:start w:val="1"/>
+      <w:numFmt w:val="bullet"/>
+      <w:lvlText w:val=""/>
+      <w:lvlJc w:val="left"/>
+      <w:pPr>
+        <w:tabs>
+          <w:tab w:val="num" w:pos="2160"/>
+        </w:tabs>
+        <w:ind w:left="2160" w:hanging="360"/>
+      </w:pPr>
+      <w:rPr>
+        <w:rFonts w:ascii="Wingdings" w:hAnsi="Wingdings" w:hint="default"/>
+        <w:sz w:val="20"/>
+      </w:rPr>
+    </w:lvl>
+    <w:lvl w:ilvl="3" w:tentative="1">
+      <w:start w:val="1"/>
+      <w:numFmt w:val="bullet"/>
+      <w:lvlText w:val=""/>
+      <w:lvlJc w:val="left"/>
+      <w:pPr>
+        <w:tabs>
+          <w:tab w:val="num" w:pos="2880"/>
+        </w:tabs>
+        <w:ind w:left="2880" w:hanging="360"/>
+      </w:pPr>
+      <w:rPr>
+        <w:rFonts w:ascii="Wingdings" w:hAnsi="Wingdings" w:hint="default"/>
+        <w:sz w:val="20"/>
+      </w:rPr>
+    </w:lvl>
+    <w:lvl w:ilvl="4" w:tentative="1">
+      <w:start w:val="1"/>
+      <w:numFmt w:val="bullet"/>
+      <w:lvlText w:val=""/>
+      <w:lvlJc w:val="left"/>
+      <w:pPr>
+        <w:tabs>
+          <w:tab w:val="num" w:pos="3600"/>
+        </w:tabs>
+        <w:ind w:left="3600" w:hanging="360"/>
+      </w:pPr>
+      <w:rPr>
+        <w:rFonts w:ascii="Wingdings" w:hAnsi="Wingdings" w:hint="default"/>
+        <w:sz w:val="20"/>
+      </w:rPr>
+    </w:lvl>
+    <w:lvl w:ilvl="5" w:tentative="1">
+      <w:start w:val="1"/>
+      <w:numFmt w:val="bullet"/>
+      <w:lvlText w:val=""/>
+      <w:lvlJc w:val="left"/>
+      <w:pPr>
+        <w:tabs>
+          <w:tab w:val="num" w:pos="4320"/>
+        </w:tabs>
+        <w:ind w:left="4320" w:hanging="360"/>
+      </w:pPr>
+      <w:rPr>
+        <w:rFonts w:ascii="Wingdings" w:hAnsi="Wingdings" w:hint="default"/>
+        <w:sz w:val="20"/>
+      </w:rPr>
+    </w:lvl>
+    <w:lvl w:ilvl="6" w:tentative="1">
+      <w:start w:val="1"/>
+      <w:numFmt w:val="bullet"/>
+      <w:lvlText w:val=""/>
+      <w:lvlJc w:val="left"/>
+      <w:pPr>
+        <w:tabs>
+          <w:tab w:val="num" w:pos="5040"/>
+        </w:tabs>
+        <w:ind w:left="5040" w:hanging="360"/>
+      </w:pPr>
+      <w:rPr>
+        <w:rFonts w:ascii="Wingdings" w:hAnsi="Wingdings" w:hint="default"/>
+        <w:sz w:val="20"/>
+      </w:rPr>
+    </w:lvl>
+    <w:lvl w:ilvl="7" w:tentative="1">
+      <w:start w:val="1"/>
+      <w:numFmt w:val="bullet"/>
+      <w:lvlText w:val=""/>
+      <w:lvlJc w:val="left"/>
+      <w:pPr>
+        <w:tabs>
+          <w:tab w:val="num" w:pos="5760"/>
+        </w:tabs>
+        <w:ind w:left="5760" w:hanging="360"/>
+      </w:pPr>
+      <w:rPr>
+        <w:rFonts w:ascii="Wingdings" w:hAnsi="Wingdings" w:hint="default"/>
+        <w:sz w:val="20"/>
+      </w:rPr>
+    </w:lvl>
+    <w:lvl w:ilvl="8" w:tentative="1">
+      <w:start w:val="1"/>
+      <w:numFmt w:val="bullet"/>
+      <w:lvlText w:val=""/>
+      <w:lvlJc w:val="left"/>
+      <w:pPr>
+        <w:tabs>
+          <w:tab w:val="num" w:pos="6480"/>
+        </w:tabs>
+        <w:ind w:left="6480" w:hanging="360"/>
+      </w:pPr>
+      <w:rPr>
+        <w:rFonts w:ascii="Wingdings" w:hAnsi="Wingdings" w:hint="default"/>
+        <w:sz w:val="20"/>
+      </w:rPr>
+    </w:lvl>
+  </w:abstractNum>
+  <w:abstractNum w:abstractNumId="5" w15:restartNumberingAfterBreak="0">
     <w:nsid w:val="076D1722"/>
     <w:multiLevelType w:val="multilevel"/>
     <w:tmpl w:val="42BEE510"/>
@@ -16199,7 +17207,7 @@
       </w:rPr>
     </w:lvl>
   </w:abstractNum>
-  <w:abstractNum w:abstractNumId="5" w15:restartNumberingAfterBreak="0">
+  <w:abstractNum w:abstractNumId="6" w15:restartNumberingAfterBreak="0">
     <w:nsid w:val="09442CA2"/>
     <w:multiLevelType w:val="hybridMultilevel"/>
     <w:tmpl w:val="E3B8C8FA"/>
@@ -16312,7 +17320,7 @@
       </w:rPr>
     </w:lvl>
   </w:abstractNum>
-  <w:abstractNum w:abstractNumId="6" w15:restartNumberingAfterBreak="0">
+  <w:abstractNum w:abstractNumId="7" w15:restartNumberingAfterBreak="0">
     <w:nsid w:val="0A2733E1"/>
     <w:multiLevelType w:val="multilevel"/>
     <w:tmpl w:val="1BBE9F4A"/>
@@ -16461,7 +17469,7 @@
       </w:rPr>
     </w:lvl>
   </w:abstractNum>
-  <w:abstractNum w:abstractNumId="7" w15:restartNumberingAfterBreak="0">
+  <w:abstractNum w:abstractNumId="8" w15:restartNumberingAfterBreak="0">
     <w:nsid w:val="0B380A66"/>
     <w:multiLevelType w:val="hybridMultilevel"/>
     <w:tmpl w:val="2AD0C2C8"/>
@@ -16574,7 +17582,7 @@
       </w:rPr>
     </w:lvl>
   </w:abstractNum>
-  <w:abstractNum w:abstractNumId="8" w15:restartNumberingAfterBreak="0">
+  <w:abstractNum w:abstractNumId="9" w15:restartNumberingAfterBreak="0">
     <w:nsid w:val="0C6F2C28"/>
     <w:multiLevelType w:val="multilevel"/>
     <w:tmpl w:val="6C3EFB04"/>
@@ -16723,7 +17731,7 @@
       </w:rPr>
     </w:lvl>
   </w:abstractNum>
-  <w:abstractNum w:abstractNumId="9" w15:restartNumberingAfterBreak="0">
+  <w:abstractNum w:abstractNumId="10" w15:restartNumberingAfterBreak="0">
     <w:nsid w:val="11F05B77"/>
     <w:multiLevelType w:val="multilevel"/>
     <w:tmpl w:val="517A47E6"/>
@@ -16872,7 +17880,7 @@
       </w:rPr>
     </w:lvl>
   </w:abstractNum>
-  <w:abstractNum w:abstractNumId="10" w15:restartNumberingAfterBreak="0">
+  <w:abstractNum w:abstractNumId="11" w15:restartNumberingAfterBreak="0">
     <w:nsid w:val="13450393"/>
     <w:multiLevelType w:val="multilevel"/>
     <w:tmpl w:val="A0E635FE"/>
@@ -17021,7 +18029,7 @@
       </w:rPr>
     </w:lvl>
   </w:abstractNum>
-  <w:abstractNum w:abstractNumId="11" w15:restartNumberingAfterBreak="0">
+  <w:abstractNum w:abstractNumId="12" w15:restartNumberingAfterBreak="0">
     <w:nsid w:val="1391477F"/>
     <w:multiLevelType w:val="multilevel"/>
     <w:tmpl w:val="3DFA2094"/>
@@ -17170,7 +18178,7 @@
       </w:rPr>
     </w:lvl>
   </w:abstractNum>
-  <w:abstractNum w:abstractNumId="12" w15:restartNumberingAfterBreak="0">
+  <w:abstractNum w:abstractNumId="13" w15:restartNumberingAfterBreak="0">
     <w:nsid w:val="13FF5CF7"/>
     <w:multiLevelType w:val="multilevel"/>
     <w:tmpl w:val="89728396"/>
@@ -17319,7 +18327,7 @@
       </w:rPr>
     </w:lvl>
   </w:abstractNum>
-  <w:abstractNum w:abstractNumId="13" w15:restartNumberingAfterBreak="0">
+  <w:abstractNum w:abstractNumId="14" w15:restartNumberingAfterBreak="0">
     <w:nsid w:val="141110BB"/>
     <w:multiLevelType w:val="multilevel"/>
     <w:tmpl w:val="2DB4CBDA"/>
@@ -17468,7 +18476,7 @@
       </w:rPr>
     </w:lvl>
   </w:abstractNum>
-  <w:abstractNum w:abstractNumId="14" w15:restartNumberingAfterBreak="0">
+  <w:abstractNum w:abstractNumId="15" w15:restartNumberingAfterBreak="0">
     <w:nsid w:val="15453ECD"/>
     <w:multiLevelType w:val="multilevel"/>
     <w:tmpl w:val="032035F0"/>
@@ -17617,7 +18625,7 @@
       </w:rPr>
     </w:lvl>
   </w:abstractNum>
-  <w:abstractNum w:abstractNumId="15" w15:restartNumberingAfterBreak="0">
+  <w:abstractNum w:abstractNumId="16" w15:restartNumberingAfterBreak="0">
     <w:nsid w:val="159700FE"/>
     <w:multiLevelType w:val="hybridMultilevel"/>
     <w:tmpl w:val="6DA61706"/>
@@ -17730,7 +18738,7 @@
       </w:rPr>
     </w:lvl>
   </w:abstractNum>
-  <w:abstractNum w:abstractNumId="16" w15:restartNumberingAfterBreak="0">
+  <w:abstractNum w:abstractNumId="17" w15:restartNumberingAfterBreak="0">
     <w:nsid w:val="164E5DA4"/>
     <w:multiLevelType w:val="multilevel"/>
     <w:tmpl w:val="3EDCE6C2"/>
@@ -17879,7 +18887,7 @@
       </w:rPr>
     </w:lvl>
   </w:abstractNum>
-  <w:abstractNum w:abstractNumId="17" w15:restartNumberingAfterBreak="0">
+  <w:abstractNum w:abstractNumId="18" w15:restartNumberingAfterBreak="0">
     <w:nsid w:val="17CB03B8"/>
     <w:multiLevelType w:val="multilevel"/>
     <w:tmpl w:val="BDE80E90"/>
@@ -18028,7 +19036,7 @@
       </w:rPr>
     </w:lvl>
   </w:abstractNum>
-  <w:abstractNum w:abstractNumId="18" w15:restartNumberingAfterBreak="0">
+  <w:abstractNum w:abstractNumId="19" w15:restartNumberingAfterBreak="0">
     <w:nsid w:val="1802351A"/>
     <w:multiLevelType w:val="multilevel"/>
     <w:tmpl w:val="D55CE120"/>
@@ -18177,7 +19185,7 @@
       </w:rPr>
     </w:lvl>
   </w:abstractNum>
-  <w:abstractNum w:abstractNumId="19" w15:restartNumberingAfterBreak="0">
+  <w:abstractNum w:abstractNumId="20" w15:restartNumberingAfterBreak="0">
     <w:nsid w:val="18577577"/>
     <w:multiLevelType w:val="multilevel"/>
     <w:tmpl w:val="4BEC0844"/>
@@ -18326,7 +19334,7 @@
       </w:rPr>
     </w:lvl>
   </w:abstractNum>
-  <w:abstractNum w:abstractNumId="20" w15:restartNumberingAfterBreak="0">
+  <w:abstractNum w:abstractNumId="21" w15:restartNumberingAfterBreak="0">
     <w:nsid w:val="1A055FA1"/>
     <w:multiLevelType w:val="multilevel"/>
     <w:tmpl w:val="F126FEB2"/>
@@ -18475,7 +19483,156 @@
       </w:rPr>
     </w:lvl>
   </w:abstractNum>
-  <w:abstractNum w:abstractNumId="21" w15:restartNumberingAfterBreak="0">
+  <w:abstractNum w:abstractNumId="22" w15:restartNumberingAfterBreak="0">
+    <w:nsid w:val="1A6C45A3"/>
+    <w:multiLevelType w:val="multilevel"/>
+    <w:tmpl w:val="E59ACD4A"/>
+    <w:lvl w:ilvl="0">
+      <w:start w:val="1"/>
+      <w:numFmt w:val="bullet"/>
+      <w:lvlText w:val=""/>
+      <w:lvlJc w:val="left"/>
+      <w:pPr>
+        <w:tabs>
+          <w:tab w:val="num" w:pos="720"/>
+        </w:tabs>
+        <w:ind w:left="720" w:hanging="360"/>
+      </w:pPr>
+      <w:rPr>
+        <w:rFonts w:ascii="Symbol" w:hAnsi="Symbol" w:hint="default"/>
+        <w:sz w:val="20"/>
+      </w:rPr>
+    </w:lvl>
+    <w:lvl w:ilvl="1" w:tentative="1">
+      <w:start w:val="1"/>
+      <w:numFmt w:val="bullet"/>
+      <w:lvlText w:val="o"/>
+      <w:lvlJc w:val="left"/>
+      <w:pPr>
+        <w:tabs>
+          <w:tab w:val="num" w:pos="1440"/>
+        </w:tabs>
+        <w:ind w:left="1440" w:hanging="360"/>
+      </w:pPr>
+      <w:rPr>
+        <w:rFonts w:ascii="Courier New" w:hAnsi="Courier New" w:hint="default"/>
+        <w:sz w:val="20"/>
+      </w:rPr>
+    </w:lvl>
+    <w:lvl w:ilvl="2" w:tentative="1">
+      <w:start w:val="1"/>
+      <w:numFmt w:val="bullet"/>
+      <w:lvlText w:val=""/>
+      <w:lvlJc w:val="left"/>
+      <w:pPr>
+        <w:tabs>
+          <w:tab w:val="num" w:pos="2160"/>
+        </w:tabs>
+        <w:ind w:left="2160" w:hanging="360"/>
+      </w:pPr>
+      <w:rPr>
+        <w:rFonts w:ascii="Wingdings" w:hAnsi="Wingdings" w:hint="default"/>
+        <w:sz w:val="20"/>
+      </w:rPr>
+    </w:lvl>
+    <w:lvl w:ilvl="3" w:tentative="1">
+      <w:start w:val="1"/>
+      <w:numFmt w:val="bullet"/>
+      <w:lvlText w:val=""/>
+      <w:lvlJc w:val="left"/>
+      <w:pPr>
+        <w:tabs>
+          <w:tab w:val="num" w:pos="2880"/>
+        </w:tabs>
+        <w:ind w:left="2880" w:hanging="360"/>
+      </w:pPr>
+      <w:rPr>
+        <w:rFonts w:ascii="Wingdings" w:hAnsi="Wingdings" w:hint="default"/>
+        <w:sz w:val="20"/>
+      </w:rPr>
+    </w:lvl>
+    <w:lvl w:ilvl="4" w:tentative="1">
+      <w:start w:val="1"/>
+      <w:numFmt w:val="bullet"/>
+      <w:lvlText w:val=""/>
+      <w:lvlJc w:val="left"/>
+      <w:pPr>
+        <w:tabs>
+          <w:tab w:val="num" w:pos="3600"/>
+        </w:tabs>
+        <w:ind w:left="3600" w:hanging="360"/>
+      </w:pPr>
+      <w:rPr>
+        <w:rFonts w:ascii="Wingdings" w:hAnsi="Wingdings" w:hint="default"/>
+        <w:sz w:val="20"/>
+      </w:rPr>
+    </w:lvl>
+    <w:lvl w:ilvl="5" w:tentative="1">
+      <w:start w:val="1"/>
+      <w:numFmt w:val="bullet"/>
+      <w:lvlText w:val=""/>
+      <w:lvlJc w:val="left"/>
+      <w:pPr>
+        <w:tabs>
+          <w:tab w:val="num" w:pos="4320"/>
+        </w:tabs>
+        <w:ind w:left="4320" w:hanging="360"/>
+      </w:pPr>
+      <w:rPr>
+        <w:rFonts w:ascii="Wingdings" w:hAnsi="Wingdings" w:hint="default"/>
+        <w:sz w:val="20"/>
+      </w:rPr>
+    </w:lvl>
+    <w:lvl w:ilvl="6" w:tentative="1">
+      <w:start w:val="1"/>
+      <w:numFmt w:val="bullet"/>
+      <w:lvlText w:val=""/>
+      <w:lvlJc w:val="left"/>
+      <w:pPr>
+        <w:tabs>
+          <w:tab w:val="num" w:pos="5040"/>
+        </w:tabs>
+        <w:ind w:left="5040" w:hanging="360"/>
+      </w:pPr>
+      <w:rPr>
+        <w:rFonts w:ascii="Wingdings" w:hAnsi="Wingdings" w:hint="default"/>
+        <w:sz w:val="20"/>
+      </w:rPr>
+    </w:lvl>
+    <w:lvl w:ilvl="7" w:tentative="1">
+      <w:start w:val="1"/>
+      <w:numFmt w:val="bullet"/>
+      <w:lvlText w:val=""/>
+      <w:lvlJc w:val="left"/>
+      <w:pPr>
+        <w:tabs>
+          <w:tab w:val="num" w:pos="5760"/>
+        </w:tabs>
+        <w:ind w:left="5760" w:hanging="360"/>
+      </w:pPr>
+      <w:rPr>
+        <w:rFonts w:ascii="Wingdings" w:hAnsi="Wingdings" w:hint="default"/>
+        <w:sz w:val="20"/>
+      </w:rPr>
+    </w:lvl>
+    <w:lvl w:ilvl="8" w:tentative="1">
+      <w:start w:val="1"/>
+      <w:numFmt w:val="bullet"/>
+      <w:lvlText w:val=""/>
+      <w:lvlJc w:val="left"/>
+      <w:pPr>
+        <w:tabs>
+          <w:tab w:val="num" w:pos="6480"/>
+        </w:tabs>
+        <w:ind w:left="6480" w:hanging="360"/>
+      </w:pPr>
+      <w:rPr>
+        <w:rFonts w:ascii="Wingdings" w:hAnsi="Wingdings" w:hint="default"/>
+        <w:sz w:val="20"/>
+      </w:rPr>
+    </w:lvl>
+  </w:abstractNum>
+  <w:abstractNum w:abstractNumId="23" w15:restartNumberingAfterBreak="0">
     <w:nsid w:val="1B1F3CCB"/>
     <w:multiLevelType w:val="multilevel"/>
     <w:tmpl w:val="0A8E2F46"/>
@@ -18624,7 +19781,454 @@
       </w:rPr>
     </w:lvl>
   </w:abstractNum>
-  <w:abstractNum w:abstractNumId="22" w15:restartNumberingAfterBreak="0">
+  <w:abstractNum w:abstractNumId="24" w15:restartNumberingAfterBreak="0">
+    <w:nsid w:val="1BE02927"/>
+    <w:multiLevelType w:val="multilevel"/>
+    <w:tmpl w:val="E59ACD4A"/>
+    <w:lvl w:ilvl="0">
+      <w:start w:val="1"/>
+      <w:numFmt w:val="bullet"/>
+      <w:lvlText w:val=""/>
+      <w:lvlJc w:val="left"/>
+      <w:pPr>
+        <w:tabs>
+          <w:tab w:val="num" w:pos="720"/>
+        </w:tabs>
+        <w:ind w:left="720" w:hanging="360"/>
+      </w:pPr>
+      <w:rPr>
+        <w:rFonts w:ascii="Symbol" w:hAnsi="Symbol" w:hint="default"/>
+        <w:sz w:val="20"/>
+      </w:rPr>
+    </w:lvl>
+    <w:lvl w:ilvl="1">
+      <w:start w:val="1"/>
+      <w:numFmt w:val="bullet"/>
+      <w:lvlText w:val="o"/>
+      <w:lvlJc w:val="left"/>
+      <w:pPr>
+        <w:tabs>
+          <w:tab w:val="num" w:pos="1440"/>
+        </w:tabs>
+        <w:ind w:left="1440" w:hanging="360"/>
+      </w:pPr>
+      <w:rPr>
+        <w:rFonts w:ascii="Courier New" w:hAnsi="Courier New" w:hint="default"/>
+        <w:sz w:val="20"/>
+      </w:rPr>
+    </w:lvl>
+    <w:lvl w:ilvl="2" w:tentative="1">
+      <w:start w:val="1"/>
+      <w:numFmt w:val="bullet"/>
+      <w:lvlText w:val=""/>
+      <w:lvlJc w:val="left"/>
+      <w:pPr>
+        <w:tabs>
+          <w:tab w:val="num" w:pos="2160"/>
+        </w:tabs>
+        <w:ind w:left="2160" w:hanging="360"/>
+      </w:pPr>
+      <w:rPr>
+        <w:rFonts w:ascii="Wingdings" w:hAnsi="Wingdings" w:hint="default"/>
+        <w:sz w:val="20"/>
+      </w:rPr>
+    </w:lvl>
+    <w:lvl w:ilvl="3" w:tentative="1">
+      <w:start w:val="1"/>
+      <w:numFmt w:val="bullet"/>
+      <w:lvlText w:val=""/>
+      <w:lvlJc w:val="left"/>
+      <w:pPr>
+        <w:tabs>
+          <w:tab w:val="num" w:pos="2880"/>
+        </w:tabs>
+        <w:ind w:left="2880" w:hanging="360"/>
+      </w:pPr>
+      <w:rPr>
+        <w:rFonts w:ascii="Wingdings" w:hAnsi="Wingdings" w:hint="default"/>
+        <w:sz w:val="20"/>
+      </w:rPr>
+    </w:lvl>
+    <w:lvl w:ilvl="4" w:tentative="1">
+      <w:start w:val="1"/>
+      <w:numFmt w:val="bullet"/>
+      <w:lvlText w:val=""/>
+      <w:lvlJc w:val="left"/>
+      <w:pPr>
+        <w:tabs>
+          <w:tab w:val="num" w:pos="3600"/>
+        </w:tabs>
+        <w:ind w:left="3600" w:hanging="360"/>
+      </w:pPr>
+      <w:rPr>
+        <w:rFonts w:ascii="Wingdings" w:hAnsi="Wingdings" w:hint="default"/>
+        <w:sz w:val="20"/>
+      </w:rPr>
+    </w:lvl>
+    <w:lvl w:ilvl="5" w:tentative="1">
+      <w:start w:val="1"/>
+      <w:numFmt w:val="bullet"/>
+      <w:lvlText w:val=""/>
+      <w:lvlJc w:val="left"/>
+      <w:pPr>
+        <w:tabs>
+          <w:tab w:val="num" w:pos="4320"/>
+        </w:tabs>
+        <w:ind w:left="4320" w:hanging="360"/>
+      </w:pPr>
+      <w:rPr>
+        <w:rFonts w:ascii="Wingdings" w:hAnsi="Wingdings" w:hint="default"/>
+        <w:sz w:val="20"/>
+      </w:rPr>
+    </w:lvl>
+    <w:lvl w:ilvl="6" w:tentative="1">
+      <w:start w:val="1"/>
+      <w:numFmt w:val="bullet"/>
+      <w:lvlText w:val=""/>
+      <w:lvlJc w:val="left"/>
+      <w:pPr>
+        <w:tabs>
+          <w:tab w:val="num" w:pos="5040"/>
+        </w:tabs>
+        <w:ind w:left="5040" w:hanging="360"/>
+      </w:pPr>
+      <w:rPr>
+        <w:rFonts w:ascii="Wingdings" w:hAnsi="Wingdings" w:hint="default"/>
+        <w:sz w:val="20"/>
+      </w:rPr>
+    </w:lvl>
+    <w:lvl w:ilvl="7" w:tentative="1">
+      <w:start w:val="1"/>
+      <w:numFmt w:val="bullet"/>
+      <w:lvlText w:val=""/>
+      <w:lvlJc w:val="left"/>
+      <w:pPr>
+        <w:tabs>
+          <w:tab w:val="num" w:pos="5760"/>
+        </w:tabs>
+        <w:ind w:left="5760" w:hanging="360"/>
+      </w:pPr>
+      <w:rPr>
+        <w:rFonts w:ascii="Wingdings" w:hAnsi="Wingdings" w:hint="default"/>
+        <w:sz w:val="20"/>
+      </w:rPr>
+    </w:lvl>
+    <w:lvl w:ilvl="8" w:tentative="1">
+      <w:start w:val="1"/>
+      <w:numFmt w:val="bullet"/>
+      <w:lvlText w:val=""/>
+      <w:lvlJc w:val="left"/>
+      <w:pPr>
+        <w:tabs>
+          <w:tab w:val="num" w:pos="6480"/>
+        </w:tabs>
+        <w:ind w:left="6480" w:hanging="360"/>
+      </w:pPr>
+      <w:rPr>
+        <w:rFonts w:ascii="Wingdings" w:hAnsi="Wingdings" w:hint="default"/>
+        <w:sz w:val="20"/>
+      </w:rPr>
+    </w:lvl>
+  </w:abstractNum>
+  <w:abstractNum w:abstractNumId="25" w15:restartNumberingAfterBreak="0">
+    <w:nsid w:val="1DE22582"/>
+    <w:multiLevelType w:val="multilevel"/>
+    <w:tmpl w:val="E59ACD4A"/>
+    <w:lvl w:ilvl="0">
+      <w:start w:val="1"/>
+      <w:numFmt w:val="bullet"/>
+      <w:lvlText w:val=""/>
+      <w:lvlJc w:val="left"/>
+      <w:pPr>
+        <w:tabs>
+          <w:tab w:val="num" w:pos="720"/>
+        </w:tabs>
+        <w:ind w:left="720" w:hanging="360"/>
+      </w:pPr>
+      <w:rPr>
+        <w:rFonts w:ascii="Symbol" w:hAnsi="Symbol" w:hint="default"/>
+        <w:sz w:val="20"/>
+      </w:rPr>
+    </w:lvl>
+    <w:lvl w:ilvl="1" w:tentative="1">
+      <w:start w:val="1"/>
+      <w:numFmt w:val="bullet"/>
+      <w:lvlText w:val="o"/>
+      <w:lvlJc w:val="left"/>
+      <w:pPr>
+        <w:tabs>
+          <w:tab w:val="num" w:pos="1440"/>
+        </w:tabs>
+        <w:ind w:left="1440" w:hanging="360"/>
+      </w:pPr>
+      <w:rPr>
+        <w:rFonts w:ascii="Courier New" w:hAnsi="Courier New" w:hint="default"/>
+        <w:sz w:val="20"/>
+      </w:rPr>
+    </w:lvl>
+    <w:lvl w:ilvl="2" w:tentative="1">
+      <w:start w:val="1"/>
+      <w:numFmt w:val="bullet"/>
+      <w:lvlText w:val=""/>
+      <w:lvlJc w:val="left"/>
+      <w:pPr>
+        <w:tabs>
+          <w:tab w:val="num" w:pos="2160"/>
+        </w:tabs>
+        <w:ind w:left="2160" w:hanging="360"/>
+      </w:pPr>
+      <w:rPr>
+        <w:rFonts w:ascii="Wingdings" w:hAnsi="Wingdings" w:hint="default"/>
+        <w:sz w:val="20"/>
+      </w:rPr>
+    </w:lvl>
+    <w:lvl w:ilvl="3" w:tentative="1">
+      <w:start w:val="1"/>
+      <w:numFmt w:val="bullet"/>
+      <w:lvlText w:val=""/>
+      <w:lvlJc w:val="left"/>
+      <w:pPr>
+        <w:tabs>
+          <w:tab w:val="num" w:pos="2880"/>
+        </w:tabs>
+        <w:ind w:left="2880" w:hanging="360"/>
+      </w:pPr>
+      <w:rPr>
+        <w:rFonts w:ascii="Wingdings" w:hAnsi="Wingdings" w:hint="default"/>
+        <w:sz w:val="20"/>
+      </w:rPr>
+    </w:lvl>
+    <w:lvl w:ilvl="4" w:tentative="1">
+      <w:start w:val="1"/>
+      <w:numFmt w:val="bullet"/>
+      <w:lvlText w:val=""/>
+      <w:lvlJc w:val="left"/>
+      <w:pPr>
+        <w:tabs>
+          <w:tab w:val="num" w:pos="3600"/>
+        </w:tabs>
+        <w:ind w:left="3600" w:hanging="360"/>
+      </w:pPr>
+      <w:rPr>
+        <w:rFonts w:ascii="Wingdings" w:hAnsi="Wingdings" w:hint="default"/>
+        <w:sz w:val="20"/>
+      </w:rPr>
+    </w:lvl>
+    <w:lvl w:ilvl="5" w:tentative="1">
+      <w:start w:val="1"/>
+      <w:numFmt w:val="bullet"/>
+      <w:lvlText w:val=""/>
+      <w:lvlJc w:val="left"/>
+      <w:pPr>
+        <w:tabs>
+          <w:tab w:val="num" w:pos="4320"/>
+        </w:tabs>
+        <w:ind w:left="4320" w:hanging="360"/>
+      </w:pPr>
+      <w:rPr>
+        <w:rFonts w:ascii="Wingdings" w:hAnsi="Wingdings" w:hint="default"/>
+        <w:sz w:val="20"/>
+      </w:rPr>
+    </w:lvl>
+    <w:lvl w:ilvl="6" w:tentative="1">
+      <w:start w:val="1"/>
+      <w:numFmt w:val="bullet"/>
+      <w:lvlText w:val=""/>
+      <w:lvlJc w:val="left"/>
+      <w:pPr>
+        <w:tabs>
+          <w:tab w:val="num" w:pos="5040"/>
+        </w:tabs>
+        <w:ind w:left="5040" w:hanging="360"/>
+      </w:pPr>
+      <w:rPr>
+        <w:rFonts w:ascii="Wingdings" w:hAnsi="Wingdings" w:hint="default"/>
+        <w:sz w:val="20"/>
+      </w:rPr>
+    </w:lvl>
+    <w:lvl w:ilvl="7" w:tentative="1">
+      <w:start w:val="1"/>
+      <w:numFmt w:val="bullet"/>
+      <w:lvlText w:val=""/>
+      <w:lvlJc w:val="left"/>
+      <w:pPr>
+        <w:tabs>
+          <w:tab w:val="num" w:pos="5760"/>
+        </w:tabs>
+        <w:ind w:left="5760" w:hanging="360"/>
+      </w:pPr>
+      <w:rPr>
+        <w:rFonts w:ascii="Wingdings" w:hAnsi="Wingdings" w:hint="default"/>
+        <w:sz w:val="20"/>
+      </w:rPr>
+    </w:lvl>
+    <w:lvl w:ilvl="8" w:tentative="1">
+      <w:start w:val="1"/>
+      <w:numFmt w:val="bullet"/>
+      <w:lvlText w:val=""/>
+      <w:lvlJc w:val="left"/>
+      <w:pPr>
+        <w:tabs>
+          <w:tab w:val="num" w:pos="6480"/>
+        </w:tabs>
+        <w:ind w:left="6480" w:hanging="360"/>
+      </w:pPr>
+      <w:rPr>
+        <w:rFonts w:ascii="Wingdings" w:hAnsi="Wingdings" w:hint="default"/>
+        <w:sz w:val="20"/>
+      </w:rPr>
+    </w:lvl>
+  </w:abstractNum>
+  <w:abstractNum w:abstractNumId="26" w15:restartNumberingAfterBreak="0">
+    <w:nsid w:val="1DEF0AB9"/>
+    <w:multiLevelType w:val="multilevel"/>
+    <w:tmpl w:val="1CF2F526"/>
+    <w:lvl w:ilvl="0">
+      <w:start w:val="1"/>
+      <w:numFmt w:val="bullet"/>
+      <w:lvlText w:val=""/>
+      <w:lvlJc w:val="left"/>
+      <w:pPr>
+        <w:tabs>
+          <w:tab w:val="num" w:pos="720"/>
+        </w:tabs>
+        <w:ind w:left="720" w:hanging="360"/>
+      </w:pPr>
+      <w:rPr>
+        <w:rFonts w:ascii="Symbol" w:hAnsi="Symbol" w:hint="default"/>
+        <w:sz w:val="20"/>
+      </w:rPr>
+    </w:lvl>
+    <w:lvl w:ilvl="1" w:tentative="1">
+      <w:start w:val="1"/>
+      <w:numFmt w:val="bullet"/>
+      <w:lvlText w:val="o"/>
+      <w:lvlJc w:val="left"/>
+      <w:pPr>
+        <w:tabs>
+          <w:tab w:val="num" w:pos="1440"/>
+        </w:tabs>
+        <w:ind w:left="1440" w:hanging="360"/>
+      </w:pPr>
+      <w:rPr>
+        <w:rFonts w:ascii="Courier New" w:hAnsi="Courier New" w:hint="default"/>
+        <w:sz w:val="20"/>
+      </w:rPr>
+    </w:lvl>
+    <w:lvl w:ilvl="2" w:tentative="1">
+      <w:start w:val="1"/>
+      <w:numFmt w:val="bullet"/>
+      <w:lvlText w:val=""/>
+      <w:lvlJc w:val="left"/>
+      <w:pPr>
+        <w:tabs>
+          <w:tab w:val="num" w:pos="2160"/>
+        </w:tabs>
+        <w:ind w:left="2160" w:hanging="360"/>
+      </w:pPr>
+      <w:rPr>
+        <w:rFonts w:ascii="Wingdings" w:hAnsi="Wingdings" w:hint="default"/>
+        <w:sz w:val="20"/>
+      </w:rPr>
+    </w:lvl>
+    <w:lvl w:ilvl="3" w:tentative="1">
+      <w:start w:val="1"/>
+      <w:numFmt w:val="bullet"/>
+      <w:lvlText w:val=""/>
+      <w:lvlJc w:val="left"/>
+      <w:pPr>
+        <w:tabs>
+          <w:tab w:val="num" w:pos="2880"/>
+        </w:tabs>
+        <w:ind w:left="2880" w:hanging="360"/>
+      </w:pPr>
+      <w:rPr>
+        <w:rFonts w:ascii="Wingdings" w:hAnsi="Wingdings" w:hint="default"/>
+        <w:sz w:val="20"/>
+      </w:rPr>
+    </w:lvl>
+    <w:lvl w:ilvl="4" w:tentative="1">
+      <w:start w:val="1"/>
+      <w:numFmt w:val="bullet"/>
+      <w:lvlText w:val=""/>
+      <w:lvlJc w:val="left"/>
+      <w:pPr>
+        <w:tabs>
+          <w:tab w:val="num" w:pos="3600"/>
+        </w:tabs>
+        <w:ind w:left="3600" w:hanging="360"/>
+      </w:pPr>
+      <w:rPr>
+        <w:rFonts w:ascii="Wingdings" w:hAnsi="Wingdings" w:hint="default"/>
+        <w:sz w:val="20"/>
+      </w:rPr>
+    </w:lvl>
+    <w:lvl w:ilvl="5" w:tentative="1">
+      <w:start w:val="1"/>
+      <w:numFmt w:val="bullet"/>
+      <w:lvlText w:val=""/>
+      <w:lvlJc w:val="left"/>
+      <w:pPr>
+        <w:tabs>
+          <w:tab w:val="num" w:pos="4320"/>
+        </w:tabs>
+        <w:ind w:left="4320" w:hanging="360"/>
+      </w:pPr>
+      <w:rPr>
+        <w:rFonts w:ascii="Wingdings" w:hAnsi="Wingdings" w:hint="default"/>
+        <w:sz w:val="20"/>
+      </w:rPr>
+    </w:lvl>
+    <w:lvl w:ilvl="6" w:tentative="1">
+      <w:start w:val="1"/>
+      <w:numFmt w:val="bullet"/>
+      <w:lvlText w:val=""/>
+      <w:lvlJc w:val="left"/>
+      <w:pPr>
+        <w:tabs>
+          <w:tab w:val="num" w:pos="5040"/>
+        </w:tabs>
+        <w:ind w:left="5040" w:hanging="360"/>
+      </w:pPr>
+      <w:rPr>
+        <w:rFonts w:ascii="Wingdings" w:hAnsi="Wingdings" w:hint="default"/>
+        <w:sz w:val="20"/>
+      </w:rPr>
+    </w:lvl>
+    <w:lvl w:ilvl="7" w:tentative="1">
+      <w:start w:val="1"/>
+      <w:numFmt w:val="bullet"/>
+      <w:lvlText w:val=""/>
+      <w:lvlJc w:val="left"/>
+      <w:pPr>
+        <w:tabs>
+          <w:tab w:val="num" w:pos="5760"/>
+        </w:tabs>
+        <w:ind w:left="5760" w:hanging="360"/>
+      </w:pPr>
+      <w:rPr>
+        <w:rFonts w:ascii="Wingdings" w:hAnsi="Wingdings" w:hint="default"/>
+        <w:sz w:val="20"/>
+      </w:rPr>
+    </w:lvl>
+    <w:lvl w:ilvl="8" w:tentative="1">
+      <w:start w:val="1"/>
+      <w:numFmt w:val="bullet"/>
+      <w:lvlText w:val=""/>
+      <w:lvlJc w:val="left"/>
+      <w:pPr>
+        <w:tabs>
+          <w:tab w:val="num" w:pos="6480"/>
+        </w:tabs>
+        <w:ind w:left="6480" w:hanging="360"/>
+      </w:pPr>
+      <w:rPr>
+        <w:rFonts w:ascii="Wingdings" w:hAnsi="Wingdings" w:hint="default"/>
+        <w:sz w:val="20"/>
+      </w:rPr>
+    </w:lvl>
+  </w:abstractNum>
+  <w:abstractNum w:abstractNumId="27" w15:restartNumberingAfterBreak="0">
     <w:nsid w:val="1F8D1B11"/>
     <w:multiLevelType w:val="hybridMultilevel"/>
     <w:tmpl w:val="36F229B2"/>
@@ -18737,7 +20341,156 @@
       </w:rPr>
     </w:lvl>
   </w:abstractNum>
-  <w:abstractNum w:abstractNumId="23" w15:restartNumberingAfterBreak="0">
+  <w:abstractNum w:abstractNumId="28" w15:restartNumberingAfterBreak="0">
+    <w:nsid w:val="20732071"/>
+    <w:multiLevelType w:val="multilevel"/>
+    <w:tmpl w:val="A664D5A4"/>
+    <w:lvl w:ilvl="0">
+      <w:start w:val="1"/>
+      <w:numFmt w:val="bullet"/>
+      <w:lvlText w:val=""/>
+      <w:lvlJc w:val="left"/>
+      <w:pPr>
+        <w:tabs>
+          <w:tab w:val="num" w:pos="720"/>
+        </w:tabs>
+        <w:ind w:left="720" w:hanging="360"/>
+      </w:pPr>
+      <w:rPr>
+        <w:rFonts w:ascii="Symbol" w:hAnsi="Symbol" w:hint="default"/>
+        <w:sz w:val="20"/>
+      </w:rPr>
+    </w:lvl>
+    <w:lvl w:ilvl="1" w:tentative="1">
+      <w:start w:val="1"/>
+      <w:numFmt w:val="bullet"/>
+      <w:lvlText w:val="o"/>
+      <w:lvlJc w:val="left"/>
+      <w:pPr>
+        <w:tabs>
+          <w:tab w:val="num" w:pos="1440"/>
+        </w:tabs>
+        <w:ind w:left="1440" w:hanging="360"/>
+      </w:pPr>
+      <w:rPr>
+        <w:rFonts w:ascii="Courier New" w:hAnsi="Courier New" w:hint="default"/>
+        <w:sz w:val="20"/>
+      </w:rPr>
+    </w:lvl>
+    <w:lvl w:ilvl="2" w:tentative="1">
+      <w:start w:val="1"/>
+      <w:numFmt w:val="bullet"/>
+      <w:lvlText w:val=""/>
+      <w:lvlJc w:val="left"/>
+      <w:pPr>
+        <w:tabs>
+          <w:tab w:val="num" w:pos="2160"/>
+        </w:tabs>
+        <w:ind w:left="2160" w:hanging="360"/>
+      </w:pPr>
+      <w:rPr>
+        <w:rFonts w:ascii="Wingdings" w:hAnsi="Wingdings" w:hint="default"/>
+        <w:sz w:val="20"/>
+      </w:rPr>
+    </w:lvl>
+    <w:lvl w:ilvl="3" w:tentative="1">
+      <w:start w:val="1"/>
+      <w:numFmt w:val="bullet"/>
+      <w:lvlText w:val=""/>
+      <w:lvlJc w:val="left"/>
+      <w:pPr>
+        <w:tabs>
+          <w:tab w:val="num" w:pos="2880"/>
+        </w:tabs>
+        <w:ind w:left="2880" w:hanging="360"/>
+      </w:pPr>
+      <w:rPr>
+        <w:rFonts w:ascii="Wingdings" w:hAnsi="Wingdings" w:hint="default"/>
+        <w:sz w:val="20"/>
+      </w:rPr>
+    </w:lvl>
+    <w:lvl w:ilvl="4" w:tentative="1">
+      <w:start w:val="1"/>
+      <w:numFmt w:val="bullet"/>
+      <w:lvlText w:val=""/>
+      <w:lvlJc w:val="left"/>
+      <w:pPr>
+        <w:tabs>
+          <w:tab w:val="num" w:pos="3600"/>
+        </w:tabs>
+        <w:ind w:left="3600" w:hanging="360"/>
+      </w:pPr>
+      <w:rPr>
+        <w:rFonts w:ascii="Wingdings" w:hAnsi="Wingdings" w:hint="default"/>
+        <w:sz w:val="20"/>
+      </w:rPr>
+    </w:lvl>
+    <w:lvl w:ilvl="5" w:tentative="1">
+      <w:start w:val="1"/>
+      <w:numFmt w:val="bullet"/>
+      <w:lvlText w:val=""/>
+      <w:lvlJc w:val="left"/>
+      <w:pPr>
+        <w:tabs>
+          <w:tab w:val="num" w:pos="4320"/>
+        </w:tabs>
+        <w:ind w:left="4320" w:hanging="360"/>
+      </w:pPr>
+      <w:rPr>
+        <w:rFonts w:ascii="Wingdings" w:hAnsi="Wingdings" w:hint="default"/>
+        <w:sz w:val="20"/>
+      </w:rPr>
+    </w:lvl>
+    <w:lvl w:ilvl="6" w:tentative="1">
+      <w:start w:val="1"/>
+      <w:numFmt w:val="bullet"/>
+      <w:lvlText w:val=""/>
+      <w:lvlJc w:val="left"/>
+      <w:pPr>
+        <w:tabs>
+          <w:tab w:val="num" w:pos="5040"/>
+        </w:tabs>
+        <w:ind w:left="5040" w:hanging="360"/>
+      </w:pPr>
+      <w:rPr>
+        <w:rFonts w:ascii="Wingdings" w:hAnsi="Wingdings" w:hint="default"/>
+        <w:sz w:val="20"/>
+      </w:rPr>
+    </w:lvl>
+    <w:lvl w:ilvl="7" w:tentative="1">
+      <w:start w:val="1"/>
+      <w:numFmt w:val="bullet"/>
+      <w:lvlText w:val=""/>
+      <w:lvlJc w:val="left"/>
+      <w:pPr>
+        <w:tabs>
+          <w:tab w:val="num" w:pos="5760"/>
+        </w:tabs>
+        <w:ind w:left="5760" w:hanging="360"/>
+      </w:pPr>
+      <w:rPr>
+        <w:rFonts w:ascii="Wingdings" w:hAnsi="Wingdings" w:hint="default"/>
+        <w:sz w:val="20"/>
+      </w:rPr>
+    </w:lvl>
+    <w:lvl w:ilvl="8" w:tentative="1">
+      <w:start w:val="1"/>
+      <w:numFmt w:val="bullet"/>
+      <w:lvlText w:val=""/>
+      <w:lvlJc w:val="left"/>
+      <w:pPr>
+        <w:tabs>
+          <w:tab w:val="num" w:pos="6480"/>
+        </w:tabs>
+        <w:ind w:left="6480" w:hanging="360"/>
+      </w:pPr>
+      <w:rPr>
+        <w:rFonts w:ascii="Wingdings" w:hAnsi="Wingdings" w:hint="default"/>
+        <w:sz w:val="20"/>
+      </w:rPr>
+    </w:lvl>
+  </w:abstractNum>
+  <w:abstractNum w:abstractNumId="29" w15:restartNumberingAfterBreak="0">
     <w:nsid w:val="24131328"/>
     <w:multiLevelType w:val="multilevel"/>
     <w:tmpl w:val="3EB62E3C"/>
@@ -18886,7 +20639,7 @@
       </w:rPr>
     </w:lvl>
   </w:abstractNum>
-  <w:abstractNum w:abstractNumId="24" w15:restartNumberingAfterBreak="0">
+  <w:abstractNum w:abstractNumId="30" w15:restartNumberingAfterBreak="0">
     <w:nsid w:val="255029EC"/>
     <w:multiLevelType w:val="multilevel"/>
     <w:tmpl w:val="EB60805A"/>
@@ -19035,7 +20788,156 @@
       </w:rPr>
     </w:lvl>
   </w:abstractNum>
-  <w:abstractNum w:abstractNumId="25" w15:restartNumberingAfterBreak="0">
+  <w:abstractNum w:abstractNumId="31" w15:restartNumberingAfterBreak="0">
+    <w:nsid w:val="25515437"/>
+    <w:multiLevelType w:val="multilevel"/>
+    <w:tmpl w:val="F416B1D4"/>
+    <w:lvl w:ilvl="0">
+      <w:start w:val="1"/>
+      <w:numFmt w:val="bullet"/>
+      <w:lvlText w:val=""/>
+      <w:lvlJc w:val="left"/>
+      <w:pPr>
+        <w:tabs>
+          <w:tab w:val="num" w:pos="720"/>
+        </w:tabs>
+        <w:ind w:left="720" w:hanging="360"/>
+      </w:pPr>
+      <w:rPr>
+        <w:rFonts w:ascii="Symbol" w:hAnsi="Symbol" w:hint="default"/>
+        <w:sz w:val="20"/>
+      </w:rPr>
+    </w:lvl>
+    <w:lvl w:ilvl="1" w:tentative="1">
+      <w:start w:val="1"/>
+      <w:numFmt w:val="bullet"/>
+      <w:lvlText w:val="o"/>
+      <w:lvlJc w:val="left"/>
+      <w:pPr>
+        <w:tabs>
+          <w:tab w:val="num" w:pos="1440"/>
+        </w:tabs>
+        <w:ind w:left="1440" w:hanging="360"/>
+      </w:pPr>
+      <w:rPr>
+        <w:rFonts w:ascii="Courier New" w:hAnsi="Courier New" w:hint="default"/>
+        <w:sz w:val="20"/>
+      </w:rPr>
+    </w:lvl>
+    <w:lvl w:ilvl="2" w:tentative="1">
+      <w:start w:val="1"/>
+      <w:numFmt w:val="bullet"/>
+      <w:lvlText w:val=""/>
+      <w:lvlJc w:val="left"/>
+      <w:pPr>
+        <w:tabs>
+          <w:tab w:val="num" w:pos="2160"/>
+        </w:tabs>
+        <w:ind w:left="2160" w:hanging="360"/>
+      </w:pPr>
+      <w:rPr>
+        <w:rFonts w:ascii="Wingdings" w:hAnsi="Wingdings" w:hint="default"/>
+        <w:sz w:val="20"/>
+      </w:rPr>
+    </w:lvl>
+    <w:lvl w:ilvl="3" w:tentative="1">
+      <w:start w:val="1"/>
+      <w:numFmt w:val="bullet"/>
+      <w:lvlText w:val=""/>
+      <w:lvlJc w:val="left"/>
+      <w:pPr>
+        <w:tabs>
+          <w:tab w:val="num" w:pos="2880"/>
+        </w:tabs>
+        <w:ind w:left="2880" w:hanging="360"/>
+      </w:pPr>
+      <w:rPr>
+        <w:rFonts w:ascii="Wingdings" w:hAnsi="Wingdings" w:hint="default"/>
+        <w:sz w:val="20"/>
+      </w:rPr>
+    </w:lvl>
+    <w:lvl w:ilvl="4" w:tentative="1">
+      <w:start w:val="1"/>
+      <w:numFmt w:val="bullet"/>
+      <w:lvlText w:val=""/>
+      <w:lvlJc w:val="left"/>
+      <w:pPr>
+        <w:tabs>
+          <w:tab w:val="num" w:pos="3600"/>
+        </w:tabs>
+        <w:ind w:left="3600" w:hanging="360"/>
+      </w:pPr>
+      <w:rPr>
+        <w:rFonts w:ascii="Wingdings" w:hAnsi="Wingdings" w:hint="default"/>
+        <w:sz w:val="20"/>
+      </w:rPr>
+    </w:lvl>
+    <w:lvl w:ilvl="5" w:tentative="1">
+      <w:start w:val="1"/>
+      <w:numFmt w:val="bullet"/>
+      <w:lvlText w:val=""/>
+      <w:lvlJc w:val="left"/>
+      <w:pPr>
+        <w:tabs>
+          <w:tab w:val="num" w:pos="4320"/>
+        </w:tabs>
+        <w:ind w:left="4320" w:hanging="360"/>
+      </w:pPr>
+      <w:rPr>
+        <w:rFonts w:ascii="Wingdings" w:hAnsi="Wingdings" w:hint="default"/>
+        <w:sz w:val="20"/>
+      </w:rPr>
+    </w:lvl>
+    <w:lvl w:ilvl="6" w:tentative="1">
+      <w:start w:val="1"/>
+      <w:numFmt w:val="bullet"/>
+      <w:lvlText w:val=""/>
+      <w:lvlJc w:val="left"/>
+      <w:pPr>
+        <w:tabs>
+          <w:tab w:val="num" w:pos="5040"/>
+        </w:tabs>
+        <w:ind w:left="5040" w:hanging="360"/>
+      </w:pPr>
+      <w:rPr>
+        <w:rFonts w:ascii="Wingdings" w:hAnsi="Wingdings" w:hint="default"/>
+        <w:sz w:val="20"/>
+      </w:rPr>
+    </w:lvl>
+    <w:lvl w:ilvl="7" w:tentative="1">
+      <w:start w:val="1"/>
+      <w:numFmt w:val="bullet"/>
+      <w:lvlText w:val=""/>
+      <w:lvlJc w:val="left"/>
+      <w:pPr>
+        <w:tabs>
+          <w:tab w:val="num" w:pos="5760"/>
+        </w:tabs>
+        <w:ind w:left="5760" w:hanging="360"/>
+      </w:pPr>
+      <w:rPr>
+        <w:rFonts w:ascii="Wingdings" w:hAnsi="Wingdings" w:hint="default"/>
+        <w:sz w:val="20"/>
+      </w:rPr>
+    </w:lvl>
+    <w:lvl w:ilvl="8" w:tentative="1">
+      <w:start w:val="1"/>
+      <w:numFmt w:val="bullet"/>
+      <w:lvlText w:val=""/>
+      <w:lvlJc w:val="left"/>
+      <w:pPr>
+        <w:tabs>
+          <w:tab w:val="num" w:pos="6480"/>
+        </w:tabs>
+        <w:ind w:left="6480" w:hanging="360"/>
+      </w:pPr>
+      <w:rPr>
+        <w:rFonts w:ascii="Wingdings" w:hAnsi="Wingdings" w:hint="default"/>
+        <w:sz w:val="20"/>
+      </w:rPr>
+    </w:lvl>
+  </w:abstractNum>
+  <w:abstractNum w:abstractNumId="32" w15:restartNumberingAfterBreak="0">
     <w:nsid w:val="263A27F7"/>
     <w:multiLevelType w:val="multilevel"/>
     <w:tmpl w:val="D9EE3A16"/>
@@ -19184,7 +21086,7 @@
       </w:rPr>
     </w:lvl>
   </w:abstractNum>
-  <w:abstractNum w:abstractNumId="26" w15:restartNumberingAfterBreak="0">
+  <w:abstractNum w:abstractNumId="33" w15:restartNumberingAfterBreak="0">
     <w:nsid w:val="266E01BD"/>
     <w:multiLevelType w:val="hybridMultilevel"/>
     <w:tmpl w:val="E8F46C30"/>
@@ -19297,7 +21199,7 @@
       </w:rPr>
     </w:lvl>
   </w:abstractNum>
-  <w:abstractNum w:abstractNumId="27" w15:restartNumberingAfterBreak="0">
+  <w:abstractNum w:abstractNumId="34" w15:restartNumberingAfterBreak="0">
     <w:nsid w:val="288D6092"/>
     <w:multiLevelType w:val="multilevel"/>
     <w:tmpl w:val="F5F2C6D4"/>
@@ -19446,7 +21348,7 @@
       </w:rPr>
     </w:lvl>
   </w:abstractNum>
-  <w:abstractNum w:abstractNumId="28" w15:restartNumberingAfterBreak="0">
+  <w:abstractNum w:abstractNumId="35" w15:restartNumberingAfterBreak="0">
     <w:nsid w:val="28AF68D9"/>
     <w:multiLevelType w:val="multilevel"/>
     <w:tmpl w:val="1DBC2298"/>
@@ -19595,7 +21497,7 @@
       </w:rPr>
     </w:lvl>
   </w:abstractNum>
-  <w:abstractNum w:abstractNumId="29" w15:restartNumberingAfterBreak="0">
+  <w:abstractNum w:abstractNumId="36" w15:restartNumberingAfterBreak="0">
     <w:nsid w:val="2A04117A"/>
     <w:multiLevelType w:val="hybridMultilevel"/>
     <w:tmpl w:val="58A4DD1E"/>
@@ -19708,7 +21610,7 @@
       </w:rPr>
     </w:lvl>
   </w:abstractNum>
-  <w:abstractNum w:abstractNumId="30" w15:restartNumberingAfterBreak="0">
+  <w:abstractNum w:abstractNumId="37" w15:restartNumberingAfterBreak="0">
     <w:nsid w:val="2A7219A1"/>
     <w:multiLevelType w:val="hybridMultilevel"/>
     <w:tmpl w:val="2708D780"/>
@@ -19821,7 +21723,7 @@
       </w:rPr>
     </w:lvl>
   </w:abstractNum>
-  <w:abstractNum w:abstractNumId="31" w15:restartNumberingAfterBreak="0">
+  <w:abstractNum w:abstractNumId="38" w15:restartNumberingAfterBreak="0">
     <w:nsid w:val="2B504781"/>
     <w:multiLevelType w:val="multilevel"/>
     <w:tmpl w:val="E59ACD4A"/>
@@ -19970,7 +21872,7 @@
       </w:rPr>
     </w:lvl>
   </w:abstractNum>
-  <w:abstractNum w:abstractNumId="32" w15:restartNumberingAfterBreak="0">
+  <w:abstractNum w:abstractNumId="39" w15:restartNumberingAfterBreak="0">
     <w:nsid w:val="2D6066E5"/>
     <w:multiLevelType w:val="hybridMultilevel"/>
     <w:tmpl w:val="3F7E4BEE"/>
@@ -20083,7 +21985,269 @@
       </w:rPr>
     </w:lvl>
   </w:abstractNum>
-  <w:abstractNum w:abstractNumId="33" w15:restartNumberingAfterBreak="0">
+  <w:abstractNum w:abstractNumId="40" w15:restartNumberingAfterBreak="0">
+    <w:nsid w:val="2D84547E"/>
+    <w:multiLevelType w:val="hybridMultilevel"/>
+    <w:tmpl w:val="514C57C2"/>
+    <w:lvl w:ilvl="0" w:tplc="04090001">
+      <w:start w:val="1"/>
+      <w:numFmt w:val="bullet"/>
+      <w:lvlText w:val=""/>
+      <w:lvlJc w:val="left"/>
+      <w:pPr>
+        <w:ind w:left="720" w:hanging="360"/>
+      </w:pPr>
+      <w:rPr>
+        <w:rFonts w:ascii="Symbol" w:hAnsi="Symbol" w:hint="default"/>
+      </w:rPr>
+    </w:lvl>
+    <w:lvl w:ilvl="1" w:tplc="04090003" w:tentative="1">
+      <w:start w:val="1"/>
+      <w:numFmt w:val="bullet"/>
+      <w:lvlText w:val="o"/>
+      <w:lvlJc w:val="left"/>
+      <w:pPr>
+        <w:ind w:left="1440" w:hanging="360"/>
+      </w:pPr>
+      <w:rPr>
+        <w:rFonts w:ascii="Courier New" w:hAnsi="Courier New" w:cs="Courier New" w:hint="default"/>
+      </w:rPr>
+    </w:lvl>
+    <w:lvl w:ilvl="2" w:tplc="04090005" w:tentative="1">
+      <w:start w:val="1"/>
+      <w:numFmt w:val="bullet"/>
+      <w:lvlText w:val=""/>
+      <w:lvlJc w:val="left"/>
+      <w:pPr>
+        <w:ind w:left="2160" w:hanging="360"/>
+      </w:pPr>
+      <w:rPr>
+        <w:rFonts w:ascii="Wingdings" w:hAnsi="Wingdings" w:hint="default"/>
+      </w:rPr>
+    </w:lvl>
+    <w:lvl w:ilvl="3" w:tplc="04090001" w:tentative="1">
+      <w:start w:val="1"/>
+      <w:numFmt w:val="bullet"/>
+      <w:lvlText w:val=""/>
+      <w:lvlJc w:val="left"/>
+      <w:pPr>
+        <w:ind w:left="2880" w:hanging="360"/>
+      </w:pPr>
+      <w:rPr>
+        <w:rFonts w:ascii="Symbol" w:hAnsi="Symbol" w:hint="default"/>
+      </w:rPr>
+    </w:lvl>
+    <w:lvl w:ilvl="4" w:tplc="04090003" w:tentative="1">
+      <w:start w:val="1"/>
+      <w:numFmt w:val="bullet"/>
+      <w:lvlText w:val="o"/>
+      <w:lvlJc w:val="left"/>
+      <w:pPr>
+        <w:ind w:left="3600" w:hanging="360"/>
+      </w:pPr>
+      <w:rPr>
+        <w:rFonts w:ascii="Courier New" w:hAnsi="Courier New" w:cs="Courier New" w:hint="default"/>
+      </w:rPr>
+    </w:lvl>
+    <w:lvl w:ilvl="5" w:tplc="04090005" w:tentative="1">
+      <w:start w:val="1"/>
+      <w:numFmt w:val="bullet"/>
+      <w:lvlText w:val=""/>
+      <w:lvlJc w:val="left"/>
+      <w:pPr>
+        <w:ind w:left="4320" w:hanging="360"/>
+      </w:pPr>
+      <w:rPr>
+        <w:rFonts w:ascii="Wingdings" w:hAnsi="Wingdings" w:hint="default"/>
+      </w:rPr>
+    </w:lvl>
+    <w:lvl w:ilvl="6" w:tplc="04090001" w:tentative="1">
+      <w:start w:val="1"/>
+      <w:numFmt w:val="bullet"/>
+      <w:lvlText w:val=""/>
+      <w:lvlJc w:val="left"/>
+      <w:pPr>
+        <w:ind w:left="5040" w:hanging="360"/>
+      </w:pPr>
+      <w:rPr>
+        <w:rFonts w:ascii="Symbol" w:hAnsi="Symbol" w:hint="default"/>
+      </w:rPr>
+    </w:lvl>
+    <w:lvl w:ilvl="7" w:tplc="04090003" w:tentative="1">
+      <w:start w:val="1"/>
+      <w:numFmt w:val="bullet"/>
+      <w:lvlText w:val="o"/>
+      <w:lvlJc w:val="left"/>
+      <w:pPr>
+        <w:ind w:left="5760" w:hanging="360"/>
+      </w:pPr>
+      <w:rPr>
+        <w:rFonts w:ascii="Courier New" w:hAnsi="Courier New" w:cs="Courier New" w:hint="default"/>
+      </w:rPr>
+    </w:lvl>
+    <w:lvl w:ilvl="8" w:tplc="04090005" w:tentative="1">
+      <w:start w:val="1"/>
+      <w:numFmt w:val="bullet"/>
+      <w:lvlText w:val=""/>
+      <w:lvlJc w:val="left"/>
+      <w:pPr>
+        <w:ind w:left="6480" w:hanging="360"/>
+      </w:pPr>
+      <w:rPr>
+        <w:rFonts w:ascii="Wingdings" w:hAnsi="Wingdings" w:hint="default"/>
+      </w:rPr>
+    </w:lvl>
+  </w:abstractNum>
+  <w:abstractNum w:abstractNumId="41" w15:restartNumberingAfterBreak="0">
+    <w:nsid w:val="2DDB5644"/>
+    <w:multiLevelType w:val="multilevel"/>
+    <w:tmpl w:val="E59ACD4A"/>
+    <w:lvl w:ilvl="0">
+      <w:start w:val="1"/>
+      <w:numFmt w:val="bullet"/>
+      <w:lvlText w:val=""/>
+      <w:lvlJc w:val="left"/>
+      <w:pPr>
+        <w:tabs>
+          <w:tab w:val="num" w:pos="720"/>
+        </w:tabs>
+        <w:ind w:left="720" w:hanging="360"/>
+      </w:pPr>
+      <w:rPr>
+        <w:rFonts w:ascii="Symbol" w:hAnsi="Symbol" w:hint="default"/>
+        <w:sz w:val="20"/>
+      </w:rPr>
+    </w:lvl>
+    <w:lvl w:ilvl="1" w:tentative="1">
+      <w:start w:val="1"/>
+      <w:numFmt w:val="bullet"/>
+      <w:lvlText w:val="o"/>
+      <w:lvlJc w:val="left"/>
+      <w:pPr>
+        <w:tabs>
+          <w:tab w:val="num" w:pos="1440"/>
+        </w:tabs>
+        <w:ind w:left="1440" w:hanging="360"/>
+      </w:pPr>
+      <w:rPr>
+        <w:rFonts w:ascii="Courier New" w:hAnsi="Courier New" w:hint="default"/>
+        <w:sz w:val="20"/>
+      </w:rPr>
+    </w:lvl>
+    <w:lvl w:ilvl="2" w:tentative="1">
+      <w:start w:val="1"/>
+      <w:numFmt w:val="bullet"/>
+      <w:lvlText w:val=""/>
+      <w:lvlJc w:val="left"/>
+      <w:pPr>
+        <w:tabs>
+          <w:tab w:val="num" w:pos="2160"/>
+        </w:tabs>
+        <w:ind w:left="2160" w:hanging="360"/>
+      </w:pPr>
+      <w:rPr>
+        <w:rFonts w:ascii="Wingdings" w:hAnsi="Wingdings" w:hint="default"/>
+        <w:sz w:val="20"/>
+      </w:rPr>
+    </w:lvl>
+    <w:lvl w:ilvl="3" w:tentative="1">
+      <w:start w:val="1"/>
+      <w:numFmt w:val="bullet"/>
+      <w:lvlText w:val=""/>
+      <w:lvlJc w:val="left"/>
+      <w:pPr>
+        <w:tabs>
+          <w:tab w:val="num" w:pos="2880"/>
+        </w:tabs>
+        <w:ind w:left="2880" w:hanging="360"/>
+      </w:pPr>
+      <w:rPr>
+        <w:rFonts w:ascii="Wingdings" w:hAnsi="Wingdings" w:hint="default"/>
+        <w:sz w:val="20"/>
+      </w:rPr>
+    </w:lvl>
+    <w:lvl w:ilvl="4" w:tentative="1">
+      <w:start w:val="1"/>
+      <w:numFmt w:val="bullet"/>
+      <w:lvlText w:val=""/>
+      <w:lvlJc w:val="left"/>
+      <w:pPr>
+        <w:tabs>
+          <w:tab w:val="num" w:pos="3600"/>
+        </w:tabs>
+        <w:ind w:left="3600" w:hanging="360"/>
+      </w:pPr>
+      <w:rPr>
+        <w:rFonts w:ascii="Wingdings" w:hAnsi="Wingdings" w:hint="default"/>
+        <w:sz w:val="20"/>
+      </w:rPr>
+    </w:lvl>
+    <w:lvl w:ilvl="5" w:tentative="1">
+      <w:start w:val="1"/>
+      <w:numFmt w:val="bullet"/>
+      <w:lvlText w:val=""/>
+      <w:lvlJc w:val="left"/>
+      <w:pPr>
+        <w:tabs>
+          <w:tab w:val="num" w:pos="4320"/>
+        </w:tabs>
+        <w:ind w:left="4320" w:hanging="360"/>
+      </w:pPr>
+      <w:rPr>
+        <w:rFonts w:ascii="Wingdings" w:hAnsi="Wingdings" w:hint="default"/>
+        <w:sz w:val="20"/>
+      </w:rPr>
+    </w:lvl>
+    <w:lvl w:ilvl="6" w:tentative="1">
+      <w:start w:val="1"/>
+      <w:numFmt w:val="bullet"/>
+      <w:lvlText w:val=""/>
+      <w:lvlJc w:val="left"/>
+      <w:pPr>
+        <w:tabs>
+          <w:tab w:val="num" w:pos="5040"/>
+        </w:tabs>
+        <w:ind w:left="5040" w:hanging="360"/>
+      </w:pPr>
+      <w:rPr>
+        <w:rFonts w:ascii="Wingdings" w:hAnsi="Wingdings" w:hint="default"/>
+        <w:sz w:val="20"/>
+      </w:rPr>
+    </w:lvl>
+    <w:lvl w:ilvl="7" w:tentative="1">
+      <w:start w:val="1"/>
+      <w:numFmt w:val="bullet"/>
+      <w:lvlText w:val=""/>
+      <w:lvlJc w:val="left"/>
+      <w:pPr>
+        <w:tabs>
+          <w:tab w:val="num" w:pos="5760"/>
+        </w:tabs>
+        <w:ind w:left="5760" w:hanging="360"/>
+      </w:pPr>
+      <w:rPr>
+        <w:rFonts w:ascii="Wingdings" w:hAnsi="Wingdings" w:hint="default"/>
+        <w:sz w:val="20"/>
+      </w:rPr>
+    </w:lvl>
+    <w:lvl w:ilvl="8" w:tentative="1">
+      <w:start w:val="1"/>
+      <w:numFmt w:val="bullet"/>
+      <w:lvlText w:val=""/>
+      <w:lvlJc w:val="left"/>
+      <w:pPr>
+        <w:tabs>
+          <w:tab w:val="num" w:pos="6480"/>
+        </w:tabs>
+        <w:ind w:left="6480" w:hanging="360"/>
+      </w:pPr>
+      <w:rPr>
+        <w:rFonts w:ascii="Wingdings" w:hAnsi="Wingdings" w:hint="default"/>
+        <w:sz w:val="20"/>
+      </w:rPr>
+    </w:lvl>
+  </w:abstractNum>
+  <w:abstractNum w:abstractNumId="42" w15:restartNumberingAfterBreak="0">
     <w:nsid w:val="2E437B66"/>
     <w:multiLevelType w:val="multilevel"/>
     <w:tmpl w:val="933E292E"/>
@@ -20232,7 +22396,7 @@
       </w:rPr>
     </w:lvl>
   </w:abstractNum>
-  <w:abstractNum w:abstractNumId="34" w15:restartNumberingAfterBreak="0">
+  <w:abstractNum w:abstractNumId="43" w15:restartNumberingAfterBreak="0">
     <w:nsid w:val="30520254"/>
     <w:multiLevelType w:val="hybridMultilevel"/>
     <w:tmpl w:val="20828A9C"/>
@@ -20345,7 +22509,7 @@
       </w:rPr>
     </w:lvl>
   </w:abstractNum>
-  <w:abstractNum w:abstractNumId="35" w15:restartNumberingAfterBreak="0">
+  <w:abstractNum w:abstractNumId="44" w15:restartNumberingAfterBreak="0">
     <w:nsid w:val="30863A82"/>
     <w:multiLevelType w:val="multilevel"/>
     <w:tmpl w:val="7A7664C8"/>
@@ -20494,7 +22658,7 @@
       </w:rPr>
     </w:lvl>
   </w:abstractNum>
-  <w:abstractNum w:abstractNumId="36" w15:restartNumberingAfterBreak="0">
+  <w:abstractNum w:abstractNumId="45" w15:restartNumberingAfterBreak="0">
     <w:nsid w:val="30C41755"/>
     <w:multiLevelType w:val="multilevel"/>
     <w:tmpl w:val="812C0BF0"/>
@@ -20643,7 +22807,7 @@
       </w:rPr>
     </w:lvl>
   </w:abstractNum>
-  <w:abstractNum w:abstractNumId="37" w15:restartNumberingAfterBreak="0">
+  <w:abstractNum w:abstractNumId="46" w15:restartNumberingAfterBreak="0">
     <w:nsid w:val="31B76C7C"/>
     <w:multiLevelType w:val="hybridMultilevel"/>
     <w:tmpl w:val="533CBDFC"/>
@@ -20756,7 +22920,7 @@
       </w:rPr>
     </w:lvl>
   </w:abstractNum>
-  <w:abstractNum w:abstractNumId="38" w15:restartNumberingAfterBreak="0">
+  <w:abstractNum w:abstractNumId="47" w15:restartNumberingAfterBreak="0">
     <w:nsid w:val="329A797C"/>
     <w:multiLevelType w:val="multilevel"/>
     <w:tmpl w:val="DA8EF3C0"/>
@@ -20905,7 +23069,7 @@
       </w:rPr>
     </w:lvl>
   </w:abstractNum>
-  <w:abstractNum w:abstractNumId="39" w15:restartNumberingAfterBreak="0">
+  <w:abstractNum w:abstractNumId="48" w15:restartNumberingAfterBreak="0">
     <w:nsid w:val="33FB5ACC"/>
     <w:multiLevelType w:val="multilevel"/>
     <w:tmpl w:val="1770922E"/>
@@ -21054,7 +23218,7 @@
       </w:rPr>
     </w:lvl>
   </w:abstractNum>
-  <w:abstractNum w:abstractNumId="40" w15:restartNumberingAfterBreak="0">
+  <w:abstractNum w:abstractNumId="49" w15:restartNumberingAfterBreak="0">
     <w:nsid w:val="34B53B68"/>
     <w:multiLevelType w:val="multilevel"/>
     <w:tmpl w:val="75F4A9D8"/>
@@ -21203,7 +23367,7 @@
       </w:rPr>
     </w:lvl>
   </w:abstractNum>
-  <w:abstractNum w:abstractNumId="41" w15:restartNumberingAfterBreak="0">
+  <w:abstractNum w:abstractNumId="50" w15:restartNumberingAfterBreak="0">
     <w:nsid w:val="35082C2D"/>
     <w:multiLevelType w:val="multilevel"/>
     <w:tmpl w:val="00C280E4"/>
@@ -21352,7 +23516,7 @@
       </w:rPr>
     </w:lvl>
   </w:abstractNum>
-  <w:abstractNum w:abstractNumId="42" w15:restartNumberingAfterBreak="0">
+  <w:abstractNum w:abstractNumId="51" w15:restartNumberingAfterBreak="0">
     <w:nsid w:val="351A58D3"/>
     <w:multiLevelType w:val="multilevel"/>
     <w:tmpl w:val="DDA83992"/>
@@ -21501,7 +23665,7 @@
       </w:rPr>
     </w:lvl>
   </w:abstractNum>
-  <w:abstractNum w:abstractNumId="43" w15:restartNumberingAfterBreak="0">
+  <w:abstractNum w:abstractNumId="52" w15:restartNumberingAfterBreak="0">
     <w:nsid w:val="3780706F"/>
     <w:multiLevelType w:val="multilevel"/>
     <w:tmpl w:val="381CDEA8"/>
@@ -21650,7 +23814,7 @@
       </w:rPr>
     </w:lvl>
   </w:abstractNum>
-  <w:abstractNum w:abstractNumId="44" w15:restartNumberingAfterBreak="0">
+  <w:abstractNum w:abstractNumId="53" w15:restartNumberingAfterBreak="0">
     <w:nsid w:val="38F414DA"/>
     <w:multiLevelType w:val="multilevel"/>
     <w:tmpl w:val="2DEAE2BC"/>
@@ -21799,7 +23963,7 @@
       </w:rPr>
     </w:lvl>
   </w:abstractNum>
-  <w:abstractNum w:abstractNumId="45" w15:restartNumberingAfterBreak="0">
+  <w:abstractNum w:abstractNumId="54" w15:restartNumberingAfterBreak="0">
     <w:nsid w:val="392457FE"/>
     <w:multiLevelType w:val="multilevel"/>
     <w:tmpl w:val="DB469F6C"/>
@@ -21948,7 +24112,7 @@
       </w:rPr>
     </w:lvl>
   </w:abstractNum>
-  <w:abstractNum w:abstractNumId="46" w15:restartNumberingAfterBreak="0">
+  <w:abstractNum w:abstractNumId="55" w15:restartNumberingAfterBreak="0">
     <w:nsid w:val="3A923EFF"/>
     <w:multiLevelType w:val="multilevel"/>
     <w:tmpl w:val="F4004242"/>
@@ -22097,7 +24261,305 @@
       </w:rPr>
     </w:lvl>
   </w:abstractNum>
-  <w:abstractNum w:abstractNumId="47" w15:restartNumberingAfterBreak="0">
+  <w:abstractNum w:abstractNumId="56" w15:restartNumberingAfterBreak="0">
+    <w:nsid w:val="3ECC5436"/>
+    <w:multiLevelType w:val="multilevel"/>
+    <w:tmpl w:val="A608258E"/>
+    <w:lvl w:ilvl="0">
+      <w:start w:val="1"/>
+      <w:numFmt w:val="bullet"/>
+      <w:lvlText w:val=""/>
+      <w:lvlJc w:val="left"/>
+      <w:pPr>
+        <w:tabs>
+          <w:tab w:val="num" w:pos="720"/>
+        </w:tabs>
+        <w:ind w:left="720" w:hanging="360"/>
+      </w:pPr>
+      <w:rPr>
+        <w:rFonts w:ascii="Symbol" w:hAnsi="Symbol" w:hint="default"/>
+        <w:sz w:val="20"/>
+      </w:rPr>
+    </w:lvl>
+    <w:lvl w:ilvl="1" w:tentative="1">
+      <w:start w:val="1"/>
+      <w:numFmt w:val="bullet"/>
+      <w:lvlText w:val="o"/>
+      <w:lvlJc w:val="left"/>
+      <w:pPr>
+        <w:tabs>
+          <w:tab w:val="num" w:pos="1440"/>
+        </w:tabs>
+        <w:ind w:left="1440" w:hanging="360"/>
+      </w:pPr>
+      <w:rPr>
+        <w:rFonts w:ascii="Courier New" w:hAnsi="Courier New" w:hint="default"/>
+        <w:sz w:val="20"/>
+      </w:rPr>
+    </w:lvl>
+    <w:lvl w:ilvl="2" w:tentative="1">
+      <w:start w:val="1"/>
+      <w:numFmt w:val="bullet"/>
+      <w:lvlText w:val=""/>
+      <w:lvlJc w:val="left"/>
+      <w:pPr>
+        <w:tabs>
+          <w:tab w:val="num" w:pos="2160"/>
+        </w:tabs>
+        <w:ind w:left="2160" w:hanging="360"/>
+      </w:pPr>
+      <w:rPr>
+        <w:rFonts w:ascii="Wingdings" w:hAnsi="Wingdings" w:hint="default"/>
+        <w:sz w:val="20"/>
+      </w:rPr>
+    </w:lvl>
+    <w:lvl w:ilvl="3" w:tentative="1">
+      <w:start w:val="1"/>
+      <w:numFmt w:val="bullet"/>
+      <w:lvlText w:val=""/>
+      <w:lvlJc w:val="left"/>
+      <w:pPr>
+        <w:tabs>
+          <w:tab w:val="num" w:pos="2880"/>
+        </w:tabs>
+        <w:ind w:left="2880" w:hanging="360"/>
+      </w:pPr>
+      <w:rPr>
+        <w:rFonts w:ascii="Wingdings" w:hAnsi="Wingdings" w:hint="default"/>
+        <w:sz w:val="20"/>
+      </w:rPr>
+    </w:lvl>
+    <w:lvl w:ilvl="4" w:tentative="1">
+      <w:start w:val="1"/>
+      <w:numFmt w:val="bullet"/>
+      <w:lvlText w:val=""/>
+      <w:lvlJc w:val="left"/>
+      <w:pPr>
+        <w:tabs>
+          <w:tab w:val="num" w:pos="3600"/>
+        </w:tabs>
+        <w:ind w:left="3600" w:hanging="360"/>
+      </w:pPr>
+      <w:rPr>
+        <w:rFonts w:ascii="Wingdings" w:hAnsi="Wingdings" w:hint="default"/>
+        <w:sz w:val="20"/>
+      </w:rPr>
+    </w:lvl>
+    <w:lvl w:ilvl="5" w:tentative="1">
+      <w:start w:val="1"/>
+      <w:numFmt w:val="bullet"/>
+      <w:lvlText w:val=""/>
+      <w:lvlJc w:val="left"/>
+      <w:pPr>
+        <w:tabs>
+          <w:tab w:val="num" w:pos="4320"/>
+        </w:tabs>
+        <w:ind w:left="4320" w:hanging="360"/>
+      </w:pPr>
+      <w:rPr>
+        <w:rFonts w:ascii="Wingdings" w:hAnsi="Wingdings" w:hint="default"/>
+        <w:sz w:val="20"/>
+      </w:rPr>
+    </w:lvl>
+    <w:lvl w:ilvl="6" w:tentative="1">
+      <w:start w:val="1"/>
+      <w:numFmt w:val="bullet"/>
+      <w:lvlText w:val=""/>
+      <w:lvlJc w:val="left"/>
+      <w:pPr>
+        <w:tabs>
+          <w:tab w:val="num" w:pos="5040"/>
+        </w:tabs>
+        <w:ind w:left="5040" w:hanging="360"/>
+      </w:pPr>
+      <w:rPr>
+        <w:rFonts w:ascii="Wingdings" w:hAnsi="Wingdings" w:hint="default"/>
+        <w:sz w:val="20"/>
+      </w:rPr>
+    </w:lvl>
+    <w:lvl w:ilvl="7" w:tentative="1">
+      <w:start w:val="1"/>
+      <w:numFmt w:val="bullet"/>
+      <w:lvlText w:val=""/>
+      <w:lvlJc w:val="left"/>
+      <w:pPr>
+        <w:tabs>
+          <w:tab w:val="num" w:pos="5760"/>
+        </w:tabs>
+        <w:ind w:left="5760" w:hanging="360"/>
+      </w:pPr>
+      <w:rPr>
+        <w:rFonts w:ascii="Wingdings" w:hAnsi="Wingdings" w:hint="default"/>
+        <w:sz w:val="20"/>
+      </w:rPr>
+    </w:lvl>
+    <w:lvl w:ilvl="8" w:tentative="1">
+      <w:start w:val="1"/>
+      <w:numFmt w:val="bullet"/>
+      <w:lvlText w:val=""/>
+      <w:lvlJc w:val="left"/>
+      <w:pPr>
+        <w:tabs>
+          <w:tab w:val="num" w:pos="6480"/>
+        </w:tabs>
+        <w:ind w:left="6480" w:hanging="360"/>
+      </w:pPr>
+      <w:rPr>
+        <w:rFonts w:ascii="Wingdings" w:hAnsi="Wingdings" w:hint="default"/>
+        <w:sz w:val="20"/>
+      </w:rPr>
+    </w:lvl>
+  </w:abstractNum>
+  <w:abstractNum w:abstractNumId="57" w15:restartNumberingAfterBreak="0">
+    <w:nsid w:val="3F654945"/>
+    <w:multiLevelType w:val="multilevel"/>
+    <w:tmpl w:val="E59ACD4A"/>
+    <w:lvl w:ilvl="0">
+      <w:start w:val="1"/>
+      <w:numFmt w:val="bullet"/>
+      <w:lvlText w:val=""/>
+      <w:lvlJc w:val="left"/>
+      <w:pPr>
+        <w:tabs>
+          <w:tab w:val="num" w:pos="720"/>
+        </w:tabs>
+        <w:ind w:left="720" w:hanging="360"/>
+      </w:pPr>
+      <w:rPr>
+        <w:rFonts w:ascii="Symbol" w:hAnsi="Symbol" w:hint="default"/>
+        <w:sz w:val="20"/>
+      </w:rPr>
+    </w:lvl>
+    <w:lvl w:ilvl="1">
+      <w:start w:val="1"/>
+      <w:numFmt w:val="bullet"/>
+      <w:lvlText w:val="o"/>
+      <w:lvlJc w:val="left"/>
+      <w:pPr>
+        <w:tabs>
+          <w:tab w:val="num" w:pos="1440"/>
+        </w:tabs>
+        <w:ind w:left="1440" w:hanging="360"/>
+      </w:pPr>
+      <w:rPr>
+        <w:rFonts w:ascii="Courier New" w:hAnsi="Courier New" w:hint="default"/>
+        <w:sz w:val="20"/>
+      </w:rPr>
+    </w:lvl>
+    <w:lvl w:ilvl="2" w:tentative="1">
+      <w:start w:val="1"/>
+      <w:numFmt w:val="bullet"/>
+      <w:lvlText w:val=""/>
+      <w:lvlJc w:val="left"/>
+      <w:pPr>
+        <w:tabs>
+          <w:tab w:val="num" w:pos="2160"/>
+        </w:tabs>
+        <w:ind w:left="2160" w:hanging="360"/>
+      </w:pPr>
+      <w:rPr>
+        <w:rFonts w:ascii="Wingdings" w:hAnsi="Wingdings" w:hint="default"/>
+        <w:sz w:val="20"/>
+      </w:rPr>
+    </w:lvl>
+    <w:lvl w:ilvl="3" w:tentative="1">
+      <w:start w:val="1"/>
+      <w:numFmt w:val="bullet"/>
+      <w:lvlText w:val=""/>
+      <w:lvlJc w:val="left"/>
+      <w:pPr>
+        <w:tabs>
+          <w:tab w:val="num" w:pos="2880"/>
+        </w:tabs>
+        <w:ind w:left="2880" w:hanging="360"/>
+      </w:pPr>
+      <w:rPr>
+        <w:rFonts w:ascii="Wingdings" w:hAnsi="Wingdings" w:hint="default"/>
+        <w:sz w:val="20"/>
+      </w:rPr>
+    </w:lvl>
+    <w:lvl w:ilvl="4" w:tentative="1">
+      <w:start w:val="1"/>
+      <w:numFmt w:val="bullet"/>
+      <w:lvlText w:val=""/>
+      <w:lvlJc w:val="left"/>
+      <w:pPr>
+        <w:tabs>
+          <w:tab w:val="num" w:pos="3600"/>
+        </w:tabs>
+        <w:ind w:left="3600" w:hanging="360"/>
+      </w:pPr>
+      <w:rPr>
+        <w:rFonts w:ascii="Wingdings" w:hAnsi="Wingdings" w:hint="default"/>
+        <w:sz w:val="20"/>
+      </w:rPr>
+    </w:lvl>
+    <w:lvl w:ilvl="5" w:tentative="1">
+      <w:start w:val="1"/>
+      <w:numFmt w:val="bullet"/>
+      <w:lvlText w:val=""/>
+      <w:lvlJc w:val="left"/>
+      <w:pPr>
+        <w:tabs>
+          <w:tab w:val="num" w:pos="4320"/>
+        </w:tabs>
+        <w:ind w:left="4320" w:hanging="360"/>
+      </w:pPr>
+      <w:rPr>
+        <w:rFonts w:ascii="Wingdings" w:hAnsi="Wingdings" w:hint="default"/>
+        <w:sz w:val="20"/>
+      </w:rPr>
+    </w:lvl>
+    <w:lvl w:ilvl="6" w:tentative="1">
+      <w:start w:val="1"/>
+      <w:numFmt w:val="bullet"/>
+      <w:lvlText w:val=""/>
+      <w:lvlJc w:val="left"/>
+      <w:pPr>
+        <w:tabs>
+          <w:tab w:val="num" w:pos="5040"/>
+        </w:tabs>
+        <w:ind w:left="5040" w:hanging="360"/>
+      </w:pPr>
+      <w:rPr>
+        <w:rFonts w:ascii="Wingdings" w:hAnsi="Wingdings" w:hint="default"/>
+        <w:sz w:val="20"/>
+      </w:rPr>
+    </w:lvl>
+    <w:lvl w:ilvl="7" w:tentative="1">
+      <w:start w:val="1"/>
+      <w:numFmt w:val="bullet"/>
+      <w:lvlText w:val=""/>
+      <w:lvlJc w:val="left"/>
+      <w:pPr>
+        <w:tabs>
+          <w:tab w:val="num" w:pos="5760"/>
+        </w:tabs>
+        <w:ind w:left="5760" w:hanging="360"/>
+      </w:pPr>
+      <w:rPr>
+        <w:rFonts w:ascii="Wingdings" w:hAnsi="Wingdings" w:hint="default"/>
+        <w:sz w:val="20"/>
+      </w:rPr>
+    </w:lvl>
+    <w:lvl w:ilvl="8" w:tentative="1">
+      <w:start w:val="1"/>
+      <w:numFmt w:val="bullet"/>
+      <w:lvlText w:val=""/>
+      <w:lvlJc w:val="left"/>
+      <w:pPr>
+        <w:tabs>
+          <w:tab w:val="num" w:pos="6480"/>
+        </w:tabs>
+        <w:ind w:left="6480" w:hanging="360"/>
+      </w:pPr>
+      <w:rPr>
+        <w:rFonts w:ascii="Wingdings" w:hAnsi="Wingdings" w:hint="default"/>
+        <w:sz w:val="20"/>
+      </w:rPr>
+    </w:lvl>
+  </w:abstractNum>
+  <w:abstractNum w:abstractNumId="58" w15:restartNumberingAfterBreak="0">
     <w:nsid w:val="40460948"/>
     <w:multiLevelType w:val="multilevel"/>
     <w:tmpl w:val="62C49374"/>
@@ -22246,7 +24708,7 @@
       </w:rPr>
     </w:lvl>
   </w:abstractNum>
-  <w:abstractNum w:abstractNumId="48" w15:restartNumberingAfterBreak="0">
+  <w:abstractNum w:abstractNumId="59" w15:restartNumberingAfterBreak="0">
     <w:nsid w:val="413E1D27"/>
     <w:multiLevelType w:val="hybridMultilevel"/>
     <w:tmpl w:val="4F060846"/>
@@ -22359,7 +24821,120 @@
       </w:rPr>
     </w:lvl>
   </w:abstractNum>
-  <w:abstractNum w:abstractNumId="49" w15:restartNumberingAfterBreak="0">
+  <w:abstractNum w:abstractNumId="60" w15:restartNumberingAfterBreak="0">
+    <w:nsid w:val="41B74A9A"/>
+    <w:multiLevelType w:val="hybridMultilevel"/>
+    <w:tmpl w:val="99DACBEC"/>
+    <w:lvl w:ilvl="0" w:tplc="04090001">
+      <w:start w:val="1"/>
+      <w:numFmt w:val="bullet"/>
+      <w:lvlText w:val=""/>
+      <w:lvlJc w:val="left"/>
+      <w:pPr>
+        <w:ind w:left="720" w:hanging="360"/>
+      </w:pPr>
+      <w:rPr>
+        <w:rFonts w:ascii="Symbol" w:hAnsi="Symbol" w:hint="default"/>
+      </w:rPr>
+    </w:lvl>
+    <w:lvl w:ilvl="1" w:tplc="04090003" w:tentative="1">
+      <w:start w:val="1"/>
+      <w:numFmt w:val="bullet"/>
+      <w:lvlText w:val="o"/>
+      <w:lvlJc w:val="left"/>
+      <w:pPr>
+        <w:ind w:left="1440" w:hanging="360"/>
+      </w:pPr>
+      <w:rPr>
+        <w:rFonts w:ascii="Courier New" w:hAnsi="Courier New" w:cs="Courier New" w:hint="default"/>
+      </w:rPr>
+    </w:lvl>
+    <w:lvl w:ilvl="2" w:tplc="04090005" w:tentative="1">
+      <w:start w:val="1"/>
+      <w:numFmt w:val="bullet"/>
+      <w:lvlText w:val=""/>
+      <w:lvlJc w:val="left"/>
+      <w:pPr>
+        <w:ind w:left="2160" w:hanging="360"/>
+      </w:pPr>
+      <w:rPr>
+        <w:rFonts w:ascii="Wingdings" w:hAnsi="Wingdings" w:hint="default"/>
+      </w:rPr>
+    </w:lvl>
+    <w:lvl w:ilvl="3" w:tplc="04090001" w:tentative="1">
+      <w:start w:val="1"/>
+      <w:numFmt w:val="bullet"/>
+      <w:lvlText w:val=""/>
+      <w:lvlJc w:val="left"/>
+      <w:pPr>
+        <w:ind w:left="2880" w:hanging="360"/>
+      </w:pPr>
+      <w:rPr>
+        <w:rFonts w:ascii="Symbol" w:hAnsi="Symbol" w:hint="default"/>
+      </w:rPr>
+    </w:lvl>
+    <w:lvl w:ilvl="4" w:tplc="04090003" w:tentative="1">
+      <w:start w:val="1"/>
+      <w:numFmt w:val="bullet"/>
+      <w:lvlText w:val="o"/>
+      <w:lvlJc w:val="left"/>
+      <w:pPr>
+        <w:ind w:left="3600" w:hanging="360"/>
+      </w:pPr>
+      <w:rPr>
+        <w:rFonts w:ascii="Courier New" w:hAnsi="Courier New" w:cs="Courier New" w:hint="default"/>
+      </w:rPr>
+    </w:lvl>
+    <w:lvl w:ilvl="5" w:tplc="04090005" w:tentative="1">
+      <w:start w:val="1"/>
+      <w:numFmt w:val="bullet"/>
+      <w:lvlText w:val=""/>
+      <w:lvlJc w:val="left"/>
+      <w:pPr>
+        <w:ind w:left="4320" w:hanging="360"/>
+      </w:pPr>
+      <w:rPr>
+        <w:rFonts w:ascii="Wingdings" w:hAnsi="Wingdings" w:hint="default"/>
+      </w:rPr>
+    </w:lvl>
+    <w:lvl w:ilvl="6" w:tplc="04090001" w:tentative="1">
+      <w:start w:val="1"/>
+      <w:numFmt w:val="bullet"/>
+      <w:lvlText w:val=""/>
+      <w:lvlJc w:val="left"/>
+      <w:pPr>
+        <w:ind w:left="5040" w:hanging="360"/>
+      </w:pPr>
+      <w:rPr>
+        <w:rFonts w:ascii="Symbol" w:hAnsi="Symbol" w:hint="default"/>
+      </w:rPr>
+    </w:lvl>
+    <w:lvl w:ilvl="7" w:tplc="04090003" w:tentative="1">
+      <w:start w:val="1"/>
+      <w:numFmt w:val="bullet"/>
+      <w:lvlText w:val="o"/>
+      <w:lvlJc w:val="left"/>
+      <w:pPr>
+        <w:ind w:left="5760" w:hanging="360"/>
+      </w:pPr>
+      <w:rPr>
+        <w:rFonts w:ascii="Courier New" w:hAnsi="Courier New" w:cs="Courier New" w:hint="default"/>
+      </w:rPr>
+    </w:lvl>
+    <w:lvl w:ilvl="8" w:tplc="04090005" w:tentative="1">
+      <w:start w:val="1"/>
+      <w:numFmt w:val="bullet"/>
+      <w:lvlText w:val=""/>
+      <w:lvlJc w:val="left"/>
+      <w:pPr>
+        <w:ind w:left="6480" w:hanging="360"/>
+      </w:pPr>
+      <w:rPr>
+        <w:rFonts w:ascii="Wingdings" w:hAnsi="Wingdings" w:hint="default"/>
+      </w:rPr>
+    </w:lvl>
+  </w:abstractNum>
+  <w:abstractNum w:abstractNumId="61" w15:restartNumberingAfterBreak="0">
     <w:nsid w:val="421C74CE"/>
     <w:multiLevelType w:val="multilevel"/>
     <w:tmpl w:val="A6045D7E"/>
@@ -22508,7 +25083,7 @@
       </w:rPr>
     </w:lvl>
   </w:abstractNum>
-  <w:abstractNum w:abstractNumId="50" w15:restartNumberingAfterBreak="0">
+  <w:abstractNum w:abstractNumId="62" w15:restartNumberingAfterBreak="0">
     <w:nsid w:val="42696F10"/>
     <w:multiLevelType w:val="multilevel"/>
     <w:tmpl w:val="27506A40"/>
@@ -22657,7 +25232,7 @@
       </w:rPr>
     </w:lvl>
   </w:abstractNum>
-  <w:abstractNum w:abstractNumId="51" w15:restartNumberingAfterBreak="0">
+  <w:abstractNum w:abstractNumId="63" w15:restartNumberingAfterBreak="0">
     <w:nsid w:val="42AB5966"/>
     <w:multiLevelType w:val="multilevel"/>
     <w:tmpl w:val="CE088554"/>
@@ -22806,7 +25381,7 @@
       </w:rPr>
     </w:lvl>
   </w:abstractNum>
-  <w:abstractNum w:abstractNumId="52" w15:restartNumberingAfterBreak="0">
+  <w:abstractNum w:abstractNumId="64" w15:restartNumberingAfterBreak="0">
     <w:nsid w:val="4529096C"/>
     <w:multiLevelType w:val="hybridMultilevel"/>
     <w:tmpl w:val="FFF85C74"/>
@@ -22918,7 +25493,7 @@
       </w:rPr>
     </w:lvl>
   </w:abstractNum>
-  <w:abstractNum w:abstractNumId="53" w15:restartNumberingAfterBreak="0">
+  <w:abstractNum w:abstractNumId="65" w15:restartNumberingAfterBreak="0">
     <w:nsid w:val="46236874"/>
     <w:multiLevelType w:val="hybridMultilevel"/>
     <w:tmpl w:val="CF56BA42"/>
@@ -23031,7 +25606,7 @@
       </w:rPr>
     </w:lvl>
   </w:abstractNum>
-  <w:abstractNum w:abstractNumId="54" w15:restartNumberingAfterBreak="0">
+  <w:abstractNum w:abstractNumId="66" w15:restartNumberingAfterBreak="0">
     <w:nsid w:val="470C52B7"/>
     <w:multiLevelType w:val="multilevel"/>
     <w:tmpl w:val="DDBACCE6"/>
@@ -23180,7 +25755,7 @@
       </w:rPr>
     </w:lvl>
   </w:abstractNum>
-  <w:abstractNum w:abstractNumId="55" w15:restartNumberingAfterBreak="0">
+  <w:abstractNum w:abstractNumId="67" w15:restartNumberingAfterBreak="0">
     <w:nsid w:val="471B09B3"/>
     <w:multiLevelType w:val="multilevel"/>
     <w:tmpl w:val="A1B2CB16"/>
@@ -23329,7 +25904,7 @@
       </w:rPr>
     </w:lvl>
   </w:abstractNum>
-  <w:abstractNum w:abstractNumId="56" w15:restartNumberingAfterBreak="0">
+  <w:abstractNum w:abstractNumId="68" w15:restartNumberingAfterBreak="0">
     <w:nsid w:val="486B038C"/>
     <w:multiLevelType w:val="hybridMultilevel"/>
     <w:tmpl w:val="8C4A79DA"/>
@@ -23442,7 +26017,7 @@
       </w:rPr>
     </w:lvl>
   </w:abstractNum>
-  <w:abstractNum w:abstractNumId="57" w15:restartNumberingAfterBreak="0">
+  <w:abstractNum w:abstractNumId="69" w15:restartNumberingAfterBreak="0">
     <w:nsid w:val="4888582A"/>
     <w:multiLevelType w:val="multilevel"/>
     <w:tmpl w:val="2A22B8AA"/>
@@ -23591,7 +26166,7 @@
       </w:rPr>
     </w:lvl>
   </w:abstractNum>
-  <w:abstractNum w:abstractNumId="58" w15:restartNumberingAfterBreak="0">
+  <w:abstractNum w:abstractNumId="70" w15:restartNumberingAfterBreak="0">
     <w:nsid w:val="48E0701C"/>
     <w:multiLevelType w:val="multilevel"/>
     <w:tmpl w:val="4FB6510C"/>
@@ -23740,7 +26315,7 @@
       </w:rPr>
     </w:lvl>
   </w:abstractNum>
-  <w:abstractNum w:abstractNumId="59" w15:restartNumberingAfterBreak="0">
+  <w:abstractNum w:abstractNumId="71" w15:restartNumberingAfterBreak="0">
     <w:nsid w:val="4A8D35E4"/>
     <w:multiLevelType w:val="hybridMultilevel"/>
     <w:tmpl w:val="35A2089C"/>
@@ -23853,7 +26428,156 @@
       </w:rPr>
     </w:lvl>
   </w:abstractNum>
-  <w:abstractNum w:abstractNumId="60" w15:restartNumberingAfterBreak="0">
+  <w:abstractNum w:abstractNumId="72" w15:restartNumberingAfterBreak="0">
+    <w:nsid w:val="4B7811CC"/>
+    <w:multiLevelType w:val="multilevel"/>
+    <w:tmpl w:val="F3524126"/>
+    <w:lvl w:ilvl="0">
+      <w:start w:val="1"/>
+      <w:numFmt w:val="bullet"/>
+      <w:lvlText w:val=""/>
+      <w:lvlJc w:val="left"/>
+      <w:pPr>
+        <w:tabs>
+          <w:tab w:val="num" w:pos="720"/>
+        </w:tabs>
+        <w:ind w:left="720" w:hanging="360"/>
+      </w:pPr>
+      <w:rPr>
+        <w:rFonts w:ascii="Symbol" w:hAnsi="Symbol" w:hint="default"/>
+        <w:sz w:val="20"/>
+      </w:rPr>
+    </w:lvl>
+    <w:lvl w:ilvl="1" w:tentative="1">
+      <w:start w:val="1"/>
+      <w:numFmt w:val="bullet"/>
+      <w:lvlText w:val="o"/>
+      <w:lvlJc w:val="left"/>
+      <w:pPr>
+        <w:tabs>
+          <w:tab w:val="num" w:pos="1440"/>
+        </w:tabs>
+        <w:ind w:left="1440" w:hanging="360"/>
+      </w:pPr>
+      <w:rPr>
+        <w:rFonts w:ascii="Courier New" w:hAnsi="Courier New" w:hint="default"/>
+        <w:sz w:val="20"/>
+      </w:rPr>
+    </w:lvl>
+    <w:lvl w:ilvl="2" w:tentative="1">
+      <w:start w:val="1"/>
+      <w:numFmt w:val="bullet"/>
+      <w:lvlText w:val=""/>
+      <w:lvlJc w:val="left"/>
+      <w:pPr>
+        <w:tabs>
+          <w:tab w:val="num" w:pos="2160"/>
+        </w:tabs>
+        <w:ind w:left="2160" w:hanging="360"/>
+      </w:pPr>
+      <w:rPr>
+        <w:rFonts w:ascii="Wingdings" w:hAnsi="Wingdings" w:hint="default"/>
+        <w:sz w:val="20"/>
+      </w:rPr>
+    </w:lvl>
+    <w:lvl w:ilvl="3" w:tentative="1">
+      <w:start w:val="1"/>
+      <w:numFmt w:val="bullet"/>
+      <w:lvlText w:val=""/>
+      <w:lvlJc w:val="left"/>
+      <w:pPr>
+        <w:tabs>
+          <w:tab w:val="num" w:pos="2880"/>
+        </w:tabs>
+        <w:ind w:left="2880" w:hanging="360"/>
+      </w:pPr>
+      <w:rPr>
+        <w:rFonts w:ascii="Wingdings" w:hAnsi="Wingdings" w:hint="default"/>
+        <w:sz w:val="20"/>
+      </w:rPr>
+    </w:lvl>
+    <w:lvl w:ilvl="4" w:tentative="1">
+      <w:start w:val="1"/>
+      <w:numFmt w:val="bullet"/>
+      <w:lvlText w:val=""/>
+      <w:lvlJc w:val="left"/>
+      <w:pPr>
+        <w:tabs>
+          <w:tab w:val="num" w:pos="3600"/>
+        </w:tabs>
+        <w:ind w:left="3600" w:hanging="360"/>
+      </w:pPr>
+      <w:rPr>
+        <w:rFonts w:ascii="Wingdings" w:hAnsi="Wingdings" w:hint="default"/>
+        <w:sz w:val="20"/>
+      </w:rPr>
+    </w:lvl>
+    <w:lvl w:ilvl="5" w:tentative="1">
+      <w:start w:val="1"/>
+      <w:numFmt w:val="bullet"/>
+      <w:lvlText w:val=""/>
+      <w:lvlJc w:val="left"/>
+      <w:pPr>
+        <w:tabs>
+          <w:tab w:val="num" w:pos="4320"/>
+        </w:tabs>
+        <w:ind w:left="4320" w:hanging="360"/>
+      </w:pPr>
+      <w:rPr>
+        <w:rFonts w:ascii="Wingdings" w:hAnsi="Wingdings" w:hint="default"/>
+        <w:sz w:val="20"/>
+      </w:rPr>
+    </w:lvl>
+    <w:lvl w:ilvl="6" w:tentative="1">
+      <w:start w:val="1"/>
+      <w:numFmt w:val="bullet"/>
+      <w:lvlText w:val=""/>
+      <w:lvlJc w:val="left"/>
+      <w:pPr>
+        <w:tabs>
+          <w:tab w:val="num" w:pos="5040"/>
+        </w:tabs>
+        <w:ind w:left="5040" w:hanging="360"/>
+      </w:pPr>
+      <w:rPr>
+        <w:rFonts w:ascii="Wingdings" w:hAnsi="Wingdings" w:hint="default"/>
+        <w:sz w:val="20"/>
+      </w:rPr>
+    </w:lvl>
+    <w:lvl w:ilvl="7" w:tentative="1">
+      <w:start w:val="1"/>
+      <w:numFmt w:val="bullet"/>
+      <w:lvlText w:val=""/>
+      <w:lvlJc w:val="left"/>
+      <w:pPr>
+        <w:tabs>
+          <w:tab w:val="num" w:pos="5760"/>
+        </w:tabs>
+        <w:ind w:left="5760" w:hanging="360"/>
+      </w:pPr>
+      <w:rPr>
+        <w:rFonts w:ascii="Wingdings" w:hAnsi="Wingdings" w:hint="default"/>
+        <w:sz w:val="20"/>
+      </w:rPr>
+    </w:lvl>
+    <w:lvl w:ilvl="8" w:tentative="1">
+      <w:start w:val="1"/>
+      <w:numFmt w:val="bullet"/>
+      <w:lvlText w:val=""/>
+      <w:lvlJc w:val="left"/>
+      <w:pPr>
+        <w:tabs>
+          <w:tab w:val="num" w:pos="6480"/>
+        </w:tabs>
+        <w:ind w:left="6480" w:hanging="360"/>
+      </w:pPr>
+      <w:rPr>
+        <w:rFonts w:ascii="Wingdings" w:hAnsi="Wingdings" w:hint="default"/>
+        <w:sz w:val="20"/>
+      </w:rPr>
+    </w:lvl>
+  </w:abstractNum>
+  <w:abstractNum w:abstractNumId="73" w15:restartNumberingAfterBreak="0">
     <w:nsid w:val="4B8865D9"/>
     <w:multiLevelType w:val="multilevel"/>
     <w:tmpl w:val="238E69C6"/>
@@ -24002,7 +26726,156 @@
       </w:rPr>
     </w:lvl>
   </w:abstractNum>
-  <w:abstractNum w:abstractNumId="61" w15:restartNumberingAfterBreak="0">
+  <w:abstractNum w:abstractNumId="74" w15:restartNumberingAfterBreak="0">
+    <w:nsid w:val="4CEB2A84"/>
+    <w:multiLevelType w:val="multilevel"/>
+    <w:tmpl w:val="E59ACD4A"/>
+    <w:lvl w:ilvl="0">
+      <w:start w:val="1"/>
+      <w:numFmt w:val="bullet"/>
+      <w:lvlText w:val=""/>
+      <w:lvlJc w:val="left"/>
+      <w:pPr>
+        <w:tabs>
+          <w:tab w:val="num" w:pos="720"/>
+        </w:tabs>
+        <w:ind w:left="720" w:hanging="360"/>
+      </w:pPr>
+      <w:rPr>
+        <w:rFonts w:ascii="Symbol" w:hAnsi="Symbol" w:hint="default"/>
+        <w:sz w:val="20"/>
+      </w:rPr>
+    </w:lvl>
+    <w:lvl w:ilvl="1" w:tentative="1">
+      <w:start w:val="1"/>
+      <w:numFmt w:val="bullet"/>
+      <w:lvlText w:val="o"/>
+      <w:lvlJc w:val="left"/>
+      <w:pPr>
+        <w:tabs>
+          <w:tab w:val="num" w:pos="1440"/>
+        </w:tabs>
+        <w:ind w:left="1440" w:hanging="360"/>
+      </w:pPr>
+      <w:rPr>
+        <w:rFonts w:ascii="Courier New" w:hAnsi="Courier New" w:hint="default"/>
+        <w:sz w:val="20"/>
+      </w:rPr>
+    </w:lvl>
+    <w:lvl w:ilvl="2" w:tentative="1">
+      <w:start w:val="1"/>
+      <w:numFmt w:val="bullet"/>
+      <w:lvlText w:val=""/>
+      <w:lvlJc w:val="left"/>
+      <w:pPr>
+        <w:tabs>
+          <w:tab w:val="num" w:pos="2160"/>
+        </w:tabs>
+        <w:ind w:left="2160" w:hanging="360"/>
+      </w:pPr>
+      <w:rPr>
+        <w:rFonts w:ascii="Wingdings" w:hAnsi="Wingdings" w:hint="default"/>
+        <w:sz w:val="20"/>
+      </w:rPr>
+    </w:lvl>
+    <w:lvl w:ilvl="3" w:tentative="1">
+      <w:start w:val="1"/>
+      <w:numFmt w:val="bullet"/>
+      <w:lvlText w:val=""/>
+      <w:lvlJc w:val="left"/>
+      <w:pPr>
+        <w:tabs>
+          <w:tab w:val="num" w:pos="2880"/>
+        </w:tabs>
+        <w:ind w:left="2880" w:hanging="360"/>
+      </w:pPr>
+      <w:rPr>
+        <w:rFonts w:ascii="Wingdings" w:hAnsi="Wingdings" w:hint="default"/>
+        <w:sz w:val="20"/>
+      </w:rPr>
+    </w:lvl>
+    <w:lvl w:ilvl="4" w:tentative="1">
+      <w:start w:val="1"/>
+      <w:numFmt w:val="bullet"/>
+      <w:lvlText w:val=""/>
+      <w:lvlJc w:val="left"/>
+      <w:pPr>
+        <w:tabs>
+          <w:tab w:val="num" w:pos="3600"/>
+        </w:tabs>
+        <w:ind w:left="3600" w:hanging="360"/>
+      </w:pPr>
+      <w:rPr>
+        <w:rFonts w:ascii="Wingdings" w:hAnsi="Wingdings" w:hint="default"/>
+        <w:sz w:val="20"/>
+      </w:rPr>
+    </w:lvl>
+    <w:lvl w:ilvl="5" w:tentative="1">
+      <w:start w:val="1"/>
+      <w:numFmt w:val="bullet"/>
+      <w:lvlText w:val=""/>
+      <w:lvlJc w:val="left"/>
+      <w:pPr>
+        <w:tabs>
+          <w:tab w:val="num" w:pos="4320"/>
+        </w:tabs>
+        <w:ind w:left="4320" w:hanging="360"/>
+      </w:pPr>
+      <w:rPr>
+        <w:rFonts w:ascii="Wingdings" w:hAnsi="Wingdings" w:hint="default"/>
+        <w:sz w:val="20"/>
+      </w:rPr>
+    </w:lvl>
+    <w:lvl w:ilvl="6" w:tentative="1">
+      <w:start w:val="1"/>
+      <w:numFmt w:val="bullet"/>
+      <w:lvlText w:val=""/>
+      <w:lvlJc w:val="left"/>
+      <w:pPr>
+        <w:tabs>
+          <w:tab w:val="num" w:pos="5040"/>
+        </w:tabs>
+        <w:ind w:left="5040" w:hanging="360"/>
+      </w:pPr>
+      <w:rPr>
+        <w:rFonts w:ascii="Wingdings" w:hAnsi="Wingdings" w:hint="default"/>
+        <w:sz w:val="20"/>
+      </w:rPr>
+    </w:lvl>
+    <w:lvl w:ilvl="7" w:tentative="1">
+      <w:start w:val="1"/>
+      <w:numFmt w:val="bullet"/>
+      <w:lvlText w:val=""/>
+      <w:lvlJc w:val="left"/>
+      <w:pPr>
+        <w:tabs>
+          <w:tab w:val="num" w:pos="5760"/>
+        </w:tabs>
+        <w:ind w:left="5760" w:hanging="360"/>
+      </w:pPr>
+      <w:rPr>
+        <w:rFonts w:ascii="Wingdings" w:hAnsi="Wingdings" w:hint="default"/>
+        <w:sz w:val="20"/>
+      </w:rPr>
+    </w:lvl>
+    <w:lvl w:ilvl="8" w:tentative="1">
+      <w:start w:val="1"/>
+      <w:numFmt w:val="bullet"/>
+      <w:lvlText w:val=""/>
+      <w:lvlJc w:val="left"/>
+      <w:pPr>
+        <w:tabs>
+          <w:tab w:val="num" w:pos="6480"/>
+        </w:tabs>
+        <w:ind w:left="6480" w:hanging="360"/>
+      </w:pPr>
+      <w:rPr>
+        <w:rFonts w:ascii="Wingdings" w:hAnsi="Wingdings" w:hint="default"/>
+        <w:sz w:val="20"/>
+      </w:rPr>
+    </w:lvl>
+  </w:abstractNum>
+  <w:abstractNum w:abstractNumId="75" w15:restartNumberingAfterBreak="0">
     <w:nsid w:val="4D161459"/>
     <w:multiLevelType w:val="multilevel"/>
     <w:tmpl w:val="C10436FE"/>
@@ -24151,7 +27024,7 @@
       </w:rPr>
     </w:lvl>
   </w:abstractNum>
-  <w:abstractNum w:abstractNumId="62" w15:restartNumberingAfterBreak="0">
+  <w:abstractNum w:abstractNumId="76" w15:restartNumberingAfterBreak="0">
     <w:nsid w:val="4DA44DE1"/>
     <w:multiLevelType w:val="multilevel"/>
     <w:tmpl w:val="EA649872"/>
@@ -24300,7 +27173,7 @@
       </w:rPr>
     </w:lvl>
   </w:abstractNum>
-  <w:abstractNum w:abstractNumId="63" w15:restartNumberingAfterBreak="0">
+  <w:abstractNum w:abstractNumId="77" w15:restartNumberingAfterBreak="0">
     <w:nsid w:val="507F6DDB"/>
     <w:multiLevelType w:val="multilevel"/>
     <w:tmpl w:val="644671D8"/>
@@ -24449,7 +27322,7 @@
       </w:rPr>
     </w:lvl>
   </w:abstractNum>
-  <w:abstractNum w:abstractNumId="64" w15:restartNumberingAfterBreak="0">
+  <w:abstractNum w:abstractNumId="78" w15:restartNumberingAfterBreak="0">
     <w:nsid w:val="5232184E"/>
     <w:multiLevelType w:val="multilevel"/>
     <w:tmpl w:val="16B80DA4"/>
@@ -24598,7 +27471,7 @@
       </w:rPr>
     </w:lvl>
   </w:abstractNum>
-  <w:abstractNum w:abstractNumId="65" w15:restartNumberingAfterBreak="0">
+  <w:abstractNum w:abstractNumId="79" w15:restartNumberingAfterBreak="0">
     <w:nsid w:val="53C03E13"/>
     <w:multiLevelType w:val="hybridMultilevel"/>
     <w:tmpl w:val="83FCBC06"/>
@@ -24711,7 +27584,7 @@
       </w:rPr>
     </w:lvl>
   </w:abstractNum>
-  <w:abstractNum w:abstractNumId="66" w15:restartNumberingAfterBreak="0">
+  <w:abstractNum w:abstractNumId="80" w15:restartNumberingAfterBreak="0">
     <w:nsid w:val="5A897983"/>
     <w:multiLevelType w:val="multilevel"/>
     <w:tmpl w:val="F05C9280"/>
@@ -24860,7 +27733,7 @@
       </w:rPr>
     </w:lvl>
   </w:abstractNum>
-  <w:abstractNum w:abstractNumId="67" w15:restartNumberingAfterBreak="0">
+  <w:abstractNum w:abstractNumId="81" w15:restartNumberingAfterBreak="0">
     <w:nsid w:val="5DD73975"/>
     <w:multiLevelType w:val="hybridMultilevel"/>
     <w:tmpl w:val="F3C8F606"/>
@@ -24973,7 +27846,7 @@
       </w:rPr>
     </w:lvl>
   </w:abstractNum>
-  <w:abstractNum w:abstractNumId="68" w15:restartNumberingAfterBreak="0">
+  <w:abstractNum w:abstractNumId="82" w15:restartNumberingAfterBreak="0">
     <w:nsid w:val="5F5C0D48"/>
     <w:multiLevelType w:val="hybridMultilevel"/>
     <w:tmpl w:val="57C8007E"/>
@@ -25086,7 +27959,156 @@
       </w:rPr>
     </w:lvl>
   </w:abstractNum>
-  <w:abstractNum w:abstractNumId="69" w15:restartNumberingAfterBreak="0">
+  <w:abstractNum w:abstractNumId="83" w15:restartNumberingAfterBreak="0">
+    <w:nsid w:val="61EC5C73"/>
+    <w:multiLevelType w:val="multilevel"/>
+    <w:tmpl w:val="E59ACD4A"/>
+    <w:lvl w:ilvl="0">
+      <w:start w:val="1"/>
+      <w:numFmt w:val="bullet"/>
+      <w:lvlText w:val=""/>
+      <w:lvlJc w:val="left"/>
+      <w:pPr>
+        <w:tabs>
+          <w:tab w:val="num" w:pos="720"/>
+        </w:tabs>
+        <w:ind w:left="720" w:hanging="360"/>
+      </w:pPr>
+      <w:rPr>
+        <w:rFonts w:ascii="Symbol" w:hAnsi="Symbol" w:hint="default"/>
+        <w:sz w:val="20"/>
+      </w:rPr>
+    </w:lvl>
+    <w:lvl w:ilvl="1" w:tentative="1">
+      <w:start w:val="1"/>
+      <w:numFmt w:val="bullet"/>
+      <w:lvlText w:val="o"/>
+      <w:lvlJc w:val="left"/>
+      <w:pPr>
+        <w:tabs>
+          <w:tab w:val="num" w:pos="1440"/>
+        </w:tabs>
+        <w:ind w:left="1440" w:hanging="360"/>
+      </w:pPr>
+      <w:rPr>
+        <w:rFonts w:ascii="Courier New" w:hAnsi="Courier New" w:hint="default"/>
+        <w:sz w:val="20"/>
+      </w:rPr>
+    </w:lvl>
+    <w:lvl w:ilvl="2" w:tentative="1">
+      <w:start w:val="1"/>
+      <w:numFmt w:val="bullet"/>
+      <w:lvlText w:val=""/>
+      <w:lvlJc w:val="left"/>
+      <w:pPr>
+        <w:tabs>
+          <w:tab w:val="num" w:pos="2160"/>
+        </w:tabs>
+        <w:ind w:left="2160" w:hanging="360"/>
+      </w:pPr>
+      <w:rPr>
+        <w:rFonts w:ascii="Wingdings" w:hAnsi="Wingdings" w:hint="default"/>
+        <w:sz w:val="20"/>
+      </w:rPr>
+    </w:lvl>
+    <w:lvl w:ilvl="3" w:tentative="1">
+      <w:start w:val="1"/>
+      <w:numFmt w:val="bullet"/>
+      <w:lvlText w:val=""/>
+      <w:lvlJc w:val="left"/>
+      <w:pPr>
+        <w:tabs>
+          <w:tab w:val="num" w:pos="2880"/>
+        </w:tabs>
+        <w:ind w:left="2880" w:hanging="360"/>
+      </w:pPr>
+      <w:rPr>
+        <w:rFonts w:ascii="Wingdings" w:hAnsi="Wingdings" w:hint="default"/>
+        <w:sz w:val="20"/>
+      </w:rPr>
+    </w:lvl>
+    <w:lvl w:ilvl="4" w:tentative="1">
+      <w:start w:val="1"/>
+      <w:numFmt w:val="bullet"/>
+      <w:lvlText w:val=""/>
+      <w:lvlJc w:val="left"/>
+      <w:pPr>
+        <w:tabs>
+          <w:tab w:val="num" w:pos="3600"/>
+        </w:tabs>
+        <w:ind w:left="3600" w:hanging="360"/>
+      </w:pPr>
+      <w:rPr>
+        <w:rFonts w:ascii="Wingdings" w:hAnsi="Wingdings" w:hint="default"/>
+        <w:sz w:val="20"/>
+      </w:rPr>
+    </w:lvl>
+    <w:lvl w:ilvl="5" w:tentative="1">
+      <w:start w:val="1"/>
+      <w:numFmt w:val="bullet"/>
+      <w:lvlText w:val=""/>
+      <w:lvlJc w:val="left"/>
+      <w:pPr>
+        <w:tabs>
+          <w:tab w:val="num" w:pos="4320"/>
+        </w:tabs>
+        <w:ind w:left="4320" w:hanging="360"/>
+      </w:pPr>
+      <w:rPr>
+        <w:rFonts w:ascii="Wingdings" w:hAnsi="Wingdings" w:hint="default"/>
+        <w:sz w:val="20"/>
+      </w:rPr>
+    </w:lvl>
+    <w:lvl w:ilvl="6" w:tentative="1">
+      <w:start w:val="1"/>
+      <w:numFmt w:val="bullet"/>
+      <w:lvlText w:val=""/>
+      <w:lvlJc w:val="left"/>
+      <w:pPr>
+        <w:tabs>
+          <w:tab w:val="num" w:pos="5040"/>
+        </w:tabs>
+        <w:ind w:left="5040" w:hanging="360"/>
+      </w:pPr>
+      <w:rPr>
+        <w:rFonts w:ascii="Wingdings" w:hAnsi="Wingdings" w:hint="default"/>
+        <w:sz w:val="20"/>
+      </w:rPr>
+    </w:lvl>
+    <w:lvl w:ilvl="7" w:tentative="1">
+      <w:start w:val="1"/>
+      <w:numFmt w:val="bullet"/>
+      <w:lvlText w:val=""/>
+      <w:lvlJc w:val="left"/>
+      <w:pPr>
+        <w:tabs>
+          <w:tab w:val="num" w:pos="5760"/>
+        </w:tabs>
+        <w:ind w:left="5760" w:hanging="360"/>
+      </w:pPr>
+      <w:rPr>
+        <w:rFonts w:ascii="Wingdings" w:hAnsi="Wingdings" w:hint="default"/>
+        <w:sz w:val="20"/>
+      </w:rPr>
+    </w:lvl>
+    <w:lvl w:ilvl="8" w:tentative="1">
+      <w:start w:val="1"/>
+      <w:numFmt w:val="bullet"/>
+      <w:lvlText w:val=""/>
+      <w:lvlJc w:val="left"/>
+      <w:pPr>
+        <w:tabs>
+          <w:tab w:val="num" w:pos="6480"/>
+        </w:tabs>
+        <w:ind w:left="6480" w:hanging="360"/>
+      </w:pPr>
+      <w:rPr>
+        <w:rFonts w:ascii="Wingdings" w:hAnsi="Wingdings" w:hint="default"/>
+        <w:sz w:val="20"/>
+      </w:rPr>
+    </w:lvl>
+  </w:abstractNum>
+  <w:abstractNum w:abstractNumId="84" w15:restartNumberingAfterBreak="0">
     <w:nsid w:val="628566FA"/>
     <w:multiLevelType w:val="multilevel"/>
     <w:tmpl w:val="C576D23C"/>
@@ -25235,7 +28257,7 @@
       </w:rPr>
     </w:lvl>
   </w:abstractNum>
-  <w:abstractNum w:abstractNumId="70" w15:restartNumberingAfterBreak="0">
+  <w:abstractNum w:abstractNumId="85" w15:restartNumberingAfterBreak="0">
     <w:nsid w:val="628F4BF2"/>
     <w:multiLevelType w:val="multilevel"/>
     <w:tmpl w:val="A680F95C"/>
@@ -25384,7 +28406,7 @@
       </w:rPr>
     </w:lvl>
   </w:abstractNum>
-  <w:abstractNum w:abstractNumId="71" w15:restartNumberingAfterBreak="0">
+  <w:abstractNum w:abstractNumId="86" w15:restartNumberingAfterBreak="0">
     <w:nsid w:val="65C91593"/>
     <w:multiLevelType w:val="multilevel"/>
     <w:tmpl w:val="B8C27B96"/>
@@ -25533,7 +28555,7 @@
       </w:rPr>
     </w:lvl>
   </w:abstractNum>
-  <w:abstractNum w:abstractNumId="72" w15:restartNumberingAfterBreak="0">
+  <w:abstractNum w:abstractNumId="87" w15:restartNumberingAfterBreak="0">
     <w:nsid w:val="65FB269E"/>
     <w:multiLevelType w:val="multilevel"/>
     <w:tmpl w:val="E59ACD4A"/>
@@ -25682,7 +28704,7 @@
       </w:rPr>
     </w:lvl>
   </w:abstractNum>
-  <w:abstractNum w:abstractNumId="73" w15:restartNumberingAfterBreak="0">
+  <w:abstractNum w:abstractNumId="88" w15:restartNumberingAfterBreak="0">
     <w:nsid w:val="667B593B"/>
     <w:multiLevelType w:val="multilevel"/>
     <w:tmpl w:val="CE58BC76"/>
@@ -25831,7 +28853,7 @@
       </w:rPr>
     </w:lvl>
   </w:abstractNum>
-  <w:abstractNum w:abstractNumId="74" w15:restartNumberingAfterBreak="0">
+  <w:abstractNum w:abstractNumId="89" w15:restartNumberingAfterBreak="0">
     <w:nsid w:val="69F3676B"/>
     <w:multiLevelType w:val="multilevel"/>
     <w:tmpl w:val="6F324960"/>
@@ -25980,7 +29002,7 @@
       </w:rPr>
     </w:lvl>
   </w:abstractNum>
-  <w:abstractNum w:abstractNumId="75" w15:restartNumberingAfterBreak="0">
+  <w:abstractNum w:abstractNumId="90" w15:restartNumberingAfterBreak="0">
     <w:nsid w:val="6EBE3AC0"/>
     <w:multiLevelType w:val="multilevel"/>
     <w:tmpl w:val="1FFA36AC"/>
@@ -26129,7 +29151,7 @@
       </w:rPr>
     </w:lvl>
   </w:abstractNum>
-  <w:abstractNum w:abstractNumId="76" w15:restartNumberingAfterBreak="0">
+  <w:abstractNum w:abstractNumId="91" w15:restartNumberingAfterBreak="0">
     <w:nsid w:val="6EFD3537"/>
     <w:multiLevelType w:val="multilevel"/>
     <w:tmpl w:val="97C84188"/>
@@ -26278,7 +29300,7 @@
       </w:rPr>
     </w:lvl>
   </w:abstractNum>
-  <w:abstractNum w:abstractNumId="77" w15:restartNumberingAfterBreak="0">
+  <w:abstractNum w:abstractNumId="92" w15:restartNumberingAfterBreak="0">
     <w:nsid w:val="6F322895"/>
     <w:multiLevelType w:val="hybridMultilevel"/>
     <w:tmpl w:val="0E2649FC"/>
@@ -26391,7 +29413,7 @@
       </w:rPr>
     </w:lvl>
   </w:abstractNum>
-  <w:abstractNum w:abstractNumId="78" w15:restartNumberingAfterBreak="0">
+  <w:abstractNum w:abstractNumId="93" w15:restartNumberingAfterBreak="0">
     <w:nsid w:val="6F4737A3"/>
     <w:multiLevelType w:val="multilevel"/>
     <w:tmpl w:val="6EC638F4"/>
@@ -26540,7 +29562,7 @@
       </w:rPr>
     </w:lvl>
   </w:abstractNum>
-  <w:abstractNum w:abstractNumId="79" w15:restartNumberingAfterBreak="0">
+  <w:abstractNum w:abstractNumId="94" w15:restartNumberingAfterBreak="0">
     <w:nsid w:val="71B866B8"/>
     <w:multiLevelType w:val="multilevel"/>
     <w:tmpl w:val="D6A61A68"/>
@@ -26689,7 +29711,7 @@
       </w:rPr>
     </w:lvl>
   </w:abstractNum>
-  <w:abstractNum w:abstractNumId="80" w15:restartNumberingAfterBreak="0">
+  <w:abstractNum w:abstractNumId="95" w15:restartNumberingAfterBreak="0">
     <w:nsid w:val="71FE7096"/>
     <w:multiLevelType w:val="multilevel"/>
     <w:tmpl w:val="DB9A52BE"/>
@@ -26838,7 +29860,7 @@
       </w:rPr>
     </w:lvl>
   </w:abstractNum>
-  <w:abstractNum w:abstractNumId="81" w15:restartNumberingAfterBreak="0">
+  <w:abstractNum w:abstractNumId="96" w15:restartNumberingAfterBreak="0">
     <w:nsid w:val="72601284"/>
     <w:multiLevelType w:val="hybridMultilevel"/>
     <w:tmpl w:val="19AC3094"/>
@@ -26951,7 +29973,7 @@
       </w:rPr>
     </w:lvl>
   </w:abstractNum>
-  <w:abstractNum w:abstractNumId="82" w15:restartNumberingAfterBreak="0">
+  <w:abstractNum w:abstractNumId="97" w15:restartNumberingAfterBreak="0">
     <w:nsid w:val="74D4408F"/>
     <w:multiLevelType w:val="multilevel"/>
     <w:tmpl w:val="C854DE4A"/>
@@ -27100,7 +30122,7 @@
       </w:rPr>
     </w:lvl>
   </w:abstractNum>
-  <w:abstractNum w:abstractNumId="83" w15:restartNumberingAfterBreak="0">
+  <w:abstractNum w:abstractNumId="98" w15:restartNumberingAfterBreak="0">
     <w:nsid w:val="75854F38"/>
     <w:multiLevelType w:val="multilevel"/>
     <w:tmpl w:val="D5CED040"/>
@@ -27249,7 +30271,7 @@
       </w:rPr>
     </w:lvl>
   </w:abstractNum>
-  <w:abstractNum w:abstractNumId="84" w15:restartNumberingAfterBreak="0">
+  <w:abstractNum w:abstractNumId="99" w15:restartNumberingAfterBreak="0">
     <w:nsid w:val="758D06DE"/>
     <w:multiLevelType w:val="multilevel"/>
     <w:tmpl w:val="E59ACD4A"/>
@@ -27398,7 +30420,7 @@
       </w:rPr>
     </w:lvl>
   </w:abstractNum>
-  <w:abstractNum w:abstractNumId="85" w15:restartNumberingAfterBreak="0">
+  <w:abstractNum w:abstractNumId="100" w15:restartNumberingAfterBreak="0">
     <w:nsid w:val="761A133C"/>
     <w:multiLevelType w:val="multilevel"/>
     <w:tmpl w:val="0F382862"/>
@@ -27547,7 +30569,7 @@
       </w:rPr>
     </w:lvl>
   </w:abstractNum>
-  <w:abstractNum w:abstractNumId="86" w15:restartNumberingAfterBreak="0">
+  <w:abstractNum w:abstractNumId="101" w15:restartNumberingAfterBreak="0">
     <w:nsid w:val="76A27D4F"/>
     <w:multiLevelType w:val="multilevel"/>
     <w:tmpl w:val="1D745170"/>
@@ -27696,7 +30718,7 @@
       </w:rPr>
     </w:lvl>
   </w:abstractNum>
-  <w:abstractNum w:abstractNumId="87" w15:restartNumberingAfterBreak="0">
+  <w:abstractNum w:abstractNumId="102" w15:restartNumberingAfterBreak="0">
     <w:nsid w:val="778B709D"/>
     <w:multiLevelType w:val="multilevel"/>
     <w:tmpl w:val="E59ACD4A"/>
@@ -27845,7 +30867,156 @@
       </w:rPr>
     </w:lvl>
   </w:abstractNum>
-  <w:abstractNum w:abstractNumId="88" w15:restartNumberingAfterBreak="0">
+  <w:abstractNum w:abstractNumId="103" w15:restartNumberingAfterBreak="0">
+    <w:nsid w:val="7951752B"/>
+    <w:multiLevelType w:val="multilevel"/>
+    <w:tmpl w:val="E59ACD4A"/>
+    <w:lvl w:ilvl="0">
+      <w:start w:val="1"/>
+      <w:numFmt w:val="bullet"/>
+      <w:lvlText w:val=""/>
+      <w:lvlJc w:val="left"/>
+      <w:pPr>
+        <w:tabs>
+          <w:tab w:val="num" w:pos="720"/>
+        </w:tabs>
+        <w:ind w:left="720" w:hanging="360"/>
+      </w:pPr>
+      <w:rPr>
+        <w:rFonts w:ascii="Symbol" w:hAnsi="Symbol" w:hint="default"/>
+        <w:sz w:val="20"/>
+      </w:rPr>
+    </w:lvl>
+    <w:lvl w:ilvl="1" w:tentative="1">
+      <w:start w:val="1"/>
+      <w:numFmt w:val="bullet"/>
+      <w:lvlText w:val="o"/>
+      <w:lvlJc w:val="left"/>
+      <w:pPr>
+        <w:tabs>
+          <w:tab w:val="num" w:pos="1440"/>
+        </w:tabs>
+        <w:ind w:left="1440" w:hanging="360"/>
+      </w:pPr>
+      <w:rPr>
+        <w:rFonts w:ascii="Courier New" w:hAnsi="Courier New" w:hint="default"/>
+        <w:sz w:val="20"/>
+      </w:rPr>
+    </w:lvl>
+    <w:lvl w:ilvl="2" w:tentative="1">
+      <w:start w:val="1"/>
+      <w:numFmt w:val="bullet"/>
+      <w:lvlText w:val=""/>
+      <w:lvlJc w:val="left"/>
+      <w:pPr>
+        <w:tabs>
+          <w:tab w:val="num" w:pos="2160"/>
+        </w:tabs>
+        <w:ind w:left="2160" w:hanging="360"/>
+      </w:pPr>
+      <w:rPr>
+        <w:rFonts w:ascii="Wingdings" w:hAnsi="Wingdings" w:hint="default"/>
+        <w:sz w:val="20"/>
+      </w:rPr>
+    </w:lvl>
+    <w:lvl w:ilvl="3" w:tentative="1">
+      <w:start w:val="1"/>
+      <w:numFmt w:val="bullet"/>
+      <w:lvlText w:val=""/>
+      <w:lvlJc w:val="left"/>
+      <w:pPr>
+        <w:tabs>
+          <w:tab w:val="num" w:pos="2880"/>
+        </w:tabs>
+        <w:ind w:left="2880" w:hanging="360"/>
+      </w:pPr>
+      <w:rPr>
+        <w:rFonts w:ascii="Wingdings" w:hAnsi="Wingdings" w:hint="default"/>
+        <w:sz w:val="20"/>
+      </w:rPr>
+    </w:lvl>
+    <w:lvl w:ilvl="4" w:tentative="1">
+      <w:start w:val="1"/>
+      <w:numFmt w:val="bullet"/>
+      <w:lvlText w:val=""/>
+      <w:lvlJc w:val="left"/>
+      <w:pPr>
+        <w:tabs>
+          <w:tab w:val="num" w:pos="3600"/>
+        </w:tabs>
+        <w:ind w:left="3600" w:hanging="360"/>
+      </w:pPr>
+      <w:rPr>
+        <w:rFonts w:ascii="Wingdings" w:hAnsi="Wingdings" w:hint="default"/>
+        <w:sz w:val="20"/>
+      </w:rPr>
+    </w:lvl>
+    <w:lvl w:ilvl="5" w:tentative="1">
+      <w:start w:val="1"/>
+      <w:numFmt w:val="bullet"/>
+      <w:lvlText w:val=""/>
+      <w:lvlJc w:val="left"/>
+      <w:pPr>
+        <w:tabs>
+          <w:tab w:val="num" w:pos="4320"/>
+        </w:tabs>
+        <w:ind w:left="4320" w:hanging="360"/>
+      </w:pPr>
+      <w:rPr>
+        <w:rFonts w:ascii="Wingdings" w:hAnsi="Wingdings" w:hint="default"/>
+        <w:sz w:val="20"/>
+      </w:rPr>
+    </w:lvl>
+    <w:lvl w:ilvl="6" w:tentative="1">
+      <w:start w:val="1"/>
+      <w:numFmt w:val="bullet"/>
+      <w:lvlText w:val=""/>
+      <w:lvlJc w:val="left"/>
+      <w:pPr>
+        <w:tabs>
+          <w:tab w:val="num" w:pos="5040"/>
+        </w:tabs>
+        <w:ind w:left="5040" w:hanging="360"/>
+      </w:pPr>
+      <w:rPr>
+        <w:rFonts w:ascii="Wingdings" w:hAnsi="Wingdings" w:hint="default"/>
+        <w:sz w:val="20"/>
+      </w:rPr>
+    </w:lvl>
+    <w:lvl w:ilvl="7" w:tentative="1">
+      <w:start w:val="1"/>
+      <w:numFmt w:val="bullet"/>
+      <w:lvlText w:val=""/>
+      <w:lvlJc w:val="left"/>
+      <w:pPr>
+        <w:tabs>
+          <w:tab w:val="num" w:pos="5760"/>
+        </w:tabs>
+        <w:ind w:left="5760" w:hanging="360"/>
+      </w:pPr>
+      <w:rPr>
+        <w:rFonts w:ascii="Wingdings" w:hAnsi="Wingdings" w:hint="default"/>
+        <w:sz w:val="20"/>
+      </w:rPr>
+    </w:lvl>
+    <w:lvl w:ilvl="8" w:tentative="1">
+      <w:start w:val="1"/>
+      <w:numFmt w:val="bullet"/>
+      <w:lvlText w:val=""/>
+      <w:lvlJc w:val="left"/>
+      <w:pPr>
+        <w:tabs>
+          <w:tab w:val="num" w:pos="6480"/>
+        </w:tabs>
+        <w:ind w:left="6480" w:hanging="360"/>
+      </w:pPr>
+      <w:rPr>
+        <w:rFonts w:ascii="Wingdings" w:hAnsi="Wingdings" w:hint="default"/>
+        <w:sz w:val="20"/>
+      </w:rPr>
+    </w:lvl>
+  </w:abstractNum>
+  <w:abstractNum w:abstractNumId="104" w15:restartNumberingAfterBreak="0">
     <w:nsid w:val="796D1793"/>
     <w:multiLevelType w:val="hybridMultilevel"/>
     <w:tmpl w:val="2938CC24"/>
@@ -27958,7 +31129,7 @@
       </w:rPr>
     </w:lvl>
   </w:abstractNum>
-  <w:abstractNum w:abstractNumId="89" w15:restartNumberingAfterBreak="0">
+  <w:abstractNum w:abstractNumId="105" w15:restartNumberingAfterBreak="0">
     <w:nsid w:val="7A0A2BF8"/>
     <w:multiLevelType w:val="multilevel"/>
     <w:tmpl w:val="139229D4"/>
@@ -28107,7 +31278,7 @@
       </w:rPr>
     </w:lvl>
   </w:abstractNum>
-  <w:abstractNum w:abstractNumId="90" w15:restartNumberingAfterBreak="0">
+  <w:abstractNum w:abstractNumId="106" w15:restartNumberingAfterBreak="0">
     <w:nsid w:val="7A251DB5"/>
     <w:multiLevelType w:val="multilevel"/>
     <w:tmpl w:val="A60243AE"/>
@@ -28256,7 +31427,7 @@
       </w:rPr>
     </w:lvl>
   </w:abstractNum>
-  <w:abstractNum w:abstractNumId="91" w15:restartNumberingAfterBreak="0">
+  <w:abstractNum w:abstractNumId="107" w15:restartNumberingAfterBreak="0">
     <w:nsid w:val="7A2B27BF"/>
     <w:multiLevelType w:val="hybridMultilevel"/>
     <w:tmpl w:val="1B6C6C7E"/>
@@ -28369,7 +31540,7 @@
       </w:rPr>
     </w:lvl>
   </w:abstractNum>
-  <w:abstractNum w:abstractNumId="92" w15:restartNumberingAfterBreak="0">
+  <w:abstractNum w:abstractNumId="108" w15:restartNumberingAfterBreak="0">
     <w:nsid w:val="7C6F0D89"/>
     <w:multiLevelType w:val="multilevel"/>
     <w:tmpl w:val="F3E8C6DA"/>
@@ -28518,7 +31689,7 @@
       </w:rPr>
     </w:lvl>
   </w:abstractNum>
-  <w:abstractNum w:abstractNumId="93" w15:restartNumberingAfterBreak="0">
+  <w:abstractNum w:abstractNumId="109" w15:restartNumberingAfterBreak="0">
     <w:nsid w:val="7CC447D5"/>
     <w:multiLevelType w:val="multilevel"/>
     <w:tmpl w:val="F53EFE4C"/>
@@ -28667,7 +31838,7 @@
       </w:rPr>
     </w:lvl>
   </w:abstractNum>
-  <w:abstractNum w:abstractNumId="94" w15:restartNumberingAfterBreak="0">
+  <w:abstractNum w:abstractNumId="110" w15:restartNumberingAfterBreak="0">
     <w:nsid w:val="7DB559E2"/>
     <w:multiLevelType w:val="hybridMultilevel"/>
     <w:tmpl w:val="7780024C"/>
@@ -28780,7 +31951,7 @@
       </w:rPr>
     </w:lvl>
   </w:abstractNum>
-  <w:abstractNum w:abstractNumId="95" w15:restartNumberingAfterBreak="0">
+  <w:abstractNum w:abstractNumId="111" w15:restartNumberingAfterBreak="0">
     <w:nsid w:val="7E1B2E64"/>
     <w:multiLevelType w:val="hybridMultilevel"/>
     <w:tmpl w:val="E276480E"/>
@@ -28893,7 +32064,7 @@
       </w:rPr>
     </w:lvl>
   </w:abstractNum>
-  <w:abstractNum w:abstractNumId="96" w15:restartNumberingAfterBreak="0">
+  <w:abstractNum w:abstractNumId="112" w15:restartNumberingAfterBreak="0">
     <w:nsid w:val="7F007273"/>
     <w:multiLevelType w:val="multilevel"/>
     <w:tmpl w:val="F4D2AA58"/>
@@ -29043,295 +32214,343 @@
     </w:lvl>
   </w:abstractNum>
   <w:num w:numId="1" w16cid:durableId="448354519">
+    <w:abstractNumId w:val="58"/>
+  </w:num>
+  <w:num w:numId="2" w16cid:durableId="267277991">
+    <w:abstractNumId w:val="5"/>
+  </w:num>
+  <w:num w:numId="3" w16cid:durableId="2100128481">
+    <w:abstractNumId w:val="14"/>
+  </w:num>
+  <w:num w:numId="4" w16cid:durableId="1373382629">
+    <w:abstractNumId w:val="100"/>
+  </w:num>
+  <w:num w:numId="5" w16cid:durableId="1915696360">
+    <w:abstractNumId w:val="69"/>
+  </w:num>
+  <w:num w:numId="6" w16cid:durableId="44070181">
+    <w:abstractNumId w:val="29"/>
+  </w:num>
+  <w:num w:numId="7" w16cid:durableId="493452589">
+    <w:abstractNumId w:val="109"/>
+  </w:num>
+  <w:num w:numId="8" w16cid:durableId="925652620">
+    <w:abstractNumId w:val="91"/>
+  </w:num>
+  <w:num w:numId="9" w16cid:durableId="2105029407">
+    <w:abstractNumId w:val="106"/>
+  </w:num>
+  <w:num w:numId="10" w16cid:durableId="1322386189">
+    <w:abstractNumId w:val="80"/>
+  </w:num>
+  <w:num w:numId="11" w16cid:durableId="1145046778">
+    <w:abstractNumId w:val="52"/>
+  </w:num>
+  <w:num w:numId="12" w16cid:durableId="886575476">
+    <w:abstractNumId w:val="93"/>
+  </w:num>
+  <w:num w:numId="13" w16cid:durableId="434445510">
+    <w:abstractNumId w:val="73"/>
+  </w:num>
+  <w:num w:numId="14" w16cid:durableId="1548566209">
+    <w:abstractNumId w:val="33"/>
+  </w:num>
+  <w:num w:numId="15" w16cid:durableId="981039911">
+    <w:abstractNumId w:val="9"/>
+  </w:num>
+  <w:num w:numId="16" w16cid:durableId="1081374075">
+    <w:abstractNumId w:val="59"/>
+  </w:num>
+  <w:num w:numId="17" w16cid:durableId="1595045529">
+    <w:abstractNumId w:val="16"/>
+  </w:num>
+  <w:num w:numId="18" w16cid:durableId="2018923113">
+    <w:abstractNumId w:val="18"/>
+  </w:num>
+  <w:num w:numId="19" w16cid:durableId="113258773">
+    <w:abstractNumId w:val="66"/>
+  </w:num>
+  <w:num w:numId="20" w16cid:durableId="965312005">
+    <w:abstractNumId w:val="68"/>
+  </w:num>
+  <w:num w:numId="21" w16cid:durableId="343359711">
+    <w:abstractNumId w:val="111"/>
+  </w:num>
+  <w:num w:numId="22" w16cid:durableId="547838144">
+    <w:abstractNumId w:val="104"/>
+  </w:num>
+  <w:num w:numId="23" w16cid:durableId="1031033420">
+    <w:abstractNumId w:val="89"/>
+  </w:num>
+  <w:num w:numId="24" w16cid:durableId="519204185">
+    <w:abstractNumId w:val="45"/>
+  </w:num>
+  <w:num w:numId="25" w16cid:durableId="1706559306">
+    <w:abstractNumId w:val="76"/>
+  </w:num>
+  <w:num w:numId="26" w16cid:durableId="1050305727">
+    <w:abstractNumId w:val="54"/>
+  </w:num>
+  <w:num w:numId="27" w16cid:durableId="1439444620">
+    <w:abstractNumId w:val="67"/>
+  </w:num>
+  <w:num w:numId="28" w16cid:durableId="1831407804">
+    <w:abstractNumId w:val="11"/>
+  </w:num>
+  <w:num w:numId="29" w16cid:durableId="1777367443">
     <w:abstractNumId w:val="47"/>
   </w:num>
-  <w:num w:numId="2" w16cid:durableId="267277991">
-    <w:abstractNumId w:val="4"/>
+  <w:num w:numId="30" w16cid:durableId="479158040">
+    <w:abstractNumId w:val="97"/>
   </w:num>
-  <w:num w:numId="3" w16cid:durableId="2100128481">
-    <w:abstractNumId w:val="13"/>
-  </w:num>
-  <w:num w:numId="4" w16cid:durableId="1373382629">
-    <w:abstractNumId w:val="85"/>
-  </w:num>
-  <w:num w:numId="5" w16cid:durableId="1915696360">
-    <w:abstractNumId w:val="57"/>
-  </w:num>
-  <w:num w:numId="6" w16cid:durableId="44070181">
-    <w:abstractNumId w:val="23"/>
-  </w:num>
-  <w:num w:numId="7" w16cid:durableId="493452589">
-    <w:abstractNumId w:val="93"/>
-  </w:num>
-  <w:num w:numId="8" w16cid:durableId="925652620">
-    <w:abstractNumId w:val="76"/>
-  </w:num>
-  <w:num w:numId="9" w16cid:durableId="2105029407">
+  <w:num w:numId="31" w16cid:durableId="2026666882">
     <w:abstractNumId w:val="90"/>
   </w:num>
-  <w:num w:numId="10" w16cid:durableId="1322386189">
-    <w:abstractNumId w:val="66"/>
+  <w:num w:numId="32" w16cid:durableId="1640843127">
+    <w:abstractNumId w:val="98"/>
   </w:num>
-  <w:num w:numId="11" w16cid:durableId="1145046778">
-    <w:abstractNumId w:val="43"/>
+  <w:num w:numId="33" w16cid:durableId="83958067">
+    <w:abstractNumId w:val="51"/>
   </w:num>
-  <w:num w:numId="12" w16cid:durableId="886575476">
-    <w:abstractNumId w:val="78"/>
-  </w:num>
-  <w:num w:numId="13" w16cid:durableId="434445510">
-    <w:abstractNumId w:val="60"/>
-  </w:num>
-  <w:num w:numId="14" w16cid:durableId="1548566209">
-    <w:abstractNumId w:val="26"/>
-  </w:num>
-  <w:num w:numId="15" w16cid:durableId="981039911">
-    <w:abstractNumId w:val="8"/>
-  </w:num>
-  <w:num w:numId="16" w16cid:durableId="1081374075">
-    <w:abstractNumId w:val="48"/>
-  </w:num>
-  <w:num w:numId="17" w16cid:durableId="1595045529">
-    <w:abstractNumId w:val="15"/>
-  </w:num>
-  <w:num w:numId="18" w16cid:durableId="2018923113">
-    <w:abstractNumId w:val="17"/>
-  </w:num>
-  <w:num w:numId="19" w16cid:durableId="113258773">
-    <w:abstractNumId w:val="54"/>
-  </w:num>
-  <w:num w:numId="20" w16cid:durableId="965312005">
-    <w:abstractNumId w:val="56"/>
-  </w:num>
-  <w:num w:numId="21" w16cid:durableId="343359711">
+  <w:num w:numId="34" w16cid:durableId="1831871160">
     <w:abstractNumId w:val="95"/>
   </w:num>
-  <w:num w:numId="22" w16cid:durableId="547838144">
-    <w:abstractNumId w:val="88"/>
+  <w:num w:numId="35" w16cid:durableId="727649376">
+    <w:abstractNumId w:val="49"/>
   </w:num>
-  <w:num w:numId="23" w16cid:durableId="1031033420">
-    <w:abstractNumId w:val="74"/>
+  <w:num w:numId="36" w16cid:durableId="804392417">
+    <w:abstractNumId w:val="37"/>
   </w:num>
-  <w:num w:numId="24" w16cid:durableId="519204185">
-    <w:abstractNumId w:val="36"/>
+  <w:num w:numId="37" w16cid:durableId="2016688023">
+    <w:abstractNumId w:val="71"/>
   </w:num>
-  <w:num w:numId="25" w16cid:durableId="1706559306">
-    <w:abstractNumId w:val="62"/>
-  </w:num>
-  <w:num w:numId="26" w16cid:durableId="1050305727">
-    <w:abstractNumId w:val="45"/>
-  </w:num>
-  <w:num w:numId="27" w16cid:durableId="1439444620">
-    <w:abstractNumId w:val="55"/>
-  </w:num>
-  <w:num w:numId="28" w16cid:durableId="1831407804">
-    <w:abstractNumId w:val="10"/>
-  </w:num>
-  <w:num w:numId="29" w16cid:durableId="1777367443">
-    <w:abstractNumId w:val="38"/>
-  </w:num>
-  <w:num w:numId="30" w16cid:durableId="479158040">
-    <w:abstractNumId w:val="82"/>
-  </w:num>
-  <w:num w:numId="31" w16cid:durableId="2026666882">
-    <w:abstractNumId w:val="75"/>
-  </w:num>
-  <w:num w:numId="32" w16cid:durableId="1640843127">
-    <w:abstractNumId w:val="83"/>
-  </w:num>
-  <w:num w:numId="33" w16cid:durableId="83958067">
+  <w:num w:numId="38" w16cid:durableId="174225593">
     <w:abstractNumId w:val="42"/>
   </w:num>
-  <w:num w:numId="34" w16cid:durableId="1831871160">
-    <w:abstractNumId w:val="80"/>
-  </w:num>
-  <w:num w:numId="35" w16cid:durableId="727649376">
-    <w:abstractNumId w:val="40"/>
-  </w:num>
-  <w:num w:numId="36" w16cid:durableId="804392417">
-    <w:abstractNumId w:val="30"/>
-  </w:num>
-  <w:num w:numId="37" w16cid:durableId="2016688023">
-    <w:abstractNumId w:val="59"/>
-  </w:num>
-  <w:num w:numId="38" w16cid:durableId="174225593">
-    <w:abstractNumId w:val="33"/>
-  </w:num>
   <w:num w:numId="39" w16cid:durableId="1416510578">
-    <w:abstractNumId w:val="28"/>
+    <w:abstractNumId w:val="35"/>
   </w:num>
   <w:num w:numId="40" w16cid:durableId="1484666075">
-    <w:abstractNumId w:val="20"/>
+    <w:abstractNumId w:val="21"/>
   </w:num>
   <w:num w:numId="41" w16cid:durableId="844246322">
     <w:abstractNumId w:val="3"/>
   </w:num>
   <w:num w:numId="42" w16cid:durableId="937179671">
-    <w:abstractNumId w:val="12"/>
+    <w:abstractNumId w:val="13"/>
   </w:num>
   <w:num w:numId="43" w16cid:durableId="1671104138">
+    <w:abstractNumId w:val="53"/>
+  </w:num>
+  <w:num w:numId="44" w16cid:durableId="991250543">
+    <w:abstractNumId w:val="20"/>
+  </w:num>
+  <w:num w:numId="45" w16cid:durableId="57870292">
+    <w:abstractNumId w:val="75"/>
+  </w:num>
+  <w:num w:numId="46" w16cid:durableId="1132557770">
+    <w:abstractNumId w:val="112"/>
+  </w:num>
+  <w:num w:numId="47" w16cid:durableId="536357828">
+    <w:abstractNumId w:val="61"/>
+  </w:num>
+  <w:num w:numId="48" w16cid:durableId="604652666">
+    <w:abstractNumId w:val="50"/>
+  </w:num>
+  <w:num w:numId="49" w16cid:durableId="1565608183">
+    <w:abstractNumId w:val="81"/>
+  </w:num>
+  <w:num w:numId="50" w16cid:durableId="1160925032">
+    <w:abstractNumId w:val="27"/>
+  </w:num>
+  <w:num w:numId="51" w16cid:durableId="1074083402">
+    <w:abstractNumId w:val="63"/>
+  </w:num>
+  <w:num w:numId="52" w16cid:durableId="505705463">
+    <w:abstractNumId w:val="39"/>
+  </w:num>
+  <w:num w:numId="53" w16cid:durableId="1442798831">
+    <w:abstractNumId w:val="10"/>
+  </w:num>
+  <w:num w:numId="54" w16cid:durableId="1059288088">
+    <w:abstractNumId w:val="62"/>
+  </w:num>
+  <w:num w:numId="55" w16cid:durableId="1800486562">
     <w:abstractNumId w:val="44"/>
   </w:num>
-  <w:num w:numId="44" w16cid:durableId="991250543">
-    <w:abstractNumId w:val="19"/>
-  </w:num>
-  <w:num w:numId="45" w16cid:durableId="57870292">
-    <w:abstractNumId w:val="61"/>
-  </w:num>
-  <w:num w:numId="46" w16cid:durableId="1132557770">
-    <w:abstractNumId w:val="96"/>
-  </w:num>
-  <w:num w:numId="47" w16cid:durableId="536357828">
-    <w:abstractNumId w:val="49"/>
-  </w:num>
-  <w:num w:numId="48" w16cid:durableId="604652666">
-    <w:abstractNumId w:val="41"/>
-  </w:num>
-  <w:num w:numId="49" w16cid:durableId="1565608183">
-    <w:abstractNumId w:val="67"/>
-  </w:num>
-  <w:num w:numId="50" w16cid:durableId="1160925032">
-    <w:abstractNumId w:val="22"/>
-  </w:num>
-  <w:num w:numId="51" w16cid:durableId="1074083402">
-    <w:abstractNumId w:val="51"/>
-  </w:num>
-  <w:num w:numId="52" w16cid:durableId="505705463">
-    <w:abstractNumId w:val="32"/>
-  </w:num>
-  <w:num w:numId="53" w16cid:durableId="1442798831">
-    <w:abstractNumId w:val="9"/>
-  </w:num>
-  <w:num w:numId="54" w16cid:durableId="1059288088">
-    <w:abstractNumId w:val="50"/>
-  </w:num>
-  <w:num w:numId="55" w16cid:durableId="1800486562">
-    <w:abstractNumId w:val="35"/>
-  </w:num>
   <w:num w:numId="56" w16cid:durableId="145174008">
-    <w:abstractNumId w:val="21"/>
+    <w:abstractNumId w:val="23"/>
   </w:num>
   <w:num w:numId="57" w16cid:durableId="572786032">
-    <w:abstractNumId w:val="27"/>
+    <w:abstractNumId w:val="34"/>
   </w:num>
   <w:num w:numId="58" w16cid:durableId="1153330480">
-    <w:abstractNumId w:val="58"/>
+    <w:abstractNumId w:val="70"/>
   </w:num>
   <w:num w:numId="59" w16cid:durableId="1571041670">
-    <w:abstractNumId w:val="14"/>
+    <w:abstractNumId w:val="15"/>
   </w:num>
   <w:num w:numId="60" w16cid:durableId="1139416074">
-    <w:abstractNumId w:val="39"/>
+    <w:abstractNumId w:val="48"/>
   </w:num>
   <w:num w:numId="61" w16cid:durableId="95058015">
-    <w:abstractNumId w:val="92"/>
+    <w:abstractNumId w:val="108"/>
   </w:num>
   <w:num w:numId="62" w16cid:durableId="326058897">
     <w:abstractNumId w:val="2"/>
   </w:num>
   <w:num w:numId="63" w16cid:durableId="1822691731">
-    <w:abstractNumId w:val="63"/>
+    <w:abstractNumId w:val="77"/>
   </w:num>
   <w:num w:numId="64" w16cid:durableId="491482094">
-    <w:abstractNumId w:val="46"/>
+    <w:abstractNumId w:val="55"/>
   </w:num>
   <w:num w:numId="65" w16cid:durableId="624000986">
     <w:abstractNumId w:val="1"/>
   </w:num>
   <w:num w:numId="66" w16cid:durableId="1185247772">
-    <w:abstractNumId w:val="24"/>
+    <w:abstractNumId w:val="30"/>
   </w:num>
   <w:num w:numId="67" w16cid:durableId="1462265845">
-    <w:abstractNumId w:val="25"/>
+    <w:abstractNumId w:val="32"/>
   </w:num>
   <w:num w:numId="68" w16cid:durableId="39746174">
     <w:abstractNumId w:val="0"/>
   </w:num>
   <w:num w:numId="69" w16cid:durableId="842819424">
+    <w:abstractNumId w:val="94"/>
+  </w:num>
+  <w:num w:numId="70" w16cid:durableId="2118792854">
+    <w:abstractNumId w:val="84"/>
+  </w:num>
+  <w:num w:numId="71" w16cid:durableId="1506017899">
+    <w:abstractNumId w:val="101"/>
+  </w:num>
+  <w:num w:numId="72" w16cid:durableId="1922787855">
+    <w:abstractNumId w:val="85"/>
+  </w:num>
+  <w:num w:numId="73" w16cid:durableId="240912039">
+    <w:abstractNumId w:val="12"/>
+  </w:num>
+  <w:num w:numId="74" w16cid:durableId="2005474240">
+    <w:abstractNumId w:val="64"/>
+  </w:num>
+  <w:num w:numId="75" w16cid:durableId="297106655">
+    <w:abstractNumId w:val="65"/>
+  </w:num>
+  <w:num w:numId="76" w16cid:durableId="1263805218">
+    <w:abstractNumId w:val="88"/>
+  </w:num>
+  <w:num w:numId="77" w16cid:durableId="336930133">
+    <w:abstractNumId w:val="105"/>
+  </w:num>
+  <w:num w:numId="78" w16cid:durableId="1358193180">
+    <w:abstractNumId w:val="86"/>
+  </w:num>
+  <w:num w:numId="79" w16cid:durableId="611593919">
+    <w:abstractNumId w:val="19"/>
+  </w:num>
+  <w:num w:numId="80" w16cid:durableId="968242157">
+    <w:abstractNumId w:val="7"/>
+  </w:num>
+  <w:num w:numId="81" w16cid:durableId="1669598111">
+    <w:abstractNumId w:val="78"/>
+  </w:num>
+  <w:num w:numId="82" w16cid:durableId="729501046">
+    <w:abstractNumId w:val="110"/>
+  </w:num>
+  <w:num w:numId="83" w16cid:durableId="1432243327">
+    <w:abstractNumId w:val="92"/>
+  </w:num>
+  <w:num w:numId="84" w16cid:durableId="1673410959">
     <w:abstractNumId w:val="79"/>
   </w:num>
-  <w:num w:numId="70" w16cid:durableId="2118792854">
-    <w:abstractNumId w:val="69"/>
+  <w:num w:numId="85" w16cid:durableId="946810640">
+    <w:abstractNumId w:val="46"/>
   </w:num>
-  <w:num w:numId="71" w16cid:durableId="1506017899">
-    <w:abstractNumId w:val="86"/>
+  <w:num w:numId="86" w16cid:durableId="1698191965">
+    <w:abstractNumId w:val="96"/>
   </w:num>
-  <w:num w:numId="72" w16cid:durableId="1922787855">
-    <w:abstractNumId w:val="70"/>
+  <w:num w:numId="87" w16cid:durableId="1235510775">
+    <w:abstractNumId w:val="107"/>
   </w:num>
-  <w:num w:numId="73" w16cid:durableId="240912039">
-    <w:abstractNumId w:val="11"/>
+  <w:num w:numId="88" w16cid:durableId="653341763">
+    <w:abstractNumId w:val="17"/>
   </w:num>
-  <w:num w:numId="74" w16cid:durableId="2005474240">
-    <w:abstractNumId w:val="52"/>
+  <w:num w:numId="89" w16cid:durableId="42798808">
+    <w:abstractNumId w:val="38"/>
   </w:num>
-  <w:num w:numId="75" w16cid:durableId="297106655">
-    <w:abstractNumId w:val="53"/>
-  </w:num>
-  <w:num w:numId="76" w16cid:durableId="1263805218">
-    <w:abstractNumId w:val="73"/>
-  </w:num>
-  <w:num w:numId="77" w16cid:durableId="336930133">
-    <w:abstractNumId w:val="89"/>
-  </w:num>
-  <w:num w:numId="78" w16cid:durableId="1358193180">
-    <w:abstractNumId w:val="71"/>
-  </w:num>
-  <w:num w:numId="79" w16cid:durableId="611593919">
-    <w:abstractNumId w:val="18"/>
-  </w:num>
-  <w:num w:numId="80" w16cid:durableId="968242157">
+  <w:num w:numId="90" w16cid:durableId="942416611">
     <w:abstractNumId w:val="6"/>
   </w:num>
-  <w:num w:numId="81" w16cid:durableId="1669598111">
-    <w:abstractNumId w:val="64"/>
+  <w:num w:numId="91" w16cid:durableId="820850216">
+    <w:abstractNumId w:val="99"/>
   </w:num>
-  <w:num w:numId="82" w16cid:durableId="729501046">
-    <w:abstractNumId w:val="94"/>
+  <w:num w:numId="92" w16cid:durableId="689570362">
+    <w:abstractNumId w:val="8"/>
   </w:num>
-  <w:num w:numId="83" w16cid:durableId="1432243327">
-    <w:abstractNumId w:val="77"/>
+  <w:num w:numId="93" w16cid:durableId="1318530843">
+    <w:abstractNumId w:val="82"/>
   </w:num>
-  <w:num w:numId="84" w16cid:durableId="1673410959">
-    <w:abstractNumId w:val="65"/>
+  <w:num w:numId="94" w16cid:durableId="912815289">
+    <w:abstractNumId w:val="43"/>
   </w:num>
-  <w:num w:numId="85" w16cid:durableId="946810640">
-    <w:abstractNumId w:val="37"/>
+  <w:num w:numId="95" w16cid:durableId="1399938315">
+    <w:abstractNumId w:val="36"/>
   </w:num>
-  <w:num w:numId="86" w16cid:durableId="1698191965">
-    <w:abstractNumId w:val="81"/>
+  <w:num w:numId="96" w16cid:durableId="1205606347">
+    <w:abstractNumId w:val="102"/>
   </w:num>
-  <w:num w:numId="87" w16cid:durableId="1235510775">
-    <w:abstractNumId w:val="91"/>
+  <w:num w:numId="97" w16cid:durableId="1575240674">
+    <w:abstractNumId w:val="87"/>
   </w:num>
-  <w:num w:numId="88" w16cid:durableId="653341763">
-    <w:abstractNumId w:val="16"/>
+  <w:num w:numId="98" w16cid:durableId="1410348613">
+    <w:abstractNumId w:val="60"/>
   </w:num>
-  <w:num w:numId="89" w16cid:durableId="42798808">
+  <w:num w:numId="99" w16cid:durableId="795636647">
+    <w:abstractNumId w:val="22"/>
+  </w:num>
+  <w:num w:numId="100" w16cid:durableId="508762906">
+    <w:abstractNumId w:val="25"/>
+  </w:num>
+  <w:num w:numId="101" w16cid:durableId="1911620262">
+    <w:abstractNumId w:val="83"/>
+  </w:num>
+  <w:num w:numId="102" w16cid:durableId="643438013">
+    <w:abstractNumId w:val="57"/>
+  </w:num>
+  <w:num w:numId="103" w16cid:durableId="1690059665">
+    <w:abstractNumId w:val="24"/>
+  </w:num>
+  <w:num w:numId="104" w16cid:durableId="1172111590">
+    <w:abstractNumId w:val="74"/>
+  </w:num>
+  <w:num w:numId="105" w16cid:durableId="611009528">
+    <w:abstractNumId w:val="41"/>
+  </w:num>
+  <w:num w:numId="106" w16cid:durableId="1493258338">
+    <w:abstractNumId w:val="103"/>
+  </w:num>
+  <w:num w:numId="107" w16cid:durableId="621963302">
+    <w:abstractNumId w:val="4"/>
+  </w:num>
+  <w:num w:numId="108" w16cid:durableId="468089328">
+    <w:abstractNumId w:val="56"/>
+  </w:num>
+  <w:num w:numId="109" w16cid:durableId="1797871061">
+    <w:abstractNumId w:val="72"/>
+  </w:num>
+  <w:num w:numId="110" w16cid:durableId="1468205734">
+    <w:abstractNumId w:val="28"/>
+  </w:num>
+  <w:num w:numId="111" w16cid:durableId="1652128162">
     <w:abstractNumId w:val="31"/>
   </w:num>
-  <w:num w:numId="90" w16cid:durableId="942416611">
-    <w:abstractNumId w:val="5"/>
+  <w:num w:numId="112" w16cid:durableId="457995353">
+    <w:abstractNumId w:val="26"/>
   </w:num>
-  <w:num w:numId="91" w16cid:durableId="820850216">
-    <w:abstractNumId w:val="84"/>
-  </w:num>
-  <w:num w:numId="92" w16cid:durableId="689570362">
-    <w:abstractNumId w:val="7"/>
-  </w:num>
-  <w:num w:numId="93" w16cid:durableId="1318530843">
-    <w:abstractNumId w:val="68"/>
-  </w:num>
-  <w:num w:numId="94" w16cid:durableId="912815289">
-    <w:abstractNumId w:val="34"/>
-  </w:num>
-  <w:num w:numId="95" w16cid:durableId="1399938315">
-    <w:abstractNumId w:val="29"/>
-  </w:num>
-  <w:num w:numId="96" w16cid:durableId="1205606347">
-    <w:abstractNumId w:val="87"/>
-  </w:num>
-  <w:num w:numId="97" w16cid:durableId="1575240674">
-    <w:abstractNumId w:val="72"/>
+  <w:num w:numId="113" w16cid:durableId="542985859">
+    <w:abstractNumId w:val="40"/>
   </w:num>
   <w:numIdMacAtCleanup w:val="82"/>
 </w:numbering>

--- a/EOD update daily.docx
+++ b/EOD update daily.docx
@@ -16300,7 +16300,333 @@
         <w:t>29 files were affected and changed in the process might be we need to cherry pick.</w:t>
       </w:r>
     </w:p>
-    <w:p/>
+    <w:p>
+      <w:r>
+        <w:br w:type="page"/>
+      </w:r>
+    </w:p>
+    <w:p>
+      <w:pPr>
+        <w:pStyle w:val="Heading1"/>
+      </w:pPr>
+      <w:r>
+        <w:rPr>
+          <w:highlight w:val="yellow"/>
+        </w:rPr>
+        <w:lastRenderedPageBreak/>
+        <w:t xml:space="preserve">July </w:t>
+      </w:r>
+      <w:r>
+        <w:rPr>
+          <w:highlight w:val="yellow"/>
+        </w:rPr>
+        <w:t>1</w:t>
+      </w:r>
+      <w:r>
+        <w:rPr>
+          <w:highlight w:val="yellow"/>
+        </w:rPr>
+        <w:t>2</w:t>
+      </w:r>
+      <w:r>
+        <w:rPr>
+          <w:highlight w:val="yellow"/>
+        </w:rPr>
+        <w:t xml:space="preserve"> 2026 </w:t>
+      </w:r>
+      <w:r>
+        <w:rPr>
+          <w:highlight w:val="yellow"/>
+        </w:rPr>
+        <w:t>Friday</w:t>
+      </w:r>
+      <w:r>
+        <w:rPr>
+          <w:highlight w:val="yellow"/>
+        </w:rPr>
+        <w:t xml:space="preserve"> login:</w:t>
+      </w:r>
+      <w:r>
+        <w:rPr>
+          <w:highlight w:val="yellow"/>
+        </w:rPr>
+        <w:t xml:space="preserve"> </w:t>
+      </w:r>
+      <w:r>
+        <w:rPr>
+          <w:highlight w:val="yellow"/>
+        </w:rPr>
+        <w:t>8</w:t>
+      </w:r>
+      <w:r>
+        <w:rPr>
+          <w:highlight w:val="yellow"/>
+        </w:rPr>
+        <w:t>:</w:t>
+      </w:r>
+      <w:r>
+        <w:rPr>
+          <w:highlight w:val="yellow"/>
+        </w:rPr>
+        <w:t>52</w:t>
+      </w:r>
+      <w:r>
+        <w:rPr>
+          <w:highlight w:val="yellow"/>
+        </w:rPr>
+        <w:t>AM logout: 5:</w:t>
+      </w:r>
+      <w:r>
+        <w:rPr>
+          <w:highlight w:val="yellow"/>
+        </w:rPr>
+        <w:t>00</w:t>
+      </w:r>
+      <w:r>
+        <w:rPr>
+          <w:highlight w:val="yellow"/>
+        </w:rPr>
+        <w:t xml:space="preserve"> PM</w:t>
+      </w:r>
+    </w:p>
+    <w:p>
+      <w:r>
+        <w:t>Completed and organized the system documentation for the following modules and integrations:</w:t>
+      </w:r>
+    </w:p>
+    <w:p>
+      <w:pPr>
+        <w:numPr>
+          <w:ilvl w:val="0"/>
+          <w:numId w:val="114"/>
+        </w:numPr>
+      </w:pPr>
+      <w:r>
+        <w:t>Blog Module Documentation</w:t>
+      </w:r>
+    </w:p>
+    <w:p>
+      <w:pPr>
+        <w:numPr>
+          <w:ilvl w:val="0"/>
+          <w:numId w:val="114"/>
+        </w:numPr>
+      </w:pPr>
+      <w:r>
+        <w:t>Banner Module Integration</w:t>
+      </w:r>
+    </w:p>
+    <w:p>
+      <w:pPr>
+        <w:numPr>
+          <w:ilvl w:val="0"/>
+          <w:numId w:val="114"/>
+        </w:numPr>
+      </w:pPr>
+      <w:r>
+        <w:t>New Arrival Section Integration</w:t>
+      </w:r>
+    </w:p>
+    <w:p>
+      <w:pPr>
+        <w:numPr>
+          <w:ilvl w:val="0"/>
+          <w:numId w:val="114"/>
+        </w:numPr>
+      </w:pPr>
+      <w:r>
+        <w:t>New Launches Section Integration</w:t>
+      </w:r>
+    </w:p>
+    <w:p>
+      <w:pPr>
+        <w:numPr>
+          <w:ilvl w:val="0"/>
+          <w:numId w:val="114"/>
+        </w:numPr>
+      </w:pPr>
+      <w:r>
+        <w:t>Country-State-City-Suggestion Integration</w:t>
+      </w:r>
+    </w:p>
+    <w:p>
+      <w:pPr>
+        <w:numPr>
+          <w:ilvl w:val="0"/>
+          <w:numId w:val="114"/>
+        </w:numPr>
+      </w:pPr>
+      <w:r>
+        <w:t>Category Navigation Integration</w:t>
+      </w:r>
+    </w:p>
+    <w:p>
+      <w:pPr>
+        <w:numPr>
+          <w:ilvl w:val="0"/>
+          <w:numId w:val="114"/>
+        </w:numPr>
+      </w:pPr>
+      <w:r>
+        <w:t>FAQ Page Documentation</w:t>
+      </w:r>
+    </w:p>
+    <w:p>
+      <w:pPr>
+        <w:numPr>
+          <w:ilvl w:val="0"/>
+          <w:numId w:val="114"/>
+        </w:numPr>
+      </w:pPr>
+      <w:r>
+        <w:t>Service Section (Homepage)</w:t>
+      </w:r>
+    </w:p>
+    <w:p>
+      <w:pPr>
+        <w:rPr>
+          <w:b/>
+          <w:bCs/>
+        </w:rPr>
+      </w:pPr>
+      <w:r>
+        <w:rPr>
+          <w:b/>
+          <w:bCs/>
+        </w:rPr>
+        <w:t>Documentation Coverage</w:t>
+      </w:r>
+    </w:p>
+    <w:p>
+      <w:r>
+        <w:t>The documentation currently includes:</w:t>
+      </w:r>
+    </w:p>
+    <w:p>
+      <w:pPr>
+        <w:numPr>
+          <w:ilvl w:val="0"/>
+          <w:numId w:val="115"/>
+        </w:numPr>
+      </w:pPr>
+      <w:r>
+        <w:t>Table of Contents</w:t>
+      </w:r>
+    </w:p>
+    <w:p>
+      <w:pPr>
+        <w:numPr>
+          <w:ilvl w:val="0"/>
+          <w:numId w:val="115"/>
+        </w:numPr>
+      </w:pPr>
+      <w:r>
+        <w:t>Introduction</w:t>
+      </w:r>
+    </w:p>
+    <w:p>
+      <w:pPr>
+        <w:numPr>
+          <w:ilvl w:val="0"/>
+          <w:numId w:val="115"/>
+        </w:numPr>
+      </w:pPr>
+      <w:r>
+        <w:t>Features (where applicable)</w:t>
+      </w:r>
+    </w:p>
+    <w:p>
+      <w:pPr>
+        <w:numPr>
+          <w:ilvl w:val="0"/>
+          <w:numId w:val="115"/>
+        </w:numPr>
+      </w:pPr>
+      <w:r>
+        <w:t>System Architecture</w:t>
+      </w:r>
+    </w:p>
+    <w:p>
+      <w:pPr>
+        <w:numPr>
+          <w:ilvl w:val="0"/>
+          <w:numId w:val="115"/>
+        </w:numPr>
+      </w:pPr>
+      <w:r>
+        <w:t>Frontend Directory Architecture</w:t>
+      </w:r>
+    </w:p>
+    <w:p>
+      <w:pPr>
+        <w:numPr>
+          <w:ilvl w:val="0"/>
+          <w:numId w:val="115"/>
+        </w:numPr>
+      </w:pPr>
+      <w:r>
+        <w:t>System Workflow (where applicable)</w:t>
+      </w:r>
+    </w:p>
+    <w:p>
+      <w:pPr>
+        <w:numPr>
+          <w:ilvl w:val="0"/>
+          <w:numId w:val="115"/>
+        </w:numPr>
+      </w:pPr>
+      <w:r>
+        <w:t>API Documentation</w:t>
+      </w:r>
+    </w:p>
+    <w:p>
+      <w:pPr>
+        <w:numPr>
+          <w:ilvl w:val="0"/>
+          <w:numId w:val="115"/>
+        </w:numPr>
+      </w:pPr>
+      <w:r>
+        <w:t>Implementation details (where applicable)</w:t>
+      </w:r>
+    </w:p>
+    <w:p>
+      <w:pPr>
+        <w:rPr>
+          <w:b/>
+          <w:bCs/>
+        </w:rPr>
+      </w:pPr>
+      <w:r>
+        <w:rPr>
+          <w:b/>
+          <w:bCs/>
+        </w:rPr>
+        <w:t>Status</w:t>
+      </w:r>
+    </w:p>
+    <w:p>
+      <w:pPr>
+        <w:numPr>
+          <w:ilvl w:val="0"/>
+          <w:numId w:val="116"/>
+        </w:numPr>
+      </w:pPr>
+      <w:r>
+        <w:t>Documentation structure has been prepared and organized.</w:t>
+      </w:r>
+    </w:p>
+    <w:p>
+      <w:pPr>
+        <w:numPr>
+          <w:ilvl w:val="0"/>
+          <w:numId w:val="116"/>
+        </w:numPr>
+      </w:pPr>
+      <w:r>
+        <w:t>Core modules documented with their respective architecture and API details.</w:t>
+      </w:r>
+    </w:p>
     <w:sectPr>
       <w:pgSz w:w="12240" w:h="15840"/>
       <w:pgMar w:top="1440" w:right="1440" w:bottom="1440" w:left="1440" w:header="720" w:footer="720" w:gutter="0"/>
@@ -26316,6 +26642,155 @@
     </w:lvl>
   </w:abstractNum>
   <w:abstractNum w:abstractNumId="71" w15:restartNumberingAfterBreak="0">
+    <w:nsid w:val="49AE5A14"/>
+    <w:multiLevelType w:val="multilevel"/>
+    <w:tmpl w:val="EB0A818E"/>
+    <w:lvl w:ilvl="0">
+      <w:start w:val="1"/>
+      <w:numFmt w:val="bullet"/>
+      <w:lvlText w:val=""/>
+      <w:lvlJc w:val="left"/>
+      <w:pPr>
+        <w:tabs>
+          <w:tab w:val="num" w:pos="720"/>
+        </w:tabs>
+        <w:ind w:left="720" w:hanging="360"/>
+      </w:pPr>
+      <w:rPr>
+        <w:rFonts w:ascii="Symbol" w:hAnsi="Symbol" w:hint="default"/>
+        <w:sz w:val="20"/>
+      </w:rPr>
+    </w:lvl>
+    <w:lvl w:ilvl="1" w:tentative="1">
+      <w:start w:val="1"/>
+      <w:numFmt w:val="bullet"/>
+      <w:lvlText w:val="o"/>
+      <w:lvlJc w:val="left"/>
+      <w:pPr>
+        <w:tabs>
+          <w:tab w:val="num" w:pos="1440"/>
+        </w:tabs>
+        <w:ind w:left="1440" w:hanging="360"/>
+      </w:pPr>
+      <w:rPr>
+        <w:rFonts w:ascii="Courier New" w:hAnsi="Courier New" w:hint="default"/>
+        <w:sz w:val="20"/>
+      </w:rPr>
+    </w:lvl>
+    <w:lvl w:ilvl="2" w:tentative="1">
+      <w:start w:val="1"/>
+      <w:numFmt w:val="bullet"/>
+      <w:lvlText w:val=""/>
+      <w:lvlJc w:val="left"/>
+      <w:pPr>
+        <w:tabs>
+          <w:tab w:val="num" w:pos="2160"/>
+        </w:tabs>
+        <w:ind w:left="2160" w:hanging="360"/>
+      </w:pPr>
+      <w:rPr>
+        <w:rFonts w:ascii="Wingdings" w:hAnsi="Wingdings" w:hint="default"/>
+        <w:sz w:val="20"/>
+      </w:rPr>
+    </w:lvl>
+    <w:lvl w:ilvl="3" w:tentative="1">
+      <w:start w:val="1"/>
+      <w:numFmt w:val="bullet"/>
+      <w:lvlText w:val=""/>
+      <w:lvlJc w:val="left"/>
+      <w:pPr>
+        <w:tabs>
+          <w:tab w:val="num" w:pos="2880"/>
+        </w:tabs>
+        <w:ind w:left="2880" w:hanging="360"/>
+      </w:pPr>
+      <w:rPr>
+        <w:rFonts w:ascii="Wingdings" w:hAnsi="Wingdings" w:hint="default"/>
+        <w:sz w:val="20"/>
+      </w:rPr>
+    </w:lvl>
+    <w:lvl w:ilvl="4" w:tentative="1">
+      <w:start w:val="1"/>
+      <w:numFmt w:val="bullet"/>
+      <w:lvlText w:val=""/>
+      <w:lvlJc w:val="left"/>
+      <w:pPr>
+        <w:tabs>
+          <w:tab w:val="num" w:pos="3600"/>
+        </w:tabs>
+        <w:ind w:left="3600" w:hanging="360"/>
+      </w:pPr>
+      <w:rPr>
+        <w:rFonts w:ascii="Wingdings" w:hAnsi="Wingdings" w:hint="default"/>
+        <w:sz w:val="20"/>
+      </w:rPr>
+    </w:lvl>
+    <w:lvl w:ilvl="5" w:tentative="1">
+      <w:start w:val="1"/>
+      <w:numFmt w:val="bullet"/>
+      <w:lvlText w:val=""/>
+      <w:lvlJc w:val="left"/>
+      <w:pPr>
+        <w:tabs>
+          <w:tab w:val="num" w:pos="4320"/>
+        </w:tabs>
+        <w:ind w:left="4320" w:hanging="360"/>
+      </w:pPr>
+      <w:rPr>
+        <w:rFonts w:ascii="Wingdings" w:hAnsi="Wingdings" w:hint="default"/>
+        <w:sz w:val="20"/>
+      </w:rPr>
+    </w:lvl>
+    <w:lvl w:ilvl="6" w:tentative="1">
+      <w:start w:val="1"/>
+      <w:numFmt w:val="bullet"/>
+      <w:lvlText w:val=""/>
+      <w:lvlJc w:val="left"/>
+      <w:pPr>
+        <w:tabs>
+          <w:tab w:val="num" w:pos="5040"/>
+        </w:tabs>
+        <w:ind w:left="5040" w:hanging="360"/>
+      </w:pPr>
+      <w:rPr>
+        <w:rFonts w:ascii="Wingdings" w:hAnsi="Wingdings" w:hint="default"/>
+        <w:sz w:val="20"/>
+      </w:rPr>
+    </w:lvl>
+    <w:lvl w:ilvl="7" w:tentative="1">
+      <w:start w:val="1"/>
+      <w:numFmt w:val="bullet"/>
+      <w:lvlText w:val=""/>
+      <w:lvlJc w:val="left"/>
+      <w:pPr>
+        <w:tabs>
+          <w:tab w:val="num" w:pos="5760"/>
+        </w:tabs>
+        <w:ind w:left="5760" w:hanging="360"/>
+      </w:pPr>
+      <w:rPr>
+        <w:rFonts w:ascii="Wingdings" w:hAnsi="Wingdings" w:hint="default"/>
+        <w:sz w:val="20"/>
+      </w:rPr>
+    </w:lvl>
+    <w:lvl w:ilvl="8" w:tentative="1">
+      <w:start w:val="1"/>
+      <w:numFmt w:val="bullet"/>
+      <w:lvlText w:val=""/>
+      <w:lvlJc w:val="left"/>
+      <w:pPr>
+        <w:tabs>
+          <w:tab w:val="num" w:pos="6480"/>
+        </w:tabs>
+        <w:ind w:left="6480" w:hanging="360"/>
+      </w:pPr>
+      <w:rPr>
+        <w:rFonts w:ascii="Wingdings" w:hAnsi="Wingdings" w:hint="default"/>
+        <w:sz w:val="20"/>
+      </w:rPr>
+    </w:lvl>
+  </w:abstractNum>
+  <w:abstractNum w:abstractNumId="72" w15:restartNumberingAfterBreak="0">
     <w:nsid w:val="4A8D35E4"/>
     <w:multiLevelType w:val="hybridMultilevel"/>
     <w:tmpl w:val="35A2089C"/>
@@ -26428,7 +26903,7 @@
       </w:rPr>
     </w:lvl>
   </w:abstractNum>
-  <w:abstractNum w:abstractNumId="72" w15:restartNumberingAfterBreak="0">
+  <w:abstractNum w:abstractNumId="73" w15:restartNumberingAfterBreak="0">
     <w:nsid w:val="4B7811CC"/>
     <w:multiLevelType w:val="multilevel"/>
     <w:tmpl w:val="F3524126"/>
@@ -26577,7 +27052,7 @@
       </w:rPr>
     </w:lvl>
   </w:abstractNum>
-  <w:abstractNum w:abstractNumId="73" w15:restartNumberingAfterBreak="0">
+  <w:abstractNum w:abstractNumId="74" w15:restartNumberingAfterBreak="0">
     <w:nsid w:val="4B8865D9"/>
     <w:multiLevelType w:val="multilevel"/>
     <w:tmpl w:val="238E69C6"/>
@@ -26726,7 +27201,7 @@
       </w:rPr>
     </w:lvl>
   </w:abstractNum>
-  <w:abstractNum w:abstractNumId="74" w15:restartNumberingAfterBreak="0">
+  <w:abstractNum w:abstractNumId="75" w15:restartNumberingAfterBreak="0">
     <w:nsid w:val="4CEB2A84"/>
     <w:multiLevelType w:val="multilevel"/>
     <w:tmpl w:val="E59ACD4A"/>
@@ -26875,7 +27350,7 @@
       </w:rPr>
     </w:lvl>
   </w:abstractNum>
-  <w:abstractNum w:abstractNumId="75" w15:restartNumberingAfterBreak="0">
+  <w:abstractNum w:abstractNumId="76" w15:restartNumberingAfterBreak="0">
     <w:nsid w:val="4D161459"/>
     <w:multiLevelType w:val="multilevel"/>
     <w:tmpl w:val="C10436FE"/>
@@ -27024,7 +27499,7 @@
       </w:rPr>
     </w:lvl>
   </w:abstractNum>
-  <w:abstractNum w:abstractNumId="76" w15:restartNumberingAfterBreak="0">
+  <w:abstractNum w:abstractNumId="77" w15:restartNumberingAfterBreak="0">
     <w:nsid w:val="4DA44DE1"/>
     <w:multiLevelType w:val="multilevel"/>
     <w:tmpl w:val="EA649872"/>
@@ -27173,7 +27648,7 @@
       </w:rPr>
     </w:lvl>
   </w:abstractNum>
-  <w:abstractNum w:abstractNumId="77" w15:restartNumberingAfterBreak="0">
+  <w:abstractNum w:abstractNumId="78" w15:restartNumberingAfterBreak="0">
     <w:nsid w:val="507F6DDB"/>
     <w:multiLevelType w:val="multilevel"/>
     <w:tmpl w:val="644671D8"/>
@@ -27322,7 +27797,7 @@
       </w:rPr>
     </w:lvl>
   </w:abstractNum>
-  <w:abstractNum w:abstractNumId="78" w15:restartNumberingAfterBreak="0">
+  <w:abstractNum w:abstractNumId="79" w15:restartNumberingAfterBreak="0">
     <w:nsid w:val="5232184E"/>
     <w:multiLevelType w:val="multilevel"/>
     <w:tmpl w:val="16B80DA4"/>
@@ -27471,7 +27946,156 @@
       </w:rPr>
     </w:lvl>
   </w:abstractNum>
-  <w:abstractNum w:abstractNumId="79" w15:restartNumberingAfterBreak="0">
+  <w:abstractNum w:abstractNumId="80" w15:restartNumberingAfterBreak="0">
+    <w:nsid w:val="53052B2E"/>
+    <w:multiLevelType w:val="multilevel"/>
+    <w:tmpl w:val="8E306104"/>
+    <w:lvl w:ilvl="0">
+      <w:start w:val="1"/>
+      <w:numFmt w:val="bullet"/>
+      <w:lvlText w:val=""/>
+      <w:lvlJc w:val="left"/>
+      <w:pPr>
+        <w:tabs>
+          <w:tab w:val="num" w:pos="720"/>
+        </w:tabs>
+        <w:ind w:left="720" w:hanging="360"/>
+      </w:pPr>
+      <w:rPr>
+        <w:rFonts w:ascii="Symbol" w:hAnsi="Symbol" w:hint="default"/>
+        <w:sz w:val="20"/>
+      </w:rPr>
+    </w:lvl>
+    <w:lvl w:ilvl="1" w:tentative="1">
+      <w:start w:val="1"/>
+      <w:numFmt w:val="bullet"/>
+      <w:lvlText w:val="o"/>
+      <w:lvlJc w:val="left"/>
+      <w:pPr>
+        <w:tabs>
+          <w:tab w:val="num" w:pos="1440"/>
+        </w:tabs>
+        <w:ind w:left="1440" w:hanging="360"/>
+      </w:pPr>
+      <w:rPr>
+        <w:rFonts w:ascii="Courier New" w:hAnsi="Courier New" w:hint="default"/>
+        <w:sz w:val="20"/>
+      </w:rPr>
+    </w:lvl>
+    <w:lvl w:ilvl="2" w:tentative="1">
+      <w:start w:val="1"/>
+      <w:numFmt w:val="bullet"/>
+      <w:lvlText w:val=""/>
+      <w:lvlJc w:val="left"/>
+      <w:pPr>
+        <w:tabs>
+          <w:tab w:val="num" w:pos="2160"/>
+        </w:tabs>
+        <w:ind w:left="2160" w:hanging="360"/>
+      </w:pPr>
+      <w:rPr>
+        <w:rFonts w:ascii="Wingdings" w:hAnsi="Wingdings" w:hint="default"/>
+        <w:sz w:val="20"/>
+      </w:rPr>
+    </w:lvl>
+    <w:lvl w:ilvl="3" w:tentative="1">
+      <w:start w:val="1"/>
+      <w:numFmt w:val="bullet"/>
+      <w:lvlText w:val=""/>
+      <w:lvlJc w:val="left"/>
+      <w:pPr>
+        <w:tabs>
+          <w:tab w:val="num" w:pos="2880"/>
+        </w:tabs>
+        <w:ind w:left="2880" w:hanging="360"/>
+      </w:pPr>
+      <w:rPr>
+        <w:rFonts w:ascii="Wingdings" w:hAnsi="Wingdings" w:hint="default"/>
+        <w:sz w:val="20"/>
+      </w:rPr>
+    </w:lvl>
+    <w:lvl w:ilvl="4" w:tentative="1">
+      <w:start w:val="1"/>
+      <w:numFmt w:val="bullet"/>
+      <w:lvlText w:val=""/>
+      <w:lvlJc w:val="left"/>
+      <w:pPr>
+        <w:tabs>
+          <w:tab w:val="num" w:pos="3600"/>
+        </w:tabs>
+        <w:ind w:left="3600" w:hanging="360"/>
+      </w:pPr>
+      <w:rPr>
+        <w:rFonts w:ascii="Wingdings" w:hAnsi="Wingdings" w:hint="default"/>
+        <w:sz w:val="20"/>
+      </w:rPr>
+    </w:lvl>
+    <w:lvl w:ilvl="5" w:tentative="1">
+      <w:start w:val="1"/>
+      <w:numFmt w:val="bullet"/>
+      <w:lvlText w:val=""/>
+      <w:lvlJc w:val="left"/>
+      <w:pPr>
+        <w:tabs>
+          <w:tab w:val="num" w:pos="4320"/>
+        </w:tabs>
+        <w:ind w:left="4320" w:hanging="360"/>
+      </w:pPr>
+      <w:rPr>
+        <w:rFonts w:ascii="Wingdings" w:hAnsi="Wingdings" w:hint="default"/>
+        <w:sz w:val="20"/>
+      </w:rPr>
+    </w:lvl>
+    <w:lvl w:ilvl="6" w:tentative="1">
+      <w:start w:val="1"/>
+      <w:numFmt w:val="bullet"/>
+      <w:lvlText w:val=""/>
+      <w:lvlJc w:val="left"/>
+      <w:pPr>
+        <w:tabs>
+          <w:tab w:val="num" w:pos="5040"/>
+        </w:tabs>
+        <w:ind w:left="5040" w:hanging="360"/>
+      </w:pPr>
+      <w:rPr>
+        <w:rFonts w:ascii="Wingdings" w:hAnsi="Wingdings" w:hint="default"/>
+        <w:sz w:val="20"/>
+      </w:rPr>
+    </w:lvl>
+    <w:lvl w:ilvl="7" w:tentative="1">
+      <w:start w:val="1"/>
+      <w:numFmt w:val="bullet"/>
+      <w:lvlText w:val=""/>
+      <w:lvlJc w:val="left"/>
+      <w:pPr>
+        <w:tabs>
+          <w:tab w:val="num" w:pos="5760"/>
+        </w:tabs>
+        <w:ind w:left="5760" w:hanging="360"/>
+      </w:pPr>
+      <w:rPr>
+        <w:rFonts w:ascii="Wingdings" w:hAnsi="Wingdings" w:hint="default"/>
+        <w:sz w:val="20"/>
+      </w:rPr>
+    </w:lvl>
+    <w:lvl w:ilvl="8" w:tentative="1">
+      <w:start w:val="1"/>
+      <w:numFmt w:val="bullet"/>
+      <w:lvlText w:val=""/>
+      <w:lvlJc w:val="left"/>
+      <w:pPr>
+        <w:tabs>
+          <w:tab w:val="num" w:pos="6480"/>
+        </w:tabs>
+        <w:ind w:left="6480" w:hanging="360"/>
+      </w:pPr>
+      <w:rPr>
+        <w:rFonts w:ascii="Wingdings" w:hAnsi="Wingdings" w:hint="default"/>
+        <w:sz w:val="20"/>
+      </w:rPr>
+    </w:lvl>
+  </w:abstractNum>
+  <w:abstractNum w:abstractNumId="81" w15:restartNumberingAfterBreak="0">
     <w:nsid w:val="53C03E13"/>
     <w:multiLevelType w:val="hybridMultilevel"/>
     <w:tmpl w:val="83FCBC06"/>
@@ -27584,7 +28208,7 @@
       </w:rPr>
     </w:lvl>
   </w:abstractNum>
-  <w:abstractNum w:abstractNumId="80" w15:restartNumberingAfterBreak="0">
+  <w:abstractNum w:abstractNumId="82" w15:restartNumberingAfterBreak="0">
     <w:nsid w:val="5A897983"/>
     <w:multiLevelType w:val="multilevel"/>
     <w:tmpl w:val="F05C9280"/>
@@ -27733,7 +28357,7 @@
       </w:rPr>
     </w:lvl>
   </w:abstractNum>
-  <w:abstractNum w:abstractNumId="81" w15:restartNumberingAfterBreak="0">
+  <w:abstractNum w:abstractNumId="83" w15:restartNumberingAfterBreak="0">
     <w:nsid w:val="5DD73975"/>
     <w:multiLevelType w:val="hybridMultilevel"/>
     <w:tmpl w:val="F3C8F606"/>
@@ -27846,7 +28470,7 @@
       </w:rPr>
     </w:lvl>
   </w:abstractNum>
-  <w:abstractNum w:abstractNumId="82" w15:restartNumberingAfterBreak="0">
+  <w:abstractNum w:abstractNumId="84" w15:restartNumberingAfterBreak="0">
     <w:nsid w:val="5F5C0D48"/>
     <w:multiLevelType w:val="hybridMultilevel"/>
     <w:tmpl w:val="57C8007E"/>
@@ -27959,7 +28583,7 @@
       </w:rPr>
     </w:lvl>
   </w:abstractNum>
-  <w:abstractNum w:abstractNumId="83" w15:restartNumberingAfterBreak="0">
+  <w:abstractNum w:abstractNumId="85" w15:restartNumberingAfterBreak="0">
     <w:nsid w:val="61EC5C73"/>
     <w:multiLevelType w:val="multilevel"/>
     <w:tmpl w:val="E59ACD4A"/>
@@ -28108,7 +28732,7 @@
       </w:rPr>
     </w:lvl>
   </w:abstractNum>
-  <w:abstractNum w:abstractNumId="84" w15:restartNumberingAfterBreak="0">
+  <w:abstractNum w:abstractNumId="86" w15:restartNumberingAfterBreak="0">
     <w:nsid w:val="628566FA"/>
     <w:multiLevelType w:val="multilevel"/>
     <w:tmpl w:val="C576D23C"/>
@@ -28257,7 +28881,7 @@
       </w:rPr>
     </w:lvl>
   </w:abstractNum>
-  <w:abstractNum w:abstractNumId="85" w15:restartNumberingAfterBreak="0">
+  <w:abstractNum w:abstractNumId="87" w15:restartNumberingAfterBreak="0">
     <w:nsid w:val="628F4BF2"/>
     <w:multiLevelType w:val="multilevel"/>
     <w:tmpl w:val="A680F95C"/>
@@ -28406,7 +29030,7 @@
       </w:rPr>
     </w:lvl>
   </w:abstractNum>
-  <w:abstractNum w:abstractNumId="86" w15:restartNumberingAfterBreak="0">
+  <w:abstractNum w:abstractNumId="88" w15:restartNumberingAfterBreak="0">
     <w:nsid w:val="65C91593"/>
     <w:multiLevelType w:val="multilevel"/>
     <w:tmpl w:val="B8C27B96"/>
@@ -28555,7 +29179,7 @@
       </w:rPr>
     </w:lvl>
   </w:abstractNum>
-  <w:abstractNum w:abstractNumId="87" w15:restartNumberingAfterBreak="0">
+  <w:abstractNum w:abstractNumId="89" w15:restartNumberingAfterBreak="0">
     <w:nsid w:val="65FB269E"/>
     <w:multiLevelType w:val="multilevel"/>
     <w:tmpl w:val="E59ACD4A"/>
@@ -28704,7 +29328,7 @@
       </w:rPr>
     </w:lvl>
   </w:abstractNum>
-  <w:abstractNum w:abstractNumId="88" w15:restartNumberingAfterBreak="0">
+  <w:abstractNum w:abstractNumId="90" w15:restartNumberingAfterBreak="0">
     <w:nsid w:val="667B593B"/>
     <w:multiLevelType w:val="multilevel"/>
     <w:tmpl w:val="CE58BC76"/>
@@ -28853,7 +29477,7 @@
       </w:rPr>
     </w:lvl>
   </w:abstractNum>
-  <w:abstractNum w:abstractNumId="89" w15:restartNumberingAfterBreak="0">
+  <w:abstractNum w:abstractNumId="91" w15:restartNumberingAfterBreak="0">
     <w:nsid w:val="69F3676B"/>
     <w:multiLevelType w:val="multilevel"/>
     <w:tmpl w:val="6F324960"/>
@@ -29002,7 +29626,7 @@
       </w:rPr>
     </w:lvl>
   </w:abstractNum>
-  <w:abstractNum w:abstractNumId="90" w15:restartNumberingAfterBreak="0">
+  <w:abstractNum w:abstractNumId="92" w15:restartNumberingAfterBreak="0">
     <w:nsid w:val="6EBE3AC0"/>
     <w:multiLevelType w:val="multilevel"/>
     <w:tmpl w:val="1FFA36AC"/>
@@ -29151,7 +29775,7 @@
       </w:rPr>
     </w:lvl>
   </w:abstractNum>
-  <w:abstractNum w:abstractNumId="91" w15:restartNumberingAfterBreak="0">
+  <w:abstractNum w:abstractNumId="93" w15:restartNumberingAfterBreak="0">
     <w:nsid w:val="6EFD3537"/>
     <w:multiLevelType w:val="multilevel"/>
     <w:tmpl w:val="97C84188"/>
@@ -29300,7 +29924,7 @@
       </w:rPr>
     </w:lvl>
   </w:abstractNum>
-  <w:abstractNum w:abstractNumId="92" w15:restartNumberingAfterBreak="0">
+  <w:abstractNum w:abstractNumId="94" w15:restartNumberingAfterBreak="0">
     <w:nsid w:val="6F322895"/>
     <w:multiLevelType w:val="hybridMultilevel"/>
     <w:tmpl w:val="0E2649FC"/>
@@ -29413,7 +30037,7 @@
       </w:rPr>
     </w:lvl>
   </w:abstractNum>
-  <w:abstractNum w:abstractNumId="93" w15:restartNumberingAfterBreak="0">
+  <w:abstractNum w:abstractNumId="95" w15:restartNumberingAfterBreak="0">
     <w:nsid w:val="6F4737A3"/>
     <w:multiLevelType w:val="multilevel"/>
     <w:tmpl w:val="6EC638F4"/>
@@ -29562,7 +30186,7 @@
       </w:rPr>
     </w:lvl>
   </w:abstractNum>
-  <w:abstractNum w:abstractNumId="94" w15:restartNumberingAfterBreak="0">
+  <w:abstractNum w:abstractNumId="96" w15:restartNumberingAfterBreak="0">
     <w:nsid w:val="71B866B8"/>
     <w:multiLevelType w:val="multilevel"/>
     <w:tmpl w:val="D6A61A68"/>
@@ -29711,7 +30335,7 @@
       </w:rPr>
     </w:lvl>
   </w:abstractNum>
-  <w:abstractNum w:abstractNumId="95" w15:restartNumberingAfterBreak="0">
+  <w:abstractNum w:abstractNumId="97" w15:restartNumberingAfterBreak="0">
     <w:nsid w:val="71FE7096"/>
     <w:multiLevelType w:val="multilevel"/>
     <w:tmpl w:val="DB9A52BE"/>
@@ -29860,7 +30484,7 @@
       </w:rPr>
     </w:lvl>
   </w:abstractNum>
-  <w:abstractNum w:abstractNumId="96" w15:restartNumberingAfterBreak="0">
+  <w:abstractNum w:abstractNumId="98" w15:restartNumberingAfterBreak="0">
     <w:nsid w:val="72601284"/>
     <w:multiLevelType w:val="hybridMultilevel"/>
     <w:tmpl w:val="19AC3094"/>
@@ -29973,7 +30597,7 @@
       </w:rPr>
     </w:lvl>
   </w:abstractNum>
-  <w:abstractNum w:abstractNumId="97" w15:restartNumberingAfterBreak="0">
+  <w:abstractNum w:abstractNumId="99" w15:restartNumberingAfterBreak="0">
     <w:nsid w:val="74D4408F"/>
     <w:multiLevelType w:val="multilevel"/>
     <w:tmpl w:val="C854DE4A"/>
@@ -30122,7 +30746,7 @@
       </w:rPr>
     </w:lvl>
   </w:abstractNum>
-  <w:abstractNum w:abstractNumId="98" w15:restartNumberingAfterBreak="0">
+  <w:abstractNum w:abstractNumId="100" w15:restartNumberingAfterBreak="0">
     <w:nsid w:val="75854F38"/>
     <w:multiLevelType w:val="multilevel"/>
     <w:tmpl w:val="D5CED040"/>
@@ -30271,7 +30895,7 @@
       </w:rPr>
     </w:lvl>
   </w:abstractNum>
-  <w:abstractNum w:abstractNumId="99" w15:restartNumberingAfterBreak="0">
+  <w:abstractNum w:abstractNumId="101" w15:restartNumberingAfterBreak="0">
     <w:nsid w:val="758D06DE"/>
     <w:multiLevelType w:val="multilevel"/>
     <w:tmpl w:val="E59ACD4A"/>
@@ -30420,7 +31044,7 @@
       </w:rPr>
     </w:lvl>
   </w:abstractNum>
-  <w:abstractNum w:abstractNumId="100" w15:restartNumberingAfterBreak="0">
+  <w:abstractNum w:abstractNumId="102" w15:restartNumberingAfterBreak="0">
     <w:nsid w:val="761A133C"/>
     <w:multiLevelType w:val="multilevel"/>
     <w:tmpl w:val="0F382862"/>
@@ -30569,7 +31193,7 @@
       </w:rPr>
     </w:lvl>
   </w:abstractNum>
-  <w:abstractNum w:abstractNumId="101" w15:restartNumberingAfterBreak="0">
+  <w:abstractNum w:abstractNumId="103" w15:restartNumberingAfterBreak="0">
     <w:nsid w:val="76A27D4F"/>
     <w:multiLevelType w:val="multilevel"/>
     <w:tmpl w:val="1D745170"/>
@@ -30718,7 +31342,7 @@
       </w:rPr>
     </w:lvl>
   </w:abstractNum>
-  <w:abstractNum w:abstractNumId="102" w15:restartNumberingAfterBreak="0">
+  <w:abstractNum w:abstractNumId="104" w15:restartNumberingAfterBreak="0">
     <w:nsid w:val="778B709D"/>
     <w:multiLevelType w:val="multilevel"/>
     <w:tmpl w:val="E59ACD4A"/>
@@ -30867,7 +31491,7 @@
       </w:rPr>
     </w:lvl>
   </w:abstractNum>
-  <w:abstractNum w:abstractNumId="103" w15:restartNumberingAfterBreak="0">
+  <w:abstractNum w:abstractNumId="105" w15:restartNumberingAfterBreak="0">
     <w:nsid w:val="7951752B"/>
     <w:multiLevelType w:val="multilevel"/>
     <w:tmpl w:val="E59ACD4A"/>
@@ -31016,7 +31640,7 @@
       </w:rPr>
     </w:lvl>
   </w:abstractNum>
-  <w:abstractNum w:abstractNumId="104" w15:restartNumberingAfterBreak="0">
+  <w:abstractNum w:abstractNumId="106" w15:restartNumberingAfterBreak="0">
     <w:nsid w:val="796D1793"/>
     <w:multiLevelType w:val="hybridMultilevel"/>
     <w:tmpl w:val="2938CC24"/>
@@ -31129,7 +31753,7 @@
       </w:rPr>
     </w:lvl>
   </w:abstractNum>
-  <w:abstractNum w:abstractNumId="105" w15:restartNumberingAfterBreak="0">
+  <w:abstractNum w:abstractNumId="107" w15:restartNumberingAfterBreak="0">
     <w:nsid w:val="7A0A2BF8"/>
     <w:multiLevelType w:val="multilevel"/>
     <w:tmpl w:val="139229D4"/>
@@ -31278,7 +31902,7 @@
       </w:rPr>
     </w:lvl>
   </w:abstractNum>
-  <w:abstractNum w:abstractNumId="106" w15:restartNumberingAfterBreak="0">
+  <w:abstractNum w:abstractNumId="108" w15:restartNumberingAfterBreak="0">
     <w:nsid w:val="7A251DB5"/>
     <w:multiLevelType w:val="multilevel"/>
     <w:tmpl w:val="A60243AE"/>
@@ -31427,7 +32051,7 @@
       </w:rPr>
     </w:lvl>
   </w:abstractNum>
-  <w:abstractNum w:abstractNumId="107" w15:restartNumberingAfterBreak="0">
+  <w:abstractNum w:abstractNumId="109" w15:restartNumberingAfterBreak="0">
     <w:nsid w:val="7A2B27BF"/>
     <w:multiLevelType w:val="hybridMultilevel"/>
     <w:tmpl w:val="1B6C6C7E"/>
@@ -31540,7 +32164,156 @@
       </w:rPr>
     </w:lvl>
   </w:abstractNum>
-  <w:abstractNum w:abstractNumId="108" w15:restartNumberingAfterBreak="0">
+  <w:abstractNum w:abstractNumId="110" w15:restartNumberingAfterBreak="0">
+    <w:nsid w:val="7BF40956"/>
+    <w:multiLevelType w:val="multilevel"/>
+    <w:tmpl w:val="B7D87A94"/>
+    <w:lvl w:ilvl="0">
+      <w:start w:val="1"/>
+      <w:numFmt w:val="bullet"/>
+      <w:lvlText w:val=""/>
+      <w:lvlJc w:val="left"/>
+      <w:pPr>
+        <w:tabs>
+          <w:tab w:val="num" w:pos="720"/>
+        </w:tabs>
+        <w:ind w:left="720" w:hanging="360"/>
+      </w:pPr>
+      <w:rPr>
+        <w:rFonts w:ascii="Symbol" w:hAnsi="Symbol" w:hint="default"/>
+        <w:sz w:val="20"/>
+      </w:rPr>
+    </w:lvl>
+    <w:lvl w:ilvl="1" w:tentative="1">
+      <w:start w:val="1"/>
+      <w:numFmt w:val="bullet"/>
+      <w:lvlText w:val="o"/>
+      <w:lvlJc w:val="left"/>
+      <w:pPr>
+        <w:tabs>
+          <w:tab w:val="num" w:pos="1440"/>
+        </w:tabs>
+        <w:ind w:left="1440" w:hanging="360"/>
+      </w:pPr>
+      <w:rPr>
+        <w:rFonts w:ascii="Courier New" w:hAnsi="Courier New" w:hint="default"/>
+        <w:sz w:val="20"/>
+      </w:rPr>
+    </w:lvl>
+    <w:lvl w:ilvl="2" w:tentative="1">
+      <w:start w:val="1"/>
+      <w:numFmt w:val="bullet"/>
+      <w:lvlText w:val=""/>
+      <w:lvlJc w:val="left"/>
+      <w:pPr>
+        <w:tabs>
+          <w:tab w:val="num" w:pos="2160"/>
+        </w:tabs>
+        <w:ind w:left="2160" w:hanging="360"/>
+      </w:pPr>
+      <w:rPr>
+        <w:rFonts w:ascii="Wingdings" w:hAnsi="Wingdings" w:hint="default"/>
+        <w:sz w:val="20"/>
+      </w:rPr>
+    </w:lvl>
+    <w:lvl w:ilvl="3" w:tentative="1">
+      <w:start w:val="1"/>
+      <w:numFmt w:val="bullet"/>
+      <w:lvlText w:val=""/>
+      <w:lvlJc w:val="left"/>
+      <w:pPr>
+        <w:tabs>
+          <w:tab w:val="num" w:pos="2880"/>
+        </w:tabs>
+        <w:ind w:left="2880" w:hanging="360"/>
+      </w:pPr>
+      <w:rPr>
+        <w:rFonts w:ascii="Wingdings" w:hAnsi="Wingdings" w:hint="default"/>
+        <w:sz w:val="20"/>
+      </w:rPr>
+    </w:lvl>
+    <w:lvl w:ilvl="4" w:tentative="1">
+      <w:start w:val="1"/>
+      <w:numFmt w:val="bullet"/>
+      <w:lvlText w:val=""/>
+      <w:lvlJc w:val="left"/>
+      <w:pPr>
+        <w:tabs>
+          <w:tab w:val="num" w:pos="3600"/>
+        </w:tabs>
+        <w:ind w:left="3600" w:hanging="360"/>
+      </w:pPr>
+      <w:rPr>
+        <w:rFonts w:ascii="Wingdings" w:hAnsi="Wingdings" w:hint="default"/>
+        <w:sz w:val="20"/>
+      </w:rPr>
+    </w:lvl>
+    <w:lvl w:ilvl="5" w:tentative="1">
+      <w:start w:val="1"/>
+      <w:numFmt w:val="bullet"/>
+      <w:lvlText w:val=""/>
+      <w:lvlJc w:val="left"/>
+      <w:pPr>
+        <w:tabs>
+          <w:tab w:val="num" w:pos="4320"/>
+        </w:tabs>
+        <w:ind w:left="4320" w:hanging="360"/>
+      </w:pPr>
+      <w:rPr>
+        <w:rFonts w:ascii="Wingdings" w:hAnsi="Wingdings" w:hint="default"/>
+        <w:sz w:val="20"/>
+      </w:rPr>
+    </w:lvl>
+    <w:lvl w:ilvl="6" w:tentative="1">
+      <w:start w:val="1"/>
+      <w:numFmt w:val="bullet"/>
+      <w:lvlText w:val=""/>
+      <w:lvlJc w:val="left"/>
+      <w:pPr>
+        <w:tabs>
+          <w:tab w:val="num" w:pos="5040"/>
+        </w:tabs>
+        <w:ind w:left="5040" w:hanging="360"/>
+      </w:pPr>
+      <w:rPr>
+        <w:rFonts w:ascii="Wingdings" w:hAnsi="Wingdings" w:hint="default"/>
+        <w:sz w:val="20"/>
+      </w:rPr>
+    </w:lvl>
+    <w:lvl w:ilvl="7" w:tentative="1">
+      <w:start w:val="1"/>
+      <w:numFmt w:val="bullet"/>
+      <w:lvlText w:val=""/>
+      <w:lvlJc w:val="left"/>
+      <w:pPr>
+        <w:tabs>
+          <w:tab w:val="num" w:pos="5760"/>
+        </w:tabs>
+        <w:ind w:left="5760" w:hanging="360"/>
+      </w:pPr>
+      <w:rPr>
+        <w:rFonts w:ascii="Wingdings" w:hAnsi="Wingdings" w:hint="default"/>
+        <w:sz w:val="20"/>
+      </w:rPr>
+    </w:lvl>
+    <w:lvl w:ilvl="8" w:tentative="1">
+      <w:start w:val="1"/>
+      <w:numFmt w:val="bullet"/>
+      <w:lvlText w:val=""/>
+      <w:lvlJc w:val="left"/>
+      <w:pPr>
+        <w:tabs>
+          <w:tab w:val="num" w:pos="6480"/>
+        </w:tabs>
+        <w:ind w:left="6480" w:hanging="360"/>
+      </w:pPr>
+      <w:rPr>
+        <w:rFonts w:ascii="Wingdings" w:hAnsi="Wingdings" w:hint="default"/>
+        <w:sz w:val="20"/>
+      </w:rPr>
+    </w:lvl>
+  </w:abstractNum>
+  <w:abstractNum w:abstractNumId="111" w15:restartNumberingAfterBreak="0">
     <w:nsid w:val="7C6F0D89"/>
     <w:multiLevelType w:val="multilevel"/>
     <w:tmpl w:val="F3E8C6DA"/>
@@ -31689,7 +32462,7 @@
       </w:rPr>
     </w:lvl>
   </w:abstractNum>
-  <w:abstractNum w:abstractNumId="109" w15:restartNumberingAfterBreak="0">
+  <w:abstractNum w:abstractNumId="112" w15:restartNumberingAfterBreak="0">
     <w:nsid w:val="7CC447D5"/>
     <w:multiLevelType w:val="multilevel"/>
     <w:tmpl w:val="F53EFE4C"/>
@@ -31838,7 +32611,7 @@
       </w:rPr>
     </w:lvl>
   </w:abstractNum>
-  <w:abstractNum w:abstractNumId="110" w15:restartNumberingAfterBreak="0">
+  <w:abstractNum w:abstractNumId="113" w15:restartNumberingAfterBreak="0">
     <w:nsid w:val="7DB559E2"/>
     <w:multiLevelType w:val="hybridMultilevel"/>
     <w:tmpl w:val="7780024C"/>
@@ -31951,7 +32724,7 @@
       </w:rPr>
     </w:lvl>
   </w:abstractNum>
-  <w:abstractNum w:abstractNumId="111" w15:restartNumberingAfterBreak="0">
+  <w:abstractNum w:abstractNumId="114" w15:restartNumberingAfterBreak="0">
     <w:nsid w:val="7E1B2E64"/>
     <w:multiLevelType w:val="hybridMultilevel"/>
     <w:tmpl w:val="E276480E"/>
@@ -32064,7 +32837,7 @@
       </w:rPr>
     </w:lvl>
   </w:abstractNum>
-  <w:abstractNum w:abstractNumId="112" w15:restartNumberingAfterBreak="0">
+  <w:abstractNum w:abstractNumId="115" w15:restartNumberingAfterBreak="0">
     <w:nsid w:val="7F007273"/>
     <w:multiLevelType w:val="multilevel"/>
     <w:tmpl w:val="F4D2AA58"/>
@@ -32223,7 +32996,7 @@
     <w:abstractNumId w:val="14"/>
   </w:num>
   <w:num w:numId="4" w16cid:durableId="1373382629">
-    <w:abstractNumId w:val="100"/>
+    <w:abstractNumId w:val="102"/>
   </w:num>
   <w:num w:numId="5" w16cid:durableId="1915696360">
     <w:abstractNumId w:val="69"/>
@@ -32232,25 +33005,25 @@
     <w:abstractNumId w:val="29"/>
   </w:num>
   <w:num w:numId="7" w16cid:durableId="493452589">
-    <w:abstractNumId w:val="109"/>
+    <w:abstractNumId w:val="112"/>
   </w:num>
   <w:num w:numId="8" w16cid:durableId="925652620">
-    <w:abstractNumId w:val="91"/>
+    <w:abstractNumId w:val="93"/>
   </w:num>
   <w:num w:numId="9" w16cid:durableId="2105029407">
-    <w:abstractNumId w:val="106"/>
+    <w:abstractNumId w:val="108"/>
   </w:num>
   <w:num w:numId="10" w16cid:durableId="1322386189">
-    <w:abstractNumId w:val="80"/>
+    <w:abstractNumId w:val="82"/>
   </w:num>
   <w:num w:numId="11" w16cid:durableId="1145046778">
     <w:abstractNumId w:val="52"/>
   </w:num>
   <w:num w:numId="12" w16cid:durableId="886575476">
-    <w:abstractNumId w:val="93"/>
+    <w:abstractNumId w:val="95"/>
   </w:num>
   <w:num w:numId="13" w16cid:durableId="434445510">
-    <w:abstractNumId w:val="73"/>
+    <w:abstractNumId w:val="74"/>
   </w:num>
   <w:num w:numId="14" w16cid:durableId="1548566209">
     <w:abstractNumId w:val="33"/>
@@ -32274,19 +33047,19 @@
     <w:abstractNumId w:val="68"/>
   </w:num>
   <w:num w:numId="21" w16cid:durableId="343359711">
-    <w:abstractNumId w:val="111"/>
+    <w:abstractNumId w:val="114"/>
   </w:num>
   <w:num w:numId="22" w16cid:durableId="547838144">
-    <w:abstractNumId w:val="104"/>
+    <w:abstractNumId w:val="106"/>
   </w:num>
   <w:num w:numId="23" w16cid:durableId="1031033420">
-    <w:abstractNumId w:val="89"/>
+    <w:abstractNumId w:val="91"/>
   </w:num>
   <w:num w:numId="24" w16cid:durableId="519204185">
     <w:abstractNumId w:val="45"/>
   </w:num>
   <w:num w:numId="25" w16cid:durableId="1706559306">
-    <w:abstractNumId w:val="76"/>
+    <w:abstractNumId w:val="77"/>
   </w:num>
   <w:num w:numId="26" w16cid:durableId="1050305727">
     <w:abstractNumId w:val="54"/>
@@ -32301,19 +33074,19 @@
     <w:abstractNumId w:val="47"/>
   </w:num>
   <w:num w:numId="30" w16cid:durableId="479158040">
-    <w:abstractNumId w:val="97"/>
+    <w:abstractNumId w:val="99"/>
   </w:num>
   <w:num w:numId="31" w16cid:durableId="2026666882">
-    <w:abstractNumId w:val="90"/>
+    <w:abstractNumId w:val="92"/>
   </w:num>
   <w:num w:numId="32" w16cid:durableId="1640843127">
-    <w:abstractNumId w:val="98"/>
+    <w:abstractNumId w:val="100"/>
   </w:num>
   <w:num w:numId="33" w16cid:durableId="83958067">
     <w:abstractNumId w:val="51"/>
   </w:num>
   <w:num w:numId="34" w16cid:durableId="1831871160">
-    <w:abstractNumId w:val="95"/>
+    <w:abstractNumId w:val="97"/>
   </w:num>
   <w:num w:numId="35" w16cid:durableId="727649376">
     <w:abstractNumId w:val="49"/>
@@ -32322,7 +33095,7 @@
     <w:abstractNumId w:val="37"/>
   </w:num>
   <w:num w:numId="37" w16cid:durableId="2016688023">
-    <w:abstractNumId w:val="71"/>
+    <w:abstractNumId w:val="72"/>
   </w:num>
   <w:num w:numId="38" w16cid:durableId="174225593">
     <w:abstractNumId w:val="42"/>
@@ -32346,10 +33119,10 @@
     <w:abstractNumId w:val="20"/>
   </w:num>
   <w:num w:numId="45" w16cid:durableId="57870292">
-    <w:abstractNumId w:val="75"/>
+    <w:abstractNumId w:val="76"/>
   </w:num>
   <w:num w:numId="46" w16cid:durableId="1132557770">
-    <w:abstractNumId w:val="112"/>
+    <w:abstractNumId w:val="115"/>
   </w:num>
   <w:num w:numId="47" w16cid:durableId="536357828">
     <w:abstractNumId w:val="61"/>
@@ -32358,7 +33131,7 @@
     <w:abstractNumId w:val="50"/>
   </w:num>
   <w:num w:numId="49" w16cid:durableId="1565608183">
-    <w:abstractNumId w:val="81"/>
+    <w:abstractNumId w:val="83"/>
   </w:num>
   <w:num w:numId="50" w16cid:durableId="1160925032">
     <w:abstractNumId w:val="27"/>
@@ -32394,13 +33167,13 @@
     <w:abstractNumId w:val="48"/>
   </w:num>
   <w:num w:numId="61" w16cid:durableId="95058015">
-    <w:abstractNumId w:val="108"/>
+    <w:abstractNumId w:val="111"/>
   </w:num>
   <w:num w:numId="62" w16cid:durableId="326058897">
     <w:abstractNumId w:val="2"/>
   </w:num>
   <w:num w:numId="63" w16cid:durableId="1822691731">
-    <w:abstractNumId w:val="77"/>
+    <w:abstractNumId w:val="78"/>
   </w:num>
   <w:num w:numId="64" w16cid:durableId="491482094">
     <w:abstractNumId w:val="55"/>
@@ -32418,16 +33191,16 @@
     <w:abstractNumId w:val="0"/>
   </w:num>
   <w:num w:numId="69" w16cid:durableId="842819424">
-    <w:abstractNumId w:val="94"/>
+    <w:abstractNumId w:val="96"/>
   </w:num>
   <w:num w:numId="70" w16cid:durableId="2118792854">
-    <w:abstractNumId w:val="84"/>
+    <w:abstractNumId w:val="86"/>
   </w:num>
   <w:num w:numId="71" w16cid:durableId="1506017899">
-    <w:abstractNumId w:val="101"/>
+    <w:abstractNumId w:val="103"/>
   </w:num>
   <w:num w:numId="72" w16cid:durableId="1922787855">
-    <w:abstractNumId w:val="85"/>
+    <w:abstractNumId w:val="87"/>
   </w:num>
   <w:num w:numId="73" w16cid:durableId="240912039">
     <w:abstractNumId w:val="12"/>
@@ -32439,13 +33212,13 @@
     <w:abstractNumId w:val="65"/>
   </w:num>
   <w:num w:numId="76" w16cid:durableId="1263805218">
-    <w:abstractNumId w:val="88"/>
+    <w:abstractNumId w:val="90"/>
   </w:num>
   <w:num w:numId="77" w16cid:durableId="336930133">
-    <w:abstractNumId w:val="105"/>
+    <w:abstractNumId w:val="107"/>
   </w:num>
   <w:num w:numId="78" w16cid:durableId="1358193180">
-    <w:abstractNumId w:val="86"/>
+    <w:abstractNumId w:val="88"/>
   </w:num>
   <w:num w:numId="79" w16cid:durableId="611593919">
     <w:abstractNumId w:val="19"/>
@@ -32454,25 +33227,25 @@
     <w:abstractNumId w:val="7"/>
   </w:num>
   <w:num w:numId="81" w16cid:durableId="1669598111">
-    <w:abstractNumId w:val="78"/>
+    <w:abstractNumId w:val="79"/>
   </w:num>
   <w:num w:numId="82" w16cid:durableId="729501046">
-    <w:abstractNumId w:val="110"/>
+    <w:abstractNumId w:val="113"/>
   </w:num>
   <w:num w:numId="83" w16cid:durableId="1432243327">
-    <w:abstractNumId w:val="92"/>
+    <w:abstractNumId w:val="94"/>
   </w:num>
   <w:num w:numId="84" w16cid:durableId="1673410959">
-    <w:abstractNumId w:val="79"/>
+    <w:abstractNumId w:val="81"/>
   </w:num>
   <w:num w:numId="85" w16cid:durableId="946810640">
     <w:abstractNumId w:val="46"/>
   </w:num>
   <w:num w:numId="86" w16cid:durableId="1698191965">
-    <w:abstractNumId w:val="96"/>
+    <w:abstractNumId w:val="98"/>
   </w:num>
   <w:num w:numId="87" w16cid:durableId="1235510775">
-    <w:abstractNumId w:val="107"/>
+    <w:abstractNumId w:val="109"/>
   </w:num>
   <w:num w:numId="88" w16cid:durableId="653341763">
     <w:abstractNumId w:val="17"/>
@@ -32484,13 +33257,13 @@
     <w:abstractNumId w:val="6"/>
   </w:num>
   <w:num w:numId="91" w16cid:durableId="820850216">
-    <w:abstractNumId w:val="99"/>
+    <w:abstractNumId w:val="101"/>
   </w:num>
   <w:num w:numId="92" w16cid:durableId="689570362">
     <w:abstractNumId w:val="8"/>
   </w:num>
   <w:num w:numId="93" w16cid:durableId="1318530843">
-    <w:abstractNumId w:val="82"/>
+    <w:abstractNumId w:val="84"/>
   </w:num>
   <w:num w:numId="94" w16cid:durableId="912815289">
     <w:abstractNumId w:val="43"/>
@@ -32499,10 +33272,10 @@
     <w:abstractNumId w:val="36"/>
   </w:num>
   <w:num w:numId="96" w16cid:durableId="1205606347">
-    <w:abstractNumId w:val="102"/>
+    <w:abstractNumId w:val="104"/>
   </w:num>
   <w:num w:numId="97" w16cid:durableId="1575240674">
-    <w:abstractNumId w:val="87"/>
+    <w:abstractNumId w:val="89"/>
   </w:num>
   <w:num w:numId="98" w16cid:durableId="1410348613">
     <w:abstractNumId w:val="60"/>
@@ -32514,7 +33287,7 @@
     <w:abstractNumId w:val="25"/>
   </w:num>
   <w:num w:numId="101" w16cid:durableId="1911620262">
-    <w:abstractNumId w:val="83"/>
+    <w:abstractNumId w:val="85"/>
   </w:num>
   <w:num w:numId="102" w16cid:durableId="643438013">
     <w:abstractNumId w:val="57"/>
@@ -32523,13 +33296,13 @@
     <w:abstractNumId w:val="24"/>
   </w:num>
   <w:num w:numId="104" w16cid:durableId="1172111590">
-    <w:abstractNumId w:val="74"/>
+    <w:abstractNumId w:val="75"/>
   </w:num>
   <w:num w:numId="105" w16cid:durableId="611009528">
     <w:abstractNumId w:val="41"/>
   </w:num>
   <w:num w:numId="106" w16cid:durableId="1493258338">
-    <w:abstractNumId w:val="103"/>
+    <w:abstractNumId w:val="105"/>
   </w:num>
   <w:num w:numId="107" w16cid:durableId="621963302">
     <w:abstractNumId w:val="4"/>
@@ -32538,7 +33311,7 @@
     <w:abstractNumId w:val="56"/>
   </w:num>
   <w:num w:numId="109" w16cid:durableId="1797871061">
-    <w:abstractNumId w:val="72"/>
+    <w:abstractNumId w:val="73"/>
   </w:num>
   <w:num w:numId="110" w16cid:durableId="1468205734">
     <w:abstractNumId w:val="28"/>
@@ -32551,6 +33324,15 @@
   </w:num>
   <w:num w:numId="113" w16cid:durableId="542985859">
     <w:abstractNumId w:val="40"/>
+  </w:num>
+  <w:num w:numId="114" w16cid:durableId="218055149">
+    <w:abstractNumId w:val="110"/>
+  </w:num>
+  <w:num w:numId="115" w16cid:durableId="892617930">
+    <w:abstractNumId w:val="80"/>
+  </w:num>
+  <w:num w:numId="116" w16cid:durableId="1639919786">
+    <w:abstractNumId w:val="71"/>
   </w:num>
   <w:numIdMacAtCleanup w:val="82"/>
 </w:numbering>

--- a/EOD update daily.docx
+++ b/EOD update daily.docx
@@ -13,41 +13,634 @@
         <w:rPr>
           <w:highlight w:val="yellow"/>
         </w:rPr>
-        <w:t>April 26 2026: Sunday Login: 9:20 Logout: 6:00 pm</w:t>
-      </w:r>
-    </w:p>
-    <w:p>
-      <w:r>
-        <w:t>Basic Overview to progressive web app (</w:t>
+        <w:t>April 26 2026: Sunday Login: 9:20</w:t>
+      </w:r>
+      <w:r>
+        <w:rPr>
+          <w:highlight w:val="yellow"/>
+        </w:rPr>
+        <w:t xml:space="preserve"> AM</w:t>
+      </w:r>
+      <w:r>
+        <w:rPr>
+          <w:highlight w:val="yellow"/>
+        </w:rPr>
+        <w:t xml:space="preserve"> Logout: 6:00 pm</w:t>
+      </w:r>
+    </w:p>
+    <w:p>
+      <w:pPr>
+        <w:rPr>
+          <w:b/>
+          <w:bCs/>
+        </w:rPr>
+      </w:pPr>
+      <w:r>
+        <w:rPr>
+          <w:b/>
+          <w:bCs/>
+        </w:rPr>
+        <w:t>Office CMS</w:t>
+      </w:r>
+    </w:p>
+    <w:p>
+      <w:pPr>
+        <w:pStyle w:val="ListParagraph"/>
+        <w:numPr>
+          <w:ilvl w:val="0"/>
+          <w:numId w:val="120"/>
+        </w:numPr>
+      </w:pPr>
+      <w:r>
+        <w:t xml:space="preserve">Learned the basic overview and theory of Progressive Web Apps (PWA). </w:t>
+      </w:r>
+    </w:p>
+    <w:p>
+      <w:pPr>
+        <w:pStyle w:val="ListParagraph"/>
+        <w:numPr>
+          <w:ilvl w:val="0"/>
+          <w:numId w:val="120"/>
+        </w:numPr>
+      </w:pPr>
+      <w:r>
+        <w:t xml:space="preserve">Fixed JavaScript bugs in the Office CMS. </w:t>
+      </w:r>
+    </w:p>
+    <w:p>
+      <w:pPr>
+        <w:pStyle w:val="ListParagraph"/>
+        <w:numPr>
+          <w:ilvl w:val="0"/>
+          <w:numId w:val="120"/>
+        </w:numPr>
+      </w:pPr>
+      <w:r>
+        <w:t xml:space="preserve">Fixed invoice-related issues. </w:t>
+      </w:r>
+    </w:p>
+    <w:p>
+      <w:pPr>
+        <w:pStyle w:val="ListParagraph"/>
+        <w:numPr>
+          <w:ilvl w:val="0"/>
+          <w:numId w:val="120"/>
+        </w:numPr>
+      </w:pPr>
+      <w:r>
+        <w:t xml:space="preserve">Fixed leave approval issues. </w:t>
+      </w:r>
+    </w:p>
+    <w:p>
+      <w:pPr>
+        <w:pStyle w:val="ListParagraph"/>
+        <w:numPr>
+          <w:ilvl w:val="0"/>
+          <w:numId w:val="120"/>
+        </w:numPr>
+      </w:pPr>
+      <w:r>
+        <w:t xml:space="preserve">Corrected leave report naming. </w:t>
+      </w:r>
+    </w:p>
+    <w:p>
+      <w:pPr>
+        <w:pStyle w:val="ListParagraph"/>
+        <w:numPr>
+          <w:ilvl w:val="0"/>
+          <w:numId w:val="120"/>
+        </w:numPr>
+      </w:pPr>
+      <w:r>
+        <w:t xml:space="preserve">Fixed date-related JavaScript issues in attendance. </w:t>
+      </w:r>
+    </w:p>
+    <w:p>
+      <w:pPr>
+        <w:pStyle w:val="ListParagraph"/>
+        <w:numPr>
+          <w:ilvl w:val="0"/>
+          <w:numId w:val="120"/>
+        </w:numPr>
+      </w:pPr>
+      <w:r>
+        <w:t>Fixed issues in attendance records.</w:t>
+      </w:r>
+    </w:p>
+    <w:p>
+      <w:r>
+        <w:br w:type="page"/>
+      </w:r>
+    </w:p>
+    <w:p>
+      <w:pPr>
+        <w:pStyle w:val="Heading1"/>
+      </w:pPr>
+      <w:r>
+        <w:rPr>
+          <w:highlight w:val="yellow"/>
+        </w:rPr>
+        <w:lastRenderedPageBreak/>
+        <w:t xml:space="preserve">April 27 2026: Login: </w:t>
+      </w:r>
+      <w:r>
+        <w:rPr>
+          <w:highlight w:val="yellow"/>
+        </w:rPr>
+        <w:t>8</w:t>
+      </w:r>
+      <w:r>
+        <w:rPr>
+          <w:highlight w:val="yellow"/>
+        </w:rPr>
+        <w:t>:</w:t>
+      </w:r>
+      <w:r>
+        <w:rPr>
+          <w:highlight w:val="yellow"/>
+        </w:rPr>
+        <w:t>45 AM</w:t>
+      </w:r>
+      <w:r>
+        <w:rPr>
+          <w:highlight w:val="yellow"/>
+        </w:rPr>
+        <w:t xml:space="preserve"> Logout: </w:t>
+      </w:r>
+      <w:r>
+        <w:rPr>
+          <w:highlight w:val="yellow"/>
+        </w:rPr>
+        <w:t>5</w:t>
+      </w:r>
+      <w:r>
+        <w:rPr>
+          <w:highlight w:val="yellow"/>
+        </w:rPr>
+        <w:t>:00 pm</w:t>
+      </w:r>
+      <w:r>
+        <w:t xml:space="preserve"> </w:t>
+      </w:r>
+    </w:p>
+    <w:p>
+      <w:pPr>
+        <w:rPr>
+          <w:b/>
+          <w:bCs/>
+        </w:rPr>
+      </w:pPr>
+      <w:r>
+        <w:rPr>
+          <w:b/>
+          <w:bCs/>
+        </w:rPr>
+        <w:t>Office CMS:</w:t>
+      </w:r>
+    </w:p>
+    <w:p>
+      <w:pPr>
+        <w:pStyle w:val="ListParagraph"/>
+        <w:numPr>
+          <w:ilvl w:val="0"/>
+          <w:numId w:val="120"/>
+        </w:numPr>
+      </w:pPr>
+      <w:r>
+        <w:t xml:space="preserve">Learned the benefits of the MVC pattern. </w:t>
+      </w:r>
+    </w:p>
+    <w:p>
+      <w:pPr>
+        <w:pStyle w:val="ListParagraph"/>
+        <w:numPr>
+          <w:ilvl w:val="0"/>
+          <w:numId w:val="120"/>
+        </w:numPr>
+      </w:pPr>
+      <w:r>
+        <w:t xml:space="preserve">Configured PHP and installed Laravel for project setup. </w:t>
+      </w:r>
+    </w:p>
+    <w:p>
+      <w:pPr>
+        <w:pStyle w:val="ListParagraph"/>
+        <w:numPr>
+          <w:ilvl w:val="0"/>
+          <w:numId w:val="120"/>
+        </w:numPr>
+      </w:pPr>
+      <w:r>
+        <w:t xml:space="preserve">Learned about Pull Requests (PRs). </w:t>
+      </w:r>
+    </w:p>
+    <w:p>
+      <w:pPr>
+        <w:pStyle w:val="ListParagraph"/>
+        <w:numPr>
+          <w:ilvl w:val="0"/>
+          <w:numId w:val="120"/>
+        </w:numPr>
+      </w:pPr>
+      <w:r>
+        <w:t xml:space="preserve">Fixed the calendar UI in the leave request and made it visible on the dashboard. </w:t>
+      </w:r>
+    </w:p>
+    <w:p>
+      <w:pPr>
+        <w:pStyle w:val="ListParagraph"/>
+        <w:numPr>
+          <w:ilvl w:val="0"/>
+          <w:numId w:val="120"/>
+        </w:numPr>
+      </w:pPr>
+      <w:r>
+        <w:t xml:space="preserve">Reviewed the leave approvals codebase and fixed bugs. </w:t>
+      </w:r>
+    </w:p>
+    <w:p>
+      <w:pPr>
+        <w:pStyle w:val="ListParagraph"/>
+        <w:numPr>
+          <w:ilvl w:val="0"/>
+          <w:numId w:val="120"/>
+        </w:numPr>
+      </w:pPr>
+      <w:r>
+        <w:t xml:space="preserve">Created dummy data for system testing. </w:t>
+      </w:r>
+    </w:p>
+    <w:p>
+      <w:pPr>
+        <w:pStyle w:val="ListParagraph"/>
+        <w:numPr>
+          <w:ilvl w:val="0"/>
+          <w:numId w:val="120"/>
+        </w:numPr>
+      </w:pPr>
+      <w:r>
+        <w:t xml:space="preserve">Created a Pull Request (PR) and merged it into the main branch. </w:t>
+      </w:r>
+    </w:p>
+    <w:p>
+      <w:pPr>
+        <w:pStyle w:val="ListParagraph"/>
+        <w:numPr>
+          <w:ilvl w:val="0"/>
+          <w:numId w:val="120"/>
+        </w:numPr>
+      </w:pPr>
+      <w:r>
+        <w:t>Learned the basic setup and structure of a Laravel project.</w:t>
+      </w:r>
+    </w:p>
+    <w:p>
+      <w:r>
+        <w:br w:type="page"/>
+      </w:r>
+    </w:p>
+    <w:p>
+      <w:pPr>
+        <w:pStyle w:val="Heading1"/>
+      </w:pPr>
+      <w:r>
+        <w:rPr>
+          <w:highlight w:val="yellow"/>
+        </w:rPr>
+        <w:lastRenderedPageBreak/>
+        <w:t>April 2</w:t>
+      </w:r>
+      <w:r>
+        <w:rPr>
+          <w:highlight w:val="yellow"/>
+        </w:rPr>
+        <w:t>8</w:t>
+      </w:r>
+      <w:r>
+        <w:rPr>
+          <w:highlight w:val="yellow"/>
+        </w:rPr>
+        <w:t xml:space="preserve"> 2026: Login: 9:00 AM Logout: 5:00 pm:</w:t>
+      </w:r>
+    </w:p>
+    <w:p>
+      <w:pPr>
+        <w:pStyle w:val="ListParagraph"/>
+        <w:numPr>
+          <w:ilvl w:val="0"/>
+          <w:numId w:val="120"/>
+        </w:numPr>
+      </w:pPr>
+      <w:r>
+        <w:t>L</w:t>
+      </w:r>
+      <w:r>
+        <w:t xml:space="preserve">earned the basic flow of a Laravel project, including Blade templates. </w:t>
+      </w:r>
+    </w:p>
+    <w:p>
+      <w:pPr>
+        <w:pStyle w:val="ListParagraph"/>
+        <w:numPr>
+          <w:ilvl w:val="0"/>
+          <w:numId w:val="120"/>
+        </w:numPr>
+      </w:pPr>
+      <w:r>
+        <w:t xml:space="preserve">Cloned the </w:t>
       </w:r>
       <w:proofErr w:type="spellStart"/>
       <w:r>
-        <w:t>pwa</w:t>
+        <w:t>MacStore</w:t>
       </w:r>
       <w:proofErr w:type="spellEnd"/>
       <w:r>
-        <w:t>) theory</w:t>
-      </w:r>
-    </w:p>
-    <w:p>
-      <w:r>
-        <w:t xml:space="preserve">Office CMS: </w:t>
+        <w:t xml:space="preserve"> project and set it up locally. </w:t>
+      </w:r>
+    </w:p>
+    <w:p>
+      <w:pPr>
+        <w:pStyle w:val="ListParagraph"/>
+        <w:numPr>
+          <w:ilvl w:val="0"/>
+          <w:numId w:val="120"/>
+        </w:numPr>
+      </w:pPr>
+      <w:r>
+        <w:t xml:space="preserve">Learned the basic directory structure of a Next.js project. </w:t>
+      </w:r>
+    </w:p>
+    <w:p>
+      <w:pPr>
+        <w:pStyle w:val="ListParagraph"/>
+        <w:numPr>
+          <w:ilvl w:val="0"/>
+          <w:numId w:val="120"/>
+        </w:numPr>
+      </w:pPr>
+      <w:r>
+        <w:t xml:space="preserve">Learned a few basic React hooks. </w:t>
+      </w:r>
+    </w:p>
+    <w:p>
+      <w:pPr>
+        <w:pStyle w:val="ListParagraph"/>
+        <w:numPr>
+          <w:ilvl w:val="0"/>
+          <w:numId w:val="120"/>
+        </w:numPr>
+      </w:pPr>
+      <w:r>
+        <w:t xml:space="preserve">Learned about skeleton loading. </w:t>
+      </w:r>
+    </w:p>
+    <w:p>
+      <w:pPr>
+        <w:pStyle w:val="ListParagraph"/>
+        <w:numPr>
+          <w:ilvl w:val="0"/>
+          <w:numId w:val="120"/>
+        </w:numPr>
+      </w:pPr>
+      <w:r>
+        <w:t xml:space="preserve">Fixed the redirection issue in </w:t>
       </w:r>
       <w:proofErr w:type="spellStart"/>
       <w:r>
-        <w:t>javascript</w:t>
+        <w:t>loginform.tsx</w:t>
       </w:r>
       <w:proofErr w:type="spellEnd"/>
       <w:r>
-        <w:t xml:space="preserve"> bug fixes Invoice, leave approvals, leave Report naming fix, Date issue </w:t>
+        <w:t>.</w:t>
+      </w:r>
+    </w:p>
+    <w:p>
+      <w:r>
+        <w:br w:type="page"/>
+      </w:r>
+    </w:p>
+    <w:p>
+      <w:pPr>
+        <w:pStyle w:val="Heading1"/>
+      </w:pPr>
+      <w:r>
+        <w:rPr>
+          <w:highlight w:val="yellow"/>
+        </w:rPr>
+        <w:lastRenderedPageBreak/>
+        <w:t>April 2</w:t>
+      </w:r>
+      <w:r>
+        <w:rPr>
+          <w:highlight w:val="yellow"/>
+        </w:rPr>
+        <w:t>9</w:t>
+      </w:r>
+      <w:r>
+        <w:rPr>
+          <w:highlight w:val="yellow"/>
+        </w:rPr>
+        <w:t xml:space="preserve"> 2026: Login: 9:</w:t>
+      </w:r>
+      <w:r>
+        <w:rPr>
+          <w:highlight w:val="yellow"/>
+        </w:rPr>
+        <w:t>15</w:t>
+      </w:r>
+      <w:r>
+        <w:rPr>
+          <w:highlight w:val="yellow"/>
+        </w:rPr>
+        <w:t xml:space="preserve"> AM Logout: 5:00 pm:</w:t>
+      </w:r>
+    </w:p>
+    <w:p>
+      <w:pPr>
+        <w:rPr>
+          <w:b/>
+          <w:bCs/>
+        </w:rPr>
+      </w:pPr>
+      <w:r>
+        <w:rPr>
+          <w:b/>
+          <w:bCs/>
+        </w:rPr>
+        <w:t>Mac store:</w:t>
+      </w:r>
+      <w:r>
+        <w:rPr>
+          <w:b/>
+          <w:bCs/>
+        </w:rPr>
+        <w:t xml:space="preserve"> </w:t>
+      </w:r>
+    </w:p>
+    <w:p>
+      <w:pPr>
+        <w:pStyle w:val="ListParagraph"/>
+        <w:numPr>
+          <w:ilvl w:val="0"/>
+          <w:numId w:val="120"/>
+        </w:numPr>
+      </w:pPr>
+      <w:r>
+        <w:t>Learned the basics of Next.js, including file-system routing, global.css</w:t>
+      </w:r>
+      <w:proofErr w:type="gramStart"/>
+      <w:r>
+        <w:t>, .env</w:t>
+      </w:r>
+      <w:proofErr w:type="gramEnd"/>
+      <w:r>
+        <w:t xml:space="preserve">, layers, image optimization, </w:t>
       </w:r>
       <w:proofErr w:type="spellStart"/>
       <w:r>
-        <w:t>javascript</w:t>
+        <w:t>clsx</w:t>
       </w:r>
       <w:proofErr w:type="spellEnd"/>
       <w:r>
-        <w:t xml:space="preserve"> fix in attendance and attendance records.</w:t>
+        <w:t xml:space="preserve">, fonts, layouts, and pages. </w:t>
+      </w:r>
+    </w:p>
+    <w:p>
+      <w:pPr>
+        <w:pStyle w:val="ListParagraph"/>
+        <w:numPr>
+          <w:ilvl w:val="0"/>
+          <w:numId w:val="120"/>
+        </w:numPr>
+      </w:pPr>
+      <w:r>
+        <w:t xml:space="preserve">Understood the coupon code integration flow. </w:t>
+      </w:r>
+    </w:p>
+    <w:p>
+      <w:pPr>
+        <w:pStyle w:val="ListParagraph"/>
+        <w:numPr>
+          <w:ilvl w:val="0"/>
+          <w:numId w:val="120"/>
+        </w:numPr>
+      </w:pPr>
+      <w:r>
+        <w:t xml:space="preserve">Learned the coupon validation process: </w:t>
+      </w:r>
+    </w:p>
+    <w:p>
+      <w:pPr>
+        <w:pStyle w:val="ListParagraph"/>
+        <w:numPr>
+          <w:ilvl w:val="1"/>
+          <w:numId w:val="120"/>
+        </w:numPr>
+      </w:pPr>
+      <w:r>
+        <w:t xml:space="preserve">User enters a coupon code. </w:t>
+      </w:r>
+    </w:p>
+    <w:p>
+      <w:pPr>
+        <w:pStyle w:val="ListParagraph"/>
+        <w:numPr>
+          <w:ilvl w:val="1"/>
+          <w:numId w:val="120"/>
+        </w:numPr>
+      </w:pPr>
+      <w:r>
+        <w:t xml:space="preserve">API validates the coupon (existence, active status, usage limits, and user eligibility). </w:t>
+      </w:r>
+    </w:p>
+    <w:p>
+      <w:pPr>
+        <w:pStyle w:val="ListParagraph"/>
+        <w:numPr>
+          <w:ilvl w:val="1"/>
+          <w:numId w:val="120"/>
+        </w:numPr>
+      </w:pPr>
+      <w:r>
+        <w:t xml:space="preserve">Backend returns the discount details if valid. </w:t>
+      </w:r>
+    </w:p>
+    <w:p>
+      <w:pPr>
+        <w:numPr>
+          <w:ilvl w:val="0"/>
+          <w:numId w:val="125"/>
+        </w:numPr>
+      </w:pPr>
+      <w:r>
+        <w:t xml:space="preserve">Worked on the checkout flow: </w:t>
+      </w:r>
+    </w:p>
+    <w:p>
+      <w:pPr>
+        <w:numPr>
+          <w:ilvl w:val="1"/>
+          <w:numId w:val="125"/>
+        </w:numPr>
+      </w:pPr>
+      <w:r>
+        <w:t xml:space="preserve">Checkout form with user details and coupon form. </w:t>
+      </w:r>
+    </w:p>
+    <w:p>
+      <w:pPr>
+        <w:numPr>
+          <w:ilvl w:val="1"/>
+          <w:numId w:val="125"/>
+        </w:numPr>
+      </w:pPr>
+      <w:r>
+        <w:t xml:space="preserve">Applied coupon via API. </w:t>
+      </w:r>
+    </w:p>
+    <w:p>
+      <w:pPr>
+        <w:numPr>
+          <w:ilvl w:val="1"/>
+          <w:numId w:val="125"/>
+        </w:numPr>
+      </w:pPr>
+      <w:r>
+        <w:t xml:space="preserve">Updated the UI with the new total price. </w:t>
+      </w:r>
+    </w:p>
+    <w:p>
+      <w:pPr>
+        <w:numPr>
+          <w:ilvl w:val="1"/>
+          <w:numId w:val="125"/>
+        </w:numPr>
+      </w:pPr>
+      <w:r>
+        <w:t xml:space="preserve">Added support for removing an applied coupon. </w:t>
+      </w:r>
+    </w:p>
+    <w:p>
+      <w:pPr>
+        <w:numPr>
+          <w:ilvl w:val="1"/>
+          <w:numId w:val="125"/>
+        </w:numPr>
+      </w:pPr>
+      <w:r>
+        <w:t xml:space="preserve">Ensured only one coupon can be applied at a time. </w:t>
+      </w:r>
+    </w:p>
+    <w:p>
+      <w:pPr>
+        <w:pStyle w:val="ListParagraph"/>
+        <w:numPr>
+          <w:ilvl w:val="0"/>
+          <w:numId w:val="125"/>
+        </w:numPr>
+      </w:pPr>
+      <w:r>
+        <w:t>Drew the flowchart and architectural flow for the coupon integration.</w:t>
       </w:r>
     </w:p>
     <w:p>
@@ -58,47 +651,552 @@
     <w:p>
       <w:pPr>
         <w:pStyle w:val="Heading1"/>
+      </w:pPr>
+      <w:r>
         <w:rPr>
           <w:highlight w:val="yellow"/>
         </w:rPr>
-      </w:pPr>
+        <w:lastRenderedPageBreak/>
+        <w:t xml:space="preserve">April </w:t>
+      </w:r>
       <w:r>
         <w:rPr>
           <w:highlight w:val="yellow"/>
         </w:rPr>
+        <w:t>30</w:t>
+      </w:r>
+      <w:r>
+        <w:rPr>
+          <w:highlight w:val="yellow"/>
+        </w:rPr>
+        <w:t xml:space="preserve"> 2026: Login: 9:</w:t>
+      </w:r>
+      <w:r>
+        <w:rPr>
+          <w:highlight w:val="yellow"/>
+        </w:rPr>
+        <w:t>25</w:t>
+      </w:r>
+      <w:r>
+        <w:rPr>
+          <w:highlight w:val="yellow"/>
+        </w:rPr>
+        <w:t xml:space="preserve"> AM Logout: 5:00 pm:</w:t>
+      </w:r>
+    </w:p>
+    <w:p>
+      <w:pPr>
+        <w:pStyle w:val="ListParagraph"/>
+        <w:numPr>
+          <w:ilvl w:val="0"/>
+          <w:numId w:val="125"/>
+        </w:numPr>
+      </w:pPr>
+      <w:r>
+        <w:t xml:space="preserve">Learned common HTTP status codes and their use cases. </w:t>
+      </w:r>
+    </w:p>
+    <w:p>
+      <w:pPr>
+        <w:pStyle w:val="ListParagraph"/>
+        <w:numPr>
+          <w:ilvl w:val="0"/>
+          <w:numId w:val="125"/>
+        </w:numPr>
+      </w:pPr>
+      <w:r>
+        <w:t xml:space="preserve">Performed API testing using Postman. </w:t>
+      </w:r>
+    </w:p>
+    <w:p>
+      <w:pPr>
+        <w:pStyle w:val="ListParagraph"/>
+        <w:numPr>
+          <w:ilvl w:val="0"/>
+          <w:numId w:val="125"/>
+        </w:numPr>
+      </w:pPr>
+      <w:r>
+        <w:t xml:space="preserve">Integrated the coupon code feature by following the defined architecture. </w:t>
+      </w:r>
+    </w:p>
+    <w:p>
+      <w:pPr>
+        <w:pStyle w:val="ListParagraph"/>
+        <w:numPr>
+          <w:ilvl w:val="0"/>
+          <w:numId w:val="125"/>
+        </w:numPr>
+      </w:pPr>
+      <w:r>
+        <w:t xml:space="preserve">Validated coupon application flow and ensured the checkout updates correctly based on the API response. </w:t>
+      </w:r>
+    </w:p>
+    <w:p>
+      <w:r>
+        <w:br w:type="page"/>
+      </w:r>
+    </w:p>
+    <w:p>
+      <w:r>
+        <w:rPr>
+          <w:highlight w:val="yellow"/>
+        </w:rPr>
         <w:lastRenderedPageBreak/>
-        <w:t>April 27 2026: Sunday Login: 9:20 Logout: 6:00 pm</w:t>
-      </w:r>
-    </w:p>
-    <w:p>
-      <w:pPr>
+        <w:t>May 1</w:t>
+      </w:r>
+      <w:r>
         <w:rPr>
           <w:highlight w:val="yellow"/>
         </w:rPr>
-      </w:pPr>
-      <w:r>
-        <w:t xml:space="preserve">Learn about MVC pattern, Study pr request and create pr request in </w:t>
+        <w:t>------------------------------------------</w:t>
+      </w:r>
+    </w:p>
+    <w:p>
+      <w:pPr>
+        <w:pStyle w:val="ListParagraph"/>
+        <w:numPr>
+          <w:ilvl w:val="0"/>
+          <w:numId w:val="125"/>
+        </w:numPr>
+      </w:pPr>
+      <w:r>
+        <w:t xml:space="preserve">Tested the Login API using Postman and documented the request, response, and authentication behavior. </w:t>
+      </w:r>
+    </w:p>
+    <w:p>
+      <w:pPr>
+        <w:pStyle w:val="ListParagraph"/>
+        <w:numPr>
+          <w:ilvl w:val="0"/>
+          <w:numId w:val="125"/>
+        </w:numPr>
+      </w:pPr>
+      <w:r>
+        <w:t xml:space="preserve">Tested the Coupon API with multiple scenarios (invalid, already used, and valid coupon codes) and verified API responses and status codes. </w:t>
+      </w:r>
+    </w:p>
+    <w:p>
+      <w:pPr>
+        <w:pStyle w:val="ListParagraph"/>
+        <w:numPr>
+          <w:ilvl w:val="0"/>
+          <w:numId w:val="125"/>
+        </w:numPr>
+      </w:pPr>
+      <w:r>
+        <w:t xml:space="preserve">Created comprehensive documentation for the Login API and Coupon API testing. </w:t>
+      </w:r>
+    </w:p>
+    <w:p>
+      <w:pPr>
+        <w:pStyle w:val="ListParagraph"/>
+        <w:numPr>
+          <w:ilvl w:val="0"/>
+          <w:numId w:val="125"/>
+        </w:numPr>
+      </w:pPr>
+      <w:r>
+        <w:t xml:space="preserve">Studied and documented the </w:t>
       </w:r>
       <w:proofErr w:type="spellStart"/>
       <w:r>
-        <w:t>gihub</w:t>
+        <w:t>eSewa</w:t>
       </w:r>
       <w:proofErr w:type="spellEnd"/>
       <w:r>
-        <w:t xml:space="preserve"> after code pushed, Calander bug fixes CSS and </w:t>
+        <w:t xml:space="preserve"> payment integration architecture and complete payment flow. </w:t>
+      </w:r>
+    </w:p>
+    <w:p>
+      <w:pPr>
+        <w:pStyle w:val="ListParagraph"/>
+        <w:numPr>
+          <w:ilvl w:val="0"/>
+          <w:numId w:val="125"/>
+        </w:numPr>
+      </w:pPr>
+      <w:r>
+        <w:t xml:space="preserve">Documented </w:t>
       </w:r>
       <w:proofErr w:type="spellStart"/>
       <w:r>
-        <w:t>javascripts</w:t>
+        <w:t>eSewa</w:t>
       </w:r>
       <w:proofErr w:type="spellEnd"/>
       <w:r>
-        <w:t xml:space="preserve"> in leave request, dashboard, leave approvals code base review and fix, test the system manually creating dummy data, merge the branch.</w:t>
-      </w:r>
+        <w:t xml:space="preserve"> API endpoints, database schema, security best practices, environment configuration, and recommended queue jobs. </w:t>
+      </w:r>
+      <w:r>
+        <w:br w:type="page"/>
+      </w:r>
+    </w:p>
+    <w:p>
+      <w:pPr>
+        <w:pStyle w:val="Heading1"/>
+      </w:pPr>
       <w:r>
         <w:rPr>
           <w:highlight w:val="yellow"/>
         </w:rPr>
+        <w:lastRenderedPageBreak/>
+        <w:t>May 03 2026: Login: 8:55 AM Logout: 5:00 pm:</w:t>
+      </w:r>
+    </w:p>
+    <w:p>
+      <w:pPr>
+        <w:pStyle w:val="ListParagraph"/>
+        <w:numPr>
+          <w:ilvl w:val="0"/>
+          <w:numId w:val="125"/>
+        </w:numPr>
+      </w:pPr>
+      <w:r>
+        <w:t xml:space="preserve">Prepared and shared the technical documentation with the senior developer. </w:t>
+      </w:r>
+    </w:p>
+    <w:p>
+      <w:pPr>
+        <w:pStyle w:val="ListParagraph"/>
+        <w:numPr>
+          <w:ilvl w:val="0"/>
+          <w:numId w:val="125"/>
+        </w:numPr>
+      </w:pPr>
+      <w:r>
+        <w:t xml:space="preserve">Explored and tested </w:t>
+      </w:r>
+      <w:proofErr w:type="spellStart"/>
+      <w:r>
+        <w:t>Nodemailer</w:t>
+      </w:r>
+      <w:proofErr w:type="spellEnd"/>
+      <w:r>
+        <w:t xml:space="preserve"> in Node.js for sending emails. </w:t>
+      </w:r>
+    </w:p>
+    <w:p>
+      <w:pPr>
+        <w:pStyle w:val="ListParagraph"/>
+        <w:numPr>
+          <w:ilvl w:val="0"/>
+          <w:numId w:val="125"/>
+        </w:numPr>
+      </w:pPr>
+      <w:r>
+        <w:t xml:space="preserve">Learned the basic setup and email-sending workflow using </w:t>
+      </w:r>
+      <w:proofErr w:type="spellStart"/>
+      <w:r>
+        <w:t>Nodemailer</w:t>
+      </w:r>
+      <w:proofErr w:type="spellEnd"/>
+      <w:r>
+        <w:t>.</w:t>
+      </w:r>
+    </w:p>
+    <w:p>
+      <w:pPr>
+        <w:rPr>
+          <w:highlight w:val="yellow"/>
+        </w:rPr>
+      </w:pPr>
+      <w:r>
+        <w:rPr>
+          <w:highlight w:val="yellow"/>
+        </w:rPr>
+        <w:br w:type="page"/>
+      </w:r>
+    </w:p>
+    <w:p>
+      <w:pPr>
+        <w:pStyle w:val="Heading1"/>
+      </w:pPr>
+      <w:r>
+        <w:rPr>
+          <w:highlight w:val="yellow"/>
+        </w:rPr>
+        <w:lastRenderedPageBreak/>
+        <w:t>May 0</w:t>
+      </w:r>
+      <w:r>
+        <w:rPr>
+          <w:highlight w:val="yellow"/>
+        </w:rPr>
+        <w:t>4</w:t>
+      </w:r>
+      <w:r>
+        <w:rPr>
+          <w:highlight w:val="yellow"/>
+        </w:rPr>
+        <w:t xml:space="preserve"> 2026: Login: 8:5</w:t>
+      </w:r>
+      <w:r>
+        <w:rPr>
+          <w:highlight w:val="yellow"/>
+        </w:rPr>
+        <w:t>0</w:t>
+      </w:r>
+      <w:r>
+        <w:rPr>
+          <w:highlight w:val="yellow"/>
+        </w:rPr>
+        <w:t xml:space="preserve"> AM Logout: 5:00 pm:</w:t>
+      </w:r>
+    </w:p>
+    <w:p>
+      <w:pPr>
+        <w:pStyle w:val="ListParagraph"/>
+        <w:numPr>
+          <w:ilvl w:val="0"/>
+          <w:numId w:val="125"/>
+        </w:numPr>
+      </w:pPr>
+      <w:r>
+        <w:t xml:space="preserve">Learned JavaScript operators, regular expressions (Regex), and error handling using throw and custom Error classes. </w:t>
+      </w:r>
+    </w:p>
+    <w:p>
+      <w:pPr>
+        <w:pStyle w:val="ListParagraph"/>
+        <w:numPr>
+          <w:ilvl w:val="0"/>
+          <w:numId w:val="125"/>
+        </w:numPr>
+      </w:pPr>
+      <w:r>
+        <w:t xml:space="preserve">Studied Mongoose concepts, including types, CRUD operations, </w:t>
+      </w:r>
+      <w:proofErr w:type="gramStart"/>
+      <w:r>
+        <w:t>find(</w:t>
+      </w:r>
+      <w:proofErr w:type="gramEnd"/>
+      <w:r>
+        <w:t xml:space="preserve">), </w:t>
+      </w:r>
+      <w:proofErr w:type="spellStart"/>
+      <w:r>
+        <w:t>findByIdAndUpdate</w:t>
+      </w:r>
+      <w:proofErr w:type="spellEnd"/>
+      <w:r>
+        <w:t xml:space="preserve">(), filter(), lean(), $or queries, filtering, pagination, and query parameters. </w:t>
+      </w:r>
+    </w:p>
+    <w:p>
+      <w:pPr>
+        <w:pStyle w:val="ListParagraph"/>
+        <w:numPr>
+          <w:ilvl w:val="0"/>
+          <w:numId w:val="125"/>
+        </w:numPr>
+      </w:pPr>
+      <w:r>
+        <w:t xml:space="preserve">Learned utility methods such as </w:t>
+      </w:r>
+      <w:proofErr w:type="spellStart"/>
+      <w:r>
+        <w:t>Math.ceil</w:t>
+      </w:r>
+      <w:proofErr w:type="spellEnd"/>
+      <w:r>
+        <w:t xml:space="preserve">() and other common JavaScript functions. </w:t>
+      </w:r>
+    </w:p>
+    <w:p>
+      <w:pPr>
+        <w:pStyle w:val="ListParagraph"/>
+        <w:numPr>
+          <w:ilvl w:val="0"/>
+          <w:numId w:val="125"/>
+        </w:numPr>
+      </w:pPr>
+      <w:r>
+        <w:t xml:space="preserve">Understood the structure of JWT tokens and security best practices when using JWT authentication. </w:t>
+      </w:r>
+    </w:p>
+    <w:p>
+      <w:pPr>
+        <w:pStyle w:val="ListParagraph"/>
+        <w:numPr>
+          <w:ilvl w:val="0"/>
+          <w:numId w:val="125"/>
+        </w:numPr>
+      </w:pPr>
+      <w:r>
+        <w:t xml:space="preserve">Learned about cryptographic methods, cookies, HTTP headers, and request/response options. </w:t>
+      </w:r>
+    </w:p>
+    <w:p>
+      <w:pPr>
+        <w:pStyle w:val="ListParagraph"/>
+        <w:numPr>
+          <w:ilvl w:val="0"/>
+          <w:numId w:val="129"/>
+        </w:numPr>
+      </w:pPr>
+      <w:r>
+        <w:t xml:space="preserve">Studied the complete </w:t>
+      </w:r>
+      <w:r>
+        <w:rPr>
+          <w:b/>
+          <w:bCs/>
+        </w:rPr>
+        <w:t>Forgot Password</w:t>
+      </w:r>
+      <w:r>
+        <w:t xml:space="preserve"> workflow, including: </w:t>
+      </w:r>
+    </w:p>
+    <w:p>
+      <w:pPr>
+        <w:pStyle w:val="ListParagraph"/>
+        <w:numPr>
+          <w:ilvl w:val="1"/>
+          <w:numId w:val="129"/>
+        </w:numPr>
+      </w:pPr>
+      <w:r>
+        <w:t xml:space="preserve">Adding reset token fields to the user model. </w:t>
+      </w:r>
+    </w:p>
+    <w:p>
+      <w:pPr>
+        <w:numPr>
+          <w:ilvl w:val="0"/>
+          <w:numId w:val="130"/>
+        </w:numPr>
+      </w:pPr>
+      <w:r>
+        <w:t xml:space="preserve">Generating and hashing reset tokens using the SHA-256 algorithm. </w:t>
+      </w:r>
+    </w:p>
+    <w:p>
+      <w:pPr>
+        <w:numPr>
+          <w:ilvl w:val="0"/>
+          <w:numId w:val="130"/>
+        </w:numPr>
+      </w:pPr>
+      <w:r>
+        <w:t xml:space="preserve">Sending password reset emails. </w:t>
+      </w:r>
+    </w:p>
+    <w:p>
+      <w:pPr>
+        <w:numPr>
+          <w:ilvl w:val="0"/>
+          <w:numId w:val="130"/>
+        </w:numPr>
+      </w:pPr>
+      <w:r>
+        <w:t xml:space="preserve">Creating secure reset links. </w:t>
+      </w:r>
+    </w:p>
+    <w:p>
+      <w:pPr>
+        <w:numPr>
+          <w:ilvl w:val="0"/>
+          <w:numId w:val="130"/>
+        </w:numPr>
+      </w:pPr>
+      <w:r>
+        <w:t xml:space="preserve">Implementing the password reset flow in </w:t>
+      </w:r>
+      <w:r>
+        <w:rPr>
+          <w:b/>
+          <w:bCs/>
+        </w:rPr>
+        <w:t>Node.js</w:t>
+      </w:r>
+      <w:r>
+        <w:t xml:space="preserve"> and </w:t>
+      </w:r>
+      <w:r>
+        <w:rPr>
+          <w:b/>
+          <w:bCs/>
+        </w:rPr>
+        <w:t>Express.js</w:t>
+      </w:r>
+      <w:r>
+        <w:t>.</w:t>
+      </w:r>
+    </w:p>
+    <w:p/>
+    <w:p>
+      <w:r>
+        <w:br w:type="page"/>
+      </w:r>
+    </w:p>
+    <w:p>
+      <w:pPr>
+        <w:pStyle w:val="Heading1"/>
+      </w:pPr>
+      <w:r>
+        <w:rPr>
+          <w:highlight w:val="yellow"/>
+        </w:rPr>
+        <w:lastRenderedPageBreak/>
+        <w:t>May 05:</w:t>
+      </w:r>
+    </w:p>
+    <w:p>
+      <w:r>
+        <w:t xml:space="preserve">Email Queue </w:t>
+      </w:r>
+      <w:proofErr w:type="spellStart"/>
+      <w:r>
+        <w:t>Sytem</w:t>
+      </w:r>
+      <w:proofErr w:type="spellEnd"/>
+      <w:r>
+        <w:t xml:space="preserve"> using node </w:t>
+      </w:r>
+      <w:proofErr w:type="spellStart"/>
+      <w:r>
+        <w:t>js</w:t>
+      </w:r>
+      <w:proofErr w:type="spellEnd"/>
+      <w:r>
+        <w:t>:</w:t>
+      </w:r>
+      <w:r>
+        <w:br/>
+      </w:r>
+      <w:proofErr w:type="spellStart"/>
+      <w:r>
+        <w:t>exopress</w:t>
+      </w:r>
+      <w:proofErr w:type="spellEnd"/>
+    </w:p>
+    <w:p>
+      <w:r>
+        <w:t>Bull</w:t>
+      </w:r>
+    </w:p>
+    <w:p>
+      <w:proofErr w:type="spellStart"/>
+      <w:r>
+        <w:t>Nodemailer</w:t>
+      </w:r>
+      <w:proofErr w:type="spellEnd"/>
+    </w:p>
+    <w:p>
+      <w:proofErr w:type="spellStart"/>
+      <w:r>
+        <w:t>Nodemon</w:t>
+      </w:r>
+      <w:proofErr w:type="spellEnd"/>
+    </w:p>
+    <w:p>
+      <w:r>
+        <w:t xml:space="preserve">Create flow architecture </w:t>
+      </w:r>
+      <w:r>
         <w:br w:type="page"/>
       </w:r>
     </w:p>
@@ -16320,13 +17418,7 @@
         <w:rPr>
           <w:highlight w:val="yellow"/>
         </w:rPr>
-        <w:t>1</w:t>
-      </w:r>
-      <w:r>
-        <w:rPr>
-          <w:highlight w:val="yellow"/>
-        </w:rPr>
-        <w:t>2</w:t>
+        <w:t>12</w:t>
       </w:r>
       <w:r>
         <w:rPr>
@@ -16627,6 +17719,938 @@
         <w:t>Core modules documented with their respective architecture and API details.</w:t>
       </w:r>
     </w:p>
+    <w:p>
+      <w:r>
+        <w:br w:type="page"/>
+      </w:r>
+    </w:p>
+    <w:p>
+      <w:pPr>
+        <w:pStyle w:val="Heading1"/>
+      </w:pPr>
+      <w:r>
+        <w:rPr>
+          <w:highlight w:val="yellow"/>
+        </w:rPr>
+        <w:lastRenderedPageBreak/>
+        <w:t>July 13 2026 login: 8:52 AM logout: 5:00 PM Monday:</w:t>
+      </w:r>
+    </w:p>
+    <w:p>
+      <w:pPr>
+        <w:rPr>
+          <w:b/>
+          <w:bCs/>
+        </w:rPr>
+      </w:pPr>
+      <w:r>
+        <w:rPr>
+          <w:b/>
+          <w:bCs/>
+        </w:rPr>
+        <w:t>Discussions and System Validation</w:t>
+      </w:r>
+      <w:r>
+        <w:rPr>
+          <w:b/>
+          <w:bCs/>
+        </w:rPr>
+        <w:t>:</w:t>
+      </w:r>
+    </w:p>
+    <w:p>
+      <w:pPr>
+        <w:numPr>
+          <w:ilvl w:val="0"/>
+          <w:numId w:val="136"/>
+        </w:numPr>
+      </w:pPr>
+      <w:r>
+        <w:t>Discussed the previous day's system documentation with Founder Sir and received validation to proceed further.</w:t>
+      </w:r>
+    </w:p>
+    <w:p>
+      <w:pPr>
+        <w:numPr>
+          <w:ilvl w:val="0"/>
+          <w:numId w:val="136"/>
+        </w:numPr>
+      </w:pPr>
+      <w:r>
+        <w:t>Reviewed the overall system workflow and discussed areas requiring further identification and clarification, including:</w:t>
+      </w:r>
+    </w:p>
+    <w:p>
+      <w:pPr>
+        <w:numPr>
+          <w:ilvl w:val="1"/>
+          <w:numId w:val="136"/>
+        </w:numPr>
+      </w:pPr>
+      <w:r>
+        <w:t>Authentication system</w:t>
+      </w:r>
+    </w:p>
+    <w:p>
+      <w:pPr>
+        <w:numPr>
+          <w:ilvl w:val="1"/>
+          <w:numId w:val="136"/>
+        </w:numPr>
+      </w:pPr>
+      <w:r>
+        <w:t>Store system</w:t>
+      </w:r>
+    </w:p>
+    <w:p>
+      <w:pPr>
+        <w:numPr>
+          <w:ilvl w:val="1"/>
+          <w:numId w:val="136"/>
+        </w:numPr>
+      </w:pPr>
+      <w:r>
+        <w:t>Blog system</w:t>
+      </w:r>
+    </w:p>
+    <w:p>
+      <w:pPr>
+        <w:numPr>
+          <w:ilvl w:val="0"/>
+          <w:numId w:val="136"/>
+        </w:numPr>
+      </w:pPr>
+      <w:r>
+        <w:t>Received instructions to gather additional information and discuss identified points with the Senior Developer.</w:t>
+      </w:r>
+    </w:p>
+    <w:p>
+      <w:pPr>
+        <w:rPr>
+          <w:b/>
+          <w:bCs/>
+        </w:rPr>
+      </w:pPr>
+      <w:r>
+        <w:rPr>
+          <w:b/>
+          <w:bCs/>
+        </w:rPr>
+        <w:t>Discussion with Senior Developer</w:t>
+      </w:r>
+      <w:r>
+        <w:rPr>
+          <w:b/>
+          <w:bCs/>
+        </w:rPr>
+        <w:t>:</w:t>
+      </w:r>
+    </w:p>
+    <w:p>
+      <w:pPr>
+        <w:numPr>
+          <w:ilvl w:val="0"/>
+          <w:numId w:val="137"/>
+        </w:numPr>
+      </w:pPr>
+      <w:r>
+        <w:t>Shared identified system concerns and clarification points with the Senior Developer.</w:t>
+      </w:r>
+    </w:p>
+    <w:p>
+      <w:pPr>
+        <w:numPr>
+          <w:ilvl w:val="0"/>
+          <w:numId w:val="137"/>
+        </w:numPr>
+      </w:pPr>
+      <w:r>
+        <w:t xml:space="preserve">Discussed whether the identified </w:t>
+      </w:r>
+      <w:proofErr w:type="spellStart"/>
+      <w:r>
+        <w:t>behaviours</w:t>
+      </w:r>
+      <w:proofErr w:type="spellEnd"/>
+      <w:r>
+        <w:t xml:space="preserve"> were actual issues or expected system </w:t>
+      </w:r>
+      <w:proofErr w:type="spellStart"/>
+      <w:r>
+        <w:t>behaviour</w:t>
+      </w:r>
+      <w:proofErr w:type="spellEnd"/>
+      <w:r>
+        <w:t>.</w:t>
+      </w:r>
+    </w:p>
+    <w:p>
+      <w:pPr>
+        <w:numPr>
+          <w:ilvl w:val="0"/>
+          <w:numId w:val="137"/>
+        </w:numPr>
+      </w:pPr>
+      <w:r>
+        <w:t>Presented additional findings from system analysis and demonstrated the identified cases within the system.</w:t>
+      </w:r>
+    </w:p>
+    <w:p>
+      <w:pPr>
+        <w:numPr>
+          <w:ilvl w:val="0"/>
+          <w:numId w:val="137"/>
+        </w:numPr>
+      </w:pPr>
+      <w:r>
+        <w:t>Clarified technical understanding and documented points requiring further attention.</w:t>
+      </w:r>
+    </w:p>
+    <w:p>
+      <w:pPr>
+        <w:rPr>
+          <w:b/>
+          <w:bCs/>
+        </w:rPr>
+      </w:pPr>
+      <w:r>
+        <w:rPr>
+          <w:b/>
+          <w:bCs/>
+        </w:rPr>
+        <w:t>Team Discussion and Bug Review</w:t>
+      </w:r>
+      <w:r>
+        <w:rPr>
+          <w:b/>
+          <w:bCs/>
+        </w:rPr>
+        <w:t>:</w:t>
+      </w:r>
+    </w:p>
+    <w:p>
+      <w:pPr>
+        <w:numPr>
+          <w:ilvl w:val="0"/>
+          <w:numId w:val="138"/>
+        </w:numPr>
+      </w:pPr>
+      <w:r>
+        <w:t>Discussed documentation-related bugs reported by QA with the team.</w:t>
+      </w:r>
+    </w:p>
+    <w:p>
+      <w:pPr>
+        <w:numPr>
+          <w:ilvl w:val="0"/>
+          <w:numId w:val="138"/>
+        </w:numPr>
+      </w:pPr>
+      <w:r>
+        <w:t>Reviewed reported issues and separated:</w:t>
+      </w:r>
+    </w:p>
+    <w:p>
+      <w:pPr>
+        <w:numPr>
+          <w:ilvl w:val="1"/>
+          <w:numId w:val="138"/>
+        </w:numPr>
+      </w:pPr>
+      <w:r>
+        <w:t>Actual bugs requiring fixes</w:t>
+      </w:r>
+    </w:p>
+    <w:p>
+      <w:pPr>
+        <w:numPr>
+          <w:ilvl w:val="1"/>
+          <w:numId w:val="138"/>
+        </w:numPr>
+      </w:pPr>
+      <w:r>
+        <w:t xml:space="preserve">Feature requests or expected </w:t>
+      </w:r>
+      <w:proofErr w:type="spellStart"/>
+      <w:r>
+        <w:t>behaviour</w:t>
+      </w:r>
+      <w:proofErr w:type="spellEnd"/>
+      <w:r>
+        <w:t xml:space="preserve"> requiring clarification</w:t>
+      </w:r>
+    </w:p>
+    <w:p>
+      <w:pPr>
+        <w:numPr>
+          <w:ilvl w:val="0"/>
+          <w:numId w:val="138"/>
+        </w:numPr>
+      </w:pPr>
+      <w:r>
+        <w:t>Prepared a categorized list of required changes and shared it with the team.</w:t>
+      </w:r>
+    </w:p>
+    <w:p>
+      <w:pPr>
+        <w:numPr>
+          <w:ilvl w:val="0"/>
+          <w:numId w:val="138"/>
+        </w:numPr>
+      </w:pPr>
+      <w:r>
+        <w:t>Identified that most major issues were related to:</w:t>
+      </w:r>
+    </w:p>
+    <w:p>
+      <w:pPr>
+        <w:numPr>
+          <w:ilvl w:val="1"/>
+          <w:numId w:val="138"/>
+        </w:numPr>
+      </w:pPr>
+      <w:r>
+        <w:t>UI inconsistencies</w:t>
+      </w:r>
+    </w:p>
+    <w:p>
+      <w:pPr>
+        <w:numPr>
+          <w:ilvl w:val="1"/>
+          <w:numId w:val="138"/>
+        </w:numPr>
+      </w:pPr>
+      <w:r>
+        <w:lastRenderedPageBreak/>
+        <w:t xml:space="preserve">Navigation </w:t>
+      </w:r>
+      <w:proofErr w:type="spellStart"/>
+      <w:r>
+        <w:t>behaviour</w:t>
+      </w:r>
+      <w:proofErr w:type="spellEnd"/>
+    </w:p>
+    <w:p>
+      <w:r>
+        <w:t>Verification and Follow-up</w:t>
+      </w:r>
+    </w:p>
+    <w:p>
+      <w:pPr>
+        <w:numPr>
+          <w:ilvl w:val="0"/>
+          <w:numId w:val="139"/>
+        </w:numPr>
+      </w:pPr>
+      <w:r>
+        <w:t>Verified the completed fixes with the team.</w:t>
+      </w:r>
+    </w:p>
+    <w:p>
+      <w:pPr>
+        <w:numPr>
+          <w:ilvl w:val="0"/>
+          <w:numId w:val="139"/>
+        </w:numPr>
+      </w:pPr>
+      <w:r>
+        <w:t>Reviewed which reported issues had been resolved and confirmed the current status of changes.</w:t>
+      </w:r>
+    </w:p>
+    <w:p/>
+    <w:p>
+      <w:r>
+        <w:rPr>
+          <w:b/>
+          <w:bCs/>
+        </w:rPr>
+        <w:t>Mac store doc update:</w:t>
+      </w:r>
+    </w:p>
+    <w:p>
+      <w:pPr>
+        <w:ind w:left="360"/>
+      </w:pPr>
+      <w:r>
+        <w:t xml:space="preserve">Completed documentation for </w:t>
+      </w:r>
+      <w:r>
+        <w:rPr>
+          <w:b/>
+          <w:bCs/>
+        </w:rPr>
+        <w:t>View All Available Products section (Homepage)</w:t>
+      </w:r>
+      <w:r>
+        <w:t>:</w:t>
+      </w:r>
+    </w:p>
+    <w:p>
+      <w:pPr>
+        <w:numPr>
+          <w:ilvl w:val="0"/>
+          <w:numId w:val="131"/>
+        </w:numPr>
+        <w:tabs>
+          <w:tab w:val="clear" w:pos="720"/>
+          <w:tab w:val="num" w:pos="1080"/>
+        </w:tabs>
+        <w:ind w:left="1080"/>
+      </w:pPr>
+      <w:r>
+        <w:t>Added Introduction.</w:t>
+      </w:r>
+    </w:p>
+    <w:p>
+      <w:pPr>
+        <w:numPr>
+          <w:ilvl w:val="0"/>
+          <w:numId w:val="131"/>
+        </w:numPr>
+        <w:tabs>
+          <w:tab w:val="clear" w:pos="720"/>
+          <w:tab w:val="num" w:pos="1080"/>
+        </w:tabs>
+        <w:ind w:left="1080"/>
+      </w:pPr>
+      <w:r>
+        <w:t>Documented System Workflow.</w:t>
+      </w:r>
+    </w:p>
+    <w:p>
+      <w:pPr>
+        <w:numPr>
+          <w:ilvl w:val="0"/>
+          <w:numId w:val="131"/>
+        </w:numPr>
+        <w:tabs>
+          <w:tab w:val="clear" w:pos="720"/>
+          <w:tab w:val="num" w:pos="1080"/>
+        </w:tabs>
+        <w:ind w:left="1080"/>
+      </w:pPr>
+      <w:r>
+        <w:t>Documented API usage:</w:t>
+      </w:r>
+    </w:p>
+    <w:p>
+      <w:pPr>
+        <w:numPr>
+          <w:ilvl w:val="1"/>
+          <w:numId w:val="131"/>
+        </w:numPr>
+        <w:tabs>
+          <w:tab w:val="clear" w:pos="1440"/>
+          <w:tab w:val="num" w:pos="1800"/>
+        </w:tabs>
+        <w:ind w:left="1800"/>
+      </w:pPr>
+      <w:r>
+        <w:t>GET /categories</w:t>
+      </w:r>
+    </w:p>
+    <w:p>
+      <w:pPr>
+        <w:numPr>
+          <w:ilvl w:val="0"/>
+          <w:numId w:val="131"/>
+        </w:numPr>
+        <w:tabs>
+          <w:tab w:val="clear" w:pos="720"/>
+          <w:tab w:val="num" w:pos="1080"/>
+        </w:tabs>
+        <w:ind w:left="1080"/>
+      </w:pPr>
+      <w:r>
+        <w:t xml:space="preserve">Added Error Handling and Fallback </w:t>
+      </w:r>
+      <w:proofErr w:type="spellStart"/>
+      <w:r>
+        <w:t>Behaviour</w:t>
+      </w:r>
+      <w:proofErr w:type="spellEnd"/>
+      <w:r>
+        <w:t>.</w:t>
+      </w:r>
+    </w:p>
+    <w:p>
+      <w:pPr>
+        <w:ind w:left="360"/>
+      </w:pPr>
+      <w:r>
+        <w:t xml:space="preserve">Completed documentation for </w:t>
+      </w:r>
+      <w:r>
+        <w:rPr>
+          <w:b/>
+          <w:bCs/>
+        </w:rPr>
+        <w:t>Limited Time Offer Section (Homepage)</w:t>
+      </w:r>
+      <w:r>
+        <w:t>:</w:t>
+      </w:r>
+    </w:p>
+    <w:p>
+      <w:pPr>
+        <w:numPr>
+          <w:ilvl w:val="0"/>
+          <w:numId w:val="132"/>
+        </w:numPr>
+        <w:tabs>
+          <w:tab w:val="clear" w:pos="720"/>
+          <w:tab w:val="num" w:pos="1080"/>
+        </w:tabs>
+        <w:ind w:left="1080"/>
+      </w:pPr>
+      <w:r>
+        <w:t>Added Introduction.</w:t>
+      </w:r>
+    </w:p>
+    <w:p>
+      <w:pPr>
+        <w:numPr>
+          <w:ilvl w:val="0"/>
+          <w:numId w:val="132"/>
+        </w:numPr>
+        <w:tabs>
+          <w:tab w:val="clear" w:pos="720"/>
+          <w:tab w:val="num" w:pos="1080"/>
+        </w:tabs>
+        <w:ind w:left="1080"/>
+      </w:pPr>
+      <w:r>
+        <w:t>Documented System Workflow.</w:t>
+      </w:r>
+    </w:p>
+    <w:p>
+      <w:pPr>
+        <w:numPr>
+          <w:ilvl w:val="0"/>
+          <w:numId w:val="132"/>
+        </w:numPr>
+        <w:tabs>
+          <w:tab w:val="clear" w:pos="720"/>
+          <w:tab w:val="num" w:pos="1080"/>
+        </w:tabs>
+        <w:ind w:left="1080"/>
+      </w:pPr>
+      <w:r>
+        <w:t>Documented API usage:</w:t>
+      </w:r>
+    </w:p>
+    <w:p>
+      <w:pPr>
+        <w:numPr>
+          <w:ilvl w:val="1"/>
+          <w:numId w:val="132"/>
+        </w:numPr>
+        <w:tabs>
+          <w:tab w:val="clear" w:pos="1440"/>
+          <w:tab w:val="num" w:pos="1800"/>
+        </w:tabs>
+        <w:ind w:left="1800"/>
+      </w:pPr>
+      <w:r>
+        <w:t>GET /offers</w:t>
+      </w:r>
+    </w:p>
+    <w:p>
+      <w:pPr>
+        <w:numPr>
+          <w:ilvl w:val="0"/>
+          <w:numId w:val="132"/>
+        </w:numPr>
+        <w:tabs>
+          <w:tab w:val="clear" w:pos="720"/>
+          <w:tab w:val="num" w:pos="1080"/>
+        </w:tabs>
+        <w:ind w:left="1080"/>
+      </w:pPr>
+      <w:r>
+        <w:t>Added Error Handling details.</w:t>
+      </w:r>
+    </w:p>
+    <w:p>
+      <w:pPr>
+        <w:numPr>
+          <w:ilvl w:val="0"/>
+          <w:numId w:val="132"/>
+        </w:numPr>
+        <w:tabs>
+          <w:tab w:val="clear" w:pos="720"/>
+          <w:tab w:val="num" w:pos="1080"/>
+        </w:tabs>
+        <w:ind w:left="1080"/>
+      </w:pPr>
+      <w:r>
+        <w:t xml:space="preserve">Documented Carousel </w:t>
+      </w:r>
+      <w:proofErr w:type="spellStart"/>
+      <w:r>
+        <w:t>Behaviour</w:t>
+      </w:r>
+      <w:proofErr w:type="spellEnd"/>
+      <w:r>
+        <w:t>.</w:t>
+      </w:r>
+    </w:p>
+    <w:p>
+      <w:pPr>
+        <w:ind w:left="360"/>
+      </w:pPr>
+      <w:r>
+        <w:t xml:space="preserve">Completed documentation for </w:t>
+      </w:r>
+      <w:r>
+        <w:rPr>
+          <w:b/>
+          <w:bCs/>
+        </w:rPr>
+        <w:t>Featured Accessory Brand Section (Homepage)</w:t>
+      </w:r>
+      <w:r>
+        <w:t>:</w:t>
+      </w:r>
+    </w:p>
+    <w:p>
+      <w:pPr>
+        <w:numPr>
+          <w:ilvl w:val="0"/>
+          <w:numId w:val="133"/>
+        </w:numPr>
+        <w:tabs>
+          <w:tab w:val="clear" w:pos="720"/>
+          <w:tab w:val="num" w:pos="1080"/>
+        </w:tabs>
+        <w:ind w:left="1080"/>
+      </w:pPr>
+      <w:r>
+        <w:t>Added Introduction.</w:t>
+      </w:r>
+    </w:p>
+    <w:p>
+      <w:pPr>
+        <w:numPr>
+          <w:ilvl w:val="0"/>
+          <w:numId w:val="133"/>
+        </w:numPr>
+        <w:tabs>
+          <w:tab w:val="clear" w:pos="720"/>
+          <w:tab w:val="num" w:pos="1080"/>
+        </w:tabs>
+        <w:ind w:left="1080"/>
+      </w:pPr>
+      <w:r>
+        <w:t>Documented System Workflow.</w:t>
+      </w:r>
+    </w:p>
+    <w:p>
+      <w:pPr>
+        <w:numPr>
+          <w:ilvl w:val="0"/>
+          <w:numId w:val="133"/>
+        </w:numPr>
+        <w:tabs>
+          <w:tab w:val="clear" w:pos="720"/>
+          <w:tab w:val="num" w:pos="1080"/>
+        </w:tabs>
+        <w:ind w:left="1080"/>
+      </w:pPr>
+      <w:r>
+        <w:t>Documented API usage:</w:t>
+      </w:r>
+    </w:p>
+    <w:p>
+      <w:pPr>
+        <w:numPr>
+          <w:ilvl w:val="1"/>
+          <w:numId w:val="133"/>
+        </w:numPr>
+        <w:tabs>
+          <w:tab w:val="clear" w:pos="1440"/>
+          <w:tab w:val="num" w:pos="1800"/>
+        </w:tabs>
+        <w:ind w:left="1800"/>
+      </w:pPr>
+      <w:r>
+        <w:t>GET /brands</w:t>
+      </w:r>
+    </w:p>
+    <w:p>
+      <w:pPr>
+        <w:numPr>
+          <w:ilvl w:val="0"/>
+          <w:numId w:val="133"/>
+        </w:numPr>
+        <w:tabs>
+          <w:tab w:val="clear" w:pos="720"/>
+          <w:tab w:val="num" w:pos="1080"/>
+        </w:tabs>
+        <w:ind w:left="1080"/>
+      </w:pPr>
+      <w:r>
+        <w:t>Added Error Handling details.</w:t>
+      </w:r>
+    </w:p>
+    <w:p>
+      <w:pPr>
+        <w:ind w:left="360"/>
+      </w:pPr>
+      <w:r>
+        <w:lastRenderedPageBreak/>
+        <w:t xml:space="preserve">Completed analysis and documentation preparation for </w:t>
+      </w:r>
+      <w:r>
+        <w:rPr>
+          <w:b/>
+          <w:bCs/>
+        </w:rPr>
+        <w:t>Best Sellers Section (Homepage)</w:t>
+      </w:r>
+      <w:r>
+        <w:t>:</w:t>
+      </w:r>
+    </w:p>
+    <w:p>
+      <w:pPr>
+        <w:numPr>
+          <w:ilvl w:val="0"/>
+          <w:numId w:val="134"/>
+        </w:numPr>
+        <w:tabs>
+          <w:tab w:val="clear" w:pos="720"/>
+          <w:tab w:val="num" w:pos="1080"/>
+        </w:tabs>
+        <w:ind w:left="1080"/>
+      </w:pPr>
+      <w:r>
+        <w:t>Added Introduction.</w:t>
+      </w:r>
+    </w:p>
+    <w:p>
+      <w:pPr>
+        <w:numPr>
+          <w:ilvl w:val="0"/>
+          <w:numId w:val="134"/>
+        </w:numPr>
+        <w:tabs>
+          <w:tab w:val="clear" w:pos="720"/>
+          <w:tab w:val="num" w:pos="1080"/>
+        </w:tabs>
+        <w:ind w:left="1080"/>
+      </w:pPr>
+      <w:r>
+        <w:t>Documented System Workflow.</w:t>
+      </w:r>
+    </w:p>
+    <w:p>
+      <w:pPr>
+        <w:numPr>
+          <w:ilvl w:val="0"/>
+          <w:numId w:val="134"/>
+        </w:numPr>
+        <w:tabs>
+          <w:tab w:val="clear" w:pos="720"/>
+          <w:tab w:val="num" w:pos="1080"/>
+        </w:tabs>
+        <w:ind w:left="1080"/>
+      </w:pPr>
+      <w:r>
+        <w:t>Documented Tab Switching Workflow.</w:t>
+      </w:r>
+    </w:p>
+    <w:p>
+      <w:pPr>
+        <w:numPr>
+          <w:ilvl w:val="0"/>
+          <w:numId w:val="134"/>
+        </w:numPr>
+        <w:tabs>
+          <w:tab w:val="clear" w:pos="720"/>
+          <w:tab w:val="num" w:pos="1080"/>
+        </w:tabs>
+        <w:ind w:left="1080"/>
+      </w:pPr>
+      <w:r>
+        <w:t>Documented API usage:</w:t>
+      </w:r>
+    </w:p>
+    <w:p>
+      <w:pPr>
+        <w:numPr>
+          <w:ilvl w:val="1"/>
+          <w:numId w:val="134"/>
+        </w:numPr>
+        <w:tabs>
+          <w:tab w:val="clear" w:pos="1440"/>
+          <w:tab w:val="num" w:pos="1800"/>
+        </w:tabs>
+        <w:ind w:left="1800"/>
+      </w:pPr>
+      <w:r>
+        <w:t>GET /products</w:t>
+      </w:r>
+    </w:p>
+    <w:p>
+      <w:pPr>
+        <w:ind w:left="360"/>
+      </w:pPr>
+      <w:r>
+        <w:rPr>
+          <w:b/>
+          <w:bCs/>
+        </w:rPr>
+        <w:t xml:space="preserve">Completed </w:t>
+      </w:r>
+      <w:r>
+        <w:rPr>
+          <w:b/>
+          <w:bCs/>
+        </w:rPr>
+        <w:t>Collection Filtering Module (Product Page)</w:t>
+      </w:r>
+      <w:r>
+        <w:t>:</w:t>
+      </w:r>
+    </w:p>
+    <w:p>
+      <w:pPr>
+        <w:numPr>
+          <w:ilvl w:val="0"/>
+          <w:numId w:val="135"/>
+        </w:numPr>
+        <w:tabs>
+          <w:tab w:val="clear" w:pos="720"/>
+          <w:tab w:val="num" w:pos="1080"/>
+        </w:tabs>
+        <w:ind w:left="1080"/>
+      </w:pPr>
+      <w:r>
+        <w:t>Added Introduction.</w:t>
+      </w:r>
+    </w:p>
+    <w:p>
+      <w:pPr>
+        <w:numPr>
+          <w:ilvl w:val="0"/>
+          <w:numId w:val="135"/>
+        </w:numPr>
+        <w:tabs>
+          <w:tab w:val="clear" w:pos="720"/>
+          <w:tab w:val="num" w:pos="1080"/>
+        </w:tabs>
+        <w:ind w:left="1080"/>
+      </w:pPr>
+      <w:r>
+        <w:t>Documented System Workflow.</w:t>
+      </w:r>
+    </w:p>
+    <w:p>
+      <w:pPr>
+        <w:numPr>
+          <w:ilvl w:val="0"/>
+          <w:numId w:val="135"/>
+        </w:numPr>
+        <w:tabs>
+          <w:tab w:val="clear" w:pos="720"/>
+          <w:tab w:val="num" w:pos="1080"/>
+        </w:tabs>
+        <w:ind w:left="1080"/>
+      </w:pPr>
+      <w:r>
+        <w:t>Documented Filter Parameters.</w:t>
+      </w:r>
+    </w:p>
+    <w:p>
+      <w:pPr>
+        <w:numPr>
+          <w:ilvl w:val="0"/>
+          <w:numId w:val="135"/>
+        </w:numPr>
+        <w:tabs>
+          <w:tab w:val="clear" w:pos="720"/>
+          <w:tab w:val="num" w:pos="1080"/>
+        </w:tabs>
+        <w:ind w:left="1080"/>
+      </w:pPr>
+      <w:r>
+        <w:t xml:space="preserve">Documented Filter </w:t>
+      </w:r>
+      <w:proofErr w:type="spellStart"/>
+      <w:r>
+        <w:t>Behaviour</w:t>
+      </w:r>
+      <w:proofErr w:type="spellEnd"/>
+      <w:r>
+        <w:t>:</w:t>
+      </w:r>
+    </w:p>
+    <w:p>
+      <w:pPr>
+        <w:numPr>
+          <w:ilvl w:val="1"/>
+          <w:numId w:val="135"/>
+        </w:numPr>
+        <w:tabs>
+          <w:tab w:val="clear" w:pos="1440"/>
+          <w:tab w:val="num" w:pos="1800"/>
+        </w:tabs>
+        <w:ind w:left="1800"/>
+      </w:pPr>
+      <w:r>
+        <w:t>Stock Filter</w:t>
+      </w:r>
+    </w:p>
+    <w:p>
+      <w:pPr>
+        <w:numPr>
+          <w:ilvl w:val="1"/>
+          <w:numId w:val="135"/>
+        </w:numPr>
+        <w:tabs>
+          <w:tab w:val="clear" w:pos="1440"/>
+          <w:tab w:val="num" w:pos="1800"/>
+        </w:tabs>
+        <w:ind w:left="1800"/>
+      </w:pPr>
+      <w:r>
+        <w:t>Price Range Filter</w:t>
+      </w:r>
+    </w:p>
+    <w:p>
+      <w:pPr>
+        <w:numPr>
+          <w:ilvl w:val="1"/>
+          <w:numId w:val="135"/>
+        </w:numPr>
+        <w:tabs>
+          <w:tab w:val="clear" w:pos="1440"/>
+          <w:tab w:val="num" w:pos="1800"/>
+        </w:tabs>
+        <w:ind w:left="1800"/>
+      </w:pPr>
+      <w:r>
+        <w:t>Sorting</w:t>
+      </w:r>
+    </w:p>
+    <w:p>
+      <w:pPr>
+        <w:numPr>
+          <w:ilvl w:val="1"/>
+          <w:numId w:val="135"/>
+        </w:numPr>
+        <w:tabs>
+          <w:tab w:val="clear" w:pos="1440"/>
+          <w:tab w:val="num" w:pos="1800"/>
+        </w:tabs>
+        <w:ind w:left="1800"/>
+      </w:pPr>
+      <w:r>
+        <w:t>Subcategory Filter</w:t>
+      </w:r>
+    </w:p>
+    <w:p/>
     <w:sectPr>
       <w:pgSz w:w="12240" w:h="15840"/>
       <w:pgMar w:top="1440" w:right="1440" w:bottom="1440" w:left="1440" w:header="720" w:footer="720" w:gutter="0"/>
@@ -17796,6 +19820,119 @@
     </w:lvl>
   </w:abstractNum>
   <w:abstractNum w:abstractNumId="8" w15:restartNumberingAfterBreak="0">
+    <w:nsid w:val="0AC85EFB"/>
+    <w:multiLevelType w:val="hybridMultilevel"/>
+    <w:tmpl w:val="38987826"/>
+    <w:lvl w:ilvl="0" w:tplc="04090001">
+      <w:start w:val="1"/>
+      <w:numFmt w:val="bullet"/>
+      <w:lvlText w:val=""/>
+      <w:lvlJc w:val="left"/>
+      <w:pPr>
+        <w:ind w:left="1440" w:hanging="360"/>
+      </w:pPr>
+      <w:rPr>
+        <w:rFonts w:ascii="Symbol" w:hAnsi="Symbol" w:hint="default"/>
+      </w:rPr>
+    </w:lvl>
+    <w:lvl w:ilvl="1" w:tplc="04090003" w:tentative="1">
+      <w:start w:val="1"/>
+      <w:numFmt w:val="bullet"/>
+      <w:lvlText w:val="o"/>
+      <w:lvlJc w:val="left"/>
+      <w:pPr>
+        <w:ind w:left="2160" w:hanging="360"/>
+      </w:pPr>
+      <w:rPr>
+        <w:rFonts w:ascii="Courier New" w:hAnsi="Courier New" w:cs="Courier New" w:hint="default"/>
+      </w:rPr>
+    </w:lvl>
+    <w:lvl w:ilvl="2" w:tplc="04090005" w:tentative="1">
+      <w:start w:val="1"/>
+      <w:numFmt w:val="bullet"/>
+      <w:lvlText w:val=""/>
+      <w:lvlJc w:val="left"/>
+      <w:pPr>
+        <w:ind w:left="2880" w:hanging="360"/>
+      </w:pPr>
+      <w:rPr>
+        <w:rFonts w:ascii="Wingdings" w:hAnsi="Wingdings" w:hint="default"/>
+      </w:rPr>
+    </w:lvl>
+    <w:lvl w:ilvl="3" w:tplc="04090001" w:tentative="1">
+      <w:start w:val="1"/>
+      <w:numFmt w:val="bullet"/>
+      <w:lvlText w:val=""/>
+      <w:lvlJc w:val="left"/>
+      <w:pPr>
+        <w:ind w:left="3600" w:hanging="360"/>
+      </w:pPr>
+      <w:rPr>
+        <w:rFonts w:ascii="Symbol" w:hAnsi="Symbol" w:hint="default"/>
+      </w:rPr>
+    </w:lvl>
+    <w:lvl w:ilvl="4" w:tplc="04090003" w:tentative="1">
+      <w:start w:val="1"/>
+      <w:numFmt w:val="bullet"/>
+      <w:lvlText w:val="o"/>
+      <w:lvlJc w:val="left"/>
+      <w:pPr>
+        <w:ind w:left="4320" w:hanging="360"/>
+      </w:pPr>
+      <w:rPr>
+        <w:rFonts w:ascii="Courier New" w:hAnsi="Courier New" w:cs="Courier New" w:hint="default"/>
+      </w:rPr>
+    </w:lvl>
+    <w:lvl w:ilvl="5" w:tplc="04090005" w:tentative="1">
+      <w:start w:val="1"/>
+      <w:numFmt w:val="bullet"/>
+      <w:lvlText w:val=""/>
+      <w:lvlJc w:val="left"/>
+      <w:pPr>
+        <w:ind w:left="5040" w:hanging="360"/>
+      </w:pPr>
+      <w:rPr>
+        <w:rFonts w:ascii="Wingdings" w:hAnsi="Wingdings" w:hint="default"/>
+      </w:rPr>
+    </w:lvl>
+    <w:lvl w:ilvl="6" w:tplc="04090001" w:tentative="1">
+      <w:start w:val="1"/>
+      <w:numFmt w:val="bullet"/>
+      <w:lvlText w:val=""/>
+      <w:lvlJc w:val="left"/>
+      <w:pPr>
+        <w:ind w:left="5760" w:hanging="360"/>
+      </w:pPr>
+      <w:rPr>
+        <w:rFonts w:ascii="Symbol" w:hAnsi="Symbol" w:hint="default"/>
+      </w:rPr>
+    </w:lvl>
+    <w:lvl w:ilvl="7" w:tplc="04090003" w:tentative="1">
+      <w:start w:val="1"/>
+      <w:numFmt w:val="bullet"/>
+      <w:lvlText w:val="o"/>
+      <w:lvlJc w:val="left"/>
+      <w:pPr>
+        <w:ind w:left="6480" w:hanging="360"/>
+      </w:pPr>
+      <w:rPr>
+        <w:rFonts w:ascii="Courier New" w:hAnsi="Courier New" w:cs="Courier New" w:hint="default"/>
+      </w:rPr>
+    </w:lvl>
+    <w:lvl w:ilvl="8" w:tplc="04090005" w:tentative="1">
+      <w:start w:val="1"/>
+      <w:numFmt w:val="bullet"/>
+      <w:lvlText w:val=""/>
+      <w:lvlJc w:val="left"/>
+      <w:pPr>
+        <w:ind w:left="7200" w:hanging="360"/>
+      </w:pPr>
+      <w:rPr>
+        <w:rFonts w:ascii="Wingdings" w:hAnsi="Wingdings" w:hint="default"/>
+      </w:rPr>
+    </w:lvl>
+  </w:abstractNum>
+  <w:abstractNum w:abstractNumId="9" w15:restartNumberingAfterBreak="0">
     <w:nsid w:val="0B380A66"/>
     <w:multiLevelType w:val="hybridMultilevel"/>
     <w:tmpl w:val="2AD0C2C8"/>
@@ -17908,7 +20045,7 @@
       </w:rPr>
     </w:lvl>
   </w:abstractNum>
-  <w:abstractNum w:abstractNumId="9" w15:restartNumberingAfterBreak="0">
+  <w:abstractNum w:abstractNumId="10" w15:restartNumberingAfterBreak="0">
     <w:nsid w:val="0C6F2C28"/>
     <w:multiLevelType w:val="multilevel"/>
     <w:tmpl w:val="6C3EFB04"/>
@@ -18057,7 +20194,269 @@
       </w:rPr>
     </w:lvl>
   </w:abstractNum>
-  <w:abstractNum w:abstractNumId="10" w15:restartNumberingAfterBreak="0">
+  <w:abstractNum w:abstractNumId="11" w15:restartNumberingAfterBreak="0">
+    <w:nsid w:val="0C873DD8"/>
+    <w:multiLevelType w:val="hybridMultilevel"/>
+    <w:tmpl w:val="9452A680"/>
+    <w:lvl w:ilvl="0" w:tplc="04090001">
+      <w:start w:val="1"/>
+      <w:numFmt w:val="bullet"/>
+      <w:lvlText w:val=""/>
+      <w:lvlJc w:val="left"/>
+      <w:pPr>
+        <w:ind w:left="720" w:hanging="360"/>
+      </w:pPr>
+      <w:rPr>
+        <w:rFonts w:ascii="Symbol" w:hAnsi="Symbol" w:hint="default"/>
+      </w:rPr>
+    </w:lvl>
+    <w:lvl w:ilvl="1" w:tplc="04090003" w:tentative="1">
+      <w:start w:val="1"/>
+      <w:numFmt w:val="bullet"/>
+      <w:lvlText w:val="o"/>
+      <w:lvlJc w:val="left"/>
+      <w:pPr>
+        <w:ind w:left="1440" w:hanging="360"/>
+      </w:pPr>
+      <w:rPr>
+        <w:rFonts w:ascii="Courier New" w:hAnsi="Courier New" w:cs="Courier New" w:hint="default"/>
+      </w:rPr>
+    </w:lvl>
+    <w:lvl w:ilvl="2" w:tplc="04090005" w:tentative="1">
+      <w:start w:val="1"/>
+      <w:numFmt w:val="bullet"/>
+      <w:lvlText w:val=""/>
+      <w:lvlJc w:val="left"/>
+      <w:pPr>
+        <w:ind w:left="2160" w:hanging="360"/>
+      </w:pPr>
+      <w:rPr>
+        <w:rFonts w:ascii="Wingdings" w:hAnsi="Wingdings" w:hint="default"/>
+      </w:rPr>
+    </w:lvl>
+    <w:lvl w:ilvl="3" w:tplc="04090001" w:tentative="1">
+      <w:start w:val="1"/>
+      <w:numFmt w:val="bullet"/>
+      <w:lvlText w:val=""/>
+      <w:lvlJc w:val="left"/>
+      <w:pPr>
+        <w:ind w:left="2880" w:hanging="360"/>
+      </w:pPr>
+      <w:rPr>
+        <w:rFonts w:ascii="Symbol" w:hAnsi="Symbol" w:hint="default"/>
+      </w:rPr>
+    </w:lvl>
+    <w:lvl w:ilvl="4" w:tplc="04090003" w:tentative="1">
+      <w:start w:val="1"/>
+      <w:numFmt w:val="bullet"/>
+      <w:lvlText w:val="o"/>
+      <w:lvlJc w:val="left"/>
+      <w:pPr>
+        <w:ind w:left="3600" w:hanging="360"/>
+      </w:pPr>
+      <w:rPr>
+        <w:rFonts w:ascii="Courier New" w:hAnsi="Courier New" w:cs="Courier New" w:hint="default"/>
+      </w:rPr>
+    </w:lvl>
+    <w:lvl w:ilvl="5" w:tplc="04090005" w:tentative="1">
+      <w:start w:val="1"/>
+      <w:numFmt w:val="bullet"/>
+      <w:lvlText w:val=""/>
+      <w:lvlJc w:val="left"/>
+      <w:pPr>
+        <w:ind w:left="4320" w:hanging="360"/>
+      </w:pPr>
+      <w:rPr>
+        <w:rFonts w:ascii="Wingdings" w:hAnsi="Wingdings" w:hint="default"/>
+      </w:rPr>
+    </w:lvl>
+    <w:lvl w:ilvl="6" w:tplc="04090001" w:tentative="1">
+      <w:start w:val="1"/>
+      <w:numFmt w:val="bullet"/>
+      <w:lvlText w:val=""/>
+      <w:lvlJc w:val="left"/>
+      <w:pPr>
+        <w:ind w:left="5040" w:hanging="360"/>
+      </w:pPr>
+      <w:rPr>
+        <w:rFonts w:ascii="Symbol" w:hAnsi="Symbol" w:hint="default"/>
+      </w:rPr>
+    </w:lvl>
+    <w:lvl w:ilvl="7" w:tplc="04090003" w:tentative="1">
+      <w:start w:val="1"/>
+      <w:numFmt w:val="bullet"/>
+      <w:lvlText w:val="o"/>
+      <w:lvlJc w:val="left"/>
+      <w:pPr>
+        <w:ind w:left="5760" w:hanging="360"/>
+      </w:pPr>
+      <w:rPr>
+        <w:rFonts w:ascii="Courier New" w:hAnsi="Courier New" w:cs="Courier New" w:hint="default"/>
+      </w:rPr>
+    </w:lvl>
+    <w:lvl w:ilvl="8" w:tplc="04090005" w:tentative="1">
+      <w:start w:val="1"/>
+      <w:numFmt w:val="bullet"/>
+      <w:lvlText w:val=""/>
+      <w:lvlJc w:val="left"/>
+      <w:pPr>
+        <w:ind w:left="6480" w:hanging="360"/>
+      </w:pPr>
+      <w:rPr>
+        <w:rFonts w:ascii="Wingdings" w:hAnsi="Wingdings" w:hint="default"/>
+      </w:rPr>
+    </w:lvl>
+  </w:abstractNum>
+  <w:abstractNum w:abstractNumId="12" w15:restartNumberingAfterBreak="0">
+    <w:nsid w:val="10A67529"/>
+    <w:multiLevelType w:val="multilevel"/>
+    <w:tmpl w:val="E50C8280"/>
+    <w:lvl w:ilvl="0">
+      <w:start w:val="1"/>
+      <w:numFmt w:val="bullet"/>
+      <w:lvlText w:val=""/>
+      <w:lvlJc w:val="left"/>
+      <w:pPr>
+        <w:tabs>
+          <w:tab w:val="num" w:pos="720"/>
+        </w:tabs>
+        <w:ind w:left="720" w:hanging="360"/>
+      </w:pPr>
+      <w:rPr>
+        <w:rFonts w:ascii="Symbol" w:hAnsi="Symbol" w:hint="default"/>
+        <w:sz w:val="20"/>
+      </w:rPr>
+    </w:lvl>
+    <w:lvl w:ilvl="1">
+      <w:start w:val="1"/>
+      <w:numFmt w:val="bullet"/>
+      <w:lvlText w:val="o"/>
+      <w:lvlJc w:val="left"/>
+      <w:pPr>
+        <w:tabs>
+          <w:tab w:val="num" w:pos="1440"/>
+        </w:tabs>
+        <w:ind w:left="1440" w:hanging="360"/>
+      </w:pPr>
+      <w:rPr>
+        <w:rFonts w:ascii="Courier New" w:hAnsi="Courier New" w:hint="default"/>
+        <w:sz w:val="20"/>
+      </w:rPr>
+    </w:lvl>
+    <w:lvl w:ilvl="2" w:tentative="1">
+      <w:start w:val="1"/>
+      <w:numFmt w:val="bullet"/>
+      <w:lvlText w:val=""/>
+      <w:lvlJc w:val="left"/>
+      <w:pPr>
+        <w:tabs>
+          <w:tab w:val="num" w:pos="2160"/>
+        </w:tabs>
+        <w:ind w:left="2160" w:hanging="360"/>
+      </w:pPr>
+      <w:rPr>
+        <w:rFonts w:ascii="Wingdings" w:hAnsi="Wingdings" w:hint="default"/>
+        <w:sz w:val="20"/>
+      </w:rPr>
+    </w:lvl>
+    <w:lvl w:ilvl="3" w:tentative="1">
+      <w:start w:val="1"/>
+      <w:numFmt w:val="bullet"/>
+      <w:lvlText w:val=""/>
+      <w:lvlJc w:val="left"/>
+      <w:pPr>
+        <w:tabs>
+          <w:tab w:val="num" w:pos="2880"/>
+        </w:tabs>
+        <w:ind w:left="2880" w:hanging="360"/>
+      </w:pPr>
+      <w:rPr>
+        <w:rFonts w:ascii="Wingdings" w:hAnsi="Wingdings" w:hint="default"/>
+        <w:sz w:val="20"/>
+      </w:rPr>
+    </w:lvl>
+    <w:lvl w:ilvl="4" w:tentative="1">
+      <w:start w:val="1"/>
+      <w:numFmt w:val="bullet"/>
+      <w:lvlText w:val=""/>
+      <w:lvlJc w:val="left"/>
+      <w:pPr>
+        <w:tabs>
+          <w:tab w:val="num" w:pos="3600"/>
+        </w:tabs>
+        <w:ind w:left="3600" w:hanging="360"/>
+      </w:pPr>
+      <w:rPr>
+        <w:rFonts w:ascii="Wingdings" w:hAnsi="Wingdings" w:hint="default"/>
+        <w:sz w:val="20"/>
+      </w:rPr>
+    </w:lvl>
+    <w:lvl w:ilvl="5" w:tentative="1">
+      <w:start w:val="1"/>
+      <w:numFmt w:val="bullet"/>
+      <w:lvlText w:val=""/>
+      <w:lvlJc w:val="left"/>
+      <w:pPr>
+        <w:tabs>
+          <w:tab w:val="num" w:pos="4320"/>
+        </w:tabs>
+        <w:ind w:left="4320" w:hanging="360"/>
+      </w:pPr>
+      <w:rPr>
+        <w:rFonts w:ascii="Wingdings" w:hAnsi="Wingdings" w:hint="default"/>
+        <w:sz w:val="20"/>
+      </w:rPr>
+    </w:lvl>
+    <w:lvl w:ilvl="6" w:tentative="1">
+      <w:start w:val="1"/>
+      <w:numFmt w:val="bullet"/>
+      <w:lvlText w:val=""/>
+      <w:lvlJc w:val="left"/>
+      <w:pPr>
+        <w:tabs>
+          <w:tab w:val="num" w:pos="5040"/>
+        </w:tabs>
+        <w:ind w:left="5040" w:hanging="360"/>
+      </w:pPr>
+      <w:rPr>
+        <w:rFonts w:ascii="Wingdings" w:hAnsi="Wingdings" w:hint="default"/>
+        <w:sz w:val="20"/>
+      </w:rPr>
+    </w:lvl>
+    <w:lvl w:ilvl="7" w:tentative="1">
+      <w:start w:val="1"/>
+      <w:numFmt w:val="bullet"/>
+      <w:lvlText w:val=""/>
+      <w:lvlJc w:val="left"/>
+      <w:pPr>
+        <w:tabs>
+          <w:tab w:val="num" w:pos="5760"/>
+        </w:tabs>
+        <w:ind w:left="5760" w:hanging="360"/>
+      </w:pPr>
+      <w:rPr>
+        <w:rFonts w:ascii="Wingdings" w:hAnsi="Wingdings" w:hint="default"/>
+        <w:sz w:val="20"/>
+      </w:rPr>
+    </w:lvl>
+    <w:lvl w:ilvl="8" w:tentative="1">
+      <w:start w:val="1"/>
+      <w:numFmt w:val="bullet"/>
+      <w:lvlText w:val=""/>
+      <w:lvlJc w:val="left"/>
+      <w:pPr>
+        <w:tabs>
+          <w:tab w:val="num" w:pos="6480"/>
+        </w:tabs>
+        <w:ind w:left="6480" w:hanging="360"/>
+      </w:pPr>
+      <w:rPr>
+        <w:rFonts w:ascii="Wingdings" w:hAnsi="Wingdings" w:hint="default"/>
+        <w:sz w:val="20"/>
+      </w:rPr>
+    </w:lvl>
+  </w:abstractNum>
+  <w:abstractNum w:abstractNumId="13" w15:restartNumberingAfterBreak="0">
     <w:nsid w:val="11F05B77"/>
     <w:multiLevelType w:val="multilevel"/>
     <w:tmpl w:val="517A47E6"/>
@@ -18206,7 +20605,7 @@
       </w:rPr>
     </w:lvl>
   </w:abstractNum>
-  <w:abstractNum w:abstractNumId="11" w15:restartNumberingAfterBreak="0">
+  <w:abstractNum w:abstractNumId="14" w15:restartNumberingAfterBreak="0">
     <w:nsid w:val="13450393"/>
     <w:multiLevelType w:val="multilevel"/>
     <w:tmpl w:val="A0E635FE"/>
@@ -18355,7 +20754,7 @@
       </w:rPr>
     </w:lvl>
   </w:abstractNum>
-  <w:abstractNum w:abstractNumId="12" w15:restartNumberingAfterBreak="0">
+  <w:abstractNum w:abstractNumId="15" w15:restartNumberingAfterBreak="0">
     <w:nsid w:val="1391477F"/>
     <w:multiLevelType w:val="multilevel"/>
     <w:tmpl w:val="3DFA2094"/>
@@ -18504,7 +20903,7 @@
       </w:rPr>
     </w:lvl>
   </w:abstractNum>
-  <w:abstractNum w:abstractNumId="13" w15:restartNumberingAfterBreak="0">
+  <w:abstractNum w:abstractNumId="16" w15:restartNumberingAfterBreak="0">
     <w:nsid w:val="13FF5CF7"/>
     <w:multiLevelType w:val="multilevel"/>
     <w:tmpl w:val="89728396"/>
@@ -18653,7 +21052,7 @@
       </w:rPr>
     </w:lvl>
   </w:abstractNum>
-  <w:abstractNum w:abstractNumId="14" w15:restartNumberingAfterBreak="0">
+  <w:abstractNum w:abstractNumId="17" w15:restartNumberingAfterBreak="0">
     <w:nsid w:val="141110BB"/>
     <w:multiLevelType w:val="multilevel"/>
     <w:tmpl w:val="2DB4CBDA"/>
@@ -18802,7 +21201,7 @@
       </w:rPr>
     </w:lvl>
   </w:abstractNum>
-  <w:abstractNum w:abstractNumId="15" w15:restartNumberingAfterBreak="0">
+  <w:abstractNum w:abstractNumId="18" w15:restartNumberingAfterBreak="0">
     <w:nsid w:val="15453ECD"/>
     <w:multiLevelType w:val="multilevel"/>
     <w:tmpl w:val="032035F0"/>
@@ -18951,7 +21350,7 @@
       </w:rPr>
     </w:lvl>
   </w:abstractNum>
-  <w:abstractNum w:abstractNumId="16" w15:restartNumberingAfterBreak="0">
+  <w:abstractNum w:abstractNumId="19" w15:restartNumberingAfterBreak="0">
     <w:nsid w:val="159700FE"/>
     <w:multiLevelType w:val="hybridMultilevel"/>
     <w:tmpl w:val="6DA61706"/>
@@ -19064,7 +21463,7 @@
       </w:rPr>
     </w:lvl>
   </w:abstractNum>
-  <w:abstractNum w:abstractNumId="17" w15:restartNumberingAfterBreak="0">
+  <w:abstractNum w:abstractNumId="20" w15:restartNumberingAfterBreak="0">
     <w:nsid w:val="164E5DA4"/>
     <w:multiLevelType w:val="multilevel"/>
     <w:tmpl w:val="3EDCE6C2"/>
@@ -19213,7 +21612,7 @@
       </w:rPr>
     </w:lvl>
   </w:abstractNum>
-  <w:abstractNum w:abstractNumId="18" w15:restartNumberingAfterBreak="0">
+  <w:abstractNum w:abstractNumId="21" w15:restartNumberingAfterBreak="0">
     <w:nsid w:val="17CB03B8"/>
     <w:multiLevelType w:val="multilevel"/>
     <w:tmpl w:val="BDE80E90"/>
@@ -19362,7 +21761,7 @@
       </w:rPr>
     </w:lvl>
   </w:abstractNum>
-  <w:abstractNum w:abstractNumId="19" w15:restartNumberingAfterBreak="0">
+  <w:abstractNum w:abstractNumId="22" w15:restartNumberingAfterBreak="0">
     <w:nsid w:val="1802351A"/>
     <w:multiLevelType w:val="multilevel"/>
     <w:tmpl w:val="D55CE120"/>
@@ -19511,7 +21910,7 @@
       </w:rPr>
     </w:lvl>
   </w:abstractNum>
-  <w:abstractNum w:abstractNumId="20" w15:restartNumberingAfterBreak="0">
+  <w:abstractNum w:abstractNumId="23" w15:restartNumberingAfterBreak="0">
     <w:nsid w:val="18577577"/>
     <w:multiLevelType w:val="multilevel"/>
     <w:tmpl w:val="4BEC0844"/>
@@ -19660,7 +22059,7 @@
       </w:rPr>
     </w:lvl>
   </w:abstractNum>
-  <w:abstractNum w:abstractNumId="21" w15:restartNumberingAfterBreak="0">
+  <w:abstractNum w:abstractNumId="24" w15:restartNumberingAfterBreak="0">
     <w:nsid w:val="1A055FA1"/>
     <w:multiLevelType w:val="multilevel"/>
     <w:tmpl w:val="F126FEB2"/>
@@ -19809,7 +22208,7 @@
       </w:rPr>
     </w:lvl>
   </w:abstractNum>
-  <w:abstractNum w:abstractNumId="22" w15:restartNumberingAfterBreak="0">
+  <w:abstractNum w:abstractNumId="25" w15:restartNumberingAfterBreak="0">
     <w:nsid w:val="1A6C45A3"/>
     <w:multiLevelType w:val="multilevel"/>
     <w:tmpl w:val="E59ACD4A"/>
@@ -19958,7 +22357,7 @@
       </w:rPr>
     </w:lvl>
   </w:abstractNum>
-  <w:abstractNum w:abstractNumId="23" w15:restartNumberingAfterBreak="0">
+  <w:abstractNum w:abstractNumId="26" w15:restartNumberingAfterBreak="0">
     <w:nsid w:val="1B1F3CCB"/>
     <w:multiLevelType w:val="multilevel"/>
     <w:tmpl w:val="0A8E2F46"/>
@@ -20107,7 +22506,120 @@
       </w:rPr>
     </w:lvl>
   </w:abstractNum>
-  <w:abstractNum w:abstractNumId="24" w15:restartNumberingAfterBreak="0">
+  <w:abstractNum w:abstractNumId="27" w15:restartNumberingAfterBreak="0">
+    <w:nsid w:val="1B9426A8"/>
+    <w:multiLevelType w:val="hybridMultilevel"/>
+    <w:tmpl w:val="785A9508"/>
+    <w:lvl w:ilvl="0" w:tplc="04090001">
+      <w:start w:val="1"/>
+      <w:numFmt w:val="bullet"/>
+      <w:lvlText w:val=""/>
+      <w:lvlJc w:val="left"/>
+      <w:pPr>
+        <w:ind w:left="720" w:hanging="360"/>
+      </w:pPr>
+      <w:rPr>
+        <w:rFonts w:ascii="Symbol" w:hAnsi="Symbol" w:hint="default"/>
+      </w:rPr>
+    </w:lvl>
+    <w:lvl w:ilvl="1" w:tplc="04090003">
+      <w:start w:val="1"/>
+      <w:numFmt w:val="bullet"/>
+      <w:lvlText w:val="o"/>
+      <w:lvlJc w:val="left"/>
+      <w:pPr>
+        <w:ind w:left="1440" w:hanging="360"/>
+      </w:pPr>
+      <w:rPr>
+        <w:rFonts w:ascii="Courier New" w:hAnsi="Courier New" w:cs="Courier New" w:hint="default"/>
+      </w:rPr>
+    </w:lvl>
+    <w:lvl w:ilvl="2" w:tplc="04090005" w:tentative="1">
+      <w:start w:val="1"/>
+      <w:numFmt w:val="bullet"/>
+      <w:lvlText w:val=""/>
+      <w:lvlJc w:val="left"/>
+      <w:pPr>
+        <w:ind w:left="2160" w:hanging="360"/>
+      </w:pPr>
+      <w:rPr>
+        <w:rFonts w:ascii="Wingdings" w:hAnsi="Wingdings" w:hint="default"/>
+      </w:rPr>
+    </w:lvl>
+    <w:lvl w:ilvl="3" w:tplc="04090001" w:tentative="1">
+      <w:start w:val="1"/>
+      <w:numFmt w:val="bullet"/>
+      <w:lvlText w:val=""/>
+      <w:lvlJc w:val="left"/>
+      <w:pPr>
+        <w:ind w:left="2880" w:hanging="360"/>
+      </w:pPr>
+      <w:rPr>
+        <w:rFonts w:ascii="Symbol" w:hAnsi="Symbol" w:hint="default"/>
+      </w:rPr>
+    </w:lvl>
+    <w:lvl w:ilvl="4" w:tplc="04090003" w:tentative="1">
+      <w:start w:val="1"/>
+      <w:numFmt w:val="bullet"/>
+      <w:lvlText w:val="o"/>
+      <w:lvlJc w:val="left"/>
+      <w:pPr>
+        <w:ind w:left="3600" w:hanging="360"/>
+      </w:pPr>
+      <w:rPr>
+        <w:rFonts w:ascii="Courier New" w:hAnsi="Courier New" w:cs="Courier New" w:hint="default"/>
+      </w:rPr>
+    </w:lvl>
+    <w:lvl w:ilvl="5" w:tplc="04090005" w:tentative="1">
+      <w:start w:val="1"/>
+      <w:numFmt w:val="bullet"/>
+      <w:lvlText w:val=""/>
+      <w:lvlJc w:val="left"/>
+      <w:pPr>
+        <w:ind w:left="4320" w:hanging="360"/>
+      </w:pPr>
+      <w:rPr>
+        <w:rFonts w:ascii="Wingdings" w:hAnsi="Wingdings" w:hint="default"/>
+      </w:rPr>
+    </w:lvl>
+    <w:lvl w:ilvl="6" w:tplc="04090001" w:tentative="1">
+      <w:start w:val="1"/>
+      <w:numFmt w:val="bullet"/>
+      <w:lvlText w:val=""/>
+      <w:lvlJc w:val="left"/>
+      <w:pPr>
+        <w:ind w:left="5040" w:hanging="360"/>
+      </w:pPr>
+      <w:rPr>
+        <w:rFonts w:ascii="Symbol" w:hAnsi="Symbol" w:hint="default"/>
+      </w:rPr>
+    </w:lvl>
+    <w:lvl w:ilvl="7" w:tplc="04090003" w:tentative="1">
+      <w:start w:val="1"/>
+      <w:numFmt w:val="bullet"/>
+      <w:lvlText w:val="o"/>
+      <w:lvlJc w:val="left"/>
+      <w:pPr>
+        <w:ind w:left="5760" w:hanging="360"/>
+      </w:pPr>
+      <w:rPr>
+        <w:rFonts w:ascii="Courier New" w:hAnsi="Courier New" w:cs="Courier New" w:hint="default"/>
+      </w:rPr>
+    </w:lvl>
+    <w:lvl w:ilvl="8" w:tplc="04090005" w:tentative="1">
+      <w:start w:val="1"/>
+      <w:numFmt w:val="bullet"/>
+      <w:lvlText w:val=""/>
+      <w:lvlJc w:val="left"/>
+      <w:pPr>
+        <w:ind w:left="6480" w:hanging="360"/>
+      </w:pPr>
+      <w:rPr>
+        <w:rFonts w:ascii="Wingdings" w:hAnsi="Wingdings" w:hint="default"/>
+      </w:rPr>
+    </w:lvl>
+  </w:abstractNum>
+  <w:abstractNum w:abstractNumId="28" w15:restartNumberingAfterBreak="0">
     <w:nsid w:val="1BE02927"/>
     <w:multiLevelType w:val="multilevel"/>
     <w:tmpl w:val="E59ACD4A"/>
@@ -20256,7 +22768,454 @@
       </w:rPr>
     </w:lvl>
   </w:abstractNum>
-  <w:abstractNum w:abstractNumId="25" w15:restartNumberingAfterBreak="0">
+  <w:abstractNum w:abstractNumId="29" w15:restartNumberingAfterBreak="0">
+    <w:nsid w:val="1CA77059"/>
+    <w:multiLevelType w:val="multilevel"/>
+    <w:tmpl w:val="B68E1354"/>
+    <w:lvl w:ilvl="0">
+      <w:start w:val="1"/>
+      <w:numFmt w:val="bullet"/>
+      <w:lvlText w:val=""/>
+      <w:lvlJc w:val="left"/>
+      <w:pPr>
+        <w:tabs>
+          <w:tab w:val="num" w:pos="720"/>
+        </w:tabs>
+        <w:ind w:left="720" w:hanging="360"/>
+      </w:pPr>
+      <w:rPr>
+        <w:rFonts w:ascii="Symbol" w:hAnsi="Symbol" w:hint="default"/>
+        <w:sz w:val="20"/>
+      </w:rPr>
+    </w:lvl>
+    <w:lvl w:ilvl="1">
+      <w:start w:val="1"/>
+      <w:numFmt w:val="bullet"/>
+      <w:lvlText w:val="o"/>
+      <w:lvlJc w:val="left"/>
+      <w:pPr>
+        <w:tabs>
+          <w:tab w:val="num" w:pos="1440"/>
+        </w:tabs>
+        <w:ind w:left="1440" w:hanging="360"/>
+      </w:pPr>
+      <w:rPr>
+        <w:rFonts w:ascii="Courier New" w:hAnsi="Courier New" w:hint="default"/>
+        <w:sz w:val="20"/>
+      </w:rPr>
+    </w:lvl>
+    <w:lvl w:ilvl="2" w:tentative="1">
+      <w:start w:val="1"/>
+      <w:numFmt w:val="bullet"/>
+      <w:lvlText w:val=""/>
+      <w:lvlJc w:val="left"/>
+      <w:pPr>
+        <w:tabs>
+          <w:tab w:val="num" w:pos="2160"/>
+        </w:tabs>
+        <w:ind w:left="2160" w:hanging="360"/>
+      </w:pPr>
+      <w:rPr>
+        <w:rFonts w:ascii="Wingdings" w:hAnsi="Wingdings" w:hint="default"/>
+        <w:sz w:val="20"/>
+      </w:rPr>
+    </w:lvl>
+    <w:lvl w:ilvl="3" w:tentative="1">
+      <w:start w:val="1"/>
+      <w:numFmt w:val="bullet"/>
+      <w:lvlText w:val=""/>
+      <w:lvlJc w:val="left"/>
+      <w:pPr>
+        <w:tabs>
+          <w:tab w:val="num" w:pos="2880"/>
+        </w:tabs>
+        <w:ind w:left="2880" w:hanging="360"/>
+      </w:pPr>
+      <w:rPr>
+        <w:rFonts w:ascii="Wingdings" w:hAnsi="Wingdings" w:hint="default"/>
+        <w:sz w:val="20"/>
+      </w:rPr>
+    </w:lvl>
+    <w:lvl w:ilvl="4" w:tentative="1">
+      <w:start w:val="1"/>
+      <w:numFmt w:val="bullet"/>
+      <w:lvlText w:val=""/>
+      <w:lvlJc w:val="left"/>
+      <w:pPr>
+        <w:tabs>
+          <w:tab w:val="num" w:pos="3600"/>
+        </w:tabs>
+        <w:ind w:left="3600" w:hanging="360"/>
+      </w:pPr>
+      <w:rPr>
+        <w:rFonts w:ascii="Wingdings" w:hAnsi="Wingdings" w:hint="default"/>
+        <w:sz w:val="20"/>
+      </w:rPr>
+    </w:lvl>
+    <w:lvl w:ilvl="5" w:tentative="1">
+      <w:start w:val="1"/>
+      <w:numFmt w:val="bullet"/>
+      <w:lvlText w:val=""/>
+      <w:lvlJc w:val="left"/>
+      <w:pPr>
+        <w:tabs>
+          <w:tab w:val="num" w:pos="4320"/>
+        </w:tabs>
+        <w:ind w:left="4320" w:hanging="360"/>
+      </w:pPr>
+      <w:rPr>
+        <w:rFonts w:ascii="Wingdings" w:hAnsi="Wingdings" w:hint="default"/>
+        <w:sz w:val="20"/>
+      </w:rPr>
+    </w:lvl>
+    <w:lvl w:ilvl="6" w:tentative="1">
+      <w:start w:val="1"/>
+      <w:numFmt w:val="bullet"/>
+      <w:lvlText w:val=""/>
+      <w:lvlJc w:val="left"/>
+      <w:pPr>
+        <w:tabs>
+          <w:tab w:val="num" w:pos="5040"/>
+        </w:tabs>
+        <w:ind w:left="5040" w:hanging="360"/>
+      </w:pPr>
+      <w:rPr>
+        <w:rFonts w:ascii="Wingdings" w:hAnsi="Wingdings" w:hint="default"/>
+        <w:sz w:val="20"/>
+      </w:rPr>
+    </w:lvl>
+    <w:lvl w:ilvl="7" w:tentative="1">
+      <w:start w:val="1"/>
+      <w:numFmt w:val="bullet"/>
+      <w:lvlText w:val=""/>
+      <w:lvlJc w:val="left"/>
+      <w:pPr>
+        <w:tabs>
+          <w:tab w:val="num" w:pos="5760"/>
+        </w:tabs>
+        <w:ind w:left="5760" w:hanging="360"/>
+      </w:pPr>
+      <w:rPr>
+        <w:rFonts w:ascii="Wingdings" w:hAnsi="Wingdings" w:hint="default"/>
+        <w:sz w:val="20"/>
+      </w:rPr>
+    </w:lvl>
+    <w:lvl w:ilvl="8" w:tentative="1">
+      <w:start w:val="1"/>
+      <w:numFmt w:val="bullet"/>
+      <w:lvlText w:val=""/>
+      <w:lvlJc w:val="left"/>
+      <w:pPr>
+        <w:tabs>
+          <w:tab w:val="num" w:pos="6480"/>
+        </w:tabs>
+        <w:ind w:left="6480" w:hanging="360"/>
+      </w:pPr>
+      <w:rPr>
+        <w:rFonts w:ascii="Wingdings" w:hAnsi="Wingdings" w:hint="default"/>
+        <w:sz w:val="20"/>
+      </w:rPr>
+    </w:lvl>
+  </w:abstractNum>
+  <w:abstractNum w:abstractNumId="30" w15:restartNumberingAfterBreak="0">
+    <w:nsid w:val="1CF94610"/>
+    <w:multiLevelType w:val="multilevel"/>
+    <w:tmpl w:val="2E10A9A0"/>
+    <w:lvl w:ilvl="0">
+      <w:start w:val="1"/>
+      <w:numFmt w:val="bullet"/>
+      <w:lvlText w:val=""/>
+      <w:lvlJc w:val="left"/>
+      <w:pPr>
+        <w:tabs>
+          <w:tab w:val="num" w:pos="720"/>
+        </w:tabs>
+        <w:ind w:left="720" w:hanging="360"/>
+      </w:pPr>
+      <w:rPr>
+        <w:rFonts w:ascii="Symbol" w:hAnsi="Symbol" w:hint="default"/>
+        <w:sz w:val="20"/>
+      </w:rPr>
+    </w:lvl>
+    <w:lvl w:ilvl="1">
+      <w:start w:val="1"/>
+      <w:numFmt w:val="bullet"/>
+      <w:lvlText w:val="o"/>
+      <w:lvlJc w:val="left"/>
+      <w:pPr>
+        <w:tabs>
+          <w:tab w:val="num" w:pos="1440"/>
+        </w:tabs>
+        <w:ind w:left="1440" w:hanging="360"/>
+      </w:pPr>
+      <w:rPr>
+        <w:rFonts w:ascii="Courier New" w:hAnsi="Courier New" w:hint="default"/>
+        <w:sz w:val="20"/>
+      </w:rPr>
+    </w:lvl>
+    <w:lvl w:ilvl="2" w:tentative="1">
+      <w:start w:val="1"/>
+      <w:numFmt w:val="bullet"/>
+      <w:lvlText w:val=""/>
+      <w:lvlJc w:val="left"/>
+      <w:pPr>
+        <w:tabs>
+          <w:tab w:val="num" w:pos="2160"/>
+        </w:tabs>
+        <w:ind w:left="2160" w:hanging="360"/>
+      </w:pPr>
+      <w:rPr>
+        <w:rFonts w:ascii="Wingdings" w:hAnsi="Wingdings" w:hint="default"/>
+        <w:sz w:val="20"/>
+      </w:rPr>
+    </w:lvl>
+    <w:lvl w:ilvl="3" w:tentative="1">
+      <w:start w:val="1"/>
+      <w:numFmt w:val="bullet"/>
+      <w:lvlText w:val=""/>
+      <w:lvlJc w:val="left"/>
+      <w:pPr>
+        <w:tabs>
+          <w:tab w:val="num" w:pos="2880"/>
+        </w:tabs>
+        <w:ind w:left="2880" w:hanging="360"/>
+      </w:pPr>
+      <w:rPr>
+        <w:rFonts w:ascii="Wingdings" w:hAnsi="Wingdings" w:hint="default"/>
+        <w:sz w:val="20"/>
+      </w:rPr>
+    </w:lvl>
+    <w:lvl w:ilvl="4" w:tentative="1">
+      <w:start w:val="1"/>
+      <w:numFmt w:val="bullet"/>
+      <w:lvlText w:val=""/>
+      <w:lvlJc w:val="left"/>
+      <w:pPr>
+        <w:tabs>
+          <w:tab w:val="num" w:pos="3600"/>
+        </w:tabs>
+        <w:ind w:left="3600" w:hanging="360"/>
+      </w:pPr>
+      <w:rPr>
+        <w:rFonts w:ascii="Wingdings" w:hAnsi="Wingdings" w:hint="default"/>
+        <w:sz w:val="20"/>
+      </w:rPr>
+    </w:lvl>
+    <w:lvl w:ilvl="5" w:tentative="1">
+      <w:start w:val="1"/>
+      <w:numFmt w:val="bullet"/>
+      <w:lvlText w:val=""/>
+      <w:lvlJc w:val="left"/>
+      <w:pPr>
+        <w:tabs>
+          <w:tab w:val="num" w:pos="4320"/>
+        </w:tabs>
+        <w:ind w:left="4320" w:hanging="360"/>
+      </w:pPr>
+      <w:rPr>
+        <w:rFonts w:ascii="Wingdings" w:hAnsi="Wingdings" w:hint="default"/>
+        <w:sz w:val="20"/>
+      </w:rPr>
+    </w:lvl>
+    <w:lvl w:ilvl="6" w:tentative="1">
+      <w:start w:val="1"/>
+      <w:numFmt w:val="bullet"/>
+      <w:lvlText w:val=""/>
+      <w:lvlJc w:val="left"/>
+      <w:pPr>
+        <w:tabs>
+          <w:tab w:val="num" w:pos="5040"/>
+        </w:tabs>
+        <w:ind w:left="5040" w:hanging="360"/>
+      </w:pPr>
+      <w:rPr>
+        <w:rFonts w:ascii="Wingdings" w:hAnsi="Wingdings" w:hint="default"/>
+        <w:sz w:val="20"/>
+      </w:rPr>
+    </w:lvl>
+    <w:lvl w:ilvl="7" w:tentative="1">
+      <w:start w:val="1"/>
+      <w:numFmt w:val="bullet"/>
+      <w:lvlText w:val=""/>
+      <w:lvlJc w:val="left"/>
+      <w:pPr>
+        <w:tabs>
+          <w:tab w:val="num" w:pos="5760"/>
+        </w:tabs>
+        <w:ind w:left="5760" w:hanging="360"/>
+      </w:pPr>
+      <w:rPr>
+        <w:rFonts w:ascii="Wingdings" w:hAnsi="Wingdings" w:hint="default"/>
+        <w:sz w:val="20"/>
+      </w:rPr>
+    </w:lvl>
+    <w:lvl w:ilvl="8" w:tentative="1">
+      <w:start w:val="1"/>
+      <w:numFmt w:val="bullet"/>
+      <w:lvlText w:val=""/>
+      <w:lvlJc w:val="left"/>
+      <w:pPr>
+        <w:tabs>
+          <w:tab w:val="num" w:pos="6480"/>
+        </w:tabs>
+        <w:ind w:left="6480" w:hanging="360"/>
+      </w:pPr>
+      <w:rPr>
+        <w:rFonts w:ascii="Wingdings" w:hAnsi="Wingdings" w:hint="default"/>
+        <w:sz w:val="20"/>
+      </w:rPr>
+    </w:lvl>
+  </w:abstractNum>
+  <w:abstractNum w:abstractNumId="31" w15:restartNumberingAfterBreak="0">
+    <w:nsid w:val="1DB73B99"/>
+    <w:multiLevelType w:val="multilevel"/>
+    <w:tmpl w:val="401A90F0"/>
+    <w:lvl w:ilvl="0">
+      <w:start w:val="1"/>
+      <w:numFmt w:val="bullet"/>
+      <w:lvlText w:val=""/>
+      <w:lvlJc w:val="left"/>
+      <w:pPr>
+        <w:tabs>
+          <w:tab w:val="num" w:pos="720"/>
+        </w:tabs>
+        <w:ind w:left="720" w:hanging="360"/>
+      </w:pPr>
+      <w:rPr>
+        <w:rFonts w:ascii="Symbol" w:hAnsi="Symbol" w:hint="default"/>
+        <w:sz w:val="20"/>
+      </w:rPr>
+    </w:lvl>
+    <w:lvl w:ilvl="1" w:tentative="1">
+      <w:start w:val="1"/>
+      <w:numFmt w:val="bullet"/>
+      <w:lvlText w:val="o"/>
+      <w:lvlJc w:val="left"/>
+      <w:pPr>
+        <w:tabs>
+          <w:tab w:val="num" w:pos="1440"/>
+        </w:tabs>
+        <w:ind w:left="1440" w:hanging="360"/>
+      </w:pPr>
+      <w:rPr>
+        <w:rFonts w:ascii="Courier New" w:hAnsi="Courier New" w:hint="default"/>
+        <w:sz w:val="20"/>
+      </w:rPr>
+    </w:lvl>
+    <w:lvl w:ilvl="2" w:tentative="1">
+      <w:start w:val="1"/>
+      <w:numFmt w:val="bullet"/>
+      <w:lvlText w:val=""/>
+      <w:lvlJc w:val="left"/>
+      <w:pPr>
+        <w:tabs>
+          <w:tab w:val="num" w:pos="2160"/>
+        </w:tabs>
+        <w:ind w:left="2160" w:hanging="360"/>
+      </w:pPr>
+      <w:rPr>
+        <w:rFonts w:ascii="Wingdings" w:hAnsi="Wingdings" w:hint="default"/>
+        <w:sz w:val="20"/>
+      </w:rPr>
+    </w:lvl>
+    <w:lvl w:ilvl="3" w:tentative="1">
+      <w:start w:val="1"/>
+      <w:numFmt w:val="bullet"/>
+      <w:lvlText w:val=""/>
+      <w:lvlJc w:val="left"/>
+      <w:pPr>
+        <w:tabs>
+          <w:tab w:val="num" w:pos="2880"/>
+        </w:tabs>
+        <w:ind w:left="2880" w:hanging="360"/>
+      </w:pPr>
+      <w:rPr>
+        <w:rFonts w:ascii="Wingdings" w:hAnsi="Wingdings" w:hint="default"/>
+        <w:sz w:val="20"/>
+      </w:rPr>
+    </w:lvl>
+    <w:lvl w:ilvl="4" w:tentative="1">
+      <w:start w:val="1"/>
+      <w:numFmt w:val="bullet"/>
+      <w:lvlText w:val=""/>
+      <w:lvlJc w:val="left"/>
+      <w:pPr>
+        <w:tabs>
+          <w:tab w:val="num" w:pos="3600"/>
+        </w:tabs>
+        <w:ind w:left="3600" w:hanging="360"/>
+      </w:pPr>
+      <w:rPr>
+        <w:rFonts w:ascii="Wingdings" w:hAnsi="Wingdings" w:hint="default"/>
+        <w:sz w:val="20"/>
+      </w:rPr>
+    </w:lvl>
+    <w:lvl w:ilvl="5" w:tentative="1">
+      <w:start w:val="1"/>
+      <w:numFmt w:val="bullet"/>
+      <w:lvlText w:val=""/>
+      <w:lvlJc w:val="left"/>
+      <w:pPr>
+        <w:tabs>
+          <w:tab w:val="num" w:pos="4320"/>
+        </w:tabs>
+        <w:ind w:left="4320" w:hanging="360"/>
+      </w:pPr>
+      <w:rPr>
+        <w:rFonts w:ascii="Wingdings" w:hAnsi="Wingdings" w:hint="default"/>
+        <w:sz w:val="20"/>
+      </w:rPr>
+    </w:lvl>
+    <w:lvl w:ilvl="6" w:tentative="1">
+      <w:start w:val="1"/>
+      <w:numFmt w:val="bullet"/>
+      <w:lvlText w:val=""/>
+      <w:lvlJc w:val="left"/>
+      <w:pPr>
+        <w:tabs>
+          <w:tab w:val="num" w:pos="5040"/>
+        </w:tabs>
+        <w:ind w:left="5040" w:hanging="360"/>
+      </w:pPr>
+      <w:rPr>
+        <w:rFonts w:ascii="Wingdings" w:hAnsi="Wingdings" w:hint="default"/>
+        <w:sz w:val="20"/>
+      </w:rPr>
+    </w:lvl>
+    <w:lvl w:ilvl="7" w:tentative="1">
+      <w:start w:val="1"/>
+      <w:numFmt w:val="bullet"/>
+      <w:lvlText w:val=""/>
+      <w:lvlJc w:val="left"/>
+      <w:pPr>
+        <w:tabs>
+          <w:tab w:val="num" w:pos="5760"/>
+        </w:tabs>
+        <w:ind w:left="5760" w:hanging="360"/>
+      </w:pPr>
+      <w:rPr>
+        <w:rFonts w:ascii="Wingdings" w:hAnsi="Wingdings" w:hint="default"/>
+        <w:sz w:val="20"/>
+      </w:rPr>
+    </w:lvl>
+    <w:lvl w:ilvl="8" w:tentative="1">
+      <w:start w:val="1"/>
+      <w:numFmt w:val="bullet"/>
+      <w:lvlText w:val=""/>
+      <w:lvlJc w:val="left"/>
+      <w:pPr>
+        <w:tabs>
+          <w:tab w:val="num" w:pos="6480"/>
+        </w:tabs>
+        <w:ind w:left="6480" w:hanging="360"/>
+      </w:pPr>
+      <w:rPr>
+        <w:rFonts w:ascii="Wingdings" w:hAnsi="Wingdings" w:hint="default"/>
+        <w:sz w:val="20"/>
+      </w:rPr>
+    </w:lvl>
+  </w:abstractNum>
+  <w:abstractNum w:abstractNumId="32" w15:restartNumberingAfterBreak="0">
     <w:nsid w:val="1DE22582"/>
     <w:multiLevelType w:val="multilevel"/>
     <w:tmpl w:val="E59ACD4A"/>
@@ -20405,7 +23364,7 @@
       </w:rPr>
     </w:lvl>
   </w:abstractNum>
-  <w:abstractNum w:abstractNumId="26" w15:restartNumberingAfterBreak="0">
+  <w:abstractNum w:abstractNumId="33" w15:restartNumberingAfterBreak="0">
     <w:nsid w:val="1DEF0AB9"/>
     <w:multiLevelType w:val="multilevel"/>
     <w:tmpl w:val="1CF2F526"/>
@@ -20554,7 +23513,7 @@
       </w:rPr>
     </w:lvl>
   </w:abstractNum>
-  <w:abstractNum w:abstractNumId="27" w15:restartNumberingAfterBreak="0">
+  <w:abstractNum w:abstractNumId="34" w15:restartNumberingAfterBreak="0">
     <w:nsid w:val="1F8D1B11"/>
     <w:multiLevelType w:val="hybridMultilevel"/>
     <w:tmpl w:val="36F229B2"/>
@@ -20667,7 +23626,7 @@
       </w:rPr>
     </w:lvl>
   </w:abstractNum>
-  <w:abstractNum w:abstractNumId="28" w15:restartNumberingAfterBreak="0">
+  <w:abstractNum w:abstractNumId="35" w15:restartNumberingAfterBreak="0">
     <w:nsid w:val="20732071"/>
     <w:multiLevelType w:val="multilevel"/>
     <w:tmpl w:val="A664D5A4"/>
@@ -20816,7 +23775,120 @@
       </w:rPr>
     </w:lvl>
   </w:abstractNum>
-  <w:abstractNum w:abstractNumId="29" w15:restartNumberingAfterBreak="0">
+  <w:abstractNum w:abstractNumId="36" w15:restartNumberingAfterBreak="0">
+    <w:nsid w:val="213B137C"/>
+    <w:multiLevelType w:val="hybridMultilevel"/>
+    <w:tmpl w:val="3DD0E9AE"/>
+    <w:lvl w:ilvl="0" w:tplc="04090001">
+      <w:start w:val="1"/>
+      <w:numFmt w:val="bullet"/>
+      <w:lvlText w:val=""/>
+      <w:lvlJc w:val="left"/>
+      <w:pPr>
+        <w:ind w:left="720" w:hanging="360"/>
+      </w:pPr>
+      <w:rPr>
+        <w:rFonts w:ascii="Symbol" w:hAnsi="Symbol" w:hint="default"/>
+      </w:rPr>
+    </w:lvl>
+    <w:lvl w:ilvl="1" w:tplc="04090003" w:tentative="1">
+      <w:start w:val="1"/>
+      <w:numFmt w:val="bullet"/>
+      <w:lvlText w:val="o"/>
+      <w:lvlJc w:val="left"/>
+      <w:pPr>
+        <w:ind w:left="1440" w:hanging="360"/>
+      </w:pPr>
+      <w:rPr>
+        <w:rFonts w:ascii="Courier New" w:hAnsi="Courier New" w:cs="Courier New" w:hint="default"/>
+      </w:rPr>
+    </w:lvl>
+    <w:lvl w:ilvl="2" w:tplc="04090005" w:tentative="1">
+      <w:start w:val="1"/>
+      <w:numFmt w:val="bullet"/>
+      <w:lvlText w:val=""/>
+      <w:lvlJc w:val="left"/>
+      <w:pPr>
+        <w:ind w:left="2160" w:hanging="360"/>
+      </w:pPr>
+      <w:rPr>
+        <w:rFonts w:ascii="Wingdings" w:hAnsi="Wingdings" w:hint="default"/>
+      </w:rPr>
+    </w:lvl>
+    <w:lvl w:ilvl="3" w:tplc="04090001" w:tentative="1">
+      <w:start w:val="1"/>
+      <w:numFmt w:val="bullet"/>
+      <w:lvlText w:val=""/>
+      <w:lvlJc w:val="left"/>
+      <w:pPr>
+        <w:ind w:left="2880" w:hanging="360"/>
+      </w:pPr>
+      <w:rPr>
+        <w:rFonts w:ascii="Symbol" w:hAnsi="Symbol" w:hint="default"/>
+      </w:rPr>
+    </w:lvl>
+    <w:lvl w:ilvl="4" w:tplc="04090003" w:tentative="1">
+      <w:start w:val="1"/>
+      <w:numFmt w:val="bullet"/>
+      <w:lvlText w:val="o"/>
+      <w:lvlJc w:val="left"/>
+      <w:pPr>
+        <w:ind w:left="3600" w:hanging="360"/>
+      </w:pPr>
+      <w:rPr>
+        <w:rFonts w:ascii="Courier New" w:hAnsi="Courier New" w:cs="Courier New" w:hint="default"/>
+      </w:rPr>
+    </w:lvl>
+    <w:lvl w:ilvl="5" w:tplc="04090005" w:tentative="1">
+      <w:start w:val="1"/>
+      <w:numFmt w:val="bullet"/>
+      <w:lvlText w:val=""/>
+      <w:lvlJc w:val="left"/>
+      <w:pPr>
+        <w:ind w:left="4320" w:hanging="360"/>
+      </w:pPr>
+      <w:rPr>
+        <w:rFonts w:ascii="Wingdings" w:hAnsi="Wingdings" w:hint="default"/>
+      </w:rPr>
+    </w:lvl>
+    <w:lvl w:ilvl="6" w:tplc="04090001" w:tentative="1">
+      <w:start w:val="1"/>
+      <w:numFmt w:val="bullet"/>
+      <w:lvlText w:val=""/>
+      <w:lvlJc w:val="left"/>
+      <w:pPr>
+        <w:ind w:left="5040" w:hanging="360"/>
+      </w:pPr>
+      <w:rPr>
+        <w:rFonts w:ascii="Symbol" w:hAnsi="Symbol" w:hint="default"/>
+      </w:rPr>
+    </w:lvl>
+    <w:lvl w:ilvl="7" w:tplc="04090003" w:tentative="1">
+      <w:start w:val="1"/>
+      <w:numFmt w:val="bullet"/>
+      <w:lvlText w:val="o"/>
+      <w:lvlJc w:val="left"/>
+      <w:pPr>
+        <w:ind w:left="5760" w:hanging="360"/>
+      </w:pPr>
+      <w:rPr>
+        <w:rFonts w:ascii="Courier New" w:hAnsi="Courier New" w:cs="Courier New" w:hint="default"/>
+      </w:rPr>
+    </w:lvl>
+    <w:lvl w:ilvl="8" w:tplc="04090005" w:tentative="1">
+      <w:start w:val="1"/>
+      <w:numFmt w:val="bullet"/>
+      <w:lvlText w:val=""/>
+      <w:lvlJc w:val="left"/>
+      <w:pPr>
+        <w:ind w:left="6480" w:hanging="360"/>
+      </w:pPr>
+      <w:rPr>
+        <w:rFonts w:ascii="Wingdings" w:hAnsi="Wingdings" w:hint="default"/>
+      </w:rPr>
+    </w:lvl>
+  </w:abstractNum>
+  <w:abstractNum w:abstractNumId="37" w15:restartNumberingAfterBreak="0">
     <w:nsid w:val="24131328"/>
     <w:multiLevelType w:val="multilevel"/>
     <w:tmpl w:val="3EB62E3C"/>
@@ -20965,7 +24037,7 @@
       </w:rPr>
     </w:lvl>
   </w:abstractNum>
-  <w:abstractNum w:abstractNumId="30" w15:restartNumberingAfterBreak="0">
+  <w:abstractNum w:abstractNumId="38" w15:restartNumberingAfterBreak="0">
     <w:nsid w:val="255029EC"/>
     <w:multiLevelType w:val="multilevel"/>
     <w:tmpl w:val="EB60805A"/>
@@ -21114,7 +24186,7 @@
       </w:rPr>
     </w:lvl>
   </w:abstractNum>
-  <w:abstractNum w:abstractNumId="31" w15:restartNumberingAfterBreak="0">
+  <w:abstractNum w:abstractNumId="39" w15:restartNumberingAfterBreak="0">
     <w:nsid w:val="25515437"/>
     <w:multiLevelType w:val="multilevel"/>
     <w:tmpl w:val="F416B1D4"/>
@@ -21263,7 +24335,7 @@
       </w:rPr>
     </w:lvl>
   </w:abstractNum>
-  <w:abstractNum w:abstractNumId="32" w15:restartNumberingAfterBreak="0">
+  <w:abstractNum w:abstractNumId="40" w15:restartNumberingAfterBreak="0">
     <w:nsid w:val="263A27F7"/>
     <w:multiLevelType w:val="multilevel"/>
     <w:tmpl w:val="D9EE3A16"/>
@@ -21412,7 +24484,7 @@
       </w:rPr>
     </w:lvl>
   </w:abstractNum>
-  <w:abstractNum w:abstractNumId="33" w15:restartNumberingAfterBreak="0">
+  <w:abstractNum w:abstractNumId="41" w15:restartNumberingAfterBreak="0">
     <w:nsid w:val="266E01BD"/>
     <w:multiLevelType w:val="hybridMultilevel"/>
     <w:tmpl w:val="E8F46C30"/>
@@ -21525,7 +24597,156 @@
       </w:rPr>
     </w:lvl>
   </w:abstractNum>
-  <w:abstractNum w:abstractNumId="34" w15:restartNumberingAfterBreak="0">
+  <w:abstractNum w:abstractNumId="42" w15:restartNumberingAfterBreak="0">
+    <w:nsid w:val="26AC45E2"/>
+    <w:multiLevelType w:val="multilevel"/>
+    <w:tmpl w:val="865CE746"/>
+    <w:lvl w:ilvl="0">
+      <w:start w:val="1"/>
+      <w:numFmt w:val="bullet"/>
+      <w:lvlText w:val=""/>
+      <w:lvlJc w:val="left"/>
+      <w:pPr>
+        <w:tabs>
+          <w:tab w:val="num" w:pos="720"/>
+        </w:tabs>
+        <w:ind w:left="720" w:hanging="360"/>
+      </w:pPr>
+      <w:rPr>
+        <w:rFonts w:ascii="Symbol" w:hAnsi="Symbol" w:hint="default"/>
+        <w:sz w:val="20"/>
+      </w:rPr>
+    </w:lvl>
+    <w:lvl w:ilvl="1" w:tentative="1">
+      <w:start w:val="1"/>
+      <w:numFmt w:val="bullet"/>
+      <w:lvlText w:val="o"/>
+      <w:lvlJc w:val="left"/>
+      <w:pPr>
+        <w:tabs>
+          <w:tab w:val="num" w:pos="1440"/>
+        </w:tabs>
+        <w:ind w:left="1440" w:hanging="360"/>
+      </w:pPr>
+      <w:rPr>
+        <w:rFonts w:ascii="Courier New" w:hAnsi="Courier New" w:hint="default"/>
+        <w:sz w:val="20"/>
+      </w:rPr>
+    </w:lvl>
+    <w:lvl w:ilvl="2" w:tentative="1">
+      <w:start w:val="1"/>
+      <w:numFmt w:val="bullet"/>
+      <w:lvlText w:val=""/>
+      <w:lvlJc w:val="left"/>
+      <w:pPr>
+        <w:tabs>
+          <w:tab w:val="num" w:pos="2160"/>
+        </w:tabs>
+        <w:ind w:left="2160" w:hanging="360"/>
+      </w:pPr>
+      <w:rPr>
+        <w:rFonts w:ascii="Wingdings" w:hAnsi="Wingdings" w:hint="default"/>
+        <w:sz w:val="20"/>
+      </w:rPr>
+    </w:lvl>
+    <w:lvl w:ilvl="3" w:tentative="1">
+      <w:start w:val="1"/>
+      <w:numFmt w:val="bullet"/>
+      <w:lvlText w:val=""/>
+      <w:lvlJc w:val="left"/>
+      <w:pPr>
+        <w:tabs>
+          <w:tab w:val="num" w:pos="2880"/>
+        </w:tabs>
+        <w:ind w:left="2880" w:hanging="360"/>
+      </w:pPr>
+      <w:rPr>
+        <w:rFonts w:ascii="Wingdings" w:hAnsi="Wingdings" w:hint="default"/>
+        <w:sz w:val="20"/>
+      </w:rPr>
+    </w:lvl>
+    <w:lvl w:ilvl="4" w:tentative="1">
+      <w:start w:val="1"/>
+      <w:numFmt w:val="bullet"/>
+      <w:lvlText w:val=""/>
+      <w:lvlJc w:val="left"/>
+      <w:pPr>
+        <w:tabs>
+          <w:tab w:val="num" w:pos="3600"/>
+        </w:tabs>
+        <w:ind w:left="3600" w:hanging="360"/>
+      </w:pPr>
+      <w:rPr>
+        <w:rFonts w:ascii="Wingdings" w:hAnsi="Wingdings" w:hint="default"/>
+        <w:sz w:val="20"/>
+      </w:rPr>
+    </w:lvl>
+    <w:lvl w:ilvl="5" w:tentative="1">
+      <w:start w:val="1"/>
+      <w:numFmt w:val="bullet"/>
+      <w:lvlText w:val=""/>
+      <w:lvlJc w:val="left"/>
+      <w:pPr>
+        <w:tabs>
+          <w:tab w:val="num" w:pos="4320"/>
+        </w:tabs>
+        <w:ind w:left="4320" w:hanging="360"/>
+      </w:pPr>
+      <w:rPr>
+        <w:rFonts w:ascii="Wingdings" w:hAnsi="Wingdings" w:hint="default"/>
+        <w:sz w:val="20"/>
+      </w:rPr>
+    </w:lvl>
+    <w:lvl w:ilvl="6" w:tentative="1">
+      <w:start w:val="1"/>
+      <w:numFmt w:val="bullet"/>
+      <w:lvlText w:val=""/>
+      <w:lvlJc w:val="left"/>
+      <w:pPr>
+        <w:tabs>
+          <w:tab w:val="num" w:pos="5040"/>
+        </w:tabs>
+        <w:ind w:left="5040" w:hanging="360"/>
+      </w:pPr>
+      <w:rPr>
+        <w:rFonts w:ascii="Wingdings" w:hAnsi="Wingdings" w:hint="default"/>
+        <w:sz w:val="20"/>
+      </w:rPr>
+    </w:lvl>
+    <w:lvl w:ilvl="7" w:tentative="1">
+      <w:start w:val="1"/>
+      <w:numFmt w:val="bullet"/>
+      <w:lvlText w:val=""/>
+      <w:lvlJc w:val="left"/>
+      <w:pPr>
+        <w:tabs>
+          <w:tab w:val="num" w:pos="5760"/>
+        </w:tabs>
+        <w:ind w:left="5760" w:hanging="360"/>
+      </w:pPr>
+      <w:rPr>
+        <w:rFonts w:ascii="Wingdings" w:hAnsi="Wingdings" w:hint="default"/>
+        <w:sz w:val="20"/>
+      </w:rPr>
+    </w:lvl>
+    <w:lvl w:ilvl="8" w:tentative="1">
+      <w:start w:val="1"/>
+      <w:numFmt w:val="bullet"/>
+      <w:lvlText w:val=""/>
+      <w:lvlJc w:val="left"/>
+      <w:pPr>
+        <w:tabs>
+          <w:tab w:val="num" w:pos="6480"/>
+        </w:tabs>
+        <w:ind w:left="6480" w:hanging="360"/>
+      </w:pPr>
+      <w:rPr>
+        <w:rFonts w:ascii="Wingdings" w:hAnsi="Wingdings" w:hint="default"/>
+        <w:sz w:val="20"/>
+      </w:rPr>
+    </w:lvl>
+  </w:abstractNum>
+  <w:abstractNum w:abstractNumId="43" w15:restartNumberingAfterBreak="0">
     <w:nsid w:val="288D6092"/>
     <w:multiLevelType w:val="multilevel"/>
     <w:tmpl w:val="F5F2C6D4"/>
@@ -21674,7 +24895,7 @@
       </w:rPr>
     </w:lvl>
   </w:abstractNum>
-  <w:abstractNum w:abstractNumId="35" w15:restartNumberingAfterBreak="0">
+  <w:abstractNum w:abstractNumId="44" w15:restartNumberingAfterBreak="0">
     <w:nsid w:val="28AF68D9"/>
     <w:multiLevelType w:val="multilevel"/>
     <w:tmpl w:val="1DBC2298"/>
@@ -21823,7 +25044,156 @@
       </w:rPr>
     </w:lvl>
   </w:abstractNum>
-  <w:abstractNum w:abstractNumId="36" w15:restartNumberingAfterBreak="0">
+  <w:abstractNum w:abstractNumId="45" w15:restartNumberingAfterBreak="0">
+    <w:nsid w:val="294F672D"/>
+    <w:multiLevelType w:val="multilevel"/>
+    <w:tmpl w:val="FE4EB54C"/>
+    <w:lvl w:ilvl="0">
+      <w:start w:val="1"/>
+      <w:numFmt w:val="bullet"/>
+      <w:lvlText w:val=""/>
+      <w:lvlJc w:val="left"/>
+      <w:pPr>
+        <w:tabs>
+          <w:tab w:val="num" w:pos="720"/>
+        </w:tabs>
+        <w:ind w:left="720" w:hanging="360"/>
+      </w:pPr>
+      <w:rPr>
+        <w:rFonts w:ascii="Symbol" w:hAnsi="Symbol" w:hint="default"/>
+        <w:sz w:val="20"/>
+      </w:rPr>
+    </w:lvl>
+    <w:lvl w:ilvl="1">
+      <w:start w:val="1"/>
+      <w:numFmt w:val="bullet"/>
+      <w:lvlText w:val="o"/>
+      <w:lvlJc w:val="left"/>
+      <w:pPr>
+        <w:tabs>
+          <w:tab w:val="num" w:pos="1440"/>
+        </w:tabs>
+        <w:ind w:left="1440" w:hanging="360"/>
+      </w:pPr>
+      <w:rPr>
+        <w:rFonts w:ascii="Courier New" w:hAnsi="Courier New" w:hint="default"/>
+        <w:sz w:val="20"/>
+      </w:rPr>
+    </w:lvl>
+    <w:lvl w:ilvl="2" w:tentative="1">
+      <w:start w:val="1"/>
+      <w:numFmt w:val="bullet"/>
+      <w:lvlText w:val=""/>
+      <w:lvlJc w:val="left"/>
+      <w:pPr>
+        <w:tabs>
+          <w:tab w:val="num" w:pos="2160"/>
+        </w:tabs>
+        <w:ind w:left="2160" w:hanging="360"/>
+      </w:pPr>
+      <w:rPr>
+        <w:rFonts w:ascii="Wingdings" w:hAnsi="Wingdings" w:hint="default"/>
+        <w:sz w:val="20"/>
+      </w:rPr>
+    </w:lvl>
+    <w:lvl w:ilvl="3" w:tentative="1">
+      <w:start w:val="1"/>
+      <w:numFmt w:val="bullet"/>
+      <w:lvlText w:val=""/>
+      <w:lvlJc w:val="left"/>
+      <w:pPr>
+        <w:tabs>
+          <w:tab w:val="num" w:pos="2880"/>
+        </w:tabs>
+        <w:ind w:left="2880" w:hanging="360"/>
+      </w:pPr>
+      <w:rPr>
+        <w:rFonts w:ascii="Wingdings" w:hAnsi="Wingdings" w:hint="default"/>
+        <w:sz w:val="20"/>
+      </w:rPr>
+    </w:lvl>
+    <w:lvl w:ilvl="4" w:tentative="1">
+      <w:start w:val="1"/>
+      <w:numFmt w:val="bullet"/>
+      <w:lvlText w:val=""/>
+      <w:lvlJc w:val="left"/>
+      <w:pPr>
+        <w:tabs>
+          <w:tab w:val="num" w:pos="3600"/>
+        </w:tabs>
+        <w:ind w:left="3600" w:hanging="360"/>
+      </w:pPr>
+      <w:rPr>
+        <w:rFonts w:ascii="Wingdings" w:hAnsi="Wingdings" w:hint="default"/>
+        <w:sz w:val="20"/>
+      </w:rPr>
+    </w:lvl>
+    <w:lvl w:ilvl="5" w:tentative="1">
+      <w:start w:val="1"/>
+      <w:numFmt w:val="bullet"/>
+      <w:lvlText w:val=""/>
+      <w:lvlJc w:val="left"/>
+      <w:pPr>
+        <w:tabs>
+          <w:tab w:val="num" w:pos="4320"/>
+        </w:tabs>
+        <w:ind w:left="4320" w:hanging="360"/>
+      </w:pPr>
+      <w:rPr>
+        <w:rFonts w:ascii="Wingdings" w:hAnsi="Wingdings" w:hint="default"/>
+        <w:sz w:val="20"/>
+      </w:rPr>
+    </w:lvl>
+    <w:lvl w:ilvl="6" w:tentative="1">
+      <w:start w:val="1"/>
+      <w:numFmt w:val="bullet"/>
+      <w:lvlText w:val=""/>
+      <w:lvlJc w:val="left"/>
+      <w:pPr>
+        <w:tabs>
+          <w:tab w:val="num" w:pos="5040"/>
+        </w:tabs>
+        <w:ind w:left="5040" w:hanging="360"/>
+      </w:pPr>
+      <w:rPr>
+        <w:rFonts w:ascii="Wingdings" w:hAnsi="Wingdings" w:hint="default"/>
+        <w:sz w:val="20"/>
+      </w:rPr>
+    </w:lvl>
+    <w:lvl w:ilvl="7" w:tentative="1">
+      <w:start w:val="1"/>
+      <w:numFmt w:val="bullet"/>
+      <w:lvlText w:val=""/>
+      <w:lvlJc w:val="left"/>
+      <w:pPr>
+        <w:tabs>
+          <w:tab w:val="num" w:pos="5760"/>
+        </w:tabs>
+        <w:ind w:left="5760" w:hanging="360"/>
+      </w:pPr>
+      <w:rPr>
+        <w:rFonts w:ascii="Wingdings" w:hAnsi="Wingdings" w:hint="default"/>
+        <w:sz w:val="20"/>
+      </w:rPr>
+    </w:lvl>
+    <w:lvl w:ilvl="8" w:tentative="1">
+      <w:start w:val="1"/>
+      <w:numFmt w:val="bullet"/>
+      <w:lvlText w:val=""/>
+      <w:lvlJc w:val="left"/>
+      <w:pPr>
+        <w:tabs>
+          <w:tab w:val="num" w:pos="6480"/>
+        </w:tabs>
+        <w:ind w:left="6480" w:hanging="360"/>
+      </w:pPr>
+      <w:rPr>
+        <w:rFonts w:ascii="Wingdings" w:hAnsi="Wingdings" w:hint="default"/>
+        <w:sz w:val="20"/>
+      </w:rPr>
+    </w:lvl>
+  </w:abstractNum>
+  <w:abstractNum w:abstractNumId="46" w15:restartNumberingAfterBreak="0">
     <w:nsid w:val="2A04117A"/>
     <w:multiLevelType w:val="hybridMultilevel"/>
     <w:tmpl w:val="58A4DD1E"/>
@@ -21936,7 +25306,7 @@
       </w:rPr>
     </w:lvl>
   </w:abstractNum>
-  <w:abstractNum w:abstractNumId="37" w15:restartNumberingAfterBreak="0">
+  <w:abstractNum w:abstractNumId="47" w15:restartNumberingAfterBreak="0">
     <w:nsid w:val="2A7219A1"/>
     <w:multiLevelType w:val="hybridMultilevel"/>
     <w:tmpl w:val="2708D780"/>
@@ -22049,7 +25419,7 @@
       </w:rPr>
     </w:lvl>
   </w:abstractNum>
-  <w:abstractNum w:abstractNumId="38" w15:restartNumberingAfterBreak="0">
+  <w:abstractNum w:abstractNumId="48" w15:restartNumberingAfterBreak="0">
     <w:nsid w:val="2B504781"/>
     <w:multiLevelType w:val="multilevel"/>
     <w:tmpl w:val="E59ACD4A"/>
@@ -22198,7 +25568,7 @@
       </w:rPr>
     </w:lvl>
   </w:abstractNum>
-  <w:abstractNum w:abstractNumId="39" w15:restartNumberingAfterBreak="0">
+  <w:abstractNum w:abstractNumId="49" w15:restartNumberingAfterBreak="0">
     <w:nsid w:val="2D6066E5"/>
     <w:multiLevelType w:val="hybridMultilevel"/>
     <w:tmpl w:val="3F7E4BEE"/>
@@ -22311,7 +25681,7 @@
       </w:rPr>
     </w:lvl>
   </w:abstractNum>
-  <w:abstractNum w:abstractNumId="40" w15:restartNumberingAfterBreak="0">
+  <w:abstractNum w:abstractNumId="50" w15:restartNumberingAfterBreak="0">
     <w:nsid w:val="2D84547E"/>
     <w:multiLevelType w:val="hybridMultilevel"/>
     <w:tmpl w:val="514C57C2"/>
@@ -22424,7 +25794,7 @@
       </w:rPr>
     </w:lvl>
   </w:abstractNum>
-  <w:abstractNum w:abstractNumId="41" w15:restartNumberingAfterBreak="0">
+  <w:abstractNum w:abstractNumId="51" w15:restartNumberingAfterBreak="0">
     <w:nsid w:val="2DDB5644"/>
     <w:multiLevelType w:val="multilevel"/>
     <w:tmpl w:val="E59ACD4A"/>
@@ -22573,7 +25943,7 @@
       </w:rPr>
     </w:lvl>
   </w:abstractNum>
-  <w:abstractNum w:abstractNumId="42" w15:restartNumberingAfterBreak="0">
+  <w:abstractNum w:abstractNumId="52" w15:restartNumberingAfterBreak="0">
     <w:nsid w:val="2E437B66"/>
     <w:multiLevelType w:val="multilevel"/>
     <w:tmpl w:val="933E292E"/>
@@ -22722,7 +26092,7 @@
       </w:rPr>
     </w:lvl>
   </w:abstractNum>
-  <w:abstractNum w:abstractNumId="43" w15:restartNumberingAfterBreak="0">
+  <w:abstractNum w:abstractNumId="53" w15:restartNumberingAfterBreak="0">
     <w:nsid w:val="30520254"/>
     <w:multiLevelType w:val="hybridMultilevel"/>
     <w:tmpl w:val="20828A9C"/>
@@ -22835,7 +26205,156 @@
       </w:rPr>
     </w:lvl>
   </w:abstractNum>
-  <w:abstractNum w:abstractNumId="44" w15:restartNumberingAfterBreak="0">
+  <w:abstractNum w:abstractNumId="54" w15:restartNumberingAfterBreak="0">
+    <w:nsid w:val="307D77BF"/>
+    <w:multiLevelType w:val="multilevel"/>
+    <w:tmpl w:val="6E4A7E56"/>
+    <w:lvl w:ilvl="0">
+      <w:start w:val="1"/>
+      <w:numFmt w:val="bullet"/>
+      <w:lvlText w:val=""/>
+      <w:lvlJc w:val="left"/>
+      <w:pPr>
+        <w:tabs>
+          <w:tab w:val="num" w:pos="720"/>
+        </w:tabs>
+        <w:ind w:left="720" w:hanging="360"/>
+      </w:pPr>
+      <w:rPr>
+        <w:rFonts w:ascii="Symbol" w:hAnsi="Symbol" w:hint="default"/>
+        <w:sz w:val="20"/>
+      </w:rPr>
+    </w:lvl>
+    <w:lvl w:ilvl="1">
+      <w:start w:val="1"/>
+      <w:numFmt w:val="bullet"/>
+      <w:lvlText w:val="o"/>
+      <w:lvlJc w:val="left"/>
+      <w:pPr>
+        <w:tabs>
+          <w:tab w:val="num" w:pos="1440"/>
+        </w:tabs>
+        <w:ind w:left="1440" w:hanging="360"/>
+      </w:pPr>
+      <w:rPr>
+        <w:rFonts w:ascii="Courier New" w:hAnsi="Courier New" w:hint="default"/>
+        <w:sz w:val="20"/>
+      </w:rPr>
+    </w:lvl>
+    <w:lvl w:ilvl="2" w:tentative="1">
+      <w:start w:val="1"/>
+      <w:numFmt w:val="bullet"/>
+      <w:lvlText w:val=""/>
+      <w:lvlJc w:val="left"/>
+      <w:pPr>
+        <w:tabs>
+          <w:tab w:val="num" w:pos="2160"/>
+        </w:tabs>
+        <w:ind w:left="2160" w:hanging="360"/>
+      </w:pPr>
+      <w:rPr>
+        <w:rFonts w:ascii="Wingdings" w:hAnsi="Wingdings" w:hint="default"/>
+        <w:sz w:val="20"/>
+      </w:rPr>
+    </w:lvl>
+    <w:lvl w:ilvl="3" w:tentative="1">
+      <w:start w:val="1"/>
+      <w:numFmt w:val="bullet"/>
+      <w:lvlText w:val=""/>
+      <w:lvlJc w:val="left"/>
+      <w:pPr>
+        <w:tabs>
+          <w:tab w:val="num" w:pos="2880"/>
+        </w:tabs>
+        <w:ind w:left="2880" w:hanging="360"/>
+      </w:pPr>
+      <w:rPr>
+        <w:rFonts w:ascii="Wingdings" w:hAnsi="Wingdings" w:hint="default"/>
+        <w:sz w:val="20"/>
+      </w:rPr>
+    </w:lvl>
+    <w:lvl w:ilvl="4" w:tentative="1">
+      <w:start w:val="1"/>
+      <w:numFmt w:val="bullet"/>
+      <w:lvlText w:val=""/>
+      <w:lvlJc w:val="left"/>
+      <w:pPr>
+        <w:tabs>
+          <w:tab w:val="num" w:pos="3600"/>
+        </w:tabs>
+        <w:ind w:left="3600" w:hanging="360"/>
+      </w:pPr>
+      <w:rPr>
+        <w:rFonts w:ascii="Wingdings" w:hAnsi="Wingdings" w:hint="default"/>
+        <w:sz w:val="20"/>
+      </w:rPr>
+    </w:lvl>
+    <w:lvl w:ilvl="5" w:tentative="1">
+      <w:start w:val="1"/>
+      <w:numFmt w:val="bullet"/>
+      <w:lvlText w:val=""/>
+      <w:lvlJc w:val="left"/>
+      <w:pPr>
+        <w:tabs>
+          <w:tab w:val="num" w:pos="4320"/>
+        </w:tabs>
+        <w:ind w:left="4320" w:hanging="360"/>
+      </w:pPr>
+      <w:rPr>
+        <w:rFonts w:ascii="Wingdings" w:hAnsi="Wingdings" w:hint="default"/>
+        <w:sz w:val="20"/>
+      </w:rPr>
+    </w:lvl>
+    <w:lvl w:ilvl="6" w:tentative="1">
+      <w:start w:val="1"/>
+      <w:numFmt w:val="bullet"/>
+      <w:lvlText w:val=""/>
+      <w:lvlJc w:val="left"/>
+      <w:pPr>
+        <w:tabs>
+          <w:tab w:val="num" w:pos="5040"/>
+        </w:tabs>
+        <w:ind w:left="5040" w:hanging="360"/>
+      </w:pPr>
+      <w:rPr>
+        <w:rFonts w:ascii="Wingdings" w:hAnsi="Wingdings" w:hint="default"/>
+        <w:sz w:val="20"/>
+      </w:rPr>
+    </w:lvl>
+    <w:lvl w:ilvl="7" w:tentative="1">
+      <w:start w:val="1"/>
+      <w:numFmt w:val="bullet"/>
+      <w:lvlText w:val=""/>
+      <w:lvlJc w:val="left"/>
+      <w:pPr>
+        <w:tabs>
+          <w:tab w:val="num" w:pos="5760"/>
+        </w:tabs>
+        <w:ind w:left="5760" w:hanging="360"/>
+      </w:pPr>
+      <w:rPr>
+        <w:rFonts w:ascii="Wingdings" w:hAnsi="Wingdings" w:hint="default"/>
+        <w:sz w:val="20"/>
+      </w:rPr>
+    </w:lvl>
+    <w:lvl w:ilvl="8" w:tentative="1">
+      <w:start w:val="1"/>
+      <w:numFmt w:val="bullet"/>
+      <w:lvlText w:val=""/>
+      <w:lvlJc w:val="left"/>
+      <w:pPr>
+        <w:tabs>
+          <w:tab w:val="num" w:pos="6480"/>
+        </w:tabs>
+        <w:ind w:left="6480" w:hanging="360"/>
+      </w:pPr>
+      <w:rPr>
+        <w:rFonts w:ascii="Wingdings" w:hAnsi="Wingdings" w:hint="default"/>
+        <w:sz w:val="20"/>
+      </w:rPr>
+    </w:lvl>
+  </w:abstractNum>
+  <w:abstractNum w:abstractNumId="55" w15:restartNumberingAfterBreak="0">
     <w:nsid w:val="30863A82"/>
     <w:multiLevelType w:val="multilevel"/>
     <w:tmpl w:val="7A7664C8"/>
@@ -22984,7 +26503,7 @@
       </w:rPr>
     </w:lvl>
   </w:abstractNum>
-  <w:abstractNum w:abstractNumId="45" w15:restartNumberingAfterBreak="0">
+  <w:abstractNum w:abstractNumId="56" w15:restartNumberingAfterBreak="0">
     <w:nsid w:val="30C41755"/>
     <w:multiLevelType w:val="multilevel"/>
     <w:tmpl w:val="812C0BF0"/>
@@ -23133,7 +26652,120 @@
       </w:rPr>
     </w:lvl>
   </w:abstractNum>
-  <w:abstractNum w:abstractNumId="46" w15:restartNumberingAfterBreak="0">
+  <w:abstractNum w:abstractNumId="57" w15:restartNumberingAfterBreak="0">
+    <w:nsid w:val="319A147D"/>
+    <w:multiLevelType w:val="hybridMultilevel"/>
+    <w:tmpl w:val="4FFC03FC"/>
+    <w:lvl w:ilvl="0" w:tplc="04090001">
+      <w:start w:val="1"/>
+      <w:numFmt w:val="bullet"/>
+      <w:lvlText w:val=""/>
+      <w:lvlJc w:val="left"/>
+      <w:pPr>
+        <w:ind w:left="720" w:hanging="360"/>
+      </w:pPr>
+      <w:rPr>
+        <w:rFonts w:ascii="Symbol" w:hAnsi="Symbol" w:hint="default"/>
+      </w:rPr>
+    </w:lvl>
+    <w:lvl w:ilvl="1" w:tplc="04090003" w:tentative="1">
+      <w:start w:val="1"/>
+      <w:numFmt w:val="bullet"/>
+      <w:lvlText w:val="o"/>
+      <w:lvlJc w:val="left"/>
+      <w:pPr>
+        <w:ind w:left="1440" w:hanging="360"/>
+      </w:pPr>
+      <w:rPr>
+        <w:rFonts w:ascii="Courier New" w:hAnsi="Courier New" w:cs="Courier New" w:hint="default"/>
+      </w:rPr>
+    </w:lvl>
+    <w:lvl w:ilvl="2" w:tplc="04090005" w:tentative="1">
+      <w:start w:val="1"/>
+      <w:numFmt w:val="bullet"/>
+      <w:lvlText w:val=""/>
+      <w:lvlJc w:val="left"/>
+      <w:pPr>
+        <w:ind w:left="2160" w:hanging="360"/>
+      </w:pPr>
+      <w:rPr>
+        <w:rFonts w:ascii="Wingdings" w:hAnsi="Wingdings" w:hint="default"/>
+      </w:rPr>
+    </w:lvl>
+    <w:lvl w:ilvl="3" w:tplc="04090001" w:tentative="1">
+      <w:start w:val="1"/>
+      <w:numFmt w:val="bullet"/>
+      <w:lvlText w:val=""/>
+      <w:lvlJc w:val="left"/>
+      <w:pPr>
+        <w:ind w:left="2880" w:hanging="360"/>
+      </w:pPr>
+      <w:rPr>
+        <w:rFonts w:ascii="Symbol" w:hAnsi="Symbol" w:hint="default"/>
+      </w:rPr>
+    </w:lvl>
+    <w:lvl w:ilvl="4" w:tplc="04090003" w:tentative="1">
+      <w:start w:val="1"/>
+      <w:numFmt w:val="bullet"/>
+      <w:lvlText w:val="o"/>
+      <w:lvlJc w:val="left"/>
+      <w:pPr>
+        <w:ind w:left="3600" w:hanging="360"/>
+      </w:pPr>
+      <w:rPr>
+        <w:rFonts w:ascii="Courier New" w:hAnsi="Courier New" w:cs="Courier New" w:hint="default"/>
+      </w:rPr>
+    </w:lvl>
+    <w:lvl w:ilvl="5" w:tplc="04090005" w:tentative="1">
+      <w:start w:val="1"/>
+      <w:numFmt w:val="bullet"/>
+      <w:lvlText w:val=""/>
+      <w:lvlJc w:val="left"/>
+      <w:pPr>
+        <w:ind w:left="4320" w:hanging="360"/>
+      </w:pPr>
+      <w:rPr>
+        <w:rFonts w:ascii="Wingdings" w:hAnsi="Wingdings" w:hint="default"/>
+      </w:rPr>
+    </w:lvl>
+    <w:lvl w:ilvl="6" w:tplc="04090001" w:tentative="1">
+      <w:start w:val="1"/>
+      <w:numFmt w:val="bullet"/>
+      <w:lvlText w:val=""/>
+      <w:lvlJc w:val="left"/>
+      <w:pPr>
+        <w:ind w:left="5040" w:hanging="360"/>
+      </w:pPr>
+      <w:rPr>
+        <w:rFonts w:ascii="Symbol" w:hAnsi="Symbol" w:hint="default"/>
+      </w:rPr>
+    </w:lvl>
+    <w:lvl w:ilvl="7" w:tplc="04090003" w:tentative="1">
+      <w:start w:val="1"/>
+      <w:numFmt w:val="bullet"/>
+      <w:lvlText w:val="o"/>
+      <w:lvlJc w:val="left"/>
+      <w:pPr>
+        <w:ind w:left="5760" w:hanging="360"/>
+      </w:pPr>
+      <w:rPr>
+        <w:rFonts w:ascii="Courier New" w:hAnsi="Courier New" w:cs="Courier New" w:hint="default"/>
+      </w:rPr>
+    </w:lvl>
+    <w:lvl w:ilvl="8" w:tplc="04090005" w:tentative="1">
+      <w:start w:val="1"/>
+      <w:numFmt w:val="bullet"/>
+      <w:lvlText w:val=""/>
+      <w:lvlJc w:val="left"/>
+      <w:pPr>
+        <w:ind w:left="6480" w:hanging="360"/>
+      </w:pPr>
+      <w:rPr>
+        <w:rFonts w:ascii="Wingdings" w:hAnsi="Wingdings" w:hint="default"/>
+      </w:rPr>
+    </w:lvl>
+  </w:abstractNum>
+  <w:abstractNum w:abstractNumId="58" w15:restartNumberingAfterBreak="0">
     <w:nsid w:val="31B76C7C"/>
     <w:multiLevelType w:val="hybridMultilevel"/>
     <w:tmpl w:val="533CBDFC"/>
@@ -23246,7 +26878,7 @@
       </w:rPr>
     </w:lvl>
   </w:abstractNum>
-  <w:abstractNum w:abstractNumId="47" w15:restartNumberingAfterBreak="0">
+  <w:abstractNum w:abstractNumId="59" w15:restartNumberingAfterBreak="0">
     <w:nsid w:val="329A797C"/>
     <w:multiLevelType w:val="multilevel"/>
     <w:tmpl w:val="DA8EF3C0"/>
@@ -23395,7 +27027,7 @@
       </w:rPr>
     </w:lvl>
   </w:abstractNum>
-  <w:abstractNum w:abstractNumId="48" w15:restartNumberingAfterBreak="0">
+  <w:abstractNum w:abstractNumId="60" w15:restartNumberingAfterBreak="0">
     <w:nsid w:val="33FB5ACC"/>
     <w:multiLevelType w:val="multilevel"/>
     <w:tmpl w:val="1770922E"/>
@@ -23544,7 +27176,7 @@
       </w:rPr>
     </w:lvl>
   </w:abstractNum>
-  <w:abstractNum w:abstractNumId="49" w15:restartNumberingAfterBreak="0">
+  <w:abstractNum w:abstractNumId="61" w15:restartNumberingAfterBreak="0">
     <w:nsid w:val="34B53B68"/>
     <w:multiLevelType w:val="multilevel"/>
     <w:tmpl w:val="75F4A9D8"/>
@@ -23693,7 +27325,7 @@
       </w:rPr>
     </w:lvl>
   </w:abstractNum>
-  <w:abstractNum w:abstractNumId="50" w15:restartNumberingAfterBreak="0">
+  <w:abstractNum w:abstractNumId="62" w15:restartNumberingAfterBreak="0">
     <w:nsid w:val="35082C2D"/>
     <w:multiLevelType w:val="multilevel"/>
     <w:tmpl w:val="00C280E4"/>
@@ -23842,7 +27474,7 @@
       </w:rPr>
     </w:lvl>
   </w:abstractNum>
-  <w:abstractNum w:abstractNumId="51" w15:restartNumberingAfterBreak="0">
+  <w:abstractNum w:abstractNumId="63" w15:restartNumberingAfterBreak="0">
     <w:nsid w:val="351A58D3"/>
     <w:multiLevelType w:val="multilevel"/>
     <w:tmpl w:val="DDA83992"/>
@@ -23991,7 +27623,119 @@
       </w:rPr>
     </w:lvl>
   </w:abstractNum>
-  <w:abstractNum w:abstractNumId="52" w15:restartNumberingAfterBreak="0">
+  <w:abstractNum w:abstractNumId="64" w15:restartNumberingAfterBreak="0">
+    <w:nsid w:val="36CB4E52"/>
+    <w:multiLevelType w:val="hybridMultilevel"/>
+    <w:tmpl w:val="AE4E8698"/>
+    <w:lvl w:ilvl="0" w:tplc="080E6DFA">
+      <w:numFmt w:val="bullet"/>
+      <w:lvlText w:val=""/>
+      <w:lvlJc w:val="left"/>
+      <w:pPr>
+        <w:ind w:left="1080" w:hanging="360"/>
+      </w:pPr>
+      <w:rPr>
+        <w:rFonts w:ascii="Aptos" w:eastAsiaTheme="minorHAnsi" w:hAnsi="Aptos" w:cstheme="minorBidi" w:hint="default"/>
+      </w:rPr>
+    </w:lvl>
+    <w:lvl w:ilvl="1" w:tplc="04090003" w:tentative="1">
+      <w:start w:val="1"/>
+      <w:numFmt w:val="bullet"/>
+      <w:lvlText w:val="o"/>
+      <w:lvlJc w:val="left"/>
+      <w:pPr>
+        <w:ind w:left="1800" w:hanging="360"/>
+      </w:pPr>
+      <w:rPr>
+        <w:rFonts w:ascii="Courier New" w:hAnsi="Courier New" w:cs="Courier New" w:hint="default"/>
+      </w:rPr>
+    </w:lvl>
+    <w:lvl w:ilvl="2" w:tplc="04090005" w:tentative="1">
+      <w:start w:val="1"/>
+      <w:numFmt w:val="bullet"/>
+      <w:lvlText w:val=""/>
+      <w:lvlJc w:val="left"/>
+      <w:pPr>
+        <w:ind w:left="2520" w:hanging="360"/>
+      </w:pPr>
+      <w:rPr>
+        <w:rFonts w:ascii="Wingdings" w:hAnsi="Wingdings" w:hint="default"/>
+      </w:rPr>
+    </w:lvl>
+    <w:lvl w:ilvl="3" w:tplc="04090001" w:tentative="1">
+      <w:start w:val="1"/>
+      <w:numFmt w:val="bullet"/>
+      <w:lvlText w:val=""/>
+      <w:lvlJc w:val="left"/>
+      <w:pPr>
+        <w:ind w:left="3240" w:hanging="360"/>
+      </w:pPr>
+      <w:rPr>
+        <w:rFonts w:ascii="Symbol" w:hAnsi="Symbol" w:hint="default"/>
+      </w:rPr>
+    </w:lvl>
+    <w:lvl w:ilvl="4" w:tplc="04090003" w:tentative="1">
+      <w:start w:val="1"/>
+      <w:numFmt w:val="bullet"/>
+      <w:lvlText w:val="o"/>
+      <w:lvlJc w:val="left"/>
+      <w:pPr>
+        <w:ind w:left="3960" w:hanging="360"/>
+      </w:pPr>
+      <w:rPr>
+        <w:rFonts w:ascii="Courier New" w:hAnsi="Courier New" w:cs="Courier New" w:hint="default"/>
+      </w:rPr>
+    </w:lvl>
+    <w:lvl w:ilvl="5" w:tplc="04090005" w:tentative="1">
+      <w:start w:val="1"/>
+      <w:numFmt w:val="bullet"/>
+      <w:lvlText w:val=""/>
+      <w:lvlJc w:val="left"/>
+      <w:pPr>
+        <w:ind w:left="4680" w:hanging="360"/>
+      </w:pPr>
+      <w:rPr>
+        <w:rFonts w:ascii="Wingdings" w:hAnsi="Wingdings" w:hint="default"/>
+      </w:rPr>
+    </w:lvl>
+    <w:lvl w:ilvl="6" w:tplc="04090001" w:tentative="1">
+      <w:start w:val="1"/>
+      <w:numFmt w:val="bullet"/>
+      <w:lvlText w:val=""/>
+      <w:lvlJc w:val="left"/>
+      <w:pPr>
+        <w:ind w:left="5400" w:hanging="360"/>
+      </w:pPr>
+      <w:rPr>
+        <w:rFonts w:ascii="Symbol" w:hAnsi="Symbol" w:hint="default"/>
+      </w:rPr>
+    </w:lvl>
+    <w:lvl w:ilvl="7" w:tplc="04090003" w:tentative="1">
+      <w:start w:val="1"/>
+      <w:numFmt w:val="bullet"/>
+      <w:lvlText w:val="o"/>
+      <w:lvlJc w:val="left"/>
+      <w:pPr>
+        <w:ind w:left="6120" w:hanging="360"/>
+      </w:pPr>
+      <w:rPr>
+        <w:rFonts w:ascii="Courier New" w:hAnsi="Courier New" w:cs="Courier New" w:hint="default"/>
+      </w:rPr>
+    </w:lvl>
+    <w:lvl w:ilvl="8" w:tplc="04090005" w:tentative="1">
+      <w:start w:val="1"/>
+      <w:numFmt w:val="bullet"/>
+      <w:lvlText w:val=""/>
+      <w:lvlJc w:val="left"/>
+      <w:pPr>
+        <w:ind w:left="6840" w:hanging="360"/>
+      </w:pPr>
+      <w:rPr>
+        <w:rFonts w:ascii="Wingdings" w:hAnsi="Wingdings" w:hint="default"/>
+      </w:rPr>
+    </w:lvl>
+  </w:abstractNum>
+  <w:abstractNum w:abstractNumId="65" w15:restartNumberingAfterBreak="0">
     <w:nsid w:val="3780706F"/>
     <w:multiLevelType w:val="multilevel"/>
     <w:tmpl w:val="381CDEA8"/>
@@ -24140,7 +27884,120 @@
       </w:rPr>
     </w:lvl>
   </w:abstractNum>
-  <w:abstractNum w:abstractNumId="53" w15:restartNumberingAfterBreak="0">
+  <w:abstractNum w:abstractNumId="66" w15:restartNumberingAfterBreak="0">
+    <w:nsid w:val="38387ADC"/>
+    <w:multiLevelType w:val="hybridMultilevel"/>
+    <w:tmpl w:val="599E9DB6"/>
+    <w:lvl w:ilvl="0" w:tplc="04090001">
+      <w:start w:val="1"/>
+      <w:numFmt w:val="bullet"/>
+      <w:lvlText w:val=""/>
+      <w:lvlJc w:val="left"/>
+      <w:pPr>
+        <w:ind w:left="720" w:hanging="360"/>
+      </w:pPr>
+      <w:rPr>
+        <w:rFonts w:ascii="Symbol" w:hAnsi="Symbol" w:hint="default"/>
+      </w:rPr>
+    </w:lvl>
+    <w:lvl w:ilvl="1" w:tplc="04090003" w:tentative="1">
+      <w:start w:val="1"/>
+      <w:numFmt w:val="bullet"/>
+      <w:lvlText w:val="o"/>
+      <w:lvlJc w:val="left"/>
+      <w:pPr>
+        <w:ind w:left="1440" w:hanging="360"/>
+      </w:pPr>
+      <w:rPr>
+        <w:rFonts w:ascii="Courier New" w:hAnsi="Courier New" w:cs="Courier New" w:hint="default"/>
+      </w:rPr>
+    </w:lvl>
+    <w:lvl w:ilvl="2" w:tplc="04090005" w:tentative="1">
+      <w:start w:val="1"/>
+      <w:numFmt w:val="bullet"/>
+      <w:lvlText w:val=""/>
+      <w:lvlJc w:val="left"/>
+      <w:pPr>
+        <w:ind w:left="2160" w:hanging="360"/>
+      </w:pPr>
+      <w:rPr>
+        <w:rFonts w:ascii="Wingdings" w:hAnsi="Wingdings" w:hint="default"/>
+      </w:rPr>
+    </w:lvl>
+    <w:lvl w:ilvl="3" w:tplc="04090001" w:tentative="1">
+      <w:start w:val="1"/>
+      <w:numFmt w:val="bullet"/>
+      <w:lvlText w:val=""/>
+      <w:lvlJc w:val="left"/>
+      <w:pPr>
+        <w:ind w:left="2880" w:hanging="360"/>
+      </w:pPr>
+      <w:rPr>
+        <w:rFonts w:ascii="Symbol" w:hAnsi="Symbol" w:hint="default"/>
+      </w:rPr>
+    </w:lvl>
+    <w:lvl w:ilvl="4" w:tplc="04090003" w:tentative="1">
+      <w:start w:val="1"/>
+      <w:numFmt w:val="bullet"/>
+      <w:lvlText w:val="o"/>
+      <w:lvlJc w:val="left"/>
+      <w:pPr>
+        <w:ind w:left="3600" w:hanging="360"/>
+      </w:pPr>
+      <w:rPr>
+        <w:rFonts w:ascii="Courier New" w:hAnsi="Courier New" w:cs="Courier New" w:hint="default"/>
+      </w:rPr>
+    </w:lvl>
+    <w:lvl w:ilvl="5" w:tplc="04090005" w:tentative="1">
+      <w:start w:val="1"/>
+      <w:numFmt w:val="bullet"/>
+      <w:lvlText w:val=""/>
+      <w:lvlJc w:val="left"/>
+      <w:pPr>
+        <w:ind w:left="4320" w:hanging="360"/>
+      </w:pPr>
+      <w:rPr>
+        <w:rFonts w:ascii="Wingdings" w:hAnsi="Wingdings" w:hint="default"/>
+      </w:rPr>
+    </w:lvl>
+    <w:lvl w:ilvl="6" w:tplc="04090001" w:tentative="1">
+      <w:start w:val="1"/>
+      <w:numFmt w:val="bullet"/>
+      <w:lvlText w:val=""/>
+      <w:lvlJc w:val="left"/>
+      <w:pPr>
+        <w:ind w:left="5040" w:hanging="360"/>
+      </w:pPr>
+      <w:rPr>
+        <w:rFonts w:ascii="Symbol" w:hAnsi="Symbol" w:hint="default"/>
+      </w:rPr>
+    </w:lvl>
+    <w:lvl w:ilvl="7" w:tplc="04090003" w:tentative="1">
+      <w:start w:val="1"/>
+      <w:numFmt w:val="bullet"/>
+      <w:lvlText w:val="o"/>
+      <w:lvlJc w:val="left"/>
+      <w:pPr>
+        <w:ind w:left="5760" w:hanging="360"/>
+      </w:pPr>
+      <w:rPr>
+        <w:rFonts w:ascii="Courier New" w:hAnsi="Courier New" w:cs="Courier New" w:hint="default"/>
+      </w:rPr>
+    </w:lvl>
+    <w:lvl w:ilvl="8" w:tplc="04090005" w:tentative="1">
+      <w:start w:val="1"/>
+      <w:numFmt w:val="bullet"/>
+      <w:lvlText w:val=""/>
+      <w:lvlJc w:val="left"/>
+      <w:pPr>
+        <w:ind w:left="6480" w:hanging="360"/>
+      </w:pPr>
+      <w:rPr>
+        <w:rFonts w:ascii="Wingdings" w:hAnsi="Wingdings" w:hint="default"/>
+      </w:rPr>
+    </w:lvl>
+  </w:abstractNum>
+  <w:abstractNum w:abstractNumId="67" w15:restartNumberingAfterBreak="0">
     <w:nsid w:val="38F414DA"/>
     <w:multiLevelType w:val="multilevel"/>
     <w:tmpl w:val="2DEAE2BC"/>
@@ -24289,7 +28146,7 @@
       </w:rPr>
     </w:lvl>
   </w:abstractNum>
-  <w:abstractNum w:abstractNumId="54" w15:restartNumberingAfterBreak="0">
+  <w:abstractNum w:abstractNumId="68" w15:restartNumberingAfterBreak="0">
     <w:nsid w:val="392457FE"/>
     <w:multiLevelType w:val="multilevel"/>
     <w:tmpl w:val="DB469F6C"/>
@@ -24438,7 +28295,119 @@
       </w:rPr>
     </w:lvl>
   </w:abstractNum>
-  <w:abstractNum w:abstractNumId="55" w15:restartNumberingAfterBreak="0">
+  <w:abstractNum w:abstractNumId="69" w15:restartNumberingAfterBreak="0">
+    <w:nsid w:val="3A9059C3"/>
+    <w:multiLevelType w:val="hybridMultilevel"/>
+    <w:tmpl w:val="76C4D1F4"/>
+    <w:lvl w:ilvl="0" w:tplc="080E6DFA">
+      <w:numFmt w:val="bullet"/>
+      <w:lvlText w:val=""/>
+      <w:lvlJc w:val="left"/>
+      <w:pPr>
+        <w:ind w:left="720" w:hanging="360"/>
+      </w:pPr>
+      <w:rPr>
+        <w:rFonts w:ascii="Aptos" w:eastAsiaTheme="minorHAnsi" w:hAnsi="Aptos" w:cstheme="minorBidi" w:hint="default"/>
+      </w:rPr>
+    </w:lvl>
+    <w:lvl w:ilvl="1" w:tplc="04090003" w:tentative="1">
+      <w:start w:val="1"/>
+      <w:numFmt w:val="bullet"/>
+      <w:lvlText w:val="o"/>
+      <w:lvlJc w:val="left"/>
+      <w:pPr>
+        <w:ind w:left="1440" w:hanging="360"/>
+      </w:pPr>
+      <w:rPr>
+        <w:rFonts w:ascii="Courier New" w:hAnsi="Courier New" w:cs="Courier New" w:hint="default"/>
+      </w:rPr>
+    </w:lvl>
+    <w:lvl w:ilvl="2" w:tplc="04090005" w:tentative="1">
+      <w:start w:val="1"/>
+      <w:numFmt w:val="bullet"/>
+      <w:lvlText w:val=""/>
+      <w:lvlJc w:val="left"/>
+      <w:pPr>
+        <w:ind w:left="2160" w:hanging="360"/>
+      </w:pPr>
+      <w:rPr>
+        <w:rFonts w:ascii="Wingdings" w:hAnsi="Wingdings" w:hint="default"/>
+      </w:rPr>
+    </w:lvl>
+    <w:lvl w:ilvl="3" w:tplc="04090001" w:tentative="1">
+      <w:start w:val="1"/>
+      <w:numFmt w:val="bullet"/>
+      <w:lvlText w:val=""/>
+      <w:lvlJc w:val="left"/>
+      <w:pPr>
+        <w:ind w:left="2880" w:hanging="360"/>
+      </w:pPr>
+      <w:rPr>
+        <w:rFonts w:ascii="Symbol" w:hAnsi="Symbol" w:hint="default"/>
+      </w:rPr>
+    </w:lvl>
+    <w:lvl w:ilvl="4" w:tplc="04090003" w:tentative="1">
+      <w:start w:val="1"/>
+      <w:numFmt w:val="bullet"/>
+      <w:lvlText w:val="o"/>
+      <w:lvlJc w:val="left"/>
+      <w:pPr>
+        <w:ind w:left="3600" w:hanging="360"/>
+      </w:pPr>
+      <w:rPr>
+        <w:rFonts w:ascii="Courier New" w:hAnsi="Courier New" w:cs="Courier New" w:hint="default"/>
+      </w:rPr>
+    </w:lvl>
+    <w:lvl w:ilvl="5" w:tplc="04090005" w:tentative="1">
+      <w:start w:val="1"/>
+      <w:numFmt w:val="bullet"/>
+      <w:lvlText w:val=""/>
+      <w:lvlJc w:val="left"/>
+      <w:pPr>
+        <w:ind w:left="4320" w:hanging="360"/>
+      </w:pPr>
+      <w:rPr>
+        <w:rFonts w:ascii="Wingdings" w:hAnsi="Wingdings" w:hint="default"/>
+      </w:rPr>
+    </w:lvl>
+    <w:lvl w:ilvl="6" w:tplc="04090001" w:tentative="1">
+      <w:start w:val="1"/>
+      <w:numFmt w:val="bullet"/>
+      <w:lvlText w:val=""/>
+      <w:lvlJc w:val="left"/>
+      <w:pPr>
+        <w:ind w:left="5040" w:hanging="360"/>
+      </w:pPr>
+      <w:rPr>
+        <w:rFonts w:ascii="Symbol" w:hAnsi="Symbol" w:hint="default"/>
+      </w:rPr>
+    </w:lvl>
+    <w:lvl w:ilvl="7" w:tplc="04090003" w:tentative="1">
+      <w:start w:val="1"/>
+      <w:numFmt w:val="bullet"/>
+      <w:lvlText w:val="o"/>
+      <w:lvlJc w:val="left"/>
+      <w:pPr>
+        <w:ind w:left="5760" w:hanging="360"/>
+      </w:pPr>
+      <w:rPr>
+        <w:rFonts w:ascii="Courier New" w:hAnsi="Courier New" w:cs="Courier New" w:hint="default"/>
+      </w:rPr>
+    </w:lvl>
+    <w:lvl w:ilvl="8" w:tplc="04090005" w:tentative="1">
+      <w:start w:val="1"/>
+      <w:numFmt w:val="bullet"/>
+      <w:lvlText w:val=""/>
+      <w:lvlJc w:val="left"/>
+      <w:pPr>
+        <w:ind w:left="6480" w:hanging="360"/>
+      </w:pPr>
+      <w:rPr>
+        <w:rFonts w:ascii="Wingdings" w:hAnsi="Wingdings" w:hint="default"/>
+      </w:rPr>
+    </w:lvl>
+  </w:abstractNum>
+  <w:abstractNum w:abstractNumId="70" w15:restartNumberingAfterBreak="0">
     <w:nsid w:val="3A923EFF"/>
     <w:multiLevelType w:val="multilevel"/>
     <w:tmpl w:val="F4004242"/>
@@ -24587,7 +28556,7 @@
       </w:rPr>
     </w:lvl>
   </w:abstractNum>
-  <w:abstractNum w:abstractNumId="56" w15:restartNumberingAfterBreak="0">
+  <w:abstractNum w:abstractNumId="71" w15:restartNumberingAfterBreak="0">
     <w:nsid w:val="3ECC5436"/>
     <w:multiLevelType w:val="multilevel"/>
     <w:tmpl w:val="A608258E"/>
@@ -24736,7 +28705,7 @@
       </w:rPr>
     </w:lvl>
   </w:abstractNum>
-  <w:abstractNum w:abstractNumId="57" w15:restartNumberingAfterBreak="0">
+  <w:abstractNum w:abstractNumId="72" w15:restartNumberingAfterBreak="0">
     <w:nsid w:val="3F654945"/>
     <w:multiLevelType w:val="multilevel"/>
     <w:tmpl w:val="E59ACD4A"/>
@@ -24885,7 +28854,7 @@
       </w:rPr>
     </w:lvl>
   </w:abstractNum>
-  <w:abstractNum w:abstractNumId="58" w15:restartNumberingAfterBreak="0">
+  <w:abstractNum w:abstractNumId="73" w15:restartNumberingAfterBreak="0">
     <w:nsid w:val="40460948"/>
     <w:multiLevelType w:val="multilevel"/>
     <w:tmpl w:val="62C49374"/>
@@ -25034,7 +29003,7 @@
       </w:rPr>
     </w:lvl>
   </w:abstractNum>
-  <w:abstractNum w:abstractNumId="59" w15:restartNumberingAfterBreak="0">
+  <w:abstractNum w:abstractNumId="74" w15:restartNumberingAfterBreak="0">
     <w:nsid w:val="413E1D27"/>
     <w:multiLevelType w:val="hybridMultilevel"/>
     <w:tmpl w:val="4F060846"/>
@@ -25147,7 +29116,7 @@
       </w:rPr>
     </w:lvl>
   </w:abstractNum>
-  <w:abstractNum w:abstractNumId="60" w15:restartNumberingAfterBreak="0">
+  <w:abstractNum w:abstractNumId="75" w15:restartNumberingAfterBreak="0">
     <w:nsid w:val="41B74A9A"/>
     <w:multiLevelType w:val="hybridMultilevel"/>
     <w:tmpl w:val="99DACBEC"/>
@@ -25260,7 +29229,7 @@
       </w:rPr>
     </w:lvl>
   </w:abstractNum>
-  <w:abstractNum w:abstractNumId="61" w15:restartNumberingAfterBreak="0">
+  <w:abstractNum w:abstractNumId="76" w15:restartNumberingAfterBreak="0">
     <w:nsid w:val="421C74CE"/>
     <w:multiLevelType w:val="multilevel"/>
     <w:tmpl w:val="A6045D7E"/>
@@ -25409,7 +29378,7 @@
       </w:rPr>
     </w:lvl>
   </w:abstractNum>
-  <w:abstractNum w:abstractNumId="62" w15:restartNumberingAfterBreak="0">
+  <w:abstractNum w:abstractNumId="77" w15:restartNumberingAfterBreak="0">
     <w:nsid w:val="42696F10"/>
     <w:multiLevelType w:val="multilevel"/>
     <w:tmpl w:val="27506A40"/>
@@ -25558,7 +29527,7 @@
       </w:rPr>
     </w:lvl>
   </w:abstractNum>
-  <w:abstractNum w:abstractNumId="63" w15:restartNumberingAfterBreak="0">
+  <w:abstractNum w:abstractNumId="78" w15:restartNumberingAfterBreak="0">
     <w:nsid w:val="42AB5966"/>
     <w:multiLevelType w:val="multilevel"/>
     <w:tmpl w:val="CE088554"/>
@@ -25707,7 +29676,7 @@
       </w:rPr>
     </w:lvl>
   </w:abstractNum>
-  <w:abstractNum w:abstractNumId="64" w15:restartNumberingAfterBreak="0">
+  <w:abstractNum w:abstractNumId="79" w15:restartNumberingAfterBreak="0">
     <w:nsid w:val="4529096C"/>
     <w:multiLevelType w:val="hybridMultilevel"/>
     <w:tmpl w:val="FFF85C74"/>
@@ -25819,7 +29788,120 @@
       </w:rPr>
     </w:lvl>
   </w:abstractNum>
-  <w:abstractNum w:abstractNumId="65" w15:restartNumberingAfterBreak="0">
+  <w:abstractNum w:abstractNumId="80" w15:restartNumberingAfterBreak="0">
+    <w:nsid w:val="459F3055"/>
+    <w:multiLevelType w:val="hybridMultilevel"/>
+    <w:tmpl w:val="ECDC57F2"/>
+    <w:lvl w:ilvl="0" w:tplc="04090001">
+      <w:start w:val="1"/>
+      <w:numFmt w:val="bullet"/>
+      <w:lvlText w:val=""/>
+      <w:lvlJc w:val="left"/>
+      <w:pPr>
+        <w:ind w:left="720" w:hanging="360"/>
+      </w:pPr>
+      <w:rPr>
+        <w:rFonts w:ascii="Symbol" w:hAnsi="Symbol" w:hint="default"/>
+      </w:rPr>
+    </w:lvl>
+    <w:lvl w:ilvl="1" w:tplc="04090003" w:tentative="1">
+      <w:start w:val="1"/>
+      <w:numFmt w:val="bullet"/>
+      <w:lvlText w:val="o"/>
+      <w:lvlJc w:val="left"/>
+      <w:pPr>
+        <w:ind w:left="1440" w:hanging="360"/>
+      </w:pPr>
+      <w:rPr>
+        <w:rFonts w:ascii="Courier New" w:hAnsi="Courier New" w:cs="Courier New" w:hint="default"/>
+      </w:rPr>
+    </w:lvl>
+    <w:lvl w:ilvl="2" w:tplc="04090005" w:tentative="1">
+      <w:start w:val="1"/>
+      <w:numFmt w:val="bullet"/>
+      <w:lvlText w:val=""/>
+      <w:lvlJc w:val="left"/>
+      <w:pPr>
+        <w:ind w:left="2160" w:hanging="360"/>
+      </w:pPr>
+      <w:rPr>
+        <w:rFonts w:ascii="Wingdings" w:hAnsi="Wingdings" w:hint="default"/>
+      </w:rPr>
+    </w:lvl>
+    <w:lvl w:ilvl="3" w:tplc="04090001" w:tentative="1">
+      <w:start w:val="1"/>
+      <w:numFmt w:val="bullet"/>
+      <w:lvlText w:val=""/>
+      <w:lvlJc w:val="left"/>
+      <w:pPr>
+        <w:ind w:left="2880" w:hanging="360"/>
+      </w:pPr>
+      <w:rPr>
+        <w:rFonts w:ascii="Symbol" w:hAnsi="Symbol" w:hint="default"/>
+      </w:rPr>
+    </w:lvl>
+    <w:lvl w:ilvl="4" w:tplc="04090003" w:tentative="1">
+      <w:start w:val="1"/>
+      <w:numFmt w:val="bullet"/>
+      <w:lvlText w:val="o"/>
+      <w:lvlJc w:val="left"/>
+      <w:pPr>
+        <w:ind w:left="3600" w:hanging="360"/>
+      </w:pPr>
+      <w:rPr>
+        <w:rFonts w:ascii="Courier New" w:hAnsi="Courier New" w:cs="Courier New" w:hint="default"/>
+      </w:rPr>
+    </w:lvl>
+    <w:lvl w:ilvl="5" w:tplc="04090005" w:tentative="1">
+      <w:start w:val="1"/>
+      <w:numFmt w:val="bullet"/>
+      <w:lvlText w:val=""/>
+      <w:lvlJc w:val="left"/>
+      <w:pPr>
+        <w:ind w:left="4320" w:hanging="360"/>
+      </w:pPr>
+      <w:rPr>
+        <w:rFonts w:ascii="Wingdings" w:hAnsi="Wingdings" w:hint="default"/>
+      </w:rPr>
+    </w:lvl>
+    <w:lvl w:ilvl="6" w:tplc="04090001" w:tentative="1">
+      <w:start w:val="1"/>
+      <w:numFmt w:val="bullet"/>
+      <w:lvlText w:val=""/>
+      <w:lvlJc w:val="left"/>
+      <w:pPr>
+        <w:ind w:left="5040" w:hanging="360"/>
+      </w:pPr>
+      <w:rPr>
+        <w:rFonts w:ascii="Symbol" w:hAnsi="Symbol" w:hint="default"/>
+      </w:rPr>
+    </w:lvl>
+    <w:lvl w:ilvl="7" w:tplc="04090003" w:tentative="1">
+      <w:start w:val="1"/>
+      <w:numFmt w:val="bullet"/>
+      <w:lvlText w:val="o"/>
+      <w:lvlJc w:val="left"/>
+      <w:pPr>
+        <w:ind w:left="5760" w:hanging="360"/>
+      </w:pPr>
+      <w:rPr>
+        <w:rFonts w:ascii="Courier New" w:hAnsi="Courier New" w:cs="Courier New" w:hint="default"/>
+      </w:rPr>
+    </w:lvl>
+    <w:lvl w:ilvl="8" w:tplc="04090005" w:tentative="1">
+      <w:start w:val="1"/>
+      <w:numFmt w:val="bullet"/>
+      <w:lvlText w:val=""/>
+      <w:lvlJc w:val="left"/>
+      <w:pPr>
+        <w:ind w:left="6480" w:hanging="360"/>
+      </w:pPr>
+      <w:rPr>
+        <w:rFonts w:ascii="Wingdings" w:hAnsi="Wingdings" w:hint="default"/>
+      </w:rPr>
+    </w:lvl>
+  </w:abstractNum>
+  <w:abstractNum w:abstractNumId="81" w15:restartNumberingAfterBreak="0">
     <w:nsid w:val="46236874"/>
     <w:multiLevelType w:val="hybridMultilevel"/>
     <w:tmpl w:val="CF56BA42"/>
@@ -25932,7 +30014,7 @@
       </w:rPr>
     </w:lvl>
   </w:abstractNum>
-  <w:abstractNum w:abstractNumId="66" w15:restartNumberingAfterBreak="0">
+  <w:abstractNum w:abstractNumId="82" w15:restartNumberingAfterBreak="0">
     <w:nsid w:val="470C52B7"/>
     <w:multiLevelType w:val="multilevel"/>
     <w:tmpl w:val="DDBACCE6"/>
@@ -26081,7 +30163,7 @@
       </w:rPr>
     </w:lvl>
   </w:abstractNum>
-  <w:abstractNum w:abstractNumId="67" w15:restartNumberingAfterBreak="0">
+  <w:abstractNum w:abstractNumId="83" w15:restartNumberingAfterBreak="0">
     <w:nsid w:val="471B09B3"/>
     <w:multiLevelType w:val="multilevel"/>
     <w:tmpl w:val="A1B2CB16"/>
@@ -26230,7 +30312,7 @@
       </w:rPr>
     </w:lvl>
   </w:abstractNum>
-  <w:abstractNum w:abstractNumId="68" w15:restartNumberingAfterBreak="0">
+  <w:abstractNum w:abstractNumId="84" w15:restartNumberingAfterBreak="0">
     <w:nsid w:val="486B038C"/>
     <w:multiLevelType w:val="hybridMultilevel"/>
     <w:tmpl w:val="8C4A79DA"/>
@@ -26343,7 +30425,7 @@
       </w:rPr>
     </w:lvl>
   </w:abstractNum>
-  <w:abstractNum w:abstractNumId="69" w15:restartNumberingAfterBreak="0">
+  <w:abstractNum w:abstractNumId="85" w15:restartNumberingAfterBreak="0">
     <w:nsid w:val="4888582A"/>
     <w:multiLevelType w:val="multilevel"/>
     <w:tmpl w:val="2A22B8AA"/>
@@ -26492,7 +30574,7 @@
       </w:rPr>
     </w:lvl>
   </w:abstractNum>
-  <w:abstractNum w:abstractNumId="70" w15:restartNumberingAfterBreak="0">
+  <w:abstractNum w:abstractNumId="86" w15:restartNumberingAfterBreak="0">
     <w:nsid w:val="48E0701C"/>
     <w:multiLevelType w:val="multilevel"/>
     <w:tmpl w:val="4FB6510C"/>
@@ -26641,7 +30723,7 @@
       </w:rPr>
     </w:lvl>
   </w:abstractNum>
-  <w:abstractNum w:abstractNumId="71" w15:restartNumberingAfterBreak="0">
+  <w:abstractNum w:abstractNumId="87" w15:restartNumberingAfterBreak="0">
     <w:nsid w:val="49AE5A14"/>
     <w:multiLevelType w:val="multilevel"/>
     <w:tmpl w:val="EB0A818E"/>
@@ -26790,7 +30872,7 @@
       </w:rPr>
     </w:lvl>
   </w:abstractNum>
-  <w:abstractNum w:abstractNumId="72" w15:restartNumberingAfterBreak="0">
+  <w:abstractNum w:abstractNumId="88" w15:restartNumberingAfterBreak="0">
     <w:nsid w:val="4A8D35E4"/>
     <w:multiLevelType w:val="hybridMultilevel"/>
     <w:tmpl w:val="35A2089C"/>
@@ -26903,7 +30985,7 @@
       </w:rPr>
     </w:lvl>
   </w:abstractNum>
-  <w:abstractNum w:abstractNumId="73" w15:restartNumberingAfterBreak="0">
+  <w:abstractNum w:abstractNumId="89" w15:restartNumberingAfterBreak="0">
     <w:nsid w:val="4B7811CC"/>
     <w:multiLevelType w:val="multilevel"/>
     <w:tmpl w:val="F3524126"/>
@@ -27052,7 +31134,7 @@
       </w:rPr>
     </w:lvl>
   </w:abstractNum>
-  <w:abstractNum w:abstractNumId="74" w15:restartNumberingAfterBreak="0">
+  <w:abstractNum w:abstractNumId="90" w15:restartNumberingAfterBreak="0">
     <w:nsid w:val="4B8865D9"/>
     <w:multiLevelType w:val="multilevel"/>
     <w:tmpl w:val="238E69C6"/>
@@ -27201,7 +31283,7 @@
       </w:rPr>
     </w:lvl>
   </w:abstractNum>
-  <w:abstractNum w:abstractNumId="75" w15:restartNumberingAfterBreak="0">
+  <w:abstractNum w:abstractNumId="91" w15:restartNumberingAfterBreak="0">
     <w:nsid w:val="4CEB2A84"/>
     <w:multiLevelType w:val="multilevel"/>
     <w:tmpl w:val="E59ACD4A"/>
@@ -27350,7 +31432,7 @@
       </w:rPr>
     </w:lvl>
   </w:abstractNum>
-  <w:abstractNum w:abstractNumId="76" w15:restartNumberingAfterBreak="0">
+  <w:abstractNum w:abstractNumId="92" w15:restartNumberingAfterBreak="0">
     <w:nsid w:val="4D161459"/>
     <w:multiLevelType w:val="multilevel"/>
     <w:tmpl w:val="C10436FE"/>
@@ -27499,7 +31581,156 @@
       </w:rPr>
     </w:lvl>
   </w:abstractNum>
-  <w:abstractNum w:abstractNumId="77" w15:restartNumberingAfterBreak="0">
+  <w:abstractNum w:abstractNumId="93" w15:restartNumberingAfterBreak="0">
+    <w:nsid w:val="4D266C1A"/>
+    <w:multiLevelType w:val="multilevel"/>
+    <w:tmpl w:val="EFBA4FFC"/>
+    <w:lvl w:ilvl="0">
+      <w:start w:val="1"/>
+      <w:numFmt w:val="bullet"/>
+      <w:lvlText w:val=""/>
+      <w:lvlJc w:val="left"/>
+      <w:pPr>
+        <w:tabs>
+          <w:tab w:val="num" w:pos="720"/>
+        </w:tabs>
+        <w:ind w:left="720" w:hanging="360"/>
+      </w:pPr>
+      <w:rPr>
+        <w:rFonts w:ascii="Symbol" w:hAnsi="Symbol" w:hint="default"/>
+        <w:sz w:val="20"/>
+      </w:rPr>
+    </w:lvl>
+    <w:lvl w:ilvl="1" w:tentative="1">
+      <w:start w:val="1"/>
+      <w:numFmt w:val="bullet"/>
+      <w:lvlText w:val="o"/>
+      <w:lvlJc w:val="left"/>
+      <w:pPr>
+        <w:tabs>
+          <w:tab w:val="num" w:pos="1440"/>
+        </w:tabs>
+        <w:ind w:left="1440" w:hanging="360"/>
+      </w:pPr>
+      <w:rPr>
+        <w:rFonts w:ascii="Courier New" w:hAnsi="Courier New" w:hint="default"/>
+        <w:sz w:val="20"/>
+      </w:rPr>
+    </w:lvl>
+    <w:lvl w:ilvl="2" w:tentative="1">
+      <w:start w:val="1"/>
+      <w:numFmt w:val="bullet"/>
+      <w:lvlText w:val=""/>
+      <w:lvlJc w:val="left"/>
+      <w:pPr>
+        <w:tabs>
+          <w:tab w:val="num" w:pos="2160"/>
+        </w:tabs>
+        <w:ind w:left="2160" w:hanging="360"/>
+      </w:pPr>
+      <w:rPr>
+        <w:rFonts w:ascii="Wingdings" w:hAnsi="Wingdings" w:hint="default"/>
+        <w:sz w:val="20"/>
+      </w:rPr>
+    </w:lvl>
+    <w:lvl w:ilvl="3" w:tentative="1">
+      <w:start w:val="1"/>
+      <w:numFmt w:val="bullet"/>
+      <w:lvlText w:val=""/>
+      <w:lvlJc w:val="left"/>
+      <w:pPr>
+        <w:tabs>
+          <w:tab w:val="num" w:pos="2880"/>
+        </w:tabs>
+        <w:ind w:left="2880" w:hanging="360"/>
+      </w:pPr>
+      <w:rPr>
+        <w:rFonts w:ascii="Wingdings" w:hAnsi="Wingdings" w:hint="default"/>
+        <w:sz w:val="20"/>
+      </w:rPr>
+    </w:lvl>
+    <w:lvl w:ilvl="4" w:tentative="1">
+      <w:start w:val="1"/>
+      <w:numFmt w:val="bullet"/>
+      <w:lvlText w:val=""/>
+      <w:lvlJc w:val="left"/>
+      <w:pPr>
+        <w:tabs>
+          <w:tab w:val="num" w:pos="3600"/>
+        </w:tabs>
+        <w:ind w:left="3600" w:hanging="360"/>
+      </w:pPr>
+      <w:rPr>
+        <w:rFonts w:ascii="Wingdings" w:hAnsi="Wingdings" w:hint="default"/>
+        <w:sz w:val="20"/>
+      </w:rPr>
+    </w:lvl>
+    <w:lvl w:ilvl="5" w:tentative="1">
+      <w:start w:val="1"/>
+      <w:numFmt w:val="bullet"/>
+      <w:lvlText w:val=""/>
+      <w:lvlJc w:val="left"/>
+      <w:pPr>
+        <w:tabs>
+          <w:tab w:val="num" w:pos="4320"/>
+        </w:tabs>
+        <w:ind w:left="4320" w:hanging="360"/>
+      </w:pPr>
+      <w:rPr>
+        <w:rFonts w:ascii="Wingdings" w:hAnsi="Wingdings" w:hint="default"/>
+        <w:sz w:val="20"/>
+      </w:rPr>
+    </w:lvl>
+    <w:lvl w:ilvl="6" w:tentative="1">
+      <w:start w:val="1"/>
+      <w:numFmt w:val="bullet"/>
+      <w:lvlText w:val=""/>
+      <w:lvlJc w:val="left"/>
+      <w:pPr>
+        <w:tabs>
+          <w:tab w:val="num" w:pos="5040"/>
+        </w:tabs>
+        <w:ind w:left="5040" w:hanging="360"/>
+      </w:pPr>
+      <w:rPr>
+        <w:rFonts w:ascii="Wingdings" w:hAnsi="Wingdings" w:hint="default"/>
+        <w:sz w:val="20"/>
+      </w:rPr>
+    </w:lvl>
+    <w:lvl w:ilvl="7" w:tentative="1">
+      <w:start w:val="1"/>
+      <w:numFmt w:val="bullet"/>
+      <w:lvlText w:val=""/>
+      <w:lvlJc w:val="left"/>
+      <w:pPr>
+        <w:tabs>
+          <w:tab w:val="num" w:pos="5760"/>
+        </w:tabs>
+        <w:ind w:left="5760" w:hanging="360"/>
+      </w:pPr>
+      <w:rPr>
+        <w:rFonts w:ascii="Wingdings" w:hAnsi="Wingdings" w:hint="default"/>
+        <w:sz w:val="20"/>
+      </w:rPr>
+    </w:lvl>
+    <w:lvl w:ilvl="8" w:tentative="1">
+      <w:start w:val="1"/>
+      <w:numFmt w:val="bullet"/>
+      <w:lvlText w:val=""/>
+      <w:lvlJc w:val="left"/>
+      <w:pPr>
+        <w:tabs>
+          <w:tab w:val="num" w:pos="6480"/>
+        </w:tabs>
+        <w:ind w:left="6480" w:hanging="360"/>
+      </w:pPr>
+      <w:rPr>
+        <w:rFonts w:ascii="Wingdings" w:hAnsi="Wingdings" w:hint="default"/>
+        <w:sz w:val="20"/>
+      </w:rPr>
+    </w:lvl>
+  </w:abstractNum>
+  <w:abstractNum w:abstractNumId="94" w15:restartNumberingAfterBreak="0">
     <w:nsid w:val="4DA44DE1"/>
     <w:multiLevelType w:val="multilevel"/>
     <w:tmpl w:val="EA649872"/>
@@ -27648,7 +31879,7 @@
       </w:rPr>
     </w:lvl>
   </w:abstractNum>
-  <w:abstractNum w:abstractNumId="78" w15:restartNumberingAfterBreak="0">
+  <w:abstractNum w:abstractNumId="95" w15:restartNumberingAfterBreak="0">
     <w:nsid w:val="507F6DDB"/>
     <w:multiLevelType w:val="multilevel"/>
     <w:tmpl w:val="644671D8"/>
@@ -27797,7 +32028,7 @@
       </w:rPr>
     </w:lvl>
   </w:abstractNum>
-  <w:abstractNum w:abstractNumId="79" w15:restartNumberingAfterBreak="0">
+  <w:abstractNum w:abstractNumId="96" w15:restartNumberingAfterBreak="0">
     <w:nsid w:val="5232184E"/>
     <w:multiLevelType w:val="multilevel"/>
     <w:tmpl w:val="16B80DA4"/>
@@ -27946,7 +32177,7 @@
       </w:rPr>
     </w:lvl>
   </w:abstractNum>
-  <w:abstractNum w:abstractNumId="80" w15:restartNumberingAfterBreak="0">
+  <w:abstractNum w:abstractNumId="97" w15:restartNumberingAfterBreak="0">
     <w:nsid w:val="53052B2E"/>
     <w:multiLevelType w:val="multilevel"/>
     <w:tmpl w:val="8E306104"/>
@@ -28095,7 +32326,120 @@
       </w:rPr>
     </w:lvl>
   </w:abstractNum>
-  <w:abstractNum w:abstractNumId="81" w15:restartNumberingAfterBreak="0">
+  <w:abstractNum w:abstractNumId="98" w15:restartNumberingAfterBreak="0">
+    <w:nsid w:val="53105AAB"/>
+    <w:multiLevelType w:val="hybridMultilevel"/>
+    <w:tmpl w:val="166CA74E"/>
+    <w:lvl w:ilvl="0" w:tplc="04090001">
+      <w:start w:val="1"/>
+      <w:numFmt w:val="bullet"/>
+      <w:lvlText w:val=""/>
+      <w:lvlJc w:val="left"/>
+      <w:pPr>
+        <w:ind w:left="720" w:hanging="360"/>
+      </w:pPr>
+      <w:rPr>
+        <w:rFonts w:ascii="Symbol" w:hAnsi="Symbol" w:hint="default"/>
+      </w:rPr>
+    </w:lvl>
+    <w:lvl w:ilvl="1" w:tplc="04090003" w:tentative="1">
+      <w:start w:val="1"/>
+      <w:numFmt w:val="bullet"/>
+      <w:lvlText w:val="o"/>
+      <w:lvlJc w:val="left"/>
+      <w:pPr>
+        <w:ind w:left="1440" w:hanging="360"/>
+      </w:pPr>
+      <w:rPr>
+        <w:rFonts w:ascii="Courier New" w:hAnsi="Courier New" w:cs="Courier New" w:hint="default"/>
+      </w:rPr>
+    </w:lvl>
+    <w:lvl w:ilvl="2" w:tplc="04090005" w:tentative="1">
+      <w:start w:val="1"/>
+      <w:numFmt w:val="bullet"/>
+      <w:lvlText w:val=""/>
+      <w:lvlJc w:val="left"/>
+      <w:pPr>
+        <w:ind w:left="2160" w:hanging="360"/>
+      </w:pPr>
+      <w:rPr>
+        <w:rFonts w:ascii="Wingdings" w:hAnsi="Wingdings" w:hint="default"/>
+      </w:rPr>
+    </w:lvl>
+    <w:lvl w:ilvl="3" w:tplc="04090001" w:tentative="1">
+      <w:start w:val="1"/>
+      <w:numFmt w:val="bullet"/>
+      <w:lvlText w:val=""/>
+      <w:lvlJc w:val="left"/>
+      <w:pPr>
+        <w:ind w:left="2880" w:hanging="360"/>
+      </w:pPr>
+      <w:rPr>
+        <w:rFonts w:ascii="Symbol" w:hAnsi="Symbol" w:hint="default"/>
+      </w:rPr>
+    </w:lvl>
+    <w:lvl w:ilvl="4" w:tplc="04090003" w:tentative="1">
+      <w:start w:val="1"/>
+      <w:numFmt w:val="bullet"/>
+      <w:lvlText w:val="o"/>
+      <w:lvlJc w:val="left"/>
+      <w:pPr>
+        <w:ind w:left="3600" w:hanging="360"/>
+      </w:pPr>
+      <w:rPr>
+        <w:rFonts w:ascii="Courier New" w:hAnsi="Courier New" w:cs="Courier New" w:hint="default"/>
+      </w:rPr>
+    </w:lvl>
+    <w:lvl w:ilvl="5" w:tplc="04090005" w:tentative="1">
+      <w:start w:val="1"/>
+      <w:numFmt w:val="bullet"/>
+      <w:lvlText w:val=""/>
+      <w:lvlJc w:val="left"/>
+      <w:pPr>
+        <w:ind w:left="4320" w:hanging="360"/>
+      </w:pPr>
+      <w:rPr>
+        <w:rFonts w:ascii="Wingdings" w:hAnsi="Wingdings" w:hint="default"/>
+      </w:rPr>
+    </w:lvl>
+    <w:lvl w:ilvl="6" w:tplc="04090001" w:tentative="1">
+      <w:start w:val="1"/>
+      <w:numFmt w:val="bullet"/>
+      <w:lvlText w:val=""/>
+      <w:lvlJc w:val="left"/>
+      <w:pPr>
+        <w:ind w:left="5040" w:hanging="360"/>
+      </w:pPr>
+      <w:rPr>
+        <w:rFonts w:ascii="Symbol" w:hAnsi="Symbol" w:hint="default"/>
+      </w:rPr>
+    </w:lvl>
+    <w:lvl w:ilvl="7" w:tplc="04090003" w:tentative="1">
+      <w:start w:val="1"/>
+      <w:numFmt w:val="bullet"/>
+      <w:lvlText w:val="o"/>
+      <w:lvlJc w:val="left"/>
+      <w:pPr>
+        <w:ind w:left="5760" w:hanging="360"/>
+      </w:pPr>
+      <w:rPr>
+        <w:rFonts w:ascii="Courier New" w:hAnsi="Courier New" w:cs="Courier New" w:hint="default"/>
+      </w:rPr>
+    </w:lvl>
+    <w:lvl w:ilvl="8" w:tplc="04090005" w:tentative="1">
+      <w:start w:val="1"/>
+      <w:numFmt w:val="bullet"/>
+      <w:lvlText w:val=""/>
+      <w:lvlJc w:val="left"/>
+      <w:pPr>
+        <w:ind w:left="6480" w:hanging="360"/>
+      </w:pPr>
+      <w:rPr>
+        <w:rFonts w:ascii="Wingdings" w:hAnsi="Wingdings" w:hint="default"/>
+      </w:rPr>
+    </w:lvl>
+  </w:abstractNum>
+  <w:abstractNum w:abstractNumId="99" w15:restartNumberingAfterBreak="0">
     <w:nsid w:val="53C03E13"/>
     <w:multiLevelType w:val="hybridMultilevel"/>
     <w:tmpl w:val="83FCBC06"/>
@@ -28208,7 +32552,7 @@
       </w:rPr>
     </w:lvl>
   </w:abstractNum>
-  <w:abstractNum w:abstractNumId="82" w15:restartNumberingAfterBreak="0">
+  <w:abstractNum w:abstractNumId="100" w15:restartNumberingAfterBreak="0">
     <w:nsid w:val="5A897983"/>
     <w:multiLevelType w:val="multilevel"/>
     <w:tmpl w:val="F05C9280"/>
@@ -28357,7 +32701,7 @@
       </w:rPr>
     </w:lvl>
   </w:abstractNum>
-  <w:abstractNum w:abstractNumId="83" w15:restartNumberingAfterBreak="0">
+  <w:abstractNum w:abstractNumId="101" w15:restartNumberingAfterBreak="0">
     <w:nsid w:val="5DD73975"/>
     <w:multiLevelType w:val="hybridMultilevel"/>
     <w:tmpl w:val="F3C8F606"/>
@@ -28470,7 +32814,7 @@
       </w:rPr>
     </w:lvl>
   </w:abstractNum>
-  <w:abstractNum w:abstractNumId="84" w15:restartNumberingAfterBreak="0">
+  <w:abstractNum w:abstractNumId="102" w15:restartNumberingAfterBreak="0">
     <w:nsid w:val="5F5C0D48"/>
     <w:multiLevelType w:val="hybridMultilevel"/>
     <w:tmpl w:val="57C8007E"/>
@@ -28583,7 +32927,156 @@
       </w:rPr>
     </w:lvl>
   </w:abstractNum>
-  <w:abstractNum w:abstractNumId="85" w15:restartNumberingAfterBreak="0">
+  <w:abstractNum w:abstractNumId="103" w15:restartNumberingAfterBreak="0">
+    <w:nsid w:val="5F8539EA"/>
+    <w:multiLevelType w:val="multilevel"/>
+    <w:tmpl w:val="1D14E1BE"/>
+    <w:lvl w:ilvl="0">
+      <w:start w:val="1"/>
+      <w:numFmt w:val="bullet"/>
+      <w:lvlText w:val=""/>
+      <w:lvlJc w:val="left"/>
+      <w:pPr>
+        <w:tabs>
+          <w:tab w:val="num" w:pos="720"/>
+        </w:tabs>
+        <w:ind w:left="720" w:hanging="360"/>
+      </w:pPr>
+      <w:rPr>
+        <w:rFonts w:ascii="Symbol" w:hAnsi="Symbol" w:hint="default"/>
+        <w:sz w:val="20"/>
+      </w:rPr>
+    </w:lvl>
+    <w:lvl w:ilvl="1">
+      <w:start w:val="1"/>
+      <w:numFmt w:val="bullet"/>
+      <w:lvlText w:val="o"/>
+      <w:lvlJc w:val="left"/>
+      <w:pPr>
+        <w:tabs>
+          <w:tab w:val="num" w:pos="1440"/>
+        </w:tabs>
+        <w:ind w:left="1440" w:hanging="360"/>
+      </w:pPr>
+      <w:rPr>
+        <w:rFonts w:ascii="Courier New" w:hAnsi="Courier New" w:hint="default"/>
+        <w:sz w:val="20"/>
+      </w:rPr>
+    </w:lvl>
+    <w:lvl w:ilvl="2" w:tentative="1">
+      <w:start w:val="1"/>
+      <w:numFmt w:val="bullet"/>
+      <w:lvlText w:val=""/>
+      <w:lvlJc w:val="left"/>
+      <w:pPr>
+        <w:tabs>
+          <w:tab w:val="num" w:pos="2160"/>
+        </w:tabs>
+        <w:ind w:left="2160" w:hanging="360"/>
+      </w:pPr>
+      <w:rPr>
+        <w:rFonts w:ascii="Wingdings" w:hAnsi="Wingdings" w:hint="default"/>
+        <w:sz w:val="20"/>
+      </w:rPr>
+    </w:lvl>
+    <w:lvl w:ilvl="3" w:tentative="1">
+      <w:start w:val="1"/>
+      <w:numFmt w:val="bullet"/>
+      <w:lvlText w:val=""/>
+      <w:lvlJc w:val="left"/>
+      <w:pPr>
+        <w:tabs>
+          <w:tab w:val="num" w:pos="2880"/>
+        </w:tabs>
+        <w:ind w:left="2880" w:hanging="360"/>
+      </w:pPr>
+      <w:rPr>
+        <w:rFonts w:ascii="Wingdings" w:hAnsi="Wingdings" w:hint="default"/>
+        <w:sz w:val="20"/>
+      </w:rPr>
+    </w:lvl>
+    <w:lvl w:ilvl="4" w:tentative="1">
+      <w:start w:val="1"/>
+      <w:numFmt w:val="bullet"/>
+      <w:lvlText w:val=""/>
+      <w:lvlJc w:val="left"/>
+      <w:pPr>
+        <w:tabs>
+          <w:tab w:val="num" w:pos="3600"/>
+        </w:tabs>
+        <w:ind w:left="3600" w:hanging="360"/>
+      </w:pPr>
+      <w:rPr>
+        <w:rFonts w:ascii="Wingdings" w:hAnsi="Wingdings" w:hint="default"/>
+        <w:sz w:val="20"/>
+      </w:rPr>
+    </w:lvl>
+    <w:lvl w:ilvl="5" w:tentative="1">
+      <w:start w:val="1"/>
+      <w:numFmt w:val="bullet"/>
+      <w:lvlText w:val=""/>
+      <w:lvlJc w:val="left"/>
+      <w:pPr>
+        <w:tabs>
+          <w:tab w:val="num" w:pos="4320"/>
+        </w:tabs>
+        <w:ind w:left="4320" w:hanging="360"/>
+      </w:pPr>
+      <w:rPr>
+        <w:rFonts w:ascii="Wingdings" w:hAnsi="Wingdings" w:hint="default"/>
+        <w:sz w:val="20"/>
+      </w:rPr>
+    </w:lvl>
+    <w:lvl w:ilvl="6" w:tentative="1">
+      <w:start w:val="1"/>
+      <w:numFmt w:val="bullet"/>
+      <w:lvlText w:val=""/>
+      <w:lvlJc w:val="left"/>
+      <w:pPr>
+        <w:tabs>
+          <w:tab w:val="num" w:pos="5040"/>
+        </w:tabs>
+        <w:ind w:left="5040" w:hanging="360"/>
+      </w:pPr>
+      <w:rPr>
+        <w:rFonts w:ascii="Wingdings" w:hAnsi="Wingdings" w:hint="default"/>
+        <w:sz w:val="20"/>
+      </w:rPr>
+    </w:lvl>
+    <w:lvl w:ilvl="7" w:tentative="1">
+      <w:start w:val="1"/>
+      <w:numFmt w:val="bullet"/>
+      <w:lvlText w:val=""/>
+      <w:lvlJc w:val="left"/>
+      <w:pPr>
+        <w:tabs>
+          <w:tab w:val="num" w:pos="5760"/>
+        </w:tabs>
+        <w:ind w:left="5760" w:hanging="360"/>
+      </w:pPr>
+      <w:rPr>
+        <w:rFonts w:ascii="Wingdings" w:hAnsi="Wingdings" w:hint="default"/>
+        <w:sz w:val="20"/>
+      </w:rPr>
+    </w:lvl>
+    <w:lvl w:ilvl="8" w:tentative="1">
+      <w:start w:val="1"/>
+      <w:numFmt w:val="bullet"/>
+      <w:lvlText w:val=""/>
+      <w:lvlJc w:val="left"/>
+      <w:pPr>
+        <w:tabs>
+          <w:tab w:val="num" w:pos="6480"/>
+        </w:tabs>
+        <w:ind w:left="6480" w:hanging="360"/>
+      </w:pPr>
+      <w:rPr>
+        <w:rFonts w:ascii="Wingdings" w:hAnsi="Wingdings" w:hint="default"/>
+        <w:sz w:val="20"/>
+      </w:rPr>
+    </w:lvl>
+  </w:abstractNum>
+  <w:abstractNum w:abstractNumId="104" w15:restartNumberingAfterBreak="0">
     <w:nsid w:val="61EC5C73"/>
     <w:multiLevelType w:val="multilevel"/>
     <w:tmpl w:val="E59ACD4A"/>
@@ -28732,7 +33225,7 @@
       </w:rPr>
     </w:lvl>
   </w:abstractNum>
-  <w:abstractNum w:abstractNumId="86" w15:restartNumberingAfterBreak="0">
+  <w:abstractNum w:abstractNumId="105" w15:restartNumberingAfterBreak="0">
     <w:nsid w:val="628566FA"/>
     <w:multiLevelType w:val="multilevel"/>
     <w:tmpl w:val="C576D23C"/>
@@ -28881,7 +33374,7 @@
       </w:rPr>
     </w:lvl>
   </w:abstractNum>
-  <w:abstractNum w:abstractNumId="87" w15:restartNumberingAfterBreak="0">
+  <w:abstractNum w:abstractNumId="106" w15:restartNumberingAfterBreak="0">
     <w:nsid w:val="628F4BF2"/>
     <w:multiLevelType w:val="multilevel"/>
     <w:tmpl w:val="A680F95C"/>
@@ -29030,7 +33523,7 @@
       </w:rPr>
     </w:lvl>
   </w:abstractNum>
-  <w:abstractNum w:abstractNumId="88" w15:restartNumberingAfterBreak="0">
+  <w:abstractNum w:abstractNumId="107" w15:restartNumberingAfterBreak="0">
     <w:nsid w:val="65C91593"/>
     <w:multiLevelType w:val="multilevel"/>
     <w:tmpl w:val="B8C27B96"/>
@@ -29179,7 +33672,7 @@
       </w:rPr>
     </w:lvl>
   </w:abstractNum>
-  <w:abstractNum w:abstractNumId="89" w15:restartNumberingAfterBreak="0">
+  <w:abstractNum w:abstractNumId="108" w15:restartNumberingAfterBreak="0">
     <w:nsid w:val="65FB269E"/>
     <w:multiLevelType w:val="multilevel"/>
     <w:tmpl w:val="E59ACD4A"/>
@@ -29328,7 +33821,7 @@
       </w:rPr>
     </w:lvl>
   </w:abstractNum>
-  <w:abstractNum w:abstractNumId="90" w15:restartNumberingAfterBreak="0">
+  <w:abstractNum w:abstractNumId="109" w15:restartNumberingAfterBreak="0">
     <w:nsid w:val="667B593B"/>
     <w:multiLevelType w:val="multilevel"/>
     <w:tmpl w:val="CE58BC76"/>
@@ -29477,7 +33970,156 @@
       </w:rPr>
     </w:lvl>
   </w:abstractNum>
-  <w:abstractNum w:abstractNumId="91" w15:restartNumberingAfterBreak="0">
+  <w:abstractNum w:abstractNumId="110" w15:restartNumberingAfterBreak="0">
+    <w:nsid w:val="69150CB4"/>
+    <w:multiLevelType w:val="multilevel"/>
+    <w:tmpl w:val="23ACC9FE"/>
+    <w:lvl w:ilvl="0">
+      <w:start w:val="1"/>
+      <w:numFmt w:val="bullet"/>
+      <w:lvlText w:val=""/>
+      <w:lvlJc w:val="left"/>
+      <w:pPr>
+        <w:tabs>
+          <w:tab w:val="num" w:pos="720"/>
+        </w:tabs>
+        <w:ind w:left="720" w:hanging="360"/>
+      </w:pPr>
+      <w:rPr>
+        <w:rFonts w:ascii="Symbol" w:hAnsi="Symbol" w:hint="default"/>
+        <w:sz w:val="20"/>
+      </w:rPr>
+    </w:lvl>
+    <w:lvl w:ilvl="1" w:tentative="1">
+      <w:start w:val="1"/>
+      <w:numFmt w:val="bullet"/>
+      <w:lvlText w:val="o"/>
+      <w:lvlJc w:val="left"/>
+      <w:pPr>
+        <w:tabs>
+          <w:tab w:val="num" w:pos="1440"/>
+        </w:tabs>
+        <w:ind w:left="1440" w:hanging="360"/>
+      </w:pPr>
+      <w:rPr>
+        <w:rFonts w:ascii="Courier New" w:hAnsi="Courier New" w:hint="default"/>
+        <w:sz w:val="20"/>
+      </w:rPr>
+    </w:lvl>
+    <w:lvl w:ilvl="2" w:tentative="1">
+      <w:start w:val="1"/>
+      <w:numFmt w:val="bullet"/>
+      <w:lvlText w:val=""/>
+      <w:lvlJc w:val="left"/>
+      <w:pPr>
+        <w:tabs>
+          <w:tab w:val="num" w:pos="2160"/>
+        </w:tabs>
+        <w:ind w:left="2160" w:hanging="360"/>
+      </w:pPr>
+      <w:rPr>
+        <w:rFonts w:ascii="Wingdings" w:hAnsi="Wingdings" w:hint="default"/>
+        <w:sz w:val="20"/>
+      </w:rPr>
+    </w:lvl>
+    <w:lvl w:ilvl="3" w:tentative="1">
+      <w:start w:val="1"/>
+      <w:numFmt w:val="bullet"/>
+      <w:lvlText w:val=""/>
+      <w:lvlJc w:val="left"/>
+      <w:pPr>
+        <w:tabs>
+          <w:tab w:val="num" w:pos="2880"/>
+        </w:tabs>
+        <w:ind w:left="2880" w:hanging="360"/>
+      </w:pPr>
+      <w:rPr>
+        <w:rFonts w:ascii="Wingdings" w:hAnsi="Wingdings" w:hint="default"/>
+        <w:sz w:val="20"/>
+      </w:rPr>
+    </w:lvl>
+    <w:lvl w:ilvl="4" w:tentative="1">
+      <w:start w:val="1"/>
+      <w:numFmt w:val="bullet"/>
+      <w:lvlText w:val=""/>
+      <w:lvlJc w:val="left"/>
+      <w:pPr>
+        <w:tabs>
+          <w:tab w:val="num" w:pos="3600"/>
+        </w:tabs>
+        <w:ind w:left="3600" w:hanging="360"/>
+      </w:pPr>
+      <w:rPr>
+        <w:rFonts w:ascii="Wingdings" w:hAnsi="Wingdings" w:hint="default"/>
+        <w:sz w:val="20"/>
+      </w:rPr>
+    </w:lvl>
+    <w:lvl w:ilvl="5" w:tentative="1">
+      <w:start w:val="1"/>
+      <w:numFmt w:val="bullet"/>
+      <w:lvlText w:val=""/>
+      <w:lvlJc w:val="left"/>
+      <w:pPr>
+        <w:tabs>
+          <w:tab w:val="num" w:pos="4320"/>
+        </w:tabs>
+        <w:ind w:left="4320" w:hanging="360"/>
+      </w:pPr>
+      <w:rPr>
+        <w:rFonts w:ascii="Wingdings" w:hAnsi="Wingdings" w:hint="default"/>
+        <w:sz w:val="20"/>
+      </w:rPr>
+    </w:lvl>
+    <w:lvl w:ilvl="6" w:tentative="1">
+      <w:start w:val="1"/>
+      <w:numFmt w:val="bullet"/>
+      <w:lvlText w:val=""/>
+      <w:lvlJc w:val="left"/>
+      <w:pPr>
+        <w:tabs>
+          <w:tab w:val="num" w:pos="5040"/>
+        </w:tabs>
+        <w:ind w:left="5040" w:hanging="360"/>
+      </w:pPr>
+      <w:rPr>
+        <w:rFonts w:ascii="Wingdings" w:hAnsi="Wingdings" w:hint="default"/>
+        <w:sz w:val="20"/>
+      </w:rPr>
+    </w:lvl>
+    <w:lvl w:ilvl="7" w:tentative="1">
+      <w:start w:val="1"/>
+      <w:numFmt w:val="bullet"/>
+      <w:lvlText w:val=""/>
+      <w:lvlJc w:val="left"/>
+      <w:pPr>
+        <w:tabs>
+          <w:tab w:val="num" w:pos="5760"/>
+        </w:tabs>
+        <w:ind w:left="5760" w:hanging="360"/>
+      </w:pPr>
+      <w:rPr>
+        <w:rFonts w:ascii="Wingdings" w:hAnsi="Wingdings" w:hint="default"/>
+        <w:sz w:val="20"/>
+      </w:rPr>
+    </w:lvl>
+    <w:lvl w:ilvl="8" w:tentative="1">
+      <w:start w:val="1"/>
+      <w:numFmt w:val="bullet"/>
+      <w:lvlText w:val=""/>
+      <w:lvlJc w:val="left"/>
+      <w:pPr>
+        <w:tabs>
+          <w:tab w:val="num" w:pos="6480"/>
+        </w:tabs>
+        <w:ind w:left="6480" w:hanging="360"/>
+      </w:pPr>
+      <w:rPr>
+        <w:rFonts w:ascii="Wingdings" w:hAnsi="Wingdings" w:hint="default"/>
+        <w:sz w:val="20"/>
+      </w:rPr>
+    </w:lvl>
+  </w:abstractNum>
+  <w:abstractNum w:abstractNumId="111" w15:restartNumberingAfterBreak="0">
     <w:nsid w:val="69F3676B"/>
     <w:multiLevelType w:val="multilevel"/>
     <w:tmpl w:val="6F324960"/>
@@ -29626,7 +34268,269 @@
       </w:rPr>
     </w:lvl>
   </w:abstractNum>
-  <w:abstractNum w:abstractNumId="92" w15:restartNumberingAfterBreak="0">
+  <w:abstractNum w:abstractNumId="112" w15:restartNumberingAfterBreak="0">
+    <w:nsid w:val="6D2D1AF2"/>
+    <w:multiLevelType w:val="multilevel"/>
+    <w:tmpl w:val="DF4CFBE4"/>
+    <w:lvl w:ilvl="0">
+      <w:start w:val="1"/>
+      <w:numFmt w:val="bullet"/>
+      <w:lvlText w:val=""/>
+      <w:lvlJc w:val="left"/>
+      <w:pPr>
+        <w:tabs>
+          <w:tab w:val="num" w:pos="720"/>
+        </w:tabs>
+        <w:ind w:left="720" w:hanging="360"/>
+      </w:pPr>
+      <w:rPr>
+        <w:rFonts w:ascii="Symbol" w:hAnsi="Symbol" w:hint="default"/>
+        <w:sz w:val="20"/>
+      </w:rPr>
+    </w:lvl>
+    <w:lvl w:ilvl="1">
+      <w:start w:val="1"/>
+      <w:numFmt w:val="bullet"/>
+      <w:lvlText w:val="o"/>
+      <w:lvlJc w:val="left"/>
+      <w:pPr>
+        <w:tabs>
+          <w:tab w:val="num" w:pos="1440"/>
+        </w:tabs>
+        <w:ind w:left="1440" w:hanging="360"/>
+      </w:pPr>
+      <w:rPr>
+        <w:rFonts w:ascii="Courier New" w:hAnsi="Courier New" w:hint="default"/>
+        <w:sz w:val="20"/>
+      </w:rPr>
+    </w:lvl>
+    <w:lvl w:ilvl="2" w:tentative="1">
+      <w:start w:val="1"/>
+      <w:numFmt w:val="bullet"/>
+      <w:lvlText w:val=""/>
+      <w:lvlJc w:val="left"/>
+      <w:pPr>
+        <w:tabs>
+          <w:tab w:val="num" w:pos="2160"/>
+        </w:tabs>
+        <w:ind w:left="2160" w:hanging="360"/>
+      </w:pPr>
+      <w:rPr>
+        <w:rFonts w:ascii="Wingdings" w:hAnsi="Wingdings" w:hint="default"/>
+        <w:sz w:val="20"/>
+      </w:rPr>
+    </w:lvl>
+    <w:lvl w:ilvl="3" w:tentative="1">
+      <w:start w:val="1"/>
+      <w:numFmt w:val="bullet"/>
+      <w:lvlText w:val=""/>
+      <w:lvlJc w:val="left"/>
+      <w:pPr>
+        <w:tabs>
+          <w:tab w:val="num" w:pos="2880"/>
+        </w:tabs>
+        <w:ind w:left="2880" w:hanging="360"/>
+      </w:pPr>
+      <w:rPr>
+        <w:rFonts w:ascii="Wingdings" w:hAnsi="Wingdings" w:hint="default"/>
+        <w:sz w:val="20"/>
+      </w:rPr>
+    </w:lvl>
+    <w:lvl w:ilvl="4" w:tentative="1">
+      <w:start w:val="1"/>
+      <w:numFmt w:val="bullet"/>
+      <w:lvlText w:val=""/>
+      <w:lvlJc w:val="left"/>
+      <w:pPr>
+        <w:tabs>
+          <w:tab w:val="num" w:pos="3600"/>
+        </w:tabs>
+        <w:ind w:left="3600" w:hanging="360"/>
+      </w:pPr>
+      <w:rPr>
+        <w:rFonts w:ascii="Wingdings" w:hAnsi="Wingdings" w:hint="default"/>
+        <w:sz w:val="20"/>
+      </w:rPr>
+    </w:lvl>
+    <w:lvl w:ilvl="5" w:tentative="1">
+      <w:start w:val="1"/>
+      <w:numFmt w:val="bullet"/>
+      <w:lvlText w:val=""/>
+      <w:lvlJc w:val="left"/>
+      <w:pPr>
+        <w:tabs>
+          <w:tab w:val="num" w:pos="4320"/>
+        </w:tabs>
+        <w:ind w:left="4320" w:hanging="360"/>
+      </w:pPr>
+      <w:rPr>
+        <w:rFonts w:ascii="Wingdings" w:hAnsi="Wingdings" w:hint="default"/>
+        <w:sz w:val="20"/>
+      </w:rPr>
+    </w:lvl>
+    <w:lvl w:ilvl="6" w:tentative="1">
+      <w:start w:val="1"/>
+      <w:numFmt w:val="bullet"/>
+      <w:lvlText w:val=""/>
+      <w:lvlJc w:val="left"/>
+      <w:pPr>
+        <w:tabs>
+          <w:tab w:val="num" w:pos="5040"/>
+        </w:tabs>
+        <w:ind w:left="5040" w:hanging="360"/>
+      </w:pPr>
+      <w:rPr>
+        <w:rFonts w:ascii="Wingdings" w:hAnsi="Wingdings" w:hint="default"/>
+        <w:sz w:val="20"/>
+      </w:rPr>
+    </w:lvl>
+    <w:lvl w:ilvl="7" w:tentative="1">
+      <w:start w:val="1"/>
+      <w:numFmt w:val="bullet"/>
+      <w:lvlText w:val=""/>
+      <w:lvlJc w:val="left"/>
+      <w:pPr>
+        <w:tabs>
+          <w:tab w:val="num" w:pos="5760"/>
+        </w:tabs>
+        <w:ind w:left="5760" w:hanging="360"/>
+      </w:pPr>
+      <w:rPr>
+        <w:rFonts w:ascii="Wingdings" w:hAnsi="Wingdings" w:hint="default"/>
+        <w:sz w:val="20"/>
+      </w:rPr>
+    </w:lvl>
+    <w:lvl w:ilvl="8" w:tentative="1">
+      <w:start w:val="1"/>
+      <w:numFmt w:val="bullet"/>
+      <w:lvlText w:val=""/>
+      <w:lvlJc w:val="left"/>
+      <w:pPr>
+        <w:tabs>
+          <w:tab w:val="num" w:pos="6480"/>
+        </w:tabs>
+        <w:ind w:left="6480" w:hanging="360"/>
+      </w:pPr>
+      <w:rPr>
+        <w:rFonts w:ascii="Wingdings" w:hAnsi="Wingdings" w:hint="default"/>
+        <w:sz w:val="20"/>
+      </w:rPr>
+    </w:lvl>
+  </w:abstractNum>
+  <w:abstractNum w:abstractNumId="113" w15:restartNumberingAfterBreak="0">
+    <w:nsid w:val="6DBF0751"/>
+    <w:multiLevelType w:val="hybridMultilevel"/>
+    <w:tmpl w:val="AB964B80"/>
+    <w:lvl w:ilvl="0" w:tplc="04090001">
+      <w:start w:val="1"/>
+      <w:numFmt w:val="bullet"/>
+      <w:lvlText w:val=""/>
+      <w:lvlJc w:val="left"/>
+      <w:pPr>
+        <w:ind w:left="720" w:hanging="360"/>
+      </w:pPr>
+      <w:rPr>
+        <w:rFonts w:ascii="Symbol" w:hAnsi="Symbol" w:hint="default"/>
+      </w:rPr>
+    </w:lvl>
+    <w:lvl w:ilvl="1" w:tplc="04090003">
+      <w:start w:val="1"/>
+      <w:numFmt w:val="bullet"/>
+      <w:lvlText w:val="o"/>
+      <w:lvlJc w:val="left"/>
+      <w:pPr>
+        <w:ind w:left="1440" w:hanging="360"/>
+      </w:pPr>
+      <w:rPr>
+        <w:rFonts w:ascii="Courier New" w:hAnsi="Courier New" w:cs="Courier New" w:hint="default"/>
+      </w:rPr>
+    </w:lvl>
+    <w:lvl w:ilvl="2" w:tplc="04090005" w:tentative="1">
+      <w:start w:val="1"/>
+      <w:numFmt w:val="bullet"/>
+      <w:lvlText w:val=""/>
+      <w:lvlJc w:val="left"/>
+      <w:pPr>
+        <w:ind w:left="2160" w:hanging="360"/>
+      </w:pPr>
+      <w:rPr>
+        <w:rFonts w:ascii="Wingdings" w:hAnsi="Wingdings" w:hint="default"/>
+      </w:rPr>
+    </w:lvl>
+    <w:lvl w:ilvl="3" w:tplc="04090001" w:tentative="1">
+      <w:start w:val="1"/>
+      <w:numFmt w:val="bullet"/>
+      <w:lvlText w:val=""/>
+      <w:lvlJc w:val="left"/>
+      <w:pPr>
+        <w:ind w:left="2880" w:hanging="360"/>
+      </w:pPr>
+      <w:rPr>
+        <w:rFonts w:ascii="Symbol" w:hAnsi="Symbol" w:hint="default"/>
+      </w:rPr>
+    </w:lvl>
+    <w:lvl w:ilvl="4" w:tplc="04090003" w:tentative="1">
+      <w:start w:val="1"/>
+      <w:numFmt w:val="bullet"/>
+      <w:lvlText w:val="o"/>
+      <w:lvlJc w:val="left"/>
+      <w:pPr>
+        <w:ind w:left="3600" w:hanging="360"/>
+      </w:pPr>
+      <w:rPr>
+        <w:rFonts w:ascii="Courier New" w:hAnsi="Courier New" w:cs="Courier New" w:hint="default"/>
+      </w:rPr>
+    </w:lvl>
+    <w:lvl w:ilvl="5" w:tplc="04090005" w:tentative="1">
+      <w:start w:val="1"/>
+      <w:numFmt w:val="bullet"/>
+      <w:lvlText w:val=""/>
+      <w:lvlJc w:val="left"/>
+      <w:pPr>
+        <w:ind w:left="4320" w:hanging="360"/>
+      </w:pPr>
+      <w:rPr>
+        <w:rFonts w:ascii="Wingdings" w:hAnsi="Wingdings" w:hint="default"/>
+      </w:rPr>
+    </w:lvl>
+    <w:lvl w:ilvl="6" w:tplc="04090001" w:tentative="1">
+      <w:start w:val="1"/>
+      <w:numFmt w:val="bullet"/>
+      <w:lvlText w:val=""/>
+      <w:lvlJc w:val="left"/>
+      <w:pPr>
+        <w:ind w:left="5040" w:hanging="360"/>
+      </w:pPr>
+      <w:rPr>
+        <w:rFonts w:ascii="Symbol" w:hAnsi="Symbol" w:hint="default"/>
+      </w:rPr>
+    </w:lvl>
+    <w:lvl w:ilvl="7" w:tplc="04090003" w:tentative="1">
+      <w:start w:val="1"/>
+      <w:numFmt w:val="bullet"/>
+      <w:lvlText w:val="o"/>
+      <w:lvlJc w:val="left"/>
+      <w:pPr>
+        <w:ind w:left="5760" w:hanging="360"/>
+      </w:pPr>
+      <w:rPr>
+        <w:rFonts w:ascii="Courier New" w:hAnsi="Courier New" w:cs="Courier New" w:hint="default"/>
+      </w:rPr>
+    </w:lvl>
+    <w:lvl w:ilvl="8" w:tplc="04090005" w:tentative="1">
+      <w:start w:val="1"/>
+      <w:numFmt w:val="bullet"/>
+      <w:lvlText w:val=""/>
+      <w:lvlJc w:val="left"/>
+      <w:pPr>
+        <w:ind w:left="6480" w:hanging="360"/>
+      </w:pPr>
+      <w:rPr>
+        <w:rFonts w:ascii="Wingdings" w:hAnsi="Wingdings" w:hint="default"/>
+      </w:rPr>
+    </w:lvl>
+  </w:abstractNum>
+  <w:abstractNum w:abstractNumId="114" w15:restartNumberingAfterBreak="0">
     <w:nsid w:val="6EBE3AC0"/>
     <w:multiLevelType w:val="multilevel"/>
     <w:tmpl w:val="1FFA36AC"/>
@@ -29775,7 +34679,7 @@
       </w:rPr>
     </w:lvl>
   </w:abstractNum>
-  <w:abstractNum w:abstractNumId="93" w15:restartNumberingAfterBreak="0">
+  <w:abstractNum w:abstractNumId="115" w15:restartNumberingAfterBreak="0">
     <w:nsid w:val="6EFD3537"/>
     <w:multiLevelType w:val="multilevel"/>
     <w:tmpl w:val="97C84188"/>
@@ -29924,7 +34828,7 @@
       </w:rPr>
     </w:lvl>
   </w:abstractNum>
-  <w:abstractNum w:abstractNumId="94" w15:restartNumberingAfterBreak="0">
+  <w:abstractNum w:abstractNumId="116" w15:restartNumberingAfterBreak="0">
     <w:nsid w:val="6F322895"/>
     <w:multiLevelType w:val="hybridMultilevel"/>
     <w:tmpl w:val="0E2649FC"/>
@@ -30037,7 +34941,7 @@
       </w:rPr>
     </w:lvl>
   </w:abstractNum>
-  <w:abstractNum w:abstractNumId="95" w15:restartNumberingAfterBreak="0">
+  <w:abstractNum w:abstractNumId="117" w15:restartNumberingAfterBreak="0">
     <w:nsid w:val="6F4737A3"/>
     <w:multiLevelType w:val="multilevel"/>
     <w:tmpl w:val="6EC638F4"/>
@@ -30186,7 +35090,7 @@
       </w:rPr>
     </w:lvl>
   </w:abstractNum>
-  <w:abstractNum w:abstractNumId="96" w15:restartNumberingAfterBreak="0">
+  <w:abstractNum w:abstractNumId="118" w15:restartNumberingAfterBreak="0">
     <w:nsid w:val="71B866B8"/>
     <w:multiLevelType w:val="multilevel"/>
     <w:tmpl w:val="D6A61A68"/>
@@ -30335,7 +35239,7 @@
       </w:rPr>
     </w:lvl>
   </w:abstractNum>
-  <w:abstractNum w:abstractNumId="97" w15:restartNumberingAfterBreak="0">
+  <w:abstractNum w:abstractNumId="119" w15:restartNumberingAfterBreak="0">
     <w:nsid w:val="71FE7096"/>
     <w:multiLevelType w:val="multilevel"/>
     <w:tmpl w:val="DB9A52BE"/>
@@ -30484,7 +35388,7 @@
       </w:rPr>
     </w:lvl>
   </w:abstractNum>
-  <w:abstractNum w:abstractNumId="98" w15:restartNumberingAfterBreak="0">
+  <w:abstractNum w:abstractNumId="120" w15:restartNumberingAfterBreak="0">
     <w:nsid w:val="72601284"/>
     <w:multiLevelType w:val="hybridMultilevel"/>
     <w:tmpl w:val="19AC3094"/>
@@ -30597,7 +35501,7 @@
       </w:rPr>
     </w:lvl>
   </w:abstractNum>
-  <w:abstractNum w:abstractNumId="99" w15:restartNumberingAfterBreak="0">
+  <w:abstractNum w:abstractNumId="121" w15:restartNumberingAfterBreak="0">
     <w:nsid w:val="74D4408F"/>
     <w:multiLevelType w:val="multilevel"/>
     <w:tmpl w:val="C854DE4A"/>
@@ -30746,7 +35650,7 @@
       </w:rPr>
     </w:lvl>
   </w:abstractNum>
-  <w:abstractNum w:abstractNumId="100" w15:restartNumberingAfterBreak="0">
+  <w:abstractNum w:abstractNumId="122" w15:restartNumberingAfterBreak="0">
     <w:nsid w:val="75854F38"/>
     <w:multiLevelType w:val="multilevel"/>
     <w:tmpl w:val="D5CED040"/>
@@ -30895,7 +35799,7 @@
       </w:rPr>
     </w:lvl>
   </w:abstractNum>
-  <w:abstractNum w:abstractNumId="101" w15:restartNumberingAfterBreak="0">
+  <w:abstractNum w:abstractNumId="123" w15:restartNumberingAfterBreak="0">
     <w:nsid w:val="758D06DE"/>
     <w:multiLevelType w:val="multilevel"/>
     <w:tmpl w:val="E59ACD4A"/>
@@ -31044,7 +35948,7 @@
       </w:rPr>
     </w:lvl>
   </w:abstractNum>
-  <w:abstractNum w:abstractNumId="102" w15:restartNumberingAfterBreak="0">
+  <w:abstractNum w:abstractNumId="124" w15:restartNumberingAfterBreak="0">
     <w:nsid w:val="761A133C"/>
     <w:multiLevelType w:val="multilevel"/>
     <w:tmpl w:val="0F382862"/>
@@ -31193,7 +36097,7 @@
       </w:rPr>
     </w:lvl>
   </w:abstractNum>
-  <w:abstractNum w:abstractNumId="103" w15:restartNumberingAfterBreak="0">
+  <w:abstractNum w:abstractNumId="125" w15:restartNumberingAfterBreak="0">
     <w:nsid w:val="76A27D4F"/>
     <w:multiLevelType w:val="multilevel"/>
     <w:tmpl w:val="1D745170"/>
@@ -31342,7 +36246,7 @@
       </w:rPr>
     </w:lvl>
   </w:abstractNum>
-  <w:abstractNum w:abstractNumId="104" w15:restartNumberingAfterBreak="0">
+  <w:abstractNum w:abstractNumId="126" w15:restartNumberingAfterBreak="0">
     <w:nsid w:val="778B709D"/>
     <w:multiLevelType w:val="multilevel"/>
     <w:tmpl w:val="E59ACD4A"/>
@@ -31491,7 +36395,7 @@
       </w:rPr>
     </w:lvl>
   </w:abstractNum>
-  <w:abstractNum w:abstractNumId="105" w15:restartNumberingAfterBreak="0">
+  <w:abstractNum w:abstractNumId="127" w15:restartNumberingAfterBreak="0">
     <w:nsid w:val="7951752B"/>
     <w:multiLevelType w:val="multilevel"/>
     <w:tmpl w:val="E59ACD4A"/>
@@ -31640,7 +36544,7 @@
       </w:rPr>
     </w:lvl>
   </w:abstractNum>
-  <w:abstractNum w:abstractNumId="106" w15:restartNumberingAfterBreak="0">
+  <w:abstractNum w:abstractNumId="128" w15:restartNumberingAfterBreak="0">
     <w:nsid w:val="796D1793"/>
     <w:multiLevelType w:val="hybridMultilevel"/>
     <w:tmpl w:val="2938CC24"/>
@@ -31753,7 +36657,7 @@
       </w:rPr>
     </w:lvl>
   </w:abstractNum>
-  <w:abstractNum w:abstractNumId="107" w15:restartNumberingAfterBreak="0">
+  <w:abstractNum w:abstractNumId="129" w15:restartNumberingAfterBreak="0">
     <w:nsid w:val="7A0A2BF8"/>
     <w:multiLevelType w:val="multilevel"/>
     <w:tmpl w:val="139229D4"/>
@@ -31902,7 +36806,7 @@
       </w:rPr>
     </w:lvl>
   </w:abstractNum>
-  <w:abstractNum w:abstractNumId="108" w15:restartNumberingAfterBreak="0">
+  <w:abstractNum w:abstractNumId="130" w15:restartNumberingAfterBreak="0">
     <w:nsid w:val="7A251DB5"/>
     <w:multiLevelType w:val="multilevel"/>
     <w:tmpl w:val="A60243AE"/>
@@ -32051,7 +36955,7 @@
       </w:rPr>
     </w:lvl>
   </w:abstractNum>
-  <w:abstractNum w:abstractNumId="109" w15:restartNumberingAfterBreak="0">
+  <w:abstractNum w:abstractNumId="131" w15:restartNumberingAfterBreak="0">
     <w:nsid w:val="7A2B27BF"/>
     <w:multiLevelType w:val="hybridMultilevel"/>
     <w:tmpl w:val="1B6C6C7E"/>
@@ -32164,7 +37068,156 @@
       </w:rPr>
     </w:lvl>
   </w:abstractNum>
-  <w:abstractNum w:abstractNumId="110" w15:restartNumberingAfterBreak="0">
+  <w:abstractNum w:abstractNumId="132" w15:restartNumberingAfterBreak="0">
+    <w:nsid w:val="7AB96056"/>
+    <w:multiLevelType w:val="multilevel"/>
+    <w:tmpl w:val="1166B45A"/>
+    <w:lvl w:ilvl="0">
+      <w:start w:val="1"/>
+      <w:numFmt w:val="bullet"/>
+      <w:lvlText w:val=""/>
+      <w:lvlJc w:val="left"/>
+      <w:pPr>
+        <w:tabs>
+          <w:tab w:val="num" w:pos="720"/>
+        </w:tabs>
+        <w:ind w:left="720" w:hanging="360"/>
+      </w:pPr>
+      <w:rPr>
+        <w:rFonts w:ascii="Symbol" w:hAnsi="Symbol" w:hint="default"/>
+        <w:sz w:val="20"/>
+      </w:rPr>
+    </w:lvl>
+    <w:lvl w:ilvl="1">
+      <w:start w:val="1"/>
+      <w:numFmt w:val="bullet"/>
+      <w:lvlText w:val="o"/>
+      <w:lvlJc w:val="left"/>
+      <w:pPr>
+        <w:tabs>
+          <w:tab w:val="num" w:pos="1440"/>
+        </w:tabs>
+        <w:ind w:left="1440" w:hanging="360"/>
+      </w:pPr>
+      <w:rPr>
+        <w:rFonts w:ascii="Courier New" w:hAnsi="Courier New" w:hint="default"/>
+        <w:sz w:val="20"/>
+      </w:rPr>
+    </w:lvl>
+    <w:lvl w:ilvl="2" w:tentative="1">
+      <w:start w:val="1"/>
+      <w:numFmt w:val="bullet"/>
+      <w:lvlText w:val=""/>
+      <w:lvlJc w:val="left"/>
+      <w:pPr>
+        <w:tabs>
+          <w:tab w:val="num" w:pos="2160"/>
+        </w:tabs>
+        <w:ind w:left="2160" w:hanging="360"/>
+      </w:pPr>
+      <w:rPr>
+        <w:rFonts w:ascii="Wingdings" w:hAnsi="Wingdings" w:hint="default"/>
+        <w:sz w:val="20"/>
+      </w:rPr>
+    </w:lvl>
+    <w:lvl w:ilvl="3" w:tentative="1">
+      <w:start w:val="1"/>
+      <w:numFmt w:val="bullet"/>
+      <w:lvlText w:val=""/>
+      <w:lvlJc w:val="left"/>
+      <w:pPr>
+        <w:tabs>
+          <w:tab w:val="num" w:pos="2880"/>
+        </w:tabs>
+        <w:ind w:left="2880" w:hanging="360"/>
+      </w:pPr>
+      <w:rPr>
+        <w:rFonts w:ascii="Wingdings" w:hAnsi="Wingdings" w:hint="default"/>
+        <w:sz w:val="20"/>
+      </w:rPr>
+    </w:lvl>
+    <w:lvl w:ilvl="4" w:tentative="1">
+      <w:start w:val="1"/>
+      <w:numFmt w:val="bullet"/>
+      <w:lvlText w:val=""/>
+      <w:lvlJc w:val="left"/>
+      <w:pPr>
+        <w:tabs>
+          <w:tab w:val="num" w:pos="3600"/>
+        </w:tabs>
+        <w:ind w:left="3600" w:hanging="360"/>
+      </w:pPr>
+      <w:rPr>
+        <w:rFonts w:ascii="Wingdings" w:hAnsi="Wingdings" w:hint="default"/>
+        <w:sz w:val="20"/>
+      </w:rPr>
+    </w:lvl>
+    <w:lvl w:ilvl="5" w:tentative="1">
+      <w:start w:val="1"/>
+      <w:numFmt w:val="bullet"/>
+      <w:lvlText w:val=""/>
+      <w:lvlJc w:val="left"/>
+      <w:pPr>
+        <w:tabs>
+          <w:tab w:val="num" w:pos="4320"/>
+        </w:tabs>
+        <w:ind w:left="4320" w:hanging="360"/>
+      </w:pPr>
+      <w:rPr>
+        <w:rFonts w:ascii="Wingdings" w:hAnsi="Wingdings" w:hint="default"/>
+        <w:sz w:val="20"/>
+      </w:rPr>
+    </w:lvl>
+    <w:lvl w:ilvl="6" w:tentative="1">
+      <w:start w:val="1"/>
+      <w:numFmt w:val="bullet"/>
+      <w:lvlText w:val=""/>
+      <w:lvlJc w:val="left"/>
+      <w:pPr>
+        <w:tabs>
+          <w:tab w:val="num" w:pos="5040"/>
+        </w:tabs>
+        <w:ind w:left="5040" w:hanging="360"/>
+      </w:pPr>
+      <w:rPr>
+        <w:rFonts w:ascii="Wingdings" w:hAnsi="Wingdings" w:hint="default"/>
+        <w:sz w:val="20"/>
+      </w:rPr>
+    </w:lvl>
+    <w:lvl w:ilvl="7" w:tentative="1">
+      <w:start w:val="1"/>
+      <w:numFmt w:val="bullet"/>
+      <w:lvlText w:val=""/>
+      <w:lvlJc w:val="left"/>
+      <w:pPr>
+        <w:tabs>
+          <w:tab w:val="num" w:pos="5760"/>
+        </w:tabs>
+        <w:ind w:left="5760" w:hanging="360"/>
+      </w:pPr>
+      <w:rPr>
+        <w:rFonts w:ascii="Wingdings" w:hAnsi="Wingdings" w:hint="default"/>
+        <w:sz w:val="20"/>
+      </w:rPr>
+    </w:lvl>
+    <w:lvl w:ilvl="8" w:tentative="1">
+      <w:start w:val="1"/>
+      <w:numFmt w:val="bullet"/>
+      <w:lvlText w:val=""/>
+      <w:lvlJc w:val="left"/>
+      <w:pPr>
+        <w:tabs>
+          <w:tab w:val="num" w:pos="6480"/>
+        </w:tabs>
+        <w:ind w:left="6480" w:hanging="360"/>
+      </w:pPr>
+      <w:rPr>
+        <w:rFonts w:ascii="Wingdings" w:hAnsi="Wingdings" w:hint="default"/>
+        <w:sz w:val="20"/>
+      </w:rPr>
+    </w:lvl>
+  </w:abstractNum>
+  <w:abstractNum w:abstractNumId="133" w15:restartNumberingAfterBreak="0">
     <w:nsid w:val="7BF40956"/>
     <w:multiLevelType w:val="multilevel"/>
     <w:tmpl w:val="B7D87A94"/>
@@ -32313,7 +37366,7 @@
       </w:rPr>
     </w:lvl>
   </w:abstractNum>
-  <w:abstractNum w:abstractNumId="111" w15:restartNumberingAfterBreak="0">
+  <w:abstractNum w:abstractNumId="134" w15:restartNumberingAfterBreak="0">
     <w:nsid w:val="7C6F0D89"/>
     <w:multiLevelType w:val="multilevel"/>
     <w:tmpl w:val="F3E8C6DA"/>
@@ -32462,7 +37515,7 @@
       </w:rPr>
     </w:lvl>
   </w:abstractNum>
-  <w:abstractNum w:abstractNumId="112" w15:restartNumberingAfterBreak="0">
+  <w:abstractNum w:abstractNumId="135" w15:restartNumberingAfterBreak="0">
     <w:nsid w:val="7CC447D5"/>
     <w:multiLevelType w:val="multilevel"/>
     <w:tmpl w:val="F53EFE4C"/>
@@ -32611,7 +37664,7 @@
       </w:rPr>
     </w:lvl>
   </w:abstractNum>
-  <w:abstractNum w:abstractNumId="113" w15:restartNumberingAfterBreak="0">
+  <w:abstractNum w:abstractNumId="136" w15:restartNumberingAfterBreak="0">
     <w:nsid w:val="7DB559E2"/>
     <w:multiLevelType w:val="hybridMultilevel"/>
     <w:tmpl w:val="7780024C"/>
@@ -32724,7 +37777,7 @@
       </w:rPr>
     </w:lvl>
   </w:abstractNum>
-  <w:abstractNum w:abstractNumId="114" w15:restartNumberingAfterBreak="0">
+  <w:abstractNum w:abstractNumId="137" w15:restartNumberingAfterBreak="0">
     <w:nsid w:val="7E1B2E64"/>
     <w:multiLevelType w:val="hybridMultilevel"/>
     <w:tmpl w:val="E276480E"/>
@@ -32837,7 +37890,7 @@
       </w:rPr>
     </w:lvl>
   </w:abstractNum>
-  <w:abstractNum w:abstractNumId="115" w15:restartNumberingAfterBreak="0">
+  <w:abstractNum w:abstractNumId="138" w15:restartNumberingAfterBreak="0">
     <w:nsid w:val="7F007273"/>
     <w:multiLevelType w:val="multilevel"/>
     <w:tmpl w:val="F4D2AA58"/>
@@ -32987,352 +38040,421 @@
     </w:lvl>
   </w:abstractNum>
   <w:num w:numId="1" w16cid:durableId="448354519">
-    <w:abstractNumId w:val="58"/>
+    <w:abstractNumId w:val="73"/>
   </w:num>
   <w:num w:numId="2" w16cid:durableId="267277991">
     <w:abstractNumId w:val="5"/>
   </w:num>
   <w:num w:numId="3" w16cid:durableId="2100128481">
+    <w:abstractNumId w:val="17"/>
+  </w:num>
+  <w:num w:numId="4" w16cid:durableId="1373382629">
+    <w:abstractNumId w:val="124"/>
+  </w:num>
+  <w:num w:numId="5" w16cid:durableId="1915696360">
+    <w:abstractNumId w:val="85"/>
+  </w:num>
+  <w:num w:numId="6" w16cid:durableId="44070181">
+    <w:abstractNumId w:val="37"/>
+  </w:num>
+  <w:num w:numId="7" w16cid:durableId="493452589">
+    <w:abstractNumId w:val="135"/>
+  </w:num>
+  <w:num w:numId="8" w16cid:durableId="925652620">
+    <w:abstractNumId w:val="115"/>
+  </w:num>
+  <w:num w:numId="9" w16cid:durableId="2105029407">
+    <w:abstractNumId w:val="130"/>
+  </w:num>
+  <w:num w:numId="10" w16cid:durableId="1322386189">
+    <w:abstractNumId w:val="100"/>
+  </w:num>
+  <w:num w:numId="11" w16cid:durableId="1145046778">
+    <w:abstractNumId w:val="65"/>
+  </w:num>
+  <w:num w:numId="12" w16cid:durableId="886575476">
+    <w:abstractNumId w:val="117"/>
+  </w:num>
+  <w:num w:numId="13" w16cid:durableId="434445510">
+    <w:abstractNumId w:val="90"/>
+  </w:num>
+  <w:num w:numId="14" w16cid:durableId="1548566209">
+    <w:abstractNumId w:val="41"/>
+  </w:num>
+  <w:num w:numId="15" w16cid:durableId="981039911">
+    <w:abstractNumId w:val="10"/>
+  </w:num>
+  <w:num w:numId="16" w16cid:durableId="1081374075">
+    <w:abstractNumId w:val="74"/>
+  </w:num>
+  <w:num w:numId="17" w16cid:durableId="1595045529">
+    <w:abstractNumId w:val="19"/>
+  </w:num>
+  <w:num w:numId="18" w16cid:durableId="2018923113">
+    <w:abstractNumId w:val="21"/>
+  </w:num>
+  <w:num w:numId="19" w16cid:durableId="113258773">
+    <w:abstractNumId w:val="82"/>
+  </w:num>
+  <w:num w:numId="20" w16cid:durableId="965312005">
+    <w:abstractNumId w:val="84"/>
+  </w:num>
+  <w:num w:numId="21" w16cid:durableId="343359711">
+    <w:abstractNumId w:val="137"/>
+  </w:num>
+  <w:num w:numId="22" w16cid:durableId="547838144">
+    <w:abstractNumId w:val="128"/>
+  </w:num>
+  <w:num w:numId="23" w16cid:durableId="1031033420">
+    <w:abstractNumId w:val="111"/>
+  </w:num>
+  <w:num w:numId="24" w16cid:durableId="519204185">
+    <w:abstractNumId w:val="56"/>
+  </w:num>
+  <w:num w:numId="25" w16cid:durableId="1706559306">
+    <w:abstractNumId w:val="94"/>
+  </w:num>
+  <w:num w:numId="26" w16cid:durableId="1050305727">
+    <w:abstractNumId w:val="68"/>
+  </w:num>
+  <w:num w:numId="27" w16cid:durableId="1439444620">
+    <w:abstractNumId w:val="83"/>
+  </w:num>
+  <w:num w:numId="28" w16cid:durableId="1831407804">
     <w:abstractNumId w:val="14"/>
   </w:num>
-  <w:num w:numId="4" w16cid:durableId="1373382629">
-    <w:abstractNumId w:val="102"/>
+  <w:num w:numId="29" w16cid:durableId="1777367443">
+    <w:abstractNumId w:val="59"/>
   </w:num>
-  <w:num w:numId="5" w16cid:durableId="1915696360">
-    <w:abstractNumId w:val="69"/>
+  <w:num w:numId="30" w16cid:durableId="479158040">
+    <w:abstractNumId w:val="121"/>
   </w:num>
-  <w:num w:numId="6" w16cid:durableId="44070181">
-    <w:abstractNumId w:val="29"/>
+  <w:num w:numId="31" w16cid:durableId="2026666882">
+    <w:abstractNumId w:val="114"/>
   </w:num>
-  <w:num w:numId="7" w16cid:durableId="493452589">
-    <w:abstractNumId w:val="112"/>
+  <w:num w:numId="32" w16cid:durableId="1640843127">
+    <w:abstractNumId w:val="122"/>
   </w:num>
-  <w:num w:numId="8" w16cid:durableId="925652620">
-    <w:abstractNumId w:val="93"/>
+  <w:num w:numId="33" w16cid:durableId="83958067">
+    <w:abstractNumId w:val="63"/>
   </w:num>
-  <w:num w:numId="9" w16cid:durableId="2105029407">
-    <w:abstractNumId w:val="108"/>
+  <w:num w:numId="34" w16cid:durableId="1831871160">
+    <w:abstractNumId w:val="119"/>
   </w:num>
-  <w:num w:numId="10" w16cid:durableId="1322386189">
-    <w:abstractNumId w:val="82"/>
+  <w:num w:numId="35" w16cid:durableId="727649376">
+    <w:abstractNumId w:val="61"/>
   </w:num>
-  <w:num w:numId="11" w16cid:durableId="1145046778">
+  <w:num w:numId="36" w16cid:durableId="804392417">
+    <w:abstractNumId w:val="47"/>
+  </w:num>
+  <w:num w:numId="37" w16cid:durableId="2016688023">
+    <w:abstractNumId w:val="88"/>
+  </w:num>
+  <w:num w:numId="38" w16cid:durableId="174225593">
     <w:abstractNumId w:val="52"/>
   </w:num>
-  <w:num w:numId="12" w16cid:durableId="886575476">
-    <w:abstractNumId w:val="95"/>
-  </w:num>
-  <w:num w:numId="13" w16cid:durableId="434445510">
-    <w:abstractNumId w:val="74"/>
-  </w:num>
-  <w:num w:numId="14" w16cid:durableId="1548566209">
-    <w:abstractNumId w:val="33"/>
-  </w:num>
-  <w:num w:numId="15" w16cid:durableId="981039911">
-    <w:abstractNumId w:val="9"/>
-  </w:num>
-  <w:num w:numId="16" w16cid:durableId="1081374075">
-    <w:abstractNumId w:val="59"/>
-  </w:num>
-  <w:num w:numId="17" w16cid:durableId="1595045529">
-    <w:abstractNumId w:val="16"/>
-  </w:num>
-  <w:num w:numId="18" w16cid:durableId="2018923113">
-    <w:abstractNumId w:val="18"/>
-  </w:num>
-  <w:num w:numId="19" w16cid:durableId="113258773">
-    <w:abstractNumId w:val="66"/>
-  </w:num>
-  <w:num w:numId="20" w16cid:durableId="965312005">
-    <w:abstractNumId w:val="68"/>
-  </w:num>
-  <w:num w:numId="21" w16cid:durableId="343359711">
-    <w:abstractNumId w:val="114"/>
-  </w:num>
-  <w:num w:numId="22" w16cid:durableId="547838144">
-    <w:abstractNumId w:val="106"/>
-  </w:num>
-  <w:num w:numId="23" w16cid:durableId="1031033420">
-    <w:abstractNumId w:val="91"/>
-  </w:num>
-  <w:num w:numId="24" w16cid:durableId="519204185">
-    <w:abstractNumId w:val="45"/>
-  </w:num>
-  <w:num w:numId="25" w16cid:durableId="1706559306">
-    <w:abstractNumId w:val="77"/>
-  </w:num>
-  <w:num w:numId="26" w16cid:durableId="1050305727">
-    <w:abstractNumId w:val="54"/>
-  </w:num>
-  <w:num w:numId="27" w16cid:durableId="1439444620">
-    <w:abstractNumId w:val="67"/>
-  </w:num>
-  <w:num w:numId="28" w16cid:durableId="1831407804">
-    <w:abstractNumId w:val="11"/>
-  </w:num>
-  <w:num w:numId="29" w16cid:durableId="1777367443">
-    <w:abstractNumId w:val="47"/>
-  </w:num>
-  <w:num w:numId="30" w16cid:durableId="479158040">
-    <w:abstractNumId w:val="99"/>
-  </w:num>
-  <w:num w:numId="31" w16cid:durableId="2026666882">
-    <w:abstractNumId w:val="92"/>
-  </w:num>
-  <w:num w:numId="32" w16cid:durableId="1640843127">
-    <w:abstractNumId w:val="100"/>
-  </w:num>
-  <w:num w:numId="33" w16cid:durableId="83958067">
-    <w:abstractNumId w:val="51"/>
-  </w:num>
-  <w:num w:numId="34" w16cid:durableId="1831871160">
-    <w:abstractNumId w:val="97"/>
-  </w:num>
-  <w:num w:numId="35" w16cid:durableId="727649376">
-    <w:abstractNumId w:val="49"/>
-  </w:num>
-  <w:num w:numId="36" w16cid:durableId="804392417">
-    <w:abstractNumId w:val="37"/>
-  </w:num>
-  <w:num w:numId="37" w16cid:durableId="2016688023">
-    <w:abstractNumId w:val="72"/>
-  </w:num>
-  <w:num w:numId="38" w16cid:durableId="174225593">
-    <w:abstractNumId w:val="42"/>
-  </w:num>
   <w:num w:numId="39" w16cid:durableId="1416510578">
-    <w:abstractNumId w:val="35"/>
+    <w:abstractNumId w:val="44"/>
   </w:num>
   <w:num w:numId="40" w16cid:durableId="1484666075">
-    <w:abstractNumId w:val="21"/>
+    <w:abstractNumId w:val="24"/>
   </w:num>
   <w:num w:numId="41" w16cid:durableId="844246322">
     <w:abstractNumId w:val="3"/>
   </w:num>
   <w:num w:numId="42" w16cid:durableId="937179671">
+    <w:abstractNumId w:val="16"/>
+  </w:num>
+  <w:num w:numId="43" w16cid:durableId="1671104138">
+    <w:abstractNumId w:val="67"/>
+  </w:num>
+  <w:num w:numId="44" w16cid:durableId="991250543">
+    <w:abstractNumId w:val="23"/>
+  </w:num>
+  <w:num w:numId="45" w16cid:durableId="57870292">
+    <w:abstractNumId w:val="92"/>
+  </w:num>
+  <w:num w:numId="46" w16cid:durableId="1132557770">
+    <w:abstractNumId w:val="138"/>
+  </w:num>
+  <w:num w:numId="47" w16cid:durableId="536357828">
+    <w:abstractNumId w:val="76"/>
+  </w:num>
+  <w:num w:numId="48" w16cid:durableId="604652666">
+    <w:abstractNumId w:val="62"/>
+  </w:num>
+  <w:num w:numId="49" w16cid:durableId="1565608183">
+    <w:abstractNumId w:val="101"/>
+  </w:num>
+  <w:num w:numId="50" w16cid:durableId="1160925032">
+    <w:abstractNumId w:val="34"/>
+  </w:num>
+  <w:num w:numId="51" w16cid:durableId="1074083402">
+    <w:abstractNumId w:val="78"/>
+  </w:num>
+  <w:num w:numId="52" w16cid:durableId="505705463">
+    <w:abstractNumId w:val="49"/>
+  </w:num>
+  <w:num w:numId="53" w16cid:durableId="1442798831">
     <w:abstractNumId w:val="13"/>
   </w:num>
-  <w:num w:numId="43" w16cid:durableId="1671104138">
-    <w:abstractNumId w:val="53"/>
-  </w:num>
-  <w:num w:numId="44" w16cid:durableId="991250543">
-    <w:abstractNumId w:val="20"/>
-  </w:num>
-  <w:num w:numId="45" w16cid:durableId="57870292">
-    <w:abstractNumId w:val="76"/>
-  </w:num>
-  <w:num w:numId="46" w16cid:durableId="1132557770">
-    <w:abstractNumId w:val="115"/>
-  </w:num>
-  <w:num w:numId="47" w16cid:durableId="536357828">
-    <w:abstractNumId w:val="61"/>
-  </w:num>
-  <w:num w:numId="48" w16cid:durableId="604652666">
-    <w:abstractNumId w:val="50"/>
-  </w:num>
-  <w:num w:numId="49" w16cid:durableId="1565608183">
-    <w:abstractNumId w:val="83"/>
-  </w:num>
-  <w:num w:numId="50" w16cid:durableId="1160925032">
-    <w:abstractNumId w:val="27"/>
-  </w:num>
-  <w:num w:numId="51" w16cid:durableId="1074083402">
-    <w:abstractNumId w:val="63"/>
-  </w:num>
-  <w:num w:numId="52" w16cid:durableId="505705463">
-    <w:abstractNumId w:val="39"/>
-  </w:num>
-  <w:num w:numId="53" w16cid:durableId="1442798831">
-    <w:abstractNumId w:val="10"/>
-  </w:num>
   <w:num w:numId="54" w16cid:durableId="1059288088">
-    <w:abstractNumId w:val="62"/>
+    <w:abstractNumId w:val="77"/>
   </w:num>
   <w:num w:numId="55" w16cid:durableId="1800486562">
-    <w:abstractNumId w:val="44"/>
+    <w:abstractNumId w:val="55"/>
   </w:num>
   <w:num w:numId="56" w16cid:durableId="145174008">
-    <w:abstractNumId w:val="23"/>
+    <w:abstractNumId w:val="26"/>
   </w:num>
   <w:num w:numId="57" w16cid:durableId="572786032">
-    <w:abstractNumId w:val="34"/>
+    <w:abstractNumId w:val="43"/>
   </w:num>
   <w:num w:numId="58" w16cid:durableId="1153330480">
-    <w:abstractNumId w:val="70"/>
+    <w:abstractNumId w:val="86"/>
   </w:num>
   <w:num w:numId="59" w16cid:durableId="1571041670">
-    <w:abstractNumId w:val="15"/>
+    <w:abstractNumId w:val="18"/>
   </w:num>
   <w:num w:numId="60" w16cid:durableId="1139416074">
-    <w:abstractNumId w:val="48"/>
+    <w:abstractNumId w:val="60"/>
   </w:num>
   <w:num w:numId="61" w16cid:durableId="95058015">
-    <w:abstractNumId w:val="111"/>
+    <w:abstractNumId w:val="134"/>
   </w:num>
   <w:num w:numId="62" w16cid:durableId="326058897">
     <w:abstractNumId w:val="2"/>
   </w:num>
   <w:num w:numId="63" w16cid:durableId="1822691731">
-    <w:abstractNumId w:val="78"/>
+    <w:abstractNumId w:val="95"/>
   </w:num>
   <w:num w:numId="64" w16cid:durableId="491482094">
-    <w:abstractNumId w:val="55"/>
+    <w:abstractNumId w:val="70"/>
   </w:num>
   <w:num w:numId="65" w16cid:durableId="624000986">
     <w:abstractNumId w:val="1"/>
   </w:num>
   <w:num w:numId="66" w16cid:durableId="1185247772">
-    <w:abstractNumId w:val="30"/>
+    <w:abstractNumId w:val="38"/>
   </w:num>
   <w:num w:numId="67" w16cid:durableId="1462265845">
-    <w:abstractNumId w:val="32"/>
+    <w:abstractNumId w:val="40"/>
   </w:num>
   <w:num w:numId="68" w16cid:durableId="39746174">
     <w:abstractNumId w:val="0"/>
   </w:num>
   <w:num w:numId="69" w16cid:durableId="842819424">
-    <w:abstractNumId w:val="96"/>
+    <w:abstractNumId w:val="118"/>
   </w:num>
   <w:num w:numId="70" w16cid:durableId="2118792854">
-    <w:abstractNumId w:val="86"/>
+    <w:abstractNumId w:val="105"/>
   </w:num>
   <w:num w:numId="71" w16cid:durableId="1506017899">
-    <w:abstractNumId w:val="103"/>
+    <w:abstractNumId w:val="125"/>
   </w:num>
   <w:num w:numId="72" w16cid:durableId="1922787855">
-    <w:abstractNumId w:val="87"/>
+    <w:abstractNumId w:val="106"/>
   </w:num>
   <w:num w:numId="73" w16cid:durableId="240912039">
-    <w:abstractNumId w:val="12"/>
+    <w:abstractNumId w:val="15"/>
   </w:num>
   <w:num w:numId="74" w16cid:durableId="2005474240">
-    <w:abstractNumId w:val="64"/>
+    <w:abstractNumId w:val="79"/>
   </w:num>
   <w:num w:numId="75" w16cid:durableId="297106655">
-    <w:abstractNumId w:val="65"/>
+    <w:abstractNumId w:val="81"/>
   </w:num>
   <w:num w:numId="76" w16cid:durableId="1263805218">
-    <w:abstractNumId w:val="90"/>
+    <w:abstractNumId w:val="109"/>
   </w:num>
   <w:num w:numId="77" w16cid:durableId="336930133">
+    <w:abstractNumId w:val="129"/>
+  </w:num>
+  <w:num w:numId="78" w16cid:durableId="1358193180">
     <w:abstractNumId w:val="107"/>
   </w:num>
-  <w:num w:numId="78" w16cid:durableId="1358193180">
-    <w:abstractNumId w:val="88"/>
-  </w:num>
   <w:num w:numId="79" w16cid:durableId="611593919">
-    <w:abstractNumId w:val="19"/>
+    <w:abstractNumId w:val="22"/>
   </w:num>
   <w:num w:numId="80" w16cid:durableId="968242157">
     <w:abstractNumId w:val="7"/>
   </w:num>
   <w:num w:numId="81" w16cid:durableId="1669598111">
-    <w:abstractNumId w:val="79"/>
+    <w:abstractNumId w:val="96"/>
   </w:num>
   <w:num w:numId="82" w16cid:durableId="729501046">
-    <w:abstractNumId w:val="113"/>
+    <w:abstractNumId w:val="136"/>
   </w:num>
   <w:num w:numId="83" w16cid:durableId="1432243327">
-    <w:abstractNumId w:val="94"/>
+    <w:abstractNumId w:val="116"/>
   </w:num>
   <w:num w:numId="84" w16cid:durableId="1673410959">
-    <w:abstractNumId w:val="81"/>
+    <w:abstractNumId w:val="99"/>
   </w:num>
   <w:num w:numId="85" w16cid:durableId="946810640">
-    <w:abstractNumId w:val="46"/>
+    <w:abstractNumId w:val="58"/>
   </w:num>
   <w:num w:numId="86" w16cid:durableId="1698191965">
-    <w:abstractNumId w:val="98"/>
+    <w:abstractNumId w:val="120"/>
   </w:num>
   <w:num w:numId="87" w16cid:durableId="1235510775">
-    <w:abstractNumId w:val="109"/>
+    <w:abstractNumId w:val="131"/>
   </w:num>
   <w:num w:numId="88" w16cid:durableId="653341763">
-    <w:abstractNumId w:val="17"/>
+    <w:abstractNumId w:val="20"/>
   </w:num>
   <w:num w:numId="89" w16cid:durableId="42798808">
-    <w:abstractNumId w:val="38"/>
+    <w:abstractNumId w:val="48"/>
   </w:num>
   <w:num w:numId="90" w16cid:durableId="942416611">
     <w:abstractNumId w:val="6"/>
   </w:num>
   <w:num w:numId="91" w16cid:durableId="820850216">
-    <w:abstractNumId w:val="101"/>
+    <w:abstractNumId w:val="123"/>
   </w:num>
   <w:num w:numId="92" w16cid:durableId="689570362">
-    <w:abstractNumId w:val="8"/>
+    <w:abstractNumId w:val="9"/>
   </w:num>
   <w:num w:numId="93" w16cid:durableId="1318530843">
-    <w:abstractNumId w:val="84"/>
+    <w:abstractNumId w:val="102"/>
   </w:num>
   <w:num w:numId="94" w16cid:durableId="912815289">
-    <w:abstractNumId w:val="43"/>
+    <w:abstractNumId w:val="53"/>
   </w:num>
   <w:num w:numId="95" w16cid:durableId="1399938315">
-    <w:abstractNumId w:val="36"/>
+    <w:abstractNumId w:val="46"/>
   </w:num>
   <w:num w:numId="96" w16cid:durableId="1205606347">
+    <w:abstractNumId w:val="126"/>
+  </w:num>
+  <w:num w:numId="97" w16cid:durableId="1575240674">
+    <w:abstractNumId w:val="108"/>
+  </w:num>
+  <w:num w:numId="98" w16cid:durableId="1410348613">
+    <w:abstractNumId w:val="75"/>
+  </w:num>
+  <w:num w:numId="99" w16cid:durableId="795636647">
+    <w:abstractNumId w:val="25"/>
+  </w:num>
+  <w:num w:numId="100" w16cid:durableId="508762906">
+    <w:abstractNumId w:val="32"/>
+  </w:num>
+  <w:num w:numId="101" w16cid:durableId="1911620262">
     <w:abstractNumId w:val="104"/>
   </w:num>
-  <w:num w:numId="97" w16cid:durableId="1575240674">
-    <w:abstractNumId w:val="89"/>
-  </w:num>
-  <w:num w:numId="98" w16cid:durableId="1410348613">
-    <w:abstractNumId w:val="60"/>
-  </w:num>
-  <w:num w:numId="99" w16cid:durableId="795636647">
-    <w:abstractNumId w:val="22"/>
-  </w:num>
-  <w:num w:numId="100" w16cid:durableId="508762906">
-    <w:abstractNumId w:val="25"/>
-  </w:num>
-  <w:num w:numId="101" w16cid:durableId="1911620262">
-    <w:abstractNumId w:val="85"/>
-  </w:num>
   <w:num w:numId="102" w16cid:durableId="643438013">
-    <w:abstractNumId w:val="57"/>
+    <w:abstractNumId w:val="72"/>
   </w:num>
   <w:num w:numId="103" w16cid:durableId="1690059665">
-    <w:abstractNumId w:val="24"/>
+    <w:abstractNumId w:val="28"/>
   </w:num>
   <w:num w:numId="104" w16cid:durableId="1172111590">
-    <w:abstractNumId w:val="75"/>
+    <w:abstractNumId w:val="91"/>
   </w:num>
   <w:num w:numId="105" w16cid:durableId="611009528">
-    <w:abstractNumId w:val="41"/>
+    <w:abstractNumId w:val="51"/>
   </w:num>
   <w:num w:numId="106" w16cid:durableId="1493258338">
-    <w:abstractNumId w:val="105"/>
+    <w:abstractNumId w:val="127"/>
   </w:num>
   <w:num w:numId="107" w16cid:durableId="621963302">
     <w:abstractNumId w:val="4"/>
   </w:num>
   <w:num w:numId="108" w16cid:durableId="468089328">
-    <w:abstractNumId w:val="56"/>
+    <w:abstractNumId w:val="71"/>
   </w:num>
   <w:num w:numId="109" w16cid:durableId="1797871061">
-    <w:abstractNumId w:val="73"/>
+    <w:abstractNumId w:val="89"/>
   </w:num>
   <w:num w:numId="110" w16cid:durableId="1468205734">
-    <w:abstractNumId w:val="28"/>
+    <w:abstractNumId w:val="35"/>
   </w:num>
   <w:num w:numId="111" w16cid:durableId="1652128162">
+    <w:abstractNumId w:val="39"/>
+  </w:num>
+  <w:num w:numId="112" w16cid:durableId="457995353">
+    <w:abstractNumId w:val="33"/>
+  </w:num>
+  <w:num w:numId="113" w16cid:durableId="542985859">
+    <w:abstractNumId w:val="50"/>
+  </w:num>
+  <w:num w:numId="114" w16cid:durableId="218055149">
+    <w:abstractNumId w:val="133"/>
+  </w:num>
+  <w:num w:numId="115" w16cid:durableId="892617930">
+    <w:abstractNumId w:val="97"/>
+  </w:num>
+  <w:num w:numId="116" w16cid:durableId="1639919786">
+    <w:abstractNumId w:val="87"/>
+  </w:num>
+  <w:num w:numId="117" w16cid:durableId="1353187593">
+    <w:abstractNumId w:val="98"/>
+  </w:num>
+  <w:num w:numId="118" w16cid:durableId="1438670734">
+    <w:abstractNumId w:val="69"/>
+  </w:num>
+  <w:num w:numId="119" w16cid:durableId="264852883">
+    <w:abstractNumId w:val="64"/>
+  </w:num>
+  <w:num w:numId="120" w16cid:durableId="1664503645">
+    <w:abstractNumId w:val="113"/>
+  </w:num>
+  <w:num w:numId="121" w16cid:durableId="1695302717">
+    <w:abstractNumId w:val="11"/>
+  </w:num>
+  <w:num w:numId="122" w16cid:durableId="1779568471">
+    <w:abstractNumId w:val="36"/>
+  </w:num>
+  <w:num w:numId="123" w16cid:durableId="1681354065">
+    <w:abstractNumId w:val="93"/>
+  </w:num>
+  <w:num w:numId="124" w16cid:durableId="1799563019">
     <w:abstractNumId w:val="31"/>
   </w:num>
-  <w:num w:numId="112" w16cid:durableId="457995353">
-    <w:abstractNumId w:val="26"/>
+  <w:num w:numId="125" w16cid:durableId="1769153475">
+    <w:abstractNumId w:val="27"/>
   </w:num>
-  <w:num w:numId="113" w16cid:durableId="542985859">
-    <w:abstractNumId w:val="40"/>
+  <w:num w:numId="126" w16cid:durableId="2054839983">
+    <w:abstractNumId w:val="57"/>
   </w:num>
-  <w:num w:numId="114" w16cid:durableId="218055149">
-    <w:abstractNumId w:val="110"/>
+  <w:num w:numId="127" w16cid:durableId="1169171676">
+    <w:abstractNumId w:val="66"/>
   </w:num>
-  <w:num w:numId="115" w16cid:durableId="892617930">
+  <w:num w:numId="128" w16cid:durableId="245657312">
     <w:abstractNumId w:val="80"/>
   </w:num>
-  <w:num w:numId="116" w16cid:durableId="1639919786">
-    <w:abstractNumId w:val="71"/>
+  <w:num w:numId="129" w16cid:durableId="849758204">
+    <w:abstractNumId w:val="132"/>
+  </w:num>
+  <w:num w:numId="130" w16cid:durableId="1568373434">
+    <w:abstractNumId w:val="8"/>
+  </w:num>
+  <w:num w:numId="131" w16cid:durableId="204410944">
+    <w:abstractNumId w:val="112"/>
+  </w:num>
+  <w:num w:numId="132" w16cid:durableId="137114064">
+    <w:abstractNumId w:val="30"/>
+  </w:num>
+  <w:num w:numId="133" w16cid:durableId="328414226">
+    <w:abstractNumId w:val="54"/>
+  </w:num>
+  <w:num w:numId="134" w16cid:durableId="1987197679">
+    <w:abstractNumId w:val="103"/>
+  </w:num>
+  <w:num w:numId="135" w16cid:durableId="1783184876">
+    <w:abstractNumId w:val="45"/>
+  </w:num>
+  <w:num w:numId="136" w16cid:durableId="48118578">
+    <w:abstractNumId w:val="29"/>
+  </w:num>
+  <w:num w:numId="137" w16cid:durableId="313727608">
+    <w:abstractNumId w:val="42"/>
+  </w:num>
+  <w:num w:numId="138" w16cid:durableId="69275174">
+    <w:abstractNumId w:val="12"/>
+  </w:num>
+  <w:num w:numId="139" w16cid:durableId="1645697994">
+    <w:abstractNumId w:val="110"/>
   </w:num>
   <w:numIdMacAtCleanup w:val="82"/>
 </w:numbering>
@@ -33738,7 +38860,7 @@
   <w:style w:type="paragraph" w:default="1" w:styleId="Normal">
     <w:name w:val="Normal"/>
     <w:qFormat/>
-    <w:rsid w:val="00F57AEB"/>
+    <w:rsid w:val="00C436CA"/>
   </w:style>
   <w:style w:type="paragraph" w:styleId="Heading1">
     <w:name w:val="heading 1"/>

--- a/EOD update daily.docx
+++ b/EOD update daily.docx
@@ -17748,323 +17748,422 @@
           <w:b/>
           <w:bCs/>
         </w:rPr>
-        <w:t>Discussions and System Validation</w:t>
-      </w:r>
-      <w:r>
+        <w:t>Discussions and System Validation:</w:t>
+      </w:r>
+    </w:p>
+    <w:p>
+      <w:pPr>
+        <w:numPr>
+          <w:ilvl w:val="0"/>
+          <w:numId w:val="136"/>
+        </w:numPr>
+      </w:pPr>
+      <w:r>
+        <w:t>Discussed the previous day's system documentation with Founder Sir and received validation to proceed further.</w:t>
+      </w:r>
+    </w:p>
+    <w:p>
+      <w:pPr>
+        <w:numPr>
+          <w:ilvl w:val="0"/>
+          <w:numId w:val="136"/>
+        </w:numPr>
+      </w:pPr>
+      <w:r>
+        <w:t>Reviewed the overall system workflow and discussed areas requiring further identification and clarification, including:</w:t>
+      </w:r>
+    </w:p>
+    <w:p>
+      <w:pPr>
+        <w:numPr>
+          <w:ilvl w:val="1"/>
+          <w:numId w:val="136"/>
+        </w:numPr>
+      </w:pPr>
+      <w:r>
+        <w:t>Authentication system</w:t>
+      </w:r>
+    </w:p>
+    <w:p>
+      <w:pPr>
+        <w:numPr>
+          <w:ilvl w:val="1"/>
+          <w:numId w:val="136"/>
+        </w:numPr>
+      </w:pPr>
+      <w:r>
+        <w:t>Store system</w:t>
+      </w:r>
+    </w:p>
+    <w:p>
+      <w:pPr>
+        <w:numPr>
+          <w:ilvl w:val="1"/>
+          <w:numId w:val="136"/>
+        </w:numPr>
+      </w:pPr>
+      <w:r>
+        <w:t>Blog system</w:t>
+      </w:r>
+    </w:p>
+    <w:p>
+      <w:pPr>
+        <w:numPr>
+          <w:ilvl w:val="0"/>
+          <w:numId w:val="136"/>
+        </w:numPr>
+      </w:pPr>
+      <w:r>
+        <w:t>Received instructions to gather additional information and discuss identified points with the Senior Developer.</w:t>
+      </w:r>
+    </w:p>
+    <w:p>
+      <w:pPr>
         <w:rPr>
           <w:b/>
           <w:bCs/>
         </w:rPr>
-        <w:t>:</w:t>
-      </w:r>
-    </w:p>
-    <w:p>
-      <w:pPr>
-        <w:numPr>
-          <w:ilvl w:val="0"/>
-          <w:numId w:val="136"/>
-        </w:numPr>
-      </w:pPr>
-      <w:r>
-        <w:t>Discussed the previous day's system documentation with Founder Sir and received validation to proceed further.</w:t>
-      </w:r>
-    </w:p>
-    <w:p>
-      <w:pPr>
-        <w:numPr>
-          <w:ilvl w:val="0"/>
-          <w:numId w:val="136"/>
-        </w:numPr>
-      </w:pPr>
-      <w:r>
-        <w:t>Reviewed the overall system workflow and discussed areas requiring further identification and clarification, including:</w:t>
-      </w:r>
-    </w:p>
-    <w:p>
-      <w:pPr>
-        <w:numPr>
-          <w:ilvl w:val="1"/>
-          <w:numId w:val="136"/>
-        </w:numPr>
-      </w:pPr>
-      <w:r>
-        <w:t>Authentication system</w:t>
-      </w:r>
-    </w:p>
-    <w:p>
-      <w:pPr>
-        <w:numPr>
-          <w:ilvl w:val="1"/>
-          <w:numId w:val="136"/>
-        </w:numPr>
-      </w:pPr>
-      <w:r>
-        <w:t>Store system</w:t>
-      </w:r>
-    </w:p>
-    <w:p>
-      <w:pPr>
-        <w:numPr>
-          <w:ilvl w:val="1"/>
-          <w:numId w:val="136"/>
-        </w:numPr>
-      </w:pPr>
-      <w:r>
-        <w:t>Blog system</w:t>
-      </w:r>
-    </w:p>
-    <w:p>
-      <w:pPr>
-        <w:numPr>
-          <w:ilvl w:val="0"/>
-          <w:numId w:val="136"/>
-        </w:numPr>
-      </w:pPr>
-      <w:r>
-        <w:t>Received instructions to gather additional information and discuss identified points with the Senior Developer.</w:t>
-      </w:r>
-    </w:p>
-    <w:p>
-      <w:pPr>
+      </w:pPr>
+      <w:r>
         <w:rPr>
           <w:b/>
           <w:bCs/>
         </w:rPr>
-      </w:pPr>
+        <w:t>Discussion with Senior Developer</w:t>
+      </w:r>
       <w:r>
         <w:rPr>
           <w:b/>
           <w:bCs/>
         </w:rPr>
-        <w:t>Discussion with Senior Developer</w:t>
-      </w:r>
-      <w:r>
+        <w:t>:</w:t>
+      </w:r>
+    </w:p>
+    <w:p>
+      <w:pPr>
+        <w:numPr>
+          <w:ilvl w:val="0"/>
+          <w:numId w:val="137"/>
+        </w:numPr>
+      </w:pPr>
+      <w:r>
+        <w:t>Shared identified system concerns and clarification points with the Senior Developer.</w:t>
+      </w:r>
+    </w:p>
+    <w:p>
+      <w:pPr>
+        <w:numPr>
+          <w:ilvl w:val="0"/>
+          <w:numId w:val="137"/>
+        </w:numPr>
+      </w:pPr>
+      <w:r>
+        <w:t xml:space="preserve">Discussed whether the identified </w:t>
+      </w:r>
+      <w:proofErr w:type="spellStart"/>
+      <w:r>
+        <w:t>behaviours</w:t>
+      </w:r>
+      <w:proofErr w:type="spellEnd"/>
+      <w:r>
+        <w:t xml:space="preserve"> were actual issues or expected system </w:t>
+      </w:r>
+      <w:proofErr w:type="spellStart"/>
+      <w:r>
+        <w:t>behaviour</w:t>
+      </w:r>
+      <w:proofErr w:type="spellEnd"/>
+      <w:r>
+        <w:t>.</w:t>
+      </w:r>
+    </w:p>
+    <w:p>
+      <w:pPr>
+        <w:numPr>
+          <w:ilvl w:val="0"/>
+          <w:numId w:val="137"/>
+        </w:numPr>
+      </w:pPr>
+      <w:r>
+        <w:t>Presented additional findings from system analysis and demonstrated the identified cases within the system.</w:t>
+      </w:r>
+    </w:p>
+    <w:p>
+      <w:pPr>
+        <w:numPr>
+          <w:ilvl w:val="0"/>
+          <w:numId w:val="137"/>
+        </w:numPr>
+      </w:pPr>
+      <w:r>
+        <w:t>Clarified technical understanding and documented points requiring further attention.</w:t>
+      </w:r>
+    </w:p>
+    <w:p>
+      <w:pPr>
         <w:rPr>
           <w:b/>
           <w:bCs/>
         </w:rPr>
-        <w:t>:</w:t>
-      </w:r>
-    </w:p>
-    <w:p>
-      <w:pPr>
-        <w:numPr>
-          <w:ilvl w:val="0"/>
-          <w:numId w:val="137"/>
-        </w:numPr>
-      </w:pPr>
-      <w:r>
-        <w:t>Shared identified system concerns and clarification points with the Senior Developer.</w:t>
-      </w:r>
-    </w:p>
-    <w:p>
-      <w:pPr>
-        <w:numPr>
-          <w:ilvl w:val="0"/>
-          <w:numId w:val="137"/>
-        </w:numPr>
-      </w:pPr>
-      <w:r>
-        <w:t xml:space="preserve">Discussed whether the identified </w:t>
-      </w:r>
-      <w:proofErr w:type="spellStart"/>
-      <w:r>
-        <w:t>behaviours</w:t>
-      </w:r>
-      <w:proofErr w:type="spellEnd"/>
-      <w:r>
-        <w:t xml:space="preserve"> were actual issues or expected system </w:t>
-      </w:r>
-      <w:proofErr w:type="spellStart"/>
-      <w:r>
-        <w:t>behaviour</w:t>
-      </w:r>
-      <w:proofErr w:type="spellEnd"/>
-      <w:r>
-        <w:t>.</w:t>
-      </w:r>
-    </w:p>
-    <w:p>
-      <w:pPr>
-        <w:numPr>
-          <w:ilvl w:val="0"/>
-          <w:numId w:val="137"/>
-        </w:numPr>
-      </w:pPr>
-      <w:r>
-        <w:t>Presented additional findings from system analysis and demonstrated the identified cases within the system.</w:t>
-      </w:r>
-    </w:p>
-    <w:p>
-      <w:pPr>
-        <w:numPr>
-          <w:ilvl w:val="0"/>
-          <w:numId w:val="137"/>
-        </w:numPr>
-      </w:pPr>
-      <w:r>
-        <w:t>Clarified technical understanding and documented points requiring further attention.</w:t>
-      </w:r>
-    </w:p>
-    <w:p>
-      <w:pPr>
+      </w:pPr>
+      <w:r>
         <w:rPr>
           <w:b/>
           <w:bCs/>
         </w:rPr>
-      </w:pPr>
+        <w:t>Team Discussion and Bug Review</w:t>
+      </w:r>
       <w:r>
         <w:rPr>
           <w:b/>
           <w:bCs/>
         </w:rPr>
-        <w:t>Team Discussion and Bug Review</w:t>
-      </w:r>
+        <w:t>:</w:t>
+      </w:r>
+    </w:p>
+    <w:p>
+      <w:pPr>
+        <w:numPr>
+          <w:ilvl w:val="0"/>
+          <w:numId w:val="138"/>
+        </w:numPr>
+      </w:pPr>
+      <w:r>
+        <w:t>Discussed documentation-related bugs reported by QA with the team.</w:t>
+      </w:r>
+    </w:p>
+    <w:p>
+      <w:pPr>
+        <w:numPr>
+          <w:ilvl w:val="0"/>
+          <w:numId w:val="138"/>
+        </w:numPr>
+      </w:pPr>
+      <w:r>
+        <w:t>Reviewed reported issues and separated:</w:t>
+      </w:r>
+    </w:p>
+    <w:p>
+      <w:pPr>
+        <w:numPr>
+          <w:ilvl w:val="1"/>
+          <w:numId w:val="138"/>
+        </w:numPr>
+      </w:pPr>
+      <w:r>
+        <w:t>Actual bugs requiring fixes</w:t>
+      </w:r>
+    </w:p>
+    <w:p>
+      <w:pPr>
+        <w:numPr>
+          <w:ilvl w:val="1"/>
+          <w:numId w:val="138"/>
+        </w:numPr>
+      </w:pPr>
+      <w:r>
+        <w:t xml:space="preserve">Feature requests or expected </w:t>
+      </w:r>
+      <w:proofErr w:type="spellStart"/>
+      <w:r>
+        <w:t>behaviour</w:t>
+      </w:r>
+      <w:proofErr w:type="spellEnd"/>
+      <w:r>
+        <w:t xml:space="preserve"> requiring clarification</w:t>
+      </w:r>
+    </w:p>
+    <w:p>
+      <w:pPr>
+        <w:numPr>
+          <w:ilvl w:val="0"/>
+          <w:numId w:val="138"/>
+        </w:numPr>
+      </w:pPr>
+      <w:r>
+        <w:t>Prepared a categorized list of required changes and shared it with the team.</w:t>
+      </w:r>
+    </w:p>
+    <w:p>
+      <w:pPr>
+        <w:numPr>
+          <w:ilvl w:val="0"/>
+          <w:numId w:val="138"/>
+        </w:numPr>
+      </w:pPr>
+      <w:r>
+        <w:t>Identified that most major issues were related to:</w:t>
+      </w:r>
+    </w:p>
+    <w:p>
+      <w:pPr>
+        <w:numPr>
+          <w:ilvl w:val="1"/>
+          <w:numId w:val="138"/>
+        </w:numPr>
+      </w:pPr>
+      <w:r>
+        <w:t>UI inconsistencies</w:t>
+      </w:r>
+    </w:p>
+    <w:p>
+      <w:pPr>
+        <w:numPr>
+          <w:ilvl w:val="1"/>
+          <w:numId w:val="138"/>
+        </w:numPr>
+      </w:pPr>
+      <w:r>
+        <w:lastRenderedPageBreak/>
+        <w:t xml:space="preserve">Navigation </w:t>
+      </w:r>
+      <w:proofErr w:type="spellStart"/>
+      <w:r>
+        <w:t>behaviour</w:t>
+      </w:r>
+      <w:proofErr w:type="spellEnd"/>
+    </w:p>
+    <w:p>
+      <w:r>
+        <w:t>Verification and Follow-up</w:t>
+      </w:r>
+    </w:p>
+    <w:p>
+      <w:pPr>
+        <w:numPr>
+          <w:ilvl w:val="0"/>
+          <w:numId w:val="139"/>
+        </w:numPr>
+      </w:pPr>
+      <w:r>
+        <w:t>Verified the completed fixes with the team.</w:t>
+      </w:r>
+    </w:p>
+    <w:p>
+      <w:pPr>
+        <w:numPr>
+          <w:ilvl w:val="0"/>
+          <w:numId w:val="139"/>
+        </w:numPr>
+      </w:pPr>
+      <w:r>
+        <w:t>Reviewed which reported issues had been resolved and confirmed the current status of changes.</w:t>
+      </w:r>
+    </w:p>
+    <w:p/>
+    <w:p>
       <w:r>
         <w:rPr>
           <w:b/>
           <w:bCs/>
         </w:rPr>
-        <w:t>:</w:t>
-      </w:r>
-    </w:p>
-    <w:p>
-      <w:pPr>
-        <w:numPr>
-          <w:ilvl w:val="0"/>
-          <w:numId w:val="138"/>
-        </w:numPr>
-      </w:pPr>
-      <w:r>
-        <w:t>Discussed documentation-related bugs reported by QA with the team.</w:t>
-      </w:r>
-    </w:p>
-    <w:p>
-      <w:pPr>
-        <w:numPr>
-          <w:ilvl w:val="0"/>
-          <w:numId w:val="138"/>
-        </w:numPr>
-      </w:pPr>
-      <w:r>
-        <w:t>Reviewed reported issues and separated:</w:t>
-      </w:r>
-    </w:p>
-    <w:p>
-      <w:pPr>
-        <w:numPr>
-          <w:ilvl w:val="1"/>
-          <w:numId w:val="138"/>
-        </w:numPr>
-      </w:pPr>
-      <w:r>
-        <w:t>Actual bugs requiring fixes</w:t>
-      </w:r>
-    </w:p>
-    <w:p>
-      <w:pPr>
-        <w:numPr>
-          <w:ilvl w:val="1"/>
-          <w:numId w:val="138"/>
-        </w:numPr>
-      </w:pPr>
-      <w:r>
-        <w:t xml:space="preserve">Feature requests or expected </w:t>
-      </w:r>
-      <w:proofErr w:type="spellStart"/>
-      <w:r>
-        <w:t>behaviour</w:t>
-      </w:r>
-      <w:proofErr w:type="spellEnd"/>
-      <w:r>
-        <w:t xml:space="preserve"> requiring clarification</w:t>
-      </w:r>
-    </w:p>
-    <w:p>
-      <w:pPr>
-        <w:numPr>
-          <w:ilvl w:val="0"/>
-          <w:numId w:val="138"/>
-        </w:numPr>
-      </w:pPr>
-      <w:r>
-        <w:t>Prepared a categorized list of required changes and shared it with the team.</w:t>
-      </w:r>
-    </w:p>
-    <w:p>
-      <w:pPr>
-        <w:numPr>
-          <w:ilvl w:val="0"/>
-          <w:numId w:val="138"/>
-        </w:numPr>
-      </w:pPr>
-      <w:r>
-        <w:t>Identified that most major issues were related to:</w:t>
-      </w:r>
-    </w:p>
-    <w:p>
-      <w:pPr>
-        <w:numPr>
-          <w:ilvl w:val="1"/>
-          <w:numId w:val="138"/>
-        </w:numPr>
-      </w:pPr>
-      <w:r>
-        <w:t>UI inconsistencies</w:t>
-      </w:r>
-    </w:p>
-    <w:p>
-      <w:pPr>
-        <w:numPr>
-          <w:ilvl w:val="1"/>
-          <w:numId w:val="138"/>
-        </w:numPr>
-      </w:pPr>
-      <w:r>
-        <w:lastRenderedPageBreak/>
-        <w:t xml:space="preserve">Navigation </w:t>
-      </w:r>
-      <w:proofErr w:type="spellStart"/>
-      <w:r>
-        <w:t>behaviour</w:t>
-      </w:r>
-      <w:proofErr w:type="spellEnd"/>
-    </w:p>
-    <w:p>
-      <w:r>
-        <w:t>Verification and Follow-up</w:t>
-      </w:r>
-    </w:p>
-    <w:p>
-      <w:pPr>
-        <w:numPr>
-          <w:ilvl w:val="0"/>
-          <w:numId w:val="139"/>
-        </w:numPr>
-      </w:pPr>
-      <w:r>
-        <w:t>Verified the completed fixes with the team.</w:t>
-      </w:r>
-    </w:p>
-    <w:p>
-      <w:pPr>
-        <w:numPr>
-          <w:ilvl w:val="0"/>
-          <w:numId w:val="139"/>
-        </w:numPr>
-      </w:pPr>
-      <w:r>
-        <w:t>Reviewed which reported issues had been resolved and confirmed the current status of changes.</w:t>
-      </w:r>
-    </w:p>
-    <w:p/>
-    <w:p>
+        <w:t>Mac store doc update:</w:t>
+      </w:r>
+    </w:p>
+    <w:p>
+      <w:pPr>
+        <w:ind w:left="360"/>
+      </w:pPr>
+      <w:r>
+        <w:t xml:space="preserve">Completed documentation for </w:t>
+      </w:r>
       <w:r>
         <w:rPr>
           <w:b/>
           <w:bCs/>
         </w:rPr>
-        <w:t>Mac store doc update:</w:t>
+        <w:t>View All Available Products section (Homepage)</w:t>
+      </w:r>
+      <w:r>
+        <w:t>:</w:t>
+      </w:r>
+    </w:p>
+    <w:p>
+      <w:pPr>
+        <w:numPr>
+          <w:ilvl w:val="0"/>
+          <w:numId w:val="131"/>
+        </w:numPr>
+        <w:tabs>
+          <w:tab w:val="clear" w:pos="720"/>
+          <w:tab w:val="num" w:pos="1080"/>
+        </w:tabs>
+        <w:ind w:left="1080"/>
+      </w:pPr>
+      <w:r>
+        <w:t>Added Introduction.</w:t>
+      </w:r>
+    </w:p>
+    <w:p>
+      <w:pPr>
+        <w:numPr>
+          <w:ilvl w:val="0"/>
+          <w:numId w:val="131"/>
+        </w:numPr>
+        <w:tabs>
+          <w:tab w:val="clear" w:pos="720"/>
+          <w:tab w:val="num" w:pos="1080"/>
+        </w:tabs>
+        <w:ind w:left="1080"/>
+      </w:pPr>
+      <w:r>
+        <w:t>Documented System Workflow.</w:t>
+      </w:r>
+    </w:p>
+    <w:p>
+      <w:pPr>
+        <w:numPr>
+          <w:ilvl w:val="0"/>
+          <w:numId w:val="131"/>
+        </w:numPr>
+        <w:tabs>
+          <w:tab w:val="clear" w:pos="720"/>
+          <w:tab w:val="num" w:pos="1080"/>
+        </w:tabs>
+        <w:ind w:left="1080"/>
+      </w:pPr>
+      <w:r>
+        <w:t>Documented API usage:</w:t>
+      </w:r>
+    </w:p>
+    <w:p>
+      <w:pPr>
+        <w:numPr>
+          <w:ilvl w:val="1"/>
+          <w:numId w:val="131"/>
+        </w:numPr>
+        <w:tabs>
+          <w:tab w:val="clear" w:pos="1440"/>
+          <w:tab w:val="num" w:pos="1800"/>
+        </w:tabs>
+        <w:ind w:left="1800"/>
+      </w:pPr>
+      <w:r>
+        <w:t>GET /categories</w:t>
+      </w:r>
+    </w:p>
+    <w:p>
+      <w:pPr>
+        <w:numPr>
+          <w:ilvl w:val="0"/>
+          <w:numId w:val="131"/>
+        </w:numPr>
+        <w:tabs>
+          <w:tab w:val="clear" w:pos="720"/>
+          <w:tab w:val="num" w:pos="1080"/>
+        </w:tabs>
+        <w:ind w:left="1080"/>
+      </w:pPr>
+      <w:r>
+        <w:t xml:space="preserve">Added Error Handling and Fallback </w:t>
+      </w:r>
+      <w:proofErr w:type="spellStart"/>
+      <w:r>
+        <w:t>Behaviour</w:t>
+      </w:r>
+      <w:proofErr w:type="spellEnd"/>
+      <w:r>
+        <w:t>.</w:t>
       </w:r>
     </w:p>
     <w:p>
@@ -18079,7 +18178,7 @@
           <w:b/>
           <w:bCs/>
         </w:rPr>
-        <w:t>View All Available Products section (Homepage)</w:t>
+        <w:t>Limited Time Offer Section (Homepage)</w:t>
       </w:r>
       <w:r>
         <w:t>:</w:t>
@@ -18089,7 +18188,7 @@
       <w:pPr>
         <w:numPr>
           <w:ilvl w:val="0"/>
-          <w:numId w:val="131"/>
+          <w:numId w:val="132"/>
         </w:numPr>
         <w:tabs>
           <w:tab w:val="clear" w:pos="720"/>
@@ -18105,7 +18204,7 @@
       <w:pPr>
         <w:numPr>
           <w:ilvl w:val="0"/>
-          <w:numId w:val="131"/>
+          <w:numId w:val="132"/>
         </w:numPr>
         <w:tabs>
           <w:tab w:val="clear" w:pos="720"/>
@@ -18121,7 +18220,7 @@
       <w:pPr>
         <w:numPr>
           <w:ilvl w:val="0"/>
-          <w:numId w:val="131"/>
+          <w:numId w:val="132"/>
         </w:numPr>
         <w:tabs>
           <w:tab w:val="clear" w:pos="720"/>
@@ -18137,7 +18236,7 @@
       <w:pPr>
         <w:numPr>
           <w:ilvl w:val="1"/>
-          <w:numId w:val="131"/>
+          <w:numId w:val="132"/>
         </w:numPr>
         <w:tabs>
           <w:tab w:val="clear" w:pos="1440"/>
@@ -18146,14 +18245,14 @@
         <w:ind w:left="1800"/>
       </w:pPr>
       <w:r>
-        <w:t>GET /categories</w:t>
-      </w:r>
-    </w:p>
-    <w:p>
-      <w:pPr>
-        <w:numPr>
-          <w:ilvl w:val="0"/>
-          <w:numId w:val="131"/>
+        <w:t>GET /offers</w:t>
+      </w:r>
+    </w:p>
+    <w:p>
+      <w:pPr>
+        <w:numPr>
+          <w:ilvl w:val="0"/>
+          <w:numId w:val="132"/>
         </w:numPr>
         <w:tabs>
           <w:tab w:val="clear" w:pos="720"/>
@@ -18162,7 +18261,23 @@
         <w:ind w:left="1080"/>
       </w:pPr>
       <w:r>
-        <w:t xml:space="preserve">Added Error Handling and Fallback </w:t>
+        <w:t>Added Error Handling details.</w:t>
+      </w:r>
+    </w:p>
+    <w:p>
+      <w:pPr>
+        <w:numPr>
+          <w:ilvl w:val="0"/>
+          <w:numId w:val="132"/>
+        </w:numPr>
+        <w:tabs>
+          <w:tab w:val="clear" w:pos="720"/>
+          <w:tab w:val="num" w:pos="1080"/>
+        </w:tabs>
+        <w:ind w:left="1080"/>
+      </w:pPr>
+      <w:r>
+        <w:t xml:space="preserve">Documented Carousel </w:t>
       </w:r>
       <w:proofErr w:type="spellStart"/>
       <w:r>
@@ -18185,7 +18300,7 @@
           <w:b/>
           <w:bCs/>
         </w:rPr>
-        <w:t>Limited Time Offer Section (Homepage)</w:t>
+        <w:t>Featured Accessory Brand Section (Homepage)</w:t>
       </w:r>
       <w:r>
         <w:t>:</w:t>
@@ -18195,7 +18310,7 @@
       <w:pPr>
         <w:numPr>
           <w:ilvl w:val="0"/>
-          <w:numId w:val="132"/>
+          <w:numId w:val="133"/>
         </w:numPr>
         <w:tabs>
           <w:tab w:val="clear" w:pos="720"/>
@@ -18211,7 +18326,7 @@
       <w:pPr>
         <w:numPr>
           <w:ilvl w:val="0"/>
-          <w:numId w:val="132"/>
+          <w:numId w:val="133"/>
         </w:numPr>
         <w:tabs>
           <w:tab w:val="clear" w:pos="720"/>
@@ -18227,7 +18342,7 @@
       <w:pPr>
         <w:numPr>
           <w:ilvl w:val="0"/>
-          <w:numId w:val="132"/>
+          <w:numId w:val="133"/>
         </w:numPr>
         <w:tabs>
           <w:tab w:val="clear" w:pos="720"/>
@@ -18243,7 +18358,7 @@
       <w:pPr>
         <w:numPr>
           <w:ilvl w:val="1"/>
-          <w:numId w:val="132"/>
+          <w:numId w:val="133"/>
         </w:numPr>
         <w:tabs>
           <w:tab w:val="clear" w:pos="1440"/>
@@ -18252,14 +18367,14 @@
         <w:ind w:left="1800"/>
       </w:pPr>
       <w:r>
-        <w:t>GET /offers</w:t>
-      </w:r>
-    </w:p>
-    <w:p>
-      <w:pPr>
-        <w:numPr>
-          <w:ilvl w:val="0"/>
-          <w:numId w:val="132"/>
+        <w:t>GET /brands</w:t>
+      </w:r>
+    </w:p>
+    <w:p>
+      <w:pPr>
+        <w:numPr>
+          <w:ilvl w:val="0"/>
+          <w:numId w:val="133"/>
         </w:numPr>
         <w:tabs>
           <w:tab w:val="clear" w:pos="720"/>
@@ -18273,9 +18388,28 @@
     </w:p>
     <w:p>
       <w:pPr>
-        <w:numPr>
-          <w:ilvl w:val="0"/>
-          <w:numId w:val="132"/>
+        <w:ind w:left="360"/>
+      </w:pPr>
+      <w:r>
+        <w:lastRenderedPageBreak/>
+        <w:t xml:space="preserve">Completed analysis and documentation preparation for </w:t>
+      </w:r>
+      <w:r>
+        <w:rPr>
+          <w:b/>
+          <w:bCs/>
+        </w:rPr>
+        <w:t>Best Sellers Section (Homepage)</w:t>
+      </w:r>
+      <w:r>
+        <w:t>:</w:t>
+      </w:r>
+    </w:p>
+    <w:p>
+      <w:pPr>
+        <w:numPr>
+          <w:ilvl w:val="0"/>
+          <w:numId w:val="134"/>
         </w:numPr>
         <w:tabs>
           <w:tab w:val="clear" w:pos="720"/>
@@ -18284,30 +18418,90 @@
         <w:ind w:left="1080"/>
       </w:pPr>
       <w:r>
-        <w:t xml:space="preserve">Documented Carousel </w:t>
-      </w:r>
-      <w:proofErr w:type="spellStart"/>
-      <w:r>
-        <w:t>Behaviour</w:t>
-      </w:r>
-      <w:proofErr w:type="spellEnd"/>
-      <w:r>
-        <w:t>.</w:t>
+        <w:t>Added Introduction.</w:t>
+      </w:r>
+    </w:p>
+    <w:p>
+      <w:pPr>
+        <w:numPr>
+          <w:ilvl w:val="0"/>
+          <w:numId w:val="134"/>
+        </w:numPr>
+        <w:tabs>
+          <w:tab w:val="clear" w:pos="720"/>
+          <w:tab w:val="num" w:pos="1080"/>
+        </w:tabs>
+        <w:ind w:left="1080"/>
+      </w:pPr>
+      <w:r>
+        <w:t>Documented System Workflow.</w:t>
+      </w:r>
+    </w:p>
+    <w:p>
+      <w:pPr>
+        <w:numPr>
+          <w:ilvl w:val="0"/>
+          <w:numId w:val="134"/>
+        </w:numPr>
+        <w:tabs>
+          <w:tab w:val="clear" w:pos="720"/>
+          <w:tab w:val="num" w:pos="1080"/>
+        </w:tabs>
+        <w:ind w:left="1080"/>
+      </w:pPr>
+      <w:r>
+        <w:t>Documented Tab Switching Workflow.</w:t>
+      </w:r>
+    </w:p>
+    <w:p>
+      <w:pPr>
+        <w:numPr>
+          <w:ilvl w:val="0"/>
+          <w:numId w:val="134"/>
+        </w:numPr>
+        <w:tabs>
+          <w:tab w:val="clear" w:pos="720"/>
+          <w:tab w:val="num" w:pos="1080"/>
+        </w:tabs>
+        <w:ind w:left="1080"/>
+      </w:pPr>
+      <w:r>
+        <w:t>Documented API usage:</w:t>
+      </w:r>
+    </w:p>
+    <w:p>
+      <w:pPr>
+        <w:numPr>
+          <w:ilvl w:val="1"/>
+          <w:numId w:val="134"/>
+        </w:numPr>
+        <w:tabs>
+          <w:tab w:val="clear" w:pos="1440"/>
+          <w:tab w:val="num" w:pos="1800"/>
+        </w:tabs>
+        <w:ind w:left="1800"/>
+      </w:pPr>
+      <w:r>
+        <w:t>GET /products</w:t>
       </w:r>
     </w:p>
     <w:p>
       <w:pPr>
         <w:ind w:left="360"/>
       </w:pPr>
-      <w:r>
-        <w:t xml:space="preserve">Completed documentation for </w:t>
-      </w:r>
       <w:r>
         <w:rPr>
           <w:b/>
           <w:bCs/>
         </w:rPr>
-        <w:t>Featured Accessory Brand Section (Homepage)</w:t>
+        <w:t xml:space="preserve">Completed </w:t>
+      </w:r>
+      <w:r>
+        <w:rPr>
+          <w:b/>
+          <w:bCs/>
+        </w:rPr>
+        <w:t>Collection Filtering Module (Product Page)</w:t>
       </w:r>
       <w:r>
         <w:t>:</w:t>
@@ -18317,7 +18511,7 @@
       <w:pPr>
         <w:numPr>
           <w:ilvl w:val="0"/>
-          <w:numId w:val="133"/>
+          <w:numId w:val="135"/>
         </w:numPr>
         <w:tabs>
           <w:tab w:val="clear" w:pos="720"/>
@@ -18333,7 +18527,7 @@
       <w:pPr>
         <w:numPr>
           <w:ilvl w:val="0"/>
-          <w:numId w:val="133"/>
+          <w:numId w:val="135"/>
         </w:numPr>
         <w:tabs>
           <w:tab w:val="clear" w:pos="720"/>
@@ -18349,7 +18543,7 @@
       <w:pPr>
         <w:numPr>
           <w:ilvl w:val="0"/>
-          <w:numId w:val="133"/>
+          <w:numId w:val="135"/>
         </w:numPr>
         <w:tabs>
           <w:tab w:val="clear" w:pos="720"/>
@@ -18358,14 +18552,38 @@
         <w:ind w:left="1080"/>
       </w:pPr>
       <w:r>
-        <w:t>Documented API usage:</w:t>
+        <w:t>Documented Filter Parameters.</w:t>
+      </w:r>
+    </w:p>
+    <w:p>
+      <w:pPr>
+        <w:numPr>
+          <w:ilvl w:val="0"/>
+          <w:numId w:val="135"/>
+        </w:numPr>
+        <w:tabs>
+          <w:tab w:val="clear" w:pos="720"/>
+          <w:tab w:val="num" w:pos="1080"/>
+        </w:tabs>
+        <w:ind w:left="1080"/>
+      </w:pPr>
+      <w:r>
+        <w:t xml:space="preserve">Documented Filter </w:t>
+      </w:r>
+      <w:proofErr w:type="spellStart"/>
+      <w:r>
+        <w:t>Behaviour</w:t>
+      </w:r>
+      <w:proofErr w:type="spellEnd"/>
+      <w:r>
+        <w:t>:</w:t>
       </w:r>
     </w:p>
     <w:p>
       <w:pPr>
         <w:numPr>
           <w:ilvl w:val="1"/>
-          <w:numId w:val="133"/>
+          <w:numId w:val="135"/>
         </w:numPr>
         <w:tabs>
           <w:tab w:val="clear" w:pos="1440"/>
@@ -18374,280 +18592,288 @@
         <w:ind w:left="1800"/>
       </w:pPr>
       <w:r>
-        <w:t>GET /brands</w:t>
-      </w:r>
-    </w:p>
-    <w:p>
-      <w:pPr>
-        <w:numPr>
-          <w:ilvl w:val="0"/>
-          <w:numId w:val="133"/>
-        </w:numPr>
-        <w:tabs>
-          <w:tab w:val="clear" w:pos="720"/>
-          <w:tab w:val="num" w:pos="1080"/>
-        </w:tabs>
-        <w:ind w:left="1080"/>
-      </w:pPr>
-      <w:r>
-        <w:t>Added Error Handling details.</w:t>
-      </w:r>
-    </w:p>
-    <w:p>
-      <w:pPr>
-        <w:ind w:left="360"/>
-      </w:pPr>
-      <w:r>
+        <w:t>Stock Filter</w:t>
+      </w:r>
+    </w:p>
+    <w:p>
+      <w:pPr>
+        <w:numPr>
+          <w:ilvl w:val="1"/>
+          <w:numId w:val="135"/>
+        </w:numPr>
+        <w:tabs>
+          <w:tab w:val="clear" w:pos="1440"/>
+          <w:tab w:val="num" w:pos="1800"/>
+        </w:tabs>
+        <w:ind w:left="1800"/>
+      </w:pPr>
+      <w:r>
+        <w:t>Price Range Filter</w:t>
+      </w:r>
+    </w:p>
+    <w:p>
+      <w:pPr>
+        <w:numPr>
+          <w:ilvl w:val="1"/>
+          <w:numId w:val="135"/>
+        </w:numPr>
+        <w:tabs>
+          <w:tab w:val="clear" w:pos="1440"/>
+          <w:tab w:val="num" w:pos="1800"/>
+        </w:tabs>
+        <w:ind w:left="1800"/>
+      </w:pPr>
+      <w:r>
+        <w:t>Sorting</w:t>
+      </w:r>
+    </w:p>
+    <w:p>
+      <w:pPr>
+        <w:numPr>
+          <w:ilvl w:val="1"/>
+          <w:numId w:val="135"/>
+        </w:numPr>
+        <w:tabs>
+          <w:tab w:val="clear" w:pos="1440"/>
+          <w:tab w:val="num" w:pos="1800"/>
+        </w:tabs>
+        <w:ind w:left="1800"/>
+      </w:pPr>
+      <w:r>
+        <w:t>Subcategory Filter</w:t>
+      </w:r>
+    </w:p>
+    <w:p>
+      <w:r>
+        <w:br w:type="page"/>
+      </w:r>
+    </w:p>
+    <w:p>
+      <w:pPr>
+        <w:pStyle w:val="Heading1"/>
+      </w:pPr>
+      <w:r>
+        <w:rPr>
+          <w:highlight w:val="yellow"/>
+        </w:rPr>
         <w:lastRenderedPageBreak/>
-        <w:t xml:space="preserve">Completed analysis and documentation preparation for </w:t>
-      </w:r>
-      <w:r>
+        <w:t xml:space="preserve">July 14 2026 login: 9:02 AM </w:t>
+      </w:r>
+      <w:proofErr w:type="gramStart"/>
+      <w:r>
+        <w:rPr>
+          <w:highlight w:val="yellow"/>
+        </w:rPr>
+        <w:t>logout:5:00</w:t>
+      </w:r>
+      <w:proofErr w:type="gramEnd"/>
+      <w:r>
+        <w:rPr>
+          <w:highlight w:val="yellow"/>
+        </w:rPr>
+        <w:t xml:space="preserve"> PM Tuesday:</w:t>
+      </w:r>
+    </w:p>
+    <w:p>
+      <w:pPr>
         <w:rPr>
           <w:b/>
           <w:bCs/>
         </w:rPr>
-        <w:t>Best Sellers Section (Homepage)</w:t>
-      </w:r>
-      <w:r>
-        <w:t>:</w:t>
-      </w:r>
-    </w:p>
-    <w:p>
-      <w:pPr>
-        <w:numPr>
-          <w:ilvl w:val="0"/>
-          <w:numId w:val="134"/>
-        </w:numPr>
-        <w:tabs>
-          <w:tab w:val="clear" w:pos="720"/>
-          <w:tab w:val="num" w:pos="1080"/>
-        </w:tabs>
-        <w:ind w:left="1080"/>
-      </w:pPr>
-      <w:r>
-        <w:t>Added Introduction.</w:t>
-      </w:r>
-    </w:p>
-    <w:p>
-      <w:pPr>
-        <w:numPr>
-          <w:ilvl w:val="0"/>
-          <w:numId w:val="134"/>
-        </w:numPr>
-        <w:tabs>
-          <w:tab w:val="clear" w:pos="720"/>
-          <w:tab w:val="num" w:pos="1080"/>
-        </w:tabs>
-        <w:ind w:left="1080"/>
-      </w:pPr>
-      <w:r>
-        <w:t>Documented System Workflow.</w:t>
-      </w:r>
-    </w:p>
-    <w:p>
-      <w:pPr>
-        <w:numPr>
-          <w:ilvl w:val="0"/>
-          <w:numId w:val="134"/>
-        </w:numPr>
-        <w:tabs>
-          <w:tab w:val="clear" w:pos="720"/>
-          <w:tab w:val="num" w:pos="1080"/>
-        </w:tabs>
-        <w:ind w:left="1080"/>
-      </w:pPr>
-      <w:r>
-        <w:t>Documented Tab Switching Workflow.</w:t>
-      </w:r>
-    </w:p>
-    <w:p>
-      <w:pPr>
-        <w:numPr>
-          <w:ilvl w:val="0"/>
-          <w:numId w:val="134"/>
-        </w:numPr>
-        <w:tabs>
-          <w:tab w:val="clear" w:pos="720"/>
-          <w:tab w:val="num" w:pos="1080"/>
-        </w:tabs>
-        <w:ind w:left="1080"/>
-      </w:pPr>
-      <w:r>
-        <w:t>Documented API usage:</w:t>
-      </w:r>
-    </w:p>
-    <w:p>
-      <w:pPr>
-        <w:numPr>
-          <w:ilvl w:val="1"/>
-          <w:numId w:val="134"/>
-        </w:numPr>
-        <w:tabs>
-          <w:tab w:val="clear" w:pos="1440"/>
-          <w:tab w:val="num" w:pos="1800"/>
-        </w:tabs>
-        <w:ind w:left="1800"/>
-      </w:pPr>
-      <w:r>
-        <w:t>GET /products</w:t>
-      </w:r>
-    </w:p>
-    <w:p>
-      <w:pPr>
-        <w:ind w:left="360"/>
-      </w:pPr>
+      </w:pPr>
+      <w:proofErr w:type="spellStart"/>
       <w:r>
         <w:rPr>
           <w:b/>
           <w:bCs/>
         </w:rPr>
-        <w:t xml:space="preserve">Completed </w:t>
+        <w:t>M</w:t>
       </w:r>
       <w:r>
         <w:rPr>
           <w:b/>
           <w:bCs/>
         </w:rPr>
-        <w:t>Collection Filtering Module (Product Page)</w:t>
-      </w:r>
-      <w:r>
+        <w:t>acstore</w:t>
+      </w:r>
+      <w:proofErr w:type="spellEnd"/>
+      <w:r>
+        <w:rPr>
+          <w:b/>
+          <w:bCs/>
+        </w:rPr>
+        <w:t xml:space="preserve"> QA Bugs Fix</w:t>
+      </w:r>
+      <w:r>
+        <w:rPr>
+          <w:b/>
+          <w:bCs/>
+        </w:rPr>
         <w:t>:</w:t>
       </w:r>
     </w:p>
     <w:p>
       <w:pPr>
-        <w:numPr>
-          <w:ilvl w:val="0"/>
-          <w:numId w:val="135"/>
-        </w:numPr>
-        <w:tabs>
-          <w:tab w:val="clear" w:pos="720"/>
-          <w:tab w:val="num" w:pos="1080"/>
-        </w:tabs>
-        <w:ind w:left="1080"/>
-      </w:pPr>
-      <w:r>
-        <w:t>Added Introduction.</w:t>
-      </w:r>
-    </w:p>
-    <w:p>
-      <w:pPr>
-        <w:numPr>
-          <w:ilvl w:val="0"/>
-          <w:numId w:val="135"/>
-        </w:numPr>
-        <w:tabs>
-          <w:tab w:val="clear" w:pos="720"/>
-          <w:tab w:val="num" w:pos="1080"/>
-        </w:tabs>
-        <w:ind w:left="1080"/>
-      </w:pPr>
-      <w:r>
-        <w:t>Documented System Workflow.</w:t>
-      </w:r>
-    </w:p>
-    <w:p>
-      <w:pPr>
-        <w:numPr>
-          <w:ilvl w:val="0"/>
-          <w:numId w:val="135"/>
-        </w:numPr>
-        <w:tabs>
-          <w:tab w:val="clear" w:pos="720"/>
-          <w:tab w:val="num" w:pos="1080"/>
-        </w:tabs>
-        <w:ind w:left="1080"/>
-      </w:pPr>
-      <w:r>
-        <w:t>Documented Filter Parameters.</w:t>
-      </w:r>
-    </w:p>
-    <w:p>
-      <w:pPr>
-        <w:numPr>
-          <w:ilvl w:val="0"/>
-          <w:numId w:val="135"/>
-        </w:numPr>
-        <w:tabs>
-          <w:tab w:val="clear" w:pos="720"/>
-          <w:tab w:val="num" w:pos="1080"/>
-        </w:tabs>
-        <w:ind w:left="1080"/>
-      </w:pPr>
-      <w:r>
-        <w:t xml:space="preserve">Documented Filter </w:t>
+        <w:pStyle w:val="ListParagraph"/>
+        <w:numPr>
+          <w:ilvl w:val="0"/>
+          <w:numId w:val="113"/>
+        </w:numPr>
+      </w:pPr>
+      <w:r>
+        <w:t xml:space="preserve">Fixed cart drawer overlapping issue by adjusting UI stacking behavior and ensuring floating widgets do not interfere with the cart experience. </w:t>
+      </w:r>
+      <w:r>
+        <w:t xml:space="preserve"> [QA Bug id: TC142, TC203]</w:t>
+      </w:r>
+    </w:p>
+    <w:p>
+      <w:pPr>
+        <w:pStyle w:val="ListParagraph"/>
+        <w:numPr>
+          <w:ilvl w:val="0"/>
+          <w:numId w:val="113"/>
+        </w:numPr>
+      </w:pPr>
+      <w:r>
+        <w:t>Updated support FAB visibility handling so chat/WhatsApp buttons hide when the cart drawer is open, preventing interaction conflicts.</w:t>
+      </w:r>
+      <w:r>
+        <w:t xml:space="preserve"> [QA Bug id: TC143, TC204]</w:t>
+      </w:r>
+    </w:p>
+    <w:p>
+      <w:pPr>
+        <w:pStyle w:val="ListParagraph"/>
+        <w:numPr>
+          <w:ilvl w:val="0"/>
+          <w:numId w:val="113"/>
+        </w:numPr>
+      </w:pPr>
+      <w:r>
+        <w:t>Basic CSS fix popup center in the mobile devices [QA Bug id: TC198]</w:t>
+      </w:r>
+    </w:p>
+    <w:p>
+      <w:r>
+        <w:t xml:space="preserve">Assisted </w:t>
       </w:r>
       <w:proofErr w:type="spellStart"/>
       <w:r>
-        <w:t>Behaviour</w:t>
+        <w:t>Susmita</w:t>
       </w:r>
       <w:proofErr w:type="spellEnd"/>
       <w:r>
+        <w:t xml:space="preserve"> (new intern) with in-depth JavaScript concepts and Git workflow</w:t>
+      </w:r>
+      <w:r>
+        <w:t>.</w:t>
+      </w:r>
+    </w:p>
+    <w:p>
+      <w:r>
+        <w:t>Talk and discussion with founder sir and senior for new requirements.</w:t>
+      </w:r>
+    </w:p>
+    <w:p>
+      <w:pPr>
+        <w:rPr>
+          <w:b/>
+          <w:bCs/>
+        </w:rPr>
+      </w:pPr>
+      <w:r>
+        <w:rPr>
+          <w:b/>
+          <w:bCs/>
+        </w:rPr>
+        <w:t>Mac Document:</w:t>
+      </w:r>
+    </w:p>
+    <w:p>
+      <w:pPr>
+        <w:pStyle w:val="ListParagraph"/>
+        <w:numPr>
+          <w:ilvl w:val="0"/>
+          <w:numId w:val="140"/>
+        </w:numPr>
+      </w:pPr>
+      <w:r>
+        <w:rPr>
+          <w:b/>
+          <w:bCs/>
+        </w:rPr>
+        <w:t>Tested and documented the Contact Us module</w:t>
+      </w:r>
+      <w:r>
+        <w:t>, including backend API integration, client-side validation, form submission workflow, loading and notification behavior, admin contact management, store information display, and unique email submission constraints.</w:t>
+      </w:r>
+    </w:p>
+    <w:p>
+      <w:r>
+        <w:br w:type="page"/>
+      </w:r>
+    </w:p>
+    <w:p>
+      <w:pPr>
+        <w:pStyle w:val="Heading1"/>
+      </w:pPr>
+      <w:r>
+        <w:rPr>
+          <w:highlight w:val="yellow"/>
+        </w:rPr>
+        <w:lastRenderedPageBreak/>
+        <w:t>July 1</w:t>
+      </w:r>
+      <w:r>
+        <w:rPr>
+          <w:highlight w:val="yellow"/>
+        </w:rPr>
+        <w:t>5</w:t>
+      </w:r>
+      <w:r>
+        <w:rPr>
+          <w:highlight w:val="yellow"/>
+        </w:rPr>
+        <w:t xml:space="preserve"> 2026 login: </w:t>
+      </w:r>
+      <w:r>
+        <w:rPr>
+          <w:highlight w:val="yellow"/>
+        </w:rPr>
+        <w:t>8</w:t>
+      </w:r>
+      <w:r>
+        <w:rPr>
+          <w:highlight w:val="yellow"/>
+        </w:rPr>
         <w:t>:</w:t>
       </w:r>
-    </w:p>
-    <w:p>
-      <w:pPr>
-        <w:numPr>
-          <w:ilvl w:val="1"/>
-          <w:numId w:val="135"/>
-        </w:numPr>
-        <w:tabs>
-          <w:tab w:val="clear" w:pos="1440"/>
-          <w:tab w:val="num" w:pos="1800"/>
-        </w:tabs>
-        <w:ind w:left="1800"/>
-      </w:pPr>
-      <w:r>
-        <w:t>Stock Filter</w:t>
-      </w:r>
-    </w:p>
-    <w:p>
-      <w:pPr>
-        <w:numPr>
-          <w:ilvl w:val="1"/>
-          <w:numId w:val="135"/>
-        </w:numPr>
-        <w:tabs>
-          <w:tab w:val="clear" w:pos="1440"/>
-          <w:tab w:val="num" w:pos="1800"/>
-        </w:tabs>
-        <w:ind w:left="1800"/>
-      </w:pPr>
-      <w:r>
-        <w:t>Price Range Filter</w:t>
-      </w:r>
-    </w:p>
-    <w:p>
-      <w:pPr>
-        <w:numPr>
-          <w:ilvl w:val="1"/>
-          <w:numId w:val="135"/>
-        </w:numPr>
-        <w:tabs>
-          <w:tab w:val="clear" w:pos="1440"/>
-          <w:tab w:val="num" w:pos="1800"/>
-        </w:tabs>
-        <w:ind w:left="1800"/>
-      </w:pPr>
-      <w:r>
-        <w:t>Sorting</w:t>
-      </w:r>
-    </w:p>
-    <w:p>
-      <w:pPr>
-        <w:numPr>
-          <w:ilvl w:val="1"/>
-          <w:numId w:val="135"/>
-        </w:numPr>
-        <w:tabs>
-          <w:tab w:val="clear" w:pos="1440"/>
-          <w:tab w:val="num" w:pos="1800"/>
-        </w:tabs>
-        <w:ind w:left="1800"/>
-      </w:pPr>
-      <w:r>
-        <w:t>Subcategory Filter</w:t>
+      <w:r>
+        <w:rPr>
+          <w:highlight w:val="yellow"/>
+        </w:rPr>
+        <w:t>40</w:t>
+      </w:r>
+      <w:r>
+        <w:rPr>
+          <w:highlight w:val="yellow"/>
+        </w:rPr>
+        <w:t xml:space="preserve"> AM </w:t>
+      </w:r>
+      <w:proofErr w:type="gramStart"/>
+      <w:r>
+        <w:rPr>
+          <w:highlight w:val="yellow"/>
+        </w:rPr>
+        <w:t>logout:5:00</w:t>
+      </w:r>
+      <w:proofErr w:type="gramEnd"/>
+      <w:r>
+        <w:rPr>
+          <w:highlight w:val="yellow"/>
+        </w:rPr>
+        <w:t xml:space="preserve"> PM Tuesday:</w:t>
       </w:r>
     </w:p>
     <w:p/>
@@ -25684,7 +25910,7 @@
   <w:abstractNum w:abstractNumId="50" w15:restartNumberingAfterBreak="0">
     <w:nsid w:val="2D84547E"/>
     <w:multiLevelType w:val="hybridMultilevel"/>
-    <w:tmpl w:val="514C57C2"/>
+    <w:tmpl w:val="04404AE4"/>
     <w:lvl w:ilvl="0" w:tplc="04090001">
       <w:start w:val="1"/>
       <w:numFmt w:val="bullet"/>
@@ -35091,6 +35317,119 @@
     </w:lvl>
   </w:abstractNum>
   <w:abstractNum w:abstractNumId="118" w15:restartNumberingAfterBreak="0">
+    <w:nsid w:val="7093112F"/>
+    <w:multiLevelType w:val="hybridMultilevel"/>
+    <w:tmpl w:val="BB7AD70A"/>
+    <w:lvl w:ilvl="0" w:tplc="04090001">
+      <w:start w:val="1"/>
+      <w:numFmt w:val="bullet"/>
+      <w:lvlText w:val=""/>
+      <w:lvlJc w:val="left"/>
+      <w:pPr>
+        <w:ind w:left="720" w:hanging="360"/>
+      </w:pPr>
+      <w:rPr>
+        <w:rFonts w:ascii="Symbol" w:hAnsi="Symbol" w:hint="default"/>
+      </w:rPr>
+    </w:lvl>
+    <w:lvl w:ilvl="1" w:tplc="04090003" w:tentative="1">
+      <w:start w:val="1"/>
+      <w:numFmt w:val="bullet"/>
+      <w:lvlText w:val="o"/>
+      <w:lvlJc w:val="left"/>
+      <w:pPr>
+        <w:ind w:left="1440" w:hanging="360"/>
+      </w:pPr>
+      <w:rPr>
+        <w:rFonts w:ascii="Courier New" w:hAnsi="Courier New" w:cs="Courier New" w:hint="default"/>
+      </w:rPr>
+    </w:lvl>
+    <w:lvl w:ilvl="2" w:tplc="04090005" w:tentative="1">
+      <w:start w:val="1"/>
+      <w:numFmt w:val="bullet"/>
+      <w:lvlText w:val=""/>
+      <w:lvlJc w:val="left"/>
+      <w:pPr>
+        <w:ind w:left="2160" w:hanging="360"/>
+      </w:pPr>
+      <w:rPr>
+        <w:rFonts w:ascii="Wingdings" w:hAnsi="Wingdings" w:hint="default"/>
+      </w:rPr>
+    </w:lvl>
+    <w:lvl w:ilvl="3" w:tplc="04090001" w:tentative="1">
+      <w:start w:val="1"/>
+      <w:numFmt w:val="bullet"/>
+      <w:lvlText w:val=""/>
+      <w:lvlJc w:val="left"/>
+      <w:pPr>
+        <w:ind w:left="2880" w:hanging="360"/>
+      </w:pPr>
+      <w:rPr>
+        <w:rFonts w:ascii="Symbol" w:hAnsi="Symbol" w:hint="default"/>
+      </w:rPr>
+    </w:lvl>
+    <w:lvl w:ilvl="4" w:tplc="04090003" w:tentative="1">
+      <w:start w:val="1"/>
+      <w:numFmt w:val="bullet"/>
+      <w:lvlText w:val="o"/>
+      <w:lvlJc w:val="left"/>
+      <w:pPr>
+        <w:ind w:left="3600" w:hanging="360"/>
+      </w:pPr>
+      <w:rPr>
+        <w:rFonts w:ascii="Courier New" w:hAnsi="Courier New" w:cs="Courier New" w:hint="default"/>
+      </w:rPr>
+    </w:lvl>
+    <w:lvl w:ilvl="5" w:tplc="04090005" w:tentative="1">
+      <w:start w:val="1"/>
+      <w:numFmt w:val="bullet"/>
+      <w:lvlText w:val=""/>
+      <w:lvlJc w:val="left"/>
+      <w:pPr>
+        <w:ind w:left="4320" w:hanging="360"/>
+      </w:pPr>
+      <w:rPr>
+        <w:rFonts w:ascii="Wingdings" w:hAnsi="Wingdings" w:hint="default"/>
+      </w:rPr>
+    </w:lvl>
+    <w:lvl w:ilvl="6" w:tplc="04090001" w:tentative="1">
+      <w:start w:val="1"/>
+      <w:numFmt w:val="bullet"/>
+      <w:lvlText w:val=""/>
+      <w:lvlJc w:val="left"/>
+      <w:pPr>
+        <w:ind w:left="5040" w:hanging="360"/>
+      </w:pPr>
+      <w:rPr>
+        <w:rFonts w:ascii="Symbol" w:hAnsi="Symbol" w:hint="default"/>
+      </w:rPr>
+    </w:lvl>
+    <w:lvl w:ilvl="7" w:tplc="04090003" w:tentative="1">
+      <w:start w:val="1"/>
+      <w:numFmt w:val="bullet"/>
+      <w:lvlText w:val="o"/>
+      <w:lvlJc w:val="left"/>
+      <w:pPr>
+        <w:ind w:left="5760" w:hanging="360"/>
+      </w:pPr>
+      <w:rPr>
+        <w:rFonts w:ascii="Courier New" w:hAnsi="Courier New" w:cs="Courier New" w:hint="default"/>
+      </w:rPr>
+    </w:lvl>
+    <w:lvl w:ilvl="8" w:tplc="04090005" w:tentative="1">
+      <w:start w:val="1"/>
+      <w:numFmt w:val="bullet"/>
+      <w:lvlText w:val=""/>
+      <w:lvlJc w:val="left"/>
+      <w:pPr>
+        <w:ind w:left="6480" w:hanging="360"/>
+      </w:pPr>
+      <w:rPr>
+        <w:rFonts w:ascii="Wingdings" w:hAnsi="Wingdings" w:hint="default"/>
+      </w:rPr>
+    </w:lvl>
+  </w:abstractNum>
+  <w:abstractNum w:abstractNumId="119" w15:restartNumberingAfterBreak="0">
     <w:nsid w:val="71B866B8"/>
     <w:multiLevelType w:val="multilevel"/>
     <w:tmpl w:val="D6A61A68"/>
@@ -35239,7 +35578,7 @@
       </w:rPr>
     </w:lvl>
   </w:abstractNum>
-  <w:abstractNum w:abstractNumId="119" w15:restartNumberingAfterBreak="0">
+  <w:abstractNum w:abstractNumId="120" w15:restartNumberingAfterBreak="0">
     <w:nsid w:val="71FE7096"/>
     <w:multiLevelType w:val="multilevel"/>
     <w:tmpl w:val="DB9A52BE"/>
@@ -35388,7 +35727,7 @@
       </w:rPr>
     </w:lvl>
   </w:abstractNum>
-  <w:abstractNum w:abstractNumId="120" w15:restartNumberingAfterBreak="0">
+  <w:abstractNum w:abstractNumId="121" w15:restartNumberingAfterBreak="0">
     <w:nsid w:val="72601284"/>
     <w:multiLevelType w:val="hybridMultilevel"/>
     <w:tmpl w:val="19AC3094"/>
@@ -35501,7 +35840,7 @@
       </w:rPr>
     </w:lvl>
   </w:abstractNum>
-  <w:abstractNum w:abstractNumId="121" w15:restartNumberingAfterBreak="0">
+  <w:abstractNum w:abstractNumId="122" w15:restartNumberingAfterBreak="0">
     <w:nsid w:val="74D4408F"/>
     <w:multiLevelType w:val="multilevel"/>
     <w:tmpl w:val="C854DE4A"/>
@@ -35650,7 +35989,7 @@
       </w:rPr>
     </w:lvl>
   </w:abstractNum>
-  <w:abstractNum w:abstractNumId="122" w15:restartNumberingAfterBreak="0">
+  <w:abstractNum w:abstractNumId="123" w15:restartNumberingAfterBreak="0">
     <w:nsid w:val="75854F38"/>
     <w:multiLevelType w:val="multilevel"/>
     <w:tmpl w:val="D5CED040"/>
@@ -35799,7 +36138,7 @@
       </w:rPr>
     </w:lvl>
   </w:abstractNum>
-  <w:abstractNum w:abstractNumId="123" w15:restartNumberingAfterBreak="0">
+  <w:abstractNum w:abstractNumId="124" w15:restartNumberingAfterBreak="0">
     <w:nsid w:val="758D06DE"/>
     <w:multiLevelType w:val="multilevel"/>
     <w:tmpl w:val="E59ACD4A"/>
@@ -35948,7 +36287,7 @@
       </w:rPr>
     </w:lvl>
   </w:abstractNum>
-  <w:abstractNum w:abstractNumId="124" w15:restartNumberingAfterBreak="0">
+  <w:abstractNum w:abstractNumId="125" w15:restartNumberingAfterBreak="0">
     <w:nsid w:val="761A133C"/>
     <w:multiLevelType w:val="multilevel"/>
     <w:tmpl w:val="0F382862"/>
@@ -36097,7 +36436,7 @@
       </w:rPr>
     </w:lvl>
   </w:abstractNum>
-  <w:abstractNum w:abstractNumId="125" w15:restartNumberingAfterBreak="0">
+  <w:abstractNum w:abstractNumId="126" w15:restartNumberingAfterBreak="0">
     <w:nsid w:val="76A27D4F"/>
     <w:multiLevelType w:val="multilevel"/>
     <w:tmpl w:val="1D745170"/>
@@ -36246,7 +36585,7 @@
       </w:rPr>
     </w:lvl>
   </w:abstractNum>
-  <w:abstractNum w:abstractNumId="126" w15:restartNumberingAfterBreak="0">
+  <w:abstractNum w:abstractNumId="127" w15:restartNumberingAfterBreak="0">
     <w:nsid w:val="778B709D"/>
     <w:multiLevelType w:val="multilevel"/>
     <w:tmpl w:val="E59ACD4A"/>
@@ -36395,7 +36734,7 @@
       </w:rPr>
     </w:lvl>
   </w:abstractNum>
-  <w:abstractNum w:abstractNumId="127" w15:restartNumberingAfterBreak="0">
+  <w:abstractNum w:abstractNumId="128" w15:restartNumberingAfterBreak="0">
     <w:nsid w:val="7951752B"/>
     <w:multiLevelType w:val="multilevel"/>
     <w:tmpl w:val="E59ACD4A"/>
@@ -36544,7 +36883,7 @@
       </w:rPr>
     </w:lvl>
   </w:abstractNum>
-  <w:abstractNum w:abstractNumId="128" w15:restartNumberingAfterBreak="0">
+  <w:abstractNum w:abstractNumId="129" w15:restartNumberingAfterBreak="0">
     <w:nsid w:val="796D1793"/>
     <w:multiLevelType w:val="hybridMultilevel"/>
     <w:tmpl w:val="2938CC24"/>
@@ -36657,7 +36996,7 @@
       </w:rPr>
     </w:lvl>
   </w:abstractNum>
-  <w:abstractNum w:abstractNumId="129" w15:restartNumberingAfterBreak="0">
+  <w:abstractNum w:abstractNumId="130" w15:restartNumberingAfterBreak="0">
     <w:nsid w:val="7A0A2BF8"/>
     <w:multiLevelType w:val="multilevel"/>
     <w:tmpl w:val="139229D4"/>
@@ -36806,7 +37145,7 @@
       </w:rPr>
     </w:lvl>
   </w:abstractNum>
-  <w:abstractNum w:abstractNumId="130" w15:restartNumberingAfterBreak="0">
+  <w:abstractNum w:abstractNumId="131" w15:restartNumberingAfterBreak="0">
     <w:nsid w:val="7A251DB5"/>
     <w:multiLevelType w:val="multilevel"/>
     <w:tmpl w:val="A60243AE"/>
@@ -36955,7 +37294,7 @@
       </w:rPr>
     </w:lvl>
   </w:abstractNum>
-  <w:abstractNum w:abstractNumId="131" w15:restartNumberingAfterBreak="0">
+  <w:abstractNum w:abstractNumId="132" w15:restartNumberingAfterBreak="0">
     <w:nsid w:val="7A2B27BF"/>
     <w:multiLevelType w:val="hybridMultilevel"/>
     <w:tmpl w:val="1B6C6C7E"/>
@@ -37068,7 +37407,7 @@
       </w:rPr>
     </w:lvl>
   </w:abstractNum>
-  <w:abstractNum w:abstractNumId="132" w15:restartNumberingAfterBreak="0">
+  <w:abstractNum w:abstractNumId="133" w15:restartNumberingAfterBreak="0">
     <w:nsid w:val="7AB96056"/>
     <w:multiLevelType w:val="multilevel"/>
     <w:tmpl w:val="1166B45A"/>
@@ -37217,7 +37556,7 @@
       </w:rPr>
     </w:lvl>
   </w:abstractNum>
-  <w:abstractNum w:abstractNumId="133" w15:restartNumberingAfterBreak="0">
+  <w:abstractNum w:abstractNumId="134" w15:restartNumberingAfterBreak="0">
     <w:nsid w:val="7BF40956"/>
     <w:multiLevelType w:val="multilevel"/>
     <w:tmpl w:val="B7D87A94"/>
@@ -37366,7 +37705,7 @@
       </w:rPr>
     </w:lvl>
   </w:abstractNum>
-  <w:abstractNum w:abstractNumId="134" w15:restartNumberingAfterBreak="0">
+  <w:abstractNum w:abstractNumId="135" w15:restartNumberingAfterBreak="0">
     <w:nsid w:val="7C6F0D89"/>
     <w:multiLevelType w:val="multilevel"/>
     <w:tmpl w:val="F3E8C6DA"/>
@@ -37515,7 +37854,7 @@
       </w:rPr>
     </w:lvl>
   </w:abstractNum>
-  <w:abstractNum w:abstractNumId="135" w15:restartNumberingAfterBreak="0">
+  <w:abstractNum w:abstractNumId="136" w15:restartNumberingAfterBreak="0">
     <w:nsid w:val="7CC447D5"/>
     <w:multiLevelType w:val="multilevel"/>
     <w:tmpl w:val="F53EFE4C"/>
@@ -37664,7 +38003,7 @@
       </w:rPr>
     </w:lvl>
   </w:abstractNum>
-  <w:abstractNum w:abstractNumId="136" w15:restartNumberingAfterBreak="0">
+  <w:abstractNum w:abstractNumId="137" w15:restartNumberingAfterBreak="0">
     <w:nsid w:val="7DB559E2"/>
     <w:multiLevelType w:val="hybridMultilevel"/>
     <w:tmpl w:val="7780024C"/>
@@ -37777,7 +38116,7 @@
       </w:rPr>
     </w:lvl>
   </w:abstractNum>
-  <w:abstractNum w:abstractNumId="137" w15:restartNumberingAfterBreak="0">
+  <w:abstractNum w:abstractNumId="138" w15:restartNumberingAfterBreak="0">
     <w:nsid w:val="7E1B2E64"/>
     <w:multiLevelType w:val="hybridMultilevel"/>
     <w:tmpl w:val="E276480E"/>
@@ -37890,7 +38229,7 @@
       </w:rPr>
     </w:lvl>
   </w:abstractNum>
-  <w:abstractNum w:abstractNumId="138" w15:restartNumberingAfterBreak="0">
+  <w:abstractNum w:abstractNumId="139" w15:restartNumberingAfterBreak="0">
     <w:nsid w:val="7F007273"/>
     <w:multiLevelType w:val="multilevel"/>
     <w:tmpl w:val="F4D2AA58"/>
@@ -38049,7 +38388,7 @@
     <w:abstractNumId w:val="17"/>
   </w:num>
   <w:num w:numId="4" w16cid:durableId="1373382629">
-    <w:abstractNumId w:val="124"/>
+    <w:abstractNumId w:val="125"/>
   </w:num>
   <w:num w:numId="5" w16cid:durableId="1915696360">
     <w:abstractNumId w:val="85"/>
@@ -38058,13 +38397,13 @@
     <w:abstractNumId w:val="37"/>
   </w:num>
   <w:num w:numId="7" w16cid:durableId="493452589">
-    <w:abstractNumId w:val="135"/>
+    <w:abstractNumId w:val="136"/>
   </w:num>
   <w:num w:numId="8" w16cid:durableId="925652620">
     <w:abstractNumId w:val="115"/>
   </w:num>
   <w:num w:numId="9" w16cid:durableId="2105029407">
-    <w:abstractNumId w:val="130"/>
+    <w:abstractNumId w:val="131"/>
   </w:num>
   <w:num w:numId="10" w16cid:durableId="1322386189">
     <w:abstractNumId w:val="100"/>
@@ -38100,10 +38439,10 @@
     <w:abstractNumId w:val="84"/>
   </w:num>
   <w:num w:numId="21" w16cid:durableId="343359711">
-    <w:abstractNumId w:val="137"/>
+    <w:abstractNumId w:val="138"/>
   </w:num>
   <w:num w:numId="22" w16cid:durableId="547838144">
-    <w:abstractNumId w:val="128"/>
+    <w:abstractNumId w:val="129"/>
   </w:num>
   <w:num w:numId="23" w16cid:durableId="1031033420">
     <w:abstractNumId w:val="111"/>
@@ -38127,19 +38466,19 @@
     <w:abstractNumId w:val="59"/>
   </w:num>
   <w:num w:numId="30" w16cid:durableId="479158040">
-    <w:abstractNumId w:val="121"/>
+    <w:abstractNumId w:val="122"/>
   </w:num>
   <w:num w:numId="31" w16cid:durableId="2026666882">
     <w:abstractNumId w:val="114"/>
   </w:num>
   <w:num w:numId="32" w16cid:durableId="1640843127">
-    <w:abstractNumId w:val="122"/>
+    <w:abstractNumId w:val="123"/>
   </w:num>
   <w:num w:numId="33" w16cid:durableId="83958067">
     <w:abstractNumId w:val="63"/>
   </w:num>
   <w:num w:numId="34" w16cid:durableId="1831871160">
-    <w:abstractNumId w:val="119"/>
+    <w:abstractNumId w:val="120"/>
   </w:num>
   <w:num w:numId="35" w16cid:durableId="727649376">
     <w:abstractNumId w:val="61"/>
@@ -38175,7 +38514,7 @@
     <w:abstractNumId w:val="92"/>
   </w:num>
   <w:num w:numId="46" w16cid:durableId="1132557770">
-    <w:abstractNumId w:val="138"/>
+    <w:abstractNumId w:val="139"/>
   </w:num>
   <w:num w:numId="47" w16cid:durableId="536357828">
     <w:abstractNumId w:val="76"/>
@@ -38220,7 +38559,7 @@
     <w:abstractNumId w:val="60"/>
   </w:num>
   <w:num w:numId="61" w16cid:durableId="95058015">
-    <w:abstractNumId w:val="134"/>
+    <w:abstractNumId w:val="135"/>
   </w:num>
   <w:num w:numId="62" w16cid:durableId="326058897">
     <w:abstractNumId w:val="2"/>
@@ -38244,13 +38583,13 @@
     <w:abstractNumId w:val="0"/>
   </w:num>
   <w:num w:numId="69" w16cid:durableId="842819424">
-    <w:abstractNumId w:val="118"/>
+    <w:abstractNumId w:val="119"/>
   </w:num>
   <w:num w:numId="70" w16cid:durableId="2118792854">
     <w:abstractNumId w:val="105"/>
   </w:num>
   <w:num w:numId="71" w16cid:durableId="1506017899">
-    <w:abstractNumId w:val="125"/>
+    <w:abstractNumId w:val="126"/>
   </w:num>
   <w:num w:numId="72" w16cid:durableId="1922787855">
     <w:abstractNumId w:val="106"/>
@@ -38268,7 +38607,7 @@
     <w:abstractNumId w:val="109"/>
   </w:num>
   <w:num w:numId="77" w16cid:durableId="336930133">
-    <w:abstractNumId w:val="129"/>
+    <w:abstractNumId w:val="130"/>
   </w:num>
   <w:num w:numId="78" w16cid:durableId="1358193180">
     <w:abstractNumId w:val="107"/>
@@ -38283,7 +38622,7 @@
     <w:abstractNumId w:val="96"/>
   </w:num>
   <w:num w:numId="82" w16cid:durableId="729501046">
-    <w:abstractNumId w:val="136"/>
+    <w:abstractNumId w:val="137"/>
   </w:num>
   <w:num w:numId="83" w16cid:durableId="1432243327">
     <w:abstractNumId w:val="116"/>
@@ -38295,10 +38634,10 @@
     <w:abstractNumId w:val="58"/>
   </w:num>
   <w:num w:numId="86" w16cid:durableId="1698191965">
-    <w:abstractNumId w:val="120"/>
+    <w:abstractNumId w:val="121"/>
   </w:num>
   <w:num w:numId="87" w16cid:durableId="1235510775">
-    <w:abstractNumId w:val="131"/>
+    <w:abstractNumId w:val="132"/>
   </w:num>
   <w:num w:numId="88" w16cid:durableId="653341763">
     <w:abstractNumId w:val="20"/>
@@ -38310,7 +38649,7 @@
     <w:abstractNumId w:val="6"/>
   </w:num>
   <w:num w:numId="91" w16cid:durableId="820850216">
-    <w:abstractNumId w:val="123"/>
+    <w:abstractNumId w:val="124"/>
   </w:num>
   <w:num w:numId="92" w16cid:durableId="689570362">
     <w:abstractNumId w:val="9"/>
@@ -38325,7 +38664,7 @@
     <w:abstractNumId w:val="46"/>
   </w:num>
   <w:num w:numId="96" w16cid:durableId="1205606347">
-    <w:abstractNumId w:val="126"/>
+    <w:abstractNumId w:val="127"/>
   </w:num>
   <w:num w:numId="97" w16cid:durableId="1575240674">
     <w:abstractNumId w:val="108"/>
@@ -38355,7 +38694,7 @@
     <w:abstractNumId w:val="51"/>
   </w:num>
   <w:num w:numId="106" w16cid:durableId="1493258338">
-    <w:abstractNumId w:val="127"/>
+    <w:abstractNumId w:val="128"/>
   </w:num>
   <w:num w:numId="107" w16cid:durableId="621963302">
     <w:abstractNumId w:val="4"/>
@@ -38379,7 +38718,7 @@
     <w:abstractNumId w:val="50"/>
   </w:num>
   <w:num w:numId="114" w16cid:durableId="218055149">
-    <w:abstractNumId w:val="133"/>
+    <w:abstractNumId w:val="134"/>
   </w:num>
   <w:num w:numId="115" w16cid:durableId="892617930">
     <w:abstractNumId w:val="97"/>
@@ -38424,7 +38763,7 @@
     <w:abstractNumId w:val="80"/>
   </w:num>
   <w:num w:numId="129" w16cid:durableId="849758204">
-    <w:abstractNumId w:val="132"/>
+    <w:abstractNumId w:val="133"/>
   </w:num>
   <w:num w:numId="130" w16cid:durableId="1568373434">
     <w:abstractNumId w:val="8"/>
@@ -38455,6 +38794,9 @@
   </w:num>
   <w:num w:numId="139" w16cid:durableId="1645697994">
     <w:abstractNumId w:val="110"/>
+  </w:num>
+  <w:num w:numId="140" w16cid:durableId="1535389277">
+    <w:abstractNumId w:val="118"/>
   </w:num>
   <w:numIdMacAtCleanup w:val="82"/>
 </w:numbering>
@@ -39064,6 +39406,7 @@
   <w:style w:type="character" w:default="1" w:styleId="DefaultParagraphFont">
     <w:name w:val="Default Paragraph Font"/>
     <w:uiPriority w:val="1"/>
+    <w:semiHidden/>
     <w:unhideWhenUsed/>
   </w:style>
   <w:style w:type="table" w:default="1" w:styleId="TableNormal">

--- a/EOD update daily.docx
+++ b/EOD update daily.docx
@@ -18102,7 +18102,188 @@
         <w:t xml:space="preserve"> Cart </w:t>
       </w:r>
     </w:p>
-    <w:p/>
+    <w:p>
+      <w:r>
+        <w:br w:type="page"/>
+      </w:r>
+    </w:p>
+    <w:p>
+      <w:pPr>
+        <w:pStyle w:val="Heading1"/>
+      </w:pPr>
+      <w:r>
+        <w:rPr>
+          <w:highlight w:val="yellow"/>
+        </w:rPr>
+        <w:lastRenderedPageBreak/>
+        <w:t>July 16 2026: login:9:06 AM logout: 5:00 PM Thursday:</w:t>
+      </w:r>
+    </w:p>
+    <w:p>
+      <w:pPr>
+        <w:pStyle w:val="ListParagraph"/>
+        <w:numPr>
+          <w:ilvl w:val="0"/>
+          <w:numId w:val="140"/>
+        </w:numPr>
+      </w:pPr>
+      <w:r>
+        <w:t xml:space="preserve">Completed API testing for the </w:t>
+      </w:r>
+      <w:r>
+        <w:rPr>
+          <w:b/>
+          <w:bCs/>
+        </w:rPr>
+        <w:t>Checkout Module</w:t>
+      </w:r>
+      <w:r>
+        <w:t xml:space="preserve"> and verified request/response flows across the order placement and coupon management APIs. </w:t>
+      </w:r>
+    </w:p>
+    <w:p>
+      <w:pPr>
+        <w:pStyle w:val="ListParagraph"/>
+        <w:numPr>
+          <w:ilvl w:val="0"/>
+          <w:numId w:val="140"/>
+        </w:numPr>
+      </w:pPr>
+      <w:r>
+        <w:t xml:space="preserve">Prepared and updated the </w:t>
+      </w:r>
+      <w:r>
+        <w:rPr>
+          <w:b/>
+          <w:bCs/>
+        </w:rPr>
+        <w:t>Checkout Module documentation</w:t>
+      </w:r>
+      <w:r>
+        <w:t xml:space="preserve">, including the </w:t>
+      </w:r>
+      <w:r>
+        <w:rPr>
+          <w:b/>
+          <w:bCs/>
+        </w:rPr>
+        <w:t>Introduction</w:t>
+      </w:r>
+      <w:r>
+        <w:t xml:space="preserve">, </w:t>
+      </w:r>
+      <w:r>
+        <w:rPr>
+          <w:b/>
+          <w:bCs/>
+        </w:rPr>
+        <w:t>System Architecture</w:t>
+      </w:r>
+      <w:r>
+        <w:t xml:space="preserve">, </w:t>
+      </w:r>
+      <w:r>
+        <w:rPr>
+          <w:b/>
+          <w:bCs/>
+        </w:rPr>
+        <w:t>Workflow/Flowchart</w:t>
+      </w:r>
+      <w:r>
+        <w:t xml:space="preserve">, and detailed </w:t>
+      </w:r>
+      <w:r>
+        <w:rPr>
+          <w:b/>
+          <w:bCs/>
+        </w:rPr>
+        <w:t>API Documentation</w:t>
+      </w:r>
+      <w:r>
+        <w:t xml:space="preserve">. </w:t>
+      </w:r>
+    </w:p>
+    <w:p>
+      <w:pPr>
+        <w:pStyle w:val="ListParagraph"/>
+        <w:numPr>
+          <w:ilvl w:val="0"/>
+          <w:numId w:val="154"/>
+        </w:numPr>
+      </w:pPr>
+      <w:r>
+        <w:t xml:space="preserve">Documented the following APIs with request payloads, response examples, response field descriptions, and error responses: </w:t>
+      </w:r>
+    </w:p>
+    <w:p>
+      <w:pPr>
+        <w:numPr>
+          <w:ilvl w:val="1"/>
+          <w:numId w:val="140"/>
+        </w:numPr>
+      </w:pPr>
+      <w:r>
+        <w:t xml:space="preserve">POST /customer/orders </w:t>
+      </w:r>
+    </w:p>
+    <w:p>
+      <w:pPr>
+        <w:numPr>
+          <w:ilvl w:val="1"/>
+          <w:numId w:val="140"/>
+        </w:numPr>
+      </w:pPr>
+      <w:r>
+        <w:t xml:space="preserve">POST /customer/coupon/apply </w:t>
+      </w:r>
+    </w:p>
+    <w:p>
+      <w:pPr>
+        <w:numPr>
+          <w:ilvl w:val="1"/>
+          <w:numId w:val="140"/>
+        </w:numPr>
+      </w:pPr>
+      <w:r>
+        <w:t xml:space="preserve">DELETE /customer/coupon/remove </w:t>
+      </w:r>
+    </w:p>
+    <w:p>
+      <w:pPr>
+        <w:pStyle w:val="ListParagraph"/>
+        <w:numPr>
+          <w:ilvl w:val="0"/>
+          <w:numId w:val="140"/>
+        </w:numPr>
+      </w:pPr>
+      <w:r>
+        <w:t xml:space="preserve">Coordinated with the QA to review testing results, identify reported issues, and discuss bug reproduction and expected behavior. </w:t>
+      </w:r>
+    </w:p>
+    <w:p>
+      <w:pPr>
+        <w:pStyle w:val="ListParagraph"/>
+        <w:numPr>
+          <w:ilvl w:val="0"/>
+          <w:numId w:val="140"/>
+        </w:numPr>
+      </w:pPr>
+      <w:r>
+        <w:t xml:space="preserve">Assisted Sikshya with basic Figma concepts and UI design workflow. </w:t>
+      </w:r>
+    </w:p>
+    <w:p>
+      <w:pPr>
+        <w:pStyle w:val="ListParagraph"/>
+        <w:numPr>
+          <w:ilvl w:val="0"/>
+          <w:numId w:val="140"/>
+        </w:numPr>
+      </w:pPr>
+      <w:r>
+        <w:t>Conducted a basic Git training session for new interns, covering essential version control commands and workflow.</w:t>
+      </w:r>
+    </w:p>
     <w:sectPr>
       <w:pgSz w:w="12240" w:h="15840"/>
       <w:pgMar w:top="1440" w:right="1440" w:bottom="1440" w:left="1440" w:header="720" w:footer="720" w:gutter="0"/>
@@ -29052,6 +29233,155 @@
     </w:lvl>
   </w:abstractNum>
   <w:abstractNum w:abstractNumId="78" w15:restartNumberingAfterBreak="0">
+    <w:nsid w:val="3CCC314C"/>
+    <w:multiLevelType w:val="multilevel"/>
+    <w:tmpl w:val="F30CBE1E"/>
+    <w:lvl w:ilvl="0">
+      <w:start w:val="1"/>
+      <w:numFmt w:val="bullet"/>
+      <w:lvlText w:val=""/>
+      <w:lvlJc w:val="left"/>
+      <w:pPr>
+        <w:tabs>
+          <w:tab w:val="num" w:pos="720"/>
+        </w:tabs>
+        <w:ind w:left="720" w:hanging="360"/>
+      </w:pPr>
+      <w:rPr>
+        <w:rFonts w:ascii="Symbol" w:hAnsi="Symbol" w:hint="default"/>
+        <w:sz w:val="20"/>
+      </w:rPr>
+    </w:lvl>
+    <w:lvl w:ilvl="1" w:tentative="1">
+      <w:start w:val="1"/>
+      <w:numFmt w:val="bullet"/>
+      <w:lvlText w:val="o"/>
+      <w:lvlJc w:val="left"/>
+      <w:pPr>
+        <w:tabs>
+          <w:tab w:val="num" w:pos="1440"/>
+        </w:tabs>
+        <w:ind w:left="1440" w:hanging="360"/>
+      </w:pPr>
+      <w:rPr>
+        <w:rFonts w:ascii="Courier New" w:hAnsi="Courier New" w:hint="default"/>
+        <w:sz w:val="20"/>
+      </w:rPr>
+    </w:lvl>
+    <w:lvl w:ilvl="2" w:tentative="1">
+      <w:start w:val="1"/>
+      <w:numFmt w:val="bullet"/>
+      <w:lvlText w:val=""/>
+      <w:lvlJc w:val="left"/>
+      <w:pPr>
+        <w:tabs>
+          <w:tab w:val="num" w:pos="2160"/>
+        </w:tabs>
+        <w:ind w:left="2160" w:hanging="360"/>
+      </w:pPr>
+      <w:rPr>
+        <w:rFonts w:ascii="Wingdings" w:hAnsi="Wingdings" w:hint="default"/>
+        <w:sz w:val="20"/>
+      </w:rPr>
+    </w:lvl>
+    <w:lvl w:ilvl="3" w:tentative="1">
+      <w:start w:val="1"/>
+      <w:numFmt w:val="bullet"/>
+      <w:lvlText w:val=""/>
+      <w:lvlJc w:val="left"/>
+      <w:pPr>
+        <w:tabs>
+          <w:tab w:val="num" w:pos="2880"/>
+        </w:tabs>
+        <w:ind w:left="2880" w:hanging="360"/>
+      </w:pPr>
+      <w:rPr>
+        <w:rFonts w:ascii="Wingdings" w:hAnsi="Wingdings" w:hint="default"/>
+        <w:sz w:val="20"/>
+      </w:rPr>
+    </w:lvl>
+    <w:lvl w:ilvl="4" w:tentative="1">
+      <w:start w:val="1"/>
+      <w:numFmt w:val="bullet"/>
+      <w:lvlText w:val=""/>
+      <w:lvlJc w:val="left"/>
+      <w:pPr>
+        <w:tabs>
+          <w:tab w:val="num" w:pos="3600"/>
+        </w:tabs>
+        <w:ind w:left="3600" w:hanging="360"/>
+      </w:pPr>
+      <w:rPr>
+        <w:rFonts w:ascii="Wingdings" w:hAnsi="Wingdings" w:hint="default"/>
+        <w:sz w:val="20"/>
+      </w:rPr>
+    </w:lvl>
+    <w:lvl w:ilvl="5" w:tentative="1">
+      <w:start w:val="1"/>
+      <w:numFmt w:val="bullet"/>
+      <w:lvlText w:val=""/>
+      <w:lvlJc w:val="left"/>
+      <w:pPr>
+        <w:tabs>
+          <w:tab w:val="num" w:pos="4320"/>
+        </w:tabs>
+        <w:ind w:left="4320" w:hanging="360"/>
+      </w:pPr>
+      <w:rPr>
+        <w:rFonts w:ascii="Wingdings" w:hAnsi="Wingdings" w:hint="default"/>
+        <w:sz w:val="20"/>
+      </w:rPr>
+    </w:lvl>
+    <w:lvl w:ilvl="6" w:tentative="1">
+      <w:start w:val="1"/>
+      <w:numFmt w:val="bullet"/>
+      <w:lvlText w:val=""/>
+      <w:lvlJc w:val="left"/>
+      <w:pPr>
+        <w:tabs>
+          <w:tab w:val="num" w:pos="5040"/>
+        </w:tabs>
+        <w:ind w:left="5040" w:hanging="360"/>
+      </w:pPr>
+      <w:rPr>
+        <w:rFonts w:ascii="Wingdings" w:hAnsi="Wingdings" w:hint="default"/>
+        <w:sz w:val="20"/>
+      </w:rPr>
+    </w:lvl>
+    <w:lvl w:ilvl="7" w:tentative="1">
+      <w:start w:val="1"/>
+      <w:numFmt w:val="bullet"/>
+      <w:lvlText w:val=""/>
+      <w:lvlJc w:val="left"/>
+      <w:pPr>
+        <w:tabs>
+          <w:tab w:val="num" w:pos="5760"/>
+        </w:tabs>
+        <w:ind w:left="5760" w:hanging="360"/>
+      </w:pPr>
+      <w:rPr>
+        <w:rFonts w:ascii="Wingdings" w:hAnsi="Wingdings" w:hint="default"/>
+        <w:sz w:val="20"/>
+      </w:rPr>
+    </w:lvl>
+    <w:lvl w:ilvl="8" w:tentative="1">
+      <w:start w:val="1"/>
+      <w:numFmt w:val="bullet"/>
+      <w:lvlText w:val=""/>
+      <w:lvlJc w:val="left"/>
+      <w:pPr>
+        <w:tabs>
+          <w:tab w:val="num" w:pos="6480"/>
+        </w:tabs>
+        <w:ind w:left="6480" w:hanging="360"/>
+      </w:pPr>
+      <w:rPr>
+        <w:rFonts w:ascii="Wingdings" w:hAnsi="Wingdings" w:hint="default"/>
+        <w:sz w:val="20"/>
+      </w:rPr>
+    </w:lvl>
+  </w:abstractNum>
+  <w:abstractNum w:abstractNumId="79" w15:restartNumberingAfterBreak="0">
     <w:nsid w:val="3ECC5436"/>
     <w:multiLevelType w:val="multilevel"/>
     <w:tmpl w:val="A608258E"/>
@@ -29200,7 +29530,7 @@
       </w:rPr>
     </w:lvl>
   </w:abstractNum>
-  <w:abstractNum w:abstractNumId="79" w15:restartNumberingAfterBreak="0">
+  <w:abstractNum w:abstractNumId="80" w15:restartNumberingAfterBreak="0">
     <w:nsid w:val="3F654945"/>
     <w:multiLevelType w:val="multilevel"/>
     <w:tmpl w:val="E59ACD4A"/>
@@ -29349,7 +29679,7 @@
       </w:rPr>
     </w:lvl>
   </w:abstractNum>
-  <w:abstractNum w:abstractNumId="80" w15:restartNumberingAfterBreak="0">
+  <w:abstractNum w:abstractNumId="81" w15:restartNumberingAfterBreak="0">
     <w:nsid w:val="40460948"/>
     <w:multiLevelType w:val="multilevel"/>
     <w:tmpl w:val="62C49374"/>
@@ -29498,7 +29828,7 @@
       </w:rPr>
     </w:lvl>
   </w:abstractNum>
-  <w:abstractNum w:abstractNumId="81" w15:restartNumberingAfterBreak="0">
+  <w:abstractNum w:abstractNumId="82" w15:restartNumberingAfterBreak="0">
     <w:nsid w:val="413E1D27"/>
     <w:multiLevelType w:val="hybridMultilevel"/>
     <w:tmpl w:val="4F060846"/>
@@ -29611,7 +29941,7 @@
       </w:rPr>
     </w:lvl>
   </w:abstractNum>
-  <w:abstractNum w:abstractNumId="82" w15:restartNumberingAfterBreak="0">
+  <w:abstractNum w:abstractNumId="83" w15:restartNumberingAfterBreak="0">
     <w:nsid w:val="41B74A9A"/>
     <w:multiLevelType w:val="hybridMultilevel"/>
     <w:tmpl w:val="99DACBEC"/>
@@ -29724,7 +30054,7 @@
       </w:rPr>
     </w:lvl>
   </w:abstractNum>
-  <w:abstractNum w:abstractNumId="83" w15:restartNumberingAfterBreak="0">
+  <w:abstractNum w:abstractNumId="84" w15:restartNumberingAfterBreak="0">
     <w:nsid w:val="421C74CE"/>
     <w:multiLevelType w:val="multilevel"/>
     <w:tmpl w:val="A6045D7E"/>
@@ -29873,7 +30203,7 @@
       </w:rPr>
     </w:lvl>
   </w:abstractNum>
-  <w:abstractNum w:abstractNumId="84" w15:restartNumberingAfterBreak="0">
+  <w:abstractNum w:abstractNumId="85" w15:restartNumberingAfterBreak="0">
     <w:nsid w:val="42696F10"/>
     <w:multiLevelType w:val="multilevel"/>
     <w:tmpl w:val="27506A40"/>
@@ -30022,7 +30352,7 @@
       </w:rPr>
     </w:lvl>
   </w:abstractNum>
-  <w:abstractNum w:abstractNumId="85" w15:restartNumberingAfterBreak="0">
+  <w:abstractNum w:abstractNumId="86" w15:restartNumberingAfterBreak="0">
     <w:nsid w:val="42AB5966"/>
     <w:multiLevelType w:val="multilevel"/>
     <w:tmpl w:val="CE088554"/>
@@ -30171,7 +30501,7 @@
       </w:rPr>
     </w:lvl>
   </w:abstractNum>
-  <w:abstractNum w:abstractNumId="86" w15:restartNumberingAfterBreak="0">
+  <w:abstractNum w:abstractNumId="87" w15:restartNumberingAfterBreak="0">
     <w:nsid w:val="4529096C"/>
     <w:multiLevelType w:val="hybridMultilevel"/>
     <w:tmpl w:val="FFF85C74"/>
@@ -30283,7 +30613,7 @@
       </w:rPr>
     </w:lvl>
   </w:abstractNum>
-  <w:abstractNum w:abstractNumId="87" w15:restartNumberingAfterBreak="0">
+  <w:abstractNum w:abstractNumId="88" w15:restartNumberingAfterBreak="0">
     <w:nsid w:val="459F3055"/>
     <w:multiLevelType w:val="hybridMultilevel"/>
     <w:tmpl w:val="ECDC57F2"/>
@@ -30396,7 +30726,7 @@
       </w:rPr>
     </w:lvl>
   </w:abstractNum>
-  <w:abstractNum w:abstractNumId="88" w15:restartNumberingAfterBreak="0">
+  <w:abstractNum w:abstractNumId="89" w15:restartNumberingAfterBreak="0">
     <w:nsid w:val="46236874"/>
     <w:multiLevelType w:val="hybridMultilevel"/>
     <w:tmpl w:val="CF56BA42"/>
@@ -30509,7 +30839,7 @@
       </w:rPr>
     </w:lvl>
   </w:abstractNum>
-  <w:abstractNum w:abstractNumId="89" w15:restartNumberingAfterBreak="0">
+  <w:abstractNum w:abstractNumId="90" w15:restartNumberingAfterBreak="0">
     <w:nsid w:val="46AC7612"/>
     <w:multiLevelType w:val="multilevel"/>
     <w:tmpl w:val="CA10777A"/>
@@ -30658,7 +30988,7 @@
       </w:rPr>
     </w:lvl>
   </w:abstractNum>
-  <w:abstractNum w:abstractNumId="90" w15:restartNumberingAfterBreak="0">
+  <w:abstractNum w:abstractNumId="91" w15:restartNumberingAfterBreak="0">
     <w:nsid w:val="470C52B7"/>
     <w:multiLevelType w:val="multilevel"/>
     <w:tmpl w:val="DDBACCE6"/>
@@ -30807,7 +31137,7 @@
       </w:rPr>
     </w:lvl>
   </w:abstractNum>
-  <w:abstractNum w:abstractNumId="91" w15:restartNumberingAfterBreak="0">
+  <w:abstractNum w:abstractNumId="92" w15:restartNumberingAfterBreak="0">
     <w:nsid w:val="471B09B3"/>
     <w:multiLevelType w:val="multilevel"/>
     <w:tmpl w:val="A1B2CB16"/>
@@ -30956,7 +31286,7 @@
       </w:rPr>
     </w:lvl>
   </w:abstractNum>
-  <w:abstractNum w:abstractNumId="92" w15:restartNumberingAfterBreak="0">
+  <w:abstractNum w:abstractNumId="93" w15:restartNumberingAfterBreak="0">
     <w:nsid w:val="486B038C"/>
     <w:multiLevelType w:val="hybridMultilevel"/>
     <w:tmpl w:val="8C4A79DA"/>
@@ -31069,7 +31399,7 @@
       </w:rPr>
     </w:lvl>
   </w:abstractNum>
-  <w:abstractNum w:abstractNumId="93" w15:restartNumberingAfterBreak="0">
+  <w:abstractNum w:abstractNumId="94" w15:restartNumberingAfterBreak="0">
     <w:nsid w:val="4888582A"/>
     <w:multiLevelType w:val="multilevel"/>
     <w:tmpl w:val="2A22B8AA"/>
@@ -31218,7 +31548,7 @@
       </w:rPr>
     </w:lvl>
   </w:abstractNum>
-  <w:abstractNum w:abstractNumId="94" w15:restartNumberingAfterBreak="0">
+  <w:abstractNum w:abstractNumId="95" w15:restartNumberingAfterBreak="0">
     <w:nsid w:val="48E0701C"/>
     <w:multiLevelType w:val="multilevel"/>
     <w:tmpl w:val="4FB6510C"/>
@@ -31367,7 +31697,7 @@
       </w:rPr>
     </w:lvl>
   </w:abstractNum>
-  <w:abstractNum w:abstractNumId="95" w15:restartNumberingAfterBreak="0">
+  <w:abstractNum w:abstractNumId="96" w15:restartNumberingAfterBreak="0">
     <w:nsid w:val="49AE5A14"/>
     <w:multiLevelType w:val="multilevel"/>
     <w:tmpl w:val="EB0A818E"/>
@@ -31516,7 +31846,7 @@
       </w:rPr>
     </w:lvl>
   </w:abstractNum>
-  <w:abstractNum w:abstractNumId="96" w15:restartNumberingAfterBreak="0">
+  <w:abstractNum w:abstractNumId="97" w15:restartNumberingAfterBreak="0">
     <w:nsid w:val="4A8D35E4"/>
     <w:multiLevelType w:val="hybridMultilevel"/>
     <w:tmpl w:val="35A2089C"/>
@@ -31629,7 +31959,7 @@
       </w:rPr>
     </w:lvl>
   </w:abstractNum>
-  <w:abstractNum w:abstractNumId="97" w15:restartNumberingAfterBreak="0">
+  <w:abstractNum w:abstractNumId="98" w15:restartNumberingAfterBreak="0">
     <w:nsid w:val="4B7811CC"/>
     <w:multiLevelType w:val="multilevel"/>
     <w:tmpl w:val="F3524126"/>
@@ -31778,7 +32108,7 @@
       </w:rPr>
     </w:lvl>
   </w:abstractNum>
-  <w:abstractNum w:abstractNumId="98" w15:restartNumberingAfterBreak="0">
+  <w:abstractNum w:abstractNumId="99" w15:restartNumberingAfterBreak="0">
     <w:nsid w:val="4B8865D9"/>
     <w:multiLevelType w:val="multilevel"/>
     <w:tmpl w:val="238E69C6"/>
@@ -31927,7 +32257,7 @@
       </w:rPr>
     </w:lvl>
   </w:abstractNum>
-  <w:abstractNum w:abstractNumId="99" w15:restartNumberingAfterBreak="0">
+  <w:abstractNum w:abstractNumId="100" w15:restartNumberingAfterBreak="0">
     <w:nsid w:val="4CEB2A84"/>
     <w:multiLevelType w:val="multilevel"/>
     <w:tmpl w:val="E59ACD4A"/>
@@ -32076,7 +32406,7 @@
       </w:rPr>
     </w:lvl>
   </w:abstractNum>
-  <w:abstractNum w:abstractNumId="100" w15:restartNumberingAfterBreak="0">
+  <w:abstractNum w:abstractNumId="101" w15:restartNumberingAfterBreak="0">
     <w:nsid w:val="4D161459"/>
     <w:multiLevelType w:val="multilevel"/>
     <w:tmpl w:val="C10436FE"/>
@@ -32225,7 +32555,7 @@
       </w:rPr>
     </w:lvl>
   </w:abstractNum>
-  <w:abstractNum w:abstractNumId="101" w15:restartNumberingAfterBreak="0">
+  <w:abstractNum w:abstractNumId="102" w15:restartNumberingAfterBreak="0">
     <w:nsid w:val="4D266C1A"/>
     <w:multiLevelType w:val="multilevel"/>
     <w:tmpl w:val="EFBA4FFC"/>
@@ -32374,7 +32704,7 @@
       </w:rPr>
     </w:lvl>
   </w:abstractNum>
-  <w:abstractNum w:abstractNumId="102" w15:restartNumberingAfterBreak="0">
+  <w:abstractNum w:abstractNumId="103" w15:restartNumberingAfterBreak="0">
     <w:nsid w:val="4DA44DE1"/>
     <w:multiLevelType w:val="multilevel"/>
     <w:tmpl w:val="EA649872"/>
@@ -32523,7 +32853,7 @@
       </w:rPr>
     </w:lvl>
   </w:abstractNum>
-  <w:abstractNum w:abstractNumId="103" w15:restartNumberingAfterBreak="0">
+  <w:abstractNum w:abstractNumId="104" w15:restartNumberingAfterBreak="0">
     <w:nsid w:val="4F1D5F88"/>
     <w:multiLevelType w:val="multilevel"/>
     <w:tmpl w:val="D278C528"/>
@@ -32672,7 +33002,7 @@
       </w:rPr>
     </w:lvl>
   </w:abstractNum>
-  <w:abstractNum w:abstractNumId="104" w15:restartNumberingAfterBreak="0">
+  <w:abstractNum w:abstractNumId="105" w15:restartNumberingAfterBreak="0">
     <w:nsid w:val="507F6DDB"/>
     <w:multiLevelType w:val="multilevel"/>
     <w:tmpl w:val="644671D8"/>
@@ -32821,7 +33151,7 @@
       </w:rPr>
     </w:lvl>
   </w:abstractNum>
-  <w:abstractNum w:abstractNumId="105" w15:restartNumberingAfterBreak="0">
+  <w:abstractNum w:abstractNumId="106" w15:restartNumberingAfterBreak="0">
     <w:nsid w:val="5232184E"/>
     <w:multiLevelType w:val="multilevel"/>
     <w:tmpl w:val="16B80DA4"/>
@@ -32970,7 +33300,7 @@
       </w:rPr>
     </w:lvl>
   </w:abstractNum>
-  <w:abstractNum w:abstractNumId="106" w15:restartNumberingAfterBreak="0">
+  <w:abstractNum w:abstractNumId="107" w15:restartNumberingAfterBreak="0">
     <w:nsid w:val="53052B2E"/>
     <w:multiLevelType w:val="multilevel"/>
     <w:tmpl w:val="8E306104"/>
@@ -33119,7 +33449,7 @@
       </w:rPr>
     </w:lvl>
   </w:abstractNum>
-  <w:abstractNum w:abstractNumId="107" w15:restartNumberingAfterBreak="0">
+  <w:abstractNum w:abstractNumId="108" w15:restartNumberingAfterBreak="0">
     <w:nsid w:val="53105AAB"/>
     <w:multiLevelType w:val="hybridMultilevel"/>
     <w:tmpl w:val="166CA74E"/>
@@ -33232,7 +33562,7 @@
       </w:rPr>
     </w:lvl>
   </w:abstractNum>
-  <w:abstractNum w:abstractNumId="108" w15:restartNumberingAfterBreak="0">
+  <w:abstractNum w:abstractNumId="109" w15:restartNumberingAfterBreak="0">
     <w:nsid w:val="53C03E13"/>
     <w:multiLevelType w:val="hybridMultilevel"/>
     <w:tmpl w:val="83FCBC06"/>
@@ -33345,7 +33675,7 @@
       </w:rPr>
     </w:lvl>
   </w:abstractNum>
-  <w:abstractNum w:abstractNumId="109" w15:restartNumberingAfterBreak="0">
+  <w:abstractNum w:abstractNumId="110" w15:restartNumberingAfterBreak="0">
     <w:nsid w:val="56BB1E6F"/>
     <w:multiLevelType w:val="multilevel"/>
     <w:tmpl w:val="D278C528"/>
@@ -33494,7 +33824,7 @@
       </w:rPr>
     </w:lvl>
   </w:abstractNum>
-  <w:abstractNum w:abstractNumId="110" w15:restartNumberingAfterBreak="0">
+  <w:abstractNum w:abstractNumId="111" w15:restartNumberingAfterBreak="0">
     <w:nsid w:val="5A897983"/>
     <w:multiLevelType w:val="multilevel"/>
     <w:tmpl w:val="F05C9280"/>
@@ -33643,7 +33973,7 @@
       </w:rPr>
     </w:lvl>
   </w:abstractNum>
-  <w:abstractNum w:abstractNumId="111" w15:restartNumberingAfterBreak="0">
+  <w:abstractNum w:abstractNumId="112" w15:restartNumberingAfterBreak="0">
     <w:nsid w:val="5DD73975"/>
     <w:multiLevelType w:val="hybridMultilevel"/>
     <w:tmpl w:val="F3C8F606"/>
@@ -33756,7 +34086,7 @@
       </w:rPr>
     </w:lvl>
   </w:abstractNum>
-  <w:abstractNum w:abstractNumId="112" w15:restartNumberingAfterBreak="0">
+  <w:abstractNum w:abstractNumId="113" w15:restartNumberingAfterBreak="0">
     <w:nsid w:val="5F5C0D48"/>
     <w:multiLevelType w:val="hybridMultilevel"/>
     <w:tmpl w:val="57C8007E"/>
@@ -33869,7 +34199,7 @@
       </w:rPr>
     </w:lvl>
   </w:abstractNum>
-  <w:abstractNum w:abstractNumId="113" w15:restartNumberingAfterBreak="0">
+  <w:abstractNum w:abstractNumId="114" w15:restartNumberingAfterBreak="0">
     <w:nsid w:val="5F8539EA"/>
     <w:multiLevelType w:val="multilevel"/>
     <w:tmpl w:val="1D14E1BE"/>
@@ -34018,7 +34348,7 @@
       </w:rPr>
     </w:lvl>
   </w:abstractNum>
-  <w:abstractNum w:abstractNumId="114" w15:restartNumberingAfterBreak="0">
+  <w:abstractNum w:abstractNumId="115" w15:restartNumberingAfterBreak="0">
     <w:nsid w:val="61EC5C73"/>
     <w:multiLevelType w:val="multilevel"/>
     <w:tmpl w:val="E59ACD4A"/>
@@ -34167,7 +34497,7 @@
       </w:rPr>
     </w:lvl>
   </w:abstractNum>
-  <w:abstractNum w:abstractNumId="115" w15:restartNumberingAfterBreak="0">
+  <w:abstractNum w:abstractNumId="116" w15:restartNumberingAfterBreak="0">
     <w:nsid w:val="628566FA"/>
     <w:multiLevelType w:val="multilevel"/>
     <w:tmpl w:val="C576D23C"/>
@@ -34316,7 +34646,7 @@
       </w:rPr>
     </w:lvl>
   </w:abstractNum>
-  <w:abstractNum w:abstractNumId="116" w15:restartNumberingAfterBreak="0">
+  <w:abstractNum w:abstractNumId="117" w15:restartNumberingAfterBreak="0">
     <w:nsid w:val="628F4BF2"/>
     <w:multiLevelType w:val="multilevel"/>
     <w:tmpl w:val="A680F95C"/>
@@ -34465,7 +34795,7 @@
       </w:rPr>
     </w:lvl>
   </w:abstractNum>
-  <w:abstractNum w:abstractNumId="117" w15:restartNumberingAfterBreak="0">
+  <w:abstractNum w:abstractNumId="118" w15:restartNumberingAfterBreak="0">
     <w:nsid w:val="65C91593"/>
     <w:multiLevelType w:val="multilevel"/>
     <w:tmpl w:val="B8C27B96"/>
@@ -34614,7 +34944,7 @@
       </w:rPr>
     </w:lvl>
   </w:abstractNum>
-  <w:abstractNum w:abstractNumId="118" w15:restartNumberingAfterBreak="0">
+  <w:abstractNum w:abstractNumId="119" w15:restartNumberingAfterBreak="0">
     <w:nsid w:val="65FB269E"/>
     <w:multiLevelType w:val="multilevel"/>
     <w:tmpl w:val="E59ACD4A"/>
@@ -34763,7 +35093,7 @@
       </w:rPr>
     </w:lvl>
   </w:abstractNum>
-  <w:abstractNum w:abstractNumId="119" w15:restartNumberingAfterBreak="0">
+  <w:abstractNum w:abstractNumId="120" w15:restartNumberingAfterBreak="0">
     <w:nsid w:val="667B593B"/>
     <w:multiLevelType w:val="multilevel"/>
     <w:tmpl w:val="CE58BC76"/>
@@ -34912,7 +35242,7 @@
       </w:rPr>
     </w:lvl>
   </w:abstractNum>
-  <w:abstractNum w:abstractNumId="120" w15:restartNumberingAfterBreak="0">
+  <w:abstractNum w:abstractNumId="121" w15:restartNumberingAfterBreak="0">
     <w:nsid w:val="68A7169E"/>
     <w:multiLevelType w:val="multilevel"/>
     <w:tmpl w:val="D278C528"/>
@@ -35061,7 +35391,7 @@
       </w:rPr>
     </w:lvl>
   </w:abstractNum>
-  <w:abstractNum w:abstractNumId="121" w15:restartNumberingAfterBreak="0">
+  <w:abstractNum w:abstractNumId="122" w15:restartNumberingAfterBreak="0">
     <w:nsid w:val="69150CB4"/>
     <w:multiLevelType w:val="multilevel"/>
     <w:tmpl w:val="23ACC9FE"/>
@@ -35210,7 +35540,7 @@
       </w:rPr>
     </w:lvl>
   </w:abstractNum>
-  <w:abstractNum w:abstractNumId="122" w15:restartNumberingAfterBreak="0">
+  <w:abstractNum w:abstractNumId="123" w15:restartNumberingAfterBreak="0">
     <w:nsid w:val="69F3676B"/>
     <w:multiLevelType w:val="multilevel"/>
     <w:tmpl w:val="6F324960"/>
@@ -35359,7 +35689,7 @@
       </w:rPr>
     </w:lvl>
   </w:abstractNum>
-  <w:abstractNum w:abstractNumId="123" w15:restartNumberingAfterBreak="0">
+  <w:abstractNum w:abstractNumId="124" w15:restartNumberingAfterBreak="0">
     <w:nsid w:val="6A410D84"/>
     <w:multiLevelType w:val="multilevel"/>
     <w:tmpl w:val="4AAC1336"/>
@@ -35508,7 +35838,7 @@
       </w:rPr>
     </w:lvl>
   </w:abstractNum>
-  <w:abstractNum w:abstractNumId="124" w15:restartNumberingAfterBreak="0">
+  <w:abstractNum w:abstractNumId="125" w15:restartNumberingAfterBreak="0">
     <w:nsid w:val="6D2D1AF2"/>
     <w:multiLevelType w:val="multilevel"/>
     <w:tmpl w:val="DF4CFBE4"/>
@@ -35657,7 +35987,7 @@
       </w:rPr>
     </w:lvl>
   </w:abstractNum>
-  <w:abstractNum w:abstractNumId="125" w15:restartNumberingAfterBreak="0">
+  <w:abstractNum w:abstractNumId="126" w15:restartNumberingAfterBreak="0">
     <w:nsid w:val="6DBF0751"/>
     <w:multiLevelType w:val="hybridMultilevel"/>
     <w:tmpl w:val="AB964B80"/>
@@ -35770,7 +36100,7 @@
       </w:rPr>
     </w:lvl>
   </w:abstractNum>
-  <w:abstractNum w:abstractNumId="126" w15:restartNumberingAfterBreak="0">
+  <w:abstractNum w:abstractNumId="127" w15:restartNumberingAfterBreak="0">
     <w:nsid w:val="6EBE3AC0"/>
     <w:multiLevelType w:val="multilevel"/>
     <w:tmpl w:val="1FFA36AC"/>
@@ -35919,7 +36249,7 @@
       </w:rPr>
     </w:lvl>
   </w:abstractNum>
-  <w:abstractNum w:abstractNumId="127" w15:restartNumberingAfterBreak="0">
+  <w:abstractNum w:abstractNumId="128" w15:restartNumberingAfterBreak="0">
     <w:nsid w:val="6EFD3537"/>
     <w:multiLevelType w:val="multilevel"/>
     <w:tmpl w:val="97C84188"/>
@@ -36068,7 +36398,7 @@
       </w:rPr>
     </w:lvl>
   </w:abstractNum>
-  <w:abstractNum w:abstractNumId="128" w15:restartNumberingAfterBreak="0">
+  <w:abstractNum w:abstractNumId="129" w15:restartNumberingAfterBreak="0">
     <w:nsid w:val="6F322895"/>
     <w:multiLevelType w:val="hybridMultilevel"/>
     <w:tmpl w:val="0E2649FC"/>
@@ -36181,7 +36511,7 @@
       </w:rPr>
     </w:lvl>
   </w:abstractNum>
-  <w:abstractNum w:abstractNumId="129" w15:restartNumberingAfterBreak="0">
+  <w:abstractNum w:abstractNumId="130" w15:restartNumberingAfterBreak="0">
     <w:nsid w:val="6F4737A3"/>
     <w:multiLevelType w:val="multilevel"/>
     <w:tmpl w:val="6EC638F4"/>
@@ -36330,10 +36660,10 @@
       </w:rPr>
     </w:lvl>
   </w:abstractNum>
-  <w:abstractNum w:abstractNumId="130" w15:restartNumberingAfterBreak="0">
+  <w:abstractNum w:abstractNumId="131" w15:restartNumberingAfterBreak="0">
     <w:nsid w:val="7093112F"/>
     <w:multiLevelType w:val="hybridMultilevel"/>
-    <w:tmpl w:val="BB7AD70A"/>
+    <w:tmpl w:val="DF44B114"/>
     <w:lvl w:ilvl="0" w:tplc="04090001">
       <w:start w:val="1"/>
       <w:numFmt w:val="bullet"/>
@@ -36346,7 +36676,7 @@
         <w:rFonts w:ascii="Symbol" w:hAnsi="Symbol" w:hint="default"/>
       </w:rPr>
     </w:lvl>
-    <w:lvl w:ilvl="1" w:tplc="04090003" w:tentative="1">
+    <w:lvl w:ilvl="1" w:tplc="04090003">
       <w:start w:val="1"/>
       <w:numFmt w:val="bullet"/>
       <w:lvlText w:val="o"/>
@@ -36443,7 +36773,7 @@
       </w:rPr>
     </w:lvl>
   </w:abstractNum>
-  <w:abstractNum w:abstractNumId="131" w15:restartNumberingAfterBreak="0">
+  <w:abstractNum w:abstractNumId="132" w15:restartNumberingAfterBreak="0">
     <w:nsid w:val="71B866B8"/>
     <w:multiLevelType w:val="multilevel"/>
     <w:tmpl w:val="D6A61A68"/>
@@ -36592,7 +36922,7 @@
       </w:rPr>
     </w:lvl>
   </w:abstractNum>
-  <w:abstractNum w:abstractNumId="132" w15:restartNumberingAfterBreak="0">
+  <w:abstractNum w:abstractNumId="133" w15:restartNumberingAfterBreak="0">
     <w:nsid w:val="71FE7096"/>
     <w:multiLevelType w:val="multilevel"/>
     <w:tmpl w:val="DB9A52BE"/>
@@ -36741,7 +37071,7 @@
       </w:rPr>
     </w:lvl>
   </w:abstractNum>
-  <w:abstractNum w:abstractNumId="133" w15:restartNumberingAfterBreak="0">
+  <w:abstractNum w:abstractNumId="134" w15:restartNumberingAfterBreak="0">
     <w:nsid w:val="72601284"/>
     <w:multiLevelType w:val="hybridMultilevel"/>
     <w:tmpl w:val="19AC3094"/>
@@ -36854,7 +37184,7 @@
       </w:rPr>
     </w:lvl>
   </w:abstractNum>
-  <w:abstractNum w:abstractNumId="134" w15:restartNumberingAfterBreak="0">
+  <w:abstractNum w:abstractNumId="135" w15:restartNumberingAfterBreak="0">
     <w:nsid w:val="74D4408F"/>
     <w:multiLevelType w:val="multilevel"/>
     <w:tmpl w:val="C854DE4A"/>
@@ -37003,7 +37333,7 @@
       </w:rPr>
     </w:lvl>
   </w:abstractNum>
-  <w:abstractNum w:abstractNumId="135" w15:restartNumberingAfterBreak="0">
+  <w:abstractNum w:abstractNumId="136" w15:restartNumberingAfterBreak="0">
     <w:nsid w:val="75854F38"/>
     <w:multiLevelType w:val="multilevel"/>
     <w:tmpl w:val="D5CED040"/>
@@ -37152,7 +37482,7 @@
       </w:rPr>
     </w:lvl>
   </w:abstractNum>
-  <w:abstractNum w:abstractNumId="136" w15:restartNumberingAfterBreak="0">
+  <w:abstractNum w:abstractNumId="137" w15:restartNumberingAfterBreak="0">
     <w:nsid w:val="758D06DE"/>
     <w:multiLevelType w:val="multilevel"/>
     <w:tmpl w:val="E59ACD4A"/>
@@ -37301,7 +37631,7 @@
       </w:rPr>
     </w:lvl>
   </w:abstractNum>
-  <w:abstractNum w:abstractNumId="137" w15:restartNumberingAfterBreak="0">
+  <w:abstractNum w:abstractNumId="138" w15:restartNumberingAfterBreak="0">
     <w:nsid w:val="761A133C"/>
     <w:multiLevelType w:val="multilevel"/>
     <w:tmpl w:val="0F382862"/>
@@ -37450,7 +37780,7 @@
       </w:rPr>
     </w:lvl>
   </w:abstractNum>
-  <w:abstractNum w:abstractNumId="138" w15:restartNumberingAfterBreak="0">
+  <w:abstractNum w:abstractNumId="139" w15:restartNumberingAfterBreak="0">
     <w:nsid w:val="76A27D4F"/>
     <w:multiLevelType w:val="multilevel"/>
     <w:tmpl w:val="1D745170"/>
@@ -37599,7 +37929,7 @@
       </w:rPr>
     </w:lvl>
   </w:abstractNum>
-  <w:abstractNum w:abstractNumId="139" w15:restartNumberingAfterBreak="0">
+  <w:abstractNum w:abstractNumId="140" w15:restartNumberingAfterBreak="0">
     <w:nsid w:val="76C95B8D"/>
     <w:multiLevelType w:val="multilevel"/>
     <w:tmpl w:val="D1BA5FB4"/>
@@ -37748,7 +38078,7 @@
       </w:rPr>
     </w:lvl>
   </w:abstractNum>
-  <w:abstractNum w:abstractNumId="140" w15:restartNumberingAfterBreak="0">
+  <w:abstractNum w:abstractNumId="141" w15:restartNumberingAfterBreak="0">
     <w:nsid w:val="778B709D"/>
     <w:multiLevelType w:val="multilevel"/>
     <w:tmpl w:val="E59ACD4A"/>
@@ -37897,7 +38227,7 @@
       </w:rPr>
     </w:lvl>
   </w:abstractNum>
-  <w:abstractNum w:abstractNumId="141" w15:restartNumberingAfterBreak="0">
+  <w:abstractNum w:abstractNumId="142" w15:restartNumberingAfterBreak="0">
     <w:nsid w:val="7951752B"/>
     <w:multiLevelType w:val="multilevel"/>
     <w:tmpl w:val="E59ACD4A"/>
@@ -38046,7 +38376,7 @@
       </w:rPr>
     </w:lvl>
   </w:abstractNum>
-  <w:abstractNum w:abstractNumId="142" w15:restartNumberingAfterBreak="0">
+  <w:abstractNum w:abstractNumId="143" w15:restartNumberingAfterBreak="0">
     <w:nsid w:val="796D1793"/>
     <w:multiLevelType w:val="hybridMultilevel"/>
     <w:tmpl w:val="2938CC24"/>
@@ -38159,7 +38489,7 @@
       </w:rPr>
     </w:lvl>
   </w:abstractNum>
-  <w:abstractNum w:abstractNumId="143" w15:restartNumberingAfterBreak="0">
+  <w:abstractNum w:abstractNumId="144" w15:restartNumberingAfterBreak="0">
     <w:nsid w:val="7A0A2BF8"/>
     <w:multiLevelType w:val="multilevel"/>
     <w:tmpl w:val="139229D4"/>
@@ -38308,7 +38638,7 @@
       </w:rPr>
     </w:lvl>
   </w:abstractNum>
-  <w:abstractNum w:abstractNumId="144" w15:restartNumberingAfterBreak="0">
+  <w:abstractNum w:abstractNumId="145" w15:restartNumberingAfterBreak="0">
     <w:nsid w:val="7A251DB5"/>
     <w:multiLevelType w:val="multilevel"/>
     <w:tmpl w:val="A60243AE"/>
@@ -38457,7 +38787,7 @@
       </w:rPr>
     </w:lvl>
   </w:abstractNum>
-  <w:abstractNum w:abstractNumId="145" w15:restartNumberingAfterBreak="0">
+  <w:abstractNum w:abstractNumId="146" w15:restartNumberingAfterBreak="0">
     <w:nsid w:val="7A2B27BF"/>
     <w:multiLevelType w:val="hybridMultilevel"/>
     <w:tmpl w:val="1B6C6C7E"/>
@@ -38570,7 +38900,7 @@
       </w:rPr>
     </w:lvl>
   </w:abstractNum>
-  <w:abstractNum w:abstractNumId="146" w15:restartNumberingAfterBreak="0">
+  <w:abstractNum w:abstractNumId="147" w15:restartNumberingAfterBreak="0">
     <w:nsid w:val="7AB96056"/>
     <w:multiLevelType w:val="multilevel"/>
     <w:tmpl w:val="1166B45A"/>
@@ -38719,7 +39049,7 @@
       </w:rPr>
     </w:lvl>
   </w:abstractNum>
-  <w:abstractNum w:abstractNumId="147" w15:restartNumberingAfterBreak="0">
+  <w:abstractNum w:abstractNumId="148" w15:restartNumberingAfterBreak="0">
     <w:nsid w:val="7BF40956"/>
     <w:multiLevelType w:val="multilevel"/>
     <w:tmpl w:val="B7D87A94"/>
@@ -38868,7 +39198,7 @@
       </w:rPr>
     </w:lvl>
   </w:abstractNum>
-  <w:abstractNum w:abstractNumId="148" w15:restartNumberingAfterBreak="0">
+  <w:abstractNum w:abstractNumId="149" w15:restartNumberingAfterBreak="0">
     <w:nsid w:val="7C6F0D89"/>
     <w:multiLevelType w:val="multilevel"/>
     <w:tmpl w:val="F3E8C6DA"/>
@@ -39017,7 +39347,7 @@
       </w:rPr>
     </w:lvl>
   </w:abstractNum>
-  <w:abstractNum w:abstractNumId="149" w15:restartNumberingAfterBreak="0">
+  <w:abstractNum w:abstractNumId="150" w15:restartNumberingAfterBreak="0">
     <w:nsid w:val="7CC447D5"/>
     <w:multiLevelType w:val="multilevel"/>
     <w:tmpl w:val="F53EFE4C"/>
@@ -39166,7 +39496,7 @@
       </w:rPr>
     </w:lvl>
   </w:abstractNum>
-  <w:abstractNum w:abstractNumId="150" w15:restartNumberingAfterBreak="0">
+  <w:abstractNum w:abstractNumId="151" w15:restartNumberingAfterBreak="0">
     <w:nsid w:val="7DB559E2"/>
     <w:multiLevelType w:val="hybridMultilevel"/>
     <w:tmpl w:val="7780024C"/>
@@ -39279,7 +39609,7 @@
       </w:rPr>
     </w:lvl>
   </w:abstractNum>
-  <w:abstractNum w:abstractNumId="151" w15:restartNumberingAfterBreak="0">
+  <w:abstractNum w:abstractNumId="152" w15:restartNumberingAfterBreak="0">
     <w:nsid w:val="7E1B2E64"/>
     <w:multiLevelType w:val="hybridMultilevel"/>
     <w:tmpl w:val="E276480E"/>
@@ -39392,7 +39722,7 @@
       </w:rPr>
     </w:lvl>
   </w:abstractNum>
-  <w:abstractNum w:abstractNumId="152" w15:restartNumberingAfterBreak="0">
+  <w:abstractNum w:abstractNumId="153" w15:restartNumberingAfterBreak="0">
     <w:nsid w:val="7F007273"/>
     <w:multiLevelType w:val="multilevel"/>
     <w:tmpl w:val="F4D2AA58"/>
@@ -39542,7 +39872,7 @@
     </w:lvl>
   </w:abstractNum>
   <w:num w:numId="1" w16cid:durableId="448354519">
-    <w:abstractNumId w:val="80"/>
+    <w:abstractNumId w:val="81"/>
   </w:num>
   <w:num w:numId="2" w16cid:durableId="267277991">
     <w:abstractNumId w:val="6"/>
@@ -39551,34 +39881,34 @@
     <w:abstractNumId w:val="21"/>
   </w:num>
   <w:num w:numId="4" w16cid:durableId="1373382629">
-    <w:abstractNumId w:val="137"/>
+    <w:abstractNumId w:val="138"/>
   </w:num>
   <w:num w:numId="5" w16cid:durableId="1915696360">
-    <w:abstractNumId w:val="93"/>
+    <w:abstractNumId w:val="94"/>
   </w:num>
   <w:num w:numId="6" w16cid:durableId="44070181">
     <w:abstractNumId w:val="43"/>
   </w:num>
   <w:num w:numId="7" w16cid:durableId="493452589">
-    <w:abstractNumId w:val="149"/>
+    <w:abstractNumId w:val="150"/>
   </w:num>
   <w:num w:numId="8" w16cid:durableId="925652620">
-    <w:abstractNumId w:val="127"/>
+    <w:abstractNumId w:val="128"/>
   </w:num>
   <w:num w:numId="9" w16cid:durableId="2105029407">
-    <w:abstractNumId w:val="144"/>
+    <w:abstractNumId w:val="145"/>
   </w:num>
   <w:num w:numId="10" w16cid:durableId="1322386189">
-    <w:abstractNumId w:val="110"/>
+    <w:abstractNumId w:val="111"/>
   </w:num>
   <w:num w:numId="11" w16cid:durableId="1145046778">
     <w:abstractNumId w:val="71"/>
   </w:num>
   <w:num w:numId="12" w16cid:durableId="886575476">
-    <w:abstractNumId w:val="129"/>
+    <w:abstractNumId w:val="130"/>
   </w:num>
   <w:num w:numId="13" w16cid:durableId="434445510">
-    <w:abstractNumId w:val="98"/>
+    <w:abstractNumId w:val="99"/>
   </w:num>
   <w:num w:numId="14" w16cid:durableId="1548566209">
     <w:abstractNumId w:val="47"/>
@@ -39587,7 +39917,7 @@
     <w:abstractNumId w:val="11"/>
   </w:num>
   <w:num w:numId="16" w16cid:durableId="1081374075">
-    <w:abstractNumId w:val="81"/>
+    <w:abstractNumId w:val="82"/>
   </w:num>
   <w:num w:numId="17" w16cid:durableId="1595045529">
     <w:abstractNumId w:val="23"/>
@@ -39596,31 +39926,31 @@
     <w:abstractNumId w:val="25"/>
   </w:num>
   <w:num w:numId="19" w16cid:durableId="113258773">
-    <w:abstractNumId w:val="90"/>
+    <w:abstractNumId w:val="91"/>
   </w:num>
   <w:num w:numId="20" w16cid:durableId="965312005">
-    <w:abstractNumId w:val="92"/>
+    <w:abstractNumId w:val="93"/>
   </w:num>
   <w:num w:numId="21" w16cid:durableId="343359711">
-    <w:abstractNumId w:val="151"/>
+    <w:abstractNumId w:val="152"/>
   </w:num>
   <w:num w:numId="22" w16cid:durableId="547838144">
-    <w:abstractNumId w:val="142"/>
+    <w:abstractNumId w:val="143"/>
   </w:num>
   <w:num w:numId="23" w16cid:durableId="1031033420">
-    <w:abstractNumId w:val="122"/>
+    <w:abstractNumId w:val="123"/>
   </w:num>
   <w:num w:numId="24" w16cid:durableId="519204185">
     <w:abstractNumId w:val="62"/>
   </w:num>
   <w:num w:numId="25" w16cid:durableId="1706559306">
-    <w:abstractNumId w:val="102"/>
+    <w:abstractNumId w:val="103"/>
   </w:num>
   <w:num w:numId="26" w16cid:durableId="1050305727">
     <w:abstractNumId w:val="74"/>
   </w:num>
   <w:num w:numId="27" w16cid:durableId="1439444620">
-    <w:abstractNumId w:val="91"/>
+    <w:abstractNumId w:val="92"/>
   </w:num>
   <w:num w:numId="28" w16cid:durableId="1831407804">
     <w:abstractNumId w:val="18"/>
@@ -39629,19 +39959,19 @@
     <w:abstractNumId w:val="65"/>
   </w:num>
   <w:num w:numId="30" w16cid:durableId="479158040">
-    <w:abstractNumId w:val="134"/>
+    <w:abstractNumId w:val="135"/>
   </w:num>
   <w:num w:numId="31" w16cid:durableId="2026666882">
-    <w:abstractNumId w:val="126"/>
+    <w:abstractNumId w:val="127"/>
   </w:num>
   <w:num w:numId="32" w16cid:durableId="1640843127">
-    <w:abstractNumId w:val="135"/>
+    <w:abstractNumId w:val="136"/>
   </w:num>
   <w:num w:numId="33" w16cid:durableId="83958067">
     <w:abstractNumId w:val="69"/>
   </w:num>
   <w:num w:numId="34" w16cid:durableId="1831871160">
-    <w:abstractNumId w:val="132"/>
+    <w:abstractNumId w:val="133"/>
   </w:num>
   <w:num w:numId="35" w16cid:durableId="727649376">
     <w:abstractNumId w:val="67"/>
@@ -39650,7 +39980,7 @@
     <w:abstractNumId w:val="53"/>
   </w:num>
   <w:num w:numId="37" w16cid:durableId="2016688023">
-    <w:abstractNumId w:val="96"/>
+    <w:abstractNumId w:val="97"/>
   </w:num>
   <w:num w:numId="38" w16cid:durableId="174225593">
     <w:abstractNumId w:val="58"/>
@@ -39674,25 +40004,25 @@
     <w:abstractNumId w:val="28"/>
   </w:num>
   <w:num w:numId="45" w16cid:durableId="57870292">
-    <w:abstractNumId w:val="100"/>
+    <w:abstractNumId w:val="101"/>
   </w:num>
   <w:num w:numId="46" w16cid:durableId="1132557770">
-    <w:abstractNumId w:val="152"/>
+    <w:abstractNumId w:val="153"/>
   </w:num>
   <w:num w:numId="47" w16cid:durableId="536357828">
-    <w:abstractNumId w:val="83"/>
+    <w:abstractNumId w:val="84"/>
   </w:num>
   <w:num w:numId="48" w16cid:durableId="604652666">
     <w:abstractNumId w:val="68"/>
   </w:num>
   <w:num w:numId="49" w16cid:durableId="1565608183">
-    <w:abstractNumId w:val="111"/>
+    <w:abstractNumId w:val="112"/>
   </w:num>
   <w:num w:numId="50" w16cid:durableId="1160925032">
     <w:abstractNumId w:val="40"/>
   </w:num>
   <w:num w:numId="51" w16cid:durableId="1074083402">
-    <w:abstractNumId w:val="85"/>
+    <w:abstractNumId w:val="86"/>
   </w:num>
   <w:num w:numId="52" w16cid:durableId="505705463">
     <w:abstractNumId w:val="55"/>
@@ -39701,7 +40031,7 @@
     <w:abstractNumId w:val="17"/>
   </w:num>
   <w:num w:numId="54" w16cid:durableId="1059288088">
-    <w:abstractNumId w:val="84"/>
+    <w:abstractNumId w:val="85"/>
   </w:num>
   <w:num w:numId="55" w16cid:durableId="1800486562">
     <w:abstractNumId w:val="61"/>
@@ -39713,7 +40043,7 @@
     <w:abstractNumId w:val="49"/>
   </w:num>
   <w:num w:numId="58" w16cid:durableId="1153330480">
-    <w:abstractNumId w:val="94"/>
+    <w:abstractNumId w:val="95"/>
   </w:num>
   <w:num w:numId="59" w16cid:durableId="1571041670">
     <w:abstractNumId w:val="22"/>
@@ -39722,13 +40052,13 @@
     <w:abstractNumId w:val="66"/>
   </w:num>
   <w:num w:numId="61" w16cid:durableId="95058015">
-    <w:abstractNumId w:val="148"/>
+    <w:abstractNumId w:val="149"/>
   </w:num>
   <w:num w:numId="62" w16cid:durableId="326058897">
     <w:abstractNumId w:val="3"/>
   </w:num>
   <w:num w:numId="63" w16cid:durableId="1822691731">
-    <w:abstractNumId w:val="104"/>
+    <w:abstractNumId w:val="105"/>
   </w:num>
   <w:num w:numId="64" w16cid:durableId="491482094">
     <w:abstractNumId w:val="77"/>
@@ -39746,34 +40076,34 @@
     <w:abstractNumId w:val="0"/>
   </w:num>
   <w:num w:numId="69" w16cid:durableId="842819424">
-    <w:abstractNumId w:val="131"/>
+    <w:abstractNumId w:val="132"/>
   </w:num>
   <w:num w:numId="70" w16cid:durableId="2118792854">
-    <w:abstractNumId w:val="115"/>
+    <w:abstractNumId w:val="116"/>
   </w:num>
   <w:num w:numId="71" w16cid:durableId="1506017899">
-    <w:abstractNumId w:val="138"/>
+    <w:abstractNumId w:val="139"/>
   </w:num>
   <w:num w:numId="72" w16cid:durableId="1922787855">
-    <w:abstractNumId w:val="116"/>
+    <w:abstractNumId w:val="117"/>
   </w:num>
   <w:num w:numId="73" w16cid:durableId="240912039">
     <w:abstractNumId w:val="19"/>
   </w:num>
   <w:num w:numId="74" w16cid:durableId="2005474240">
-    <w:abstractNumId w:val="86"/>
+    <w:abstractNumId w:val="87"/>
   </w:num>
   <w:num w:numId="75" w16cid:durableId="297106655">
-    <w:abstractNumId w:val="88"/>
+    <w:abstractNumId w:val="89"/>
   </w:num>
   <w:num w:numId="76" w16cid:durableId="1263805218">
-    <w:abstractNumId w:val="119"/>
+    <w:abstractNumId w:val="120"/>
   </w:num>
   <w:num w:numId="77" w16cid:durableId="336930133">
-    <w:abstractNumId w:val="143"/>
+    <w:abstractNumId w:val="144"/>
   </w:num>
   <w:num w:numId="78" w16cid:durableId="1358193180">
-    <w:abstractNumId w:val="117"/>
+    <w:abstractNumId w:val="118"/>
   </w:num>
   <w:num w:numId="79" w16cid:durableId="611593919">
     <w:abstractNumId w:val="26"/>
@@ -39782,25 +40112,25 @@
     <w:abstractNumId w:val="8"/>
   </w:num>
   <w:num w:numId="81" w16cid:durableId="1669598111">
-    <w:abstractNumId w:val="105"/>
+    <w:abstractNumId w:val="106"/>
   </w:num>
   <w:num w:numId="82" w16cid:durableId="729501046">
-    <w:abstractNumId w:val="150"/>
+    <w:abstractNumId w:val="151"/>
   </w:num>
   <w:num w:numId="83" w16cid:durableId="1432243327">
-    <w:abstractNumId w:val="128"/>
+    <w:abstractNumId w:val="129"/>
   </w:num>
   <w:num w:numId="84" w16cid:durableId="1673410959">
-    <w:abstractNumId w:val="108"/>
+    <w:abstractNumId w:val="109"/>
   </w:num>
   <w:num w:numId="85" w16cid:durableId="946810640">
     <w:abstractNumId w:val="64"/>
   </w:num>
   <w:num w:numId="86" w16cid:durableId="1698191965">
-    <w:abstractNumId w:val="133"/>
+    <w:abstractNumId w:val="134"/>
   </w:num>
   <w:num w:numId="87" w16cid:durableId="1235510775">
-    <w:abstractNumId w:val="145"/>
+    <w:abstractNumId w:val="146"/>
   </w:num>
   <w:num w:numId="88" w16cid:durableId="653341763">
     <w:abstractNumId w:val="24"/>
@@ -39812,13 +40142,13 @@
     <w:abstractNumId w:val="7"/>
   </w:num>
   <w:num w:numId="91" w16cid:durableId="820850216">
-    <w:abstractNumId w:val="136"/>
+    <w:abstractNumId w:val="137"/>
   </w:num>
   <w:num w:numId="92" w16cid:durableId="689570362">
     <w:abstractNumId w:val="10"/>
   </w:num>
   <w:num w:numId="93" w16cid:durableId="1318530843">
-    <w:abstractNumId w:val="112"/>
+    <w:abstractNumId w:val="113"/>
   </w:num>
   <w:num w:numId="94" w16cid:durableId="912815289">
     <w:abstractNumId w:val="59"/>
@@ -39827,13 +40157,13 @@
     <w:abstractNumId w:val="52"/>
   </w:num>
   <w:num w:numId="96" w16cid:durableId="1205606347">
-    <w:abstractNumId w:val="140"/>
+    <w:abstractNumId w:val="141"/>
   </w:num>
   <w:num w:numId="97" w16cid:durableId="1575240674">
-    <w:abstractNumId w:val="118"/>
+    <w:abstractNumId w:val="119"/>
   </w:num>
   <w:num w:numId="98" w16cid:durableId="1410348613">
-    <w:abstractNumId w:val="82"/>
+    <w:abstractNumId w:val="83"/>
   </w:num>
   <w:num w:numId="99" w16cid:durableId="795636647">
     <w:abstractNumId w:val="30"/>
@@ -39842,31 +40172,31 @@
     <w:abstractNumId w:val="37"/>
   </w:num>
   <w:num w:numId="101" w16cid:durableId="1911620262">
-    <w:abstractNumId w:val="114"/>
+    <w:abstractNumId w:val="115"/>
   </w:num>
   <w:num w:numId="102" w16cid:durableId="643438013">
-    <w:abstractNumId w:val="79"/>
+    <w:abstractNumId w:val="80"/>
   </w:num>
   <w:num w:numId="103" w16cid:durableId="1690059665">
     <w:abstractNumId w:val="33"/>
   </w:num>
   <w:num w:numId="104" w16cid:durableId="1172111590">
-    <w:abstractNumId w:val="99"/>
+    <w:abstractNumId w:val="100"/>
   </w:num>
   <w:num w:numId="105" w16cid:durableId="611009528">
     <w:abstractNumId w:val="57"/>
   </w:num>
   <w:num w:numId="106" w16cid:durableId="1493258338">
-    <w:abstractNumId w:val="141"/>
+    <w:abstractNumId w:val="142"/>
   </w:num>
   <w:num w:numId="107" w16cid:durableId="621963302">
     <w:abstractNumId w:val="5"/>
   </w:num>
   <w:num w:numId="108" w16cid:durableId="468089328">
-    <w:abstractNumId w:val="78"/>
+    <w:abstractNumId w:val="79"/>
   </w:num>
   <w:num w:numId="109" w16cid:durableId="1797871061">
-    <w:abstractNumId w:val="97"/>
+    <w:abstractNumId w:val="98"/>
   </w:num>
   <w:num w:numId="110" w16cid:durableId="1468205734">
     <w:abstractNumId w:val="41"/>
@@ -39881,16 +40211,16 @@
     <w:abstractNumId w:val="56"/>
   </w:num>
   <w:num w:numId="114" w16cid:durableId="218055149">
-    <w:abstractNumId w:val="147"/>
+    <w:abstractNumId w:val="148"/>
   </w:num>
   <w:num w:numId="115" w16cid:durableId="892617930">
-    <w:abstractNumId w:val="106"/>
+    <w:abstractNumId w:val="107"/>
   </w:num>
   <w:num w:numId="116" w16cid:durableId="1639919786">
-    <w:abstractNumId w:val="95"/>
+    <w:abstractNumId w:val="96"/>
   </w:num>
   <w:num w:numId="117" w16cid:durableId="1353187593">
-    <w:abstractNumId w:val="107"/>
+    <w:abstractNumId w:val="108"/>
   </w:num>
   <w:num w:numId="118" w16cid:durableId="1438670734">
     <w:abstractNumId w:val="76"/>
@@ -39899,7 +40229,7 @@
     <w:abstractNumId w:val="70"/>
   </w:num>
   <w:num w:numId="120" w16cid:durableId="1664503645">
-    <w:abstractNumId w:val="125"/>
+    <w:abstractNumId w:val="126"/>
   </w:num>
   <w:num w:numId="121" w16cid:durableId="1695302717">
     <w:abstractNumId w:val="13"/>
@@ -39908,7 +40238,7 @@
     <w:abstractNumId w:val="42"/>
   </w:num>
   <w:num w:numId="123" w16cid:durableId="1681354065">
-    <w:abstractNumId w:val="101"/>
+    <w:abstractNumId w:val="102"/>
   </w:num>
   <w:num w:numId="124" w16cid:durableId="1799563019">
     <w:abstractNumId w:val="36"/>
@@ -39923,16 +40253,16 @@
     <w:abstractNumId w:val="72"/>
   </w:num>
   <w:num w:numId="128" w16cid:durableId="245657312">
-    <w:abstractNumId w:val="87"/>
+    <w:abstractNumId w:val="88"/>
   </w:num>
   <w:num w:numId="129" w16cid:durableId="849758204">
-    <w:abstractNumId w:val="146"/>
+    <w:abstractNumId w:val="147"/>
   </w:num>
   <w:num w:numId="130" w16cid:durableId="1568373434">
     <w:abstractNumId w:val="9"/>
   </w:num>
   <w:num w:numId="131" w16cid:durableId="204410944">
-    <w:abstractNumId w:val="124"/>
+    <w:abstractNumId w:val="125"/>
   </w:num>
   <w:num w:numId="132" w16cid:durableId="137114064">
     <w:abstractNumId w:val="35"/>
@@ -39941,7 +40271,7 @@
     <w:abstractNumId w:val="60"/>
   </w:num>
   <w:num w:numId="134" w16cid:durableId="1987197679">
-    <w:abstractNumId w:val="113"/>
+    <w:abstractNumId w:val="114"/>
   </w:num>
   <w:num w:numId="135" w16cid:durableId="1783184876">
     <w:abstractNumId w:val="51"/>
@@ -39956,31 +40286,31 @@
     <w:abstractNumId w:val="15"/>
   </w:num>
   <w:num w:numId="139" w16cid:durableId="1645697994">
-    <w:abstractNumId w:val="121"/>
+    <w:abstractNumId w:val="122"/>
   </w:num>
   <w:num w:numId="140" w16cid:durableId="1535389277">
-    <w:abstractNumId w:val="130"/>
+    <w:abstractNumId w:val="131"/>
   </w:num>
   <w:num w:numId="141" w16cid:durableId="894388171">
     <w:abstractNumId w:val="14"/>
   </w:num>
   <w:num w:numId="142" w16cid:durableId="539585370">
-    <w:abstractNumId w:val="123"/>
+    <w:abstractNumId w:val="124"/>
   </w:num>
   <w:num w:numId="143" w16cid:durableId="1290630003">
     <w:abstractNumId w:val="27"/>
   </w:num>
   <w:num w:numId="144" w16cid:durableId="207650703">
-    <w:abstractNumId w:val="89"/>
+    <w:abstractNumId w:val="90"/>
   </w:num>
   <w:num w:numId="145" w16cid:durableId="61292425">
-    <w:abstractNumId w:val="139"/>
+    <w:abstractNumId w:val="140"/>
   </w:num>
   <w:num w:numId="146" w16cid:durableId="1823083975">
     <w:abstractNumId w:val="39"/>
   </w:num>
   <w:num w:numId="147" w16cid:durableId="216357108">
-    <w:abstractNumId w:val="120"/>
+    <w:abstractNumId w:val="121"/>
   </w:num>
   <w:num w:numId="148" w16cid:durableId="363092255">
     <w:abstractNumId w:val="75"/>
@@ -39995,10 +40325,13 @@
     <w:abstractNumId w:val="16"/>
   </w:num>
   <w:num w:numId="152" w16cid:durableId="852843331">
-    <w:abstractNumId w:val="103"/>
+    <w:abstractNumId w:val="104"/>
   </w:num>
   <w:num w:numId="153" w16cid:durableId="1097598398">
-    <w:abstractNumId w:val="109"/>
+    <w:abstractNumId w:val="110"/>
+  </w:num>
+  <w:num w:numId="154" w16cid:durableId="34235468">
+    <w:abstractNumId w:val="78"/>
   </w:num>
   <w:numIdMacAtCleanup w:val="82"/>
 </w:numbering>

--- a/EOD update daily.docx
+++ b/EOD update daily.docx
@@ -347,7 +347,15 @@
         </w:numPr>
       </w:pPr>
       <w:r>
-        <w:t xml:space="preserve">Cloned the MacStore project and set it up locally. </w:t>
+        <w:t xml:space="preserve">Cloned the </w:t>
+      </w:r>
+      <w:proofErr w:type="spellStart"/>
+      <w:r>
+        <w:t>MacStore</w:t>
+      </w:r>
+      <w:proofErr w:type="spellEnd"/>
+      <w:r>
+        <w:t xml:space="preserve"> project and set it up locally. </w:t>
       </w:r>
     </w:p>
     <w:p>
@@ -395,7 +403,15 @@
         </w:numPr>
       </w:pPr>
       <w:r>
-        <w:t>Fixed the redirection issue in loginform.tsx.</w:t>
+        <w:t xml:space="preserve">Fixed the redirection issue in </w:t>
+      </w:r>
+      <w:proofErr w:type="spellStart"/>
+      <w:r>
+        <w:t>loginform.tsx</w:t>
+      </w:r>
+      <w:proofErr w:type="spellEnd"/>
+      <w:r>
+        <w:t>.</w:t>
       </w:r>
     </w:p>
     <w:p>
@@ -470,7 +486,23 @@
         </w:numPr>
       </w:pPr>
       <w:r>
-        <w:t xml:space="preserve">Learned the basics of Next.js, including file-system routing, global.css, .env, layers, image optimization, clsx, fonts, layouts, and pages. </w:t>
+        <w:t>Learned the basics of Next.js, including file-system routing, global.css</w:t>
+      </w:r>
+      <w:proofErr w:type="gramStart"/>
+      <w:r>
+        <w:t>, .env</w:t>
+      </w:r>
+      <w:proofErr w:type="gramEnd"/>
+      <w:r>
+        <w:t xml:space="preserve">, layers, image optimization, </w:t>
+      </w:r>
+      <w:proofErr w:type="spellStart"/>
+      <w:r>
+        <w:t>clsx</w:t>
+      </w:r>
+      <w:proofErr w:type="spellEnd"/>
+      <w:r>
+        <w:t xml:space="preserve">, fonts, layouts, and pages. </w:t>
       </w:r>
     </w:p>
     <w:p>
@@ -765,7 +797,15 @@
         </w:numPr>
       </w:pPr>
       <w:r>
-        <w:t xml:space="preserve">Studied and documented the eSewa payment integration architecture and complete payment flow. </w:t>
+        <w:t xml:space="preserve">Studied and documented the </w:t>
+      </w:r>
+      <w:proofErr w:type="spellStart"/>
+      <w:r>
+        <w:t>eSewa</w:t>
+      </w:r>
+      <w:proofErr w:type="spellEnd"/>
+      <w:r>
+        <w:t xml:space="preserve"> payment integration architecture and complete payment flow. </w:t>
       </w:r>
     </w:p>
     <w:p>
@@ -777,7 +817,15 @@
         </w:numPr>
       </w:pPr>
       <w:r>
-        <w:t xml:space="preserve">Documented eSewa API endpoints, database schema, security best practices, environment configuration, and recommended queue jobs. </w:t>
+        <w:t xml:space="preserve">Documented </w:t>
+      </w:r>
+      <w:proofErr w:type="spellStart"/>
+      <w:r>
+        <w:t>eSewa</w:t>
+      </w:r>
+      <w:proofErr w:type="spellEnd"/>
+      <w:r>
+        <w:t xml:space="preserve"> API endpoints, database schema, security best practices, environment configuration, and recommended queue jobs. </w:t>
       </w:r>
       <w:r>
         <w:br w:type="page"/>
@@ -818,9 +866,11 @@
       <w:r>
         <w:t xml:space="preserve">Explored and tested </w:t>
       </w:r>
+      <w:proofErr w:type="spellStart"/>
       <w:r>
         <w:t>Nodemailer</w:t>
       </w:r>
+      <w:proofErr w:type="spellEnd"/>
       <w:r>
         <w:t xml:space="preserve"> in Node.js for sending emails. </w:t>
       </w:r>
@@ -834,7 +884,15 @@
         </w:numPr>
       </w:pPr>
       <w:r>
-        <w:t>Learned the basic setup and email-sending workflow using Nodemailer.</w:t>
+        <w:t xml:space="preserve">Learned the basic setup and email-sending workflow using </w:t>
+      </w:r>
+      <w:proofErr w:type="spellStart"/>
+      <w:r>
+        <w:t>Nodemailer</w:t>
+      </w:r>
+      <w:proofErr w:type="spellEnd"/>
+      <w:r>
+        <w:t>.</w:t>
       </w:r>
     </w:p>
     <w:p>
@@ -907,7 +965,23 @@
         </w:numPr>
       </w:pPr>
       <w:r>
-        <w:t xml:space="preserve">Studied Mongoose concepts, including types, CRUD operations, find(), findByIdAndUpdate(), filter(), lean(), $or queries, filtering, pagination, and query parameters. </w:t>
+        <w:t xml:space="preserve">Studied Mongoose concepts, including types, CRUD operations, </w:t>
+      </w:r>
+      <w:proofErr w:type="gramStart"/>
+      <w:r>
+        <w:t>find(</w:t>
+      </w:r>
+      <w:proofErr w:type="gramEnd"/>
+      <w:r>
+        <w:t xml:space="preserve">), </w:t>
+      </w:r>
+      <w:proofErr w:type="spellStart"/>
+      <w:r>
+        <w:t>findByIdAndUpdate</w:t>
+      </w:r>
+      <w:proofErr w:type="spellEnd"/>
+      <w:r>
+        <w:t xml:space="preserve">(), filter(), lean(), $or queries, filtering, pagination, and query parameters. </w:t>
       </w:r>
     </w:p>
     <w:p>
@@ -919,7 +993,15 @@
         </w:numPr>
       </w:pPr>
       <w:r>
-        <w:t xml:space="preserve">Learned utility methods such as Math.ceil() and other common JavaScript functions. </w:t>
+        <w:t xml:space="preserve">Learned utility methods such as </w:t>
+      </w:r>
+      <w:proofErr w:type="spellStart"/>
+      <w:r>
+        <w:t>Math.ceil</w:t>
+      </w:r>
+      <w:proofErr w:type="spellEnd"/>
+      <w:r>
+        <w:t xml:space="preserve">() and other common JavaScript functions. </w:t>
       </w:r>
     </w:p>
     <w:p>
@@ -1064,12 +1146,32 @@
     </w:p>
     <w:p>
       <w:r>
-        <w:t>Email Queue Sytem using node js:</w:t>
+        <w:t xml:space="preserve">Email Queue </w:t>
+      </w:r>
+      <w:proofErr w:type="spellStart"/>
+      <w:r>
+        <w:t>Sytem</w:t>
+      </w:r>
+      <w:proofErr w:type="spellEnd"/>
+      <w:r>
+        <w:t xml:space="preserve"> using node </w:t>
+      </w:r>
+      <w:proofErr w:type="spellStart"/>
+      <w:r>
+        <w:t>js</w:t>
+      </w:r>
+      <w:proofErr w:type="spellEnd"/>
+      <w:r>
+        <w:t>:</w:t>
       </w:r>
       <w:r>
         <w:br/>
+      </w:r>
+      <w:proofErr w:type="spellStart"/>
+      <w:r>
         <w:t>exopress</w:t>
       </w:r>
+      <w:proofErr w:type="spellEnd"/>
     </w:p>
     <w:p>
       <w:r>
@@ -1077,14 +1179,18 @@
       </w:r>
     </w:p>
     <w:p>
+      <w:proofErr w:type="spellStart"/>
       <w:r>
         <w:t>Nodemailer</w:t>
       </w:r>
-    </w:p>
-    <w:p>
+      <w:proofErr w:type="spellEnd"/>
+    </w:p>
+    <w:p>
+      <w:proofErr w:type="spellStart"/>
       <w:r>
         <w:t>Nodemon</w:t>
       </w:r>
+      <w:proofErr w:type="spellEnd"/>
     </w:p>
     <w:p>
       <w:r>
@@ -1176,8 +1282,13 @@
           <w:tab w:val="num" w:pos="1080"/>
         </w:tabs>
       </w:pPr>
-      <w:r>
-        <w:t xml:space="preserve">page.tsx </w:t>
+      <w:proofErr w:type="spellStart"/>
+      <w:r>
+        <w:t>page.tsx</w:t>
+      </w:r>
+      <w:proofErr w:type="spellEnd"/>
+      <w:r>
+        <w:t xml:space="preserve"> </w:t>
       </w:r>
     </w:p>
     <w:p>
@@ -1191,8 +1302,13 @@
           <w:tab w:val="num" w:pos="1080"/>
         </w:tabs>
       </w:pPr>
-      <w:r>
-        <w:t xml:space="preserve">FeaturedProductRail.tsx </w:t>
+      <w:proofErr w:type="spellStart"/>
+      <w:r>
+        <w:t>FeaturedProductRail.tsx</w:t>
+      </w:r>
+      <w:proofErr w:type="spellEnd"/>
+      <w:r>
+        <w:t xml:space="preserve"> </w:t>
       </w:r>
     </w:p>
     <w:p>
@@ -1206,8 +1322,13 @@
           <w:tab w:val="num" w:pos="1080"/>
         </w:tabs>
       </w:pPr>
-      <w:r>
-        <w:t xml:space="preserve">BlogSlider.tsx </w:t>
+      <w:proofErr w:type="spellStart"/>
+      <w:r>
+        <w:t>BlogSlider.tsx</w:t>
+      </w:r>
+      <w:proofErr w:type="spellEnd"/>
+      <w:r>
+        <w:t xml:space="preserve"> </w:t>
       </w:r>
     </w:p>
     <w:p>
@@ -1221,8 +1342,13 @@
           <w:tab w:val="num" w:pos="1080"/>
         </w:tabs>
       </w:pPr>
-      <w:r>
-        <w:t xml:space="preserve">LatestTechInsight.tsx </w:t>
+      <w:proofErr w:type="spellStart"/>
+      <w:r>
+        <w:t>LatestTechInsight.tsx</w:t>
+      </w:r>
+      <w:proofErr w:type="spellEnd"/>
+      <w:r>
+        <w:t xml:space="preserve"> </w:t>
       </w:r>
     </w:p>
     <w:p>
@@ -1237,7 +1363,15 @@
         </w:tabs>
       </w:pPr>
       <w:r>
-        <w:t xml:space="preserve">feature-home-product.tsx </w:t>
+        <w:t>feature-home-</w:t>
+      </w:r>
+      <w:proofErr w:type="spellStart"/>
+      <w:r>
+        <w:t>product.tsx</w:t>
+      </w:r>
+      <w:proofErr w:type="spellEnd"/>
+      <w:r>
+        <w:t xml:space="preserve"> </w:t>
       </w:r>
     </w:p>
     <w:p>
@@ -1444,7 +1578,23 @@
         </w:tabs>
       </w:pPr>
       <w:r>
-        <w:t xml:space="preserve">Implemented cart support updates in productDetailClient.ts and cart-context.tsx </w:t>
+        <w:t xml:space="preserve">Implemented cart support updates in </w:t>
+      </w:r>
+      <w:proofErr w:type="spellStart"/>
+      <w:r>
+        <w:t>productDetailClient.ts</w:t>
+      </w:r>
+      <w:proofErr w:type="spellEnd"/>
+      <w:r>
+        <w:t xml:space="preserve"> and cart-</w:t>
+      </w:r>
+      <w:proofErr w:type="spellStart"/>
+      <w:r>
+        <w:t>context.tsx</w:t>
+      </w:r>
+      <w:proofErr w:type="spellEnd"/>
+      <w:r>
+        <w:t xml:space="preserve"> </w:t>
       </w:r>
     </w:p>
     <w:p>
@@ -1649,7 +1799,15 @@
         </w:tabs>
       </w:pPr>
       <w:r>
-        <w:t>Security setup using bcrypt &amp; JWT</w:t>
+        <w:t xml:space="preserve">Security setup using </w:t>
+      </w:r>
+      <w:proofErr w:type="spellStart"/>
+      <w:r>
+        <w:t>bcrypt</w:t>
+      </w:r>
+      <w:proofErr w:type="spellEnd"/>
+      <w:r>
+        <w:t xml:space="preserve"> &amp; JWT</w:t>
       </w:r>
     </w:p>
     <w:p>
@@ -1664,12 +1822,22 @@
       <w:r>
         <w:t xml:space="preserve">- </w:t>
       </w:r>
-      <w:r>
-        <w:t>api-client.ts created API calls and login integration</w:t>
-      </w:r>
-      <w:r>
-        <w:t xml:space="preserve"> – LoginForm.tsx</w:t>
-      </w:r>
+      <w:proofErr w:type="spellStart"/>
+      <w:r>
+        <w:t>api-client.ts</w:t>
+      </w:r>
+      <w:proofErr w:type="spellEnd"/>
+      <w:r>
+        <w:t xml:space="preserve"> created API calls and login integration</w:t>
+      </w:r>
+      <w:r>
+        <w:t xml:space="preserve"> – </w:t>
+      </w:r>
+      <w:proofErr w:type="spellStart"/>
+      <w:r>
+        <w:t>LoginForm.tsx</w:t>
+      </w:r>
+      <w:proofErr w:type="spellEnd"/>
     </w:p>
     <w:p>
       <w:r>
@@ -1745,7 +1913,15 @@
         </w:tabs>
       </w:pPr>
       <w:r>
-        <w:t>Set up Cloudinary base upload/delete logic</w:t>
+        <w:t xml:space="preserve">Set up </w:t>
+      </w:r>
+      <w:proofErr w:type="spellStart"/>
+      <w:r>
+        <w:t>Cloudinary</w:t>
+      </w:r>
+      <w:proofErr w:type="spellEnd"/>
+      <w:r>
+        <w:t xml:space="preserve"> base upload/delete logic</w:t>
       </w:r>
     </w:p>
     <w:p>
@@ -1790,7 +1966,15 @@
         </w:tabs>
       </w:pPr>
       <w:r>
-        <w:t>Configured Multer upload middleware (multer.js)</w:t>
+        <w:t xml:space="preserve">Configured </w:t>
+      </w:r>
+      <w:proofErr w:type="spellStart"/>
+      <w:r>
+        <w:t>Multer</w:t>
+      </w:r>
+      <w:proofErr w:type="spellEnd"/>
+      <w:r>
+        <w:t xml:space="preserve"> upload middleware (multer.js)</w:t>
       </w:r>
     </w:p>
     <w:p>
@@ -1895,7 +2079,15 @@
         </w:tabs>
       </w:pPr>
       <w:r>
-        <w:t>Fixed role return type issue</w:t>
+        <w:t xml:space="preserve">Fixed role </w:t>
+      </w:r>
+      <w:proofErr w:type="gramStart"/>
+      <w:r>
+        <w:t>return</w:t>
+      </w:r>
+      <w:proofErr w:type="gramEnd"/>
+      <w:r>
+        <w:t xml:space="preserve"> type issue</w:t>
       </w:r>
     </w:p>
     <w:p>
@@ -1970,7 +2162,15 @@
         </w:tabs>
       </w:pPr>
       <w:r>
-        <w:t>Added image upload handling using Cloudinary CDN flow</w:t>
+        <w:t xml:space="preserve">Added image upload handling using </w:t>
+      </w:r>
+      <w:proofErr w:type="spellStart"/>
+      <w:r>
+        <w:t>Cloudinary</w:t>
+      </w:r>
+      <w:proofErr w:type="spellEnd"/>
+      <w:r>
+        <w:t xml:space="preserve"> CDN flow</w:t>
       </w:r>
     </w:p>
     <w:p>
@@ -2201,7 +2401,15 @@
         </w:tabs>
       </w:pPr>
       <w:r>
-        <w:t xml:space="preserve">Designed and documented APIs using Swagger/OpenAPI for better endpoint visualization, testing, and maintainability. </w:t>
+        <w:t>Designed and documented APIs using Swagger/</w:t>
+      </w:r>
+      <w:proofErr w:type="spellStart"/>
+      <w:r>
+        <w:t>OpenAPI</w:t>
+      </w:r>
+      <w:proofErr w:type="spellEnd"/>
+      <w:r>
+        <w:t xml:space="preserve"> for better endpoint visualization, testing, and maintainability. </w:t>
       </w:r>
     </w:p>
     <w:p>
@@ -2436,8 +2644,21 @@
         <w:spacing w:line="360" w:lineRule="auto"/>
       </w:pPr>
       <w:r>
-        <w:t>Updated related files including ProductDetailClient.tsx and CollectionAddToCartButton.tsx</w:t>
-      </w:r>
+        <w:t xml:space="preserve">Updated related files including </w:t>
+      </w:r>
+      <w:proofErr w:type="spellStart"/>
+      <w:r>
+        <w:t>ProductDetailClient.tsx</w:t>
+      </w:r>
+      <w:proofErr w:type="spellEnd"/>
+      <w:r>
+        <w:t xml:space="preserve"> and </w:t>
+      </w:r>
+      <w:proofErr w:type="spellStart"/>
+      <w:r>
+        <w:t>CollectionAddToCartButton.tsx</w:t>
+      </w:r>
+      <w:proofErr w:type="spellEnd"/>
     </w:p>
     <w:p>
       <w:pPr>
@@ -2549,12 +2770,26 @@
           <w:highlight w:val="yellow"/>
         </w:rPr>
         <w:lastRenderedPageBreak/>
-        <w:t>May: 17 2025 login:8:55 | logout:</w:t>
-      </w:r>
+        <w:t xml:space="preserve">May: 17 2025 </w:t>
+      </w:r>
+      <w:proofErr w:type="gramStart"/>
       <w:r>
         <w:rPr>
           <w:highlight w:val="yellow"/>
         </w:rPr>
+        <w:t>login:8:55</w:t>
+      </w:r>
+      <w:proofErr w:type="gramEnd"/>
+      <w:r>
+        <w:rPr>
+          <w:highlight w:val="yellow"/>
+        </w:rPr>
+        <w:t xml:space="preserve"> | logout:</w:t>
+      </w:r>
+      <w:r>
+        <w:rPr>
+          <w:highlight w:val="yellow"/>
+        </w:rPr>
         <w:t xml:space="preserve"> 5:00</w:t>
       </w:r>
     </w:p>
@@ -2568,7 +2803,23 @@
         <w:spacing w:line="360" w:lineRule="auto"/>
       </w:pPr>
       <w:r>
-        <w:t xml:space="preserve">Improved responsiveness of the reusable product collection layout by updating CollectionFilters.tsx and collections/page.tsx. </w:t>
+        <w:t xml:space="preserve">Improved responsiveness of the reusable product collection layout by updating </w:t>
+      </w:r>
+      <w:proofErr w:type="spellStart"/>
+      <w:r>
+        <w:t>CollectionFilters.tsx</w:t>
+      </w:r>
+      <w:proofErr w:type="spellEnd"/>
+      <w:r>
+        <w:t xml:space="preserve"> and collections/</w:t>
+      </w:r>
+      <w:proofErr w:type="spellStart"/>
+      <w:r>
+        <w:t>page.tsx</w:t>
+      </w:r>
+      <w:proofErr w:type="spellEnd"/>
+      <w:r>
+        <w:t xml:space="preserve">. </w:t>
       </w:r>
     </w:p>
     <w:p>
@@ -2682,12 +2933,19 @@
         <w:rPr>
           <w:highlight w:val="yellow"/>
         </w:rPr>
-        <w:t xml:space="preserve"> login:</w:t>
-      </w:r>
+        <w:t xml:space="preserve"> </w:t>
+      </w:r>
+      <w:proofErr w:type="gramStart"/>
       <w:r>
         <w:rPr>
           <w:highlight w:val="yellow"/>
         </w:rPr>
+        <w:t>login:</w:t>
+      </w:r>
+      <w:r>
+        <w:rPr>
+          <w:highlight w:val="yellow"/>
+        </w:rPr>
         <w:t>9</w:t>
       </w:r>
       <w:r>
@@ -2708,6 +2966,7 @@
         </w:rPr>
         <w:t>3</w:t>
       </w:r>
+      <w:proofErr w:type="gramEnd"/>
       <w:r>
         <w:rPr>
           <w:highlight w:val="yellow"/>
@@ -2722,7 +2981,39 @@
     </w:p>
     <w:p>
       <w:r>
-        <w:t>Currently, the product grid only renders product data (offer_price: 0, is_offer: false), while the actual discount information exists separately in /api/offers. Because of this, the offer name is visible (from offerNameMap or the offers endpoint), but the discounted price and SALE logic are not synced correctly in the UI.</w:t>
+        <w:t>Currently, the product grid only renders product data (</w:t>
+      </w:r>
+      <w:proofErr w:type="spellStart"/>
+      <w:r>
+        <w:t>offer_price</w:t>
+      </w:r>
+      <w:proofErr w:type="spellEnd"/>
+      <w:r>
+        <w:t xml:space="preserve">: 0, </w:t>
+      </w:r>
+      <w:proofErr w:type="spellStart"/>
+      <w:r>
+        <w:t>is_offer</w:t>
+      </w:r>
+      <w:proofErr w:type="spellEnd"/>
+      <w:r>
+        <w:t>: false), while the actual discount information exists separately in /</w:t>
+      </w:r>
+      <w:proofErr w:type="spellStart"/>
+      <w:r>
+        <w:t>api</w:t>
+      </w:r>
+      <w:proofErr w:type="spellEnd"/>
+      <w:r>
+        <w:t xml:space="preserve">/offers. Because of this, the offer name is visible (from </w:t>
+      </w:r>
+      <w:proofErr w:type="spellStart"/>
+      <w:r>
+        <w:t>offerNameMap</w:t>
+      </w:r>
+      <w:proofErr w:type="spellEnd"/>
+      <w:r>
+        <w:t xml:space="preserve"> or the offers endpoint), but the discounted price and SALE logic are not synced correctly in the UI.</w:t>
       </w:r>
     </w:p>
     <w:p>
@@ -2809,12 +3100,19 @@
         <w:rPr>
           <w:highlight w:val="yellow"/>
         </w:rPr>
-        <w:t xml:space="preserve"> login:</w:t>
-      </w:r>
+        <w:t xml:space="preserve"> </w:t>
+      </w:r>
+      <w:proofErr w:type="gramStart"/>
       <w:r>
         <w:rPr>
           <w:highlight w:val="yellow"/>
         </w:rPr>
+        <w:t>login:</w:t>
+      </w:r>
+      <w:r>
+        <w:rPr>
+          <w:highlight w:val="yellow"/>
+        </w:rPr>
         <w:t>9</w:t>
       </w:r>
       <w:r>
@@ -2829,6 +3127,7 @@
         </w:rPr>
         <w:t>40</w:t>
       </w:r>
+      <w:proofErr w:type="gramEnd"/>
       <w:r>
         <w:rPr>
           <w:highlight w:val="yellow"/>
@@ -2844,7 +3143,15 @@
         <w:t>Toast message</w:t>
       </w:r>
       <w:r>
-        <w:t xml:space="preserve"> Integration in Auth (mactstore):</w:t>
+        <w:t xml:space="preserve"> Integration in Auth (</w:t>
+      </w:r>
+      <w:proofErr w:type="spellStart"/>
+      <w:r>
+        <w:t>mactstore</w:t>
+      </w:r>
+      <w:proofErr w:type="spellEnd"/>
+      <w:r>
+        <w:t>):</w:t>
       </w:r>
     </w:p>
     <w:p>
@@ -2872,11 +3179,32 @@
       </w:r>
       <w:r>
         <w:br/>
-        <w:t>• Analyzed authentication-related frontend files including LoginForm.tsx and Layout.tsx</w:t>
-      </w:r>
+        <w:t xml:space="preserve">• Analyzed authentication-related frontend files including </w:t>
+      </w:r>
+      <w:proofErr w:type="spellStart"/>
+      <w:r>
+        <w:t>LoginForm.tsx</w:t>
+      </w:r>
+      <w:proofErr w:type="spellEnd"/>
+      <w:r>
+        <w:t xml:space="preserve"> and </w:t>
+      </w:r>
+      <w:proofErr w:type="spellStart"/>
+      <w:r>
+        <w:t>Layout.tsx</w:t>
+      </w:r>
+      <w:proofErr w:type="spellEnd"/>
       <w:r>
         <w:br/>
-        <w:t>• Found missing validation issues in RegisterForm.tsx during review</w:t>
+        <w:t xml:space="preserve">• Found missing validation issues in </w:t>
+      </w:r>
+      <w:proofErr w:type="spellStart"/>
+      <w:r>
+        <w:t>RegisterForm.tsx</w:t>
+      </w:r>
+      <w:proofErr w:type="spellEnd"/>
+      <w:r>
+        <w:t xml:space="preserve"> during review</w:t>
       </w:r>
       <w:r>
         <w:br/>
@@ -2894,8 +3222,13 @@
       </w:r>
       <w:r>
         <w:br/>
-        <w:t>• Implemented toast messages and fixed validation issues in RegisterForm.tsx</w:t>
-      </w:r>
+        <w:t xml:space="preserve">• Implemented toast messages and fixed validation issues in </w:t>
+      </w:r>
+      <w:proofErr w:type="spellStart"/>
+      <w:r>
+        <w:t>RegisterForm.tsx</w:t>
+      </w:r>
+      <w:proofErr w:type="spellEnd"/>
     </w:p>
     <w:p>
       <w:pPr>
@@ -3022,7 +3355,15 @@
         </w:numPr>
       </w:pPr>
       <w:r>
-        <w:t xml:space="preserve">Integrated getCategories API to fetch parent and child categories dynamically </w:t>
+        <w:t xml:space="preserve">Integrated </w:t>
+      </w:r>
+      <w:proofErr w:type="spellStart"/>
+      <w:r>
+        <w:t>getCategories</w:t>
+      </w:r>
+      <w:proofErr w:type="spellEnd"/>
+      <w:r>
+        <w:t xml:space="preserve"> API to fetch parent and child categories dynamically </w:t>
       </w:r>
     </w:p>
     <w:p>
@@ -3034,11 +3375,32 @@
         </w:numPr>
       </w:pPr>
       <w:r>
-        <w:t xml:space="preserve">Updated CollectionFilter.tsx and collections/page.tsx </w:t>
+        <w:t xml:space="preserve">Updated </w:t>
+      </w:r>
+      <w:proofErr w:type="spellStart"/>
+      <w:r>
+        <w:t>CollectionFilter.tsx</w:t>
+      </w:r>
+      <w:proofErr w:type="spellEnd"/>
+      <w:r>
+        <w:t xml:space="preserve"> and </w:t>
+      </w:r>
+      <w:proofErr w:type="gramStart"/>
+      <w:r>
+        <w:t>collections/</w:t>
+      </w:r>
+      <w:proofErr w:type="spellStart"/>
+      <w:r>
+        <w:t>page.tsx</w:t>
+      </w:r>
+      <w:proofErr w:type="spellEnd"/>
+      <w:r>
+        <w:t xml:space="preserve"> </w:t>
       </w:r>
       <w:r>
         <w:t xml:space="preserve"> file</w:t>
       </w:r>
+      <w:proofErr w:type="gramEnd"/>
     </w:p>
     <w:p>
       <w:pPr>
@@ -3131,7 +3493,15 @@
         </w:tabs>
       </w:pPr>
       <w:r>
-        <w:t xml:space="preserve">Created OffersContext to fetch offers globally </w:t>
+        <w:t xml:space="preserve">Created </w:t>
+      </w:r>
+      <w:proofErr w:type="spellStart"/>
+      <w:r>
+        <w:t>OffersContext</w:t>
+      </w:r>
+      <w:proofErr w:type="spellEnd"/>
+      <w:r>
+        <w:t xml:space="preserve"> to fetch offers globally </w:t>
       </w:r>
     </w:p>
     <w:p>
@@ -3146,7 +3516,23 @@
         </w:tabs>
       </w:pPr>
       <w:r>
-        <w:t xml:space="preserve">Added useOfferForProduct(productId) hook </w:t>
+        <w:t xml:space="preserve">Added </w:t>
+      </w:r>
+      <w:proofErr w:type="spellStart"/>
+      <w:r>
+        <w:t>useOfferForProduct</w:t>
+      </w:r>
+      <w:proofErr w:type="spellEnd"/>
+      <w:r>
+        <w:t>(</w:t>
+      </w:r>
+      <w:proofErr w:type="spellStart"/>
+      <w:r>
+        <w:t>productId</w:t>
+      </w:r>
+      <w:proofErr w:type="spellEnd"/>
+      <w:r>
+        <w:t xml:space="preserve">) hook </w:t>
       </w:r>
     </w:p>
     <w:p>
@@ -3463,10 +3849,21 @@
         <w:rPr>
           <w:highlight w:val="yellow"/>
         </w:rPr>
-        <w:t xml:space="preserve"> 2026</w:t>
-      </w:r>
-      <w:r>
-        <w:t xml:space="preserve"> : Monday login: 9:03</w:t>
+        <w:t xml:space="preserve"> </w:t>
+      </w:r>
+      <w:proofErr w:type="gramStart"/>
+      <w:r>
+        <w:rPr>
+          <w:highlight w:val="yellow"/>
+        </w:rPr>
+        <w:t>2026</w:t>
+      </w:r>
+      <w:r>
+        <w:t xml:space="preserve"> :</w:t>
+      </w:r>
+      <w:proofErr w:type="gramEnd"/>
+      <w:r>
+        <w:t xml:space="preserve"> Monday login: 9:03</w:t>
       </w:r>
       <w:r>
         <w:t xml:space="preserve"> am</w:t>
@@ -3492,7 +3889,15 @@
         </w:numPr>
       </w:pPr>
       <w:r>
-        <w:t>Fixed issue where Quantity Selector was not being applied correctly—only 1 item was being added to the cart regardless of selected quantity. Root cause was qty not being properly passed to cart logic; ensured qty is correctly forwarded in both Add to Cart and Buy It Now flows. Also fixed Buy It Now pricing inconsistency by aligning it with Add to Cart pricing logic, ensuring offer price is correctly applied from the same calculation source in ProductDetailClient.tsx.</w:t>
+        <w:t xml:space="preserve">Fixed issue where Quantity Selector was not being applied correctly—only 1 item was being added to the cart regardless of selected quantity. Root cause was qty not being properly passed to cart logic; ensured qty is correctly forwarded in both Add to Cart and Buy It Now flows. Also fixed Buy It Now pricing inconsistency by aligning it with Add to Cart pricing logic, ensuring offer price is correctly applied from the same calculation source in </w:t>
+      </w:r>
+      <w:proofErr w:type="spellStart"/>
+      <w:r>
+        <w:t>ProductDetailClient.tsx</w:t>
+      </w:r>
+      <w:proofErr w:type="spellEnd"/>
+      <w:r>
+        <w:t>.</w:t>
       </w:r>
     </w:p>
     <w:p>
@@ -3504,7 +3909,15 @@
         </w:numPr>
       </w:pPr>
       <w:r>
-        <w:t xml:space="preserve">Analyzed MacStore project and identified a minor slider scroll issue along with some responsiveness issues on dashboard and a few pages, mainly on larger screen devices. </w:t>
+        <w:t xml:space="preserve">Analyzed </w:t>
+      </w:r>
+      <w:proofErr w:type="spellStart"/>
+      <w:r>
+        <w:t>MacStore</w:t>
+      </w:r>
+      <w:proofErr w:type="spellEnd"/>
+      <w:r>
+        <w:t xml:space="preserve"> project and identified a minor slider scroll issue along with some responsiveness issues on dashboard and a few pages, mainly on larger screen devices. </w:t>
       </w:r>
     </w:p>
     <w:p>
@@ -3578,7 +3991,15 @@
       </w:pPr>
       <w:r>
         <w:lastRenderedPageBreak/>
-        <w:t>May 26 2026: Tuesday login: 9:15 am logout:5:00 pm</w:t>
+        <w:t xml:space="preserve">May 26 2026: Tuesday login: 9:15 am </w:t>
+      </w:r>
+      <w:proofErr w:type="gramStart"/>
+      <w:r>
+        <w:t>logout:5:00</w:t>
+      </w:r>
+      <w:proofErr w:type="gramEnd"/>
+      <w:r>
+        <w:t xml:space="preserve"> pm</w:t>
       </w:r>
     </w:p>
     <w:p>
@@ -3604,8 +4025,13 @@
         <w:t>All issues are resolved, and the section is now fully responsive with smooth scrolling, stable auto-slide on touch devices, and correctly positioned navigation buttons.</w:t>
       </w:r>
       <w:r>
-        <w:t xml:space="preserve"> Chances made in NewLaunchesClient.tsx</w:t>
-      </w:r>
+        <w:t xml:space="preserve"> Chances made in </w:t>
+      </w:r>
+      <w:proofErr w:type="spellStart"/>
+      <w:r>
+        <w:t>NewLaunchesClient.tsx</w:t>
+      </w:r>
+      <w:proofErr w:type="spellEnd"/>
     </w:p>
     <w:p>
       <w:pPr>
@@ -3633,7 +4059,21 @@
           <w:highlight w:val="yellow"/>
         </w:rPr>
         <w:lastRenderedPageBreak/>
-        <w:t>May 27 2026: login:9:01 logout:5:00</w:t>
+        <w:t xml:space="preserve">May 27 2026: </w:t>
+      </w:r>
+      <w:proofErr w:type="gramStart"/>
+      <w:r>
+        <w:rPr>
+          <w:highlight w:val="yellow"/>
+        </w:rPr>
+        <w:t>login:9:01</w:t>
+      </w:r>
+      <w:proofErr w:type="gramEnd"/>
+      <w:r>
+        <w:rPr>
+          <w:highlight w:val="yellow"/>
+        </w:rPr>
+        <w:t xml:space="preserve"> logout:5:00</w:t>
       </w:r>
     </w:p>
     <w:p>
@@ -3650,19 +4090,43 @@
         </w:numPr>
       </w:pPr>
       <w:r>
-        <w:t>Worked on making the user dashboard responsive across mobile/tablet devices. Updated AccountDashboardClient.tsx and verified everything is working fine across screen sizes.</w:t>
+        <w:t xml:space="preserve">Worked on making the user dashboard responsive across mobile/tablet devices. Updated </w:t>
+      </w:r>
+      <w:proofErr w:type="spellStart"/>
+      <w:r>
+        <w:t>AccountDashboardClient.tsx</w:t>
+      </w:r>
+      <w:proofErr w:type="spellEnd"/>
+      <w:r>
+        <w:t xml:space="preserve"> and verified everything is working fine across screen sizes.</w:t>
       </w:r>
       <w:r>
         <w:t xml:space="preserve"> </w:t>
       </w:r>
       <w:r>
-        <w:t>While working on this, noticed we are building most layouts from scratch instead of reusing the existing AccountLayout.tsx component (currently used in Orders, Wishlist, Notifications, Personal Info, etc.).</w:t>
+        <w:t xml:space="preserve">While working on this, noticed we are building most layouts from scratch instead of reusing the existing </w:t>
+      </w:r>
+      <w:proofErr w:type="spellStart"/>
+      <w:r>
+        <w:t>AccountLayout.tsx</w:t>
+      </w:r>
+      <w:proofErr w:type="spellEnd"/>
+      <w:r>
+        <w:t xml:space="preserve"> component (currently used in Orders, Wishlist, Notifications, Personal Info, etc.).</w:t>
       </w:r>
       <w:r>
         <w:t xml:space="preserve"> </w:t>
       </w:r>
       <w:r>
-        <w:t>Current implementation is stable and no issues found, but for a cleaner long-term responsive solution we may eventually need to refactor AccountLayout.tsx and reuse it for dashboard-related layouts as well, since adding sidebar responsiveness later would require additional refactoring effort.</w:t>
+        <w:t xml:space="preserve">Current implementation is stable and no issues found, but for a cleaner long-term responsive solution we may eventually need to refactor </w:t>
+      </w:r>
+      <w:proofErr w:type="spellStart"/>
+      <w:r>
+        <w:t>AccountLayout.tsx</w:t>
+      </w:r>
+      <w:proofErr w:type="spellEnd"/>
+      <w:r>
+        <w:t xml:space="preserve"> and reuse it for dashboard-related layouts as well, since adding sidebar responsiveness later would require additional refactoring effort.</w:t>
       </w:r>
     </w:p>
     <w:p>
@@ -3703,7 +4167,21 @@
           <w:highlight w:val="yellow"/>
         </w:rPr>
         <w:lastRenderedPageBreak/>
-        <w:t>May 28 2026 login:8:50pm logout: 5:00pm</w:t>
+        <w:t xml:space="preserve">May 28 2026 </w:t>
+      </w:r>
+      <w:proofErr w:type="gramStart"/>
+      <w:r>
+        <w:rPr>
+          <w:highlight w:val="yellow"/>
+        </w:rPr>
+        <w:t>login:8:50</w:t>
+      </w:r>
+      <w:proofErr w:type="gramEnd"/>
+      <w:r>
+        <w:rPr>
+          <w:highlight w:val="yellow"/>
+        </w:rPr>
+        <w:t>pm logout: 5:00pm</w:t>
       </w:r>
     </w:p>
     <w:p>
@@ -3874,8 +4352,13 @@
           <w:tab w:val="num" w:pos="1800"/>
         </w:tabs>
       </w:pPr>
-      <w:r>
-        <w:t>useEffect dependency/state synchronization issue.</w:t>
+      <w:proofErr w:type="spellStart"/>
+      <w:r>
+        <w:t>useEffect</w:t>
+      </w:r>
+      <w:proofErr w:type="spellEnd"/>
+      <w:r>
+        <w:t xml:space="preserve"> dependency/state synchronization issue.</w:t>
       </w:r>
     </w:p>
     <w:p>
@@ -4062,8 +4545,13 @@
           <w:tab w:val="num" w:pos="1080"/>
         </w:tabs>
       </w:pPr>
-      <w:r>
-        <w:t>useEffect dependency issue</w:t>
+      <w:proofErr w:type="spellStart"/>
+      <w:r>
+        <w:t>useEffect</w:t>
+      </w:r>
+      <w:proofErr w:type="spellEnd"/>
+      <w:r>
+        <w:t xml:space="preserve"> dependency issue</w:t>
       </w:r>
     </w:p>
     <w:p>
@@ -4301,8 +4789,13 @@
           <w:tab w:val="num" w:pos="1080"/>
         </w:tabs>
       </w:pPr>
-      <w:r>
-        <w:t>OrderPlaced → Processing → Shipped</w:t>
+      <w:proofErr w:type="spellStart"/>
+      <w:r>
+        <w:t>OrderPlaced</w:t>
+      </w:r>
+      <w:proofErr w:type="spellEnd"/>
+      <w:r>
+        <w:t xml:space="preserve"> → Processing → Shipped</w:t>
       </w:r>
     </w:p>
     <w:p>
@@ -4524,33 +5017,68 @@
       </w:r>
     </w:p>
     <w:p>
+      <w:proofErr w:type="gramStart"/>
       <w:r>
         <w:t>Or:---------------------------------------------------------------------</w:t>
       </w:r>
-    </w:p>
-    <w:p>
-      <w:r>
-        <w:t>  Analyzed profile update issue and created report for senior review.</w:t>
-      </w:r>
-    </w:p>
-    <w:p>
-      <w:r>
-        <w:t>  Observed that profile data updates in backend but UI updates only after refresh (possible useEffect/state sync issue).</w:t>
-      </w:r>
-    </w:p>
-    <w:p>
-      <w:r>
-        <w:t>  Identified latitude and longitude values are not being stored properly, causing address update issues in admin panel.</w:t>
-      </w:r>
-    </w:p>
-    <w:p>
-      <w:r>
-        <w:t>  Investigated order/product data issue where product details are showing null/empty in admin order view.</w:t>
-      </w:r>
-    </w:p>
-    <w:p>
-      <w:r>
-        <w:t>  Verified that order status flow is working correctly:</w:t>
+      <w:proofErr w:type="gramEnd"/>
+    </w:p>
+    <w:p>
+      <w:proofErr w:type="gramStart"/>
+      <w:r>
+        <w:t>  Analyzed</w:t>
+      </w:r>
+      <w:proofErr w:type="gramEnd"/>
+      <w:r>
+        <w:t xml:space="preserve"> profile update issue and created report for senior review.</w:t>
+      </w:r>
+    </w:p>
+    <w:p>
+      <w:proofErr w:type="gramStart"/>
+      <w:r>
+        <w:t>  Observed</w:t>
+      </w:r>
+      <w:proofErr w:type="gramEnd"/>
+      <w:r>
+        <w:t xml:space="preserve"> that profile data updates in backend but UI updates only after refresh (possible </w:t>
+      </w:r>
+      <w:proofErr w:type="spellStart"/>
+      <w:r>
+        <w:t>useEffect</w:t>
+      </w:r>
+      <w:proofErr w:type="spellEnd"/>
+      <w:r>
+        <w:t>/state sync issue).</w:t>
+      </w:r>
+    </w:p>
+    <w:p>
+      <w:proofErr w:type="gramStart"/>
+      <w:r>
+        <w:t>  Identified</w:t>
+      </w:r>
+      <w:proofErr w:type="gramEnd"/>
+      <w:r>
+        <w:t xml:space="preserve"> latitude and longitude values are not being stored properly, causing address update issues in admin panel.</w:t>
+      </w:r>
+    </w:p>
+    <w:p>
+      <w:proofErr w:type="gramStart"/>
+      <w:r>
+        <w:t>  Investigated</w:t>
+      </w:r>
+      <w:proofErr w:type="gramEnd"/>
+      <w:r>
+        <w:t xml:space="preserve"> order/product data issue where product details are showing null/empty in admin order view.</w:t>
+      </w:r>
+    </w:p>
+    <w:p>
+      <w:proofErr w:type="gramStart"/>
+      <w:r>
+        <w:t>  Verified</w:t>
+      </w:r>
+      <w:proofErr w:type="gramEnd"/>
+      <w:r>
+        <w:t xml:space="preserve"> that order status flow is working correctly:</w:t>
       </w:r>
     </w:p>
     <w:p>
@@ -4564,18 +5092,33 @@
           <w:tab w:val="num" w:pos="1080"/>
         </w:tabs>
       </w:pPr>
-      <w:r>
-        <w:t>OrderPlaced → Processing → Shipped</w:t>
-      </w:r>
-    </w:p>
-    <w:p>
-      <w:r>
-        <w:t>  Submitted PR for review and approval from senior.</w:t>
-      </w:r>
-    </w:p>
-    <w:p>
-      <w:r>
-        <w:t>  Learned Git merge strategies and repository safety concepts:</w:t>
+      <w:proofErr w:type="spellStart"/>
+      <w:r>
+        <w:t>OrderPlaced</w:t>
+      </w:r>
+      <w:proofErr w:type="spellEnd"/>
+      <w:r>
+        <w:t xml:space="preserve"> → Processing → Shipped</w:t>
+      </w:r>
+    </w:p>
+    <w:p>
+      <w:proofErr w:type="gramStart"/>
+      <w:r>
+        <w:t>  Submitted</w:t>
+      </w:r>
+      <w:proofErr w:type="gramEnd"/>
+      <w:r>
+        <w:t xml:space="preserve"> PR for review and approval from senior.</w:t>
+      </w:r>
+    </w:p>
+    <w:p>
+      <w:proofErr w:type="gramStart"/>
+      <w:r>
+        <w:t>  Learned</w:t>
+      </w:r>
+      <w:proofErr w:type="gramEnd"/>
+      <w:r>
+        <w:t xml:space="preserve"> Git merge strategies and repository safety concepts:</w:t>
       </w:r>
     </w:p>
     <w:p>
@@ -4673,11 +5216,24 @@
         </w:numPr>
       </w:pPr>
       <w:r>
-        <w:t>Fixed an issue where the address was shown in the frontend but not being sent to the backend during profile update; added a currentAddress variable to properly map and send the full address, so now the admin panel is receiving and displaying the correct data.</w:t>
-      </w:r>
-      <w:r>
-        <w:t xml:space="preserve"> Changes made in ProfileInformation.tsx</w:t>
-      </w:r>
+        <w:t xml:space="preserve">Fixed an issue where the address was shown in the frontend but not being sent to the backend during profile update; added a </w:t>
+      </w:r>
+      <w:proofErr w:type="spellStart"/>
+      <w:r>
+        <w:t>currentAddress</w:t>
+      </w:r>
+      <w:proofErr w:type="spellEnd"/>
+      <w:r>
+        <w:t xml:space="preserve"> variable to properly map and send the full address, so now the admin panel is receiving and displaying the correct data.</w:t>
+      </w:r>
+      <w:r>
+        <w:t xml:space="preserve"> Changes made in </w:t>
+      </w:r>
+      <w:proofErr w:type="spellStart"/>
+      <w:r>
+        <w:t>ProfileInformation.tsx</w:t>
+      </w:r>
+      <w:proofErr w:type="spellEnd"/>
     </w:p>
     <w:p>
       <w:pPr>
@@ -4736,7 +5292,25 @@
         </w:numPr>
       </w:pPr>
       <w:r>
-        <w:t xml:space="preserve">Investigated a redirection issue after successful profile update; multiple attempts using setTimeout, router.replace, and navigation fixes were tested, but the redirect was inconsistent and currently handled as a known UX limitation rather than a backend issue. </w:t>
+        <w:t xml:space="preserve">Investigated a redirection issue after successful profile update; multiple attempts using </w:t>
+      </w:r>
+      <w:proofErr w:type="spellStart"/>
+      <w:r>
+        <w:t>setTimeout</w:t>
+      </w:r>
+      <w:proofErr w:type="spellEnd"/>
+      <w:r>
+        <w:t xml:space="preserve">, </w:t>
+      </w:r>
+      <w:proofErr w:type="spellStart"/>
+      <w:proofErr w:type="gramStart"/>
+      <w:r>
+        <w:t>router.replace</w:t>
+      </w:r>
+      <w:proofErr w:type="spellEnd"/>
+      <w:proofErr w:type="gramEnd"/>
+      <w:r>
+        <w:t xml:space="preserve">, and navigation fixes were tested, but the redirect was inconsistent and currently handled as a known UX limitation rather than a backend issue. </w:t>
       </w:r>
     </w:p>
     <w:p>
@@ -4817,6 +5391,7 @@
         <w:lastRenderedPageBreak/>
         <w:t xml:space="preserve">May 31 2026: Sunday login: 9:52am </w:t>
       </w:r>
+      <w:proofErr w:type="gramStart"/>
       <w:r>
         <w:rPr>
           <w:highlight w:val="yellow"/>
@@ -4827,7 +5402,14 @@
         <w:rPr>
           <w:highlight w:val="yellow"/>
         </w:rPr>
-        <w:t>:5:00pm</w:t>
+        <w:t>:5:00</w:t>
+      </w:r>
+      <w:proofErr w:type="gramEnd"/>
+      <w:r>
+        <w:rPr>
+          <w:highlight w:val="yellow"/>
+        </w:rPr>
+        <w:t>pm</w:t>
       </w:r>
     </w:p>
     <w:p>
@@ -4847,8 +5429,13 @@
         <w:t>Updated the Profile page email field to read-only, preventing users from editing their email address.</w:t>
       </w:r>
       <w:r>
-        <w:t xml:space="preserve"> File: ProfileInformation.tsx</w:t>
-      </w:r>
+        <w:t xml:space="preserve"> File: </w:t>
+      </w:r>
+      <w:proofErr w:type="spellStart"/>
+      <w:r>
+        <w:t>ProfileInformation.tsx</w:t>
+      </w:r>
+      <w:proofErr w:type="spellEnd"/>
     </w:p>
     <w:p>
       <w:pPr>
@@ -4871,6 +5458,7 @@
         </w:rPr>
         <w:t xml:space="preserve">Investigated and cleaned up carousel slider styling by reviewing the </w:t>
       </w:r>
+      <w:proofErr w:type="spellStart"/>
       <w:r>
         <w:rPr>
           <w:rFonts w:ascii="Courier New" w:eastAsia="Times New Roman" w:hAnsi="Courier New" w:cs="Courier New"/>
@@ -4879,7 +5467,18 @@
           <w:szCs w:val="20"/>
           <w14:ligatures w14:val="none"/>
         </w:rPr>
-        <w:t>nl-marquee-wrap</w:t>
+        <w:t>nl</w:t>
+      </w:r>
+      <w:proofErr w:type="spellEnd"/>
+      <w:r>
+        <w:rPr>
+          <w:rFonts w:ascii="Courier New" w:eastAsia="Times New Roman" w:hAnsi="Courier New" w:cs="Courier New"/>
+          <w:kern w:val="0"/>
+          <w:sz w:val="20"/>
+          <w:szCs w:val="20"/>
+          <w14:ligatures w14:val="none"/>
+        </w:rPr>
+        <w:t>-marquee-wrap</w:t>
       </w:r>
       <w:r>
         <w:rPr>
@@ -4895,8 +5494,18 @@
           <w:kern w:val="0"/>
           <w14:ligatures w14:val="none"/>
         </w:rPr>
-        <w:t xml:space="preserve"> File: ProfileInformation.tsx</w:t>
-      </w:r>
+        <w:t xml:space="preserve"> File: </w:t>
+      </w:r>
+      <w:proofErr w:type="spellStart"/>
+      <w:r>
+        <w:rPr>
+          <w:rFonts w:ascii="Times New Roman" w:eastAsia="Times New Roman" w:hAnsi="Times New Roman" w:cs="Times New Roman"/>
+          <w:kern w:val="0"/>
+          <w14:ligatures w14:val="none"/>
+        </w:rPr>
+        <w:t>ProfileInformation.tsx</w:t>
+      </w:r>
+      <w:proofErr w:type="spellEnd"/>
     </w:p>
     <w:p>
       <w:pPr>
@@ -4907,14 +5516,53 @@
         </w:numPr>
       </w:pPr>
       <w:r>
-        <w:t>Fix: remove those local states and use customer.phone / customer.address directly, or add a useEffect that syncs them whenever customer changes. This restores proper reactivity and removes the need to refresh.</w:t>
+        <w:t xml:space="preserve">Fix: remove those local states and use </w:t>
+      </w:r>
+      <w:proofErr w:type="spellStart"/>
+      <w:proofErr w:type="gramStart"/>
+      <w:r>
+        <w:t>customer.phone</w:t>
+      </w:r>
+      <w:proofErr w:type="spellEnd"/>
+      <w:proofErr w:type="gramEnd"/>
+      <w:r>
+        <w:t xml:space="preserve"> / </w:t>
+      </w:r>
+      <w:proofErr w:type="spellStart"/>
+      <w:r>
+        <w:t>customer.address</w:t>
+      </w:r>
+      <w:proofErr w:type="spellEnd"/>
+      <w:r>
+        <w:t xml:space="preserve"> directly, or add a </w:t>
+      </w:r>
+      <w:proofErr w:type="spellStart"/>
+      <w:r>
+        <w:t>useEffect</w:t>
+      </w:r>
+      <w:proofErr w:type="spellEnd"/>
+      <w:r>
+        <w:t xml:space="preserve"> that syncs them whenever customer changes. This restores proper reactivity and removes the need to refresh.</w:t>
       </w:r>
       <w:r>
         <w:t xml:space="preserve"> </w:t>
       </w:r>
       <w:r>
-        <w:t>File: ProfileInformation.tsx, AuthContext.tsx</w:t>
-      </w:r>
+        <w:t xml:space="preserve">File: </w:t>
+      </w:r>
+      <w:proofErr w:type="spellStart"/>
+      <w:r>
+        <w:t>ProfileInformation.tsx</w:t>
+      </w:r>
+      <w:proofErr w:type="spellEnd"/>
+      <w:r>
+        <w:t xml:space="preserve">, </w:t>
+      </w:r>
+      <w:proofErr w:type="spellStart"/>
+      <w:r>
+        <w:t>AuthContext.tsx</w:t>
+      </w:r>
+      <w:proofErr w:type="spellEnd"/>
     </w:p>
     <w:p>
       <w:pPr>
@@ -5184,7 +5832,15 @@
         <w:spacing w:line="360" w:lineRule="auto"/>
       </w:pPr>
       <w:r>
-        <w:t>Implemented phone number validation on the checkout page using libphonenumber-js.</w:t>
+        <w:t xml:space="preserve">Implemented phone number validation on the checkout page using </w:t>
+      </w:r>
+      <w:proofErr w:type="spellStart"/>
+      <w:r>
+        <w:t>libphonenumber-js</w:t>
+      </w:r>
+      <w:proofErr w:type="spellEnd"/>
+      <w:r>
+        <w:t>.</w:t>
       </w:r>
       <w:r>
         <w:t xml:space="preserve"> </w:t>
@@ -5220,7 +5876,25 @@
         <w:ind w:left="1800"/>
       </w:pPr>
       <w:r>
-        <w:t xml:space="preserve">Dependencies: package.json, package-lock.json </w:t>
+        <w:t xml:space="preserve">Dependencies: </w:t>
+      </w:r>
+      <w:proofErr w:type="spellStart"/>
+      <w:proofErr w:type="gramStart"/>
+      <w:r>
+        <w:t>package.json</w:t>
+      </w:r>
+      <w:proofErr w:type="spellEnd"/>
+      <w:proofErr w:type="gramEnd"/>
+      <w:r>
+        <w:t>, package-</w:t>
+      </w:r>
+      <w:proofErr w:type="spellStart"/>
+      <w:r>
+        <w:t>lock.json</w:t>
+      </w:r>
+      <w:proofErr w:type="spellEnd"/>
+      <w:r>
+        <w:t xml:space="preserve"> </w:t>
       </w:r>
     </w:p>
     <w:p>
@@ -5237,8 +5911,21 @@
         <w:ind w:left="1800"/>
       </w:pPr>
       <w:r>
-        <w:t>Code changes: CheckoutPageClient.tsx, ShippingForm.tsx</w:t>
-      </w:r>
+        <w:t xml:space="preserve">Code changes: </w:t>
+      </w:r>
+      <w:proofErr w:type="spellStart"/>
+      <w:r>
+        <w:t>CheckoutPageClient.tsx</w:t>
+      </w:r>
+      <w:proofErr w:type="spellEnd"/>
+      <w:r>
+        <w:t xml:space="preserve">, </w:t>
+      </w:r>
+      <w:proofErr w:type="spellStart"/>
+      <w:r>
+        <w:t>ShippingForm.tsx</w:t>
+      </w:r>
+      <w:proofErr w:type="spellEnd"/>
     </w:p>
     <w:p>
       <w:pPr>
@@ -5495,7 +6182,15 @@
         <w:t>layered architecture</w:t>
       </w:r>
       <w:r>
-        <w:t xml:space="preserve"> where all location logic is centralized inside a lib/location.ts service layer. This layer acts as the single source of truth and allows custom overrides (such as manually defined Nepal provinces) while still falling back to the external library for other countries.</w:t>
+        <w:t xml:space="preserve"> where all location logic is centralized inside a lib/</w:t>
+      </w:r>
+      <w:proofErr w:type="spellStart"/>
+      <w:r>
+        <w:t>location.ts</w:t>
+      </w:r>
+      <w:proofErr w:type="spellEnd"/>
+      <w:r>
+        <w:t xml:space="preserve"> service layer. This layer acts as the single source of truth and allows custom overrides (such as manually defined Nepal provinces) while still falling back to the external library for other countries.</w:t>
       </w:r>
     </w:p>
     <w:p>
@@ -5640,7 +6335,15 @@
       </w:pPr>
       <w:r>
         <w:lastRenderedPageBreak/>
-        <w:t xml:space="preserve">All location logic should live in a centralized lib/location.ts layer </w:t>
+        <w:t>All location logic should live in a centralized lib/</w:t>
+      </w:r>
+      <w:proofErr w:type="spellStart"/>
+      <w:r>
+        <w:t>location.ts</w:t>
+      </w:r>
+      <w:proofErr w:type="spellEnd"/>
+      <w:r>
+        <w:t xml:space="preserve"> layer </w:t>
       </w:r>
     </w:p>
     <w:p>
@@ -5713,7 +6416,25 @@
           <w:kern w:val="0"/>
           <w14:ligatures w14:val="none"/>
         </w:rPr>
-        <w:t xml:space="preserve"> npm package to get location data locally </w:t>
+        <w:t xml:space="preserve"> </w:t>
+      </w:r>
+      <w:proofErr w:type="spellStart"/>
+      <w:r>
+        <w:rPr>
+          <w:rFonts w:ascii="Times New Roman" w:eastAsia="Times New Roman" w:hAnsi="Times New Roman" w:cs="Times New Roman"/>
+          <w:kern w:val="0"/>
+          <w14:ligatures w14:val="none"/>
+        </w:rPr>
+        <w:t>npm</w:t>
+      </w:r>
+      <w:proofErr w:type="spellEnd"/>
+      <w:r>
+        <w:rPr>
+          <w:rFonts w:ascii="Times New Roman" w:eastAsia="Times New Roman" w:hAnsi="Times New Roman" w:cs="Times New Roman"/>
+          <w:kern w:val="0"/>
+          <w14:ligatures w14:val="none"/>
+        </w:rPr>
+        <w:t xml:space="preserve"> package to get location data locally </w:t>
       </w:r>
     </w:p>
     <w:p>
@@ -5767,38 +6488,9 @@
           <w:szCs w:val="20"/>
           <w14:ligatures w14:val="none"/>
         </w:rPr>
-        <w:t>lib/location.ts</w:t>
-      </w:r>
-      <w:r>
-        <w:rPr>
-          <w:rFonts w:ascii="Times New Roman" w:eastAsia="Times New Roman" w:hAnsi="Times New Roman" w:cs="Times New Roman"/>
-          <w:kern w:val="0"/>
-          <w14:ligatures w14:val="none"/>
-        </w:rPr>
-        <w:t xml:space="preserve"> layer to manage all location logic </w:t>
-      </w:r>
-    </w:p>
-    <w:p>
-      <w:pPr>
-        <w:numPr>
-          <w:ilvl w:val="0"/>
-          <w:numId w:val="48"/>
-        </w:numPr>
-        <w:spacing w:before="100" w:beforeAutospacing="1" w:after="100" w:afterAutospacing="1" w:line="240" w:lineRule="auto"/>
-        <w:rPr>
-          <w:rFonts w:ascii="Times New Roman" w:eastAsia="Times New Roman" w:hAnsi="Times New Roman" w:cs="Times New Roman"/>
-          <w:kern w:val="0"/>
-          <w14:ligatures w14:val="none"/>
-        </w:rPr>
-      </w:pPr>
-      <w:r>
-        <w:rPr>
-          <w:rFonts w:ascii="Times New Roman" w:eastAsia="Times New Roman" w:hAnsi="Times New Roman" w:cs="Times New Roman"/>
-          <w:kern w:val="0"/>
-          <w14:ligatures w14:val="none"/>
-        </w:rPr>
-        <w:t>Added custom override for Nepal using static data (</w:t>
-      </w:r>
+        <w:t>lib/</w:t>
+      </w:r>
+      <w:proofErr w:type="spellStart"/>
       <w:r>
         <w:rPr>
           <w:rFonts w:ascii="Times New Roman" w:eastAsia="Times New Roman" w:hAnsi="Times New Roman" w:cs="Times New Roman"/>
@@ -5807,15 +6499,16 @@
           <w:szCs w:val="20"/>
           <w14:ligatures w14:val="none"/>
         </w:rPr>
-        <w:t>nepal.ts</w:t>
-      </w:r>
+        <w:t>location.ts</w:t>
+      </w:r>
+      <w:proofErr w:type="spellEnd"/>
       <w:r>
         <w:rPr>
           <w:rFonts w:ascii="Times New Roman" w:eastAsia="Times New Roman" w:hAnsi="Times New Roman" w:cs="Times New Roman"/>
           <w:kern w:val="0"/>
           <w14:ligatures w14:val="none"/>
         </w:rPr>
-        <w:t xml:space="preserve">) </w:t>
+        <w:t xml:space="preserve"> layer to manage all location logic </w:t>
       </w:r>
     </w:p>
     <w:p>
@@ -5837,52 +6530,9 @@
           <w:kern w:val="0"/>
           <w14:ligatures w14:val="none"/>
         </w:rPr>
-        <w:t xml:space="preserve">Built API routes in Next.js for states and cities fetching </w:t>
-      </w:r>
-    </w:p>
-    <w:p>
-      <w:pPr>
-        <w:numPr>
-          <w:ilvl w:val="0"/>
-          <w:numId w:val="48"/>
-        </w:numPr>
-        <w:spacing w:before="100" w:beforeAutospacing="1" w:after="100" w:afterAutospacing="1" w:line="240" w:lineRule="auto"/>
-        <w:rPr>
-          <w:rFonts w:ascii="Times New Roman" w:eastAsia="Times New Roman" w:hAnsi="Times New Roman" w:cs="Times New Roman"/>
-          <w:kern w:val="0"/>
-          <w14:ligatures w14:val="none"/>
-        </w:rPr>
-      </w:pPr>
-      <w:r>
-        <w:rPr>
-          <w:rFonts w:ascii="Times New Roman" w:eastAsia="Times New Roman" w:hAnsi="Times New Roman" w:cs="Times New Roman"/>
-          <w:kern w:val="0"/>
-          <w14:ligatures w14:val="none"/>
-        </w:rPr>
-        <w:t xml:space="preserve">Implemented city autocomplete with search and filtering </w:t>
-      </w:r>
-    </w:p>
-    <w:p>
-      <w:pPr>
-        <w:numPr>
-          <w:ilvl w:val="0"/>
-          <w:numId w:val="48"/>
-        </w:numPr>
-        <w:spacing w:before="100" w:beforeAutospacing="1" w:after="100" w:afterAutospacing="1" w:line="240" w:lineRule="auto"/>
-        <w:rPr>
-          <w:rFonts w:ascii="Times New Roman" w:eastAsia="Times New Roman" w:hAnsi="Times New Roman" w:cs="Times New Roman"/>
-          <w:kern w:val="0"/>
-          <w14:ligatures w14:val="none"/>
-        </w:rPr>
-      </w:pPr>
-      <w:r>
-        <w:rPr>
-          <w:rFonts w:ascii="Times New Roman" w:eastAsia="Times New Roman" w:hAnsi="Times New Roman" w:cs="Times New Roman"/>
-          <w:kern w:val="0"/>
-          <w14:ligatures w14:val="none"/>
-        </w:rPr>
-        <w:t>Used React hooks (</w:t>
-      </w:r>
+        <w:t>Added custom override for Nepal using static data (</w:t>
+      </w:r>
+      <w:proofErr w:type="spellStart"/>
       <w:r>
         <w:rPr>
           <w:rFonts w:ascii="Times New Roman" w:eastAsia="Times New Roman" w:hAnsi="Times New Roman" w:cs="Times New Roman"/>
@@ -5891,16 +6541,84 @@
           <w:szCs w:val="20"/>
           <w14:ligatures w14:val="none"/>
         </w:rPr>
-        <w:t>useState</w:t>
-      </w:r>
+        <w:t>nepal.ts</w:t>
+      </w:r>
+      <w:proofErr w:type="spellEnd"/>
       <w:r>
         <w:rPr>
           <w:rFonts w:ascii="Times New Roman" w:eastAsia="Times New Roman" w:hAnsi="Times New Roman" w:cs="Times New Roman"/>
           <w:kern w:val="0"/>
           <w14:ligatures w14:val="none"/>
         </w:rPr>
-        <w:t xml:space="preserve">, </w:t>
-      </w:r>
+        <w:t xml:space="preserve">) </w:t>
+      </w:r>
+    </w:p>
+    <w:p>
+      <w:pPr>
+        <w:numPr>
+          <w:ilvl w:val="0"/>
+          <w:numId w:val="48"/>
+        </w:numPr>
+        <w:spacing w:before="100" w:beforeAutospacing="1" w:after="100" w:afterAutospacing="1" w:line="240" w:lineRule="auto"/>
+        <w:rPr>
+          <w:rFonts w:ascii="Times New Roman" w:eastAsia="Times New Roman" w:hAnsi="Times New Roman" w:cs="Times New Roman"/>
+          <w:kern w:val="0"/>
+          <w14:ligatures w14:val="none"/>
+        </w:rPr>
+      </w:pPr>
+      <w:r>
+        <w:rPr>
+          <w:rFonts w:ascii="Times New Roman" w:eastAsia="Times New Roman" w:hAnsi="Times New Roman" w:cs="Times New Roman"/>
+          <w:kern w:val="0"/>
+          <w14:ligatures w14:val="none"/>
+        </w:rPr>
+        <w:t xml:space="preserve">Built API routes in Next.js for states and cities fetching </w:t>
+      </w:r>
+    </w:p>
+    <w:p>
+      <w:pPr>
+        <w:numPr>
+          <w:ilvl w:val="0"/>
+          <w:numId w:val="48"/>
+        </w:numPr>
+        <w:spacing w:before="100" w:beforeAutospacing="1" w:after="100" w:afterAutospacing="1" w:line="240" w:lineRule="auto"/>
+        <w:rPr>
+          <w:rFonts w:ascii="Times New Roman" w:eastAsia="Times New Roman" w:hAnsi="Times New Roman" w:cs="Times New Roman"/>
+          <w:kern w:val="0"/>
+          <w14:ligatures w14:val="none"/>
+        </w:rPr>
+      </w:pPr>
+      <w:r>
+        <w:rPr>
+          <w:rFonts w:ascii="Times New Roman" w:eastAsia="Times New Roman" w:hAnsi="Times New Roman" w:cs="Times New Roman"/>
+          <w:kern w:val="0"/>
+          <w14:ligatures w14:val="none"/>
+        </w:rPr>
+        <w:t xml:space="preserve">Implemented city autocomplete with search and filtering </w:t>
+      </w:r>
+    </w:p>
+    <w:p>
+      <w:pPr>
+        <w:numPr>
+          <w:ilvl w:val="0"/>
+          <w:numId w:val="48"/>
+        </w:numPr>
+        <w:spacing w:before="100" w:beforeAutospacing="1" w:after="100" w:afterAutospacing="1" w:line="240" w:lineRule="auto"/>
+        <w:rPr>
+          <w:rFonts w:ascii="Times New Roman" w:eastAsia="Times New Roman" w:hAnsi="Times New Roman" w:cs="Times New Roman"/>
+          <w:kern w:val="0"/>
+          <w14:ligatures w14:val="none"/>
+        </w:rPr>
+      </w:pPr>
+      <w:r>
+        <w:rPr>
+          <w:rFonts w:ascii="Times New Roman" w:eastAsia="Times New Roman" w:hAnsi="Times New Roman" w:cs="Times New Roman"/>
+          <w:kern w:val="0"/>
+          <w14:ligatures w14:val="none"/>
+        </w:rPr>
+        <w:t>Used React hooks (</w:t>
+      </w:r>
+      <w:proofErr w:type="spellStart"/>
       <w:r>
         <w:rPr>
           <w:rFonts w:ascii="Times New Roman" w:eastAsia="Times New Roman" w:hAnsi="Times New Roman" w:cs="Times New Roman"/>
@@ -5909,8 +6627,9 @@
           <w:szCs w:val="20"/>
           <w14:ligatures w14:val="none"/>
         </w:rPr>
-        <w:t>useEffect</w:t>
-      </w:r>
+        <w:t>useState</w:t>
+      </w:r>
+      <w:proofErr w:type="spellEnd"/>
       <w:r>
         <w:rPr>
           <w:rFonts w:ascii="Times New Roman" w:eastAsia="Times New Roman" w:hAnsi="Times New Roman" w:cs="Times New Roman"/>
@@ -5919,6 +6638,7 @@
         </w:rPr>
         <w:t xml:space="preserve">, </w:t>
       </w:r>
+      <w:proofErr w:type="spellStart"/>
       <w:r>
         <w:rPr>
           <w:rFonts w:ascii="Times New Roman" w:eastAsia="Times New Roman" w:hAnsi="Times New Roman" w:cs="Times New Roman"/>
@@ -5927,8 +6647,9 @@
           <w:szCs w:val="20"/>
           <w14:ligatures w14:val="none"/>
         </w:rPr>
-        <w:t>useMemo</w:t>
-      </w:r>
+        <w:t>useEffect</w:t>
+      </w:r>
+      <w:proofErr w:type="spellEnd"/>
       <w:r>
         <w:rPr>
           <w:rFonts w:ascii="Times New Roman" w:eastAsia="Times New Roman" w:hAnsi="Times New Roman" w:cs="Times New Roman"/>
@@ -5937,6 +6658,7 @@
         </w:rPr>
         <w:t xml:space="preserve">, </w:t>
       </w:r>
+      <w:proofErr w:type="spellStart"/>
       <w:r>
         <w:rPr>
           <w:rFonts w:ascii="Times New Roman" w:eastAsia="Times New Roman" w:hAnsi="Times New Roman" w:cs="Times New Roman"/>
@@ -5945,38 +6667,18 @@
           <w:szCs w:val="20"/>
           <w14:ligatures w14:val="none"/>
         </w:rPr>
-        <w:t>useRef</w:t>
-      </w:r>
+        <w:t>useMemo</w:t>
+      </w:r>
+      <w:proofErr w:type="spellEnd"/>
       <w:r>
         <w:rPr>
           <w:rFonts w:ascii="Times New Roman" w:eastAsia="Times New Roman" w:hAnsi="Times New Roman" w:cs="Times New Roman"/>
           <w:kern w:val="0"/>
           <w14:ligatures w14:val="none"/>
         </w:rPr>
-        <w:t xml:space="preserve">) for UI behavior </w:t>
-      </w:r>
-    </w:p>
-    <w:p>
-      <w:pPr>
-        <w:numPr>
-          <w:ilvl w:val="0"/>
-          <w:numId w:val="48"/>
-        </w:numPr>
-        <w:spacing w:before="100" w:beforeAutospacing="1" w:after="100" w:afterAutospacing="1" w:line="240" w:lineRule="auto"/>
-        <w:rPr>
-          <w:rFonts w:ascii="Times New Roman" w:eastAsia="Times New Roman" w:hAnsi="Times New Roman" w:cs="Times New Roman"/>
-          <w:kern w:val="0"/>
-          <w14:ligatures w14:val="none"/>
-        </w:rPr>
-      </w:pPr>
-      <w:r>
-        <w:rPr>
-          <w:rFonts w:ascii="Times New Roman" w:eastAsia="Times New Roman" w:hAnsi="Times New Roman" w:cs="Times New Roman"/>
-          <w:kern w:val="0"/>
-          <w14:ligatures w14:val="none"/>
-        </w:rPr>
-        <w:t xml:space="preserve">Handled API errors and request cancellation using </w:t>
-      </w:r>
+        <w:t xml:space="preserve">, </w:t>
+      </w:r>
+      <w:proofErr w:type="spellStart"/>
       <w:r>
         <w:rPr>
           <w:rFonts w:ascii="Times New Roman" w:eastAsia="Times New Roman" w:hAnsi="Times New Roman" w:cs="Times New Roman"/>
@@ -5985,15 +6687,16 @@
           <w:szCs w:val="20"/>
           <w14:ligatures w14:val="none"/>
         </w:rPr>
-        <w:t>AbortController</w:t>
-      </w:r>
+        <w:t>useRef</w:t>
+      </w:r>
+      <w:proofErr w:type="spellEnd"/>
       <w:r>
         <w:rPr>
           <w:rFonts w:ascii="Times New Roman" w:eastAsia="Times New Roman" w:hAnsi="Times New Roman" w:cs="Times New Roman"/>
           <w:kern w:val="0"/>
           <w14:ligatures w14:val="none"/>
         </w:rPr>
-        <w:t xml:space="preserve"> </w:t>
+        <w:t xml:space="preserve">) for UI behavior </w:t>
       </w:r>
     </w:p>
     <w:p>
@@ -6015,50 +6718,92 @@
           <w:kern w:val="0"/>
           <w14:ligatures w14:val="none"/>
         </w:rPr>
-        <w:t xml:space="preserve">Learned best practice: country/state dropdown + city autocomplete or free text input </w:t>
-      </w:r>
-    </w:p>
-    <w:p>
-      <w:pPr>
-        <w:numPr>
-          <w:ilvl w:val="0"/>
-          <w:numId w:val="48"/>
-        </w:numPr>
-        <w:spacing w:before="100" w:beforeAutospacing="1" w:after="100" w:afterAutospacing="1" w:line="240" w:lineRule="auto"/>
+        <w:t xml:space="preserve">Handled API errors and request cancellation using </w:t>
+      </w:r>
+      <w:proofErr w:type="spellStart"/>
+      <w:r>
+        <w:rPr>
+          <w:rFonts w:ascii="Times New Roman" w:eastAsia="Times New Roman" w:hAnsi="Times New Roman" w:cs="Times New Roman"/>
+          <w:kern w:val="0"/>
+          <w:sz w:val="20"/>
+          <w:szCs w:val="20"/>
+          <w14:ligatures w14:val="none"/>
+        </w:rPr>
+        <w:t>AbortController</w:t>
+      </w:r>
+      <w:proofErr w:type="spellEnd"/>
+      <w:r>
         <w:rPr>
           <w:rFonts w:ascii="Times New Roman" w:eastAsia="Times New Roman" w:hAnsi="Times New Roman" w:cs="Times New Roman"/>
           <w:kern w:val="0"/>
           <w14:ligatures w14:val="none"/>
         </w:rPr>
-      </w:pPr>
-      <w:r>
+        <w:t xml:space="preserve"> </w:t>
+      </w:r>
+    </w:p>
+    <w:p>
+      <w:pPr>
+        <w:numPr>
+          <w:ilvl w:val="0"/>
+          <w:numId w:val="48"/>
+        </w:numPr>
+        <w:spacing w:before="100" w:beforeAutospacing="1" w:after="100" w:afterAutospacing="1" w:line="240" w:lineRule="auto"/>
         <w:rPr>
           <w:rFonts w:ascii="Times New Roman" w:eastAsia="Times New Roman" w:hAnsi="Times New Roman" w:cs="Times New Roman"/>
           <w:kern w:val="0"/>
           <w14:ligatures w14:val="none"/>
         </w:rPr>
-        <w:t xml:space="preserve">Followed clean architecture: API → lib layer → components → hooks separation </w:t>
-      </w:r>
-    </w:p>
-    <w:p>
-      <w:pPr>
-        <w:numPr>
-          <w:ilvl w:val="0"/>
-          <w:numId w:val="48"/>
-        </w:numPr>
-        <w:spacing w:before="100" w:beforeAutospacing="1" w:after="100" w:afterAutospacing="1" w:line="240" w:lineRule="auto"/>
+      </w:pPr>
+      <w:r>
         <w:rPr>
           <w:rFonts w:ascii="Times New Roman" w:eastAsia="Times New Roman" w:hAnsi="Times New Roman" w:cs="Times New Roman"/>
           <w:kern w:val="0"/>
           <w14:ligatures w14:val="none"/>
         </w:rPr>
-      </w:pPr>
-      <w:r>
+        <w:t xml:space="preserve">Learned best practice: country/state dropdown + city autocomplete or free text input </w:t>
+      </w:r>
+    </w:p>
+    <w:p>
+      <w:pPr>
+        <w:numPr>
+          <w:ilvl w:val="0"/>
+          <w:numId w:val="48"/>
+        </w:numPr>
+        <w:spacing w:before="100" w:beforeAutospacing="1" w:after="100" w:afterAutospacing="1" w:line="240" w:lineRule="auto"/>
         <w:rPr>
           <w:rFonts w:ascii="Times New Roman" w:eastAsia="Times New Roman" w:hAnsi="Times New Roman" w:cs="Times New Roman"/>
           <w:kern w:val="0"/>
           <w14:ligatures w14:val="none"/>
         </w:rPr>
+      </w:pPr>
+      <w:r>
+        <w:rPr>
+          <w:rFonts w:ascii="Times New Roman" w:eastAsia="Times New Roman" w:hAnsi="Times New Roman" w:cs="Times New Roman"/>
+          <w:kern w:val="0"/>
+          <w14:ligatures w14:val="none"/>
+        </w:rPr>
+        <w:t xml:space="preserve">Followed clean architecture: API → lib layer → components → hooks separation </w:t>
+      </w:r>
+    </w:p>
+    <w:p>
+      <w:pPr>
+        <w:numPr>
+          <w:ilvl w:val="0"/>
+          <w:numId w:val="48"/>
+        </w:numPr>
+        <w:spacing w:before="100" w:beforeAutospacing="1" w:after="100" w:afterAutospacing="1" w:line="240" w:lineRule="auto"/>
+        <w:rPr>
+          <w:rFonts w:ascii="Times New Roman" w:eastAsia="Times New Roman" w:hAnsi="Times New Roman" w:cs="Times New Roman"/>
+          <w:kern w:val="0"/>
+          <w14:ligatures w14:val="none"/>
+        </w:rPr>
+      </w:pPr>
+      <w:r>
+        <w:rPr>
+          <w:rFonts w:ascii="Times New Roman" w:eastAsia="Times New Roman" w:hAnsi="Times New Roman" w:cs="Times New Roman"/>
+          <w:kern w:val="0"/>
+          <w14:ligatures w14:val="none"/>
+        </w:rPr>
         <w:t>Testing and validation from senior left</w:t>
       </w:r>
     </w:p>
@@ -6076,7 +6821,21 @@
           <w:highlight w:val="yellow"/>
         </w:rPr>
         <w:lastRenderedPageBreak/>
-        <w:t>June 5 2026 Friday Login: 8: 50 logout:</w:t>
+        <w:t xml:space="preserve">June 5 2026 Friday Login: 8: 50 </w:t>
+      </w:r>
+      <w:proofErr w:type="gramStart"/>
+      <w:r>
+        <w:rPr>
+          <w:highlight w:val="yellow"/>
+        </w:rPr>
+        <w:t>logout</w:t>
+      </w:r>
+      <w:proofErr w:type="gramEnd"/>
+      <w:r>
+        <w:rPr>
+          <w:highlight w:val="yellow"/>
+        </w:rPr>
+        <w:t>:</w:t>
       </w:r>
       <w:r>
         <w:t xml:space="preserve"> </w:t>
@@ -6146,8 +6905,13 @@
           <w:numId w:val="48"/>
         </w:numPr>
       </w:pPr>
-      <w:r>
-        <w:t>Pr request is made for the integration for city-state-suggestion integration</w:t>
+      <w:proofErr w:type="spellStart"/>
+      <w:r>
+        <w:t>Pr</w:t>
+      </w:r>
+      <w:proofErr w:type="spellEnd"/>
+      <w:r>
+        <w:t xml:space="preserve"> request is made for the integration for city-state-suggestion integration</w:t>
       </w:r>
     </w:p>
     <w:p>
@@ -6198,155 +6962,196 @@
           <w:bCs/>
         </w:rPr>
       </w:pPr>
+      <w:proofErr w:type="spellStart"/>
       <w:r>
         <w:rPr>
           <w:b/>
           <w:bCs/>
         </w:rPr>
-        <w:t>WebbingPlex:</w:t>
-      </w:r>
+        <w:t>WebbingPlex</w:t>
+      </w:r>
+      <w:proofErr w:type="spellEnd"/>
       <w:r>
         <w:rPr>
           <w:b/>
           <w:bCs/>
         </w:rPr>
-        <w:t xml:space="preserve"> </w:t>
-      </w:r>
-    </w:p>
-    <w:p>
-      <w:pPr>
-        <w:pStyle w:val="ListParagraph"/>
-        <w:numPr>
-          <w:ilvl w:val="0"/>
-          <w:numId w:val="48"/>
-        </w:numPr>
-      </w:pPr>
-      <w:r>
-        <w:t>Completed initial project setup using Next.js.</w:t>
-      </w:r>
-    </w:p>
-    <w:p>
-      <w:pPr>
-        <w:pStyle w:val="ListParagraph"/>
-        <w:numPr>
-          <w:ilvl w:val="0"/>
-          <w:numId w:val="48"/>
-        </w:numPr>
-      </w:pPr>
-      <w:r>
-        <w:t>Configured and integrated shadcn/ui components.</w:t>
-      </w:r>
-    </w:p>
-    <w:p>
-      <w:pPr>
-        <w:pStyle w:val="ListParagraph"/>
-        <w:numPr>
-          <w:ilvl w:val="0"/>
-          <w:numId w:val="48"/>
-        </w:numPr>
-      </w:pPr>
-      <w:r>
-        <w:t>Organized and cleaned the project directory structure for better scalability.</w:t>
-      </w:r>
-    </w:p>
-    <w:p>
-      <w:pPr>
-        <w:pStyle w:val="ListParagraph"/>
-        <w:numPr>
-          <w:ilvl w:val="0"/>
-          <w:numId w:val="48"/>
-        </w:numPr>
-      </w:pPr>
-      <w:r>
-        <w:t>Updated project configuration and resolved setup-related issues.</w:t>
-      </w:r>
-    </w:p>
-    <w:p>
-      <w:pPr>
-        <w:pStyle w:val="ListParagraph"/>
-        <w:numPr>
-          <w:ilvl w:val="0"/>
-          <w:numId w:val="48"/>
-        </w:numPr>
-      </w:pPr>
-      <w:r>
-        <w:t>Fixed initial development issues and stabilized the project environment.</w:t>
-      </w:r>
-    </w:p>
-    <w:p>
-      <w:pPr>
-        <w:pStyle w:val="ListParagraph"/>
-        <w:numPr>
-          <w:ilvl w:val="0"/>
-          <w:numId w:val="48"/>
-        </w:numPr>
-      </w:pPr>
-      <w:r>
-        <w:t>Verified the project setup and ensured the application runs correctly.</w:t>
-      </w:r>
-    </w:p>
-    <w:p>
-      <w:pPr>
-        <w:pStyle w:val="ListParagraph"/>
-        <w:numPr>
-          <w:ilvl w:val="0"/>
-          <w:numId w:val="48"/>
-        </w:numPr>
-      </w:pPr>
-      <w:r>
-        <w:t xml:space="preserve">Study little about nextjs </w:t>
-      </w:r>
-    </w:p>
-    <w:p>
-      <w:pPr>
-        <w:pStyle w:val="ListParagraph"/>
-        <w:numPr>
-          <w:ilvl w:val="0"/>
-          <w:numId w:val="48"/>
-        </w:numPr>
-      </w:pPr>
-      <w:r>
-        <w:t>Merge the sikshya project directory with final one to finalize the project setup configured manually</w:t>
-      </w:r>
-    </w:p>
-    <w:p>
-      <w:pPr>
-        <w:pStyle w:val="ListParagraph"/>
-        <w:numPr>
-          <w:ilvl w:val="0"/>
-          <w:numId w:val="48"/>
-        </w:numPr>
-      </w:pPr>
-      <w:r>
-        <w:t>Added the team in the project repo along with discuss with the senior developer</w:t>
-      </w:r>
-    </w:p>
-    <w:p>
-      <w:pPr>
+        <w:t>:</w:t>
+      </w:r>
+      <w:r>
         <w:rPr>
           <w:b/>
           <w:bCs/>
         </w:rPr>
-      </w:pPr>
-      <w:r>
+        <w:t xml:space="preserve"> </w:t>
+      </w:r>
+    </w:p>
+    <w:p>
+      <w:pPr>
+        <w:pStyle w:val="ListParagraph"/>
+        <w:numPr>
+          <w:ilvl w:val="0"/>
+          <w:numId w:val="48"/>
+        </w:numPr>
+      </w:pPr>
+      <w:r>
+        <w:t>Completed initial project setup using Next.js.</w:t>
+      </w:r>
+    </w:p>
+    <w:p>
+      <w:pPr>
+        <w:pStyle w:val="ListParagraph"/>
+        <w:numPr>
+          <w:ilvl w:val="0"/>
+          <w:numId w:val="48"/>
+        </w:numPr>
+      </w:pPr>
+      <w:r>
+        <w:t xml:space="preserve">Configured and integrated </w:t>
+      </w:r>
+      <w:proofErr w:type="spellStart"/>
+      <w:r>
+        <w:t>shadcn</w:t>
+      </w:r>
+      <w:proofErr w:type="spellEnd"/>
+      <w:r>
+        <w:t>/</w:t>
+      </w:r>
+      <w:proofErr w:type="spellStart"/>
+      <w:r>
+        <w:t>ui</w:t>
+      </w:r>
+      <w:proofErr w:type="spellEnd"/>
+      <w:r>
+        <w:t xml:space="preserve"> components.</w:t>
+      </w:r>
+    </w:p>
+    <w:p>
+      <w:pPr>
+        <w:pStyle w:val="ListParagraph"/>
+        <w:numPr>
+          <w:ilvl w:val="0"/>
+          <w:numId w:val="48"/>
+        </w:numPr>
+      </w:pPr>
+      <w:r>
+        <w:t>Organized and cleaned the project directory structure for better scalability.</w:t>
+      </w:r>
+    </w:p>
+    <w:p>
+      <w:pPr>
+        <w:pStyle w:val="ListParagraph"/>
+        <w:numPr>
+          <w:ilvl w:val="0"/>
+          <w:numId w:val="48"/>
+        </w:numPr>
+      </w:pPr>
+      <w:r>
+        <w:t>Updated project configuration and resolved setup-related issues.</w:t>
+      </w:r>
+    </w:p>
+    <w:p>
+      <w:pPr>
+        <w:pStyle w:val="ListParagraph"/>
+        <w:numPr>
+          <w:ilvl w:val="0"/>
+          <w:numId w:val="48"/>
+        </w:numPr>
+      </w:pPr>
+      <w:r>
+        <w:t>Fixed initial development issues and stabilized the project environment.</w:t>
+      </w:r>
+    </w:p>
+    <w:p>
+      <w:pPr>
+        <w:pStyle w:val="ListParagraph"/>
+        <w:numPr>
+          <w:ilvl w:val="0"/>
+          <w:numId w:val="48"/>
+        </w:numPr>
+      </w:pPr>
+      <w:r>
+        <w:t>Verified the project setup and ensured the application runs correctly.</w:t>
+      </w:r>
+    </w:p>
+    <w:p>
+      <w:pPr>
+        <w:pStyle w:val="ListParagraph"/>
+        <w:numPr>
+          <w:ilvl w:val="0"/>
+          <w:numId w:val="48"/>
+        </w:numPr>
+      </w:pPr>
+      <w:r>
+        <w:t xml:space="preserve">Study little about </w:t>
+      </w:r>
+      <w:proofErr w:type="spellStart"/>
+      <w:r>
+        <w:t>nextjs</w:t>
+      </w:r>
+      <w:proofErr w:type="spellEnd"/>
+      <w:r>
+        <w:t xml:space="preserve"> </w:t>
+      </w:r>
+    </w:p>
+    <w:p>
+      <w:pPr>
+        <w:pStyle w:val="ListParagraph"/>
+        <w:numPr>
+          <w:ilvl w:val="0"/>
+          <w:numId w:val="48"/>
+        </w:numPr>
+      </w:pPr>
+      <w:r>
+        <w:t xml:space="preserve">Merge the </w:t>
+      </w:r>
+      <w:proofErr w:type="spellStart"/>
+      <w:r>
+        <w:t>sikshya</w:t>
+      </w:r>
+      <w:proofErr w:type="spellEnd"/>
+      <w:r>
+        <w:t xml:space="preserve"> project directory with final one to finalize the project setup configured manually</w:t>
+      </w:r>
+    </w:p>
+    <w:p>
+      <w:pPr>
+        <w:pStyle w:val="ListParagraph"/>
+        <w:numPr>
+          <w:ilvl w:val="0"/>
+          <w:numId w:val="48"/>
+        </w:numPr>
+      </w:pPr>
+      <w:r>
+        <w:t>Added the team in the project repo along with discuss with the senior developer</w:t>
+      </w:r>
+    </w:p>
+    <w:p>
+      <w:pPr>
         <w:rPr>
           <w:b/>
           <w:bCs/>
         </w:rPr>
-        <w:t xml:space="preserve">Webbing Plex </w:t>
-      </w:r>
+      </w:pPr>
       <w:r>
         <w:rPr>
           <w:b/>
           <w:bCs/>
         </w:rPr>
-        <w:t>Observations &amp; Suggested Improvements</w:t>
+        <w:t xml:space="preserve">Webbing Plex </w:t>
       </w:r>
       <w:r>
         <w:rPr>
           <w:b/>
           <w:bCs/>
         </w:rPr>
+        <w:t>Observations &amp; Suggested Improvements</w:t>
+      </w:r>
+      <w:r>
+        <w:rPr>
+          <w:b/>
+          <w:bCs/>
+        </w:rPr>
         <w:t>:</w:t>
       </w:r>
     </w:p>
@@ -6439,7 +7244,21 @@
           <w:highlight w:val="yellow"/>
         </w:rPr>
         <w:lastRenderedPageBreak/>
-        <w:t>June 8 2026 Monday  was on leave</w:t>
+        <w:t xml:space="preserve">June 8 2026 </w:t>
+      </w:r>
+      <w:proofErr w:type="gramStart"/>
+      <w:r>
+        <w:rPr>
+          <w:highlight w:val="yellow"/>
+        </w:rPr>
+        <w:t>Monday  was</w:t>
+      </w:r>
+      <w:proofErr w:type="gramEnd"/>
+      <w:r>
+        <w:rPr>
+          <w:highlight w:val="yellow"/>
+        </w:rPr>
+        <w:t xml:space="preserve"> on leave</w:t>
       </w:r>
     </w:p>
     <w:p>
@@ -6515,7 +7334,15 @@
         <w:t xml:space="preserve">Popular Section </w:t>
       </w:r>
       <w:r>
-        <w:t xml:space="preserve">structure made by sikshya, Refactor and </w:t>
+        <w:t xml:space="preserve">structure made by </w:t>
+      </w:r>
+      <w:proofErr w:type="spellStart"/>
+      <w:r>
+        <w:t>sikshya</w:t>
+      </w:r>
+      <w:proofErr w:type="spellEnd"/>
+      <w:r>
+        <w:t xml:space="preserve">, Refactor and </w:t>
       </w:r>
       <w:r>
         <w:t>integrated it into the Home page.</w:t>
@@ -6541,9 +7368,11 @@
           <w:numId w:val="49"/>
         </w:numPr>
       </w:pPr>
+      <w:proofErr w:type="spellStart"/>
       <w:r>
         <w:t>PopularSection</w:t>
       </w:r>
+      <w:proofErr w:type="spellEnd"/>
     </w:p>
     <w:p>
       <w:pPr>
@@ -6553,9 +7382,11 @@
           <w:numId w:val="49"/>
         </w:numPr>
       </w:pPr>
+      <w:proofErr w:type="spellStart"/>
       <w:r>
         <w:t>TrendingSearches</w:t>
       </w:r>
+      <w:proofErr w:type="spellEnd"/>
     </w:p>
     <w:p>
       <w:pPr>
@@ -6565,9 +7396,11 @@
           <w:numId w:val="49"/>
         </w:numPr>
       </w:pPr>
+      <w:proofErr w:type="spellStart"/>
       <w:r>
         <w:t>SeasonalSearches</w:t>
       </w:r>
+      <w:proofErr w:type="spellEnd"/>
     </w:p>
     <w:p>
       <w:pPr>
@@ -6577,9 +7410,11 @@
           <w:numId w:val="49"/>
         </w:numPr>
       </w:pPr>
+      <w:proofErr w:type="spellStart"/>
       <w:r>
         <w:t>RecentBusiness</w:t>
       </w:r>
+      <w:proofErr w:type="spellEnd"/>
     </w:p>
     <w:p>
       <w:pPr>
@@ -6589,9 +7424,11 @@
           <w:numId w:val="49"/>
         </w:numPr>
       </w:pPr>
+      <w:proofErr w:type="spellStart"/>
       <w:r>
         <w:t>SearchGrid</w:t>
       </w:r>
+      <w:proofErr w:type="spellEnd"/>
     </w:p>
     <w:p>
       <w:pPr>
@@ -6715,7 +7552,21 @@
           <w:highlight w:val="yellow"/>
         </w:rPr>
         <w:lastRenderedPageBreak/>
-        <w:t>June 10 2026 : Wednesday login: 9:13 AM Logout</w:t>
+        <w:t xml:space="preserve">June 10 </w:t>
+      </w:r>
+      <w:proofErr w:type="gramStart"/>
+      <w:r>
+        <w:rPr>
+          <w:highlight w:val="yellow"/>
+        </w:rPr>
+        <w:t>2026 :</w:t>
+      </w:r>
+      <w:proofErr w:type="gramEnd"/>
+      <w:r>
+        <w:rPr>
+          <w:highlight w:val="yellow"/>
+        </w:rPr>
+        <w:t xml:space="preserve"> Wednesday login: 9:13 AM Logout</w:t>
       </w:r>
       <w:r>
         <w:t xml:space="preserve">: </w:t>
@@ -6757,7 +7608,15 @@
         </w:numPr>
       </w:pPr>
       <w:r>
-        <w:t>Built login page UI and sign-up form with reusable Shadcn-style components.</w:t>
+        <w:t xml:space="preserve">Built login page UI and sign-up form with reusable </w:t>
+      </w:r>
+      <w:proofErr w:type="spellStart"/>
+      <w:r>
+        <w:t>Shadcn</w:t>
+      </w:r>
+      <w:proofErr w:type="spellEnd"/>
+      <w:r>
+        <w:t>-style components.</w:t>
       </w:r>
     </w:p>
     <w:p>
@@ -6990,7 +7849,15 @@
         </w:numPr>
       </w:pPr>
       <w:r>
-        <w:t>Updated product detail data transformation logic in product-details.ts.</w:t>
+        <w:t>Updated product detail data transformation logic in product-</w:t>
+      </w:r>
+      <w:proofErr w:type="spellStart"/>
+      <w:r>
+        <w:t>details.ts</w:t>
+      </w:r>
+      <w:proofErr w:type="spellEnd"/>
+      <w:r>
+        <w:t>.</w:t>
       </w:r>
     </w:p>
     <w:p>
@@ -7001,7 +7868,15 @@
         </w:numPr>
       </w:pPr>
       <w:r>
-        <w:t>Made related API handling updates in api-client.ts.</w:t>
+        <w:t xml:space="preserve">Made related API handling updates in </w:t>
+      </w:r>
+      <w:proofErr w:type="spellStart"/>
+      <w:r>
+        <w:t>api-client.ts</w:t>
+      </w:r>
+      <w:proofErr w:type="spellEnd"/>
+      <w:r>
+        <w:t>.</w:t>
       </w:r>
     </w:p>
     <w:p>
@@ -7012,7 +7887,15 @@
         </w:numPr>
       </w:pPr>
       <w:r>
-        <w:t>Updated accessory rendering and navigation logic in ProductDetailClient.tsx.</w:t>
+        <w:t xml:space="preserve">Updated accessory rendering and navigation logic in </w:t>
+      </w:r>
+      <w:proofErr w:type="spellStart"/>
+      <w:r>
+        <w:t>ProductDetailClient.tsx</w:t>
+      </w:r>
+      <w:proofErr w:type="spellEnd"/>
+      <w:r>
+        <w:t>.</w:t>
       </w:r>
     </w:p>
     <w:p>
@@ -7023,7 +7906,15 @@
         </w:numPr>
       </w:pPr>
       <w:r>
-        <w:t>Made supporting changes in index.ts.</w:t>
+        <w:t xml:space="preserve">Made supporting changes in </w:t>
+      </w:r>
+      <w:proofErr w:type="spellStart"/>
+      <w:r>
+        <w:t>index.ts</w:t>
+      </w:r>
+      <w:proofErr w:type="spellEnd"/>
+      <w:r>
+        <w:t>.</w:t>
       </w:r>
     </w:p>
     <w:p>
@@ -7244,7 +8135,15 @@
         </w:numPr>
       </w:pPr>
       <w:r>
-        <w:t xml:space="preserve">Used optional chaining (?.) for safe property access. </w:t>
+        <w:t xml:space="preserve">Used optional chaining </w:t>
+      </w:r>
+      <w:proofErr w:type="gramStart"/>
+      <w:r>
+        <w:t>(?.</w:t>
+      </w:r>
+      <w:proofErr w:type="gramEnd"/>
+      <w:r>
+        <w:t xml:space="preserve">) for safe property access. </w:t>
       </w:r>
     </w:p>
     <w:p>
@@ -7255,7 +8154,15 @@
         </w:numPr>
       </w:pPr>
       <w:r>
-        <w:t xml:space="preserve">Converted static content into structured arrays and rendered using .map(). </w:t>
+        <w:t xml:space="preserve">Converted static content into structured arrays and rendered </w:t>
+      </w:r>
+      <w:proofErr w:type="gramStart"/>
+      <w:r>
+        <w:t>using .map</w:t>
+      </w:r>
+      <w:proofErr w:type="gramEnd"/>
+      <w:r>
+        <w:t xml:space="preserve">(). </w:t>
       </w:r>
     </w:p>
     <w:p>
@@ -7369,25 +8276,25 @@
           <w:kern w:val="0"/>
           <w14:ligatures w14:val="none"/>
         </w:rPr>
-        <w:t>I'm building the frontend of a Next.js (App Router) project called WebbingPlex. The backend is not ready yet, so I'm using TypeScript interfaces, mock data, and service functions following frontend best practices.</w:t>
-      </w:r>
-    </w:p>
-    <w:p>
-      <w:pPr>
-        <w:spacing w:before="100" w:beforeAutospacing="1" w:after="100" w:afterAutospacing="1" w:line="240" w:lineRule="auto"/>
+        <w:t xml:space="preserve">I'm building the frontend of a Next.js (App Router) project called </w:t>
+      </w:r>
+      <w:proofErr w:type="spellStart"/>
+      <w:r>
         <w:rPr>
           <w:rFonts w:ascii="Times New Roman" w:eastAsia="Times New Roman" w:hAnsi="Times New Roman" w:cs="Times New Roman"/>
           <w:kern w:val="0"/>
           <w14:ligatures w14:val="none"/>
         </w:rPr>
-      </w:pPr>
+        <w:t>WebbingPlex</w:t>
+      </w:r>
+      <w:proofErr w:type="spellEnd"/>
       <w:r>
         <w:rPr>
           <w:rFonts w:ascii="Times New Roman" w:eastAsia="Times New Roman" w:hAnsi="Times New Roman" w:cs="Times New Roman"/>
           <w:kern w:val="0"/>
           <w14:ligatures w14:val="none"/>
         </w:rPr>
-        <w:t>Current focus: Knowledge Entity Search System.</w:t>
+        <w:t>. The backend is not ready yet, so I'm using TypeScript interfaces, mock data, and service functions following frontend best practices.</w:t>
       </w:r>
     </w:p>
     <w:p>
@@ -7405,7 +8312,7 @@
           <w:kern w:val="0"/>
           <w14:ligatures w14:val="none"/>
         </w:rPr>
-        <w:t>Architecture:</w:t>
+        <w:t>Current focus: Knowledge Entity Search System.</w:t>
       </w:r>
     </w:p>
     <w:p>
@@ -7423,25 +8330,25 @@
           <w:kern w:val="0"/>
           <w14:ligatures w14:val="none"/>
         </w:rPr>
-        <w:t>app/</w:t>
-      </w:r>
-      <w:r>
+        <w:t>Architecture:</w:t>
+      </w:r>
+    </w:p>
+    <w:p>
+      <w:pPr>
+        <w:spacing w:before="100" w:beforeAutospacing="1" w:after="100" w:afterAutospacing="1" w:line="240" w:lineRule="auto"/>
         <w:rPr>
           <w:rFonts w:ascii="Times New Roman" w:eastAsia="Times New Roman" w:hAnsi="Times New Roman" w:cs="Times New Roman"/>
           <w:kern w:val="0"/>
           <w14:ligatures w14:val="none"/>
         </w:rPr>
-        <w:br/>
-        <w:t>├── search/</w:t>
-      </w:r>
+      </w:pPr>
       <w:r>
         <w:rPr>
           <w:rFonts w:ascii="Times New Roman" w:eastAsia="Times New Roman" w:hAnsi="Times New Roman" w:cs="Times New Roman"/>
           <w:kern w:val="0"/>
           <w14:ligatures w14:val="none"/>
         </w:rPr>
-        <w:br/>
-        <w:t>│ └── page.tsx</w:t>
+        <w:t>app/</w:t>
       </w:r>
       <w:r>
         <w:rPr>
@@ -7450,7 +8357,7 @@
           <w14:ligatures w14:val="none"/>
         </w:rPr>
         <w:br/>
-        <w:t>├── entity/</w:t>
+        <w:t>├── search/</w:t>
       </w:r>
       <w:r>
         <w:rPr>
@@ -7459,34 +8366,35 @@
           <w14:ligatures w14:val="none"/>
         </w:rPr>
         <w:br/>
-        <w:t>│ └── [slug]/</w:t>
-      </w:r>
+        <w:t xml:space="preserve">│ └── </w:t>
+      </w:r>
+      <w:proofErr w:type="spellStart"/>
       <w:r>
         <w:rPr>
           <w:rFonts w:ascii="Times New Roman" w:eastAsia="Times New Roman" w:hAnsi="Times New Roman" w:cs="Times New Roman"/>
           <w:kern w:val="0"/>
           <w14:ligatures w14:val="none"/>
         </w:rPr>
-        <w:br/>
-        <w:t>│ └── page.tsx</w:t>
-      </w:r>
-    </w:p>
-    <w:p>
-      <w:pPr>
-        <w:spacing w:before="100" w:beforeAutospacing="1" w:after="100" w:afterAutospacing="1" w:line="240" w:lineRule="auto"/>
+        <w:t>page.tsx</w:t>
+      </w:r>
+      <w:proofErr w:type="spellEnd"/>
+      <w:r>
         <w:rPr>
           <w:rFonts w:ascii="Times New Roman" w:eastAsia="Times New Roman" w:hAnsi="Times New Roman" w:cs="Times New Roman"/>
           <w:kern w:val="0"/>
           <w14:ligatures w14:val="none"/>
         </w:rPr>
-      </w:pPr>
+        <w:br/>
+        <w:t>├── entity/</w:t>
+      </w:r>
       <w:r>
         <w:rPr>
           <w:rFonts w:ascii="Times New Roman" w:eastAsia="Times New Roman" w:hAnsi="Times New Roman" w:cs="Times New Roman"/>
           <w:kern w:val="0"/>
           <w14:ligatures w14:val="none"/>
         </w:rPr>
-        <w:t>components/</w:t>
+        <w:br/>
+        <w:t>│ └── [slug]/</w:t>
       </w:r>
       <w:r>
         <w:rPr>
@@ -7495,17 +8403,18 @@
           <w14:ligatures w14:val="none"/>
         </w:rPr>
         <w:br/>
-        <w:t>├── knowledge/</w:t>
-      </w:r>
+        <w:t xml:space="preserve">│ └── </w:t>
+      </w:r>
+      <w:proofErr w:type="spellStart"/>
       <w:r>
         <w:rPr>
           <w:rFonts w:ascii="Times New Roman" w:eastAsia="Times New Roman" w:hAnsi="Times New Roman" w:cs="Times New Roman"/>
           <w:kern w:val="0"/>
           <w14:ligatures w14:val="none"/>
         </w:rPr>
-        <w:br/>
-        <w:t>├── search/</w:t>
-      </w:r>
+        <w:t>page.tsx</w:t>
+      </w:r>
+      <w:proofErr w:type="spellEnd"/>
     </w:p>
     <w:p>
       <w:pPr>
@@ -7522,7 +8431,7 @@
           <w:kern w:val="0"/>
           <w14:ligatures w14:val="none"/>
         </w:rPr>
-        <w:t>lib/</w:t>
+        <w:t>components/</w:t>
       </w:r>
       <w:r>
         <w:rPr>
@@ -7531,7 +8440,7 @@
           <w14:ligatures w14:val="none"/>
         </w:rPr>
         <w:br/>
-        <w:t>├── data/</w:t>
+        <w:t>├── knowledge/</w:t>
       </w:r>
       <w:r>
         <w:rPr>
@@ -7540,69 +8449,65 @@
           <w14:ligatures w14:val="none"/>
         </w:rPr>
         <w:br/>
-        <w:t>│ └── mock/</w:t>
-      </w:r>
-      <w:r>
+        <w:t>├── search/</w:t>
+      </w:r>
+    </w:p>
+    <w:p>
+      <w:pPr>
+        <w:spacing w:before="100" w:beforeAutospacing="1" w:after="100" w:afterAutospacing="1" w:line="240" w:lineRule="auto"/>
         <w:rPr>
           <w:rFonts w:ascii="Times New Roman" w:eastAsia="Times New Roman" w:hAnsi="Times New Roman" w:cs="Times New Roman"/>
           <w:kern w:val="0"/>
           <w14:ligatures w14:val="none"/>
         </w:rPr>
-        <w:br/>
-        <w:t>├── services/</w:t>
-      </w:r>
+      </w:pPr>
       <w:r>
         <w:rPr>
           <w:rFonts w:ascii="Times New Roman" w:eastAsia="Times New Roman" w:hAnsi="Times New Roman" w:cs="Times New Roman"/>
           <w:kern w:val="0"/>
           <w14:ligatures w14:val="none"/>
         </w:rPr>
-        <w:br/>
-        <w:t>├── types/</w:t>
-      </w:r>
-    </w:p>
-    <w:p>
-      <w:pPr>
-        <w:spacing w:before="100" w:beforeAutospacing="1" w:after="100" w:afterAutospacing="1" w:line="240" w:lineRule="auto"/>
+        <w:t>lib/</w:t>
+      </w:r>
+      <w:r>
         <w:rPr>
           <w:rFonts w:ascii="Times New Roman" w:eastAsia="Times New Roman" w:hAnsi="Times New Roman" w:cs="Times New Roman"/>
           <w:kern w:val="0"/>
           <w14:ligatures w14:val="none"/>
         </w:rPr>
-      </w:pPr>
+        <w:br/>
+        <w:t>├── data/</w:t>
+      </w:r>
       <w:r>
         <w:rPr>
           <w:rFonts w:ascii="Times New Roman" w:eastAsia="Times New Roman" w:hAnsi="Times New Roman" w:cs="Times New Roman"/>
           <w:kern w:val="0"/>
           <w14:ligatures w14:val="none"/>
         </w:rPr>
-        <w:t>Knowledge entities are Wikipedia-style content, not businesses.</w:t>
-      </w:r>
-    </w:p>
-    <w:p>
-      <w:pPr>
-        <w:spacing w:before="100" w:beforeAutospacing="1" w:after="100" w:afterAutospacing="1" w:line="240" w:lineRule="auto"/>
+        <w:br/>
+        <w:t>│ └── mock/</w:t>
+      </w:r>
+      <w:r>
         <w:rPr>
           <w:rFonts w:ascii="Times New Roman" w:eastAsia="Times New Roman" w:hAnsi="Times New Roman" w:cs="Times New Roman"/>
           <w:kern w:val="0"/>
           <w14:ligatures w14:val="none"/>
         </w:rPr>
-      </w:pPr>
+        <w:br/>
+        <w:t>├── services/</w:t>
+      </w:r>
       <w:r>
         <w:rPr>
           <w:rFonts w:ascii="Times New Roman" w:eastAsia="Times New Roman" w:hAnsi="Times New Roman" w:cs="Times New Roman"/>
           <w:kern w:val="0"/>
           <w14:ligatures w14:val="none"/>
         </w:rPr>
-        <w:t>Examples:</w:t>
-      </w:r>
-    </w:p>
-    <w:p>
-      <w:pPr>
-        <w:numPr>
-          <w:ilvl w:val="0"/>
-          <w:numId w:val="55"/>
-        </w:numPr>
+        <w:br/>
+        <w:t>├── types/</w:t>
+      </w:r>
+    </w:p>
+    <w:p>
+      <w:pPr>
         <w:spacing w:before="100" w:beforeAutospacing="1" w:after="100" w:afterAutospacing="1" w:line="240" w:lineRule="auto"/>
         <w:rPr>
           <w:rFonts w:ascii="Times New Roman" w:eastAsia="Times New Roman" w:hAnsi="Times New Roman" w:cs="Times New Roman"/>
@@ -7616,15 +8521,11 @@
           <w:kern w:val="0"/>
           <w14:ligatures w14:val="none"/>
         </w:rPr>
-        <w:t>Mount Everest</w:t>
-      </w:r>
-    </w:p>
-    <w:p>
-      <w:pPr>
-        <w:numPr>
-          <w:ilvl w:val="0"/>
-          <w:numId w:val="55"/>
-        </w:numPr>
+        <w:t>Knowledge entities are Wikipedia-style content, not businesses.</w:t>
+      </w:r>
+    </w:p>
+    <w:p>
+      <w:pPr>
         <w:spacing w:before="100" w:beforeAutospacing="1" w:after="100" w:afterAutospacing="1" w:line="240" w:lineRule="auto"/>
         <w:rPr>
           <w:rFonts w:ascii="Times New Roman" w:eastAsia="Times New Roman" w:hAnsi="Times New Roman" w:cs="Times New Roman"/>
@@ -7638,7 +8539,7 @@
           <w:kern w:val="0"/>
           <w14:ligatures w14:val="none"/>
         </w:rPr>
-        <w:t>Pashupatinath Temple</w:t>
+        <w:t>Examples:</w:t>
       </w:r>
     </w:p>
     <w:p>
@@ -7660,8 +8561,54 @@
           <w:kern w:val="0"/>
           <w14:ligatures w14:val="none"/>
         </w:rPr>
+        <w:t>Mount Everest</w:t>
+      </w:r>
+    </w:p>
+    <w:p>
+      <w:pPr>
+        <w:numPr>
+          <w:ilvl w:val="0"/>
+          <w:numId w:val="55"/>
+        </w:numPr>
+        <w:spacing w:before="100" w:beforeAutospacing="1" w:after="100" w:afterAutospacing="1" w:line="240" w:lineRule="auto"/>
+        <w:rPr>
+          <w:rFonts w:ascii="Times New Roman" w:eastAsia="Times New Roman" w:hAnsi="Times New Roman" w:cs="Times New Roman"/>
+          <w:kern w:val="0"/>
+          <w14:ligatures w14:val="none"/>
+        </w:rPr>
+      </w:pPr>
+      <w:r>
+        <w:rPr>
+          <w:rFonts w:ascii="Times New Roman" w:eastAsia="Times New Roman" w:hAnsi="Times New Roman" w:cs="Times New Roman"/>
+          <w:kern w:val="0"/>
+          <w14:ligatures w14:val="none"/>
+        </w:rPr>
+        <w:t>Pashupatinath Temple</w:t>
+      </w:r>
+    </w:p>
+    <w:p>
+      <w:pPr>
+        <w:numPr>
+          <w:ilvl w:val="0"/>
+          <w:numId w:val="55"/>
+        </w:numPr>
+        <w:spacing w:before="100" w:beforeAutospacing="1" w:after="100" w:afterAutospacing="1" w:line="240" w:lineRule="auto"/>
+        <w:rPr>
+          <w:rFonts w:ascii="Times New Roman" w:eastAsia="Times New Roman" w:hAnsi="Times New Roman" w:cs="Times New Roman"/>
+          <w:kern w:val="0"/>
+          <w14:ligatures w14:val="none"/>
+        </w:rPr>
+      </w:pPr>
+      <w:proofErr w:type="spellStart"/>
+      <w:r>
+        <w:rPr>
+          <w:rFonts w:ascii="Times New Roman" w:eastAsia="Times New Roman" w:hAnsi="Times New Roman" w:cs="Times New Roman"/>
+          <w:kern w:val="0"/>
+          <w14:ligatures w14:val="none"/>
+        </w:rPr>
         <w:t>Swayambhunath</w:t>
       </w:r>
+      <w:proofErr w:type="spellEnd"/>
     </w:p>
     <w:p>
       <w:pPr>
@@ -7878,7 +8825,29 @@
           <w:szCs w:val="20"/>
           <w14:ligatures w14:val="none"/>
         </w:rPr>
-        <w:t xml:space="preserve">  about: string[];</w:t>
+        <w:t xml:space="preserve">  about: </w:t>
+      </w:r>
+      <w:proofErr w:type="gramStart"/>
+      <w:r>
+        <w:rPr>
+          <w:rFonts w:ascii="Courier New" w:eastAsia="Times New Roman" w:hAnsi="Courier New" w:cs="Courier New"/>
+          <w:kern w:val="0"/>
+          <w:sz w:val="20"/>
+          <w:szCs w:val="20"/>
+          <w14:ligatures w14:val="none"/>
+        </w:rPr>
+        <w:t>string[</w:t>
+      </w:r>
+      <w:proofErr w:type="gramEnd"/>
+      <w:r>
+        <w:rPr>
+          <w:rFonts w:ascii="Courier New" w:eastAsia="Times New Roman" w:hAnsi="Courier New" w:cs="Courier New"/>
+          <w:kern w:val="0"/>
+          <w:sz w:val="20"/>
+          <w:szCs w:val="20"/>
+          <w14:ligatures w14:val="none"/>
+        </w:rPr>
+        <w:t>];</w:t>
       </w:r>
     </w:p>
     <w:p>
@@ -8159,7 +9128,29 @@
           <w14:ligatures w14:val="none"/>
         </w:rPr>
         <w:lastRenderedPageBreak/>
-        <w:t xml:space="preserve">    colorClass: string;</w:t>
+        <w:t xml:space="preserve">    </w:t>
+      </w:r>
+      <w:proofErr w:type="spellStart"/>
+      <w:r>
+        <w:rPr>
+          <w:rFonts w:ascii="Courier New" w:eastAsia="Times New Roman" w:hAnsi="Courier New" w:cs="Courier New"/>
+          <w:kern w:val="0"/>
+          <w:sz w:val="20"/>
+          <w:szCs w:val="20"/>
+          <w14:ligatures w14:val="none"/>
+        </w:rPr>
+        <w:t>colorClass</w:t>
+      </w:r>
+      <w:proofErr w:type="spellEnd"/>
+      <w:r>
+        <w:rPr>
+          <w:rFonts w:ascii="Courier New" w:eastAsia="Times New Roman" w:hAnsi="Courier New" w:cs="Courier New"/>
+          <w:kern w:val="0"/>
+          <w:sz w:val="20"/>
+          <w:szCs w:val="20"/>
+          <w14:ligatures w14:val="none"/>
+        </w:rPr>
+        <w:t>: string;</w:t>
       </w:r>
     </w:p>
     <w:p>
@@ -8977,8 +9968,20 @@
           <w:szCs w:val="20"/>
           <w14:ligatures w14:val="none"/>
         </w:rPr>
-        <w:t>/entity/mount-everest</w:t>
-      </w:r>
+        <w:t>/entity/mount-</w:t>
+      </w:r>
+      <w:proofErr w:type="spellStart"/>
+      <w:r>
+        <w:rPr>
+          <w:rFonts w:ascii="Courier New" w:eastAsia="Times New Roman" w:hAnsi="Courier New" w:cs="Courier New"/>
+          <w:kern w:val="0"/>
+          <w:sz w:val="20"/>
+          <w:szCs w:val="20"/>
+          <w14:ligatures w14:val="none"/>
+        </w:rPr>
+        <w:t>everest</w:t>
+      </w:r>
+      <w:proofErr w:type="spellEnd"/>
     </w:p>
     <w:p>
       <w:pPr>
@@ -9017,7 +10020,29 @@
           <w:szCs w:val="20"/>
           <w14:ligatures w14:val="none"/>
         </w:rPr>
-        <w:t>/entity/pashupatinath-temple</w:t>
+        <w:t>/entity/</w:t>
+      </w:r>
+      <w:proofErr w:type="spellStart"/>
+      <w:r>
+        <w:rPr>
+          <w:rFonts w:ascii="Courier New" w:eastAsia="Times New Roman" w:hAnsi="Courier New" w:cs="Courier New"/>
+          <w:kern w:val="0"/>
+          <w:sz w:val="20"/>
+          <w:szCs w:val="20"/>
+          <w14:ligatures w14:val="none"/>
+        </w:rPr>
+        <w:t>pashupatinath</w:t>
+      </w:r>
+      <w:proofErr w:type="spellEnd"/>
+      <w:r>
+        <w:rPr>
+          <w:rFonts w:ascii="Courier New" w:eastAsia="Times New Roman" w:hAnsi="Courier New" w:cs="Courier New"/>
+          <w:kern w:val="0"/>
+          <w:sz w:val="20"/>
+          <w:szCs w:val="20"/>
+          <w14:ligatures w14:val="none"/>
+        </w:rPr>
+        <w:t>-temple</w:t>
       </w:r>
     </w:p>
     <w:p>
@@ -9465,7 +10490,35 @@
           <w:kern w:val="0"/>
           <w14:ligatures w14:val="none"/>
         </w:rPr>
-        <w:t>Handle undefined data using notFound().</w:t>
+        <w:t xml:space="preserve">Handle undefined data using </w:t>
+      </w:r>
+      <w:proofErr w:type="spellStart"/>
+      <w:proofErr w:type="gramStart"/>
+      <w:r>
+        <w:rPr>
+          <w:rFonts w:ascii="Times New Roman" w:eastAsia="Times New Roman" w:hAnsi="Times New Roman" w:cs="Times New Roman"/>
+          <w:kern w:val="0"/>
+          <w14:ligatures w14:val="none"/>
+        </w:rPr>
+        <w:t>notFound</w:t>
+      </w:r>
+      <w:proofErr w:type="spellEnd"/>
+      <w:r>
+        <w:rPr>
+          <w:rFonts w:ascii="Times New Roman" w:eastAsia="Times New Roman" w:hAnsi="Times New Roman" w:cs="Times New Roman"/>
+          <w:kern w:val="0"/>
+          <w14:ligatures w14:val="none"/>
+        </w:rPr>
+        <w:t>(</w:t>
+      </w:r>
+      <w:proofErr w:type="gramEnd"/>
+      <w:r>
+        <w:rPr>
+          <w:rFonts w:ascii="Times New Roman" w:eastAsia="Times New Roman" w:hAnsi="Times New Roman" w:cs="Times New Roman"/>
+          <w:kern w:val="0"/>
+          <w14:ligatures w14:val="none"/>
+        </w:rPr>
+        <w:t>).</w:t>
       </w:r>
     </w:p>
     <w:p>
@@ -9662,8 +10715,54 @@
           <w:szCs w:val="20"/>
           <w14:ligatures w14:val="none"/>
         </w:rPr>
-        <w:t>/search?q=everest</w:t>
-      </w:r>
+        <w:t>/</w:t>
+      </w:r>
+      <w:proofErr w:type="spellStart"/>
+      <w:proofErr w:type="gramStart"/>
+      <w:r>
+        <w:rPr>
+          <w:rFonts w:ascii="Courier New" w:eastAsia="Times New Roman" w:hAnsi="Courier New" w:cs="Courier New"/>
+          <w:kern w:val="0"/>
+          <w:sz w:val="20"/>
+          <w:szCs w:val="20"/>
+          <w14:ligatures w14:val="none"/>
+        </w:rPr>
+        <w:t>search</w:t>
+      </w:r>
+      <w:proofErr w:type="gramEnd"/>
+      <w:r>
+        <w:rPr>
+          <w:rFonts w:ascii="Courier New" w:eastAsia="Times New Roman" w:hAnsi="Courier New" w:cs="Courier New"/>
+          <w:kern w:val="0"/>
+          <w:sz w:val="20"/>
+          <w:szCs w:val="20"/>
+          <w14:ligatures w14:val="none"/>
+        </w:rPr>
+        <w:t>?q</w:t>
+      </w:r>
+      <w:proofErr w:type="spellEnd"/>
+      <w:r>
+        <w:rPr>
+          <w:rFonts w:ascii="Courier New" w:eastAsia="Times New Roman" w:hAnsi="Courier New" w:cs="Courier New"/>
+          <w:kern w:val="0"/>
+          <w:sz w:val="20"/>
+          <w:szCs w:val="20"/>
+          <w14:ligatures w14:val="none"/>
+        </w:rPr>
+        <w:t>=</w:t>
+      </w:r>
+      <w:proofErr w:type="spellStart"/>
+      <w:r>
+        <w:rPr>
+          <w:rFonts w:ascii="Courier New" w:eastAsia="Times New Roman" w:hAnsi="Courier New" w:cs="Courier New"/>
+          <w:kern w:val="0"/>
+          <w:sz w:val="20"/>
+          <w:szCs w:val="20"/>
+          <w14:ligatures w14:val="none"/>
+        </w:rPr>
+        <w:t>everest</w:t>
+      </w:r>
+      <w:proofErr w:type="spellEnd"/>
     </w:p>
     <w:p>
       <w:pPr>
@@ -10026,8 +11125,13 @@
       </w:r>
     </w:p>
     <w:p>
-      <w:r>
-        <w:t>Macstore manual testing:</w:t>
+      <w:proofErr w:type="spellStart"/>
+      <w:r>
+        <w:t>Macstore</w:t>
+      </w:r>
+      <w:proofErr w:type="spellEnd"/>
+      <w:r>
+        <w:t xml:space="preserve"> manual testing:</w:t>
       </w:r>
     </w:p>
     <w:p>
@@ -10176,7 +11280,23 @@
           <w:b/>
           <w:bCs/>
         </w:rPr>
-        <w:t>"Unknown column 'combinations_count' in having clause"</w:t>
+        <w:t>"Unknown column '</w:t>
+      </w:r>
+      <w:proofErr w:type="spellStart"/>
+      <w:r>
+        <w:rPr>
+          <w:b/>
+          <w:bCs/>
+        </w:rPr>
+        <w:t>combinations_count</w:t>
+      </w:r>
+      <w:proofErr w:type="spellEnd"/>
+      <w:r>
+        <w:rPr>
+          <w:b/>
+          <w:bCs/>
+        </w:rPr>
+        <w:t>' in having clause"</w:t>
       </w:r>
       <w:r>
         <w:t xml:space="preserve"> preventing page access.</w:t>
@@ -10191,7 +11311,15 @@
         </w:numPr>
       </w:pPr>
       <w:r>
-        <w:t>Make 2 doc and send it to senior</w:t>
+        <w:t xml:space="preserve">Make 2 doc and send it </w:t>
+      </w:r>
+      <w:proofErr w:type="gramStart"/>
+      <w:r>
+        <w:t>to</w:t>
+      </w:r>
+      <w:proofErr w:type="gramEnd"/>
+      <w:r>
+        <w:t xml:space="preserve"> senior</w:t>
       </w:r>
     </w:p>
     <w:p>
@@ -10219,7 +11347,21 @@
         <w:rPr>
           <w:highlight w:val="yellow"/>
         </w:rPr>
-        <w:t>June 17 Suyal Farewell</w:t>
+        <w:t xml:space="preserve">June 17 </w:t>
+      </w:r>
+      <w:proofErr w:type="spellStart"/>
+      <w:r>
+        <w:rPr>
+          <w:highlight w:val="yellow"/>
+        </w:rPr>
+        <w:t>Suyal</w:t>
+      </w:r>
+      <w:proofErr w:type="spellEnd"/>
+      <w:r>
+        <w:rPr>
+          <w:highlight w:val="yellow"/>
+        </w:rPr>
+        <w:t xml:space="preserve"> Farewell</w:t>
       </w:r>
       <w:r>
         <w:t xml:space="preserve"> </w:t>
@@ -10363,8 +11505,13 @@
     </w:p>
     <w:p>
       <w:r>
-        <w:t>app/search/page.tsx</w:t>
-      </w:r>
+        <w:t>app/search/</w:t>
+      </w:r>
+      <w:proofErr w:type="spellStart"/>
+      <w:r>
+        <w:t>page.tsx</w:t>
+      </w:r>
+      <w:proofErr w:type="spellEnd"/>
     </w:p>
     <w:p>
       <w:pPr>
@@ -10374,7 +11521,15 @@
         </w:numPr>
       </w:pPr>
       <w:r>
-        <w:t xml:space="preserve">This should render the main SearchPage component </w:t>
+        <w:t xml:space="preserve">This should render the main </w:t>
+      </w:r>
+      <w:proofErr w:type="spellStart"/>
+      <w:r>
+        <w:t>SearchPage</w:t>
+      </w:r>
+      <w:proofErr w:type="spellEnd"/>
+      <w:r>
+        <w:t xml:space="preserve"> component </w:t>
       </w:r>
     </w:p>
     <w:p>
@@ -10389,48 +11544,69 @@
           <w:b/>
           <w:bCs/>
         </w:rPr>
-        <w:t>4. Build SearchPage Container</w:t>
-      </w:r>
-    </w:p>
-    <w:p>
-      <w:pPr>
-        <w:numPr>
-          <w:ilvl w:val="0"/>
-          <w:numId w:val="60"/>
-        </w:numPr>
-      </w:pPr>
-      <w:r>
-        <w:t>Create:</w:t>
-      </w:r>
-    </w:p>
-    <w:p>
-      <w:r>
-        <w:t>components/search/SearchPage.tsx</w:t>
-      </w:r>
-    </w:p>
-    <w:p>
-      <w:pPr>
-        <w:numPr>
-          <w:ilvl w:val="0"/>
-          <w:numId w:val="60"/>
-        </w:numPr>
-      </w:pPr>
-      <w:r>
-        <w:t xml:space="preserve">Compose all search-related components here </w:t>
-      </w:r>
-    </w:p>
-    <w:p>
-      <w:pPr>
+        <w:t xml:space="preserve">4. Build </w:t>
+      </w:r>
+      <w:proofErr w:type="spellStart"/>
+      <w:r>
         <w:rPr>
           <w:b/>
           <w:bCs/>
         </w:rPr>
-      </w:pPr>
+        <w:t>SearchPage</w:t>
+      </w:r>
+      <w:proofErr w:type="spellEnd"/>
       <w:r>
         <w:rPr>
           <w:b/>
           <w:bCs/>
         </w:rPr>
+        <w:t xml:space="preserve"> Container</w:t>
+      </w:r>
+    </w:p>
+    <w:p>
+      <w:pPr>
+        <w:numPr>
+          <w:ilvl w:val="0"/>
+          <w:numId w:val="60"/>
+        </w:numPr>
+      </w:pPr>
+      <w:r>
+        <w:t>Create:</w:t>
+      </w:r>
+    </w:p>
+    <w:p>
+      <w:r>
+        <w:t>components/search/</w:t>
+      </w:r>
+      <w:proofErr w:type="spellStart"/>
+      <w:r>
+        <w:t>SearchPage.tsx</w:t>
+      </w:r>
+      <w:proofErr w:type="spellEnd"/>
+    </w:p>
+    <w:p>
+      <w:pPr>
+        <w:numPr>
+          <w:ilvl w:val="0"/>
+          <w:numId w:val="60"/>
+        </w:numPr>
+      </w:pPr>
+      <w:r>
+        <w:t xml:space="preserve">Compose all search-related components here </w:t>
+      </w:r>
+    </w:p>
+    <w:p>
+      <w:pPr>
+        <w:rPr>
+          <w:b/>
+          <w:bCs/>
+        </w:rPr>
+      </w:pPr>
+      <w:r>
+        <w:rPr>
+          <w:b/>
+          <w:bCs/>
+        </w:rPr>
         <w:t>5. Build Search Header</w:t>
       </w:r>
     </w:p>
@@ -10447,8 +11623,13 @@
     </w:p>
     <w:p>
       <w:r>
-        <w:t>components/search/SearchHeader.tsx</w:t>
-      </w:r>
+        <w:t>components/search/</w:t>
+      </w:r>
+      <w:proofErr w:type="spellStart"/>
+      <w:r>
+        <w:t>SearchHeader.tsx</w:t>
+      </w:r>
+      <w:proofErr w:type="spellEnd"/>
     </w:p>
     <w:p>
       <w:pPr>
@@ -10512,8 +11693,13 @@
     </w:p>
     <w:p>
       <w:r>
-        <w:t>components/search/SearchFilters.tsx</w:t>
-      </w:r>
+        <w:t>components/search/</w:t>
+      </w:r>
+      <w:proofErr w:type="spellStart"/>
+      <w:r>
+        <w:t>SearchFilters.tsx</w:t>
+      </w:r>
+      <w:proofErr w:type="spellEnd"/>
     </w:p>
     <w:p>
       <w:pPr>
@@ -10587,8 +11773,13 @@
     </w:p>
     <w:p>
       <w:r>
-        <w:t>components/search/SearchResults.tsx</w:t>
-      </w:r>
+        <w:t>components/search/</w:t>
+      </w:r>
+      <w:proofErr w:type="spellStart"/>
+      <w:r>
+        <w:t>SearchResults.tsx</w:t>
+      </w:r>
+      <w:proofErr w:type="spellEnd"/>
     </w:p>
     <w:p>
       <w:pPr>
@@ -10629,8 +11820,13 @@
     </w:p>
     <w:p>
       <w:r>
-        <w:t>components/search/SearchResultCard.tsx</w:t>
-      </w:r>
+        <w:t>components/search/</w:t>
+      </w:r>
+      <w:proofErr w:type="spellStart"/>
+      <w:r>
+        <w:t>SearchResultCard.tsx</w:t>
+      </w:r>
+      <w:proofErr w:type="spellEnd"/>
     </w:p>
     <w:p>
       <w:pPr>
@@ -10715,8 +11911,13 @@
     </w:p>
     <w:p>
       <w:r>
-        <w:t>components/search/SearchPagination.tsx</w:t>
-      </w:r>
+        <w:t>components/search/</w:t>
+      </w:r>
+      <w:proofErr w:type="spellStart"/>
+      <w:r>
+        <w:t>SearchPagination.tsx</w:t>
+      </w:r>
+      <w:proofErr w:type="spellEnd"/>
     </w:p>
     <w:p>
       <w:pPr>
@@ -10780,8 +11981,13 @@
     </w:p>
     <w:p>
       <w:r>
-        <w:t>components/search/SearchMap.tsx</w:t>
-      </w:r>
+        <w:t>components/search/</w:t>
+      </w:r>
+      <w:proofErr w:type="spellStart"/>
+      <w:r>
+        <w:t>SearchMap.tsx</w:t>
+      </w:r>
+      <w:proofErr w:type="spellEnd"/>
     </w:p>
     <w:p>
       <w:pPr>
@@ -10822,8 +12028,13 @@
     </w:p>
     <w:p>
       <w:r>
-        <w:t>components/search/AddBusinessCard.tsx</w:t>
-      </w:r>
+        <w:t>components/search/</w:t>
+      </w:r>
+      <w:proofErr w:type="spellStart"/>
+      <w:r>
+        <w:t>AddBusinessCard.tsx</w:t>
+      </w:r>
+      <w:proofErr w:type="spellEnd"/>
     </w:p>
     <w:p>
       <w:pPr>
@@ -10864,8 +12075,21 @@
     </w:p>
     <w:p>
       <w:r>
-        <w:t>services/apis/searchService.ts</w:t>
-      </w:r>
+        <w:t>services/</w:t>
+      </w:r>
+      <w:proofErr w:type="spellStart"/>
+      <w:r>
+        <w:t>apis</w:t>
+      </w:r>
+      <w:proofErr w:type="spellEnd"/>
+      <w:r>
+        <w:t>/</w:t>
+      </w:r>
+      <w:proofErr w:type="spellStart"/>
+      <w:r>
+        <w:t>searchService.ts</w:t>
+      </w:r>
+      <w:proofErr w:type="spellEnd"/>
     </w:p>
     <w:p>
       <w:pPr>
@@ -10939,8 +12163,13 @@
     </w:p>
     <w:p>
       <w:r>
-        <w:t>types/search.ts</w:t>
-      </w:r>
+        <w:t>types/</w:t>
+      </w:r>
+      <w:proofErr w:type="spellStart"/>
+      <w:r>
+        <w:t>search.ts</w:t>
+      </w:r>
+      <w:proofErr w:type="spellEnd"/>
     </w:p>
     <w:p>
       <w:pPr>
@@ -11003,8 +12232,13 @@
     </w:p>
     <w:p>
       <w:r>
-        <w:t>utils/pagination.ts</w:t>
-      </w:r>
+        <w:t>utils/</w:t>
+      </w:r>
+      <w:proofErr w:type="spellStart"/>
+      <w:r>
+        <w:t>pagination.ts</w:t>
+      </w:r>
+      <w:proofErr w:type="spellEnd"/>
     </w:p>
     <w:p>
       <w:pPr>
@@ -11061,9 +12295,19 @@
       </w:r>
     </w:p>
     <w:p>
-      <w:r>
-        <w:t>SelectLabel must be used within SelectGroup</w:t>
-      </w:r>
+      <w:proofErr w:type="spellStart"/>
+      <w:r>
+        <w:t>SelectLabel</w:t>
+      </w:r>
+      <w:proofErr w:type="spellEnd"/>
+      <w:r>
+        <w:t xml:space="preserve"> must be used within </w:t>
+      </w:r>
+      <w:proofErr w:type="spellStart"/>
+      <w:r>
+        <w:t>SelectGroup</w:t>
+      </w:r>
+      <w:proofErr w:type="spellEnd"/>
     </w:p>
     <w:p>
       <w:r>
@@ -11233,8 +12477,13 @@
           <w:numId w:val="73"/>
         </w:numPr>
       </w:pPr>
-      <w:r>
-        <w:t xml:space="preserve">SearchPage component created </w:t>
+      <w:proofErr w:type="spellStart"/>
+      <w:r>
+        <w:t>SearchPage</w:t>
+      </w:r>
+      <w:proofErr w:type="spellEnd"/>
+      <w:r>
+        <w:t xml:space="preserve"> component created </w:t>
       </w:r>
     </w:p>
     <w:p>
@@ -11244,8 +12493,13 @@
           <w:numId w:val="73"/>
         </w:numPr>
       </w:pPr>
-      <w:r>
-        <w:t xml:space="preserve">SearchHeader completed </w:t>
+      <w:proofErr w:type="spellStart"/>
+      <w:r>
+        <w:t>SearchHeader</w:t>
+      </w:r>
+      <w:proofErr w:type="spellEnd"/>
+      <w:r>
+        <w:t xml:space="preserve"> completed </w:t>
       </w:r>
     </w:p>
     <w:p>
@@ -11255,8 +12509,13 @@
           <w:numId w:val="73"/>
         </w:numPr>
       </w:pPr>
-      <w:r>
-        <w:t xml:space="preserve">SearchFilters completed </w:t>
+      <w:proofErr w:type="spellStart"/>
+      <w:r>
+        <w:t>SearchFilters</w:t>
+      </w:r>
+      <w:proofErr w:type="spellEnd"/>
+      <w:r>
+        <w:t xml:space="preserve"> completed </w:t>
       </w:r>
     </w:p>
     <w:p>
@@ -11266,8 +12525,13 @@
           <w:numId w:val="73"/>
         </w:numPr>
       </w:pPr>
-      <w:r>
-        <w:t xml:space="preserve">SearchResults completed </w:t>
+      <w:proofErr w:type="spellStart"/>
+      <w:r>
+        <w:t>SearchResults</w:t>
+      </w:r>
+      <w:proofErr w:type="spellEnd"/>
+      <w:r>
+        <w:t xml:space="preserve"> completed </w:t>
       </w:r>
     </w:p>
     <w:p>
@@ -11277,8 +12541,13 @@
           <w:numId w:val="73"/>
         </w:numPr>
       </w:pPr>
-      <w:r>
-        <w:t xml:space="preserve">SearchResultCard completed </w:t>
+      <w:proofErr w:type="spellStart"/>
+      <w:r>
+        <w:t>SearchResultCard</w:t>
+      </w:r>
+      <w:proofErr w:type="spellEnd"/>
+      <w:r>
+        <w:t xml:space="preserve"> completed </w:t>
       </w:r>
     </w:p>
     <w:p>
@@ -11288,9 +12557,14 @@
           <w:numId w:val="73"/>
         </w:numPr>
       </w:pPr>
+      <w:proofErr w:type="spellStart"/>
       <w:r>
         <w:lastRenderedPageBreak/>
-        <w:t xml:space="preserve">SearchPagination completed </w:t>
+        <w:t>SearchPagination</w:t>
+      </w:r>
+      <w:proofErr w:type="spellEnd"/>
+      <w:r>
+        <w:t xml:space="preserve"> completed </w:t>
       </w:r>
     </w:p>
     <w:p>
@@ -11300,8 +12574,13 @@
           <w:numId w:val="73"/>
         </w:numPr>
       </w:pPr>
-      <w:r>
-        <w:t xml:space="preserve">SearchMap completed </w:t>
+      <w:proofErr w:type="spellStart"/>
+      <w:r>
+        <w:t>SearchMap</w:t>
+      </w:r>
+      <w:proofErr w:type="spellEnd"/>
+      <w:r>
+        <w:t xml:space="preserve"> completed </w:t>
       </w:r>
     </w:p>
     <w:p>
@@ -11311,8 +12590,13 @@
           <w:numId w:val="73"/>
         </w:numPr>
       </w:pPr>
-      <w:r>
-        <w:t xml:space="preserve">AddBusinessCard completed </w:t>
+      <w:proofErr w:type="spellStart"/>
+      <w:r>
+        <w:t>AddBusinessCard</w:t>
+      </w:r>
+      <w:proofErr w:type="spellEnd"/>
+      <w:r>
+        <w:t xml:space="preserve"> completed </w:t>
       </w:r>
     </w:p>
     <w:p>
@@ -11322,8 +12606,13 @@
           <w:numId w:val="73"/>
         </w:numPr>
       </w:pPr>
-      <w:r>
-        <w:t xml:space="preserve">searchService created </w:t>
+      <w:proofErr w:type="spellStart"/>
+      <w:r>
+        <w:t>searchService</w:t>
+      </w:r>
+      <w:proofErr w:type="spellEnd"/>
+      <w:r>
+        <w:t xml:space="preserve"> created </w:t>
       </w:r>
     </w:p>
     <w:p>
@@ -11333,8 +12622,13 @@
           <w:numId w:val="73"/>
         </w:numPr>
       </w:pPr>
-      <w:r>
-        <w:t xml:space="preserve">search.ts types created </w:t>
+      <w:proofErr w:type="spellStart"/>
+      <w:r>
+        <w:t>search.ts</w:t>
+      </w:r>
+      <w:proofErr w:type="spellEnd"/>
+      <w:r>
+        <w:t xml:space="preserve"> types created </w:t>
       </w:r>
     </w:p>
     <w:p>
@@ -11393,8 +12687,13 @@
       </w:r>
     </w:p>
     <w:p>
-      <w:r>
-        <w:t>Macstore:</w:t>
+      <w:proofErr w:type="spellStart"/>
+      <w:r>
+        <w:t>Macstore</w:t>
+      </w:r>
+      <w:proofErr w:type="spellEnd"/>
+      <w:r>
+        <w:t>:</w:t>
       </w:r>
     </w:p>
     <w:p>
@@ -11452,7 +12751,21 @@
           <w:highlight w:val="yellow"/>
         </w:rPr>
         <w:lastRenderedPageBreak/>
-        <w:t>June 19 2026 Friday login :9:06 logout: 5:00</w:t>
+        <w:t xml:space="preserve">June 19 2026 Friday </w:t>
+      </w:r>
+      <w:proofErr w:type="gramStart"/>
+      <w:r>
+        <w:rPr>
+          <w:highlight w:val="yellow"/>
+        </w:rPr>
+        <w:t>login :</w:t>
+      </w:r>
+      <w:proofErr w:type="gramEnd"/>
+      <w:r>
+        <w:rPr>
+          <w:highlight w:val="yellow"/>
+        </w:rPr>
+        <w:t>9:06 logout: 5:00</w:t>
       </w:r>
     </w:p>
     <w:p>
@@ -11628,10 +12941,20 @@
         </w:numPr>
       </w:pPr>
       <w:r>
-        <w:t>Tested banner creation and display functionality; verified that everything is working as expected.</w:t>
-      </w:r>
-      <w:r>
-        <w:t>Improved mobile responsiveness of the banner content and CTA link.</w:t>
+        <w:t xml:space="preserve">Tested banner creation and display functionality; verified that everything is working as </w:t>
+      </w:r>
+      <w:proofErr w:type="spellStart"/>
+      <w:proofErr w:type="gramStart"/>
+      <w:r>
+        <w:t>expected.</w:t>
+      </w:r>
+      <w:r>
+        <w:t>Improved</w:t>
+      </w:r>
+      <w:proofErr w:type="spellEnd"/>
+      <w:proofErr w:type="gramEnd"/>
+      <w:r>
+        <w:t xml:space="preserve"> mobile responsiveness of the banner content and CTA link.</w:t>
       </w:r>
     </w:p>
     <w:p>
@@ -12189,7 +13512,15 @@
         </w:numPr>
       </w:pPr>
       <w:r>
-        <w:t>Observed that the API started showing issues after multiple test runs and performed further analysis to understand the possible cause.</w:t>
+        <w:t xml:space="preserve">Observed that the API started showing issues after multiple </w:t>
+      </w:r>
+      <w:proofErr w:type="gramStart"/>
+      <w:r>
+        <w:t>test</w:t>
+      </w:r>
+      <w:proofErr w:type="gramEnd"/>
+      <w:r>
+        <w:t xml:space="preserve"> runs and performed further analysis to understand the possible cause.</w:t>
       </w:r>
     </w:p>
     <w:p>
@@ -12335,7 +13666,15 @@
         </w:numPr>
       </w:pPr>
       <w:r>
-        <w:t xml:space="preserve">Identified root cause: frontend was routing category clicks through search query params (/search?q=...) instead of directly hitting category API endpoints. </w:t>
+        <w:t>Identified root cause: frontend was routing category clicks through search query params (/</w:t>
+      </w:r>
+      <w:proofErr w:type="spellStart"/>
+      <w:r>
+        <w:t>search?q</w:t>
+      </w:r>
+      <w:proofErr w:type="spellEnd"/>
+      <w:r>
+        <w:t xml:space="preserve">=...) instead of directly hitting category API endpoints. </w:t>
       </w:r>
     </w:p>
     <w:p>
@@ -12371,7 +13710,15 @@
         </w:numPr>
       </w:pPr>
       <w:r>
-        <w:t>Integrated getProductsByCategorySlug into the collection page as the primary data source, with fallback</w:t>
+        <w:t xml:space="preserve">Integrated </w:t>
+      </w:r>
+      <w:proofErr w:type="spellStart"/>
+      <w:r>
+        <w:t>getProductsByCategorySlug</w:t>
+      </w:r>
+      <w:proofErr w:type="spellEnd"/>
+      <w:r>
+        <w:t xml:space="preserve"> into the collection page as the primary data source, with fallback</w:t>
       </w:r>
       <w:r>
         <w:t xml:space="preserve"> chains</w:t>
@@ -12389,7 +13736,17 @@
         </w:numPr>
       </w:pPr>
       <w:r>
-        <w:t xml:space="preserve">Debugged subcategory slug mismatch — subcategory param was incorrectly extracting the parent category slug from c.href instead of using the child's own slug. </w:t>
+        <w:t xml:space="preserve">Debugged subcategory slug mismatch — subcategory param was incorrectly extracting the parent category slug from </w:t>
+      </w:r>
+      <w:proofErr w:type="spellStart"/>
+      <w:proofErr w:type="gramStart"/>
+      <w:r>
+        <w:t>c.href</w:t>
+      </w:r>
+      <w:proofErr w:type="spellEnd"/>
+      <w:proofErr w:type="gramEnd"/>
+      <w:r>
+        <w:t xml:space="preserve"> instead of using the child's own slug. </w:t>
       </w:r>
     </w:p>
     <w:p>
@@ -12413,7 +13770,31 @@
         </w:numPr>
       </w:pPr>
       <w:r>
-        <w:t>Verified the correct API pattern: /api/products/category/{parentSlug}?subcategory={subSlug}.</w:t>
+        <w:t>Verified the correct API pattern: /</w:t>
+      </w:r>
+      <w:proofErr w:type="spellStart"/>
+      <w:r>
+        <w:t>api</w:t>
+      </w:r>
+      <w:proofErr w:type="spellEnd"/>
+      <w:r>
+        <w:t>/products/category/{</w:t>
+      </w:r>
+      <w:proofErr w:type="spellStart"/>
+      <w:r>
+        <w:t>parentSlug</w:t>
+      </w:r>
+      <w:proofErr w:type="spellEnd"/>
+      <w:r>
+        <w:t>}?subcategory={</w:t>
+      </w:r>
+      <w:proofErr w:type="spellStart"/>
+      <w:r>
+        <w:t>subSlug</w:t>
+      </w:r>
+      <w:proofErr w:type="spellEnd"/>
+      <w:r>
+        <w:t>}.</w:t>
       </w:r>
     </w:p>
     <w:p>
@@ -12446,7 +13827,21 @@
         <w:rPr>
           <w:rFonts w:asciiTheme="majorHAnsi" w:hAnsiTheme="majorHAnsi"/>
         </w:rPr>
-        <w:t xml:space="preserve">Updated product card image handling by replacing normal &lt;img&gt; with Next.js &lt;Image&gt; component. </w:t>
+        <w:t>Updated product card image handling by replacing normal &lt;</w:t>
+      </w:r>
+      <w:proofErr w:type="spellStart"/>
+      <w:r>
+        <w:rPr>
+          <w:rFonts w:asciiTheme="majorHAnsi" w:hAnsiTheme="majorHAnsi"/>
+        </w:rPr>
+        <w:t>img</w:t>
+      </w:r>
+      <w:proofErr w:type="spellEnd"/>
+      <w:r>
+        <w:rPr>
+          <w:rFonts w:asciiTheme="majorHAnsi" w:hAnsiTheme="majorHAnsi"/>
+        </w:rPr>
+        <w:t xml:space="preserve">&gt; with Next.js &lt;Image&gt; component. </w:t>
       </w:r>
     </w:p>
     <w:p>
@@ -12980,10 +14375,21 @@
           <w:highlight w:val="yellow"/>
         </w:rPr>
         <w:lastRenderedPageBreak/>
-        <w:t>June 26 2026 Friday Login: 9:02 AM Logout:</w:t>
-      </w:r>
-      <w:r>
-        <w:t>5:00 PM</w:t>
+        <w:t xml:space="preserve">June 26 2026 Friday Login: 9:02 AM </w:t>
+      </w:r>
+      <w:proofErr w:type="gramStart"/>
+      <w:r>
+        <w:rPr>
+          <w:highlight w:val="yellow"/>
+        </w:rPr>
+        <w:t>Logout:</w:t>
+      </w:r>
+      <w:r>
+        <w:t>5:00</w:t>
+      </w:r>
+      <w:proofErr w:type="gramEnd"/>
+      <w:r>
+        <w:t xml:space="preserve"> PM</w:t>
       </w:r>
     </w:p>
     <w:p>
@@ -13089,7 +14495,15 @@
     </w:p>
     <w:p>
       <w:r>
-        <w:t>Identify some issue in webbingPlex that is listed out.</w:t>
+        <w:t xml:space="preserve">Identify some issue in </w:t>
+      </w:r>
+      <w:proofErr w:type="spellStart"/>
+      <w:r>
+        <w:t>webbingPlex</w:t>
+      </w:r>
+      <w:proofErr w:type="spellEnd"/>
+      <w:r>
+        <w:t xml:space="preserve"> that is listed out.</w:t>
       </w:r>
     </w:p>
     <w:p>
@@ -13120,11 +14534,19 @@
         </w:rPr>
         <w:t xml:space="preserve"> </w:t>
       </w:r>
+      <w:proofErr w:type="gramStart"/>
       <w:r>
         <w:rPr>
           <w:highlight w:val="yellow"/>
         </w:rPr>
-        <w:t>2026  (Sun Mon Tue) : was on leave</w:t>
+        <w:t>2026  (</w:t>
+      </w:r>
+      <w:proofErr w:type="gramEnd"/>
+      <w:r>
+        <w:rPr>
+          <w:highlight w:val="yellow"/>
+        </w:rPr>
+        <w:t>Sun Mon Tue) : was on leave</w:t>
       </w:r>
     </w:p>
     <w:p/>
@@ -13192,11 +14614,19 @@
         </w:rPr>
         <w:t xml:space="preserve"> AM </w:t>
       </w:r>
+      <w:proofErr w:type="gramStart"/>
       <w:r>
         <w:rPr>
           <w:highlight w:val="yellow"/>
         </w:rPr>
-        <w:t>Logout:5:00 PM</w:t>
+        <w:t>Logout:5:00</w:t>
+      </w:r>
+      <w:proofErr w:type="gramEnd"/>
+      <w:r>
+        <w:rPr>
+          <w:highlight w:val="yellow"/>
+        </w:rPr>
+        <w:t xml:space="preserve"> PM</w:t>
       </w:r>
     </w:p>
     <w:p/>
@@ -13290,8 +14720,13 @@
         </w:numPr>
       </w:pPr>
       <w:r>
-        <w:t>Transfer the ownership of the project webbingplex</w:t>
-      </w:r>
+        <w:t xml:space="preserve">Transfer the ownership of the project </w:t>
+      </w:r>
+      <w:proofErr w:type="spellStart"/>
+      <w:r>
+        <w:t>webbingplex</w:t>
+      </w:r>
+      <w:proofErr w:type="spellEnd"/>
     </w:p>
     <w:p>
       <w:r>
@@ -13385,7 +14820,15 @@
         </w:numPr>
       </w:pPr>
       <w:r>
-        <w:t xml:space="preserve">Clone the repo of mayau tech for tomorrow priority </w:t>
+        <w:t xml:space="preserve">Clone the repo of </w:t>
+      </w:r>
+      <w:proofErr w:type="spellStart"/>
+      <w:r>
+        <w:t>mayau</w:t>
+      </w:r>
+      <w:proofErr w:type="spellEnd"/>
+      <w:r>
+        <w:t xml:space="preserve"> tech for tomorrow priority </w:t>
       </w:r>
     </w:p>
     <w:p>
@@ -13479,402 +14922,584 @@
           <w:bCs/>
         </w:rPr>
       </w:pPr>
+      <w:proofErr w:type="spellStart"/>
       <w:r>
         <w:rPr>
           <w:b/>
           <w:bCs/>
         </w:rPr>
-        <w:t>Mayou-Tech</w:t>
-      </w:r>
+        <w:t>Mayou</w:t>
+      </w:r>
+      <w:proofErr w:type="spellEnd"/>
       <w:r>
         <w:rPr>
           <w:b/>
           <w:bCs/>
         </w:rPr>
-        <w:t>:</w:t>
-      </w:r>
-    </w:p>
-    <w:p>
-      <w:pPr>
-        <w:pStyle w:val="ListParagraph"/>
-        <w:numPr>
-          <w:ilvl w:val="0"/>
-          <w:numId w:val="84"/>
-        </w:numPr>
-      </w:pPr>
-      <w:r>
-        <w:t xml:space="preserve">Created Product, ProductListResponse, and ProductResponse types for API consistency </w:t>
-      </w:r>
-    </w:p>
-    <w:p>
-      <w:pPr>
-        <w:pStyle w:val="ListParagraph"/>
-        <w:numPr>
-          <w:ilvl w:val="0"/>
-          <w:numId w:val="84"/>
-        </w:numPr>
-      </w:pPr>
-      <w:r>
-        <w:t xml:space="preserve">Implemented getProducts() function using generic apiFetch&lt;T&gt; </w:t>
-      </w:r>
-    </w:p>
-    <w:p>
-      <w:pPr>
-        <w:pStyle w:val="ListParagraph"/>
-        <w:numPr>
-          <w:ilvl w:val="0"/>
-          <w:numId w:val="84"/>
-        </w:numPr>
-      </w:pPr>
-      <w:r>
-        <w:t xml:space="preserve">Ensured type-safe API response handling for product listing </w:t>
-      </w:r>
-    </w:p>
-    <w:p>
-      <w:pPr>
-        <w:pStyle w:val="ListParagraph"/>
-        <w:numPr>
-          <w:ilvl w:val="0"/>
-          <w:numId w:val="84"/>
-        </w:numPr>
-      </w:pPr>
-      <w:r>
-        <w:t xml:space="preserve">Verified GET request works with default fetch method </w:t>
-      </w:r>
-    </w:p>
-    <w:p>
-      <w:pPr>
-        <w:pStyle w:val="ListParagraph"/>
-        <w:numPr>
-          <w:ilvl w:val="0"/>
-          <w:numId w:val="84"/>
-        </w:numPr>
-      </w:pPr>
-      <w:r>
-        <w:t>Structured API layer for future extension (e.g., single product, CRUD operations)</w:t>
-      </w:r>
-    </w:p>
-    <w:p>
-      <w:pPr>
+        <w:t>-Tech</w:t>
+      </w:r>
+      <w:r>
         <w:rPr>
           <w:b/>
           <w:bCs/>
         </w:rPr>
-      </w:pPr>
-      <w:r>
+        <w:t>:</w:t>
+      </w:r>
+    </w:p>
+    <w:p>
+      <w:pPr>
+        <w:pStyle w:val="ListParagraph"/>
+        <w:numPr>
+          <w:ilvl w:val="0"/>
+          <w:numId w:val="84"/>
+        </w:numPr>
+      </w:pPr>
+      <w:r>
+        <w:t xml:space="preserve">Created Product, </w:t>
+      </w:r>
+      <w:proofErr w:type="spellStart"/>
+      <w:r>
+        <w:t>ProductListResponse</w:t>
+      </w:r>
+      <w:proofErr w:type="spellEnd"/>
+      <w:r>
+        <w:t xml:space="preserve">, and </w:t>
+      </w:r>
+      <w:proofErr w:type="spellStart"/>
+      <w:r>
+        <w:t>ProductResponse</w:t>
+      </w:r>
+      <w:proofErr w:type="spellEnd"/>
+      <w:r>
+        <w:t xml:space="preserve"> types for API consistency </w:t>
+      </w:r>
+    </w:p>
+    <w:p>
+      <w:pPr>
+        <w:pStyle w:val="ListParagraph"/>
+        <w:numPr>
+          <w:ilvl w:val="0"/>
+          <w:numId w:val="84"/>
+        </w:numPr>
+      </w:pPr>
+      <w:r>
+        <w:t xml:space="preserve">Implemented </w:t>
+      </w:r>
+      <w:proofErr w:type="spellStart"/>
+      <w:proofErr w:type="gramStart"/>
+      <w:r>
+        <w:t>getProducts</w:t>
+      </w:r>
+      <w:proofErr w:type="spellEnd"/>
+      <w:r>
+        <w:t>(</w:t>
+      </w:r>
+      <w:proofErr w:type="gramEnd"/>
+      <w:r>
+        <w:t xml:space="preserve">) function using generic </w:t>
+      </w:r>
+      <w:proofErr w:type="spellStart"/>
+      <w:r>
+        <w:t>apiFetch</w:t>
+      </w:r>
+      <w:proofErr w:type="spellEnd"/>
+      <w:r>
+        <w:t xml:space="preserve">&lt;T&gt; </w:t>
+      </w:r>
+    </w:p>
+    <w:p>
+      <w:pPr>
+        <w:pStyle w:val="ListParagraph"/>
+        <w:numPr>
+          <w:ilvl w:val="0"/>
+          <w:numId w:val="84"/>
+        </w:numPr>
+      </w:pPr>
+      <w:r>
+        <w:t xml:space="preserve">Ensured type-safe API response handling for product listing </w:t>
+      </w:r>
+    </w:p>
+    <w:p>
+      <w:pPr>
+        <w:pStyle w:val="ListParagraph"/>
+        <w:numPr>
+          <w:ilvl w:val="0"/>
+          <w:numId w:val="84"/>
+        </w:numPr>
+      </w:pPr>
+      <w:r>
+        <w:t xml:space="preserve">Verified GET request works with default fetch method </w:t>
+      </w:r>
+    </w:p>
+    <w:p>
+      <w:pPr>
+        <w:pStyle w:val="ListParagraph"/>
+        <w:numPr>
+          <w:ilvl w:val="0"/>
+          <w:numId w:val="84"/>
+        </w:numPr>
+      </w:pPr>
+      <w:r>
+        <w:t>Structured API layer for future extension (e.g., single product, CRUD operations)</w:t>
+      </w:r>
+    </w:p>
+    <w:p>
+      <w:pPr>
         <w:rPr>
           <w:b/>
           <w:bCs/>
         </w:rPr>
-        <w:t>Product A</w:t>
-      </w:r>
+      </w:pPr>
       <w:r>
         <w:rPr>
           <w:b/>
           <w:bCs/>
         </w:rPr>
-        <w:t>PI</w:t>
+        <w:t>Product A</w:t>
       </w:r>
       <w:r>
         <w:rPr>
           <w:b/>
           <w:bCs/>
         </w:rPr>
-        <w:t xml:space="preserve"> integration </w:t>
+        <w:t>PI</w:t>
       </w:r>
       <w:r>
         <w:rPr>
           <w:b/>
           <w:bCs/>
         </w:rPr>
-        <w:t>(mayoutech)</w:t>
-      </w:r>
-    </w:p>
-    <w:p>
-      <w:pPr>
-        <w:numPr>
-          <w:ilvl w:val="0"/>
-          <w:numId w:val="88"/>
-        </w:numPr>
-      </w:pPr>
-      <w:r>
-        <w:t xml:space="preserve">Tested getAllProducts API — data is returning correctly as expected </w:t>
-      </w:r>
-    </w:p>
-    <w:p>
-      <w:pPr>
-        <w:numPr>
-          <w:ilvl w:val="0"/>
-          <w:numId w:val="88"/>
-        </w:numPr>
-      </w:pPr>
-      <w:r>
-        <w:t xml:space="preserve">Completed basic API integration into the existing codebase (initial base setup done) </w:t>
-      </w:r>
-    </w:p>
-    <w:p>
-      <w:pPr>
-        <w:numPr>
-          <w:ilvl w:val="0"/>
-          <w:numId w:val="88"/>
-        </w:numPr>
-      </w:pPr>
-      <w:r>
-        <w:t xml:space="preserve">Integrated product API into product display flow and confirmed products are rendering in UI </w:t>
-      </w:r>
-    </w:p>
-    <w:p>
-      <w:pPr>
-        <w:numPr>
-          <w:ilvl w:val="0"/>
-          <w:numId w:val="88"/>
-        </w:numPr>
-      </w:pPr>
-      <w:r>
-        <w:t>I</w:t>
-      </w:r>
-      <w:r>
-        <w:t>mage rendering in both admin panel and frontend</w:t>
-      </w:r>
-      <w:r>
-        <w:t xml:space="preserve"> are not displaying.</w:t>
-      </w:r>
-      <w:r>
-        <w:t xml:space="preserve"> </w:t>
-      </w:r>
-    </w:p>
-    <w:p>
-      <w:pPr>
-        <w:numPr>
-          <w:ilvl w:val="0"/>
-          <w:numId w:val="88"/>
-        </w:numPr>
-      </w:pPr>
-      <w:r>
-        <w:t xml:space="preserve">Refactored API usage structure with assistance to improve code quality and maintainability </w:t>
-      </w:r>
-    </w:p>
-    <w:p>
-      <w:pPr>
-        <w:numPr>
-          <w:ilvl w:val="0"/>
-          <w:numId w:val="88"/>
-        </w:numPr>
-      </w:pPr>
-      <w:r>
-        <w:t xml:space="preserve">Requires a review from senior </w:t>
-      </w:r>
-      <w:r>
-        <w:t xml:space="preserve">whether it follows best practices </w:t>
-      </w:r>
-    </w:p>
-    <w:p>
-      <w:pPr>
-        <w:ind w:firstLine="360"/>
+        <w:t xml:space="preserve"> integration </w:t>
+      </w:r>
+      <w:r>
         <w:rPr>
           <w:b/>
           <w:bCs/>
         </w:rPr>
-      </w:pPr>
+        <w:t>(</w:t>
+      </w:r>
+      <w:proofErr w:type="spellStart"/>
       <w:r>
         <w:rPr>
           <w:b/>
           <w:bCs/>
         </w:rPr>
-        <w:t>Affected files:</w:t>
-      </w:r>
-    </w:p>
-    <w:p>
-      <w:pPr>
-        <w:numPr>
-          <w:ilvl w:val="0"/>
-          <w:numId w:val="89"/>
-        </w:numPr>
-      </w:pPr>
-      <w:r>
-        <w:t xml:space="preserve">src/components/store/StoreCatelog.tsx </w:t>
-      </w:r>
-    </w:p>
-    <w:p>
-      <w:pPr>
-        <w:numPr>
-          <w:ilvl w:val="0"/>
-          <w:numId w:val="89"/>
-        </w:numPr>
-      </w:pPr>
-      <w:r>
-        <w:t xml:space="preserve">src/components/store/StoreProductCard.tsx </w:t>
-      </w:r>
-    </w:p>
-    <w:p>
-      <w:pPr>
-        <w:numPr>
-          <w:ilvl w:val="0"/>
-          <w:numId w:val="89"/>
-        </w:numPr>
-      </w:pPr>
-      <w:r>
-        <w:t xml:space="preserve">src/lib/api.ts </w:t>
-      </w:r>
-    </w:p>
-    <w:p>
-      <w:pPr>
-        <w:numPr>
-          <w:ilvl w:val="0"/>
-          <w:numId w:val="89"/>
-        </w:numPr>
-      </w:pPr>
-      <w:r>
-        <w:t>src/lib/productApi.ts</w:t>
-      </w:r>
-    </w:p>
-    <w:p>
-      <w:pPr>
+        <w:t>mayoutech</w:t>
+      </w:r>
+      <w:proofErr w:type="spellEnd"/>
+      <w:r>
         <w:rPr>
           <w:b/>
           <w:bCs/>
         </w:rPr>
-      </w:pPr>
-      <w:r>
+        <w:t>)</w:t>
+      </w:r>
+    </w:p>
+    <w:p>
+      <w:pPr>
+        <w:numPr>
+          <w:ilvl w:val="0"/>
+          <w:numId w:val="88"/>
+        </w:numPr>
+      </w:pPr>
+      <w:r>
+        <w:t xml:space="preserve">Tested </w:t>
+      </w:r>
+      <w:proofErr w:type="spellStart"/>
+      <w:r>
+        <w:t>getAllProducts</w:t>
+      </w:r>
+      <w:proofErr w:type="spellEnd"/>
+      <w:r>
+        <w:t xml:space="preserve"> API — data is returning correctly as expected </w:t>
+      </w:r>
+    </w:p>
+    <w:p>
+      <w:pPr>
+        <w:numPr>
+          <w:ilvl w:val="0"/>
+          <w:numId w:val="88"/>
+        </w:numPr>
+      </w:pPr>
+      <w:r>
+        <w:t xml:space="preserve">Completed basic API integration into the existing codebase (initial base setup done) </w:t>
+      </w:r>
+    </w:p>
+    <w:p>
+      <w:pPr>
+        <w:numPr>
+          <w:ilvl w:val="0"/>
+          <w:numId w:val="88"/>
+        </w:numPr>
+      </w:pPr>
+      <w:r>
+        <w:t xml:space="preserve">Integrated product API into product display flow and confirmed products are rendering in UI </w:t>
+      </w:r>
+    </w:p>
+    <w:p>
+      <w:pPr>
+        <w:numPr>
+          <w:ilvl w:val="0"/>
+          <w:numId w:val="88"/>
+        </w:numPr>
+      </w:pPr>
+      <w:r>
+        <w:t>I</w:t>
+      </w:r>
+      <w:r>
+        <w:t>mage rendering in both admin panel and frontend</w:t>
+      </w:r>
+      <w:r>
+        <w:t xml:space="preserve"> are not displaying.</w:t>
+      </w:r>
+      <w:r>
+        <w:t xml:space="preserve"> </w:t>
+      </w:r>
+    </w:p>
+    <w:p>
+      <w:pPr>
+        <w:numPr>
+          <w:ilvl w:val="0"/>
+          <w:numId w:val="88"/>
+        </w:numPr>
+      </w:pPr>
+      <w:r>
+        <w:t xml:space="preserve">Refactored API usage structure with assistance to improve code quality and maintainability </w:t>
+      </w:r>
+    </w:p>
+    <w:p>
+      <w:pPr>
+        <w:numPr>
+          <w:ilvl w:val="0"/>
+          <w:numId w:val="88"/>
+        </w:numPr>
+      </w:pPr>
+      <w:r>
+        <w:t xml:space="preserve">Requires a review from senior </w:t>
+      </w:r>
+      <w:r>
+        <w:t xml:space="preserve">whether it follows best practices </w:t>
+      </w:r>
+    </w:p>
+    <w:p>
+      <w:pPr>
+        <w:ind w:firstLine="360"/>
         <w:rPr>
           <w:b/>
           <w:bCs/>
         </w:rPr>
-        <w:t>Category API Integration (mayoutech):</w:t>
-      </w:r>
-    </w:p>
-    <w:p>
-      <w:pPr>
-        <w:pStyle w:val="ListParagraph"/>
-        <w:numPr>
-          <w:ilvl w:val="0"/>
-          <w:numId w:val="91"/>
-        </w:numPr>
-      </w:pPr>
-      <w:r>
-        <w:t>Implemented getCategories API and integrated the initial category data fetching flow.</w:t>
-      </w:r>
-    </w:p>
-    <w:p>
-      <w:pPr>
-        <w:pStyle w:val="ListParagraph"/>
-        <w:numPr>
-          <w:ilvl w:val="0"/>
-          <w:numId w:val="91"/>
-        </w:numPr>
-      </w:pPr>
-      <w:r>
-        <w:t>Completed basic API integration into the existing codebase</w:t>
-      </w:r>
-    </w:p>
-    <w:p>
-      <w:pPr>
-        <w:pStyle w:val="ListParagraph"/>
-        <w:numPr>
-          <w:ilvl w:val="0"/>
-          <w:numId w:val="91"/>
-        </w:numPr>
-      </w:pPr>
-      <w:r>
-        <w:lastRenderedPageBreak/>
-        <w:t>Integrate category api to display list of categories</w:t>
-      </w:r>
-      <w:r>
-        <w:tab/>
-      </w:r>
-      <w:r>
-        <w:tab/>
-      </w:r>
-    </w:p>
-    <w:p>
-      <w:pPr>
-        <w:ind w:firstLine="360"/>
+      </w:pPr>
+      <w:r>
         <w:rPr>
           <w:b/>
           <w:bCs/>
         </w:rPr>
-      </w:pPr>
-      <w:r>
+        <w:t>Affected files:</w:t>
+      </w:r>
+    </w:p>
+    <w:p>
+      <w:pPr>
+        <w:numPr>
+          <w:ilvl w:val="0"/>
+          <w:numId w:val="89"/>
+        </w:numPr>
+      </w:pPr>
+      <w:proofErr w:type="spellStart"/>
+      <w:r>
+        <w:t>src</w:t>
+      </w:r>
+      <w:proofErr w:type="spellEnd"/>
+      <w:r>
+        <w:t>/components/store/</w:t>
+      </w:r>
+      <w:proofErr w:type="spellStart"/>
+      <w:r>
+        <w:t>StoreCatelog.tsx</w:t>
+      </w:r>
+      <w:proofErr w:type="spellEnd"/>
+      <w:r>
+        <w:t xml:space="preserve"> </w:t>
+      </w:r>
+    </w:p>
+    <w:p>
+      <w:pPr>
+        <w:numPr>
+          <w:ilvl w:val="0"/>
+          <w:numId w:val="89"/>
+        </w:numPr>
+      </w:pPr>
+      <w:proofErr w:type="spellStart"/>
+      <w:r>
+        <w:t>src</w:t>
+      </w:r>
+      <w:proofErr w:type="spellEnd"/>
+      <w:r>
+        <w:t>/components/store/</w:t>
+      </w:r>
+      <w:proofErr w:type="spellStart"/>
+      <w:r>
+        <w:t>StoreProductCard.tsx</w:t>
+      </w:r>
+      <w:proofErr w:type="spellEnd"/>
+      <w:r>
+        <w:t xml:space="preserve"> </w:t>
+      </w:r>
+    </w:p>
+    <w:p>
+      <w:pPr>
+        <w:numPr>
+          <w:ilvl w:val="0"/>
+          <w:numId w:val="89"/>
+        </w:numPr>
+      </w:pPr>
+      <w:proofErr w:type="spellStart"/>
+      <w:r>
+        <w:t>src</w:t>
+      </w:r>
+      <w:proofErr w:type="spellEnd"/>
+      <w:r>
+        <w:t>/lib/</w:t>
+      </w:r>
+      <w:proofErr w:type="spellStart"/>
+      <w:r>
+        <w:t>api.ts</w:t>
+      </w:r>
+      <w:proofErr w:type="spellEnd"/>
+      <w:r>
+        <w:t xml:space="preserve"> </w:t>
+      </w:r>
+    </w:p>
+    <w:p>
+      <w:pPr>
+        <w:numPr>
+          <w:ilvl w:val="0"/>
+          <w:numId w:val="89"/>
+        </w:numPr>
+      </w:pPr>
+      <w:proofErr w:type="spellStart"/>
+      <w:r>
+        <w:t>src</w:t>
+      </w:r>
+      <w:proofErr w:type="spellEnd"/>
+      <w:r>
+        <w:t>/lib/</w:t>
+      </w:r>
+      <w:proofErr w:type="spellStart"/>
+      <w:r>
+        <w:t>productApi.ts</w:t>
+      </w:r>
+      <w:proofErr w:type="spellEnd"/>
+    </w:p>
+    <w:p>
+      <w:pPr>
         <w:rPr>
           <w:b/>
           <w:bCs/>
         </w:rPr>
-        <w:t>Affected files:</w:t>
-      </w:r>
-    </w:p>
-    <w:p>
-      <w:pPr>
-        <w:numPr>
-          <w:ilvl w:val="0"/>
-          <w:numId w:val="89"/>
-        </w:numPr>
-      </w:pPr>
-      <w:r>
-        <w:t>src/components/store/Store</w:t>
-      </w:r>
-      <w:r>
-        <w:t>Sidebar.tsx</w:t>
-      </w:r>
-      <w:r>
-        <w:t xml:space="preserve"> </w:t>
-      </w:r>
-    </w:p>
-    <w:p>
-      <w:pPr>
-        <w:numPr>
-          <w:ilvl w:val="0"/>
-          <w:numId w:val="89"/>
-        </w:numPr>
-      </w:pPr>
-      <w:r>
-        <w:t>src/lib/</w:t>
-      </w:r>
-      <w:r>
-        <w:t>Category</w:t>
-      </w:r>
-      <w:r>
-        <w:t>Api.ts</w:t>
-      </w:r>
-    </w:p>
-    <w:p>
-      <w:r>
-        <w:t xml:space="preserve">A pr request is made </w:t>
-      </w:r>
-    </w:p>
-    <w:p>
-      <w:r>
-        <w:br w:type="page"/>
-      </w:r>
-    </w:p>
-    <w:p>
-      <w:pPr>
-        <w:pStyle w:val="Heading1"/>
-      </w:pPr>
-      <w:r>
-        <w:rPr>
-          <w:highlight w:val="yellow"/>
-        </w:rPr>
-        <w:lastRenderedPageBreak/>
-        <w:t>July 5 2026 Sunday login:9:04 AM logout: 5:00PM</w:t>
-      </w:r>
-    </w:p>
-    <w:p>
-      <w:r>
-        <w:t xml:space="preserve">Discussed today's priority tasks and project updates with the senior over a call (as he is on leave), reviewed ongoing issues, and communicated the updates to the team. </w:t>
-      </w:r>
-    </w:p>
-    <w:p>
-      <w:pPr>
+      </w:pPr>
+      <w:r>
         <w:rPr>
           <w:b/>
           <w:bCs/>
         </w:rPr>
-      </w:pPr>
+        <w:t>Category API Integration (</w:t>
+      </w:r>
+      <w:proofErr w:type="spellStart"/>
       <w:r>
         <w:rPr>
           <w:b/>
           <w:bCs/>
         </w:rPr>
+        <w:t>mayoutech</w:t>
+      </w:r>
+      <w:proofErr w:type="spellEnd"/>
+      <w:r>
+        <w:rPr>
+          <w:b/>
+          <w:bCs/>
+        </w:rPr>
+        <w:t>):</w:t>
+      </w:r>
+    </w:p>
+    <w:p>
+      <w:pPr>
+        <w:pStyle w:val="ListParagraph"/>
+        <w:numPr>
+          <w:ilvl w:val="0"/>
+          <w:numId w:val="91"/>
+        </w:numPr>
+      </w:pPr>
+      <w:r>
+        <w:t xml:space="preserve">Implemented </w:t>
+      </w:r>
+      <w:proofErr w:type="spellStart"/>
+      <w:r>
+        <w:t>getCategories</w:t>
+      </w:r>
+      <w:proofErr w:type="spellEnd"/>
+      <w:r>
+        <w:t xml:space="preserve"> API and integrated the initial category data fetching flow.</w:t>
+      </w:r>
+    </w:p>
+    <w:p>
+      <w:pPr>
+        <w:pStyle w:val="ListParagraph"/>
+        <w:numPr>
+          <w:ilvl w:val="0"/>
+          <w:numId w:val="91"/>
+        </w:numPr>
+      </w:pPr>
+      <w:r>
+        <w:t>Completed basic API integration into the existing codebase</w:t>
+      </w:r>
+    </w:p>
+    <w:p>
+      <w:pPr>
+        <w:pStyle w:val="ListParagraph"/>
+        <w:numPr>
+          <w:ilvl w:val="0"/>
+          <w:numId w:val="91"/>
+        </w:numPr>
+      </w:pPr>
+      <w:r>
+        <w:lastRenderedPageBreak/>
+        <w:t xml:space="preserve">Integrate category </w:t>
+      </w:r>
+      <w:proofErr w:type="spellStart"/>
+      <w:r>
+        <w:t>api</w:t>
+      </w:r>
+      <w:proofErr w:type="spellEnd"/>
+      <w:r>
+        <w:t xml:space="preserve"> to display list of categories</w:t>
+      </w:r>
+      <w:r>
+        <w:tab/>
+      </w:r>
+      <w:r>
+        <w:tab/>
+      </w:r>
+    </w:p>
+    <w:p>
+      <w:pPr>
+        <w:ind w:firstLine="360"/>
+        <w:rPr>
+          <w:b/>
+          <w:bCs/>
+        </w:rPr>
+      </w:pPr>
+      <w:r>
+        <w:rPr>
+          <w:b/>
+          <w:bCs/>
+        </w:rPr>
+        <w:t>Affected files:</w:t>
+      </w:r>
+    </w:p>
+    <w:p>
+      <w:pPr>
+        <w:numPr>
+          <w:ilvl w:val="0"/>
+          <w:numId w:val="89"/>
+        </w:numPr>
+      </w:pPr>
+      <w:proofErr w:type="spellStart"/>
+      <w:r>
+        <w:t>src</w:t>
+      </w:r>
+      <w:proofErr w:type="spellEnd"/>
+      <w:r>
+        <w:t>/components/store/</w:t>
+      </w:r>
+      <w:proofErr w:type="spellStart"/>
+      <w:r>
+        <w:t>Store</w:t>
+      </w:r>
+      <w:r>
+        <w:t>Sidebar.tsx</w:t>
+      </w:r>
+      <w:proofErr w:type="spellEnd"/>
+      <w:r>
+        <w:t xml:space="preserve"> </w:t>
+      </w:r>
+    </w:p>
+    <w:p>
+      <w:pPr>
+        <w:numPr>
+          <w:ilvl w:val="0"/>
+          <w:numId w:val="89"/>
+        </w:numPr>
+      </w:pPr>
+      <w:proofErr w:type="spellStart"/>
+      <w:r>
+        <w:t>src</w:t>
+      </w:r>
+      <w:proofErr w:type="spellEnd"/>
+      <w:r>
+        <w:t>/lib/</w:t>
+      </w:r>
+      <w:proofErr w:type="spellStart"/>
+      <w:r>
+        <w:t>Category</w:t>
+      </w:r>
+      <w:r>
+        <w:t>Api.ts</w:t>
+      </w:r>
+      <w:proofErr w:type="spellEnd"/>
+    </w:p>
+    <w:p>
+      <w:r>
+        <w:t xml:space="preserve">A pr request is made </w:t>
+      </w:r>
+    </w:p>
+    <w:p>
+      <w:r>
+        <w:br w:type="page"/>
+      </w:r>
+    </w:p>
+    <w:p>
+      <w:pPr>
+        <w:pStyle w:val="Heading1"/>
+      </w:pPr>
+      <w:r>
+        <w:rPr>
+          <w:highlight w:val="yellow"/>
+        </w:rPr>
+        <w:lastRenderedPageBreak/>
+        <w:t xml:space="preserve">July 5 2026 Sunday </w:t>
+      </w:r>
+      <w:proofErr w:type="gramStart"/>
+      <w:r>
+        <w:rPr>
+          <w:highlight w:val="yellow"/>
+        </w:rPr>
+        <w:t>login:9:04</w:t>
+      </w:r>
+      <w:proofErr w:type="gramEnd"/>
+      <w:r>
+        <w:rPr>
+          <w:highlight w:val="yellow"/>
+        </w:rPr>
+        <w:t xml:space="preserve"> AM logout: 5:00PM</w:t>
+      </w:r>
+    </w:p>
+    <w:p>
+      <w:r>
+        <w:t xml:space="preserve">Discussed today's priority tasks and project updates with the senior over a call (as he is on leave), reviewed ongoing issues, and communicated the updates to the team. </w:t>
+      </w:r>
+    </w:p>
+    <w:p>
+      <w:pPr>
+        <w:rPr>
+          <w:b/>
+          <w:bCs/>
+        </w:rPr>
+      </w:pPr>
+      <w:r>
+        <w:rPr>
+          <w:b/>
+          <w:bCs/>
+        </w:rPr>
         <w:t>Mac-store:</w:t>
       </w:r>
     </w:p>
@@ -13898,6 +15523,7 @@
           <w:numId w:val="89"/>
         </w:numPr>
       </w:pPr>
+      <w:proofErr w:type="spellStart"/>
       <w:r>
         <w:rPr>
           <w:rFonts w:ascii="Times New Roman" w:eastAsia="Times New Roman" w:hAnsi="Times New Roman" w:cs="Times New Roman"/>
@@ -13906,24 +15532,9 @@
           <w:kern w:val="0"/>
           <w14:ligatures w14:val="none"/>
         </w:rPr>
-        <w:t>Findout (manual test):</w:t>
-      </w:r>
-      <w:r>
-        <w:rPr>
-          <w:rFonts w:ascii="Times New Roman" w:eastAsia="Times New Roman" w:hAnsi="Times New Roman" w:cs="Times New Roman"/>
-          <w:kern w:val="0"/>
-          <w14:ligatures w14:val="none"/>
-        </w:rPr>
-        <w:t xml:space="preserve"> A</w:t>
-      </w:r>
-      <w:r>
-        <w:rPr>
-          <w:rFonts w:ascii="Times New Roman" w:eastAsia="Times New Roman" w:hAnsi="Times New Roman" w:cs="Times New Roman"/>
-          <w:kern w:val="0"/>
-          <w14:ligatures w14:val="none"/>
-        </w:rPr>
-        <w:t xml:space="preserve">dmin is unable to update comments from the admin panel. When submitting the edit form, the application returns a </w:t>
-      </w:r>
+        <w:t>Findout</w:t>
+      </w:r>
+      <w:proofErr w:type="spellEnd"/>
       <w:r>
         <w:rPr>
           <w:rFonts w:ascii="Times New Roman" w:eastAsia="Times New Roman" w:hAnsi="Times New Roman" w:cs="Times New Roman"/>
@@ -13932,7 +15543,7 @@
           <w:kern w:val="0"/>
           <w14:ligatures w14:val="none"/>
         </w:rPr>
-        <w:t>405 Method Not Allowed</w:t>
+        <w:t xml:space="preserve"> (manual test):</w:t>
       </w:r>
       <w:r>
         <w:rPr>
@@ -13940,110 +15551,177 @@
           <w:kern w:val="0"/>
           <w14:ligatures w14:val="none"/>
         </w:rPr>
-        <w:t xml:space="preserve"> error</w:t>
-      </w:r>
-    </w:p>
-    <w:p>
-      <w:pPr>
-        <w:pStyle w:val="ListParagraph"/>
-        <w:numPr>
-          <w:ilvl w:val="0"/>
-          <w:numId w:val="89"/>
-        </w:numPr>
-      </w:pPr>
-      <w:r>
-        <w:t>Shared the Blog API testing documentation with the team</w:t>
-      </w:r>
-      <w:r>
-        <w:t>.</w:t>
-      </w:r>
-    </w:p>
-    <w:p>
-      <w:pPr>
-        <w:pStyle w:val="ListParagraph"/>
-        <w:numPr>
-          <w:ilvl w:val="0"/>
-          <w:numId w:val="89"/>
-        </w:numPr>
-      </w:pPr>
-      <w:r>
-        <w:t xml:space="preserve">Shared the Blog API testing documentation and findings with the team and senior for review. </w:t>
-      </w:r>
-    </w:p>
-    <w:p>
-      <w:pPr>
-        <w:pStyle w:val="ListParagraph"/>
-        <w:numPr>
-          <w:ilvl w:val="0"/>
-          <w:numId w:val="89"/>
-        </w:numPr>
-      </w:pPr>
-      <w:r>
-        <w:t xml:space="preserve">Tested the Offer Product checkout flow, identified an incorrect pricing issue, analyzed the checkout process, documented the findings, and investigated the order creation flow. </w:t>
-      </w:r>
-    </w:p>
-    <w:p>
-      <w:pPr>
-        <w:pStyle w:val="ListParagraph"/>
-        <w:numPr>
-          <w:ilvl w:val="0"/>
-          <w:numId w:val="89"/>
-        </w:numPr>
-      </w:pPr>
-      <w:r>
-        <w:t xml:space="preserve">Verified that the backend order creation (createOrder) API is functioning correctly, analyzed the guest vs. customer checkout endpoints, and documented the likely </w:t>
-      </w:r>
-      <w:r>
-        <w:t>backend</w:t>
-      </w:r>
-      <w:r>
-        <w:t xml:space="preserve"> issue with supporting observations. </w:t>
-      </w:r>
-    </w:p>
-    <w:p>
-      <w:pPr>
-        <w:rPr>
+        <w:t xml:space="preserve"> A</w:t>
+      </w:r>
+      <w:r>
+        <w:rPr>
+          <w:rFonts w:ascii="Times New Roman" w:eastAsia="Times New Roman" w:hAnsi="Times New Roman" w:cs="Times New Roman"/>
+          <w:kern w:val="0"/>
+          <w14:ligatures w14:val="none"/>
+        </w:rPr>
+        <w:t xml:space="preserve">dmin is unable to update comments from the admin panel. When submitting the edit form, the application returns a </w:t>
+      </w:r>
+      <w:r>
+        <w:rPr>
+          <w:rFonts w:ascii="Times New Roman" w:eastAsia="Times New Roman" w:hAnsi="Times New Roman" w:cs="Times New Roman"/>
           <w:b/>
           <w:bCs/>
-        </w:rPr>
-      </w:pPr>
-      <w:r>
+          <w:kern w:val="0"/>
+          <w14:ligatures w14:val="none"/>
+        </w:rPr>
+        <w:t>405 Method Not Allowed</w:t>
+      </w:r>
+      <w:r>
+        <w:rPr>
+          <w:rFonts w:ascii="Times New Roman" w:eastAsia="Times New Roman" w:hAnsi="Times New Roman" w:cs="Times New Roman"/>
+          <w:kern w:val="0"/>
+          <w14:ligatures w14:val="none"/>
+        </w:rPr>
+        <w:t xml:space="preserve"> error</w:t>
+      </w:r>
+    </w:p>
+    <w:p>
+      <w:pPr>
+        <w:pStyle w:val="ListParagraph"/>
+        <w:numPr>
+          <w:ilvl w:val="0"/>
+          <w:numId w:val="89"/>
+        </w:numPr>
+      </w:pPr>
+      <w:r>
+        <w:t>Shared the Blog API testing documentation with the team</w:t>
+      </w:r>
+      <w:r>
+        <w:t>.</w:t>
+      </w:r>
+    </w:p>
+    <w:p>
+      <w:pPr>
+        <w:pStyle w:val="ListParagraph"/>
+        <w:numPr>
+          <w:ilvl w:val="0"/>
+          <w:numId w:val="89"/>
+        </w:numPr>
+      </w:pPr>
+      <w:r>
+        <w:t xml:space="preserve">Shared the Blog API testing documentation and findings with the team and senior for review. </w:t>
+      </w:r>
+    </w:p>
+    <w:p>
+      <w:pPr>
+        <w:pStyle w:val="ListParagraph"/>
+        <w:numPr>
+          <w:ilvl w:val="0"/>
+          <w:numId w:val="89"/>
+        </w:numPr>
+      </w:pPr>
+      <w:r>
+        <w:t xml:space="preserve">Tested the Offer Product checkout flow, identified an incorrect pricing issue, analyzed the checkout process, documented the findings, and investigated the order creation flow. </w:t>
+      </w:r>
+    </w:p>
+    <w:p>
+      <w:pPr>
+        <w:pStyle w:val="ListParagraph"/>
+        <w:numPr>
+          <w:ilvl w:val="0"/>
+          <w:numId w:val="89"/>
+        </w:numPr>
+      </w:pPr>
+      <w:r>
+        <w:t>Verified that the backend order creation (</w:t>
+      </w:r>
+      <w:proofErr w:type="spellStart"/>
+      <w:r>
+        <w:t>createOrder</w:t>
+      </w:r>
+      <w:proofErr w:type="spellEnd"/>
+      <w:r>
+        <w:t xml:space="preserve">) API is functioning correctly, analyzed the guest vs. customer checkout endpoints, and documented the likely </w:t>
+      </w:r>
+      <w:r>
+        <w:t>backend</w:t>
+      </w:r>
+      <w:r>
+        <w:t xml:space="preserve"> issue with supporting observations. </w:t>
+      </w:r>
+    </w:p>
+    <w:p>
+      <w:pPr>
         <w:rPr>
           <w:b/>
           <w:bCs/>
         </w:rPr>
-        <w:t>Mayou-tech:</w:t>
-      </w:r>
-    </w:p>
-    <w:p>
-      <w:pPr>
-        <w:pStyle w:val="ListParagraph"/>
-        <w:numPr>
-          <w:ilvl w:val="0"/>
-          <w:numId w:val="89"/>
-        </w:numPr>
-      </w:pPr>
-      <w:r>
-        <w:t xml:space="preserve">Enhanced the website footer by improving its responsive layout, refining the structure for desktop/tablet/mobile, and adding proper handling for contact links (mailto, tel, and location/Google Maps). </w:t>
-      </w:r>
-    </w:p>
-    <w:p>
-      <w:pPr>
-        <w:pStyle w:val="ListParagraph"/>
-        <w:numPr>
-          <w:ilvl w:val="0"/>
-          <w:numId w:val="89"/>
-        </w:numPr>
-      </w:pPr>
+      </w:pPr>
+      <w:proofErr w:type="spellStart"/>
       <w:r>
         <w:rPr>
           <w:b/>
           <w:bCs/>
         </w:rPr>
+        <w:t>Mayou</w:t>
+      </w:r>
+      <w:proofErr w:type="spellEnd"/>
+      <w:r>
+        <w:rPr>
+          <w:b/>
+          <w:bCs/>
+        </w:rPr>
+        <w:t>-tech:</w:t>
+      </w:r>
+    </w:p>
+    <w:p>
+      <w:pPr>
+        <w:pStyle w:val="ListParagraph"/>
+        <w:numPr>
+          <w:ilvl w:val="0"/>
+          <w:numId w:val="89"/>
+        </w:numPr>
+      </w:pPr>
+      <w:r>
+        <w:t>Enhanced the website footer by improving its responsive layout, refining the structure for desktop/tablet/mobile, and adding proper handling for contact links (</w:t>
+      </w:r>
+      <w:proofErr w:type="spellStart"/>
+      <w:r>
+        <w:t>mailto</w:t>
+      </w:r>
+      <w:proofErr w:type="spellEnd"/>
+      <w:r>
+        <w:t xml:space="preserve">, </w:t>
+      </w:r>
+      <w:proofErr w:type="spellStart"/>
+      <w:r>
+        <w:t>tel</w:t>
+      </w:r>
+      <w:proofErr w:type="spellEnd"/>
+      <w:r>
+        <w:t xml:space="preserve">, and location/Google Maps). </w:t>
+      </w:r>
+    </w:p>
+    <w:p>
+      <w:pPr>
+        <w:pStyle w:val="ListParagraph"/>
+        <w:numPr>
+          <w:ilvl w:val="0"/>
+          <w:numId w:val="89"/>
+        </w:numPr>
+      </w:pPr>
+      <w:r>
+        <w:rPr>
+          <w:b/>
+          <w:bCs/>
+        </w:rPr>
         <w:t>Issue:</w:t>
       </w:r>
       <w:r>
-        <w:t xml:space="preserve"> Unable to access the MayouTech Admin panel. DNS lookup for mayouadmin.mayoutech.com returns "Non-existent domain", indicating the hostname is not resolving. This appears to be an infrastructure/DNS configuration issue rather than an application-level bug</w:t>
+        <w:t xml:space="preserve"> Unable to access the </w:t>
+      </w:r>
+      <w:proofErr w:type="spellStart"/>
+      <w:r>
+        <w:t>MayouTech</w:t>
+      </w:r>
+      <w:proofErr w:type="spellEnd"/>
+      <w:r>
+        <w:t xml:space="preserve"> Admin panel. DNS lookup for mayouadmin.mayoutech.com returns "Non-existent domain", indicating the hostname is not resolving. This appears to be an infrastructure/DNS configuration issue rather than an application-level bug</w:t>
       </w:r>
     </w:p>
     <w:p>
@@ -14102,7 +15780,15 @@
         </w:numPr>
       </w:pPr>
       <w:r>
-        <w:t xml:space="preserve">Checked the responsiveness of the Mayou Tech pages and verified they are responsive. </w:t>
+        <w:t xml:space="preserve">Checked the responsiveness of the </w:t>
+      </w:r>
+      <w:proofErr w:type="spellStart"/>
+      <w:r>
+        <w:t>Mayou</w:t>
+      </w:r>
+      <w:proofErr w:type="spellEnd"/>
+      <w:r>
+        <w:t xml:space="preserve"> Tech pages and verified they are responsive. </w:t>
       </w:r>
     </w:p>
     <w:p>
@@ -14114,7 +15800,15 @@
         </w:numPr>
       </w:pPr>
       <w:r>
-        <w:t xml:space="preserve">Improved responsiveness for the Macstore Overview and Checkout pages. </w:t>
+        <w:t xml:space="preserve">Improved responsiveness for the </w:t>
+      </w:r>
+      <w:proofErr w:type="spellStart"/>
+      <w:r>
+        <w:t>Macstore</w:t>
+      </w:r>
+      <w:proofErr w:type="spellEnd"/>
+      <w:r>
+        <w:t xml:space="preserve"> Overview and Checkout pages. </w:t>
       </w:r>
     </w:p>
     <w:p>
@@ -14126,7 +15820,15 @@
         </w:numPr>
       </w:pPr>
       <w:r>
-        <w:t xml:space="preserve">Investigated the Mayou Tech Admin Panel domain not found issue and documented it. </w:t>
+        <w:t xml:space="preserve">Investigated the </w:t>
+      </w:r>
+      <w:proofErr w:type="spellStart"/>
+      <w:r>
+        <w:t>Mayou</w:t>
+      </w:r>
+      <w:proofErr w:type="spellEnd"/>
+      <w:r>
+        <w:t xml:space="preserve"> Tech Admin Panel domain not found issue and documented it. </w:t>
       </w:r>
     </w:p>
     <w:p>
@@ -14400,12 +16102,19 @@
         <w:rPr>
           <w:highlight w:val="yellow"/>
         </w:rPr>
-        <w:t xml:space="preserve"> login:</w:t>
-      </w:r>
+        <w:t xml:space="preserve"> </w:t>
+      </w:r>
+      <w:proofErr w:type="gramStart"/>
       <w:r>
         <w:rPr>
           <w:highlight w:val="yellow"/>
         </w:rPr>
+        <w:t>login:</w:t>
+      </w:r>
+      <w:r>
+        <w:rPr>
+          <w:highlight w:val="yellow"/>
+        </w:rPr>
         <w:t>9</w:t>
       </w:r>
       <w:r>
@@ -14420,6 +16129,7 @@
         </w:rPr>
         <w:t>09</w:t>
       </w:r>
+      <w:proofErr w:type="gramEnd"/>
       <w:r>
         <w:rPr>
           <w:highlight w:val="yellow"/>
@@ -14574,7 +16284,15 @@
         </w:numPr>
       </w:pPr>
       <w:r>
-        <w:t xml:space="preserve">Implemented Reply to Comment feature using the existing POST /comments API with parent_id support. </w:t>
+        <w:t xml:space="preserve">Implemented Reply to Comment feature using the existing POST /comments API with </w:t>
+      </w:r>
+      <w:proofErr w:type="spellStart"/>
+      <w:r>
+        <w:t>parent_id</w:t>
+      </w:r>
+      <w:proofErr w:type="spellEnd"/>
+      <w:r>
+        <w:t xml:space="preserve"> support. </w:t>
       </w:r>
     </w:p>
     <w:p>
@@ -14731,12 +16449,21 @@
           <w:bCs/>
         </w:rPr>
       </w:pPr>
+      <w:proofErr w:type="spellStart"/>
       <w:r>
         <w:rPr>
           <w:b/>
           <w:bCs/>
         </w:rPr>
-        <w:t>Mayou tech:</w:t>
+        <w:t>Mayou</w:t>
+      </w:r>
+      <w:proofErr w:type="spellEnd"/>
+      <w:r>
+        <w:rPr>
+          <w:b/>
+          <w:bCs/>
+        </w:rPr>
+        <w:t xml:space="preserve"> tech:</w:t>
       </w:r>
     </w:p>
     <w:p>
@@ -14751,8 +16478,13 @@
         <w:lastRenderedPageBreak/>
         <w:t xml:space="preserve">Had a discussion with the senior developer about </w:t>
       </w:r>
-      <w:r>
-        <w:t>mayou-tech project</w:t>
+      <w:proofErr w:type="spellStart"/>
+      <w:r>
+        <w:t>mayou</w:t>
+      </w:r>
+      <w:proofErr w:type="spellEnd"/>
+      <w:r>
+        <w:t>-tech project</w:t>
       </w:r>
       <w:r>
         <w:t xml:space="preserve"> including the </w:t>
@@ -14788,7 +16520,15 @@
         </w:numPr>
       </w:pPr>
       <w:r>
-        <w:t xml:space="preserve">Get new domain from senior Few API Test is done </w:t>
+        <w:t xml:space="preserve">Get new domain from senior Few </w:t>
+      </w:r>
+      <w:proofErr w:type="gramStart"/>
+      <w:r>
+        <w:t>API</w:t>
+      </w:r>
+      <w:proofErr w:type="gramEnd"/>
+      <w:r>
+        <w:t xml:space="preserve"> Test is done </w:t>
       </w:r>
     </w:p>
     <w:p>
@@ -15347,8 +17087,13 @@
           <w:numId w:val="105"/>
         </w:numPr>
       </w:pPr>
-      <w:r>
-        <w:t>Analysed possible causes and discussed potential approaches for further investigation.</w:t>
+      <w:proofErr w:type="spellStart"/>
+      <w:r>
+        <w:t>Analysed</w:t>
+      </w:r>
+      <w:proofErr w:type="spellEnd"/>
+      <w:r>
+        <w:t xml:space="preserve"> possible causes and discussed potential approaches for further investigation.</w:t>
       </w:r>
     </w:p>
     <w:p>
@@ -15450,177 +17195,194 @@
           <w:bCs/>
         </w:rPr>
       </w:pPr>
+      <w:proofErr w:type="spellStart"/>
       <w:r>
         <w:rPr>
           <w:b/>
           <w:bCs/>
         </w:rPr>
-        <w:t>Mayou tech:</w:t>
-      </w:r>
-    </w:p>
-    <w:p>
-      <w:pPr>
-        <w:numPr>
-          <w:ilvl w:val="0"/>
-          <w:numId w:val="110"/>
-        </w:numPr>
-      </w:pPr>
-      <w:r>
-        <w:t>API endpoint testing was completed to validate the available backend endpoints and response formats.</w:t>
-      </w:r>
-    </w:p>
-    <w:p>
-      <w:pPr>
-        <w:numPr>
-          <w:ilvl w:val="0"/>
-          <w:numId w:val="110"/>
-        </w:numPr>
-      </w:pPr>
-      <w:r>
-        <w:t>Continued development of the dynamic product listing and product detail pages.</w:t>
-      </w:r>
-    </w:p>
-    <w:p>
-      <w:pPr>
-        <w:numPr>
-          <w:ilvl w:val="0"/>
-          <w:numId w:val="110"/>
-        </w:numPr>
-      </w:pPr>
-      <w:r>
-        <w:t>Progressed API integration based on the updated backend response format. Identified a few integration-related findings and discussed them with the senior engineer.</w:t>
-      </w:r>
-    </w:p>
-    <w:p>
-      <w:pPr>
-        <w:numPr>
-          <w:ilvl w:val="0"/>
-          <w:numId w:val="110"/>
-        </w:numPr>
-      </w:pPr>
-      <w:r>
-        <w:t>Continued work on the quotation generation feature.</w:t>
-      </w:r>
-    </w:p>
-    <w:p>
-      <w:pPr>
-        <w:numPr>
-          <w:ilvl w:val="0"/>
-          <w:numId w:val="110"/>
-        </w:numPr>
-      </w:pPr>
-      <w:r>
-        <w:t>Synced changes from the remote branch and resolved integration updates.</w:t>
-      </w:r>
-    </w:p>
-    <w:p>
-      <w:pPr>
+        <w:t>Mayou</w:t>
+      </w:r>
+      <w:proofErr w:type="spellEnd"/>
+      <w:r>
         <w:rPr>
           <w:b/>
           <w:bCs/>
         </w:rPr>
-      </w:pPr>
-      <w:r>
+        <w:t xml:space="preserve"> tech:</w:t>
+      </w:r>
+    </w:p>
+    <w:p>
+      <w:pPr>
+        <w:numPr>
+          <w:ilvl w:val="0"/>
+          <w:numId w:val="110"/>
+        </w:numPr>
+      </w:pPr>
+      <w:r>
+        <w:t>API endpoint testing was completed to validate the available backend endpoints and response formats.</w:t>
+      </w:r>
+    </w:p>
+    <w:p>
+      <w:pPr>
+        <w:numPr>
+          <w:ilvl w:val="0"/>
+          <w:numId w:val="110"/>
+        </w:numPr>
+      </w:pPr>
+      <w:r>
+        <w:t>Continued development of the dynamic product listing and product detail pages.</w:t>
+      </w:r>
+    </w:p>
+    <w:p>
+      <w:pPr>
+        <w:numPr>
+          <w:ilvl w:val="0"/>
+          <w:numId w:val="110"/>
+        </w:numPr>
+      </w:pPr>
+      <w:r>
+        <w:t>Progressed API integration based on the updated backend response format. Identified a few integration-related findings and discussed them with the senior engineer.</w:t>
+      </w:r>
+    </w:p>
+    <w:p>
+      <w:pPr>
+        <w:numPr>
+          <w:ilvl w:val="0"/>
+          <w:numId w:val="110"/>
+        </w:numPr>
+      </w:pPr>
+      <w:r>
+        <w:t>Continued work on the quotation generation feature.</w:t>
+      </w:r>
+    </w:p>
+    <w:p>
+      <w:pPr>
+        <w:numPr>
+          <w:ilvl w:val="0"/>
+          <w:numId w:val="110"/>
+        </w:numPr>
+      </w:pPr>
+      <w:r>
+        <w:t>Synced changes from the remote branch and resolved integration updates.</w:t>
+      </w:r>
+    </w:p>
+    <w:p>
+      <w:pPr>
         <w:rPr>
           <w:b/>
           <w:bCs/>
         </w:rPr>
-        <w:t>Discussions</w:t>
-      </w:r>
-    </w:p>
-    <w:p>
-      <w:pPr>
-        <w:numPr>
-          <w:ilvl w:val="0"/>
-          <w:numId w:val="111"/>
-        </w:numPr>
-      </w:pPr>
-      <w:r>
-        <w:t>Had a technical discussion with the senior engineer regarding the quotation feature implementation and overall architecture. The feature is currently on hold, as quotation generation may be implemented from the backend instead of the frontend.</w:t>
-      </w:r>
-    </w:p>
-    <w:p>
-      <w:pPr>
-        <w:numPr>
-          <w:ilvl w:val="0"/>
-          <w:numId w:val="111"/>
-        </w:numPr>
-      </w:pPr>
-      <w:r>
-        <w:t>Discussed the Mac Store system integration and the MayouTech design.</w:t>
-      </w:r>
-    </w:p>
-    <w:p>
-      <w:pPr>
+      </w:pPr>
+      <w:r>
         <w:rPr>
           <w:b/>
           <w:bCs/>
         </w:rPr>
-      </w:pPr>
-      <w:r>
+        <w:t>Discussions</w:t>
+      </w:r>
+    </w:p>
+    <w:p>
+      <w:pPr>
+        <w:numPr>
+          <w:ilvl w:val="0"/>
+          <w:numId w:val="111"/>
+        </w:numPr>
+      </w:pPr>
+      <w:r>
+        <w:t>Had a technical discussion with the senior engineer regarding the quotation feature implementation and overall architecture. The feature is currently on hold, as quotation generation may be implemented from the backend instead of the frontend.</w:t>
+      </w:r>
+    </w:p>
+    <w:p>
+      <w:pPr>
+        <w:numPr>
+          <w:ilvl w:val="0"/>
+          <w:numId w:val="111"/>
+        </w:numPr>
+      </w:pPr>
+      <w:r>
+        <w:t xml:space="preserve">Discussed the Mac Store system integration and the </w:t>
+      </w:r>
+      <w:proofErr w:type="spellStart"/>
+      <w:r>
+        <w:t>MayouTech</w:t>
+      </w:r>
+      <w:proofErr w:type="spellEnd"/>
+      <w:r>
+        <w:t xml:space="preserve"> design.</w:t>
+      </w:r>
+    </w:p>
+    <w:p>
+      <w:pPr>
         <w:rPr>
           <w:b/>
           <w:bCs/>
         </w:rPr>
-        <w:t>Work in Progress</w:t>
-      </w:r>
-    </w:p>
-    <w:p>
-      <w:pPr>
-        <w:numPr>
-          <w:ilvl w:val="0"/>
-          <w:numId w:val="112"/>
-        </w:numPr>
-      </w:pPr>
-      <w:r>
-        <w:t>The current implementation was developed primarily to validate functionality and API integration.</w:t>
-      </w:r>
-    </w:p>
-    <w:p>
-      <w:pPr>
-        <w:numPr>
-          <w:ilvl w:val="0"/>
-          <w:numId w:val="112"/>
-        </w:numPr>
-      </w:pPr>
-      <w:r>
-        <w:t>The codebase requires refactoring to improve maintainability, remove temporary/testing code, and align with the planned architecture before moving forward.</w:t>
-      </w:r>
-    </w:p>
-    <w:p>
-      <w:pPr>
-        <w:numPr>
-          <w:ilvl w:val="0"/>
-          <w:numId w:val="112"/>
-        </w:numPr>
-      </w:pPr>
-      <w:r>
-        <w:t>Since the current API integration approach may require further changes, this implementation is not planned to be merged into the main branch in its current state.</w:t>
-      </w:r>
-    </w:p>
-    <w:p>
-      <w:pPr>
-        <w:numPr>
-          <w:ilvl w:val="0"/>
-          <w:numId w:val="112"/>
-        </w:numPr>
-      </w:pPr>
-      <w:r>
-        <w:t>Continuing work on dynamic product pages and improving the API-driven data flow.</w:t>
-      </w:r>
-    </w:p>
-    <w:p>
-      <w:pPr>
+      </w:pPr>
+      <w:r>
         <w:rPr>
           <w:b/>
           <w:bCs/>
         </w:rPr>
-      </w:pPr>
-      <w:r>
+        <w:t>Work in Progress</w:t>
+      </w:r>
+    </w:p>
+    <w:p>
+      <w:pPr>
+        <w:numPr>
+          <w:ilvl w:val="0"/>
+          <w:numId w:val="112"/>
+        </w:numPr>
+      </w:pPr>
+      <w:r>
+        <w:t>The current implementation was developed primarily to validate functionality and API integration.</w:t>
+      </w:r>
+    </w:p>
+    <w:p>
+      <w:pPr>
+        <w:numPr>
+          <w:ilvl w:val="0"/>
+          <w:numId w:val="112"/>
+        </w:numPr>
+      </w:pPr>
+      <w:r>
+        <w:t>The codebase requires refactoring to improve maintainability, remove temporary/testing code, and align with the planned architecture before moving forward.</w:t>
+      </w:r>
+    </w:p>
+    <w:p>
+      <w:pPr>
+        <w:numPr>
+          <w:ilvl w:val="0"/>
+          <w:numId w:val="112"/>
+        </w:numPr>
+      </w:pPr>
+      <w:r>
+        <w:t>Since the current API integration approach may require further changes, this implementation is not planned to be merged into the main branch in its current state.</w:t>
+      </w:r>
+    </w:p>
+    <w:p>
+      <w:pPr>
+        <w:numPr>
+          <w:ilvl w:val="0"/>
+          <w:numId w:val="112"/>
+        </w:numPr>
+      </w:pPr>
+      <w:r>
+        <w:t>Continuing work on dynamic product pages and improving the API-driven data flow.</w:t>
+      </w:r>
+    </w:p>
+    <w:p>
+      <w:pPr>
         <w:rPr>
           <w:b/>
           <w:bCs/>
         </w:rPr>
+      </w:pPr>
+      <w:r>
+        <w:rPr>
+          <w:b/>
+          <w:bCs/>
+        </w:rPr>
         <w:t>Files affected:</w:t>
       </w:r>
     </w:p>
@@ -16096,7 +17858,23 @@
         </w:numPr>
       </w:pPr>
       <w:r>
-        <w:t>Discussed whether the identified behaviours were actual issues or expected system behaviour.</w:t>
+        <w:t xml:space="preserve">Discussed whether the identified </w:t>
+      </w:r>
+      <w:proofErr w:type="spellStart"/>
+      <w:r>
+        <w:t>behaviours</w:t>
+      </w:r>
+      <w:proofErr w:type="spellEnd"/>
+      <w:r>
+        <w:t xml:space="preserve"> were actual issues or expected system </w:t>
+      </w:r>
+      <w:proofErr w:type="spellStart"/>
+      <w:r>
+        <w:t>behaviour</w:t>
+      </w:r>
+      <w:proofErr w:type="spellEnd"/>
+      <w:r>
+        <w:t>.</w:t>
       </w:r>
     </w:p>
     <w:p>
@@ -16184,7 +17962,15 @@
         </w:numPr>
       </w:pPr>
       <w:r>
-        <w:t>Feature requests or expected behaviour requiring clarification</w:t>
+        <w:t xml:space="preserve">Feature requests or expected </w:t>
+      </w:r>
+      <w:proofErr w:type="spellStart"/>
+      <w:r>
+        <w:t>behaviour</w:t>
+      </w:r>
+      <w:proofErr w:type="spellEnd"/>
+      <w:r>
+        <w:t xml:space="preserve"> requiring clarification</w:t>
       </w:r>
     </w:p>
     <w:p>
@@ -16229,8 +18015,13 @@
       </w:pPr>
       <w:r>
         <w:lastRenderedPageBreak/>
-        <w:t>Navigation behaviour</w:t>
-      </w:r>
+        <w:t xml:space="preserve">Navigation </w:t>
+      </w:r>
+      <w:proofErr w:type="spellStart"/>
+      <w:r>
+        <w:t>behaviour</w:t>
+      </w:r>
+      <w:proofErr w:type="spellEnd"/>
     </w:p>
     <w:p>
       <w:r>
@@ -16364,7 +18155,15 @@
         <w:ind w:left="1080"/>
       </w:pPr>
       <w:r>
-        <w:t>Added Error Handling and Fallback Behaviour.</w:t>
+        <w:t xml:space="preserve">Added Error Handling and Fallback </w:t>
+      </w:r>
+      <w:proofErr w:type="spellStart"/>
+      <w:r>
+        <w:t>Behaviour</w:t>
+      </w:r>
+      <w:proofErr w:type="spellEnd"/>
+      <w:r>
+        <w:t>.</w:t>
       </w:r>
     </w:p>
     <w:p>
@@ -16478,7 +18277,15 @@
         <w:ind w:left="1080"/>
       </w:pPr>
       <w:r>
-        <w:t>Documented Carousel Behaviour.</w:t>
+        <w:t xml:space="preserve">Documented Carousel </w:t>
+      </w:r>
+      <w:proofErr w:type="spellStart"/>
+      <w:r>
+        <w:t>Behaviour</w:t>
+      </w:r>
+      <w:proofErr w:type="spellEnd"/>
+      <w:r>
+        <w:t>.</w:t>
       </w:r>
     </w:p>
     <w:p>
@@ -16761,7 +18568,15 @@
         <w:ind w:left="1080"/>
       </w:pPr>
       <w:r>
-        <w:t>Documented Filter Behaviour:</w:t>
+        <w:t xml:space="preserve">Documented Filter </w:t>
+      </w:r>
+      <w:proofErr w:type="spellStart"/>
+      <w:r>
+        <w:t>Behaviour</w:t>
+      </w:r>
+      <w:proofErr w:type="spellEnd"/>
+      <w:r>
+        <w:t>:</w:t>
       </w:r>
     </w:p>
     <w:p>
@@ -16842,7 +18657,21 @@
           <w:highlight w:val="yellow"/>
         </w:rPr>
         <w:lastRenderedPageBreak/>
-        <w:t>July 14 2026 login: 9:02 AM logout:5:00 PM Tuesday:</w:t>
+        <w:t xml:space="preserve">July 14 2026 login: 9:02 AM </w:t>
+      </w:r>
+      <w:proofErr w:type="gramStart"/>
+      <w:r>
+        <w:rPr>
+          <w:highlight w:val="yellow"/>
+        </w:rPr>
+        <w:t>logout:5:00</w:t>
+      </w:r>
+      <w:proofErr w:type="gramEnd"/>
+      <w:r>
+        <w:rPr>
+          <w:highlight w:val="yellow"/>
+        </w:rPr>
+        <w:t xml:space="preserve"> PM Tuesday:</w:t>
       </w:r>
     </w:p>
     <w:p>
@@ -16852,6 +18681,7 @@
           <w:bCs/>
         </w:rPr>
       </w:pPr>
+      <w:proofErr w:type="spellStart"/>
       <w:r>
         <w:rPr>
           <w:b/>
@@ -16866,6 +18696,7 @@
         </w:rPr>
         <w:t>acstore</w:t>
       </w:r>
+      <w:proofErr w:type="spellEnd"/>
       <w:r>
         <w:rPr>
           <w:b/>
@@ -16925,7 +18756,15 @@
     </w:p>
     <w:p>
       <w:r>
-        <w:t>Assisted Susmita (new intern) with in-depth JavaScript concepts and Git workflow</w:t>
+        <w:t xml:space="preserve">Assisted </w:t>
+      </w:r>
+      <w:proofErr w:type="spellStart"/>
+      <w:r>
+        <w:t>Susmita</w:t>
+      </w:r>
+      <w:proofErr w:type="spellEnd"/>
+      <w:r>
+        <w:t xml:space="preserve"> (new intern) with in-depth JavaScript concepts and Git workflow</w:t>
       </w:r>
       <w:r>
         <w:t>.</w:t>
@@ -17098,8 +18937,13 @@
         </w:numPr>
       </w:pPr>
       <w:r>
-        <w:t>Tested POST /contactus</w:t>
-      </w:r>
+        <w:t>Tested POST /</w:t>
+      </w:r>
+      <w:proofErr w:type="spellStart"/>
+      <w:r>
+        <w:t>contactus</w:t>
+      </w:r>
+      <w:proofErr w:type="spellEnd"/>
     </w:p>
     <w:p>
       <w:pPr>
@@ -17179,7 +19023,15 @@
         </w:numPr>
       </w:pPr>
       <w:r>
-        <w:t>Tested GET /stores/search?location=&amp;name=</w:t>
+        <w:t>Tested GET /stores/</w:t>
+      </w:r>
+      <w:proofErr w:type="spellStart"/>
+      <w:r>
+        <w:t>search?location</w:t>
+      </w:r>
+      <w:proofErr w:type="spellEnd"/>
+      <w:r>
+        <w:t>=&amp;name=</w:t>
       </w:r>
     </w:p>
     <w:p>
@@ -17269,8 +19121,13 @@
         </w:numPr>
       </w:pPr>
       <w:r>
-        <w:t>POST /contactus</w:t>
-      </w:r>
+        <w:t>POST /</w:t>
+      </w:r>
+      <w:proofErr w:type="spellStart"/>
+      <w:r>
+        <w:t>contactus</w:t>
+      </w:r>
+      <w:proofErr w:type="spellEnd"/>
     </w:p>
     <w:p>
       <w:pPr>
@@ -17362,7 +19219,15 @@
         </w:numPr>
       </w:pPr>
       <w:r>
-        <w:t>GET /stores/search?location=&amp;name=</w:t>
+        <w:t>GET /stores/</w:t>
+      </w:r>
+      <w:proofErr w:type="spellStart"/>
+      <w:r>
+        <w:t>search?location</w:t>
+      </w:r>
+      <w:proofErr w:type="spellEnd"/>
+      <w:r>
+        <w:t>=&amp;name=</w:t>
       </w:r>
     </w:p>
     <w:p>
@@ -17614,7 +19479,15 @@
       </w:pPr>
       <w:r>
         <w:lastRenderedPageBreak/>
-        <w:t>JavaScript Objects Training Topics (Intern: Susmita)</w:t>
+        <w:t xml:space="preserve">JavaScript Objects Training Topics (Intern: </w:t>
+      </w:r>
+      <w:proofErr w:type="spellStart"/>
+      <w:r>
+        <w:t>Susmita</w:t>
+      </w:r>
+      <w:proofErr w:type="spellEnd"/>
+      <w:r>
+        <w:t>)</w:t>
       </w:r>
     </w:p>
     <w:p>
@@ -17833,8 +19706,13 @@
           <w:numId w:val="151"/>
         </w:numPr>
       </w:pPr>
-      <w:r>
-        <w:t xml:space="preserve">JSON.stringify() </w:t>
+      <w:proofErr w:type="spellStart"/>
+      <w:r>
+        <w:t>JSON.stringify</w:t>
+      </w:r>
+      <w:proofErr w:type="spellEnd"/>
+      <w:r>
+        <w:t xml:space="preserve">() </w:t>
       </w:r>
     </w:p>
     <w:p>
@@ -17844,8 +19722,13 @@
           <w:numId w:val="151"/>
         </w:numPr>
       </w:pPr>
-      <w:r>
-        <w:t xml:space="preserve">JSON.parse() </w:t>
+      <w:proofErr w:type="spellStart"/>
+      <w:r>
+        <w:t>JSON.parse</w:t>
+      </w:r>
+      <w:proofErr w:type="spellEnd"/>
+      <w:r>
+        <w:t xml:space="preserve">() </w:t>
       </w:r>
     </w:p>
     <w:p>
@@ -17878,7 +19761,15 @@
         </w:numPr>
       </w:pPr>
       <w:r>
-        <w:t xml:space="preserve">Object Destructuring </w:t>
+        <w:t xml:space="preserve">Object </w:t>
+      </w:r>
+      <w:proofErr w:type="spellStart"/>
+      <w:r>
+        <w:t>Destructuring</w:t>
+      </w:r>
+      <w:proofErr w:type="spellEnd"/>
+      <w:r>
+        <w:t xml:space="preserve"> </w:t>
       </w:r>
     </w:p>
     <w:p>
@@ -17981,8 +19872,18 @@
           <w:numId w:val="152"/>
         </w:numPr>
       </w:pPr>
-      <w:r>
-        <w:t xml:space="preserve">setItem() </w:t>
+      <w:proofErr w:type="spellStart"/>
+      <w:proofErr w:type="gramStart"/>
+      <w:r>
+        <w:t>setItem</w:t>
+      </w:r>
+      <w:proofErr w:type="spellEnd"/>
+      <w:r>
+        <w:t>(</w:t>
+      </w:r>
+      <w:proofErr w:type="gramEnd"/>
+      <w:r>
+        <w:t xml:space="preserve">) </w:t>
       </w:r>
     </w:p>
     <w:p>
@@ -17992,8 +19893,18 @@
           <w:numId w:val="152"/>
         </w:numPr>
       </w:pPr>
-      <w:r>
-        <w:t xml:space="preserve">getItem() </w:t>
+      <w:proofErr w:type="spellStart"/>
+      <w:proofErr w:type="gramStart"/>
+      <w:r>
+        <w:t>getItem</w:t>
+      </w:r>
+      <w:proofErr w:type="spellEnd"/>
+      <w:r>
+        <w:t>(</w:t>
+      </w:r>
+      <w:proofErr w:type="gramEnd"/>
+      <w:r>
+        <w:t xml:space="preserve">) </w:t>
       </w:r>
     </w:p>
     <w:p>
@@ -18003,8 +19914,18 @@
           <w:numId w:val="152"/>
         </w:numPr>
       </w:pPr>
-      <w:r>
-        <w:t xml:space="preserve">removeItem() </w:t>
+      <w:proofErr w:type="spellStart"/>
+      <w:proofErr w:type="gramStart"/>
+      <w:r>
+        <w:t>removeItem</w:t>
+      </w:r>
+      <w:proofErr w:type="spellEnd"/>
+      <w:r>
+        <w:t>(</w:t>
+      </w:r>
+      <w:proofErr w:type="gramEnd"/>
+      <w:r>
+        <w:t xml:space="preserve">) </w:t>
       </w:r>
     </w:p>
     <w:p>
@@ -18014,8 +19935,13 @@
           <w:numId w:val="152"/>
         </w:numPr>
       </w:pPr>
-      <w:r>
-        <w:t xml:space="preserve">clear() </w:t>
+      <w:proofErr w:type="gramStart"/>
+      <w:r>
+        <w:t>clear(</w:t>
+      </w:r>
+      <w:proofErr w:type="gramEnd"/>
+      <w:r>
+        <w:t xml:space="preserve">) </w:t>
       </w:r>
     </w:p>
     <w:p>
@@ -18116,7 +20042,19 @@
           <w:highlight w:val="yellow"/>
         </w:rPr>
         <w:lastRenderedPageBreak/>
-        <w:t>July 16 2026: login:9:06 AM logout: 5:00 PM Thursday:</w:t>
+        <w:t>July 16 2026: login:</w:t>
+      </w:r>
+      <w:r>
+        <w:rPr>
+          <w:highlight w:val="yellow"/>
+        </w:rPr>
+        <w:t xml:space="preserve"> </w:t>
+      </w:r>
+      <w:r>
+        <w:rPr>
+          <w:highlight w:val="yellow"/>
+        </w:rPr>
+        <w:t>9:06 AM logout: 5:00 PM Thursday:</w:t>
       </w:r>
     </w:p>
     <w:p>
@@ -18269,7 +20207,15 @@
         </w:numPr>
       </w:pPr>
       <w:r>
-        <w:t xml:space="preserve">Assisted Sikshya with basic Figma concepts and UI design workflow. </w:t>
+        <w:t xml:space="preserve">Assisted </w:t>
+      </w:r>
+      <w:proofErr w:type="spellStart"/>
+      <w:r>
+        <w:t>Sikshya</w:t>
+      </w:r>
+      <w:proofErr w:type="spellEnd"/>
+      <w:r>
+        <w:t xml:space="preserve"> with basic Figma concepts and UI design workflow. </w:t>
       </w:r>
     </w:p>
     <w:p>
@@ -40940,6 +42886,7 @@
   <w:style w:type="character" w:default="1" w:styleId="DefaultParagraphFont">
     <w:name w:val="Default Paragraph Font"/>
     <w:uiPriority w:val="1"/>
+    <w:semiHidden/>
     <w:unhideWhenUsed/>
   </w:style>
   <w:style w:type="table" w:default="1" w:styleId="TableNormal">

--- a/EOD update daily.docx
+++ b/EOD update daily.docx
@@ -48,7 +48,7 @@
         <w:pStyle w:val="ListParagraph"/>
         <w:numPr>
           <w:ilvl w:val="0"/>
-          <w:numId w:val="120"/>
+          <w:numId w:val="105"/>
         </w:numPr>
       </w:pPr>
       <w:r>
@@ -60,7 +60,7 @@
         <w:pStyle w:val="ListParagraph"/>
         <w:numPr>
           <w:ilvl w:val="0"/>
-          <w:numId w:val="120"/>
+          <w:numId w:val="105"/>
         </w:numPr>
       </w:pPr>
       <w:r>
@@ -72,7 +72,7 @@
         <w:pStyle w:val="ListParagraph"/>
         <w:numPr>
           <w:ilvl w:val="0"/>
-          <w:numId w:val="120"/>
+          <w:numId w:val="105"/>
         </w:numPr>
       </w:pPr>
       <w:r>
@@ -84,7 +84,7 @@
         <w:pStyle w:val="ListParagraph"/>
         <w:numPr>
           <w:ilvl w:val="0"/>
-          <w:numId w:val="120"/>
+          <w:numId w:val="105"/>
         </w:numPr>
       </w:pPr>
       <w:r>
@@ -96,7 +96,7 @@
         <w:pStyle w:val="ListParagraph"/>
         <w:numPr>
           <w:ilvl w:val="0"/>
-          <w:numId w:val="120"/>
+          <w:numId w:val="105"/>
         </w:numPr>
       </w:pPr>
       <w:r>
@@ -108,7 +108,7 @@
         <w:pStyle w:val="ListParagraph"/>
         <w:numPr>
           <w:ilvl w:val="0"/>
-          <w:numId w:val="120"/>
+          <w:numId w:val="105"/>
         </w:numPr>
       </w:pPr>
       <w:r>
@@ -120,7 +120,7 @@
         <w:pStyle w:val="ListParagraph"/>
         <w:numPr>
           <w:ilvl w:val="0"/>
-          <w:numId w:val="120"/>
+          <w:numId w:val="105"/>
         </w:numPr>
       </w:pPr>
       <w:r>
@@ -203,7 +203,7 @@
         <w:pStyle w:val="ListParagraph"/>
         <w:numPr>
           <w:ilvl w:val="0"/>
-          <w:numId w:val="120"/>
+          <w:numId w:val="105"/>
         </w:numPr>
       </w:pPr>
       <w:r>
@@ -215,7 +215,7 @@
         <w:pStyle w:val="ListParagraph"/>
         <w:numPr>
           <w:ilvl w:val="0"/>
-          <w:numId w:val="120"/>
+          <w:numId w:val="105"/>
         </w:numPr>
       </w:pPr>
       <w:r>
@@ -227,7 +227,7 @@
         <w:pStyle w:val="ListParagraph"/>
         <w:numPr>
           <w:ilvl w:val="0"/>
-          <w:numId w:val="120"/>
+          <w:numId w:val="105"/>
         </w:numPr>
       </w:pPr>
       <w:r>
@@ -239,7 +239,7 @@
         <w:pStyle w:val="ListParagraph"/>
         <w:numPr>
           <w:ilvl w:val="0"/>
-          <w:numId w:val="120"/>
+          <w:numId w:val="105"/>
         </w:numPr>
       </w:pPr>
       <w:r>
@@ -251,7 +251,7 @@
         <w:pStyle w:val="ListParagraph"/>
         <w:numPr>
           <w:ilvl w:val="0"/>
-          <w:numId w:val="120"/>
+          <w:numId w:val="105"/>
         </w:numPr>
       </w:pPr>
       <w:r>
@@ -263,7 +263,7 @@
         <w:pStyle w:val="ListParagraph"/>
         <w:numPr>
           <w:ilvl w:val="0"/>
-          <w:numId w:val="120"/>
+          <w:numId w:val="105"/>
         </w:numPr>
       </w:pPr>
       <w:r>
@@ -275,7 +275,7 @@
         <w:pStyle w:val="ListParagraph"/>
         <w:numPr>
           <w:ilvl w:val="0"/>
-          <w:numId w:val="120"/>
+          <w:numId w:val="105"/>
         </w:numPr>
       </w:pPr>
       <w:r>
@@ -287,7 +287,7 @@
         <w:pStyle w:val="ListParagraph"/>
         <w:numPr>
           <w:ilvl w:val="0"/>
-          <w:numId w:val="120"/>
+          <w:numId w:val="105"/>
         </w:numPr>
       </w:pPr>
       <w:r>
@@ -328,7 +328,7 @@
         <w:pStyle w:val="ListParagraph"/>
         <w:numPr>
           <w:ilvl w:val="0"/>
-          <w:numId w:val="120"/>
+          <w:numId w:val="105"/>
         </w:numPr>
       </w:pPr>
       <w:r>
@@ -343,7 +343,7 @@
         <w:pStyle w:val="ListParagraph"/>
         <w:numPr>
           <w:ilvl w:val="0"/>
-          <w:numId w:val="120"/>
+          <w:numId w:val="105"/>
         </w:numPr>
       </w:pPr>
       <w:r>
@@ -355,7 +355,7 @@
         <w:pStyle w:val="ListParagraph"/>
         <w:numPr>
           <w:ilvl w:val="0"/>
-          <w:numId w:val="120"/>
+          <w:numId w:val="105"/>
         </w:numPr>
       </w:pPr>
       <w:r>
@@ -367,7 +367,7 @@
         <w:pStyle w:val="ListParagraph"/>
         <w:numPr>
           <w:ilvl w:val="0"/>
-          <w:numId w:val="120"/>
+          <w:numId w:val="105"/>
         </w:numPr>
       </w:pPr>
       <w:r>
@@ -379,7 +379,7 @@
         <w:pStyle w:val="ListParagraph"/>
         <w:numPr>
           <w:ilvl w:val="0"/>
-          <w:numId w:val="120"/>
+          <w:numId w:val="105"/>
         </w:numPr>
       </w:pPr>
       <w:r>
@@ -391,7 +391,7 @@
         <w:pStyle w:val="ListParagraph"/>
         <w:numPr>
           <w:ilvl w:val="0"/>
-          <w:numId w:val="120"/>
+          <w:numId w:val="105"/>
         </w:numPr>
       </w:pPr>
       <w:r>
@@ -466,7 +466,7 @@
         <w:pStyle w:val="ListParagraph"/>
         <w:numPr>
           <w:ilvl w:val="0"/>
-          <w:numId w:val="120"/>
+          <w:numId w:val="105"/>
         </w:numPr>
       </w:pPr>
       <w:r>
@@ -478,7 +478,7 @@
         <w:pStyle w:val="ListParagraph"/>
         <w:numPr>
           <w:ilvl w:val="0"/>
-          <w:numId w:val="120"/>
+          <w:numId w:val="105"/>
         </w:numPr>
       </w:pPr>
       <w:r>
@@ -490,7 +490,7 @@
         <w:pStyle w:val="ListParagraph"/>
         <w:numPr>
           <w:ilvl w:val="0"/>
-          <w:numId w:val="120"/>
+          <w:numId w:val="105"/>
         </w:numPr>
       </w:pPr>
       <w:r>
@@ -502,7 +502,7 @@
         <w:pStyle w:val="ListParagraph"/>
         <w:numPr>
           <w:ilvl w:val="1"/>
-          <w:numId w:val="120"/>
+          <w:numId w:val="105"/>
         </w:numPr>
       </w:pPr>
       <w:r>
@@ -514,7 +514,7 @@
         <w:pStyle w:val="ListParagraph"/>
         <w:numPr>
           <w:ilvl w:val="1"/>
-          <w:numId w:val="120"/>
+          <w:numId w:val="105"/>
         </w:numPr>
       </w:pPr>
       <w:r>
@@ -526,7 +526,7 @@
         <w:pStyle w:val="ListParagraph"/>
         <w:numPr>
           <w:ilvl w:val="1"/>
-          <w:numId w:val="120"/>
+          <w:numId w:val="105"/>
         </w:numPr>
       </w:pPr>
       <w:r>
@@ -537,7 +537,7 @@
       <w:pPr>
         <w:numPr>
           <w:ilvl w:val="0"/>
-          <w:numId w:val="125"/>
+          <w:numId w:val="106"/>
         </w:numPr>
       </w:pPr>
       <w:r>
@@ -548,7 +548,7 @@
       <w:pPr>
         <w:numPr>
           <w:ilvl w:val="1"/>
-          <w:numId w:val="125"/>
+          <w:numId w:val="106"/>
         </w:numPr>
       </w:pPr>
       <w:r>
@@ -559,7 +559,7 @@
       <w:pPr>
         <w:numPr>
           <w:ilvl w:val="1"/>
-          <w:numId w:val="125"/>
+          <w:numId w:val="106"/>
         </w:numPr>
       </w:pPr>
       <w:r>
@@ -570,7 +570,7 @@
       <w:pPr>
         <w:numPr>
           <w:ilvl w:val="1"/>
-          <w:numId w:val="125"/>
+          <w:numId w:val="106"/>
         </w:numPr>
       </w:pPr>
       <w:r>
@@ -581,7 +581,7 @@
       <w:pPr>
         <w:numPr>
           <w:ilvl w:val="1"/>
-          <w:numId w:val="125"/>
+          <w:numId w:val="106"/>
         </w:numPr>
       </w:pPr>
       <w:r>
@@ -592,7 +592,7 @@
       <w:pPr>
         <w:numPr>
           <w:ilvl w:val="1"/>
-          <w:numId w:val="125"/>
+          <w:numId w:val="106"/>
         </w:numPr>
       </w:pPr>
       <w:r>
@@ -604,7 +604,7 @@
         <w:pStyle w:val="ListParagraph"/>
         <w:numPr>
           <w:ilvl w:val="0"/>
-          <w:numId w:val="125"/>
+          <w:numId w:val="106"/>
         </w:numPr>
       </w:pPr>
       <w:r>
@@ -657,7 +657,7 @@
         <w:pStyle w:val="ListParagraph"/>
         <w:numPr>
           <w:ilvl w:val="0"/>
-          <w:numId w:val="125"/>
+          <w:numId w:val="106"/>
         </w:numPr>
       </w:pPr>
       <w:r>
@@ -669,7 +669,7 @@
         <w:pStyle w:val="ListParagraph"/>
         <w:numPr>
           <w:ilvl w:val="0"/>
-          <w:numId w:val="125"/>
+          <w:numId w:val="106"/>
         </w:numPr>
       </w:pPr>
       <w:r>
@@ -681,7 +681,7 @@
         <w:pStyle w:val="ListParagraph"/>
         <w:numPr>
           <w:ilvl w:val="0"/>
-          <w:numId w:val="125"/>
+          <w:numId w:val="106"/>
         </w:numPr>
       </w:pPr>
       <w:r>
@@ -693,7 +693,7 @@
         <w:pStyle w:val="ListParagraph"/>
         <w:numPr>
           <w:ilvl w:val="0"/>
-          <w:numId w:val="125"/>
+          <w:numId w:val="106"/>
         </w:numPr>
       </w:pPr>
       <w:r>
@@ -725,7 +725,7 @@
         <w:pStyle w:val="ListParagraph"/>
         <w:numPr>
           <w:ilvl w:val="0"/>
-          <w:numId w:val="125"/>
+          <w:numId w:val="106"/>
         </w:numPr>
       </w:pPr>
       <w:r>
@@ -737,7 +737,7 @@
         <w:pStyle w:val="ListParagraph"/>
         <w:numPr>
           <w:ilvl w:val="0"/>
-          <w:numId w:val="125"/>
+          <w:numId w:val="106"/>
         </w:numPr>
       </w:pPr>
       <w:r>
@@ -749,7 +749,7 @@
         <w:pStyle w:val="ListParagraph"/>
         <w:numPr>
           <w:ilvl w:val="0"/>
-          <w:numId w:val="125"/>
+          <w:numId w:val="106"/>
         </w:numPr>
       </w:pPr>
       <w:r>
@@ -761,7 +761,7 @@
         <w:pStyle w:val="ListParagraph"/>
         <w:numPr>
           <w:ilvl w:val="0"/>
-          <w:numId w:val="125"/>
+          <w:numId w:val="106"/>
         </w:numPr>
       </w:pPr>
       <w:r>
@@ -773,7 +773,7 @@
         <w:pStyle w:val="ListParagraph"/>
         <w:numPr>
           <w:ilvl w:val="0"/>
-          <w:numId w:val="125"/>
+          <w:numId w:val="106"/>
         </w:numPr>
       </w:pPr>
       <w:r>
@@ -800,7 +800,7 @@
         <w:pStyle w:val="ListParagraph"/>
         <w:numPr>
           <w:ilvl w:val="0"/>
-          <w:numId w:val="125"/>
+          <w:numId w:val="106"/>
         </w:numPr>
       </w:pPr>
       <w:r>
@@ -812,7 +812,7 @@
         <w:pStyle w:val="ListParagraph"/>
         <w:numPr>
           <w:ilvl w:val="0"/>
-          <w:numId w:val="125"/>
+          <w:numId w:val="106"/>
         </w:numPr>
       </w:pPr>
       <w:r>
@@ -830,7 +830,7 @@
         <w:pStyle w:val="ListParagraph"/>
         <w:numPr>
           <w:ilvl w:val="0"/>
-          <w:numId w:val="125"/>
+          <w:numId w:val="106"/>
         </w:numPr>
       </w:pPr>
       <w:r>
@@ -891,7 +891,7 @@
         <w:pStyle w:val="ListParagraph"/>
         <w:numPr>
           <w:ilvl w:val="0"/>
-          <w:numId w:val="125"/>
+          <w:numId w:val="106"/>
         </w:numPr>
       </w:pPr>
       <w:r>
@@ -903,7 +903,7 @@
         <w:pStyle w:val="ListParagraph"/>
         <w:numPr>
           <w:ilvl w:val="0"/>
-          <w:numId w:val="125"/>
+          <w:numId w:val="106"/>
         </w:numPr>
       </w:pPr>
       <w:r>
@@ -915,7 +915,7 @@
         <w:pStyle w:val="ListParagraph"/>
         <w:numPr>
           <w:ilvl w:val="0"/>
-          <w:numId w:val="125"/>
+          <w:numId w:val="106"/>
         </w:numPr>
       </w:pPr>
       <w:r>
@@ -927,7 +927,7 @@
         <w:pStyle w:val="ListParagraph"/>
         <w:numPr>
           <w:ilvl w:val="0"/>
-          <w:numId w:val="125"/>
+          <w:numId w:val="106"/>
         </w:numPr>
       </w:pPr>
       <w:r>
@@ -939,7 +939,7 @@
         <w:pStyle w:val="ListParagraph"/>
         <w:numPr>
           <w:ilvl w:val="0"/>
-          <w:numId w:val="125"/>
+          <w:numId w:val="106"/>
         </w:numPr>
       </w:pPr>
       <w:r>
@@ -951,7 +951,7 @@
         <w:pStyle w:val="ListParagraph"/>
         <w:numPr>
           <w:ilvl w:val="0"/>
-          <w:numId w:val="129"/>
+          <w:numId w:val="107"/>
         </w:numPr>
       </w:pPr>
       <w:r>
@@ -973,7 +973,7 @@
         <w:pStyle w:val="ListParagraph"/>
         <w:numPr>
           <w:ilvl w:val="1"/>
-          <w:numId w:val="129"/>
+          <w:numId w:val="107"/>
         </w:numPr>
       </w:pPr>
       <w:r>
@@ -984,7 +984,7 @@
       <w:pPr>
         <w:numPr>
           <w:ilvl w:val="0"/>
-          <w:numId w:val="130"/>
+          <w:numId w:val="108"/>
         </w:numPr>
       </w:pPr>
       <w:r>
@@ -995,7 +995,7 @@
       <w:pPr>
         <w:numPr>
           <w:ilvl w:val="0"/>
-          <w:numId w:val="130"/>
+          <w:numId w:val="108"/>
         </w:numPr>
       </w:pPr>
       <w:r>
@@ -1006,7 +1006,7 @@
       <w:pPr>
         <w:numPr>
           <w:ilvl w:val="0"/>
-          <w:numId w:val="130"/>
+          <w:numId w:val="108"/>
         </w:numPr>
       </w:pPr>
       <w:r>
@@ -1017,7 +1017,7 @@
       <w:pPr>
         <w:numPr>
           <w:ilvl w:val="0"/>
-          <w:numId w:val="130"/>
+          <w:numId w:val="108"/>
         </w:numPr>
       </w:pPr>
       <w:r>
@@ -12959,7 +12959,7 @@
         <w:pStyle w:val="ListParagraph"/>
         <w:numPr>
           <w:ilvl w:val="0"/>
-          <w:numId w:val="84"/>
+          <w:numId w:val="83"/>
         </w:numPr>
       </w:pPr>
       <w:r>
@@ -13006,7 +13006,7 @@
         <w:pStyle w:val="ListParagraph"/>
         <w:numPr>
           <w:ilvl w:val="0"/>
-          <w:numId w:val="84"/>
+          <w:numId w:val="83"/>
         </w:numPr>
       </w:pPr>
       <w:r>
@@ -13018,7 +13018,7 @@
         <w:pStyle w:val="ListParagraph"/>
         <w:numPr>
           <w:ilvl w:val="0"/>
-          <w:numId w:val="84"/>
+          <w:numId w:val="83"/>
         </w:numPr>
       </w:pPr>
       <w:r>
@@ -13040,7 +13040,7 @@
         <w:pStyle w:val="ListParagraph"/>
         <w:numPr>
           <w:ilvl w:val="0"/>
-          <w:numId w:val="84"/>
+          <w:numId w:val="83"/>
         </w:numPr>
       </w:pPr>
       <w:r>
@@ -13062,7 +13062,7 @@
         <w:pStyle w:val="ListParagraph"/>
         <w:numPr>
           <w:ilvl w:val="0"/>
-          <w:numId w:val="84"/>
+          <w:numId w:val="83"/>
         </w:numPr>
       </w:pPr>
       <w:r>
@@ -13074,7 +13074,7 @@
         <w:pStyle w:val="ListParagraph"/>
         <w:numPr>
           <w:ilvl w:val="0"/>
-          <w:numId w:val="84"/>
+          <w:numId w:val="83"/>
         </w:numPr>
       </w:pPr>
       <w:r>
@@ -13205,7 +13205,7 @@
         <w:pStyle w:val="ListParagraph"/>
         <w:numPr>
           <w:ilvl w:val="0"/>
-          <w:numId w:val="84"/>
+          <w:numId w:val="83"/>
         </w:numPr>
       </w:pPr>
       <w:r>
@@ -13217,7 +13217,7 @@
         <w:pStyle w:val="ListParagraph"/>
         <w:numPr>
           <w:ilvl w:val="0"/>
-          <w:numId w:val="84"/>
+          <w:numId w:val="83"/>
         </w:numPr>
       </w:pPr>
       <w:r>
@@ -13229,7 +13229,7 @@
         <w:pStyle w:val="ListParagraph"/>
         <w:numPr>
           <w:ilvl w:val="0"/>
-          <w:numId w:val="84"/>
+          <w:numId w:val="83"/>
         </w:numPr>
       </w:pPr>
       <w:r>
@@ -13241,7 +13241,7 @@
         <w:pStyle w:val="ListParagraph"/>
         <w:numPr>
           <w:ilvl w:val="0"/>
-          <w:numId w:val="84"/>
+          <w:numId w:val="83"/>
         </w:numPr>
       </w:pPr>
       <w:r>
@@ -13271,7 +13271,7 @@
         <w:pStyle w:val="ListParagraph"/>
         <w:numPr>
           <w:ilvl w:val="0"/>
-          <w:numId w:val="84"/>
+          <w:numId w:val="83"/>
         </w:numPr>
       </w:pPr>
       <w:r>
@@ -13286,7 +13286,7 @@
         <w:pStyle w:val="ListParagraph"/>
         <w:numPr>
           <w:ilvl w:val="0"/>
-          <w:numId w:val="84"/>
+          <w:numId w:val="83"/>
         </w:numPr>
       </w:pPr>
       <w:r>
@@ -13330,7 +13330,7 @@
         <w:pStyle w:val="ListParagraph"/>
         <w:numPr>
           <w:ilvl w:val="0"/>
-          <w:numId w:val="84"/>
+          <w:numId w:val="83"/>
         </w:numPr>
       </w:pPr>
       <w:r>
@@ -13342,7 +13342,7 @@
         <w:pStyle w:val="ListParagraph"/>
         <w:numPr>
           <w:ilvl w:val="0"/>
-          <w:numId w:val="84"/>
+          <w:numId w:val="83"/>
         </w:numPr>
       </w:pPr>
       <w:r>
@@ -13354,7 +13354,7 @@
         <w:pStyle w:val="ListParagraph"/>
         <w:numPr>
           <w:ilvl w:val="0"/>
-          <w:numId w:val="84"/>
+          <w:numId w:val="83"/>
         </w:numPr>
       </w:pPr>
       <w:r>
@@ -13366,7 +13366,7 @@
         <w:pStyle w:val="ListParagraph"/>
         <w:numPr>
           <w:ilvl w:val="0"/>
-          <w:numId w:val="84"/>
+          <w:numId w:val="83"/>
         </w:numPr>
       </w:pPr>
       <w:r>
@@ -13381,7 +13381,7 @@
         <w:pStyle w:val="ListParagraph"/>
         <w:numPr>
           <w:ilvl w:val="0"/>
-          <w:numId w:val="84"/>
+          <w:numId w:val="83"/>
         </w:numPr>
       </w:pPr>
       <w:r>
@@ -13455,7 +13455,7 @@
         <w:pStyle w:val="ListParagraph"/>
         <w:numPr>
           <w:ilvl w:val="0"/>
-          <w:numId w:val="90"/>
+          <w:numId w:val="86"/>
         </w:numPr>
       </w:pPr>
       <w:r>
@@ -13499,7 +13499,7 @@
         <w:pStyle w:val="ListParagraph"/>
         <w:numPr>
           <w:ilvl w:val="0"/>
-          <w:numId w:val="84"/>
+          <w:numId w:val="83"/>
         </w:numPr>
       </w:pPr>
       <w:r>
@@ -13511,7 +13511,7 @@
         <w:pStyle w:val="ListParagraph"/>
         <w:numPr>
           <w:ilvl w:val="0"/>
-          <w:numId w:val="84"/>
+          <w:numId w:val="83"/>
         </w:numPr>
       </w:pPr>
       <w:r>
@@ -13523,7 +13523,7 @@
         <w:pStyle w:val="ListParagraph"/>
         <w:numPr>
           <w:ilvl w:val="0"/>
-          <w:numId w:val="84"/>
+          <w:numId w:val="83"/>
         </w:numPr>
       </w:pPr>
       <w:r>
@@ -13535,7 +13535,7 @@
         <w:pStyle w:val="ListParagraph"/>
         <w:numPr>
           <w:ilvl w:val="0"/>
-          <w:numId w:val="84"/>
+          <w:numId w:val="83"/>
         </w:numPr>
       </w:pPr>
       <w:r>
@@ -13547,7 +13547,7 @@
         <w:pStyle w:val="ListParagraph"/>
         <w:numPr>
           <w:ilvl w:val="0"/>
-          <w:numId w:val="84"/>
+          <w:numId w:val="83"/>
         </w:numPr>
       </w:pPr>
       <w:r>
@@ -13594,7 +13594,7 @@
       <w:pPr>
         <w:numPr>
           <w:ilvl w:val="0"/>
-          <w:numId w:val="88"/>
+          <w:numId w:val="84"/>
         </w:numPr>
       </w:pPr>
       <w:r>
@@ -13605,7 +13605,7 @@
       <w:pPr>
         <w:numPr>
           <w:ilvl w:val="0"/>
-          <w:numId w:val="88"/>
+          <w:numId w:val="84"/>
         </w:numPr>
       </w:pPr>
       <w:r>
@@ -13616,7 +13616,7 @@
       <w:pPr>
         <w:numPr>
           <w:ilvl w:val="0"/>
-          <w:numId w:val="88"/>
+          <w:numId w:val="84"/>
         </w:numPr>
       </w:pPr>
       <w:r>
@@ -13627,7 +13627,7 @@
       <w:pPr>
         <w:numPr>
           <w:ilvl w:val="0"/>
-          <w:numId w:val="88"/>
+          <w:numId w:val="84"/>
         </w:numPr>
       </w:pPr>
       <w:r>
@@ -13647,7 +13647,7 @@
       <w:pPr>
         <w:numPr>
           <w:ilvl w:val="0"/>
-          <w:numId w:val="88"/>
+          <w:numId w:val="84"/>
         </w:numPr>
       </w:pPr>
       <w:r>
@@ -13658,7 +13658,7 @@
       <w:pPr>
         <w:numPr>
           <w:ilvl w:val="0"/>
-          <w:numId w:val="88"/>
+          <w:numId w:val="84"/>
         </w:numPr>
       </w:pPr>
       <w:r>
@@ -13688,7 +13688,7 @@
       <w:pPr>
         <w:numPr>
           <w:ilvl w:val="0"/>
-          <w:numId w:val="89"/>
+          <w:numId w:val="85"/>
         </w:numPr>
       </w:pPr>
       <w:r>
@@ -13699,7 +13699,7 @@
       <w:pPr>
         <w:numPr>
           <w:ilvl w:val="0"/>
-          <w:numId w:val="89"/>
+          <w:numId w:val="85"/>
         </w:numPr>
       </w:pPr>
       <w:r>
@@ -13710,7 +13710,7 @@
       <w:pPr>
         <w:numPr>
           <w:ilvl w:val="0"/>
-          <w:numId w:val="89"/>
+          <w:numId w:val="85"/>
         </w:numPr>
       </w:pPr>
       <w:r>
@@ -13721,7 +13721,7 @@
       <w:pPr>
         <w:numPr>
           <w:ilvl w:val="0"/>
-          <w:numId w:val="89"/>
+          <w:numId w:val="85"/>
         </w:numPr>
       </w:pPr>
       <w:r>
@@ -13748,7 +13748,7 @@
         <w:pStyle w:val="ListParagraph"/>
         <w:numPr>
           <w:ilvl w:val="0"/>
-          <w:numId w:val="91"/>
+          <w:numId w:val="87"/>
         </w:numPr>
       </w:pPr>
       <w:r>
@@ -13760,7 +13760,7 @@
         <w:pStyle w:val="ListParagraph"/>
         <w:numPr>
           <w:ilvl w:val="0"/>
-          <w:numId w:val="91"/>
+          <w:numId w:val="87"/>
         </w:numPr>
       </w:pPr>
       <w:r>
@@ -13772,7 +13772,7 @@
         <w:pStyle w:val="ListParagraph"/>
         <w:numPr>
           <w:ilvl w:val="0"/>
-          <w:numId w:val="91"/>
+          <w:numId w:val="87"/>
         </w:numPr>
       </w:pPr>
       <w:r>
@@ -13806,7 +13806,7 @@
       <w:pPr>
         <w:numPr>
           <w:ilvl w:val="0"/>
-          <w:numId w:val="89"/>
+          <w:numId w:val="85"/>
         </w:numPr>
       </w:pPr>
       <w:r>
@@ -13823,7 +13823,7 @@
       <w:pPr>
         <w:numPr>
           <w:ilvl w:val="0"/>
-          <w:numId w:val="89"/>
+          <w:numId w:val="85"/>
         </w:numPr>
       </w:pPr>
       <w:r>
@@ -13883,7 +13883,7 @@
         <w:pStyle w:val="ListParagraph"/>
         <w:numPr>
           <w:ilvl w:val="0"/>
-          <w:numId w:val="89"/>
+          <w:numId w:val="85"/>
         </w:numPr>
       </w:pPr>
       <w:r>
@@ -13895,7 +13895,7 @@
         <w:pStyle w:val="ListParagraph"/>
         <w:numPr>
           <w:ilvl w:val="0"/>
-          <w:numId w:val="89"/>
+          <w:numId w:val="85"/>
         </w:numPr>
       </w:pPr>
       <w:r>
@@ -13948,7 +13948,7 @@
         <w:pStyle w:val="ListParagraph"/>
         <w:numPr>
           <w:ilvl w:val="0"/>
-          <w:numId w:val="89"/>
+          <w:numId w:val="85"/>
         </w:numPr>
       </w:pPr>
       <w:r>
@@ -13963,7 +13963,7 @@
         <w:pStyle w:val="ListParagraph"/>
         <w:numPr>
           <w:ilvl w:val="0"/>
-          <w:numId w:val="89"/>
+          <w:numId w:val="85"/>
         </w:numPr>
       </w:pPr>
       <w:r>
@@ -13975,7 +13975,7 @@
         <w:pStyle w:val="ListParagraph"/>
         <w:numPr>
           <w:ilvl w:val="0"/>
-          <w:numId w:val="89"/>
+          <w:numId w:val="85"/>
         </w:numPr>
       </w:pPr>
       <w:r>
@@ -13987,7 +13987,7 @@
         <w:pStyle w:val="ListParagraph"/>
         <w:numPr>
           <w:ilvl w:val="0"/>
-          <w:numId w:val="89"/>
+          <w:numId w:val="85"/>
         </w:numPr>
       </w:pPr>
       <w:r>
@@ -14020,7 +14020,7 @@
         <w:pStyle w:val="ListParagraph"/>
         <w:numPr>
           <w:ilvl w:val="0"/>
-          <w:numId w:val="89"/>
+          <w:numId w:val="85"/>
         </w:numPr>
       </w:pPr>
       <w:r>
@@ -14032,7 +14032,7 @@
         <w:pStyle w:val="ListParagraph"/>
         <w:numPr>
           <w:ilvl w:val="0"/>
-          <w:numId w:val="89"/>
+          <w:numId w:val="85"/>
         </w:numPr>
       </w:pPr>
       <w:r>
@@ -14051,7 +14051,7 @@
         <w:pStyle w:val="ListParagraph"/>
         <w:numPr>
           <w:ilvl w:val="0"/>
-          <w:numId w:val="89"/>
+          <w:numId w:val="85"/>
         </w:numPr>
       </w:pPr>
       <w:r>
@@ -14098,7 +14098,7 @@
         <w:pStyle w:val="ListParagraph"/>
         <w:numPr>
           <w:ilvl w:val="0"/>
-          <w:numId w:val="89"/>
+          <w:numId w:val="85"/>
         </w:numPr>
       </w:pPr>
       <w:r>
@@ -14110,7 +14110,7 @@
         <w:pStyle w:val="ListParagraph"/>
         <w:numPr>
           <w:ilvl w:val="0"/>
-          <w:numId w:val="89"/>
+          <w:numId w:val="85"/>
         </w:numPr>
       </w:pPr>
       <w:r>
@@ -14122,7 +14122,7 @@
         <w:pStyle w:val="ListParagraph"/>
         <w:numPr>
           <w:ilvl w:val="0"/>
-          <w:numId w:val="89"/>
+          <w:numId w:val="85"/>
         </w:numPr>
       </w:pPr>
       <w:r>
@@ -14134,7 +14134,7 @@
         <w:pStyle w:val="ListParagraph"/>
         <w:numPr>
           <w:ilvl w:val="0"/>
-          <w:numId w:val="89"/>
+          <w:numId w:val="85"/>
         </w:numPr>
       </w:pPr>
       <w:r>
@@ -14146,7 +14146,7 @@
         <w:pStyle w:val="ListParagraph"/>
         <w:numPr>
           <w:ilvl w:val="0"/>
-          <w:numId w:val="89"/>
+          <w:numId w:val="85"/>
         </w:numPr>
       </w:pPr>
       <w:r>
@@ -14164,7 +14164,7 @@
         <w:pStyle w:val="ListParagraph"/>
         <w:numPr>
           <w:ilvl w:val="0"/>
-          <w:numId w:val="89"/>
+          <w:numId w:val="85"/>
         </w:numPr>
       </w:pPr>
       <w:r>
@@ -14176,7 +14176,7 @@
         <w:pStyle w:val="ListParagraph"/>
         <w:numPr>
           <w:ilvl w:val="0"/>
-          <w:numId w:val="89"/>
+          <w:numId w:val="85"/>
         </w:numPr>
       </w:pPr>
       <w:r>
@@ -14265,7 +14265,7 @@
         <w:pStyle w:val="ListParagraph"/>
         <w:numPr>
           <w:ilvl w:val="0"/>
-          <w:numId w:val="89"/>
+          <w:numId w:val="85"/>
         </w:numPr>
       </w:pPr>
       <w:r>
@@ -14283,7 +14283,7 @@
         <w:pStyle w:val="ListParagraph"/>
         <w:numPr>
           <w:ilvl w:val="0"/>
-          <w:numId w:val="89"/>
+          <w:numId w:val="85"/>
         </w:numPr>
       </w:pPr>
       <w:r>
@@ -14295,7 +14295,7 @@
         <w:pStyle w:val="ListParagraph"/>
         <w:numPr>
           <w:ilvl w:val="0"/>
-          <w:numId w:val="89"/>
+          <w:numId w:val="85"/>
         </w:numPr>
       </w:pPr>
       <w:r>
@@ -14307,7 +14307,7 @@
         <w:pStyle w:val="ListParagraph"/>
         <w:numPr>
           <w:ilvl w:val="0"/>
-          <w:numId w:val="89"/>
+          <w:numId w:val="85"/>
         </w:numPr>
       </w:pPr>
       <w:r>
@@ -14319,7 +14319,7 @@
         <w:pStyle w:val="ListParagraph"/>
         <w:numPr>
           <w:ilvl w:val="0"/>
-          <w:numId w:val="89"/>
+          <w:numId w:val="85"/>
         </w:numPr>
       </w:pPr>
       <w:r>
@@ -14331,7 +14331,7 @@
         <w:pStyle w:val="ListParagraph"/>
         <w:numPr>
           <w:ilvl w:val="0"/>
-          <w:numId w:val="89"/>
+          <w:numId w:val="85"/>
         </w:numPr>
       </w:pPr>
       <w:r>
@@ -14343,7 +14343,7 @@
         <w:pStyle w:val="ListParagraph"/>
         <w:numPr>
           <w:ilvl w:val="0"/>
-          <w:numId w:val="89"/>
+          <w:numId w:val="85"/>
         </w:numPr>
       </w:pPr>
       <w:r>
@@ -14355,7 +14355,7 @@
         <w:pStyle w:val="ListParagraph"/>
         <w:numPr>
           <w:ilvl w:val="0"/>
-          <w:numId w:val="89"/>
+          <w:numId w:val="85"/>
         </w:numPr>
       </w:pPr>
       <w:r>
@@ -14465,7 +14465,7 @@
         <w:pStyle w:val="ListParagraph"/>
         <w:numPr>
           <w:ilvl w:val="0"/>
-          <w:numId w:val="89"/>
+          <w:numId w:val="85"/>
         </w:numPr>
       </w:pPr>
       <w:r>
@@ -14489,7 +14489,7 @@
         <w:pStyle w:val="ListParagraph"/>
         <w:numPr>
           <w:ilvl w:val="0"/>
-          <w:numId w:val="89"/>
+          <w:numId w:val="85"/>
         </w:numPr>
       </w:pPr>
       <w:r>
@@ -14522,7 +14522,7 @@
         <w:pStyle w:val="ListParagraph"/>
         <w:numPr>
           <w:ilvl w:val="0"/>
-          <w:numId w:val="96"/>
+          <w:numId w:val="88"/>
         </w:numPr>
       </w:pPr>
       <w:r>
@@ -14534,7 +14534,7 @@
         <w:pStyle w:val="ListParagraph"/>
         <w:numPr>
           <w:ilvl w:val="0"/>
-          <w:numId w:val="96"/>
+          <w:numId w:val="88"/>
         </w:numPr>
       </w:pPr>
       <w:r>
@@ -14546,7 +14546,7 @@
         <w:pStyle w:val="ListParagraph"/>
         <w:numPr>
           <w:ilvl w:val="0"/>
-          <w:numId w:val="89"/>
+          <w:numId w:val="85"/>
         </w:numPr>
       </w:pPr>
       <w:r>
@@ -14558,7 +14558,7 @@
         <w:pStyle w:val="ListParagraph"/>
         <w:numPr>
           <w:ilvl w:val="0"/>
-          <w:numId w:val="89"/>
+          <w:numId w:val="85"/>
         </w:numPr>
       </w:pPr>
       <w:r>
@@ -14570,7 +14570,7 @@
         <w:pStyle w:val="ListParagraph"/>
         <w:numPr>
           <w:ilvl w:val="0"/>
-          <w:numId w:val="89"/>
+          <w:numId w:val="85"/>
         </w:numPr>
       </w:pPr>
       <w:r>
@@ -14582,7 +14582,7 @@
         <w:pStyle w:val="ListParagraph"/>
         <w:numPr>
           <w:ilvl w:val="0"/>
-          <w:numId w:val="89"/>
+          <w:numId w:val="85"/>
         </w:numPr>
       </w:pPr>
       <w:r>
@@ -14594,7 +14594,7 @@
         <w:pStyle w:val="ListParagraph"/>
         <w:numPr>
           <w:ilvl w:val="0"/>
-          <w:numId w:val="89"/>
+          <w:numId w:val="85"/>
         </w:numPr>
       </w:pPr>
       <w:r>
@@ -14606,7 +14606,7 @@
         <w:pStyle w:val="ListParagraph"/>
         <w:numPr>
           <w:ilvl w:val="0"/>
-          <w:numId w:val="89"/>
+          <w:numId w:val="85"/>
         </w:numPr>
       </w:pPr>
       <w:r>
@@ -14618,7 +14618,7 @@
         <w:pStyle w:val="ListParagraph"/>
         <w:numPr>
           <w:ilvl w:val="0"/>
-          <w:numId w:val="89"/>
+          <w:numId w:val="85"/>
         </w:numPr>
       </w:pPr>
       <w:r>
@@ -14636,7 +14636,7 @@
         <w:pStyle w:val="ListParagraph"/>
         <w:numPr>
           <w:ilvl w:val="0"/>
-          <w:numId w:val="89"/>
+          <w:numId w:val="85"/>
         </w:numPr>
       </w:pPr>
       <w:r>
@@ -14648,7 +14648,7 @@
         <w:pStyle w:val="ListParagraph"/>
         <w:numPr>
           <w:ilvl w:val="0"/>
-          <w:numId w:val="89"/>
+          <w:numId w:val="85"/>
         </w:numPr>
       </w:pPr>
       <w:r>
@@ -14660,7 +14660,7 @@
         <w:pStyle w:val="ListParagraph"/>
         <w:numPr>
           <w:ilvl w:val="0"/>
-          <w:numId w:val="89"/>
+          <w:numId w:val="85"/>
         </w:numPr>
       </w:pPr>
       <w:r>
@@ -14678,7 +14678,7 @@
         <w:pStyle w:val="ListParagraph"/>
         <w:numPr>
           <w:ilvl w:val="0"/>
-          <w:numId w:val="89"/>
+          <w:numId w:val="85"/>
         </w:numPr>
       </w:pPr>
       <w:r>
@@ -14693,7 +14693,7 @@
         <w:pStyle w:val="ListParagraph"/>
         <w:numPr>
           <w:ilvl w:val="0"/>
-          <w:numId w:val="89"/>
+          <w:numId w:val="85"/>
         </w:numPr>
       </w:pPr>
       <w:r>
@@ -14705,7 +14705,7 @@
         <w:pStyle w:val="ListParagraph"/>
         <w:numPr>
           <w:ilvl w:val="0"/>
-          <w:numId w:val="89"/>
+          <w:numId w:val="85"/>
         </w:numPr>
       </w:pPr>
       <w:r>
@@ -14744,7 +14744,7 @@
         <w:pStyle w:val="ListParagraph"/>
         <w:numPr>
           <w:ilvl w:val="0"/>
-          <w:numId w:val="97"/>
+          <w:numId w:val="89"/>
         </w:numPr>
       </w:pPr>
       <w:r>
@@ -14772,7 +14772,7 @@
         <w:pStyle w:val="ListParagraph"/>
         <w:numPr>
           <w:ilvl w:val="0"/>
-          <w:numId w:val="97"/>
+          <w:numId w:val="89"/>
         </w:numPr>
       </w:pPr>
       <w:r>
@@ -14784,7 +14784,7 @@
         <w:pStyle w:val="ListParagraph"/>
         <w:numPr>
           <w:ilvl w:val="0"/>
-          <w:numId w:val="97"/>
+          <w:numId w:val="89"/>
         </w:numPr>
       </w:pPr>
       <w:r>
@@ -14879,7 +14879,7 @@
         <w:pStyle w:val="ListParagraph"/>
         <w:numPr>
           <w:ilvl w:val="0"/>
-          <w:numId w:val="97"/>
+          <w:numId w:val="89"/>
         </w:numPr>
       </w:pPr>
       <w:r>
@@ -14891,7 +14891,7 @@
         <w:pStyle w:val="ListParagraph"/>
         <w:numPr>
           <w:ilvl w:val="0"/>
-          <w:numId w:val="97"/>
+          <w:numId w:val="89"/>
         </w:numPr>
       </w:pPr>
       <w:r>
@@ -14903,7 +14903,7 @@
         <w:pStyle w:val="ListParagraph"/>
         <w:numPr>
           <w:ilvl w:val="0"/>
-          <w:numId w:val="97"/>
+          <w:numId w:val="89"/>
         </w:numPr>
       </w:pPr>
       <w:r>
@@ -14921,7 +14921,7 @@
         <w:pStyle w:val="ListParagraph"/>
         <w:numPr>
           <w:ilvl w:val="0"/>
-          <w:numId w:val="97"/>
+          <w:numId w:val="89"/>
         </w:numPr>
       </w:pPr>
       <w:r>
@@ -14933,7 +14933,7 @@
         <w:pStyle w:val="ListParagraph"/>
         <w:numPr>
           <w:ilvl w:val="0"/>
-          <w:numId w:val="97"/>
+          <w:numId w:val="89"/>
         </w:numPr>
       </w:pPr>
       <w:r>
@@ -14959,7 +14959,7 @@
       <w:pPr>
         <w:numPr>
           <w:ilvl w:val="0"/>
-          <w:numId w:val="99"/>
+          <w:numId w:val="90"/>
         </w:numPr>
       </w:pPr>
       <w:r>
@@ -14970,7 +14970,7 @@
       <w:pPr>
         <w:numPr>
           <w:ilvl w:val="0"/>
-          <w:numId w:val="99"/>
+          <w:numId w:val="90"/>
         </w:numPr>
       </w:pPr>
       <w:r>
@@ -14996,7 +14996,7 @@
       <w:pPr>
         <w:numPr>
           <w:ilvl w:val="0"/>
-          <w:numId w:val="100"/>
+          <w:numId w:val="91"/>
         </w:numPr>
       </w:pPr>
       <w:r>
@@ -15007,7 +15007,7 @@
       <w:pPr>
         <w:numPr>
           <w:ilvl w:val="0"/>
-          <w:numId w:val="100"/>
+          <w:numId w:val="91"/>
         </w:numPr>
       </w:pPr>
       <w:r>
@@ -15018,7 +15018,7 @@
       <w:pPr>
         <w:numPr>
           <w:ilvl w:val="0"/>
-          <w:numId w:val="100"/>
+          <w:numId w:val="91"/>
         </w:numPr>
       </w:pPr>
       <w:r>
@@ -15044,7 +15044,7 @@
       <w:pPr>
         <w:numPr>
           <w:ilvl w:val="0"/>
-          <w:numId w:val="101"/>
+          <w:numId w:val="92"/>
         </w:numPr>
       </w:pPr>
       <w:r>
@@ -15055,7 +15055,7 @@
       <w:pPr>
         <w:numPr>
           <w:ilvl w:val="0"/>
-          <w:numId w:val="101"/>
+          <w:numId w:val="92"/>
         </w:numPr>
       </w:pPr>
       <w:r>
@@ -15066,7 +15066,7 @@
       <w:pPr>
         <w:numPr>
           <w:ilvl w:val="0"/>
-          <w:numId w:val="101"/>
+          <w:numId w:val="92"/>
         </w:numPr>
       </w:pPr>
       <w:r>
@@ -15092,7 +15092,7 @@
       <w:pPr>
         <w:numPr>
           <w:ilvl w:val="0"/>
-          <w:numId w:val="102"/>
+          <w:numId w:val="93"/>
         </w:numPr>
       </w:pPr>
       <w:r>
@@ -15103,7 +15103,7 @@
       <w:pPr>
         <w:numPr>
           <w:ilvl w:val="0"/>
-          <w:numId w:val="102"/>
+          <w:numId w:val="93"/>
         </w:numPr>
       </w:pPr>
       <w:r>
@@ -15114,7 +15114,7 @@
       <w:pPr>
         <w:numPr>
           <w:ilvl w:val="0"/>
-          <w:numId w:val="102"/>
+          <w:numId w:val="93"/>
         </w:numPr>
       </w:pPr>
       <w:r>
@@ -15126,7 +15126,7 @@
       <w:pPr>
         <w:numPr>
           <w:ilvl w:val="0"/>
-          <w:numId w:val="102"/>
+          <w:numId w:val="93"/>
         </w:numPr>
       </w:pPr>
       <w:r>
@@ -15137,7 +15137,7 @@
       <w:pPr>
         <w:numPr>
           <w:ilvl w:val="1"/>
-          <w:numId w:val="102"/>
+          <w:numId w:val="93"/>
         </w:numPr>
       </w:pPr>
       <w:r>
@@ -15155,7 +15155,7 @@
       <w:pPr>
         <w:numPr>
           <w:ilvl w:val="1"/>
-          <w:numId w:val="102"/>
+          <w:numId w:val="93"/>
         </w:numPr>
       </w:pPr>
       <w:r>
@@ -15173,7 +15173,7 @@
       <w:pPr>
         <w:numPr>
           <w:ilvl w:val="0"/>
-          <w:numId w:val="102"/>
+          <w:numId w:val="93"/>
         </w:numPr>
       </w:pPr>
       <w:r>
@@ -15206,7 +15206,7 @@
       <w:pPr>
         <w:numPr>
           <w:ilvl w:val="0"/>
-          <w:numId w:val="103"/>
+          <w:numId w:val="94"/>
         </w:numPr>
       </w:pPr>
       <w:r>
@@ -15217,7 +15217,7 @@
       <w:pPr>
         <w:numPr>
           <w:ilvl w:val="1"/>
-          <w:numId w:val="103"/>
+          <w:numId w:val="94"/>
         </w:numPr>
       </w:pPr>
       <w:r>
@@ -15228,7 +15228,7 @@
       <w:pPr>
         <w:numPr>
           <w:ilvl w:val="1"/>
-          <w:numId w:val="103"/>
+          <w:numId w:val="94"/>
         </w:numPr>
       </w:pPr>
       <w:r>
@@ -15249,7 +15249,7 @@
       <w:pPr>
         <w:numPr>
           <w:ilvl w:val="0"/>
-          <w:numId w:val="103"/>
+          <w:numId w:val="94"/>
         </w:numPr>
       </w:pPr>
       <w:r>
@@ -15275,7 +15275,7 @@
       <w:pPr>
         <w:numPr>
           <w:ilvl w:val="0"/>
-          <w:numId w:val="104"/>
+          <w:numId w:val="95"/>
         </w:numPr>
       </w:pPr>
       <w:r>
@@ -15286,7 +15286,7 @@
       <w:pPr>
         <w:numPr>
           <w:ilvl w:val="0"/>
-          <w:numId w:val="104"/>
+          <w:numId w:val="95"/>
         </w:numPr>
       </w:pPr>
       <w:r>
@@ -15297,7 +15297,7 @@
       <w:pPr>
         <w:numPr>
           <w:ilvl w:val="0"/>
-          <w:numId w:val="104"/>
+          <w:numId w:val="95"/>
         </w:numPr>
       </w:pPr>
       <w:r>
@@ -15333,7 +15333,7 @@
       <w:pPr>
         <w:numPr>
           <w:ilvl w:val="0"/>
-          <w:numId w:val="105"/>
+          <w:numId w:val="96"/>
         </w:numPr>
       </w:pPr>
       <w:r>
@@ -15344,7 +15344,7 @@
       <w:pPr>
         <w:numPr>
           <w:ilvl w:val="0"/>
-          <w:numId w:val="105"/>
+          <w:numId w:val="96"/>
         </w:numPr>
       </w:pPr>
       <w:r>
@@ -15371,7 +15371,7 @@
         <w:pStyle w:val="ListParagraph"/>
         <w:numPr>
           <w:ilvl w:val="0"/>
-          <w:numId w:val="106"/>
+          <w:numId w:val="97"/>
         </w:numPr>
       </w:pPr>
       <w:r>
@@ -15462,7 +15462,7 @@
       <w:pPr>
         <w:numPr>
           <w:ilvl w:val="0"/>
-          <w:numId w:val="110"/>
+          <w:numId w:val="98"/>
         </w:numPr>
       </w:pPr>
       <w:r>
@@ -15473,7 +15473,7 @@
       <w:pPr>
         <w:numPr>
           <w:ilvl w:val="0"/>
-          <w:numId w:val="110"/>
+          <w:numId w:val="98"/>
         </w:numPr>
       </w:pPr>
       <w:r>
@@ -15484,7 +15484,7 @@
       <w:pPr>
         <w:numPr>
           <w:ilvl w:val="0"/>
-          <w:numId w:val="110"/>
+          <w:numId w:val="98"/>
         </w:numPr>
       </w:pPr>
       <w:r>
@@ -15495,7 +15495,7 @@
       <w:pPr>
         <w:numPr>
           <w:ilvl w:val="0"/>
-          <w:numId w:val="110"/>
+          <w:numId w:val="98"/>
         </w:numPr>
       </w:pPr>
       <w:r>
@@ -15506,7 +15506,7 @@
       <w:pPr>
         <w:numPr>
           <w:ilvl w:val="0"/>
-          <w:numId w:val="110"/>
+          <w:numId w:val="98"/>
         </w:numPr>
       </w:pPr>
       <w:r>
@@ -15532,7 +15532,7 @@
       <w:pPr>
         <w:numPr>
           <w:ilvl w:val="0"/>
-          <w:numId w:val="111"/>
+          <w:numId w:val="99"/>
         </w:numPr>
       </w:pPr>
       <w:r>
@@ -15543,7 +15543,7 @@
       <w:pPr>
         <w:numPr>
           <w:ilvl w:val="0"/>
-          <w:numId w:val="111"/>
+          <w:numId w:val="99"/>
         </w:numPr>
       </w:pPr>
       <w:r>
@@ -15569,7 +15569,7 @@
       <w:pPr>
         <w:numPr>
           <w:ilvl w:val="0"/>
-          <w:numId w:val="112"/>
+          <w:numId w:val="100"/>
         </w:numPr>
       </w:pPr>
       <w:r>
@@ -15580,7 +15580,7 @@
       <w:pPr>
         <w:numPr>
           <w:ilvl w:val="0"/>
-          <w:numId w:val="112"/>
+          <w:numId w:val="100"/>
         </w:numPr>
       </w:pPr>
       <w:r>
@@ -15591,7 +15591,7 @@
       <w:pPr>
         <w:numPr>
           <w:ilvl w:val="0"/>
-          <w:numId w:val="112"/>
+          <w:numId w:val="100"/>
         </w:numPr>
       </w:pPr>
       <w:r>
@@ -15602,7 +15602,7 @@
       <w:pPr>
         <w:numPr>
           <w:ilvl w:val="0"/>
-          <w:numId w:val="112"/>
+          <w:numId w:val="100"/>
         </w:numPr>
       </w:pPr>
       <w:r>
@@ -15629,7 +15629,7 @@
         <w:pStyle w:val="ListParagraph"/>
         <w:numPr>
           <w:ilvl w:val="0"/>
-          <w:numId w:val="113"/>
+          <w:numId w:val="101"/>
         </w:numPr>
       </w:pPr>
       <w:r>
@@ -15728,7 +15728,7 @@
       <w:pPr>
         <w:numPr>
           <w:ilvl w:val="0"/>
-          <w:numId w:val="114"/>
+          <w:numId w:val="102"/>
         </w:numPr>
       </w:pPr>
       <w:r>
@@ -15739,7 +15739,7 @@
       <w:pPr>
         <w:numPr>
           <w:ilvl w:val="0"/>
-          <w:numId w:val="114"/>
+          <w:numId w:val="102"/>
         </w:numPr>
       </w:pPr>
       <w:r>
@@ -15750,7 +15750,7 @@
       <w:pPr>
         <w:numPr>
           <w:ilvl w:val="0"/>
-          <w:numId w:val="114"/>
+          <w:numId w:val="102"/>
         </w:numPr>
       </w:pPr>
       <w:r>
@@ -15761,7 +15761,7 @@
       <w:pPr>
         <w:numPr>
           <w:ilvl w:val="0"/>
-          <w:numId w:val="114"/>
+          <w:numId w:val="102"/>
         </w:numPr>
       </w:pPr>
       <w:r>
@@ -15772,7 +15772,7 @@
       <w:pPr>
         <w:numPr>
           <w:ilvl w:val="0"/>
-          <w:numId w:val="114"/>
+          <w:numId w:val="102"/>
         </w:numPr>
       </w:pPr>
       <w:r>
@@ -15783,7 +15783,7 @@
       <w:pPr>
         <w:numPr>
           <w:ilvl w:val="0"/>
-          <w:numId w:val="114"/>
+          <w:numId w:val="102"/>
         </w:numPr>
       </w:pPr>
       <w:r>
@@ -15794,7 +15794,7 @@
       <w:pPr>
         <w:numPr>
           <w:ilvl w:val="0"/>
-          <w:numId w:val="114"/>
+          <w:numId w:val="102"/>
         </w:numPr>
       </w:pPr>
       <w:r>
@@ -15805,7 +15805,7 @@
       <w:pPr>
         <w:numPr>
           <w:ilvl w:val="0"/>
-          <w:numId w:val="114"/>
+          <w:numId w:val="102"/>
         </w:numPr>
       </w:pPr>
       <w:r>
@@ -15836,7 +15836,7 @@
       <w:pPr>
         <w:numPr>
           <w:ilvl w:val="0"/>
-          <w:numId w:val="115"/>
+          <w:numId w:val="103"/>
         </w:numPr>
       </w:pPr>
       <w:r>
@@ -15847,7 +15847,7 @@
       <w:pPr>
         <w:numPr>
           <w:ilvl w:val="0"/>
-          <w:numId w:val="115"/>
+          <w:numId w:val="103"/>
         </w:numPr>
       </w:pPr>
       <w:r>
@@ -15858,7 +15858,7 @@
       <w:pPr>
         <w:numPr>
           <w:ilvl w:val="0"/>
-          <w:numId w:val="115"/>
+          <w:numId w:val="103"/>
         </w:numPr>
       </w:pPr>
       <w:r>
@@ -15869,7 +15869,7 @@
       <w:pPr>
         <w:numPr>
           <w:ilvl w:val="0"/>
-          <w:numId w:val="115"/>
+          <w:numId w:val="103"/>
         </w:numPr>
       </w:pPr>
       <w:r>
@@ -15880,7 +15880,7 @@
       <w:pPr>
         <w:numPr>
           <w:ilvl w:val="0"/>
-          <w:numId w:val="115"/>
+          <w:numId w:val="103"/>
         </w:numPr>
       </w:pPr>
       <w:r>
@@ -15891,7 +15891,7 @@
       <w:pPr>
         <w:numPr>
           <w:ilvl w:val="0"/>
-          <w:numId w:val="115"/>
+          <w:numId w:val="103"/>
         </w:numPr>
       </w:pPr>
       <w:r>
@@ -15902,7 +15902,7 @@
       <w:pPr>
         <w:numPr>
           <w:ilvl w:val="0"/>
-          <w:numId w:val="115"/>
+          <w:numId w:val="103"/>
         </w:numPr>
       </w:pPr>
       <w:r>
@@ -15913,7 +15913,7 @@
       <w:pPr>
         <w:numPr>
           <w:ilvl w:val="0"/>
-          <w:numId w:val="115"/>
+          <w:numId w:val="103"/>
         </w:numPr>
       </w:pPr>
       <w:r>
@@ -15939,7 +15939,7 @@
       <w:pPr>
         <w:numPr>
           <w:ilvl w:val="0"/>
-          <w:numId w:val="116"/>
+          <w:numId w:val="104"/>
         </w:numPr>
       </w:pPr>
       <w:r>
@@ -15950,7 +15950,7 @@
       <w:pPr>
         <w:numPr>
           <w:ilvl w:val="0"/>
-          <w:numId w:val="116"/>
+          <w:numId w:val="104"/>
         </w:numPr>
       </w:pPr>
       <w:r>
@@ -15993,7 +15993,7 @@
       <w:pPr>
         <w:numPr>
           <w:ilvl w:val="0"/>
-          <w:numId w:val="136"/>
+          <w:numId w:val="114"/>
         </w:numPr>
       </w:pPr>
       <w:r>
@@ -16004,7 +16004,7 @@
       <w:pPr>
         <w:numPr>
           <w:ilvl w:val="0"/>
-          <w:numId w:val="136"/>
+          <w:numId w:val="114"/>
         </w:numPr>
       </w:pPr>
       <w:r>
@@ -16015,7 +16015,7 @@
       <w:pPr>
         <w:numPr>
           <w:ilvl w:val="1"/>
-          <w:numId w:val="136"/>
+          <w:numId w:val="114"/>
         </w:numPr>
       </w:pPr>
       <w:r>
@@ -16026,7 +16026,7 @@
       <w:pPr>
         <w:numPr>
           <w:ilvl w:val="1"/>
-          <w:numId w:val="136"/>
+          <w:numId w:val="114"/>
         </w:numPr>
       </w:pPr>
       <w:r>
@@ -16037,7 +16037,7 @@
       <w:pPr>
         <w:numPr>
           <w:ilvl w:val="1"/>
-          <w:numId w:val="136"/>
+          <w:numId w:val="114"/>
         </w:numPr>
       </w:pPr>
       <w:r>
@@ -16048,7 +16048,7 @@
       <w:pPr>
         <w:numPr>
           <w:ilvl w:val="0"/>
-          <w:numId w:val="136"/>
+          <w:numId w:val="114"/>
         </w:numPr>
       </w:pPr>
       <w:r>
@@ -16081,7 +16081,7 @@
       <w:pPr>
         <w:numPr>
           <w:ilvl w:val="0"/>
-          <w:numId w:val="137"/>
+          <w:numId w:val="115"/>
         </w:numPr>
       </w:pPr>
       <w:r>
@@ -16092,7 +16092,7 @@
       <w:pPr>
         <w:numPr>
           <w:ilvl w:val="0"/>
-          <w:numId w:val="137"/>
+          <w:numId w:val="115"/>
         </w:numPr>
       </w:pPr>
       <w:r>
@@ -16103,7 +16103,7 @@
       <w:pPr>
         <w:numPr>
           <w:ilvl w:val="0"/>
-          <w:numId w:val="137"/>
+          <w:numId w:val="115"/>
         </w:numPr>
       </w:pPr>
       <w:r>
@@ -16114,7 +16114,7 @@
       <w:pPr>
         <w:numPr>
           <w:ilvl w:val="0"/>
-          <w:numId w:val="137"/>
+          <w:numId w:val="115"/>
         </w:numPr>
       </w:pPr>
       <w:r>
@@ -16147,7 +16147,7 @@
       <w:pPr>
         <w:numPr>
           <w:ilvl w:val="0"/>
-          <w:numId w:val="138"/>
+          <w:numId w:val="116"/>
         </w:numPr>
       </w:pPr>
       <w:r>
@@ -16158,7 +16158,7 @@
       <w:pPr>
         <w:numPr>
           <w:ilvl w:val="0"/>
-          <w:numId w:val="138"/>
+          <w:numId w:val="116"/>
         </w:numPr>
       </w:pPr>
       <w:r>
@@ -16169,7 +16169,7 @@
       <w:pPr>
         <w:numPr>
           <w:ilvl w:val="1"/>
-          <w:numId w:val="138"/>
+          <w:numId w:val="116"/>
         </w:numPr>
       </w:pPr>
       <w:r>
@@ -16180,7 +16180,7 @@
       <w:pPr>
         <w:numPr>
           <w:ilvl w:val="1"/>
-          <w:numId w:val="138"/>
+          <w:numId w:val="116"/>
         </w:numPr>
       </w:pPr>
       <w:r>
@@ -16191,7 +16191,7 @@
       <w:pPr>
         <w:numPr>
           <w:ilvl w:val="0"/>
-          <w:numId w:val="138"/>
+          <w:numId w:val="116"/>
         </w:numPr>
       </w:pPr>
       <w:r>
@@ -16202,7 +16202,7 @@
       <w:pPr>
         <w:numPr>
           <w:ilvl w:val="0"/>
-          <w:numId w:val="138"/>
+          <w:numId w:val="116"/>
         </w:numPr>
       </w:pPr>
       <w:r>
@@ -16213,7 +16213,7 @@
       <w:pPr>
         <w:numPr>
           <w:ilvl w:val="1"/>
-          <w:numId w:val="138"/>
+          <w:numId w:val="116"/>
         </w:numPr>
       </w:pPr>
       <w:r>
@@ -16224,7 +16224,7 @@
       <w:pPr>
         <w:numPr>
           <w:ilvl w:val="1"/>
-          <w:numId w:val="138"/>
+          <w:numId w:val="116"/>
         </w:numPr>
       </w:pPr>
       <w:r>
@@ -16241,7 +16241,7 @@
       <w:pPr>
         <w:numPr>
           <w:ilvl w:val="0"/>
-          <w:numId w:val="139"/>
+          <w:numId w:val="117"/>
         </w:numPr>
       </w:pPr>
       <w:r>
@@ -16252,7 +16252,7 @@
       <w:pPr>
         <w:numPr>
           <w:ilvl w:val="0"/>
-          <w:numId w:val="139"/>
+          <w:numId w:val="117"/>
         </w:numPr>
       </w:pPr>
       <w:r>
@@ -16291,7 +16291,7 @@
       <w:pPr>
         <w:numPr>
           <w:ilvl w:val="0"/>
-          <w:numId w:val="131"/>
+          <w:numId w:val="109"/>
         </w:numPr>
         <w:tabs>
           <w:tab w:val="clear" w:pos="720"/>
@@ -16307,7 +16307,7 @@
       <w:pPr>
         <w:numPr>
           <w:ilvl w:val="0"/>
-          <w:numId w:val="131"/>
+          <w:numId w:val="109"/>
         </w:numPr>
         <w:tabs>
           <w:tab w:val="clear" w:pos="720"/>
@@ -16323,7 +16323,7 @@
       <w:pPr>
         <w:numPr>
           <w:ilvl w:val="0"/>
-          <w:numId w:val="131"/>
+          <w:numId w:val="109"/>
         </w:numPr>
         <w:tabs>
           <w:tab w:val="clear" w:pos="720"/>
@@ -16339,7 +16339,7 @@
       <w:pPr>
         <w:numPr>
           <w:ilvl w:val="1"/>
-          <w:numId w:val="131"/>
+          <w:numId w:val="109"/>
         </w:numPr>
         <w:tabs>
           <w:tab w:val="clear" w:pos="1440"/>
@@ -16355,7 +16355,7 @@
       <w:pPr>
         <w:numPr>
           <w:ilvl w:val="0"/>
-          <w:numId w:val="131"/>
+          <w:numId w:val="109"/>
         </w:numPr>
         <w:tabs>
           <w:tab w:val="clear" w:pos="720"/>
@@ -16389,7 +16389,7 @@
       <w:pPr>
         <w:numPr>
           <w:ilvl w:val="0"/>
-          <w:numId w:val="132"/>
+          <w:numId w:val="110"/>
         </w:numPr>
         <w:tabs>
           <w:tab w:val="clear" w:pos="720"/>
@@ -16405,7 +16405,7 @@
       <w:pPr>
         <w:numPr>
           <w:ilvl w:val="0"/>
-          <w:numId w:val="132"/>
+          <w:numId w:val="110"/>
         </w:numPr>
         <w:tabs>
           <w:tab w:val="clear" w:pos="720"/>
@@ -16421,7 +16421,7 @@
       <w:pPr>
         <w:numPr>
           <w:ilvl w:val="0"/>
-          <w:numId w:val="132"/>
+          <w:numId w:val="110"/>
         </w:numPr>
         <w:tabs>
           <w:tab w:val="clear" w:pos="720"/>
@@ -16437,7 +16437,7 @@
       <w:pPr>
         <w:numPr>
           <w:ilvl w:val="1"/>
-          <w:numId w:val="132"/>
+          <w:numId w:val="110"/>
         </w:numPr>
         <w:tabs>
           <w:tab w:val="clear" w:pos="1440"/>
@@ -16453,7 +16453,7 @@
       <w:pPr>
         <w:numPr>
           <w:ilvl w:val="0"/>
-          <w:numId w:val="132"/>
+          <w:numId w:val="110"/>
         </w:numPr>
         <w:tabs>
           <w:tab w:val="clear" w:pos="720"/>
@@ -16469,7 +16469,7 @@
       <w:pPr>
         <w:numPr>
           <w:ilvl w:val="0"/>
-          <w:numId w:val="132"/>
+          <w:numId w:val="110"/>
         </w:numPr>
         <w:tabs>
           <w:tab w:val="clear" w:pos="720"/>
@@ -16503,7 +16503,7 @@
       <w:pPr>
         <w:numPr>
           <w:ilvl w:val="0"/>
-          <w:numId w:val="133"/>
+          <w:numId w:val="111"/>
         </w:numPr>
         <w:tabs>
           <w:tab w:val="clear" w:pos="720"/>
@@ -16519,7 +16519,7 @@
       <w:pPr>
         <w:numPr>
           <w:ilvl w:val="0"/>
-          <w:numId w:val="133"/>
+          <w:numId w:val="111"/>
         </w:numPr>
         <w:tabs>
           <w:tab w:val="clear" w:pos="720"/>
@@ -16535,7 +16535,7 @@
       <w:pPr>
         <w:numPr>
           <w:ilvl w:val="0"/>
-          <w:numId w:val="133"/>
+          <w:numId w:val="111"/>
         </w:numPr>
         <w:tabs>
           <w:tab w:val="clear" w:pos="720"/>
@@ -16551,7 +16551,7 @@
       <w:pPr>
         <w:numPr>
           <w:ilvl w:val="1"/>
-          <w:numId w:val="133"/>
+          <w:numId w:val="111"/>
         </w:numPr>
         <w:tabs>
           <w:tab w:val="clear" w:pos="1440"/>
@@ -16567,7 +16567,7 @@
       <w:pPr>
         <w:numPr>
           <w:ilvl w:val="0"/>
-          <w:numId w:val="133"/>
+          <w:numId w:val="111"/>
         </w:numPr>
         <w:tabs>
           <w:tab w:val="clear" w:pos="720"/>
@@ -16602,7 +16602,7 @@
       <w:pPr>
         <w:numPr>
           <w:ilvl w:val="0"/>
-          <w:numId w:val="134"/>
+          <w:numId w:val="112"/>
         </w:numPr>
         <w:tabs>
           <w:tab w:val="clear" w:pos="720"/>
@@ -16618,7 +16618,7 @@
       <w:pPr>
         <w:numPr>
           <w:ilvl w:val="0"/>
-          <w:numId w:val="134"/>
+          <w:numId w:val="112"/>
         </w:numPr>
         <w:tabs>
           <w:tab w:val="clear" w:pos="720"/>
@@ -16634,7 +16634,7 @@
       <w:pPr>
         <w:numPr>
           <w:ilvl w:val="0"/>
-          <w:numId w:val="134"/>
+          <w:numId w:val="112"/>
         </w:numPr>
         <w:tabs>
           <w:tab w:val="clear" w:pos="720"/>
@@ -16650,7 +16650,7 @@
       <w:pPr>
         <w:numPr>
           <w:ilvl w:val="0"/>
-          <w:numId w:val="134"/>
+          <w:numId w:val="112"/>
         </w:numPr>
         <w:tabs>
           <w:tab w:val="clear" w:pos="720"/>
@@ -16666,7 +16666,7 @@
       <w:pPr>
         <w:numPr>
           <w:ilvl w:val="1"/>
-          <w:numId w:val="134"/>
+          <w:numId w:val="112"/>
         </w:numPr>
         <w:tabs>
           <w:tab w:val="clear" w:pos="1440"/>
@@ -16704,7 +16704,7 @@
       <w:pPr>
         <w:numPr>
           <w:ilvl w:val="0"/>
-          <w:numId w:val="135"/>
+          <w:numId w:val="113"/>
         </w:numPr>
         <w:tabs>
           <w:tab w:val="clear" w:pos="720"/>
@@ -16720,7 +16720,7 @@
       <w:pPr>
         <w:numPr>
           <w:ilvl w:val="0"/>
-          <w:numId w:val="135"/>
+          <w:numId w:val="113"/>
         </w:numPr>
         <w:tabs>
           <w:tab w:val="clear" w:pos="720"/>
@@ -16736,7 +16736,7 @@
       <w:pPr>
         <w:numPr>
           <w:ilvl w:val="0"/>
-          <w:numId w:val="135"/>
+          <w:numId w:val="113"/>
         </w:numPr>
         <w:tabs>
           <w:tab w:val="clear" w:pos="720"/>
@@ -16752,7 +16752,7 @@
       <w:pPr>
         <w:numPr>
           <w:ilvl w:val="0"/>
-          <w:numId w:val="135"/>
+          <w:numId w:val="113"/>
         </w:numPr>
         <w:tabs>
           <w:tab w:val="clear" w:pos="720"/>
@@ -16768,7 +16768,7 @@
       <w:pPr>
         <w:numPr>
           <w:ilvl w:val="1"/>
-          <w:numId w:val="135"/>
+          <w:numId w:val="113"/>
         </w:numPr>
         <w:tabs>
           <w:tab w:val="clear" w:pos="1440"/>
@@ -16784,7 +16784,7 @@
       <w:pPr>
         <w:numPr>
           <w:ilvl w:val="1"/>
-          <w:numId w:val="135"/>
+          <w:numId w:val="113"/>
         </w:numPr>
         <w:tabs>
           <w:tab w:val="clear" w:pos="1440"/>
@@ -16800,7 +16800,7 @@
       <w:pPr>
         <w:numPr>
           <w:ilvl w:val="1"/>
-          <w:numId w:val="135"/>
+          <w:numId w:val="113"/>
         </w:numPr>
         <w:tabs>
           <w:tab w:val="clear" w:pos="1440"/>
@@ -16816,7 +16816,7 @@
       <w:pPr>
         <w:numPr>
           <w:ilvl w:val="1"/>
-          <w:numId w:val="135"/>
+          <w:numId w:val="113"/>
         </w:numPr>
         <w:tabs>
           <w:tab w:val="clear" w:pos="1440"/>
@@ -16886,7 +16886,7 @@
         <w:pStyle w:val="ListParagraph"/>
         <w:numPr>
           <w:ilvl w:val="0"/>
-          <w:numId w:val="113"/>
+          <w:numId w:val="101"/>
         </w:numPr>
       </w:pPr>
       <w:r>
@@ -16901,7 +16901,7 @@
         <w:pStyle w:val="ListParagraph"/>
         <w:numPr>
           <w:ilvl w:val="0"/>
-          <w:numId w:val="113"/>
+          <w:numId w:val="101"/>
         </w:numPr>
       </w:pPr>
       <w:r>
@@ -16916,7 +16916,7 @@
         <w:pStyle w:val="ListParagraph"/>
         <w:numPr>
           <w:ilvl w:val="0"/>
-          <w:numId w:val="113"/>
+          <w:numId w:val="101"/>
         </w:numPr>
       </w:pPr>
       <w:r>
@@ -16956,7 +16956,7 @@
         <w:pStyle w:val="ListParagraph"/>
         <w:numPr>
           <w:ilvl w:val="0"/>
-          <w:numId w:val="140"/>
+          <w:numId w:val="118"/>
         </w:numPr>
       </w:pPr>
       <w:r>
@@ -17079,7 +17079,7 @@
       <w:pPr>
         <w:numPr>
           <w:ilvl w:val="0"/>
-          <w:numId w:val="141"/>
+          <w:numId w:val="119"/>
         </w:numPr>
       </w:pPr>
       <w:r>
@@ -17094,7 +17094,7 @@
       <w:pPr>
         <w:numPr>
           <w:ilvl w:val="1"/>
-          <w:numId w:val="141"/>
+          <w:numId w:val="119"/>
         </w:numPr>
       </w:pPr>
       <w:r>
@@ -17105,7 +17105,7 @@
       <w:pPr>
         <w:numPr>
           <w:ilvl w:val="1"/>
-          <w:numId w:val="141"/>
+          <w:numId w:val="119"/>
         </w:numPr>
       </w:pPr>
       <w:r>
@@ -17116,7 +17116,7 @@
       <w:pPr>
         <w:numPr>
           <w:ilvl w:val="1"/>
-          <w:numId w:val="141"/>
+          <w:numId w:val="119"/>
         </w:numPr>
       </w:pPr>
       <w:r>
@@ -17127,7 +17127,7 @@
       <w:pPr>
         <w:numPr>
           <w:ilvl w:val="1"/>
-          <w:numId w:val="141"/>
+          <w:numId w:val="119"/>
         </w:numPr>
       </w:pPr>
       <w:r>
@@ -17138,7 +17138,7 @@
       <w:pPr>
         <w:numPr>
           <w:ilvl w:val="0"/>
-          <w:numId w:val="141"/>
+          <w:numId w:val="119"/>
         </w:numPr>
       </w:pPr>
       <w:r>
@@ -17153,7 +17153,7 @@
       <w:pPr>
         <w:numPr>
           <w:ilvl w:val="1"/>
-          <w:numId w:val="141"/>
+          <w:numId w:val="119"/>
         </w:numPr>
       </w:pPr>
       <w:r>
@@ -17164,7 +17164,7 @@
       <w:pPr>
         <w:numPr>
           <w:ilvl w:val="1"/>
-          <w:numId w:val="141"/>
+          <w:numId w:val="119"/>
         </w:numPr>
       </w:pPr>
       <w:r>
@@ -17175,7 +17175,7 @@
       <w:pPr>
         <w:numPr>
           <w:ilvl w:val="1"/>
-          <w:numId w:val="141"/>
+          <w:numId w:val="119"/>
         </w:numPr>
       </w:pPr>
       <w:r>
@@ -17186,7 +17186,7 @@
       <w:pPr>
         <w:numPr>
           <w:ilvl w:val="1"/>
-          <w:numId w:val="141"/>
+          <w:numId w:val="119"/>
         </w:numPr>
       </w:pPr>
       <w:r>
@@ -17232,7 +17232,7 @@
       <w:pPr>
         <w:numPr>
           <w:ilvl w:val="0"/>
-          <w:numId w:val="142"/>
+          <w:numId w:val="120"/>
         </w:numPr>
       </w:pPr>
       <w:r>
@@ -17243,7 +17243,7 @@
       <w:pPr>
         <w:numPr>
           <w:ilvl w:val="0"/>
-          <w:numId w:val="142"/>
+          <w:numId w:val="120"/>
         </w:numPr>
       </w:pPr>
       <w:r>
@@ -17254,7 +17254,7 @@
       <w:pPr>
         <w:numPr>
           <w:ilvl w:val="0"/>
-          <w:numId w:val="142"/>
+          <w:numId w:val="120"/>
         </w:numPr>
       </w:pPr>
       <w:r>
@@ -17265,7 +17265,7 @@
       <w:pPr>
         <w:numPr>
           <w:ilvl w:val="1"/>
-          <w:numId w:val="142"/>
+          <w:numId w:val="120"/>
         </w:numPr>
       </w:pPr>
       <w:r>
@@ -17291,7 +17291,7 @@
       <w:pPr>
         <w:numPr>
           <w:ilvl w:val="0"/>
-          <w:numId w:val="143"/>
+          <w:numId w:val="121"/>
         </w:numPr>
       </w:pPr>
       <w:r>
@@ -17302,7 +17302,7 @@
       <w:pPr>
         <w:numPr>
           <w:ilvl w:val="0"/>
-          <w:numId w:val="143"/>
+          <w:numId w:val="121"/>
         </w:numPr>
       </w:pPr>
       <w:r>
@@ -17313,7 +17313,7 @@
       <w:pPr>
         <w:numPr>
           <w:ilvl w:val="0"/>
-          <w:numId w:val="143"/>
+          <w:numId w:val="121"/>
         </w:numPr>
       </w:pPr>
       <w:r>
@@ -17324,7 +17324,7 @@
       <w:pPr>
         <w:numPr>
           <w:ilvl w:val="0"/>
-          <w:numId w:val="143"/>
+          <w:numId w:val="121"/>
         </w:numPr>
       </w:pPr>
       <w:r>
@@ -17336,7 +17336,7 @@
       <w:pPr>
         <w:numPr>
           <w:ilvl w:val="1"/>
-          <w:numId w:val="143"/>
+          <w:numId w:val="121"/>
         </w:numPr>
       </w:pPr>
       <w:r>
@@ -17347,7 +17347,7 @@
       <w:pPr>
         <w:numPr>
           <w:ilvl w:val="1"/>
-          <w:numId w:val="143"/>
+          <w:numId w:val="121"/>
         </w:numPr>
       </w:pPr>
       <w:r>
@@ -17358,7 +17358,7 @@
       <w:pPr>
         <w:numPr>
           <w:ilvl w:val="1"/>
-          <w:numId w:val="143"/>
+          <w:numId w:val="121"/>
         </w:numPr>
       </w:pPr>
       <w:r>
@@ -17384,7 +17384,7 @@
       <w:pPr>
         <w:numPr>
           <w:ilvl w:val="0"/>
-          <w:numId w:val="144"/>
+          <w:numId w:val="122"/>
         </w:numPr>
       </w:pPr>
       <w:r>
@@ -17395,7 +17395,7 @@
       <w:pPr>
         <w:numPr>
           <w:ilvl w:val="0"/>
-          <w:numId w:val="144"/>
+          <w:numId w:val="122"/>
         </w:numPr>
       </w:pPr>
       <w:r>
@@ -17406,7 +17406,7 @@
       <w:pPr>
         <w:numPr>
           <w:ilvl w:val="0"/>
-          <w:numId w:val="144"/>
+          <w:numId w:val="122"/>
         </w:numPr>
       </w:pPr>
       <w:r>
@@ -17417,7 +17417,7 @@
       <w:pPr>
         <w:numPr>
           <w:ilvl w:val="0"/>
-          <w:numId w:val="144"/>
+          <w:numId w:val="122"/>
         </w:numPr>
       </w:pPr>
       <w:r>
@@ -17443,7 +17443,7 @@
       <w:pPr>
         <w:numPr>
           <w:ilvl w:val="0"/>
-          <w:numId w:val="145"/>
+          <w:numId w:val="123"/>
         </w:numPr>
       </w:pPr>
       <w:r>
@@ -17454,7 +17454,7 @@
       <w:pPr>
         <w:numPr>
           <w:ilvl w:val="0"/>
-          <w:numId w:val="145"/>
+          <w:numId w:val="123"/>
         </w:numPr>
       </w:pPr>
       <w:r>
@@ -17465,7 +17465,7 @@
       <w:pPr>
         <w:numPr>
           <w:ilvl w:val="0"/>
-          <w:numId w:val="145"/>
+          <w:numId w:val="123"/>
         </w:numPr>
       </w:pPr>
       <w:r>
@@ -17476,7 +17476,7 @@
       <w:pPr>
         <w:numPr>
           <w:ilvl w:val="0"/>
-          <w:numId w:val="145"/>
+          <w:numId w:val="123"/>
         </w:numPr>
       </w:pPr>
       <w:r>
@@ -17487,7 +17487,7 @@
       <w:pPr>
         <w:numPr>
           <w:ilvl w:val="0"/>
-          <w:numId w:val="145"/>
+          <w:numId w:val="123"/>
         </w:numPr>
       </w:pPr>
       <w:r>
@@ -17513,7 +17513,7 @@
       <w:pPr>
         <w:numPr>
           <w:ilvl w:val="0"/>
-          <w:numId w:val="146"/>
+          <w:numId w:val="124"/>
         </w:numPr>
       </w:pPr>
       <w:r>
@@ -17524,7 +17524,7 @@
       <w:pPr>
         <w:numPr>
           <w:ilvl w:val="0"/>
-          <w:numId w:val="146"/>
+          <w:numId w:val="124"/>
         </w:numPr>
       </w:pPr>
       <w:r>
@@ -17535,7 +17535,7 @@
       <w:pPr>
         <w:numPr>
           <w:ilvl w:val="1"/>
-          <w:numId w:val="146"/>
+          <w:numId w:val="124"/>
         </w:numPr>
       </w:pPr>
       <w:r>
@@ -17546,7 +17546,7 @@
       <w:pPr>
         <w:numPr>
           <w:ilvl w:val="1"/>
-          <w:numId w:val="146"/>
+          <w:numId w:val="124"/>
         </w:numPr>
       </w:pPr>
       <w:r>
@@ -17557,7 +17557,7 @@
       <w:pPr>
         <w:numPr>
           <w:ilvl w:val="1"/>
-          <w:numId w:val="146"/>
+          <w:numId w:val="124"/>
         </w:numPr>
       </w:pPr>
       <w:r>
@@ -17568,7 +17568,7 @@
       <w:pPr>
         <w:numPr>
           <w:ilvl w:val="1"/>
-          <w:numId w:val="146"/>
+          <w:numId w:val="124"/>
         </w:numPr>
       </w:pPr>
       <w:r>
@@ -17621,7 +17621,7 @@
       <w:pPr>
         <w:numPr>
           <w:ilvl w:val="0"/>
-          <w:numId w:val="151"/>
+          <w:numId w:val="125"/>
         </w:numPr>
       </w:pPr>
       <w:r>
@@ -17632,7 +17632,7 @@
       <w:pPr>
         <w:numPr>
           <w:ilvl w:val="0"/>
-          <w:numId w:val="151"/>
+          <w:numId w:val="125"/>
         </w:numPr>
       </w:pPr>
       <w:r>
@@ -17643,7 +17643,7 @@
       <w:pPr>
         <w:numPr>
           <w:ilvl w:val="0"/>
-          <w:numId w:val="151"/>
+          <w:numId w:val="125"/>
         </w:numPr>
       </w:pPr>
       <w:r>
@@ -17654,7 +17654,7 @@
       <w:pPr>
         <w:numPr>
           <w:ilvl w:val="0"/>
-          <w:numId w:val="151"/>
+          <w:numId w:val="125"/>
         </w:numPr>
       </w:pPr>
       <w:r>
@@ -17665,7 +17665,7 @@
       <w:pPr>
         <w:numPr>
           <w:ilvl w:val="0"/>
-          <w:numId w:val="151"/>
+          <w:numId w:val="125"/>
         </w:numPr>
       </w:pPr>
       <w:r>
@@ -17676,7 +17676,7 @@
       <w:pPr>
         <w:numPr>
           <w:ilvl w:val="0"/>
-          <w:numId w:val="151"/>
+          <w:numId w:val="125"/>
         </w:numPr>
       </w:pPr>
       <w:r>
@@ -17687,7 +17687,7 @@
       <w:pPr>
         <w:numPr>
           <w:ilvl w:val="1"/>
-          <w:numId w:val="151"/>
+          <w:numId w:val="125"/>
         </w:numPr>
       </w:pPr>
       <w:r>
@@ -17698,7 +17698,7 @@
       <w:pPr>
         <w:numPr>
           <w:ilvl w:val="1"/>
-          <w:numId w:val="151"/>
+          <w:numId w:val="125"/>
         </w:numPr>
       </w:pPr>
       <w:r>
@@ -17709,7 +17709,7 @@
       <w:pPr>
         <w:numPr>
           <w:ilvl w:val="0"/>
-          <w:numId w:val="151"/>
+          <w:numId w:val="125"/>
         </w:numPr>
       </w:pPr>
       <w:r>
@@ -17720,7 +17720,7 @@
       <w:pPr>
         <w:numPr>
           <w:ilvl w:val="0"/>
-          <w:numId w:val="151"/>
+          <w:numId w:val="125"/>
         </w:numPr>
       </w:pPr>
       <w:r>
@@ -17731,7 +17731,7 @@
       <w:pPr>
         <w:numPr>
           <w:ilvl w:val="0"/>
-          <w:numId w:val="151"/>
+          <w:numId w:val="125"/>
         </w:numPr>
       </w:pPr>
       <w:r>
@@ -17742,7 +17742,7 @@
       <w:pPr>
         <w:numPr>
           <w:ilvl w:val="0"/>
-          <w:numId w:val="151"/>
+          <w:numId w:val="125"/>
         </w:numPr>
       </w:pPr>
       <w:r>
@@ -17753,7 +17753,7 @@
       <w:pPr>
         <w:numPr>
           <w:ilvl w:val="0"/>
-          <w:numId w:val="151"/>
+          <w:numId w:val="125"/>
         </w:numPr>
       </w:pPr>
       <w:r>
@@ -17764,7 +17764,7 @@
       <w:pPr>
         <w:numPr>
           <w:ilvl w:val="0"/>
-          <w:numId w:val="151"/>
+          <w:numId w:val="125"/>
         </w:numPr>
       </w:pPr>
       <w:r>
@@ -17775,7 +17775,7 @@
       <w:pPr>
         <w:numPr>
           <w:ilvl w:val="0"/>
-          <w:numId w:val="151"/>
+          <w:numId w:val="125"/>
         </w:numPr>
       </w:pPr>
       <w:r>
@@ -17786,7 +17786,7 @@
       <w:pPr>
         <w:numPr>
           <w:ilvl w:val="1"/>
-          <w:numId w:val="151"/>
+          <w:numId w:val="125"/>
         </w:numPr>
       </w:pPr>
       <w:r>
@@ -17797,7 +17797,7 @@
       <w:pPr>
         <w:numPr>
           <w:ilvl w:val="1"/>
-          <w:numId w:val="151"/>
+          <w:numId w:val="125"/>
         </w:numPr>
       </w:pPr>
       <w:r>
@@ -17808,7 +17808,7 @@
       <w:pPr>
         <w:numPr>
           <w:ilvl w:val="0"/>
-          <w:numId w:val="151"/>
+          <w:numId w:val="125"/>
         </w:numPr>
       </w:pPr>
       <w:r>
@@ -17819,7 +17819,7 @@
       <w:pPr>
         <w:numPr>
           <w:ilvl w:val="1"/>
-          <w:numId w:val="151"/>
+          <w:numId w:val="125"/>
         </w:numPr>
       </w:pPr>
       <w:r>
@@ -17830,7 +17830,7 @@
       <w:pPr>
         <w:numPr>
           <w:ilvl w:val="1"/>
-          <w:numId w:val="151"/>
+          <w:numId w:val="125"/>
         </w:numPr>
       </w:pPr>
       <w:r>
@@ -17841,7 +17841,7 @@
       <w:pPr>
         <w:numPr>
           <w:ilvl w:val="1"/>
-          <w:numId w:val="151"/>
+          <w:numId w:val="125"/>
         </w:numPr>
       </w:pPr>
       <w:r>
@@ -17852,7 +17852,7 @@
       <w:pPr>
         <w:numPr>
           <w:ilvl w:val="0"/>
-          <w:numId w:val="151"/>
+          <w:numId w:val="125"/>
         </w:numPr>
       </w:pPr>
       <w:r>
@@ -17863,7 +17863,7 @@
       <w:pPr>
         <w:numPr>
           <w:ilvl w:val="0"/>
-          <w:numId w:val="151"/>
+          <w:numId w:val="125"/>
         </w:numPr>
       </w:pPr>
       <w:r>
@@ -17874,7 +17874,7 @@
       <w:pPr>
         <w:numPr>
           <w:ilvl w:val="0"/>
-          <w:numId w:val="151"/>
+          <w:numId w:val="125"/>
         </w:numPr>
       </w:pPr>
       <w:r>
@@ -17885,7 +17885,7 @@
       <w:pPr>
         <w:numPr>
           <w:ilvl w:val="0"/>
-          <w:numId w:val="151"/>
+          <w:numId w:val="125"/>
         </w:numPr>
       </w:pPr>
       <w:r>
@@ -17896,7 +17896,7 @@
       <w:pPr>
         <w:numPr>
           <w:ilvl w:val="0"/>
-          <w:numId w:val="151"/>
+          <w:numId w:val="125"/>
         </w:numPr>
       </w:pPr>
       <w:r>
@@ -17923,7 +17923,7 @@
       <w:pPr>
         <w:numPr>
           <w:ilvl w:val="0"/>
-          <w:numId w:val="152"/>
+          <w:numId w:val="126"/>
         </w:numPr>
       </w:pPr>
       <w:r>
@@ -17934,7 +17934,7 @@
       <w:pPr>
         <w:numPr>
           <w:ilvl w:val="0"/>
-          <w:numId w:val="152"/>
+          <w:numId w:val="126"/>
         </w:numPr>
       </w:pPr>
       <w:r>
@@ -17945,7 +17945,7 @@
       <w:pPr>
         <w:numPr>
           <w:ilvl w:val="0"/>
-          <w:numId w:val="152"/>
+          <w:numId w:val="126"/>
         </w:numPr>
       </w:pPr>
       <w:r>
@@ -17956,7 +17956,7 @@
       <w:pPr>
         <w:numPr>
           <w:ilvl w:val="0"/>
-          <w:numId w:val="152"/>
+          <w:numId w:val="126"/>
         </w:numPr>
       </w:pPr>
       <w:r>
@@ -17967,7 +17967,7 @@
       <w:pPr>
         <w:numPr>
           <w:ilvl w:val="0"/>
-          <w:numId w:val="152"/>
+          <w:numId w:val="126"/>
         </w:numPr>
       </w:pPr>
       <w:r>
@@ -17978,7 +17978,7 @@
       <w:pPr>
         <w:numPr>
           <w:ilvl w:val="1"/>
-          <w:numId w:val="152"/>
+          <w:numId w:val="126"/>
         </w:numPr>
       </w:pPr>
       <w:r>
@@ -17989,7 +17989,7 @@
       <w:pPr>
         <w:numPr>
           <w:ilvl w:val="1"/>
-          <w:numId w:val="152"/>
+          <w:numId w:val="126"/>
         </w:numPr>
       </w:pPr>
       <w:r>
@@ -18000,7 +18000,7 @@
       <w:pPr>
         <w:numPr>
           <w:ilvl w:val="1"/>
-          <w:numId w:val="152"/>
+          <w:numId w:val="126"/>
         </w:numPr>
       </w:pPr>
       <w:r>
@@ -18011,7 +18011,7 @@
       <w:pPr>
         <w:numPr>
           <w:ilvl w:val="1"/>
-          <w:numId w:val="152"/>
+          <w:numId w:val="126"/>
         </w:numPr>
       </w:pPr>
       <w:r>
@@ -18044,7 +18044,7 @@
       <w:pPr>
         <w:numPr>
           <w:ilvl w:val="0"/>
-          <w:numId w:val="153"/>
+          <w:numId w:val="127"/>
         </w:numPr>
       </w:pPr>
       <w:r>
@@ -18058,7 +18058,7 @@
       <w:pPr>
         <w:numPr>
           <w:ilvl w:val="0"/>
-          <w:numId w:val="153"/>
+          <w:numId w:val="127"/>
         </w:numPr>
       </w:pPr>
       <w:r>
@@ -18075,7 +18075,7 @@
       <w:pPr>
         <w:numPr>
           <w:ilvl w:val="0"/>
-          <w:numId w:val="153"/>
+          <w:numId w:val="127"/>
         </w:numPr>
       </w:pPr>
       <w:r>
@@ -18092,7 +18092,7 @@
       <w:pPr>
         <w:numPr>
           <w:ilvl w:val="0"/>
-          <w:numId w:val="153"/>
+          <w:numId w:val="127"/>
         </w:numPr>
       </w:pPr>
       <w:r>
@@ -18148,7 +18148,7 @@
         <w:pStyle w:val="ListParagraph"/>
         <w:numPr>
           <w:ilvl w:val="0"/>
-          <w:numId w:val="140"/>
+          <w:numId w:val="118"/>
         </w:numPr>
       </w:pPr>
       <w:r>
@@ -18170,7 +18170,7 @@
         <w:pStyle w:val="ListParagraph"/>
         <w:numPr>
           <w:ilvl w:val="0"/>
-          <w:numId w:val="140"/>
+          <w:numId w:val="118"/>
         </w:numPr>
       </w:pPr>
       <w:r>
@@ -18232,7 +18232,7 @@
         <w:pStyle w:val="ListParagraph"/>
         <w:numPr>
           <w:ilvl w:val="0"/>
-          <w:numId w:val="154"/>
+          <w:numId w:val="128"/>
         </w:numPr>
       </w:pPr>
       <w:r>
@@ -18243,7 +18243,7 @@
       <w:pPr>
         <w:numPr>
           <w:ilvl w:val="1"/>
-          <w:numId w:val="140"/>
+          <w:numId w:val="118"/>
         </w:numPr>
       </w:pPr>
       <w:r>
@@ -18254,7 +18254,7 @@
       <w:pPr>
         <w:numPr>
           <w:ilvl w:val="1"/>
-          <w:numId w:val="140"/>
+          <w:numId w:val="118"/>
         </w:numPr>
       </w:pPr>
       <w:r>
@@ -18265,7 +18265,7 @@
       <w:pPr>
         <w:numPr>
           <w:ilvl w:val="1"/>
-          <w:numId w:val="140"/>
+          <w:numId w:val="118"/>
         </w:numPr>
       </w:pPr>
       <w:r>
@@ -18277,7 +18277,7 @@
         <w:pStyle w:val="ListParagraph"/>
         <w:numPr>
           <w:ilvl w:val="0"/>
-          <w:numId w:val="140"/>
+          <w:numId w:val="118"/>
         </w:numPr>
       </w:pPr>
       <w:r>
@@ -18289,7 +18289,7 @@
         <w:pStyle w:val="ListParagraph"/>
         <w:numPr>
           <w:ilvl w:val="0"/>
-          <w:numId w:val="140"/>
+          <w:numId w:val="118"/>
         </w:numPr>
       </w:pPr>
       <w:r>
@@ -18301,7 +18301,7 @@
         <w:pStyle w:val="ListParagraph"/>
         <w:numPr>
           <w:ilvl w:val="0"/>
-          <w:numId w:val="140"/>
+          <w:numId w:val="118"/>
         </w:numPr>
       </w:pPr>
       <w:r>
@@ -18314,7 +18314,13 @@
       </w:r>
     </w:p>
     <w:p>
-      <w:r>
+      <w:pPr>
+        <w:pStyle w:val="Heading1"/>
+      </w:pPr>
+      <w:r>
+        <w:rPr>
+          <w:highlight w:val="yellow"/>
+        </w:rPr>
         <w:lastRenderedPageBreak/>
         <w:t>July 17 2026 login: 8:55 AM logout: 5:00 PM</w:t>
       </w:r>
@@ -18339,7 +18345,7 @@
         <w:pStyle w:val="ListParagraph"/>
         <w:numPr>
           <w:ilvl w:val="0"/>
-          <w:numId w:val="140"/>
+          <w:numId w:val="118"/>
         </w:numPr>
       </w:pPr>
       <w:r>
@@ -18351,7 +18357,7 @@
         <w:pStyle w:val="ListParagraph"/>
         <w:numPr>
           <w:ilvl w:val="0"/>
-          <w:numId w:val="140"/>
+          <w:numId w:val="118"/>
         </w:numPr>
       </w:pPr>
       <w:r>
@@ -18373,7 +18379,7 @@
         <w:pStyle w:val="ListParagraph"/>
         <w:numPr>
           <w:ilvl w:val="0"/>
-          <w:numId w:val="155"/>
+          <w:numId w:val="129"/>
         </w:numPr>
       </w:pPr>
       <w:r>
@@ -18384,7 +18390,7 @@
       <w:pPr>
         <w:numPr>
           <w:ilvl w:val="1"/>
-          <w:numId w:val="140"/>
+          <w:numId w:val="118"/>
         </w:numPr>
       </w:pPr>
       <w:r>
@@ -18395,7 +18401,7 @@
       <w:pPr>
         <w:numPr>
           <w:ilvl w:val="1"/>
-          <w:numId w:val="140"/>
+          <w:numId w:val="118"/>
         </w:numPr>
       </w:pPr>
       <w:r>
@@ -18406,7 +18412,7 @@
       <w:pPr>
         <w:numPr>
           <w:ilvl w:val="1"/>
-          <w:numId w:val="140"/>
+          <w:numId w:val="118"/>
         </w:numPr>
       </w:pPr>
       <w:r>
@@ -18417,7 +18423,7 @@
       <w:pPr>
         <w:numPr>
           <w:ilvl w:val="1"/>
-          <w:numId w:val="140"/>
+          <w:numId w:val="118"/>
         </w:numPr>
       </w:pPr>
       <w:r>
@@ -18428,7 +18434,7 @@
       <w:pPr>
         <w:numPr>
           <w:ilvl w:val="1"/>
-          <w:numId w:val="140"/>
+          <w:numId w:val="118"/>
         </w:numPr>
       </w:pPr>
       <w:r>
@@ -18439,7 +18445,7 @@
       <w:pPr>
         <w:numPr>
           <w:ilvl w:val="1"/>
-          <w:numId w:val="140"/>
+          <w:numId w:val="118"/>
         </w:numPr>
       </w:pPr>
       <w:r>
@@ -18451,7 +18457,7 @@
         <w:pStyle w:val="ListParagraph"/>
         <w:numPr>
           <w:ilvl w:val="0"/>
-          <w:numId w:val="140"/>
+          <w:numId w:val="118"/>
         </w:numPr>
       </w:pPr>
       <w:r>
@@ -18463,7 +18469,7 @@
         <w:pStyle w:val="ListParagraph"/>
         <w:numPr>
           <w:ilvl w:val="0"/>
-          <w:numId w:val="140"/>
+          <w:numId w:val="118"/>
         </w:numPr>
       </w:pPr>
       <w:r>
@@ -18485,7 +18491,7 @@
         <w:pStyle w:val="ListParagraph"/>
         <w:numPr>
           <w:ilvl w:val="0"/>
-          <w:numId w:val="140"/>
+          <w:numId w:val="118"/>
         </w:numPr>
       </w:pPr>
       <w:r>
@@ -18497,7 +18503,7 @@
         <w:pStyle w:val="ListParagraph"/>
         <w:numPr>
           <w:ilvl w:val="0"/>
-          <w:numId w:val="140"/>
+          <w:numId w:val="118"/>
         </w:numPr>
       </w:pPr>
       <w:r>
@@ -18509,7 +18515,7 @@
         <w:pStyle w:val="ListParagraph"/>
         <w:numPr>
           <w:ilvl w:val="0"/>
-          <w:numId w:val="140"/>
+          <w:numId w:val="118"/>
         </w:numPr>
       </w:pPr>
       <w:r>
@@ -18521,7 +18527,7 @@
         <w:pStyle w:val="ListParagraph"/>
         <w:numPr>
           <w:ilvl w:val="0"/>
-          <w:numId w:val="156"/>
+          <w:numId w:val="130"/>
         </w:numPr>
       </w:pPr>
       <w:r>
@@ -18542,7 +18548,7 @@
       <w:pPr>
         <w:numPr>
           <w:ilvl w:val="1"/>
-          <w:numId w:val="140"/>
+          <w:numId w:val="118"/>
         </w:numPr>
       </w:pPr>
       <w:r>
@@ -18553,7 +18559,7 @@
       <w:pPr>
         <w:numPr>
           <w:ilvl w:val="1"/>
-          <w:numId w:val="140"/>
+          <w:numId w:val="118"/>
         </w:numPr>
       </w:pPr>
       <w:r>
@@ -18564,7 +18570,7 @@
       <w:pPr>
         <w:numPr>
           <w:ilvl w:val="1"/>
-          <w:numId w:val="140"/>
+          <w:numId w:val="118"/>
         </w:numPr>
       </w:pPr>
       <w:r>
@@ -18575,7 +18581,7 @@
       <w:pPr>
         <w:numPr>
           <w:ilvl w:val="1"/>
-          <w:numId w:val="140"/>
+          <w:numId w:val="118"/>
         </w:numPr>
       </w:pPr>
       <w:r>
@@ -18587,13 +18593,174 @@
         <w:pStyle w:val="ListParagraph"/>
         <w:numPr>
           <w:ilvl w:val="0"/>
-          <w:numId w:val="140"/>
+          <w:numId w:val="118"/>
         </w:numPr>
       </w:pPr>
       <w:r>
         <w:t xml:space="preserve">Assign the task to the developer team </w:t>
       </w:r>
     </w:p>
+    <w:p>
+      <w:r>
+        <w:br w:type="page"/>
+      </w:r>
+    </w:p>
+    <w:p>
+      <w:pPr>
+        <w:pStyle w:val="Heading1"/>
+      </w:pPr>
+      <w:r>
+        <w:rPr>
+          <w:highlight w:val="yellow"/>
+        </w:rPr>
+        <w:lastRenderedPageBreak/>
+        <w:t xml:space="preserve">July 19 2026 Sunday: login: 8: 50 AM </w:t>
+      </w:r>
+      <w:r>
+        <w:rPr>
+          <w:highlight w:val="yellow"/>
+        </w:rPr>
+        <w:t xml:space="preserve">logout: </w:t>
+      </w:r>
+      <w:r>
+        <w:rPr>
+          <w:highlight w:val="yellow"/>
+        </w:rPr>
+        <w:t>5:07PM</w:t>
+      </w:r>
+    </w:p>
+    <w:p>
+      <w:pPr>
+        <w:rPr>
+          <w:b/>
+          <w:bCs/>
+        </w:rPr>
+      </w:pPr>
+      <w:r>
+        <w:rPr>
+          <w:b/>
+          <w:bCs/>
+        </w:rPr>
+        <w:t>Mac store:</w:t>
+      </w:r>
+    </w:p>
+    <w:p>
+      <w:pPr>
+        <w:pStyle w:val="ListParagraph"/>
+        <w:numPr>
+          <w:ilvl w:val="0"/>
+          <w:numId w:val="118"/>
+        </w:numPr>
+      </w:pPr>
+      <w:r>
+        <w:t xml:space="preserve">Completed API testing and documentation for POST /customer/orders/{id}/cancel. </w:t>
+      </w:r>
+    </w:p>
+    <w:p>
+      <w:pPr>
+        <w:pStyle w:val="ListParagraph"/>
+        <w:numPr>
+          <w:ilvl w:val="0"/>
+          <w:numId w:val="118"/>
+        </w:numPr>
+      </w:pPr>
+      <w:r>
+        <w:t xml:space="preserve">Analyzed the order cancellation flow and identified potential backend issues, including a possible race condition when cancelling the same order multiple times. </w:t>
+      </w:r>
+    </w:p>
+    <w:p>
+      <w:pPr>
+        <w:pStyle w:val="ListParagraph"/>
+        <w:numPr>
+          <w:ilvl w:val="0"/>
+          <w:numId w:val="118"/>
+        </w:numPr>
+      </w:pPr>
+      <w:r>
+        <w:t xml:space="preserve">Discussed the accessories database design with the previous senior developer and confirmed that accessories are stored in a separate table, which explains the "Page Not Found" issue when deleting products with linked accessories. </w:t>
+      </w:r>
+    </w:p>
+    <w:p>
+      <w:pPr>
+        <w:pStyle w:val="ListParagraph"/>
+        <w:numPr>
+          <w:ilvl w:val="0"/>
+          <w:numId w:val="118"/>
+        </w:numPr>
+      </w:pPr>
+      <w:r>
+        <w:t xml:space="preserve">Merged the latest changes into the feature/Anjan branch, resolved merge conflicts, analyzed the merged code, and performed testing to ensure the system behaves correctly. </w:t>
+      </w:r>
+    </w:p>
+    <w:p>
+      <w:pPr>
+        <w:pStyle w:val="ListParagraph"/>
+        <w:numPr>
+          <w:ilvl w:val="0"/>
+          <w:numId w:val="118"/>
+        </w:numPr>
+      </w:pPr>
+      <w:r>
+        <w:t xml:space="preserve">Implemented an accessory selection modal that </w:t>
+      </w:r>
+      <w:r>
+        <w:t>opens model</w:t>
+      </w:r>
+      <w:r>
+        <w:t xml:space="preserve"> to choose whether they want to add compatible accessories when purchasing a product that has associated accessories. </w:t>
+      </w:r>
+    </w:p>
+    <w:p>
+      <w:pPr>
+        <w:pStyle w:val="ListParagraph"/>
+        <w:numPr>
+          <w:ilvl w:val="0"/>
+          <w:numId w:val="118"/>
+        </w:numPr>
+      </w:pPr>
+      <w:r>
+        <w:t xml:space="preserve">Performed regression testing from </w:t>
+      </w:r>
+      <w:r>
+        <w:t>doc provided by QA</w:t>
+      </w:r>
+      <w:r>
+        <w:t xml:space="preserve"> and verified that previously reported QA issues are fixed and functioning as expected.</w:t>
+      </w:r>
+    </w:p>
+    <w:p>
+      <w:r>
+        <w:br w:type="page"/>
+      </w:r>
+    </w:p>
+    <w:p>
+      <w:pPr>
+        <w:pStyle w:val="Heading1"/>
+      </w:pPr>
+      <w:r>
+        <w:rPr>
+          <w:highlight w:val="yellow"/>
+        </w:rPr>
+        <w:lastRenderedPageBreak/>
+        <w:t>July 20 2026</w:t>
+      </w:r>
+      <w:r>
+        <w:rPr>
+          <w:highlight w:val="yellow"/>
+        </w:rPr>
+        <w:t xml:space="preserve"> Monday</w:t>
+      </w:r>
+      <w:r>
+        <w:rPr>
+          <w:highlight w:val="yellow"/>
+        </w:rPr>
+        <w:t>: login: 8:51 AM logout:</w:t>
+      </w:r>
+      <w:r>
+        <w:t xml:space="preserve"> </w:t>
+      </w:r>
+    </w:p>
+    <w:p/>
     <w:sectPr>
       <w:pgSz w:w="12240" w:h="15840"/>
       <w:pgMar w:top="1440" w:right="1440" w:bottom="1440" w:left="1440" w:header="720" w:footer="720" w:gutter="0"/>
@@ -18905,155 +19072,6 @@
     </w:lvl>
   </w:abstractNum>
   <w:abstractNum w:abstractNumId="2" w15:restartNumberingAfterBreak="0">
-    <w:nsid w:val="01067E95"/>
-    <w:multiLevelType w:val="multilevel"/>
-    <w:tmpl w:val="D278C528"/>
-    <w:lvl w:ilvl="0">
-      <w:start w:val="1"/>
-      <w:numFmt w:val="bullet"/>
-      <w:lvlText w:val=""/>
-      <w:lvlJc w:val="left"/>
-      <w:pPr>
-        <w:tabs>
-          <w:tab w:val="num" w:pos="720"/>
-        </w:tabs>
-        <w:ind w:left="720" w:hanging="360"/>
-      </w:pPr>
-      <w:rPr>
-        <w:rFonts w:ascii="Symbol" w:hAnsi="Symbol" w:hint="default"/>
-        <w:sz w:val="20"/>
-      </w:rPr>
-    </w:lvl>
-    <w:lvl w:ilvl="1" w:tentative="1">
-      <w:start w:val="1"/>
-      <w:numFmt w:val="bullet"/>
-      <w:lvlText w:val="o"/>
-      <w:lvlJc w:val="left"/>
-      <w:pPr>
-        <w:tabs>
-          <w:tab w:val="num" w:pos="1440"/>
-        </w:tabs>
-        <w:ind w:left="1440" w:hanging="360"/>
-      </w:pPr>
-      <w:rPr>
-        <w:rFonts w:ascii="Courier New" w:hAnsi="Courier New" w:hint="default"/>
-        <w:sz w:val="20"/>
-      </w:rPr>
-    </w:lvl>
-    <w:lvl w:ilvl="2" w:tentative="1">
-      <w:start w:val="1"/>
-      <w:numFmt w:val="bullet"/>
-      <w:lvlText w:val=""/>
-      <w:lvlJc w:val="left"/>
-      <w:pPr>
-        <w:tabs>
-          <w:tab w:val="num" w:pos="2160"/>
-        </w:tabs>
-        <w:ind w:left="2160" w:hanging="360"/>
-      </w:pPr>
-      <w:rPr>
-        <w:rFonts w:ascii="Wingdings" w:hAnsi="Wingdings" w:hint="default"/>
-        <w:sz w:val="20"/>
-      </w:rPr>
-    </w:lvl>
-    <w:lvl w:ilvl="3" w:tentative="1">
-      <w:start w:val="1"/>
-      <w:numFmt w:val="bullet"/>
-      <w:lvlText w:val=""/>
-      <w:lvlJc w:val="left"/>
-      <w:pPr>
-        <w:tabs>
-          <w:tab w:val="num" w:pos="2880"/>
-        </w:tabs>
-        <w:ind w:left="2880" w:hanging="360"/>
-      </w:pPr>
-      <w:rPr>
-        <w:rFonts w:ascii="Wingdings" w:hAnsi="Wingdings" w:hint="default"/>
-        <w:sz w:val="20"/>
-      </w:rPr>
-    </w:lvl>
-    <w:lvl w:ilvl="4" w:tentative="1">
-      <w:start w:val="1"/>
-      <w:numFmt w:val="bullet"/>
-      <w:lvlText w:val=""/>
-      <w:lvlJc w:val="left"/>
-      <w:pPr>
-        <w:tabs>
-          <w:tab w:val="num" w:pos="3600"/>
-        </w:tabs>
-        <w:ind w:left="3600" w:hanging="360"/>
-      </w:pPr>
-      <w:rPr>
-        <w:rFonts w:ascii="Wingdings" w:hAnsi="Wingdings" w:hint="default"/>
-        <w:sz w:val="20"/>
-      </w:rPr>
-    </w:lvl>
-    <w:lvl w:ilvl="5" w:tentative="1">
-      <w:start w:val="1"/>
-      <w:numFmt w:val="bullet"/>
-      <w:lvlText w:val=""/>
-      <w:lvlJc w:val="left"/>
-      <w:pPr>
-        <w:tabs>
-          <w:tab w:val="num" w:pos="4320"/>
-        </w:tabs>
-        <w:ind w:left="4320" w:hanging="360"/>
-      </w:pPr>
-      <w:rPr>
-        <w:rFonts w:ascii="Wingdings" w:hAnsi="Wingdings" w:hint="default"/>
-        <w:sz w:val="20"/>
-      </w:rPr>
-    </w:lvl>
-    <w:lvl w:ilvl="6" w:tentative="1">
-      <w:start w:val="1"/>
-      <w:numFmt w:val="bullet"/>
-      <w:lvlText w:val=""/>
-      <w:lvlJc w:val="left"/>
-      <w:pPr>
-        <w:tabs>
-          <w:tab w:val="num" w:pos="5040"/>
-        </w:tabs>
-        <w:ind w:left="5040" w:hanging="360"/>
-      </w:pPr>
-      <w:rPr>
-        <w:rFonts w:ascii="Wingdings" w:hAnsi="Wingdings" w:hint="default"/>
-        <w:sz w:val="20"/>
-      </w:rPr>
-    </w:lvl>
-    <w:lvl w:ilvl="7" w:tentative="1">
-      <w:start w:val="1"/>
-      <w:numFmt w:val="bullet"/>
-      <w:lvlText w:val=""/>
-      <w:lvlJc w:val="left"/>
-      <w:pPr>
-        <w:tabs>
-          <w:tab w:val="num" w:pos="5760"/>
-        </w:tabs>
-        <w:ind w:left="5760" w:hanging="360"/>
-      </w:pPr>
-      <w:rPr>
-        <w:rFonts w:ascii="Wingdings" w:hAnsi="Wingdings" w:hint="default"/>
-        <w:sz w:val="20"/>
-      </w:rPr>
-    </w:lvl>
-    <w:lvl w:ilvl="8" w:tentative="1">
-      <w:start w:val="1"/>
-      <w:numFmt w:val="bullet"/>
-      <w:lvlText w:val=""/>
-      <w:lvlJc w:val="left"/>
-      <w:pPr>
-        <w:tabs>
-          <w:tab w:val="num" w:pos="6480"/>
-        </w:tabs>
-        <w:ind w:left="6480" w:hanging="360"/>
-      </w:pPr>
-      <w:rPr>
-        <w:rFonts w:ascii="Wingdings" w:hAnsi="Wingdings" w:hint="default"/>
-        <w:sz w:val="20"/>
-      </w:rPr>
-    </w:lvl>
-  </w:abstractNum>
-  <w:abstractNum w:abstractNumId="3" w15:restartNumberingAfterBreak="0">
     <w:nsid w:val="01072B29"/>
     <w:multiLevelType w:val="multilevel"/>
     <w:tmpl w:val="FA182796"/>
@@ -19202,7 +19220,7 @@
       </w:rPr>
     </w:lvl>
   </w:abstractNum>
-  <w:abstractNum w:abstractNumId="4" w15:restartNumberingAfterBreak="0">
+  <w:abstractNum w:abstractNumId="3" w15:restartNumberingAfterBreak="0">
     <w:nsid w:val="01A12795"/>
     <w:multiLevelType w:val="multilevel"/>
     <w:tmpl w:val="5E3A628E"/>
@@ -19351,156 +19369,7 @@
       </w:rPr>
     </w:lvl>
   </w:abstractNum>
-  <w:abstractNum w:abstractNumId="5" w15:restartNumberingAfterBreak="0">
-    <w:nsid w:val="02A943F1"/>
-    <w:multiLevelType w:val="multilevel"/>
-    <w:tmpl w:val="720E2038"/>
-    <w:lvl w:ilvl="0">
-      <w:start w:val="1"/>
-      <w:numFmt w:val="bullet"/>
-      <w:lvlText w:val=""/>
-      <w:lvlJc w:val="left"/>
-      <w:pPr>
-        <w:tabs>
-          <w:tab w:val="num" w:pos="720"/>
-        </w:tabs>
-        <w:ind w:left="720" w:hanging="360"/>
-      </w:pPr>
-      <w:rPr>
-        <w:rFonts w:ascii="Symbol" w:hAnsi="Symbol" w:hint="default"/>
-        <w:sz w:val="20"/>
-      </w:rPr>
-    </w:lvl>
-    <w:lvl w:ilvl="1" w:tentative="1">
-      <w:start w:val="1"/>
-      <w:numFmt w:val="bullet"/>
-      <w:lvlText w:val="o"/>
-      <w:lvlJc w:val="left"/>
-      <w:pPr>
-        <w:tabs>
-          <w:tab w:val="num" w:pos="1440"/>
-        </w:tabs>
-        <w:ind w:left="1440" w:hanging="360"/>
-      </w:pPr>
-      <w:rPr>
-        <w:rFonts w:ascii="Courier New" w:hAnsi="Courier New" w:hint="default"/>
-        <w:sz w:val="20"/>
-      </w:rPr>
-    </w:lvl>
-    <w:lvl w:ilvl="2" w:tentative="1">
-      <w:start w:val="1"/>
-      <w:numFmt w:val="bullet"/>
-      <w:lvlText w:val=""/>
-      <w:lvlJc w:val="left"/>
-      <w:pPr>
-        <w:tabs>
-          <w:tab w:val="num" w:pos="2160"/>
-        </w:tabs>
-        <w:ind w:left="2160" w:hanging="360"/>
-      </w:pPr>
-      <w:rPr>
-        <w:rFonts w:ascii="Wingdings" w:hAnsi="Wingdings" w:hint="default"/>
-        <w:sz w:val="20"/>
-      </w:rPr>
-    </w:lvl>
-    <w:lvl w:ilvl="3" w:tentative="1">
-      <w:start w:val="1"/>
-      <w:numFmt w:val="bullet"/>
-      <w:lvlText w:val=""/>
-      <w:lvlJc w:val="left"/>
-      <w:pPr>
-        <w:tabs>
-          <w:tab w:val="num" w:pos="2880"/>
-        </w:tabs>
-        <w:ind w:left="2880" w:hanging="360"/>
-      </w:pPr>
-      <w:rPr>
-        <w:rFonts w:ascii="Wingdings" w:hAnsi="Wingdings" w:hint="default"/>
-        <w:sz w:val="20"/>
-      </w:rPr>
-    </w:lvl>
-    <w:lvl w:ilvl="4" w:tentative="1">
-      <w:start w:val="1"/>
-      <w:numFmt w:val="bullet"/>
-      <w:lvlText w:val=""/>
-      <w:lvlJc w:val="left"/>
-      <w:pPr>
-        <w:tabs>
-          <w:tab w:val="num" w:pos="3600"/>
-        </w:tabs>
-        <w:ind w:left="3600" w:hanging="360"/>
-      </w:pPr>
-      <w:rPr>
-        <w:rFonts w:ascii="Wingdings" w:hAnsi="Wingdings" w:hint="default"/>
-        <w:sz w:val="20"/>
-      </w:rPr>
-    </w:lvl>
-    <w:lvl w:ilvl="5" w:tentative="1">
-      <w:start w:val="1"/>
-      <w:numFmt w:val="bullet"/>
-      <w:lvlText w:val=""/>
-      <w:lvlJc w:val="left"/>
-      <w:pPr>
-        <w:tabs>
-          <w:tab w:val="num" w:pos="4320"/>
-        </w:tabs>
-        <w:ind w:left="4320" w:hanging="360"/>
-      </w:pPr>
-      <w:rPr>
-        <w:rFonts w:ascii="Wingdings" w:hAnsi="Wingdings" w:hint="default"/>
-        <w:sz w:val="20"/>
-      </w:rPr>
-    </w:lvl>
-    <w:lvl w:ilvl="6" w:tentative="1">
-      <w:start w:val="1"/>
-      <w:numFmt w:val="bullet"/>
-      <w:lvlText w:val=""/>
-      <w:lvlJc w:val="left"/>
-      <w:pPr>
-        <w:tabs>
-          <w:tab w:val="num" w:pos="5040"/>
-        </w:tabs>
-        <w:ind w:left="5040" w:hanging="360"/>
-      </w:pPr>
-      <w:rPr>
-        <w:rFonts w:ascii="Wingdings" w:hAnsi="Wingdings" w:hint="default"/>
-        <w:sz w:val="20"/>
-      </w:rPr>
-    </w:lvl>
-    <w:lvl w:ilvl="7" w:tentative="1">
-      <w:start w:val="1"/>
-      <w:numFmt w:val="bullet"/>
-      <w:lvlText w:val=""/>
-      <w:lvlJc w:val="left"/>
-      <w:pPr>
-        <w:tabs>
-          <w:tab w:val="num" w:pos="5760"/>
-        </w:tabs>
-        <w:ind w:left="5760" w:hanging="360"/>
-      </w:pPr>
-      <w:rPr>
-        <w:rFonts w:ascii="Wingdings" w:hAnsi="Wingdings" w:hint="default"/>
-        <w:sz w:val="20"/>
-      </w:rPr>
-    </w:lvl>
-    <w:lvl w:ilvl="8" w:tentative="1">
-      <w:start w:val="1"/>
-      <w:numFmt w:val="bullet"/>
-      <w:lvlText w:val=""/>
-      <w:lvlJc w:val="left"/>
-      <w:pPr>
-        <w:tabs>
-          <w:tab w:val="num" w:pos="6480"/>
-        </w:tabs>
-        <w:ind w:left="6480" w:hanging="360"/>
-      </w:pPr>
-      <w:rPr>
-        <w:rFonts w:ascii="Wingdings" w:hAnsi="Wingdings" w:hint="default"/>
-        <w:sz w:val="20"/>
-      </w:rPr>
-    </w:lvl>
-  </w:abstractNum>
-  <w:abstractNum w:abstractNumId="6" w15:restartNumberingAfterBreak="0">
+  <w:abstractNum w:abstractNumId="4" w15:restartNumberingAfterBreak="0">
     <w:nsid w:val="076D1722"/>
     <w:multiLevelType w:val="multilevel"/>
     <w:tmpl w:val="42BEE510"/>
@@ -19649,7 +19518,120 @@
       </w:rPr>
     </w:lvl>
   </w:abstractNum>
-  <w:abstractNum w:abstractNumId="7" w15:restartNumberingAfterBreak="0">
+  <w:abstractNum w:abstractNumId="5" w15:restartNumberingAfterBreak="0">
+    <w:nsid w:val="086B2B5B"/>
+    <w:multiLevelType w:val="hybridMultilevel"/>
+    <w:tmpl w:val="DC68FBBA"/>
+    <w:lvl w:ilvl="0" w:tplc="04090001">
+      <w:start w:val="1"/>
+      <w:numFmt w:val="bullet"/>
+      <w:lvlText w:val=""/>
+      <w:lvlJc w:val="left"/>
+      <w:pPr>
+        <w:ind w:left="720" w:hanging="360"/>
+      </w:pPr>
+      <w:rPr>
+        <w:rFonts w:ascii="Symbol" w:hAnsi="Symbol" w:hint="default"/>
+      </w:rPr>
+    </w:lvl>
+    <w:lvl w:ilvl="1" w:tplc="04090003" w:tentative="1">
+      <w:start w:val="1"/>
+      <w:numFmt w:val="bullet"/>
+      <w:lvlText w:val="o"/>
+      <w:lvlJc w:val="left"/>
+      <w:pPr>
+        <w:ind w:left="1440" w:hanging="360"/>
+      </w:pPr>
+      <w:rPr>
+        <w:rFonts w:ascii="Courier New" w:hAnsi="Courier New" w:cs="Courier New" w:hint="default"/>
+      </w:rPr>
+    </w:lvl>
+    <w:lvl w:ilvl="2" w:tplc="04090005" w:tentative="1">
+      <w:start w:val="1"/>
+      <w:numFmt w:val="bullet"/>
+      <w:lvlText w:val=""/>
+      <w:lvlJc w:val="left"/>
+      <w:pPr>
+        <w:ind w:left="2160" w:hanging="360"/>
+      </w:pPr>
+      <w:rPr>
+        <w:rFonts w:ascii="Wingdings" w:hAnsi="Wingdings" w:hint="default"/>
+      </w:rPr>
+    </w:lvl>
+    <w:lvl w:ilvl="3" w:tplc="04090001" w:tentative="1">
+      <w:start w:val="1"/>
+      <w:numFmt w:val="bullet"/>
+      <w:lvlText w:val=""/>
+      <w:lvlJc w:val="left"/>
+      <w:pPr>
+        <w:ind w:left="2880" w:hanging="360"/>
+      </w:pPr>
+      <w:rPr>
+        <w:rFonts w:ascii="Symbol" w:hAnsi="Symbol" w:hint="default"/>
+      </w:rPr>
+    </w:lvl>
+    <w:lvl w:ilvl="4" w:tplc="04090003" w:tentative="1">
+      <w:start w:val="1"/>
+      <w:numFmt w:val="bullet"/>
+      <w:lvlText w:val="o"/>
+      <w:lvlJc w:val="left"/>
+      <w:pPr>
+        <w:ind w:left="3600" w:hanging="360"/>
+      </w:pPr>
+      <w:rPr>
+        <w:rFonts w:ascii="Courier New" w:hAnsi="Courier New" w:cs="Courier New" w:hint="default"/>
+      </w:rPr>
+    </w:lvl>
+    <w:lvl w:ilvl="5" w:tplc="04090005" w:tentative="1">
+      <w:start w:val="1"/>
+      <w:numFmt w:val="bullet"/>
+      <w:lvlText w:val=""/>
+      <w:lvlJc w:val="left"/>
+      <w:pPr>
+        <w:ind w:left="4320" w:hanging="360"/>
+      </w:pPr>
+      <w:rPr>
+        <w:rFonts w:ascii="Wingdings" w:hAnsi="Wingdings" w:hint="default"/>
+      </w:rPr>
+    </w:lvl>
+    <w:lvl w:ilvl="6" w:tplc="04090001" w:tentative="1">
+      <w:start w:val="1"/>
+      <w:numFmt w:val="bullet"/>
+      <w:lvlText w:val=""/>
+      <w:lvlJc w:val="left"/>
+      <w:pPr>
+        <w:ind w:left="5040" w:hanging="360"/>
+      </w:pPr>
+      <w:rPr>
+        <w:rFonts w:ascii="Symbol" w:hAnsi="Symbol" w:hint="default"/>
+      </w:rPr>
+    </w:lvl>
+    <w:lvl w:ilvl="7" w:tplc="04090003" w:tentative="1">
+      <w:start w:val="1"/>
+      <w:numFmt w:val="bullet"/>
+      <w:lvlText w:val="o"/>
+      <w:lvlJc w:val="left"/>
+      <w:pPr>
+        <w:ind w:left="5760" w:hanging="360"/>
+      </w:pPr>
+      <w:rPr>
+        <w:rFonts w:ascii="Courier New" w:hAnsi="Courier New" w:cs="Courier New" w:hint="default"/>
+      </w:rPr>
+    </w:lvl>
+    <w:lvl w:ilvl="8" w:tplc="04090005" w:tentative="1">
+      <w:start w:val="1"/>
+      <w:numFmt w:val="bullet"/>
+      <w:lvlText w:val=""/>
+      <w:lvlJc w:val="left"/>
+      <w:pPr>
+        <w:ind w:left="6480" w:hanging="360"/>
+      </w:pPr>
+      <w:rPr>
+        <w:rFonts w:ascii="Wingdings" w:hAnsi="Wingdings" w:hint="default"/>
+      </w:rPr>
+    </w:lvl>
+  </w:abstractNum>
+  <w:abstractNum w:abstractNumId="6" w15:restartNumberingAfterBreak="0">
     <w:nsid w:val="09442CA2"/>
     <w:multiLevelType w:val="hybridMultilevel"/>
     <w:tmpl w:val="E3B8C8FA"/>
@@ -19762,7 +19744,7 @@
       </w:rPr>
     </w:lvl>
   </w:abstractNum>
-  <w:abstractNum w:abstractNumId="8" w15:restartNumberingAfterBreak="0">
+  <w:abstractNum w:abstractNumId="7" w15:restartNumberingAfterBreak="0">
     <w:nsid w:val="0A2733E1"/>
     <w:multiLevelType w:val="multilevel"/>
     <w:tmpl w:val="1BBE9F4A"/>
@@ -19911,7 +19893,7 @@
       </w:rPr>
     </w:lvl>
   </w:abstractNum>
-  <w:abstractNum w:abstractNumId="9" w15:restartNumberingAfterBreak="0">
+  <w:abstractNum w:abstractNumId="8" w15:restartNumberingAfterBreak="0">
     <w:nsid w:val="0AC85EFB"/>
     <w:multiLevelType w:val="hybridMultilevel"/>
     <w:tmpl w:val="38987826"/>
@@ -20024,120 +20006,7 @@
       </w:rPr>
     </w:lvl>
   </w:abstractNum>
-  <w:abstractNum w:abstractNumId="10" w15:restartNumberingAfterBreak="0">
-    <w:nsid w:val="0B380A66"/>
-    <w:multiLevelType w:val="hybridMultilevel"/>
-    <w:tmpl w:val="2AD0C2C8"/>
-    <w:lvl w:ilvl="0" w:tplc="04090001">
-      <w:start w:val="1"/>
-      <w:numFmt w:val="bullet"/>
-      <w:lvlText w:val=""/>
-      <w:lvlJc w:val="left"/>
-      <w:pPr>
-        <w:ind w:left="720" w:hanging="360"/>
-      </w:pPr>
-      <w:rPr>
-        <w:rFonts w:ascii="Symbol" w:hAnsi="Symbol" w:hint="default"/>
-      </w:rPr>
-    </w:lvl>
-    <w:lvl w:ilvl="1" w:tplc="04090003" w:tentative="1">
-      <w:start w:val="1"/>
-      <w:numFmt w:val="bullet"/>
-      <w:lvlText w:val="o"/>
-      <w:lvlJc w:val="left"/>
-      <w:pPr>
-        <w:ind w:left="1440" w:hanging="360"/>
-      </w:pPr>
-      <w:rPr>
-        <w:rFonts w:ascii="Courier New" w:hAnsi="Courier New" w:cs="Courier New" w:hint="default"/>
-      </w:rPr>
-    </w:lvl>
-    <w:lvl w:ilvl="2" w:tplc="04090005" w:tentative="1">
-      <w:start w:val="1"/>
-      <w:numFmt w:val="bullet"/>
-      <w:lvlText w:val=""/>
-      <w:lvlJc w:val="left"/>
-      <w:pPr>
-        <w:ind w:left="2160" w:hanging="360"/>
-      </w:pPr>
-      <w:rPr>
-        <w:rFonts w:ascii="Wingdings" w:hAnsi="Wingdings" w:hint="default"/>
-      </w:rPr>
-    </w:lvl>
-    <w:lvl w:ilvl="3" w:tplc="04090001" w:tentative="1">
-      <w:start w:val="1"/>
-      <w:numFmt w:val="bullet"/>
-      <w:lvlText w:val=""/>
-      <w:lvlJc w:val="left"/>
-      <w:pPr>
-        <w:ind w:left="2880" w:hanging="360"/>
-      </w:pPr>
-      <w:rPr>
-        <w:rFonts w:ascii="Symbol" w:hAnsi="Symbol" w:hint="default"/>
-      </w:rPr>
-    </w:lvl>
-    <w:lvl w:ilvl="4" w:tplc="04090003" w:tentative="1">
-      <w:start w:val="1"/>
-      <w:numFmt w:val="bullet"/>
-      <w:lvlText w:val="o"/>
-      <w:lvlJc w:val="left"/>
-      <w:pPr>
-        <w:ind w:left="3600" w:hanging="360"/>
-      </w:pPr>
-      <w:rPr>
-        <w:rFonts w:ascii="Courier New" w:hAnsi="Courier New" w:cs="Courier New" w:hint="default"/>
-      </w:rPr>
-    </w:lvl>
-    <w:lvl w:ilvl="5" w:tplc="04090005" w:tentative="1">
-      <w:start w:val="1"/>
-      <w:numFmt w:val="bullet"/>
-      <w:lvlText w:val=""/>
-      <w:lvlJc w:val="left"/>
-      <w:pPr>
-        <w:ind w:left="4320" w:hanging="360"/>
-      </w:pPr>
-      <w:rPr>
-        <w:rFonts w:ascii="Wingdings" w:hAnsi="Wingdings" w:hint="default"/>
-      </w:rPr>
-    </w:lvl>
-    <w:lvl w:ilvl="6" w:tplc="04090001" w:tentative="1">
-      <w:start w:val="1"/>
-      <w:numFmt w:val="bullet"/>
-      <w:lvlText w:val=""/>
-      <w:lvlJc w:val="left"/>
-      <w:pPr>
-        <w:ind w:left="5040" w:hanging="360"/>
-      </w:pPr>
-      <w:rPr>
-        <w:rFonts w:ascii="Symbol" w:hAnsi="Symbol" w:hint="default"/>
-      </w:rPr>
-    </w:lvl>
-    <w:lvl w:ilvl="7" w:tplc="04090003" w:tentative="1">
-      <w:start w:val="1"/>
-      <w:numFmt w:val="bullet"/>
-      <w:lvlText w:val="o"/>
-      <w:lvlJc w:val="left"/>
-      <w:pPr>
-        <w:ind w:left="5760" w:hanging="360"/>
-      </w:pPr>
-      <w:rPr>
-        <w:rFonts w:ascii="Courier New" w:hAnsi="Courier New" w:cs="Courier New" w:hint="default"/>
-      </w:rPr>
-    </w:lvl>
-    <w:lvl w:ilvl="8" w:tplc="04090005" w:tentative="1">
-      <w:start w:val="1"/>
-      <w:numFmt w:val="bullet"/>
-      <w:lvlText w:val=""/>
-      <w:lvlJc w:val="left"/>
-      <w:pPr>
-        <w:ind w:left="6480" w:hanging="360"/>
-      </w:pPr>
-      <w:rPr>
-        <w:rFonts w:ascii="Wingdings" w:hAnsi="Wingdings" w:hint="default"/>
-      </w:rPr>
-    </w:lvl>
-  </w:abstractNum>
-  <w:abstractNum w:abstractNumId="11" w15:restartNumberingAfterBreak="0">
+  <w:abstractNum w:abstractNumId="9" w15:restartNumberingAfterBreak="0">
     <w:nsid w:val="0C6F2C28"/>
     <w:multiLevelType w:val="multilevel"/>
     <w:tmpl w:val="6C3EFB04"/>
@@ -20286,269 +20155,7 @@
       </w:rPr>
     </w:lvl>
   </w:abstractNum>
-  <w:abstractNum w:abstractNumId="12" w15:restartNumberingAfterBreak="0">
-    <w:nsid w:val="0C8630BC"/>
-    <w:multiLevelType w:val="multilevel"/>
-    <w:tmpl w:val="D278C528"/>
-    <w:lvl w:ilvl="0">
-      <w:start w:val="1"/>
-      <w:numFmt w:val="bullet"/>
-      <w:lvlText w:val=""/>
-      <w:lvlJc w:val="left"/>
-      <w:pPr>
-        <w:tabs>
-          <w:tab w:val="num" w:pos="720"/>
-        </w:tabs>
-        <w:ind w:left="720" w:hanging="360"/>
-      </w:pPr>
-      <w:rPr>
-        <w:rFonts w:ascii="Symbol" w:hAnsi="Symbol" w:hint="default"/>
-        <w:sz w:val="20"/>
-      </w:rPr>
-    </w:lvl>
-    <w:lvl w:ilvl="1" w:tentative="1">
-      <w:start w:val="1"/>
-      <w:numFmt w:val="bullet"/>
-      <w:lvlText w:val="o"/>
-      <w:lvlJc w:val="left"/>
-      <w:pPr>
-        <w:tabs>
-          <w:tab w:val="num" w:pos="1440"/>
-        </w:tabs>
-        <w:ind w:left="1440" w:hanging="360"/>
-      </w:pPr>
-      <w:rPr>
-        <w:rFonts w:ascii="Courier New" w:hAnsi="Courier New" w:hint="default"/>
-        <w:sz w:val="20"/>
-      </w:rPr>
-    </w:lvl>
-    <w:lvl w:ilvl="2" w:tentative="1">
-      <w:start w:val="1"/>
-      <w:numFmt w:val="bullet"/>
-      <w:lvlText w:val=""/>
-      <w:lvlJc w:val="left"/>
-      <w:pPr>
-        <w:tabs>
-          <w:tab w:val="num" w:pos="2160"/>
-        </w:tabs>
-        <w:ind w:left="2160" w:hanging="360"/>
-      </w:pPr>
-      <w:rPr>
-        <w:rFonts w:ascii="Wingdings" w:hAnsi="Wingdings" w:hint="default"/>
-        <w:sz w:val="20"/>
-      </w:rPr>
-    </w:lvl>
-    <w:lvl w:ilvl="3" w:tentative="1">
-      <w:start w:val="1"/>
-      <w:numFmt w:val="bullet"/>
-      <w:lvlText w:val=""/>
-      <w:lvlJc w:val="left"/>
-      <w:pPr>
-        <w:tabs>
-          <w:tab w:val="num" w:pos="2880"/>
-        </w:tabs>
-        <w:ind w:left="2880" w:hanging="360"/>
-      </w:pPr>
-      <w:rPr>
-        <w:rFonts w:ascii="Wingdings" w:hAnsi="Wingdings" w:hint="default"/>
-        <w:sz w:val="20"/>
-      </w:rPr>
-    </w:lvl>
-    <w:lvl w:ilvl="4" w:tentative="1">
-      <w:start w:val="1"/>
-      <w:numFmt w:val="bullet"/>
-      <w:lvlText w:val=""/>
-      <w:lvlJc w:val="left"/>
-      <w:pPr>
-        <w:tabs>
-          <w:tab w:val="num" w:pos="3600"/>
-        </w:tabs>
-        <w:ind w:left="3600" w:hanging="360"/>
-      </w:pPr>
-      <w:rPr>
-        <w:rFonts w:ascii="Wingdings" w:hAnsi="Wingdings" w:hint="default"/>
-        <w:sz w:val="20"/>
-      </w:rPr>
-    </w:lvl>
-    <w:lvl w:ilvl="5" w:tentative="1">
-      <w:start w:val="1"/>
-      <w:numFmt w:val="bullet"/>
-      <w:lvlText w:val=""/>
-      <w:lvlJc w:val="left"/>
-      <w:pPr>
-        <w:tabs>
-          <w:tab w:val="num" w:pos="4320"/>
-        </w:tabs>
-        <w:ind w:left="4320" w:hanging="360"/>
-      </w:pPr>
-      <w:rPr>
-        <w:rFonts w:ascii="Wingdings" w:hAnsi="Wingdings" w:hint="default"/>
-        <w:sz w:val="20"/>
-      </w:rPr>
-    </w:lvl>
-    <w:lvl w:ilvl="6" w:tentative="1">
-      <w:start w:val="1"/>
-      <w:numFmt w:val="bullet"/>
-      <w:lvlText w:val=""/>
-      <w:lvlJc w:val="left"/>
-      <w:pPr>
-        <w:tabs>
-          <w:tab w:val="num" w:pos="5040"/>
-        </w:tabs>
-        <w:ind w:left="5040" w:hanging="360"/>
-      </w:pPr>
-      <w:rPr>
-        <w:rFonts w:ascii="Wingdings" w:hAnsi="Wingdings" w:hint="default"/>
-        <w:sz w:val="20"/>
-      </w:rPr>
-    </w:lvl>
-    <w:lvl w:ilvl="7" w:tentative="1">
-      <w:start w:val="1"/>
-      <w:numFmt w:val="bullet"/>
-      <w:lvlText w:val=""/>
-      <w:lvlJc w:val="left"/>
-      <w:pPr>
-        <w:tabs>
-          <w:tab w:val="num" w:pos="5760"/>
-        </w:tabs>
-        <w:ind w:left="5760" w:hanging="360"/>
-      </w:pPr>
-      <w:rPr>
-        <w:rFonts w:ascii="Wingdings" w:hAnsi="Wingdings" w:hint="default"/>
-        <w:sz w:val="20"/>
-      </w:rPr>
-    </w:lvl>
-    <w:lvl w:ilvl="8" w:tentative="1">
-      <w:start w:val="1"/>
-      <w:numFmt w:val="bullet"/>
-      <w:lvlText w:val=""/>
-      <w:lvlJc w:val="left"/>
-      <w:pPr>
-        <w:tabs>
-          <w:tab w:val="num" w:pos="6480"/>
-        </w:tabs>
-        <w:ind w:left="6480" w:hanging="360"/>
-      </w:pPr>
-      <w:rPr>
-        <w:rFonts w:ascii="Wingdings" w:hAnsi="Wingdings" w:hint="default"/>
-        <w:sz w:val="20"/>
-      </w:rPr>
-    </w:lvl>
-  </w:abstractNum>
-  <w:abstractNum w:abstractNumId="13" w15:restartNumberingAfterBreak="0">
-    <w:nsid w:val="0C873DD8"/>
-    <w:multiLevelType w:val="hybridMultilevel"/>
-    <w:tmpl w:val="9452A680"/>
-    <w:lvl w:ilvl="0" w:tplc="04090001">
-      <w:start w:val="1"/>
-      <w:numFmt w:val="bullet"/>
-      <w:lvlText w:val=""/>
-      <w:lvlJc w:val="left"/>
-      <w:pPr>
-        <w:ind w:left="720" w:hanging="360"/>
-      </w:pPr>
-      <w:rPr>
-        <w:rFonts w:ascii="Symbol" w:hAnsi="Symbol" w:hint="default"/>
-      </w:rPr>
-    </w:lvl>
-    <w:lvl w:ilvl="1" w:tplc="04090003" w:tentative="1">
-      <w:start w:val="1"/>
-      <w:numFmt w:val="bullet"/>
-      <w:lvlText w:val="o"/>
-      <w:lvlJc w:val="left"/>
-      <w:pPr>
-        <w:ind w:left="1440" w:hanging="360"/>
-      </w:pPr>
-      <w:rPr>
-        <w:rFonts w:ascii="Courier New" w:hAnsi="Courier New" w:cs="Courier New" w:hint="default"/>
-      </w:rPr>
-    </w:lvl>
-    <w:lvl w:ilvl="2" w:tplc="04090005" w:tentative="1">
-      <w:start w:val="1"/>
-      <w:numFmt w:val="bullet"/>
-      <w:lvlText w:val=""/>
-      <w:lvlJc w:val="left"/>
-      <w:pPr>
-        <w:ind w:left="2160" w:hanging="360"/>
-      </w:pPr>
-      <w:rPr>
-        <w:rFonts w:ascii="Wingdings" w:hAnsi="Wingdings" w:hint="default"/>
-      </w:rPr>
-    </w:lvl>
-    <w:lvl w:ilvl="3" w:tplc="04090001" w:tentative="1">
-      <w:start w:val="1"/>
-      <w:numFmt w:val="bullet"/>
-      <w:lvlText w:val=""/>
-      <w:lvlJc w:val="left"/>
-      <w:pPr>
-        <w:ind w:left="2880" w:hanging="360"/>
-      </w:pPr>
-      <w:rPr>
-        <w:rFonts w:ascii="Symbol" w:hAnsi="Symbol" w:hint="default"/>
-      </w:rPr>
-    </w:lvl>
-    <w:lvl w:ilvl="4" w:tplc="04090003" w:tentative="1">
-      <w:start w:val="1"/>
-      <w:numFmt w:val="bullet"/>
-      <w:lvlText w:val="o"/>
-      <w:lvlJc w:val="left"/>
-      <w:pPr>
-        <w:ind w:left="3600" w:hanging="360"/>
-      </w:pPr>
-      <w:rPr>
-        <w:rFonts w:ascii="Courier New" w:hAnsi="Courier New" w:cs="Courier New" w:hint="default"/>
-      </w:rPr>
-    </w:lvl>
-    <w:lvl w:ilvl="5" w:tplc="04090005" w:tentative="1">
-      <w:start w:val="1"/>
-      <w:numFmt w:val="bullet"/>
-      <w:lvlText w:val=""/>
-      <w:lvlJc w:val="left"/>
-      <w:pPr>
-        <w:ind w:left="4320" w:hanging="360"/>
-      </w:pPr>
-      <w:rPr>
-        <w:rFonts w:ascii="Wingdings" w:hAnsi="Wingdings" w:hint="default"/>
-      </w:rPr>
-    </w:lvl>
-    <w:lvl w:ilvl="6" w:tplc="04090001" w:tentative="1">
-      <w:start w:val="1"/>
-      <w:numFmt w:val="bullet"/>
-      <w:lvlText w:val=""/>
-      <w:lvlJc w:val="left"/>
-      <w:pPr>
-        <w:ind w:left="5040" w:hanging="360"/>
-      </w:pPr>
-      <w:rPr>
-        <w:rFonts w:ascii="Symbol" w:hAnsi="Symbol" w:hint="default"/>
-      </w:rPr>
-    </w:lvl>
-    <w:lvl w:ilvl="7" w:tplc="04090003" w:tentative="1">
-      <w:start w:val="1"/>
-      <w:numFmt w:val="bullet"/>
-      <w:lvlText w:val="o"/>
-      <w:lvlJc w:val="left"/>
-      <w:pPr>
-        <w:ind w:left="5760" w:hanging="360"/>
-      </w:pPr>
-      <w:rPr>
-        <w:rFonts w:ascii="Courier New" w:hAnsi="Courier New" w:cs="Courier New" w:hint="default"/>
-      </w:rPr>
-    </w:lvl>
-    <w:lvl w:ilvl="8" w:tplc="04090005" w:tentative="1">
-      <w:start w:val="1"/>
-      <w:numFmt w:val="bullet"/>
-      <w:lvlText w:val=""/>
-      <w:lvlJc w:val="left"/>
-      <w:pPr>
-        <w:ind w:left="6480" w:hanging="360"/>
-      </w:pPr>
-      <w:rPr>
-        <w:rFonts w:ascii="Wingdings" w:hAnsi="Wingdings" w:hint="default"/>
-      </w:rPr>
-    </w:lvl>
-  </w:abstractNum>
-  <w:abstractNum w:abstractNumId="14" w15:restartNumberingAfterBreak="0">
+  <w:abstractNum w:abstractNumId="10" w15:restartNumberingAfterBreak="0">
     <w:nsid w:val="0FAC675E"/>
     <w:multiLevelType w:val="multilevel"/>
     <w:tmpl w:val="B85C213C"/>
@@ -20697,7 +20304,7 @@
       </w:rPr>
     </w:lvl>
   </w:abstractNum>
-  <w:abstractNum w:abstractNumId="15" w15:restartNumberingAfterBreak="0">
+  <w:abstractNum w:abstractNumId="11" w15:restartNumberingAfterBreak="0">
     <w:nsid w:val="10A67529"/>
     <w:multiLevelType w:val="multilevel"/>
     <w:tmpl w:val="E50C8280"/>
@@ -20846,7 +20453,7 @@
       </w:rPr>
     </w:lvl>
   </w:abstractNum>
-  <w:abstractNum w:abstractNumId="16" w15:restartNumberingAfterBreak="0">
+  <w:abstractNum w:abstractNumId="12" w15:restartNumberingAfterBreak="0">
     <w:nsid w:val="111C210F"/>
     <w:multiLevelType w:val="multilevel"/>
     <w:tmpl w:val="D278C528"/>
@@ -20995,7 +20602,7 @@
       </w:rPr>
     </w:lvl>
   </w:abstractNum>
-  <w:abstractNum w:abstractNumId="17" w15:restartNumberingAfterBreak="0">
+  <w:abstractNum w:abstractNumId="13" w15:restartNumberingAfterBreak="0">
     <w:nsid w:val="11F05B77"/>
     <w:multiLevelType w:val="multilevel"/>
     <w:tmpl w:val="517A47E6"/>
@@ -21144,7 +20751,7 @@
       </w:rPr>
     </w:lvl>
   </w:abstractNum>
-  <w:abstractNum w:abstractNumId="18" w15:restartNumberingAfterBreak="0">
+  <w:abstractNum w:abstractNumId="14" w15:restartNumberingAfterBreak="0">
     <w:nsid w:val="13450393"/>
     <w:multiLevelType w:val="multilevel"/>
     <w:tmpl w:val="A0E635FE"/>
@@ -21293,7 +20900,7 @@
       </w:rPr>
     </w:lvl>
   </w:abstractNum>
-  <w:abstractNum w:abstractNumId="19" w15:restartNumberingAfterBreak="0">
+  <w:abstractNum w:abstractNumId="15" w15:restartNumberingAfterBreak="0">
     <w:nsid w:val="1391477F"/>
     <w:multiLevelType w:val="multilevel"/>
     <w:tmpl w:val="3DFA2094"/>
@@ -21442,7 +21049,7 @@
       </w:rPr>
     </w:lvl>
   </w:abstractNum>
-  <w:abstractNum w:abstractNumId="20" w15:restartNumberingAfterBreak="0">
+  <w:abstractNum w:abstractNumId="16" w15:restartNumberingAfterBreak="0">
     <w:nsid w:val="13FF5CF7"/>
     <w:multiLevelType w:val="multilevel"/>
     <w:tmpl w:val="89728396"/>
@@ -21591,7 +21198,7 @@
       </w:rPr>
     </w:lvl>
   </w:abstractNum>
-  <w:abstractNum w:abstractNumId="21" w15:restartNumberingAfterBreak="0">
+  <w:abstractNum w:abstractNumId="17" w15:restartNumberingAfterBreak="0">
     <w:nsid w:val="141110BB"/>
     <w:multiLevelType w:val="multilevel"/>
     <w:tmpl w:val="2DB4CBDA"/>
@@ -21740,7 +21347,7 @@
       </w:rPr>
     </w:lvl>
   </w:abstractNum>
-  <w:abstractNum w:abstractNumId="22" w15:restartNumberingAfterBreak="0">
+  <w:abstractNum w:abstractNumId="18" w15:restartNumberingAfterBreak="0">
     <w:nsid w:val="15453ECD"/>
     <w:multiLevelType w:val="multilevel"/>
     <w:tmpl w:val="032035F0"/>
@@ -21889,7 +21496,7 @@
       </w:rPr>
     </w:lvl>
   </w:abstractNum>
-  <w:abstractNum w:abstractNumId="23" w15:restartNumberingAfterBreak="0">
+  <w:abstractNum w:abstractNumId="19" w15:restartNumberingAfterBreak="0">
     <w:nsid w:val="159700FE"/>
     <w:multiLevelType w:val="hybridMultilevel"/>
     <w:tmpl w:val="6DA61706"/>
@@ -22002,7 +21609,7 @@
       </w:rPr>
     </w:lvl>
   </w:abstractNum>
-  <w:abstractNum w:abstractNumId="24" w15:restartNumberingAfterBreak="0">
+  <w:abstractNum w:abstractNumId="20" w15:restartNumberingAfterBreak="0">
     <w:nsid w:val="164E5DA4"/>
     <w:multiLevelType w:val="multilevel"/>
     <w:tmpl w:val="3EDCE6C2"/>
@@ -22151,7 +21758,7 @@
       </w:rPr>
     </w:lvl>
   </w:abstractNum>
-  <w:abstractNum w:abstractNumId="25" w15:restartNumberingAfterBreak="0">
+  <w:abstractNum w:abstractNumId="21" w15:restartNumberingAfterBreak="0">
     <w:nsid w:val="17CB03B8"/>
     <w:multiLevelType w:val="multilevel"/>
     <w:tmpl w:val="BDE80E90"/>
@@ -22300,7 +21907,7 @@
       </w:rPr>
     </w:lvl>
   </w:abstractNum>
-  <w:abstractNum w:abstractNumId="26" w15:restartNumberingAfterBreak="0">
+  <w:abstractNum w:abstractNumId="22" w15:restartNumberingAfterBreak="0">
     <w:nsid w:val="1802351A"/>
     <w:multiLevelType w:val="multilevel"/>
     <w:tmpl w:val="D55CE120"/>
@@ -22449,7 +22056,7 @@
       </w:rPr>
     </w:lvl>
   </w:abstractNum>
-  <w:abstractNum w:abstractNumId="27" w15:restartNumberingAfterBreak="0">
+  <w:abstractNum w:abstractNumId="23" w15:restartNumberingAfterBreak="0">
     <w:nsid w:val="182E3F85"/>
     <w:multiLevelType w:val="multilevel"/>
     <w:tmpl w:val="2CC6FC60"/>
@@ -22598,7 +22205,7 @@
       </w:rPr>
     </w:lvl>
   </w:abstractNum>
-  <w:abstractNum w:abstractNumId="28" w15:restartNumberingAfterBreak="0">
+  <w:abstractNum w:abstractNumId="24" w15:restartNumberingAfterBreak="0">
     <w:nsid w:val="18577577"/>
     <w:multiLevelType w:val="multilevel"/>
     <w:tmpl w:val="4BEC0844"/>
@@ -22747,7 +22354,7 @@
       </w:rPr>
     </w:lvl>
   </w:abstractNum>
-  <w:abstractNum w:abstractNumId="29" w15:restartNumberingAfterBreak="0">
+  <w:abstractNum w:abstractNumId="25" w15:restartNumberingAfterBreak="0">
     <w:nsid w:val="1A055FA1"/>
     <w:multiLevelType w:val="multilevel"/>
     <w:tmpl w:val="F126FEB2"/>
@@ -22896,7 +22503,7 @@
       </w:rPr>
     </w:lvl>
   </w:abstractNum>
-  <w:abstractNum w:abstractNumId="30" w15:restartNumberingAfterBreak="0">
+  <w:abstractNum w:abstractNumId="26" w15:restartNumberingAfterBreak="0">
     <w:nsid w:val="1A6C45A3"/>
     <w:multiLevelType w:val="multilevel"/>
     <w:tmpl w:val="E59ACD4A"/>
@@ -23045,7 +22652,7 @@
       </w:rPr>
     </w:lvl>
   </w:abstractNum>
-  <w:abstractNum w:abstractNumId="31" w15:restartNumberingAfterBreak="0">
+  <w:abstractNum w:abstractNumId="27" w15:restartNumberingAfterBreak="0">
     <w:nsid w:val="1B1F3CCB"/>
     <w:multiLevelType w:val="multilevel"/>
     <w:tmpl w:val="0A8E2F46"/>
@@ -23194,7 +22801,7 @@
       </w:rPr>
     </w:lvl>
   </w:abstractNum>
-  <w:abstractNum w:abstractNumId="32" w15:restartNumberingAfterBreak="0">
+  <w:abstractNum w:abstractNumId="28" w15:restartNumberingAfterBreak="0">
     <w:nsid w:val="1B9426A8"/>
     <w:multiLevelType w:val="hybridMultilevel"/>
     <w:tmpl w:val="785A9508"/>
@@ -23307,7 +22914,7 @@
       </w:rPr>
     </w:lvl>
   </w:abstractNum>
-  <w:abstractNum w:abstractNumId="33" w15:restartNumberingAfterBreak="0">
+  <w:abstractNum w:abstractNumId="29" w15:restartNumberingAfterBreak="0">
     <w:nsid w:val="1BE02927"/>
     <w:multiLevelType w:val="multilevel"/>
     <w:tmpl w:val="E59ACD4A"/>
@@ -23456,7 +23063,7 @@
       </w:rPr>
     </w:lvl>
   </w:abstractNum>
-  <w:abstractNum w:abstractNumId="34" w15:restartNumberingAfterBreak="0">
+  <w:abstractNum w:abstractNumId="30" w15:restartNumberingAfterBreak="0">
     <w:nsid w:val="1CA77059"/>
     <w:multiLevelType w:val="multilevel"/>
     <w:tmpl w:val="B68E1354"/>
@@ -23605,7 +23212,7 @@
       </w:rPr>
     </w:lvl>
   </w:abstractNum>
-  <w:abstractNum w:abstractNumId="35" w15:restartNumberingAfterBreak="0">
+  <w:abstractNum w:abstractNumId="31" w15:restartNumberingAfterBreak="0">
     <w:nsid w:val="1CF94610"/>
     <w:multiLevelType w:val="multilevel"/>
     <w:tmpl w:val="2E10A9A0"/>
@@ -23754,156 +23361,7 @@
       </w:rPr>
     </w:lvl>
   </w:abstractNum>
-  <w:abstractNum w:abstractNumId="36" w15:restartNumberingAfterBreak="0">
-    <w:nsid w:val="1DB73B99"/>
-    <w:multiLevelType w:val="multilevel"/>
-    <w:tmpl w:val="401A90F0"/>
-    <w:lvl w:ilvl="0">
-      <w:start w:val="1"/>
-      <w:numFmt w:val="bullet"/>
-      <w:lvlText w:val=""/>
-      <w:lvlJc w:val="left"/>
-      <w:pPr>
-        <w:tabs>
-          <w:tab w:val="num" w:pos="720"/>
-        </w:tabs>
-        <w:ind w:left="720" w:hanging="360"/>
-      </w:pPr>
-      <w:rPr>
-        <w:rFonts w:ascii="Symbol" w:hAnsi="Symbol" w:hint="default"/>
-        <w:sz w:val="20"/>
-      </w:rPr>
-    </w:lvl>
-    <w:lvl w:ilvl="1" w:tentative="1">
-      <w:start w:val="1"/>
-      <w:numFmt w:val="bullet"/>
-      <w:lvlText w:val="o"/>
-      <w:lvlJc w:val="left"/>
-      <w:pPr>
-        <w:tabs>
-          <w:tab w:val="num" w:pos="1440"/>
-        </w:tabs>
-        <w:ind w:left="1440" w:hanging="360"/>
-      </w:pPr>
-      <w:rPr>
-        <w:rFonts w:ascii="Courier New" w:hAnsi="Courier New" w:hint="default"/>
-        <w:sz w:val="20"/>
-      </w:rPr>
-    </w:lvl>
-    <w:lvl w:ilvl="2" w:tentative="1">
-      <w:start w:val="1"/>
-      <w:numFmt w:val="bullet"/>
-      <w:lvlText w:val=""/>
-      <w:lvlJc w:val="left"/>
-      <w:pPr>
-        <w:tabs>
-          <w:tab w:val="num" w:pos="2160"/>
-        </w:tabs>
-        <w:ind w:left="2160" w:hanging="360"/>
-      </w:pPr>
-      <w:rPr>
-        <w:rFonts w:ascii="Wingdings" w:hAnsi="Wingdings" w:hint="default"/>
-        <w:sz w:val="20"/>
-      </w:rPr>
-    </w:lvl>
-    <w:lvl w:ilvl="3" w:tentative="1">
-      <w:start w:val="1"/>
-      <w:numFmt w:val="bullet"/>
-      <w:lvlText w:val=""/>
-      <w:lvlJc w:val="left"/>
-      <w:pPr>
-        <w:tabs>
-          <w:tab w:val="num" w:pos="2880"/>
-        </w:tabs>
-        <w:ind w:left="2880" w:hanging="360"/>
-      </w:pPr>
-      <w:rPr>
-        <w:rFonts w:ascii="Wingdings" w:hAnsi="Wingdings" w:hint="default"/>
-        <w:sz w:val="20"/>
-      </w:rPr>
-    </w:lvl>
-    <w:lvl w:ilvl="4" w:tentative="1">
-      <w:start w:val="1"/>
-      <w:numFmt w:val="bullet"/>
-      <w:lvlText w:val=""/>
-      <w:lvlJc w:val="left"/>
-      <w:pPr>
-        <w:tabs>
-          <w:tab w:val="num" w:pos="3600"/>
-        </w:tabs>
-        <w:ind w:left="3600" w:hanging="360"/>
-      </w:pPr>
-      <w:rPr>
-        <w:rFonts w:ascii="Wingdings" w:hAnsi="Wingdings" w:hint="default"/>
-        <w:sz w:val="20"/>
-      </w:rPr>
-    </w:lvl>
-    <w:lvl w:ilvl="5" w:tentative="1">
-      <w:start w:val="1"/>
-      <w:numFmt w:val="bullet"/>
-      <w:lvlText w:val=""/>
-      <w:lvlJc w:val="left"/>
-      <w:pPr>
-        <w:tabs>
-          <w:tab w:val="num" w:pos="4320"/>
-        </w:tabs>
-        <w:ind w:left="4320" w:hanging="360"/>
-      </w:pPr>
-      <w:rPr>
-        <w:rFonts w:ascii="Wingdings" w:hAnsi="Wingdings" w:hint="default"/>
-        <w:sz w:val="20"/>
-      </w:rPr>
-    </w:lvl>
-    <w:lvl w:ilvl="6" w:tentative="1">
-      <w:start w:val="1"/>
-      <w:numFmt w:val="bullet"/>
-      <w:lvlText w:val=""/>
-      <w:lvlJc w:val="left"/>
-      <w:pPr>
-        <w:tabs>
-          <w:tab w:val="num" w:pos="5040"/>
-        </w:tabs>
-        <w:ind w:left="5040" w:hanging="360"/>
-      </w:pPr>
-      <w:rPr>
-        <w:rFonts w:ascii="Wingdings" w:hAnsi="Wingdings" w:hint="default"/>
-        <w:sz w:val="20"/>
-      </w:rPr>
-    </w:lvl>
-    <w:lvl w:ilvl="7" w:tentative="1">
-      <w:start w:val="1"/>
-      <w:numFmt w:val="bullet"/>
-      <w:lvlText w:val=""/>
-      <w:lvlJc w:val="left"/>
-      <w:pPr>
-        <w:tabs>
-          <w:tab w:val="num" w:pos="5760"/>
-        </w:tabs>
-        <w:ind w:left="5760" w:hanging="360"/>
-      </w:pPr>
-      <w:rPr>
-        <w:rFonts w:ascii="Wingdings" w:hAnsi="Wingdings" w:hint="default"/>
-        <w:sz w:val="20"/>
-      </w:rPr>
-    </w:lvl>
-    <w:lvl w:ilvl="8" w:tentative="1">
-      <w:start w:val="1"/>
-      <w:numFmt w:val="bullet"/>
-      <w:lvlText w:val=""/>
-      <w:lvlJc w:val="left"/>
-      <w:pPr>
-        <w:tabs>
-          <w:tab w:val="num" w:pos="6480"/>
-        </w:tabs>
-        <w:ind w:left="6480" w:hanging="360"/>
-      </w:pPr>
-      <w:rPr>
-        <w:rFonts w:ascii="Wingdings" w:hAnsi="Wingdings" w:hint="default"/>
-        <w:sz w:val="20"/>
-      </w:rPr>
-    </w:lvl>
-  </w:abstractNum>
-  <w:abstractNum w:abstractNumId="37" w15:restartNumberingAfterBreak="0">
+  <w:abstractNum w:abstractNumId="32" w15:restartNumberingAfterBreak="0">
     <w:nsid w:val="1DE22582"/>
     <w:multiLevelType w:val="multilevel"/>
     <w:tmpl w:val="E59ACD4A"/>
@@ -24052,7 +23510,7 @@
       </w:rPr>
     </w:lvl>
   </w:abstractNum>
-  <w:abstractNum w:abstractNumId="38" w15:restartNumberingAfterBreak="0">
+  <w:abstractNum w:abstractNumId="33" w15:restartNumberingAfterBreak="0">
     <w:nsid w:val="1DEF0AB9"/>
     <w:multiLevelType w:val="multilevel"/>
     <w:tmpl w:val="1CF2F526"/>
@@ -24201,7 +23659,7 @@
       </w:rPr>
     </w:lvl>
   </w:abstractNum>
-  <w:abstractNum w:abstractNumId="39" w15:restartNumberingAfterBreak="0">
+  <w:abstractNum w:abstractNumId="34" w15:restartNumberingAfterBreak="0">
     <w:nsid w:val="1ECA6CE3"/>
     <w:multiLevelType w:val="multilevel"/>
     <w:tmpl w:val="42B46E60"/>
@@ -24350,7 +23808,7 @@
       </w:rPr>
     </w:lvl>
   </w:abstractNum>
-  <w:abstractNum w:abstractNumId="40" w15:restartNumberingAfterBreak="0">
+  <w:abstractNum w:abstractNumId="35" w15:restartNumberingAfterBreak="0">
     <w:nsid w:val="1F8D1B11"/>
     <w:multiLevelType w:val="hybridMultilevel"/>
     <w:tmpl w:val="36F229B2"/>
@@ -24463,7 +23921,7 @@
       </w:rPr>
     </w:lvl>
   </w:abstractNum>
-  <w:abstractNum w:abstractNumId="41" w15:restartNumberingAfterBreak="0">
+  <w:abstractNum w:abstractNumId="36" w15:restartNumberingAfterBreak="0">
     <w:nsid w:val="20732071"/>
     <w:multiLevelType w:val="multilevel"/>
     <w:tmpl w:val="A664D5A4"/>
@@ -24612,120 +24070,7 @@
       </w:rPr>
     </w:lvl>
   </w:abstractNum>
-  <w:abstractNum w:abstractNumId="42" w15:restartNumberingAfterBreak="0">
-    <w:nsid w:val="213B137C"/>
-    <w:multiLevelType w:val="hybridMultilevel"/>
-    <w:tmpl w:val="3DD0E9AE"/>
-    <w:lvl w:ilvl="0" w:tplc="04090001">
-      <w:start w:val="1"/>
-      <w:numFmt w:val="bullet"/>
-      <w:lvlText w:val=""/>
-      <w:lvlJc w:val="left"/>
-      <w:pPr>
-        <w:ind w:left="720" w:hanging="360"/>
-      </w:pPr>
-      <w:rPr>
-        <w:rFonts w:ascii="Symbol" w:hAnsi="Symbol" w:hint="default"/>
-      </w:rPr>
-    </w:lvl>
-    <w:lvl w:ilvl="1" w:tplc="04090003" w:tentative="1">
-      <w:start w:val="1"/>
-      <w:numFmt w:val="bullet"/>
-      <w:lvlText w:val="o"/>
-      <w:lvlJc w:val="left"/>
-      <w:pPr>
-        <w:ind w:left="1440" w:hanging="360"/>
-      </w:pPr>
-      <w:rPr>
-        <w:rFonts w:ascii="Courier New" w:hAnsi="Courier New" w:cs="Courier New" w:hint="default"/>
-      </w:rPr>
-    </w:lvl>
-    <w:lvl w:ilvl="2" w:tplc="04090005" w:tentative="1">
-      <w:start w:val="1"/>
-      <w:numFmt w:val="bullet"/>
-      <w:lvlText w:val=""/>
-      <w:lvlJc w:val="left"/>
-      <w:pPr>
-        <w:ind w:left="2160" w:hanging="360"/>
-      </w:pPr>
-      <w:rPr>
-        <w:rFonts w:ascii="Wingdings" w:hAnsi="Wingdings" w:hint="default"/>
-      </w:rPr>
-    </w:lvl>
-    <w:lvl w:ilvl="3" w:tplc="04090001" w:tentative="1">
-      <w:start w:val="1"/>
-      <w:numFmt w:val="bullet"/>
-      <w:lvlText w:val=""/>
-      <w:lvlJc w:val="left"/>
-      <w:pPr>
-        <w:ind w:left="2880" w:hanging="360"/>
-      </w:pPr>
-      <w:rPr>
-        <w:rFonts w:ascii="Symbol" w:hAnsi="Symbol" w:hint="default"/>
-      </w:rPr>
-    </w:lvl>
-    <w:lvl w:ilvl="4" w:tplc="04090003" w:tentative="1">
-      <w:start w:val="1"/>
-      <w:numFmt w:val="bullet"/>
-      <w:lvlText w:val="o"/>
-      <w:lvlJc w:val="left"/>
-      <w:pPr>
-        <w:ind w:left="3600" w:hanging="360"/>
-      </w:pPr>
-      <w:rPr>
-        <w:rFonts w:ascii="Courier New" w:hAnsi="Courier New" w:cs="Courier New" w:hint="default"/>
-      </w:rPr>
-    </w:lvl>
-    <w:lvl w:ilvl="5" w:tplc="04090005" w:tentative="1">
-      <w:start w:val="1"/>
-      <w:numFmt w:val="bullet"/>
-      <w:lvlText w:val=""/>
-      <w:lvlJc w:val="left"/>
-      <w:pPr>
-        <w:ind w:left="4320" w:hanging="360"/>
-      </w:pPr>
-      <w:rPr>
-        <w:rFonts w:ascii="Wingdings" w:hAnsi="Wingdings" w:hint="default"/>
-      </w:rPr>
-    </w:lvl>
-    <w:lvl w:ilvl="6" w:tplc="04090001" w:tentative="1">
-      <w:start w:val="1"/>
-      <w:numFmt w:val="bullet"/>
-      <w:lvlText w:val=""/>
-      <w:lvlJc w:val="left"/>
-      <w:pPr>
-        <w:ind w:left="5040" w:hanging="360"/>
-      </w:pPr>
-      <w:rPr>
-        <w:rFonts w:ascii="Symbol" w:hAnsi="Symbol" w:hint="default"/>
-      </w:rPr>
-    </w:lvl>
-    <w:lvl w:ilvl="7" w:tplc="04090003" w:tentative="1">
-      <w:start w:val="1"/>
-      <w:numFmt w:val="bullet"/>
-      <w:lvlText w:val="o"/>
-      <w:lvlJc w:val="left"/>
-      <w:pPr>
-        <w:ind w:left="5760" w:hanging="360"/>
-      </w:pPr>
-      <w:rPr>
-        <w:rFonts w:ascii="Courier New" w:hAnsi="Courier New" w:cs="Courier New" w:hint="default"/>
-      </w:rPr>
-    </w:lvl>
-    <w:lvl w:ilvl="8" w:tplc="04090005" w:tentative="1">
-      <w:start w:val="1"/>
-      <w:numFmt w:val="bullet"/>
-      <w:lvlText w:val=""/>
-      <w:lvlJc w:val="left"/>
-      <w:pPr>
-        <w:ind w:left="6480" w:hanging="360"/>
-      </w:pPr>
-      <w:rPr>
-        <w:rFonts w:ascii="Wingdings" w:hAnsi="Wingdings" w:hint="default"/>
-      </w:rPr>
-    </w:lvl>
-  </w:abstractNum>
-  <w:abstractNum w:abstractNumId="43" w15:restartNumberingAfterBreak="0">
+  <w:abstractNum w:abstractNumId="37" w15:restartNumberingAfterBreak="0">
     <w:nsid w:val="24131328"/>
     <w:multiLevelType w:val="multilevel"/>
     <w:tmpl w:val="3EB62E3C"/>
@@ -24874,7 +24219,7 @@
       </w:rPr>
     </w:lvl>
   </w:abstractNum>
-  <w:abstractNum w:abstractNumId="44" w15:restartNumberingAfterBreak="0">
+  <w:abstractNum w:abstractNumId="38" w15:restartNumberingAfterBreak="0">
     <w:nsid w:val="24726BB0"/>
     <w:multiLevelType w:val="multilevel"/>
     <w:tmpl w:val="290298A2"/>
@@ -25023,7 +24368,7 @@
       </w:rPr>
     </w:lvl>
   </w:abstractNum>
-  <w:abstractNum w:abstractNumId="45" w15:restartNumberingAfterBreak="0">
+  <w:abstractNum w:abstractNumId="39" w15:restartNumberingAfterBreak="0">
     <w:nsid w:val="255029EC"/>
     <w:multiLevelType w:val="multilevel"/>
     <w:tmpl w:val="EB60805A"/>
@@ -25172,7 +24517,7 @@
       </w:rPr>
     </w:lvl>
   </w:abstractNum>
-  <w:abstractNum w:abstractNumId="46" w15:restartNumberingAfterBreak="0">
+  <w:abstractNum w:abstractNumId="40" w15:restartNumberingAfterBreak="0">
     <w:nsid w:val="25515437"/>
     <w:multiLevelType w:val="multilevel"/>
     <w:tmpl w:val="F416B1D4"/>
@@ -25321,7 +24666,7 @@
       </w:rPr>
     </w:lvl>
   </w:abstractNum>
-  <w:abstractNum w:abstractNumId="47" w15:restartNumberingAfterBreak="0">
+  <w:abstractNum w:abstractNumId="41" w15:restartNumberingAfterBreak="0">
     <w:nsid w:val="263A27F7"/>
     <w:multiLevelType w:val="multilevel"/>
     <w:tmpl w:val="D9EE3A16"/>
@@ -25470,7 +24815,7 @@
       </w:rPr>
     </w:lvl>
   </w:abstractNum>
-  <w:abstractNum w:abstractNumId="48" w15:restartNumberingAfterBreak="0">
+  <w:abstractNum w:abstractNumId="42" w15:restartNumberingAfterBreak="0">
     <w:nsid w:val="266E01BD"/>
     <w:multiLevelType w:val="hybridMultilevel"/>
     <w:tmpl w:val="E8F46C30"/>
@@ -25583,7 +24928,7 @@
       </w:rPr>
     </w:lvl>
   </w:abstractNum>
-  <w:abstractNum w:abstractNumId="49" w15:restartNumberingAfterBreak="0">
+  <w:abstractNum w:abstractNumId="43" w15:restartNumberingAfterBreak="0">
     <w:nsid w:val="26AC45E2"/>
     <w:multiLevelType w:val="multilevel"/>
     <w:tmpl w:val="865CE746"/>
@@ -25732,7 +25077,7 @@
       </w:rPr>
     </w:lvl>
   </w:abstractNum>
-  <w:abstractNum w:abstractNumId="50" w15:restartNumberingAfterBreak="0">
+  <w:abstractNum w:abstractNumId="44" w15:restartNumberingAfterBreak="0">
     <w:nsid w:val="288D6092"/>
     <w:multiLevelType w:val="multilevel"/>
     <w:tmpl w:val="F5F2C6D4"/>
@@ -25881,7 +25226,7 @@
       </w:rPr>
     </w:lvl>
   </w:abstractNum>
-  <w:abstractNum w:abstractNumId="51" w15:restartNumberingAfterBreak="0">
+  <w:abstractNum w:abstractNumId="45" w15:restartNumberingAfterBreak="0">
     <w:nsid w:val="28AF68D9"/>
     <w:multiLevelType w:val="multilevel"/>
     <w:tmpl w:val="1DBC2298"/>
@@ -26030,7 +25375,7 @@
       </w:rPr>
     </w:lvl>
   </w:abstractNum>
-  <w:abstractNum w:abstractNumId="52" w15:restartNumberingAfterBreak="0">
+  <w:abstractNum w:abstractNumId="46" w15:restartNumberingAfterBreak="0">
     <w:nsid w:val="294F672D"/>
     <w:multiLevelType w:val="multilevel"/>
     <w:tmpl w:val="FE4EB54C"/>
@@ -26179,120 +25524,7 @@
       </w:rPr>
     </w:lvl>
   </w:abstractNum>
-  <w:abstractNum w:abstractNumId="53" w15:restartNumberingAfterBreak="0">
-    <w:nsid w:val="2A04117A"/>
-    <w:multiLevelType w:val="hybridMultilevel"/>
-    <w:tmpl w:val="58A4DD1E"/>
-    <w:lvl w:ilvl="0" w:tplc="04090001">
-      <w:start w:val="1"/>
-      <w:numFmt w:val="bullet"/>
-      <w:lvlText w:val=""/>
-      <w:lvlJc w:val="left"/>
-      <w:pPr>
-        <w:ind w:left="720" w:hanging="360"/>
-      </w:pPr>
-      <w:rPr>
-        <w:rFonts w:ascii="Symbol" w:hAnsi="Symbol" w:hint="default"/>
-      </w:rPr>
-    </w:lvl>
-    <w:lvl w:ilvl="1" w:tplc="04090003" w:tentative="1">
-      <w:start w:val="1"/>
-      <w:numFmt w:val="bullet"/>
-      <w:lvlText w:val="o"/>
-      <w:lvlJc w:val="left"/>
-      <w:pPr>
-        <w:ind w:left="1440" w:hanging="360"/>
-      </w:pPr>
-      <w:rPr>
-        <w:rFonts w:ascii="Courier New" w:hAnsi="Courier New" w:cs="Courier New" w:hint="default"/>
-      </w:rPr>
-    </w:lvl>
-    <w:lvl w:ilvl="2" w:tplc="04090005" w:tentative="1">
-      <w:start w:val="1"/>
-      <w:numFmt w:val="bullet"/>
-      <w:lvlText w:val=""/>
-      <w:lvlJc w:val="left"/>
-      <w:pPr>
-        <w:ind w:left="2160" w:hanging="360"/>
-      </w:pPr>
-      <w:rPr>
-        <w:rFonts w:ascii="Wingdings" w:hAnsi="Wingdings" w:hint="default"/>
-      </w:rPr>
-    </w:lvl>
-    <w:lvl w:ilvl="3" w:tplc="04090001" w:tentative="1">
-      <w:start w:val="1"/>
-      <w:numFmt w:val="bullet"/>
-      <w:lvlText w:val=""/>
-      <w:lvlJc w:val="left"/>
-      <w:pPr>
-        <w:ind w:left="2880" w:hanging="360"/>
-      </w:pPr>
-      <w:rPr>
-        <w:rFonts w:ascii="Symbol" w:hAnsi="Symbol" w:hint="default"/>
-      </w:rPr>
-    </w:lvl>
-    <w:lvl w:ilvl="4" w:tplc="04090003" w:tentative="1">
-      <w:start w:val="1"/>
-      <w:numFmt w:val="bullet"/>
-      <w:lvlText w:val="o"/>
-      <w:lvlJc w:val="left"/>
-      <w:pPr>
-        <w:ind w:left="3600" w:hanging="360"/>
-      </w:pPr>
-      <w:rPr>
-        <w:rFonts w:ascii="Courier New" w:hAnsi="Courier New" w:cs="Courier New" w:hint="default"/>
-      </w:rPr>
-    </w:lvl>
-    <w:lvl w:ilvl="5" w:tplc="04090005" w:tentative="1">
-      <w:start w:val="1"/>
-      <w:numFmt w:val="bullet"/>
-      <w:lvlText w:val=""/>
-      <w:lvlJc w:val="left"/>
-      <w:pPr>
-        <w:ind w:left="4320" w:hanging="360"/>
-      </w:pPr>
-      <w:rPr>
-        <w:rFonts w:ascii="Wingdings" w:hAnsi="Wingdings" w:hint="default"/>
-      </w:rPr>
-    </w:lvl>
-    <w:lvl w:ilvl="6" w:tplc="04090001" w:tentative="1">
-      <w:start w:val="1"/>
-      <w:numFmt w:val="bullet"/>
-      <w:lvlText w:val=""/>
-      <w:lvlJc w:val="left"/>
-      <w:pPr>
-        <w:ind w:left="5040" w:hanging="360"/>
-      </w:pPr>
-      <w:rPr>
-        <w:rFonts w:ascii="Symbol" w:hAnsi="Symbol" w:hint="default"/>
-      </w:rPr>
-    </w:lvl>
-    <w:lvl w:ilvl="7" w:tplc="04090003" w:tentative="1">
-      <w:start w:val="1"/>
-      <w:numFmt w:val="bullet"/>
-      <w:lvlText w:val="o"/>
-      <w:lvlJc w:val="left"/>
-      <w:pPr>
-        <w:ind w:left="5760" w:hanging="360"/>
-      </w:pPr>
-      <w:rPr>
-        <w:rFonts w:ascii="Courier New" w:hAnsi="Courier New" w:cs="Courier New" w:hint="default"/>
-      </w:rPr>
-    </w:lvl>
-    <w:lvl w:ilvl="8" w:tplc="04090005" w:tentative="1">
-      <w:start w:val="1"/>
-      <w:numFmt w:val="bullet"/>
-      <w:lvlText w:val=""/>
-      <w:lvlJc w:val="left"/>
-      <w:pPr>
-        <w:ind w:left="6480" w:hanging="360"/>
-      </w:pPr>
-      <w:rPr>
-        <w:rFonts w:ascii="Wingdings" w:hAnsi="Wingdings" w:hint="default"/>
-      </w:rPr>
-    </w:lvl>
-  </w:abstractNum>
-  <w:abstractNum w:abstractNumId="54" w15:restartNumberingAfterBreak="0">
+  <w:abstractNum w:abstractNumId="47" w15:restartNumberingAfterBreak="0">
     <w:nsid w:val="2A7219A1"/>
     <w:multiLevelType w:val="hybridMultilevel"/>
     <w:tmpl w:val="2708D780"/>
@@ -26405,7 +25637,7 @@
       </w:rPr>
     </w:lvl>
   </w:abstractNum>
-  <w:abstractNum w:abstractNumId="55" w15:restartNumberingAfterBreak="0">
+  <w:abstractNum w:abstractNumId="48" w15:restartNumberingAfterBreak="0">
     <w:nsid w:val="2B504781"/>
     <w:multiLevelType w:val="multilevel"/>
     <w:tmpl w:val="E59ACD4A"/>
@@ -26554,7 +25786,7 @@
       </w:rPr>
     </w:lvl>
   </w:abstractNum>
-  <w:abstractNum w:abstractNumId="56" w15:restartNumberingAfterBreak="0">
+  <w:abstractNum w:abstractNumId="49" w15:restartNumberingAfterBreak="0">
     <w:nsid w:val="2D6066E5"/>
     <w:multiLevelType w:val="hybridMultilevel"/>
     <w:tmpl w:val="3F7E4BEE"/>
@@ -26667,7 +25899,7 @@
       </w:rPr>
     </w:lvl>
   </w:abstractNum>
-  <w:abstractNum w:abstractNumId="57" w15:restartNumberingAfterBreak="0">
+  <w:abstractNum w:abstractNumId="50" w15:restartNumberingAfterBreak="0">
     <w:nsid w:val="2D84547E"/>
     <w:multiLevelType w:val="hybridMultilevel"/>
     <w:tmpl w:val="04404AE4"/>
@@ -26780,7 +26012,7 @@
       </w:rPr>
     </w:lvl>
   </w:abstractNum>
-  <w:abstractNum w:abstractNumId="58" w15:restartNumberingAfterBreak="0">
+  <w:abstractNum w:abstractNumId="51" w15:restartNumberingAfterBreak="0">
     <w:nsid w:val="2DDB5644"/>
     <w:multiLevelType w:val="multilevel"/>
     <w:tmpl w:val="E59ACD4A"/>
@@ -26929,7 +26161,7 @@
       </w:rPr>
     </w:lvl>
   </w:abstractNum>
-  <w:abstractNum w:abstractNumId="59" w15:restartNumberingAfterBreak="0">
+  <w:abstractNum w:abstractNumId="52" w15:restartNumberingAfterBreak="0">
     <w:nsid w:val="2E437B66"/>
     <w:multiLevelType w:val="multilevel"/>
     <w:tmpl w:val="933E292E"/>
@@ -27078,120 +26310,7 @@
       </w:rPr>
     </w:lvl>
   </w:abstractNum>
-  <w:abstractNum w:abstractNumId="60" w15:restartNumberingAfterBreak="0">
-    <w:nsid w:val="30520254"/>
-    <w:multiLevelType w:val="hybridMultilevel"/>
-    <w:tmpl w:val="20828A9C"/>
-    <w:lvl w:ilvl="0" w:tplc="04090001">
-      <w:start w:val="1"/>
-      <w:numFmt w:val="bullet"/>
-      <w:lvlText w:val=""/>
-      <w:lvlJc w:val="left"/>
-      <w:pPr>
-        <w:ind w:left="720" w:hanging="360"/>
-      </w:pPr>
-      <w:rPr>
-        <w:rFonts w:ascii="Symbol" w:hAnsi="Symbol" w:hint="default"/>
-      </w:rPr>
-    </w:lvl>
-    <w:lvl w:ilvl="1" w:tplc="04090003" w:tentative="1">
-      <w:start w:val="1"/>
-      <w:numFmt w:val="bullet"/>
-      <w:lvlText w:val="o"/>
-      <w:lvlJc w:val="left"/>
-      <w:pPr>
-        <w:ind w:left="1440" w:hanging="360"/>
-      </w:pPr>
-      <w:rPr>
-        <w:rFonts w:ascii="Courier New" w:hAnsi="Courier New" w:cs="Courier New" w:hint="default"/>
-      </w:rPr>
-    </w:lvl>
-    <w:lvl w:ilvl="2" w:tplc="04090005" w:tentative="1">
-      <w:start w:val="1"/>
-      <w:numFmt w:val="bullet"/>
-      <w:lvlText w:val=""/>
-      <w:lvlJc w:val="left"/>
-      <w:pPr>
-        <w:ind w:left="2160" w:hanging="360"/>
-      </w:pPr>
-      <w:rPr>
-        <w:rFonts w:ascii="Wingdings" w:hAnsi="Wingdings" w:hint="default"/>
-      </w:rPr>
-    </w:lvl>
-    <w:lvl w:ilvl="3" w:tplc="04090001" w:tentative="1">
-      <w:start w:val="1"/>
-      <w:numFmt w:val="bullet"/>
-      <w:lvlText w:val=""/>
-      <w:lvlJc w:val="left"/>
-      <w:pPr>
-        <w:ind w:left="2880" w:hanging="360"/>
-      </w:pPr>
-      <w:rPr>
-        <w:rFonts w:ascii="Symbol" w:hAnsi="Symbol" w:hint="default"/>
-      </w:rPr>
-    </w:lvl>
-    <w:lvl w:ilvl="4" w:tplc="04090003" w:tentative="1">
-      <w:start w:val="1"/>
-      <w:numFmt w:val="bullet"/>
-      <w:lvlText w:val="o"/>
-      <w:lvlJc w:val="left"/>
-      <w:pPr>
-        <w:ind w:left="3600" w:hanging="360"/>
-      </w:pPr>
-      <w:rPr>
-        <w:rFonts w:ascii="Courier New" w:hAnsi="Courier New" w:cs="Courier New" w:hint="default"/>
-      </w:rPr>
-    </w:lvl>
-    <w:lvl w:ilvl="5" w:tplc="04090005" w:tentative="1">
-      <w:start w:val="1"/>
-      <w:numFmt w:val="bullet"/>
-      <w:lvlText w:val=""/>
-      <w:lvlJc w:val="left"/>
-      <w:pPr>
-        <w:ind w:left="4320" w:hanging="360"/>
-      </w:pPr>
-      <w:rPr>
-        <w:rFonts w:ascii="Wingdings" w:hAnsi="Wingdings" w:hint="default"/>
-      </w:rPr>
-    </w:lvl>
-    <w:lvl w:ilvl="6" w:tplc="04090001" w:tentative="1">
-      <w:start w:val="1"/>
-      <w:numFmt w:val="bullet"/>
-      <w:lvlText w:val=""/>
-      <w:lvlJc w:val="left"/>
-      <w:pPr>
-        <w:ind w:left="5040" w:hanging="360"/>
-      </w:pPr>
-      <w:rPr>
-        <w:rFonts w:ascii="Symbol" w:hAnsi="Symbol" w:hint="default"/>
-      </w:rPr>
-    </w:lvl>
-    <w:lvl w:ilvl="7" w:tplc="04090003" w:tentative="1">
-      <w:start w:val="1"/>
-      <w:numFmt w:val="bullet"/>
-      <w:lvlText w:val="o"/>
-      <w:lvlJc w:val="left"/>
-      <w:pPr>
-        <w:ind w:left="5760" w:hanging="360"/>
-      </w:pPr>
-      <w:rPr>
-        <w:rFonts w:ascii="Courier New" w:hAnsi="Courier New" w:cs="Courier New" w:hint="default"/>
-      </w:rPr>
-    </w:lvl>
-    <w:lvl w:ilvl="8" w:tplc="04090005" w:tentative="1">
-      <w:start w:val="1"/>
-      <w:numFmt w:val="bullet"/>
-      <w:lvlText w:val=""/>
-      <w:lvlJc w:val="left"/>
-      <w:pPr>
-        <w:ind w:left="6480" w:hanging="360"/>
-      </w:pPr>
-      <w:rPr>
-        <w:rFonts w:ascii="Wingdings" w:hAnsi="Wingdings" w:hint="default"/>
-      </w:rPr>
-    </w:lvl>
-  </w:abstractNum>
-  <w:abstractNum w:abstractNumId="61" w15:restartNumberingAfterBreak="0">
+  <w:abstractNum w:abstractNumId="53" w15:restartNumberingAfterBreak="0">
     <w:nsid w:val="307D77BF"/>
     <w:multiLevelType w:val="multilevel"/>
     <w:tmpl w:val="6E4A7E56"/>
@@ -27340,7 +26459,7 @@
       </w:rPr>
     </w:lvl>
   </w:abstractNum>
-  <w:abstractNum w:abstractNumId="62" w15:restartNumberingAfterBreak="0">
+  <w:abstractNum w:abstractNumId="54" w15:restartNumberingAfterBreak="0">
     <w:nsid w:val="30863A82"/>
     <w:multiLevelType w:val="multilevel"/>
     <w:tmpl w:val="7A7664C8"/>
@@ -27489,7 +26608,7 @@
       </w:rPr>
     </w:lvl>
   </w:abstractNum>
-  <w:abstractNum w:abstractNumId="63" w15:restartNumberingAfterBreak="0">
+  <w:abstractNum w:abstractNumId="55" w15:restartNumberingAfterBreak="0">
     <w:nsid w:val="30C41755"/>
     <w:multiLevelType w:val="multilevel"/>
     <w:tmpl w:val="812C0BF0"/>
@@ -27638,233 +26757,7 @@
       </w:rPr>
     </w:lvl>
   </w:abstractNum>
-  <w:abstractNum w:abstractNumId="64" w15:restartNumberingAfterBreak="0">
-    <w:nsid w:val="319A147D"/>
-    <w:multiLevelType w:val="hybridMultilevel"/>
-    <w:tmpl w:val="4FFC03FC"/>
-    <w:lvl w:ilvl="0" w:tplc="04090001">
-      <w:start w:val="1"/>
-      <w:numFmt w:val="bullet"/>
-      <w:lvlText w:val=""/>
-      <w:lvlJc w:val="left"/>
-      <w:pPr>
-        <w:ind w:left="720" w:hanging="360"/>
-      </w:pPr>
-      <w:rPr>
-        <w:rFonts w:ascii="Symbol" w:hAnsi="Symbol" w:hint="default"/>
-      </w:rPr>
-    </w:lvl>
-    <w:lvl w:ilvl="1" w:tplc="04090003" w:tentative="1">
-      <w:start w:val="1"/>
-      <w:numFmt w:val="bullet"/>
-      <w:lvlText w:val="o"/>
-      <w:lvlJc w:val="left"/>
-      <w:pPr>
-        <w:ind w:left="1440" w:hanging="360"/>
-      </w:pPr>
-      <w:rPr>
-        <w:rFonts w:ascii="Courier New" w:hAnsi="Courier New" w:cs="Courier New" w:hint="default"/>
-      </w:rPr>
-    </w:lvl>
-    <w:lvl w:ilvl="2" w:tplc="04090005" w:tentative="1">
-      <w:start w:val="1"/>
-      <w:numFmt w:val="bullet"/>
-      <w:lvlText w:val=""/>
-      <w:lvlJc w:val="left"/>
-      <w:pPr>
-        <w:ind w:left="2160" w:hanging="360"/>
-      </w:pPr>
-      <w:rPr>
-        <w:rFonts w:ascii="Wingdings" w:hAnsi="Wingdings" w:hint="default"/>
-      </w:rPr>
-    </w:lvl>
-    <w:lvl w:ilvl="3" w:tplc="04090001" w:tentative="1">
-      <w:start w:val="1"/>
-      <w:numFmt w:val="bullet"/>
-      <w:lvlText w:val=""/>
-      <w:lvlJc w:val="left"/>
-      <w:pPr>
-        <w:ind w:left="2880" w:hanging="360"/>
-      </w:pPr>
-      <w:rPr>
-        <w:rFonts w:ascii="Symbol" w:hAnsi="Symbol" w:hint="default"/>
-      </w:rPr>
-    </w:lvl>
-    <w:lvl w:ilvl="4" w:tplc="04090003" w:tentative="1">
-      <w:start w:val="1"/>
-      <w:numFmt w:val="bullet"/>
-      <w:lvlText w:val="o"/>
-      <w:lvlJc w:val="left"/>
-      <w:pPr>
-        <w:ind w:left="3600" w:hanging="360"/>
-      </w:pPr>
-      <w:rPr>
-        <w:rFonts w:ascii="Courier New" w:hAnsi="Courier New" w:cs="Courier New" w:hint="default"/>
-      </w:rPr>
-    </w:lvl>
-    <w:lvl w:ilvl="5" w:tplc="04090005" w:tentative="1">
-      <w:start w:val="1"/>
-      <w:numFmt w:val="bullet"/>
-      <w:lvlText w:val=""/>
-      <w:lvlJc w:val="left"/>
-      <w:pPr>
-        <w:ind w:left="4320" w:hanging="360"/>
-      </w:pPr>
-      <w:rPr>
-        <w:rFonts w:ascii="Wingdings" w:hAnsi="Wingdings" w:hint="default"/>
-      </w:rPr>
-    </w:lvl>
-    <w:lvl w:ilvl="6" w:tplc="04090001" w:tentative="1">
-      <w:start w:val="1"/>
-      <w:numFmt w:val="bullet"/>
-      <w:lvlText w:val=""/>
-      <w:lvlJc w:val="left"/>
-      <w:pPr>
-        <w:ind w:left="5040" w:hanging="360"/>
-      </w:pPr>
-      <w:rPr>
-        <w:rFonts w:ascii="Symbol" w:hAnsi="Symbol" w:hint="default"/>
-      </w:rPr>
-    </w:lvl>
-    <w:lvl w:ilvl="7" w:tplc="04090003" w:tentative="1">
-      <w:start w:val="1"/>
-      <w:numFmt w:val="bullet"/>
-      <w:lvlText w:val="o"/>
-      <w:lvlJc w:val="left"/>
-      <w:pPr>
-        <w:ind w:left="5760" w:hanging="360"/>
-      </w:pPr>
-      <w:rPr>
-        <w:rFonts w:ascii="Courier New" w:hAnsi="Courier New" w:cs="Courier New" w:hint="default"/>
-      </w:rPr>
-    </w:lvl>
-    <w:lvl w:ilvl="8" w:tplc="04090005" w:tentative="1">
-      <w:start w:val="1"/>
-      <w:numFmt w:val="bullet"/>
-      <w:lvlText w:val=""/>
-      <w:lvlJc w:val="left"/>
-      <w:pPr>
-        <w:ind w:left="6480" w:hanging="360"/>
-      </w:pPr>
-      <w:rPr>
-        <w:rFonts w:ascii="Wingdings" w:hAnsi="Wingdings" w:hint="default"/>
-      </w:rPr>
-    </w:lvl>
-  </w:abstractNum>
-  <w:abstractNum w:abstractNumId="65" w15:restartNumberingAfterBreak="0">
-    <w:nsid w:val="31B76C7C"/>
-    <w:multiLevelType w:val="hybridMultilevel"/>
-    <w:tmpl w:val="533CBDFC"/>
-    <w:lvl w:ilvl="0" w:tplc="04090001">
-      <w:start w:val="1"/>
-      <w:numFmt w:val="bullet"/>
-      <w:lvlText w:val=""/>
-      <w:lvlJc w:val="left"/>
-      <w:pPr>
-        <w:ind w:left="720" w:hanging="360"/>
-      </w:pPr>
-      <w:rPr>
-        <w:rFonts w:ascii="Symbol" w:hAnsi="Symbol" w:hint="default"/>
-      </w:rPr>
-    </w:lvl>
-    <w:lvl w:ilvl="1" w:tplc="04090003" w:tentative="1">
-      <w:start w:val="1"/>
-      <w:numFmt w:val="bullet"/>
-      <w:lvlText w:val="o"/>
-      <w:lvlJc w:val="left"/>
-      <w:pPr>
-        <w:ind w:left="1440" w:hanging="360"/>
-      </w:pPr>
-      <w:rPr>
-        <w:rFonts w:ascii="Courier New" w:hAnsi="Courier New" w:cs="Courier New" w:hint="default"/>
-      </w:rPr>
-    </w:lvl>
-    <w:lvl w:ilvl="2" w:tplc="04090005" w:tentative="1">
-      <w:start w:val="1"/>
-      <w:numFmt w:val="bullet"/>
-      <w:lvlText w:val=""/>
-      <w:lvlJc w:val="left"/>
-      <w:pPr>
-        <w:ind w:left="2160" w:hanging="360"/>
-      </w:pPr>
-      <w:rPr>
-        <w:rFonts w:ascii="Wingdings" w:hAnsi="Wingdings" w:hint="default"/>
-      </w:rPr>
-    </w:lvl>
-    <w:lvl w:ilvl="3" w:tplc="04090001" w:tentative="1">
-      <w:start w:val="1"/>
-      <w:numFmt w:val="bullet"/>
-      <w:lvlText w:val=""/>
-      <w:lvlJc w:val="left"/>
-      <w:pPr>
-        <w:ind w:left="2880" w:hanging="360"/>
-      </w:pPr>
-      <w:rPr>
-        <w:rFonts w:ascii="Symbol" w:hAnsi="Symbol" w:hint="default"/>
-      </w:rPr>
-    </w:lvl>
-    <w:lvl w:ilvl="4" w:tplc="04090003" w:tentative="1">
-      <w:start w:val="1"/>
-      <w:numFmt w:val="bullet"/>
-      <w:lvlText w:val="o"/>
-      <w:lvlJc w:val="left"/>
-      <w:pPr>
-        <w:ind w:left="3600" w:hanging="360"/>
-      </w:pPr>
-      <w:rPr>
-        <w:rFonts w:ascii="Courier New" w:hAnsi="Courier New" w:cs="Courier New" w:hint="default"/>
-      </w:rPr>
-    </w:lvl>
-    <w:lvl w:ilvl="5" w:tplc="04090005" w:tentative="1">
-      <w:start w:val="1"/>
-      <w:numFmt w:val="bullet"/>
-      <w:lvlText w:val=""/>
-      <w:lvlJc w:val="left"/>
-      <w:pPr>
-        <w:ind w:left="4320" w:hanging="360"/>
-      </w:pPr>
-      <w:rPr>
-        <w:rFonts w:ascii="Wingdings" w:hAnsi="Wingdings" w:hint="default"/>
-      </w:rPr>
-    </w:lvl>
-    <w:lvl w:ilvl="6" w:tplc="04090001" w:tentative="1">
-      <w:start w:val="1"/>
-      <w:numFmt w:val="bullet"/>
-      <w:lvlText w:val=""/>
-      <w:lvlJc w:val="left"/>
-      <w:pPr>
-        <w:ind w:left="5040" w:hanging="360"/>
-      </w:pPr>
-      <w:rPr>
-        <w:rFonts w:ascii="Symbol" w:hAnsi="Symbol" w:hint="default"/>
-      </w:rPr>
-    </w:lvl>
-    <w:lvl w:ilvl="7" w:tplc="04090003" w:tentative="1">
-      <w:start w:val="1"/>
-      <w:numFmt w:val="bullet"/>
-      <w:lvlText w:val="o"/>
-      <w:lvlJc w:val="left"/>
-      <w:pPr>
-        <w:ind w:left="5760" w:hanging="360"/>
-      </w:pPr>
-      <w:rPr>
-        <w:rFonts w:ascii="Courier New" w:hAnsi="Courier New" w:cs="Courier New" w:hint="default"/>
-      </w:rPr>
-    </w:lvl>
-    <w:lvl w:ilvl="8" w:tplc="04090005" w:tentative="1">
-      <w:start w:val="1"/>
-      <w:numFmt w:val="bullet"/>
-      <w:lvlText w:val=""/>
-      <w:lvlJc w:val="left"/>
-      <w:pPr>
-        <w:ind w:left="6480" w:hanging="360"/>
-      </w:pPr>
-      <w:rPr>
-        <w:rFonts w:ascii="Wingdings" w:hAnsi="Wingdings" w:hint="default"/>
-      </w:rPr>
-    </w:lvl>
-  </w:abstractNum>
-  <w:abstractNum w:abstractNumId="66" w15:restartNumberingAfterBreak="0">
+  <w:abstractNum w:abstractNumId="56" w15:restartNumberingAfterBreak="0">
     <w:nsid w:val="329A797C"/>
     <w:multiLevelType w:val="multilevel"/>
     <w:tmpl w:val="DA8EF3C0"/>
@@ -28013,7 +26906,7 @@
       </w:rPr>
     </w:lvl>
   </w:abstractNum>
-  <w:abstractNum w:abstractNumId="67" w15:restartNumberingAfterBreak="0">
+  <w:abstractNum w:abstractNumId="57" w15:restartNumberingAfterBreak="0">
     <w:nsid w:val="33FB5ACC"/>
     <w:multiLevelType w:val="multilevel"/>
     <w:tmpl w:val="1770922E"/>
@@ -28162,7 +27055,7 @@
       </w:rPr>
     </w:lvl>
   </w:abstractNum>
-  <w:abstractNum w:abstractNumId="68" w15:restartNumberingAfterBreak="0">
+  <w:abstractNum w:abstractNumId="58" w15:restartNumberingAfterBreak="0">
     <w:nsid w:val="34B53B68"/>
     <w:multiLevelType w:val="multilevel"/>
     <w:tmpl w:val="75F4A9D8"/>
@@ -28311,7 +27204,7 @@
       </w:rPr>
     </w:lvl>
   </w:abstractNum>
-  <w:abstractNum w:abstractNumId="69" w15:restartNumberingAfterBreak="0">
+  <w:abstractNum w:abstractNumId="59" w15:restartNumberingAfterBreak="0">
     <w:nsid w:val="35082C2D"/>
     <w:multiLevelType w:val="multilevel"/>
     <w:tmpl w:val="00C280E4"/>
@@ -28460,7 +27353,7 @@
       </w:rPr>
     </w:lvl>
   </w:abstractNum>
-  <w:abstractNum w:abstractNumId="70" w15:restartNumberingAfterBreak="0">
+  <w:abstractNum w:abstractNumId="60" w15:restartNumberingAfterBreak="0">
     <w:nsid w:val="351A58D3"/>
     <w:multiLevelType w:val="multilevel"/>
     <w:tmpl w:val="DDA83992"/>
@@ -28609,119 +27502,7 @@
       </w:rPr>
     </w:lvl>
   </w:abstractNum>
-  <w:abstractNum w:abstractNumId="71" w15:restartNumberingAfterBreak="0">
-    <w:nsid w:val="36CB4E52"/>
-    <w:multiLevelType w:val="hybridMultilevel"/>
-    <w:tmpl w:val="AE4E8698"/>
-    <w:lvl w:ilvl="0" w:tplc="080E6DFA">
-      <w:numFmt w:val="bullet"/>
-      <w:lvlText w:val=""/>
-      <w:lvlJc w:val="left"/>
-      <w:pPr>
-        <w:ind w:left="1080" w:hanging="360"/>
-      </w:pPr>
-      <w:rPr>
-        <w:rFonts w:ascii="Aptos" w:eastAsiaTheme="minorHAnsi" w:hAnsi="Aptos" w:cstheme="minorBidi" w:hint="default"/>
-      </w:rPr>
-    </w:lvl>
-    <w:lvl w:ilvl="1" w:tplc="04090003" w:tentative="1">
-      <w:start w:val="1"/>
-      <w:numFmt w:val="bullet"/>
-      <w:lvlText w:val="o"/>
-      <w:lvlJc w:val="left"/>
-      <w:pPr>
-        <w:ind w:left="1800" w:hanging="360"/>
-      </w:pPr>
-      <w:rPr>
-        <w:rFonts w:ascii="Courier New" w:hAnsi="Courier New" w:cs="Courier New" w:hint="default"/>
-      </w:rPr>
-    </w:lvl>
-    <w:lvl w:ilvl="2" w:tplc="04090005" w:tentative="1">
-      <w:start w:val="1"/>
-      <w:numFmt w:val="bullet"/>
-      <w:lvlText w:val=""/>
-      <w:lvlJc w:val="left"/>
-      <w:pPr>
-        <w:ind w:left="2520" w:hanging="360"/>
-      </w:pPr>
-      <w:rPr>
-        <w:rFonts w:ascii="Wingdings" w:hAnsi="Wingdings" w:hint="default"/>
-      </w:rPr>
-    </w:lvl>
-    <w:lvl w:ilvl="3" w:tplc="04090001" w:tentative="1">
-      <w:start w:val="1"/>
-      <w:numFmt w:val="bullet"/>
-      <w:lvlText w:val=""/>
-      <w:lvlJc w:val="left"/>
-      <w:pPr>
-        <w:ind w:left="3240" w:hanging="360"/>
-      </w:pPr>
-      <w:rPr>
-        <w:rFonts w:ascii="Symbol" w:hAnsi="Symbol" w:hint="default"/>
-      </w:rPr>
-    </w:lvl>
-    <w:lvl w:ilvl="4" w:tplc="04090003" w:tentative="1">
-      <w:start w:val="1"/>
-      <w:numFmt w:val="bullet"/>
-      <w:lvlText w:val="o"/>
-      <w:lvlJc w:val="left"/>
-      <w:pPr>
-        <w:ind w:left="3960" w:hanging="360"/>
-      </w:pPr>
-      <w:rPr>
-        <w:rFonts w:ascii="Courier New" w:hAnsi="Courier New" w:cs="Courier New" w:hint="default"/>
-      </w:rPr>
-    </w:lvl>
-    <w:lvl w:ilvl="5" w:tplc="04090005" w:tentative="1">
-      <w:start w:val="1"/>
-      <w:numFmt w:val="bullet"/>
-      <w:lvlText w:val=""/>
-      <w:lvlJc w:val="left"/>
-      <w:pPr>
-        <w:ind w:left="4680" w:hanging="360"/>
-      </w:pPr>
-      <w:rPr>
-        <w:rFonts w:ascii="Wingdings" w:hAnsi="Wingdings" w:hint="default"/>
-      </w:rPr>
-    </w:lvl>
-    <w:lvl w:ilvl="6" w:tplc="04090001" w:tentative="1">
-      <w:start w:val="1"/>
-      <w:numFmt w:val="bullet"/>
-      <w:lvlText w:val=""/>
-      <w:lvlJc w:val="left"/>
-      <w:pPr>
-        <w:ind w:left="5400" w:hanging="360"/>
-      </w:pPr>
-      <w:rPr>
-        <w:rFonts w:ascii="Symbol" w:hAnsi="Symbol" w:hint="default"/>
-      </w:rPr>
-    </w:lvl>
-    <w:lvl w:ilvl="7" w:tplc="04090003" w:tentative="1">
-      <w:start w:val="1"/>
-      <w:numFmt w:val="bullet"/>
-      <w:lvlText w:val="o"/>
-      <w:lvlJc w:val="left"/>
-      <w:pPr>
-        <w:ind w:left="6120" w:hanging="360"/>
-      </w:pPr>
-      <w:rPr>
-        <w:rFonts w:ascii="Courier New" w:hAnsi="Courier New" w:cs="Courier New" w:hint="default"/>
-      </w:rPr>
-    </w:lvl>
-    <w:lvl w:ilvl="8" w:tplc="04090005" w:tentative="1">
-      <w:start w:val="1"/>
-      <w:numFmt w:val="bullet"/>
-      <w:lvlText w:val=""/>
-      <w:lvlJc w:val="left"/>
-      <w:pPr>
-        <w:ind w:left="6840" w:hanging="360"/>
-      </w:pPr>
-      <w:rPr>
-        <w:rFonts w:ascii="Wingdings" w:hAnsi="Wingdings" w:hint="default"/>
-      </w:rPr>
-    </w:lvl>
-  </w:abstractNum>
-  <w:abstractNum w:abstractNumId="72" w15:restartNumberingAfterBreak="0">
+  <w:abstractNum w:abstractNumId="61" w15:restartNumberingAfterBreak="0">
     <w:nsid w:val="3780706F"/>
     <w:multiLevelType w:val="multilevel"/>
     <w:tmpl w:val="381CDEA8"/>
@@ -28870,120 +27651,7 @@
       </w:rPr>
     </w:lvl>
   </w:abstractNum>
-  <w:abstractNum w:abstractNumId="73" w15:restartNumberingAfterBreak="0">
-    <w:nsid w:val="38387ADC"/>
-    <w:multiLevelType w:val="hybridMultilevel"/>
-    <w:tmpl w:val="599E9DB6"/>
-    <w:lvl w:ilvl="0" w:tplc="04090001">
-      <w:start w:val="1"/>
-      <w:numFmt w:val="bullet"/>
-      <w:lvlText w:val=""/>
-      <w:lvlJc w:val="left"/>
-      <w:pPr>
-        <w:ind w:left="720" w:hanging="360"/>
-      </w:pPr>
-      <w:rPr>
-        <w:rFonts w:ascii="Symbol" w:hAnsi="Symbol" w:hint="default"/>
-      </w:rPr>
-    </w:lvl>
-    <w:lvl w:ilvl="1" w:tplc="04090003" w:tentative="1">
-      <w:start w:val="1"/>
-      <w:numFmt w:val="bullet"/>
-      <w:lvlText w:val="o"/>
-      <w:lvlJc w:val="left"/>
-      <w:pPr>
-        <w:ind w:left="1440" w:hanging="360"/>
-      </w:pPr>
-      <w:rPr>
-        <w:rFonts w:ascii="Courier New" w:hAnsi="Courier New" w:cs="Courier New" w:hint="default"/>
-      </w:rPr>
-    </w:lvl>
-    <w:lvl w:ilvl="2" w:tplc="04090005" w:tentative="1">
-      <w:start w:val="1"/>
-      <w:numFmt w:val="bullet"/>
-      <w:lvlText w:val=""/>
-      <w:lvlJc w:val="left"/>
-      <w:pPr>
-        <w:ind w:left="2160" w:hanging="360"/>
-      </w:pPr>
-      <w:rPr>
-        <w:rFonts w:ascii="Wingdings" w:hAnsi="Wingdings" w:hint="default"/>
-      </w:rPr>
-    </w:lvl>
-    <w:lvl w:ilvl="3" w:tplc="04090001" w:tentative="1">
-      <w:start w:val="1"/>
-      <w:numFmt w:val="bullet"/>
-      <w:lvlText w:val=""/>
-      <w:lvlJc w:val="left"/>
-      <w:pPr>
-        <w:ind w:left="2880" w:hanging="360"/>
-      </w:pPr>
-      <w:rPr>
-        <w:rFonts w:ascii="Symbol" w:hAnsi="Symbol" w:hint="default"/>
-      </w:rPr>
-    </w:lvl>
-    <w:lvl w:ilvl="4" w:tplc="04090003" w:tentative="1">
-      <w:start w:val="1"/>
-      <w:numFmt w:val="bullet"/>
-      <w:lvlText w:val="o"/>
-      <w:lvlJc w:val="left"/>
-      <w:pPr>
-        <w:ind w:left="3600" w:hanging="360"/>
-      </w:pPr>
-      <w:rPr>
-        <w:rFonts w:ascii="Courier New" w:hAnsi="Courier New" w:cs="Courier New" w:hint="default"/>
-      </w:rPr>
-    </w:lvl>
-    <w:lvl w:ilvl="5" w:tplc="04090005" w:tentative="1">
-      <w:start w:val="1"/>
-      <w:numFmt w:val="bullet"/>
-      <w:lvlText w:val=""/>
-      <w:lvlJc w:val="left"/>
-      <w:pPr>
-        <w:ind w:left="4320" w:hanging="360"/>
-      </w:pPr>
-      <w:rPr>
-        <w:rFonts w:ascii="Wingdings" w:hAnsi="Wingdings" w:hint="default"/>
-      </w:rPr>
-    </w:lvl>
-    <w:lvl w:ilvl="6" w:tplc="04090001" w:tentative="1">
-      <w:start w:val="1"/>
-      <w:numFmt w:val="bullet"/>
-      <w:lvlText w:val=""/>
-      <w:lvlJc w:val="left"/>
-      <w:pPr>
-        <w:ind w:left="5040" w:hanging="360"/>
-      </w:pPr>
-      <w:rPr>
-        <w:rFonts w:ascii="Symbol" w:hAnsi="Symbol" w:hint="default"/>
-      </w:rPr>
-    </w:lvl>
-    <w:lvl w:ilvl="7" w:tplc="04090003" w:tentative="1">
-      <w:start w:val="1"/>
-      <w:numFmt w:val="bullet"/>
-      <w:lvlText w:val="o"/>
-      <w:lvlJc w:val="left"/>
-      <w:pPr>
-        <w:ind w:left="5760" w:hanging="360"/>
-      </w:pPr>
-      <w:rPr>
-        <w:rFonts w:ascii="Courier New" w:hAnsi="Courier New" w:cs="Courier New" w:hint="default"/>
-      </w:rPr>
-    </w:lvl>
-    <w:lvl w:ilvl="8" w:tplc="04090005" w:tentative="1">
-      <w:start w:val="1"/>
-      <w:numFmt w:val="bullet"/>
-      <w:lvlText w:val=""/>
-      <w:lvlJc w:val="left"/>
-      <w:pPr>
-        <w:ind w:left="6480" w:hanging="360"/>
-      </w:pPr>
-      <w:rPr>
-        <w:rFonts w:ascii="Wingdings" w:hAnsi="Wingdings" w:hint="default"/>
-      </w:rPr>
-    </w:lvl>
-  </w:abstractNum>
-  <w:abstractNum w:abstractNumId="74" w15:restartNumberingAfterBreak="0">
+  <w:abstractNum w:abstractNumId="62" w15:restartNumberingAfterBreak="0">
     <w:nsid w:val="38F414DA"/>
     <w:multiLevelType w:val="multilevel"/>
     <w:tmpl w:val="2DEAE2BC"/>
@@ -29132,7 +27800,7 @@
       </w:rPr>
     </w:lvl>
   </w:abstractNum>
-  <w:abstractNum w:abstractNumId="75" w15:restartNumberingAfterBreak="0">
+  <w:abstractNum w:abstractNumId="63" w15:restartNumberingAfterBreak="0">
     <w:nsid w:val="392457FE"/>
     <w:multiLevelType w:val="multilevel"/>
     <w:tmpl w:val="DB469F6C"/>
@@ -29281,268 +27949,7 @@
       </w:rPr>
     </w:lvl>
   </w:abstractNum>
-  <w:abstractNum w:abstractNumId="76" w15:restartNumberingAfterBreak="0">
-    <w:nsid w:val="39C452E4"/>
-    <w:multiLevelType w:val="multilevel"/>
-    <w:tmpl w:val="D278C528"/>
-    <w:lvl w:ilvl="0">
-      <w:start w:val="1"/>
-      <w:numFmt w:val="bullet"/>
-      <w:lvlText w:val=""/>
-      <w:lvlJc w:val="left"/>
-      <w:pPr>
-        <w:tabs>
-          <w:tab w:val="num" w:pos="720"/>
-        </w:tabs>
-        <w:ind w:left="720" w:hanging="360"/>
-      </w:pPr>
-      <w:rPr>
-        <w:rFonts w:ascii="Symbol" w:hAnsi="Symbol" w:hint="default"/>
-        <w:sz w:val="20"/>
-      </w:rPr>
-    </w:lvl>
-    <w:lvl w:ilvl="1" w:tentative="1">
-      <w:start w:val="1"/>
-      <w:numFmt w:val="bullet"/>
-      <w:lvlText w:val="o"/>
-      <w:lvlJc w:val="left"/>
-      <w:pPr>
-        <w:tabs>
-          <w:tab w:val="num" w:pos="1440"/>
-        </w:tabs>
-        <w:ind w:left="1440" w:hanging="360"/>
-      </w:pPr>
-      <w:rPr>
-        <w:rFonts w:ascii="Courier New" w:hAnsi="Courier New" w:hint="default"/>
-        <w:sz w:val="20"/>
-      </w:rPr>
-    </w:lvl>
-    <w:lvl w:ilvl="2" w:tentative="1">
-      <w:start w:val="1"/>
-      <w:numFmt w:val="bullet"/>
-      <w:lvlText w:val=""/>
-      <w:lvlJc w:val="left"/>
-      <w:pPr>
-        <w:tabs>
-          <w:tab w:val="num" w:pos="2160"/>
-        </w:tabs>
-        <w:ind w:left="2160" w:hanging="360"/>
-      </w:pPr>
-      <w:rPr>
-        <w:rFonts w:ascii="Wingdings" w:hAnsi="Wingdings" w:hint="default"/>
-        <w:sz w:val="20"/>
-      </w:rPr>
-    </w:lvl>
-    <w:lvl w:ilvl="3" w:tentative="1">
-      <w:start w:val="1"/>
-      <w:numFmt w:val="bullet"/>
-      <w:lvlText w:val=""/>
-      <w:lvlJc w:val="left"/>
-      <w:pPr>
-        <w:tabs>
-          <w:tab w:val="num" w:pos="2880"/>
-        </w:tabs>
-        <w:ind w:left="2880" w:hanging="360"/>
-      </w:pPr>
-      <w:rPr>
-        <w:rFonts w:ascii="Wingdings" w:hAnsi="Wingdings" w:hint="default"/>
-        <w:sz w:val="20"/>
-      </w:rPr>
-    </w:lvl>
-    <w:lvl w:ilvl="4" w:tentative="1">
-      <w:start w:val="1"/>
-      <w:numFmt w:val="bullet"/>
-      <w:lvlText w:val=""/>
-      <w:lvlJc w:val="left"/>
-      <w:pPr>
-        <w:tabs>
-          <w:tab w:val="num" w:pos="3600"/>
-        </w:tabs>
-        <w:ind w:left="3600" w:hanging="360"/>
-      </w:pPr>
-      <w:rPr>
-        <w:rFonts w:ascii="Wingdings" w:hAnsi="Wingdings" w:hint="default"/>
-        <w:sz w:val="20"/>
-      </w:rPr>
-    </w:lvl>
-    <w:lvl w:ilvl="5" w:tentative="1">
-      <w:start w:val="1"/>
-      <w:numFmt w:val="bullet"/>
-      <w:lvlText w:val=""/>
-      <w:lvlJc w:val="left"/>
-      <w:pPr>
-        <w:tabs>
-          <w:tab w:val="num" w:pos="4320"/>
-        </w:tabs>
-        <w:ind w:left="4320" w:hanging="360"/>
-      </w:pPr>
-      <w:rPr>
-        <w:rFonts w:ascii="Wingdings" w:hAnsi="Wingdings" w:hint="default"/>
-        <w:sz w:val="20"/>
-      </w:rPr>
-    </w:lvl>
-    <w:lvl w:ilvl="6" w:tentative="1">
-      <w:start w:val="1"/>
-      <w:numFmt w:val="bullet"/>
-      <w:lvlText w:val=""/>
-      <w:lvlJc w:val="left"/>
-      <w:pPr>
-        <w:tabs>
-          <w:tab w:val="num" w:pos="5040"/>
-        </w:tabs>
-        <w:ind w:left="5040" w:hanging="360"/>
-      </w:pPr>
-      <w:rPr>
-        <w:rFonts w:ascii="Wingdings" w:hAnsi="Wingdings" w:hint="default"/>
-        <w:sz w:val="20"/>
-      </w:rPr>
-    </w:lvl>
-    <w:lvl w:ilvl="7" w:tentative="1">
-      <w:start w:val="1"/>
-      <w:numFmt w:val="bullet"/>
-      <w:lvlText w:val=""/>
-      <w:lvlJc w:val="left"/>
-      <w:pPr>
-        <w:tabs>
-          <w:tab w:val="num" w:pos="5760"/>
-        </w:tabs>
-        <w:ind w:left="5760" w:hanging="360"/>
-      </w:pPr>
-      <w:rPr>
-        <w:rFonts w:ascii="Wingdings" w:hAnsi="Wingdings" w:hint="default"/>
-        <w:sz w:val="20"/>
-      </w:rPr>
-    </w:lvl>
-    <w:lvl w:ilvl="8" w:tentative="1">
-      <w:start w:val="1"/>
-      <w:numFmt w:val="bullet"/>
-      <w:lvlText w:val=""/>
-      <w:lvlJc w:val="left"/>
-      <w:pPr>
-        <w:tabs>
-          <w:tab w:val="num" w:pos="6480"/>
-        </w:tabs>
-        <w:ind w:left="6480" w:hanging="360"/>
-      </w:pPr>
-      <w:rPr>
-        <w:rFonts w:ascii="Wingdings" w:hAnsi="Wingdings" w:hint="default"/>
-        <w:sz w:val="20"/>
-      </w:rPr>
-    </w:lvl>
-  </w:abstractNum>
-  <w:abstractNum w:abstractNumId="77" w15:restartNumberingAfterBreak="0">
-    <w:nsid w:val="3A9059C3"/>
-    <w:multiLevelType w:val="hybridMultilevel"/>
-    <w:tmpl w:val="76C4D1F4"/>
-    <w:lvl w:ilvl="0" w:tplc="080E6DFA">
-      <w:numFmt w:val="bullet"/>
-      <w:lvlText w:val=""/>
-      <w:lvlJc w:val="left"/>
-      <w:pPr>
-        <w:ind w:left="720" w:hanging="360"/>
-      </w:pPr>
-      <w:rPr>
-        <w:rFonts w:ascii="Aptos" w:eastAsiaTheme="minorHAnsi" w:hAnsi="Aptos" w:cstheme="minorBidi" w:hint="default"/>
-      </w:rPr>
-    </w:lvl>
-    <w:lvl w:ilvl="1" w:tplc="04090003" w:tentative="1">
-      <w:start w:val="1"/>
-      <w:numFmt w:val="bullet"/>
-      <w:lvlText w:val="o"/>
-      <w:lvlJc w:val="left"/>
-      <w:pPr>
-        <w:ind w:left="1440" w:hanging="360"/>
-      </w:pPr>
-      <w:rPr>
-        <w:rFonts w:ascii="Courier New" w:hAnsi="Courier New" w:cs="Courier New" w:hint="default"/>
-      </w:rPr>
-    </w:lvl>
-    <w:lvl w:ilvl="2" w:tplc="04090005" w:tentative="1">
-      <w:start w:val="1"/>
-      <w:numFmt w:val="bullet"/>
-      <w:lvlText w:val=""/>
-      <w:lvlJc w:val="left"/>
-      <w:pPr>
-        <w:ind w:left="2160" w:hanging="360"/>
-      </w:pPr>
-      <w:rPr>
-        <w:rFonts w:ascii="Wingdings" w:hAnsi="Wingdings" w:hint="default"/>
-      </w:rPr>
-    </w:lvl>
-    <w:lvl w:ilvl="3" w:tplc="04090001" w:tentative="1">
-      <w:start w:val="1"/>
-      <w:numFmt w:val="bullet"/>
-      <w:lvlText w:val=""/>
-      <w:lvlJc w:val="left"/>
-      <w:pPr>
-        <w:ind w:left="2880" w:hanging="360"/>
-      </w:pPr>
-      <w:rPr>
-        <w:rFonts w:ascii="Symbol" w:hAnsi="Symbol" w:hint="default"/>
-      </w:rPr>
-    </w:lvl>
-    <w:lvl w:ilvl="4" w:tplc="04090003" w:tentative="1">
-      <w:start w:val="1"/>
-      <w:numFmt w:val="bullet"/>
-      <w:lvlText w:val="o"/>
-      <w:lvlJc w:val="left"/>
-      <w:pPr>
-        <w:ind w:left="3600" w:hanging="360"/>
-      </w:pPr>
-      <w:rPr>
-        <w:rFonts w:ascii="Courier New" w:hAnsi="Courier New" w:cs="Courier New" w:hint="default"/>
-      </w:rPr>
-    </w:lvl>
-    <w:lvl w:ilvl="5" w:tplc="04090005" w:tentative="1">
-      <w:start w:val="1"/>
-      <w:numFmt w:val="bullet"/>
-      <w:lvlText w:val=""/>
-      <w:lvlJc w:val="left"/>
-      <w:pPr>
-        <w:ind w:left="4320" w:hanging="360"/>
-      </w:pPr>
-      <w:rPr>
-        <w:rFonts w:ascii="Wingdings" w:hAnsi="Wingdings" w:hint="default"/>
-      </w:rPr>
-    </w:lvl>
-    <w:lvl w:ilvl="6" w:tplc="04090001" w:tentative="1">
-      <w:start w:val="1"/>
-      <w:numFmt w:val="bullet"/>
-      <w:lvlText w:val=""/>
-      <w:lvlJc w:val="left"/>
-      <w:pPr>
-        <w:ind w:left="5040" w:hanging="360"/>
-      </w:pPr>
-      <w:rPr>
-        <w:rFonts w:ascii="Symbol" w:hAnsi="Symbol" w:hint="default"/>
-      </w:rPr>
-    </w:lvl>
-    <w:lvl w:ilvl="7" w:tplc="04090003" w:tentative="1">
-      <w:start w:val="1"/>
-      <w:numFmt w:val="bullet"/>
-      <w:lvlText w:val="o"/>
-      <w:lvlJc w:val="left"/>
-      <w:pPr>
-        <w:ind w:left="5760" w:hanging="360"/>
-      </w:pPr>
-      <w:rPr>
-        <w:rFonts w:ascii="Courier New" w:hAnsi="Courier New" w:cs="Courier New" w:hint="default"/>
-      </w:rPr>
-    </w:lvl>
-    <w:lvl w:ilvl="8" w:tplc="04090005" w:tentative="1">
-      <w:start w:val="1"/>
-      <w:numFmt w:val="bullet"/>
-      <w:lvlText w:val=""/>
-      <w:lvlJc w:val="left"/>
-      <w:pPr>
-        <w:ind w:left="6480" w:hanging="360"/>
-      </w:pPr>
-      <w:rPr>
-        <w:rFonts w:ascii="Wingdings" w:hAnsi="Wingdings" w:hint="default"/>
-      </w:rPr>
-    </w:lvl>
-  </w:abstractNum>
-  <w:abstractNum w:abstractNumId="78" w15:restartNumberingAfterBreak="0">
+  <w:abstractNum w:abstractNumId="64" w15:restartNumberingAfterBreak="0">
     <w:nsid w:val="3A923EFF"/>
     <w:multiLevelType w:val="multilevel"/>
     <w:tmpl w:val="F4004242"/>
@@ -29691,7 +28098,7 @@
       </w:rPr>
     </w:lvl>
   </w:abstractNum>
-  <w:abstractNum w:abstractNumId="79" w15:restartNumberingAfterBreak="0">
+  <w:abstractNum w:abstractNumId="65" w15:restartNumberingAfterBreak="0">
     <w:nsid w:val="3CCC314C"/>
     <w:multiLevelType w:val="multilevel"/>
     <w:tmpl w:val="F30CBE1E"/>
@@ -29840,156 +28247,7 @@
       </w:rPr>
     </w:lvl>
   </w:abstractNum>
-  <w:abstractNum w:abstractNumId="80" w15:restartNumberingAfterBreak="0">
-    <w:nsid w:val="3ECC5436"/>
-    <w:multiLevelType w:val="multilevel"/>
-    <w:tmpl w:val="A608258E"/>
-    <w:lvl w:ilvl="0">
-      <w:start w:val="1"/>
-      <w:numFmt w:val="bullet"/>
-      <w:lvlText w:val=""/>
-      <w:lvlJc w:val="left"/>
-      <w:pPr>
-        <w:tabs>
-          <w:tab w:val="num" w:pos="720"/>
-        </w:tabs>
-        <w:ind w:left="720" w:hanging="360"/>
-      </w:pPr>
-      <w:rPr>
-        <w:rFonts w:ascii="Symbol" w:hAnsi="Symbol" w:hint="default"/>
-        <w:sz w:val="20"/>
-      </w:rPr>
-    </w:lvl>
-    <w:lvl w:ilvl="1" w:tentative="1">
-      <w:start w:val="1"/>
-      <w:numFmt w:val="bullet"/>
-      <w:lvlText w:val="o"/>
-      <w:lvlJc w:val="left"/>
-      <w:pPr>
-        <w:tabs>
-          <w:tab w:val="num" w:pos="1440"/>
-        </w:tabs>
-        <w:ind w:left="1440" w:hanging="360"/>
-      </w:pPr>
-      <w:rPr>
-        <w:rFonts w:ascii="Courier New" w:hAnsi="Courier New" w:hint="default"/>
-        <w:sz w:val="20"/>
-      </w:rPr>
-    </w:lvl>
-    <w:lvl w:ilvl="2" w:tentative="1">
-      <w:start w:val="1"/>
-      <w:numFmt w:val="bullet"/>
-      <w:lvlText w:val=""/>
-      <w:lvlJc w:val="left"/>
-      <w:pPr>
-        <w:tabs>
-          <w:tab w:val="num" w:pos="2160"/>
-        </w:tabs>
-        <w:ind w:left="2160" w:hanging="360"/>
-      </w:pPr>
-      <w:rPr>
-        <w:rFonts w:ascii="Wingdings" w:hAnsi="Wingdings" w:hint="default"/>
-        <w:sz w:val="20"/>
-      </w:rPr>
-    </w:lvl>
-    <w:lvl w:ilvl="3" w:tentative="1">
-      <w:start w:val="1"/>
-      <w:numFmt w:val="bullet"/>
-      <w:lvlText w:val=""/>
-      <w:lvlJc w:val="left"/>
-      <w:pPr>
-        <w:tabs>
-          <w:tab w:val="num" w:pos="2880"/>
-        </w:tabs>
-        <w:ind w:left="2880" w:hanging="360"/>
-      </w:pPr>
-      <w:rPr>
-        <w:rFonts w:ascii="Wingdings" w:hAnsi="Wingdings" w:hint="default"/>
-        <w:sz w:val="20"/>
-      </w:rPr>
-    </w:lvl>
-    <w:lvl w:ilvl="4" w:tentative="1">
-      <w:start w:val="1"/>
-      <w:numFmt w:val="bullet"/>
-      <w:lvlText w:val=""/>
-      <w:lvlJc w:val="left"/>
-      <w:pPr>
-        <w:tabs>
-          <w:tab w:val="num" w:pos="3600"/>
-        </w:tabs>
-        <w:ind w:left="3600" w:hanging="360"/>
-      </w:pPr>
-      <w:rPr>
-        <w:rFonts w:ascii="Wingdings" w:hAnsi="Wingdings" w:hint="default"/>
-        <w:sz w:val="20"/>
-      </w:rPr>
-    </w:lvl>
-    <w:lvl w:ilvl="5" w:tentative="1">
-      <w:start w:val="1"/>
-      <w:numFmt w:val="bullet"/>
-      <w:lvlText w:val=""/>
-      <w:lvlJc w:val="left"/>
-      <w:pPr>
-        <w:tabs>
-          <w:tab w:val="num" w:pos="4320"/>
-        </w:tabs>
-        <w:ind w:left="4320" w:hanging="360"/>
-      </w:pPr>
-      <w:rPr>
-        <w:rFonts w:ascii="Wingdings" w:hAnsi="Wingdings" w:hint="default"/>
-        <w:sz w:val="20"/>
-      </w:rPr>
-    </w:lvl>
-    <w:lvl w:ilvl="6" w:tentative="1">
-      <w:start w:val="1"/>
-      <w:numFmt w:val="bullet"/>
-      <w:lvlText w:val=""/>
-      <w:lvlJc w:val="left"/>
-      <w:pPr>
-        <w:tabs>
-          <w:tab w:val="num" w:pos="5040"/>
-        </w:tabs>
-        <w:ind w:left="5040" w:hanging="360"/>
-      </w:pPr>
-      <w:rPr>
-        <w:rFonts w:ascii="Wingdings" w:hAnsi="Wingdings" w:hint="default"/>
-        <w:sz w:val="20"/>
-      </w:rPr>
-    </w:lvl>
-    <w:lvl w:ilvl="7" w:tentative="1">
-      <w:start w:val="1"/>
-      <w:numFmt w:val="bullet"/>
-      <w:lvlText w:val=""/>
-      <w:lvlJc w:val="left"/>
-      <w:pPr>
-        <w:tabs>
-          <w:tab w:val="num" w:pos="5760"/>
-        </w:tabs>
-        <w:ind w:left="5760" w:hanging="360"/>
-      </w:pPr>
-      <w:rPr>
-        <w:rFonts w:ascii="Wingdings" w:hAnsi="Wingdings" w:hint="default"/>
-        <w:sz w:val="20"/>
-      </w:rPr>
-    </w:lvl>
-    <w:lvl w:ilvl="8" w:tentative="1">
-      <w:start w:val="1"/>
-      <w:numFmt w:val="bullet"/>
-      <w:lvlText w:val=""/>
-      <w:lvlJc w:val="left"/>
-      <w:pPr>
-        <w:tabs>
-          <w:tab w:val="num" w:pos="6480"/>
-        </w:tabs>
-        <w:ind w:left="6480" w:hanging="360"/>
-      </w:pPr>
-      <w:rPr>
-        <w:rFonts w:ascii="Wingdings" w:hAnsi="Wingdings" w:hint="default"/>
-        <w:sz w:val="20"/>
-      </w:rPr>
-    </w:lvl>
-  </w:abstractNum>
-  <w:abstractNum w:abstractNumId="81" w15:restartNumberingAfterBreak="0">
+  <w:abstractNum w:abstractNumId="66" w15:restartNumberingAfterBreak="0">
     <w:nsid w:val="3F654945"/>
     <w:multiLevelType w:val="multilevel"/>
     <w:tmpl w:val="E59ACD4A"/>
@@ -30138,7 +28396,7 @@
       </w:rPr>
     </w:lvl>
   </w:abstractNum>
-  <w:abstractNum w:abstractNumId="82" w15:restartNumberingAfterBreak="0">
+  <w:abstractNum w:abstractNumId="67" w15:restartNumberingAfterBreak="0">
     <w:nsid w:val="40460948"/>
     <w:multiLevelType w:val="multilevel"/>
     <w:tmpl w:val="62C49374"/>
@@ -30287,7 +28545,7 @@
       </w:rPr>
     </w:lvl>
   </w:abstractNum>
-  <w:abstractNum w:abstractNumId="83" w15:restartNumberingAfterBreak="0">
+  <w:abstractNum w:abstractNumId="68" w15:restartNumberingAfterBreak="0">
     <w:nsid w:val="413E1D27"/>
     <w:multiLevelType w:val="hybridMultilevel"/>
     <w:tmpl w:val="4F060846"/>
@@ -30400,120 +28658,7 @@
       </w:rPr>
     </w:lvl>
   </w:abstractNum>
-  <w:abstractNum w:abstractNumId="84" w15:restartNumberingAfterBreak="0">
-    <w:nsid w:val="41B74A9A"/>
-    <w:multiLevelType w:val="hybridMultilevel"/>
-    <w:tmpl w:val="99DACBEC"/>
-    <w:lvl w:ilvl="0" w:tplc="04090001">
-      <w:start w:val="1"/>
-      <w:numFmt w:val="bullet"/>
-      <w:lvlText w:val=""/>
-      <w:lvlJc w:val="left"/>
-      <w:pPr>
-        <w:ind w:left="720" w:hanging="360"/>
-      </w:pPr>
-      <w:rPr>
-        <w:rFonts w:ascii="Symbol" w:hAnsi="Symbol" w:hint="default"/>
-      </w:rPr>
-    </w:lvl>
-    <w:lvl w:ilvl="1" w:tplc="04090003" w:tentative="1">
-      <w:start w:val="1"/>
-      <w:numFmt w:val="bullet"/>
-      <w:lvlText w:val="o"/>
-      <w:lvlJc w:val="left"/>
-      <w:pPr>
-        <w:ind w:left="1440" w:hanging="360"/>
-      </w:pPr>
-      <w:rPr>
-        <w:rFonts w:ascii="Courier New" w:hAnsi="Courier New" w:cs="Courier New" w:hint="default"/>
-      </w:rPr>
-    </w:lvl>
-    <w:lvl w:ilvl="2" w:tplc="04090005" w:tentative="1">
-      <w:start w:val="1"/>
-      <w:numFmt w:val="bullet"/>
-      <w:lvlText w:val=""/>
-      <w:lvlJc w:val="left"/>
-      <w:pPr>
-        <w:ind w:left="2160" w:hanging="360"/>
-      </w:pPr>
-      <w:rPr>
-        <w:rFonts w:ascii="Wingdings" w:hAnsi="Wingdings" w:hint="default"/>
-      </w:rPr>
-    </w:lvl>
-    <w:lvl w:ilvl="3" w:tplc="04090001" w:tentative="1">
-      <w:start w:val="1"/>
-      <w:numFmt w:val="bullet"/>
-      <w:lvlText w:val=""/>
-      <w:lvlJc w:val="left"/>
-      <w:pPr>
-        <w:ind w:left="2880" w:hanging="360"/>
-      </w:pPr>
-      <w:rPr>
-        <w:rFonts w:ascii="Symbol" w:hAnsi="Symbol" w:hint="default"/>
-      </w:rPr>
-    </w:lvl>
-    <w:lvl w:ilvl="4" w:tplc="04090003" w:tentative="1">
-      <w:start w:val="1"/>
-      <w:numFmt w:val="bullet"/>
-      <w:lvlText w:val="o"/>
-      <w:lvlJc w:val="left"/>
-      <w:pPr>
-        <w:ind w:left="3600" w:hanging="360"/>
-      </w:pPr>
-      <w:rPr>
-        <w:rFonts w:ascii="Courier New" w:hAnsi="Courier New" w:cs="Courier New" w:hint="default"/>
-      </w:rPr>
-    </w:lvl>
-    <w:lvl w:ilvl="5" w:tplc="04090005" w:tentative="1">
-      <w:start w:val="1"/>
-      <w:numFmt w:val="bullet"/>
-      <w:lvlText w:val=""/>
-      <w:lvlJc w:val="left"/>
-      <w:pPr>
-        <w:ind w:left="4320" w:hanging="360"/>
-      </w:pPr>
-      <w:rPr>
-        <w:rFonts w:ascii="Wingdings" w:hAnsi="Wingdings" w:hint="default"/>
-      </w:rPr>
-    </w:lvl>
-    <w:lvl w:ilvl="6" w:tplc="04090001" w:tentative="1">
-      <w:start w:val="1"/>
-      <w:numFmt w:val="bullet"/>
-      <w:lvlText w:val=""/>
-      <w:lvlJc w:val="left"/>
-      <w:pPr>
-        <w:ind w:left="5040" w:hanging="360"/>
-      </w:pPr>
-      <w:rPr>
-        <w:rFonts w:ascii="Symbol" w:hAnsi="Symbol" w:hint="default"/>
-      </w:rPr>
-    </w:lvl>
-    <w:lvl w:ilvl="7" w:tplc="04090003" w:tentative="1">
-      <w:start w:val="1"/>
-      <w:numFmt w:val="bullet"/>
-      <w:lvlText w:val="o"/>
-      <w:lvlJc w:val="left"/>
-      <w:pPr>
-        <w:ind w:left="5760" w:hanging="360"/>
-      </w:pPr>
-      <w:rPr>
-        <w:rFonts w:ascii="Courier New" w:hAnsi="Courier New" w:cs="Courier New" w:hint="default"/>
-      </w:rPr>
-    </w:lvl>
-    <w:lvl w:ilvl="8" w:tplc="04090005" w:tentative="1">
-      <w:start w:val="1"/>
-      <w:numFmt w:val="bullet"/>
-      <w:lvlText w:val=""/>
-      <w:lvlJc w:val="left"/>
-      <w:pPr>
-        <w:ind w:left="6480" w:hanging="360"/>
-      </w:pPr>
-      <w:rPr>
-        <w:rFonts w:ascii="Wingdings" w:hAnsi="Wingdings" w:hint="default"/>
-      </w:rPr>
-    </w:lvl>
-  </w:abstractNum>
-  <w:abstractNum w:abstractNumId="85" w15:restartNumberingAfterBreak="0">
+  <w:abstractNum w:abstractNumId="69" w15:restartNumberingAfterBreak="0">
     <w:nsid w:val="421C74CE"/>
     <w:multiLevelType w:val="multilevel"/>
     <w:tmpl w:val="A6045D7E"/>
@@ -30662,7 +28807,7 @@
       </w:rPr>
     </w:lvl>
   </w:abstractNum>
-  <w:abstractNum w:abstractNumId="86" w15:restartNumberingAfterBreak="0">
+  <w:abstractNum w:abstractNumId="70" w15:restartNumberingAfterBreak="0">
     <w:nsid w:val="42696F10"/>
     <w:multiLevelType w:val="multilevel"/>
     <w:tmpl w:val="27506A40"/>
@@ -30811,7 +28956,7 @@
       </w:rPr>
     </w:lvl>
   </w:abstractNum>
-  <w:abstractNum w:abstractNumId="87" w15:restartNumberingAfterBreak="0">
+  <w:abstractNum w:abstractNumId="71" w15:restartNumberingAfterBreak="0">
     <w:nsid w:val="42AB5966"/>
     <w:multiLevelType w:val="multilevel"/>
     <w:tmpl w:val="CE088554"/>
@@ -30960,7 +29105,7 @@
       </w:rPr>
     </w:lvl>
   </w:abstractNum>
-  <w:abstractNum w:abstractNumId="88" w15:restartNumberingAfterBreak="0">
+  <w:abstractNum w:abstractNumId="72" w15:restartNumberingAfterBreak="0">
     <w:nsid w:val="4529096C"/>
     <w:multiLevelType w:val="hybridMultilevel"/>
     <w:tmpl w:val="FFF85C74"/>
@@ -31072,120 +29217,7 @@
       </w:rPr>
     </w:lvl>
   </w:abstractNum>
-  <w:abstractNum w:abstractNumId="89" w15:restartNumberingAfterBreak="0">
-    <w:nsid w:val="459F3055"/>
-    <w:multiLevelType w:val="hybridMultilevel"/>
-    <w:tmpl w:val="ECDC57F2"/>
-    <w:lvl w:ilvl="0" w:tplc="04090001">
-      <w:start w:val="1"/>
-      <w:numFmt w:val="bullet"/>
-      <w:lvlText w:val=""/>
-      <w:lvlJc w:val="left"/>
-      <w:pPr>
-        <w:ind w:left="720" w:hanging="360"/>
-      </w:pPr>
-      <w:rPr>
-        <w:rFonts w:ascii="Symbol" w:hAnsi="Symbol" w:hint="default"/>
-      </w:rPr>
-    </w:lvl>
-    <w:lvl w:ilvl="1" w:tplc="04090003" w:tentative="1">
-      <w:start w:val="1"/>
-      <w:numFmt w:val="bullet"/>
-      <w:lvlText w:val="o"/>
-      <w:lvlJc w:val="left"/>
-      <w:pPr>
-        <w:ind w:left="1440" w:hanging="360"/>
-      </w:pPr>
-      <w:rPr>
-        <w:rFonts w:ascii="Courier New" w:hAnsi="Courier New" w:cs="Courier New" w:hint="default"/>
-      </w:rPr>
-    </w:lvl>
-    <w:lvl w:ilvl="2" w:tplc="04090005" w:tentative="1">
-      <w:start w:val="1"/>
-      <w:numFmt w:val="bullet"/>
-      <w:lvlText w:val=""/>
-      <w:lvlJc w:val="left"/>
-      <w:pPr>
-        <w:ind w:left="2160" w:hanging="360"/>
-      </w:pPr>
-      <w:rPr>
-        <w:rFonts w:ascii="Wingdings" w:hAnsi="Wingdings" w:hint="default"/>
-      </w:rPr>
-    </w:lvl>
-    <w:lvl w:ilvl="3" w:tplc="04090001" w:tentative="1">
-      <w:start w:val="1"/>
-      <w:numFmt w:val="bullet"/>
-      <w:lvlText w:val=""/>
-      <w:lvlJc w:val="left"/>
-      <w:pPr>
-        <w:ind w:left="2880" w:hanging="360"/>
-      </w:pPr>
-      <w:rPr>
-        <w:rFonts w:ascii="Symbol" w:hAnsi="Symbol" w:hint="default"/>
-      </w:rPr>
-    </w:lvl>
-    <w:lvl w:ilvl="4" w:tplc="04090003" w:tentative="1">
-      <w:start w:val="1"/>
-      <w:numFmt w:val="bullet"/>
-      <w:lvlText w:val="o"/>
-      <w:lvlJc w:val="left"/>
-      <w:pPr>
-        <w:ind w:left="3600" w:hanging="360"/>
-      </w:pPr>
-      <w:rPr>
-        <w:rFonts w:ascii="Courier New" w:hAnsi="Courier New" w:cs="Courier New" w:hint="default"/>
-      </w:rPr>
-    </w:lvl>
-    <w:lvl w:ilvl="5" w:tplc="04090005" w:tentative="1">
-      <w:start w:val="1"/>
-      <w:numFmt w:val="bullet"/>
-      <w:lvlText w:val=""/>
-      <w:lvlJc w:val="left"/>
-      <w:pPr>
-        <w:ind w:left="4320" w:hanging="360"/>
-      </w:pPr>
-      <w:rPr>
-        <w:rFonts w:ascii="Wingdings" w:hAnsi="Wingdings" w:hint="default"/>
-      </w:rPr>
-    </w:lvl>
-    <w:lvl w:ilvl="6" w:tplc="04090001" w:tentative="1">
-      <w:start w:val="1"/>
-      <w:numFmt w:val="bullet"/>
-      <w:lvlText w:val=""/>
-      <w:lvlJc w:val="left"/>
-      <w:pPr>
-        <w:ind w:left="5040" w:hanging="360"/>
-      </w:pPr>
-      <w:rPr>
-        <w:rFonts w:ascii="Symbol" w:hAnsi="Symbol" w:hint="default"/>
-      </w:rPr>
-    </w:lvl>
-    <w:lvl w:ilvl="7" w:tplc="04090003" w:tentative="1">
-      <w:start w:val="1"/>
-      <w:numFmt w:val="bullet"/>
-      <w:lvlText w:val="o"/>
-      <w:lvlJc w:val="left"/>
-      <w:pPr>
-        <w:ind w:left="5760" w:hanging="360"/>
-      </w:pPr>
-      <w:rPr>
-        <w:rFonts w:ascii="Courier New" w:hAnsi="Courier New" w:cs="Courier New" w:hint="default"/>
-      </w:rPr>
-    </w:lvl>
-    <w:lvl w:ilvl="8" w:tplc="04090005" w:tentative="1">
-      <w:start w:val="1"/>
-      <w:numFmt w:val="bullet"/>
-      <w:lvlText w:val=""/>
-      <w:lvlJc w:val="left"/>
-      <w:pPr>
-        <w:ind w:left="6480" w:hanging="360"/>
-      </w:pPr>
-      <w:rPr>
-        <w:rFonts w:ascii="Wingdings" w:hAnsi="Wingdings" w:hint="default"/>
-      </w:rPr>
-    </w:lvl>
-  </w:abstractNum>
-  <w:abstractNum w:abstractNumId="90" w15:restartNumberingAfterBreak="0">
+  <w:abstractNum w:abstractNumId="73" w15:restartNumberingAfterBreak="0">
     <w:nsid w:val="46236874"/>
     <w:multiLevelType w:val="hybridMultilevel"/>
     <w:tmpl w:val="CF56BA42"/>
@@ -31298,7 +29330,7 @@
       </w:rPr>
     </w:lvl>
   </w:abstractNum>
-  <w:abstractNum w:abstractNumId="91" w15:restartNumberingAfterBreak="0">
+  <w:abstractNum w:abstractNumId="74" w15:restartNumberingAfterBreak="0">
     <w:nsid w:val="46AC7612"/>
     <w:multiLevelType w:val="multilevel"/>
     <w:tmpl w:val="CA10777A"/>
@@ -31447,7 +29479,7 @@
       </w:rPr>
     </w:lvl>
   </w:abstractNum>
-  <w:abstractNum w:abstractNumId="92" w15:restartNumberingAfterBreak="0">
+  <w:abstractNum w:abstractNumId="75" w15:restartNumberingAfterBreak="0">
     <w:nsid w:val="470C52B7"/>
     <w:multiLevelType w:val="multilevel"/>
     <w:tmpl w:val="DDBACCE6"/>
@@ -31596,7 +29628,7 @@
       </w:rPr>
     </w:lvl>
   </w:abstractNum>
-  <w:abstractNum w:abstractNumId="93" w15:restartNumberingAfterBreak="0">
+  <w:abstractNum w:abstractNumId="76" w15:restartNumberingAfterBreak="0">
     <w:nsid w:val="471B09B3"/>
     <w:multiLevelType w:val="multilevel"/>
     <w:tmpl w:val="A1B2CB16"/>
@@ -31745,7 +29777,7 @@
       </w:rPr>
     </w:lvl>
   </w:abstractNum>
-  <w:abstractNum w:abstractNumId="94" w15:restartNumberingAfterBreak="0">
+  <w:abstractNum w:abstractNumId="77" w15:restartNumberingAfterBreak="0">
     <w:nsid w:val="486B038C"/>
     <w:multiLevelType w:val="hybridMultilevel"/>
     <w:tmpl w:val="8C4A79DA"/>
@@ -31858,7 +29890,7 @@
       </w:rPr>
     </w:lvl>
   </w:abstractNum>
-  <w:abstractNum w:abstractNumId="95" w15:restartNumberingAfterBreak="0">
+  <w:abstractNum w:abstractNumId="78" w15:restartNumberingAfterBreak="0">
     <w:nsid w:val="4888582A"/>
     <w:multiLevelType w:val="multilevel"/>
     <w:tmpl w:val="2A22B8AA"/>
@@ -32007,7 +30039,7 @@
       </w:rPr>
     </w:lvl>
   </w:abstractNum>
-  <w:abstractNum w:abstractNumId="96" w15:restartNumberingAfterBreak="0">
+  <w:abstractNum w:abstractNumId="79" w15:restartNumberingAfterBreak="0">
     <w:nsid w:val="48E0701C"/>
     <w:multiLevelType w:val="multilevel"/>
     <w:tmpl w:val="4FB6510C"/>
@@ -32156,7 +30188,7 @@
       </w:rPr>
     </w:lvl>
   </w:abstractNum>
-  <w:abstractNum w:abstractNumId="97" w15:restartNumberingAfterBreak="0">
+  <w:abstractNum w:abstractNumId="80" w15:restartNumberingAfterBreak="0">
     <w:nsid w:val="49AE5A14"/>
     <w:multiLevelType w:val="multilevel"/>
     <w:tmpl w:val="EB0A818E"/>
@@ -32305,7 +30337,7 @@
       </w:rPr>
     </w:lvl>
   </w:abstractNum>
-  <w:abstractNum w:abstractNumId="98" w15:restartNumberingAfterBreak="0">
+  <w:abstractNum w:abstractNumId="81" w15:restartNumberingAfterBreak="0">
     <w:nsid w:val="4A8D35E4"/>
     <w:multiLevelType w:val="hybridMultilevel"/>
     <w:tmpl w:val="35A2089C"/>
@@ -32418,156 +30450,7 @@
       </w:rPr>
     </w:lvl>
   </w:abstractNum>
-  <w:abstractNum w:abstractNumId="99" w15:restartNumberingAfterBreak="0">
-    <w:nsid w:val="4B7811CC"/>
-    <w:multiLevelType w:val="multilevel"/>
-    <w:tmpl w:val="F3524126"/>
-    <w:lvl w:ilvl="0">
-      <w:start w:val="1"/>
-      <w:numFmt w:val="bullet"/>
-      <w:lvlText w:val=""/>
-      <w:lvlJc w:val="left"/>
-      <w:pPr>
-        <w:tabs>
-          <w:tab w:val="num" w:pos="720"/>
-        </w:tabs>
-        <w:ind w:left="720" w:hanging="360"/>
-      </w:pPr>
-      <w:rPr>
-        <w:rFonts w:ascii="Symbol" w:hAnsi="Symbol" w:hint="default"/>
-        <w:sz w:val="20"/>
-      </w:rPr>
-    </w:lvl>
-    <w:lvl w:ilvl="1" w:tentative="1">
-      <w:start w:val="1"/>
-      <w:numFmt w:val="bullet"/>
-      <w:lvlText w:val="o"/>
-      <w:lvlJc w:val="left"/>
-      <w:pPr>
-        <w:tabs>
-          <w:tab w:val="num" w:pos="1440"/>
-        </w:tabs>
-        <w:ind w:left="1440" w:hanging="360"/>
-      </w:pPr>
-      <w:rPr>
-        <w:rFonts w:ascii="Courier New" w:hAnsi="Courier New" w:hint="default"/>
-        <w:sz w:val="20"/>
-      </w:rPr>
-    </w:lvl>
-    <w:lvl w:ilvl="2" w:tentative="1">
-      <w:start w:val="1"/>
-      <w:numFmt w:val="bullet"/>
-      <w:lvlText w:val=""/>
-      <w:lvlJc w:val="left"/>
-      <w:pPr>
-        <w:tabs>
-          <w:tab w:val="num" w:pos="2160"/>
-        </w:tabs>
-        <w:ind w:left="2160" w:hanging="360"/>
-      </w:pPr>
-      <w:rPr>
-        <w:rFonts w:ascii="Wingdings" w:hAnsi="Wingdings" w:hint="default"/>
-        <w:sz w:val="20"/>
-      </w:rPr>
-    </w:lvl>
-    <w:lvl w:ilvl="3" w:tentative="1">
-      <w:start w:val="1"/>
-      <w:numFmt w:val="bullet"/>
-      <w:lvlText w:val=""/>
-      <w:lvlJc w:val="left"/>
-      <w:pPr>
-        <w:tabs>
-          <w:tab w:val="num" w:pos="2880"/>
-        </w:tabs>
-        <w:ind w:left="2880" w:hanging="360"/>
-      </w:pPr>
-      <w:rPr>
-        <w:rFonts w:ascii="Wingdings" w:hAnsi="Wingdings" w:hint="default"/>
-        <w:sz w:val="20"/>
-      </w:rPr>
-    </w:lvl>
-    <w:lvl w:ilvl="4" w:tentative="1">
-      <w:start w:val="1"/>
-      <w:numFmt w:val="bullet"/>
-      <w:lvlText w:val=""/>
-      <w:lvlJc w:val="left"/>
-      <w:pPr>
-        <w:tabs>
-          <w:tab w:val="num" w:pos="3600"/>
-        </w:tabs>
-        <w:ind w:left="3600" w:hanging="360"/>
-      </w:pPr>
-      <w:rPr>
-        <w:rFonts w:ascii="Wingdings" w:hAnsi="Wingdings" w:hint="default"/>
-        <w:sz w:val="20"/>
-      </w:rPr>
-    </w:lvl>
-    <w:lvl w:ilvl="5" w:tentative="1">
-      <w:start w:val="1"/>
-      <w:numFmt w:val="bullet"/>
-      <w:lvlText w:val=""/>
-      <w:lvlJc w:val="left"/>
-      <w:pPr>
-        <w:tabs>
-          <w:tab w:val="num" w:pos="4320"/>
-        </w:tabs>
-        <w:ind w:left="4320" w:hanging="360"/>
-      </w:pPr>
-      <w:rPr>
-        <w:rFonts w:ascii="Wingdings" w:hAnsi="Wingdings" w:hint="default"/>
-        <w:sz w:val="20"/>
-      </w:rPr>
-    </w:lvl>
-    <w:lvl w:ilvl="6" w:tentative="1">
-      <w:start w:val="1"/>
-      <w:numFmt w:val="bullet"/>
-      <w:lvlText w:val=""/>
-      <w:lvlJc w:val="left"/>
-      <w:pPr>
-        <w:tabs>
-          <w:tab w:val="num" w:pos="5040"/>
-        </w:tabs>
-        <w:ind w:left="5040" w:hanging="360"/>
-      </w:pPr>
-      <w:rPr>
-        <w:rFonts w:ascii="Wingdings" w:hAnsi="Wingdings" w:hint="default"/>
-        <w:sz w:val="20"/>
-      </w:rPr>
-    </w:lvl>
-    <w:lvl w:ilvl="7" w:tentative="1">
-      <w:start w:val="1"/>
-      <w:numFmt w:val="bullet"/>
-      <w:lvlText w:val=""/>
-      <w:lvlJc w:val="left"/>
-      <w:pPr>
-        <w:tabs>
-          <w:tab w:val="num" w:pos="5760"/>
-        </w:tabs>
-        <w:ind w:left="5760" w:hanging="360"/>
-      </w:pPr>
-      <w:rPr>
-        <w:rFonts w:ascii="Wingdings" w:hAnsi="Wingdings" w:hint="default"/>
-        <w:sz w:val="20"/>
-      </w:rPr>
-    </w:lvl>
-    <w:lvl w:ilvl="8" w:tentative="1">
-      <w:start w:val="1"/>
-      <w:numFmt w:val="bullet"/>
-      <w:lvlText w:val=""/>
-      <w:lvlJc w:val="left"/>
-      <w:pPr>
-        <w:tabs>
-          <w:tab w:val="num" w:pos="6480"/>
-        </w:tabs>
-        <w:ind w:left="6480" w:hanging="360"/>
-      </w:pPr>
-      <w:rPr>
-        <w:rFonts w:ascii="Wingdings" w:hAnsi="Wingdings" w:hint="default"/>
-        <w:sz w:val="20"/>
-      </w:rPr>
-    </w:lvl>
-  </w:abstractNum>
-  <w:abstractNum w:abstractNumId="100" w15:restartNumberingAfterBreak="0">
+  <w:abstractNum w:abstractNumId="82" w15:restartNumberingAfterBreak="0">
     <w:nsid w:val="4B8865D9"/>
     <w:multiLevelType w:val="multilevel"/>
     <w:tmpl w:val="238E69C6"/>
@@ -32716,7 +30599,7 @@
       </w:rPr>
     </w:lvl>
   </w:abstractNum>
-  <w:abstractNum w:abstractNumId="101" w15:restartNumberingAfterBreak="0">
+  <w:abstractNum w:abstractNumId="83" w15:restartNumberingAfterBreak="0">
     <w:nsid w:val="4CEB2A84"/>
     <w:multiLevelType w:val="multilevel"/>
     <w:tmpl w:val="E59ACD4A"/>
@@ -32865,7 +30748,7 @@
       </w:rPr>
     </w:lvl>
   </w:abstractNum>
-  <w:abstractNum w:abstractNumId="102" w15:restartNumberingAfterBreak="0">
+  <w:abstractNum w:abstractNumId="84" w15:restartNumberingAfterBreak="0">
     <w:nsid w:val="4D161459"/>
     <w:multiLevelType w:val="multilevel"/>
     <w:tmpl w:val="C10436FE"/>
@@ -33014,156 +30897,7 @@
       </w:rPr>
     </w:lvl>
   </w:abstractNum>
-  <w:abstractNum w:abstractNumId="103" w15:restartNumberingAfterBreak="0">
-    <w:nsid w:val="4D266C1A"/>
-    <w:multiLevelType w:val="multilevel"/>
-    <w:tmpl w:val="EFBA4FFC"/>
-    <w:lvl w:ilvl="0">
-      <w:start w:val="1"/>
-      <w:numFmt w:val="bullet"/>
-      <w:lvlText w:val=""/>
-      <w:lvlJc w:val="left"/>
-      <w:pPr>
-        <w:tabs>
-          <w:tab w:val="num" w:pos="720"/>
-        </w:tabs>
-        <w:ind w:left="720" w:hanging="360"/>
-      </w:pPr>
-      <w:rPr>
-        <w:rFonts w:ascii="Symbol" w:hAnsi="Symbol" w:hint="default"/>
-        <w:sz w:val="20"/>
-      </w:rPr>
-    </w:lvl>
-    <w:lvl w:ilvl="1" w:tentative="1">
-      <w:start w:val="1"/>
-      <w:numFmt w:val="bullet"/>
-      <w:lvlText w:val="o"/>
-      <w:lvlJc w:val="left"/>
-      <w:pPr>
-        <w:tabs>
-          <w:tab w:val="num" w:pos="1440"/>
-        </w:tabs>
-        <w:ind w:left="1440" w:hanging="360"/>
-      </w:pPr>
-      <w:rPr>
-        <w:rFonts w:ascii="Courier New" w:hAnsi="Courier New" w:hint="default"/>
-        <w:sz w:val="20"/>
-      </w:rPr>
-    </w:lvl>
-    <w:lvl w:ilvl="2" w:tentative="1">
-      <w:start w:val="1"/>
-      <w:numFmt w:val="bullet"/>
-      <w:lvlText w:val=""/>
-      <w:lvlJc w:val="left"/>
-      <w:pPr>
-        <w:tabs>
-          <w:tab w:val="num" w:pos="2160"/>
-        </w:tabs>
-        <w:ind w:left="2160" w:hanging="360"/>
-      </w:pPr>
-      <w:rPr>
-        <w:rFonts w:ascii="Wingdings" w:hAnsi="Wingdings" w:hint="default"/>
-        <w:sz w:val="20"/>
-      </w:rPr>
-    </w:lvl>
-    <w:lvl w:ilvl="3" w:tentative="1">
-      <w:start w:val="1"/>
-      <w:numFmt w:val="bullet"/>
-      <w:lvlText w:val=""/>
-      <w:lvlJc w:val="left"/>
-      <w:pPr>
-        <w:tabs>
-          <w:tab w:val="num" w:pos="2880"/>
-        </w:tabs>
-        <w:ind w:left="2880" w:hanging="360"/>
-      </w:pPr>
-      <w:rPr>
-        <w:rFonts w:ascii="Wingdings" w:hAnsi="Wingdings" w:hint="default"/>
-        <w:sz w:val="20"/>
-      </w:rPr>
-    </w:lvl>
-    <w:lvl w:ilvl="4" w:tentative="1">
-      <w:start w:val="1"/>
-      <w:numFmt w:val="bullet"/>
-      <w:lvlText w:val=""/>
-      <w:lvlJc w:val="left"/>
-      <w:pPr>
-        <w:tabs>
-          <w:tab w:val="num" w:pos="3600"/>
-        </w:tabs>
-        <w:ind w:left="3600" w:hanging="360"/>
-      </w:pPr>
-      <w:rPr>
-        <w:rFonts w:ascii="Wingdings" w:hAnsi="Wingdings" w:hint="default"/>
-        <w:sz w:val="20"/>
-      </w:rPr>
-    </w:lvl>
-    <w:lvl w:ilvl="5" w:tentative="1">
-      <w:start w:val="1"/>
-      <w:numFmt w:val="bullet"/>
-      <w:lvlText w:val=""/>
-      <w:lvlJc w:val="left"/>
-      <w:pPr>
-        <w:tabs>
-          <w:tab w:val="num" w:pos="4320"/>
-        </w:tabs>
-        <w:ind w:left="4320" w:hanging="360"/>
-      </w:pPr>
-      <w:rPr>
-        <w:rFonts w:ascii="Wingdings" w:hAnsi="Wingdings" w:hint="default"/>
-        <w:sz w:val="20"/>
-      </w:rPr>
-    </w:lvl>
-    <w:lvl w:ilvl="6" w:tentative="1">
-      <w:start w:val="1"/>
-      <w:numFmt w:val="bullet"/>
-      <w:lvlText w:val=""/>
-      <w:lvlJc w:val="left"/>
-      <w:pPr>
-        <w:tabs>
-          <w:tab w:val="num" w:pos="5040"/>
-        </w:tabs>
-        <w:ind w:left="5040" w:hanging="360"/>
-      </w:pPr>
-      <w:rPr>
-        <w:rFonts w:ascii="Wingdings" w:hAnsi="Wingdings" w:hint="default"/>
-        <w:sz w:val="20"/>
-      </w:rPr>
-    </w:lvl>
-    <w:lvl w:ilvl="7" w:tentative="1">
-      <w:start w:val="1"/>
-      <w:numFmt w:val="bullet"/>
-      <w:lvlText w:val=""/>
-      <w:lvlJc w:val="left"/>
-      <w:pPr>
-        <w:tabs>
-          <w:tab w:val="num" w:pos="5760"/>
-        </w:tabs>
-        <w:ind w:left="5760" w:hanging="360"/>
-      </w:pPr>
-      <w:rPr>
-        <w:rFonts w:ascii="Wingdings" w:hAnsi="Wingdings" w:hint="default"/>
-        <w:sz w:val="20"/>
-      </w:rPr>
-    </w:lvl>
-    <w:lvl w:ilvl="8" w:tentative="1">
-      <w:start w:val="1"/>
-      <w:numFmt w:val="bullet"/>
-      <w:lvlText w:val=""/>
-      <w:lvlJc w:val="left"/>
-      <w:pPr>
-        <w:tabs>
-          <w:tab w:val="num" w:pos="6480"/>
-        </w:tabs>
-        <w:ind w:left="6480" w:hanging="360"/>
-      </w:pPr>
-      <w:rPr>
-        <w:rFonts w:ascii="Wingdings" w:hAnsi="Wingdings" w:hint="default"/>
-        <w:sz w:val="20"/>
-      </w:rPr>
-    </w:lvl>
-  </w:abstractNum>
-  <w:abstractNum w:abstractNumId="104" w15:restartNumberingAfterBreak="0">
+  <w:abstractNum w:abstractNumId="85" w15:restartNumberingAfterBreak="0">
     <w:nsid w:val="4DA44DE1"/>
     <w:multiLevelType w:val="multilevel"/>
     <w:tmpl w:val="EA649872"/>
@@ -33312,7 +31046,7 @@
       </w:rPr>
     </w:lvl>
   </w:abstractNum>
-  <w:abstractNum w:abstractNumId="105" w15:restartNumberingAfterBreak="0">
+  <w:abstractNum w:abstractNumId="86" w15:restartNumberingAfterBreak="0">
     <w:nsid w:val="4F1D5F88"/>
     <w:multiLevelType w:val="multilevel"/>
     <w:tmpl w:val="D278C528"/>
@@ -33461,7 +31195,7 @@
       </w:rPr>
     </w:lvl>
   </w:abstractNum>
-  <w:abstractNum w:abstractNumId="106" w15:restartNumberingAfterBreak="0">
+  <w:abstractNum w:abstractNumId="87" w15:restartNumberingAfterBreak="0">
     <w:nsid w:val="507F6DDB"/>
     <w:multiLevelType w:val="multilevel"/>
     <w:tmpl w:val="644671D8"/>
@@ -33610,7 +31344,7 @@
       </w:rPr>
     </w:lvl>
   </w:abstractNum>
-  <w:abstractNum w:abstractNumId="107" w15:restartNumberingAfterBreak="0">
+  <w:abstractNum w:abstractNumId="88" w15:restartNumberingAfterBreak="0">
     <w:nsid w:val="5232184E"/>
     <w:multiLevelType w:val="multilevel"/>
     <w:tmpl w:val="16B80DA4"/>
@@ -33759,7 +31493,7 @@
       </w:rPr>
     </w:lvl>
   </w:abstractNum>
-  <w:abstractNum w:abstractNumId="108" w15:restartNumberingAfterBreak="0">
+  <w:abstractNum w:abstractNumId="89" w15:restartNumberingAfterBreak="0">
     <w:nsid w:val="53052B2E"/>
     <w:multiLevelType w:val="multilevel"/>
     <w:tmpl w:val="8E306104"/>
@@ -33908,120 +31642,7 @@
       </w:rPr>
     </w:lvl>
   </w:abstractNum>
-  <w:abstractNum w:abstractNumId="109" w15:restartNumberingAfterBreak="0">
-    <w:nsid w:val="53105AAB"/>
-    <w:multiLevelType w:val="hybridMultilevel"/>
-    <w:tmpl w:val="166CA74E"/>
-    <w:lvl w:ilvl="0" w:tplc="04090001">
-      <w:start w:val="1"/>
-      <w:numFmt w:val="bullet"/>
-      <w:lvlText w:val=""/>
-      <w:lvlJc w:val="left"/>
-      <w:pPr>
-        <w:ind w:left="720" w:hanging="360"/>
-      </w:pPr>
-      <w:rPr>
-        <w:rFonts w:ascii="Symbol" w:hAnsi="Symbol" w:hint="default"/>
-      </w:rPr>
-    </w:lvl>
-    <w:lvl w:ilvl="1" w:tplc="04090003" w:tentative="1">
-      <w:start w:val="1"/>
-      <w:numFmt w:val="bullet"/>
-      <w:lvlText w:val="o"/>
-      <w:lvlJc w:val="left"/>
-      <w:pPr>
-        <w:ind w:left="1440" w:hanging="360"/>
-      </w:pPr>
-      <w:rPr>
-        <w:rFonts w:ascii="Courier New" w:hAnsi="Courier New" w:cs="Courier New" w:hint="default"/>
-      </w:rPr>
-    </w:lvl>
-    <w:lvl w:ilvl="2" w:tplc="04090005" w:tentative="1">
-      <w:start w:val="1"/>
-      <w:numFmt w:val="bullet"/>
-      <w:lvlText w:val=""/>
-      <w:lvlJc w:val="left"/>
-      <w:pPr>
-        <w:ind w:left="2160" w:hanging="360"/>
-      </w:pPr>
-      <w:rPr>
-        <w:rFonts w:ascii="Wingdings" w:hAnsi="Wingdings" w:hint="default"/>
-      </w:rPr>
-    </w:lvl>
-    <w:lvl w:ilvl="3" w:tplc="04090001" w:tentative="1">
-      <w:start w:val="1"/>
-      <w:numFmt w:val="bullet"/>
-      <w:lvlText w:val=""/>
-      <w:lvlJc w:val="left"/>
-      <w:pPr>
-        <w:ind w:left="2880" w:hanging="360"/>
-      </w:pPr>
-      <w:rPr>
-        <w:rFonts w:ascii="Symbol" w:hAnsi="Symbol" w:hint="default"/>
-      </w:rPr>
-    </w:lvl>
-    <w:lvl w:ilvl="4" w:tplc="04090003" w:tentative="1">
-      <w:start w:val="1"/>
-      <w:numFmt w:val="bullet"/>
-      <w:lvlText w:val="o"/>
-      <w:lvlJc w:val="left"/>
-      <w:pPr>
-        <w:ind w:left="3600" w:hanging="360"/>
-      </w:pPr>
-      <w:rPr>
-        <w:rFonts w:ascii="Courier New" w:hAnsi="Courier New" w:cs="Courier New" w:hint="default"/>
-      </w:rPr>
-    </w:lvl>
-    <w:lvl w:ilvl="5" w:tplc="04090005" w:tentative="1">
-      <w:start w:val="1"/>
-      <w:numFmt w:val="bullet"/>
-      <w:lvlText w:val=""/>
-      <w:lvlJc w:val="left"/>
-      <w:pPr>
-        <w:ind w:left="4320" w:hanging="360"/>
-      </w:pPr>
-      <w:rPr>
-        <w:rFonts w:ascii="Wingdings" w:hAnsi="Wingdings" w:hint="default"/>
-      </w:rPr>
-    </w:lvl>
-    <w:lvl w:ilvl="6" w:tplc="04090001" w:tentative="1">
-      <w:start w:val="1"/>
-      <w:numFmt w:val="bullet"/>
-      <w:lvlText w:val=""/>
-      <w:lvlJc w:val="left"/>
-      <w:pPr>
-        <w:ind w:left="5040" w:hanging="360"/>
-      </w:pPr>
-      <w:rPr>
-        <w:rFonts w:ascii="Symbol" w:hAnsi="Symbol" w:hint="default"/>
-      </w:rPr>
-    </w:lvl>
-    <w:lvl w:ilvl="7" w:tplc="04090003" w:tentative="1">
-      <w:start w:val="1"/>
-      <w:numFmt w:val="bullet"/>
-      <w:lvlText w:val="o"/>
-      <w:lvlJc w:val="left"/>
-      <w:pPr>
-        <w:ind w:left="5760" w:hanging="360"/>
-      </w:pPr>
-      <w:rPr>
-        <w:rFonts w:ascii="Courier New" w:hAnsi="Courier New" w:cs="Courier New" w:hint="default"/>
-      </w:rPr>
-    </w:lvl>
-    <w:lvl w:ilvl="8" w:tplc="04090005" w:tentative="1">
-      <w:start w:val="1"/>
-      <w:numFmt w:val="bullet"/>
-      <w:lvlText w:val=""/>
-      <w:lvlJc w:val="left"/>
-      <w:pPr>
-        <w:ind w:left="6480" w:hanging="360"/>
-      </w:pPr>
-      <w:rPr>
-        <w:rFonts w:ascii="Wingdings" w:hAnsi="Wingdings" w:hint="default"/>
-      </w:rPr>
-    </w:lvl>
-  </w:abstractNum>
-  <w:abstractNum w:abstractNumId="110" w15:restartNumberingAfterBreak="0">
+  <w:abstractNum w:abstractNumId="90" w15:restartNumberingAfterBreak="0">
     <w:nsid w:val="53C03E13"/>
     <w:multiLevelType w:val="hybridMultilevel"/>
     <w:tmpl w:val="83FCBC06"/>
@@ -34134,7 +31755,7 @@
       </w:rPr>
     </w:lvl>
   </w:abstractNum>
-  <w:abstractNum w:abstractNumId="111" w15:restartNumberingAfterBreak="0">
+  <w:abstractNum w:abstractNumId="91" w15:restartNumberingAfterBreak="0">
     <w:nsid w:val="56BB1E6F"/>
     <w:multiLevelType w:val="multilevel"/>
     <w:tmpl w:val="D278C528"/>
@@ -34283,7 +31904,7 @@
       </w:rPr>
     </w:lvl>
   </w:abstractNum>
-  <w:abstractNum w:abstractNumId="112" w15:restartNumberingAfterBreak="0">
+  <w:abstractNum w:abstractNumId="92" w15:restartNumberingAfterBreak="0">
     <w:nsid w:val="5A897983"/>
     <w:multiLevelType w:val="multilevel"/>
     <w:tmpl w:val="F05C9280"/>
@@ -34432,7 +32053,7 @@
       </w:rPr>
     </w:lvl>
   </w:abstractNum>
-  <w:abstractNum w:abstractNumId="113" w15:restartNumberingAfterBreak="0">
+  <w:abstractNum w:abstractNumId="93" w15:restartNumberingAfterBreak="0">
     <w:nsid w:val="5DD73975"/>
     <w:multiLevelType w:val="hybridMultilevel"/>
     <w:tmpl w:val="F3C8F606"/>
@@ -34545,120 +32166,7 @@
       </w:rPr>
     </w:lvl>
   </w:abstractNum>
-  <w:abstractNum w:abstractNumId="114" w15:restartNumberingAfterBreak="0">
-    <w:nsid w:val="5F5C0D48"/>
-    <w:multiLevelType w:val="hybridMultilevel"/>
-    <w:tmpl w:val="57C8007E"/>
-    <w:lvl w:ilvl="0" w:tplc="04090001">
-      <w:start w:val="1"/>
-      <w:numFmt w:val="bullet"/>
-      <w:lvlText w:val=""/>
-      <w:lvlJc w:val="left"/>
-      <w:pPr>
-        <w:ind w:left="720" w:hanging="360"/>
-      </w:pPr>
-      <w:rPr>
-        <w:rFonts w:ascii="Symbol" w:hAnsi="Symbol" w:hint="default"/>
-      </w:rPr>
-    </w:lvl>
-    <w:lvl w:ilvl="1" w:tplc="04090003" w:tentative="1">
-      <w:start w:val="1"/>
-      <w:numFmt w:val="bullet"/>
-      <w:lvlText w:val="o"/>
-      <w:lvlJc w:val="left"/>
-      <w:pPr>
-        <w:ind w:left="1440" w:hanging="360"/>
-      </w:pPr>
-      <w:rPr>
-        <w:rFonts w:ascii="Courier New" w:hAnsi="Courier New" w:cs="Courier New" w:hint="default"/>
-      </w:rPr>
-    </w:lvl>
-    <w:lvl w:ilvl="2" w:tplc="04090005" w:tentative="1">
-      <w:start w:val="1"/>
-      <w:numFmt w:val="bullet"/>
-      <w:lvlText w:val=""/>
-      <w:lvlJc w:val="left"/>
-      <w:pPr>
-        <w:ind w:left="2160" w:hanging="360"/>
-      </w:pPr>
-      <w:rPr>
-        <w:rFonts w:ascii="Wingdings" w:hAnsi="Wingdings" w:hint="default"/>
-      </w:rPr>
-    </w:lvl>
-    <w:lvl w:ilvl="3" w:tplc="04090001" w:tentative="1">
-      <w:start w:val="1"/>
-      <w:numFmt w:val="bullet"/>
-      <w:lvlText w:val=""/>
-      <w:lvlJc w:val="left"/>
-      <w:pPr>
-        <w:ind w:left="2880" w:hanging="360"/>
-      </w:pPr>
-      <w:rPr>
-        <w:rFonts w:ascii="Symbol" w:hAnsi="Symbol" w:hint="default"/>
-      </w:rPr>
-    </w:lvl>
-    <w:lvl w:ilvl="4" w:tplc="04090003" w:tentative="1">
-      <w:start w:val="1"/>
-      <w:numFmt w:val="bullet"/>
-      <w:lvlText w:val="o"/>
-      <w:lvlJc w:val="left"/>
-      <w:pPr>
-        <w:ind w:left="3600" w:hanging="360"/>
-      </w:pPr>
-      <w:rPr>
-        <w:rFonts w:ascii="Courier New" w:hAnsi="Courier New" w:cs="Courier New" w:hint="default"/>
-      </w:rPr>
-    </w:lvl>
-    <w:lvl w:ilvl="5" w:tplc="04090005" w:tentative="1">
-      <w:start w:val="1"/>
-      <w:numFmt w:val="bullet"/>
-      <w:lvlText w:val=""/>
-      <w:lvlJc w:val="left"/>
-      <w:pPr>
-        <w:ind w:left="4320" w:hanging="360"/>
-      </w:pPr>
-      <w:rPr>
-        <w:rFonts w:ascii="Wingdings" w:hAnsi="Wingdings" w:hint="default"/>
-      </w:rPr>
-    </w:lvl>
-    <w:lvl w:ilvl="6" w:tplc="04090001" w:tentative="1">
-      <w:start w:val="1"/>
-      <w:numFmt w:val="bullet"/>
-      <w:lvlText w:val=""/>
-      <w:lvlJc w:val="left"/>
-      <w:pPr>
-        <w:ind w:left="5040" w:hanging="360"/>
-      </w:pPr>
-      <w:rPr>
-        <w:rFonts w:ascii="Symbol" w:hAnsi="Symbol" w:hint="default"/>
-      </w:rPr>
-    </w:lvl>
-    <w:lvl w:ilvl="7" w:tplc="04090003" w:tentative="1">
-      <w:start w:val="1"/>
-      <w:numFmt w:val="bullet"/>
-      <w:lvlText w:val="o"/>
-      <w:lvlJc w:val="left"/>
-      <w:pPr>
-        <w:ind w:left="5760" w:hanging="360"/>
-      </w:pPr>
-      <w:rPr>
-        <w:rFonts w:ascii="Courier New" w:hAnsi="Courier New" w:cs="Courier New" w:hint="default"/>
-      </w:rPr>
-    </w:lvl>
-    <w:lvl w:ilvl="8" w:tplc="04090005" w:tentative="1">
-      <w:start w:val="1"/>
-      <w:numFmt w:val="bullet"/>
-      <w:lvlText w:val=""/>
-      <w:lvlJc w:val="left"/>
-      <w:pPr>
-        <w:ind w:left="6480" w:hanging="360"/>
-      </w:pPr>
-      <w:rPr>
-        <w:rFonts w:ascii="Wingdings" w:hAnsi="Wingdings" w:hint="default"/>
-      </w:rPr>
-    </w:lvl>
-  </w:abstractNum>
-  <w:abstractNum w:abstractNumId="115" w15:restartNumberingAfterBreak="0">
+  <w:abstractNum w:abstractNumId="94" w15:restartNumberingAfterBreak="0">
     <w:nsid w:val="5F8539EA"/>
     <w:multiLevelType w:val="multilevel"/>
     <w:tmpl w:val="1D14E1BE"/>
@@ -34807,7 +32315,7 @@
       </w:rPr>
     </w:lvl>
   </w:abstractNum>
-  <w:abstractNum w:abstractNumId="116" w15:restartNumberingAfterBreak="0">
+  <w:abstractNum w:abstractNumId="95" w15:restartNumberingAfterBreak="0">
     <w:nsid w:val="61EC5C73"/>
     <w:multiLevelType w:val="multilevel"/>
     <w:tmpl w:val="E59ACD4A"/>
@@ -34956,7 +32464,7 @@
       </w:rPr>
     </w:lvl>
   </w:abstractNum>
-  <w:abstractNum w:abstractNumId="117" w15:restartNumberingAfterBreak="0">
+  <w:abstractNum w:abstractNumId="96" w15:restartNumberingAfterBreak="0">
     <w:nsid w:val="628566FA"/>
     <w:multiLevelType w:val="multilevel"/>
     <w:tmpl w:val="C576D23C"/>
@@ -35105,7 +32613,7 @@
       </w:rPr>
     </w:lvl>
   </w:abstractNum>
-  <w:abstractNum w:abstractNumId="118" w15:restartNumberingAfterBreak="0">
+  <w:abstractNum w:abstractNumId="97" w15:restartNumberingAfterBreak="0">
     <w:nsid w:val="628F4BF2"/>
     <w:multiLevelType w:val="multilevel"/>
     <w:tmpl w:val="A680F95C"/>
@@ -35254,7 +32762,7 @@
       </w:rPr>
     </w:lvl>
   </w:abstractNum>
-  <w:abstractNum w:abstractNumId="119" w15:restartNumberingAfterBreak="0">
+  <w:abstractNum w:abstractNumId="98" w15:restartNumberingAfterBreak="0">
     <w:nsid w:val="65C91593"/>
     <w:multiLevelType w:val="multilevel"/>
     <w:tmpl w:val="B8C27B96"/>
@@ -35403,7 +32911,7 @@
       </w:rPr>
     </w:lvl>
   </w:abstractNum>
-  <w:abstractNum w:abstractNumId="120" w15:restartNumberingAfterBreak="0">
+  <w:abstractNum w:abstractNumId="99" w15:restartNumberingAfterBreak="0">
     <w:nsid w:val="65FB269E"/>
     <w:multiLevelType w:val="multilevel"/>
     <w:tmpl w:val="E59ACD4A"/>
@@ -35552,7 +33060,7 @@
       </w:rPr>
     </w:lvl>
   </w:abstractNum>
-  <w:abstractNum w:abstractNumId="121" w15:restartNumberingAfterBreak="0">
+  <w:abstractNum w:abstractNumId="100" w15:restartNumberingAfterBreak="0">
     <w:nsid w:val="667B593B"/>
     <w:multiLevelType w:val="multilevel"/>
     <w:tmpl w:val="CE58BC76"/>
@@ -35701,156 +33209,7 @@
       </w:rPr>
     </w:lvl>
   </w:abstractNum>
-  <w:abstractNum w:abstractNumId="122" w15:restartNumberingAfterBreak="0">
-    <w:nsid w:val="68A7169E"/>
-    <w:multiLevelType w:val="multilevel"/>
-    <w:tmpl w:val="D278C528"/>
-    <w:lvl w:ilvl="0">
-      <w:start w:val="1"/>
-      <w:numFmt w:val="bullet"/>
-      <w:lvlText w:val=""/>
-      <w:lvlJc w:val="left"/>
-      <w:pPr>
-        <w:tabs>
-          <w:tab w:val="num" w:pos="720"/>
-        </w:tabs>
-        <w:ind w:left="720" w:hanging="360"/>
-      </w:pPr>
-      <w:rPr>
-        <w:rFonts w:ascii="Symbol" w:hAnsi="Symbol" w:hint="default"/>
-        <w:sz w:val="20"/>
-      </w:rPr>
-    </w:lvl>
-    <w:lvl w:ilvl="1" w:tentative="1">
-      <w:start w:val="1"/>
-      <w:numFmt w:val="bullet"/>
-      <w:lvlText w:val="o"/>
-      <w:lvlJc w:val="left"/>
-      <w:pPr>
-        <w:tabs>
-          <w:tab w:val="num" w:pos="1440"/>
-        </w:tabs>
-        <w:ind w:left="1440" w:hanging="360"/>
-      </w:pPr>
-      <w:rPr>
-        <w:rFonts w:ascii="Courier New" w:hAnsi="Courier New" w:hint="default"/>
-        <w:sz w:val="20"/>
-      </w:rPr>
-    </w:lvl>
-    <w:lvl w:ilvl="2" w:tentative="1">
-      <w:start w:val="1"/>
-      <w:numFmt w:val="bullet"/>
-      <w:lvlText w:val=""/>
-      <w:lvlJc w:val="left"/>
-      <w:pPr>
-        <w:tabs>
-          <w:tab w:val="num" w:pos="2160"/>
-        </w:tabs>
-        <w:ind w:left="2160" w:hanging="360"/>
-      </w:pPr>
-      <w:rPr>
-        <w:rFonts w:ascii="Wingdings" w:hAnsi="Wingdings" w:hint="default"/>
-        <w:sz w:val="20"/>
-      </w:rPr>
-    </w:lvl>
-    <w:lvl w:ilvl="3" w:tentative="1">
-      <w:start w:val="1"/>
-      <w:numFmt w:val="bullet"/>
-      <w:lvlText w:val=""/>
-      <w:lvlJc w:val="left"/>
-      <w:pPr>
-        <w:tabs>
-          <w:tab w:val="num" w:pos="2880"/>
-        </w:tabs>
-        <w:ind w:left="2880" w:hanging="360"/>
-      </w:pPr>
-      <w:rPr>
-        <w:rFonts w:ascii="Wingdings" w:hAnsi="Wingdings" w:hint="default"/>
-        <w:sz w:val="20"/>
-      </w:rPr>
-    </w:lvl>
-    <w:lvl w:ilvl="4" w:tentative="1">
-      <w:start w:val="1"/>
-      <w:numFmt w:val="bullet"/>
-      <w:lvlText w:val=""/>
-      <w:lvlJc w:val="left"/>
-      <w:pPr>
-        <w:tabs>
-          <w:tab w:val="num" w:pos="3600"/>
-        </w:tabs>
-        <w:ind w:left="3600" w:hanging="360"/>
-      </w:pPr>
-      <w:rPr>
-        <w:rFonts w:ascii="Wingdings" w:hAnsi="Wingdings" w:hint="default"/>
-        <w:sz w:val="20"/>
-      </w:rPr>
-    </w:lvl>
-    <w:lvl w:ilvl="5" w:tentative="1">
-      <w:start w:val="1"/>
-      <w:numFmt w:val="bullet"/>
-      <w:lvlText w:val=""/>
-      <w:lvlJc w:val="left"/>
-      <w:pPr>
-        <w:tabs>
-          <w:tab w:val="num" w:pos="4320"/>
-        </w:tabs>
-        <w:ind w:left="4320" w:hanging="360"/>
-      </w:pPr>
-      <w:rPr>
-        <w:rFonts w:ascii="Wingdings" w:hAnsi="Wingdings" w:hint="default"/>
-        <w:sz w:val="20"/>
-      </w:rPr>
-    </w:lvl>
-    <w:lvl w:ilvl="6" w:tentative="1">
-      <w:start w:val="1"/>
-      <w:numFmt w:val="bullet"/>
-      <w:lvlText w:val=""/>
-      <w:lvlJc w:val="left"/>
-      <w:pPr>
-        <w:tabs>
-          <w:tab w:val="num" w:pos="5040"/>
-        </w:tabs>
-        <w:ind w:left="5040" w:hanging="360"/>
-      </w:pPr>
-      <w:rPr>
-        <w:rFonts w:ascii="Wingdings" w:hAnsi="Wingdings" w:hint="default"/>
-        <w:sz w:val="20"/>
-      </w:rPr>
-    </w:lvl>
-    <w:lvl w:ilvl="7" w:tentative="1">
-      <w:start w:val="1"/>
-      <w:numFmt w:val="bullet"/>
-      <w:lvlText w:val=""/>
-      <w:lvlJc w:val="left"/>
-      <w:pPr>
-        <w:tabs>
-          <w:tab w:val="num" w:pos="5760"/>
-        </w:tabs>
-        <w:ind w:left="5760" w:hanging="360"/>
-      </w:pPr>
-      <w:rPr>
-        <w:rFonts w:ascii="Wingdings" w:hAnsi="Wingdings" w:hint="default"/>
-        <w:sz w:val="20"/>
-      </w:rPr>
-    </w:lvl>
-    <w:lvl w:ilvl="8" w:tentative="1">
-      <w:start w:val="1"/>
-      <w:numFmt w:val="bullet"/>
-      <w:lvlText w:val=""/>
-      <w:lvlJc w:val="left"/>
-      <w:pPr>
-        <w:tabs>
-          <w:tab w:val="num" w:pos="6480"/>
-        </w:tabs>
-        <w:ind w:left="6480" w:hanging="360"/>
-      </w:pPr>
-      <w:rPr>
-        <w:rFonts w:ascii="Wingdings" w:hAnsi="Wingdings" w:hint="default"/>
-        <w:sz w:val="20"/>
-      </w:rPr>
-    </w:lvl>
-  </w:abstractNum>
-  <w:abstractNum w:abstractNumId="123" w15:restartNumberingAfterBreak="0">
+  <w:abstractNum w:abstractNumId="101" w15:restartNumberingAfterBreak="0">
     <w:nsid w:val="69150CB4"/>
     <w:multiLevelType w:val="multilevel"/>
     <w:tmpl w:val="23ACC9FE"/>
@@ -35999,7 +33358,7 @@
       </w:rPr>
     </w:lvl>
   </w:abstractNum>
-  <w:abstractNum w:abstractNumId="124" w15:restartNumberingAfterBreak="0">
+  <w:abstractNum w:abstractNumId="102" w15:restartNumberingAfterBreak="0">
     <w:nsid w:val="69F3676B"/>
     <w:multiLevelType w:val="multilevel"/>
     <w:tmpl w:val="6F324960"/>
@@ -36148,7 +33507,7 @@
       </w:rPr>
     </w:lvl>
   </w:abstractNum>
-  <w:abstractNum w:abstractNumId="125" w15:restartNumberingAfterBreak="0">
+  <w:abstractNum w:abstractNumId="103" w15:restartNumberingAfterBreak="0">
     <w:nsid w:val="6A410D84"/>
     <w:multiLevelType w:val="multilevel"/>
     <w:tmpl w:val="4AAC1336"/>
@@ -36297,7 +33656,7 @@
       </w:rPr>
     </w:lvl>
   </w:abstractNum>
-  <w:abstractNum w:abstractNumId="126" w15:restartNumberingAfterBreak="0">
+  <w:abstractNum w:abstractNumId="104" w15:restartNumberingAfterBreak="0">
     <w:nsid w:val="6D2D1AF2"/>
     <w:multiLevelType w:val="multilevel"/>
     <w:tmpl w:val="DF4CFBE4"/>
@@ -36446,7 +33805,7 @@
       </w:rPr>
     </w:lvl>
   </w:abstractNum>
-  <w:abstractNum w:abstractNumId="127" w15:restartNumberingAfterBreak="0">
+  <w:abstractNum w:abstractNumId="105" w15:restartNumberingAfterBreak="0">
     <w:nsid w:val="6DBF0751"/>
     <w:multiLevelType w:val="hybridMultilevel"/>
     <w:tmpl w:val="AB964B80"/>
@@ -36559,7 +33918,7 @@
       </w:rPr>
     </w:lvl>
   </w:abstractNum>
-  <w:abstractNum w:abstractNumId="128" w15:restartNumberingAfterBreak="0">
+  <w:abstractNum w:abstractNumId="106" w15:restartNumberingAfterBreak="0">
     <w:nsid w:val="6EBE3AC0"/>
     <w:multiLevelType w:val="multilevel"/>
     <w:tmpl w:val="1FFA36AC"/>
@@ -36708,7 +34067,7 @@
       </w:rPr>
     </w:lvl>
   </w:abstractNum>
-  <w:abstractNum w:abstractNumId="129" w15:restartNumberingAfterBreak="0">
+  <w:abstractNum w:abstractNumId="107" w15:restartNumberingAfterBreak="0">
     <w:nsid w:val="6EFD3537"/>
     <w:multiLevelType w:val="multilevel"/>
     <w:tmpl w:val="97C84188"/>
@@ -36857,120 +34216,7 @@
       </w:rPr>
     </w:lvl>
   </w:abstractNum>
-  <w:abstractNum w:abstractNumId="130" w15:restartNumberingAfterBreak="0">
-    <w:nsid w:val="6F322895"/>
-    <w:multiLevelType w:val="hybridMultilevel"/>
-    <w:tmpl w:val="0E2649FC"/>
-    <w:lvl w:ilvl="0" w:tplc="04090001">
-      <w:start w:val="1"/>
-      <w:numFmt w:val="bullet"/>
-      <w:lvlText w:val=""/>
-      <w:lvlJc w:val="left"/>
-      <w:pPr>
-        <w:ind w:left="720" w:hanging="360"/>
-      </w:pPr>
-      <w:rPr>
-        <w:rFonts w:ascii="Symbol" w:hAnsi="Symbol" w:hint="default"/>
-      </w:rPr>
-    </w:lvl>
-    <w:lvl w:ilvl="1" w:tplc="04090003" w:tentative="1">
-      <w:start w:val="1"/>
-      <w:numFmt w:val="bullet"/>
-      <w:lvlText w:val="o"/>
-      <w:lvlJc w:val="left"/>
-      <w:pPr>
-        <w:ind w:left="1440" w:hanging="360"/>
-      </w:pPr>
-      <w:rPr>
-        <w:rFonts w:ascii="Courier New" w:hAnsi="Courier New" w:cs="Courier New" w:hint="default"/>
-      </w:rPr>
-    </w:lvl>
-    <w:lvl w:ilvl="2" w:tplc="04090005" w:tentative="1">
-      <w:start w:val="1"/>
-      <w:numFmt w:val="bullet"/>
-      <w:lvlText w:val=""/>
-      <w:lvlJc w:val="left"/>
-      <w:pPr>
-        <w:ind w:left="2160" w:hanging="360"/>
-      </w:pPr>
-      <w:rPr>
-        <w:rFonts w:ascii="Wingdings" w:hAnsi="Wingdings" w:hint="default"/>
-      </w:rPr>
-    </w:lvl>
-    <w:lvl w:ilvl="3" w:tplc="04090001" w:tentative="1">
-      <w:start w:val="1"/>
-      <w:numFmt w:val="bullet"/>
-      <w:lvlText w:val=""/>
-      <w:lvlJc w:val="left"/>
-      <w:pPr>
-        <w:ind w:left="2880" w:hanging="360"/>
-      </w:pPr>
-      <w:rPr>
-        <w:rFonts w:ascii="Symbol" w:hAnsi="Symbol" w:hint="default"/>
-      </w:rPr>
-    </w:lvl>
-    <w:lvl w:ilvl="4" w:tplc="04090003" w:tentative="1">
-      <w:start w:val="1"/>
-      <w:numFmt w:val="bullet"/>
-      <w:lvlText w:val="o"/>
-      <w:lvlJc w:val="left"/>
-      <w:pPr>
-        <w:ind w:left="3600" w:hanging="360"/>
-      </w:pPr>
-      <w:rPr>
-        <w:rFonts w:ascii="Courier New" w:hAnsi="Courier New" w:cs="Courier New" w:hint="default"/>
-      </w:rPr>
-    </w:lvl>
-    <w:lvl w:ilvl="5" w:tplc="04090005" w:tentative="1">
-      <w:start w:val="1"/>
-      <w:numFmt w:val="bullet"/>
-      <w:lvlText w:val=""/>
-      <w:lvlJc w:val="left"/>
-      <w:pPr>
-        <w:ind w:left="4320" w:hanging="360"/>
-      </w:pPr>
-      <w:rPr>
-        <w:rFonts w:ascii="Wingdings" w:hAnsi="Wingdings" w:hint="default"/>
-      </w:rPr>
-    </w:lvl>
-    <w:lvl w:ilvl="6" w:tplc="04090001" w:tentative="1">
-      <w:start w:val="1"/>
-      <w:numFmt w:val="bullet"/>
-      <w:lvlText w:val=""/>
-      <w:lvlJc w:val="left"/>
-      <w:pPr>
-        <w:ind w:left="5040" w:hanging="360"/>
-      </w:pPr>
-      <w:rPr>
-        <w:rFonts w:ascii="Symbol" w:hAnsi="Symbol" w:hint="default"/>
-      </w:rPr>
-    </w:lvl>
-    <w:lvl w:ilvl="7" w:tplc="04090003" w:tentative="1">
-      <w:start w:val="1"/>
-      <w:numFmt w:val="bullet"/>
-      <w:lvlText w:val="o"/>
-      <w:lvlJc w:val="left"/>
-      <w:pPr>
-        <w:ind w:left="5760" w:hanging="360"/>
-      </w:pPr>
-      <w:rPr>
-        <w:rFonts w:ascii="Courier New" w:hAnsi="Courier New" w:cs="Courier New" w:hint="default"/>
-      </w:rPr>
-    </w:lvl>
-    <w:lvl w:ilvl="8" w:tplc="04090005" w:tentative="1">
-      <w:start w:val="1"/>
-      <w:numFmt w:val="bullet"/>
-      <w:lvlText w:val=""/>
-      <w:lvlJc w:val="left"/>
-      <w:pPr>
-        <w:ind w:left="6480" w:hanging="360"/>
-      </w:pPr>
-      <w:rPr>
-        <w:rFonts w:ascii="Wingdings" w:hAnsi="Wingdings" w:hint="default"/>
-      </w:rPr>
-    </w:lvl>
-  </w:abstractNum>
-  <w:abstractNum w:abstractNumId="131" w15:restartNumberingAfterBreak="0">
+  <w:abstractNum w:abstractNumId="108" w15:restartNumberingAfterBreak="0">
     <w:nsid w:val="6F4737A3"/>
     <w:multiLevelType w:val="multilevel"/>
     <w:tmpl w:val="6EC638F4"/>
@@ -37119,7 +34365,7 @@
       </w:rPr>
     </w:lvl>
   </w:abstractNum>
-  <w:abstractNum w:abstractNumId="132" w15:restartNumberingAfterBreak="0">
+  <w:abstractNum w:abstractNumId="109" w15:restartNumberingAfterBreak="0">
     <w:nsid w:val="7093112F"/>
     <w:multiLevelType w:val="hybridMultilevel"/>
     <w:tmpl w:val="7018C458"/>
@@ -37232,7 +34478,7 @@
       </w:rPr>
     </w:lvl>
   </w:abstractNum>
-  <w:abstractNum w:abstractNumId="133" w15:restartNumberingAfterBreak="0">
+  <w:abstractNum w:abstractNumId="110" w15:restartNumberingAfterBreak="0">
     <w:nsid w:val="71B866B8"/>
     <w:multiLevelType w:val="multilevel"/>
     <w:tmpl w:val="D6A61A68"/>
@@ -37381,7 +34627,7 @@
       </w:rPr>
     </w:lvl>
   </w:abstractNum>
-  <w:abstractNum w:abstractNumId="134" w15:restartNumberingAfterBreak="0">
+  <w:abstractNum w:abstractNumId="111" w15:restartNumberingAfterBreak="0">
     <w:nsid w:val="71FE7096"/>
     <w:multiLevelType w:val="multilevel"/>
     <w:tmpl w:val="DB9A52BE"/>
@@ -37530,120 +34776,7 @@
       </w:rPr>
     </w:lvl>
   </w:abstractNum>
-  <w:abstractNum w:abstractNumId="135" w15:restartNumberingAfterBreak="0">
-    <w:nsid w:val="72601284"/>
-    <w:multiLevelType w:val="hybridMultilevel"/>
-    <w:tmpl w:val="19AC3094"/>
-    <w:lvl w:ilvl="0" w:tplc="04090001">
-      <w:start w:val="1"/>
-      <w:numFmt w:val="bullet"/>
-      <w:lvlText w:val=""/>
-      <w:lvlJc w:val="left"/>
-      <w:pPr>
-        <w:ind w:left="720" w:hanging="360"/>
-      </w:pPr>
-      <w:rPr>
-        <w:rFonts w:ascii="Symbol" w:hAnsi="Symbol" w:hint="default"/>
-      </w:rPr>
-    </w:lvl>
-    <w:lvl w:ilvl="1" w:tplc="04090003" w:tentative="1">
-      <w:start w:val="1"/>
-      <w:numFmt w:val="bullet"/>
-      <w:lvlText w:val="o"/>
-      <w:lvlJc w:val="left"/>
-      <w:pPr>
-        <w:ind w:left="1440" w:hanging="360"/>
-      </w:pPr>
-      <w:rPr>
-        <w:rFonts w:ascii="Courier New" w:hAnsi="Courier New" w:cs="Courier New" w:hint="default"/>
-      </w:rPr>
-    </w:lvl>
-    <w:lvl w:ilvl="2" w:tplc="04090005" w:tentative="1">
-      <w:start w:val="1"/>
-      <w:numFmt w:val="bullet"/>
-      <w:lvlText w:val=""/>
-      <w:lvlJc w:val="left"/>
-      <w:pPr>
-        <w:ind w:left="2160" w:hanging="360"/>
-      </w:pPr>
-      <w:rPr>
-        <w:rFonts w:ascii="Wingdings" w:hAnsi="Wingdings" w:hint="default"/>
-      </w:rPr>
-    </w:lvl>
-    <w:lvl w:ilvl="3" w:tplc="04090001" w:tentative="1">
-      <w:start w:val="1"/>
-      <w:numFmt w:val="bullet"/>
-      <w:lvlText w:val=""/>
-      <w:lvlJc w:val="left"/>
-      <w:pPr>
-        <w:ind w:left="2880" w:hanging="360"/>
-      </w:pPr>
-      <w:rPr>
-        <w:rFonts w:ascii="Symbol" w:hAnsi="Symbol" w:hint="default"/>
-      </w:rPr>
-    </w:lvl>
-    <w:lvl w:ilvl="4" w:tplc="04090003" w:tentative="1">
-      <w:start w:val="1"/>
-      <w:numFmt w:val="bullet"/>
-      <w:lvlText w:val="o"/>
-      <w:lvlJc w:val="left"/>
-      <w:pPr>
-        <w:ind w:left="3600" w:hanging="360"/>
-      </w:pPr>
-      <w:rPr>
-        <w:rFonts w:ascii="Courier New" w:hAnsi="Courier New" w:cs="Courier New" w:hint="default"/>
-      </w:rPr>
-    </w:lvl>
-    <w:lvl w:ilvl="5" w:tplc="04090005" w:tentative="1">
-      <w:start w:val="1"/>
-      <w:numFmt w:val="bullet"/>
-      <w:lvlText w:val=""/>
-      <w:lvlJc w:val="left"/>
-      <w:pPr>
-        <w:ind w:left="4320" w:hanging="360"/>
-      </w:pPr>
-      <w:rPr>
-        <w:rFonts w:ascii="Wingdings" w:hAnsi="Wingdings" w:hint="default"/>
-      </w:rPr>
-    </w:lvl>
-    <w:lvl w:ilvl="6" w:tplc="04090001" w:tentative="1">
-      <w:start w:val="1"/>
-      <w:numFmt w:val="bullet"/>
-      <w:lvlText w:val=""/>
-      <w:lvlJc w:val="left"/>
-      <w:pPr>
-        <w:ind w:left="5040" w:hanging="360"/>
-      </w:pPr>
-      <w:rPr>
-        <w:rFonts w:ascii="Symbol" w:hAnsi="Symbol" w:hint="default"/>
-      </w:rPr>
-    </w:lvl>
-    <w:lvl w:ilvl="7" w:tplc="04090003" w:tentative="1">
-      <w:start w:val="1"/>
-      <w:numFmt w:val="bullet"/>
-      <w:lvlText w:val="o"/>
-      <w:lvlJc w:val="left"/>
-      <w:pPr>
-        <w:ind w:left="5760" w:hanging="360"/>
-      </w:pPr>
-      <w:rPr>
-        <w:rFonts w:ascii="Courier New" w:hAnsi="Courier New" w:cs="Courier New" w:hint="default"/>
-      </w:rPr>
-    </w:lvl>
-    <w:lvl w:ilvl="8" w:tplc="04090005" w:tentative="1">
-      <w:start w:val="1"/>
-      <w:numFmt w:val="bullet"/>
-      <w:lvlText w:val=""/>
-      <w:lvlJc w:val="left"/>
-      <w:pPr>
-        <w:ind w:left="6480" w:hanging="360"/>
-      </w:pPr>
-      <w:rPr>
-        <w:rFonts w:ascii="Wingdings" w:hAnsi="Wingdings" w:hint="default"/>
-      </w:rPr>
-    </w:lvl>
-  </w:abstractNum>
-  <w:abstractNum w:abstractNumId="136" w15:restartNumberingAfterBreak="0">
+  <w:abstractNum w:abstractNumId="112" w15:restartNumberingAfterBreak="0">
     <w:nsid w:val="74D4408F"/>
     <w:multiLevelType w:val="multilevel"/>
     <w:tmpl w:val="C854DE4A"/>
@@ -37792,7 +34925,7 @@
       </w:rPr>
     </w:lvl>
   </w:abstractNum>
-  <w:abstractNum w:abstractNumId="137" w15:restartNumberingAfterBreak="0">
+  <w:abstractNum w:abstractNumId="113" w15:restartNumberingAfterBreak="0">
     <w:nsid w:val="74E72043"/>
     <w:multiLevelType w:val="multilevel"/>
     <w:tmpl w:val="AAE0D99A"/>
@@ -37941,7 +35074,7 @@
       </w:rPr>
     </w:lvl>
   </w:abstractNum>
-  <w:abstractNum w:abstractNumId="138" w15:restartNumberingAfterBreak="0">
+  <w:abstractNum w:abstractNumId="114" w15:restartNumberingAfterBreak="0">
     <w:nsid w:val="75854F38"/>
     <w:multiLevelType w:val="multilevel"/>
     <w:tmpl w:val="D5CED040"/>
@@ -38090,7 +35223,7 @@
       </w:rPr>
     </w:lvl>
   </w:abstractNum>
-  <w:abstractNum w:abstractNumId="139" w15:restartNumberingAfterBreak="0">
+  <w:abstractNum w:abstractNumId="115" w15:restartNumberingAfterBreak="0">
     <w:nsid w:val="758D06DE"/>
     <w:multiLevelType w:val="multilevel"/>
     <w:tmpl w:val="E59ACD4A"/>
@@ -38239,7 +35372,7 @@
       </w:rPr>
     </w:lvl>
   </w:abstractNum>
-  <w:abstractNum w:abstractNumId="140" w15:restartNumberingAfterBreak="0">
+  <w:abstractNum w:abstractNumId="116" w15:restartNumberingAfterBreak="0">
     <w:nsid w:val="761A133C"/>
     <w:multiLevelType w:val="multilevel"/>
     <w:tmpl w:val="0F382862"/>
@@ -38388,7 +35521,7 @@
       </w:rPr>
     </w:lvl>
   </w:abstractNum>
-  <w:abstractNum w:abstractNumId="141" w15:restartNumberingAfterBreak="0">
+  <w:abstractNum w:abstractNumId="117" w15:restartNumberingAfterBreak="0">
     <w:nsid w:val="76A27D4F"/>
     <w:multiLevelType w:val="multilevel"/>
     <w:tmpl w:val="1D745170"/>
@@ -38537,7 +35670,7 @@
       </w:rPr>
     </w:lvl>
   </w:abstractNum>
-  <w:abstractNum w:abstractNumId="142" w15:restartNumberingAfterBreak="0">
+  <w:abstractNum w:abstractNumId="118" w15:restartNumberingAfterBreak="0">
     <w:nsid w:val="76C95B8D"/>
     <w:multiLevelType w:val="multilevel"/>
     <w:tmpl w:val="D1BA5FB4"/>
@@ -38686,7 +35819,7 @@
       </w:rPr>
     </w:lvl>
   </w:abstractNum>
-  <w:abstractNum w:abstractNumId="143" w15:restartNumberingAfterBreak="0">
+  <w:abstractNum w:abstractNumId="119" w15:restartNumberingAfterBreak="0">
     <w:nsid w:val="778B709D"/>
     <w:multiLevelType w:val="multilevel"/>
     <w:tmpl w:val="E59ACD4A"/>
@@ -38835,7 +35968,7 @@
       </w:rPr>
     </w:lvl>
   </w:abstractNum>
-  <w:abstractNum w:abstractNumId="144" w15:restartNumberingAfterBreak="0">
+  <w:abstractNum w:abstractNumId="120" w15:restartNumberingAfterBreak="0">
     <w:nsid w:val="7951752B"/>
     <w:multiLevelType w:val="multilevel"/>
     <w:tmpl w:val="E59ACD4A"/>
@@ -38984,7 +36117,7 @@
       </w:rPr>
     </w:lvl>
   </w:abstractNum>
-  <w:abstractNum w:abstractNumId="145" w15:restartNumberingAfterBreak="0">
+  <w:abstractNum w:abstractNumId="121" w15:restartNumberingAfterBreak="0">
     <w:nsid w:val="796D1793"/>
     <w:multiLevelType w:val="hybridMultilevel"/>
     <w:tmpl w:val="2938CC24"/>
@@ -39097,7 +36230,7 @@
       </w:rPr>
     </w:lvl>
   </w:abstractNum>
-  <w:abstractNum w:abstractNumId="146" w15:restartNumberingAfterBreak="0">
+  <w:abstractNum w:abstractNumId="122" w15:restartNumberingAfterBreak="0">
     <w:nsid w:val="7A0A2BF8"/>
     <w:multiLevelType w:val="multilevel"/>
     <w:tmpl w:val="139229D4"/>
@@ -39246,7 +36379,7 @@
       </w:rPr>
     </w:lvl>
   </w:abstractNum>
-  <w:abstractNum w:abstractNumId="147" w15:restartNumberingAfterBreak="0">
+  <w:abstractNum w:abstractNumId="123" w15:restartNumberingAfterBreak="0">
     <w:nsid w:val="7A251DB5"/>
     <w:multiLevelType w:val="multilevel"/>
     <w:tmpl w:val="A60243AE"/>
@@ -39395,120 +36528,7 @@
       </w:rPr>
     </w:lvl>
   </w:abstractNum>
-  <w:abstractNum w:abstractNumId="148" w15:restartNumberingAfterBreak="0">
-    <w:nsid w:val="7A2B27BF"/>
-    <w:multiLevelType w:val="hybridMultilevel"/>
-    <w:tmpl w:val="1B6C6C7E"/>
-    <w:lvl w:ilvl="0" w:tplc="04090001">
-      <w:start w:val="1"/>
-      <w:numFmt w:val="bullet"/>
-      <w:lvlText w:val=""/>
-      <w:lvlJc w:val="left"/>
-      <w:pPr>
-        <w:ind w:left="720" w:hanging="360"/>
-      </w:pPr>
-      <w:rPr>
-        <w:rFonts w:ascii="Symbol" w:hAnsi="Symbol" w:hint="default"/>
-      </w:rPr>
-    </w:lvl>
-    <w:lvl w:ilvl="1" w:tplc="04090003" w:tentative="1">
-      <w:start w:val="1"/>
-      <w:numFmt w:val="bullet"/>
-      <w:lvlText w:val="o"/>
-      <w:lvlJc w:val="left"/>
-      <w:pPr>
-        <w:ind w:left="1440" w:hanging="360"/>
-      </w:pPr>
-      <w:rPr>
-        <w:rFonts w:ascii="Courier New" w:hAnsi="Courier New" w:cs="Courier New" w:hint="default"/>
-      </w:rPr>
-    </w:lvl>
-    <w:lvl w:ilvl="2" w:tplc="04090005" w:tentative="1">
-      <w:start w:val="1"/>
-      <w:numFmt w:val="bullet"/>
-      <w:lvlText w:val=""/>
-      <w:lvlJc w:val="left"/>
-      <w:pPr>
-        <w:ind w:left="2160" w:hanging="360"/>
-      </w:pPr>
-      <w:rPr>
-        <w:rFonts w:ascii="Wingdings" w:hAnsi="Wingdings" w:hint="default"/>
-      </w:rPr>
-    </w:lvl>
-    <w:lvl w:ilvl="3" w:tplc="04090001" w:tentative="1">
-      <w:start w:val="1"/>
-      <w:numFmt w:val="bullet"/>
-      <w:lvlText w:val=""/>
-      <w:lvlJc w:val="left"/>
-      <w:pPr>
-        <w:ind w:left="2880" w:hanging="360"/>
-      </w:pPr>
-      <w:rPr>
-        <w:rFonts w:ascii="Symbol" w:hAnsi="Symbol" w:hint="default"/>
-      </w:rPr>
-    </w:lvl>
-    <w:lvl w:ilvl="4" w:tplc="04090003" w:tentative="1">
-      <w:start w:val="1"/>
-      <w:numFmt w:val="bullet"/>
-      <w:lvlText w:val="o"/>
-      <w:lvlJc w:val="left"/>
-      <w:pPr>
-        <w:ind w:left="3600" w:hanging="360"/>
-      </w:pPr>
-      <w:rPr>
-        <w:rFonts w:ascii="Courier New" w:hAnsi="Courier New" w:cs="Courier New" w:hint="default"/>
-      </w:rPr>
-    </w:lvl>
-    <w:lvl w:ilvl="5" w:tplc="04090005" w:tentative="1">
-      <w:start w:val="1"/>
-      <w:numFmt w:val="bullet"/>
-      <w:lvlText w:val=""/>
-      <w:lvlJc w:val="left"/>
-      <w:pPr>
-        <w:ind w:left="4320" w:hanging="360"/>
-      </w:pPr>
-      <w:rPr>
-        <w:rFonts w:ascii="Wingdings" w:hAnsi="Wingdings" w:hint="default"/>
-      </w:rPr>
-    </w:lvl>
-    <w:lvl w:ilvl="6" w:tplc="04090001" w:tentative="1">
-      <w:start w:val="1"/>
-      <w:numFmt w:val="bullet"/>
-      <w:lvlText w:val=""/>
-      <w:lvlJc w:val="left"/>
-      <w:pPr>
-        <w:ind w:left="5040" w:hanging="360"/>
-      </w:pPr>
-      <w:rPr>
-        <w:rFonts w:ascii="Symbol" w:hAnsi="Symbol" w:hint="default"/>
-      </w:rPr>
-    </w:lvl>
-    <w:lvl w:ilvl="7" w:tplc="04090003" w:tentative="1">
-      <w:start w:val="1"/>
-      <w:numFmt w:val="bullet"/>
-      <w:lvlText w:val="o"/>
-      <w:lvlJc w:val="left"/>
-      <w:pPr>
-        <w:ind w:left="5760" w:hanging="360"/>
-      </w:pPr>
-      <w:rPr>
-        <w:rFonts w:ascii="Courier New" w:hAnsi="Courier New" w:cs="Courier New" w:hint="default"/>
-      </w:rPr>
-    </w:lvl>
-    <w:lvl w:ilvl="8" w:tplc="04090005" w:tentative="1">
-      <w:start w:val="1"/>
-      <w:numFmt w:val="bullet"/>
-      <w:lvlText w:val=""/>
-      <w:lvlJc w:val="left"/>
-      <w:pPr>
-        <w:ind w:left="6480" w:hanging="360"/>
-      </w:pPr>
-      <w:rPr>
-        <w:rFonts w:ascii="Wingdings" w:hAnsi="Wingdings" w:hint="default"/>
-      </w:rPr>
-    </w:lvl>
-  </w:abstractNum>
-  <w:abstractNum w:abstractNumId="149" w15:restartNumberingAfterBreak="0">
+  <w:abstractNum w:abstractNumId="124" w15:restartNumberingAfterBreak="0">
     <w:nsid w:val="7AB96056"/>
     <w:multiLevelType w:val="multilevel"/>
     <w:tmpl w:val="1166B45A"/>
@@ -39657,7 +36677,7 @@
       </w:rPr>
     </w:lvl>
   </w:abstractNum>
-  <w:abstractNum w:abstractNumId="150" w15:restartNumberingAfterBreak="0">
+  <w:abstractNum w:abstractNumId="125" w15:restartNumberingAfterBreak="0">
     <w:nsid w:val="7BF40956"/>
     <w:multiLevelType w:val="multilevel"/>
     <w:tmpl w:val="B7D87A94"/>
@@ -39806,7 +36826,7 @@
       </w:rPr>
     </w:lvl>
   </w:abstractNum>
-  <w:abstractNum w:abstractNumId="151" w15:restartNumberingAfterBreak="0">
+  <w:abstractNum w:abstractNumId="126" w15:restartNumberingAfterBreak="0">
     <w:nsid w:val="7C6F0D89"/>
     <w:multiLevelType w:val="multilevel"/>
     <w:tmpl w:val="F3E8C6DA"/>
@@ -39955,7 +36975,7 @@
       </w:rPr>
     </w:lvl>
   </w:abstractNum>
-  <w:abstractNum w:abstractNumId="152" w15:restartNumberingAfterBreak="0">
+  <w:abstractNum w:abstractNumId="127" w15:restartNumberingAfterBreak="0">
     <w:nsid w:val="7CC447D5"/>
     <w:multiLevelType w:val="multilevel"/>
     <w:tmpl w:val="F53EFE4C"/>
@@ -40104,7 +37124,7 @@
       </w:rPr>
     </w:lvl>
   </w:abstractNum>
-  <w:abstractNum w:abstractNumId="153" w15:restartNumberingAfterBreak="0">
+  <w:abstractNum w:abstractNumId="128" w15:restartNumberingAfterBreak="0">
     <w:nsid w:val="7DB559E2"/>
     <w:multiLevelType w:val="hybridMultilevel"/>
     <w:tmpl w:val="7780024C"/>
@@ -40217,7 +37237,7 @@
       </w:rPr>
     </w:lvl>
   </w:abstractNum>
-  <w:abstractNum w:abstractNumId="154" w15:restartNumberingAfterBreak="0">
+  <w:abstractNum w:abstractNumId="129" w15:restartNumberingAfterBreak="0">
     <w:nsid w:val="7E1B2E64"/>
     <w:multiLevelType w:val="hybridMultilevel"/>
     <w:tmpl w:val="E276480E"/>
@@ -40330,7 +37350,7 @@
       </w:rPr>
     </w:lvl>
   </w:abstractNum>
-  <w:abstractNum w:abstractNumId="155" w15:restartNumberingAfterBreak="0">
+  <w:abstractNum w:abstractNumId="130" w15:restartNumberingAfterBreak="0">
     <w:nsid w:val="7F007273"/>
     <w:multiLevelType w:val="multilevel"/>
     <w:tmpl w:val="F4D2AA58"/>
@@ -40480,474 +37500,399 @@
     </w:lvl>
   </w:abstractNum>
   <w:num w:numId="1" w16cid:durableId="448354519">
+    <w:abstractNumId w:val="67"/>
+  </w:num>
+  <w:num w:numId="2" w16cid:durableId="267277991">
+    <w:abstractNumId w:val="4"/>
+  </w:num>
+  <w:num w:numId="3" w16cid:durableId="2100128481">
+    <w:abstractNumId w:val="17"/>
+  </w:num>
+  <w:num w:numId="4" w16cid:durableId="1373382629">
+    <w:abstractNumId w:val="116"/>
+  </w:num>
+  <w:num w:numId="5" w16cid:durableId="1915696360">
+    <w:abstractNumId w:val="78"/>
+  </w:num>
+  <w:num w:numId="6" w16cid:durableId="44070181">
+    <w:abstractNumId w:val="37"/>
+  </w:num>
+  <w:num w:numId="7" w16cid:durableId="493452589">
+    <w:abstractNumId w:val="127"/>
+  </w:num>
+  <w:num w:numId="8" w16cid:durableId="925652620">
+    <w:abstractNumId w:val="107"/>
+  </w:num>
+  <w:num w:numId="9" w16cid:durableId="2105029407">
+    <w:abstractNumId w:val="123"/>
+  </w:num>
+  <w:num w:numId="10" w16cid:durableId="1322386189">
+    <w:abstractNumId w:val="92"/>
+  </w:num>
+  <w:num w:numId="11" w16cid:durableId="1145046778">
+    <w:abstractNumId w:val="61"/>
+  </w:num>
+  <w:num w:numId="12" w16cid:durableId="886575476">
+    <w:abstractNumId w:val="108"/>
+  </w:num>
+  <w:num w:numId="13" w16cid:durableId="434445510">
     <w:abstractNumId w:val="82"/>
   </w:num>
-  <w:num w:numId="2" w16cid:durableId="267277991">
-    <w:abstractNumId w:val="6"/>
+  <w:num w:numId="14" w16cid:durableId="1548566209">
+    <w:abstractNumId w:val="42"/>
   </w:num>
-  <w:num w:numId="3" w16cid:durableId="2100128481">
+  <w:num w:numId="15" w16cid:durableId="981039911">
+    <w:abstractNumId w:val="9"/>
+  </w:num>
+  <w:num w:numId="16" w16cid:durableId="1081374075">
+    <w:abstractNumId w:val="68"/>
+  </w:num>
+  <w:num w:numId="17" w16cid:durableId="1595045529">
+    <w:abstractNumId w:val="19"/>
+  </w:num>
+  <w:num w:numId="18" w16cid:durableId="2018923113">
     <w:abstractNumId w:val="21"/>
   </w:num>
-  <w:num w:numId="4" w16cid:durableId="1373382629">
-    <w:abstractNumId w:val="140"/>
+  <w:num w:numId="19" w16cid:durableId="113258773">
+    <w:abstractNumId w:val="75"/>
   </w:num>
-  <w:num w:numId="5" w16cid:durableId="1915696360">
-    <w:abstractNumId w:val="95"/>
+  <w:num w:numId="20" w16cid:durableId="965312005">
+    <w:abstractNumId w:val="77"/>
   </w:num>
-  <w:num w:numId="6" w16cid:durableId="44070181">
-    <w:abstractNumId w:val="43"/>
-  </w:num>
-  <w:num w:numId="7" w16cid:durableId="493452589">
-    <w:abstractNumId w:val="152"/>
-  </w:num>
-  <w:num w:numId="8" w16cid:durableId="925652620">
+  <w:num w:numId="21" w16cid:durableId="343359711">
     <w:abstractNumId w:val="129"/>
   </w:num>
-  <w:num w:numId="9" w16cid:durableId="2105029407">
-    <w:abstractNumId w:val="147"/>
+  <w:num w:numId="22" w16cid:durableId="547838144">
+    <w:abstractNumId w:val="121"/>
   </w:num>
-  <w:num w:numId="10" w16cid:durableId="1322386189">
+  <w:num w:numId="23" w16cid:durableId="1031033420">
+    <w:abstractNumId w:val="102"/>
+  </w:num>
+  <w:num w:numId="24" w16cid:durableId="519204185">
+    <w:abstractNumId w:val="55"/>
+  </w:num>
+  <w:num w:numId="25" w16cid:durableId="1706559306">
+    <w:abstractNumId w:val="85"/>
+  </w:num>
+  <w:num w:numId="26" w16cid:durableId="1050305727">
+    <w:abstractNumId w:val="63"/>
+  </w:num>
+  <w:num w:numId="27" w16cid:durableId="1439444620">
+    <w:abstractNumId w:val="76"/>
+  </w:num>
+  <w:num w:numId="28" w16cid:durableId="1831407804">
+    <w:abstractNumId w:val="14"/>
+  </w:num>
+  <w:num w:numId="29" w16cid:durableId="1777367443">
+    <w:abstractNumId w:val="56"/>
+  </w:num>
+  <w:num w:numId="30" w16cid:durableId="479158040">
     <w:abstractNumId w:val="112"/>
   </w:num>
-  <w:num w:numId="11" w16cid:durableId="1145046778">
-    <w:abstractNumId w:val="72"/>
+  <w:num w:numId="31" w16cid:durableId="2026666882">
+    <w:abstractNumId w:val="106"/>
   </w:num>
-  <w:num w:numId="12" w16cid:durableId="886575476">
-    <w:abstractNumId w:val="131"/>
+  <w:num w:numId="32" w16cid:durableId="1640843127">
+    <w:abstractNumId w:val="114"/>
   </w:num>
-  <w:num w:numId="13" w16cid:durableId="434445510">
-    <w:abstractNumId w:val="100"/>
+  <w:num w:numId="33" w16cid:durableId="83958067">
+    <w:abstractNumId w:val="60"/>
   </w:num>
-  <w:num w:numId="14" w16cid:durableId="1548566209">
-    <w:abstractNumId w:val="48"/>
+  <w:num w:numId="34" w16cid:durableId="1831871160">
+    <w:abstractNumId w:val="111"/>
   </w:num>
-  <w:num w:numId="15" w16cid:durableId="981039911">
-    <w:abstractNumId w:val="11"/>
+  <w:num w:numId="35" w16cid:durableId="727649376">
+    <w:abstractNumId w:val="58"/>
   </w:num>
-  <w:num w:numId="16" w16cid:durableId="1081374075">
-    <w:abstractNumId w:val="83"/>
+  <w:num w:numId="36" w16cid:durableId="804392417">
+    <w:abstractNumId w:val="47"/>
   </w:num>
-  <w:num w:numId="17" w16cid:durableId="1595045529">
-    <w:abstractNumId w:val="23"/>
+  <w:num w:numId="37" w16cid:durableId="2016688023">
+    <w:abstractNumId w:val="81"/>
   </w:num>
-  <w:num w:numId="18" w16cid:durableId="2018923113">
+  <w:num w:numId="38" w16cid:durableId="174225593">
+    <w:abstractNumId w:val="52"/>
+  </w:num>
+  <w:num w:numId="39" w16cid:durableId="1416510578">
+    <w:abstractNumId w:val="45"/>
+  </w:num>
+  <w:num w:numId="40" w16cid:durableId="1484666075">
     <w:abstractNumId w:val="25"/>
   </w:num>
-  <w:num w:numId="19" w16cid:durableId="113258773">
-    <w:abstractNumId w:val="92"/>
+  <w:num w:numId="41" w16cid:durableId="844246322">
+    <w:abstractNumId w:val="3"/>
   </w:num>
-  <w:num w:numId="20" w16cid:durableId="965312005">
-    <w:abstractNumId w:val="94"/>
+  <w:num w:numId="42" w16cid:durableId="937179671">
+    <w:abstractNumId w:val="16"/>
   </w:num>
-  <w:num w:numId="21" w16cid:durableId="343359711">
-    <w:abstractNumId w:val="154"/>
+  <w:num w:numId="43" w16cid:durableId="1671104138">
+    <w:abstractNumId w:val="62"/>
   </w:num>
-  <w:num w:numId="22" w16cid:durableId="547838144">
-    <w:abstractNumId w:val="145"/>
+  <w:num w:numId="44" w16cid:durableId="991250543">
+    <w:abstractNumId w:val="24"/>
   </w:num>
-  <w:num w:numId="23" w16cid:durableId="1031033420">
-    <w:abstractNumId w:val="124"/>
+  <w:num w:numId="45" w16cid:durableId="57870292">
+    <w:abstractNumId w:val="84"/>
   </w:num>
-  <w:num w:numId="24" w16cid:durableId="519204185">
-    <w:abstractNumId w:val="63"/>
+  <w:num w:numId="46" w16cid:durableId="1132557770">
+    <w:abstractNumId w:val="130"/>
   </w:num>
-  <w:num w:numId="25" w16cid:durableId="1706559306">
-    <w:abstractNumId w:val="104"/>
+  <w:num w:numId="47" w16cid:durableId="536357828">
+    <w:abstractNumId w:val="69"/>
   </w:num>
-  <w:num w:numId="26" w16cid:durableId="1050305727">
-    <w:abstractNumId w:val="75"/>
+  <w:num w:numId="48" w16cid:durableId="604652666">
+    <w:abstractNumId w:val="59"/>
   </w:num>
-  <w:num w:numId="27" w16cid:durableId="1439444620">
+  <w:num w:numId="49" w16cid:durableId="1565608183">
     <w:abstractNumId w:val="93"/>
   </w:num>
-  <w:num w:numId="28" w16cid:durableId="1831407804">
+  <w:num w:numId="50" w16cid:durableId="1160925032">
+    <w:abstractNumId w:val="35"/>
+  </w:num>
+  <w:num w:numId="51" w16cid:durableId="1074083402">
+    <w:abstractNumId w:val="71"/>
+  </w:num>
+  <w:num w:numId="52" w16cid:durableId="505705463">
+    <w:abstractNumId w:val="49"/>
+  </w:num>
+  <w:num w:numId="53" w16cid:durableId="1442798831">
+    <w:abstractNumId w:val="13"/>
+  </w:num>
+  <w:num w:numId="54" w16cid:durableId="1059288088">
+    <w:abstractNumId w:val="70"/>
+  </w:num>
+  <w:num w:numId="55" w16cid:durableId="1800486562">
+    <w:abstractNumId w:val="54"/>
+  </w:num>
+  <w:num w:numId="56" w16cid:durableId="145174008">
+    <w:abstractNumId w:val="27"/>
+  </w:num>
+  <w:num w:numId="57" w16cid:durableId="572786032">
+    <w:abstractNumId w:val="44"/>
+  </w:num>
+  <w:num w:numId="58" w16cid:durableId="1153330480">
+    <w:abstractNumId w:val="79"/>
+  </w:num>
+  <w:num w:numId="59" w16cid:durableId="1571041670">
     <w:abstractNumId w:val="18"/>
   </w:num>
-  <w:num w:numId="29" w16cid:durableId="1777367443">
-    <w:abstractNumId w:val="66"/>
+  <w:num w:numId="60" w16cid:durableId="1139416074">
+    <w:abstractNumId w:val="57"/>
   </w:num>
-  <w:num w:numId="30" w16cid:durableId="479158040">
-    <w:abstractNumId w:val="136"/>
+  <w:num w:numId="61" w16cid:durableId="95058015">
+    <w:abstractNumId w:val="126"/>
   </w:num>
-  <w:num w:numId="31" w16cid:durableId="2026666882">
-    <w:abstractNumId w:val="128"/>
+  <w:num w:numId="62" w16cid:durableId="326058897">
+    <w:abstractNumId w:val="2"/>
   </w:num>
-  <w:num w:numId="32" w16cid:durableId="1640843127">
-    <w:abstractNumId w:val="138"/>
-  </w:num>
-  <w:num w:numId="33" w16cid:durableId="83958067">
-    <w:abstractNumId w:val="70"/>
-  </w:num>
-  <w:num w:numId="34" w16cid:durableId="1831871160">
-    <w:abstractNumId w:val="134"/>
-  </w:num>
-  <w:num w:numId="35" w16cid:durableId="727649376">
-    <w:abstractNumId w:val="68"/>
-  </w:num>
-  <w:num w:numId="36" w16cid:durableId="804392417">
-    <w:abstractNumId w:val="54"/>
-  </w:num>
-  <w:num w:numId="37" w16cid:durableId="2016688023">
-    <w:abstractNumId w:val="98"/>
-  </w:num>
-  <w:num w:numId="38" w16cid:durableId="174225593">
-    <w:abstractNumId w:val="59"/>
-  </w:num>
-  <w:num w:numId="39" w16cid:durableId="1416510578">
-    <w:abstractNumId w:val="51"/>
-  </w:num>
-  <w:num w:numId="40" w16cid:durableId="1484666075">
-    <w:abstractNumId w:val="29"/>
-  </w:num>
-  <w:num w:numId="41" w16cid:durableId="844246322">
-    <w:abstractNumId w:val="4"/>
-  </w:num>
-  <w:num w:numId="42" w16cid:durableId="937179671">
-    <w:abstractNumId w:val="20"/>
-  </w:num>
-  <w:num w:numId="43" w16cid:durableId="1671104138">
-    <w:abstractNumId w:val="74"/>
-  </w:num>
-  <w:num w:numId="44" w16cid:durableId="991250543">
-    <w:abstractNumId w:val="28"/>
-  </w:num>
-  <w:num w:numId="45" w16cid:durableId="57870292">
-    <w:abstractNumId w:val="102"/>
-  </w:num>
-  <w:num w:numId="46" w16cid:durableId="1132557770">
-    <w:abstractNumId w:val="155"/>
-  </w:num>
-  <w:num w:numId="47" w16cid:durableId="536357828">
-    <w:abstractNumId w:val="85"/>
-  </w:num>
-  <w:num w:numId="48" w16cid:durableId="604652666">
-    <w:abstractNumId w:val="69"/>
-  </w:num>
-  <w:num w:numId="49" w16cid:durableId="1565608183">
-    <w:abstractNumId w:val="113"/>
-  </w:num>
-  <w:num w:numId="50" w16cid:durableId="1160925032">
-    <w:abstractNumId w:val="40"/>
-  </w:num>
-  <w:num w:numId="51" w16cid:durableId="1074083402">
+  <w:num w:numId="63" w16cid:durableId="1822691731">
     <w:abstractNumId w:val="87"/>
   </w:num>
-  <w:num w:numId="52" w16cid:durableId="505705463">
-    <w:abstractNumId w:val="56"/>
-  </w:num>
-  <w:num w:numId="53" w16cid:durableId="1442798831">
-    <w:abstractNumId w:val="17"/>
-  </w:num>
-  <w:num w:numId="54" w16cid:durableId="1059288088">
-    <w:abstractNumId w:val="86"/>
-  </w:num>
-  <w:num w:numId="55" w16cid:durableId="1800486562">
-    <w:abstractNumId w:val="62"/>
-  </w:num>
-  <w:num w:numId="56" w16cid:durableId="145174008">
-    <w:abstractNumId w:val="31"/>
-  </w:num>
-  <w:num w:numId="57" w16cid:durableId="572786032">
-    <w:abstractNumId w:val="50"/>
-  </w:num>
-  <w:num w:numId="58" w16cid:durableId="1153330480">
-    <w:abstractNumId w:val="96"/>
-  </w:num>
-  <w:num w:numId="59" w16cid:durableId="1571041670">
-    <w:abstractNumId w:val="22"/>
-  </w:num>
-  <w:num w:numId="60" w16cid:durableId="1139416074">
-    <w:abstractNumId w:val="67"/>
-  </w:num>
-  <w:num w:numId="61" w16cid:durableId="95058015">
-    <w:abstractNumId w:val="151"/>
-  </w:num>
-  <w:num w:numId="62" w16cid:durableId="326058897">
-    <w:abstractNumId w:val="3"/>
-  </w:num>
-  <w:num w:numId="63" w16cid:durableId="1822691731">
-    <w:abstractNumId w:val="106"/>
-  </w:num>
   <w:num w:numId="64" w16cid:durableId="491482094">
-    <w:abstractNumId w:val="78"/>
+    <w:abstractNumId w:val="64"/>
   </w:num>
   <w:num w:numId="65" w16cid:durableId="624000986">
     <w:abstractNumId w:val="1"/>
   </w:num>
   <w:num w:numId="66" w16cid:durableId="1185247772">
-    <w:abstractNumId w:val="45"/>
+    <w:abstractNumId w:val="39"/>
   </w:num>
   <w:num w:numId="67" w16cid:durableId="1462265845">
-    <w:abstractNumId w:val="47"/>
+    <w:abstractNumId w:val="41"/>
   </w:num>
   <w:num w:numId="68" w16cid:durableId="39746174">
     <w:abstractNumId w:val="0"/>
   </w:num>
   <w:num w:numId="69" w16cid:durableId="842819424">
-    <w:abstractNumId w:val="133"/>
+    <w:abstractNumId w:val="110"/>
   </w:num>
   <w:num w:numId="70" w16cid:durableId="2118792854">
+    <w:abstractNumId w:val="96"/>
+  </w:num>
+  <w:num w:numId="71" w16cid:durableId="1506017899">
     <w:abstractNumId w:val="117"/>
   </w:num>
-  <w:num w:numId="71" w16cid:durableId="1506017899">
-    <w:abstractNumId w:val="141"/>
+  <w:num w:numId="72" w16cid:durableId="1922787855">
+    <w:abstractNumId w:val="97"/>
   </w:num>
-  <w:num w:numId="72" w16cid:durableId="1922787855">
+  <w:num w:numId="73" w16cid:durableId="240912039">
+    <w:abstractNumId w:val="15"/>
+  </w:num>
+  <w:num w:numId="74" w16cid:durableId="2005474240">
+    <w:abstractNumId w:val="72"/>
+  </w:num>
+  <w:num w:numId="75" w16cid:durableId="297106655">
+    <w:abstractNumId w:val="73"/>
+  </w:num>
+  <w:num w:numId="76" w16cid:durableId="1263805218">
+    <w:abstractNumId w:val="100"/>
+  </w:num>
+  <w:num w:numId="77" w16cid:durableId="336930133">
+    <w:abstractNumId w:val="122"/>
+  </w:num>
+  <w:num w:numId="78" w16cid:durableId="1358193180">
+    <w:abstractNumId w:val="98"/>
+  </w:num>
+  <w:num w:numId="79" w16cid:durableId="611593919">
+    <w:abstractNumId w:val="22"/>
+  </w:num>
+  <w:num w:numId="80" w16cid:durableId="968242157">
+    <w:abstractNumId w:val="7"/>
+  </w:num>
+  <w:num w:numId="81" w16cid:durableId="1669598111">
+    <w:abstractNumId w:val="88"/>
+  </w:num>
+  <w:num w:numId="82" w16cid:durableId="729501046">
+    <w:abstractNumId w:val="128"/>
+  </w:num>
+  <w:num w:numId="83" w16cid:durableId="1673410959">
+    <w:abstractNumId w:val="90"/>
+  </w:num>
+  <w:num w:numId="84" w16cid:durableId="653341763">
+    <w:abstractNumId w:val="20"/>
+  </w:num>
+  <w:num w:numId="85" w16cid:durableId="42798808">
+    <w:abstractNumId w:val="48"/>
+  </w:num>
+  <w:num w:numId="86" w16cid:durableId="942416611">
+    <w:abstractNumId w:val="6"/>
+  </w:num>
+  <w:num w:numId="87" w16cid:durableId="820850216">
+    <w:abstractNumId w:val="115"/>
+  </w:num>
+  <w:num w:numId="88" w16cid:durableId="1205606347">
+    <w:abstractNumId w:val="119"/>
+  </w:num>
+  <w:num w:numId="89" w16cid:durableId="1575240674">
+    <w:abstractNumId w:val="99"/>
+  </w:num>
+  <w:num w:numId="90" w16cid:durableId="795636647">
+    <w:abstractNumId w:val="26"/>
+  </w:num>
+  <w:num w:numId="91" w16cid:durableId="508762906">
+    <w:abstractNumId w:val="32"/>
+  </w:num>
+  <w:num w:numId="92" w16cid:durableId="1911620262">
+    <w:abstractNumId w:val="95"/>
+  </w:num>
+  <w:num w:numId="93" w16cid:durableId="643438013">
+    <w:abstractNumId w:val="66"/>
+  </w:num>
+  <w:num w:numId="94" w16cid:durableId="1690059665">
+    <w:abstractNumId w:val="29"/>
+  </w:num>
+  <w:num w:numId="95" w16cid:durableId="1172111590">
+    <w:abstractNumId w:val="83"/>
+  </w:num>
+  <w:num w:numId="96" w16cid:durableId="611009528">
+    <w:abstractNumId w:val="51"/>
+  </w:num>
+  <w:num w:numId="97" w16cid:durableId="1493258338">
+    <w:abstractNumId w:val="120"/>
+  </w:num>
+  <w:num w:numId="98" w16cid:durableId="1468205734">
+    <w:abstractNumId w:val="36"/>
+  </w:num>
+  <w:num w:numId="99" w16cid:durableId="1652128162">
+    <w:abstractNumId w:val="40"/>
+  </w:num>
+  <w:num w:numId="100" w16cid:durableId="457995353">
+    <w:abstractNumId w:val="33"/>
+  </w:num>
+  <w:num w:numId="101" w16cid:durableId="542985859">
+    <w:abstractNumId w:val="50"/>
+  </w:num>
+  <w:num w:numId="102" w16cid:durableId="218055149">
+    <w:abstractNumId w:val="125"/>
+  </w:num>
+  <w:num w:numId="103" w16cid:durableId="892617930">
+    <w:abstractNumId w:val="89"/>
+  </w:num>
+  <w:num w:numId="104" w16cid:durableId="1639919786">
+    <w:abstractNumId w:val="80"/>
+  </w:num>
+  <w:num w:numId="105" w16cid:durableId="1664503645">
+    <w:abstractNumId w:val="105"/>
+  </w:num>
+  <w:num w:numId="106" w16cid:durableId="1769153475">
+    <w:abstractNumId w:val="28"/>
+  </w:num>
+  <w:num w:numId="107" w16cid:durableId="849758204">
+    <w:abstractNumId w:val="124"/>
+  </w:num>
+  <w:num w:numId="108" w16cid:durableId="1568373434">
+    <w:abstractNumId w:val="8"/>
+  </w:num>
+  <w:num w:numId="109" w16cid:durableId="204410944">
+    <w:abstractNumId w:val="104"/>
+  </w:num>
+  <w:num w:numId="110" w16cid:durableId="137114064">
+    <w:abstractNumId w:val="31"/>
+  </w:num>
+  <w:num w:numId="111" w16cid:durableId="328414226">
+    <w:abstractNumId w:val="53"/>
+  </w:num>
+  <w:num w:numId="112" w16cid:durableId="1987197679">
+    <w:abstractNumId w:val="94"/>
+  </w:num>
+  <w:num w:numId="113" w16cid:durableId="1783184876">
+    <w:abstractNumId w:val="46"/>
+  </w:num>
+  <w:num w:numId="114" w16cid:durableId="48118578">
+    <w:abstractNumId w:val="30"/>
+  </w:num>
+  <w:num w:numId="115" w16cid:durableId="313727608">
+    <w:abstractNumId w:val="43"/>
+  </w:num>
+  <w:num w:numId="116" w16cid:durableId="69275174">
+    <w:abstractNumId w:val="11"/>
+  </w:num>
+  <w:num w:numId="117" w16cid:durableId="1645697994">
+    <w:abstractNumId w:val="101"/>
+  </w:num>
+  <w:num w:numId="118" w16cid:durableId="1535389277">
+    <w:abstractNumId w:val="109"/>
+  </w:num>
+  <w:num w:numId="119" w16cid:durableId="894388171">
+    <w:abstractNumId w:val="10"/>
+  </w:num>
+  <w:num w:numId="120" w16cid:durableId="539585370">
+    <w:abstractNumId w:val="103"/>
+  </w:num>
+  <w:num w:numId="121" w16cid:durableId="1290630003">
+    <w:abstractNumId w:val="23"/>
+  </w:num>
+  <w:num w:numId="122" w16cid:durableId="207650703">
+    <w:abstractNumId w:val="74"/>
+  </w:num>
+  <w:num w:numId="123" w16cid:durableId="61292425">
     <w:abstractNumId w:val="118"/>
   </w:num>
-  <w:num w:numId="73" w16cid:durableId="240912039">
-    <w:abstractNumId w:val="19"/>
+  <w:num w:numId="124" w16cid:durableId="1823083975">
+    <w:abstractNumId w:val="34"/>
   </w:num>
-  <w:num w:numId="74" w16cid:durableId="2005474240">
-    <w:abstractNumId w:val="88"/>
+  <w:num w:numId="125" w16cid:durableId="2046252449">
+    <w:abstractNumId w:val="12"/>
   </w:num>
-  <w:num w:numId="75" w16cid:durableId="297106655">
-    <w:abstractNumId w:val="90"/>
+  <w:num w:numId="126" w16cid:durableId="852843331">
+    <w:abstractNumId w:val="86"/>
   </w:num>
-  <w:num w:numId="76" w16cid:durableId="1263805218">
-    <w:abstractNumId w:val="121"/>
+  <w:num w:numId="127" w16cid:durableId="1097598398">
+    <w:abstractNumId w:val="91"/>
   </w:num>
-  <w:num w:numId="77" w16cid:durableId="336930133">
-    <w:abstractNumId w:val="146"/>
-  </w:num>
-  <w:num w:numId="78" w16cid:durableId="1358193180">
-    <w:abstractNumId w:val="119"/>
-  </w:num>
-  <w:num w:numId="79" w16cid:durableId="611593919">
-    <w:abstractNumId w:val="26"/>
-  </w:num>
-  <w:num w:numId="80" w16cid:durableId="968242157">
-    <w:abstractNumId w:val="8"/>
-  </w:num>
-  <w:num w:numId="81" w16cid:durableId="1669598111">
-    <w:abstractNumId w:val="107"/>
-  </w:num>
-  <w:num w:numId="82" w16cid:durableId="729501046">
-    <w:abstractNumId w:val="153"/>
-  </w:num>
-  <w:num w:numId="83" w16cid:durableId="1432243327">
-    <w:abstractNumId w:val="130"/>
-  </w:num>
-  <w:num w:numId="84" w16cid:durableId="1673410959">
-    <w:abstractNumId w:val="110"/>
-  </w:num>
-  <w:num w:numId="85" w16cid:durableId="946810640">
+  <w:num w:numId="128" w16cid:durableId="34235468">
     <w:abstractNumId w:val="65"/>
   </w:num>
-  <w:num w:numId="86" w16cid:durableId="1698191965">
-    <w:abstractNumId w:val="135"/>
+  <w:num w:numId="129" w16cid:durableId="1907492259">
+    <w:abstractNumId w:val="38"/>
   </w:num>
-  <w:num w:numId="87" w16cid:durableId="1235510775">
-    <w:abstractNumId w:val="148"/>
+  <w:num w:numId="130" w16cid:durableId="1175265596">
+    <w:abstractNumId w:val="113"/>
   </w:num>
-  <w:num w:numId="88" w16cid:durableId="653341763">
-    <w:abstractNumId w:val="24"/>
-  </w:num>
-  <w:num w:numId="89" w16cid:durableId="42798808">
-    <w:abstractNumId w:val="55"/>
-  </w:num>
-  <w:num w:numId="90" w16cid:durableId="942416611">
-    <w:abstractNumId w:val="7"/>
-  </w:num>
-  <w:num w:numId="91" w16cid:durableId="820850216">
-    <w:abstractNumId w:val="139"/>
-  </w:num>
-  <w:num w:numId="92" w16cid:durableId="689570362">
-    <w:abstractNumId w:val="10"/>
-  </w:num>
-  <w:num w:numId="93" w16cid:durableId="1318530843">
-    <w:abstractNumId w:val="114"/>
-  </w:num>
-  <w:num w:numId="94" w16cid:durableId="912815289">
-    <w:abstractNumId w:val="60"/>
-  </w:num>
-  <w:num w:numId="95" w16cid:durableId="1399938315">
-    <w:abstractNumId w:val="53"/>
-  </w:num>
-  <w:num w:numId="96" w16cid:durableId="1205606347">
-    <w:abstractNumId w:val="143"/>
-  </w:num>
-  <w:num w:numId="97" w16cid:durableId="1575240674">
-    <w:abstractNumId w:val="120"/>
-  </w:num>
-  <w:num w:numId="98" w16cid:durableId="1410348613">
-    <w:abstractNumId w:val="84"/>
-  </w:num>
-  <w:num w:numId="99" w16cid:durableId="795636647">
-    <w:abstractNumId w:val="30"/>
-  </w:num>
-  <w:num w:numId="100" w16cid:durableId="508762906">
-    <w:abstractNumId w:val="37"/>
-  </w:num>
-  <w:num w:numId="101" w16cid:durableId="1911620262">
-    <w:abstractNumId w:val="116"/>
-  </w:num>
-  <w:num w:numId="102" w16cid:durableId="643438013">
-    <w:abstractNumId w:val="81"/>
-  </w:num>
-  <w:num w:numId="103" w16cid:durableId="1690059665">
-    <w:abstractNumId w:val="33"/>
-  </w:num>
-  <w:num w:numId="104" w16cid:durableId="1172111590">
-    <w:abstractNumId w:val="101"/>
-  </w:num>
-  <w:num w:numId="105" w16cid:durableId="611009528">
-    <w:abstractNumId w:val="58"/>
-  </w:num>
-  <w:num w:numId="106" w16cid:durableId="1493258338">
-    <w:abstractNumId w:val="144"/>
-  </w:num>
-  <w:num w:numId="107" w16cid:durableId="621963302">
+  <w:num w:numId="131" w16cid:durableId="1811630685">
     <w:abstractNumId w:val="5"/>
   </w:num>
-  <w:num w:numId="108" w16cid:durableId="468089328">
-    <w:abstractNumId w:val="80"/>
-  </w:num>
-  <w:num w:numId="109" w16cid:durableId="1797871061">
-    <w:abstractNumId w:val="99"/>
-  </w:num>
-  <w:num w:numId="110" w16cid:durableId="1468205734">
-    <w:abstractNumId w:val="41"/>
-  </w:num>
-  <w:num w:numId="111" w16cid:durableId="1652128162">
-    <w:abstractNumId w:val="46"/>
-  </w:num>
-  <w:num w:numId="112" w16cid:durableId="457995353">
-    <w:abstractNumId w:val="38"/>
-  </w:num>
-  <w:num w:numId="113" w16cid:durableId="542985859">
-    <w:abstractNumId w:val="57"/>
-  </w:num>
-  <w:num w:numId="114" w16cid:durableId="218055149">
-    <w:abstractNumId w:val="150"/>
-  </w:num>
-  <w:num w:numId="115" w16cid:durableId="892617930">
-    <w:abstractNumId w:val="108"/>
-  </w:num>
-  <w:num w:numId="116" w16cid:durableId="1639919786">
-    <w:abstractNumId w:val="97"/>
-  </w:num>
-  <w:num w:numId="117" w16cid:durableId="1353187593">
-    <w:abstractNumId w:val="109"/>
-  </w:num>
-  <w:num w:numId="118" w16cid:durableId="1438670734">
-    <w:abstractNumId w:val="77"/>
-  </w:num>
-  <w:num w:numId="119" w16cid:durableId="264852883">
-    <w:abstractNumId w:val="71"/>
-  </w:num>
-  <w:num w:numId="120" w16cid:durableId="1664503645">
-    <w:abstractNumId w:val="127"/>
-  </w:num>
-  <w:num w:numId="121" w16cid:durableId="1695302717">
-    <w:abstractNumId w:val="13"/>
-  </w:num>
-  <w:num w:numId="122" w16cid:durableId="1779568471">
-    <w:abstractNumId w:val="42"/>
-  </w:num>
-  <w:num w:numId="123" w16cid:durableId="1681354065">
-    <w:abstractNumId w:val="103"/>
-  </w:num>
-  <w:num w:numId="124" w16cid:durableId="1799563019">
-    <w:abstractNumId w:val="36"/>
-  </w:num>
-  <w:num w:numId="125" w16cid:durableId="1769153475">
-    <w:abstractNumId w:val="32"/>
-  </w:num>
-  <w:num w:numId="126" w16cid:durableId="2054839983">
-    <w:abstractNumId w:val="64"/>
-  </w:num>
-  <w:num w:numId="127" w16cid:durableId="1169171676">
-    <w:abstractNumId w:val="73"/>
-  </w:num>
-  <w:num w:numId="128" w16cid:durableId="245657312">
-    <w:abstractNumId w:val="89"/>
-  </w:num>
-  <w:num w:numId="129" w16cid:durableId="849758204">
-    <w:abstractNumId w:val="149"/>
-  </w:num>
-  <w:num w:numId="130" w16cid:durableId="1568373434">
-    <w:abstractNumId w:val="9"/>
-  </w:num>
-  <w:num w:numId="131" w16cid:durableId="204410944">
-    <w:abstractNumId w:val="126"/>
-  </w:num>
-  <w:num w:numId="132" w16cid:durableId="137114064">
-    <w:abstractNumId w:val="35"/>
-  </w:num>
-  <w:num w:numId="133" w16cid:durableId="328414226">
-    <w:abstractNumId w:val="61"/>
-  </w:num>
-  <w:num w:numId="134" w16cid:durableId="1987197679">
-    <w:abstractNumId w:val="115"/>
-  </w:num>
-  <w:num w:numId="135" w16cid:durableId="1783184876">
-    <w:abstractNumId w:val="52"/>
-  </w:num>
-  <w:num w:numId="136" w16cid:durableId="48118578">
-    <w:abstractNumId w:val="34"/>
-  </w:num>
-  <w:num w:numId="137" w16cid:durableId="313727608">
-    <w:abstractNumId w:val="49"/>
-  </w:num>
-  <w:num w:numId="138" w16cid:durableId="69275174">
-    <w:abstractNumId w:val="15"/>
-  </w:num>
-  <w:num w:numId="139" w16cid:durableId="1645697994">
-    <w:abstractNumId w:val="123"/>
-  </w:num>
-  <w:num w:numId="140" w16cid:durableId="1535389277">
-    <w:abstractNumId w:val="132"/>
-  </w:num>
-  <w:num w:numId="141" w16cid:durableId="894388171">
-    <w:abstractNumId w:val="14"/>
-  </w:num>
-  <w:num w:numId="142" w16cid:durableId="539585370">
-    <w:abstractNumId w:val="125"/>
-  </w:num>
-  <w:num w:numId="143" w16cid:durableId="1290630003">
-    <w:abstractNumId w:val="27"/>
-  </w:num>
-  <w:num w:numId="144" w16cid:durableId="207650703">
-    <w:abstractNumId w:val="91"/>
-  </w:num>
-  <w:num w:numId="145" w16cid:durableId="61292425">
-    <w:abstractNumId w:val="142"/>
-  </w:num>
-  <w:num w:numId="146" w16cid:durableId="1823083975">
-    <w:abstractNumId w:val="39"/>
-  </w:num>
-  <w:num w:numId="147" w16cid:durableId="216357108">
-    <w:abstractNumId w:val="122"/>
-  </w:num>
-  <w:num w:numId="148" w16cid:durableId="363092255">
-    <w:abstractNumId w:val="76"/>
-  </w:num>
-  <w:num w:numId="149" w16cid:durableId="1410694380">
-    <w:abstractNumId w:val="12"/>
-  </w:num>
-  <w:num w:numId="150" w16cid:durableId="955985986">
-    <w:abstractNumId w:val="2"/>
-  </w:num>
-  <w:num w:numId="151" w16cid:durableId="2046252449">
-    <w:abstractNumId w:val="16"/>
-  </w:num>
-  <w:num w:numId="152" w16cid:durableId="852843331">
-    <w:abstractNumId w:val="105"/>
-  </w:num>
-  <w:num w:numId="153" w16cid:durableId="1097598398">
-    <w:abstractNumId w:val="111"/>
-  </w:num>
-  <w:num w:numId="154" w16cid:durableId="34235468">
-    <w:abstractNumId w:val="79"/>
-  </w:num>
-  <w:num w:numId="155" w16cid:durableId="1907492259">
-    <w:abstractNumId w:val="44"/>
-  </w:num>
-  <w:num w:numId="156" w16cid:durableId="1175265596">
-    <w:abstractNumId w:val="137"/>
-  </w:num>
-  <w:numIdMacAtCleanup w:val="82"/>
+  <w:numIdMacAtCleanup w:val="130"/>
 </w:numbering>
 </file>
 
@@ -41554,6 +38499,7 @@
   <w:style w:type="character" w:default="1" w:styleId="DefaultParagraphFont">
     <w:name w:val="Default Paragraph Font"/>
     <w:uiPriority w:val="1"/>
+    <w:semiHidden/>
     <w:unhideWhenUsed/>
   </w:style>
   <w:style w:type="table" w:default="1" w:styleId="TableNormal">

--- a/EOD update daily.docx
+++ b/EOD update daily.docx
@@ -347,7 +347,15 @@
         </w:numPr>
       </w:pPr>
       <w:r>
-        <w:t xml:space="preserve">Cloned the MacStore project and set it up locally. </w:t>
+        <w:t xml:space="preserve">Cloned the </w:t>
+      </w:r>
+      <w:proofErr w:type="spellStart"/>
+      <w:r>
+        <w:t>MacStore</w:t>
+      </w:r>
+      <w:proofErr w:type="spellEnd"/>
+      <w:r>
+        <w:t xml:space="preserve"> project and set it up locally. </w:t>
       </w:r>
     </w:p>
     <w:p>
@@ -395,7 +403,15 @@
         </w:numPr>
       </w:pPr>
       <w:r>
-        <w:t>Fixed the redirection issue in loginform.tsx.</w:t>
+        <w:t xml:space="preserve">Fixed the redirection issue in </w:t>
+      </w:r>
+      <w:proofErr w:type="spellStart"/>
+      <w:r>
+        <w:t>loginform.tsx</w:t>
+      </w:r>
+      <w:proofErr w:type="spellEnd"/>
+      <w:r>
+        <w:t>.</w:t>
       </w:r>
     </w:p>
     <w:p>
@@ -470,7 +486,15 @@
         </w:numPr>
       </w:pPr>
       <w:r>
-        <w:t xml:space="preserve">Learned the basics of Next.js, including file-system routing, global.css, .env, layers, image optimization, clsx, fonts, layouts, and pages. </w:t>
+        <w:t xml:space="preserve">Learned the basics of Next.js, including file-system routing, global.css, .env, layers, image optimization, </w:t>
+      </w:r>
+      <w:proofErr w:type="spellStart"/>
+      <w:r>
+        <w:t>clsx</w:t>
+      </w:r>
+      <w:proofErr w:type="spellEnd"/>
+      <w:r>
+        <w:t xml:space="preserve">, fonts, layouts, and pages. </w:t>
       </w:r>
     </w:p>
     <w:p>
@@ -765,7 +789,15 @@
         </w:numPr>
       </w:pPr>
       <w:r>
-        <w:t xml:space="preserve">Studied and documented the eSewa payment integration architecture and complete payment flow. </w:t>
+        <w:t xml:space="preserve">Studied and documented the </w:t>
+      </w:r>
+      <w:proofErr w:type="spellStart"/>
+      <w:r>
+        <w:t>eSewa</w:t>
+      </w:r>
+      <w:proofErr w:type="spellEnd"/>
+      <w:r>
+        <w:t xml:space="preserve"> payment integration architecture and complete payment flow. </w:t>
       </w:r>
     </w:p>
     <w:p>
@@ -777,7 +809,15 @@
         </w:numPr>
       </w:pPr>
       <w:r>
-        <w:t xml:space="preserve">Documented eSewa API endpoints, database schema, security best practices, environment configuration, and recommended queue jobs. </w:t>
+        <w:t xml:space="preserve">Documented </w:t>
+      </w:r>
+      <w:proofErr w:type="spellStart"/>
+      <w:r>
+        <w:t>eSewa</w:t>
+      </w:r>
+      <w:proofErr w:type="spellEnd"/>
+      <w:r>
+        <w:t xml:space="preserve"> API endpoints, database schema, security best practices, environment configuration, and recommended queue jobs. </w:t>
       </w:r>
       <w:r>
         <w:br w:type="page"/>
@@ -818,9 +858,11 @@
       <w:r>
         <w:t xml:space="preserve">Explored and tested </w:t>
       </w:r>
+      <w:proofErr w:type="spellStart"/>
       <w:r>
         <w:t>Nodemailer</w:t>
       </w:r>
+      <w:proofErr w:type="spellEnd"/>
       <w:r>
         <w:t xml:space="preserve"> in Node.js for sending emails. </w:t>
       </w:r>
@@ -834,7 +876,15 @@
         </w:numPr>
       </w:pPr>
       <w:r>
-        <w:t>Learned the basic setup and email-sending workflow using Nodemailer.</w:t>
+        <w:t xml:space="preserve">Learned the basic setup and email-sending workflow using </w:t>
+      </w:r>
+      <w:proofErr w:type="spellStart"/>
+      <w:r>
+        <w:t>Nodemailer</w:t>
+      </w:r>
+      <w:proofErr w:type="spellEnd"/>
+      <w:r>
+        <w:t>.</w:t>
       </w:r>
     </w:p>
     <w:p>
@@ -907,7 +957,15 @@
         </w:numPr>
       </w:pPr>
       <w:r>
-        <w:t xml:space="preserve">Studied Mongoose concepts, including types, CRUD operations, find(), findByIdAndUpdate(), filter(), lean(), $or queries, filtering, pagination, and query parameters. </w:t>
+        <w:t xml:space="preserve">Studied Mongoose concepts, including types, CRUD operations, find(), </w:t>
+      </w:r>
+      <w:proofErr w:type="spellStart"/>
+      <w:r>
+        <w:t>findByIdAndUpdate</w:t>
+      </w:r>
+      <w:proofErr w:type="spellEnd"/>
+      <w:r>
+        <w:t xml:space="preserve">(), filter(), lean(), $or queries, filtering, pagination, and query parameters. </w:t>
       </w:r>
     </w:p>
     <w:p>
@@ -919,7 +977,15 @@
         </w:numPr>
       </w:pPr>
       <w:r>
-        <w:t xml:space="preserve">Learned utility methods such as Math.ceil() and other common JavaScript functions. </w:t>
+        <w:t xml:space="preserve">Learned utility methods such as </w:t>
+      </w:r>
+      <w:proofErr w:type="spellStart"/>
+      <w:r>
+        <w:t>Math.ceil</w:t>
+      </w:r>
+      <w:proofErr w:type="spellEnd"/>
+      <w:r>
+        <w:t xml:space="preserve">() and other common JavaScript functions. </w:t>
       </w:r>
     </w:p>
     <w:p>
@@ -1064,12 +1130,32 @@
     </w:p>
     <w:p>
       <w:r>
-        <w:t>Email Queue Sytem using node js:</w:t>
+        <w:t xml:space="preserve">Email Queue </w:t>
+      </w:r>
+      <w:proofErr w:type="spellStart"/>
+      <w:r>
+        <w:t>Sytem</w:t>
+      </w:r>
+      <w:proofErr w:type="spellEnd"/>
+      <w:r>
+        <w:t xml:space="preserve"> using node </w:t>
+      </w:r>
+      <w:proofErr w:type="spellStart"/>
+      <w:r>
+        <w:t>js</w:t>
+      </w:r>
+      <w:proofErr w:type="spellEnd"/>
+      <w:r>
+        <w:t>:</w:t>
       </w:r>
       <w:r>
         <w:br/>
+      </w:r>
+      <w:proofErr w:type="spellStart"/>
+      <w:r>
         <w:t>exopress</w:t>
       </w:r>
+      <w:proofErr w:type="spellEnd"/>
     </w:p>
     <w:p>
       <w:r>
@@ -1077,14 +1163,18 @@
       </w:r>
     </w:p>
     <w:p>
+      <w:proofErr w:type="spellStart"/>
       <w:r>
         <w:t>Nodemailer</w:t>
       </w:r>
-    </w:p>
-    <w:p>
+      <w:proofErr w:type="spellEnd"/>
+    </w:p>
+    <w:p>
+      <w:proofErr w:type="spellStart"/>
       <w:r>
         <w:t>Nodemon</w:t>
       </w:r>
+      <w:proofErr w:type="spellEnd"/>
     </w:p>
     <w:p>
       <w:r>
@@ -1176,8 +1266,13 @@
           <w:tab w:val="num" w:pos="1080"/>
         </w:tabs>
       </w:pPr>
-      <w:r>
-        <w:t xml:space="preserve">page.tsx </w:t>
+      <w:proofErr w:type="spellStart"/>
+      <w:r>
+        <w:t>page.tsx</w:t>
+      </w:r>
+      <w:proofErr w:type="spellEnd"/>
+      <w:r>
+        <w:t xml:space="preserve"> </w:t>
       </w:r>
     </w:p>
     <w:p>
@@ -1191,8 +1286,13 @@
           <w:tab w:val="num" w:pos="1080"/>
         </w:tabs>
       </w:pPr>
-      <w:r>
-        <w:t xml:space="preserve">FeaturedProductRail.tsx </w:t>
+      <w:proofErr w:type="spellStart"/>
+      <w:r>
+        <w:t>FeaturedProductRail.tsx</w:t>
+      </w:r>
+      <w:proofErr w:type="spellEnd"/>
+      <w:r>
+        <w:t xml:space="preserve"> </w:t>
       </w:r>
     </w:p>
     <w:p>
@@ -1206,8 +1306,13 @@
           <w:tab w:val="num" w:pos="1080"/>
         </w:tabs>
       </w:pPr>
-      <w:r>
-        <w:t xml:space="preserve">BlogSlider.tsx </w:t>
+      <w:proofErr w:type="spellStart"/>
+      <w:r>
+        <w:t>BlogSlider.tsx</w:t>
+      </w:r>
+      <w:proofErr w:type="spellEnd"/>
+      <w:r>
+        <w:t xml:space="preserve"> </w:t>
       </w:r>
     </w:p>
     <w:p>
@@ -1221,8 +1326,13 @@
           <w:tab w:val="num" w:pos="1080"/>
         </w:tabs>
       </w:pPr>
-      <w:r>
-        <w:t xml:space="preserve">LatestTechInsight.tsx </w:t>
+      <w:proofErr w:type="spellStart"/>
+      <w:r>
+        <w:t>LatestTechInsight.tsx</w:t>
+      </w:r>
+      <w:proofErr w:type="spellEnd"/>
+      <w:r>
+        <w:t xml:space="preserve"> </w:t>
       </w:r>
     </w:p>
     <w:p>
@@ -1237,7 +1347,15 @@
         </w:tabs>
       </w:pPr>
       <w:r>
-        <w:t xml:space="preserve">feature-home-product.tsx </w:t>
+        <w:t>feature-home-</w:t>
+      </w:r>
+      <w:proofErr w:type="spellStart"/>
+      <w:r>
+        <w:t>product.tsx</w:t>
+      </w:r>
+      <w:proofErr w:type="spellEnd"/>
+      <w:r>
+        <w:t xml:space="preserve"> </w:t>
       </w:r>
     </w:p>
     <w:p>
@@ -1444,7 +1562,23 @@
         </w:tabs>
       </w:pPr>
       <w:r>
-        <w:t xml:space="preserve">Implemented cart support updates in productDetailClient.ts and cart-context.tsx </w:t>
+        <w:t xml:space="preserve">Implemented cart support updates in </w:t>
+      </w:r>
+      <w:proofErr w:type="spellStart"/>
+      <w:r>
+        <w:t>productDetailClient.ts</w:t>
+      </w:r>
+      <w:proofErr w:type="spellEnd"/>
+      <w:r>
+        <w:t xml:space="preserve"> and cart-</w:t>
+      </w:r>
+      <w:proofErr w:type="spellStart"/>
+      <w:r>
+        <w:t>context.tsx</w:t>
+      </w:r>
+      <w:proofErr w:type="spellEnd"/>
+      <w:r>
+        <w:t xml:space="preserve"> </w:t>
       </w:r>
     </w:p>
     <w:p>
@@ -1649,7 +1783,15 @@
         </w:tabs>
       </w:pPr>
       <w:r>
-        <w:t>Security setup using bcrypt &amp; JWT</w:t>
+        <w:t xml:space="preserve">Security setup using </w:t>
+      </w:r>
+      <w:proofErr w:type="spellStart"/>
+      <w:r>
+        <w:t>bcrypt</w:t>
+      </w:r>
+      <w:proofErr w:type="spellEnd"/>
+      <w:r>
+        <w:t xml:space="preserve"> &amp; JWT</w:t>
       </w:r>
     </w:p>
     <w:p>
@@ -1664,12 +1806,22 @@
       <w:r>
         <w:t xml:space="preserve">- </w:t>
       </w:r>
-      <w:r>
-        <w:t>api-client.ts created API calls and login integration</w:t>
-      </w:r>
-      <w:r>
-        <w:t xml:space="preserve"> – LoginForm.tsx</w:t>
-      </w:r>
+      <w:proofErr w:type="spellStart"/>
+      <w:r>
+        <w:t>api-client.ts</w:t>
+      </w:r>
+      <w:proofErr w:type="spellEnd"/>
+      <w:r>
+        <w:t xml:space="preserve"> created API calls and login integration</w:t>
+      </w:r>
+      <w:r>
+        <w:t xml:space="preserve"> – </w:t>
+      </w:r>
+      <w:proofErr w:type="spellStart"/>
+      <w:r>
+        <w:t>LoginForm.tsx</w:t>
+      </w:r>
+      <w:proofErr w:type="spellEnd"/>
     </w:p>
     <w:p>
       <w:r>
@@ -1745,7 +1897,15 @@
         </w:tabs>
       </w:pPr>
       <w:r>
-        <w:t>Set up Cloudinary base upload/delete logic</w:t>
+        <w:t xml:space="preserve">Set up </w:t>
+      </w:r>
+      <w:proofErr w:type="spellStart"/>
+      <w:r>
+        <w:t>Cloudinary</w:t>
+      </w:r>
+      <w:proofErr w:type="spellEnd"/>
+      <w:r>
+        <w:t xml:space="preserve"> base upload/delete logic</w:t>
       </w:r>
     </w:p>
     <w:p>
@@ -1790,7 +1950,15 @@
         </w:tabs>
       </w:pPr>
       <w:r>
-        <w:t>Configured Multer upload middleware (multer.js)</w:t>
+        <w:t xml:space="preserve">Configured </w:t>
+      </w:r>
+      <w:proofErr w:type="spellStart"/>
+      <w:r>
+        <w:t>Multer</w:t>
+      </w:r>
+      <w:proofErr w:type="spellEnd"/>
+      <w:r>
+        <w:t xml:space="preserve"> upload middleware (multer.js)</w:t>
       </w:r>
     </w:p>
     <w:p>
@@ -1970,7 +2138,15 @@
         </w:tabs>
       </w:pPr>
       <w:r>
-        <w:t>Added image upload handling using Cloudinary CDN flow</w:t>
+        <w:t xml:space="preserve">Added image upload handling using </w:t>
+      </w:r>
+      <w:proofErr w:type="spellStart"/>
+      <w:r>
+        <w:t>Cloudinary</w:t>
+      </w:r>
+      <w:proofErr w:type="spellEnd"/>
+      <w:r>
+        <w:t xml:space="preserve"> CDN flow</w:t>
       </w:r>
     </w:p>
     <w:p>
@@ -2201,7 +2377,15 @@
         </w:tabs>
       </w:pPr>
       <w:r>
-        <w:t xml:space="preserve">Designed and documented APIs using Swagger/OpenAPI for better endpoint visualization, testing, and maintainability. </w:t>
+        <w:t>Designed and documented APIs using Swagger/</w:t>
+      </w:r>
+      <w:proofErr w:type="spellStart"/>
+      <w:r>
+        <w:t>OpenAPI</w:t>
+      </w:r>
+      <w:proofErr w:type="spellEnd"/>
+      <w:r>
+        <w:t xml:space="preserve"> for better endpoint visualization, testing, and maintainability. </w:t>
       </w:r>
     </w:p>
     <w:p>
@@ -2436,8 +2620,21 @@
         <w:spacing w:line="360" w:lineRule="auto"/>
       </w:pPr>
       <w:r>
-        <w:t>Updated related files including ProductDetailClient.tsx and CollectionAddToCartButton.tsx</w:t>
-      </w:r>
+        <w:t xml:space="preserve">Updated related files including </w:t>
+      </w:r>
+      <w:proofErr w:type="spellStart"/>
+      <w:r>
+        <w:t>ProductDetailClient.tsx</w:t>
+      </w:r>
+      <w:proofErr w:type="spellEnd"/>
+      <w:r>
+        <w:t xml:space="preserve"> and </w:t>
+      </w:r>
+      <w:proofErr w:type="spellStart"/>
+      <w:r>
+        <w:t>CollectionAddToCartButton.tsx</w:t>
+      </w:r>
+      <w:proofErr w:type="spellEnd"/>
     </w:p>
     <w:p>
       <w:pPr>
@@ -2568,7 +2765,23 @@
         <w:spacing w:line="360" w:lineRule="auto"/>
       </w:pPr>
       <w:r>
-        <w:t xml:space="preserve">Improved responsiveness of the reusable product collection layout by updating CollectionFilters.tsx and collections/page.tsx. </w:t>
+        <w:t xml:space="preserve">Improved responsiveness of the reusable product collection layout by updating </w:t>
+      </w:r>
+      <w:proofErr w:type="spellStart"/>
+      <w:r>
+        <w:t>CollectionFilters.tsx</w:t>
+      </w:r>
+      <w:proofErr w:type="spellEnd"/>
+      <w:r>
+        <w:t xml:space="preserve"> and collections/</w:t>
+      </w:r>
+      <w:proofErr w:type="spellStart"/>
+      <w:r>
+        <w:t>page.tsx</w:t>
+      </w:r>
+      <w:proofErr w:type="spellEnd"/>
+      <w:r>
+        <w:t xml:space="preserve">. </w:t>
       </w:r>
     </w:p>
     <w:p>
@@ -2722,7 +2935,39 @@
     </w:p>
     <w:p>
       <w:r>
-        <w:t>Currently, the product grid only renders product data (offer_price: 0, is_offer: false), while the actual discount information exists separately in /api/offers. Because of this, the offer name is visible (from offerNameMap or the offers endpoint), but the discounted price and SALE logic are not synced correctly in the UI.</w:t>
+        <w:t>Currently, the product grid only renders product data (</w:t>
+      </w:r>
+      <w:proofErr w:type="spellStart"/>
+      <w:r>
+        <w:t>offer_price</w:t>
+      </w:r>
+      <w:proofErr w:type="spellEnd"/>
+      <w:r>
+        <w:t xml:space="preserve">: 0, </w:t>
+      </w:r>
+      <w:proofErr w:type="spellStart"/>
+      <w:r>
+        <w:t>is_offer</w:t>
+      </w:r>
+      <w:proofErr w:type="spellEnd"/>
+      <w:r>
+        <w:t>: false), while the actual discount information exists separately in /</w:t>
+      </w:r>
+      <w:proofErr w:type="spellStart"/>
+      <w:r>
+        <w:t>api</w:t>
+      </w:r>
+      <w:proofErr w:type="spellEnd"/>
+      <w:r>
+        <w:t xml:space="preserve">/offers. Because of this, the offer name is visible (from </w:t>
+      </w:r>
+      <w:proofErr w:type="spellStart"/>
+      <w:r>
+        <w:t>offerNameMap</w:t>
+      </w:r>
+      <w:proofErr w:type="spellEnd"/>
+      <w:r>
+        <w:t xml:space="preserve"> or the offers endpoint), but the discounted price and SALE logic are not synced correctly in the UI.</w:t>
       </w:r>
     </w:p>
     <w:p>
@@ -2844,7 +3089,15 @@
         <w:t>Toast message</w:t>
       </w:r>
       <w:r>
-        <w:t xml:space="preserve"> Integration in Auth (mactstore):</w:t>
+        <w:t xml:space="preserve"> Integration in Auth (</w:t>
+      </w:r>
+      <w:proofErr w:type="spellStart"/>
+      <w:r>
+        <w:t>mactstore</w:t>
+      </w:r>
+      <w:proofErr w:type="spellEnd"/>
+      <w:r>
+        <w:t>):</w:t>
       </w:r>
     </w:p>
     <w:p>
@@ -2872,11 +3125,32 @@
       </w:r>
       <w:r>
         <w:br/>
-        <w:t>• Analyzed authentication-related frontend files including LoginForm.tsx and Layout.tsx</w:t>
-      </w:r>
+        <w:t xml:space="preserve">• Analyzed authentication-related frontend files including </w:t>
+      </w:r>
+      <w:proofErr w:type="spellStart"/>
+      <w:r>
+        <w:t>LoginForm.tsx</w:t>
+      </w:r>
+      <w:proofErr w:type="spellEnd"/>
+      <w:r>
+        <w:t xml:space="preserve"> and </w:t>
+      </w:r>
+      <w:proofErr w:type="spellStart"/>
+      <w:r>
+        <w:t>Layout.tsx</w:t>
+      </w:r>
+      <w:proofErr w:type="spellEnd"/>
       <w:r>
         <w:br/>
-        <w:t>• Found missing validation issues in RegisterForm.tsx during review</w:t>
+        <w:t xml:space="preserve">• Found missing validation issues in </w:t>
+      </w:r>
+      <w:proofErr w:type="spellStart"/>
+      <w:r>
+        <w:t>RegisterForm.tsx</w:t>
+      </w:r>
+      <w:proofErr w:type="spellEnd"/>
+      <w:r>
+        <w:t xml:space="preserve"> during review</w:t>
       </w:r>
       <w:r>
         <w:br/>
@@ -2894,8 +3168,13 @@
       </w:r>
       <w:r>
         <w:br/>
-        <w:t>• Implemented toast messages and fixed validation issues in RegisterForm.tsx</w:t>
-      </w:r>
+        <w:t xml:space="preserve">• Implemented toast messages and fixed validation issues in </w:t>
+      </w:r>
+      <w:proofErr w:type="spellStart"/>
+      <w:r>
+        <w:t>RegisterForm.tsx</w:t>
+      </w:r>
+      <w:proofErr w:type="spellEnd"/>
     </w:p>
     <w:p>
       <w:pPr>
@@ -3022,7 +3301,15 @@
         </w:numPr>
       </w:pPr>
       <w:r>
-        <w:t xml:space="preserve">Integrated getCategories API to fetch parent and child categories dynamically </w:t>
+        <w:t xml:space="preserve">Integrated </w:t>
+      </w:r>
+      <w:proofErr w:type="spellStart"/>
+      <w:r>
+        <w:t>getCategories</w:t>
+      </w:r>
+      <w:proofErr w:type="spellEnd"/>
+      <w:r>
+        <w:t xml:space="preserve"> API to fetch parent and child categories dynamically </w:t>
       </w:r>
     </w:p>
     <w:p>
@@ -3034,7 +3321,23 @@
         </w:numPr>
       </w:pPr>
       <w:r>
-        <w:t xml:space="preserve">Updated CollectionFilter.tsx and collections/page.tsx </w:t>
+        <w:t xml:space="preserve">Updated </w:t>
+      </w:r>
+      <w:proofErr w:type="spellStart"/>
+      <w:r>
+        <w:t>CollectionFilter.tsx</w:t>
+      </w:r>
+      <w:proofErr w:type="spellEnd"/>
+      <w:r>
+        <w:t xml:space="preserve"> and collections/</w:t>
+      </w:r>
+      <w:proofErr w:type="spellStart"/>
+      <w:r>
+        <w:t>page.tsx</w:t>
+      </w:r>
+      <w:proofErr w:type="spellEnd"/>
+      <w:r>
+        <w:t xml:space="preserve"> </w:t>
       </w:r>
       <w:r>
         <w:t xml:space="preserve"> file</w:t>
@@ -3131,7 +3434,15 @@
         </w:tabs>
       </w:pPr>
       <w:r>
-        <w:t xml:space="preserve">Created OffersContext to fetch offers globally </w:t>
+        <w:t xml:space="preserve">Created </w:t>
+      </w:r>
+      <w:proofErr w:type="spellStart"/>
+      <w:r>
+        <w:t>OffersContext</w:t>
+      </w:r>
+      <w:proofErr w:type="spellEnd"/>
+      <w:r>
+        <w:t xml:space="preserve"> to fetch offers globally </w:t>
       </w:r>
     </w:p>
     <w:p>
@@ -3146,7 +3457,23 @@
         </w:tabs>
       </w:pPr>
       <w:r>
-        <w:t xml:space="preserve">Added useOfferForProduct(productId) hook </w:t>
+        <w:t xml:space="preserve">Added </w:t>
+      </w:r>
+      <w:proofErr w:type="spellStart"/>
+      <w:r>
+        <w:t>useOfferForProduct</w:t>
+      </w:r>
+      <w:proofErr w:type="spellEnd"/>
+      <w:r>
+        <w:t>(</w:t>
+      </w:r>
+      <w:proofErr w:type="spellStart"/>
+      <w:r>
+        <w:t>productId</w:t>
+      </w:r>
+      <w:proofErr w:type="spellEnd"/>
+      <w:r>
+        <w:t xml:space="preserve">) hook </w:t>
       </w:r>
     </w:p>
     <w:p>
@@ -3492,7 +3819,15 @@
         </w:numPr>
       </w:pPr>
       <w:r>
-        <w:t>Fixed issue where Quantity Selector was not being applied correctly—only 1 item was being added to the cart regardless of selected quantity. Root cause was qty not being properly passed to cart logic; ensured qty is correctly forwarded in both Add to Cart and Buy It Now flows. Also fixed Buy It Now pricing inconsistency by aligning it with Add to Cart pricing logic, ensuring offer price is correctly applied from the same calculation source in ProductDetailClient.tsx.</w:t>
+        <w:t xml:space="preserve">Fixed issue where Quantity Selector was not being applied correctly—only 1 item was being added to the cart regardless of selected quantity. Root cause was qty not being properly passed to cart logic; ensured qty is correctly forwarded in both Add to Cart and Buy It Now flows. Also fixed Buy It Now pricing inconsistency by aligning it with Add to Cart pricing logic, ensuring offer price is correctly applied from the same calculation source in </w:t>
+      </w:r>
+      <w:proofErr w:type="spellStart"/>
+      <w:r>
+        <w:t>ProductDetailClient.tsx</w:t>
+      </w:r>
+      <w:proofErr w:type="spellEnd"/>
+      <w:r>
+        <w:t>.</w:t>
       </w:r>
     </w:p>
     <w:p>
@@ -3504,7 +3839,15 @@
         </w:numPr>
       </w:pPr>
       <w:r>
-        <w:t xml:space="preserve">Analyzed MacStore project and identified a minor slider scroll issue along with some responsiveness issues on dashboard and a few pages, mainly on larger screen devices. </w:t>
+        <w:t xml:space="preserve">Analyzed </w:t>
+      </w:r>
+      <w:proofErr w:type="spellStart"/>
+      <w:r>
+        <w:t>MacStore</w:t>
+      </w:r>
+      <w:proofErr w:type="spellEnd"/>
+      <w:r>
+        <w:t xml:space="preserve"> project and identified a minor slider scroll issue along with some responsiveness issues on dashboard and a few pages, mainly on larger screen devices. </w:t>
       </w:r>
     </w:p>
     <w:p>
@@ -3604,8 +3947,13 @@
         <w:t>All issues are resolved, and the section is now fully responsive with smooth scrolling, stable auto-slide on touch devices, and correctly positioned navigation buttons.</w:t>
       </w:r>
       <w:r>
-        <w:t xml:space="preserve"> Chances made in NewLaunchesClient.tsx</w:t>
-      </w:r>
+        <w:t xml:space="preserve"> Chances made in </w:t>
+      </w:r>
+      <w:proofErr w:type="spellStart"/>
+      <w:r>
+        <w:t>NewLaunchesClient.tsx</w:t>
+      </w:r>
+      <w:proofErr w:type="spellEnd"/>
     </w:p>
     <w:p>
       <w:pPr>
@@ -3650,19 +3998,43 @@
         </w:numPr>
       </w:pPr>
       <w:r>
-        <w:t>Worked on making the user dashboard responsive across mobile/tablet devices. Updated AccountDashboardClient.tsx and verified everything is working fine across screen sizes.</w:t>
+        <w:t xml:space="preserve">Worked on making the user dashboard responsive across mobile/tablet devices. Updated </w:t>
+      </w:r>
+      <w:proofErr w:type="spellStart"/>
+      <w:r>
+        <w:t>AccountDashboardClient.tsx</w:t>
+      </w:r>
+      <w:proofErr w:type="spellEnd"/>
+      <w:r>
+        <w:t xml:space="preserve"> and verified everything is working fine across screen sizes.</w:t>
       </w:r>
       <w:r>
         <w:t xml:space="preserve"> </w:t>
       </w:r>
       <w:r>
-        <w:t>While working on this, noticed we are building most layouts from scratch instead of reusing the existing AccountLayout.tsx component (currently used in Orders, Wishlist, Notifications, Personal Info, etc.).</w:t>
+        <w:t xml:space="preserve">While working on this, noticed we are building most layouts from scratch instead of reusing the existing </w:t>
+      </w:r>
+      <w:proofErr w:type="spellStart"/>
+      <w:r>
+        <w:t>AccountLayout.tsx</w:t>
+      </w:r>
+      <w:proofErr w:type="spellEnd"/>
+      <w:r>
+        <w:t xml:space="preserve"> component (currently used in Orders, Wishlist, Notifications, Personal Info, etc.).</w:t>
       </w:r>
       <w:r>
         <w:t xml:space="preserve"> </w:t>
       </w:r>
       <w:r>
-        <w:t>Current implementation is stable and no issues found, but for a cleaner long-term responsive solution we may eventually need to refactor AccountLayout.tsx and reuse it for dashboard-related layouts as well, since adding sidebar responsiveness later would require additional refactoring effort.</w:t>
+        <w:t xml:space="preserve">Current implementation is stable and no issues found, but for a cleaner long-term responsive solution we may eventually need to refactor </w:t>
+      </w:r>
+      <w:proofErr w:type="spellStart"/>
+      <w:r>
+        <w:t>AccountLayout.tsx</w:t>
+      </w:r>
+      <w:proofErr w:type="spellEnd"/>
+      <w:r>
+        <w:t xml:space="preserve"> and reuse it for dashboard-related layouts as well, since adding sidebar responsiveness later would require additional refactoring effort.</w:t>
       </w:r>
     </w:p>
     <w:p>
@@ -3874,8 +4246,13 @@
           <w:tab w:val="num" w:pos="1800"/>
         </w:tabs>
       </w:pPr>
-      <w:r>
-        <w:t>useEffect dependency/state synchronization issue.</w:t>
+      <w:proofErr w:type="spellStart"/>
+      <w:r>
+        <w:t>useEffect</w:t>
+      </w:r>
+      <w:proofErr w:type="spellEnd"/>
+      <w:r>
+        <w:t xml:space="preserve"> dependency/state synchronization issue.</w:t>
       </w:r>
     </w:p>
     <w:p>
@@ -4062,8 +4439,13 @@
           <w:tab w:val="num" w:pos="1080"/>
         </w:tabs>
       </w:pPr>
-      <w:r>
-        <w:t>useEffect dependency issue</w:t>
+      <w:proofErr w:type="spellStart"/>
+      <w:r>
+        <w:t>useEffect</w:t>
+      </w:r>
+      <w:proofErr w:type="spellEnd"/>
+      <w:r>
+        <w:t xml:space="preserve"> dependency issue</w:t>
       </w:r>
     </w:p>
     <w:p>
@@ -4301,8 +4683,13 @@
           <w:tab w:val="num" w:pos="1080"/>
         </w:tabs>
       </w:pPr>
-      <w:r>
-        <w:t>OrderPlaced → Processing → Shipped</w:t>
+      <w:proofErr w:type="spellStart"/>
+      <w:r>
+        <w:t>OrderPlaced</w:t>
+      </w:r>
+      <w:proofErr w:type="spellEnd"/>
+      <w:r>
+        <w:t xml:space="preserve"> → Processing → Shipped</w:t>
       </w:r>
     </w:p>
     <w:p>
@@ -4535,7 +4922,15 @@
     </w:p>
     <w:p>
       <w:r>
-        <w:t>  Observed that profile data updates in backend but UI updates only after refresh (possible useEffect/state sync issue).</w:t>
+        <w:t xml:space="preserve">  Observed that profile data updates in backend but UI updates only after refresh (possible </w:t>
+      </w:r>
+      <w:proofErr w:type="spellStart"/>
+      <w:r>
+        <w:t>useEffect</w:t>
+      </w:r>
+      <w:proofErr w:type="spellEnd"/>
+      <w:r>
+        <w:t>/state sync issue).</w:t>
       </w:r>
     </w:p>
     <w:p>
@@ -4564,8 +4959,13 @@
           <w:tab w:val="num" w:pos="1080"/>
         </w:tabs>
       </w:pPr>
-      <w:r>
-        <w:t>OrderPlaced → Processing → Shipped</w:t>
+      <w:proofErr w:type="spellStart"/>
+      <w:r>
+        <w:t>OrderPlaced</w:t>
+      </w:r>
+      <w:proofErr w:type="spellEnd"/>
+      <w:r>
+        <w:t xml:space="preserve"> → Processing → Shipped</w:t>
       </w:r>
     </w:p>
     <w:p>
@@ -4673,11 +5073,24 @@
         </w:numPr>
       </w:pPr>
       <w:r>
-        <w:t>Fixed an issue where the address was shown in the frontend but not being sent to the backend during profile update; added a currentAddress variable to properly map and send the full address, so now the admin panel is receiving and displaying the correct data.</w:t>
-      </w:r>
-      <w:r>
-        <w:t xml:space="preserve"> Changes made in ProfileInformation.tsx</w:t>
-      </w:r>
+        <w:t xml:space="preserve">Fixed an issue where the address was shown in the frontend but not being sent to the backend during profile update; added a </w:t>
+      </w:r>
+      <w:proofErr w:type="spellStart"/>
+      <w:r>
+        <w:t>currentAddress</w:t>
+      </w:r>
+      <w:proofErr w:type="spellEnd"/>
+      <w:r>
+        <w:t xml:space="preserve"> variable to properly map and send the full address, so now the admin panel is receiving and displaying the correct data.</w:t>
+      </w:r>
+      <w:r>
+        <w:t xml:space="preserve"> Changes made in </w:t>
+      </w:r>
+      <w:proofErr w:type="spellStart"/>
+      <w:r>
+        <w:t>ProfileInformation.tsx</w:t>
+      </w:r>
+      <w:proofErr w:type="spellEnd"/>
     </w:p>
     <w:p>
       <w:pPr>
@@ -4736,7 +5149,23 @@
         </w:numPr>
       </w:pPr>
       <w:r>
-        <w:t xml:space="preserve">Investigated a redirection issue after successful profile update; multiple attempts using setTimeout, router.replace, and navigation fixes were tested, but the redirect was inconsistent and currently handled as a known UX limitation rather than a backend issue. </w:t>
+        <w:t xml:space="preserve">Investigated a redirection issue after successful profile update; multiple attempts using </w:t>
+      </w:r>
+      <w:proofErr w:type="spellStart"/>
+      <w:r>
+        <w:t>setTimeout</w:t>
+      </w:r>
+      <w:proofErr w:type="spellEnd"/>
+      <w:r>
+        <w:t xml:space="preserve">, </w:t>
+      </w:r>
+      <w:proofErr w:type="spellStart"/>
+      <w:r>
+        <w:t>router.replace</w:t>
+      </w:r>
+      <w:proofErr w:type="spellEnd"/>
+      <w:r>
+        <w:t xml:space="preserve">, and navigation fixes were tested, but the redirect was inconsistent and currently handled as a known UX limitation rather than a backend issue. </w:t>
       </w:r>
     </w:p>
     <w:p>
@@ -4847,8 +5276,13 @@
         <w:t>Updated the Profile page email field to read-only, preventing users from editing their email address.</w:t>
       </w:r>
       <w:r>
-        <w:t xml:space="preserve"> File: ProfileInformation.tsx</w:t>
-      </w:r>
+        <w:t xml:space="preserve"> File: </w:t>
+      </w:r>
+      <w:proofErr w:type="spellStart"/>
+      <w:r>
+        <w:t>ProfileInformation.tsx</w:t>
+      </w:r>
+      <w:proofErr w:type="spellEnd"/>
     </w:p>
     <w:p>
       <w:pPr>
@@ -4871,6 +5305,7 @@
         </w:rPr>
         <w:t xml:space="preserve">Investigated and cleaned up carousel slider styling by reviewing the </w:t>
       </w:r>
+      <w:proofErr w:type="spellStart"/>
       <w:r>
         <w:rPr>
           <w:rFonts w:ascii="Courier New" w:eastAsia="Times New Roman" w:hAnsi="Courier New" w:cs="Courier New"/>
@@ -4879,7 +5314,18 @@
           <w:szCs w:val="20"/>
           <w14:ligatures w14:val="none"/>
         </w:rPr>
-        <w:t>nl-marquee-wrap</w:t>
+        <w:t>nl</w:t>
+      </w:r>
+      <w:proofErr w:type="spellEnd"/>
+      <w:r>
+        <w:rPr>
+          <w:rFonts w:ascii="Courier New" w:eastAsia="Times New Roman" w:hAnsi="Courier New" w:cs="Courier New"/>
+          <w:kern w:val="0"/>
+          <w:sz w:val="20"/>
+          <w:szCs w:val="20"/>
+          <w14:ligatures w14:val="none"/>
+        </w:rPr>
+        <w:t>-marquee-wrap</w:t>
       </w:r>
       <w:r>
         <w:rPr>
@@ -4895,8 +5341,18 @@
           <w:kern w:val="0"/>
           <w14:ligatures w14:val="none"/>
         </w:rPr>
-        <w:t xml:space="preserve"> File: ProfileInformation.tsx</w:t>
-      </w:r>
+        <w:t xml:space="preserve"> File: </w:t>
+      </w:r>
+      <w:proofErr w:type="spellStart"/>
+      <w:r>
+        <w:rPr>
+          <w:rFonts w:ascii="Times New Roman" w:eastAsia="Times New Roman" w:hAnsi="Times New Roman" w:cs="Times New Roman"/>
+          <w:kern w:val="0"/>
+          <w14:ligatures w14:val="none"/>
+        </w:rPr>
+        <w:t>ProfileInformation.tsx</w:t>
+      </w:r>
+      <w:proofErr w:type="spellEnd"/>
     </w:p>
     <w:p>
       <w:pPr>
@@ -4907,14 +5363,51 @@
         </w:numPr>
       </w:pPr>
       <w:r>
-        <w:t>Fix: remove those local states and use customer.phone / customer.address directly, or add a useEffect that syncs them whenever customer changes. This restores proper reactivity and removes the need to refresh.</w:t>
+        <w:t xml:space="preserve">Fix: remove those local states and use </w:t>
+      </w:r>
+      <w:proofErr w:type="spellStart"/>
+      <w:r>
+        <w:t>customer.phone</w:t>
+      </w:r>
+      <w:proofErr w:type="spellEnd"/>
+      <w:r>
+        <w:t xml:space="preserve"> / </w:t>
+      </w:r>
+      <w:proofErr w:type="spellStart"/>
+      <w:r>
+        <w:t>customer.address</w:t>
+      </w:r>
+      <w:proofErr w:type="spellEnd"/>
+      <w:r>
+        <w:t xml:space="preserve"> directly, or add a </w:t>
+      </w:r>
+      <w:proofErr w:type="spellStart"/>
+      <w:r>
+        <w:t>useEffect</w:t>
+      </w:r>
+      <w:proofErr w:type="spellEnd"/>
+      <w:r>
+        <w:t xml:space="preserve"> that syncs them whenever customer changes. This restores proper reactivity and removes the need to refresh.</w:t>
       </w:r>
       <w:r>
         <w:t xml:space="preserve"> </w:t>
       </w:r>
       <w:r>
-        <w:t>File: ProfileInformation.tsx, AuthContext.tsx</w:t>
-      </w:r>
+        <w:t xml:space="preserve">File: </w:t>
+      </w:r>
+      <w:proofErr w:type="spellStart"/>
+      <w:r>
+        <w:t>ProfileInformation.tsx</w:t>
+      </w:r>
+      <w:proofErr w:type="spellEnd"/>
+      <w:r>
+        <w:t xml:space="preserve">, </w:t>
+      </w:r>
+      <w:proofErr w:type="spellStart"/>
+      <w:r>
+        <w:t>AuthContext.tsx</w:t>
+      </w:r>
+      <w:proofErr w:type="spellEnd"/>
     </w:p>
     <w:p>
       <w:pPr>
@@ -5184,7 +5677,15 @@
         <w:spacing w:line="360" w:lineRule="auto"/>
       </w:pPr>
       <w:r>
-        <w:t>Implemented phone number validation on the checkout page using libphonenumber-js.</w:t>
+        <w:t xml:space="preserve">Implemented phone number validation on the checkout page using </w:t>
+      </w:r>
+      <w:proofErr w:type="spellStart"/>
+      <w:r>
+        <w:t>libphonenumber-js</w:t>
+      </w:r>
+      <w:proofErr w:type="spellEnd"/>
+      <w:r>
+        <w:t>.</w:t>
       </w:r>
       <w:r>
         <w:t xml:space="preserve"> </w:t>
@@ -5220,7 +5721,23 @@
         <w:ind w:left="1800"/>
       </w:pPr>
       <w:r>
-        <w:t xml:space="preserve">Dependencies: package.json, package-lock.json </w:t>
+        <w:t xml:space="preserve">Dependencies: </w:t>
+      </w:r>
+      <w:proofErr w:type="spellStart"/>
+      <w:r>
+        <w:t>package.json</w:t>
+      </w:r>
+      <w:proofErr w:type="spellEnd"/>
+      <w:r>
+        <w:t>, package-</w:t>
+      </w:r>
+      <w:proofErr w:type="spellStart"/>
+      <w:r>
+        <w:t>lock.json</w:t>
+      </w:r>
+      <w:proofErr w:type="spellEnd"/>
+      <w:r>
+        <w:t xml:space="preserve"> </w:t>
       </w:r>
     </w:p>
     <w:p>
@@ -5237,8 +5754,21 @@
         <w:ind w:left="1800"/>
       </w:pPr>
       <w:r>
-        <w:t>Code changes: CheckoutPageClient.tsx, ShippingForm.tsx</w:t>
-      </w:r>
+        <w:t xml:space="preserve">Code changes: </w:t>
+      </w:r>
+      <w:proofErr w:type="spellStart"/>
+      <w:r>
+        <w:t>CheckoutPageClient.tsx</w:t>
+      </w:r>
+      <w:proofErr w:type="spellEnd"/>
+      <w:r>
+        <w:t xml:space="preserve">, </w:t>
+      </w:r>
+      <w:proofErr w:type="spellStart"/>
+      <w:r>
+        <w:t>ShippingForm.tsx</w:t>
+      </w:r>
+      <w:proofErr w:type="spellEnd"/>
     </w:p>
     <w:p>
       <w:pPr>
@@ -5495,7 +6025,15 @@
         <w:t>layered architecture</w:t>
       </w:r>
       <w:r>
-        <w:t xml:space="preserve"> where all location logic is centralized inside a lib/location.ts service layer. This layer acts as the single source of truth and allows custom overrides (such as manually defined Nepal provinces) while still falling back to the external library for other countries.</w:t>
+        <w:t xml:space="preserve"> where all location logic is centralized inside a lib/</w:t>
+      </w:r>
+      <w:proofErr w:type="spellStart"/>
+      <w:r>
+        <w:t>location.ts</w:t>
+      </w:r>
+      <w:proofErr w:type="spellEnd"/>
+      <w:r>
+        <w:t xml:space="preserve"> service layer. This layer acts as the single source of truth and allows custom overrides (such as manually defined Nepal provinces) while still falling back to the external library for other countries.</w:t>
       </w:r>
     </w:p>
     <w:p>
@@ -5640,7 +6178,15 @@
       </w:pPr>
       <w:r>
         <w:lastRenderedPageBreak/>
-        <w:t xml:space="preserve">All location logic should live in a centralized lib/location.ts layer </w:t>
+        <w:t>All location logic should live in a centralized lib/</w:t>
+      </w:r>
+      <w:proofErr w:type="spellStart"/>
+      <w:r>
+        <w:t>location.ts</w:t>
+      </w:r>
+      <w:proofErr w:type="spellEnd"/>
+      <w:r>
+        <w:t xml:space="preserve"> layer </w:t>
       </w:r>
     </w:p>
     <w:p>
@@ -5713,7 +6259,25 @@
           <w:kern w:val="0"/>
           <w14:ligatures w14:val="none"/>
         </w:rPr>
-        <w:t xml:space="preserve"> npm package to get location data locally </w:t>
+        <w:t xml:space="preserve"> </w:t>
+      </w:r>
+      <w:proofErr w:type="spellStart"/>
+      <w:r>
+        <w:rPr>
+          <w:rFonts w:ascii="Times New Roman" w:eastAsia="Times New Roman" w:hAnsi="Times New Roman" w:cs="Times New Roman"/>
+          <w:kern w:val="0"/>
+          <w14:ligatures w14:val="none"/>
+        </w:rPr>
+        <w:t>npm</w:t>
+      </w:r>
+      <w:proofErr w:type="spellEnd"/>
+      <w:r>
+        <w:rPr>
+          <w:rFonts w:ascii="Times New Roman" w:eastAsia="Times New Roman" w:hAnsi="Times New Roman" w:cs="Times New Roman"/>
+          <w:kern w:val="0"/>
+          <w14:ligatures w14:val="none"/>
+        </w:rPr>
+        <w:t xml:space="preserve"> package to get location data locally </w:t>
       </w:r>
     </w:p>
     <w:p>
@@ -5767,38 +6331,9 @@
           <w:szCs w:val="20"/>
           <w14:ligatures w14:val="none"/>
         </w:rPr>
-        <w:t>lib/location.ts</w:t>
-      </w:r>
-      <w:r>
-        <w:rPr>
-          <w:rFonts w:ascii="Times New Roman" w:eastAsia="Times New Roman" w:hAnsi="Times New Roman" w:cs="Times New Roman"/>
-          <w:kern w:val="0"/>
-          <w14:ligatures w14:val="none"/>
-        </w:rPr>
-        <w:t xml:space="preserve"> layer to manage all location logic </w:t>
-      </w:r>
-    </w:p>
-    <w:p>
-      <w:pPr>
-        <w:numPr>
-          <w:ilvl w:val="0"/>
-          <w:numId w:val="48"/>
-        </w:numPr>
-        <w:spacing w:before="100" w:beforeAutospacing="1" w:after="100" w:afterAutospacing="1" w:line="240" w:lineRule="auto"/>
-        <w:rPr>
-          <w:rFonts w:ascii="Times New Roman" w:eastAsia="Times New Roman" w:hAnsi="Times New Roman" w:cs="Times New Roman"/>
-          <w:kern w:val="0"/>
-          <w14:ligatures w14:val="none"/>
-        </w:rPr>
-      </w:pPr>
-      <w:r>
-        <w:rPr>
-          <w:rFonts w:ascii="Times New Roman" w:eastAsia="Times New Roman" w:hAnsi="Times New Roman" w:cs="Times New Roman"/>
-          <w:kern w:val="0"/>
-          <w14:ligatures w14:val="none"/>
-        </w:rPr>
-        <w:t>Added custom override for Nepal using static data (</w:t>
-      </w:r>
+        <w:t>lib/</w:t>
+      </w:r>
+      <w:proofErr w:type="spellStart"/>
       <w:r>
         <w:rPr>
           <w:rFonts w:ascii="Times New Roman" w:eastAsia="Times New Roman" w:hAnsi="Times New Roman" w:cs="Times New Roman"/>
@@ -5807,15 +6342,16 @@
           <w:szCs w:val="20"/>
           <w14:ligatures w14:val="none"/>
         </w:rPr>
-        <w:t>nepal.ts</w:t>
-      </w:r>
+        <w:t>location.ts</w:t>
+      </w:r>
+      <w:proofErr w:type="spellEnd"/>
       <w:r>
         <w:rPr>
           <w:rFonts w:ascii="Times New Roman" w:eastAsia="Times New Roman" w:hAnsi="Times New Roman" w:cs="Times New Roman"/>
           <w:kern w:val="0"/>
           <w14:ligatures w14:val="none"/>
         </w:rPr>
-        <w:t xml:space="preserve">) </w:t>
+        <w:t xml:space="preserve"> layer to manage all location logic </w:t>
       </w:r>
     </w:p>
     <w:p>
@@ -5837,52 +6373,9 @@
           <w:kern w:val="0"/>
           <w14:ligatures w14:val="none"/>
         </w:rPr>
-        <w:t xml:space="preserve">Built API routes in Next.js for states and cities fetching </w:t>
-      </w:r>
-    </w:p>
-    <w:p>
-      <w:pPr>
-        <w:numPr>
-          <w:ilvl w:val="0"/>
-          <w:numId w:val="48"/>
-        </w:numPr>
-        <w:spacing w:before="100" w:beforeAutospacing="1" w:after="100" w:afterAutospacing="1" w:line="240" w:lineRule="auto"/>
-        <w:rPr>
-          <w:rFonts w:ascii="Times New Roman" w:eastAsia="Times New Roman" w:hAnsi="Times New Roman" w:cs="Times New Roman"/>
-          <w:kern w:val="0"/>
-          <w14:ligatures w14:val="none"/>
-        </w:rPr>
-      </w:pPr>
-      <w:r>
-        <w:rPr>
-          <w:rFonts w:ascii="Times New Roman" w:eastAsia="Times New Roman" w:hAnsi="Times New Roman" w:cs="Times New Roman"/>
-          <w:kern w:val="0"/>
-          <w14:ligatures w14:val="none"/>
-        </w:rPr>
-        <w:t xml:space="preserve">Implemented city autocomplete with search and filtering </w:t>
-      </w:r>
-    </w:p>
-    <w:p>
-      <w:pPr>
-        <w:numPr>
-          <w:ilvl w:val="0"/>
-          <w:numId w:val="48"/>
-        </w:numPr>
-        <w:spacing w:before="100" w:beforeAutospacing="1" w:after="100" w:afterAutospacing="1" w:line="240" w:lineRule="auto"/>
-        <w:rPr>
-          <w:rFonts w:ascii="Times New Roman" w:eastAsia="Times New Roman" w:hAnsi="Times New Roman" w:cs="Times New Roman"/>
-          <w:kern w:val="0"/>
-          <w14:ligatures w14:val="none"/>
-        </w:rPr>
-      </w:pPr>
-      <w:r>
-        <w:rPr>
-          <w:rFonts w:ascii="Times New Roman" w:eastAsia="Times New Roman" w:hAnsi="Times New Roman" w:cs="Times New Roman"/>
-          <w:kern w:val="0"/>
-          <w14:ligatures w14:val="none"/>
-        </w:rPr>
-        <w:t>Used React hooks (</w:t>
-      </w:r>
+        <w:t>Added custom override for Nepal using static data (</w:t>
+      </w:r>
+      <w:proofErr w:type="spellStart"/>
       <w:r>
         <w:rPr>
           <w:rFonts w:ascii="Times New Roman" w:eastAsia="Times New Roman" w:hAnsi="Times New Roman" w:cs="Times New Roman"/>
@@ -5891,16 +6384,84 @@
           <w:szCs w:val="20"/>
           <w14:ligatures w14:val="none"/>
         </w:rPr>
-        <w:t>useState</w:t>
-      </w:r>
+        <w:t>nepal.ts</w:t>
+      </w:r>
+      <w:proofErr w:type="spellEnd"/>
       <w:r>
         <w:rPr>
           <w:rFonts w:ascii="Times New Roman" w:eastAsia="Times New Roman" w:hAnsi="Times New Roman" w:cs="Times New Roman"/>
           <w:kern w:val="0"/>
           <w14:ligatures w14:val="none"/>
         </w:rPr>
-        <w:t xml:space="preserve">, </w:t>
-      </w:r>
+        <w:t xml:space="preserve">) </w:t>
+      </w:r>
+    </w:p>
+    <w:p>
+      <w:pPr>
+        <w:numPr>
+          <w:ilvl w:val="0"/>
+          <w:numId w:val="48"/>
+        </w:numPr>
+        <w:spacing w:before="100" w:beforeAutospacing="1" w:after="100" w:afterAutospacing="1" w:line="240" w:lineRule="auto"/>
+        <w:rPr>
+          <w:rFonts w:ascii="Times New Roman" w:eastAsia="Times New Roman" w:hAnsi="Times New Roman" w:cs="Times New Roman"/>
+          <w:kern w:val="0"/>
+          <w14:ligatures w14:val="none"/>
+        </w:rPr>
+      </w:pPr>
+      <w:r>
+        <w:rPr>
+          <w:rFonts w:ascii="Times New Roman" w:eastAsia="Times New Roman" w:hAnsi="Times New Roman" w:cs="Times New Roman"/>
+          <w:kern w:val="0"/>
+          <w14:ligatures w14:val="none"/>
+        </w:rPr>
+        <w:t xml:space="preserve">Built API routes in Next.js for states and cities fetching </w:t>
+      </w:r>
+    </w:p>
+    <w:p>
+      <w:pPr>
+        <w:numPr>
+          <w:ilvl w:val="0"/>
+          <w:numId w:val="48"/>
+        </w:numPr>
+        <w:spacing w:before="100" w:beforeAutospacing="1" w:after="100" w:afterAutospacing="1" w:line="240" w:lineRule="auto"/>
+        <w:rPr>
+          <w:rFonts w:ascii="Times New Roman" w:eastAsia="Times New Roman" w:hAnsi="Times New Roman" w:cs="Times New Roman"/>
+          <w:kern w:val="0"/>
+          <w14:ligatures w14:val="none"/>
+        </w:rPr>
+      </w:pPr>
+      <w:r>
+        <w:rPr>
+          <w:rFonts w:ascii="Times New Roman" w:eastAsia="Times New Roman" w:hAnsi="Times New Roman" w:cs="Times New Roman"/>
+          <w:kern w:val="0"/>
+          <w14:ligatures w14:val="none"/>
+        </w:rPr>
+        <w:t xml:space="preserve">Implemented city autocomplete with search and filtering </w:t>
+      </w:r>
+    </w:p>
+    <w:p>
+      <w:pPr>
+        <w:numPr>
+          <w:ilvl w:val="0"/>
+          <w:numId w:val="48"/>
+        </w:numPr>
+        <w:spacing w:before="100" w:beforeAutospacing="1" w:after="100" w:afterAutospacing="1" w:line="240" w:lineRule="auto"/>
+        <w:rPr>
+          <w:rFonts w:ascii="Times New Roman" w:eastAsia="Times New Roman" w:hAnsi="Times New Roman" w:cs="Times New Roman"/>
+          <w:kern w:val="0"/>
+          <w14:ligatures w14:val="none"/>
+        </w:rPr>
+      </w:pPr>
+      <w:r>
+        <w:rPr>
+          <w:rFonts w:ascii="Times New Roman" w:eastAsia="Times New Roman" w:hAnsi="Times New Roman" w:cs="Times New Roman"/>
+          <w:kern w:val="0"/>
+          <w14:ligatures w14:val="none"/>
+        </w:rPr>
+        <w:t>Used React hooks (</w:t>
+      </w:r>
+      <w:proofErr w:type="spellStart"/>
       <w:r>
         <w:rPr>
           <w:rFonts w:ascii="Times New Roman" w:eastAsia="Times New Roman" w:hAnsi="Times New Roman" w:cs="Times New Roman"/>
@@ -5909,8 +6470,9 @@
           <w:szCs w:val="20"/>
           <w14:ligatures w14:val="none"/>
         </w:rPr>
-        <w:t>useEffect</w:t>
-      </w:r>
+        <w:t>useState</w:t>
+      </w:r>
+      <w:proofErr w:type="spellEnd"/>
       <w:r>
         <w:rPr>
           <w:rFonts w:ascii="Times New Roman" w:eastAsia="Times New Roman" w:hAnsi="Times New Roman" w:cs="Times New Roman"/>
@@ -5919,6 +6481,7 @@
         </w:rPr>
         <w:t xml:space="preserve">, </w:t>
       </w:r>
+      <w:proofErr w:type="spellStart"/>
       <w:r>
         <w:rPr>
           <w:rFonts w:ascii="Times New Roman" w:eastAsia="Times New Roman" w:hAnsi="Times New Roman" 